--- a/szakdolgozat.docx
+++ b/szakdolgozat.docx
@@ -778,6 +778,931 @@
       </w:r>
       <w:r>
         <w:t xml:space="preserve"> egy logikus és megvalósítható program összeállítására.</w:t>
+      </w:r>
+    </w:p>
+    <w:p>
+      <w:pPr>
+        <w:rPr>
+          <w:b/>
+          <w:bCs/>
+          <w:sz w:val="32"/>
+          <w:szCs w:val="32"/>
+        </w:rPr>
+      </w:pPr>
+      <w:r>
+        <w:rPr>
+          <w:b/>
+          <w:bCs/>
+          <w:sz w:val="32"/>
+          <w:szCs w:val="32"/>
+        </w:rPr>
+        <w:t>2. Felhasznált technológiák</w:t>
+      </w:r>
+    </w:p>
+    <w:p>
+      <w:pPr>
+        <w:rPr>
+          <w:sz w:val="28"/>
+          <w:szCs w:val="28"/>
+        </w:rPr>
+      </w:pPr>
+      <w:r>
+        <w:rPr>
+          <w:sz w:val="28"/>
+          <w:szCs w:val="28"/>
+        </w:rPr>
+        <w:t>2.1. HTML</w:t>
+      </w:r>
+    </w:p>
+    <w:p>
+      <w:r>
+        <w:t xml:space="preserve">A HTML (HyperText Markup Language) </w:t>
+      </w:r>
+      <w:r>
+        <w:t xml:space="preserve">egy, a weboldalak vázát adó leíró nyelv. A projektemben HTML segítségével alakítottam ki az oldalak alapvető felépítését, például a fejléceket, gombokat. </w:t>
+      </w:r>
+    </w:p>
+    <w:p>
+      <w:pPr>
+        <w:rPr>
+          <w:sz w:val="28"/>
+          <w:szCs w:val="28"/>
+        </w:rPr>
+      </w:pPr>
+      <w:r>
+        <w:rPr>
+          <w:sz w:val="28"/>
+          <w:szCs w:val="28"/>
+        </w:rPr>
+        <w:t>2.2. CSS</w:t>
+      </w:r>
+    </w:p>
+    <w:p>
+      <w:r>
+        <w:t xml:space="preserve">A CSS (Cascading Style Sheets) </w:t>
+      </w:r>
+      <w:r>
+        <w:t xml:space="preserve">a megjelenésért felelős stílusleíró nyelv. A projekt során ezt használtam a vizuális megjelenés kialakítására, beleértve a színeket, elrendezést és az egységes kinézetet. </w:t>
+      </w:r>
+    </w:p>
+    <w:p>
+      <w:pPr>
+        <w:rPr>
+          <w:sz w:val="28"/>
+          <w:szCs w:val="28"/>
+        </w:rPr>
+      </w:pPr>
+      <w:r>
+        <w:rPr>
+          <w:sz w:val="28"/>
+          <w:szCs w:val="28"/>
+        </w:rPr>
+        <w:t>2.3. JavaScript</w:t>
+      </w:r>
+    </w:p>
+    <w:p>
+      <w:pPr>
+        <w:rPr>
+          <w:sz w:val="28"/>
+          <w:szCs w:val="28"/>
+        </w:rPr>
+      </w:pPr>
+      <w:r>
+        <w:t>A JavaScript egy</w:t>
+      </w:r>
+      <w:r>
+        <w:rPr>
+          <w:sz w:val="28"/>
+          <w:szCs w:val="28"/>
+        </w:rPr>
+        <w:t xml:space="preserve"> </w:t>
+      </w:r>
+      <w:r>
+        <w:t>kliensoldali programozási nyelv, amely használtával interaktívvá tehetők a weboldalak. Ezt a dinamikus működés elérése érdekében alkalmaztam, például űrlapok validálására vagy felhasználói műveletekre adott visszajelzésekre.</w:t>
+      </w:r>
+      <w:r>
+        <w:rPr>
+          <w:sz w:val="28"/>
+          <w:szCs w:val="28"/>
+        </w:rPr>
+        <w:t xml:space="preserve"> </w:t>
+      </w:r>
+    </w:p>
+    <w:p>
+      <w:pPr>
+        <w:rPr>
+          <w:sz w:val="28"/>
+          <w:szCs w:val="28"/>
+        </w:rPr>
+      </w:pPr>
+      <w:r>
+        <w:rPr>
+          <w:sz w:val="28"/>
+          <w:szCs w:val="28"/>
+        </w:rPr>
+        <w:t>2.4. Leaflet</w:t>
+      </w:r>
+    </w:p>
+    <w:p>
+      <w:r>
+        <w:t>A Leaflet egy nyílt forráskódú JavaScript könyvtár, ami interaktív térkép megjelenítést biztosít. Ez a projektemben a térképes funkciók megvalósítására, például a térképen jelölők kezelésére szolgált.</w:t>
+      </w:r>
+    </w:p>
+    <w:p>
+      <w:pPr>
+        <w:rPr>
+          <w:sz w:val="28"/>
+          <w:szCs w:val="28"/>
+        </w:rPr>
+      </w:pPr>
+      <w:r>
+        <w:rPr>
+          <w:sz w:val="28"/>
+          <w:szCs w:val="28"/>
+        </w:rPr>
+        <w:lastRenderedPageBreak/>
+        <w:t>2.5. Python</w:t>
+      </w:r>
+    </w:p>
+    <w:p>
+      <w:r>
+        <w:t>A Python egy magas szintű, általános célú programozási nyelv. A backend logika megvalósítására használtam, mivel egyszerű szintaxisa és széles körű könyvtártámogatása miatt kifejezetten jó webes rendszerek fejlesztésére.</w:t>
+      </w:r>
+    </w:p>
+    <w:p>
+      <w:pPr>
+        <w:rPr>
+          <w:sz w:val="28"/>
+          <w:szCs w:val="28"/>
+        </w:rPr>
+      </w:pPr>
+      <w:r>
+        <w:rPr>
+          <w:sz w:val="28"/>
+          <w:szCs w:val="28"/>
+        </w:rPr>
+        <w:t>2.6. FastAPI</w:t>
+      </w:r>
+    </w:p>
+    <w:p>
+      <w:r>
+        <w:t xml:space="preserve">A </w:t>
+      </w:r>
+      <w:r>
+        <w:t>FastAPI egy modern, nagy teljesítményű Python webes keretrendszer API-k készítéséhez.</w:t>
+      </w:r>
+      <w:r>
+        <w:t xml:space="preserve"> A projekt backend része erre épült, ami gyors működést, automatikus dokumentációt (Swagger UI) és könnyű aszinkron programozást biztosít, valamint jelentősen leegyszerűsíti a REST végpontok létrehozását.</w:t>
+      </w:r>
+    </w:p>
+    <w:p>
+      <w:pPr>
+        <w:rPr>
+          <w:sz w:val="28"/>
+          <w:szCs w:val="28"/>
+        </w:rPr>
+      </w:pPr>
+      <w:r>
+        <w:rPr>
+          <w:sz w:val="28"/>
+          <w:szCs w:val="28"/>
+        </w:rPr>
+        <w:t>2.7. PostgreSQL</w:t>
+      </w:r>
+    </w:p>
+    <w:p>
+      <w:r>
+        <w:t xml:space="preserve">A </w:t>
+      </w:r>
+      <w:r>
+        <w:t>PostgreSQL egy nyílt forráskódú relációs adatbázis-kezelő rendszer, am</w:t>
+      </w:r>
+      <w:r>
+        <w:t>it</w:t>
+      </w:r>
+      <w:r>
+        <w:t xml:space="preserve"> az alkalmazás adatainak tárolására használtam. Stabilitása, megbízhatósága és fejlett SQL támogatása miatt ideális választás komplex adatszerkezetek kezelésére.</w:t>
+      </w:r>
+    </w:p>
+    <w:p>
+      <w:pPr>
+        <w:rPr>
+          <w:sz w:val="28"/>
+          <w:szCs w:val="28"/>
+        </w:rPr>
+      </w:pPr>
+      <w:r>
+        <w:rPr>
+          <w:sz w:val="28"/>
+          <w:szCs w:val="28"/>
+        </w:rPr>
+        <w:t>2.8. SQLAlchemy</w:t>
+      </w:r>
+    </w:p>
+    <w:p>
+      <w:r>
+        <w:t>Az SQLAlchemy egy Python ORM (Object Relational Mapper), ami lehetővé teszi az adatbázis kezelést objektumorientált módon. A projektemben az adatbázis műveletek leegyszerűsítésére szolgál, hogy ne legyen minden esetben szükséges közvetlen SQL lekérdezéseket írni.</w:t>
+      </w:r>
+    </w:p>
+    <w:p>
+      <w:pPr>
+        <w:rPr>
+          <w:sz w:val="28"/>
+          <w:szCs w:val="28"/>
+        </w:rPr>
+      </w:pPr>
+      <w:r>
+        <w:rPr>
+          <w:sz w:val="28"/>
+          <w:szCs w:val="28"/>
+        </w:rPr>
+        <w:t>2.9. DeepSeek API</w:t>
+      </w:r>
+    </w:p>
+    <w:p>
+      <w:r>
+        <w:t xml:space="preserve">A DeepSeek API-ja mesterséges intelligencia alapú szolgáltatásokat biztosít. </w:t>
+      </w:r>
+      <w:r>
+        <w:t>Ebben a projektben AI funkciók megvalósítására szolgál.</w:t>
+      </w:r>
+    </w:p>
+    <w:p>
+      <w:pPr>
+        <w:rPr>
+          <w:sz w:val="28"/>
+          <w:szCs w:val="28"/>
+        </w:rPr>
+      </w:pPr>
+      <w:r>
+        <w:rPr>
+          <w:sz w:val="28"/>
+          <w:szCs w:val="28"/>
+        </w:rPr>
+        <w:t>2.10. Ollama</w:t>
+      </w:r>
+    </w:p>
+    <w:p>
+      <w:r>
+        <w:t xml:space="preserve">Az </w:t>
+      </w:r>
+      <w:r>
+        <w:t>Ollama egy helyben futtatható</w:t>
+      </w:r>
+      <w:r>
+        <w:t>,</w:t>
+      </w:r>
+      <w:r>
+        <w:t xml:space="preserve"> nagy nyelvi modellek kezelésére szolgáló eszköz. Segítségével </w:t>
+      </w:r>
+      <w:r>
+        <w:t>az AI</w:t>
+      </w:r>
+      <w:r>
+        <w:t xml:space="preserve"> modellek lokálisan is futtathatók</w:t>
+      </w:r>
+      <w:r>
+        <w:t>,</w:t>
+      </w:r>
+      <w:r>
+        <w:t xml:space="preserve"> internetkapcsolat nélkül, ami növeli a rugalmasságot és az adatbiztonságot</w:t>
+      </w:r>
+      <w:r>
+        <w:t>.</w:t>
+      </w:r>
+    </w:p>
+    <w:p>
+      <w:pPr>
+        <w:rPr>
+          <w:sz w:val="28"/>
+          <w:szCs w:val="28"/>
+        </w:rPr>
+      </w:pPr>
+      <w:r>
+        <w:rPr>
+          <w:sz w:val="28"/>
+          <w:szCs w:val="28"/>
+        </w:rPr>
+        <w:t>2.11. OpenStreetMap / Nominatim</w:t>
+      </w:r>
+    </w:p>
+    <w:p>
+      <w:r>
+        <w:t xml:space="preserve">Az OpenStreetMap egy nyílt térképes adatbázis, amit világszerte közösségi alapon szerkesztenek. </w:t>
+      </w:r>
+      <w:r>
+        <w:t>A Nominatim geokódoló szolgáltatás ennek része, am</w:t>
+      </w:r>
+      <w:r>
+        <w:t>i</w:t>
+      </w:r>
+      <w:r>
+        <w:t xml:space="preserve"> lehetővé teszi címek koordinátákká alakítását és fordítva. A projektben ezek a térképes keresés és helymegjelenítés alapját adják.</w:t>
+      </w:r>
+    </w:p>
+    <w:p>
+      <w:pPr>
+        <w:rPr>
+          <w:sz w:val="28"/>
+          <w:szCs w:val="28"/>
+        </w:rPr>
+      </w:pPr>
+    </w:p>
+    <w:p>
+      <w:pPr>
+        <w:rPr>
+          <w:sz w:val="28"/>
+          <w:szCs w:val="28"/>
+        </w:rPr>
+      </w:pPr>
+    </w:p>
+    <w:p>
+      <w:pPr>
+        <w:rPr>
+          <w:sz w:val="28"/>
+          <w:szCs w:val="28"/>
+        </w:rPr>
+      </w:pPr>
+      <w:r>
+        <w:rPr>
+          <w:sz w:val="28"/>
+          <w:szCs w:val="28"/>
+        </w:rPr>
+        <w:lastRenderedPageBreak/>
+        <w:t>2.12. Google O</w:t>
+      </w:r>
+      <w:r>
+        <w:rPr>
+          <w:sz w:val="28"/>
+          <w:szCs w:val="28"/>
+        </w:rPr>
+        <w:t>A</w:t>
+      </w:r>
+      <w:r>
+        <w:rPr>
+          <w:sz w:val="28"/>
+          <w:szCs w:val="28"/>
+        </w:rPr>
+        <w:t>uth</w:t>
+      </w:r>
+    </w:p>
+    <w:p>
+      <w:r>
+        <w:t xml:space="preserve">A Google OAuth egy hitelesítési és engedélyezési rendszer, ami lehetővé teszi a felhasználóknak, hogy Google fiókjukkal bejelentkezzenek külső alkalmazásokba. </w:t>
+      </w:r>
+      <w:r>
+        <w:t>A projektemben opcionális bejelentkezési módként szerepel, ami egyszerűbbé és biztonságosabbá teszi a felhasználók azonosítását.</w:t>
+      </w:r>
+    </w:p>
+    <w:p>
+      <w:pPr>
+        <w:rPr>
+          <w:sz w:val="28"/>
+          <w:szCs w:val="28"/>
+        </w:rPr>
+      </w:pPr>
+      <w:r>
+        <w:rPr>
+          <w:sz w:val="28"/>
+          <w:szCs w:val="28"/>
+        </w:rPr>
+        <w:t>2.13. Tesztelés: pytest, pytest-asyncio, pytest-cov, GitHub Actions</w:t>
+      </w:r>
+    </w:p>
+    <w:p>
+      <w:r>
+        <w:t>A projekt során a szoftver minőségének biztosítása érdekében automatizált tesztelést alkalmaztam. A tesztelés célja a hibák korai felismerése, a kód megbízhatóságának növelése, valamint a későbbi módosítások biztonságosabbá tétele volt.</w:t>
+      </w:r>
+    </w:p>
+    <w:p>
+      <w:r>
+        <w:t xml:space="preserve">A </w:t>
+      </w:r>
+      <w:r>
+        <w:t>pytest egy népszerű Python tesztelési keretrendszer, am</w:t>
+      </w:r>
+      <w:r>
+        <w:t>it</w:t>
+      </w:r>
+      <w:r>
+        <w:t xml:space="preserve"> az egységtesztek megírására és futtatására használtam. Egyszerű szintaxisa és rugalmas felépítése miatt jól illeszkedik a projekt</w:t>
+      </w:r>
+      <w:r>
+        <w:t>em</w:t>
+      </w:r>
+      <w:r>
+        <w:t xml:space="preserve"> struktúrájához.</w:t>
+      </w:r>
+    </w:p>
+    <w:p>
+      <w:r>
+        <w:t xml:space="preserve">A </w:t>
+      </w:r>
+      <w:r>
+        <w:t>pytest-asyncio a pytest kiegészítése, am</w:t>
+      </w:r>
+      <w:r>
+        <w:t>i</w:t>
+      </w:r>
+      <w:r>
+        <w:t xml:space="preserve"> lehetővé teszi az aszinkron kódok tesztelését. Mivel a backend aszinkron műveleteket is tartalmaz (például API hívások), ez elengedhetetlen volt a megfelelő tesztlefedettséghez.</w:t>
+      </w:r>
+    </w:p>
+    <w:p>
+      <w:r>
+        <w:t xml:space="preserve">A </w:t>
+      </w:r>
+      <w:r>
+        <w:t>pytest-cov a tesztlefedettség mérésére szolgáló eszköz, am</w:t>
+      </w:r>
+      <w:r>
+        <w:t>i</w:t>
+      </w:r>
+      <w:r>
+        <w:t xml:space="preserve"> megmutatja, hogy a kód hány százaléka van lefedve tesztekkel. Ez segít azonosítani a nem tesztelt részeket, és javítani a rendszer megbízhatóságát.</w:t>
+      </w:r>
+    </w:p>
+    <w:p>
+      <w:r>
+        <w:t>A tesztek automatizált futtatását</w:t>
+      </w:r>
+      <w:r>
+        <w:t xml:space="preserve"> a</w:t>
+      </w:r>
+      <w:r>
+        <w:t xml:space="preserve"> GitHub Actions biztosítja, am</w:t>
+      </w:r>
+      <w:r>
+        <w:t>i</w:t>
+      </w:r>
+      <w:r>
+        <w:t xml:space="preserve"> folyamatos integrációs  környezetet nyújt. Minden kódmódosítás esetén automatikusan lefutnak a tesztek, így biztosítva, hogy az új változtatások ne törjék el a meglévő funkcionalitást.</w:t>
+      </w:r>
+    </w:p>
+    <w:p>
+      <w:pPr>
+        <w:rPr>
+          <w:sz w:val="28"/>
+          <w:szCs w:val="28"/>
+        </w:rPr>
+      </w:pPr>
+      <w:r>
+        <w:rPr>
+          <w:sz w:val="28"/>
+          <w:szCs w:val="28"/>
+        </w:rPr>
+        <w:t>2.14. Visual Studio Code</w:t>
+      </w:r>
+    </w:p>
+    <w:p>
+      <w:r>
+        <w:t xml:space="preserve">A Visual Studio Code egy ingyenes, nyílt forráskódú fejlesztőkörnyezet, amit a projekt során a kódom írására használtam. </w:t>
+      </w:r>
+      <w:r>
+        <w:t>S</w:t>
+      </w:r>
+      <w:r>
+        <w:t>zéles körű bővítmény támogatással rendelkezik, am</w:t>
+      </w:r>
+      <w:r>
+        <w:t>i</w:t>
+      </w:r>
+      <w:r>
+        <w:t xml:space="preserve"> megkönnyíti a Python, JavaScript és webes technológiák hatékony fejlesztését. Beépített terminálja, hibakeresője és Git-integrációja jelentősen növelte a fejlesztés hatékonyságát.</w:t>
+      </w:r>
+    </w:p>
+    <w:p>
+      <w:pPr>
+        <w:rPr>
+          <w:b/>
+          <w:bCs/>
+          <w:sz w:val="32"/>
+          <w:szCs w:val="32"/>
+        </w:rPr>
+      </w:pPr>
+      <w:r>
+        <w:rPr>
+          <w:b/>
+          <w:bCs/>
+          <w:sz w:val="32"/>
+          <w:szCs w:val="32"/>
+        </w:rPr>
+        <w:t>3. Adatbázis modellek</w:t>
+      </w:r>
+    </w:p>
+    <w:p>
+      <w:pPr>
+        <w:rPr>
+          <w:sz w:val="28"/>
+          <w:szCs w:val="28"/>
+        </w:rPr>
+      </w:pPr>
+      <w:r>
+        <w:rPr>
+          <w:sz w:val="28"/>
+          <w:szCs w:val="28"/>
+        </w:rPr>
+        <w:t xml:space="preserve">3.1. </w:t>
+      </w:r>
+      <w:r>
+        <w:rPr>
+          <w:sz w:val="28"/>
+          <w:szCs w:val="28"/>
+        </w:rPr>
+        <w:t>ER diagram</w:t>
+      </w:r>
+    </w:p>
+    <w:p>
+      <w:pPr>
+        <w:rPr>
+          <w:sz w:val="28"/>
+          <w:szCs w:val="28"/>
+        </w:rPr>
+      </w:pPr>
+      <w:r>
+        <w:rPr>
+          <w:sz w:val="28"/>
+          <w:szCs w:val="28"/>
+        </w:rPr>
+        <w:t xml:space="preserve">3.2. </w:t>
+      </w:r>
+      <w:r>
+        <w:rPr>
+          <w:sz w:val="28"/>
+          <w:szCs w:val="28"/>
+        </w:rPr>
+        <w:t>Tábl</w:t>
+      </w:r>
+      <w:r>
+        <w:rPr>
+          <w:sz w:val="28"/>
+          <w:szCs w:val="28"/>
+        </w:rPr>
+        <w:t>astruktúra</w:t>
+      </w:r>
+    </w:p>
+    <w:p>
+      <w:pPr>
+        <w:rPr>
+          <w:sz w:val="28"/>
+          <w:szCs w:val="28"/>
+        </w:rPr>
+      </w:pPr>
+      <w:r>
+        <w:rPr>
+          <w:sz w:val="28"/>
+          <w:szCs w:val="28"/>
+        </w:rPr>
+        <w:t>3.3. Kapcsolatok</w:t>
+      </w:r>
+    </w:p>
+    <w:p>
+      <w:pPr>
+        <w:rPr>
+          <w:b/>
+          <w:bCs/>
+          <w:sz w:val="32"/>
+          <w:szCs w:val="32"/>
+        </w:rPr>
+      </w:pPr>
+      <w:r>
+        <w:rPr>
+          <w:b/>
+          <w:bCs/>
+          <w:sz w:val="32"/>
+          <w:szCs w:val="32"/>
+        </w:rPr>
+        <w:t>4. Tervezés</w:t>
+      </w:r>
+    </w:p>
+    <w:p>
+      <w:pPr>
+        <w:rPr>
+          <w:sz w:val="28"/>
+          <w:szCs w:val="28"/>
+        </w:rPr>
+      </w:pPr>
+      <w:r>
+        <w:rPr>
+          <w:sz w:val="28"/>
+          <w:szCs w:val="28"/>
+        </w:rPr>
+        <w:lastRenderedPageBreak/>
+        <w:t>4.1. Backend</w:t>
+      </w:r>
+      <w:r>
+        <w:rPr>
+          <w:sz w:val="28"/>
+          <w:szCs w:val="28"/>
+        </w:rPr>
+        <w:t xml:space="preserve"> architektúra</w:t>
+      </w:r>
+    </w:p>
+    <w:p>
+      <w:pPr>
+        <w:rPr>
+          <w:sz w:val="28"/>
+          <w:szCs w:val="28"/>
+        </w:rPr>
+      </w:pPr>
+      <w:r>
+        <w:rPr>
+          <w:sz w:val="28"/>
+          <w:szCs w:val="28"/>
+        </w:rPr>
+        <w:t>4.2. Frontend</w:t>
+      </w:r>
+      <w:r>
+        <w:rPr>
+          <w:sz w:val="28"/>
+          <w:szCs w:val="28"/>
+        </w:rPr>
+        <w:t xml:space="preserve"> architektúra</w:t>
+      </w:r>
+    </w:p>
+    <w:p>
+      <w:pPr>
+        <w:rPr>
+          <w:sz w:val="28"/>
+          <w:szCs w:val="28"/>
+        </w:rPr>
+      </w:pPr>
+      <w:r>
+        <w:rPr>
+          <w:sz w:val="28"/>
+          <w:szCs w:val="28"/>
+        </w:rPr>
+        <w:t>4.3. Funkci</w:t>
+      </w:r>
+      <w:r>
+        <w:rPr>
+          <w:sz w:val="28"/>
+          <w:szCs w:val="28"/>
+        </w:rPr>
+        <w:t>onális felépítés</w:t>
+      </w:r>
+    </w:p>
+    <w:p>
+      <w:pPr>
+        <w:rPr>
+          <w:sz w:val="28"/>
+          <w:szCs w:val="28"/>
+        </w:rPr>
+      </w:pPr>
+      <w:r>
+        <w:rPr>
+          <w:sz w:val="28"/>
+          <w:szCs w:val="28"/>
+        </w:rPr>
+        <w:t xml:space="preserve">4.4. </w:t>
+      </w:r>
+      <w:r>
+        <w:rPr>
+          <w:sz w:val="28"/>
+          <w:szCs w:val="28"/>
+        </w:rPr>
+        <w:t>UI tervezés (Figma)</w:t>
+      </w:r>
+    </w:p>
+    <w:p>
+      <w:pPr>
+        <w:rPr>
+          <w:b/>
+          <w:bCs/>
+          <w:sz w:val="32"/>
+          <w:szCs w:val="32"/>
+        </w:rPr>
+      </w:pPr>
+      <w:r>
+        <w:rPr>
+          <w:b/>
+          <w:bCs/>
+          <w:sz w:val="32"/>
+          <w:szCs w:val="32"/>
+        </w:rPr>
+        <w:t xml:space="preserve">5. </w:t>
+      </w:r>
+      <w:r>
+        <w:rPr>
+          <w:b/>
+          <w:bCs/>
+          <w:sz w:val="32"/>
+          <w:szCs w:val="32"/>
+        </w:rPr>
+        <w:t>Implementáció</w:t>
+      </w:r>
+    </w:p>
+    <w:p>
+      <w:pPr>
+        <w:rPr>
+          <w:sz w:val="28"/>
+          <w:szCs w:val="28"/>
+        </w:rPr>
+      </w:pPr>
+      <w:r>
+        <w:rPr>
+          <w:sz w:val="28"/>
+          <w:szCs w:val="28"/>
+        </w:rPr>
+        <w:t>funkciónként pontokba szedve</w:t>
+      </w:r>
+      <w:r>
+        <w:rPr>
+          <w:sz w:val="28"/>
+          <w:szCs w:val="28"/>
+        </w:rPr>
+        <w:t xml:space="preserve"> (pl login, új utazás generálás, settings</w:t>
+      </w:r>
+      <w:r>
+        <w:rPr>
+          <w:sz w:val="28"/>
+          <w:szCs w:val="28"/>
+        </w:rPr>
+        <w:t xml:space="preserve">) </w:t>
+      </w:r>
+      <w:r>
+        <w:rPr>
+          <w:sz w:val="28"/>
+          <w:szCs w:val="28"/>
+        </w:rPr>
+        <w:t>kódrészletek?, képernyőképek</w:t>
+      </w:r>
+    </w:p>
+    <w:p>
+      <w:pPr>
+        <w:rPr>
+          <w:b/>
+          <w:bCs/>
+          <w:sz w:val="32"/>
+          <w:szCs w:val="32"/>
+        </w:rPr>
+      </w:pPr>
+      <w:r>
+        <w:rPr>
+          <w:b/>
+          <w:bCs/>
+          <w:sz w:val="32"/>
+          <w:szCs w:val="32"/>
+        </w:rPr>
+        <w:t xml:space="preserve">6. </w:t>
+      </w:r>
+      <w:r>
+        <w:rPr>
+          <w:b/>
+          <w:bCs/>
+          <w:sz w:val="32"/>
+          <w:szCs w:val="32"/>
+        </w:rPr>
+        <w:t>Tesztelés</w:t>
+      </w:r>
+    </w:p>
+    <w:p>
+      <w:pPr>
+        <w:rPr>
+          <w:b/>
+          <w:bCs/>
+          <w:sz w:val="32"/>
+          <w:szCs w:val="32"/>
+        </w:rPr>
+      </w:pPr>
+      <w:r>
+        <w:rPr>
+          <w:b/>
+          <w:bCs/>
+          <w:sz w:val="32"/>
+          <w:szCs w:val="32"/>
+        </w:rPr>
+        <w:t xml:space="preserve">7. </w:t>
+      </w:r>
+      <w:r>
+        <w:rPr>
+          <w:b/>
+          <w:bCs/>
+          <w:sz w:val="32"/>
+          <w:szCs w:val="32"/>
+        </w:rPr>
+        <w:t>Továbbfejlesztési lehetőségek</w:t>
+      </w:r>
+    </w:p>
+    <w:p>
+      <w:pPr>
+        <w:rPr>
+          <w:b/>
+          <w:bCs/>
+          <w:sz w:val="32"/>
+          <w:szCs w:val="32"/>
+        </w:rPr>
+      </w:pPr>
+      <w:r>
+        <w:rPr>
+          <w:b/>
+          <w:bCs/>
+          <w:sz w:val="32"/>
+          <w:szCs w:val="32"/>
+        </w:rPr>
+        <w:t>8</w:t>
+      </w:r>
+      <w:r>
+        <w:rPr>
+          <w:b/>
+          <w:bCs/>
+          <w:sz w:val="32"/>
+          <w:szCs w:val="32"/>
+        </w:rPr>
+        <w:t>. Összegzés</w:t>
+      </w:r>
+    </w:p>
+    <w:p>
+      <w:pPr>
+        <w:rPr>
+          <w:b/>
+          <w:bCs/>
+          <w:sz w:val="32"/>
+          <w:szCs w:val="32"/>
+        </w:rPr>
+      </w:pPr>
+      <w:r>
+        <w:rPr>
+          <w:b/>
+          <w:bCs/>
+          <w:sz w:val="32"/>
+          <w:szCs w:val="32"/>
+        </w:rPr>
+        <w:t>9</w:t>
+      </w:r>
+      <w:r>
+        <w:rPr>
+          <w:b/>
+          <w:bCs/>
+          <w:sz w:val="32"/>
+          <w:szCs w:val="32"/>
+        </w:rPr>
+        <w:t>. Köszönetnyilvánítás</w:t>
+      </w:r>
+    </w:p>
+    <w:p>
+      <w:pPr>
+        <w:rPr>
+          <w:b/>
+          <w:bCs/>
+          <w:sz w:val="32"/>
+          <w:szCs w:val="32"/>
+        </w:rPr>
+      </w:pPr>
+      <w:r>
+        <w:rPr>
+          <w:b/>
+          <w:bCs/>
+          <w:sz w:val="32"/>
+          <w:szCs w:val="32"/>
+        </w:rPr>
+        <w:t>10</w:t>
+      </w:r>
+      <w:r>
+        <w:rPr>
+          <w:b/>
+          <w:bCs/>
+          <w:sz w:val="32"/>
+          <w:szCs w:val="32"/>
+        </w:rPr>
+        <w:t>. Irodalomjegyzék</w:t>
+      </w:r>
+    </w:p>
+    <w:p>
+      <w:pPr>
+        <w:rPr>
+          <w:b/>
+          <w:bCs/>
+          <w:sz w:val="32"/>
+          <w:szCs w:val="32"/>
+        </w:rPr>
+      </w:pPr>
+      <w:r>
+        <w:rPr>
+          <w:b/>
+          <w:bCs/>
+          <w:sz w:val="32"/>
+          <w:szCs w:val="32"/>
+        </w:rPr>
+        <w:t>1</w:t>
+      </w:r>
+      <w:r>
+        <w:rPr>
+          <w:b/>
+          <w:bCs/>
+          <w:sz w:val="32"/>
+          <w:szCs w:val="32"/>
+        </w:rPr>
+        <w:t>1</w:t>
+      </w:r>
+      <w:r>
+        <w:rPr>
+          <w:b/>
+          <w:bCs/>
+          <w:sz w:val="32"/>
+          <w:szCs w:val="32"/>
+        </w:rPr>
+        <w:t>. CD melléklet tartalma</w:t>
       </w:r>
     </w:p>
     <w:sectPr>
@@ -1814,7 +2739,6 @@
   <w:style w:type="character" w:default="1" w:styleId="DefaultParagraphFont">
     <w:name w:val="Default Paragraph Font"/>
     <w:uiPriority w:val="1"/>
-    <w:semiHidden/>
     <w:unhideWhenUsed/>
   </w:style>
   <w:style w:type="table" w:default="1" w:styleId="TableNormal">

--- a/szakdolgozat.docx
+++ b/szakdolgozat.docx
@@ -592,6 +592,18 @@
       </w:r>
     </w:p>
     <w:p>
+      <w:pPr>
+        <w:pStyle w:val="ListParagraph"/>
+        <w:numPr>
+          <w:ilvl w:val="0"/>
+          <w:numId w:val="3"/>
+        </w:numPr>
+      </w:pPr>
+      <w:r>
+        <w:t>A létrehozott útitervek megoszthatóak legyenek regisztrált, illetve nem regisztrált felhasználókkal</w:t>
+      </w:r>
+    </w:p>
+    <w:p>
       <w:r>
         <w:t>1.3.2. Nem funkcionális követelmények:</w:t>
       </w:r>
@@ -653,6 +665,7 @@
         </w:numPr>
       </w:pPr>
       <w:r>
+        <w:lastRenderedPageBreak/>
         <w:t>A backend biztosítsa a biztonságos API-kommunikációt</w:t>
       </w:r>
     </w:p>
@@ -677,7 +690,6 @@
         </w:numPr>
       </w:pPr>
       <w:r>
-        <w:lastRenderedPageBreak/>
         <w:t>Az alkalmazás működjön a leggyakrabban használt modern böngészőkben</w:t>
       </w:r>
     </w:p>
@@ -905,6 +917,7 @@
     </w:p>
     <w:p>
       <w:r>
+        <w:lastRenderedPageBreak/>
         <w:t>A Leaflet egy nyílt forráskódú JavaScript könyvtár, ami interaktív térkép megjelenítést biztosít. Ez a projektemben a térképes funkciók megvalósítására, például a térképen jelölők kezelésére szolgált.</w:t>
       </w:r>
     </w:p>
@@ -920,7 +933,6 @@
           <w:sz w:val="28"/>
           <w:szCs w:val="28"/>
         </w:rPr>
-        <w:lastRenderedPageBreak/>
         <w:t>2.5. Python</w:t>
       </w:r>
     </w:p>
@@ -1128,7 +1140,6 @@
           <w:sz w:val="28"/>
           <w:szCs w:val="28"/>
         </w:rPr>
-        <w:lastRenderedPageBreak/>
         <w:t>2.12. Google O</w:t>
       </w:r>
       <w:r>
@@ -1353,6 +1364,7 @@
           <w:sz w:val="28"/>
           <w:szCs w:val="28"/>
         </w:rPr>
+        <w:lastRenderedPageBreak/>
         <w:t>3.3. Kapcsolatok</w:t>
       </w:r>
     </w:p>
@@ -1387,37 +1399,401 @@
           <w:sz w:val="28"/>
           <w:szCs w:val="28"/>
         </w:rPr>
+        <w:t>4.1. Backend</w:t>
+      </w:r>
+      <w:r>
+        <w:rPr>
+          <w:sz w:val="28"/>
+          <w:szCs w:val="28"/>
+        </w:rPr>
+        <w:t xml:space="preserve"> architektúra</w:t>
+      </w:r>
+    </w:p>
+    <w:p>
+      <w:pPr>
+        <w:tabs>
+          <w:tab w:val="left" w:pos="989"/>
+        </w:tabs>
+      </w:pPr>
+      <w:r>
+        <w:t>A pro</w:t>
+      </w:r>
+      <w:r>
+        <w:t xml:space="preserve">jekt backend része Python nyelven, a FastAPI keretrendszer használatával készült. REST API architektúrát követ, ami biztosítja a backend és frontend kommunikációját HTTP kéréseken keresztül. </w:t>
+      </w:r>
+    </w:p>
+    <w:p>
+      <w:pPr>
+        <w:tabs>
+          <w:tab w:val="left" w:pos="989"/>
+        </w:tabs>
+      </w:pPr>
+      <w:r>
+        <w:t>A backend több részre bontható:</w:t>
+      </w:r>
+    </w:p>
+    <w:p>
+      <w:pPr>
+        <w:pStyle w:val="ListParagraph"/>
+        <w:numPr>
+          <w:ilvl w:val="0"/>
+          <w:numId w:val="6"/>
+        </w:numPr>
+        <w:tabs>
+          <w:tab w:val="left" w:pos="989"/>
+        </w:tabs>
+      </w:pPr>
+      <w:r>
+        <w:t>adatbázis-kezelés</w:t>
+      </w:r>
+    </w:p>
+    <w:p>
+      <w:pPr>
+        <w:pStyle w:val="ListParagraph"/>
+        <w:numPr>
+          <w:ilvl w:val="0"/>
+          <w:numId w:val="5"/>
+        </w:numPr>
+        <w:tabs>
+          <w:tab w:val="left" w:pos="989"/>
+        </w:tabs>
+      </w:pPr>
+      <w:r>
+        <w:t>API végpontok</w:t>
+      </w:r>
+    </w:p>
+    <w:p>
+      <w:pPr>
+        <w:pStyle w:val="ListParagraph"/>
+        <w:numPr>
+          <w:ilvl w:val="0"/>
+          <w:numId w:val="5"/>
+        </w:numPr>
+        <w:tabs>
+          <w:tab w:val="left" w:pos="989"/>
+        </w:tabs>
+      </w:pPr>
+      <w:r>
+        <w:t>utazás tervezés</w:t>
+      </w:r>
+    </w:p>
+    <w:p>
+      <w:pPr>
+        <w:pStyle w:val="ListParagraph"/>
+        <w:numPr>
+          <w:ilvl w:val="0"/>
+          <w:numId w:val="5"/>
+        </w:numPr>
+        <w:tabs>
+          <w:tab w:val="left" w:pos="989"/>
+        </w:tabs>
+      </w:pPr>
+      <w:r>
+        <w:t>AI szolgáltatás</w:t>
+      </w:r>
+    </w:p>
+    <w:p>
+      <w:pPr>
+        <w:pStyle w:val="ListParagraph"/>
+        <w:numPr>
+          <w:ilvl w:val="0"/>
+          <w:numId w:val="5"/>
+        </w:numPr>
+        <w:tabs>
+          <w:tab w:val="left" w:pos="989"/>
+        </w:tabs>
+      </w:pPr>
+      <w:r>
+        <w:t>egyéb segédkódok</w:t>
+      </w:r>
+    </w:p>
+    <w:p>
+      <w:pPr>
+        <w:tabs>
+          <w:tab w:val="left" w:pos="989"/>
+        </w:tabs>
+      </w:pPr>
+      <w:r>
+        <w:t xml:space="preserve">A kérések feldolgozása során a kliens először egy API végpontot hív meg, ami a megfelelő szolgáltatásnak továbbítja a kérést. </w:t>
+      </w:r>
+      <w:r>
+        <w:t xml:space="preserve">Ha szükséges, a szolgáltatás kezeli az adatbázist (SQLAlchemy-n keresztül), valamint külső szolgáltatásokat is meghív (pl. DeepSeek, </w:t>
+      </w:r>
+      <w:r>
+        <w:t>OpenStreetMap</w:t>
+      </w:r>
+      <w:r>
+        <w:t>).</w:t>
+      </w:r>
+    </w:p>
+    <w:p>
+      <w:pPr>
+        <w:tabs>
+          <w:tab w:val="left" w:pos="989"/>
+        </w:tabs>
+      </w:pPr>
+      <w:r>
+        <w:t>Kérések folyamata:</w:t>
+      </w:r>
+    </w:p>
+    <w:p>
+      <w:pPr>
+        <w:tabs>
+          <w:tab w:val="left" w:pos="989"/>
+        </w:tabs>
+      </w:pPr>
+      <w:r>
+        <w:rPr>
+          <w:noProof/>
+        </w:rPr>
+        <w:drawing>
+          <wp:inline distT="0" distB="0" distL="0" distR="0" wp14:anchorId="6CF7B5B3" wp14:editId="7AEC4B84">
+            <wp:extent cx="5760720" cy="2769235"/>
+            <wp:effectExtent l="0" t="0" r="0" b="0"/>
+            <wp:docPr id="1827981579" name="Picture 1"/>
+            <wp:cNvGraphicFramePr>
+              <a:graphicFrameLocks xmlns:a="http://schemas.openxmlformats.org/drawingml/2006/main" noChangeAspect="1"/>
+            </wp:cNvGraphicFramePr>
+            <a:graphic xmlns:a="http://schemas.openxmlformats.org/drawingml/2006/main">
+              <a:graphicData uri="http://schemas.openxmlformats.org/drawingml/2006/picture">
+                <pic:pic xmlns:pic="http://schemas.openxmlformats.org/drawingml/2006/picture">
+                  <pic:nvPicPr>
+                    <pic:cNvPr id="1827981579" name="Picture 1827981579"/>
+                    <pic:cNvPicPr/>
+                  </pic:nvPicPr>
+                  <pic:blipFill>
+                    <a:blip r:embed="rId5">
+                      <a:extLst>
+                        <a:ext uri="{28A0092B-C50C-407E-A947-70E740481C1C}">
+                          <a14:useLocalDpi xmlns:a14="http://schemas.microsoft.com/office/drawing/2010/main" val="0"/>
+                        </a:ext>
+                      </a:extLst>
+                    </a:blip>
+                    <a:stretch>
+                      <a:fillRect/>
+                    </a:stretch>
+                  </pic:blipFill>
+                  <pic:spPr>
+                    <a:xfrm>
+                      <a:off x="0" y="0"/>
+                      <a:ext cx="5760720" cy="2769235"/>
+                    </a:xfrm>
+                    <a:prstGeom prst="rect">
+                      <a:avLst/>
+                    </a:prstGeom>
+                  </pic:spPr>
+                </pic:pic>
+              </a:graphicData>
+            </a:graphic>
+          </wp:inline>
+        </w:drawing>
+      </w:r>
+    </w:p>
+    <w:p>
+      <w:pPr>
+        <w:rPr>
+          <w:sz w:val="28"/>
+          <w:szCs w:val="28"/>
+        </w:rPr>
+      </w:pPr>
+      <w:r>
+        <w:rPr>
+          <w:sz w:val="28"/>
+          <w:szCs w:val="28"/>
+        </w:rPr>
+        <w:t>4.2. Frontend</w:t>
+      </w:r>
+      <w:r>
+        <w:rPr>
+          <w:sz w:val="28"/>
+          <w:szCs w:val="28"/>
+        </w:rPr>
+        <w:t xml:space="preserve"> architektúra</w:t>
+      </w:r>
+    </w:p>
+    <w:p>
+      <w:r>
+        <w:t>A fronte</w:t>
+      </w:r>
+      <w:r>
+        <w:t>n</w:t>
+      </w:r>
+      <w:r>
+        <w:t>d feladata a felhasználó és a rendszer közti kommunikáció biztosítása.</w:t>
+      </w:r>
+    </w:p>
+    <w:p>
+      <w:r>
+        <w:t>Az alkalmazás HTML, CSS és JavaScript felhasználásával készült. A felhasználói műveletek JavaScript segítségével kerülnek feldolgozásra, am</w:t>
+      </w:r>
+      <w:r>
+        <w:t>i</w:t>
+      </w:r>
+      <w:r>
+        <w:t xml:space="preserve"> HTTP kéréseket küld a backend felé.</w:t>
+      </w:r>
+    </w:p>
+    <w:p>
+      <w:r>
         <w:lastRenderedPageBreak/>
-        <w:t>4.1. Backend</w:t>
-      </w:r>
-      <w:r>
-        <w:rPr>
-          <w:sz w:val="28"/>
-          <w:szCs w:val="28"/>
-        </w:rPr>
-        <w:t xml:space="preserve"> architektúra</w:t>
-      </w:r>
-    </w:p>
-    <w:p>
-      <w:pPr>
-        <w:rPr>
-          <w:sz w:val="28"/>
-          <w:szCs w:val="28"/>
-        </w:rPr>
-      </w:pPr>
-      <w:r>
-        <w:rPr>
-          <w:sz w:val="28"/>
-          <w:szCs w:val="28"/>
-        </w:rPr>
-        <w:t>4.2. Frontend</w:t>
-      </w:r>
-      <w:r>
-        <w:rPr>
-          <w:sz w:val="28"/>
-          <w:szCs w:val="28"/>
-        </w:rPr>
-        <w:t xml:space="preserve"> architektúra</w:t>
+        <w:t>Fő részei:</w:t>
+      </w:r>
+    </w:p>
+    <w:p>
+      <w:pPr>
+        <w:pStyle w:val="ListParagraph"/>
+        <w:numPr>
+          <w:ilvl w:val="0"/>
+          <w:numId w:val="7"/>
+        </w:numPr>
+      </w:pPr>
+      <w:r>
+        <w:t>bejelentkezési/regisztációs felület</w:t>
+      </w:r>
+    </w:p>
+    <w:p>
+      <w:pPr>
+        <w:pStyle w:val="ListParagraph"/>
+        <w:numPr>
+          <w:ilvl w:val="0"/>
+          <w:numId w:val="7"/>
+        </w:numPr>
+      </w:pPr>
+      <w:r>
+        <w:t>főoldal</w:t>
+      </w:r>
+    </w:p>
+    <w:p>
+      <w:pPr>
+        <w:pStyle w:val="ListParagraph"/>
+        <w:numPr>
+          <w:ilvl w:val="0"/>
+          <w:numId w:val="7"/>
+        </w:numPr>
+      </w:pPr>
+      <w:r>
+        <w:t>korábbi utazások</w:t>
+      </w:r>
+      <w:r>
+        <w:t xml:space="preserve"> listája (lista és térképes nézet)</w:t>
+      </w:r>
+    </w:p>
+    <w:p>
+      <w:pPr>
+        <w:pStyle w:val="ListParagraph"/>
+        <w:numPr>
+          <w:ilvl w:val="0"/>
+          <w:numId w:val="7"/>
+        </w:numPr>
+      </w:pPr>
+      <w:r>
+        <w:t>új hely hozzáadása</w:t>
+      </w:r>
+    </w:p>
+    <w:p>
+      <w:pPr>
+        <w:pStyle w:val="ListParagraph"/>
+        <w:numPr>
+          <w:ilvl w:val="0"/>
+          <w:numId w:val="7"/>
+        </w:numPr>
+      </w:pPr>
+      <w:r>
+        <w:t>új utazás tervezése</w:t>
+      </w:r>
+    </w:p>
+    <w:p>
+      <w:pPr>
+        <w:pStyle w:val="ListParagraph"/>
+        <w:numPr>
+          <w:ilvl w:val="0"/>
+          <w:numId w:val="7"/>
+        </w:numPr>
+      </w:pPr>
+      <w:r>
+        <w:t>megtervezett utazások</w:t>
+      </w:r>
+    </w:p>
+    <w:p>
+      <w:pPr>
+        <w:pStyle w:val="ListParagraph"/>
+        <w:numPr>
+          <w:ilvl w:val="0"/>
+          <w:numId w:val="7"/>
+        </w:numPr>
+      </w:pPr>
+      <w:r>
+        <w:t>beállítások</w:t>
+      </w:r>
+    </w:p>
+    <w:p>
+      <w:pPr>
+        <w:pStyle w:val="ListParagraph"/>
+        <w:numPr>
+          <w:ilvl w:val="0"/>
+          <w:numId w:val="7"/>
+        </w:numPr>
+      </w:pPr>
+      <w:r>
+        <w:t xml:space="preserve">profil </w:t>
+      </w:r>
+    </w:p>
+    <w:p>
+      <w:r>
+        <w:t>A térképes megjelenítéshez a Leaflet könyvtárat használtam, amely az OpenStreetMap térképeit jeleníti meg.</w:t>
+      </w:r>
+    </w:p>
+    <w:p>
+      <w:r>
+        <w:t>Egy felhasználói művelet feldolgozásának folyamata:</w:t>
+      </w:r>
+    </w:p>
+    <w:p>
+      <w:r>
+        <w:rPr>
+          <w:noProof/>
+        </w:rPr>
+        <w:drawing>
+          <wp:inline distT="0" distB="0" distL="0" distR="0" wp14:anchorId="47B1F151" wp14:editId="17AFB8EF">
+            <wp:extent cx="5760720" cy="688340"/>
+            <wp:effectExtent l="0" t="0" r="0" b="0"/>
+            <wp:docPr id="766624625" name="Picture 2"/>
+            <wp:cNvGraphicFramePr>
+              <a:graphicFrameLocks xmlns:a="http://schemas.openxmlformats.org/drawingml/2006/main" noChangeAspect="1"/>
+            </wp:cNvGraphicFramePr>
+            <a:graphic xmlns:a="http://schemas.openxmlformats.org/drawingml/2006/main">
+              <a:graphicData uri="http://schemas.openxmlformats.org/drawingml/2006/picture">
+                <pic:pic xmlns:pic="http://schemas.openxmlformats.org/drawingml/2006/picture">
+                  <pic:nvPicPr>
+                    <pic:cNvPr id="766624625" name="Picture 766624625"/>
+                    <pic:cNvPicPr/>
+                  </pic:nvPicPr>
+                  <pic:blipFill>
+                    <a:blip r:embed="rId6">
+                      <a:extLst>
+                        <a:ext uri="{28A0092B-C50C-407E-A947-70E740481C1C}">
+                          <a14:useLocalDpi xmlns:a14="http://schemas.microsoft.com/office/drawing/2010/main" val="0"/>
+                        </a:ext>
+                      </a:extLst>
+                    </a:blip>
+                    <a:stretch>
+                      <a:fillRect/>
+                    </a:stretch>
+                  </pic:blipFill>
+                  <pic:spPr>
+                    <a:xfrm>
+                      <a:off x="0" y="0"/>
+                      <a:ext cx="5760720" cy="688340"/>
+                    </a:xfrm>
+                    <a:prstGeom prst="rect">
+                      <a:avLst/>
+                    </a:prstGeom>
+                  </pic:spPr>
+                </pic:pic>
+              </a:graphicData>
+            </a:graphic>
+          </wp:inline>
+        </w:drawing>
       </w:r>
     </w:p>
     <w:p>
@@ -1443,6 +1819,355 @@
       </w:r>
     </w:p>
     <w:p>
+      <w:r>
+        <w:t>4.3.1. Felhasználókezelés</w:t>
+      </w:r>
+    </w:p>
+    <w:p>
+      <w:r>
+        <w:t xml:space="preserve">A rendszer lehetőséget biztosít felhasználói fiók létrehozására és hitelesítésére. A felhasználók hagyományos regisztrációval vagy Google </w:t>
+      </w:r>
+      <w:r>
+        <w:t>fiókjuk</w:t>
+      </w:r>
+      <w:r>
+        <w:t xml:space="preserve"> segítségével is bejelentkezhetnek. A hitelesítés után minden felhasználó kizárólag a saját adataihoz és utazásaihoz fér hozzá.</w:t>
+      </w:r>
+    </w:p>
+    <w:p>
+      <w:r>
+        <w:t>A modul fő feladatai:</w:t>
+      </w:r>
+    </w:p>
+    <w:p>
+      <w:pPr>
+        <w:pStyle w:val="ListParagraph"/>
+        <w:numPr>
+          <w:ilvl w:val="0"/>
+          <w:numId w:val="10"/>
+        </w:numPr>
+      </w:pPr>
+      <w:r>
+        <w:t>regisztráció</w:t>
+      </w:r>
+    </w:p>
+    <w:p>
+      <w:pPr>
+        <w:pStyle w:val="ListParagraph"/>
+        <w:numPr>
+          <w:ilvl w:val="0"/>
+          <w:numId w:val="10"/>
+        </w:numPr>
+      </w:pPr>
+      <w:r>
+        <w:t xml:space="preserve">bejelentkezés </w:t>
+      </w:r>
+    </w:p>
+    <w:p>
+      <w:pPr>
+        <w:pStyle w:val="ListParagraph"/>
+        <w:numPr>
+          <w:ilvl w:val="0"/>
+          <w:numId w:val="10"/>
+        </w:numPr>
+      </w:pPr>
+      <w:r>
+        <w:t xml:space="preserve">Google OAuth alapú hitelesítés </w:t>
+      </w:r>
+    </w:p>
+    <w:p>
+      <w:pPr>
+        <w:pStyle w:val="ListParagraph"/>
+        <w:numPr>
+          <w:ilvl w:val="0"/>
+          <w:numId w:val="10"/>
+        </w:numPr>
+      </w:pPr>
+      <w:r>
+        <w:t>profiladatok kezelése</w:t>
+      </w:r>
+    </w:p>
+    <w:p>
+      <w:r>
+        <w:t>4.3.2. Utazások kezelése</w:t>
+      </w:r>
+    </w:p>
+    <w:p>
+      <w:r>
+        <w:t xml:space="preserve">A rendszer lehetőséget biztosít új utazások létrehozására és a korábban létrehozott </w:t>
+      </w:r>
+      <w:r>
+        <w:t>utak</w:t>
+      </w:r>
+      <w:r>
+        <w:t xml:space="preserve"> kezelésére.</w:t>
+      </w:r>
+    </w:p>
+    <w:p>
+      <w:r>
+        <w:t>Az új utazás létrehozásakor a felhasználó megadhatja:</w:t>
+      </w:r>
+    </w:p>
+    <w:p>
+      <w:pPr>
+        <w:pStyle w:val="ListParagraph"/>
+        <w:numPr>
+          <w:ilvl w:val="0"/>
+          <w:numId w:val="12"/>
+        </w:numPr>
+      </w:pPr>
+      <w:r>
+        <w:t xml:space="preserve">az indulási helyet </w:t>
+      </w:r>
+    </w:p>
+    <w:p>
+      <w:pPr>
+        <w:pStyle w:val="ListParagraph"/>
+        <w:numPr>
+          <w:ilvl w:val="0"/>
+          <w:numId w:val="12"/>
+        </w:numPr>
+      </w:pPr>
+      <w:r>
+        <w:t xml:space="preserve">az utazás időtartamát </w:t>
+      </w:r>
+    </w:p>
+    <w:p>
+      <w:pPr>
+        <w:pStyle w:val="ListParagraph"/>
+        <w:numPr>
+          <w:ilvl w:val="0"/>
+          <w:numId w:val="12"/>
+        </w:numPr>
+      </w:pPr>
+      <w:r>
+        <w:t>az utazók számát</w:t>
+      </w:r>
+    </w:p>
+    <w:p>
+      <w:pPr>
+        <w:pStyle w:val="ListParagraph"/>
+        <w:numPr>
+          <w:ilvl w:val="0"/>
+          <w:numId w:val="12"/>
+        </w:numPr>
+      </w:pPr>
+      <w:r>
+        <w:t xml:space="preserve">egyéni preferenciáit </w:t>
+      </w:r>
+    </w:p>
+    <w:p>
+      <w:r>
+        <w:lastRenderedPageBreak/>
+        <w:t>Az elkészült terv később módosítható, törölhető vagy lefoglaltnak jelölhető.</w:t>
+      </w:r>
+    </w:p>
+    <w:p>
+      <w:r>
+        <w:t>4.3.3. AI alapú útiterv generálás</w:t>
+      </w:r>
+    </w:p>
+    <w:p>
+      <w:r>
+        <w:t>Az alkalmazás egyik legfontosabb funkciója a mesterséges intelligencia segítségével történő útiterv-generálás.</w:t>
+      </w:r>
+    </w:p>
+    <w:p>
+      <w:r>
+        <w:t xml:space="preserve">A felhasználó által megadott adatok alapján a backend összeállít egy promptot, </w:t>
+      </w:r>
+      <w:r>
+        <w:t>ami</w:t>
+      </w:r>
+      <w:r>
+        <w:t>t a kiválasztott nagy nyelvi modell (DeepSeek vagy Ollama) dolgoz fel. Az AI válasza strukturált útitervként kerül feldolgozásra, amelyet a rendszer ellenőriz, majd megjelenít a felhasználó számára.</w:t>
+      </w:r>
+    </w:p>
+    <w:p>
+      <w:r>
+        <w:t>A generált terv figyelembe veszi:</w:t>
+      </w:r>
+    </w:p>
+    <w:p>
+      <w:pPr>
+        <w:pStyle w:val="ListParagraph"/>
+        <w:numPr>
+          <w:ilvl w:val="0"/>
+          <w:numId w:val="14"/>
+        </w:numPr>
+      </w:pPr>
+      <w:r>
+        <w:t xml:space="preserve">a helyszínek földrajzi elhelyezkedését </w:t>
+      </w:r>
+    </w:p>
+    <w:p>
+      <w:pPr>
+        <w:pStyle w:val="ListParagraph"/>
+        <w:numPr>
+          <w:ilvl w:val="0"/>
+          <w:numId w:val="14"/>
+        </w:numPr>
+      </w:pPr>
+      <w:r>
+        <w:t xml:space="preserve">az utazási időket </w:t>
+      </w:r>
+    </w:p>
+    <w:p>
+      <w:pPr>
+        <w:pStyle w:val="ListParagraph"/>
+        <w:numPr>
+          <w:ilvl w:val="0"/>
+          <w:numId w:val="14"/>
+        </w:numPr>
+      </w:pPr>
+      <w:r>
+        <w:t xml:space="preserve">a felhasználói preferenciákat </w:t>
+      </w:r>
+    </w:p>
+    <w:p>
+      <w:pPr>
+        <w:pStyle w:val="ListParagraph"/>
+        <w:numPr>
+          <w:ilvl w:val="0"/>
+          <w:numId w:val="14"/>
+        </w:numPr>
+      </w:pPr>
+      <w:r>
+        <w:t>az utazás időtartamát</w:t>
+      </w:r>
+    </w:p>
+    <w:p>
+      <w:r>
+        <w:t>4.3.4. Térképes megjelenítés</w:t>
+      </w:r>
+    </w:p>
+    <w:p>
+      <w:r>
+        <w:t>Az útiterv helyszínei</w:t>
+      </w:r>
+      <w:r>
+        <w:t>, valamint a korábban meglátogatott helyek</w:t>
+      </w:r>
+      <w:r>
+        <w:t xml:space="preserve"> interaktív térképen is megjelennek.</w:t>
+      </w:r>
+    </w:p>
+    <w:p>
+      <w:r>
+        <w:t>A rendszer az OpenStreetMap térképeit és a Nominatim geokódoló szolgáltatást használja a helyszínek koordinátáinak meghatározására, míg a Leaflet könyvtár biztosítja a térképes megjelenítést.</w:t>
+      </w:r>
+    </w:p>
+    <w:p>
+      <w:r>
+        <w:t>4.3.5. Korábbi utazások nyilvántartása</w:t>
+      </w:r>
+    </w:p>
+    <w:p>
+      <w:r>
+        <w:t>A rendszer nemcsak a tervezett, hanem a már megvalósult utazások</w:t>
+      </w:r>
+      <w:r>
+        <w:t>at is kezeli.</w:t>
+      </w:r>
+    </w:p>
+    <w:p>
+      <w:r>
+        <w:t>A felhasználók minden meglátogatott helyhez rögzíthetnek:</w:t>
+      </w:r>
+    </w:p>
+    <w:p>
+      <w:pPr>
+        <w:pStyle w:val="ListParagraph"/>
+        <w:numPr>
+          <w:ilvl w:val="0"/>
+          <w:numId w:val="16"/>
+        </w:numPr>
+      </w:pPr>
+      <w:r>
+        <w:t xml:space="preserve">értékelést </w:t>
+      </w:r>
+    </w:p>
+    <w:p>
+      <w:pPr>
+        <w:pStyle w:val="ListParagraph"/>
+        <w:numPr>
+          <w:ilvl w:val="0"/>
+          <w:numId w:val="16"/>
+        </w:numPr>
+      </w:pPr>
+      <w:r>
+        <w:t xml:space="preserve">leírást </w:t>
+      </w:r>
+    </w:p>
+    <w:p>
+      <w:pPr>
+        <w:pStyle w:val="ListParagraph"/>
+        <w:numPr>
+          <w:ilvl w:val="0"/>
+          <w:numId w:val="16"/>
+        </w:numPr>
+      </w:pPr>
+      <w:r>
+        <w:t xml:space="preserve">fényképeket </w:t>
+      </w:r>
+    </w:p>
+    <w:p>
+      <w:pPr>
+        <w:pStyle w:val="ListParagraph"/>
+        <w:numPr>
+          <w:ilvl w:val="0"/>
+          <w:numId w:val="16"/>
+        </w:numPr>
+      </w:pPr>
+      <w:r>
+        <w:t xml:space="preserve">a </w:t>
+      </w:r>
+      <w:r>
+        <w:t>látogatás időpontjá</w:t>
+      </w:r>
+      <w:r>
+        <w:t>t</w:t>
+      </w:r>
+      <w:r>
+        <w:t xml:space="preserve"> </w:t>
+      </w:r>
+    </w:p>
+    <w:p>
+      <w:r>
+        <w:t>Így az alkalmazás egy személyes utazási naplóként is használható</w:t>
+      </w:r>
+      <w:r>
+        <w:t>, valamint a lefoglaltnak jelölt utak az időpont eljöttével automatikusan átkerülnek a korábbi utazások közé.</w:t>
+      </w:r>
+    </w:p>
+    <w:p>
+      <w:r>
+        <w:t>4.3.6. Repülőjáratok és foglalási lehetőségek</w:t>
+      </w:r>
+    </w:p>
+    <w:p>
+      <w:r>
+        <w:t>A rendszer a generált útitervekhez automatikus megjelenít hivatkozásokat, amiknek segítségével lefoglalhatók a repülőjegyek, valamint a szállások.</w:t>
+      </w:r>
+    </w:p>
+    <w:p>
+      <w:r>
+        <w:t>4.3.7. Megtervezett utazások megosztása</w:t>
+      </w:r>
+    </w:p>
+    <w:p>
+      <w:r>
+        <w:lastRenderedPageBreak/>
+        <w:t>EGÉSZÍTSD KI</w:t>
+      </w:r>
+      <w:r>
+        <w:t xml:space="preserve"> HA KÉSZ</w:t>
+      </w:r>
+      <w:r>
+        <w:t>!!</w:t>
+      </w:r>
+    </w:p>
+    <w:p>
       <w:pPr>
         <w:rPr>
           <w:sz w:val="28"/>
@@ -1462,6 +2187,98 @@
           <w:szCs w:val="28"/>
         </w:rPr>
         <w:t>UI tervezés (Figma)</w:t>
+      </w:r>
+    </w:p>
+    <w:p>
+      <w:r>
+        <w:t xml:space="preserve">A felhasználói felület megtervezésére Figmát használtam. </w:t>
+      </w:r>
+      <w:r>
+        <w:t xml:space="preserve">A tervezés során elsődleges szempont volt az egyszerű kezelhetőség, az átlátható navigáció, </w:t>
+      </w:r>
+      <w:r>
+        <w:t xml:space="preserve"> </w:t>
+      </w:r>
+      <w:r>
+        <w:t>a modern megjelenés</w:t>
+      </w:r>
+      <w:r>
+        <w:t>, valamint az egységes dizájn.</w:t>
+      </w:r>
+    </w:p>
+    <w:p>
+      <w:r>
+        <w:t xml:space="preserve">A tervezési folyamat során </w:t>
+      </w:r>
+      <w:r>
+        <w:t>elkészítettem</w:t>
+      </w:r>
+      <w:r>
+        <w:t xml:space="preserve"> a rendszer fő képernyőinek </w:t>
+      </w:r>
+      <w:r>
+        <w:t xml:space="preserve">terveit, </w:t>
+      </w:r>
+      <w:r>
+        <w:t>majd ezek alapján kész</w:t>
+      </w:r>
+      <w:r>
+        <w:t>ítettem</w:t>
+      </w:r>
+      <w:r>
+        <w:t xml:space="preserve"> el a végleges felületek</w:t>
+      </w:r>
+      <w:r>
+        <w:t>et</w:t>
+      </w:r>
+      <w:r>
+        <w:t>.</w:t>
+      </w:r>
+    </w:p>
+    <w:p>
+      <w:r>
+        <w:t>Külön figyelmet fordítottam a következőkre:</w:t>
+      </w:r>
+    </w:p>
+    <w:p>
+      <w:pPr>
+        <w:pStyle w:val="ListParagraph"/>
+        <w:numPr>
+          <w:ilvl w:val="0"/>
+          <w:numId w:val="8"/>
+        </w:numPr>
+      </w:pPr>
+      <w:r>
+        <w:t>egységes kialakítás és színvilág</w:t>
+      </w:r>
+    </w:p>
+    <w:p>
+      <w:pPr>
+        <w:pStyle w:val="ListParagraph"/>
+        <w:numPr>
+          <w:ilvl w:val="0"/>
+          <w:numId w:val="8"/>
+        </w:numPr>
+      </w:pPr>
+      <w:r>
+        <w:t>könnyen áttekinthető menük</w:t>
+      </w:r>
+    </w:p>
+    <w:p>
+      <w:pPr>
+        <w:pStyle w:val="ListParagraph"/>
+        <w:numPr>
+          <w:ilvl w:val="0"/>
+          <w:numId w:val="8"/>
+        </w:numPr>
+      </w:pPr>
+      <w:r>
+        <w:t>mobil és asztali nézet</w:t>
+      </w:r>
+    </w:p>
+    <w:p>
+      <w:r>
+        <w:t>képek....</w:t>
       </w:r>
     </w:p>
     <w:p>
@@ -1718,6 +2535,345 @@
 <file path=word/numbering.xml><?xml version="1.0" encoding="utf-8"?>
 <w:numbering xmlns:wpc="http://schemas.microsoft.com/office/word/2010/wordprocessingCanvas" xmlns:cx="http://schemas.microsoft.com/office/drawing/2014/chartex" xmlns:cx1="http://schemas.microsoft.com/office/drawing/2015/9/8/chartex" xmlns:cx2="http://schemas.microsoft.com/office/drawing/2015/10/21/chartex" xmlns:cx3="http://schemas.microsoft.com/office/drawing/2016/5/9/chartex" xmlns:cx4="http://schemas.microsoft.com/office/drawing/2016/5/10/chartex" xmlns:cx5="http://schemas.microsoft.com/office/drawing/2016/5/11/chartex" xmlns:cx6="http://schemas.microsoft.com/office/drawing/2016/5/12/chartex" xmlns:cx7="http://schemas.microsoft.com/office/drawing/2016/5/13/chartex" xmlns:cx8="http://schemas.microsoft.com/office/drawing/2016/5/14/chartex" xmlns:mc="http://schemas.openxmlformats.org/markup-compatibility/2006" xmlns:aink="http://schemas.microsoft.com/office/drawing/2016/ink" xmlns:am3d="http://schemas.microsoft.com/office/drawing/2017/model3d" xmlns:o="urn:schemas-microsoft-com:office:office" xmlns:oel="http://schemas.microsoft.com/office/2019/extlst" xmlns:r="http://schemas.openxmlformats.org/officeDocument/2006/relationships" xmlns:m="http://schemas.openxmlformats.org/officeDocument/2006/math" xmlns:v="urn:schemas-microsoft-com:vml" xmlns:wp14="http://schemas.microsoft.com/office/word/2010/wordprocessingDrawing" xmlns:wp="http://schemas.openxmlformats.org/drawingml/2006/wordprocessingDrawing" xmlns:w10="urn:schemas-microsoft-com:office:word" xmlns:w="http://schemas.openxmlformats.org/wordprocessingml/2006/main" xmlns:w14="http://schemas.microsoft.com/office/word/2010/wordml" xmlns:w15="http://schemas.microsoft.com/office/word/2012/wordml" xmlns:w16cex="http://schemas.microsoft.com/office/word/2018/wordml/cex" xmlns:w16cid="http://schemas.microsoft.com/office/word/2016/wordml/cid" xmlns:w16="http://schemas.microsoft.com/office/word/2018/wordml" xmlns:w16du="http://schemas.microsoft.com/office/word/2023/wordml/word16du" xmlns:w16sdtdh="http://schemas.microsoft.com/office/word/2020/wordml/sdtdatahash" xmlns:w16sdtfl="http://schemas.microsoft.com/office/word/2024/wordml/sdtformatlock" xmlns:w16se="http://schemas.microsoft.com/office/word/2015/wordml/symex" xmlns:wpg="http://schemas.microsoft.com/office/word/2010/wordprocessingGroup" xmlns:wpi="http://schemas.microsoft.com/office/word/2010/wordprocessingInk" xmlns:wne="http://schemas.microsoft.com/office/word/2006/wordml" xmlns:wps="http://schemas.microsoft.com/office/word/2010/wordprocessingShape" mc:Ignorable="w14 w15 w16se w16cid w16 w16cex w16sdtdh w16sdtfl w16du wp14">
   <w:abstractNum w:abstractNumId="0" w15:restartNumberingAfterBreak="0">
+    <w:nsid w:val="100C5D38"/>
+    <w:multiLevelType w:val="hybridMultilevel"/>
+    <w:tmpl w:val="ED5EC4E0"/>
+    <w:lvl w:ilvl="0" w:tplc="040E0001">
+      <w:start w:val="1"/>
+      <w:numFmt w:val="bullet"/>
+      <w:lvlText w:val=""/>
+      <w:lvlJc w:val="left"/>
+      <w:pPr>
+        <w:ind w:left="720" w:hanging="360"/>
+      </w:pPr>
+      <w:rPr>
+        <w:rFonts w:ascii="Symbol" w:hAnsi="Symbol" w:hint="default"/>
+      </w:rPr>
+    </w:lvl>
+    <w:lvl w:ilvl="1" w:tplc="040E0003" w:tentative="1">
+      <w:start w:val="1"/>
+      <w:numFmt w:val="bullet"/>
+      <w:lvlText w:val="o"/>
+      <w:lvlJc w:val="left"/>
+      <w:pPr>
+        <w:ind w:left="1440" w:hanging="360"/>
+      </w:pPr>
+      <w:rPr>
+        <w:rFonts w:ascii="Courier New" w:hAnsi="Courier New" w:cs="Courier New" w:hint="default"/>
+      </w:rPr>
+    </w:lvl>
+    <w:lvl w:ilvl="2" w:tplc="040E0005" w:tentative="1">
+      <w:start w:val="1"/>
+      <w:numFmt w:val="bullet"/>
+      <w:lvlText w:val=""/>
+      <w:lvlJc w:val="left"/>
+      <w:pPr>
+        <w:ind w:left="2160" w:hanging="360"/>
+      </w:pPr>
+      <w:rPr>
+        <w:rFonts w:ascii="Wingdings" w:hAnsi="Wingdings" w:hint="default"/>
+      </w:rPr>
+    </w:lvl>
+    <w:lvl w:ilvl="3" w:tplc="040E0001" w:tentative="1">
+      <w:start w:val="1"/>
+      <w:numFmt w:val="bullet"/>
+      <w:lvlText w:val=""/>
+      <w:lvlJc w:val="left"/>
+      <w:pPr>
+        <w:ind w:left="2880" w:hanging="360"/>
+      </w:pPr>
+      <w:rPr>
+        <w:rFonts w:ascii="Symbol" w:hAnsi="Symbol" w:hint="default"/>
+      </w:rPr>
+    </w:lvl>
+    <w:lvl w:ilvl="4" w:tplc="040E0003" w:tentative="1">
+      <w:start w:val="1"/>
+      <w:numFmt w:val="bullet"/>
+      <w:lvlText w:val="o"/>
+      <w:lvlJc w:val="left"/>
+      <w:pPr>
+        <w:ind w:left="3600" w:hanging="360"/>
+      </w:pPr>
+      <w:rPr>
+        <w:rFonts w:ascii="Courier New" w:hAnsi="Courier New" w:cs="Courier New" w:hint="default"/>
+      </w:rPr>
+    </w:lvl>
+    <w:lvl w:ilvl="5" w:tplc="040E0005" w:tentative="1">
+      <w:start w:val="1"/>
+      <w:numFmt w:val="bullet"/>
+      <w:lvlText w:val=""/>
+      <w:lvlJc w:val="left"/>
+      <w:pPr>
+        <w:ind w:left="4320" w:hanging="360"/>
+      </w:pPr>
+      <w:rPr>
+        <w:rFonts w:ascii="Wingdings" w:hAnsi="Wingdings" w:hint="default"/>
+      </w:rPr>
+    </w:lvl>
+    <w:lvl w:ilvl="6" w:tplc="040E0001" w:tentative="1">
+      <w:start w:val="1"/>
+      <w:numFmt w:val="bullet"/>
+      <w:lvlText w:val=""/>
+      <w:lvlJc w:val="left"/>
+      <w:pPr>
+        <w:ind w:left="5040" w:hanging="360"/>
+      </w:pPr>
+      <w:rPr>
+        <w:rFonts w:ascii="Symbol" w:hAnsi="Symbol" w:hint="default"/>
+      </w:rPr>
+    </w:lvl>
+    <w:lvl w:ilvl="7" w:tplc="040E0003" w:tentative="1">
+      <w:start w:val="1"/>
+      <w:numFmt w:val="bullet"/>
+      <w:lvlText w:val="o"/>
+      <w:lvlJc w:val="left"/>
+      <w:pPr>
+        <w:ind w:left="5760" w:hanging="360"/>
+      </w:pPr>
+      <w:rPr>
+        <w:rFonts w:ascii="Courier New" w:hAnsi="Courier New" w:cs="Courier New" w:hint="default"/>
+      </w:rPr>
+    </w:lvl>
+    <w:lvl w:ilvl="8" w:tplc="040E0005" w:tentative="1">
+      <w:start w:val="1"/>
+      <w:numFmt w:val="bullet"/>
+      <w:lvlText w:val=""/>
+      <w:lvlJc w:val="left"/>
+      <w:pPr>
+        <w:ind w:left="6480" w:hanging="360"/>
+      </w:pPr>
+      <w:rPr>
+        <w:rFonts w:ascii="Wingdings" w:hAnsi="Wingdings" w:hint="default"/>
+      </w:rPr>
+    </w:lvl>
+  </w:abstractNum>
+  <w:abstractNum w:abstractNumId="1" w15:restartNumberingAfterBreak="0">
+    <w:nsid w:val="1266101A"/>
+    <w:multiLevelType w:val="hybridMultilevel"/>
+    <w:tmpl w:val="D7C6603E"/>
+    <w:lvl w:ilvl="0" w:tplc="040E0001">
+      <w:start w:val="1"/>
+      <w:numFmt w:val="bullet"/>
+      <w:lvlText w:val=""/>
+      <w:lvlJc w:val="left"/>
+      <w:pPr>
+        <w:ind w:left="1080" w:hanging="360"/>
+      </w:pPr>
+      <w:rPr>
+        <w:rFonts w:ascii="Symbol" w:hAnsi="Symbol" w:hint="default"/>
+      </w:rPr>
+    </w:lvl>
+    <w:lvl w:ilvl="1" w:tplc="040E0003" w:tentative="1">
+      <w:start w:val="1"/>
+      <w:numFmt w:val="bullet"/>
+      <w:lvlText w:val="o"/>
+      <w:lvlJc w:val="left"/>
+      <w:pPr>
+        <w:ind w:left="1800" w:hanging="360"/>
+      </w:pPr>
+      <w:rPr>
+        <w:rFonts w:ascii="Courier New" w:hAnsi="Courier New" w:cs="Courier New" w:hint="default"/>
+      </w:rPr>
+    </w:lvl>
+    <w:lvl w:ilvl="2" w:tplc="040E0005" w:tentative="1">
+      <w:start w:val="1"/>
+      <w:numFmt w:val="bullet"/>
+      <w:lvlText w:val=""/>
+      <w:lvlJc w:val="left"/>
+      <w:pPr>
+        <w:ind w:left="2520" w:hanging="360"/>
+      </w:pPr>
+      <w:rPr>
+        <w:rFonts w:ascii="Wingdings" w:hAnsi="Wingdings" w:hint="default"/>
+      </w:rPr>
+    </w:lvl>
+    <w:lvl w:ilvl="3" w:tplc="040E0001" w:tentative="1">
+      <w:start w:val="1"/>
+      <w:numFmt w:val="bullet"/>
+      <w:lvlText w:val=""/>
+      <w:lvlJc w:val="left"/>
+      <w:pPr>
+        <w:ind w:left="3240" w:hanging="360"/>
+      </w:pPr>
+      <w:rPr>
+        <w:rFonts w:ascii="Symbol" w:hAnsi="Symbol" w:hint="default"/>
+      </w:rPr>
+    </w:lvl>
+    <w:lvl w:ilvl="4" w:tplc="040E0003" w:tentative="1">
+      <w:start w:val="1"/>
+      <w:numFmt w:val="bullet"/>
+      <w:lvlText w:val="o"/>
+      <w:lvlJc w:val="left"/>
+      <w:pPr>
+        <w:ind w:left="3960" w:hanging="360"/>
+      </w:pPr>
+      <w:rPr>
+        <w:rFonts w:ascii="Courier New" w:hAnsi="Courier New" w:cs="Courier New" w:hint="default"/>
+      </w:rPr>
+    </w:lvl>
+    <w:lvl w:ilvl="5" w:tplc="040E0005" w:tentative="1">
+      <w:start w:val="1"/>
+      <w:numFmt w:val="bullet"/>
+      <w:lvlText w:val=""/>
+      <w:lvlJc w:val="left"/>
+      <w:pPr>
+        <w:ind w:left="4680" w:hanging="360"/>
+      </w:pPr>
+      <w:rPr>
+        <w:rFonts w:ascii="Wingdings" w:hAnsi="Wingdings" w:hint="default"/>
+      </w:rPr>
+    </w:lvl>
+    <w:lvl w:ilvl="6" w:tplc="040E0001" w:tentative="1">
+      <w:start w:val="1"/>
+      <w:numFmt w:val="bullet"/>
+      <w:lvlText w:val=""/>
+      <w:lvlJc w:val="left"/>
+      <w:pPr>
+        <w:ind w:left="5400" w:hanging="360"/>
+      </w:pPr>
+      <w:rPr>
+        <w:rFonts w:ascii="Symbol" w:hAnsi="Symbol" w:hint="default"/>
+      </w:rPr>
+    </w:lvl>
+    <w:lvl w:ilvl="7" w:tplc="040E0003" w:tentative="1">
+      <w:start w:val="1"/>
+      <w:numFmt w:val="bullet"/>
+      <w:lvlText w:val="o"/>
+      <w:lvlJc w:val="left"/>
+      <w:pPr>
+        <w:ind w:left="6120" w:hanging="360"/>
+      </w:pPr>
+      <w:rPr>
+        <w:rFonts w:ascii="Courier New" w:hAnsi="Courier New" w:cs="Courier New" w:hint="default"/>
+      </w:rPr>
+    </w:lvl>
+    <w:lvl w:ilvl="8" w:tplc="040E0005" w:tentative="1">
+      <w:start w:val="1"/>
+      <w:numFmt w:val="bullet"/>
+      <w:lvlText w:val=""/>
+      <w:lvlJc w:val="left"/>
+      <w:pPr>
+        <w:ind w:left="6840" w:hanging="360"/>
+      </w:pPr>
+      <w:rPr>
+        <w:rFonts w:ascii="Wingdings" w:hAnsi="Wingdings" w:hint="default"/>
+      </w:rPr>
+    </w:lvl>
+  </w:abstractNum>
+  <w:abstractNum w:abstractNumId="2" w15:restartNumberingAfterBreak="0">
+    <w:nsid w:val="168F2B7B"/>
+    <w:multiLevelType w:val="hybridMultilevel"/>
+    <w:tmpl w:val="88AA4220"/>
+    <w:lvl w:ilvl="0" w:tplc="040E0001">
+      <w:start w:val="1"/>
+      <w:numFmt w:val="bullet"/>
+      <w:lvlText w:val=""/>
+      <w:lvlJc w:val="left"/>
+      <w:pPr>
+        <w:ind w:left="1080" w:hanging="360"/>
+      </w:pPr>
+      <w:rPr>
+        <w:rFonts w:ascii="Symbol" w:hAnsi="Symbol" w:hint="default"/>
+      </w:rPr>
+    </w:lvl>
+    <w:lvl w:ilvl="1" w:tplc="040E0003" w:tentative="1">
+      <w:start w:val="1"/>
+      <w:numFmt w:val="bullet"/>
+      <w:lvlText w:val="o"/>
+      <w:lvlJc w:val="left"/>
+      <w:pPr>
+        <w:ind w:left="1800" w:hanging="360"/>
+      </w:pPr>
+      <w:rPr>
+        <w:rFonts w:ascii="Courier New" w:hAnsi="Courier New" w:cs="Courier New" w:hint="default"/>
+      </w:rPr>
+    </w:lvl>
+    <w:lvl w:ilvl="2" w:tplc="040E0005" w:tentative="1">
+      <w:start w:val="1"/>
+      <w:numFmt w:val="bullet"/>
+      <w:lvlText w:val=""/>
+      <w:lvlJc w:val="left"/>
+      <w:pPr>
+        <w:ind w:left="2520" w:hanging="360"/>
+      </w:pPr>
+      <w:rPr>
+        <w:rFonts w:ascii="Wingdings" w:hAnsi="Wingdings" w:hint="default"/>
+      </w:rPr>
+    </w:lvl>
+    <w:lvl w:ilvl="3" w:tplc="040E0001" w:tentative="1">
+      <w:start w:val="1"/>
+      <w:numFmt w:val="bullet"/>
+      <w:lvlText w:val=""/>
+      <w:lvlJc w:val="left"/>
+      <w:pPr>
+        <w:ind w:left="3240" w:hanging="360"/>
+      </w:pPr>
+      <w:rPr>
+        <w:rFonts w:ascii="Symbol" w:hAnsi="Symbol" w:hint="default"/>
+      </w:rPr>
+    </w:lvl>
+    <w:lvl w:ilvl="4" w:tplc="040E0003" w:tentative="1">
+      <w:start w:val="1"/>
+      <w:numFmt w:val="bullet"/>
+      <w:lvlText w:val="o"/>
+      <w:lvlJc w:val="left"/>
+      <w:pPr>
+        <w:ind w:left="3960" w:hanging="360"/>
+      </w:pPr>
+      <w:rPr>
+        <w:rFonts w:ascii="Courier New" w:hAnsi="Courier New" w:cs="Courier New" w:hint="default"/>
+      </w:rPr>
+    </w:lvl>
+    <w:lvl w:ilvl="5" w:tplc="040E0005" w:tentative="1">
+      <w:start w:val="1"/>
+      <w:numFmt w:val="bullet"/>
+      <w:lvlText w:val=""/>
+      <w:lvlJc w:val="left"/>
+      <w:pPr>
+        <w:ind w:left="4680" w:hanging="360"/>
+      </w:pPr>
+      <w:rPr>
+        <w:rFonts w:ascii="Wingdings" w:hAnsi="Wingdings" w:hint="default"/>
+      </w:rPr>
+    </w:lvl>
+    <w:lvl w:ilvl="6" w:tplc="040E0001" w:tentative="1">
+      <w:start w:val="1"/>
+      <w:numFmt w:val="bullet"/>
+      <w:lvlText w:val=""/>
+      <w:lvlJc w:val="left"/>
+      <w:pPr>
+        <w:ind w:left="5400" w:hanging="360"/>
+      </w:pPr>
+      <w:rPr>
+        <w:rFonts w:ascii="Symbol" w:hAnsi="Symbol" w:hint="default"/>
+      </w:rPr>
+    </w:lvl>
+    <w:lvl w:ilvl="7" w:tplc="040E0003" w:tentative="1">
+      <w:start w:val="1"/>
+      <w:numFmt w:val="bullet"/>
+      <w:lvlText w:val="o"/>
+      <w:lvlJc w:val="left"/>
+      <w:pPr>
+        <w:ind w:left="6120" w:hanging="360"/>
+      </w:pPr>
+      <w:rPr>
+        <w:rFonts w:ascii="Courier New" w:hAnsi="Courier New" w:cs="Courier New" w:hint="default"/>
+      </w:rPr>
+    </w:lvl>
+    <w:lvl w:ilvl="8" w:tplc="040E0005" w:tentative="1">
+      <w:start w:val="1"/>
+      <w:numFmt w:val="bullet"/>
+      <w:lvlText w:val=""/>
+      <w:lvlJc w:val="left"/>
+      <w:pPr>
+        <w:ind w:left="6840" w:hanging="360"/>
+      </w:pPr>
+      <w:rPr>
+        <w:rFonts w:ascii="Wingdings" w:hAnsi="Wingdings" w:hint="default"/>
+      </w:rPr>
+    </w:lvl>
+  </w:abstractNum>
+  <w:abstractNum w:abstractNumId="3" w15:restartNumberingAfterBreak="0">
     <w:nsid w:val="207B48A8"/>
     <w:multiLevelType w:val="hybridMultilevel"/>
     <w:tmpl w:val="3F0E615A"/>
@@ -1830,7 +2986,120 @@
       </w:rPr>
     </w:lvl>
   </w:abstractNum>
-  <w:abstractNum w:abstractNumId="1" w15:restartNumberingAfterBreak="0">
+  <w:abstractNum w:abstractNumId="4" w15:restartNumberingAfterBreak="0">
+    <w:nsid w:val="25ED322B"/>
+    <w:multiLevelType w:val="hybridMultilevel"/>
+    <w:tmpl w:val="AB36B1FA"/>
+    <w:lvl w:ilvl="0" w:tplc="040E0001">
+      <w:start w:val="1"/>
+      <w:numFmt w:val="bullet"/>
+      <w:lvlText w:val=""/>
+      <w:lvlJc w:val="left"/>
+      <w:pPr>
+        <w:ind w:left="720" w:hanging="360"/>
+      </w:pPr>
+      <w:rPr>
+        <w:rFonts w:ascii="Symbol" w:hAnsi="Symbol" w:hint="default"/>
+      </w:rPr>
+    </w:lvl>
+    <w:lvl w:ilvl="1" w:tplc="040E0003" w:tentative="1">
+      <w:start w:val="1"/>
+      <w:numFmt w:val="bullet"/>
+      <w:lvlText w:val="o"/>
+      <w:lvlJc w:val="left"/>
+      <w:pPr>
+        <w:ind w:left="1440" w:hanging="360"/>
+      </w:pPr>
+      <w:rPr>
+        <w:rFonts w:ascii="Courier New" w:hAnsi="Courier New" w:cs="Courier New" w:hint="default"/>
+      </w:rPr>
+    </w:lvl>
+    <w:lvl w:ilvl="2" w:tplc="040E0005" w:tentative="1">
+      <w:start w:val="1"/>
+      <w:numFmt w:val="bullet"/>
+      <w:lvlText w:val=""/>
+      <w:lvlJc w:val="left"/>
+      <w:pPr>
+        <w:ind w:left="2160" w:hanging="360"/>
+      </w:pPr>
+      <w:rPr>
+        <w:rFonts w:ascii="Wingdings" w:hAnsi="Wingdings" w:hint="default"/>
+      </w:rPr>
+    </w:lvl>
+    <w:lvl w:ilvl="3" w:tplc="040E0001" w:tentative="1">
+      <w:start w:val="1"/>
+      <w:numFmt w:val="bullet"/>
+      <w:lvlText w:val=""/>
+      <w:lvlJc w:val="left"/>
+      <w:pPr>
+        <w:ind w:left="2880" w:hanging="360"/>
+      </w:pPr>
+      <w:rPr>
+        <w:rFonts w:ascii="Symbol" w:hAnsi="Symbol" w:hint="default"/>
+      </w:rPr>
+    </w:lvl>
+    <w:lvl w:ilvl="4" w:tplc="040E0003" w:tentative="1">
+      <w:start w:val="1"/>
+      <w:numFmt w:val="bullet"/>
+      <w:lvlText w:val="o"/>
+      <w:lvlJc w:val="left"/>
+      <w:pPr>
+        <w:ind w:left="3600" w:hanging="360"/>
+      </w:pPr>
+      <w:rPr>
+        <w:rFonts w:ascii="Courier New" w:hAnsi="Courier New" w:cs="Courier New" w:hint="default"/>
+      </w:rPr>
+    </w:lvl>
+    <w:lvl w:ilvl="5" w:tplc="040E0005" w:tentative="1">
+      <w:start w:val="1"/>
+      <w:numFmt w:val="bullet"/>
+      <w:lvlText w:val=""/>
+      <w:lvlJc w:val="left"/>
+      <w:pPr>
+        <w:ind w:left="4320" w:hanging="360"/>
+      </w:pPr>
+      <w:rPr>
+        <w:rFonts w:ascii="Wingdings" w:hAnsi="Wingdings" w:hint="default"/>
+      </w:rPr>
+    </w:lvl>
+    <w:lvl w:ilvl="6" w:tplc="040E0001" w:tentative="1">
+      <w:start w:val="1"/>
+      <w:numFmt w:val="bullet"/>
+      <w:lvlText w:val=""/>
+      <w:lvlJc w:val="left"/>
+      <w:pPr>
+        <w:ind w:left="5040" w:hanging="360"/>
+      </w:pPr>
+      <w:rPr>
+        <w:rFonts w:ascii="Symbol" w:hAnsi="Symbol" w:hint="default"/>
+      </w:rPr>
+    </w:lvl>
+    <w:lvl w:ilvl="7" w:tplc="040E0003" w:tentative="1">
+      <w:start w:val="1"/>
+      <w:numFmt w:val="bullet"/>
+      <w:lvlText w:val="o"/>
+      <w:lvlJc w:val="left"/>
+      <w:pPr>
+        <w:ind w:left="5760" w:hanging="360"/>
+      </w:pPr>
+      <w:rPr>
+        <w:rFonts w:ascii="Courier New" w:hAnsi="Courier New" w:cs="Courier New" w:hint="default"/>
+      </w:rPr>
+    </w:lvl>
+    <w:lvl w:ilvl="8" w:tplc="040E0005" w:tentative="1">
+      <w:start w:val="1"/>
+      <w:numFmt w:val="bullet"/>
+      <w:lvlText w:val=""/>
+      <w:lvlJc w:val="left"/>
+      <w:pPr>
+        <w:ind w:left="6480" w:hanging="360"/>
+      </w:pPr>
+      <w:rPr>
+        <w:rFonts w:ascii="Wingdings" w:hAnsi="Wingdings" w:hint="default"/>
+      </w:rPr>
+    </w:lvl>
+  </w:abstractNum>
+  <w:abstractNum w:abstractNumId="5" w15:restartNumberingAfterBreak="0">
     <w:nsid w:val="312215F6"/>
     <w:multiLevelType w:val="hybridMultilevel"/>
     <w:tmpl w:val="83B4152A"/>
@@ -1943,7 +3212,644 @@
       </w:rPr>
     </w:lvl>
   </w:abstractNum>
-  <w:abstractNum w:abstractNumId="2" w15:restartNumberingAfterBreak="0">
+  <w:abstractNum w:abstractNumId="6" w15:restartNumberingAfterBreak="0">
+    <w:nsid w:val="39C86D2E"/>
+    <w:multiLevelType w:val="hybridMultilevel"/>
+    <w:tmpl w:val="BEAAF4BA"/>
+    <w:lvl w:ilvl="0" w:tplc="040E0001">
+      <w:start w:val="1"/>
+      <w:numFmt w:val="bullet"/>
+      <w:lvlText w:val=""/>
+      <w:lvlJc w:val="left"/>
+      <w:pPr>
+        <w:ind w:left="720" w:hanging="360"/>
+      </w:pPr>
+      <w:rPr>
+        <w:rFonts w:ascii="Symbol" w:hAnsi="Symbol" w:hint="default"/>
+      </w:rPr>
+    </w:lvl>
+    <w:lvl w:ilvl="1" w:tplc="040E0003" w:tentative="1">
+      <w:start w:val="1"/>
+      <w:numFmt w:val="bullet"/>
+      <w:lvlText w:val="o"/>
+      <w:lvlJc w:val="left"/>
+      <w:pPr>
+        <w:ind w:left="1440" w:hanging="360"/>
+      </w:pPr>
+      <w:rPr>
+        <w:rFonts w:ascii="Courier New" w:hAnsi="Courier New" w:cs="Courier New" w:hint="default"/>
+      </w:rPr>
+    </w:lvl>
+    <w:lvl w:ilvl="2" w:tplc="040E0005" w:tentative="1">
+      <w:start w:val="1"/>
+      <w:numFmt w:val="bullet"/>
+      <w:lvlText w:val=""/>
+      <w:lvlJc w:val="left"/>
+      <w:pPr>
+        <w:ind w:left="2160" w:hanging="360"/>
+      </w:pPr>
+      <w:rPr>
+        <w:rFonts w:ascii="Wingdings" w:hAnsi="Wingdings" w:hint="default"/>
+      </w:rPr>
+    </w:lvl>
+    <w:lvl w:ilvl="3" w:tplc="040E0001" w:tentative="1">
+      <w:start w:val="1"/>
+      <w:numFmt w:val="bullet"/>
+      <w:lvlText w:val=""/>
+      <w:lvlJc w:val="left"/>
+      <w:pPr>
+        <w:ind w:left="2880" w:hanging="360"/>
+      </w:pPr>
+      <w:rPr>
+        <w:rFonts w:ascii="Symbol" w:hAnsi="Symbol" w:hint="default"/>
+      </w:rPr>
+    </w:lvl>
+    <w:lvl w:ilvl="4" w:tplc="040E0003" w:tentative="1">
+      <w:start w:val="1"/>
+      <w:numFmt w:val="bullet"/>
+      <w:lvlText w:val="o"/>
+      <w:lvlJc w:val="left"/>
+      <w:pPr>
+        <w:ind w:left="3600" w:hanging="360"/>
+      </w:pPr>
+      <w:rPr>
+        <w:rFonts w:ascii="Courier New" w:hAnsi="Courier New" w:cs="Courier New" w:hint="default"/>
+      </w:rPr>
+    </w:lvl>
+    <w:lvl w:ilvl="5" w:tplc="040E0005" w:tentative="1">
+      <w:start w:val="1"/>
+      <w:numFmt w:val="bullet"/>
+      <w:lvlText w:val=""/>
+      <w:lvlJc w:val="left"/>
+      <w:pPr>
+        <w:ind w:left="4320" w:hanging="360"/>
+      </w:pPr>
+      <w:rPr>
+        <w:rFonts w:ascii="Wingdings" w:hAnsi="Wingdings" w:hint="default"/>
+      </w:rPr>
+    </w:lvl>
+    <w:lvl w:ilvl="6" w:tplc="040E0001" w:tentative="1">
+      <w:start w:val="1"/>
+      <w:numFmt w:val="bullet"/>
+      <w:lvlText w:val=""/>
+      <w:lvlJc w:val="left"/>
+      <w:pPr>
+        <w:ind w:left="5040" w:hanging="360"/>
+      </w:pPr>
+      <w:rPr>
+        <w:rFonts w:ascii="Symbol" w:hAnsi="Symbol" w:hint="default"/>
+      </w:rPr>
+    </w:lvl>
+    <w:lvl w:ilvl="7" w:tplc="040E0003" w:tentative="1">
+      <w:start w:val="1"/>
+      <w:numFmt w:val="bullet"/>
+      <w:lvlText w:val="o"/>
+      <w:lvlJc w:val="left"/>
+      <w:pPr>
+        <w:ind w:left="5760" w:hanging="360"/>
+      </w:pPr>
+      <w:rPr>
+        <w:rFonts w:ascii="Courier New" w:hAnsi="Courier New" w:cs="Courier New" w:hint="default"/>
+      </w:rPr>
+    </w:lvl>
+    <w:lvl w:ilvl="8" w:tplc="040E0005" w:tentative="1">
+      <w:start w:val="1"/>
+      <w:numFmt w:val="bullet"/>
+      <w:lvlText w:val=""/>
+      <w:lvlJc w:val="left"/>
+      <w:pPr>
+        <w:ind w:left="6480" w:hanging="360"/>
+      </w:pPr>
+      <w:rPr>
+        <w:rFonts w:ascii="Wingdings" w:hAnsi="Wingdings" w:hint="default"/>
+      </w:rPr>
+    </w:lvl>
+  </w:abstractNum>
+  <w:abstractNum w:abstractNumId="7" w15:restartNumberingAfterBreak="0">
+    <w:nsid w:val="3CA833A0"/>
+    <w:multiLevelType w:val="multilevel"/>
+    <w:tmpl w:val="842E47F4"/>
+    <w:lvl w:ilvl="0">
+      <w:start w:val="1"/>
+      <w:numFmt w:val="bullet"/>
+      <w:lvlText w:val=""/>
+      <w:lvlJc w:val="left"/>
+      <w:pPr>
+        <w:tabs>
+          <w:tab w:val="num" w:pos="720"/>
+        </w:tabs>
+        <w:ind w:left="720" w:hanging="360"/>
+      </w:pPr>
+      <w:rPr>
+        <w:rFonts w:ascii="Symbol" w:hAnsi="Symbol" w:hint="default"/>
+        <w:sz w:val="20"/>
+      </w:rPr>
+    </w:lvl>
+    <w:lvl w:ilvl="1" w:tentative="1">
+      <w:start w:val="1"/>
+      <w:numFmt w:val="bullet"/>
+      <w:lvlText w:val="o"/>
+      <w:lvlJc w:val="left"/>
+      <w:pPr>
+        <w:tabs>
+          <w:tab w:val="num" w:pos="1440"/>
+        </w:tabs>
+        <w:ind w:left="1440" w:hanging="360"/>
+      </w:pPr>
+      <w:rPr>
+        <w:rFonts w:ascii="Courier New" w:hAnsi="Courier New" w:hint="default"/>
+        <w:sz w:val="20"/>
+      </w:rPr>
+    </w:lvl>
+    <w:lvl w:ilvl="2" w:tentative="1">
+      <w:start w:val="1"/>
+      <w:numFmt w:val="bullet"/>
+      <w:lvlText w:val=""/>
+      <w:lvlJc w:val="left"/>
+      <w:pPr>
+        <w:tabs>
+          <w:tab w:val="num" w:pos="2160"/>
+        </w:tabs>
+        <w:ind w:left="2160" w:hanging="360"/>
+      </w:pPr>
+      <w:rPr>
+        <w:rFonts w:ascii="Wingdings" w:hAnsi="Wingdings" w:hint="default"/>
+        <w:sz w:val="20"/>
+      </w:rPr>
+    </w:lvl>
+    <w:lvl w:ilvl="3" w:tentative="1">
+      <w:start w:val="1"/>
+      <w:numFmt w:val="bullet"/>
+      <w:lvlText w:val=""/>
+      <w:lvlJc w:val="left"/>
+      <w:pPr>
+        <w:tabs>
+          <w:tab w:val="num" w:pos="2880"/>
+        </w:tabs>
+        <w:ind w:left="2880" w:hanging="360"/>
+      </w:pPr>
+      <w:rPr>
+        <w:rFonts w:ascii="Wingdings" w:hAnsi="Wingdings" w:hint="default"/>
+        <w:sz w:val="20"/>
+      </w:rPr>
+    </w:lvl>
+    <w:lvl w:ilvl="4" w:tentative="1">
+      <w:start w:val="1"/>
+      <w:numFmt w:val="bullet"/>
+      <w:lvlText w:val=""/>
+      <w:lvlJc w:val="left"/>
+      <w:pPr>
+        <w:tabs>
+          <w:tab w:val="num" w:pos="3600"/>
+        </w:tabs>
+        <w:ind w:left="3600" w:hanging="360"/>
+      </w:pPr>
+      <w:rPr>
+        <w:rFonts w:ascii="Wingdings" w:hAnsi="Wingdings" w:hint="default"/>
+        <w:sz w:val="20"/>
+      </w:rPr>
+    </w:lvl>
+    <w:lvl w:ilvl="5" w:tentative="1">
+      <w:start w:val="1"/>
+      <w:numFmt w:val="bullet"/>
+      <w:lvlText w:val=""/>
+      <w:lvlJc w:val="left"/>
+      <w:pPr>
+        <w:tabs>
+          <w:tab w:val="num" w:pos="4320"/>
+        </w:tabs>
+        <w:ind w:left="4320" w:hanging="360"/>
+      </w:pPr>
+      <w:rPr>
+        <w:rFonts w:ascii="Wingdings" w:hAnsi="Wingdings" w:hint="default"/>
+        <w:sz w:val="20"/>
+      </w:rPr>
+    </w:lvl>
+    <w:lvl w:ilvl="6" w:tentative="1">
+      <w:start w:val="1"/>
+      <w:numFmt w:val="bullet"/>
+      <w:lvlText w:val=""/>
+      <w:lvlJc w:val="left"/>
+      <w:pPr>
+        <w:tabs>
+          <w:tab w:val="num" w:pos="5040"/>
+        </w:tabs>
+        <w:ind w:left="5040" w:hanging="360"/>
+      </w:pPr>
+      <w:rPr>
+        <w:rFonts w:ascii="Wingdings" w:hAnsi="Wingdings" w:hint="default"/>
+        <w:sz w:val="20"/>
+      </w:rPr>
+    </w:lvl>
+    <w:lvl w:ilvl="7" w:tentative="1">
+      <w:start w:val="1"/>
+      <w:numFmt w:val="bullet"/>
+      <w:lvlText w:val=""/>
+      <w:lvlJc w:val="left"/>
+      <w:pPr>
+        <w:tabs>
+          <w:tab w:val="num" w:pos="5760"/>
+        </w:tabs>
+        <w:ind w:left="5760" w:hanging="360"/>
+      </w:pPr>
+      <w:rPr>
+        <w:rFonts w:ascii="Wingdings" w:hAnsi="Wingdings" w:hint="default"/>
+        <w:sz w:val="20"/>
+      </w:rPr>
+    </w:lvl>
+    <w:lvl w:ilvl="8" w:tentative="1">
+      <w:start w:val="1"/>
+      <w:numFmt w:val="bullet"/>
+      <w:lvlText w:val=""/>
+      <w:lvlJc w:val="left"/>
+      <w:pPr>
+        <w:tabs>
+          <w:tab w:val="num" w:pos="6480"/>
+        </w:tabs>
+        <w:ind w:left="6480" w:hanging="360"/>
+      </w:pPr>
+      <w:rPr>
+        <w:rFonts w:ascii="Wingdings" w:hAnsi="Wingdings" w:hint="default"/>
+        <w:sz w:val="20"/>
+      </w:rPr>
+    </w:lvl>
+  </w:abstractNum>
+  <w:abstractNum w:abstractNumId="8" w15:restartNumberingAfterBreak="0">
+    <w:nsid w:val="45463EF7"/>
+    <w:multiLevelType w:val="hybridMultilevel"/>
+    <w:tmpl w:val="B3368F2C"/>
+    <w:lvl w:ilvl="0" w:tplc="040E0001">
+      <w:start w:val="1"/>
+      <w:numFmt w:val="bullet"/>
+      <w:lvlText w:val=""/>
+      <w:lvlJc w:val="left"/>
+      <w:pPr>
+        <w:ind w:left="1080" w:hanging="360"/>
+      </w:pPr>
+      <w:rPr>
+        <w:rFonts w:ascii="Symbol" w:hAnsi="Symbol" w:hint="default"/>
+      </w:rPr>
+    </w:lvl>
+    <w:lvl w:ilvl="1" w:tplc="040E0003" w:tentative="1">
+      <w:start w:val="1"/>
+      <w:numFmt w:val="bullet"/>
+      <w:lvlText w:val="o"/>
+      <w:lvlJc w:val="left"/>
+      <w:pPr>
+        <w:ind w:left="1800" w:hanging="360"/>
+      </w:pPr>
+      <w:rPr>
+        <w:rFonts w:ascii="Courier New" w:hAnsi="Courier New" w:cs="Courier New" w:hint="default"/>
+      </w:rPr>
+    </w:lvl>
+    <w:lvl w:ilvl="2" w:tplc="040E0005" w:tentative="1">
+      <w:start w:val="1"/>
+      <w:numFmt w:val="bullet"/>
+      <w:lvlText w:val=""/>
+      <w:lvlJc w:val="left"/>
+      <w:pPr>
+        <w:ind w:left="2520" w:hanging="360"/>
+      </w:pPr>
+      <w:rPr>
+        <w:rFonts w:ascii="Wingdings" w:hAnsi="Wingdings" w:hint="default"/>
+      </w:rPr>
+    </w:lvl>
+    <w:lvl w:ilvl="3" w:tplc="040E0001" w:tentative="1">
+      <w:start w:val="1"/>
+      <w:numFmt w:val="bullet"/>
+      <w:lvlText w:val=""/>
+      <w:lvlJc w:val="left"/>
+      <w:pPr>
+        <w:ind w:left="3240" w:hanging="360"/>
+      </w:pPr>
+      <w:rPr>
+        <w:rFonts w:ascii="Symbol" w:hAnsi="Symbol" w:hint="default"/>
+      </w:rPr>
+    </w:lvl>
+    <w:lvl w:ilvl="4" w:tplc="040E0003" w:tentative="1">
+      <w:start w:val="1"/>
+      <w:numFmt w:val="bullet"/>
+      <w:lvlText w:val="o"/>
+      <w:lvlJc w:val="left"/>
+      <w:pPr>
+        <w:ind w:left="3960" w:hanging="360"/>
+      </w:pPr>
+      <w:rPr>
+        <w:rFonts w:ascii="Courier New" w:hAnsi="Courier New" w:cs="Courier New" w:hint="default"/>
+      </w:rPr>
+    </w:lvl>
+    <w:lvl w:ilvl="5" w:tplc="040E0005" w:tentative="1">
+      <w:start w:val="1"/>
+      <w:numFmt w:val="bullet"/>
+      <w:lvlText w:val=""/>
+      <w:lvlJc w:val="left"/>
+      <w:pPr>
+        <w:ind w:left="4680" w:hanging="360"/>
+      </w:pPr>
+      <w:rPr>
+        <w:rFonts w:ascii="Wingdings" w:hAnsi="Wingdings" w:hint="default"/>
+      </w:rPr>
+    </w:lvl>
+    <w:lvl w:ilvl="6" w:tplc="040E0001" w:tentative="1">
+      <w:start w:val="1"/>
+      <w:numFmt w:val="bullet"/>
+      <w:lvlText w:val=""/>
+      <w:lvlJc w:val="left"/>
+      <w:pPr>
+        <w:ind w:left="5400" w:hanging="360"/>
+      </w:pPr>
+      <w:rPr>
+        <w:rFonts w:ascii="Symbol" w:hAnsi="Symbol" w:hint="default"/>
+      </w:rPr>
+    </w:lvl>
+    <w:lvl w:ilvl="7" w:tplc="040E0003" w:tentative="1">
+      <w:start w:val="1"/>
+      <w:numFmt w:val="bullet"/>
+      <w:lvlText w:val="o"/>
+      <w:lvlJc w:val="left"/>
+      <w:pPr>
+        <w:ind w:left="6120" w:hanging="360"/>
+      </w:pPr>
+      <w:rPr>
+        <w:rFonts w:ascii="Courier New" w:hAnsi="Courier New" w:cs="Courier New" w:hint="default"/>
+      </w:rPr>
+    </w:lvl>
+    <w:lvl w:ilvl="8" w:tplc="040E0005" w:tentative="1">
+      <w:start w:val="1"/>
+      <w:numFmt w:val="bullet"/>
+      <w:lvlText w:val=""/>
+      <w:lvlJc w:val="left"/>
+      <w:pPr>
+        <w:ind w:left="6840" w:hanging="360"/>
+      </w:pPr>
+      <w:rPr>
+        <w:rFonts w:ascii="Wingdings" w:hAnsi="Wingdings" w:hint="default"/>
+      </w:rPr>
+    </w:lvl>
+  </w:abstractNum>
+  <w:abstractNum w:abstractNumId="9" w15:restartNumberingAfterBreak="0">
+    <w:nsid w:val="4E901E37"/>
+    <w:multiLevelType w:val="multilevel"/>
+    <w:tmpl w:val="B4A6F558"/>
+    <w:lvl w:ilvl="0">
+      <w:start w:val="1"/>
+      <w:numFmt w:val="bullet"/>
+      <w:lvlText w:val=""/>
+      <w:lvlJc w:val="left"/>
+      <w:pPr>
+        <w:tabs>
+          <w:tab w:val="num" w:pos="720"/>
+        </w:tabs>
+        <w:ind w:left="720" w:hanging="360"/>
+      </w:pPr>
+      <w:rPr>
+        <w:rFonts w:ascii="Symbol" w:hAnsi="Symbol" w:hint="default"/>
+        <w:sz w:val="20"/>
+      </w:rPr>
+    </w:lvl>
+    <w:lvl w:ilvl="1" w:tentative="1">
+      <w:start w:val="1"/>
+      <w:numFmt w:val="bullet"/>
+      <w:lvlText w:val="o"/>
+      <w:lvlJc w:val="left"/>
+      <w:pPr>
+        <w:tabs>
+          <w:tab w:val="num" w:pos="1440"/>
+        </w:tabs>
+        <w:ind w:left="1440" w:hanging="360"/>
+      </w:pPr>
+      <w:rPr>
+        <w:rFonts w:ascii="Courier New" w:hAnsi="Courier New" w:hint="default"/>
+        <w:sz w:val="20"/>
+      </w:rPr>
+    </w:lvl>
+    <w:lvl w:ilvl="2" w:tentative="1">
+      <w:start w:val="1"/>
+      <w:numFmt w:val="bullet"/>
+      <w:lvlText w:val=""/>
+      <w:lvlJc w:val="left"/>
+      <w:pPr>
+        <w:tabs>
+          <w:tab w:val="num" w:pos="2160"/>
+        </w:tabs>
+        <w:ind w:left="2160" w:hanging="360"/>
+      </w:pPr>
+      <w:rPr>
+        <w:rFonts w:ascii="Wingdings" w:hAnsi="Wingdings" w:hint="default"/>
+        <w:sz w:val="20"/>
+      </w:rPr>
+    </w:lvl>
+    <w:lvl w:ilvl="3" w:tentative="1">
+      <w:start w:val="1"/>
+      <w:numFmt w:val="bullet"/>
+      <w:lvlText w:val=""/>
+      <w:lvlJc w:val="left"/>
+      <w:pPr>
+        <w:tabs>
+          <w:tab w:val="num" w:pos="2880"/>
+        </w:tabs>
+        <w:ind w:left="2880" w:hanging="360"/>
+      </w:pPr>
+      <w:rPr>
+        <w:rFonts w:ascii="Wingdings" w:hAnsi="Wingdings" w:hint="default"/>
+        <w:sz w:val="20"/>
+      </w:rPr>
+    </w:lvl>
+    <w:lvl w:ilvl="4" w:tentative="1">
+      <w:start w:val="1"/>
+      <w:numFmt w:val="bullet"/>
+      <w:lvlText w:val=""/>
+      <w:lvlJc w:val="left"/>
+      <w:pPr>
+        <w:tabs>
+          <w:tab w:val="num" w:pos="3600"/>
+        </w:tabs>
+        <w:ind w:left="3600" w:hanging="360"/>
+      </w:pPr>
+      <w:rPr>
+        <w:rFonts w:ascii="Wingdings" w:hAnsi="Wingdings" w:hint="default"/>
+        <w:sz w:val="20"/>
+      </w:rPr>
+    </w:lvl>
+    <w:lvl w:ilvl="5" w:tentative="1">
+      <w:start w:val="1"/>
+      <w:numFmt w:val="bullet"/>
+      <w:lvlText w:val=""/>
+      <w:lvlJc w:val="left"/>
+      <w:pPr>
+        <w:tabs>
+          <w:tab w:val="num" w:pos="4320"/>
+        </w:tabs>
+        <w:ind w:left="4320" w:hanging="360"/>
+      </w:pPr>
+      <w:rPr>
+        <w:rFonts w:ascii="Wingdings" w:hAnsi="Wingdings" w:hint="default"/>
+        <w:sz w:val="20"/>
+      </w:rPr>
+    </w:lvl>
+    <w:lvl w:ilvl="6" w:tentative="1">
+      <w:start w:val="1"/>
+      <w:numFmt w:val="bullet"/>
+      <w:lvlText w:val=""/>
+      <w:lvlJc w:val="left"/>
+      <w:pPr>
+        <w:tabs>
+          <w:tab w:val="num" w:pos="5040"/>
+        </w:tabs>
+        <w:ind w:left="5040" w:hanging="360"/>
+      </w:pPr>
+      <w:rPr>
+        <w:rFonts w:ascii="Wingdings" w:hAnsi="Wingdings" w:hint="default"/>
+        <w:sz w:val="20"/>
+      </w:rPr>
+    </w:lvl>
+    <w:lvl w:ilvl="7" w:tentative="1">
+      <w:start w:val="1"/>
+      <w:numFmt w:val="bullet"/>
+      <w:lvlText w:val=""/>
+      <w:lvlJc w:val="left"/>
+      <w:pPr>
+        <w:tabs>
+          <w:tab w:val="num" w:pos="5760"/>
+        </w:tabs>
+        <w:ind w:left="5760" w:hanging="360"/>
+      </w:pPr>
+      <w:rPr>
+        <w:rFonts w:ascii="Wingdings" w:hAnsi="Wingdings" w:hint="default"/>
+        <w:sz w:val="20"/>
+      </w:rPr>
+    </w:lvl>
+    <w:lvl w:ilvl="8" w:tentative="1">
+      <w:start w:val="1"/>
+      <w:numFmt w:val="bullet"/>
+      <w:lvlText w:val=""/>
+      <w:lvlJc w:val="left"/>
+      <w:pPr>
+        <w:tabs>
+          <w:tab w:val="num" w:pos="6480"/>
+        </w:tabs>
+        <w:ind w:left="6480" w:hanging="360"/>
+      </w:pPr>
+      <w:rPr>
+        <w:rFonts w:ascii="Wingdings" w:hAnsi="Wingdings" w:hint="default"/>
+        <w:sz w:val="20"/>
+      </w:rPr>
+    </w:lvl>
+  </w:abstractNum>
+  <w:abstractNum w:abstractNumId="10" w15:restartNumberingAfterBreak="0">
+    <w:nsid w:val="52777931"/>
+    <w:multiLevelType w:val="hybridMultilevel"/>
+    <w:tmpl w:val="52DE9BA4"/>
+    <w:lvl w:ilvl="0" w:tplc="040E0001">
+      <w:start w:val="1"/>
+      <w:numFmt w:val="bullet"/>
+      <w:lvlText w:val=""/>
+      <w:lvlJc w:val="left"/>
+      <w:pPr>
+        <w:ind w:left="720" w:hanging="360"/>
+      </w:pPr>
+      <w:rPr>
+        <w:rFonts w:ascii="Symbol" w:hAnsi="Symbol" w:hint="default"/>
+      </w:rPr>
+    </w:lvl>
+    <w:lvl w:ilvl="1" w:tplc="040E0003" w:tentative="1">
+      <w:start w:val="1"/>
+      <w:numFmt w:val="bullet"/>
+      <w:lvlText w:val="o"/>
+      <w:lvlJc w:val="left"/>
+      <w:pPr>
+        <w:ind w:left="1440" w:hanging="360"/>
+      </w:pPr>
+      <w:rPr>
+        <w:rFonts w:ascii="Courier New" w:hAnsi="Courier New" w:cs="Courier New" w:hint="default"/>
+      </w:rPr>
+    </w:lvl>
+    <w:lvl w:ilvl="2" w:tplc="040E0005" w:tentative="1">
+      <w:start w:val="1"/>
+      <w:numFmt w:val="bullet"/>
+      <w:lvlText w:val=""/>
+      <w:lvlJc w:val="left"/>
+      <w:pPr>
+        <w:ind w:left="2160" w:hanging="360"/>
+      </w:pPr>
+      <w:rPr>
+        <w:rFonts w:ascii="Wingdings" w:hAnsi="Wingdings" w:hint="default"/>
+      </w:rPr>
+    </w:lvl>
+    <w:lvl w:ilvl="3" w:tplc="040E0001" w:tentative="1">
+      <w:start w:val="1"/>
+      <w:numFmt w:val="bullet"/>
+      <w:lvlText w:val=""/>
+      <w:lvlJc w:val="left"/>
+      <w:pPr>
+        <w:ind w:left="2880" w:hanging="360"/>
+      </w:pPr>
+      <w:rPr>
+        <w:rFonts w:ascii="Symbol" w:hAnsi="Symbol" w:hint="default"/>
+      </w:rPr>
+    </w:lvl>
+    <w:lvl w:ilvl="4" w:tplc="040E0003" w:tentative="1">
+      <w:start w:val="1"/>
+      <w:numFmt w:val="bullet"/>
+      <w:lvlText w:val="o"/>
+      <w:lvlJc w:val="left"/>
+      <w:pPr>
+        <w:ind w:left="3600" w:hanging="360"/>
+      </w:pPr>
+      <w:rPr>
+        <w:rFonts w:ascii="Courier New" w:hAnsi="Courier New" w:cs="Courier New" w:hint="default"/>
+      </w:rPr>
+    </w:lvl>
+    <w:lvl w:ilvl="5" w:tplc="040E0005" w:tentative="1">
+      <w:start w:val="1"/>
+      <w:numFmt w:val="bullet"/>
+      <w:lvlText w:val=""/>
+      <w:lvlJc w:val="left"/>
+      <w:pPr>
+        <w:ind w:left="4320" w:hanging="360"/>
+      </w:pPr>
+      <w:rPr>
+        <w:rFonts w:ascii="Wingdings" w:hAnsi="Wingdings" w:hint="default"/>
+      </w:rPr>
+    </w:lvl>
+    <w:lvl w:ilvl="6" w:tplc="040E0001" w:tentative="1">
+      <w:start w:val="1"/>
+      <w:numFmt w:val="bullet"/>
+      <w:lvlText w:val=""/>
+      <w:lvlJc w:val="left"/>
+      <w:pPr>
+        <w:ind w:left="5040" w:hanging="360"/>
+      </w:pPr>
+      <w:rPr>
+        <w:rFonts w:ascii="Symbol" w:hAnsi="Symbol" w:hint="default"/>
+      </w:rPr>
+    </w:lvl>
+    <w:lvl w:ilvl="7" w:tplc="040E0003" w:tentative="1">
+      <w:start w:val="1"/>
+      <w:numFmt w:val="bullet"/>
+      <w:lvlText w:val="o"/>
+      <w:lvlJc w:val="left"/>
+      <w:pPr>
+        <w:ind w:left="5760" w:hanging="360"/>
+      </w:pPr>
+      <w:rPr>
+        <w:rFonts w:ascii="Courier New" w:hAnsi="Courier New" w:cs="Courier New" w:hint="default"/>
+      </w:rPr>
+    </w:lvl>
+    <w:lvl w:ilvl="8" w:tplc="040E0005" w:tentative="1">
+      <w:start w:val="1"/>
+      <w:numFmt w:val="bullet"/>
+      <w:lvlText w:val=""/>
+      <w:lvlJc w:val="left"/>
+      <w:pPr>
+        <w:ind w:left="6480" w:hanging="360"/>
+      </w:pPr>
+      <w:rPr>
+        <w:rFonts w:ascii="Wingdings" w:hAnsi="Wingdings" w:hint="default"/>
+      </w:rPr>
+    </w:lvl>
+  </w:abstractNum>
+  <w:abstractNum w:abstractNumId="11" w15:restartNumberingAfterBreak="0">
     <w:nsid w:val="55C05EBA"/>
     <w:multiLevelType w:val="hybridMultilevel"/>
     <w:tmpl w:val="DDB276C8"/>
@@ -2032,7 +3938,305 @@
       </w:pPr>
     </w:lvl>
   </w:abstractNum>
-  <w:abstractNum w:abstractNumId="3" w15:restartNumberingAfterBreak="0">
+  <w:abstractNum w:abstractNumId="12" w15:restartNumberingAfterBreak="0">
+    <w:nsid w:val="61EC706F"/>
+    <w:multiLevelType w:val="multilevel"/>
+    <w:tmpl w:val="4F862576"/>
+    <w:lvl w:ilvl="0">
+      <w:start w:val="1"/>
+      <w:numFmt w:val="bullet"/>
+      <w:lvlText w:val=""/>
+      <w:lvlJc w:val="left"/>
+      <w:pPr>
+        <w:tabs>
+          <w:tab w:val="num" w:pos="720"/>
+        </w:tabs>
+        <w:ind w:left="720" w:hanging="360"/>
+      </w:pPr>
+      <w:rPr>
+        <w:rFonts w:ascii="Symbol" w:hAnsi="Symbol" w:hint="default"/>
+        <w:sz w:val="20"/>
+      </w:rPr>
+    </w:lvl>
+    <w:lvl w:ilvl="1" w:tentative="1">
+      <w:start w:val="1"/>
+      <w:numFmt w:val="bullet"/>
+      <w:lvlText w:val="o"/>
+      <w:lvlJc w:val="left"/>
+      <w:pPr>
+        <w:tabs>
+          <w:tab w:val="num" w:pos="1440"/>
+        </w:tabs>
+        <w:ind w:left="1440" w:hanging="360"/>
+      </w:pPr>
+      <w:rPr>
+        <w:rFonts w:ascii="Courier New" w:hAnsi="Courier New" w:hint="default"/>
+        <w:sz w:val="20"/>
+      </w:rPr>
+    </w:lvl>
+    <w:lvl w:ilvl="2" w:tentative="1">
+      <w:start w:val="1"/>
+      <w:numFmt w:val="bullet"/>
+      <w:lvlText w:val=""/>
+      <w:lvlJc w:val="left"/>
+      <w:pPr>
+        <w:tabs>
+          <w:tab w:val="num" w:pos="2160"/>
+        </w:tabs>
+        <w:ind w:left="2160" w:hanging="360"/>
+      </w:pPr>
+      <w:rPr>
+        <w:rFonts w:ascii="Wingdings" w:hAnsi="Wingdings" w:hint="default"/>
+        <w:sz w:val="20"/>
+      </w:rPr>
+    </w:lvl>
+    <w:lvl w:ilvl="3" w:tentative="1">
+      <w:start w:val="1"/>
+      <w:numFmt w:val="bullet"/>
+      <w:lvlText w:val=""/>
+      <w:lvlJc w:val="left"/>
+      <w:pPr>
+        <w:tabs>
+          <w:tab w:val="num" w:pos="2880"/>
+        </w:tabs>
+        <w:ind w:left="2880" w:hanging="360"/>
+      </w:pPr>
+      <w:rPr>
+        <w:rFonts w:ascii="Wingdings" w:hAnsi="Wingdings" w:hint="default"/>
+        <w:sz w:val="20"/>
+      </w:rPr>
+    </w:lvl>
+    <w:lvl w:ilvl="4" w:tentative="1">
+      <w:start w:val="1"/>
+      <w:numFmt w:val="bullet"/>
+      <w:lvlText w:val=""/>
+      <w:lvlJc w:val="left"/>
+      <w:pPr>
+        <w:tabs>
+          <w:tab w:val="num" w:pos="3600"/>
+        </w:tabs>
+        <w:ind w:left="3600" w:hanging="360"/>
+      </w:pPr>
+      <w:rPr>
+        <w:rFonts w:ascii="Wingdings" w:hAnsi="Wingdings" w:hint="default"/>
+        <w:sz w:val="20"/>
+      </w:rPr>
+    </w:lvl>
+    <w:lvl w:ilvl="5" w:tentative="1">
+      <w:start w:val="1"/>
+      <w:numFmt w:val="bullet"/>
+      <w:lvlText w:val=""/>
+      <w:lvlJc w:val="left"/>
+      <w:pPr>
+        <w:tabs>
+          <w:tab w:val="num" w:pos="4320"/>
+        </w:tabs>
+        <w:ind w:left="4320" w:hanging="360"/>
+      </w:pPr>
+      <w:rPr>
+        <w:rFonts w:ascii="Wingdings" w:hAnsi="Wingdings" w:hint="default"/>
+        <w:sz w:val="20"/>
+      </w:rPr>
+    </w:lvl>
+    <w:lvl w:ilvl="6" w:tentative="1">
+      <w:start w:val="1"/>
+      <w:numFmt w:val="bullet"/>
+      <w:lvlText w:val=""/>
+      <w:lvlJc w:val="left"/>
+      <w:pPr>
+        <w:tabs>
+          <w:tab w:val="num" w:pos="5040"/>
+        </w:tabs>
+        <w:ind w:left="5040" w:hanging="360"/>
+      </w:pPr>
+      <w:rPr>
+        <w:rFonts w:ascii="Wingdings" w:hAnsi="Wingdings" w:hint="default"/>
+        <w:sz w:val="20"/>
+      </w:rPr>
+    </w:lvl>
+    <w:lvl w:ilvl="7" w:tentative="1">
+      <w:start w:val="1"/>
+      <w:numFmt w:val="bullet"/>
+      <w:lvlText w:val=""/>
+      <w:lvlJc w:val="left"/>
+      <w:pPr>
+        <w:tabs>
+          <w:tab w:val="num" w:pos="5760"/>
+        </w:tabs>
+        <w:ind w:left="5760" w:hanging="360"/>
+      </w:pPr>
+      <w:rPr>
+        <w:rFonts w:ascii="Wingdings" w:hAnsi="Wingdings" w:hint="default"/>
+        <w:sz w:val="20"/>
+      </w:rPr>
+    </w:lvl>
+    <w:lvl w:ilvl="8" w:tentative="1">
+      <w:start w:val="1"/>
+      <w:numFmt w:val="bullet"/>
+      <w:lvlText w:val=""/>
+      <w:lvlJc w:val="left"/>
+      <w:pPr>
+        <w:tabs>
+          <w:tab w:val="num" w:pos="6480"/>
+        </w:tabs>
+        <w:ind w:left="6480" w:hanging="360"/>
+      </w:pPr>
+      <w:rPr>
+        <w:rFonts w:ascii="Wingdings" w:hAnsi="Wingdings" w:hint="default"/>
+        <w:sz w:val="20"/>
+      </w:rPr>
+    </w:lvl>
+  </w:abstractNum>
+  <w:abstractNum w:abstractNumId="13" w15:restartNumberingAfterBreak="0">
+    <w:nsid w:val="68281143"/>
+    <w:multiLevelType w:val="multilevel"/>
+    <w:tmpl w:val="D8C2090E"/>
+    <w:lvl w:ilvl="0">
+      <w:start w:val="1"/>
+      <w:numFmt w:val="bullet"/>
+      <w:lvlText w:val=""/>
+      <w:lvlJc w:val="left"/>
+      <w:pPr>
+        <w:tabs>
+          <w:tab w:val="num" w:pos="720"/>
+        </w:tabs>
+        <w:ind w:left="720" w:hanging="360"/>
+      </w:pPr>
+      <w:rPr>
+        <w:rFonts w:ascii="Symbol" w:hAnsi="Symbol" w:hint="default"/>
+        <w:sz w:val="20"/>
+      </w:rPr>
+    </w:lvl>
+    <w:lvl w:ilvl="1" w:tentative="1">
+      <w:start w:val="1"/>
+      <w:numFmt w:val="bullet"/>
+      <w:lvlText w:val="o"/>
+      <w:lvlJc w:val="left"/>
+      <w:pPr>
+        <w:tabs>
+          <w:tab w:val="num" w:pos="1440"/>
+        </w:tabs>
+        <w:ind w:left="1440" w:hanging="360"/>
+      </w:pPr>
+      <w:rPr>
+        <w:rFonts w:ascii="Courier New" w:hAnsi="Courier New" w:hint="default"/>
+        <w:sz w:val="20"/>
+      </w:rPr>
+    </w:lvl>
+    <w:lvl w:ilvl="2" w:tentative="1">
+      <w:start w:val="1"/>
+      <w:numFmt w:val="bullet"/>
+      <w:lvlText w:val=""/>
+      <w:lvlJc w:val="left"/>
+      <w:pPr>
+        <w:tabs>
+          <w:tab w:val="num" w:pos="2160"/>
+        </w:tabs>
+        <w:ind w:left="2160" w:hanging="360"/>
+      </w:pPr>
+      <w:rPr>
+        <w:rFonts w:ascii="Wingdings" w:hAnsi="Wingdings" w:hint="default"/>
+        <w:sz w:val="20"/>
+      </w:rPr>
+    </w:lvl>
+    <w:lvl w:ilvl="3" w:tentative="1">
+      <w:start w:val="1"/>
+      <w:numFmt w:val="bullet"/>
+      <w:lvlText w:val=""/>
+      <w:lvlJc w:val="left"/>
+      <w:pPr>
+        <w:tabs>
+          <w:tab w:val="num" w:pos="2880"/>
+        </w:tabs>
+        <w:ind w:left="2880" w:hanging="360"/>
+      </w:pPr>
+      <w:rPr>
+        <w:rFonts w:ascii="Wingdings" w:hAnsi="Wingdings" w:hint="default"/>
+        <w:sz w:val="20"/>
+      </w:rPr>
+    </w:lvl>
+    <w:lvl w:ilvl="4" w:tentative="1">
+      <w:start w:val="1"/>
+      <w:numFmt w:val="bullet"/>
+      <w:lvlText w:val=""/>
+      <w:lvlJc w:val="left"/>
+      <w:pPr>
+        <w:tabs>
+          <w:tab w:val="num" w:pos="3600"/>
+        </w:tabs>
+        <w:ind w:left="3600" w:hanging="360"/>
+      </w:pPr>
+      <w:rPr>
+        <w:rFonts w:ascii="Wingdings" w:hAnsi="Wingdings" w:hint="default"/>
+        <w:sz w:val="20"/>
+      </w:rPr>
+    </w:lvl>
+    <w:lvl w:ilvl="5" w:tentative="1">
+      <w:start w:val="1"/>
+      <w:numFmt w:val="bullet"/>
+      <w:lvlText w:val=""/>
+      <w:lvlJc w:val="left"/>
+      <w:pPr>
+        <w:tabs>
+          <w:tab w:val="num" w:pos="4320"/>
+        </w:tabs>
+        <w:ind w:left="4320" w:hanging="360"/>
+      </w:pPr>
+      <w:rPr>
+        <w:rFonts w:ascii="Wingdings" w:hAnsi="Wingdings" w:hint="default"/>
+        <w:sz w:val="20"/>
+      </w:rPr>
+    </w:lvl>
+    <w:lvl w:ilvl="6" w:tentative="1">
+      <w:start w:val="1"/>
+      <w:numFmt w:val="bullet"/>
+      <w:lvlText w:val=""/>
+      <w:lvlJc w:val="left"/>
+      <w:pPr>
+        <w:tabs>
+          <w:tab w:val="num" w:pos="5040"/>
+        </w:tabs>
+        <w:ind w:left="5040" w:hanging="360"/>
+      </w:pPr>
+      <w:rPr>
+        <w:rFonts w:ascii="Wingdings" w:hAnsi="Wingdings" w:hint="default"/>
+        <w:sz w:val="20"/>
+      </w:rPr>
+    </w:lvl>
+    <w:lvl w:ilvl="7" w:tentative="1">
+      <w:start w:val="1"/>
+      <w:numFmt w:val="bullet"/>
+      <w:lvlText w:val=""/>
+      <w:lvlJc w:val="left"/>
+      <w:pPr>
+        <w:tabs>
+          <w:tab w:val="num" w:pos="5760"/>
+        </w:tabs>
+        <w:ind w:left="5760" w:hanging="360"/>
+      </w:pPr>
+      <w:rPr>
+        <w:rFonts w:ascii="Wingdings" w:hAnsi="Wingdings" w:hint="default"/>
+        <w:sz w:val="20"/>
+      </w:rPr>
+    </w:lvl>
+    <w:lvl w:ilvl="8" w:tentative="1">
+      <w:start w:val="1"/>
+      <w:numFmt w:val="bullet"/>
+      <w:lvlText w:val=""/>
+      <w:lvlJc w:val="left"/>
+      <w:pPr>
+        <w:tabs>
+          <w:tab w:val="num" w:pos="6480"/>
+        </w:tabs>
+        <w:ind w:left="6480" w:hanging="360"/>
+      </w:pPr>
+      <w:rPr>
+        <w:rFonts w:ascii="Wingdings" w:hAnsi="Wingdings" w:hint="default"/>
+        <w:sz w:val="20"/>
+      </w:rPr>
+    </w:lvl>
+  </w:abstractNum>
+  <w:abstractNum w:abstractNumId="14" w15:restartNumberingAfterBreak="0">
     <w:nsid w:val="71AA5006"/>
     <w:multiLevelType w:val="hybridMultilevel"/>
     <w:tmpl w:val="9C1A1808"/>
@@ -2121,17 +4325,166 @@
       </w:pPr>
     </w:lvl>
   </w:abstractNum>
+  <w:abstractNum w:abstractNumId="15" w15:restartNumberingAfterBreak="0">
+    <w:nsid w:val="79411530"/>
+    <w:multiLevelType w:val="hybridMultilevel"/>
+    <w:tmpl w:val="143E05E2"/>
+    <w:lvl w:ilvl="0" w:tplc="040E0001">
+      <w:start w:val="1"/>
+      <w:numFmt w:val="bullet"/>
+      <w:lvlText w:val=""/>
+      <w:lvlJc w:val="left"/>
+      <w:pPr>
+        <w:ind w:left="1080" w:hanging="360"/>
+      </w:pPr>
+      <w:rPr>
+        <w:rFonts w:ascii="Symbol" w:hAnsi="Symbol" w:hint="default"/>
+      </w:rPr>
+    </w:lvl>
+    <w:lvl w:ilvl="1" w:tplc="040E0003" w:tentative="1">
+      <w:start w:val="1"/>
+      <w:numFmt w:val="bullet"/>
+      <w:lvlText w:val="o"/>
+      <w:lvlJc w:val="left"/>
+      <w:pPr>
+        <w:ind w:left="1800" w:hanging="360"/>
+      </w:pPr>
+      <w:rPr>
+        <w:rFonts w:ascii="Courier New" w:hAnsi="Courier New" w:cs="Courier New" w:hint="default"/>
+      </w:rPr>
+    </w:lvl>
+    <w:lvl w:ilvl="2" w:tplc="040E0005" w:tentative="1">
+      <w:start w:val="1"/>
+      <w:numFmt w:val="bullet"/>
+      <w:lvlText w:val=""/>
+      <w:lvlJc w:val="left"/>
+      <w:pPr>
+        <w:ind w:left="2520" w:hanging="360"/>
+      </w:pPr>
+      <w:rPr>
+        <w:rFonts w:ascii="Wingdings" w:hAnsi="Wingdings" w:hint="default"/>
+      </w:rPr>
+    </w:lvl>
+    <w:lvl w:ilvl="3" w:tplc="040E0001" w:tentative="1">
+      <w:start w:val="1"/>
+      <w:numFmt w:val="bullet"/>
+      <w:lvlText w:val=""/>
+      <w:lvlJc w:val="left"/>
+      <w:pPr>
+        <w:ind w:left="3240" w:hanging="360"/>
+      </w:pPr>
+      <w:rPr>
+        <w:rFonts w:ascii="Symbol" w:hAnsi="Symbol" w:hint="default"/>
+      </w:rPr>
+    </w:lvl>
+    <w:lvl w:ilvl="4" w:tplc="040E0003" w:tentative="1">
+      <w:start w:val="1"/>
+      <w:numFmt w:val="bullet"/>
+      <w:lvlText w:val="o"/>
+      <w:lvlJc w:val="left"/>
+      <w:pPr>
+        <w:ind w:left="3960" w:hanging="360"/>
+      </w:pPr>
+      <w:rPr>
+        <w:rFonts w:ascii="Courier New" w:hAnsi="Courier New" w:cs="Courier New" w:hint="default"/>
+      </w:rPr>
+    </w:lvl>
+    <w:lvl w:ilvl="5" w:tplc="040E0005" w:tentative="1">
+      <w:start w:val="1"/>
+      <w:numFmt w:val="bullet"/>
+      <w:lvlText w:val=""/>
+      <w:lvlJc w:val="left"/>
+      <w:pPr>
+        <w:ind w:left="4680" w:hanging="360"/>
+      </w:pPr>
+      <w:rPr>
+        <w:rFonts w:ascii="Wingdings" w:hAnsi="Wingdings" w:hint="default"/>
+      </w:rPr>
+    </w:lvl>
+    <w:lvl w:ilvl="6" w:tplc="040E0001" w:tentative="1">
+      <w:start w:val="1"/>
+      <w:numFmt w:val="bullet"/>
+      <w:lvlText w:val=""/>
+      <w:lvlJc w:val="left"/>
+      <w:pPr>
+        <w:ind w:left="5400" w:hanging="360"/>
+      </w:pPr>
+      <w:rPr>
+        <w:rFonts w:ascii="Symbol" w:hAnsi="Symbol" w:hint="default"/>
+      </w:rPr>
+    </w:lvl>
+    <w:lvl w:ilvl="7" w:tplc="040E0003" w:tentative="1">
+      <w:start w:val="1"/>
+      <w:numFmt w:val="bullet"/>
+      <w:lvlText w:val="o"/>
+      <w:lvlJc w:val="left"/>
+      <w:pPr>
+        <w:ind w:left="6120" w:hanging="360"/>
+      </w:pPr>
+      <w:rPr>
+        <w:rFonts w:ascii="Courier New" w:hAnsi="Courier New" w:cs="Courier New" w:hint="default"/>
+      </w:rPr>
+    </w:lvl>
+    <w:lvl w:ilvl="8" w:tplc="040E0005" w:tentative="1">
+      <w:start w:val="1"/>
+      <w:numFmt w:val="bullet"/>
+      <w:lvlText w:val=""/>
+      <w:lvlJc w:val="left"/>
+      <w:pPr>
+        <w:ind w:left="6840" w:hanging="360"/>
+      </w:pPr>
+      <w:rPr>
+        <w:rFonts w:ascii="Wingdings" w:hAnsi="Wingdings" w:hint="default"/>
+      </w:rPr>
+    </w:lvl>
+  </w:abstractNum>
   <w:num w:numId="1" w16cid:durableId="553397332">
+    <w:abstractNumId w:val="14"/>
+  </w:num>
+  <w:num w:numId="2" w16cid:durableId="1809782087">
+    <w:abstractNumId w:val="11"/>
+  </w:num>
+  <w:num w:numId="3" w16cid:durableId="1521041869">
     <w:abstractNumId w:val="3"/>
   </w:num>
-  <w:num w:numId="2" w16cid:durableId="1809782087">
+  <w:num w:numId="4" w16cid:durableId="1135178850">
+    <w:abstractNumId w:val="5"/>
+  </w:num>
+  <w:num w:numId="5" w16cid:durableId="1958681424">
+    <w:abstractNumId w:val="0"/>
+  </w:num>
+  <w:num w:numId="6" w16cid:durableId="193351376">
+    <w:abstractNumId w:val="6"/>
+  </w:num>
+  <w:num w:numId="7" w16cid:durableId="89745693">
+    <w:abstractNumId w:val="10"/>
+  </w:num>
+  <w:num w:numId="8" w16cid:durableId="1332875408">
+    <w:abstractNumId w:val="4"/>
+  </w:num>
+  <w:num w:numId="9" w16cid:durableId="1667784948">
+    <w:abstractNumId w:val="7"/>
+  </w:num>
+  <w:num w:numId="10" w16cid:durableId="982272702">
     <w:abstractNumId w:val="2"/>
   </w:num>
-  <w:num w:numId="3" w16cid:durableId="1521041869">
-    <w:abstractNumId w:val="0"/>
+  <w:num w:numId="11" w16cid:durableId="1376613759">
+    <w:abstractNumId w:val="12"/>
   </w:num>
-  <w:num w:numId="4" w16cid:durableId="1135178850">
+  <w:num w:numId="12" w16cid:durableId="438842928">
     <w:abstractNumId w:val="1"/>
+  </w:num>
+  <w:num w:numId="13" w16cid:durableId="2114937736">
+    <w:abstractNumId w:val="9"/>
+  </w:num>
+  <w:num w:numId="14" w16cid:durableId="1516991150">
+    <w:abstractNumId w:val="8"/>
+  </w:num>
+  <w:num w:numId="15" w16cid:durableId="1603803280">
+    <w:abstractNumId w:val="13"/>
+  </w:num>
+  <w:num w:numId="16" w16cid:durableId="1518539833">
+    <w:abstractNumId w:val="15"/>
   </w:num>
 </w:numbering>
 </file>

--- a/szakdolgozat.docx
+++ b/szakdolgozat.docx
@@ -2158,13 +2158,13 @@
     <w:p>
       <w:r>
         <w:lastRenderedPageBreak/>
-        <w:t>EGÉSZÍTSD KI</w:t>
-      </w:r>
-      <w:r>
-        <w:t xml:space="preserve"> HA KÉSZ</w:t>
-      </w:r>
-      <w:r>
-        <w:t>!!</w:t>
+        <w:t xml:space="preserve">A rendszer lehetőséget biztosít a megtervezett utazások más felhasználókkal történő megosztására is. Az útitervek kétféle módon oszthatók meg. Egyrészt az alkalmazáson belül elküldhetők a regisztrált felhasználók számára, másrészt egy egyedi megosztási </w:t>
+      </w:r>
+      <w:r>
+        <w:t>link</w:t>
+      </w:r>
+      <w:r>
+        <w:t xml:space="preserve"> is generálható. Ez utóbbi lehetővé teszi, hogy az útiterv olyan személyek számára is elérhető legyen, akik nem rendelkeznek felhasználói fiókkal az alkalmazásban.</w:t>
       </w:r>
     </w:p>
     <w:p>

--- a/szakdolgozat.docx
+++ b/szakdolgozat.docx
@@ -4,7 +4,10 @@
   <w:body>
     <w:p>
       <w:pPr>
-        <w:rPr>
+        <w:spacing w:line="360" w:lineRule="auto"/>
+        <w:jc w:val="both"/>
+        <w:rPr>
+          <w:rFonts w:ascii="Arial" w:hAnsi="Arial" w:cs="Arial"/>
           <w:b/>
           <w:bCs/>
           <w:sz w:val="32"/>
@@ -13,359 +16,529 @@
       </w:pPr>
       <w:r>
         <w:rPr>
+          <w:rFonts w:ascii="Arial" w:hAnsi="Arial" w:cs="Arial"/>
           <w:b/>
           <w:bCs/>
           <w:sz w:val="32"/>
           <w:szCs w:val="32"/>
         </w:rPr>
-        <w:t xml:space="preserve">1. </w:t>
-      </w:r>
-      <w:r>
-        <w:rPr>
-          <w:b/>
-          <w:bCs/>
-          <w:sz w:val="32"/>
-          <w:szCs w:val="32"/>
-        </w:rPr>
-        <w:t>Bevezetés</w:t>
-      </w:r>
-    </w:p>
-    <w:p>
-      <w:pPr>
-        <w:rPr>
+        <w:t>1. Bevezetés</w:t>
+      </w:r>
+    </w:p>
+    <w:p>
+      <w:pPr>
+        <w:spacing w:line="360" w:lineRule="auto"/>
+        <w:jc w:val="both"/>
+        <w:rPr>
+          <w:rFonts w:ascii="Arial" w:hAnsi="Arial" w:cs="Arial"/>
           <w:sz w:val="28"/>
           <w:szCs w:val="28"/>
         </w:rPr>
       </w:pPr>
       <w:r>
         <w:rPr>
+          <w:rFonts w:ascii="Arial" w:hAnsi="Arial" w:cs="Arial"/>
           <w:sz w:val="28"/>
           <w:szCs w:val="28"/>
         </w:rPr>
-        <w:t>1</w:t>
-      </w:r>
-      <w:r>
-        <w:rPr>
+        <w:t>1.1. A probléma háttere</w:t>
+      </w:r>
+    </w:p>
+    <w:p>
+      <w:pPr>
+        <w:spacing w:line="360" w:lineRule="auto"/>
+        <w:jc w:val="both"/>
+        <w:rPr>
+          <w:rFonts w:ascii="Arial" w:hAnsi="Arial" w:cs="Arial"/>
+        </w:rPr>
+      </w:pPr>
+      <w:r>
+        <w:rPr>
+          <w:rFonts w:ascii="Arial" w:hAnsi="Arial" w:cs="Arial"/>
+        </w:rPr>
+        <w:t xml:space="preserve">Napjainkban az utazás egyre népszerűbb tevékenység, </w:t>
+      </w:r>
+      <w:r>
+        <w:rPr>
+          <w:rFonts w:ascii="Arial" w:hAnsi="Arial" w:cs="Arial"/>
+        </w:rPr>
+        <w:t>és egyre több ember célja, hogy a világnak minél több részét felfedezhesse, bejárhassa.</w:t>
+      </w:r>
+      <w:r>
+        <w:rPr>
+          <w:rFonts w:ascii="Arial" w:hAnsi="Arial" w:cs="Arial"/>
+        </w:rPr>
+        <w:t xml:space="preserve"> Az utazás élménye ugyan elég vonzó,</w:t>
+      </w:r>
+      <w:r>
+        <w:rPr>
+          <w:rFonts w:ascii="Arial" w:hAnsi="Arial" w:cs="Arial"/>
+        </w:rPr>
+        <w:t xml:space="preserve"> </w:t>
+      </w:r>
+      <w:r>
+        <w:rPr>
+          <w:rFonts w:ascii="Arial" w:hAnsi="Arial" w:cs="Arial"/>
+        </w:rPr>
+        <w:t>azonban</w:t>
+      </w:r>
+      <w:r>
+        <w:rPr>
+          <w:rFonts w:ascii="Arial" w:hAnsi="Arial" w:cs="Arial"/>
+        </w:rPr>
+        <w:t xml:space="preserve"> sajnos egy-egy út egyik legbonyolultabb, legmegterhelőbb, legstresszesebb és legtöbb időt igénylő része a tervezés</w:t>
+      </w:r>
+      <w:r>
+        <w:rPr>
+          <w:rFonts w:ascii="Arial" w:hAnsi="Arial" w:cs="Arial"/>
+        </w:rPr>
+        <w:t>. A megfelelő utazás megtervezése során számos tényezőt kell figyelembe venni, mint például a szállások lefoglalása, a közlekedési lehetőségek megtervezése, valamint a különböző programok és látnivalók kiválasztása.</w:t>
+      </w:r>
+    </w:p>
+    <w:p>
+      <w:pPr>
+        <w:spacing w:line="360" w:lineRule="auto"/>
+        <w:jc w:val="both"/>
+        <w:rPr>
+          <w:rFonts w:ascii="Arial" w:hAnsi="Arial" w:cs="Arial"/>
+        </w:rPr>
+      </w:pPr>
+      <w:r>
+        <w:rPr>
+          <w:rFonts w:ascii="Arial" w:hAnsi="Arial" w:cs="Arial"/>
+        </w:rPr>
+        <w:t>Egy utazás sikeres meg</w:t>
+      </w:r>
+      <w:r>
+        <w:rPr>
+          <w:rFonts w:ascii="Arial" w:hAnsi="Arial" w:cs="Arial"/>
+        </w:rPr>
+        <w:t>t</w:t>
+      </w:r>
+      <w:r>
+        <w:rPr>
+          <w:rFonts w:ascii="Arial" w:hAnsi="Arial" w:cs="Arial"/>
+        </w:rPr>
+        <w:t xml:space="preserve">ervezéséhez </w:t>
+      </w:r>
+      <w:r>
+        <w:rPr>
+          <w:rFonts w:ascii="Arial" w:hAnsi="Arial" w:cs="Arial"/>
+        </w:rPr>
+        <w:t>több különböző eszközre van szükség (p</w:t>
+      </w:r>
+      <w:r>
+        <w:rPr>
+          <w:rFonts w:ascii="Arial" w:hAnsi="Arial" w:cs="Arial"/>
+        </w:rPr>
+        <w:t>éldául</w:t>
+      </w:r>
+      <w:r>
+        <w:rPr>
+          <w:rFonts w:ascii="Arial" w:hAnsi="Arial" w:cs="Arial"/>
+        </w:rPr>
+        <w:t xml:space="preserve"> Google Maps, szállásfoglaló oldalak, repjegy foglaló oldalak), ez még bonyolultabbá teszi a tervezést sokak számára. </w:t>
+      </w:r>
+      <w:r>
+        <w:rPr>
+          <w:rFonts w:ascii="Arial" w:hAnsi="Arial" w:cs="Arial"/>
+        </w:rPr>
+        <w:t>Emellett gyakran további forrásokra is kellenek, például blogok, útikalauzok, a helyi programok kiválasztásához. Ez a folyamat nagyon széttagolt, ami megnehezíti az átláthatóságot és növeli a tervezésre fordított időt.</w:t>
+      </w:r>
+    </w:p>
+    <w:p>
+      <w:pPr>
+        <w:spacing w:line="360" w:lineRule="auto"/>
+        <w:jc w:val="both"/>
+        <w:rPr>
+          <w:rFonts w:ascii="Arial" w:hAnsi="Arial" w:cs="Arial"/>
+        </w:rPr>
+      </w:pPr>
+      <w:r>
+        <w:rPr>
+          <w:rFonts w:ascii="Arial" w:hAnsi="Arial" w:cs="Arial"/>
+        </w:rPr>
+        <w:t>A különböző rendszerek egyidejű használata nemcsak időigényes, hanem sok esetben bonyolult és nem elég hatékony. A felhasználóknak manuálisan kell összehangolniuk az információkat, például figyelembe venni a helyszínek földrajzi elhelyezkedését, az utazási időket, valamint az egyes programok időbeli sorrendjét. Ez a manuális tervezési folyamat könnyen vezethet hibákhoz, átfedésekhez vagy akár kihagyott elemekhez is.</w:t>
+      </w:r>
+    </w:p>
+    <w:p>
+      <w:pPr>
+        <w:spacing w:line="360" w:lineRule="auto"/>
+        <w:jc w:val="both"/>
+        <w:rPr>
+          <w:rFonts w:ascii="Arial" w:hAnsi="Arial" w:cs="Arial"/>
+        </w:rPr>
+      </w:pPr>
+      <w:r>
+        <w:rPr>
+          <w:rFonts w:ascii="Arial" w:hAnsi="Arial" w:cs="Arial"/>
+        </w:rPr>
+        <w:t>A mesterséges intelligencia új lehetőségeket teremt ezen a területen. Ezek a rendszerek képesek nagy mennyiségű adat feldolgozására, valamint a felhasználói igények természetes nyelvű értelmezésére és személyre szabott javaslatok generálására. Egy AI</w:t>
+      </w:r>
+      <w:r>
+        <w:rPr>
+          <w:rFonts w:ascii="Arial" w:hAnsi="Arial" w:cs="Arial"/>
+        </w:rPr>
+        <w:t xml:space="preserve"> </w:t>
+      </w:r>
+      <w:r>
+        <w:rPr>
+          <w:rFonts w:ascii="Arial" w:hAnsi="Arial" w:cs="Arial"/>
+        </w:rPr>
+        <w:t>alapú utazástervező rendszer képes lenne nagy mértékben megkönnyíteni az útiterv készítését, figyelembe véve a felhasználó elvárásait, időkeretét és egyéb korlátait.</w:t>
+      </w:r>
+    </w:p>
+    <w:p>
+      <w:pPr>
+        <w:spacing w:line="360" w:lineRule="auto"/>
+        <w:jc w:val="both"/>
+        <w:rPr>
+          <w:rFonts w:ascii="Arial" w:hAnsi="Arial" w:cs="Arial"/>
           <w:sz w:val="28"/>
           <w:szCs w:val="28"/>
         </w:rPr>
-        <w:t>.1</w:t>
-      </w:r>
-      <w:r>
-        <w:rPr>
+      </w:pPr>
+      <w:r>
+        <w:rPr>
+          <w:rFonts w:ascii="Arial" w:hAnsi="Arial" w:cs="Arial"/>
           <w:sz w:val="28"/>
           <w:szCs w:val="28"/>
         </w:rPr>
-        <w:t>. A probléma háttere</w:t>
-      </w:r>
-    </w:p>
-    <w:p>
-      <w:r>
-        <w:t>Napjainkban az utazás egyre népszerűbb tevékenység</w:t>
-      </w:r>
-      <w:r>
+        <w:t>1.2. Inspiráció</w:t>
+      </w:r>
+    </w:p>
+    <w:p>
+      <w:pPr>
+        <w:spacing w:line="360" w:lineRule="auto"/>
+        <w:jc w:val="both"/>
+        <w:rPr>
+          <w:rFonts w:ascii="Arial" w:hAnsi="Arial" w:cs="Arial"/>
+        </w:rPr>
+      </w:pPr>
+      <w:r>
+        <w:rPr>
+          <w:rFonts w:ascii="Arial" w:hAnsi="Arial" w:cs="Arial"/>
+        </w:rPr>
+        <w:t>A szakdolgozatom témáját elsősorban a személyes utazási tapasztalat</w:t>
+      </w:r>
+      <w:r>
+        <w:rPr>
+          <w:rFonts w:ascii="Arial" w:hAnsi="Arial" w:cs="Arial"/>
+        </w:rPr>
+        <w:t>a</w:t>
+      </w:r>
+      <w:r>
+        <w:rPr>
+          <w:rFonts w:ascii="Arial" w:hAnsi="Arial" w:cs="Arial"/>
+        </w:rPr>
+        <w:t>im inspirálták, m</w:t>
+      </w:r>
+      <w:r>
+        <w:rPr>
+          <w:rFonts w:ascii="Arial" w:hAnsi="Arial" w:cs="Arial"/>
+        </w:rPr>
+        <w:t>ivel</w:t>
+      </w:r>
+      <w:r>
+        <w:rPr>
+          <w:rFonts w:ascii="Arial" w:hAnsi="Arial" w:cs="Arial"/>
+        </w:rPr>
+        <w:t xml:space="preserve"> az elmúlt évek során</w:t>
+      </w:r>
+      <w:r>
+        <w:rPr>
+          <w:rFonts w:ascii="Arial" w:hAnsi="Arial" w:cs="Arial"/>
+        </w:rPr>
+        <w:t xml:space="preserve"> én magam is számos </w:t>
+      </w:r>
+      <w:r>
+        <w:rPr>
+          <w:rFonts w:ascii="Arial" w:hAnsi="Arial" w:cs="Arial"/>
+        </w:rPr>
+        <w:t>országba látogattam el</w:t>
+      </w:r>
+      <w:r>
+        <w:rPr>
+          <w:rFonts w:ascii="Arial" w:hAnsi="Arial" w:cs="Arial"/>
+        </w:rPr>
+        <w:t xml:space="preserve"> és volt szerencsém megtapasztalni az utazás</w:t>
+      </w:r>
+      <w:r>
+        <w:rPr>
+          <w:rFonts w:ascii="Arial" w:hAnsi="Arial" w:cs="Arial"/>
+        </w:rPr>
+        <w:t xml:space="preserve">t </w:t>
+      </w:r>
+      <w:r>
+        <w:rPr>
+          <w:rFonts w:ascii="Arial" w:hAnsi="Arial" w:cs="Arial"/>
+        </w:rPr>
+        <w:t>tervező</w:t>
+      </w:r>
+      <w:r>
+        <w:rPr>
+          <w:rFonts w:ascii="Arial" w:hAnsi="Arial" w:cs="Arial"/>
+        </w:rPr>
+        <w:t xml:space="preserve"> személy</w:t>
+      </w:r>
+      <w:r>
+        <w:rPr>
+          <w:rFonts w:ascii="Arial" w:hAnsi="Arial" w:cs="Arial"/>
+        </w:rPr>
+        <w:t xml:space="preserve"> szerepét is</w:t>
+      </w:r>
+      <w:r>
+        <w:rPr>
+          <w:rFonts w:ascii="Arial" w:hAnsi="Arial" w:cs="Arial"/>
+        </w:rPr>
+        <w:t>.</w:t>
+      </w:r>
+      <w:r>
+        <w:rPr>
+          <w:rFonts w:ascii="Arial" w:hAnsi="Arial" w:cs="Arial"/>
+        </w:rPr>
+        <w:t xml:space="preserve"> </w:t>
+      </w:r>
+      <w:r>
+        <w:rPr>
+          <w:rFonts w:ascii="Arial" w:hAnsi="Arial" w:cs="Arial"/>
+        </w:rPr>
+        <w:t xml:space="preserve">Ennek </w:t>
+      </w:r>
+      <w:r>
+        <w:rPr>
+          <w:rFonts w:ascii="Arial" w:hAnsi="Arial" w:cs="Arial"/>
+        </w:rPr>
+        <w:lastRenderedPageBreak/>
+        <w:t xml:space="preserve">köszönhetően beleláttam abba, hogy egy utazás megtervezése mennyi időt, utánajárást és szervezést igényel. </w:t>
+      </w:r>
+    </w:p>
+    <w:p>
+      <w:pPr>
+        <w:spacing w:line="360" w:lineRule="auto"/>
+        <w:jc w:val="both"/>
+        <w:rPr>
+          <w:rFonts w:ascii="Arial" w:hAnsi="Arial" w:cs="Arial"/>
+        </w:rPr>
+      </w:pPr>
+      <w:r>
+        <w:rPr>
+          <w:rFonts w:ascii="Arial" w:hAnsi="Arial" w:cs="Arial"/>
+        </w:rPr>
+        <w:t>Ezen kívül, mivel</w:t>
+      </w:r>
+      <w:r>
+        <w:rPr>
+          <w:rFonts w:ascii="Arial" w:hAnsi="Arial" w:cs="Arial"/>
+        </w:rPr>
+        <w:t xml:space="preserve"> a</w:t>
+      </w:r>
+      <w:r>
+        <w:rPr>
+          <w:rFonts w:ascii="Arial" w:hAnsi="Arial" w:cs="Arial"/>
+        </w:rPr>
+        <w:t xml:space="preserve"> mesterséges intelligencia, azon belül is</w:t>
+      </w:r>
+      <w:r>
+        <w:rPr>
+          <w:rFonts w:ascii="Arial" w:hAnsi="Arial" w:cs="Arial"/>
+        </w:rPr>
+        <w:t xml:space="preserve"> </w:t>
+      </w:r>
+      <w:r>
+        <w:rPr>
+          <w:rFonts w:ascii="Arial" w:hAnsi="Arial" w:cs="Arial"/>
+        </w:rPr>
+        <w:t>az</w:t>
+      </w:r>
+      <w:r>
+        <w:rPr>
+          <w:rFonts w:ascii="Arial" w:hAnsi="Arial" w:cs="Arial"/>
+        </w:rPr>
+        <w:t xml:space="preserve"> LLM-ek (nagy nyelvi modellek) </w:t>
+      </w:r>
+      <w:r>
+        <w:rPr>
+          <w:rFonts w:ascii="Arial" w:hAnsi="Arial" w:cs="Arial"/>
+        </w:rPr>
+        <w:t>az elmúlt időszakban jelentős fejlődésen mentek keresztül</w:t>
+      </w:r>
+      <w:r>
+        <w:rPr>
+          <w:rFonts w:ascii="Arial" w:hAnsi="Arial" w:cs="Arial"/>
+        </w:rPr>
         <w:t xml:space="preserve">, </w:t>
       </w:r>
       <w:r>
-        <w:t>és egyre több ember célja, hogy a világnak minél több részét felfedezhesse, bejárhassa.</w:t>
-      </w:r>
-      <w:r>
-        <w:t xml:space="preserve"> Az utazás élménye ugyan elég vonzó,</w:t>
-      </w:r>
-      <w:r>
-        <w:t xml:space="preserve"> </w:t>
-      </w:r>
-      <w:r>
-        <w:t>azonban</w:t>
-      </w:r>
-      <w:r>
-        <w:t xml:space="preserve"> sajnos egy-egy út egyik legbonyolultabb, legmegterhelőbb, legstresszesebb és legtöbb időt igénylő része a tervezés</w:t>
-      </w:r>
-      <w:r>
+        <w:rPr>
+          <w:rFonts w:ascii="Arial" w:hAnsi="Arial" w:cs="Arial"/>
+        </w:rPr>
+        <w:t>így én is kíváncsi voltam arra, hogy ezek a modellek mit tudnak a gyakorlatban, valamint milyen lehetőségeket kínálnak</w:t>
+      </w:r>
+      <w:r>
+        <w:rPr>
+          <w:rFonts w:ascii="Arial" w:hAnsi="Arial" w:cs="Arial"/>
+        </w:rPr>
         <w:t xml:space="preserve">. </w:t>
       </w:r>
-      <w:r>
-        <w:t>A megfelelő utazás megtervezése során számos tényezőt kell figyelembe venni, mint például a szállások lefoglalása, a közlekedési lehetőségek megtervezése, valamint a különböző programok és látnivalók kiválasztása.</w:t>
-      </w:r>
-    </w:p>
-    <w:p>
-      <w:r>
-        <w:t>Egy utazás sikeres meg</w:t>
-      </w:r>
-      <w:r>
-        <w:t>t</w:t>
-      </w:r>
-      <w:r>
-        <w:t xml:space="preserve">ervezéséhez </w:t>
-      </w:r>
-      <w:r>
-        <w:t>több különböző eszközre van szükség (p</w:t>
-      </w:r>
-      <w:r>
-        <w:t>éldául</w:t>
-      </w:r>
-      <w:r>
-        <w:t xml:space="preserve"> Google Maps, szállásfoglaló oldalak, repjegy foglaló oldalak), ez még bonyolultabbá teszi a tervezést sokak számára. </w:t>
-      </w:r>
-      <w:r>
-        <w:t xml:space="preserve">Emellett gyakran további forrásokra is kellenek, például blogok, útikalauzok, a helyi programok kiválasztásához. </w:t>
-      </w:r>
-      <w:r>
-        <w:t xml:space="preserve">Ez a folyamat </w:t>
-      </w:r>
-      <w:r>
-        <w:t>nagyon</w:t>
-      </w:r>
-      <w:r>
-        <w:t xml:space="preserve"> széttagolt, ami megnehezíti az átláthatóságot és növeli a tervezésre fordított időt.</w:t>
-      </w:r>
-    </w:p>
-    <w:p>
-      <w:r>
-        <w:t xml:space="preserve">A különböző rendszerek egyidejű használata nemcsak időigényes, hanem sok esetben bonyolult és </w:t>
-      </w:r>
-      <w:r>
-        <w:t>nem elég hatékony</w:t>
-      </w:r>
-      <w:r>
-        <w:t>. A felhasználóknak manuálisan kell összehangolniuk az információkat, például figyelembe venni a helyszínek földrajzi elhelyezkedését, az utazási időket, valamint az egyes programok időbeli sorrendjét. Ez a manuális tervezési folyamat könnyen vezethet hibákhoz, átfedésekhez vagy akár kihagyott elemekhez is.</w:t>
-      </w:r>
-    </w:p>
-    <w:p>
-      <w:r>
-        <w:t>A mesterséges intelligencia</w:t>
-      </w:r>
-      <w:r>
-        <w:t xml:space="preserve"> </w:t>
-      </w:r>
-      <w:r>
-        <w:t>új lehetőségeket teremt ezen a területen. Ezek a rendszerek képesek nagy mennyiségű adat feldolgozására, valamint a felhasználói igények természetes nyelvű értelmezésére és személyre szabott javaslatok generálására. Egy AI</w:t>
-      </w:r>
-      <w:r>
-        <w:t xml:space="preserve"> </w:t>
-      </w:r>
-      <w:r>
-        <w:t xml:space="preserve">alapú utazástervező rendszer képes lenne </w:t>
-      </w:r>
-      <w:r>
-        <w:t>nagy mértékben megkönnyíteni</w:t>
-      </w:r>
-      <w:r>
-        <w:t xml:space="preserve"> az útiterv készítésé</w:t>
-      </w:r>
-      <w:r>
-        <w:t>t</w:t>
-      </w:r>
-      <w:r>
-        <w:t xml:space="preserve">, figyelembe véve a felhasználó </w:t>
-      </w:r>
-      <w:r>
-        <w:t>elvárásait</w:t>
-      </w:r>
-      <w:r>
-        <w:t>, időkeretét és egyéb korlátait.</w:t>
-      </w:r>
-    </w:p>
-    <w:p>
-      <w:pPr>
-        <w:rPr>
+    </w:p>
+    <w:p>
+      <w:pPr>
+        <w:spacing w:line="360" w:lineRule="auto"/>
+        <w:jc w:val="both"/>
+        <w:rPr>
+          <w:rFonts w:ascii="Arial" w:hAnsi="Arial" w:cs="Arial"/>
+        </w:rPr>
+      </w:pPr>
+      <w:r>
+        <w:rPr>
+          <w:rFonts w:ascii="Arial" w:hAnsi="Arial" w:cs="Arial"/>
+        </w:rPr>
+        <w:t>Ennek a két érdeklődési területnek</w:t>
+      </w:r>
+      <w:r>
+        <w:rPr>
+          <w:rFonts w:ascii="Arial" w:hAnsi="Arial" w:cs="Arial"/>
+        </w:rPr>
+        <w:t xml:space="preserve">, </w:t>
+      </w:r>
+      <w:r>
+        <w:rPr>
+          <w:rFonts w:ascii="Arial" w:hAnsi="Arial" w:cs="Arial"/>
+        </w:rPr>
+        <w:t>az utazás és a mesterséges intelligencia</w:t>
+      </w:r>
+      <w:r>
+        <w:rPr>
+          <w:rFonts w:ascii="Arial" w:hAnsi="Arial" w:cs="Arial"/>
+        </w:rPr>
+        <w:t xml:space="preserve">, </w:t>
+      </w:r>
+      <w:r>
+        <w:rPr>
+          <w:rFonts w:ascii="Arial" w:hAnsi="Arial" w:cs="Arial"/>
+        </w:rPr>
+        <w:t xml:space="preserve">az összekapcsolásából született meg az ötletem, </w:t>
+      </w:r>
+      <w:r>
+        <w:rPr>
+          <w:rFonts w:ascii="Arial" w:hAnsi="Arial" w:cs="Arial"/>
+        </w:rPr>
+        <w:t>hogy megvalósítsak egy olyan utazástervező alkalmazást, ami mindenki számára könnyen használható, egy helyen tárolja a megtervezett és már megvalósított kalandokat, valamint AI modellek használatával támogatja a minél egyszerűbb útiterv</w:t>
+      </w:r>
+      <w:r>
+        <w:rPr>
+          <w:rFonts w:ascii="Arial" w:hAnsi="Arial" w:cs="Arial"/>
+        </w:rPr>
+        <w:t>ek</w:t>
+      </w:r>
+      <w:r>
+        <w:rPr>
+          <w:rFonts w:ascii="Arial" w:hAnsi="Arial" w:cs="Arial"/>
+        </w:rPr>
+        <w:t xml:space="preserve"> készítés</w:t>
+      </w:r>
+      <w:r>
+        <w:rPr>
+          <w:rFonts w:ascii="Arial" w:hAnsi="Arial" w:cs="Arial"/>
+        </w:rPr>
+        <w:t>é</w:t>
+      </w:r>
+      <w:r>
+        <w:rPr>
+          <w:rFonts w:ascii="Arial" w:hAnsi="Arial" w:cs="Arial"/>
+        </w:rPr>
+        <w:t>t.</w:t>
+      </w:r>
+    </w:p>
+    <w:p>
+      <w:pPr>
+        <w:spacing w:line="360" w:lineRule="auto"/>
+        <w:jc w:val="both"/>
+        <w:rPr>
+          <w:rFonts w:ascii="Arial" w:hAnsi="Arial" w:cs="Arial"/>
           <w:sz w:val="28"/>
           <w:szCs w:val="28"/>
         </w:rPr>
       </w:pPr>
       <w:r>
         <w:rPr>
+          <w:rFonts w:ascii="Arial" w:hAnsi="Arial" w:cs="Arial"/>
           <w:sz w:val="28"/>
           <w:szCs w:val="28"/>
         </w:rPr>
-        <w:t>1.2. Inspiráció</w:t>
-      </w:r>
-    </w:p>
-    <w:p>
-      <w:r>
-        <w:t>A szakdolgozatom témáját elsősorban a személyes utazási tapasztalat</w:t>
-      </w:r>
-      <w:r>
-        <w:t>a</w:t>
-      </w:r>
-      <w:r>
-        <w:t>im inspirálták, m</w:t>
-      </w:r>
-      <w:r>
-        <w:t>ivel</w:t>
-      </w:r>
-      <w:r>
-        <w:t xml:space="preserve"> az elmúlt évek során</w:t>
-      </w:r>
-      <w:r>
-        <w:t xml:space="preserve"> én magam is számos </w:t>
-      </w:r>
-      <w:r>
-        <w:t>országba látogattam el</w:t>
-      </w:r>
-      <w:r>
-        <w:t xml:space="preserve"> és volt szerencsém megtapasztalni az utazás</w:t>
-      </w:r>
-      <w:r>
-        <w:t xml:space="preserve">t </w:t>
-      </w:r>
-      <w:r>
-        <w:t>tervező</w:t>
-      </w:r>
-      <w:r>
-        <w:t xml:space="preserve"> személy</w:t>
-      </w:r>
-      <w:r>
-        <w:t xml:space="preserve"> szerepét is</w:t>
-      </w:r>
-      <w:r>
-        <w:t>.</w:t>
-      </w:r>
-      <w:r>
-        <w:t xml:space="preserve"> </w:t>
-      </w:r>
-      <w:r>
-        <w:t xml:space="preserve">Ennek köszönhetően </w:t>
-      </w:r>
-      <w:r>
-        <w:t>beleláttam abba</w:t>
-      </w:r>
-      <w:r>
-        <w:t>, hogy egy utazás megtervezése mennyi időt, utánajárást és szervezést igényel.</w:t>
-      </w:r>
-      <w:r>
-        <w:t xml:space="preserve"> </w:t>
-      </w:r>
-    </w:p>
-    <w:p>
-      <w:r>
-        <w:t>Ezen kívül, mivel</w:t>
-      </w:r>
-      <w:r>
-        <w:t xml:space="preserve"> a</w:t>
-      </w:r>
-      <w:r>
-        <w:t xml:space="preserve"> mesterséges intelligencia, azon belül is</w:t>
-      </w:r>
-      <w:r>
-        <w:t xml:space="preserve"> </w:t>
-      </w:r>
-      <w:r>
-        <w:t>az</w:t>
-      </w:r>
-      <w:r>
-        <w:t xml:space="preserve"> LLM-ek (nagy nyelvi modellek) </w:t>
-      </w:r>
-      <w:r>
-        <w:t>az elmúlt időszakban jelentős fejlődésen mentek keresztül</w:t>
-      </w:r>
-      <w:r>
-        <w:t xml:space="preserve">, </w:t>
-      </w:r>
-      <w:r>
-        <w:t>így én is kíváncsi voltam arra, hogy ezek a modellek mit tudnak a gyakorlatban, valamint milyen lehetőségeket kínálnak</w:t>
-      </w:r>
-      <w:r>
-        <w:t xml:space="preserve">. </w:t>
-      </w:r>
-    </w:p>
-    <w:p>
-      <w:r>
-        <w:t>Ennek a két érdeklődési területnek</w:t>
-      </w:r>
-      <w:r>
-        <w:t xml:space="preserve">, </w:t>
-      </w:r>
-      <w:r>
-        <w:t>az utazás és a mesterséges intelligencia</w:t>
-      </w:r>
-      <w:r>
-        <w:t xml:space="preserve">, </w:t>
-      </w:r>
-      <w:r>
-        <w:t xml:space="preserve">az összekapcsolásából született meg az ötletem, </w:t>
-      </w:r>
-      <w:r>
-        <w:t xml:space="preserve">hogy megvalósítsak egy olyan </w:t>
-      </w:r>
-      <w:r>
-        <w:lastRenderedPageBreak/>
-        <w:t>utazástervező alkalmazást, ami mindenki számára könnyen használható, egy helyen tárolja a megtervezett és már megvalósított kalandokat, valamint AI modellek használatával támogatja a minél egyszerűbb útiterv</w:t>
-      </w:r>
-      <w:r>
-        <w:t>ek</w:t>
-      </w:r>
-      <w:r>
-        <w:t xml:space="preserve"> készítés</w:t>
-      </w:r>
-      <w:r>
-        <w:t>é</w:t>
-      </w:r>
-      <w:r>
-        <w:t>t.</w:t>
-      </w:r>
-    </w:p>
-    <w:p>
-      <w:pPr>
-        <w:rPr>
-          <w:sz w:val="28"/>
-          <w:szCs w:val="28"/>
-        </w:rPr>
-      </w:pPr>
-      <w:r>
-        <w:rPr>
-          <w:sz w:val="28"/>
-          <w:szCs w:val="28"/>
-        </w:rPr>
         <w:t>1.3. Követelmények</w:t>
       </w:r>
     </w:p>
     <w:p>
-      <w:r>
-        <w:t xml:space="preserve">A rendszer fejlesztése során kiemelt szempont volt egy olyan alkalmazás létrehozása, amely egyszerűen használható, </w:t>
-      </w:r>
-      <w:r>
-        <w:t>de közben</w:t>
-      </w:r>
-      <w:r>
-        <w:t xml:space="preserve"> hatékony segítséget nyújt az utazások meg</w:t>
-      </w:r>
-      <w:r>
+      <w:pPr>
+        <w:spacing w:line="360" w:lineRule="auto"/>
+        <w:jc w:val="both"/>
+        <w:rPr>
+          <w:rFonts w:ascii="Arial" w:hAnsi="Arial" w:cs="Arial"/>
+        </w:rPr>
+      </w:pPr>
+      <w:r>
+        <w:rPr>
+          <w:rFonts w:ascii="Arial" w:hAnsi="Arial" w:cs="Arial"/>
+        </w:rPr>
+        <w:t>A rendszer fejlesztése során kiemelt szempont volt egy olyan alkalmazás létrehozása, amely egyszerűen használható, de közben hatékony segítséget nyújt az utazások meg</w:t>
+      </w:r>
+      <w:r>
+        <w:rPr>
+          <w:rFonts w:ascii="Arial" w:hAnsi="Arial" w:cs="Arial"/>
+        </w:rPr>
         <w:t>t</w:t>
       </w:r>
       <w:r>
+        <w:rPr>
+          <w:rFonts w:ascii="Arial" w:hAnsi="Arial" w:cs="Arial"/>
+        </w:rPr>
         <w:t>ervezésében. Ennek érdekében meghatároz</w:t>
       </w:r>
       <w:r>
+        <w:rPr>
+          <w:rFonts w:ascii="Arial" w:hAnsi="Arial" w:cs="Arial"/>
+        </w:rPr>
         <w:t>tam</w:t>
       </w:r>
       <w:r>
+        <w:rPr>
+          <w:rFonts w:ascii="Arial" w:hAnsi="Arial" w:cs="Arial"/>
+        </w:rPr>
         <w:t xml:space="preserve"> funkcionális és nem funkcionális követelmények</w:t>
       </w:r>
       <w:r>
+        <w:rPr>
+          <w:rFonts w:ascii="Arial" w:hAnsi="Arial" w:cs="Arial"/>
+        </w:rPr>
         <w:t>et</w:t>
       </w:r>
       <w:r>
-        <w:t>, amelyeknek a rendszer meg kell</w:t>
-      </w:r>
-      <w:r>
-        <w:t>, hogy</w:t>
-      </w:r>
-      <w:r>
-        <w:t xml:space="preserve"> felel</w:t>
-      </w:r>
-      <w:r>
-        <w:t>jen</w:t>
-      </w:r>
-      <w:r>
-        <w:t>.</w:t>
-      </w:r>
-    </w:p>
-    <w:p>
-      <w:r>
+        <w:rPr>
+          <w:rFonts w:ascii="Arial" w:hAnsi="Arial" w:cs="Arial"/>
+        </w:rPr>
+        <w:t>, amelyeknek a rendszer meg kell, hogy feleljen.</w:t>
+      </w:r>
+    </w:p>
+    <w:p>
+      <w:pPr>
+        <w:spacing w:line="360" w:lineRule="auto"/>
+        <w:jc w:val="both"/>
+        <w:rPr>
+          <w:rFonts w:ascii="Arial" w:hAnsi="Arial" w:cs="Arial"/>
+        </w:rPr>
+      </w:pPr>
+      <w:r>
+        <w:rPr>
+          <w:rFonts w:ascii="Arial" w:hAnsi="Arial" w:cs="Arial"/>
+        </w:rPr>
         <w:t xml:space="preserve">1.3.1. </w:t>
       </w:r>
       <w:r>
+        <w:rPr>
+          <w:rFonts w:ascii="Arial" w:hAnsi="Arial" w:cs="Arial"/>
+        </w:rPr>
         <w:t>Funkcionális követelmények:</w:t>
       </w:r>
     </w:p>
@@ -376,8 +549,16 @@
           <w:ilvl w:val="0"/>
           <w:numId w:val="3"/>
         </w:numPr>
-      </w:pPr>
-      <w:r>
+        <w:spacing w:line="360" w:lineRule="auto"/>
+        <w:jc w:val="both"/>
+        <w:rPr>
+          <w:rFonts w:ascii="Arial" w:hAnsi="Arial" w:cs="Arial"/>
+        </w:rPr>
+      </w:pPr>
+      <w:r>
+        <w:rPr>
+          <w:rFonts w:ascii="Arial" w:hAnsi="Arial" w:cs="Arial"/>
+        </w:rPr>
         <w:t>Felhasználók regisztrációjának biztosítása</w:t>
       </w:r>
     </w:p>
@@ -388,8 +569,16 @@
           <w:ilvl w:val="0"/>
           <w:numId w:val="3"/>
         </w:numPr>
-      </w:pPr>
-      <w:r>
+        <w:spacing w:line="360" w:lineRule="auto"/>
+        <w:jc w:val="both"/>
+        <w:rPr>
+          <w:rFonts w:ascii="Arial" w:hAnsi="Arial" w:cs="Arial"/>
+        </w:rPr>
+      </w:pPr>
+      <w:r>
+        <w:rPr>
+          <w:rFonts w:ascii="Arial" w:hAnsi="Arial" w:cs="Arial"/>
+        </w:rPr>
         <w:t>Felhasználók hiteles be-és kijelentkezésének biztosítása</w:t>
       </w:r>
     </w:p>
@@ -400,8 +589,16 @@
           <w:ilvl w:val="0"/>
           <w:numId w:val="3"/>
         </w:numPr>
-      </w:pPr>
-      <w:r>
+        <w:spacing w:line="360" w:lineRule="auto"/>
+        <w:jc w:val="both"/>
+        <w:rPr>
+          <w:rFonts w:ascii="Arial" w:hAnsi="Arial" w:cs="Arial"/>
+        </w:rPr>
+      </w:pPr>
+      <w:r>
+        <w:rPr>
+          <w:rFonts w:ascii="Arial" w:hAnsi="Arial" w:cs="Arial"/>
+        </w:rPr>
         <w:t>A felhasználó megtekinthesse saját profiladatait</w:t>
       </w:r>
     </w:p>
@@ -412,8 +609,16 @@
           <w:ilvl w:val="0"/>
           <w:numId w:val="3"/>
         </w:numPr>
-      </w:pPr>
-      <w:r>
+        <w:spacing w:line="360" w:lineRule="auto"/>
+        <w:jc w:val="both"/>
+        <w:rPr>
+          <w:rFonts w:ascii="Arial" w:hAnsi="Arial" w:cs="Arial"/>
+        </w:rPr>
+      </w:pPr>
+      <w:r>
+        <w:rPr>
+          <w:rFonts w:ascii="Arial" w:hAnsi="Arial" w:cs="Arial"/>
+        </w:rPr>
         <w:t>A felhasználó új utazást hozhasson létre</w:t>
       </w:r>
     </w:p>
@@ -424,21 +629,17 @@
           <w:ilvl w:val="0"/>
           <w:numId w:val="3"/>
         </w:numPr>
-      </w:pPr>
-      <w:r>
-        <w:t xml:space="preserve">Az utazás létrehozásakor megadható legyen </w:t>
-      </w:r>
-      <w:r>
-        <w:t>a kiindulási hely</w:t>
-      </w:r>
-      <w:r>
-        <w:t>, az utazás időtartama</w:t>
-      </w:r>
-      <w:r>
-        <w:t>, az utazó személyek száma</w:t>
-      </w:r>
-      <w:r>
-        <w:t xml:space="preserve"> és a felhasználó preferenciái</w:t>
+        <w:spacing w:line="360" w:lineRule="auto"/>
+        <w:jc w:val="both"/>
+        <w:rPr>
+          <w:rFonts w:ascii="Arial" w:hAnsi="Arial" w:cs="Arial"/>
+        </w:rPr>
+      </w:pPr>
+      <w:r>
+        <w:rPr>
+          <w:rFonts w:ascii="Arial" w:hAnsi="Arial" w:cs="Arial"/>
+        </w:rPr>
+        <w:t>Az utazás létrehozásakor megadható legyen a kiindulási hely, az utazás időtartama, az utazó személyek száma és a felhasználó preferenciái</w:t>
       </w:r>
     </w:p>
     <w:p>
@@ -448,14 +649,28 @@
           <w:ilvl w:val="0"/>
           <w:numId w:val="3"/>
         </w:numPr>
-      </w:pPr>
-      <w:r>
+        <w:spacing w:line="360" w:lineRule="auto"/>
+        <w:jc w:val="both"/>
+        <w:rPr>
+          <w:rFonts w:ascii="Arial" w:hAnsi="Arial" w:cs="Arial"/>
+        </w:rPr>
+      </w:pPr>
+      <w:r>
+        <w:rPr>
+          <w:rFonts w:ascii="Arial" w:hAnsi="Arial" w:cs="Arial"/>
+        </w:rPr>
         <w:t>A rendszer mesterséges intelligencia segítségével</w:t>
       </w:r>
       <w:r>
+        <w:rPr>
+          <w:rFonts w:ascii="Arial" w:hAnsi="Arial" w:cs="Arial"/>
+        </w:rPr>
         <w:t>,</w:t>
       </w:r>
       <w:r>
+        <w:rPr>
+          <w:rFonts w:ascii="Arial" w:hAnsi="Arial" w:cs="Arial"/>
+        </w:rPr>
         <w:t xml:space="preserve"> automatikusan generáljon útitervet</w:t>
       </w:r>
     </w:p>
@@ -466,8 +681,16 @@
           <w:ilvl w:val="0"/>
           <w:numId w:val="3"/>
         </w:numPr>
-      </w:pPr>
-      <w:r>
+        <w:spacing w:line="360" w:lineRule="auto"/>
+        <w:jc w:val="both"/>
+        <w:rPr>
+          <w:rFonts w:ascii="Arial" w:hAnsi="Arial" w:cs="Arial"/>
+        </w:rPr>
+      </w:pPr>
+      <w:r>
+        <w:rPr>
+          <w:rFonts w:ascii="Arial" w:hAnsi="Arial" w:cs="Arial"/>
+        </w:rPr>
         <w:t>A generált útiterv menthető legyen az adatbázisba</w:t>
       </w:r>
     </w:p>
@@ -478,8 +701,16 @@
           <w:ilvl w:val="0"/>
           <w:numId w:val="3"/>
         </w:numPr>
-      </w:pPr>
-      <w:r>
+        <w:spacing w:line="360" w:lineRule="auto"/>
+        <w:jc w:val="both"/>
+        <w:rPr>
+          <w:rFonts w:ascii="Arial" w:hAnsi="Arial" w:cs="Arial"/>
+        </w:rPr>
+      </w:pPr>
+      <w:r>
+        <w:rPr>
+          <w:rFonts w:ascii="Arial" w:hAnsi="Arial" w:cs="Arial"/>
+        </w:rPr>
         <w:t>A felhasználó megtekinthesse korábban létrehozott utazásait</w:t>
       </w:r>
     </w:p>
@@ -490,18 +721,17 @@
           <w:ilvl w:val="0"/>
           <w:numId w:val="3"/>
         </w:numPr>
-      </w:pPr>
-      <w:r>
-        <w:t>A felhasználó módosíthassa a meg</w:t>
-      </w:r>
-      <w:r>
-        <w:t>tervezett</w:t>
-      </w:r>
-      <w:r>
-        <w:t xml:space="preserve"> utazás</w:t>
-      </w:r>
-      <w:r>
-        <w:t>ait</w:t>
+        <w:spacing w:line="360" w:lineRule="auto"/>
+        <w:jc w:val="both"/>
+        <w:rPr>
+          <w:rFonts w:ascii="Arial" w:hAnsi="Arial" w:cs="Arial"/>
+        </w:rPr>
+      </w:pPr>
+      <w:r>
+        <w:rPr>
+          <w:rFonts w:ascii="Arial" w:hAnsi="Arial" w:cs="Arial"/>
+        </w:rPr>
+        <w:t>A felhasználó módosíthassa a megtervezett utazásait</w:t>
       </w:r>
     </w:p>
     <w:p>
@@ -511,11 +741,22 @@
           <w:ilvl w:val="0"/>
           <w:numId w:val="3"/>
         </w:numPr>
-      </w:pPr>
-      <w:r>
+        <w:spacing w:line="360" w:lineRule="auto"/>
+        <w:jc w:val="both"/>
+        <w:rPr>
+          <w:rFonts w:ascii="Arial" w:hAnsi="Arial" w:cs="Arial"/>
+        </w:rPr>
+      </w:pPr>
+      <w:r>
+        <w:rPr>
+          <w:rFonts w:ascii="Arial" w:hAnsi="Arial" w:cs="Arial"/>
+        </w:rPr>
         <w:t>A felhasználó törölhesse a mentett utazás</w:t>
       </w:r>
       <w:r>
+        <w:rPr>
+          <w:rFonts w:ascii="Arial" w:hAnsi="Arial" w:cs="Arial"/>
+        </w:rPr>
         <w:t>ait</w:t>
       </w:r>
     </w:p>
@@ -526,8 +767,16 @@
           <w:ilvl w:val="0"/>
           <w:numId w:val="3"/>
         </w:numPr>
-      </w:pPr>
-      <w:r>
+        <w:spacing w:line="360" w:lineRule="auto"/>
+        <w:jc w:val="both"/>
+        <w:rPr>
+          <w:rFonts w:ascii="Arial" w:hAnsi="Arial" w:cs="Arial"/>
+        </w:rPr>
+      </w:pPr>
+      <w:r>
+        <w:rPr>
+          <w:rFonts w:ascii="Arial" w:hAnsi="Arial" w:cs="Arial"/>
+        </w:rPr>
         <w:t>A rendszer jelenítse meg az útiterv egyes helyszíneit térképen</w:t>
       </w:r>
     </w:p>
@@ -538,21 +787,29 @@
           <w:ilvl w:val="0"/>
           <w:numId w:val="3"/>
         </w:numPr>
-      </w:pPr>
-      <w:r>
-        <w:t>A felhasználó jelölhesse</w:t>
-      </w:r>
-      <w:r>
-        <w:t xml:space="preserve"> </w:t>
-      </w:r>
-      <w:r>
+        <w:spacing w:line="360" w:lineRule="auto"/>
+        <w:jc w:val="both"/>
+        <w:rPr>
+          <w:rFonts w:ascii="Arial" w:hAnsi="Arial" w:cs="Arial"/>
+        </w:rPr>
+      </w:pPr>
+      <w:r>
+        <w:rPr>
+          <w:rFonts w:ascii="Arial" w:hAnsi="Arial" w:cs="Arial"/>
+        </w:rPr>
+        <w:t xml:space="preserve">A felhasználó jelölhesse </w:t>
+      </w:r>
+      <w:r>
+        <w:rPr>
+          <w:rFonts w:ascii="Arial" w:hAnsi="Arial" w:cs="Arial"/>
+        </w:rPr>
         <w:t>meg</w:t>
       </w:r>
       <w:r>
-        <w:t xml:space="preserve"> az utazást </w:t>
-      </w:r>
-      <w:r>
-        <w:t>lefoglaltként</w:t>
+        <w:rPr>
+          <w:rFonts w:ascii="Arial" w:hAnsi="Arial" w:cs="Arial"/>
+        </w:rPr>
+        <w:t xml:space="preserve"> az utazást lefoglaltként</w:t>
       </w:r>
     </w:p>
     <w:p>
@@ -562,8 +819,17 @@
           <w:ilvl w:val="0"/>
           <w:numId w:val="3"/>
         </w:numPr>
-      </w:pPr>
-      <w:r>
+        <w:spacing w:line="360" w:lineRule="auto"/>
+        <w:jc w:val="both"/>
+        <w:rPr>
+          <w:rFonts w:ascii="Arial" w:hAnsi="Arial" w:cs="Arial"/>
+        </w:rPr>
+      </w:pPr>
+      <w:r>
+        <w:rPr>
+          <w:rFonts w:ascii="Arial" w:hAnsi="Arial" w:cs="Arial"/>
+        </w:rPr>
+        <w:lastRenderedPageBreak/>
         <w:t>A rendszer tárolja a felhasználók utazási előzményeit</w:t>
       </w:r>
     </w:p>
@@ -574,8 +840,16 @@
           <w:ilvl w:val="0"/>
           <w:numId w:val="3"/>
         </w:numPr>
-      </w:pPr>
-      <w:r>
+        <w:spacing w:line="360" w:lineRule="auto"/>
+        <w:jc w:val="both"/>
+        <w:rPr>
+          <w:rFonts w:ascii="Arial" w:hAnsi="Arial" w:cs="Arial"/>
+        </w:rPr>
+      </w:pPr>
+      <w:r>
+        <w:rPr>
+          <w:rFonts w:ascii="Arial" w:hAnsi="Arial" w:cs="Arial"/>
+        </w:rPr>
         <w:t>A rendszer biztosítson lehetőséget a repülőjegyek és szállások keresésére, valamint a megfelelő foglalási szolgáltatások elérésére</w:t>
       </w:r>
     </w:p>
@@ -586,8 +860,16 @@
           <w:ilvl w:val="0"/>
           <w:numId w:val="3"/>
         </w:numPr>
-      </w:pPr>
-      <w:r>
+        <w:spacing w:line="360" w:lineRule="auto"/>
+        <w:jc w:val="both"/>
+        <w:rPr>
+          <w:rFonts w:ascii="Arial" w:hAnsi="Arial" w:cs="Arial"/>
+        </w:rPr>
+      </w:pPr>
+      <w:r>
+        <w:rPr>
+          <w:rFonts w:ascii="Arial" w:hAnsi="Arial" w:cs="Arial"/>
+        </w:rPr>
         <w:t>A rendszer az útiterv generálása során vegye figyelembe a helyszínek közötti távolságokat és az utazási időket annak érdekében, hogy a javasolt útiterv megvalósítható legyen</w:t>
       </w:r>
     </w:p>
@@ -598,13 +880,31 @@
           <w:ilvl w:val="0"/>
           <w:numId w:val="3"/>
         </w:numPr>
-      </w:pPr>
-      <w:r>
+        <w:spacing w:line="360" w:lineRule="auto"/>
+        <w:jc w:val="both"/>
+        <w:rPr>
+          <w:rFonts w:ascii="Arial" w:hAnsi="Arial" w:cs="Arial"/>
+        </w:rPr>
+      </w:pPr>
+      <w:r>
+        <w:rPr>
+          <w:rFonts w:ascii="Arial" w:hAnsi="Arial" w:cs="Arial"/>
+        </w:rPr>
         <w:t>A létrehozott útitervek megoszthatóak legyenek regisztrált, illetve nem regisztrált felhasználókkal</w:t>
       </w:r>
     </w:p>
     <w:p>
-      <w:r>
+      <w:pPr>
+        <w:spacing w:line="360" w:lineRule="auto"/>
+        <w:jc w:val="both"/>
+        <w:rPr>
+          <w:rFonts w:ascii="Arial" w:hAnsi="Arial" w:cs="Arial"/>
+        </w:rPr>
+      </w:pPr>
+      <w:r>
+        <w:rPr>
+          <w:rFonts w:ascii="Arial" w:hAnsi="Arial" w:cs="Arial"/>
+        </w:rPr>
         <w:t>1.3.2. Nem funkcionális követelmények:</w:t>
       </w:r>
     </w:p>
@@ -615,8 +915,16 @@
           <w:ilvl w:val="0"/>
           <w:numId w:val="4"/>
         </w:numPr>
-      </w:pPr>
-      <w:r>
+        <w:spacing w:line="360" w:lineRule="auto"/>
+        <w:jc w:val="both"/>
+        <w:rPr>
+          <w:rFonts w:ascii="Arial" w:hAnsi="Arial" w:cs="Arial"/>
+        </w:rPr>
+      </w:pPr>
+      <w:r>
+        <w:rPr>
+          <w:rFonts w:ascii="Arial" w:hAnsi="Arial" w:cs="Arial"/>
+        </w:rPr>
         <w:t>Az alkalmazás webes környezetben, telepítés nélkül használható legyen</w:t>
       </w:r>
     </w:p>
@@ -627,8 +935,16 @@
           <w:ilvl w:val="0"/>
           <w:numId w:val="4"/>
         </w:numPr>
-      </w:pPr>
-      <w:r>
+        <w:spacing w:line="360" w:lineRule="auto"/>
+        <w:jc w:val="both"/>
+        <w:rPr>
+          <w:rFonts w:ascii="Arial" w:hAnsi="Arial" w:cs="Arial"/>
+        </w:rPr>
+      </w:pPr>
+      <w:r>
+        <w:rPr>
+          <w:rFonts w:ascii="Arial" w:hAnsi="Arial" w:cs="Arial"/>
+        </w:rPr>
         <w:t>A felhasználói felület legyen egyszerű, átlátható és könnyen kezelhető</w:t>
       </w:r>
     </w:p>
@@ -639,8 +955,16 @@
           <w:ilvl w:val="0"/>
           <w:numId w:val="4"/>
         </w:numPr>
-      </w:pPr>
-      <w:r>
+        <w:spacing w:line="360" w:lineRule="auto"/>
+        <w:jc w:val="both"/>
+        <w:rPr>
+          <w:rFonts w:ascii="Arial" w:hAnsi="Arial" w:cs="Arial"/>
+        </w:rPr>
+      </w:pPr>
+      <w:r>
+        <w:rPr>
+          <w:rFonts w:ascii="Arial" w:hAnsi="Arial" w:cs="Arial"/>
+        </w:rPr>
         <w:t>Az alkalmazás legyen reszponzív, így mobiltelefonon és asztali számítógépen egyaránt használható</w:t>
       </w:r>
     </w:p>
@@ -651,8 +975,16 @@
           <w:ilvl w:val="0"/>
           <w:numId w:val="4"/>
         </w:numPr>
-      </w:pPr>
-      <w:r>
+        <w:spacing w:line="360" w:lineRule="auto"/>
+        <w:jc w:val="both"/>
+        <w:rPr>
+          <w:rFonts w:ascii="Arial" w:hAnsi="Arial" w:cs="Arial"/>
+        </w:rPr>
+      </w:pPr>
+      <w:r>
+        <w:rPr>
+          <w:rFonts w:ascii="Arial" w:hAnsi="Arial" w:cs="Arial"/>
+        </w:rPr>
         <w:t>A felhasználói jelszavak titkosított formában kerüljenek tárolásra</w:t>
       </w:r>
     </w:p>
@@ -663,9 +995,16 @@
           <w:ilvl w:val="0"/>
           <w:numId w:val="4"/>
         </w:numPr>
-      </w:pPr>
-      <w:r>
-        <w:lastRenderedPageBreak/>
+        <w:spacing w:line="360" w:lineRule="auto"/>
+        <w:jc w:val="both"/>
+        <w:rPr>
+          <w:rFonts w:ascii="Arial" w:hAnsi="Arial" w:cs="Arial"/>
+        </w:rPr>
+      </w:pPr>
+      <w:r>
+        <w:rPr>
+          <w:rFonts w:ascii="Arial" w:hAnsi="Arial" w:cs="Arial"/>
+        </w:rPr>
         <w:t>A backend biztosítsa a biztonságos API-kommunikációt</w:t>
       </w:r>
     </w:p>
@@ -676,8 +1015,16 @@
           <w:ilvl w:val="0"/>
           <w:numId w:val="4"/>
         </w:numPr>
-      </w:pPr>
-      <w:r>
+        <w:spacing w:line="360" w:lineRule="auto"/>
+        <w:jc w:val="both"/>
+        <w:rPr>
+          <w:rFonts w:ascii="Arial" w:hAnsi="Arial" w:cs="Arial"/>
+        </w:rPr>
+      </w:pPr>
+      <w:r>
+        <w:rPr>
+          <w:rFonts w:ascii="Arial" w:hAnsi="Arial" w:cs="Arial"/>
+        </w:rPr>
         <w:t>A rendszer legyen skálázható és később könnyen bővíthető új funkciókkal</w:t>
       </w:r>
     </w:p>
@@ -688,8 +1035,16 @@
           <w:ilvl w:val="0"/>
           <w:numId w:val="4"/>
         </w:numPr>
-      </w:pPr>
-      <w:r>
+        <w:spacing w:line="360" w:lineRule="auto"/>
+        <w:jc w:val="both"/>
+        <w:rPr>
+          <w:rFonts w:ascii="Arial" w:hAnsi="Arial" w:cs="Arial"/>
+        </w:rPr>
+      </w:pPr>
+      <w:r>
+        <w:rPr>
+          <w:rFonts w:ascii="Arial" w:hAnsi="Arial" w:cs="Arial"/>
+        </w:rPr>
         <w:t>Az alkalmazás működjön a leggyakrabban használt modern böngészőkben</w:t>
       </w:r>
     </w:p>
@@ -700,20 +1055,32 @@
           <w:ilvl w:val="0"/>
           <w:numId w:val="4"/>
         </w:numPr>
-      </w:pPr>
-      <w:r>
+        <w:spacing w:line="360" w:lineRule="auto"/>
+        <w:jc w:val="both"/>
+        <w:rPr>
+          <w:rFonts w:ascii="Arial" w:hAnsi="Arial" w:cs="Arial"/>
+        </w:rPr>
+      </w:pPr>
+      <w:r>
+        <w:rPr>
+          <w:rFonts w:ascii="Arial" w:hAnsi="Arial" w:cs="Arial"/>
+        </w:rPr>
         <w:t>A rendszer biztosítsa az adatok konzisztens és megbízható kezelését</w:t>
       </w:r>
     </w:p>
     <w:p>
       <w:pPr>
-        <w:rPr>
+        <w:spacing w:line="360" w:lineRule="auto"/>
+        <w:jc w:val="both"/>
+        <w:rPr>
+          <w:rFonts w:ascii="Arial" w:hAnsi="Arial" w:cs="Arial"/>
           <w:sz w:val="28"/>
           <w:szCs w:val="28"/>
         </w:rPr>
       </w:pPr>
       <w:r>
         <w:rPr>
+          <w:rFonts w:ascii="Arial" w:hAnsi="Arial" w:cs="Arial"/>
           <w:sz w:val="28"/>
           <w:szCs w:val="28"/>
         </w:rPr>
@@ -721,80 +1088,141 @@
       </w:r>
     </w:p>
     <w:p>
-      <w:r>
+      <w:pPr>
+        <w:spacing w:line="360" w:lineRule="auto"/>
+        <w:jc w:val="both"/>
+        <w:rPr>
+          <w:rFonts w:ascii="Arial" w:hAnsi="Arial" w:cs="Arial"/>
+        </w:rPr>
+      </w:pPr>
+      <w:r>
+        <w:rPr>
+          <w:rFonts w:ascii="Arial" w:hAnsi="Arial" w:cs="Arial"/>
+        </w:rPr>
         <w:t>A szakdolgozatom célja egy olyan webalapú utazástervező és nyilvántartó alkalmazás megvalósítása, ami a mesterséges intelligencia, azon belül a nagy nyelvi modellek segítségével támogatja a felhasználókat utazásaik megtervezésében.</w:t>
       </w:r>
     </w:p>
     <w:p>
-      <w:r>
+      <w:pPr>
+        <w:spacing w:line="360" w:lineRule="auto"/>
+        <w:jc w:val="both"/>
+        <w:rPr>
+          <w:rFonts w:ascii="Arial" w:hAnsi="Arial" w:cs="Arial"/>
+        </w:rPr>
+      </w:pPr>
+      <w:r>
+        <w:rPr>
+          <w:rFonts w:ascii="Arial" w:hAnsi="Arial" w:cs="Arial"/>
+        </w:rPr>
         <w:t>Az alkalmazás célja, hogy csökkentse az utazások tervezés</w:t>
       </w:r>
       <w:r>
+        <w:rPr>
+          <w:rFonts w:ascii="Arial" w:hAnsi="Arial" w:cs="Arial"/>
+        </w:rPr>
         <w:t>é</w:t>
       </w:r>
       <w:r>
+        <w:rPr>
+          <w:rFonts w:ascii="Arial" w:hAnsi="Arial" w:cs="Arial"/>
+        </w:rPr>
         <w:t>re és szervezés</w:t>
       </w:r>
       <w:r>
+        <w:rPr>
+          <w:rFonts w:ascii="Arial" w:hAnsi="Arial" w:cs="Arial"/>
+        </w:rPr>
         <w:t>é</w:t>
       </w:r>
       <w:r>
+        <w:rPr>
+          <w:rFonts w:ascii="Arial" w:hAnsi="Arial" w:cs="Arial"/>
+        </w:rPr>
         <w:t xml:space="preserve">re fordított időt és erőfeszítést, úgy, hogy egyetlen platformon biztosítottak a tervezéshez szükséges legfontosabb funkciók. </w:t>
       </w:r>
       <w:r>
-        <w:t>A rendszer lehetőséget nyújt a felhasználók számára új utazások létrehozására, azok</w:t>
-      </w:r>
-      <w:r>
-        <w:t xml:space="preserve"> </w:t>
-      </w:r>
-      <w:r>
-        <w:t xml:space="preserve">kezelésére, valamint a korábban megtervezett </w:t>
-      </w:r>
-      <w:r>
-        <w:t>útjaik</w:t>
-      </w:r>
-      <w:r>
-        <w:t xml:space="preserve"> nyilvántartására.</w:t>
-      </w:r>
-    </w:p>
-    <w:p>
-      <w:r>
-        <w:t>A fejlesztés egyik legfontosabb eleme a mesterséges intelligencia alkalmazása az útiterv</w:t>
-      </w:r>
-      <w:r>
-        <w:t xml:space="preserve"> </w:t>
-      </w:r>
-      <w:r>
-        <w:t xml:space="preserve">generálás folyamatában. A felhasználók által megadott paraméterek </w:t>
-      </w:r>
-      <w:r>
+        <w:rPr>
+          <w:rFonts w:ascii="Arial" w:hAnsi="Arial" w:cs="Arial"/>
+        </w:rPr>
+        <w:t>A rendszer lehetőséget nyújt a felhasználók számára új utazások létrehozására, azok kezelésére, valamint a korábban megtervezett útjaik nyilvántartására.</w:t>
+      </w:r>
+    </w:p>
+    <w:p>
+      <w:pPr>
+        <w:spacing w:line="360" w:lineRule="auto"/>
+        <w:jc w:val="both"/>
+        <w:rPr>
+          <w:rFonts w:ascii="Arial" w:hAnsi="Arial" w:cs="Arial"/>
+        </w:rPr>
+      </w:pPr>
+      <w:r>
+        <w:rPr>
+          <w:rFonts w:ascii="Arial" w:hAnsi="Arial" w:cs="Arial"/>
+        </w:rPr>
+        <w:t xml:space="preserve">A fejlesztés egyik legfontosabb eleme a mesterséges intelligencia alkalmazása az útiterv generálás folyamatában. A felhasználók által megadott paraméterek </w:t>
+      </w:r>
+      <w:r>
+        <w:rPr>
+          <w:rFonts w:ascii="Arial" w:hAnsi="Arial" w:cs="Arial"/>
+        </w:rPr>
         <w:t>(</w:t>
       </w:r>
       <w:r>
+        <w:rPr>
+          <w:rFonts w:ascii="Arial" w:hAnsi="Arial" w:cs="Arial"/>
+        </w:rPr>
         <w:t>a kiindulási hely, az utazás időtartama, az utazók száma és az egyéni preferenciák</w:t>
       </w:r>
       <w:r>
+        <w:rPr>
+          <w:rFonts w:ascii="Arial" w:hAnsi="Arial" w:cs="Arial"/>
+        </w:rPr>
         <w:t>)</w:t>
       </w:r>
       <w:r>
+        <w:rPr>
+          <w:rFonts w:ascii="Arial" w:hAnsi="Arial" w:cs="Arial"/>
+        </w:rPr>
         <w:t xml:space="preserve"> alapján a rendszer automatikusan személyre szabott útitervet készít. A</w:t>
       </w:r>
       <w:r>
-        <w:t xml:space="preserve"> tervek generálásakor </w:t>
-      </w:r>
-      <w:r>
+        <w:rPr>
+          <w:rFonts w:ascii="Arial" w:hAnsi="Arial" w:cs="Arial"/>
+        </w:rPr>
+        <w:t xml:space="preserve"> tervek </w:t>
+      </w:r>
+      <w:r>
+        <w:rPr>
+          <w:rFonts w:ascii="Arial" w:hAnsi="Arial" w:cs="Arial"/>
+        </w:rPr>
+        <w:lastRenderedPageBreak/>
+        <w:t xml:space="preserve">generálásakor </w:t>
+      </w:r>
+      <w:r>
+        <w:rPr>
+          <w:rFonts w:ascii="Arial" w:hAnsi="Arial" w:cs="Arial"/>
+        </w:rPr>
         <w:t>figyelembe veszi a helyszínek közötti távolságokat, valamint töreked</w:t>
       </w:r>
       <w:r>
+        <w:rPr>
+          <w:rFonts w:ascii="Arial" w:hAnsi="Arial" w:cs="Arial"/>
+        </w:rPr>
         <w:t>szik</w:t>
       </w:r>
       <w:r>
+        <w:rPr>
+          <w:rFonts w:ascii="Arial" w:hAnsi="Arial" w:cs="Arial"/>
+        </w:rPr>
         <w:t xml:space="preserve"> egy logikus és megvalósítható program összeállítására.</w:t>
       </w:r>
     </w:p>
     <w:p>
       <w:pPr>
-        <w:rPr>
+        <w:spacing w:line="360" w:lineRule="auto"/>
+        <w:jc w:val="both"/>
+        <w:rPr>
+          <w:rFonts w:ascii="Arial" w:hAnsi="Arial" w:cs="Arial"/>
           <w:b/>
           <w:bCs/>
           <w:sz w:val="32"/>
@@ -803,6 +1231,7 @@
       </w:pPr>
       <w:r>
         <w:rPr>
+          <w:rFonts w:ascii="Arial" w:hAnsi="Arial" w:cs="Arial"/>
           <w:b/>
           <w:bCs/>
           <w:sz w:val="32"/>
@@ -813,13 +1242,17 @@
     </w:p>
     <w:p>
       <w:pPr>
-        <w:rPr>
+        <w:spacing w:line="360" w:lineRule="auto"/>
+        <w:jc w:val="both"/>
+        <w:rPr>
+          <w:rFonts w:ascii="Arial" w:hAnsi="Arial" w:cs="Arial"/>
           <w:sz w:val="28"/>
           <w:szCs w:val="28"/>
         </w:rPr>
       </w:pPr>
       <w:r>
         <w:rPr>
+          <w:rFonts w:ascii="Arial" w:hAnsi="Arial" w:cs="Arial"/>
           <w:sz w:val="28"/>
           <w:szCs w:val="28"/>
         </w:rPr>
@@ -827,22 +1260,39 @@
       </w:r>
     </w:p>
     <w:p>
-      <w:r>
+      <w:pPr>
+        <w:spacing w:line="360" w:lineRule="auto"/>
+        <w:jc w:val="both"/>
+        <w:rPr>
+          <w:rFonts w:ascii="Arial" w:hAnsi="Arial" w:cs="Arial"/>
+        </w:rPr>
+      </w:pPr>
+      <w:r>
+        <w:rPr>
+          <w:rFonts w:ascii="Arial" w:hAnsi="Arial" w:cs="Arial"/>
+        </w:rPr>
         <w:t xml:space="preserve">A HTML (HyperText Markup Language) </w:t>
       </w:r>
       <w:r>
+        <w:rPr>
+          <w:rFonts w:ascii="Arial" w:hAnsi="Arial" w:cs="Arial"/>
+        </w:rPr>
         <w:t xml:space="preserve">egy, a weboldalak vázát adó leíró nyelv. A projektemben HTML segítségével alakítottam ki az oldalak alapvető felépítését, például a fejléceket, gombokat. </w:t>
       </w:r>
     </w:p>
     <w:p>
       <w:pPr>
-        <w:rPr>
+        <w:spacing w:line="360" w:lineRule="auto"/>
+        <w:jc w:val="both"/>
+        <w:rPr>
+          <w:rFonts w:ascii="Arial" w:hAnsi="Arial" w:cs="Arial"/>
           <w:sz w:val="28"/>
           <w:szCs w:val="28"/>
         </w:rPr>
       </w:pPr>
       <w:r>
         <w:rPr>
+          <w:rFonts w:ascii="Arial" w:hAnsi="Arial" w:cs="Arial"/>
           <w:sz w:val="28"/>
           <w:szCs w:val="28"/>
         </w:rPr>
@@ -850,22 +1300,39 @@
       </w:r>
     </w:p>
     <w:p>
-      <w:r>
+      <w:pPr>
+        <w:spacing w:line="360" w:lineRule="auto"/>
+        <w:jc w:val="both"/>
+        <w:rPr>
+          <w:rFonts w:ascii="Arial" w:hAnsi="Arial" w:cs="Arial"/>
+        </w:rPr>
+      </w:pPr>
+      <w:r>
+        <w:rPr>
+          <w:rFonts w:ascii="Arial" w:hAnsi="Arial" w:cs="Arial"/>
+        </w:rPr>
         <w:t xml:space="preserve">A CSS (Cascading Style Sheets) </w:t>
       </w:r>
       <w:r>
+        <w:rPr>
+          <w:rFonts w:ascii="Arial" w:hAnsi="Arial" w:cs="Arial"/>
+        </w:rPr>
         <w:t xml:space="preserve">a megjelenésért felelős stílusleíró nyelv. A projekt során ezt használtam a vizuális megjelenés kialakítására, beleértve a színeket, elrendezést és az egységes kinézetet. </w:t>
       </w:r>
     </w:p>
     <w:p>
       <w:pPr>
-        <w:rPr>
+        <w:spacing w:line="360" w:lineRule="auto"/>
+        <w:jc w:val="both"/>
+        <w:rPr>
+          <w:rFonts w:ascii="Arial" w:hAnsi="Arial" w:cs="Arial"/>
           <w:sz w:val="28"/>
           <w:szCs w:val="28"/>
         </w:rPr>
       </w:pPr>
       <w:r>
         <w:rPr>
+          <w:rFonts w:ascii="Arial" w:hAnsi="Arial" w:cs="Arial"/>
           <w:sz w:val="28"/>
           <w:szCs w:val="28"/>
         </w:rPr>
@@ -874,26 +1341,37 @@
     </w:p>
     <w:p>
       <w:pPr>
-        <w:rPr>
+        <w:spacing w:line="360" w:lineRule="auto"/>
+        <w:jc w:val="both"/>
+        <w:rPr>
+          <w:rFonts w:ascii="Arial" w:hAnsi="Arial" w:cs="Arial"/>
           <w:sz w:val="28"/>
           <w:szCs w:val="28"/>
         </w:rPr>
       </w:pPr>
       <w:r>
+        <w:rPr>
+          <w:rFonts w:ascii="Arial" w:hAnsi="Arial" w:cs="Arial"/>
+        </w:rPr>
         <w:t>A JavaScript egy</w:t>
       </w:r>
       <w:r>
         <w:rPr>
+          <w:rFonts w:ascii="Arial" w:hAnsi="Arial" w:cs="Arial"/>
           <w:sz w:val="28"/>
           <w:szCs w:val="28"/>
         </w:rPr>
         <w:t xml:space="preserve"> </w:t>
       </w:r>
       <w:r>
+        <w:rPr>
+          <w:rFonts w:ascii="Arial" w:hAnsi="Arial" w:cs="Arial"/>
+        </w:rPr>
         <w:t>kliensoldali programozási nyelv, amely használtával interaktívvá tehetők a weboldalak. Ezt a dinamikus működés elérése érdekében alkalmaztam, például űrlapok validálására vagy felhasználói műveletekre adott visszajelzésekre.</w:t>
       </w:r>
       <w:r>
         <w:rPr>
+          <w:rFonts w:ascii="Arial" w:hAnsi="Arial" w:cs="Arial"/>
           <w:sz w:val="28"/>
           <w:szCs w:val="28"/>
         </w:rPr>
@@ -902,13 +1380,17 @@
     </w:p>
     <w:p>
       <w:pPr>
-        <w:rPr>
+        <w:spacing w:line="360" w:lineRule="auto"/>
+        <w:jc w:val="both"/>
+        <w:rPr>
+          <w:rFonts w:ascii="Arial" w:hAnsi="Arial" w:cs="Arial"/>
           <w:sz w:val="28"/>
           <w:szCs w:val="28"/>
         </w:rPr>
       </w:pPr>
       <w:r>
         <w:rPr>
+          <w:rFonts w:ascii="Arial" w:hAnsi="Arial" w:cs="Arial"/>
           <w:sz w:val="28"/>
           <w:szCs w:val="28"/>
         </w:rPr>
@@ -916,20 +1398,33 @@
       </w:r>
     </w:p>
     <w:p>
-      <w:r>
-        <w:lastRenderedPageBreak/>
+      <w:pPr>
+        <w:spacing w:line="360" w:lineRule="auto"/>
+        <w:jc w:val="both"/>
+        <w:rPr>
+          <w:rFonts w:ascii="Arial" w:hAnsi="Arial" w:cs="Arial"/>
+        </w:rPr>
+      </w:pPr>
+      <w:r>
+        <w:rPr>
+          <w:rFonts w:ascii="Arial" w:hAnsi="Arial" w:cs="Arial"/>
+        </w:rPr>
         <w:t>A Leaflet egy nyílt forráskódú JavaScript könyvtár, ami interaktív térkép megjelenítést biztosít. Ez a projektemben a térképes funkciók megvalósítására, például a térképen jelölők kezelésére szolgált.</w:t>
       </w:r>
     </w:p>
     <w:p>
       <w:pPr>
-        <w:rPr>
+        <w:spacing w:line="360" w:lineRule="auto"/>
+        <w:jc w:val="both"/>
+        <w:rPr>
+          <w:rFonts w:ascii="Arial" w:hAnsi="Arial" w:cs="Arial"/>
           <w:sz w:val="28"/>
           <w:szCs w:val="28"/>
         </w:rPr>
       </w:pPr>
       <w:r>
         <w:rPr>
+          <w:rFonts w:ascii="Arial" w:hAnsi="Arial" w:cs="Arial"/>
           <w:sz w:val="28"/>
           <w:szCs w:val="28"/>
         </w:rPr>
@@ -937,19 +1432,33 @@
       </w:r>
     </w:p>
     <w:p>
-      <w:r>
+      <w:pPr>
+        <w:spacing w:line="360" w:lineRule="auto"/>
+        <w:jc w:val="both"/>
+        <w:rPr>
+          <w:rFonts w:ascii="Arial" w:hAnsi="Arial" w:cs="Arial"/>
+        </w:rPr>
+      </w:pPr>
+      <w:r>
+        <w:rPr>
+          <w:rFonts w:ascii="Arial" w:hAnsi="Arial" w:cs="Arial"/>
+        </w:rPr>
         <w:t>A Python egy magas szintű, általános célú programozási nyelv. A backend logika megvalósítására használtam, mivel egyszerű szintaxisa és széles körű könyvtártámogatása miatt kifejezetten jó webes rendszerek fejlesztésére.</w:t>
       </w:r>
     </w:p>
     <w:p>
       <w:pPr>
-        <w:rPr>
+        <w:spacing w:line="360" w:lineRule="auto"/>
+        <w:jc w:val="both"/>
+        <w:rPr>
+          <w:rFonts w:ascii="Arial" w:hAnsi="Arial" w:cs="Arial"/>
           <w:sz w:val="28"/>
           <w:szCs w:val="28"/>
         </w:rPr>
       </w:pPr>
       <w:r>
         <w:rPr>
+          <w:rFonts w:ascii="Arial" w:hAnsi="Arial" w:cs="Arial"/>
           <w:sz w:val="28"/>
           <w:szCs w:val="28"/>
         </w:rPr>
@@ -957,25 +1466,46 @@
       </w:r>
     </w:p>
     <w:p>
-      <w:r>
-        <w:t xml:space="preserve">A </w:t>
-      </w:r>
-      <w:r>
-        <w:t>FastAPI egy modern, nagy teljesítményű Python webes keretrendszer API-k készítéséhez.</w:t>
-      </w:r>
-      <w:r>
-        <w:t xml:space="preserve"> A projekt backend része erre épült, ami gyors működést, automatikus dokumentációt (Swagger UI) és könnyű aszinkron programozást biztosít, valamint jelentősen leegyszerűsíti a REST végpontok létrehozását.</w:t>
-      </w:r>
-    </w:p>
-    <w:p>
-      <w:pPr>
-        <w:rPr>
+      <w:pPr>
+        <w:spacing w:line="360" w:lineRule="auto"/>
+        <w:jc w:val="both"/>
+        <w:rPr>
+          <w:rFonts w:ascii="Arial" w:hAnsi="Arial" w:cs="Arial"/>
+        </w:rPr>
+      </w:pPr>
+      <w:r>
+        <w:rPr>
+          <w:rFonts w:ascii="Arial" w:hAnsi="Arial" w:cs="Arial"/>
+        </w:rPr>
+        <w:t>A FastAPI egy modern, nagy teljesítményű Python webes keretrendszer API-k készítéséhez.</w:t>
+      </w:r>
+      <w:r>
+        <w:rPr>
+          <w:rFonts w:ascii="Arial" w:hAnsi="Arial" w:cs="Arial"/>
+        </w:rPr>
+        <w:t xml:space="preserve"> A projekt backend része erre épült, ami gyors működést, automatikus </w:t>
+      </w:r>
+      <w:r>
+        <w:rPr>
+          <w:rFonts w:ascii="Arial" w:hAnsi="Arial" w:cs="Arial"/>
+        </w:rPr>
+        <w:lastRenderedPageBreak/>
+        <w:t>dokumentációt (Swagger UI) és könnyű aszinkron programozást biztosít, valamint jelentősen leegyszerűsíti a REST végpontok létrehozását.</w:t>
+      </w:r>
+    </w:p>
+    <w:p>
+      <w:pPr>
+        <w:spacing w:line="360" w:lineRule="auto"/>
+        <w:jc w:val="both"/>
+        <w:rPr>
+          <w:rFonts w:ascii="Arial" w:hAnsi="Arial" w:cs="Arial"/>
           <w:sz w:val="28"/>
           <w:szCs w:val="28"/>
         </w:rPr>
       </w:pPr>
       <w:r>
         <w:rPr>
+          <w:rFonts w:ascii="Arial" w:hAnsi="Arial" w:cs="Arial"/>
           <w:sz w:val="28"/>
           <w:szCs w:val="28"/>
         </w:rPr>
@@ -983,28 +1513,45 @@
       </w:r>
     </w:p>
     <w:p>
-      <w:r>
-        <w:t xml:space="preserve">A </w:t>
-      </w:r>
-      <w:r>
-        <w:t>PostgreSQL egy nyílt forráskódú relációs adatbázis-kezelő rendszer, am</w:t>
-      </w:r>
-      <w:r>
+      <w:pPr>
+        <w:spacing w:line="360" w:lineRule="auto"/>
+        <w:jc w:val="both"/>
+        <w:rPr>
+          <w:rFonts w:ascii="Arial" w:hAnsi="Arial" w:cs="Arial"/>
+        </w:rPr>
+      </w:pPr>
+      <w:r>
+        <w:rPr>
+          <w:rFonts w:ascii="Arial" w:hAnsi="Arial" w:cs="Arial"/>
+        </w:rPr>
+        <w:t>A PostgreSQL egy nyílt forráskódú relációs adatbázis-kezelő rendszer, am</w:t>
+      </w:r>
+      <w:r>
+        <w:rPr>
+          <w:rFonts w:ascii="Arial" w:hAnsi="Arial" w:cs="Arial"/>
+        </w:rPr>
         <w:t>it</w:t>
       </w:r>
       <w:r>
+        <w:rPr>
+          <w:rFonts w:ascii="Arial" w:hAnsi="Arial" w:cs="Arial"/>
+        </w:rPr>
         <w:t xml:space="preserve"> az alkalmazás adatainak tárolására használtam. Stabilitása, megbízhatósága és fejlett SQL támogatása miatt ideális választás komplex adatszerkezetek kezelésére.</w:t>
       </w:r>
     </w:p>
     <w:p>
       <w:pPr>
-        <w:rPr>
+        <w:spacing w:line="360" w:lineRule="auto"/>
+        <w:jc w:val="both"/>
+        <w:rPr>
+          <w:rFonts w:ascii="Arial" w:hAnsi="Arial" w:cs="Arial"/>
           <w:sz w:val="28"/>
           <w:szCs w:val="28"/>
         </w:rPr>
       </w:pPr>
       <w:r>
         <w:rPr>
+          <w:rFonts w:ascii="Arial" w:hAnsi="Arial" w:cs="Arial"/>
           <w:sz w:val="28"/>
           <w:szCs w:val="28"/>
         </w:rPr>
@@ -1012,19 +1559,33 @@
       </w:r>
     </w:p>
     <w:p>
-      <w:r>
+      <w:pPr>
+        <w:spacing w:line="360" w:lineRule="auto"/>
+        <w:jc w:val="both"/>
+        <w:rPr>
+          <w:rFonts w:ascii="Arial" w:hAnsi="Arial" w:cs="Arial"/>
+        </w:rPr>
+      </w:pPr>
+      <w:r>
+        <w:rPr>
+          <w:rFonts w:ascii="Arial" w:hAnsi="Arial" w:cs="Arial"/>
+        </w:rPr>
         <w:t>Az SQLAlchemy egy Python ORM (Object Relational Mapper), ami lehetővé teszi az adatbázis kezelést objektumorientált módon. A projektemben az adatbázis műveletek leegyszerűsítésére szolgál, hogy ne legyen minden esetben szükséges közvetlen SQL lekérdezéseket írni.</w:t>
       </w:r>
     </w:p>
     <w:p>
       <w:pPr>
-        <w:rPr>
+        <w:spacing w:line="360" w:lineRule="auto"/>
+        <w:jc w:val="both"/>
+        <w:rPr>
+          <w:rFonts w:ascii="Arial" w:hAnsi="Arial" w:cs="Arial"/>
           <w:sz w:val="28"/>
           <w:szCs w:val="28"/>
         </w:rPr>
       </w:pPr>
       <w:r>
         <w:rPr>
+          <w:rFonts w:ascii="Arial" w:hAnsi="Arial" w:cs="Arial"/>
           <w:sz w:val="28"/>
           <w:szCs w:val="28"/>
         </w:rPr>
@@ -1032,22 +1593,39 @@
       </w:r>
     </w:p>
     <w:p>
-      <w:r>
+      <w:pPr>
+        <w:spacing w:line="360" w:lineRule="auto"/>
+        <w:jc w:val="both"/>
+        <w:rPr>
+          <w:rFonts w:ascii="Arial" w:hAnsi="Arial" w:cs="Arial"/>
+        </w:rPr>
+      </w:pPr>
+      <w:r>
+        <w:rPr>
+          <w:rFonts w:ascii="Arial" w:hAnsi="Arial" w:cs="Arial"/>
+        </w:rPr>
         <w:t xml:space="preserve">A DeepSeek API-ja mesterséges intelligencia alapú szolgáltatásokat biztosít. </w:t>
       </w:r>
       <w:r>
+        <w:rPr>
+          <w:rFonts w:ascii="Arial" w:hAnsi="Arial" w:cs="Arial"/>
+        </w:rPr>
         <w:t>Ebben a projektben AI funkciók megvalósítására szolgál.</w:t>
       </w:r>
     </w:p>
     <w:p>
       <w:pPr>
-        <w:rPr>
+        <w:spacing w:line="360" w:lineRule="auto"/>
+        <w:jc w:val="both"/>
+        <w:rPr>
+          <w:rFonts w:ascii="Arial" w:hAnsi="Arial" w:cs="Arial"/>
           <w:sz w:val="28"/>
           <w:szCs w:val="28"/>
         </w:rPr>
       </w:pPr>
       <w:r>
         <w:rPr>
+          <w:rFonts w:ascii="Arial" w:hAnsi="Arial" w:cs="Arial"/>
           <w:sz w:val="28"/>
           <w:szCs w:val="28"/>
         </w:rPr>
@@ -1055,43 +1633,39 @@
       </w:r>
     </w:p>
     <w:p>
-      <w:r>
-        <w:t xml:space="preserve">Az </w:t>
-      </w:r>
-      <w:r>
-        <w:t>Ollama egy helyben futtatható</w:t>
-      </w:r>
-      <w:r>
-        <w:t>,</w:t>
-      </w:r>
-      <w:r>
-        <w:t xml:space="preserve"> nagy nyelvi modellek kezelésére szolgáló eszköz. Segítségével </w:t>
-      </w:r>
-      <w:r>
-        <w:t>az AI</w:t>
-      </w:r>
-      <w:r>
-        <w:t xml:space="preserve"> modellek lokálisan is futtathatók</w:t>
-      </w:r>
-      <w:r>
-        <w:t>,</w:t>
-      </w:r>
-      <w:r>
-        <w:t xml:space="preserve"> internetkapcsolat nélkül, ami növeli a rugalmasságot és az adatbiztonságot</w:t>
-      </w:r>
-      <w:r>
+      <w:pPr>
+        <w:spacing w:line="360" w:lineRule="auto"/>
+        <w:jc w:val="both"/>
+        <w:rPr>
+          <w:rFonts w:ascii="Arial" w:hAnsi="Arial" w:cs="Arial"/>
+        </w:rPr>
+      </w:pPr>
+      <w:r>
+        <w:rPr>
+          <w:rFonts w:ascii="Arial" w:hAnsi="Arial" w:cs="Arial"/>
+        </w:rPr>
+        <w:t>Az Ollama egy helyben futtatható, nagy nyelvi modellek kezelésére szolgáló eszköz. Segítségével az AI modellek lokálisan is futtathatók, internetkapcsolat nélkül, ami növeli a rugalmasságot és az adatbiztonságot</w:t>
+      </w:r>
+      <w:r>
+        <w:rPr>
+          <w:rFonts w:ascii="Arial" w:hAnsi="Arial" w:cs="Arial"/>
+        </w:rPr>
         <w:t>.</w:t>
       </w:r>
     </w:p>
     <w:p>
       <w:pPr>
-        <w:rPr>
+        <w:spacing w:line="360" w:lineRule="auto"/>
+        <w:jc w:val="both"/>
+        <w:rPr>
+          <w:rFonts w:ascii="Arial" w:hAnsi="Arial" w:cs="Arial"/>
           <w:sz w:val="28"/>
           <w:szCs w:val="28"/>
         </w:rPr>
       </w:pPr>
       <w:r>
         <w:rPr>
+          <w:rFonts w:ascii="Arial" w:hAnsi="Arial" w:cs="Arial"/>
           <w:sz w:val="28"/>
           <w:szCs w:val="28"/>
         </w:rPr>
@@ -1099,22 +1673,26 @@
       </w:r>
     </w:p>
     <w:p>
-      <w:r>
-        <w:t xml:space="preserve">Az OpenStreetMap egy nyílt térképes adatbázis, amit világszerte közösségi alapon szerkesztenek. </w:t>
-      </w:r>
-      <w:r>
-        <w:t>A Nominatim geokódoló szolgáltatás ennek része, am</w:t>
-      </w:r>
-      <w:r>
-        <w:t>i</w:t>
-      </w:r>
-      <w:r>
-        <w:t xml:space="preserve"> lehetővé teszi címek koordinátákká alakítását és fordítva. A projektben ezek a térképes keresés és helymegjelenítés alapját adják.</w:t>
-      </w:r>
-    </w:p>
-    <w:p>
-      <w:pPr>
-        <w:rPr>
+      <w:pPr>
+        <w:spacing w:line="360" w:lineRule="auto"/>
+        <w:jc w:val="both"/>
+        <w:rPr>
+          <w:rFonts w:ascii="Arial" w:hAnsi="Arial" w:cs="Arial"/>
+        </w:rPr>
+      </w:pPr>
+      <w:r>
+        <w:rPr>
+          <w:rFonts w:ascii="Arial" w:hAnsi="Arial" w:cs="Arial"/>
+        </w:rPr>
+        <w:t>Az OpenStreetMap egy nyílt térképes adatbázis, amit világszerte közösségi alapon szerkesztenek. A Nominatim geokódoló szolgáltatás ennek része, ami lehetővé teszi címek koordinátákká alakítását és fordítva. A projektben ezek a térképes keresés és helymegjelenítés alapját adják.</w:t>
+      </w:r>
+    </w:p>
+    <w:p>
+      <w:pPr>
+        <w:spacing w:line="360" w:lineRule="auto"/>
+        <w:jc w:val="both"/>
+        <w:rPr>
+          <w:rFonts w:ascii="Arial" w:hAnsi="Arial" w:cs="Arial"/>
           <w:sz w:val="28"/>
           <w:szCs w:val="28"/>
         </w:rPr>
@@ -1122,7 +1700,10 @@
     </w:p>
     <w:p>
       <w:pPr>
-        <w:rPr>
+        <w:spacing w:line="360" w:lineRule="auto"/>
+        <w:jc w:val="both"/>
+        <w:rPr>
+          <w:rFonts w:ascii="Arial" w:hAnsi="Arial" w:cs="Arial"/>
           <w:sz w:val="28"/>
           <w:szCs w:val="28"/>
         </w:rPr>
@@ -1130,13 +1711,17 @@
     </w:p>
     <w:p>
       <w:pPr>
-        <w:rPr>
+        <w:spacing w:line="360" w:lineRule="auto"/>
+        <w:jc w:val="both"/>
+        <w:rPr>
+          <w:rFonts w:ascii="Arial" w:hAnsi="Arial" w:cs="Arial"/>
           <w:sz w:val="28"/>
           <w:szCs w:val="28"/>
         </w:rPr>
       </w:pPr>
       <w:r>
         <w:rPr>
+          <w:rFonts w:ascii="Arial" w:hAnsi="Arial" w:cs="Arial"/>
           <w:sz w:val="28"/>
           <w:szCs w:val="28"/>
         </w:rPr>
@@ -1144,6 +1729,7 @@
       </w:r>
       <w:r>
         <w:rPr>
+          <w:rFonts w:ascii="Arial" w:hAnsi="Arial" w:cs="Arial"/>
           <w:sz w:val="28"/>
           <w:szCs w:val="28"/>
         </w:rPr>
@@ -1151,6 +1737,7 @@
       </w:r>
       <w:r>
         <w:rPr>
+          <w:rFonts w:ascii="Arial" w:hAnsi="Arial" w:cs="Arial"/>
           <w:sz w:val="28"/>
           <w:szCs w:val="28"/>
         </w:rPr>
@@ -1158,22 +1745,40 @@
       </w:r>
     </w:p>
     <w:p>
-      <w:r>
+      <w:pPr>
+        <w:spacing w:line="360" w:lineRule="auto"/>
+        <w:jc w:val="both"/>
+        <w:rPr>
+          <w:rFonts w:ascii="Arial" w:hAnsi="Arial" w:cs="Arial"/>
+        </w:rPr>
+      </w:pPr>
+      <w:r>
+        <w:rPr>
+          <w:rFonts w:ascii="Arial" w:hAnsi="Arial" w:cs="Arial"/>
+        </w:rPr>
+        <w:lastRenderedPageBreak/>
         <w:t xml:space="preserve">A Google OAuth egy hitelesítési és engedélyezési rendszer, ami lehetővé teszi a felhasználóknak, hogy Google fiókjukkal bejelentkezzenek külső alkalmazásokba. </w:t>
       </w:r>
       <w:r>
+        <w:rPr>
+          <w:rFonts w:ascii="Arial" w:hAnsi="Arial" w:cs="Arial"/>
+        </w:rPr>
         <w:t>A projektemben opcionális bejelentkezési módként szerepel, ami egyszerűbbé és biztonságosabbá teszi a felhasználók azonosítását.</w:t>
       </w:r>
     </w:p>
     <w:p>
       <w:pPr>
-        <w:rPr>
+        <w:spacing w:line="360" w:lineRule="auto"/>
+        <w:jc w:val="both"/>
+        <w:rPr>
+          <w:rFonts w:ascii="Arial" w:hAnsi="Arial" w:cs="Arial"/>
           <w:sz w:val="28"/>
           <w:szCs w:val="28"/>
         </w:rPr>
       </w:pPr>
       <w:r>
         <w:rPr>
+          <w:rFonts w:ascii="Arial" w:hAnsi="Arial" w:cs="Arial"/>
           <w:sz w:val="28"/>
           <w:szCs w:val="28"/>
         </w:rPr>
@@ -1181,84 +1786,135 @@
       </w:r>
     </w:p>
     <w:p>
-      <w:r>
+      <w:pPr>
+        <w:spacing w:line="360" w:lineRule="auto"/>
+        <w:jc w:val="both"/>
+        <w:rPr>
+          <w:rFonts w:ascii="Arial" w:hAnsi="Arial" w:cs="Arial"/>
+        </w:rPr>
+      </w:pPr>
+      <w:r>
+        <w:rPr>
+          <w:rFonts w:ascii="Arial" w:hAnsi="Arial" w:cs="Arial"/>
+        </w:rPr>
         <w:t>A projekt során a szoftver minőségének biztosítása érdekében automatizált tesztelést alkalmaztam. A tesztelés célja a hibák korai felismerése, a kód megbízhatóságának növelése, valamint a későbbi módosítások biztonságosabbá tétele volt.</w:t>
       </w:r>
     </w:p>
     <w:p>
-      <w:r>
+      <w:pPr>
+        <w:spacing w:line="360" w:lineRule="auto"/>
+        <w:jc w:val="both"/>
+        <w:rPr>
+          <w:rFonts w:ascii="Arial" w:hAnsi="Arial" w:cs="Arial"/>
+        </w:rPr>
+      </w:pPr>
+      <w:r>
+        <w:rPr>
+          <w:rFonts w:ascii="Arial" w:hAnsi="Arial" w:cs="Arial"/>
+        </w:rPr>
+        <w:t>A pytest egy népszerű Python tesztelési keretrendszer, amit az egységtesztek megírására és futtatására használtam. Egyszerű szintaxisa és rugalmas felépítése miatt jól illeszkedik a projektem struktúrájához.</w:t>
+      </w:r>
+    </w:p>
+    <w:p>
+      <w:pPr>
+        <w:spacing w:line="360" w:lineRule="auto"/>
+        <w:jc w:val="both"/>
+        <w:rPr>
+          <w:rFonts w:ascii="Arial" w:hAnsi="Arial" w:cs="Arial"/>
+        </w:rPr>
+      </w:pPr>
+      <w:r>
+        <w:rPr>
+          <w:rFonts w:ascii="Arial" w:hAnsi="Arial" w:cs="Arial"/>
+        </w:rPr>
+        <w:t>A pytest-asyncio a pytest kiegészítése, ami lehetővé teszi az aszinkron kódok tesztelését. Mivel a backend aszinkron műveleteket is tartalmaz (például API hívások), ez elengedhetetlen volt a megfelelő tesztlefedettséghez.</w:t>
+      </w:r>
+    </w:p>
+    <w:p>
+      <w:pPr>
+        <w:spacing w:line="360" w:lineRule="auto"/>
+        <w:jc w:val="both"/>
+        <w:rPr>
+          <w:rFonts w:ascii="Arial" w:hAnsi="Arial" w:cs="Arial"/>
+        </w:rPr>
+      </w:pPr>
+      <w:r>
+        <w:rPr>
+          <w:rFonts w:ascii="Arial" w:hAnsi="Arial" w:cs="Arial"/>
+        </w:rPr>
         <w:t xml:space="preserve">A </w:t>
       </w:r>
       <w:r>
-        <w:t>pytest egy népszerű Python tesztelési keretrendszer, am</w:t>
-      </w:r>
-      <w:r>
-        <w:t>it</w:t>
-      </w:r>
-      <w:r>
-        <w:t xml:space="preserve"> az egységtesztek megírására és futtatására használtam. Egyszerű szintaxisa és rugalmas felépítése miatt jól illeszkedik a projekt</w:t>
-      </w:r>
-      <w:r>
-        <w:t>em</w:t>
-      </w:r>
-      <w:r>
-        <w:t xml:space="preserve"> struktúrájához.</w:t>
-      </w:r>
-    </w:p>
-    <w:p>
-      <w:r>
-        <w:t xml:space="preserve">A </w:t>
-      </w:r>
-      <w:r>
-        <w:t>pytest-asyncio a pytest kiegészítése, am</w:t>
-      </w:r>
-      <w:r>
+        <w:rPr>
+          <w:rFonts w:ascii="Arial" w:hAnsi="Arial" w:cs="Arial"/>
+        </w:rPr>
+        <w:t>pytest-cov a tesztlefedettség mérésére szolgáló eszköz, am</w:t>
+      </w:r>
+      <w:r>
+        <w:rPr>
+          <w:rFonts w:ascii="Arial" w:hAnsi="Arial" w:cs="Arial"/>
+        </w:rPr>
         <w:t>i</w:t>
       </w:r>
       <w:r>
-        <w:t xml:space="preserve"> lehetővé teszi az aszinkron kódok tesztelését. Mivel a backend aszinkron műveleteket is tartalmaz (például API hívások), ez elengedhetetlen volt a megfelelő tesztlefedettséghez.</w:t>
-      </w:r>
-    </w:p>
-    <w:p>
-      <w:r>
-        <w:t xml:space="preserve">A </w:t>
-      </w:r>
-      <w:r>
-        <w:t>pytest-cov a tesztlefedettség mérésére szolgáló eszköz, am</w:t>
-      </w:r>
-      <w:r>
+        <w:rPr>
+          <w:rFonts w:ascii="Arial" w:hAnsi="Arial" w:cs="Arial"/>
+        </w:rPr>
+        <w:t xml:space="preserve"> megmutatja, hogy a kód hány százaléka van lefedve tesztekkel. Ez segít azonosítani a nem tesztelt részeket, és javítani a rendszer megbízhatóságát.</w:t>
+      </w:r>
+    </w:p>
+    <w:p>
+      <w:pPr>
+        <w:spacing w:line="360" w:lineRule="auto"/>
+        <w:jc w:val="both"/>
+        <w:rPr>
+          <w:rFonts w:ascii="Arial" w:hAnsi="Arial" w:cs="Arial"/>
+        </w:rPr>
+      </w:pPr>
+      <w:r>
+        <w:rPr>
+          <w:rFonts w:ascii="Arial" w:hAnsi="Arial" w:cs="Arial"/>
+        </w:rPr>
+        <w:t>A tesztek automatizált futtatását</w:t>
+      </w:r>
+      <w:r>
+        <w:rPr>
+          <w:rFonts w:ascii="Arial" w:hAnsi="Arial" w:cs="Arial"/>
+        </w:rPr>
+        <w:t xml:space="preserve"> a</w:t>
+      </w:r>
+      <w:r>
+        <w:rPr>
+          <w:rFonts w:ascii="Arial" w:hAnsi="Arial" w:cs="Arial"/>
+        </w:rPr>
+        <w:t xml:space="preserve"> GitHub Actions biztosítja, am</w:t>
+      </w:r>
+      <w:r>
+        <w:rPr>
+          <w:rFonts w:ascii="Arial" w:hAnsi="Arial" w:cs="Arial"/>
+        </w:rPr>
         <w:t>i</w:t>
       </w:r>
       <w:r>
-        <w:t xml:space="preserve"> megmutatja, hogy a kód hány százaléka van lefedve tesztekkel. Ez segít azonosítani a nem tesztelt részeket, és javítani a rendszer megbízhatóságát.</w:t>
-      </w:r>
-    </w:p>
-    <w:p>
-      <w:r>
-        <w:t>A tesztek automatizált futtatását</w:t>
-      </w:r>
-      <w:r>
-        <w:t xml:space="preserve"> a</w:t>
-      </w:r>
-      <w:r>
-        <w:t xml:space="preserve"> GitHub Actions biztosítja, am</w:t>
-      </w:r>
-      <w:r>
-        <w:t>i</w:t>
-      </w:r>
-      <w:r>
+        <w:rPr>
+          <w:rFonts w:ascii="Arial" w:hAnsi="Arial" w:cs="Arial"/>
+        </w:rPr>
         <w:t xml:space="preserve"> folyamatos integrációs  környezetet nyújt. Minden kódmódosítás esetén automatikusan lefutnak a tesztek, így biztosítva, hogy az új változtatások ne törjék el a meglévő funkcionalitást.</w:t>
       </w:r>
     </w:p>
     <w:p>
       <w:pPr>
-        <w:rPr>
+        <w:spacing w:line="360" w:lineRule="auto"/>
+        <w:jc w:val="both"/>
+        <w:rPr>
+          <w:rFonts w:ascii="Arial" w:hAnsi="Arial" w:cs="Arial"/>
           <w:sz w:val="28"/>
           <w:szCs w:val="28"/>
         </w:rPr>
       </w:pPr>
       <w:r>
         <w:rPr>
+          <w:rFonts w:ascii="Arial" w:hAnsi="Arial" w:cs="Arial"/>
           <w:sz w:val="28"/>
           <w:szCs w:val="28"/>
         </w:rPr>
@@ -1266,25 +1922,32 @@
       </w:r>
     </w:p>
     <w:p>
-      <w:r>
+      <w:pPr>
+        <w:spacing w:line="360" w:lineRule="auto"/>
+        <w:jc w:val="both"/>
+        <w:rPr>
+          <w:rFonts w:ascii="Arial" w:hAnsi="Arial" w:cs="Arial"/>
+        </w:rPr>
+      </w:pPr>
+      <w:r>
+        <w:rPr>
+          <w:rFonts w:ascii="Arial" w:hAnsi="Arial" w:cs="Arial"/>
+        </w:rPr>
         <w:t xml:space="preserve">A Visual Studio Code egy ingyenes, nyílt forráskódú fejlesztőkörnyezet, amit a projekt során a kódom írására használtam. </w:t>
       </w:r>
       <w:r>
-        <w:t>S</w:t>
-      </w:r>
-      <w:r>
-        <w:t>zéles körű bővítmény támogatással rendelkezik, am</w:t>
-      </w:r>
-      <w:r>
-        <w:t>i</w:t>
-      </w:r>
-      <w:r>
-        <w:t xml:space="preserve"> megkönnyíti a Python, JavaScript és webes technológiák hatékony fejlesztését. Beépített terminálja, hibakeresője és Git-integrációja jelentősen növelte a fejlesztés hatékonyságát.</w:t>
-      </w:r>
-    </w:p>
-    <w:p>
-      <w:pPr>
-        <w:rPr>
+        <w:rPr>
+          <w:rFonts w:ascii="Arial" w:hAnsi="Arial" w:cs="Arial"/>
+        </w:rPr>
+        <w:t>Széles körű bővítmény támogatással rendelkezik, ami megkönnyíti a Python, JavaScript és webes technológiák hatékony fejlesztését. Beépített terminálja, hibakeresője és Git-integrációja jelentősen növelte a fejlesztés hatékonyságát.</w:t>
+      </w:r>
+    </w:p>
+    <w:p>
+      <w:pPr>
+        <w:spacing w:line="360" w:lineRule="auto"/>
+        <w:jc w:val="both"/>
+        <w:rPr>
+          <w:rFonts w:ascii="Arial" w:hAnsi="Arial" w:cs="Arial"/>
           <w:b/>
           <w:bCs/>
           <w:sz w:val="32"/>
@@ -1293,6 +1956,7 @@
       </w:pPr>
       <w:r>
         <w:rPr>
+          <w:rFonts w:ascii="Arial" w:hAnsi="Arial" w:cs="Arial"/>
           <w:b/>
           <w:bCs/>
           <w:sz w:val="32"/>
@@ -1303,13 +1967,17 @@
     </w:p>
     <w:p>
       <w:pPr>
-        <w:rPr>
+        <w:spacing w:line="360" w:lineRule="auto"/>
+        <w:jc w:val="both"/>
+        <w:rPr>
+          <w:rFonts w:ascii="Arial" w:hAnsi="Arial" w:cs="Arial"/>
           <w:sz w:val="28"/>
           <w:szCs w:val="28"/>
         </w:rPr>
       </w:pPr>
       <w:r>
         <w:rPr>
+          <w:rFonts w:ascii="Arial" w:hAnsi="Arial" w:cs="Arial"/>
           <w:sz w:val="28"/>
           <w:szCs w:val="28"/>
         </w:rPr>
@@ -1317,6 +1985,7 @@
       </w:r>
       <w:r>
         <w:rPr>
+          <w:rFonts w:ascii="Arial" w:hAnsi="Arial" w:cs="Arial"/>
           <w:sz w:val="28"/>
           <w:szCs w:val="28"/>
         </w:rPr>
@@ -1325,52 +1994,1321 @@
     </w:p>
     <w:p>
       <w:pPr>
-        <w:rPr>
+        <w:keepNext/>
+        <w:spacing w:line="360" w:lineRule="auto"/>
+        <w:jc w:val="both"/>
+      </w:pPr>
+      <w:r>
+        <w:rPr>
+          <w:rFonts w:ascii="Arial" w:hAnsi="Arial" w:cs="Arial"/>
+          <w:noProof/>
           <w:sz w:val="28"/>
           <w:szCs w:val="28"/>
         </w:rPr>
-      </w:pPr>
-      <w:r>
-        <w:rPr>
+        <w:lastRenderedPageBreak/>
+        <w:drawing>
+          <wp:inline distT="0" distB="0" distL="0" distR="0" wp14:anchorId="71713970" wp14:editId="7DA727D3">
+            <wp:extent cx="5760720" cy="3867785"/>
+            <wp:effectExtent l="0" t="0" r="0" b="0"/>
+            <wp:docPr id="2087883511" name="Picture 2"/>
+            <wp:cNvGraphicFramePr>
+              <a:graphicFrameLocks xmlns:a="http://schemas.openxmlformats.org/drawingml/2006/main" noChangeAspect="1"/>
+            </wp:cNvGraphicFramePr>
+            <a:graphic xmlns:a="http://schemas.openxmlformats.org/drawingml/2006/main">
+              <a:graphicData uri="http://schemas.openxmlformats.org/drawingml/2006/picture">
+                <pic:pic xmlns:pic="http://schemas.openxmlformats.org/drawingml/2006/picture">
+                  <pic:nvPicPr>
+                    <pic:cNvPr id="2087883511" name="Picture 2087883511"/>
+                    <pic:cNvPicPr/>
+                  </pic:nvPicPr>
+                  <pic:blipFill>
+                    <a:blip r:embed="rId5" cstate="print">
+                      <a:extLst>
+                        <a:ext uri="{28A0092B-C50C-407E-A947-70E740481C1C}">
+                          <a14:useLocalDpi xmlns:a14="http://schemas.microsoft.com/office/drawing/2010/main" val="0"/>
+                        </a:ext>
+                      </a:extLst>
+                    </a:blip>
+                    <a:stretch>
+                      <a:fillRect/>
+                    </a:stretch>
+                  </pic:blipFill>
+                  <pic:spPr>
+                    <a:xfrm>
+                      <a:off x="0" y="0"/>
+                      <a:ext cx="5760720" cy="3867785"/>
+                    </a:xfrm>
+                    <a:prstGeom prst="rect">
+                      <a:avLst/>
+                    </a:prstGeom>
+                  </pic:spPr>
+                </pic:pic>
+              </a:graphicData>
+            </a:graphic>
+          </wp:inline>
+        </w:drawing>
+      </w:r>
+    </w:p>
+    <w:p>
+      <w:pPr>
+        <w:pStyle w:val="Caption"/>
+        <w:jc w:val="both"/>
+        <w:rPr>
+          <w:rFonts w:ascii="Arial" w:hAnsi="Arial" w:cs="Arial"/>
+          <w:sz w:val="20"/>
+          <w:szCs w:val="20"/>
+        </w:rPr>
+      </w:pPr>
+      <w:r>
+        <w:rPr>
+          <w:rFonts w:ascii="Arial" w:hAnsi="Arial" w:cs="Arial"/>
+          <w:sz w:val="20"/>
+          <w:szCs w:val="20"/>
+        </w:rPr>
+        <w:fldChar w:fldCharType="begin"/>
+      </w:r>
+      <w:r>
+        <w:rPr>
+          <w:rFonts w:ascii="Arial" w:hAnsi="Arial" w:cs="Arial"/>
+          <w:sz w:val="20"/>
+          <w:szCs w:val="20"/>
+        </w:rPr>
+        <w:instrText xml:space="preserve"> SEQ ábra \* ARABIC </w:instrText>
+      </w:r>
+      <w:r>
+        <w:rPr>
+          <w:rFonts w:ascii="Arial" w:hAnsi="Arial" w:cs="Arial"/>
+          <w:sz w:val="20"/>
+          <w:szCs w:val="20"/>
+        </w:rPr>
+        <w:fldChar w:fldCharType="separate"/>
+      </w:r>
+      <w:r>
+        <w:rPr>
+          <w:rFonts w:ascii="Arial" w:hAnsi="Arial" w:cs="Arial"/>
+          <w:noProof/>
+          <w:sz w:val="20"/>
+          <w:szCs w:val="20"/>
+        </w:rPr>
+        <w:t>1</w:t>
+      </w:r>
+      <w:r>
+        <w:rPr>
+          <w:rFonts w:ascii="Arial" w:hAnsi="Arial" w:cs="Arial"/>
+          <w:sz w:val="20"/>
+          <w:szCs w:val="20"/>
+        </w:rPr>
+        <w:fldChar w:fldCharType="end"/>
+      </w:r>
+      <w:r>
+        <w:rPr>
+          <w:sz w:val="20"/>
+          <w:szCs w:val="20"/>
+        </w:rPr>
+        <w:t>. ábra: ERD diagram</w:t>
+      </w:r>
+    </w:p>
+    <w:p>
+      <w:pPr>
+        <w:spacing w:line="360" w:lineRule="auto"/>
+        <w:jc w:val="both"/>
+        <w:rPr>
+          <w:rFonts w:ascii="Arial" w:hAnsi="Arial" w:cs="Arial"/>
           <w:sz w:val="28"/>
           <w:szCs w:val="28"/>
         </w:rPr>
-        <w:t xml:space="preserve">3.2. </w:t>
-      </w:r>
-      <w:r>
-        <w:rPr>
+      </w:pPr>
+      <w:r>
+        <w:rPr>
+          <w:rFonts w:ascii="Arial" w:hAnsi="Arial" w:cs="Arial"/>
           <w:sz w:val="28"/>
           <w:szCs w:val="28"/>
         </w:rPr>
-        <w:t>Tábl</w:t>
-      </w:r>
-      <w:r>
-        <w:rPr>
+        <w:t xml:space="preserve">3.2. </w:t>
+      </w:r>
+      <w:r>
+        <w:rPr>
+          <w:rFonts w:ascii="Arial" w:hAnsi="Arial" w:cs="Arial"/>
           <w:sz w:val="28"/>
           <w:szCs w:val="28"/>
         </w:rPr>
-        <w:t>astruktúra</w:t>
-      </w:r>
-    </w:p>
-    <w:p>
-      <w:pPr>
-        <w:rPr>
+        <w:t>Tábl</w:t>
+      </w:r>
+      <w:r>
+        <w:rPr>
+          <w:rFonts w:ascii="Arial" w:hAnsi="Arial" w:cs="Arial"/>
           <w:sz w:val="28"/>
           <w:szCs w:val="28"/>
         </w:rPr>
-      </w:pPr>
-      <w:r>
-        <w:rPr>
+        <w:t>astruktúra</w:t>
+      </w:r>
+    </w:p>
+    <w:p>
+      <w:pPr>
+        <w:spacing w:line="360" w:lineRule="auto"/>
+        <w:jc w:val="both"/>
+        <w:rPr>
+          <w:rFonts w:ascii="Arial" w:hAnsi="Arial" w:cs="Arial"/>
+        </w:rPr>
+      </w:pPr>
+      <w:r>
+        <w:rPr>
+          <w:rFonts w:ascii="Arial" w:hAnsi="Arial" w:cs="Arial"/>
+        </w:rPr>
+        <w:t>A projekt elkészítése során összesen 10 darab adatbázis táblát hoztam létre</w:t>
+      </w:r>
+      <w:r>
+        <w:rPr>
+          <w:rFonts w:ascii="Arial" w:hAnsi="Arial" w:cs="Arial"/>
+        </w:rPr>
+        <w:t>, ahogy az ERD diagrammon is látható</w:t>
+      </w:r>
+      <w:r>
+        <w:rPr>
+          <w:rFonts w:ascii="Arial" w:hAnsi="Arial" w:cs="Arial"/>
+        </w:rPr>
+        <w:t xml:space="preserve">, amik </w:t>
+      </w:r>
+      <w:r>
+        <w:rPr>
+          <w:rFonts w:ascii="Arial" w:hAnsi="Arial" w:cs="Arial"/>
+        </w:rPr>
+        <w:t>5</w:t>
+      </w:r>
+      <w:r>
+        <w:rPr>
+          <w:rFonts w:ascii="Arial" w:hAnsi="Arial" w:cs="Arial"/>
+        </w:rPr>
+        <w:t xml:space="preserve"> fő csoportra bonthatók.</w:t>
+      </w:r>
+    </w:p>
+    <w:p>
+      <w:pPr>
+        <w:spacing w:line="360" w:lineRule="auto"/>
+        <w:jc w:val="both"/>
+        <w:rPr>
+          <w:rFonts w:ascii="Arial" w:hAnsi="Arial" w:cs="Arial"/>
+        </w:rPr>
+      </w:pPr>
+      <w:r>
+        <w:rPr>
+          <w:rFonts w:ascii="Arial" w:hAnsi="Arial" w:cs="Arial"/>
+        </w:rPr>
+        <w:t xml:space="preserve">3.2.1. </w:t>
+      </w:r>
+      <w:r>
+        <w:rPr>
+          <w:rFonts w:ascii="Arial" w:hAnsi="Arial" w:cs="Arial"/>
+        </w:rPr>
+        <w:t>Felhasználók</w:t>
+      </w:r>
+    </w:p>
+    <w:p>
+      <w:pPr>
+        <w:spacing w:line="360" w:lineRule="auto"/>
+        <w:jc w:val="both"/>
+        <w:rPr>
+          <w:rFonts w:ascii="Arial" w:hAnsi="Arial" w:cs="Arial"/>
+        </w:rPr>
+      </w:pPr>
+      <w:r>
+        <w:rPr>
+          <w:rFonts w:ascii="Arial" w:hAnsi="Arial" w:cs="Arial"/>
+        </w:rPr>
+        <w:t xml:space="preserve">Ez a csoport </w:t>
+      </w:r>
+      <w:r>
+        <w:rPr>
+          <w:rFonts w:ascii="Arial" w:hAnsi="Arial" w:cs="Arial"/>
+        </w:rPr>
+        <w:t>egyetlen</w:t>
+      </w:r>
+      <w:r>
+        <w:rPr>
+          <w:rFonts w:ascii="Arial" w:hAnsi="Arial" w:cs="Arial"/>
+        </w:rPr>
+        <w:t xml:space="preserve"> táblából áll, </w:t>
+      </w:r>
+      <w:r>
+        <w:rPr>
+          <w:rFonts w:ascii="Arial" w:hAnsi="Arial" w:cs="Arial"/>
+          <w:i/>
+          <w:iCs/>
+        </w:rPr>
+        <w:t>Users</w:t>
+      </w:r>
+      <w:r>
+        <w:rPr>
+          <w:rFonts w:ascii="Arial" w:hAnsi="Arial" w:cs="Arial"/>
+        </w:rPr>
+        <w:t xml:space="preserve"> néven, és ez az alkalmazásba regisztráló felhasználók kezeléséért</w:t>
+      </w:r>
+      <w:r>
+        <w:rPr>
+          <w:rFonts w:ascii="Arial" w:hAnsi="Arial" w:cs="Arial"/>
+        </w:rPr>
+        <w:t>,</w:t>
+      </w:r>
+      <w:r>
+        <w:t xml:space="preserve"> </w:t>
+      </w:r>
+      <w:r>
+        <w:rPr>
+          <w:rFonts w:ascii="Arial" w:hAnsi="Arial" w:cs="Arial"/>
+        </w:rPr>
+        <w:t>azaz a felhasználói fiókokkal kapcsolatos adatok tárolásáért és nyilvántartásáért felelős. A tábla képezi az alkalmazás felhasználókezelési és hitelesítési</w:t>
+      </w:r>
+      <w:r>
+        <w:rPr>
+          <w:rFonts w:ascii="Arial" w:hAnsi="Arial" w:cs="Arial"/>
+        </w:rPr>
+        <w:t xml:space="preserve"> </w:t>
+      </w:r>
+      <w:r>
+        <w:rPr>
+          <w:rFonts w:ascii="Arial" w:hAnsi="Arial" w:cs="Arial"/>
+        </w:rPr>
+        <w:t>mechanizmusának alapját, hiszen minden bejelentkezési és jogosultságkezelési művelet erre a táblára hivatkozik.</w:t>
+      </w:r>
+    </w:p>
+    <w:p>
+      <w:pPr>
+        <w:spacing w:line="360" w:lineRule="auto"/>
+        <w:jc w:val="both"/>
+        <w:rPr>
+          <w:rFonts w:ascii="Arial" w:hAnsi="Arial" w:cs="Arial"/>
+        </w:rPr>
+      </w:pPr>
+      <w:r>
+        <w:rPr>
+          <w:rFonts w:ascii="Arial" w:hAnsi="Arial" w:cs="Arial"/>
+        </w:rPr>
+        <w:t>Főbb mezői:</w:t>
+      </w:r>
+    </w:p>
+    <w:p>
+      <w:pPr>
+        <w:pStyle w:val="ListParagraph"/>
+        <w:numPr>
+          <w:ilvl w:val="0"/>
+          <w:numId w:val="17"/>
+        </w:numPr>
+        <w:spacing w:line="360" w:lineRule="auto"/>
+        <w:jc w:val="both"/>
+        <w:rPr>
+          <w:rFonts w:ascii="Arial" w:hAnsi="Arial" w:cs="Arial"/>
+        </w:rPr>
+      </w:pPr>
+      <w:r>
+        <w:rPr>
+          <w:rFonts w:ascii="Arial" w:hAnsi="Arial" w:cs="Arial"/>
+        </w:rPr>
+        <w:t xml:space="preserve">username: </w:t>
+      </w:r>
+      <w:r>
+        <w:rPr>
+          <w:rFonts w:ascii="Arial" w:hAnsi="Arial" w:cs="Arial"/>
+        </w:rPr>
+        <w:t>a regisztrált személy egyedi azonosítására szolgáló felhasználónév, am</w:t>
+      </w:r>
+      <w:r>
+        <w:rPr>
+          <w:rFonts w:ascii="Arial" w:hAnsi="Arial" w:cs="Arial"/>
+        </w:rPr>
+        <w:t>i</w:t>
+      </w:r>
+      <w:r>
+        <w:rPr>
+          <w:rFonts w:ascii="Arial" w:hAnsi="Arial" w:cs="Arial"/>
+        </w:rPr>
+        <w:t xml:space="preserve"> a rendszeren belüli megkülönböztethetőséget biztosítja.</w:t>
+      </w:r>
+    </w:p>
+    <w:p>
+      <w:pPr>
+        <w:pStyle w:val="ListParagraph"/>
+        <w:numPr>
+          <w:ilvl w:val="0"/>
+          <w:numId w:val="17"/>
+        </w:numPr>
+        <w:spacing w:line="360" w:lineRule="auto"/>
+        <w:jc w:val="both"/>
+        <w:rPr>
+          <w:rFonts w:ascii="Arial" w:hAnsi="Arial" w:cs="Arial"/>
+        </w:rPr>
+      </w:pPr>
+      <w:r>
+        <w:rPr>
+          <w:rFonts w:ascii="Arial" w:hAnsi="Arial" w:cs="Arial"/>
+        </w:rPr>
+        <w:t>email: a felhasználó email címe</w:t>
+      </w:r>
+      <w:r>
+        <w:rPr>
+          <w:rFonts w:ascii="Arial" w:hAnsi="Arial" w:cs="Arial"/>
+        </w:rPr>
+        <w:t>,</w:t>
+      </w:r>
+      <w:r>
+        <w:t xml:space="preserve"> </w:t>
+      </w:r>
+      <w:r>
+        <w:rPr>
+          <w:rFonts w:ascii="Arial" w:hAnsi="Arial" w:cs="Arial"/>
+        </w:rPr>
+        <w:t xml:space="preserve">amely nemcsak kapcsolattartási célokat szolgál, hanem gyakran a fiók visszaigazolására, jelszó-visszaállítási </w:t>
+      </w:r>
+      <w:r>
+        <w:rPr>
+          <w:rFonts w:ascii="Arial" w:hAnsi="Arial" w:cs="Arial"/>
+        </w:rPr>
+        <w:lastRenderedPageBreak/>
+        <w:t>folyamatok lebonyolítására, illetve a bejelentkezés alternatív módjaként is felhasználásra kerül</w:t>
+      </w:r>
+      <w:r>
+        <w:rPr>
+          <w:rFonts w:ascii="Arial" w:hAnsi="Arial" w:cs="Arial"/>
+        </w:rPr>
+        <w:t>het</w:t>
+      </w:r>
+      <w:r>
+        <w:rPr>
+          <w:rFonts w:ascii="Arial" w:hAnsi="Arial" w:cs="Arial"/>
+        </w:rPr>
+        <w:t>.</w:t>
+      </w:r>
+    </w:p>
+    <w:p>
+      <w:pPr>
+        <w:pStyle w:val="ListParagraph"/>
+        <w:numPr>
+          <w:ilvl w:val="0"/>
+          <w:numId w:val="17"/>
+        </w:numPr>
+        <w:spacing w:line="360" w:lineRule="auto"/>
+        <w:jc w:val="both"/>
+        <w:rPr>
+          <w:rFonts w:ascii="Arial" w:hAnsi="Arial" w:cs="Arial"/>
+        </w:rPr>
+      </w:pPr>
+      <w:r>
+        <w:rPr>
+          <w:rFonts w:ascii="Arial" w:hAnsi="Arial" w:cs="Arial"/>
+        </w:rPr>
+        <w:t xml:space="preserve">password: a felhasználó által létrehozott jelszó, </w:t>
+      </w:r>
+      <w:r>
+        <w:rPr>
+          <w:rFonts w:ascii="Arial" w:hAnsi="Arial" w:cs="Arial"/>
+        </w:rPr>
+        <w:t>am</w:t>
+      </w:r>
+      <w:r>
+        <w:rPr>
+          <w:rFonts w:ascii="Arial" w:hAnsi="Arial" w:cs="Arial"/>
+        </w:rPr>
+        <w:t>i</w:t>
+      </w:r>
+      <w:r>
+        <w:rPr>
+          <w:rFonts w:ascii="Arial" w:hAnsi="Arial" w:cs="Arial"/>
+        </w:rPr>
+        <w:t xml:space="preserve"> biztonsági </w:t>
+      </w:r>
+      <w:r>
+        <w:rPr>
+          <w:rFonts w:ascii="Arial" w:hAnsi="Arial" w:cs="Arial"/>
+        </w:rPr>
+        <w:t>szempontból</w:t>
+      </w:r>
+      <w:r>
+        <w:rPr>
+          <w:rFonts w:ascii="Arial" w:hAnsi="Arial" w:cs="Arial"/>
+        </w:rPr>
+        <w:t xml:space="preserve"> nem nyílt szövegként, hanem hash-elt (egyirányú titkosítási eljárással kódolt) formában kerül tárolásra. Ez</w:t>
+      </w:r>
+      <w:r>
+        <w:rPr>
+          <w:rFonts w:ascii="Arial" w:hAnsi="Arial" w:cs="Arial"/>
+        </w:rPr>
+        <w:t xml:space="preserve"> </w:t>
+      </w:r>
+      <w:r>
+        <w:rPr>
+          <w:rFonts w:ascii="Arial" w:hAnsi="Arial" w:cs="Arial"/>
+        </w:rPr>
+        <w:t>garantálja, hogy még az adatbázishoz való jogosulatlan hozzáférés esetén se legyen közvetlenül visszafejthető az eredeti jelszó, ezzel is növelve az alkalmazás adatbiztonság</w:t>
+      </w:r>
+      <w:r>
+        <w:rPr>
+          <w:rFonts w:ascii="Arial" w:hAnsi="Arial" w:cs="Arial"/>
+        </w:rPr>
+        <w:t>át</w:t>
+      </w:r>
+      <w:r>
+        <w:rPr>
+          <w:rFonts w:ascii="Arial" w:hAnsi="Arial" w:cs="Arial"/>
+        </w:rPr>
+        <w:t>.</w:t>
+      </w:r>
+    </w:p>
+    <w:p>
+      <w:pPr>
+        <w:spacing w:line="360" w:lineRule="auto"/>
+        <w:jc w:val="both"/>
+        <w:rPr>
+          <w:rFonts w:ascii="Arial" w:hAnsi="Arial" w:cs="Arial"/>
+        </w:rPr>
+      </w:pPr>
+      <w:r>
+        <w:rPr>
+          <w:rFonts w:ascii="Arial" w:hAnsi="Arial" w:cs="Arial"/>
+        </w:rPr>
+        <w:t>Ez a</w:t>
+      </w:r>
+      <w:r>
+        <w:rPr>
+          <w:rFonts w:ascii="Arial" w:hAnsi="Arial" w:cs="Arial"/>
+        </w:rPr>
+        <w:t xml:space="preserve"> tábla </w:t>
+      </w:r>
+      <w:r>
+        <w:rPr>
+          <w:rFonts w:ascii="Arial" w:hAnsi="Arial" w:cs="Arial"/>
+        </w:rPr>
+        <w:t>így</w:t>
+      </w:r>
+      <w:r>
+        <w:rPr>
+          <w:rFonts w:ascii="Arial" w:hAnsi="Arial" w:cs="Arial"/>
+        </w:rPr>
+        <w:t xml:space="preserve"> nemcsak a felhasználók regisztrációs adatainak tárolását teszi lehetővé, hanem hozzájárul az alkalmazás biztonságos, jogosultságokon alapuló működéséhez is, hiszen a bejelentkezési folyamat során ezen adatok alapján történik a felhasználók azonosítása és hitelesítése.</w:t>
+      </w:r>
+    </w:p>
+    <w:p>
+      <w:pPr>
+        <w:spacing w:line="360" w:lineRule="auto"/>
+        <w:jc w:val="both"/>
+        <w:rPr>
+          <w:rFonts w:ascii="Arial" w:hAnsi="Arial" w:cs="Arial"/>
+        </w:rPr>
+      </w:pPr>
+      <w:r>
+        <w:rPr>
+          <w:rFonts w:ascii="Arial" w:hAnsi="Arial" w:cs="Arial"/>
+        </w:rPr>
+        <w:t>3.2.2. Repülős útvonalak</w:t>
+      </w:r>
+    </w:p>
+    <w:p>
+      <w:pPr>
+        <w:spacing w:line="360" w:lineRule="auto"/>
+        <w:jc w:val="both"/>
+        <w:rPr>
+          <w:rFonts w:ascii="Arial" w:hAnsi="Arial" w:cs="Arial"/>
+        </w:rPr>
+      </w:pPr>
+      <w:r>
+        <w:rPr>
+          <w:rFonts w:ascii="Arial" w:hAnsi="Arial" w:cs="Arial"/>
+        </w:rPr>
+        <w:t xml:space="preserve">Ez a csoport 3 táblából áll, ezek a következők: </w:t>
+      </w:r>
+      <w:r>
+        <w:rPr>
+          <w:rFonts w:ascii="Arial" w:hAnsi="Arial" w:cs="Arial"/>
+          <w:i/>
+          <w:iCs/>
+        </w:rPr>
+        <w:t>Direct_routes, Airlines, Airports</w:t>
+      </w:r>
+      <w:r>
+        <w:rPr>
+          <w:rFonts w:ascii="Arial" w:hAnsi="Arial" w:cs="Arial"/>
+        </w:rPr>
+        <w:t xml:space="preserve">. </w:t>
+      </w:r>
+      <w:r>
+        <w:rPr>
+          <w:rFonts w:ascii="Arial" w:hAnsi="Arial" w:cs="Arial"/>
+        </w:rPr>
+        <w:t>E táblák együttesen biztosítják az alkalmazás számára azt az adatstruktúrát, amely alapján meghatározható, hogy mely városok (illetve repülőterek) között létesíthető közvetlen légi összeköttetés, mely légitársaság üzemelteti az adott járatot, valamint hogy a járat a vizsgált időszakban ténylegesen közlekedik-e.</w:t>
+      </w:r>
+    </w:p>
+    <w:p>
+      <w:pPr>
+        <w:spacing w:line="360" w:lineRule="auto"/>
+        <w:jc w:val="both"/>
+        <w:rPr>
+          <w:rFonts w:ascii="Arial" w:hAnsi="Arial" w:cs="Arial"/>
+        </w:rPr>
+      </w:pPr>
+      <w:r>
+        <w:rPr>
+          <w:rFonts w:ascii="Arial" w:hAnsi="Arial" w:cs="Arial"/>
+        </w:rPr>
+        <w:t xml:space="preserve">A </w:t>
+      </w:r>
+      <w:r>
+        <w:rPr>
+          <w:rFonts w:ascii="Arial" w:hAnsi="Arial" w:cs="Arial"/>
+          <w:i/>
+          <w:iCs/>
+        </w:rPr>
+        <w:t>Direct_routes</w:t>
+      </w:r>
+      <w:r>
+        <w:rPr>
+          <w:rFonts w:ascii="Arial" w:hAnsi="Arial" w:cs="Arial"/>
+        </w:rPr>
+        <w:t xml:space="preserve"> tábla tartalmazza a közvetlen járatokra vonatkozó alapadatokat, így az indulási és érkezési repülőtér azonosítóját, az üzemeltető légitársaságra mutató hivatkozást, valamint azokat az attribútumokat, amelyek a járat érvényességi időszakát írják le. Ez utóbbi adatok teszik lehetővé annak eldöntését, hogy egy adott időpontban az adott útvonal aktívnak tekinthető-e.</w:t>
+      </w:r>
+    </w:p>
+    <w:p>
+      <w:pPr>
+        <w:spacing w:line="360" w:lineRule="auto"/>
+        <w:jc w:val="both"/>
+        <w:rPr>
+          <w:rFonts w:ascii="Arial" w:hAnsi="Arial" w:cs="Arial"/>
+        </w:rPr>
+      </w:pPr>
+      <w:r>
+        <w:rPr>
+          <w:rFonts w:ascii="Arial" w:hAnsi="Arial" w:cs="Arial"/>
+        </w:rPr>
+        <w:t xml:space="preserve">Az </w:t>
+      </w:r>
+      <w:r>
+        <w:rPr>
+          <w:rFonts w:ascii="Arial" w:hAnsi="Arial" w:cs="Arial"/>
+          <w:i/>
+          <w:iCs/>
+        </w:rPr>
+        <w:t>Airlines</w:t>
+      </w:r>
+      <w:r>
+        <w:rPr>
+          <w:rFonts w:ascii="Arial" w:hAnsi="Arial" w:cs="Arial"/>
+        </w:rPr>
+        <w:t xml:space="preserve"> tábla a légitársaságok törzsadatait (pl. azonosító, név, ország) tárolja, és kapcsolódik a </w:t>
+      </w:r>
+      <w:r>
+        <w:rPr>
+          <w:rFonts w:ascii="Arial" w:hAnsi="Arial" w:cs="Arial"/>
+          <w:i/>
+          <w:iCs/>
+        </w:rPr>
+        <w:t xml:space="preserve">Direct_routes </w:t>
+      </w:r>
+      <w:r>
+        <w:rPr>
+          <w:rFonts w:ascii="Arial" w:hAnsi="Arial" w:cs="Arial"/>
+        </w:rPr>
+        <w:t xml:space="preserve">táblához, </w:t>
+      </w:r>
+      <w:r>
+        <w:rPr>
+          <w:rFonts w:ascii="Arial" w:hAnsi="Arial" w:cs="Arial"/>
+        </w:rPr>
+        <w:t>így</w:t>
+      </w:r>
+      <w:r>
+        <w:rPr>
+          <w:rFonts w:ascii="Arial" w:hAnsi="Arial" w:cs="Arial"/>
+        </w:rPr>
+        <w:t xml:space="preserve"> minden egyes útvonalhoz egyértelműen hozzárendelhető az azt üzemeltető légitársaság.</w:t>
+      </w:r>
+    </w:p>
+    <w:p>
+      <w:pPr>
+        <w:spacing w:line="360" w:lineRule="auto"/>
+        <w:jc w:val="both"/>
+        <w:rPr>
+          <w:rFonts w:ascii="Arial" w:hAnsi="Arial" w:cs="Arial"/>
+        </w:rPr>
+      </w:pPr>
+      <w:r>
+        <w:rPr>
+          <w:rFonts w:ascii="Arial" w:hAnsi="Arial" w:cs="Arial"/>
+        </w:rPr>
+        <w:t xml:space="preserve">Az </w:t>
+      </w:r>
+      <w:r>
+        <w:rPr>
+          <w:rFonts w:ascii="Arial" w:hAnsi="Arial" w:cs="Arial"/>
+          <w:i/>
+          <w:iCs/>
+        </w:rPr>
+        <w:t>Airports</w:t>
+      </w:r>
+      <w:r>
+        <w:rPr>
+          <w:rFonts w:ascii="Arial" w:hAnsi="Arial" w:cs="Arial"/>
+        </w:rPr>
+        <w:t xml:space="preserve"> tábla a repülőterek adatait (azonosító, név, város, ország,</w:t>
+      </w:r>
+      <w:r>
+        <w:rPr>
+          <w:rFonts w:ascii="Arial" w:hAnsi="Arial" w:cs="Arial"/>
+        </w:rPr>
+        <w:t xml:space="preserve"> </w:t>
+      </w:r>
+      <w:r>
+        <w:rPr>
+          <w:rFonts w:ascii="Arial" w:hAnsi="Arial" w:cs="Arial"/>
+        </w:rPr>
+        <w:t>földrajzi koordináták) tartalmazza.</w:t>
+      </w:r>
+    </w:p>
+    <w:p>
+      <w:pPr>
+        <w:spacing w:line="360" w:lineRule="auto"/>
+        <w:jc w:val="both"/>
+        <w:rPr>
+          <w:rFonts w:ascii="Arial" w:hAnsi="Arial" w:cs="Arial"/>
+        </w:rPr>
+      </w:pPr>
+      <w:r>
+        <w:rPr>
+          <w:rFonts w:ascii="Arial" w:hAnsi="Arial" w:cs="Arial"/>
+        </w:rPr>
+        <w:t>A három tábla együttes, relációs adatbázis-modellként történő kezelése biztosítja, hogy az alkalmazás komplex lekérdezések</w:t>
+      </w:r>
+      <w:r>
+        <w:rPr>
+          <w:rFonts w:ascii="Arial" w:hAnsi="Arial" w:cs="Arial"/>
+        </w:rPr>
+        <w:t xml:space="preserve"> </w:t>
+      </w:r>
+      <w:r>
+        <w:rPr>
+          <w:rFonts w:ascii="Arial" w:hAnsi="Arial" w:cs="Arial"/>
+        </w:rPr>
+        <w:t>végrehajtására is képes legyen, anélkül, hogy redundáns adattárolásra lenne szükség.</w:t>
+      </w:r>
+    </w:p>
+    <w:p>
+      <w:pPr>
+        <w:spacing w:line="360" w:lineRule="auto"/>
+        <w:jc w:val="both"/>
+        <w:rPr>
+          <w:rFonts w:ascii="Arial" w:hAnsi="Arial" w:cs="Arial"/>
+        </w:rPr>
+      </w:pPr>
+      <w:r>
+        <w:rPr>
+          <w:rFonts w:ascii="Arial" w:hAnsi="Arial" w:cs="Arial"/>
+        </w:rPr>
+        <w:t>3.2.3. Meglátogatott helyek</w:t>
+      </w:r>
+    </w:p>
+    <w:p>
+      <w:pPr>
+        <w:spacing w:line="360" w:lineRule="auto"/>
+        <w:jc w:val="both"/>
+        <w:rPr>
+          <w:rFonts w:ascii="Arial" w:hAnsi="Arial" w:cs="Arial"/>
+        </w:rPr>
+      </w:pPr>
+      <w:r>
+        <w:rPr>
+          <w:rFonts w:ascii="Arial" w:hAnsi="Arial" w:cs="Arial"/>
+        </w:rPr>
+        <w:lastRenderedPageBreak/>
+        <w:t xml:space="preserve">Ez a táblacsoport két táblából áll: </w:t>
+      </w:r>
+      <w:r>
+        <w:rPr>
+          <w:rFonts w:ascii="Arial" w:hAnsi="Arial" w:cs="Arial"/>
+          <w:i/>
+          <w:iCs/>
+        </w:rPr>
+        <w:t>Visited_places</w:t>
+      </w:r>
+      <w:r>
+        <w:rPr>
+          <w:rFonts w:ascii="Arial" w:hAnsi="Arial" w:cs="Arial"/>
+        </w:rPr>
+        <w:t xml:space="preserve"> és </w:t>
+      </w:r>
+      <w:r>
+        <w:rPr>
+          <w:rFonts w:ascii="Arial" w:hAnsi="Arial" w:cs="Arial"/>
+          <w:i/>
+          <w:iCs/>
+        </w:rPr>
+        <w:t>Images</w:t>
+      </w:r>
+      <w:r>
+        <w:rPr>
+          <w:rFonts w:ascii="Arial" w:hAnsi="Arial" w:cs="Arial"/>
+        </w:rPr>
+        <w:t>. E</w:t>
+      </w:r>
+      <w:r>
+        <w:rPr>
+          <w:rFonts w:ascii="Arial" w:hAnsi="Arial" w:cs="Arial"/>
+        </w:rPr>
+        <w:t>zen</w:t>
+      </w:r>
+      <w:r>
+        <w:rPr>
+          <w:rFonts w:ascii="Arial" w:hAnsi="Arial" w:cs="Arial"/>
+        </w:rPr>
+        <w:t xml:space="preserve"> táblák együttesen felelősek a felhasználók korábbi utazásai során bejárt helyszínekre vonatkozó adatok, valamint az azokhoz kapcsolódó fényképek tárolásáért és kezeléséért.</w:t>
+      </w:r>
+    </w:p>
+    <w:p>
+      <w:pPr>
+        <w:spacing w:line="360" w:lineRule="auto"/>
+        <w:jc w:val="both"/>
+        <w:rPr>
+          <w:rFonts w:ascii="Arial" w:hAnsi="Arial" w:cs="Arial"/>
+        </w:rPr>
+      </w:pPr>
+      <w:r>
+        <w:rPr>
+          <w:rFonts w:ascii="Arial" w:hAnsi="Arial" w:cs="Arial"/>
+        </w:rPr>
+        <w:t xml:space="preserve">A </w:t>
+      </w:r>
+      <w:r>
+        <w:rPr>
+          <w:rFonts w:ascii="Arial" w:hAnsi="Arial" w:cs="Arial"/>
+          <w:i/>
+          <w:iCs/>
+        </w:rPr>
+        <w:t>Visited_places</w:t>
+      </w:r>
+      <w:r>
+        <w:rPr>
+          <w:rFonts w:ascii="Arial" w:hAnsi="Arial" w:cs="Arial"/>
+        </w:rPr>
+        <w:t xml:space="preserve"> tábla tartalmazza a meglátogatott helyszínek alapadatait, így többek között a helyszín megnevezését, földrajzi elhelyezkedését, a látogatás időpontját, valamint azt a felhasználót, akihez tartozik. </w:t>
+      </w:r>
+      <w:r>
+        <w:rPr>
+          <w:rFonts w:ascii="Arial" w:hAnsi="Arial" w:cs="Arial"/>
+        </w:rPr>
+        <w:t>Lehetővé teszi</w:t>
+      </w:r>
+      <w:r>
+        <w:rPr>
+          <w:rFonts w:ascii="Arial" w:hAnsi="Arial" w:cs="Arial"/>
+        </w:rPr>
+        <w:t>, hogy az alkalmazás nyilvántartást vezessen arról, hogy egy adott felhasználó mely helyszíneken járt már, ezáltal megalapozva az utazási előzmények, statisztikák vagy</w:t>
+      </w:r>
+      <w:r>
+        <w:rPr>
+          <w:rFonts w:ascii="Arial" w:hAnsi="Arial" w:cs="Arial"/>
+        </w:rPr>
+        <w:t xml:space="preserve"> </w:t>
+      </w:r>
+      <w:r>
+        <w:rPr>
+          <w:rFonts w:ascii="Arial" w:hAnsi="Arial" w:cs="Arial"/>
+        </w:rPr>
+        <w:t xml:space="preserve">személyre szabott </w:t>
+      </w:r>
+      <w:r>
+        <w:rPr>
+          <w:rFonts w:ascii="Arial" w:hAnsi="Arial" w:cs="Arial"/>
+        </w:rPr>
+        <w:t>utazások tervezését</w:t>
+      </w:r>
+      <w:r>
+        <w:rPr>
+          <w:rFonts w:ascii="Arial" w:hAnsi="Arial" w:cs="Arial"/>
+        </w:rPr>
+        <w:t xml:space="preserve"> is.</w:t>
+      </w:r>
+    </w:p>
+    <w:p>
+      <w:pPr>
+        <w:spacing w:line="360" w:lineRule="auto"/>
+        <w:jc w:val="both"/>
+        <w:rPr>
+          <w:rFonts w:ascii="Arial" w:hAnsi="Arial" w:cs="Arial"/>
+        </w:rPr>
+      </w:pPr>
+      <w:r>
+        <w:rPr>
+          <w:rFonts w:ascii="Arial" w:hAnsi="Arial" w:cs="Arial"/>
+        </w:rPr>
+        <w:t xml:space="preserve">Az </w:t>
+      </w:r>
+      <w:r>
+        <w:rPr>
+          <w:rFonts w:ascii="Arial" w:hAnsi="Arial" w:cs="Arial"/>
+          <w:i/>
+          <w:iCs/>
+        </w:rPr>
+        <w:t>Images</w:t>
+      </w:r>
+      <w:r>
+        <w:rPr>
+          <w:rFonts w:ascii="Arial" w:hAnsi="Arial" w:cs="Arial"/>
+        </w:rPr>
+        <w:t xml:space="preserve"> tábla a meglátogatott helyszínekhez feltöltött fényképek metaadatait (fájl elérési útja, feltöltés időpontja) tárolja. </w:t>
+      </w:r>
+    </w:p>
+    <w:p>
+      <w:pPr>
+        <w:spacing w:line="360" w:lineRule="auto"/>
+        <w:jc w:val="both"/>
+        <w:rPr>
+          <w:rFonts w:ascii="Arial" w:hAnsi="Arial" w:cs="Arial"/>
+        </w:rPr>
+      </w:pPr>
+      <w:r>
+        <w:rPr>
+          <w:rFonts w:ascii="Arial" w:hAnsi="Arial" w:cs="Arial"/>
+        </w:rPr>
+        <w:t xml:space="preserve">A két tábla együttes alkalmazása </w:t>
+      </w:r>
+      <w:r>
+        <w:rPr>
+          <w:rFonts w:ascii="Arial" w:hAnsi="Arial" w:cs="Arial"/>
+        </w:rPr>
+        <w:t>által</w:t>
+      </w:r>
+      <w:r>
+        <w:rPr>
+          <w:rFonts w:ascii="Arial" w:hAnsi="Arial" w:cs="Arial"/>
+        </w:rPr>
+        <w:t xml:space="preserve"> a rendszer nemcsak szöveges, hanem képi formában is képes megőrizni és megjeleníteni a felhasználók utazási emlékeit</w:t>
+      </w:r>
+      <w:r>
+        <w:rPr>
+          <w:rFonts w:ascii="Arial" w:hAnsi="Arial" w:cs="Arial"/>
+        </w:rPr>
+        <w:t>.</w:t>
+      </w:r>
+    </w:p>
+    <w:p>
+      <w:pPr>
+        <w:spacing w:line="360" w:lineRule="auto"/>
+        <w:jc w:val="both"/>
+        <w:rPr>
+          <w:rFonts w:ascii="Arial" w:hAnsi="Arial" w:cs="Arial"/>
+        </w:rPr>
+      </w:pPr>
+      <w:r>
+        <w:rPr>
+          <w:rFonts w:ascii="Arial" w:hAnsi="Arial" w:cs="Arial"/>
+        </w:rPr>
+        <w:t>3.2.4. Utazástervezés</w:t>
+      </w:r>
+    </w:p>
+    <w:p>
+      <w:pPr>
+        <w:spacing w:line="360" w:lineRule="auto"/>
+        <w:jc w:val="both"/>
+        <w:rPr>
+          <w:rFonts w:ascii="Arial" w:hAnsi="Arial" w:cs="Arial"/>
+        </w:rPr>
+      </w:pPr>
+      <w:r>
+        <w:rPr>
+          <w:rFonts w:ascii="Arial" w:hAnsi="Arial" w:cs="Arial"/>
+        </w:rPr>
+        <w:t xml:space="preserve">Ez a csoport szintén 2 táblából tevődik össze, Planned_trips és Planned_trip _stops. </w:t>
+      </w:r>
+      <w:r>
+        <w:rPr>
+          <w:rFonts w:ascii="Arial" w:hAnsi="Arial" w:cs="Arial"/>
+        </w:rPr>
+        <w:t>E</w:t>
+      </w:r>
+      <w:r>
+        <w:rPr>
+          <w:rFonts w:ascii="Arial" w:hAnsi="Arial" w:cs="Arial"/>
+        </w:rPr>
+        <w:t>zek</w:t>
+      </w:r>
+      <w:r>
+        <w:rPr>
+          <w:rFonts w:ascii="Arial" w:hAnsi="Arial" w:cs="Arial"/>
+        </w:rPr>
+        <w:t xml:space="preserve"> együttesen felelősek a felhasználók által megtervezett, jövőbeli utazásokra vonatkozó adatok tárolásáért és kezeléséért, ez</w:t>
+      </w:r>
+      <w:r>
+        <w:rPr>
+          <w:rFonts w:ascii="Arial" w:hAnsi="Arial" w:cs="Arial"/>
+        </w:rPr>
+        <w:t>zel</w:t>
+      </w:r>
+      <w:r>
+        <w:rPr>
+          <w:rFonts w:ascii="Arial" w:hAnsi="Arial" w:cs="Arial"/>
+        </w:rPr>
+        <w:t xml:space="preserve"> lehetővé téve az alkalmazás számára az utazástervezési funkciók megvalósítását.</w:t>
+      </w:r>
+    </w:p>
+    <w:p>
+      <w:pPr>
+        <w:spacing w:line="360" w:lineRule="auto"/>
+        <w:jc w:val="both"/>
+        <w:rPr>
+          <w:rFonts w:ascii="Arial" w:hAnsi="Arial" w:cs="Arial"/>
+        </w:rPr>
+      </w:pPr>
+      <w:r>
+        <w:rPr>
+          <w:rFonts w:ascii="Arial" w:hAnsi="Arial" w:cs="Arial"/>
+        </w:rPr>
+        <w:t xml:space="preserve">A </w:t>
+      </w:r>
+      <w:r>
+        <w:rPr>
+          <w:rFonts w:ascii="Arial" w:hAnsi="Arial" w:cs="Arial"/>
+          <w:i/>
+          <w:iCs/>
+        </w:rPr>
+        <w:t>Planned_trips</w:t>
+      </w:r>
+      <w:r>
+        <w:rPr>
+          <w:rFonts w:ascii="Arial" w:hAnsi="Arial" w:cs="Arial"/>
+        </w:rPr>
+        <w:t xml:space="preserve"> tábla tartalmazza a tervezett utazások alapadatait, így többek között az utazás megnevezését, tervezett kezdő és záró dátumát, valamint azt a felhasználót, akihez az adott utazásterv tartozik. Ez a tábla képezi az utazástervezés „fő” egységét, amelyhez a további, részletesebb adatok kapcsolódnak.</w:t>
+      </w:r>
+    </w:p>
+    <w:p>
+      <w:pPr>
+        <w:spacing w:line="360" w:lineRule="auto"/>
+        <w:jc w:val="both"/>
+        <w:rPr>
+          <w:rFonts w:ascii="Arial" w:hAnsi="Arial" w:cs="Arial"/>
+        </w:rPr>
+      </w:pPr>
+      <w:r>
+        <w:rPr>
+          <w:rFonts w:ascii="Arial" w:hAnsi="Arial" w:cs="Arial"/>
+        </w:rPr>
+        <w:t xml:space="preserve">A </w:t>
+      </w:r>
+      <w:r>
+        <w:rPr>
+          <w:rFonts w:ascii="Arial" w:hAnsi="Arial" w:cs="Arial"/>
+          <w:i/>
+          <w:iCs/>
+        </w:rPr>
+        <w:t>Planned_trip_stops</w:t>
+      </w:r>
+      <w:r>
+        <w:rPr>
+          <w:rFonts w:ascii="Arial" w:hAnsi="Arial" w:cs="Arial"/>
+        </w:rPr>
+        <w:t xml:space="preserve"> tábla az egyes utazásokon belüli megáll</w:t>
+      </w:r>
+      <w:r>
+        <w:rPr>
+          <w:rFonts w:ascii="Arial" w:hAnsi="Arial" w:cs="Arial"/>
+        </w:rPr>
+        <w:t>ók</w:t>
+      </w:r>
+      <w:r>
+        <w:rPr>
+          <w:rFonts w:ascii="Arial" w:hAnsi="Arial" w:cs="Arial"/>
+        </w:rPr>
+        <w:t>, azaz úticélok adatait tárolja.</w:t>
+      </w:r>
+      <w:r>
+        <w:rPr>
+          <w:rFonts w:ascii="Arial" w:hAnsi="Arial" w:cs="Arial"/>
+        </w:rPr>
+        <w:t xml:space="preserve"> Tartalmazza</w:t>
+      </w:r>
+      <w:r>
+        <w:rPr>
+          <w:rFonts w:ascii="Arial" w:hAnsi="Arial" w:cs="Arial"/>
+        </w:rPr>
+        <w:t xml:space="preserve"> a megálló helyszínét</w:t>
+      </w:r>
+      <w:r>
+        <w:rPr>
+          <w:rFonts w:ascii="Arial" w:hAnsi="Arial" w:cs="Arial"/>
+        </w:rPr>
+        <w:t xml:space="preserve">, </w:t>
+      </w:r>
+      <w:r>
+        <w:rPr>
+          <w:rFonts w:ascii="Arial" w:hAnsi="Arial" w:cs="Arial"/>
+        </w:rPr>
+        <w:t>a látogatás tervezett időpontját, valamint egyéb, az adott szakaszra vonatkozó kiegészítő információkat.</w:t>
+      </w:r>
+    </w:p>
+    <w:p>
+      <w:pPr>
+        <w:spacing w:line="360" w:lineRule="auto"/>
+        <w:jc w:val="both"/>
+        <w:rPr>
+          <w:rFonts w:ascii="Arial" w:hAnsi="Arial" w:cs="Arial"/>
+        </w:rPr>
+      </w:pPr>
+      <w:r>
+        <w:rPr>
+          <w:rFonts w:ascii="Arial" w:hAnsi="Arial" w:cs="Arial"/>
+        </w:rPr>
+        <w:t>3.2.5. Útitervek megosztása</w:t>
+      </w:r>
+    </w:p>
+    <w:p>
+      <w:pPr>
+        <w:spacing w:line="360" w:lineRule="auto"/>
+        <w:jc w:val="both"/>
+        <w:rPr>
+          <w:rFonts w:ascii="Arial" w:hAnsi="Arial" w:cs="Arial"/>
+        </w:rPr>
+      </w:pPr>
+      <w:r>
+        <w:rPr>
+          <w:rFonts w:ascii="Arial" w:hAnsi="Arial" w:cs="Arial"/>
+        </w:rPr>
+        <w:t xml:space="preserve">Ez a táblacsoport felelős a korábban megtervezett utazások megosztásának funkcionalitásáért, 2 táblából épül fel: </w:t>
+      </w:r>
+      <w:r>
+        <w:rPr>
+          <w:rFonts w:ascii="Arial" w:hAnsi="Arial" w:cs="Arial"/>
+          <w:i/>
+          <w:iCs/>
+        </w:rPr>
+        <w:t>Trip_share_links</w:t>
+      </w:r>
+      <w:r>
+        <w:rPr>
+          <w:rFonts w:ascii="Arial" w:hAnsi="Arial" w:cs="Arial"/>
+        </w:rPr>
+        <w:t xml:space="preserve"> és </w:t>
+      </w:r>
+      <w:r>
+        <w:rPr>
+          <w:rFonts w:ascii="Arial" w:hAnsi="Arial" w:cs="Arial"/>
+          <w:i/>
+          <w:iCs/>
+        </w:rPr>
+        <w:t>Trip_share_invitations</w:t>
+      </w:r>
+      <w:r>
+        <w:rPr>
+          <w:rFonts w:ascii="Arial" w:hAnsi="Arial" w:cs="Arial"/>
+        </w:rPr>
+        <w:t xml:space="preserve">. </w:t>
+      </w:r>
+      <w:r>
+        <w:rPr>
+          <w:rFonts w:ascii="Arial" w:hAnsi="Arial" w:cs="Arial"/>
+        </w:rPr>
+        <w:t>E</w:t>
+      </w:r>
+      <w:r>
+        <w:rPr>
+          <w:rFonts w:ascii="Arial" w:hAnsi="Arial" w:cs="Arial"/>
+        </w:rPr>
+        <w:t>zek a</w:t>
+      </w:r>
+      <w:r>
+        <w:rPr>
+          <w:rFonts w:ascii="Arial" w:hAnsi="Arial" w:cs="Arial"/>
+        </w:rPr>
+        <w:t xml:space="preserve"> táblák együttesen biztosítják az alkalmazás számára azt a lehetőséget, hogy a </w:t>
+      </w:r>
+      <w:r>
+        <w:rPr>
+          <w:rFonts w:ascii="Arial" w:hAnsi="Arial" w:cs="Arial"/>
+        </w:rPr>
+        <w:lastRenderedPageBreak/>
+        <w:t>felhasználók saját, előzőleg elkészített utazási terveiket megoszthassák más felhasználókkal, ez</w:t>
+      </w:r>
+      <w:r>
+        <w:rPr>
+          <w:rFonts w:ascii="Arial" w:hAnsi="Arial" w:cs="Arial"/>
+        </w:rPr>
+        <w:t>zel</w:t>
+      </w:r>
+      <w:r>
+        <w:rPr>
+          <w:rFonts w:ascii="Arial" w:hAnsi="Arial" w:cs="Arial"/>
+        </w:rPr>
+        <w:t xml:space="preserve"> elősegítve a közös utazástervezést.</w:t>
+      </w:r>
+    </w:p>
+    <w:p>
+      <w:pPr>
+        <w:spacing w:line="360" w:lineRule="auto"/>
+        <w:jc w:val="both"/>
+        <w:rPr>
+          <w:rFonts w:ascii="Arial" w:hAnsi="Arial" w:cs="Arial"/>
+        </w:rPr>
+      </w:pPr>
+      <w:r>
+        <w:rPr>
+          <w:rFonts w:ascii="Arial" w:hAnsi="Arial" w:cs="Arial"/>
+        </w:rPr>
+        <w:t xml:space="preserve">A </w:t>
+      </w:r>
+      <w:r>
+        <w:rPr>
+          <w:rFonts w:ascii="Arial" w:hAnsi="Arial" w:cs="Arial"/>
+          <w:i/>
+          <w:iCs/>
+        </w:rPr>
+        <w:t>Trip_share_links</w:t>
+      </w:r>
+      <w:r>
+        <w:rPr>
+          <w:rFonts w:ascii="Arial" w:hAnsi="Arial" w:cs="Arial"/>
+          <w:i/>
+          <w:iCs/>
+        </w:rPr>
+        <w:t xml:space="preserve"> </w:t>
+      </w:r>
+      <w:r>
+        <w:rPr>
+          <w:rFonts w:ascii="Arial" w:hAnsi="Arial" w:cs="Arial"/>
+        </w:rPr>
+        <w:t xml:space="preserve"> tábla felelős a megosztási linkek generálásáért és nyilvántartásáért. E tábla tartalmazza többek között a megosztáshoz létrehozott egyedi azonosítót, a megosztott utazásra mutató idegen kulcsot,</w:t>
+      </w:r>
+      <w:r>
+        <w:rPr>
+          <w:rFonts w:ascii="Arial" w:hAnsi="Arial" w:cs="Arial"/>
+        </w:rPr>
+        <w:t xml:space="preserve"> a felhasználót, aki létrehozta, valamint</w:t>
+      </w:r>
+      <w:r>
+        <w:rPr>
+          <w:rFonts w:ascii="Arial" w:hAnsi="Arial" w:cs="Arial"/>
+        </w:rPr>
+        <w:t xml:space="preserve"> a link létrehozásának időpontját. E</w:t>
+      </w:r>
+      <w:r>
+        <w:rPr>
+          <w:rFonts w:ascii="Arial" w:hAnsi="Arial" w:cs="Arial"/>
+        </w:rPr>
+        <w:t>z</w:t>
+      </w:r>
+      <w:r>
+        <w:rPr>
+          <w:rFonts w:ascii="Arial" w:hAnsi="Arial" w:cs="Arial"/>
+        </w:rPr>
+        <w:t xml:space="preserve"> teszi lehetővé, hogy egy adott utazásterv egyedi, akár nyilvánosan is elérhető hivatkozás formájában legyen megosztható.</w:t>
+      </w:r>
+    </w:p>
+    <w:p>
+      <w:pPr>
+        <w:spacing w:line="360" w:lineRule="auto"/>
+        <w:jc w:val="both"/>
+        <w:rPr>
+          <w:rFonts w:ascii="Arial" w:hAnsi="Arial" w:cs="Arial"/>
+        </w:rPr>
+      </w:pPr>
+      <w:r>
+        <w:rPr>
+          <w:rFonts w:ascii="Arial" w:hAnsi="Arial" w:cs="Arial"/>
+        </w:rPr>
+        <w:t xml:space="preserve">A </w:t>
+      </w:r>
+      <w:r>
+        <w:rPr>
+          <w:rFonts w:ascii="Arial" w:hAnsi="Arial" w:cs="Arial"/>
+          <w:i/>
+          <w:iCs/>
+        </w:rPr>
+        <w:t>Trip_share_invitations</w:t>
+      </w:r>
+      <w:r>
+        <w:rPr>
+          <w:rFonts w:ascii="Arial" w:hAnsi="Arial" w:cs="Arial"/>
+        </w:rPr>
+        <w:t xml:space="preserve"> tábla ezzel szemben a célzott, meghatározott felhasználók számára küldött megosztási meghívásokat kezeli. A tábla nyilvántartja</w:t>
+      </w:r>
+      <w:r>
+        <w:rPr>
+          <w:rFonts w:ascii="Arial" w:hAnsi="Arial" w:cs="Arial"/>
+        </w:rPr>
+        <w:t xml:space="preserve"> többek között</w:t>
+      </w:r>
+      <w:r>
+        <w:rPr>
+          <w:rFonts w:ascii="Arial" w:hAnsi="Arial" w:cs="Arial"/>
+        </w:rPr>
+        <w:t xml:space="preserve">, hogy egy adott utazástervhez mely felhasználók kaptak meghívást, a meghívás állapotát, valamint a meghívás létrehozásának időpontját. </w:t>
+      </w:r>
+    </w:p>
+    <w:p>
+      <w:pPr>
+        <w:spacing w:line="360" w:lineRule="auto"/>
+        <w:jc w:val="both"/>
+        <w:rPr>
+          <w:rFonts w:ascii="Arial" w:hAnsi="Arial" w:cs="Arial"/>
+        </w:rPr>
+      </w:pPr>
+      <w:r>
+        <w:rPr>
+          <w:rFonts w:ascii="Arial" w:hAnsi="Arial" w:cs="Arial"/>
+        </w:rPr>
+        <w:t>A két tábla együttes alkalmazása lehetővé teszi az alkalmazás számára, hogy kétféle megosztási mechanizmust is kínáljon: egyrészt egy általános, link alapú megosztást, amely bárki számára hozzáférést biztosíthat, aki rendelkezik a hivatkozással, másrészt egy célzott, meghívás alapú megosztást, am</w:t>
+      </w:r>
+      <w:r>
+        <w:rPr>
+          <w:rFonts w:ascii="Arial" w:hAnsi="Arial" w:cs="Arial"/>
+        </w:rPr>
+        <w:t>i</w:t>
+      </w:r>
+      <w:r>
+        <w:rPr>
+          <w:rFonts w:ascii="Arial" w:hAnsi="Arial" w:cs="Arial"/>
+        </w:rPr>
+        <w:t xml:space="preserve"> kifejezetten</w:t>
+      </w:r>
+      <w:r>
+        <w:rPr>
+          <w:rFonts w:ascii="Arial" w:hAnsi="Arial" w:cs="Arial"/>
+        </w:rPr>
+        <w:t xml:space="preserve"> a</w:t>
+      </w:r>
+      <w:r>
+        <w:rPr>
+          <w:rFonts w:ascii="Arial" w:hAnsi="Arial" w:cs="Arial"/>
+        </w:rPr>
+        <w:t xml:space="preserve"> meghatározott felhasználók számára teszi elérhetővé az adott utazástervet. Ez a kettősség jelentős mértékben növeli az alkalmazás rugalmasságát és felhasználói élményét a közös utazástervezés terén.</w:t>
+      </w:r>
+    </w:p>
+    <w:p>
+      <w:pPr>
+        <w:spacing w:line="360" w:lineRule="auto"/>
+        <w:jc w:val="both"/>
+        <w:rPr>
+          <w:rFonts w:ascii="Arial" w:hAnsi="Arial" w:cs="Arial"/>
           <w:sz w:val="28"/>
           <w:szCs w:val="28"/>
         </w:rPr>
-        <w:lastRenderedPageBreak/>
+      </w:pPr>
+      <w:r>
+        <w:rPr>
+          <w:rFonts w:ascii="Arial" w:hAnsi="Arial" w:cs="Arial"/>
+          <w:sz w:val="28"/>
+          <w:szCs w:val="28"/>
+        </w:rPr>
         <w:t>3.3. Kapcsolatok</w:t>
       </w:r>
     </w:p>
     <w:p>
       <w:pPr>
-        <w:rPr>
+        <w:spacing w:line="360" w:lineRule="auto"/>
+        <w:jc w:val="both"/>
+        <w:rPr>
+          <w:rFonts w:ascii="Arial" w:hAnsi="Arial" w:cs="Arial"/>
+        </w:rPr>
+      </w:pPr>
+    </w:p>
+    <w:p>
+      <w:pPr>
+        <w:spacing w:line="360" w:lineRule="auto"/>
+        <w:jc w:val="both"/>
+        <w:rPr>
+          <w:rFonts w:ascii="Arial" w:hAnsi="Arial" w:cs="Arial"/>
           <w:b/>
           <w:bCs/>
           <w:sz w:val="32"/>
@@ -1379,6 +3317,7 @@
       </w:pPr>
       <w:r>
         <w:rPr>
+          <w:rFonts w:ascii="Arial" w:hAnsi="Arial" w:cs="Arial"/>
           <w:b/>
           <w:bCs/>
           <w:sz w:val="32"/>
@@ -1389,13 +3328,17 @@
     </w:p>
     <w:p>
       <w:pPr>
-        <w:rPr>
+        <w:spacing w:line="360" w:lineRule="auto"/>
+        <w:jc w:val="both"/>
+        <w:rPr>
+          <w:rFonts w:ascii="Arial" w:hAnsi="Arial" w:cs="Arial"/>
           <w:sz w:val="28"/>
           <w:szCs w:val="28"/>
         </w:rPr>
       </w:pPr>
       <w:r>
         <w:rPr>
+          <w:rFonts w:ascii="Arial" w:hAnsi="Arial" w:cs="Arial"/>
           <w:sz w:val="28"/>
           <w:szCs w:val="28"/>
         </w:rPr>
@@ -1403,6 +3346,7 @@
       </w:r>
       <w:r>
         <w:rPr>
+          <w:rFonts w:ascii="Arial" w:hAnsi="Arial" w:cs="Arial"/>
           <w:sz w:val="28"/>
           <w:szCs w:val="28"/>
         </w:rPr>
@@ -1414,12 +3358,73 @@
         <w:tabs>
           <w:tab w:val="left" w:pos="989"/>
         </w:tabs>
-      </w:pPr>
-      <w:r>
-        <w:t>A pro</w:t>
-      </w:r>
-      <w:r>
-        <w:t xml:space="preserve">jekt backend része Python nyelven, a FastAPI keretrendszer használatával készült. REST API architektúrát követ, ami biztosítja a backend és frontend kommunikációját HTTP kéréseken keresztül. </w:t>
+        <w:spacing w:line="360" w:lineRule="auto"/>
+        <w:jc w:val="both"/>
+        <w:rPr>
+          <w:rFonts w:ascii="Arial" w:hAnsi="Arial" w:cs="Arial"/>
+        </w:rPr>
+      </w:pPr>
+      <w:r>
+        <w:rPr>
+          <w:rFonts w:ascii="Arial" w:hAnsi="Arial" w:cs="Arial"/>
+        </w:rPr>
+        <w:t xml:space="preserve">A projekt backend része </w:t>
+      </w:r>
+      <w:r>
+        <w:rPr>
+          <w:rFonts w:ascii="Arial" w:hAnsi="Arial" w:cs="Arial"/>
+          <w:i/>
+          <w:iCs/>
+        </w:rPr>
+        <w:t>Python</w:t>
+      </w:r>
+      <w:r>
+        <w:rPr>
+          <w:rFonts w:ascii="Arial" w:hAnsi="Arial" w:cs="Arial"/>
+        </w:rPr>
+        <w:t xml:space="preserve"> nyelven, a </w:t>
+      </w:r>
+      <w:r>
+        <w:rPr>
+          <w:rFonts w:ascii="Arial" w:hAnsi="Arial" w:cs="Arial"/>
+          <w:i/>
+          <w:iCs/>
+        </w:rPr>
+        <w:t>FastAPI</w:t>
+      </w:r>
+      <w:r>
+        <w:rPr>
+          <w:rFonts w:ascii="Arial" w:hAnsi="Arial" w:cs="Arial"/>
+        </w:rPr>
+        <w:t xml:space="preserve"> keretrendszer használatával készült. </w:t>
+      </w:r>
+      <w:r>
+        <w:rPr>
+          <w:rFonts w:ascii="Arial" w:hAnsi="Arial" w:cs="Arial"/>
+          <w:i/>
+          <w:iCs/>
+        </w:rPr>
+        <w:t>REST API</w:t>
+      </w:r>
+      <w:r>
+        <w:rPr>
+          <w:rFonts w:ascii="Arial" w:hAnsi="Arial" w:cs="Arial"/>
+        </w:rPr>
+        <w:t xml:space="preserve"> architektúrát követ, ami biztosítja a backend és frontend kommunikációját </w:t>
+      </w:r>
+      <w:r>
+        <w:rPr>
+          <w:rFonts w:ascii="Arial" w:hAnsi="Arial" w:cs="Arial"/>
+          <w:i/>
+          <w:iCs/>
+        </w:rPr>
+        <w:t>HTTP</w:t>
+      </w:r>
+      <w:r>
+        <w:rPr>
+          <w:rFonts w:ascii="Arial" w:hAnsi="Arial" w:cs="Arial"/>
+        </w:rPr>
+        <w:t xml:space="preserve"> kéréseken keresztül. </w:t>
       </w:r>
     </w:p>
     <w:p>
@@ -1427,8 +3432,16 @@
         <w:tabs>
           <w:tab w:val="left" w:pos="989"/>
         </w:tabs>
-      </w:pPr>
-      <w:r>
+        <w:spacing w:line="360" w:lineRule="auto"/>
+        <w:jc w:val="both"/>
+        <w:rPr>
+          <w:rFonts w:ascii="Arial" w:hAnsi="Arial" w:cs="Arial"/>
+        </w:rPr>
+      </w:pPr>
+      <w:r>
+        <w:rPr>
+          <w:rFonts w:ascii="Arial" w:hAnsi="Arial" w:cs="Arial"/>
+        </w:rPr>
         <w:t>A backend több részre bontható:</w:t>
       </w:r>
     </w:p>
@@ -1442,8 +3455,16 @@
         <w:tabs>
           <w:tab w:val="left" w:pos="989"/>
         </w:tabs>
-      </w:pPr>
-      <w:r>
+        <w:spacing w:line="360" w:lineRule="auto"/>
+        <w:jc w:val="both"/>
+        <w:rPr>
+          <w:rFonts w:ascii="Arial" w:hAnsi="Arial" w:cs="Arial"/>
+        </w:rPr>
+      </w:pPr>
+      <w:r>
+        <w:rPr>
+          <w:rFonts w:ascii="Arial" w:hAnsi="Arial" w:cs="Arial"/>
+        </w:rPr>
         <w:t>adatbázis-kezelés</w:t>
       </w:r>
     </w:p>
@@ -1457,8 +3478,16 @@
         <w:tabs>
           <w:tab w:val="left" w:pos="989"/>
         </w:tabs>
-      </w:pPr>
-      <w:r>
+        <w:spacing w:line="360" w:lineRule="auto"/>
+        <w:jc w:val="both"/>
+        <w:rPr>
+          <w:rFonts w:ascii="Arial" w:hAnsi="Arial" w:cs="Arial"/>
+        </w:rPr>
+      </w:pPr>
+      <w:r>
+        <w:rPr>
+          <w:rFonts w:ascii="Arial" w:hAnsi="Arial" w:cs="Arial"/>
+        </w:rPr>
         <w:t>API végpontok</w:t>
       </w:r>
     </w:p>
@@ -1472,8 +3501,17 @@
         <w:tabs>
           <w:tab w:val="left" w:pos="989"/>
         </w:tabs>
-      </w:pPr>
-      <w:r>
+        <w:spacing w:line="360" w:lineRule="auto"/>
+        <w:jc w:val="both"/>
+        <w:rPr>
+          <w:rFonts w:ascii="Arial" w:hAnsi="Arial" w:cs="Arial"/>
+        </w:rPr>
+      </w:pPr>
+      <w:r>
+        <w:rPr>
+          <w:rFonts w:ascii="Arial" w:hAnsi="Arial" w:cs="Arial"/>
+        </w:rPr>
+        <w:lastRenderedPageBreak/>
         <w:t>utazás tervezés</w:t>
       </w:r>
     </w:p>
@@ -1487,8 +3525,16 @@
         <w:tabs>
           <w:tab w:val="left" w:pos="989"/>
         </w:tabs>
-      </w:pPr>
-      <w:r>
+        <w:spacing w:line="360" w:lineRule="auto"/>
+        <w:jc w:val="both"/>
+        <w:rPr>
+          <w:rFonts w:ascii="Arial" w:hAnsi="Arial" w:cs="Arial"/>
+        </w:rPr>
+      </w:pPr>
+      <w:r>
+        <w:rPr>
+          <w:rFonts w:ascii="Arial" w:hAnsi="Arial" w:cs="Arial"/>
+        </w:rPr>
         <w:t>AI szolgáltatás</w:t>
       </w:r>
     </w:p>
@@ -1502,8 +3548,16 @@
         <w:tabs>
           <w:tab w:val="left" w:pos="989"/>
         </w:tabs>
-      </w:pPr>
-      <w:r>
+        <w:spacing w:line="360" w:lineRule="auto"/>
+        <w:jc w:val="both"/>
+        <w:rPr>
+          <w:rFonts w:ascii="Arial" w:hAnsi="Arial" w:cs="Arial"/>
+        </w:rPr>
+      </w:pPr>
+      <w:r>
+        <w:rPr>
+          <w:rFonts w:ascii="Arial" w:hAnsi="Arial" w:cs="Arial"/>
+        </w:rPr>
         <w:t>egyéb segédkódok</w:t>
       </w:r>
     </w:p>
@@ -1512,17 +3566,58 @@
         <w:tabs>
           <w:tab w:val="left" w:pos="989"/>
         </w:tabs>
-      </w:pPr>
-      <w:r>
+        <w:spacing w:line="360" w:lineRule="auto"/>
+        <w:jc w:val="both"/>
+        <w:rPr>
+          <w:rFonts w:ascii="Arial" w:hAnsi="Arial" w:cs="Arial"/>
+        </w:rPr>
+      </w:pPr>
+      <w:r>
+        <w:rPr>
+          <w:rFonts w:ascii="Arial" w:hAnsi="Arial" w:cs="Arial"/>
+        </w:rPr>
         <w:t xml:space="preserve">A kérések feldolgozása során a kliens először egy API végpontot hív meg, ami a megfelelő szolgáltatásnak továbbítja a kérést. </w:t>
       </w:r>
       <w:r>
-        <w:t xml:space="preserve">Ha szükséges, a szolgáltatás kezeli az adatbázist (SQLAlchemy-n keresztül), valamint külső szolgáltatásokat is meghív (pl. DeepSeek, </w:t>
-      </w:r>
-      <w:r>
+        <w:rPr>
+          <w:rFonts w:ascii="Arial" w:hAnsi="Arial" w:cs="Arial"/>
+        </w:rPr>
+        <w:t>Ha szükséges, a szolgáltatás kezeli az adatbázist (</w:t>
+      </w:r>
+      <w:r>
+        <w:rPr>
+          <w:rFonts w:ascii="Arial" w:hAnsi="Arial" w:cs="Arial"/>
+          <w:i/>
+          <w:iCs/>
+        </w:rPr>
+        <w:t>SQLAlchemy</w:t>
+      </w:r>
+      <w:r>
+        <w:rPr>
+          <w:rFonts w:ascii="Arial" w:hAnsi="Arial" w:cs="Arial"/>
+        </w:rPr>
+        <w:t xml:space="preserve">-n keresztül), valamint külső szolgáltatásokat is meghív (pl. </w:t>
+      </w:r>
+      <w:r>
+        <w:rPr>
+          <w:rFonts w:ascii="Arial" w:hAnsi="Arial" w:cs="Arial"/>
+          <w:i/>
+          <w:iCs/>
+        </w:rPr>
+        <w:t xml:space="preserve">DeepSeek, </w:t>
+      </w:r>
+      <w:r>
+        <w:rPr>
+          <w:rFonts w:ascii="Arial" w:hAnsi="Arial" w:cs="Arial"/>
+          <w:i/>
+          <w:iCs/>
+        </w:rPr>
         <w:t>OpenStreetMap</w:t>
       </w:r>
       <w:r>
+        <w:rPr>
+          <w:rFonts w:ascii="Arial" w:hAnsi="Arial" w:cs="Arial"/>
+        </w:rPr>
         <w:t>).</w:t>
       </w:r>
     </w:p>
@@ -1531,8 +3626,16 @@
         <w:tabs>
           <w:tab w:val="left" w:pos="989"/>
         </w:tabs>
-      </w:pPr>
-      <w:r>
+        <w:spacing w:line="360" w:lineRule="auto"/>
+        <w:jc w:val="both"/>
+        <w:rPr>
+          <w:rFonts w:ascii="Arial" w:hAnsi="Arial" w:cs="Arial"/>
+        </w:rPr>
+      </w:pPr>
+      <w:r>
+        <w:rPr>
+          <w:rFonts w:ascii="Arial" w:hAnsi="Arial" w:cs="Arial"/>
+        </w:rPr>
         <w:t>Kérések folyamata:</w:t>
       </w:r>
     </w:p>
@@ -1541,9 +3644,15 @@
         <w:tabs>
           <w:tab w:val="left" w:pos="989"/>
         </w:tabs>
-      </w:pPr>
-      <w:r>
-        <w:rPr>
+        <w:spacing w:line="360" w:lineRule="auto"/>
+        <w:jc w:val="both"/>
+        <w:rPr>
+          <w:rFonts w:ascii="Arial" w:hAnsi="Arial" w:cs="Arial"/>
+        </w:rPr>
+      </w:pPr>
+      <w:r>
+        <w:rPr>
+          <w:rFonts w:ascii="Arial" w:hAnsi="Arial" w:cs="Arial"/>
           <w:noProof/>
         </w:rPr>
         <w:drawing>
@@ -1562,7 +3671,7 @@
                     <pic:cNvPicPr/>
                   </pic:nvPicPr>
                   <pic:blipFill>
-                    <a:blip r:embed="rId5">
+                    <a:blip r:embed="rId6">
                       <a:extLst>
                         <a:ext uri="{28A0092B-C50C-407E-A947-70E740481C1C}">
                           <a14:useLocalDpi xmlns:a14="http://schemas.microsoft.com/office/drawing/2010/main" val="0"/>
@@ -1591,13 +3700,17 @@
     </w:p>
     <w:p>
       <w:pPr>
-        <w:rPr>
+        <w:spacing w:line="360" w:lineRule="auto"/>
+        <w:jc w:val="both"/>
+        <w:rPr>
+          <w:rFonts w:ascii="Arial" w:hAnsi="Arial" w:cs="Arial"/>
           <w:sz w:val="28"/>
           <w:szCs w:val="28"/>
         </w:rPr>
       </w:pPr>
       <w:r>
         <w:rPr>
+          <w:rFonts w:ascii="Arial" w:hAnsi="Arial" w:cs="Arial"/>
           <w:sz w:val="28"/>
           <w:szCs w:val="28"/>
         </w:rPr>
@@ -1605,6 +3718,7 @@
       </w:r>
       <w:r>
         <w:rPr>
+          <w:rFonts w:ascii="Arial" w:hAnsi="Arial" w:cs="Arial"/>
           <w:sz w:val="28"/>
           <w:szCs w:val="28"/>
         </w:rPr>
@@ -1612,30 +3726,115 @@
       </w:r>
     </w:p>
     <w:p>
-      <w:r>
+      <w:pPr>
+        <w:spacing w:line="360" w:lineRule="auto"/>
+        <w:jc w:val="both"/>
+        <w:rPr>
+          <w:rFonts w:ascii="Arial" w:hAnsi="Arial" w:cs="Arial"/>
+        </w:rPr>
+      </w:pPr>
+      <w:r>
+        <w:rPr>
+          <w:rFonts w:ascii="Arial" w:hAnsi="Arial" w:cs="Arial"/>
+        </w:rPr>
         <w:t>A fronte</w:t>
       </w:r>
       <w:r>
+        <w:rPr>
+          <w:rFonts w:ascii="Arial" w:hAnsi="Arial" w:cs="Arial"/>
+        </w:rPr>
         <w:t>n</w:t>
       </w:r>
       <w:r>
+        <w:rPr>
+          <w:rFonts w:ascii="Arial" w:hAnsi="Arial" w:cs="Arial"/>
+        </w:rPr>
         <w:t>d feladata a felhasználó és a rendszer közti kommunikáció biztosítása.</w:t>
       </w:r>
     </w:p>
     <w:p>
-      <w:r>
-        <w:t>Az alkalmazás HTML, CSS és JavaScript felhasználásával készült. A felhasználói műveletek JavaScript segítségével kerülnek feldolgozásra, am</w:t>
-      </w:r>
-      <w:r>
-        <w:t>i</w:t>
-      </w:r>
-      <w:r>
-        <w:t xml:space="preserve"> HTTP kéréseket küld a backend felé.</w:t>
-      </w:r>
-    </w:p>
-    <w:p>
-      <w:r>
-        <w:lastRenderedPageBreak/>
+      <w:pPr>
+        <w:spacing w:line="360" w:lineRule="auto"/>
+        <w:jc w:val="both"/>
+        <w:rPr>
+          <w:rFonts w:ascii="Arial" w:hAnsi="Arial" w:cs="Arial"/>
+        </w:rPr>
+      </w:pPr>
+      <w:r>
+        <w:rPr>
+          <w:rFonts w:ascii="Arial" w:hAnsi="Arial" w:cs="Arial"/>
+        </w:rPr>
+        <w:t xml:space="preserve">Az alkalmazás </w:t>
+      </w:r>
+      <w:r>
+        <w:rPr>
+          <w:rFonts w:ascii="Arial" w:hAnsi="Arial" w:cs="Arial"/>
+          <w:i/>
+          <w:iCs/>
+        </w:rPr>
+        <w:t>HTML, CSS</w:t>
+      </w:r>
+      <w:r>
+        <w:rPr>
+          <w:rFonts w:ascii="Arial" w:hAnsi="Arial" w:cs="Arial"/>
+        </w:rPr>
+        <w:t xml:space="preserve"> és </w:t>
+      </w:r>
+      <w:r>
+        <w:rPr>
+          <w:rFonts w:ascii="Arial" w:hAnsi="Arial" w:cs="Arial"/>
+          <w:i/>
+          <w:iCs/>
+        </w:rPr>
+        <w:t>JavaScript</w:t>
+      </w:r>
+      <w:r>
+        <w:rPr>
+          <w:rFonts w:ascii="Arial" w:hAnsi="Arial" w:cs="Arial"/>
+        </w:rPr>
+        <w:t xml:space="preserve"> felhasználásával készült. A felhasználói műveletek </w:t>
+      </w:r>
+      <w:r>
+        <w:rPr>
+          <w:rFonts w:ascii="Arial" w:hAnsi="Arial" w:cs="Arial"/>
+          <w:i/>
+          <w:iCs/>
+        </w:rPr>
+        <w:t>JavaScript</w:t>
+      </w:r>
+      <w:r>
+        <w:rPr>
+          <w:rFonts w:ascii="Arial" w:hAnsi="Arial" w:cs="Arial"/>
+        </w:rPr>
+        <w:t xml:space="preserve"> segítségével kerülnek feldolgozásra, ami </w:t>
+      </w:r>
+      <w:r>
+        <w:rPr>
+          <w:rFonts w:ascii="Arial" w:hAnsi="Arial" w:cs="Arial"/>
+          <w:i/>
+          <w:iCs/>
+        </w:rPr>
+        <w:t>HTTP</w:t>
+      </w:r>
+      <w:r>
+        <w:rPr>
+          <w:rFonts w:ascii="Arial" w:hAnsi="Arial" w:cs="Arial"/>
+        </w:rPr>
+        <w:t xml:space="preserve"> kéréseket küld a backend felé.</w:t>
+      </w:r>
+    </w:p>
+    <w:p>
+      <w:pPr>
+        <w:spacing w:line="360" w:lineRule="auto"/>
+        <w:jc w:val="both"/>
+        <w:rPr>
+          <w:rFonts w:ascii="Arial" w:hAnsi="Arial" w:cs="Arial"/>
+        </w:rPr>
+      </w:pPr>
+      <w:r>
+        <w:rPr>
+          <w:rFonts w:ascii="Arial" w:hAnsi="Arial" w:cs="Arial"/>
+        </w:rPr>
         <w:t>Fő részei:</w:t>
       </w:r>
     </w:p>
@@ -1646,8 +3845,16 @@
           <w:ilvl w:val="0"/>
           <w:numId w:val="7"/>
         </w:numPr>
-      </w:pPr>
-      <w:r>
+        <w:spacing w:line="360" w:lineRule="auto"/>
+        <w:jc w:val="both"/>
+        <w:rPr>
+          <w:rFonts w:ascii="Arial" w:hAnsi="Arial" w:cs="Arial"/>
+        </w:rPr>
+      </w:pPr>
+      <w:r>
+        <w:rPr>
+          <w:rFonts w:ascii="Arial" w:hAnsi="Arial" w:cs="Arial"/>
+        </w:rPr>
         <w:t>bejelentkezési/regisztációs felület</w:t>
       </w:r>
     </w:p>
@@ -1658,8 +3865,16 @@
           <w:ilvl w:val="0"/>
           <w:numId w:val="7"/>
         </w:numPr>
-      </w:pPr>
-      <w:r>
+        <w:spacing w:line="360" w:lineRule="auto"/>
+        <w:jc w:val="both"/>
+        <w:rPr>
+          <w:rFonts w:ascii="Arial" w:hAnsi="Arial" w:cs="Arial"/>
+        </w:rPr>
+      </w:pPr>
+      <w:r>
+        <w:rPr>
+          <w:rFonts w:ascii="Arial" w:hAnsi="Arial" w:cs="Arial"/>
+        </w:rPr>
         <w:t>főoldal</w:t>
       </w:r>
     </w:p>
@@ -1670,11 +3885,22 @@
           <w:ilvl w:val="0"/>
           <w:numId w:val="7"/>
         </w:numPr>
-      </w:pPr>
-      <w:r>
+        <w:spacing w:line="360" w:lineRule="auto"/>
+        <w:jc w:val="both"/>
+        <w:rPr>
+          <w:rFonts w:ascii="Arial" w:hAnsi="Arial" w:cs="Arial"/>
+        </w:rPr>
+      </w:pPr>
+      <w:r>
+        <w:rPr>
+          <w:rFonts w:ascii="Arial" w:hAnsi="Arial" w:cs="Arial"/>
+        </w:rPr>
         <w:t>korábbi utazások</w:t>
       </w:r>
       <w:r>
+        <w:rPr>
+          <w:rFonts w:ascii="Arial" w:hAnsi="Arial" w:cs="Arial"/>
+        </w:rPr>
         <w:t xml:space="preserve"> listája (lista és térképes nézet)</w:t>
       </w:r>
     </w:p>
@@ -1685,8 +3911,16 @@
           <w:ilvl w:val="0"/>
           <w:numId w:val="7"/>
         </w:numPr>
-      </w:pPr>
-      <w:r>
+        <w:spacing w:line="360" w:lineRule="auto"/>
+        <w:jc w:val="both"/>
+        <w:rPr>
+          <w:rFonts w:ascii="Arial" w:hAnsi="Arial" w:cs="Arial"/>
+        </w:rPr>
+      </w:pPr>
+      <w:r>
+        <w:rPr>
+          <w:rFonts w:ascii="Arial" w:hAnsi="Arial" w:cs="Arial"/>
+        </w:rPr>
         <w:t>új hely hozzáadása</w:t>
       </w:r>
     </w:p>
@@ -1697,8 +3931,16 @@
           <w:ilvl w:val="0"/>
           <w:numId w:val="7"/>
         </w:numPr>
-      </w:pPr>
-      <w:r>
+        <w:spacing w:line="360" w:lineRule="auto"/>
+        <w:jc w:val="both"/>
+        <w:rPr>
+          <w:rFonts w:ascii="Arial" w:hAnsi="Arial" w:cs="Arial"/>
+        </w:rPr>
+      </w:pPr>
+      <w:r>
+        <w:rPr>
+          <w:rFonts w:ascii="Arial" w:hAnsi="Arial" w:cs="Arial"/>
+        </w:rPr>
         <w:t>új utazás tervezése</w:t>
       </w:r>
     </w:p>
@@ -1709,8 +3951,17 @@
           <w:ilvl w:val="0"/>
           <w:numId w:val="7"/>
         </w:numPr>
-      </w:pPr>
-      <w:r>
+        <w:spacing w:line="360" w:lineRule="auto"/>
+        <w:jc w:val="both"/>
+        <w:rPr>
+          <w:rFonts w:ascii="Arial" w:hAnsi="Arial" w:cs="Arial"/>
+        </w:rPr>
+      </w:pPr>
+      <w:r>
+        <w:rPr>
+          <w:rFonts w:ascii="Arial" w:hAnsi="Arial" w:cs="Arial"/>
+        </w:rPr>
+        <w:lastRenderedPageBreak/>
         <w:t>megtervezett utazások</w:t>
       </w:r>
     </w:p>
@@ -1721,8 +3972,16 @@
           <w:ilvl w:val="0"/>
           <w:numId w:val="7"/>
         </w:numPr>
-      </w:pPr>
-      <w:r>
+        <w:spacing w:line="360" w:lineRule="auto"/>
+        <w:jc w:val="both"/>
+        <w:rPr>
+          <w:rFonts w:ascii="Arial" w:hAnsi="Arial" w:cs="Arial"/>
+        </w:rPr>
+      </w:pPr>
+      <w:r>
+        <w:rPr>
+          <w:rFonts w:ascii="Arial" w:hAnsi="Arial" w:cs="Arial"/>
+        </w:rPr>
         <w:t>beállítások</w:t>
       </w:r>
     </w:p>
@@ -1733,24 +3992,88 @@
           <w:ilvl w:val="0"/>
           <w:numId w:val="7"/>
         </w:numPr>
-      </w:pPr>
-      <w:r>
+        <w:spacing w:line="360" w:lineRule="auto"/>
+        <w:jc w:val="both"/>
+        <w:rPr>
+          <w:rFonts w:ascii="Arial" w:hAnsi="Arial" w:cs="Arial"/>
+        </w:rPr>
+      </w:pPr>
+      <w:r>
+        <w:rPr>
+          <w:rFonts w:ascii="Arial" w:hAnsi="Arial" w:cs="Arial"/>
+        </w:rPr>
         <w:t xml:space="preserve">profil </w:t>
       </w:r>
     </w:p>
     <w:p>
-      <w:r>
-        <w:t>A térképes megjelenítéshez a Leaflet könyvtárat használtam, amely az OpenStreetMap térképeit jeleníti meg.</w:t>
-      </w:r>
-    </w:p>
-    <w:p>
-      <w:r>
+      <w:pPr>
+        <w:spacing w:line="360" w:lineRule="auto"/>
+        <w:jc w:val="both"/>
+        <w:rPr>
+          <w:rFonts w:ascii="Arial" w:hAnsi="Arial" w:cs="Arial"/>
+        </w:rPr>
+      </w:pPr>
+      <w:r>
+        <w:rPr>
+          <w:rFonts w:ascii="Arial" w:hAnsi="Arial" w:cs="Arial"/>
+        </w:rPr>
+        <w:t xml:space="preserve">A térképes megjelenítéshez a </w:t>
+      </w:r>
+      <w:r>
+        <w:rPr>
+          <w:rFonts w:ascii="Arial" w:hAnsi="Arial" w:cs="Arial"/>
+          <w:i/>
+          <w:iCs/>
+        </w:rPr>
+        <w:t>Leaflet</w:t>
+      </w:r>
+      <w:r>
+        <w:rPr>
+          <w:rFonts w:ascii="Arial" w:hAnsi="Arial" w:cs="Arial"/>
+        </w:rPr>
+        <w:t xml:space="preserve"> könyvtárat használtam, amely az </w:t>
+      </w:r>
+      <w:r>
+        <w:rPr>
+          <w:rFonts w:ascii="Arial" w:hAnsi="Arial" w:cs="Arial"/>
+          <w:i/>
+          <w:iCs/>
+        </w:rPr>
+        <w:t>OpenStreetMap</w:t>
+      </w:r>
+      <w:r>
+        <w:rPr>
+          <w:rFonts w:ascii="Arial" w:hAnsi="Arial" w:cs="Arial"/>
+        </w:rPr>
+        <w:t xml:space="preserve"> térképeit jeleníti meg.</w:t>
+      </w:r>
+    </w:p>
+    <w:p>
+      <w:pPr>
+        <w:spacing w:line="360" w:lineRule="auto"/>
+        <w:jc w:val="both"/>
+        <w:rPr>
+          <w:rFonts w:ascii="Arial" w:hAnsi="Arial" w:cs="Arial"/>
+        </w:rPr>
+      </w:pPr>
+      <w:r>
+        <w:rPr>
+          <w:rFonts w:ascii="Arial" w:hAnsi="Arial" w:cs="Arial"/>
+        </w:rPr>
         <w:t>Egy felhasználói művelet feldolgozásának folyamata:</w:t>
       </w:r>
     </w:p>
     <w:p>
-      <w:r>
-        <w:rPr>
+      <w:pPr>
+        <w:spacing w:line="360" w:lineRule="auto"/>
+        <w:jc w:val="both"/>
+        <w:rPr>
+          <w:rFonts w:ascii="Arial" w:hAnsi="Arial" w:cs="Arial"/>
+        </w:rPr>
+      </w:pPr>
+      <w:r>
+        <w:rPr>
+          <w:rFonts w:ascii="Arial" w:hAnsi="Arial" w:cs="Arial"/>
           <w:noProof/>
         </w:rPr>
         <w:drawing>
@@ -1769,7 +4092,7 @@
                     <pic:cNvPicPr/>
                   </pic:nvPicPr>
                   <pic:blipFill>
-                    <a:blip r:embed="rId6">
+                    <a:blip r:embed="rId7">
                       <a:extLst>
                         <a:ext uri="{28A0092B-C50C-407E-A947-70E740481C1C}">
                           <a14:useLocalDpi xmlns:a14="http://schemas.microsoft.com/office/drawing/2010/main" val="0"/>
@@ -1798,13 +4121,17 @@
     </w:p>
     <w:p>
       <w:pPr>
-        <w:rPr>
+        <w:spacing w:line="360" w:lineRule="auto"/>
+        <w:jc w:val="both"/>
+        <w:rPr>
+          <w:rFonts w:ascii="Arial" w:hAnsi="Arial" w:cs="Arial"/>
           <w:sz w:val="28"/>
           <w:szCs w:val="28"/>
         </w:rPr>
       </w:pPr>
       <w:r>
         <w:rPr>
+          <w:rFonts w:ascii="Arial" w:hAnsi="Arial" w:cs="Arial"/>
           <w:sz w:val="28"/>
           <w:szCs w:val="28"/>
         </w:rPr>
@@ -1812,6 +4139,7 @@
       </w:r>
       <w:r>
         <w:rPr>
+          <w:rFonts w:ascii="Arial" w:hAnsi="Arial" w:cs="Arial"/>
           <w:sz w:val="28"/>
           <w:szCs w:val="28"/>
         </w:rPr>
@@ -1819,23 +4147,47 @@
       </w:r>
     </w:p>
     <w:p>
-      <w:r>
+      <w:pPr>
+        <w:spacing w:line="360" w:lineRule="auto"/>
+        <w:jc w:val="both"/>
+        <w:rPr>
+          <w:rFonts w:ascii="Arial" w:hAnsi="Arial" w:cs="Arial"/>
+        </w:rPr>
+      </w:pPr>
+      <w:r>
+        <w:rPr>
+          <w:rFonts w:ascii="Arial" w:hAnsi="Arial" w:cs="Arial"/>
+        </w:rPr>
         <w:t>4.3.1. Felhasználókezelés</w:t>
       </w:r>
     </w:p>
     <w:p>
-      <w:r>
-        <w:t xml:space="preserve">A rendszer lehetőséget biztosít felhasználói fiók létrehozására és hitelesítésére. A felhasználók hagyományos regisztrációval vagy Google </w:t>
-      </w:r>
-      <w:r>
-        <w:t>fiókjuk</w:t>
-      </w:r>
-      <w:r>
-        <w:t xml:space="preserve"> segítségével is bejelentkezhetnek. A hitelesítés után minden felhasználó kizárólag a saját adataihoz és utazásaihoz fér hozzá.</w:t>
-      </w:r>
-    </w:p>
-    <w:p>
-      <w:r>
+      <w:pPr>
+        <w:spacing w:line="360" w:lineRule="auto"/>
+        <w:jc w:val="both"/>
+        <w:rPr>
+          <w:rFonts w:ascii="Arial" w:hAnsi="Arial" w:cs="Arial"/>
+        </w:rPr>
+      </w:pPr>
+      <w:r>
+        <w:rPr>
+          <w:rFonts w:ascii="Arial" w:hAnsi="Arial" w:cs="Arial"/>
+        </w:rPr>
+        <w:t>A rendszer lehetőséget biztosít felhasználói fiók létrehozására és hitelesítésére. A felhasználók hagyományos regisztrációval vagy Google fiókjuk segítségével is bejelentkezhetnek. A hitelesítés után minden felhasználó kizárólag a saját adataihoz és utazásaihoz fér hozzá.</w:t>
+      </w:r>
+    </w:p>
+    <w:p>
+      <w:pPr>
+        <w:spacing w:line="360" w:lineRule="auto"/>
+        <w:jc w:val="both"/>
+        <w:rPr>
+          <w:rFonts w:ascii="Arial" w:hAnsi="Arial" w:cs="Arial"/>
+        </w:rPr>
+      </w:pPr>
+      <w:r>
+        <w:rPr>
+          <w:rFonts w:ascii="Arial" w:hAnsi="Arial" w:cs="Arial"/>
+        </w:rPr>
         <w:t>A modul fő feladatai:</w:t>
       </w:r>
     </w:p>
@@ -1846,8 +4198,16 @@
           <w:ilvl w:val="0"/>
           <w:numId w:val="10"/>
         </w:numPr>
-      </w:pPr>
-      <w:r>
+        <w:spacing w:line="360" w:lineRule="auto"/>
+        <w:jc w:val="both"/>
+        <w:rPr>
+          <w:rFonts w:ascii="Arial" w:hAnsi="Arial" w:cs="Arial"/>
+        </w:rPr>
+      </w:pPr>
+      <w:r>
+        <w:rPr>
+          <w:rFonts w:ascii="Arial" w:hAnsi="Arial" w:cs="Arial"/>
+        </w:rPr>
         <w:t>regisztráció</w:t>
       </w:r>
     </w:p>
@@ -1858,8 +4218,16 @@
           <w:ilvl w:val="0"/>
           <w:numId w:val="10"/>
         </w:numPr>
-      </w:pPr>
-      <w:r>
+        <w:spacing w:line="360" w:lineRule="auto"/>
+        <w:jc w:val="both"/>
+        <w:rPr>
+          <w:rFonts w:ascii="Arial" w:hAnsi="Arial" w:cs="Arial"/>
+        </w:rPr>
+      </w:pPr>
+      <w:r>
+        <w:rPr>
+          <w:rFonts w:ascii="Arial" w:hAnsi="Arial" w:cs="Arial"/>
+        </w:rPr>
         <w:t xml:space="preserve">bejelentkezés </w:t>
       </w:r>
     </w:p>
@@ -1870,8 +4238,16 @@
           <w:ilvl w:val="0"/>
           <w:numId w:val="10"/>
         </w:numPr>
-      </w:pPr>
-      <w:r>
+        <w:spacing w:line="360" w:lineRule="auto"/>
+        <w:jc w:val="both"/>
+        <w:rPr>
+          <w:rFonts w:ascii="Arial" w:hAnsi="Arial" w:cs="Arial"/>
+        </w:rPr>
+      </w:pPr>
+      <w:r>
+        <w:rPr>
+          <w:rFonts w:ascii="Arial" w:hAnsi="Arial" w:cs="Arial"/>
+        </w:rPr>
         <w:t xml:space="preserve">Google OAuth alapú hitelesítés </w:t>
       </w:r>
     </w:p>
@@ -1882,29 +4258,61 @@
           <w:ilvl w:val="0"/>
           <w:numId w:val="10"/>
         </w:numPr>
-      </w:pPr>
-      <w:r>
+        <w:spacing w:line="360" w:lineRule="auto"/>
+        <w:jc w:val="both"/>
+        <w:rPr>
+          <w:rFonts w:ascii="Arial" w:hAnsi="Arial" w:cs="Arial"/>
+        </w:rPr>
+      </w:pPr>
+      <w:r>
+        <w:rPr>
+          <w:rFonts w:ascii="Arial" w:hAnsi="Arial" w:cs="Arial"/>
+        </w:rPr>
         <w:t>profiladatok kezelése</w:t>
       </w:r>
     </w:p>
     <w:p>
-      <w:r>
+      <w:pPr>
+        <w:spacing w:line="360" w:lineRule="auto"/>
+        <w:jc w:val="both"/>
+        <w:rPr>
+          <w:rFonts w:ascii="Arial" w:hAnsi="Arial" w:cs="Arial"/>
+        </w:rPr>
+      </w:pPr>
+      <w:r>
+        <w:rPr>
+          <w:rFonts w:ascii="Arial" w:hAnsi="Arial" w:cs="Arial"/>
+        </w:rPr>
         <w:t>4.3.2. Utazások kezelése</w:t>
       </w:r>
     </w:p>
     <w:p>
-      <w:r>
-        <w:t xml:space="preserve">A rendszer lehetőséget biztosít új utazások létrehozására és a korábban létrehozott </w:t>
-      </w:r>
-      <w:r>
-        <w:t>utak</w:t>
-      </w:r>
-      <w:r>
-        <w:t xml:space="preserve"> kezelésére.</w:t>
-      </w:r>
-    </w:p>
-    <w:p>
-      <w:r>
+      <w:pPr>
+        <w:spacing w:line="360" w:lineRule="auto"/>
+        <w:jc w:val="both"/>
+        <w:rPr>
+          <w:rFonts w:ascii="Arial" w:hAnsi="Arial" w:cs="Arial"/>
+        </w:rPr>
+      </w:pPr>
+      <w:r>
+        <w:rPr>
+          <w:rFonts w:ascii="Arial" w:hAnsi="Arial" w:cs="Arial"/>
+        </w:rPr>
+        <w:t>A rendszer lehetőséget biztosít új utazások létrehozására és a korábban létrehozott utak kezelésére.</w:t>
+      </w:r>
+    </w:p>
+    <w:p>
+      <w:pPr>
+        <w:spacing w:line="360" w:lineRule="auto"/>
+        <w:jc w:val="both"/>
+        <w:rPr>
+          <w:rFonts w:ascii="Arial" w:hAnsi="Arial" w:cs="Arial"/>
+        </w:rPr>
+      </w:pPr>
+      <w:r>
+        <w:rPr>
+          <w:rFonts w:ascii="Arial" w:hAnsi="Arial" w:cs="Arial"/>
+        </w:rPr>
         <w:t>Az új utazás létrehozásakor a felhasználó megadhatja:</w:t>
       </w:r>
     </w:p>
@@ -1915,8 +4323,16 @@
           <w:ilvl w:val="0"/>
           <w:numId w:val="12"/>
         </w:numPr>
-      </w:pPr>
-      <w:r>
+        <w:spacing w:line="360" w:lineRule="auto"/>
+        <w:jc w:val="both"/>
+        <w:rPr>
+          <w:rFonts w:ascii="Arial" w:hAnsi="Arial" w:cs="Arial"/>
+        </w:rPr>
+      </w:pPr>
+      <w:r>
+        <w:rPr>
+          <w:rFonts w:ascii="Arial" w:hAnsi="Arial" w:cs="Arial"/>
+        </w:rPr>
         <w:t xml:space="preserve">az indulási helyet </w:t>
       </w:r>
     </w:p>
@@ -1927,8 +4343,16 @@
           <w:ilvl w:val="0"/>
           <w:numId w:val="12"/>
         </w:numPr>
-      </w:pPr>
-      <w:r>
+        <w:spacing w:line="360" w:lineRule="auto"/>
+        <w:jc w:val="both"/>
+        <w:rPr>
+          <w:rFonts w:ascii="Arial" w:hAnsi="Arial" w:cs="Arial"/>
+        </w:rPr>
+      </w:pPr>
+      <w:r>
+        <w:rPr>
+          <w:rFonts w:ascii="Arial" w:hAnsi="Arial" w:cs="Arial"/>
+        </w:rPr>
         <w:t xml:space="preserve">az utazás időtartamát </w:t>
       </w:r>
     </w:p>
@@ -1939,8 +4363,16 @@
           <w:ilvl w:val="0"/>
           <w:numId w:val="12"/>
         </w:numPr>
-      </w:pPr>
-      <w:r>
+        <w:spacing w:line="360" w:lineRule="auto"/>
+        <w:jc w:val="both"/>
+        <w:rPr>
+          <w:rFonts w:ascii="Arial" w:hAnsi="Arial" w:cs="Arial"/>
+        </w:rPr>
+      </w:pPr>
+      <w:r>
+        <w:rPr>
+          <w:rFonts w:ascii="Arial" w:hAnsi="Arial" w:cs="Arial"/>
+        </w:rPr>
         <w:t>az utazók számát</w:t>
       </w:r>
     </w:p>
@@ -1951,40 +4383,92 @@
           <w:ilvl w:val="0"/>
           <w:numId w:val="12"/>
         </w:numPr>
-      </w:pPr>
-      <w:r>
+        <w:spacing w:line="360" w:lineRule="auto"/>
+        <w:jc w:val="both"/>
+        <w:rPr>
+          <w:rFonts w:ascii="Arial" w:hAnsi="Arial" w:cs="Arial"/>
+        </w:rPr>
+      </w:pPr>
+      <w:r>
+        <w:rPr>
+          <w:rFonts w:ascii="Arial" w:hAnsi="Arial" w:cs="Arial"/>
+        </w:rPr>
         <w:t xml:space="preserve">egyéni preferenciáit </w:t>
       </w:r>
     </w:p>
     <w:p>
-      <w:r>
+      <w:pPr>
+        <w:spacing w:line="360" w:lineRule="auto"/>
+        <w:jc w:val="both"/>
+        <w:rPr>
+          <w:rFonts w:ascii="Arial" w:hAnsi="Arial" w:cs="Arial"/>
+        </w:rPr>
+      </w:pPr>
+      <w:r>
+        <w:rPr>
+          <w:rFonts w:ascii="Arial" w:hAnsi="Arial" w:cs="Arial"/>
+        </w:rPr>
         <w:lastRenderedPageBreak/>
         <w:t>Az elkészült terv később módosítható, törölhető vagy lefoglaltnak jelölhető.</w:t>
       </w:r>
     </w:p>
     <w:p>
-      <w:r>
+      <w:pPr>
+        <w:spacing w:line="360" w:lineRule="auto"/>
+        <w:jc w:val="both"/>
+        <w:rPr>
+          <w:rFonts w:ascii="Arial" w:hAnsi="Arial" w:cs="Arial"/>
+        </w:rPr>
+      </w:pPr>
+      <w:r>
+        <w:rPr>
+          <w:rFonts w:ascii="Arial" w:hAnsi="Arial" w:cs="Arial"/>
+        </w:rPr>
         <w:t>4.3.3. AI alapú útiterv generálás</w:t>
       </w:r>
     </w:p>
     <w:p>
-      <w:r>
+      <w:pPr>
+        <w:spacing w:line="360" w:lineRule="auto"/>
+        <w:jc w:val="both"/>
+        <w:rPr>
+          <w:rFonts w:ascii="Arial" w:hAnsi="Arial" w:cs="Arial"/>
+        </w:rPr>
+      </w:pPr>
+      <w:r>
+        <w:rPr>
+          <w:rFonts w:ascii="Arial" w:hAnsi="Arial" w:cs="Arial"/>
+        </w:rPr>
         <w:t>Az alkalmazás egyik legfontosabb funkciója a mesterséges intelligencia segítségével történő útiterv-generálás.</w:t>
       </w:r>
     </w:p>
     <w:p>
-      <w:r>
-        <w:t xml:space="preserve">A felhasználó által megadott adatok alapján a backend összeállít egy promptot, </w:t>
-      </w:r>
-      <w:r>
-        <w:t>ami</w:t>
-      </w:r>
-      <w:r>
-        <w:t>t a kiválasztott nagy nyelvi modell (DeepSeek vagy Ollama) dolgoz fel. Az AI válasza strukturált útitervként kerül feldolgozásra, amelyet a rendszer ellenőriz, majd megjelenít a felhasználó számára.</w:t>
-      </w:r>
-    </w:p>
-    <w:p>
-      <w:r>
+      <w:pPr>
+        <w:spacing w:line="360" w:lineRule="auto"/>
+        <w:jc w:val="both"/>
+        <w:rPr>
+          <w:rFonts w:ascii="Arial" w:hAnsi="Arial" w:cs="Arial"/>
+        </w:rPr>
+      </w:pPr>
+      <w:r>
+        <w:rPr>
+          <w:rFonts w:ascii="Arial" w:hAnsi="Arial" w:cs="Arial"/>
+        </w:rPr>
+        <w:t>A felhasználó által megadott adatok alapján a backend összeállít egy promptot, amit a kiválasztott nagy nyelvi modell (DeepSeek vagy Ollama) dolgoz fel. Az AI válasza strukturált útitervként kerül feldolgozásra, amelyet a rendszer ellenőriz, majd megjelenít a felhasználó számára.</w:t>
+      </w:r>
+    </w:p>
+    <w:p>
+      <w:pPr>
+        <w:spacing w:line="360" w:lineRule="auto"/>
+        <w:jc w:val="both"/>
+        <w:rPr>
+          <w:rFonts w:ascii="Arial" w:hAnsi="Arial" w:cs="Arial"/>
+        </w:rPr>
+      </w:pPr>
+      <w:r>
+        <w:rPr>
+          <w:rFonts w:ascii="Arial" w:hAnsi="Arial" w:cs="Arial"/>
+        </w:rPr>
         <w:t>A generált terv figyelembe veszi:</w:t>
       </w:r>
     </w:p>
@@ -1995,8 +4479,16 @@
           <w:ilvl w:val="0"/>
           <w:numId w:val="14"/>
         </w:numPr>
-      </w:pPr>
-      <w:r>
+        <w:spacing w:line="360" w:lineRule="auto"/>
+        <w:jc w:val="both"/>
+        <w:rPr>
+          <w:rFonts w:ascii="Arial" w:hAnsi="Arial" w:cs="Arial"/>
+        </w:rPr>
+      </w:pPr>
+      <w:r>
+        <w:rPr>
+          <w:rFonts w:ascii="Arial" w:hAnsi="Arial" w:cs="Arial"/>
+        </w:rPr>
         <w:t xml:space="preserve">a helyszínek földrajzi elhelyezkedését </w:t>
       </w:r>
     </w:p>
@@ -2007,8 +4499,16 @@
           <w:ilvl w:val="0"/>
           <w:numId w:val="14"/>
         </w:numPr>
-      </w:pPr>
-      <w:r>
+        <w:spacing w:line="360" w:lineRule="auto"/>
+        <w:jc w:val="both"/>
+        <w:rPr>
+          <w:rFonts w:ascii="Arial" w:hAnsi="Arial" w:cs="Arial"/>
+        </w:rPr>
+      </w:pPr>
+      <w:r>
+        <w:rPr>
+          <w:rFonts w:ascii="Arial" w:hAnsi="Arial" w:cs="Arial"/>
+        </w:rPr>
         <w:t xml:space="preserve">az utazási időket </w:t>
       </w:r>
     </w:p>
@@ -2019,8 +4519,16 @@
           <w:ilvl w:val="0"/>
           <w:numId w:val="14"/>
         </w:numPr>
-      </w:pPr>
-      <w:r>
+        <w:spacing w:line="360" w:lineRule="auto"/>
+        <w:jc w:val="both"/>
+        <w:rPr>
+          <w:rFonts w:ascii="Arial" w:hAnsi="Arial" w:cs="Arial"/>
+        </w:rPr>
+      </w:pPr>
+      <w:r>
+        <w:rPr>
+          <w:rFonts w:ascii="Arial" w:hAnsi="Arial" w:cs="Arial"/>
+        </w:rPr>
         <w:t xml:space="preserve">a felhasználói preferenciákat </w:t>
       </w:r>
     </w:p>
@@ -2031,47 +4539,106 @@
           <w:ilvl w:val="0"/>
           <w:numId w:val="14"/>
         </w:numPr>
-      </w:pPr>
-      <w:r>
+        <w:spacing w:line="360" w:lineRule="auto"/>
+        <w:jc w:val="both"/>
+        <w:rPr>
+          <w:rFonts w:ascii="Arial" w:hAnsi="Arial" w:cs="Arial"/>
+        </w:rPr>
+      </w:pPr>
+      <w:r>
+        <w:rPr>
+          <w:rFonts w:ascii="Arial" w:hAnsi="Arial" w:cs="Arial"/>
+        </w:rPr>
         <w:t>az utazás időtartamát</w:t>
       </w:r>
     </w:p>
     <w:p>
-      <w:r>
+      <w:pPr>
+        <w:spacing w:line="360" w:lineRule="auto"/>
+        <w:jc w:val="both"/>
+        <w:rPr>
+          <w:rFonts w:ascii="Arial" w:hAnsi="Arial" w:cs="Arial"/>
+        </w:rPr>
+      </w:pPr>
+      <w:r>
+        <w:rPr>
+          <w:rFonts w:ascii="Arial" w:hAnsi="Arial" w:cs="Arial"/>
+        </w:rPr>
         <w:t>4.3.4. Térképes megjelenítés</w:t>
       </w:r>
     </w:p>
     <w:p>
-      <w:r>
-        <w:t>Az útiterv helyszínei</w:t>
-      </w:r>
-      <w:r>
-        <w:t>, valamint a korábban meglátogatott helyek</w:t>
-      </w:r>
-      <w:r>
-        <w:t xml:space="preserve"> interaktív térképen is megjelennek.</w:t>
-      </w:r>
-    </w:p>
-    <w:p>
-      <w:r>
+      <w:pPr>
+        <w:spacing w:line="360" w:lineRule="auto"/>
+        <w:jc w:val="both"/>
+        <w:rPr>
+          <w:rFonts w:ascii="Arial" w:hAnsi="Arial" w:cs="Arial"/>
+        </w:rPr>
+      </w:pPr>
+      <w:r>
+        <w:rPr>
+          <w:rFonts w:ascii="Arial" w:hAnsi="Arial" w:cs="Arial"/>
+        </w:rPr>
+        <w:t>Az útiterv helyszínei, valamint a korábban meglátogatott helyek interaktív térképen is megjelennek.</w:t>
+      </w:r>
+    </w:p>
+    <w:p>
+      <w:pPr>
+        <w:spacing w:line="360" w:lineRule="auto"/>
+        <w:jc w:val="both"/>
+        <w:rPr>
+          <w:rFonts w:ascii="Arial" w:hAnsi="Arial" w:cs="Arial"/>
+        </w:rPr>
+      </w:pPr>
+      <w:r>
+        <w:rPr>
+          <w:rFonts w:ascii="Arial" w:hAnsi="Arial" w:cs="Arial"/>
+        </w:rPr>
         <w:t>A rendszer az OpenStreetMap térképeit és a Nominatim geokódoló szolgáltatást használja a helyszínek koordinátáinak meghatározására, míg a Leaflet könyvtár biztosítja a térképes megjelenítést.</w:t>
       </w:r>
     </w:p>
     <w:p>
-      <w:r>
+      <w:pPr>
+        <w:spacing w:line="360" w:lineRule="auto"/>
+        <w:jc w:val="both"/>
+        <w:rPr>
+          <w:rFonts w:ascii="Arial" w:hAnsi="Arial" w:cs="Arial"/>
+        </w:rPr>
+      </w:pPr>
+      <w:r>
+        <w:rPr>
+          <w:rFonts w:ascii="Arial" w:hAnsi="Arial" w:cs="Arial"/>
+        </w:rPr>
         <w:t>4.3.5. Korábbi utazások nyilvántartása</w:t>
       </w:r>
     </w:p>
     <w:p>
-      <w:r>
-        <w:t>A rendszer nemcsak a tervezett, hanem a már megvalósult utazások</w:t>
-      </w:r>
-      <w:r>
-        <w:t>at is kezeli.</w:t>
-      </w:r>
-    </w:p>
-    <w:p>
-      <w:r>
+      <w:pPr>
+        <w:spacing w:line="360" w:lineRule="auto"/>
+        <w:jc w:val="both"/>
+        <w:rPr>
+          <w:rFonts w:ascii="Arial" w:hAnsi="Arial" w:cs="Arial"/>
+        </w:rPr>
+      </w:pPr>
+      <w:r>
+        <w:rPr>
+          <w:rFonts w:ascii="Arial" w:hAnsi="Arial" w:cs="Arial"/>
+        </w:rPr>
+        <w:t>A rendszer nemcsak a tervezett, hanem a már megvalósult utazásokat is kezeli.</w:t>
+      </w:r>
+    </w:p>
+    <w:p>
+      <w:pPr>
+        <w:spacing w:line="360" w:lineRule="auto"/>
+        <w:jc w:val="both"/>
+        <w:rPr>
+          <w:rFonts w:ascii="Arial" w:hAnsi="Arial" w:cs="Arial"/>
+        </w:rPr>
+      </w:pPr>
+      <w:r>
+        <w:rPr>
+          <w:rFonts w:ascii="Arial" w:hAnsi="Arial" w:cs="Arial"/>
+        </w:rPr>
         <w:t>A felhasználók minden meglátogatott helyhez rögzíthetnek:</w:t>
       </w:r>
     </w:p>
@@ -2082,8 +4649,16 @@
           <w:ilvl w:val="0"/>
           <w:numId w:val="16"/>
         </w:numPr>
-      </w:pPr>
-      <w:r>
+        <w:spacing w:line="360" w:lineRule="auto"/>
+        <w:jc w:val="both"/>
+        <w:rPr>
+          <w:rFonts w:ascii="Arial" w:hAnsi="Arial" w:cs="Arial"/>
+        </w:rPr>
+      </w:pPr>
+      <w:r>
+        <w:rPr>
+          <w:rFonts w:ascii="Arial" w:hAnsi="Arial" w:cs="Arial"/>
+        </w:rPr>
         <w:t xml:space="preserve">értékelést </w:t>
       </w:r>
     </w:p>
@@ -2094,8 +4669,16 @@
           <w:ilvl w:val="0"/>
           <w:numId w:val="16"/>
         </w:numPr>
-      </w:pPr>
-      <w:r>
+        <w:spacing w:line="360" w:lineRule="auto"/>
+        <w:jc w:val="both"/>
+        <w:rPr>
+          <w:rFonts w:ascii="Arial" w:hAnsi="Arial" w:cs="Arial"/>
+        </w:rPr>
+      </w:pPr>
+      <w:r>
+        <w:rPr>
+          <w:rFonts w:ascii="Arial" w:hAnsi="Arial" w:cs="Arial"/>
+        </w:rPr>
         <w:t xml:space="preserve">leírást </w:t>
       </w:r>
     </w:p>
@@ -2106,8 +4689,16 @@
           <w:ilvl w:val="0"/>
           <w:numId w:val="16"/>
         </w:numPr>
-      </w:pPr>
-      <w:r>
+        <w:spacing w:line="360" w:lineRule="auto"/>
+        <w:jc w:val="both"/>
+        <w:rPr>
+          <w:rFonts w:ascii="Arial" w:hAnsi="Arial" w:cs="Arial"/>
+        </w:rPr>
+      </w:pPr>
+      <w:r>
+        <w:rPr>
+          <w:rFonts w:ascii="Arial" w:hAnsi="Arial" w:cs="Arial"/>
+        </w:rPr>
         <w:t xml:space="preserve">fényképeket </w:t>
       </w:r>
     </w:p>
@@ -2118,64 +4709,126 @@
           <w:ilvl w:val="0"/>
           <w:numId w:val="16"/>
         </w:numPr>
-      </w:pPr>
-      <w:r>
-        <w:t xml:space="preserve">a </w:t>
-      </w:r>
-      <w:r>
-        <w:t>látogatás időpontjá</w:t>
-      </w:r>
-      <w:r>
-        <w:t>t</w:t>
-      </w:r>
-      <w:r>
-        <w:t xml:space="preserve"> </w:t>
-      </w:r>
-    </w:p>
-    <w:p>
-      <w:r>
+        <w:spacing w:line="360" w:lineRule="auto"/>
+        <w:jc w:val="both"/>
+        <w:rPr>
+          <w:rFonts w:ascii="Arial" w:hAnsi="Arial" w:cs="Arial"/>
+        </w:rPr>
+      </w:pPr>
+      <w:r>
+        <w:rPr>
+          <w:rFonts w:ascii="Arial" w:hAnsi="Arial" w:cs="Arial"/>
+        </w:rPr>
+        <w:t xml:space="preserve">a látogatás időpontját </w:t>
+      </w:r>
+    </w:p>
+    <w:p>
+      <w:pPr>
+        <w:spacing w:line="360" w:lineRule="auto"/>
+        <w:jc w:val="both"/>
+        <w:rPr>
+          <w:rFonts w:ascii="Arial" w:hAnsi="Arial" w:cs="Arial"/>
+        </w:rPr>
+      </w:pPr>
+      <w:r>
+        <w:rPr>
+          <w:rFonts w:ascii="Arial" w:hAnsi="Arial" w:cs="Arial"/>
+        </w:rPr>
+        <w:lastRenderedPageBreak/>
         <w:t>Így az alkalmazás egy személyes utazási naplóként is használható</w:t>
       </w:r>
       <w:r>
+        <w:rPr>
+          <w:rFonts w:ascii="Arial" w:hAnsi="Arial" w:cs="Arial"/>
+        </w:rPr>
         <w:t>, valamint a lefoglaltnak jelölt utak az időpont eljöttével automatikusan átkerülnek a korábbi utazások közé.</w:t>
       </w:r>
     </w:p>
     <w:p>
-      <w:r>
+      <w:pPr>
+        <w:spacing w:line="360" w:lineRule="auto"/>
+        <w:jc w:val="both"/>
+        <w:rPr>
+          <w:rFonts w:ascii="Arial" w:hAnsi="Arial" w:cs="Arial"/>
+        </w:rPr>
+      </w:pPr>
+      <w:r>
+        <w:rPr>
+          <w:rFonts w:ascii="Arial" w:hAnsi="Arial" w:cs="Arial"/>
+        </w:rPr>
         <w:t>4.3.6. Repülőjáratok és foglalási lehetőségek</w:t>
       </w:r>
     </w:p>
     <w:p>
-      <w:r>
+      <w:pPr>
+        <w:spacing w:line="360" w:lineRule="auto"/>
+        <w:jc w:val="both"/>
+        <w:rPr>
+          <w:rFonts w:ascii="Arial" w:hAnsi="Arial" w:cs="Arial"/>
+        </w:rPr>
+      </w:pPr>
+      <w:r>
+        <w:rPr>
+          <w:rFonts w:ascii="Arial" w:hAnsi="Arial" w:cs="Arial"/>
+        </w:rPr>
         <w:t>A rendszer a generált útitervekhez automatikus megjelenít hivatkozásokat, amiknek segítségével lefoglalhatók a repülőjegyek, valamint a szállások.</w:t>
       </w:r>
     </w:p>
     <w:p>
-      <w:r>
+      <w:pPr>
+        <w:spacing w:line="360" w:lineRule="auto"/>
+        <w:jc w:val="both"/>
+        <w:rPr>
+          <w:rFonts w:ascii="Arial" w:hAnsi="Arial" w:cs="Arial"/>
+        </w:rPr>
+      </w:pPr>
+      <w:r>
+        <w:rPr>
+          <w:rFonts w:ascii="Arial" w:hAnsi="Arial" w:cs="Arial"/>
+        </w:rPr>
         <w:t>4.3.7. Megtervezett utazások megosztása</w:t>
       </w:r>
     </w:p>
     <w:p>
-      <w:r>
-        <w:lastRenderedPageBreak/>
+      <w:pPr>
+        <w:spacing w:line="360" w:lineRule="auto"/>
+        <w:jc w:val="both"/>
+        <w:rPr>
+          <w:rFonts w:ascii="Arial" w:hAnsi="Arial" w:cs="Arial"/>
+        </w:rPr>
+      </w:pPr>
+      <w:r>
+        <w:rPr>
+          <w:rFonts w:ascii="Arial" w:hAnsi="Arial" w:cs="Arial"/>
+        </w:rPr>
         <w:t xml:space="preserve">A rendszer lehetőséget biztosít a megtervezett utazások más felhasználókkal történő megosztására is. Az útitervek kétféle módon oszthatók meg. Egyrészt az alkalmazáson belül elküldhetők a regisztrált felhasználók számára, másrészt egy egyedi megosztási </w:t>
       </w:r>
       <w:r>
+        <w:rPr>
+          <w:rFonts w:ascii="Arial" w:hAnsi="Arial" w:cs="Arial"/>
+        </w:rPr>
         <w:t>link</w:t>
       </w:r>
       <w:r>
+        <w:rPr>
+          <w:rFonts w:ascii="Arial" w:hAnsi="Arial" w:cs="Arial"/>
+        </w:rPr>
         <w:t xml:space="preserve"> is generálható. Ez utóbbi lehetővé teszi, hogy az útiterv olyan személyek számára is elérhető legyen, akik nem rendelkeznek felhasználói fiókkal az alkalmazásban.</w:t>
       </w:r>
     </w:p>
     <w:p>
       <w:pPr>
-        <w:rPr>
+        <w:spacing w:line="360" w:lineRule="auto"/>
+        <w:jc w:val="both"/>
+        <w:rPr>
+          <w:rFonts w:ascii="Arial" w:hAnsi="Arial" w:cs="Arial"/>
           <w:sz w:val="28"/>
           <w:szCs w:val="28"/>
         </w:rPr>
       </w:pPr>
       <w:r>
         <w:rPr>
+          <w:rFonts w:ascii="Arial" w:hAnsi="Arial" w:cs="Arial"/>
           <w:sz w:val="28"/>
           <w:szCs w:val="28"/>
         </w:rPr>
@@ -2183,6 +4836,7 @@
       </w:r>
       <w:r>
         <w:rPr>
+          <w:rFonts w:ascii="Arial" w:hAnsi="Arial" w:cs="Arial"/>
           <w:sz w:val="28"/>
           <w:szCs w:val="28"/>
         </w:rPr>
@@ -2190,53 +4844,47 @@
       </w:r>
     </w:p>
     <w:p>
-      <w:r>
-        <w:t xml:space="preserve">A felhasználói felület megtervezésére Figmát használtam. </w:t>
-      </w:r>
-      <w:r>
-        <w:t xml:space="preserve">A tervezés során elsődleges szempont volt az egyszerű kezelhetőség, az átlátható navigáció, </w:t>
-      </w:r>
-      <w:r>
-        <w:t xml:space="preserve"> </w:t>
-      </w:r>
-      <w:r>
-        <w:t>a modern megjelenés</w:t>
-      </w:r>
-      <w:r>
-        <w:t>, valamint az egységes dizájn.</w:t>
-      </w:r>
-    </w:p>
-    <w:p>
-      <w:r>
-        <w:t xml:space="preserve">A tervezési folyamat során </w:t>
-      </w:r>
-      <w:r>
-        <w:t>elkészítettem</w:t>
-      </w:r>
-      <w:r>
-        <w:t xml:space="preserve"> a rendszer fő képernyőinek </w:t>
-      </w:r>
-      <w:r>
-        <w:t xml:space="preserve">terveit, </w:t>
-      </w:r>
-      <w:r>
-        <w:t>majd ezek alapján kész</w:t>
-      </w:r>
-      <w:r>
-        <w:t>ítettem</w:t>
-      </w:r>
-      <w:r>
-        <w:t xml:space="preserve"> el a végleges felületek</w:t>
-      </w:r>
-      <w:r>
-        <w:t>et</w:t>
-      </w:r>
-      <w:r>
-        <w:t>.</w:t>
-      </w:r>
-    </w:p>
-    <w:p>
-      <w:r>
+      <w:pPr>
+        <w:spacing w:line="360" w:lineRule="auto"/>
+        <w:jc w:val="both"/>
+        <w:rPr>
+          <w:rFonts w:ascii="Arial" w:hAnsi="Arial" w:cs="Arial"/>
+        </w:rPr>
+      </w:pPr>
+      <w:r>
+        <w:rPr>
+          <w:rFonts w:ascii="Arial" w:hAnsi="Arial" w:cs="Arial"/>
+        </w:rPr>
+        <w:t>A felhasználói felület megtervezésére Figmát használtam. A tervezés során elsődleges szempont volt az egyszerű kezelhetőség, az átlátható navigáció,  a modern megjelenés, valamint az egységes dizájn.</w:t>
+      </w:r>
+    </w:p>
+    <w:p>
+      <w:pPr>
+        <w:spacing w:line="360" w:lineRule="auto"/>
+        <w:jc w:val="both"/>
+        <w:rPr>
+          <w:rFonts w:ascii="Arial" w:hAnsi="Arial" w:cs="Arial"/>
+        </w:rPr>
+      </w:pPr>
+      <w:r>
+        <w:rPr>
+          <w:rFonts w:ascii="Arial" w:hAnsi="Arial" w:cs="Arial"/>
+        </w:rPr>
+        <w:t>A tervezési folyamat során elkészítettem a rendszer fő képernyőinek terveit, majd ezek alapján készítettem el a végleges felületeket.</w:t>
+      </w:r>
+    </w:p>
+    <w:p>
+      <w:pPr>
+        <w:spacing w:line="360" w:lineRule="auto"/>
+        <w:jc w:val="both"/>
+        <w:rPr>
+          <w:rFonts w:ascii="Arial" w:hAnsi="Arial" w:cs="Arial"/>
+        </w:rPr>
+      </w:pPr>
+      <w:r>
+        <w:rPr>
+          <w:rFonts w:ascii="Arial" w:hAnsi="Arial" w:cs="Arial"/>
+        </w:rPr>
         <w:t>Külön figyelmet fordítottam a következőkre:</w:t>
       </w:r>
     </w:p>
@@ -2247,8 +4895,16 @@
           <w:ilvl w:val="0"/>
           <w:numId w:val="8"/>
         </w:numPr>
-      </w:pPr>
-      <w:r>
+        <w:spacing w:line="360" w:lineRule="auto"/>
+        <w:jc w:val="both"/>
+        <w:rPr>
+          <w:rFonts w:ascii="Arial" w:hAnsi="Arial" w:cs="Arial"/>
+        </w:rPr>
+      </w:pPr>
+      <w:r>
+        <w:rPr>
+          <w:rFonts w:ascii="Arial" w:hAnsi="Arial" w:cs="Arial"/>
+        </w:rPr>
         <w:t>egységes kialakítás és színvilág</w:t>
       </w:r>
     </w:p>
@@ -2259,8 +4915,16 @@
           <w:ilvl w:val="0"/>
           <w:numId w:val="8"/>
         </w:numPr>
-      </w:pPr>
-      <w:r>
+        <w:spacing w:line="360" w:lineRule="auto"/>
+        <w:jc w:val="both"/>
+        <w:rPr>
+          <w:rFonts w:ascii="Arial" w:hAnsi="Arial" w:cs="Arial"/>
+        </w:rPr>
+      </w:pPr>
+      <w:r>
+        <w:rPr>
+          <w:rFonts w:ascii="Arial" w:hAnsi="Arial" w:cs="Arial"/>
+        </w:rPr>
         <w:t>könnyen áttekinthető menük</w:t>
       </w:r>
     </w:p>
@@ -2271,19 +4935,40 @@
           <w:ilvl w:val="0"/>
           <w:numId w:val="8"/>
         </w:numPr>
-      </w:pPr>
-      <w:r>
+        <w:spacing w:line="360" w:lineRule="auto"/>
+        <w:jc w:val="both"/>
+        <w:rPr>
+          <w:rFonts w:ascii="Arial" w:hAnsi="Arial" w:cs="Arial"/>
+        </w:rPr>
+      </w:pPr>
+      <w:r>
+        <w:rPr>
+          <w:rFonts w:ascii="Arial" w:hAnsi="Arial" w:cs="Arial"/>
+        </w:rPr>
         <w:t>mobil és asztali nézet</w:t>
       </w:r>
     </w:p>
     <w:p>
-      <w:r>
+      <w:pPr>
+        <w:spacing w:line="360" w:lineRule="auto"/>
+        <w:jc w:val="both"/>
+        <w:rPr>
+          <w:rFonts w:ascii="Arial" w:hAnsi="Arial" w:cs="Arial"/>
+        </w:rPr>
+      </w:pPr>
+      <w:r>
+        <w:rPr>
+          <w:rFonts w:ascii="Arial" w:hAnsi="Arial" w:cs="Arial"/>
+        </w:rPr>
         <w:t>képek....</w:t>
       </w:r>
     </w:p>
     <w:p>
       <w:pPr>
-        <w:rPr>
+        <w:spacing w:line="360" w:lineRule="auto"/>
+        <w:jc w:val="both"/>
+        <w:rPr>
+          <w:rFonts w:ascii="Arial" w:hAnsi="Arial" w:cs="Arial"/>
           <w:b/>
           <w:bCs/>
           <w:sz w:val="32"/>
@@ -2292,6 +4977,7 @@
       </w:pPr>
       <w:r>
         <w:rPr>
+          <w:rFonts w:ascii="Arial" w:hAnsi="Arial" w:cs="Arial"/>
           <w:b/>
           <w:bCs/>
           <w:sz w:val="32"/>
@@ -2301,6 +4987,7 @@
       </w:r>
       <w:r>
         <w:rPr>
+          <w:rFonts w:ascii="Arial" w:hAnsi="Arial" w:cs="Arial"/>
           <w:b/>
           <w:bCs/>
           <w:sz w:val="32"/>
@@ -2311,13 +4998,17 @@
     </w:p>
     <w:p>
       <w:pPr>
-        <w:rPr>
+        <w:spacing w:line="360" w:lineRule="auto"/>
+        <w:jc w:val="both"/>
+        <w:rPr>
+          <w:rFonts w:ascii="Arial" w:hAnsi="Arial" w:cs="Arial"/>
           <w:sz w:val="28"/>
           <w:szCs w:val="28"/>
         </w:rPr>
       </w:pPr>
       <w:r>
         <w:rPr>
+          <w:rFonts w:ascii="Arial" w:hAnsi="Arial" w:cs="Arial"/>
           <w:sz w:val="28"/>
           <w:szCs w:val="28"/>
         </w:rPr>
@@ -2325,6 +5016,7 @@
       </w:r>
       <w:r>
         <w:rPr>
+          <w:rFonts w:ascii="Arial" w:hAnsi="Arial" w:cs="Arial"/>
           <w:sz w:val="28"/>
           <w:szCs w:val="28"/>
         </w:rPr>
@@ -2332,6 +5024,7 @@
       </w:r>
       <w:r>
         <w:rPr>
+          <w:rFonts w:ascii="Arial" w:hAnsi="Arial" w:cs="Arial"/>
           <w:sz w:val="28"/>
           <w:szCs w:val="28"/>
         </w:rPr>
@@ -2339,6 +5032,7 @@
       </w:r>
       <w:r>
         <w:rPr>
+          <w:rFonts w:ascii="Arial" w:hAnsi="Arial" w:cs="Arial"/>
           <w:sz w:val="28"/>
           <w:szCs w:val="28"/>
         </w:rPr>
@@ -2347,7 +5041,10 @@
     </w:p>
     <w:p>
       <w:pPr>
-        <w:rPr>
+        <w:spacing w:line="360" w:lineRule="auto"/>
+        <w:jc w:val="both"/>
+        <w:rPr>
+          <w:rFonts w:ascii="Arial" w:hAnsi="Arial" w:cs="Arial"/>
           <w:b/>
           <w:bCs/>
           <w:sz w:val="32"/>
@@ -2356,15 +5053,18 @@
       </w:pPr>
       <w:r>
         <w:rPr>
+          <w:rFonts w:ascii="Arial" w:hAnsi="Arial" w:cs="Arial"/>
           <w:b/>
           <w:bCs/>
           <w:sz w:val="32"/>
           <w:szCs w:val="32"/>
         </w:rPr>
+        <w:lastRenderedPageBreak/>
         <w:t xml:space="preserve">6. </w:t>
       </w:r>
       <w:r>
         <w:rPr>
+          <w:rFonts w:ascii="Arial" w:hAnsi="Arial" w:cs="Arial"/>
           <w:b/>
           <w:bCs/>
           <w:sz w:val="32"/>
@@ -2375,7 +5075,10 @@
     </w:p>
     <w:p>
       <w:pPr>
-        <w:rPr>
+        <w:spacing w:line="360" w:lineRule="auto"/>
+        <w:jc w:val="both"/>
+        <w:rPr>
+          <w:rFonts w:ascii="Arial" w:hAnsi="Arial" w:cs="Arial"/>
           <w:b/>
           <w:bCs/>
           <w:sz w:val="32"/>
@@ -2384,6 +5087,7 @@
       </w:pPr>
       <w:r>
         <w:rPr>
+          <w:rFonts w:ascii="Arial" w:hAnsi="Arial" w:cs="Arial"/>
           <w:b/>
           <w:bCs/>
           <w:sz w:val="32"/>
@@ -2393,6 +5097,7 @@
       </w:r>
       <w:r>
         <w:rPr>
+          <w:rFonts w:ascii="Arial" w:hAnsi="Arial" w:cs="Arial"/>
           <w:b/>
           <w:bCs/>
           <w:sz w:val="32"/>
@@ -2403,7 +5108,10 @@
     </w:p>
     <w:p>
       <w:pPr>
-        <w:rPr>
+        <w:spacing w:line="360" w:lineRule="auto"/>
+        <w:jc w:val="both"/>
+        <w:rPr>
+          <w:rFonts w:ascii="Arial" w:hAnsi="Arial" w:cs="Arial"/>
           <w:b/>
           <w:bCs/>
           <w:sz w:val="32"/>
@@ -2412,6 +5120,7 @@
       </w:pPr>
       <w:r>
         <w:rPr>
+          <w:rFonts w:ascii="Arial" w:hAnsi="Arial" w:cs="Arial"/>
           <w:b/>
           <w:bCs/>
           <w:sz w:val="32"/>
@@ -2421,6 +5130,7 @@
       </w:r>
       <w:r>
         <w:rPr>
+          <w:rFonts w:ascii="Arial" w:hAnsi="Arial" w:cs="Arial"/>
           <w:b/>
           <w:bCs/>
           <w:sz w:val="32"/>
@@ -2431,7 +5141,10 @@
     </w:p>
     <w:p>
       <w:pPr>
-        <w:rPr>
+        <w:spacing w:line="360" w:lineRule="auto"/>
+        <w:jc w:val="both"/>
+        <w:rPr>
+          <w:rFonts w:ascii="Arial" w:hAnsi="Arial" w:cs="Arial"/>
           <w:b/>
           <w:bCs/>
           <w:sz w:val="32"/>
@@ -2440,6 +5153,7 @@
       </w:pPr>
       <w:r>
         <w:rPr>
+          <w:rFonts w:ascii="Arial" w:hAnsi="Arial" w:cs="Arial"/>
           <w:b/>
           <w:bCs/>
           <w:sz w:val="32"/>
@@ -2449,6 +5163,7 @@
       </w:r>
       <w:r>
         <w:rPr>
+          <w:rFonts w:ascii="Arial" w:hAnsi="Arial" w:cs="Arial"/>
           <w:b/>
           <w:bCs/>
           <w:sz w:val="32"/>
@@ -2459,7 +5174,10 @@
     </w:p>
     <w:p>
       <w:pPr>
-        <w:rPr>
+        <w:spacing w:line="360" w:lineRule="auto"/>
+        <w:jc w:val="both"/>
+        <w:rPr>
+          <w:rFonts w:ascii="Arial" w:hAnsi="Arial" w:cs="Arial"/>
           <w:b/>
           <w:bCs/>
           <w:sz w:val="32"/>
@@ -2468,6 +5186,7 @@
       </w:pPr>
       <w:r>
         <w:rPr>
+          <w:rFonts w:ascii="Arial" w:hAnsi="Arial" w:cs="Arial"/>
           <w:b/>
           <w:bCs/>
           <w:sz w:val="32"/>
@@ -2477,6 +5196,7 @@
       </w:r>
       <w:r>
         <w:rPr>
+          <w:rFonts w:ascii="Arial" w:hAnsi="Arial" w:cs="Arial"/>
           <w:b/>
           <w:bCs/>
           <w:sz w:val="32"/>
@@ -2487,7 +5207,10 @@
     </w:p>
     <w:p>
       <w:pPr>
-        <w:rPr>
+        <w:spacing w:line="360" w:lineRule="auto"/>
+        <w:jc w:val="both"/>
+        <w:rPr>
+          <w:rFonts w:ascii="Arial" w:hAnsi="Arial" w:cs="Arial"/>
           <w:b/>
           <w:bCs/>
           <w:sz w:val="32"/>
@@ -2496,6 +5219,7 @@
       </w:pPr>
       <w:r>
         <w:rPr>
+          <w:rFonts w:ascii="Arial" w:hAnsi="Arial" w:cs="Arial"/>
           <w:b/>
           <w:bCs/>
           <w:sz w:val="32"/>
@@ -2505,6 +5229,7 @@
       </w:r>
       <w:r>
         <w:rPr>
+          <w:rFonts w:ascii="Arial" w:hAnsi="Arial" w:cs="Arial"/>
           <w:b/>
           <w:bCs/>
           <w:sz w:val="32"/>
@@ -2514,6 +5239,7 @@
       </w:r>
       <w:r>
         <w:rPr>
+          <w:rFonts w:ascii="Arial" w:hAnsi="Arial" w:cs="Arial"/>
           <w:b/>
           <w:bCs/>
           <w:sz w:val="32"/>
@@ -3850,6 +6576,119 @@
     </w:lvl>
   </w:abstractNum>
   <w:abstractNum w:abstractNumId="11" w15:restartNumberingAfterBreak="0">
+    <w:nsid w:val="55707FD3"/>
+    <w:multiLevelType w:val="hybridMultilevel"/>
+    <w:tmpl w:val="3C806ACC"/>
+    <w:lvl w:ilvl="0" w:tplc="040E0001">
+      <w:start w:val="1"/>
+      <w:numFmt w:val="bullet"/>
+      <w:lvlText w:val=""/>
+      <w:lvlJc w:val="left"/>
+      <w:pPr>
+        <w:ind w:left="720" w:hanging="360"/>
+      </w:pPr>
+      <w:rPr>
+        <w:rFonts w:ascii="Symbol" w:hAnsi="Symbol" w:hint="default"/>
+      </w:rPr>
+    </w:lvl>
+    <w:lvl w:ilvl="1" w:tplc="040E0003" w:tentative="1">
+      <w:start w:val="1"/>
+      <w:numFmt w:val="bullet"/>
+      <w:lvlText w:val="o"/>
+      <w:lvlJc w:val="left"/>
+      <w:pPr>
+        <w:ind w:left="1440" w:hanging="360"/>
+      </w:pPr>
+      <w:rPr>
+        <w:rFonts w:ascii="Courier New" w:hAnsi="Courier New" w:cs="Courier New" w:hint="default"/>
+      </w:rPr>
+    </w:lvl>
+    <w:lvl w:ilvl="2" w:tplc="040E0005" w:tentative="1">
+      <w:start w:val="1"/>
+      <w:numFmt w:val="bullet"/>
+      <w:lvlText w:val=""/>
+      <w:lvlJc w:val="left"/>
+      <w:pPr>
+        <w:ind w:left="2160" w:hanging="360"/>
+      </w:pPr>
+      <w:rPr>
+        <w:rFonts w:ascii="Wingdings" w:hAnsi="Wingdings" w:hint="default"/>
+      </w:rPr>
+    </w:lvl>
+    <w:lvl w:ilvl="3" w:tplc="040E0001" w:tentative="1">
+      <w:start w:val="1"/>
+      <w:numFmt w:val="bullet"/>
+      <w:lvlText w:val=""/>
+      <w:lvlJc w:val="left"/>
+      <w:pPr>
+        <w:ind w:left="2880" w:hanging="360"/>
+      </w:pPr>
+      <w:rPr>
+        <w:rFonts w:ascii="Symbol" w:hAnsi="Symbol" w:hint="default"/>
+      </w:rPr>
+    </w:lvl>
+    <w:lvl w:ilvl="4" w:tplc="040E0003" w:tentative="1">
+      <w:start w:val="1"/>
+      <w:numFmt w:val="bullet"/>
+      <w:lvlText w:val="o"/>
+      <w:lvlJc w:val="left"/>
+      <w:pPr>
+        <w:ind w:left="3600" w:hanging="360"/>
+      </w:pPr>
+      <w:rPr>
+        <w:rFonts w:ascii="Courier New" w:hAnsi="Courier New" w:cs="Courier New" w:hint="default"/>
+      </w:rPr>
+    </w:lvl>
+    <w:lvl w:ilvl="5" w:tplc="040E0005" w:tentative="1">
+      <w:start w:val="1"/>
+      <w:numFmt w:val="bullet"/>
+      <w:lvlText w:val=""/>
+      <w:lvlJc w:val="left"/>
+      <w:pPr>
+        <w:ind w:left="4320" w:hanging="360"/>
+      </w:pPr>
+      <w:rPr>
+        <w:rFonts w:ascii="Wingdings" w:hAnsi="Wingdings" w:hint="default"/>
+      </w:rPr>
+    </w:lvl>
+    <w:lvl w:ilvl="6" w:tplc="040E0001" w:tentative="1">
+      <w:start w:val="1"/>
+      <w:numFmt w:val="bullet"/>
+      <w:lvlText w:val=""/>
+      <w:lvlJc w:val="left"/>
+      <w:pPr>
+        <w:ind w:left="5040" w:hanging="360"/>
+      </w:pPr>
+      <w:rPr>
+        <w:rFonts w:ascii="Symbol" w:hAnsi="Symbol" w:hint="default"/>
+      </w:rPr>
+    </w:lvl>
+    <w:lvl w:ilvl="7" w:tplc="040E0003" w:tentative="1">
+      <w:start w:val="1"/>
+      <w:numFmt w:val="bullet"/>
+      <w:lvlText w:val="o"/>
+      <w:lvlJc w:val="left"/>
+      <w:pPr>
+        <w:ind w:left="5760" w:hanging="360"/>
+      </w:pPr>
+      <w:rPr>
+        <w:rFonts w:ascii="Courier New" w:hAnsi="Courier New" w:cs="Courier New" w:hint="default"/>
+      </w:rPr>
+    </w:lvl>
+    <w:lvl w:ilvl="8" w:tplc="040E0005" w:tentative="1">
+      <w:start w:val="1"/>
+      <w:numFmt w:val="bullet"/>
+      <w:lvlText w:val=""/>
+      <w:lvlJc w:val="left"/>
+      <w:pPr>
+        <w:ind w:left="6480" w:hanging="360"/>
+      </w:pPr>
+      <w:rPr>
+        <w:rFonts w:ascii="Wingdings" w:hAnsi="Wingdings" w:hint="default"/>
+      </w:rPr>
+    </w:lvl>
+  </w:abstractNum>
+  <w:abstractNum w:abstractNumId="12" w15:restartNumberingAfterBreak="0">
     <w:nsid w:val="55C05EBA"/>
     <w:multiLevelType w:val="hybridMultilevel"/>
     <w:tmpl w:val="DDB276C8"/>
@@ -3938,7 +6777,7 @@
       </w:pPr>
     </w:lvl>
   </w:abstractNum>
-  <w:abstractNum w:abstractNumId="12" w15:restartNumberingAfterBreak="0">
+  <w:abstractNum w:abstractNumId="13" w15:restartNumberingAfterBreak="0">
     <w:nsid w:val="61EC706F"/>
     <w:multiLevelType w:val="multilevel"/>
     <w:tmpl w:val="4F862576"/>
@@ -4087,7 +6926,7 @@
       </w:rPr>
     </w:lvl>
   </w:abstractNum>
-  <w:abstractNum w:abstractNumId="13" w15:restartNumberingAfterBreak="0">
+  <w:abstractNum w:abstractNumId="14" w15:restartNumberingAfterBreak="0">
     <w:nsid w:val="68281143"/>
     <w:multiLevelType w:val="multilevel"/>
     <w:tmpl w:val="D8C2090E"/>
@@ -4236,7 +7075,7 @@
       </w:rPr>
     </w:lvl>
   </w:abstractNum>
-  <w:abstractNum w:abstractNumId="14" w15:restartNumberingAfterBreak="0">
+  <w:abstractNum w:abstractNumId="15" w15:restartNumberingAfterBreak="0">
     <w:nsid w:val="71AA5006"/>
     <w:multiLevelType w:val="hybridMultilevel"/>
     <w:tmpl w:val="9C1A1808"/>
@@ -4325,7 +7164,7 @@
       </w:pPr>
     </w:lvl>
   </w:abstractNum>
-  <w:abstractNum w:abstractNumId="15" w15:restartNumberingAfterBreak="0">
+  <w:abstractNum w:abstractNumId="16" w15:restartNumberingAfterBreak="0">
     <w:nsid w:val="79411530"/>
     <w:multiLevelType w:val="hybridMultilevel"/>
     <w:tmpl w:val="143E05E2"/>
@@ -4439,10 +7278,10 @@
     </w:lvl>
   </w:abstractNum>
   <w:num w:numId="1" w16cid:durableId="553397332">
-    <w:abstractNumId w:val="14"/>
+    <w:abstractNumId w:val="15"/>
   </w:num>
   <w:num w:numId="2" w16cid:durableId="1809782087">
-    <w:abstractNumId w:val="11"/>
+    <w:abstractNumId w:val="12"/>
   </w:num>
   <w:num w:numId="3" w16cid:durableId="1521041869">
     <w:abstractNumId w:val="3"/>
@@ -4469,7 +7308,7 @@
     <w:abstractNumId w:val="2"/>
   </w:num>
   <w:num w:numId="11" w16cid:durableId="1376613759">
-    <w:abstractNumId w:val="12"/>
+    <w:abstractNumId w:val="13"/>
   </w:num>
   <w:num w:numId="12" w16cid:durableId="438842928">
     <w:abstractNumId w:val="1"/>
@@ -4481,10 +7320,13 @@
     <w:abstractNumId w:val="8"/>
   </w:num>
   <w:num w:numId="15" w16cid:durableId="1603803280">
-    <w:abstractNumId w:val="13"/>
+    <w:abstractNumId w:val="14"/>
   </w:num>
   <w:num w:numId="16" w16cid:durableId="1518539833">
-    <w:abstractNumId w:val="15"/>
+    <w:abstractNumId w:val="16"/>
+  </w:num>
+  <w:num w:numId="17" w16cid:durableId="505441993">
+    <w:abstractNumId w:val="11"/>
   </w:num>
 </w:numbering>
 </file>
@@ -5405,6 +8247,25 @@
       <w:spacing w:val="5"/>
     </w:rPr>
   </w:style>
+  <w:style w:type="paragraph" w:styleId="Caption">
+    <w:name w:val="caption"/>
+    <w:basedOn w:val="Normal"/>
+    <w:next w:val="Normal"/>
+    <w:uiPriority w:val="35"/>
+    <w:unhideWhenUsed/>
+    <w:qFormat/>
+    <w:rsid w:val="00F7618B"/>
+    <w:pPr>
+      <w:spacing w:after="200" w:line="240" w:lineRule="auto"/>
+    </w:pPr>
+    <w:rPr>
+      <w:i/>
+      <w:iCs/>
+      <w:color w:val="0E2841" w:themeColor="text2"/>
+      <w:sz w:val="18"/>
+      <w:szCs w:val="18"/>
+    </w:rPr>
+  </w:style>
 </w:styles>
 </file>
 

--- a/szakdolgozat.docx
+++ b/szakdolgozat.docx
@@ -143,7 +143,7 @@
         <w:rPr>
           <w:rFonts w:ascii="Arial" w:hAnsi="Arial" w:cs="Arial"/>
         </w:rPr>
-        <w:t>Emellett gyakran további forrásokra is kellenek, például blogok, útikalauzok, a helyi programok kiválasztásához. Ez a folyamat nagyon széttagolt, ami megnehezíti az átláthatóságot és növeli a tervezésre fordított időt.</w:t>
+        <w:t>Emellett gyakran további források is kellenek, például blogok, útikalauzok, a helyi programok kiválasztásához. Ez a folyamat nagyon széttagolt, ami megnehezíti az átláthatóságot és növeli a tervezésre fordított időt.</w:t>
       </w:r>
     </w:p>
     <w:p>
@@ -1367,7 +1367,19 @@
         <w:rPr>
           <w:rFonts w:ascii="Arial" w:hAnsi="Arial" w:cs="Arial"/>
         </w:rPr>
-        <w:t>kliensoldali programozási nyelv, amely használtával interaktívvá tehetők a weboldalak. Ezt a dinamikus működés elérése érdekében alkalmaztam, például űrlapok validálására vagy felhasználói műveletekre adott visszajelzésekre.</w:t>
+        <w:t>kliensoldali programozási nyelv, amely használ</w:t>
+      </w:r>
+      <w:r>
+        <w:rPr>
+          <w:rFonts w:ascii="Arial" w:hAnsi="Arial" w:cs="Arial"/>
+        </w:rPr>
+        <w:t>a</w:t>
+      </w:r>
+      <w:r>
+        <w:rPr>
+          <w:rFonts w:ascii="Arial" w:hAnsi="Arial" w:cs="Arial"/>
+        </w:rPr>
+        <w:t>tával interaktívvá tehetők a weboldalak. Ezt a dinamikus működés elérése érdekében alkalmaztam, például űrlapok validálására vagy felhasználói műveletekre adott visszajelzésekre.</w:t>
       </w:r>
       <w:r>
         <w:rPr>
@@ -2000,17 +2012,14 @@
       </w:pPr>
       <w:r>
         <w:rPr>
-          <w:rFonts w:ascii="Arial" w:hAnsi="Arial" w:cs="Arial"/>
           <w:noProof/>
-          <w:sz w:val="28"/>
-          <w:szCs w:val="28"/>
         </w:rPr>
         <w:lastRenderedPageBreak/>
         <w:drawing>
-          <wp:inline distT="0" distB="0" distL="0" distR="0" wp14:anchorId="71713970" wp14:editId="7DA727D3">
+          <wp:inline distT="0" distB="0" distL="0" distR="0" wp14:anchorId="3955F083" wp14:editId="06B71BD7">
             <wp:extent cx="5760720" cy="3867785"/>
             <wp:effectExtent l="0" t="0" r="0" b="0"/>
-            <wp:docPr id="2087883511" name="Picture 2"/>
+            <wp:docPr id="1801772897" name="Picture 1"/>
             <wp:cNvGraphicFramePr>
               <a:graphicFrameLocks xmlns:a="http://schemas.openxmlformats.org/drawingml/2006/main" noChangeAspect="1"/>
             </wp:cNvGraphicFramePr>
@@ -2018,7 +2027,7 @@
               <a:graphicData uri="http://schemas.openxmlformats.org/drawingml/2006/picture">
                 <pic:pic xmlns:pic="http://schemas.openxmlformats.org/drawingml/2006/picture">
                   <pic:nvPicPr>
-                    <pic:cNvPr id="2087883511" name="Picture 2087883511"/>
+                    <pic:cNvPr id="1801772897" name="Picture 1801772897"/>
                     <pic:cNvPicPr/>
                   </pic:nvPicPr>
                   <pic:blipFill>
@@ -2454,6 +2463,26 @@
     </w:p>
     <w:p>
       <w:pPr>
+        <w:pStyle w:val="ListParagraph"/>
+        <w:numPr>
+          <w:ilvl w:val="0"/>
+          <w:numId w:val="17"/>
+        </w:numPr>
+        <w:spacing w:line="360" w:lineRule="auto"/>
+        <w:jc w:val="both"/>
+        <w:rPr>
+          <w:rFonts w:ascii="Arial" w:hAnsi="Arial" w:cs="Arial"/>
+        </w:rPr>
+      </w:pPr>
+      <w:r>
+        <w:rPr>
+          <w:rFonts w:ascii="Arial" w:hAnsi="Arial" w:cs="Arial"/>
+        </w:rPr>
+        <w:t>home_city: opcionálisan beállítható város, ami utazások tervezésekor hasznos, ugyanis egyetlen kattintással használható egy útiterv kiindulópontjaként.</w:t>
+      </w:r>
+    </w:p>
+    <w:p>
+      <w:pPr>
         <w:spacing w:line="360" w:lineRule="auto"/>
         <w:jc w:val="both"/>
         <w:rPr>
@@ -2672,6 +2701,7 @@
         <w:rPr>
           <w:rFonts w:ascii="Arial" w:hAnsi="Arial" w:cs="Arial"/>
         </w:rPr>
+        <w:lastRenderedPageBreak/>
         <w:t>A három tábla együttes, relációs adatbázis-modellként történő kezelése biztosítja, hogy az alkalmazás komplex lekérdezések</w:t>
       </w:r>
       <w:r>
@@ -2714,7 +2744,6 @@
         <w:rPr>
           <w:rFonts w:ascii="Arial" w:hAnsi="Arial" w:cs="Arial"/>
         </w:rPr>
-        <w:lastRenderedPageBreak/>
         <w:t xml:space="preserve">Ez a táblacsoport két táblából áll: </w:t>
       </w:r>
       <w:r>
@@ -3066,6 +3095,7 @@
         <w:rPr>
           <w:rFonts w:ascii="Arial" w:hAnsi="Arial" w:cs="Arial"/>
         </w:rPr>
+        <w:lastRenderedPageBreak/>
         <w:t xml:space="preserve">Ez a táblacsoport felelős a korábban megtervezett utazások megosztásának funkcionalitásáért, 2 táblából épül fel: </w:t>
       </w:r>
       <w:r>
@@ -3112,14 +3142,7 @@
         <w:rPr>
           <w:rFonts w:ascii="Arial" w:hAnsi="Arial" w:cs="Arial"/>
         </w:rPr>
-        <w:t xml:space="preserve"> táblák együttesen biztosítják az alkalmazás számára azt a lehetőséget, hogy a </w:t>
-      </w:r>
-      <w:r>
-        <w:rPr>
-          <w:rFonts w:ascii="Arial" w:hAnsi="Arial" w:cs="Arial"/>
-        </w:rPr>
-        <w:lastRenderedPageBreak/>
-        <w:t>felhasználók saját, előzőleg elkészített utazási terveiket megoszthassák más felhasználókkal, ez</w:t>
+        <w:t xml:space="preserve"> táblák együttesen biztosítják az alkalmazás számára azt a lehetőséget, hogy a felhasználók saját, előzőleg elkészített utazási terveiket megoszthassák más felhasználókkal, ez</w:t>
       </w:r>
       <w:r>
         <w:rPr>
@@ -3465,6 +3488,7 @@
         <w:rPr>
           <w:rFonts w:ascii="Arial" w:hAnsi="Arial" w:cs="Arial"/>
         </w:rPr>
+        <w:lastRenderedPageBreak/>
         <w:t>adatbázis-kezelés</w:t>
       </w:r>
     </w:p>
@@ -3511,7 +3535,6 @@
         <w:rPr>
           <w:rFonts w:ascii="Arial" w:hAnsi="Arial" w:cs="Arial"/>
         </w:rPr>
-        <w:lastRenderedPageBreak/>
         <w:t>utazás tervezés</w:t>
       </w:r>
     </w:p>
@@ -3641,14 +3664,12 @@
     </w:p>
     <w:p>
       <w:pPr>
+        <w:keepNext/>
         <w:tabs>
           <w:tab w:val="left" w:pos="989"/>
         </w:tabs>
         <w:spacing w:line="360" w:lineRule="auto"/>
         <w:jc w:val="both"/>
-        <w:rPr>
-          <w:rFonts w:ascii="Arial" w:hAnsi="Arial" w:cs="Arial"/>
-        </w:rPr>
       </w:pPr>
       <w:r>
         <w:rPr>
@@ -3700,6 +3721,49 @@
     </w:p>
     <w:p>
       <w:pPr>
+        <w:pStyle w:val="Caption"/>
+        <w:jc w:val="both"/>
+        <w:rPr>
+          <w:rFonts w:ascii="Arial" w:hAnsi="Arial" w:cs="Arial"/>
+        </w:rPr>
+      </w:pPr>
+      <w:r>
+        <w:rPr>
+          <w:rFonts w:ascii="Arial" w:hAnsi="Arial" w:cs="Arial"/>
+        </w:rPr>
+        <w:fldChar w:fldCharType="begin"/>
+      </w:r>
+      <w:r>
+        <w:rPr>
+          <w:rFonts w:ascii="Arial" w:hAnsi="Arial" w:cs="Arial"/>
+        </w:rPr>
+        <w:instrText xml:space="preserve"> SEQ ábra \* ARABIC </w:instrText>
+      </w:r>
+      <w:r>
+        <w:rPr>
+          <w:rFonts w:ascii="Arial" w:hAnsi="Arial" w:cs="Arial"/>
+        </w:rPr>
+        <w:fldChar w:fldCharType="separate"/>
+      </w:r>
+      <w:r>
+        <w:rPr>
+          <w:rFonts w:ascii="Arial" w:hAnsi="Arial" w:cs="Arial"/>
+          <w:noProof/>
+        </w:rPr>
+        <w:t>2</w:t>
+      </w:r>
+      <w:r>
+        <w:rPr>
+          <w:rFonts w:ascii="Arial" w:hAnsi="Arial" w:cs="Arial"/>
+        </w:rPr>
+        <w:fldChar w:fldCharType="end"/>
+      </w:r>
+      <w:r>
+        <w:t>. ábra: Kérések folyamata</w:t>
+      </w:r>
+    </w:p>
+    <w:p>
+      <w:pPr>
         <w:spacing w:line="360" w:lineRule="auto"/>
         <w:jc w:val="both"/>
         <w:rPr>
@@ -3895,6 +3959,7 @@
         <w:rPr>
           <w:rFonts w:ascii="Arial" w:hAnsi="Arial" w:cs="Arial"/>
         </w:rPr>
+        <w:lastRenderedPageBreak/>
         <w:t>korábbi utazások</w:t>
       </w:r>
       <w:r>
@@ -3961,7 +4026,6 @@
         <w:rPr>
           <w:rFonts w:ascii="Arial" w:hAnsi="Arial" w:cs="Arial"/>
         </w:rPr>
-        <w:lastRenderedPageBreak/>
         <w:t>megtervezett utazások</w:t>
       </w:r>
     </w:p>
@@ -4065,11 +4129,9 @@
     </w:p>
     <w:p>
       <w:pPr>
-        <w:spacing w:line="360" w:lineRule="auto"/>
-        <w:jc w:val="both"/>
-        <w:rPr>
-          <w:rFonts w:ascii="Arial" w:hAnsi="Arial" w:cs="Arial"/>
-        </w:rPr>
+        <w:keepNext/>
+        <w:spacing w:line="360" w:lineRule="auto"/>
+        <w:jc w:val="both"/>
       </w:pPr>
       <w:r>
         <w:rPr>
@@ -4121,6 +4183,49 @@
     </w:p>
     <w:p>
       <w:pPr>
+        <w:pStyle w:val="Caption"/>
+        <w:jc w:val="both"/>
+        <w:rPr>
+          <w:rFonts w:ascii="Arial" w:hAnsi="Arial" w:cs="Arial"/>
+        </w:rPr>
+      </w:pPr>
+      <w:r>
+        <w:rPr>
+          <w:rFonts w:ascii="Arial" w:hAnsi="Arial" w:cs="Arial"/>
+        </w:rPr>
+        <w:fldChar w:fldCharType="begin"/>
+      </w:r>
+      <w:r>
+        <w:rPr>
+          <w:rFonts w:ascii="Arial" w:hAnsi="Arial" w:cs="Arial"/>
+        </w:rPr>
+        <w:instrText xml:space="preserve"> SEQ ábra \* ARABIC </w:instrText>
+      </w:r>
+      <w:r>
+        <w:rPr>
+          <w:rFonts w:ascii="Arial" w:hAnsi="Arial" w:cs="Arial"/>
+        </w:rPr>
+        <w:fldChar w:fldCharType="separate"/>
+      </w:r>
+      <w:r>
+        <w:rPr>
+          <w:rFonts w:ascii="Arial" w:hAnsi="Arial" w:cs="Arial"/>
+          <w:noProof/>
+        </w:rPr>
+        <w:t>3</w:t>
+      </w:r>
+      <w:r>
+        <w:rPr>
+          <w:rFonts w:ascii="Arial" w:hAnsi="Arial" w:cs="Arial"/>
+        </w:rPr>
+        <w:fldChar w:fldCharType="end"/>
+      </w:r>
+      <w:r>
+        <w:t>. ábra: Felhasználói műveletek feldolgozása</w:t>
+      </w:r>
+    </w:p>
+    <w:p>
+      <w:pPr>
         <w:spacing w:line="360" w:lineRule="auto"/>
         <w:jc w:val="both"/>
         <w:rPr>
@@ -4333,6 +4438,7 @@
         <w:rPr>
           <w:rFonts w:ascii="Arial" w:hAnsi="Arial" w:cs="Arial"/>
         </w:rPr>
+        <w:lastRenderedPageBreak/>
         <w:t xml:space="preserve">az indulási helyet </w:t>
       </w:r>
     </w:p>
@@ -4408,8 +4514,19 @@
         <w:rPr>
           <w:rFonts w:ascii="Arial" w:hAnsi="Arial" w:cs="Arial"/>
         </w:rPr>
-        <w:lastRenderedPageBreak/>
-        <w:t>Az elkészült terv később módosítható, törölhető vagy lefoglaltnak jelölhető.</w:t>
+        <w:t>Az elkészült terv később módosítható, törölhető</w:t>
+      </w:r>
+      <w:r>
+        <w:rPr>
+          <w:rFonts w:ascii="Arial" w:hAnsi="Arial" w:cs="Arial"/>
+        </w:rPr>
+        <w:t>, megosztható</w:t>
+      </w:r>
+      <w:r>
+        <w:rPr>
+          <w:rFonts w:ascii="Arial" w:hAnsi="Arial" w:cs="Arial"/>
+        </w:rPr>
+        <w:t xml:space="preserve"> vagy lefoglaltnak jelölhető.</w:t>
       </w:r>
     </w:p>
     <w:p>
@@ -4679,6 +4796,7 @@
         <w:rPr>
           <w:rFonts w:ascii="Arial" w:hAnsi="Arial" w:cs="Arial"/>
         </w:rPr>
+        <w:lastRenderedPageBreak/>
         <w:t xml:space="preserve">leírást </w:t>
       </w:r>
     </w:p>
@@ -4734,7 +4852,6 @@
         <w:rPr>
           <w:rFonts w:ascii="Arial" w:hAnsi="Arial" w:cs="Arial"/>
         </w:rPr>
-        <w:lastRenderedPageBreak/>
         <w:t>Így az alkalmazás egy személyes utazási naplóként is használható</w:t>
       </w:r>
       <w:r>
@@ -4950,22 +5067,553 @@
     </w:p>
     <w:p>
       <w:pPr>
-        <w:spacing w:line="360" w:lineRule="auto"/>
-        <w:jc w:val="both"/>
-        <w:rPr>
-          <w:rFonts w:ascii="Arial" w:hAnsi="Arial" w:cs="Arial"/>
-        </w:rPr>
-      </w:pPr>
-      <w:r>
-        <w:rPr>
-          <w:rFonts w:ascii="Arial" w:hAnsi="Arial" w:cs="Arial"/>
-        </w:rPr>
-        <w:t>képek....</w:t>
-      </w:r>
-    </w:p>
-    <w:p>
-      <w:pPr>
-        <w:spacing w:line="360" w:lineRule="auto"/>
+        <w:keepNext/>
+        <w:spacing w:line="360" w:lineRule="auto"/>
+        <w:jc w:val="both"/>
+      </w:pPr>
+      <w:r>
+        <w:rPr>
+          <w:rFonts w:ascii="Arial" w:hAnsi="Arial" w:cs="Arial"/>
+          <w:noProof/>
+        </w:rPr>
+        <w:lastRenderedPageBreak/>
+        <w:drawing>
+          <wp:inline distT="0" distB="0" distL="0" distR="0" wp14:anchorId="28BD969F" wp14:editId="5A60C165">
+            <wp:extent cx="5760720" cy="3240405"/>
+            <wp:effectExtent l="0" t="0" r="0" b="0"/>
+            <wp:docPr id="1304297483" name="Picture 8"/>
+            <wp:cNvGraphicFramePr>
+              <a:graphicFrameLocks xmlns:a="http://schemas.openxmlformats.org/drawingml/2006/main" noChangeAspect="1"/>
+            </wp:cNvGraphicFramePr>
+            <a:graphic xmlns:a="http://schemas.openxmlformats.org/drawingml/2006/main">
+              <a:graphicData uri="http://schemas.openxmlformats.org/drawingml/2006/picture">
+                <pic:pic xmlns:pic="http://schemas.openxmlformats.org/drawingml/2006/picture">
+                  <pic:nvPicPr>
+                    <pic:cNvPr id="1304297483" name="Picture 1304297483"/>
+                    <pic:cNvPicPr/>
+                  </pic:nvPicPr>
+                  <pic:blipFill>
+                    <a:blip r:embed="rId8" cstate="print">
+                      <a:extLst>
+                        <a:ext uri="{28A0092B-C50C-407E-A947-70E740481C1C}">
+                          <a14:useLocalDpi xmlns:a14="http://schemas.microsoft.com/office/drawing/2010/main" val="0"/>
+                        </a:ext>
+                      </a:extLst>
+                    </a:blip>
+                    <a:stretch>
+                      <a:fillRect/>
+                    </a:stretch>
+                  </pic:blipFill>
+                  <pic:spPr>
+                    <a:xfrm>
+                      <a:off x="0" y="0"/>
+                      <a:ext cx="5760720" cy="3240405"/>
+                    </a:xfrm>
+                    <a:prstGeom prst="rect">
+                      <a:avLst/>
+                    </a:prstGeom>
+                  </pic:spPr>
+                </pic:pic>
+              </a:graphicData>
+            </a:graphic>
+          </wp:inline>
+        </w:drawing>
+      </w:r>
+    </w:p>
+    <w:p>
+      <w:pPr>
+        <w:pStyle w:val="Caption"/>
+        <w:jc w:val="both"/>
+      </w:pPr>
+      <w:r>
+        <w:rPr>
+          <w:rFonts w:ascii="Arial" w:hAnsi="Arial" w:cs="Arial"/>
+        </w:rPr>
+        <w:fldChar w:fldCharType="begin"/>
+      </w:r>
+      <w:r>
+        <w:rPr>
+          <w:rFonts w:ascii="Arial" w:hAnsi="Arial" w:cs="Arial"/>
+        </w:rPr>
+        <w:instrText xml:space="preserve"> SEQ ábra \* ARABIC </w:instrText>
+      </w:r>
+      <w:r>
+        <w:rPr>
+          <w:rFonts w:ascii="Arial" w:hAnsi="Arial" w:cs="Arial"/>
+        </w:rPr>
+        <w:fldChar w:fldCharType="separate"/>
+      </w:r>
+      <w:r>
+        <w:rPr>
+          <w:rFonts w:ascii="Arial" w:hAnsi="Arial" w:cs="Arial"/>
+          <w:noProof/>
+        </w:rPr>
+        <w:t>4</w:t>
+      </w:r>
+      <w:r>
+        <w:rPr>
+          <w:rFonts w:ascii="Arial" w:hAnsi="Arial" w:cs="Arial"/>
+        </w:rPr>
+        <w:fldChar w:fldCharType="end"/>
+      </w:r>
+      <w:r>
+        <w:t>. ábra: Főoldal</w:t>
+      </w:r>
+    </w:p>
+    <w:p>
+      <w:pPr>
+        <w:jc w:val="both"/>
+        <w:rPr>
+          <w:rFonts w:ascii="Arial" w:hAnsi="Arial" w:cs="Arial"/>
+        </w:rPr>
+      </w:pPr>
+      <w:r>
+        <w:rPr>
+          <w:rFonts w:ascii="Arial" w:hAnsi="Arial" w:cs="Arial"/>
+        </w:rPr>
+        <w:t>A 4. ábr</w:t>
+      </w:r>
+      <w:r>
+        <w:rPr>
+          <w:rFonts w:ascii="Arial" w:hAnsi="Arial" w:cs="Arial"/>
+        </w:rPr>
+        <w:t>a</w:t>
+      </w:r>
+      <w:r>
+        <w:rPr>
+          <w:rFonts w:ascii="Arial" w:hAnsi="Arial" w:cs="Arial"/>
+        </w:rPr>
+        <w:t xml:space="preserve"> a főoldal Figmában elkészített terv</w:t>
+      </w:r>
+      <w:r>
+        <w:rPr>
+          <w:rFonts w:ascii="Arial" w:hAnsi="Arial" w:cs="Arial"/>
+        </w:rPr>
+        <w:t>ét</w:t>
+      </w:r>
+      <w:r>
+        <w:rPr>
+          <w:rFonts w:ascii="Arial" w:hAnsi="Arial" w:cs="Arial"/>
+        </w:rPr>
+        <w:t xml:space="preserve"> </w:t>
+      </w:r>
+      <w:r>
+        <w:rPr>
+          <w:rFonts w:ascii="Arial" w:hAnsi="Arial" w:cs="Arial"/>
+        </w:rPr>
+        <w:t>szemlélteti. Az elsődleges</w:t>
+      </w:r>
+      <w:r>
+        <w:rPr>
+          <w:rFonts w:ascii="Arial" w:hAnsi="Arial" w:cs="Arial"/>
+        </w:rPr>
+        <w:t xml:space="preserve"> cél egy letisztult és átlátható felület volt, </w:t>
+      </w:r>
+      <w:r>
+        <w:rPr>
+          <w:rFonts w:ascii="Arial" w:hAnsi="Arial" w:cs="Arial"/>
+        </w:rPr>
+        <w:t>amely az oldalra való belépéskor nem terheli túl a felhasználót</w:t>
+      </w:r>
+      <w:r>
+        <w:rPr>
+          <w:rFonts w:ascii="Arial" w:hAnsi="Arial" w:cs="Arial"/>
+        </w:rPr>
+        <w:t>.</w:t>
+      </w:r>
+    </w:p>
+    <w:p>
+      <w:pPr>
+        <w:keepNext/>
+      </w:pPr>
+      <w:r>
+        <w:rPr>
+          <w:noProof/>
+        </w:rPr>
+        <w:drawing>
+          <wp:inline distT="0" distB="0" distL="0" distR="0" wp14:anchorId="1B0EC6B4" wp14:editId="1DB263E9">
+            <wp:extent cx="5760720" cy="3240405"/>
+            <wp:effectExtent l="0" t="0" r="0" b="0"/>
+            <wp:docPr id="1302079082" name="Picture 9"/>
+            <wp:cNvGraphicFramePr>
+              <a:graphicFrameLocks xmlns:a="http://schemas.openxmlformats.org/drawingml/2006/main" noChangeAspect="1"/>
+            </wp:cNvGraphicFramePr>
+            <a:graphic xmlns:a="http://schemas.openxmlformats.org/drawingml/2006/main">
+              <a:graphicData uri="http://schemas.openxmlformats.org/drawingml/2006/picture">
+                <pic:pic xmlns:pic="http://schemas.openxmlformats.org/drawingml/2006/picture">
+                  <pic:nvPicPr>
+                    <pic:cNvPr id="1302079082" name="Picture 1302079082"/>
+                    <pic:cNvPicPr/>
+                  </pic:nvPicPr>
+                  <pic:blipFill>
+                    <a:blip r:embed="rId9" cstate="print">
+                      <a:extLst>
+                        <a:ext uri="{28A0092B-C50C-407E-A947-70E740481C1C}">
+                          <a14:useLocalDpi xmlns:a14="http://schemas.microsoft.com/office/drawing/2010/main" val="0"/>
+                        </a:ext>
+                      </a:extLst>
+                    </a:blip>
+                    <a:stretch>
+                      <a:fillRect/>
+                    </a:stretch>
+                  </pic:blipFill>
+                  <pic:spPr>
+                    <a:xfrm>
+                      <a:off x="0" y="0"/>
+                      <a:ext cx="5760720" cy="3240405"/>
+                    </a:xfrm>
+                    <a:prstGeom prst="rect">
+                      <a:avLst/>
+                    </a:prstGeom>
+                  </pic:spPr>
+                </pic:pic>
+              </a:graphicData>
+            </a:graphic>
+          </wp:inline>
+        </w:drawing>
+      </w:r>
+    </w:p>
+    <w:p>
+      <w:pPr>
+        <w:pStyle w:val="Caption"/>
+      </w:pPr>
+      <w:fldSimple w:instr=" SEQ ábra \* ARABIC ">
+        <w:r>
+          <w:rPr>
+            <w:noProof/>
+          </w:rPr>
+          <w:t>5</w:t>
+        </w:r>
+      </w:fldSimple>
+      <w:r>
+        <w:t>. ábra: Meglátogatott helyek oldal</w:t>
+      </w:r>
+    </w:p>
+    <w:p>
+      <w:pPr>
+        <w:jc w:val="both"/>
+        <w:rPr>
+          <w:rFonts w:ascii="Arial" w:hAnsi="Arial" w:cs="Arial"/>
+        </w:rPr>
+      </w:pPr>
+      <w:r>
+        <w:rPr>
+          <w:rFonts w:ascii="Arial" w:hAnsi="Arial" w:cs="Arial"/>
+        </w:rPr>
+        <w:t>Az 5. ábra a négy fő menüpont közül az elsőt, a meglátogatott helyszíneket listázó oldalt mutatja be. A tervezés során kiemelt figyelmet fordítottam arra, hogy a felhasználó egy helyen tekinthesse át és kezelhesse a korábban bejárt helyszíneket, illetve könnyedén felidézhesse az azokhoz kapcsolódó élményeit.</w:t>
+      </w:r>
+    </w:p>
+    <w:p>
+      <w:pPr>
+        <w:keepNext/>
+      </w:pPr>
+      <w:r>
+        <w:rPr>
+          <w:noProof/>
+        </w:rPr>
+        <w:lastRenderedPageBreak/>
+        <w:drawing>
+          <wp:inline distT="0" distB="0" distL="0" distR="0" wp14:anchorId="43FD0357" wp14:editId="023D2D4F">
+            <wp:extent cx="5760720" cy="3240405"/>
+            <wp:effectExtent l="0" t="0" r="0" b="0"/>
+            <wp:docPr id="179788065" name="Picture 10"/>
+            <wp:cNvGraphicFramePr>
+              <a:graphicFrameLocks xmlns:a="http://schemas.openxmlformats.org/drawingml/2006/main" noChangeAspect="1"/>
+            </wp:cNvGraphicFramePr>
+            <a:graphic xmlns:a="http://schemas.openxmlformats.org/drawingml/2006/main">
+              <a:graphicData uri="http://schemas.openxmlformats.org/drawingml/2006/picture">
+                <pic:pic xmlns:pic="http://schemas.openxmlformats.org/drawingml/2006/picture">
+                  <pic:nvPicPr>
+                    <pic:cNvPr id="179788065" name="Picture 179788065"/>
+                    <pic:cNvPicPr/>
+                  </pic:nvPicPr>
+                  <pic:blipFill>
+                    <a:blip r:embed="rId10" cstate="print">
+                      <a:extLst>
+                        <a:ext uri="{28A0092B-C50C-407E-A947-70E740481C1C}">
+                          <a14:useLocalDpi xmlns:a14="http://schemas.microsoft.com/office/drawing/2010/main" val="0"/>
+                        </a:ext>
+                      </a:extLst>
+                    </a:blip>
+                    <a:stretch>
+                      <a:fillRect/>
+                    </a:stretch>
+                  </pic:blipFill>
+                  <pic:spPr>
+                    <a:xfrm>
+                      <a:off x="0" y="0"/>
+                      <a:ext cx="5760720" cy="3240405"/>
+                    </a:xfrm>
+                    <a:prstGeom prst="rect">
+                      <a:avLst/>
+                    </a:prstGeom>
+                  </pic:spPr>
+                </pic:pic>
+              </a:graphicData>
+            </a:graphic>
+          </wp:inline>
+        </w:drawing>
+      </w:r>
+    </w:p>
+    <w:p>
+      <w:pPr>
+        <w:pStyle w:val="Caption"/>
+      </w:pPr>
+      <w:fldSimple w:instr=" SEQ ábra \* ARABIC ">
+        <w:r>
+          <w:rPr>
+            <w:noProof/>
+          </w:rPr>
+          <w:t>6</w:t>
+        </w:r>
+      </w:fldSimple>
+      <w:r>
+        <w:t>. ábra: Meglátogatott hely hozzáadása oldal</w:t>
+      </w:r>
+    </w:p>
+    <w:p>
+      <w:pPr>
+        <w:jc w:val="both"/>
+        <w:rPr>
+          <w:rFonts w:ascii="Arial" w:hAnsi="Arial" w:cs="Arial"/>
+        </w:rPr>
+      </w:pPr>
+      <w:r>
+        <w:rPr>
+          <w:rFonts w:ascii="Arial" w:hAnsi="Arial" w:cs="Arial"/>
+        </w:rPr>
+        <w:t xml:space="preserve">A 6. ábrán a sorban következő fontos menüpont, a meglátogatott hely hozzáadása oldal látható. </w:t>
+      </w:r>
+      <w:r>
+        <w:rPr>
+          <w:rFonts w:ascii="Arial" w:hAnsi="Arial" w:cs="Arial"/>
+        </w:rPr>
+        <w:t xml:space="preserve">Itt fontosnak tartottam, </w:t>
+      </w:r>
+      <w:r>
+        <w:rPr>
+          <w:rFonts w:ascii="Arial" w:hAnsi="Arial" w:cs="Arial"/>
+        </w:rPr>
+        <w:t>hogy az oldal a látogatással kapcsolatos valamennyi lényeges információt bekérje a felhasználótól, ugyanakkor továbbra is megőrizze az átláthatóságát.</w:t>
+      </w:r>
+    </w:p>
+    <w:p>
+      <w:pPr>
+        <w:keepNext/>
+        <w:jc w:val="both"/>
+      </w:pPr>
+      <w:r>
+        <w:rPr>
+          <w:rFonts w:ascii="Arial" w:hAnsi="Arial" w:cs="Arial"/>
+          <w:noProof/>
+        </w:rPr>
+        <w:drawing>
+          <wp:inline distT="0" distB="0" distL="0" distR="0" wp14:anchorId="0E4634B2" wp14:editId="73F4CC50">
+            <wp:extent cx="5760720" cy="3240405"/>
+            <wp:effectExtent l="0" t="0" r="0" b="0"/>
+            <wp:docPr id="1198935811" name="Picture 11"/>
+            <wp:cNvGraphicFramePr>
+              <a:graphicFrameLocks xmlns:a="http://schemas.openxmlformats.org/drawingml/2006/main" noChangeAspect="1"/>
+            </wp:cNvGraphicFramePr>
+            <a:graphic xmlns:a="http://schemas.openxmlformats.org/drawingml/2006/main">
+              <a:graphicData uri="http://schemas.openxmlformats.org/drawingml/2006/picture">
+                <pic:pic xmlns:pic="http://schemas.openxmlformats.org/drawingml/2006/picture">
+                  <pic:nvPicPr>
+                    <pic:cNvPr id="1198935811" name="Picture 1198935811"/>
+                    <pic:cNvPicPr/>
+                  </pic:nvPicPr>
+                  <pic:blipFill>
+                    <a:blip r:embed="rId11" cstate="print">
+                      <a:extLst>
+                        <a:ext uri="{28A0092B-C50C-407E-A947-70E740481C1C}">
+                          <a14:useLocalDpi xmlns:a14="http://schemas.microsoft.com/office/drawing/2010/main" val="0"/>
+                        </a:ext>
+                      </a:extLst>
+                    </a:blip>
+                    <a:stretch>
+                      <a:fillRect/>
+                    </a:stretch>
+                  </pic:blipFill>
+                  <pic:spPr>
+                    <a:xfrm>
+                      <a:off x="0" y="0"/>
+                      <a:ext cx="5760720" cy="3240405"/>
+                    </a:xfrm>
+                    <a:prstGeom prst="rect">
+                      <a:avLst/>
+                    </a:prstGeom>
+                  </pic:spPr>
+                </pic:pic>
+              </a:graphicData>
+            </a:graphic>
+          </wp:inline>
+        </w:drawing>
+      </w:r>
+    </w:p>
+    <w:p>
+      <w:pPr>
+        <w:pStyle w:val="Caption"/>
+        <w:jc w:val="both"/>
+      </w:pPr>
+      <w:r>
+        <w:rPr>
+          <w:rFonts w:ascii="Arial" w:hAnsi="Arial" w:cs="Arial"/>
+        </w:rPr>
+        <w:fldChar w:fldCharType="begin"/>
+      </w:r>
+      <w:r>
+        <w:rPr>
+          <w:rFonts w:ascii="Arial" w:hAnsi="Arial" w:cs="Arial"/>
+        </w:rPr>
+        <w:instrText xml:space="preserve"> SEQ ábra \* ARABIC </w:instrText>
+      </w:r>
+      <w:r>
+        <w:rPr>
+          <w:rFonts w:ascii="Arial" w:hAnsi="Arial" w:cs="Arial"/>
+        </w:rPr>
+        <w:fldChar w:fldCharType="separate"/>
+      </w:r>
+      <w:r>
+        <w:rPr>
+          <w:rFonts w:ascii="Arial" w:hAnsi="Arial" w:cs="Arial"/>
+          <w:noProof/>
+        </w:rPr>
+        <w:t>7</w:t>
+      </w:r>
+      <w:r>
+        <w:rPr>
+          <w:rFonts w:ascii="Arial" w:hAnsi="Arial" w:cs="Arial"/>
+        </w:rPr>
+        <w:fldChar w:fldCharType="end"/>
+      </w:r>
+      <w:r>
+        <w:t>. ábra: Megtervezett utak oldal</w:t>
+      </w:r>
+    </w:p>
+    <w:p>
+      <w:pPr>
+        <w:jc w:val="both"/>
+        <w:rPr>
+          <w:rFonts w:ascii="Arial" w:hAnsi="Arial" w:cs="Arial"/>
+        </w:rPr>
+      </w:pPr>
+      <w:r>
+        <w:rPr>
+          <w:rFonts w:ascii="Arial" w:hAnsi="Arial" w:cs="Arial"/>
+        </w:rPr>
+        <w:t>A 7. ábra a megtervezett utazások oldal tervét ábrázolja. Itt, hasonlóan a meglátogatott helyeket listázó oldalhoz, a tervezés során törekedtem arra, hogy a megtervezett utak egy helyen lehessen megtekinthetők és kezelhetők.</w:t>
+      </w:r>
+    </w:p>
+    <w:p>
+      <w:pPr>
+        <w:keepNext/>
+        <w:jc w:val="both"/>
+      </w:pPr>
+      <w:r>
+        <w:rPr>
+          <w:rFonts w:ascii="Arial" w:hAnsi="Arial" w:cs="Arial"/>
+          <w:noProof/>
+        </w:rPr>
+        <w:lastRenderedPageBreak/>
+        <w:drawing>
+          <wp:inline distT="0" distB="0" distL="0" distR="0" wp14:anchorId="415F39BF" wp14:editId="7AC203B0">
+            <wp:extent cx="5760720" cy="3237230"/>
+            <wp:effectExtent l="0" t="0" r="0" b="1270"/>
+            <wp:docPr id="476222351" name="Picture 12"/>
+            <wp:cNvGraphicFramePr>
+              <a:graphicFrameLocks xmlns:a="http://schemas.openxmlformats.org/drawingml/2006/main" noChangeAspect="1"/>
+            </wp:cNvGraphicFramePr>
+            <a:graphic xmlns:a="http://schemas.openxmlformats.org/drawingml/2006/main">
+              <a:graphicData uri="http://schemas.openxmlformats.org/drawingml/2006/picture">
+                <pic:pic xmlns:pic="http://schemas.openxmlformats.org/drawingml/2006/picture">
+                  <pic:nvPicPr>
+                    <pic:cNvPr id="476222351" name="Picture 476222351"/>
+                    <pic:cNvPicPr/>
+                  </pic:nvPicPr>
+                  <pic:blipFill>
+                    <a:blip r:embed="rId12" cstate="print">
+                      <a:extLst>
+                        <a:ext uri="{28A0092B-C50C-407E-A947-70E740481C1C}">
+                          <a14:useLocalDpi xmlns:a14="http://schemas.microsoft.com/office/drawing/2010/main" val="0"/>
+                        </a:ext>
+                      </a:extLst>
+                    </a:blip>
+                    <a:stretch>
+                      <a:fillRect/>
+                    </a:stretch>
+                  </pic:blipFill>
+                  <pic:spPr>
+                    <a:xfrm>
+                      <a:off x="0" y="0"/>
+                      <a:ext cx="5760720" cy="3237230"/>
+                    </a:xfrm>
+                    <a:prstGeom prst="rect">
+                      <a:avLst/>
+                    </a:prstGeom>
+                  </pic:spPr>
+                </pic:pic>
+              </a:graphicData>
+            </a:graphic>
+          </wp:inline>
+        </w:drawing>
+      </w:r>
+    </w:p>
+    <w:p>
+      <w:pPr>
+        <w:pStyle w:val="Caption"/>
+        <w:jc w:val="both"/>
+      </w:pPr>
+      <w:r>
+        <w:rPr>
+          <w:rFonts w:ascii="Arial" w:hAnsi="Arial" w:cs="Arial"/>
+        </w:rPr>
+        <w:fldChar w:fldCharType="begin"/>
+      </w:r>
+      <w:r>
+        <w:rPr>
+          <w:rFonts w:ascii="Arial" w:hAnsi="Arial" w:cs="Arial"/>
+        </w:rPr>
+        <w:instrText xml:space="preserve"> SEQ ábra \* ARABIC </w:instrText>
+      </w:r>
+      <w:r>
+        <w:rPr>
+          <w:rFonts w:ascii="Arial" w:hAnsi="Arial" w:cs="Arial"/>
+        </w:rPr>
+        <w:fldChar w:fldCharType="separate"/>
+      </w:r>
+      <w:r>
+        <w:rPr>
+          <w:rFonts w:ascii="Arial" w:hAnsi="Arial" w:cs="Arial"/>
+          <w:noProof/>
+        </w:rPr>
+        <w:t>8</w:t>
+      </w:r>
+      <w:r>
+        <w:rPr>
+          <w:rFonts w:ascii="Arial" w:hAnsi="Arial" w:cs="Arial"/>
+        </w:rPr>
+        <w:fldChar w:fldCharType="end"/>
+      </w:r>
+      <w:r>
+        <w:t>. ábra: Új utazás tervezése oldal</w:t>
+      </w:r>
+    </w:p>
+    <w:p>
+      <w:pPr>
+        <w:jc w:val="both"/>
+        <w:rPr>
+          <w:rFonts w:ascii="Arial" w:hAnsi="Arial" w:cs="Arial"/>
+        </w:rPr>
+      </w:pPr>
+      <w:r>
+        <w:rPr>
+          <w:rFonts w:ascii="Arial" w:hAnsi="Arial" w:cs="Arial"/>
+        </w:rPr>
+        <w:t>A 8. ábra az utolsó fontos menüpontot, az új utazás tervezésére szolgáló oldalt szemlélteti. Ennek az oldalnak a kialakításánál is arra törekedtem, hogy az valamennyi lényeges adatot bekérje a felhasználótól, anélkül, hogy túlterhelné őt.</w:t>
+      </w:r>
+    </w:p>
+    <w:p>
+      <w:pPr>
         <w:jc w:val="both"/>
         <w:rPr>
           <w:rFonts w:ascii="Arial" w:hAnsi="Arial" w:cs="Arial"/>
@@ -5059,7 +5707,6 @@
           <w:sz w:val="32"/>
           <w:szCs w:val="32"/>
         </w:rPr>
-        <w:lastRenderedPageBreak/>
         <w:t xml:space="preserve">6. </w:t>
       </w:r>
       <w:r>

--- a/szakdolgozat.docx
+++ b/szakdolgozat.docx
@@ -1824,43 +1824,107 @@
         <w:rPr>
           <w:rFonts w:ascii="Arial" w:hAnsi="Arial" w:cs="Arial"/>
         </w:rPr>
-        <w:t>A pytest egy népszerű Python tesztelési keretrendszer, amit az egységtesztek megírására és futtatására használtam. Egyszerű szintaxisa és rugalmas felépítése miatt jól illeszkedik a projektem struktúrájához.</w:t>
-      </w:r>
-    </w:p>
-    <w:p>
-      <w:pPr>
-        <w:spacing w:line="360" w:lineRule="auto"/>
-        <w:jc w:val="both"/>
-        <w:rPr>
-          <w:rFonts w:ascii="Arial" w:hAnsi="Arial" w:cs="Arial"/>
-        </w:rPr>
-      </w:pPr>
-      <w:r>
-        <w:rPr>
-          <w:rFonts w:ascii="Arial" w:hAnsi="Arial" w:cs="Arial"/>
-        </w:rPr>
-        <w:t>A pytest-asyncio a pytest kiegészítése, ami lehetővé teszi az aszinkron kódok tesztelését. Mivel a backend aszinkron műveleteket is tartalmaz (például API hívások), ez elengedhetetlen volt a megfelelő tesztlefedettséghez.</w:t>
-      </w:r>
-    </w:p>
-    <w:p>
-      <w:pPr>
-        <w:spacing w:line="360" w:lineRule="auto"/>
-        <w:jc w:val="both"/>
-        <w:rPr>
-          <w:rFonts w:ascii="Arial" w:hAnsi="Arial" w:cs="Arial"/>
-        </w:rPr>
-      </w:pPr>
-      <w:r>
-        <w:rPr>
-          <w:rFonts w:ascii="Arial" w:hAnsi="Arial" w:cs="Arial"/>
-        </w:rPr>
         <w:t xml:space="preserve">A </w:t>
       </w:r>
       <w:r>
         <w:rPr>
           <w:rFonts w:ascii="Arial" w:hAnsi="Arial" w:cs="Arial"/>
-        </w:rPr>
-        <w:t>pytest-cov a tesztlefedettség mérésére szolgáló eszköz, am</w:t>
+          <w:i/>
+          <w:iCs/>
+        </w:rPr>
+        <w:t>pytest</w:t>
+      </w:r>
+      <w:r>
+        <w:rPr>
+          <w:rFonts w:ascii="Arial" w:hAnsi="Arial" w:cs="Arial"/>
+        </w:rPr>
+        <w:t xml:space="preserve"> egy népszerű </w:t>
+      </w:r>
+      <w:r>
+        <w:rPr>
+          <w:rFonts w:ascii="Arial" w:hAnsi="Arial" w:cs="Arial"/>
+          <w:i/>
+          <w:iCs/>
+        </w:rPr>
+        <w:t>Python</w:t>
+      </w:r>
+      <w:r>
+        <w:rPr>
+          <w:rFonts w:ascii="Arial" w:hAnsi="Arial" w:cs="Arial"/>
+        </w:rPr>
+        <w:t xml:space="preserve"> tesztelési keretrendszer, amit az egységtesztek megírására és futtatására használtam. Egyszerű szintaxisa és rugalmas felépítése miatt jól illeszkedik a projektem struktúrájához.</w:t>
+      </w:r>
+    </w:p>
+    <w:p>
+      <w:pPr>
+        <w:spacing w:line="360" w:lineRule="auto"/>
+        <w:jc w:val="both"/>
+        <w:rPr>
+          <w:rFonts w:ascii="Arial" w:hAnsi="Arial" w:cs="Arial"/>
+        </w:rPr>
+      </w:pPr>
+      <w:r>
+        <w:rPr>
+          <w:rFonts w:ascii="Arial" w:hAnsi="Arial" w:cs="Arial"/>
+        </w:rPr>
+        <w:t xml:space="preserve">A </w:t>
+      </w:r>
+      <w:r>
+        <w:rPr>
+          <w:rFonts w:ascii="Arial" w:hAnsi="Arial" w:cs="Arial"/>
+          <w:i/>
+          <w:iCs/>
+        </w:rPr>
+        <w:t>pytest-asyncio</w:t>
+      </w:r>
+      <w:r>
+        <w:rPr>
+          <w:rFonts w:ascii="Arial" w:hAnsi="Arial" w:cs="Arial"/>
+        </w:rPr>
+        <w:t xml:space="preserve"> a </w:t>
+      </w:r>
+      <w:r>
+        <w:rPr>
+          <w:rFonts w:ascii="Arial" w:hAnsi="Arial" w:cs="Arial"/>
+          <w:i/>
+          <w:iCs/>
+        </w:rPr>
+        <w:t>pytest</w:t>
+      </w:r>
+      <w:r>
+        <w:rPr>
+          <w:rFonts w:ascii="Arial" w:hAnsi="Arial" w:cs="Arial"/>
+        </w:rPr>
+        <w:t xml:space="preserve"> kiegészítése, ami lehetővé teszi az aszinkron kódok tesztelését. Mivel a backend aszinkron műveleteket is tartalmaz (például API hívások), ez elengedhetetlen volt a megfelelő tesztlefedettséghez.</w:t>
+      </w:r>
+    </w:p>
+    <w:p>
+      <w:pPr>
+        <w:spacing w:line="360" w:lineRule="auto"/>
+        <w:jc w:val="both"/>
+        <w:rPr>
+          <w:rFonts w:ascii="Arial" w:hAnsi="Arial" w:cs="Arial"/>
+        </w:rPr>
+      </w:pPr>
+      <w:r>
+        <w:rPr>
+          <w:rFonts w:ascii="Arial" w:hAnsi="Arial" w:cs="Arial"/>
+        </w:rPr>
+        <w:t xml:space="preserve">A </w:t>
+      </w:r>
+      <w:r>
+        <w:rPr>
+          <w:rFonts w:ascii="Arial" w:hAnsi="Arial" w:cs="Arial"/>
+          <w:i/>
+          <w:iCs/>
+        </w:rPr>
+        <w:t>pytest-cov</w:t>
+      </w:r>
+      <w:r>
+        <w:rPr>
+          <w:rFonts w:ascii="Arial" w:hAnsi="Arial" w:cs="Arial"/>
+        </w:rPr>
+        <w:t xml:space="preserve"> a tesztlefedettség mérésére szolgáló eszköz, am</w:t>
       </w:r>
       <w:r>
         <w:rPr>
@@ -1899,7 +1963,21 @@
         <w:rPr>
           <w:rFonts w:ascii="Arial" w:hAnsi="Arial" w:cs="Arial"/>
         </w:rPr>
-        <w:t xml:space="preserve"> GitHub Actions biztosítja, am</w:t>
+        <w:t xml:space="preserve"> </w:t>
+      </w:r>
+      <w:r>
+        <w:rPr>
+          <w:rFonts w:ascii="Arial" w:hAnsi="Arial" w:cs="Arial"/>
+          <w:i/>
+          <w:iCs/>
+        </w:rPr>
+        <w:t>GitHub Actions</w:t>
+      </w:r>
+      <w:r>
+        <w:rPr>
+          <w:rFonts w:ascii="Arial" w:hAnsi="Arial" w:cs="Arial"/>
+        </w:rPr>
+        <w:t xml:space="preserve"> biztosítja, am</w:t>
       </w:r>
       <w:r>
         <w:rPr>
@@ -1945,13 +2023,238 @@
         <w:rPr>
           <w:rFonts w:ascii="Arial" w:hAnsi="Arial" w:cs="Arial"/>
         </w:rPr>
-        <w:t xml:space="preserve">A Visual Studio Code egy ingyenes, nyílt forráskódú fejlesztőkörnyezet, amit a projekt során a kódom írására használtam. </w:t>
-      </w:r>
-      <w:r>
-        <w:rPr>
-          <w:rFonts w:ascii="Arial" w:hAnsi="Arial" w:cs="Arial"/>
-        </w:rPr>
-        <w:t>Széles körű bővítmény támogatással rendelkezik, ami megkönnyíti a Python, JavaScript és webes technológiák hatékony fejlesztését. Beépített terminálja, hibakeresője és Git-integrációja jelentősen növelte a fejlesztés hatékonyságát.</w:t>
+        <w:t xml:space="preserve">A </w:t>
+      </w:r>
+      <w:r>
+        <w:rPr>
+          <w:rFonts w:ascii="Arial" w:hAnsi="Arial" w:cs="Arial"/>
+          <w:i/>
+          <w:iCs/>
+        </w:rPr>
+        <w:t>Visual Studio Code</w:t>
+      </w:r>
+      <w:r>
+        <w:rPr>
+          <w:rFonts w:ascii="Arial" w:hAnsi="Arial" w:cs="Arial"/>
+        </w:rPr>
+        <w:t xml:space="preserve"> egy ingyenes, nyílt forráskódú fejlesztőkörnyezet, amit a projekt során a kódom írására használtam. </w:t>
+      </w:r>
+      <w:r>
+        <w:rPr>
+          <w:rFonts w:ascii="Arial" w:hAnsi="Arial" w:cs="Arial"/>
+        </w:rPr>
+        <w:t xml:space="preserve">Széles körű bővítmény támogatással rendelkezik, ami megkönnyíti a </w:t>
+      </w:r>
+      <w:r>
+        <w:rPr>
+          <w:rFonts w:ascii="Arial" w:hAnsi="Arial" w:cs="Arial"/>
+          <w:i/>
+          <w:iCs/>
+        </w:rPr>
+        <w:t>Python</w:t>
+      </w:r>
+      <w:r>
+        <w:rPr>
+          <w:rFonts w:ascii="Arial" w:hAnsi="Arial" w:cs="Arial"/>
+        </w:rPr>
+        <w:t xml:space="preserve">, </w:t>
+      </w:r>
+      <w:r>
+        <w:rPr>
+          <w:rFonts w:ascii="Arial" w:hAnsi="Arial" w:cs="Arial"/>
+          <w:i/>
+          <w:iCs/>
+        </w:rPr>
+        <w:t>JavaScript</w:t>
+      </w:r>
+      <w:r>
+        <w:rPr>
+          <w:rFonts w:ascii="Arial" w:hAnsi="Arial" w:cs="Arial"/>
+        </w:rPr>
+        <w:t xml:space="preserve"> és webes technológiák hatékony fejlesztését. Beépített terminálja, hibakeresője és </w:t>
+      </w:r>
+      <w:r>
+        <w:rPr>
+          <w:rFonts w:ascii="Arial" w:hAnsi="Arial" w:cs="Arial"/>
+          <w:i/>
+          <w:iCs/>
+        </w:rPr>
+        <w:t>Git</w:t>
+      </w:r>
+      <w:r>
+        <w:rPr>
+          <w:rFonts w:ascii="Arial" w:hAnsi="Arial" w:cs="Arial"/>
+        </w:rPr>
+        <w:t>-integrációja jelentősen növelte a fejlesztés hatékonyságát.</w:t>
+      </w:r>
+    </w:p>
+    <w:p>
+      <w:pPr>
+        <w:spacing w:line="360" w:lineRule="auto"/>
+        <w:jc w:val="both"/>
+        <w:rPr>
+          <w:rFonts w:ascii="Arial" w:hAnsi="Arial" w:cs="Arial"/>
+          <w:sz w:val="28"/>
+          <w:szCs w:val="28"/>
+        </w:rPr>
+      </w:pPr>
+      <w:r>
+        <w:rPr>
+          <w:rFonts w:ascii="Arial" w:hAnsi="Arial" w:cs="Arial"/>
+          <w:sz w:val="28"/>
+          <w:szCs w:val="28"/>
+        </w:rPr>
+        <w:t>2.15. Coolify</w:t>
+      </w:r>
+    </w:p>
+    <w:p>
+      <w:pPr>
+        <w:spacing w:line="360" w:lineRule="auto"/>
+        <w:jc w:val="both"/>
+        <w:rPr>
+          <w:rFonts w:ascii="Arial" w:hAnsi="Arial" w:cs="Arial"/>
+        </w:rPr>
+      </w:pPr>
+      <w:r>
+        <w:rPr>
+          <w:rFonts w:ascii="Arial" w:hAnsi="Arial" w:cs="Arial"/>
+        </w:rPr>
+        <w:t xml:space="preserve">A Coolify egy olyan rendszer, amely webes alkalmazások hosztolására (üzemeltetésére) használható. Annak érdekében, hogy a projektem bárhonnan és </w:t>
+      </w:r>
+      <w:r>
+        <w:rPr>
+          <w:rFonts w:ascii="Arial" w:hAnsi="Arial" w:cs="Arial"/>
+        </w:rPr>
+        <w:lastRenderedPageBreak/>
+        <w:t>bárki számára elérhető, illetve használható legyen, ennek a szolgáltatásnak a használata mellett döntöttem.</w:t>
+      </w:r>
+      <w:r>
+        <w:rPr>
+          <w:rFonts w:ascii="Arial" w:hAnsi="Arial" w:cs="Arial"/>
+        </w:rPr>
+        <w:t xml:space="preserve"> Egyszerre tudja kezelni a frontendet, a backendet, valamint az adatbázist</w:t>
+      </w:r>
+      <w:r>
+        <w:rPr>
+          <w:rFonts w:ascii="Arial" w:hAnsi="Arial" w:cs="Arial"/>
+        </w:rPr>
+        <w:t xml:space="preserve"> </w:t>
+      </w:r>
+      <w:r>
+        <w:rPr>
+          <w:rFonts w:ascii="Arial" w:hAnsi="Arial" w:cs="Arial"/>
+          <w:i/>
+          <w:iCs/>
+        </w:rPr>
+        <w:t>Docker Compose</w:t>
+      </w:r>
+      <w:r>
+        <w:rPr>
+          <w:rFonts w:ascii="Arial" w:hAnsi="Arial" w:cs="Arial"/>
+        </w:rPr>
+        <w:t xml:space="preserve"> segítségével</w:t>
+      </w:r>
+      <w:r>
+        <w:rPr>
+          <w:rFonts w:ascii="Arial" w:hAnsi="Arial" w:cs="Arial"/>
+        </w:rPr>
+        <w:t>, így a használata egyszerű.</w:t>
+      </w:r>
+    </w:p>
+    <w:p>
+      <w:pPr>
+        <w:spacing w:line="360" w:lineRule="auto"/>
+        <w:jc w:val="both"/>
+        <w:rPr>
+          <w:rFonts w:ascii="Arial" w:hAnsi="Arial" w:cs="Arial"/>
+          <w:sz w:val="28"/>
+          <w:szCs w:val="28"/>
+        </w:rPr>
+      </w:pPr>
+      <w:r>
+        <w:rPr>
+          <w:rFonts w:ascii="Arial" w:hAnsi="Arial" w:cs="Arial"/>
+          <w:sz w:val="28"/>
+          <w:szCs w:val="28"/>
+        </w:rPr>
+        <w:t>2.16. Docker</w:t>
+      </w:r>
+      <w:r>
+        <w:rPr>
+          <w:rFonts w:ascii="Arial" w:hAnsi="Arial" w:cs="Arial"/>
+          <w:sz w:val="28"/>
+          <w:szCs w:val="28"/>
+        </w:rPr>
+        <w:t xml:space="preserve"> Compose</w:t>
+      </w:r>
+    </w:p>
+    <w:p>
+      <w:pPr>
+        <w:spacing w:line="360" w:lineRule="auto"/>
+        <w:jc w:val="both"/>
+        <w:rPr>
+          <w:rFonts w:ascii="Arial" w:hAnsi="Arial" w:cs="Arial"/>
+        </w:rPr>
+      </w:pPr>
+      <w:r>
+        <w:rPr>
+          <w:rFonts w:ascii="Arial" w:hAnsi="Arial" w:cs="Arial"/>
+        </w:rPr>
+        <w:t xml:space="preserve">A </w:t>
+      </w:r>
+      <w:r>
+        <w:rPr>
+          <w:rFonts w:ascii="Arial" w:hAnsi="Arial" w:cs="Arial"/>
+          <w:i/>
+          <w:iCs/>
+        </w:rPr>
+        <w:t>Docker Compose</w:t>
+      </w:r>
+      <w:r>
+        <w:rPr>
+          <w:rFonts w:ascii="Arial" w:hAnsi="Arial" w:cs="Arial"/>
+        </w:rPr>
+        <w:t xml:space="preserve"> egy olyan eszköz, amely lehetővé teszi több konténer együttes, egyetlen konfigurációs fájl (docker-compose.yml) segítségével történő definiálását és kezelését. Ennek használatával a projekt egyes összetevői</w:t>
+      </w:r>
+      <w:r>
+        <w:rPr>
+          <w:rFonts w:ascii="Arial" w:hAnsi="Arial" w:cs="Arial"/>
+        </w:rPr>
+        <w:t xml:space="preserve"> </w:t>
+      </w:r>
+      <w:r>
+        <w:rPr>
+          <w:rFonts w:ascii="Arial" w:hAnsi="Arial" w:cs="Arial"/>
+        </w:rPr>
+        <w:t xml:space="preserve">külön-külön konténerekben, ugyanakkor egymással összehangoltan futtathatók. A projektem esetében a </w:t>
+      </w:r>
+      <w:r>
+        <w:rPr>
+          <w:rFonts w:ascii="Arial" w:hAnsi="Arial" w:cs="Arial"/>
+          <w:i/>
+          <w:iCs/>
+        </w:rPr>
+        <w:t>Docker Compose</w:t>
+      </w:r>
+      <w:r>
+        <w:rPr>
+          <w:rFonts w:ascii="Arial" w:hAnsi="Arial" w:cs="Arial"/>
+        </w:rPr>
+        <w:t xml:space="preserve"> alkalmazása mellett döntöttem, mivel ez jelentősen egyszerűsítette a fejlesztői környezet felállítását, valamint biztosította, hogy a </w:t>
+      </w:r>
+      <w:r>
+        <w:rPr>
+          <w:rFonts w:ascii="Arial" w:hAnsi="Arial" w:cs="Arial"/>
+          <w:i/>
+          <w:iCs/>
+        </w:rPr>
+        <w:t>Coolify</w:t>
+      </w:r>
+      <w:r>
+        <w:rPr>
+          <w:rFonts w:ascii="Arial" w:hAnsi="Arial" w:cs="Arial"/>
+        </w:rPr>
+        <w:t xml:space="preserve"> rendszeren keresztül történő hosztolás során is könnyen kezelhető és reprodukálható legyen az alkalmazás teljes infrastruktúrája.</w:t>
       </w:r>
     </w:p>
     <w:p>
@@ -2014,9 +2317,8 @@
         <w:rPr>
           <w:noProof/>
         </w:rPr>
-        <w:lastRenderedPageBreak/>
         <w:drawing>
-          <wp:inline distT="0" distB="0" distL="0" distR="0" wp14:anchorId="3955F083" wp14:editId="06B71BD7">
+          <wp:inline distT="0" distB="0" distL="0" distR="0" wp14:anchorId="3955F083" wp14:editId="1EADF99E">
             <wp:extent cx="5760720" cy="3867785"/>
             <wp:effectExtent l="0" t="0" r="0" b="0"/>
             <wp:docPr id="1801772897" name="Picture 1"/>
@@ -2133,6 +2435,7 @@
           <w:sz w:val="28"/>
           <w:szCs w:val="28"/>
         </w:rPr>
+        <w:lastRenderedPageBreak/>
         <w:t xml:space="preserve">3.2. </w:t>
       </w:r>
       <w:r>
@@ -2365,14 +2668,7 @@
         <w:rPr>
           <w:rFonts w:ascii="Arial" w:hAnsi="Arial" w:cs="Arial"/>
         </w:rPr>
-        <w:t xml:space="preserve">amely nemcsak kapcsolattartási célokat szolgál, hanem gyakran a fiók visszaigazolására, jelszó-visszaállítási </w:t>
-      </w:r>
-      <w:r>
-        <w:rPr>
-          <w:rFonts w:ascii="Arial" w:hAnsi="Arial" w:cs="Arial"/>
-        </w:rPr>
-        <w:lastRenderedPageBreak/>
-        <w:t>folyamatok lebonyolítására, illetve a bejelentkezés alternatív módjaként is felhasználásra kerül</w:t>
+        <w:t>amely nemcsak kapcsolattartási célokat szolgál, hanem gyakran a fiók visszaigazolására, jelszó-visszaállítási folyamatok lebonyolítására, illetve a bejelentkezés alternatív módjaként is felhasználásra kerül</w:t>
       </w:r>
       <w:r>
         <w:rPr>
@@ -2561,7 +2857,14 @@
         <w:rPr>
           <w:rFonts w:ascii="Arial" w:hAnsi="Arial" w:cs="Arial"/>
         </w:rPr>
-        <w:t>E táblák együttesen biztosítják az alkalmazás számára azt az adatstruktúrát, amely alapján meghatározható, hogy mely városok (illetve repülőterek) között létesíthető közvetlen légi összeköttetés, mely légitársaság üzemelteti az adott járatot, valamint hogy a járat a vizsgált időszakban ténylegesen közlekedik-e.</w:t>
+        <w:t xml:space="preserve">E táblák együttesen biztosítják az alkalmazás számára azt az adatstruktúrát, amely alapján </w:t>
+      </w:r>
+      <w:r>
+        <w:rPr>
+          <w:rFonts w:ascii="Arial" w:hAnsi="Arial" w:cs="Arial"/>
+        </w:rPr>
+        <w:lastRenderedPageBreak/>
+        <w:t>meghatározható, hogy mely városok (illetve repülőterek) között létesíthető közvetlen légi összeköttetés, mely légitársaság üzemelteti az adott járatot, valamint hogy a járat a vizsgált időszakban ténylegesen közlekedik-e.</w:t>
       </w:r>
     </w:p>
     <w:p>
@@ -2701,7 +3004,6 @@
         <w:rPr>
           <w:rFonts w:ascii="Arial" w:hAnsi="Arial" w:cs="Arial"/>
         </w:rPr>
-        <w:lastRenderedPageBreak/>
         <w:t>A három tábla együttes, relációs adatbázis-modellként történő kezelése biztosítja, hogy az alkalmazás komplex lekérdezések</w:t>
       </w:r>
       <w:r>
@@ -2926,6 +3228,7 @@
         <w:rPr>
           <w:rFonts w:ascii="Arial" w:hAnsi="Arial" w:cs="Arial"/>
         </w:rPr>
+        <w:lastRenderedPageBreak/>
         <w:t>3.2.4. Utazástervezés</w:t>
       </w:r>
     </w:p>
@@ -3095,7 +3398,6 @@
         <w:rPr>
           <w:rFonts w:ascii="Arial" w:hAnsi="Arial" w:cs="Arial"/>
         </w:rPr>
-        <w:lastRenderedPageBreak/>
         <w:t xml:space="preserve">Ez a táblacsoport felelős a korábban megtervezett utazások megosztásának funkcionalitásáért, 2 táblából épül fel: </w:t>
       </w:r>
       <w:r>
@@ -3271,7 +3573,14 @@
         <w:rPr>
           <w:rFonts w:ascii="Arial" w:hAnsi="Arial" w:cs="Arial"/>
         </w:rPr>
-        <w:t>A két tábla együttes alkalmazása lehetővé teszi az alkalmazás számára, hogy kétféle megosztási mechanizmust is kínáljon: egyrészt egy általános, link alapú megosztást, amely bárki számára hozzáférést biztosíthat, aki rendelkezik a hivatkozással, másrészt egy célzott, meghívás alapú megosztást, am</w:t>
+        <w:t xml:space="preserve">A két tábla együttes alkalmazása lehetővé teszi az alkalmazás számára, hogy kétféle megosztási mechanizmust is kínáljon: egyrészt egy általános, link alapú megosztást, amely bárki számára hozzáférést biztosíthat, aki rendelkezik a hivatkozással, másrészt </w:t>
+      </w:r>
+      <w:r>
+        <w:rPr>
+          <w:rFonts w:ascii="Arial" w:hAnsi="Arial" w:cs="Arial"/>
+        </w:rPr>
+        <w:lastRenderedPageBreak/>
+        <w:t>egy célzott, meghívás alapú megosztást, am</w:t>
       </w:r>
       <w:r>
         <w:rPr>
@@ -3488,7 +3797,6 @@
         <w:rPr>
           <w:rFonts w:ascii="Arial" w:hAnsi="Arial" w:cs="Arial"/>
         </w:rPr>
-        <w:lastRenderedPageBreak/>
         <w:t>adatbázis-kezelés</w:t>
       </w:r>
     </w:p>
@@ -3676,6 +3984,7 @@
           <w:rFonts w:ascii="Arial" w:hAnsi="Arial" w:cs="Arial"/>
           <w:noProof/>
         </w:rPr>
+        <w:lastRenderedPageBreak/>
         <w:drawing>
           <wp:inline distT="0" distB="0" distL="0" distR="0" wp14:anchorId="6CF7B5B3" wp14:editId="7AEC4B84">
             <wp:extent cx="5760720" cy="2769235"/>
@@ -3959,7 +4268,6 @@
         <w:rPr>
           <w:rFonts w:ascii="Arial" w:hAnsi="Arial" w:cs="Arial"/>
         </w:rPr>
-        <w:lastRenderedPageBreak/>
         <w:t>korábbi utazások</w:t>
       </w:r>
       <w:r>
@@ -4138,6 +4446,7 @@
           <w:rFonts w:ascii="Arial" w:hAnsi="Arial" w:cs="Arial"/>
           <w:noProof/>
         </w:rPr>
+        <w:lastRenderedPageBreak/>
         <w:drawing>
           <wp:inline distT="0" distB="0" distL="0" distR="0" wp14:anchorId="47B1F151" wp14:editId="17AFB8EF">
             <wp:extent cx="5760720" cy="688340"/>
@@ -4438,7 +4747,6 @@
         <w:rPr>
           <w:rFonts w:ascii="Arial" w:hAnsi="Arial" w:cs="Arial"/>
         </w:rPr>
-        <w:lastRenderedPageBreak/>
         <w:t xml:space="preserve">az indulási helyet </w:t>
       </w:r>
     </w:p>
@@ -4571,6 +4879,7 @@
         <w:rPr>
           <w:rFonts w:ascii="Arial" w:hAnsi="Arial" w:cs="Arial"/>
         </w:rPr>
+        <w:lastRenderedPageBreak/>
         <w:t>A felhasználó által megadott adatok alapján a backend összeállít egy promptot, amit a kiválasztott nagy nyelvi modell (DeepSeek vagy Ollama) dolgoz fel. Az AI válasza strukturált útitervként kerül feldolgozásra, amelyet a rendszer ellenőriz, majd megjelenít a felhasználó számára.</w:t>
       </w:r>
     </w:p>
@@ -4796,7 +5105,6 @@
         <w:rPr>
           <w:rFonts w:ascii="Arial" w:hAnsi="Arial" w:cs="Arial"/>
         </w:rPr>
-        <w:lastRenderedPageBreak/>
         <w:t xml:space="preserve">leírást </w:t>
       </w:r>
     </w:p>
@@ -4903,6 +5211,7 @@
         <w:rPr>
           <w:rFonts w:ascii="Arial" w:hAnsi="Arial" w:cs="Arial"/>
         </w:rPr>
+        <w:lastRenderedPageBreak/>
         <w:t>4.3.7. Megtervezett utazások megosztása</w:t>
       </w:r>
     </w:p>
@@ -4931,6 +5240,36 @@
           <w:rFonts w:ascii="Arial" w:hAnsi="Arial" w:cs="Arial"/>
         </w:rPr>
         <w:t xml:space="preserve"> is generálható. Ez utóbbi lehetővé teszi, hogy az útiterv olyan személyek számára is elérhető legyen, akik nem rendelkeznek felhasználói fiókkal az alkalmazásban.</w:t>
+      </w:r>
+    </w:p>
+    <w:p>
+      <w:pPr>
+        <w:spacing w:line="360" w:lineRule="auto"/>
+        <w:jc w:val="both"/>
+        <w:rPr>
+          <w:rFonts w:ascii="Arial" w:hAnsi="Arial" w:cs="Arial"/>
+        </w:rPr>
+      </w:pPr>
+      <w:r>
+        <w:rPr>
+          <w:rFonts w:ascii="Arial" w:hAnsi="Arial" w:cs="Arial"/>
+        </w:rPr>
+        <w:t>4.3.8. Meglévő adatbázis importálás-exportálás</w:t>
+      </w:r>
+    </w:p>
+    <w:p>
+      <w:pPr>
+        <w:spacing w:line="360" w:lineRule="auto"/>
+        <w:jc w:val="both"/>
+        <w:rPr>
+          <w:rFonts w:ascii="Arial" w:hAnsi="Arial" w:cs="Arial"/>
+        </w:rPr>
+      </w:pPr>
+      <w:r>
+        <w:rPr>
+          <w:rFonts w:ascii="Arial" w:hAnsi="Arial" w:cs="Arial"/>
+        </w:rPr>
+        <w:t>Annak érdekében, hogy a hosztolt alkalmazás is rendelkezzen a lokális fejlesztői környezetben létrehozott adatbázis-tartalommal, a rendszer biztosít egy adminisztrátori felületet, amelyen keresztül az aktuális adatbázis-állapot JSON formátumban exportálható, majd szükség esetén más környezetbe importálható.</w:t>
       </w:r>
     </w:p>
     <w:p>
@@ -5078,7 +5417,7 @@
         </w:rPr>
         <w:lastRenderedPageBreak/>
         <w:drawing>
-          <wp:inline distT="0" distB="0" distL="0" distR="0" wp14:anchorId="28BD969F" wp14:editId="5A60C165">
+          <wp:inline distT="0" distB="0" distL="0" distR="0" wp14:anchorId="28BD969F" wp14:editId="34B85552">
             <wp:extent cx="5760720" cy="3240405"/>
             <wp:effectExtent l="0" t="0" r="0" b="0"/>
             <wp:docPr id="1304297483" name="Picture 8"/>
@@ -5231,7 +5570,7 @@
           <w:noProof/>
         </w:rPr>
         <w:drawing>
-          <wp:inline distT="0" distB="0" distL="0" distR="0" wp14:anchorId="1B0EC6B4" wp14:editId="1DB263E9">
+          <wp:inline distT="0" distB="0" distL="0" distR="0" wp14:anchorId="1B0EC6B4" wp14:editId="4A97983E">
             <wp:extent cx="5760720" cy="3240405"/>
             <wp:effectExtent l="0" t="0" r="0" b="0"/>
             <wp:docPr id="1302079082" name="Picture 9"/>
@@ -5313,7 +5652,7 @@
         </w:rPr>
         <w:lastRenderedPageBreak/>
         <w:drawing>
-          <wp:inline distT="0" distB="0" distL="0" distR="0" wp14:anchorId="43FD0357" wp14:editId="023D2D4F">
+          <wp:inline distT="0" distB="0" distL="0" distR="0" wp14:anchorId="43FD0357" wp14:editId="13234194">
             <wp:extent cx="5760720" cy="3240405"/>
             <wp:effectExtent l="0" t="0" r="0" b="0"/>
             <wp:docPr id="179788065" name="Picture 10"/>
@@ -5408,7 +5747,7 @@
           <w:noProof/>
         </w:rPr>
         <w:drawing>
-          <wp:inline distT="0" distB="0" distL="0" distR="0" wp14:anchorId="0E4634B2" wp14:editId="73F4CC50">
+          <wp:inline distT="0" distB="0" distL="0" distR="0" wp14:anchorId="0E4634B2" wp14:editId="07EFBC9B">
             <wp:extent cx="5760720" cy="3240405"/>
             <wp:effectExtent l="0" t="0" r="0" b="0"/>
             <wp:docPr id="1198935811" name="Picture 11"/>
@@ -5516,7 +5855,7 @@
         </w:rPr>
         <w:lastRenderedPageBreak/>
         <w:drawing>
-          <wp:inline distT="0" distB="0" distL="0" distR="0" wp14:anchorId="415F39BF" wp14:editId="7AC203B0">
+          <wp:inline distT="0" distB="0" distL="0" distR="0" wp14:anchorId="415F39BF" wp14:editId="5B2DD275">
             <wp:extent cx="5760720" cy="3237230"/>
             <wp:effectExtent l="0" t="0" r="0" b="1270"/>
             <wp:docPr id="476222351" name="Picture 12"/>

--- a/szakdolgozat.docx
+++ b/szakdolgozat.docx
@@ -2318,7 +2318,7 @@
           <w:noProof/>
         </w:rPr>
         <w:drawing>
-          <wp:inline distT="0" distB="0" distL="0" distR="0" wp14:anchorId="3955F083" wp14:editId="1EADF99E">
+          <wp:inline distT="0" distB="0" distL="0" distR="0" wp14:anchorId="3955F083" wp14:editId="4F47FEF2">
             <wp:extent cx="5760720" cy="3867785"/>
             <wp:effectExtent l="0" t="0" r="0" b="0"/>
             <wp:docPr id="1801772897" name="Picture 1"/>
@@ -5417,7 +5417,7 @@
         </w:rPr>
         <w:lastRenderedPageBreak/>
         <w:drawing>
-          <wp:inline distT="0" distB="0" distL="0" distR="0" wp14:anchorId="28BD969F" wp14:editId="34B85552">
+          <wp:inline distT="0" distB="0" distL="0" distR="0" wp14:anchorId="28BD969F" wp14:editId="337CA162">
             <wp:extent cx="5760720" cy="3240405"/>
             <wp:effectExtent l="0" t="0" r="0" b="0"/>
             <wp:docPr id="1304297483" name="Picture 8"/>
@@ -5570,7 +5570,7 @@
           <w:noProof/>
         </w:rPr>
         <w:drawing>
-          <wp:inline distT="0" distB="0" distL="0" distR="0" wp14:anchorId="1B0EC6B4" wp14:editId="4A97983E">
+          <wp:inline distT="0" distB="0" distL="0" distR="0" wp14:anchorId="1B0EC6B4" wp14:editId="10E16F6F">
             <wp:extent cx="5760720" cy="3240405"/>
             <wp:effectExtent l="0" t="0" r="0" b="0"/>
             <wp:docPr id="1302079082" name="Picture 9"/>
@@ -5616,14 +5616,27 @@
       <w:pPr>
         <w:pStyle w:val="Caption"/>
       </w:pPr>
-      <w:fldSimple w:instr=" SEQ ábra \* ARABIC ">
-        <w:r>
-          <w:rPr>
-            <w:noProof/>
-          </w:rPr>
-          <w:t>5</w:t>
-        </w:r>
-      </w:fldSimple>
+      <w:r>
+        <w:fldChar w:fldCharType="begin"/>
+      </w:r>
+      <w:r>
+        <w:instrText xml:space="preserve"> SEQ ábra \* ARABIC </w:instrText>
+      </w:r>
+      <w:r>
+        <w:fldChar w:fldCharType="separate"/>
+      </w:r>
+      <w:r>
+        <w:rPr>
+          <w:noProof/>
+        </w:rPr>
+        <w:t>5</w:t>
+      </w:r>
+      <w:r>
+        <w:rPr>
+          <w:noProof/>
+        </w:rPr>
+        <w:fldChar w:fldCharType="end"/>
+      </w:r>
       <w:r>
         <w:t>. ábra: Meglátogatott helyek oldal</w:t>
       </w:r>
@@ -5652,7 +5665,7 @@
         </w:rPr>
         <w:lastRenderedPageBreak/>
         <w:drawing>
-          <wp:inline distT="0" distB="0" distL="0" distR="0" wp14:anchorId="43FD0357" wp14:editId="13234194">
+          <wp:inline distT="0" distB="0" distL="0" distR="0" wp14:anchorId="43FD0357" wp14:editId="17F0EDD9">
             <wp:extent cx="5760720" cy="3240405"/>
             <wp:effectExtent l="0" t="0" r="0" b="0"/>
             <wp:docPr id="179788065" name="Picture 10"/>
@@ -5698,14 +5711,27 @@
       <w:pPr>
         <w:pStyle w:val="Caption"/>
       </w:pPr>
-      <w:fldSimple w:instr=" SEQ ábra \* ARABIC ">
-        <w:r>
-          <w:rPr>
-            <w:noProof/>
-          </w:rPr>
-          <w:t>6</w:t>
-        </w:r>
-      </w:fldSimple>
+      <w:r>
+        <w:fldChar w:fldCharType="begin"/>
+      </w:r>
+      <w:r>
+        <w:instrText xml:space="preserve"> SEQ ábra \* ARABIC </w:instrText>
+      </w:r>
+      <w:r>
+        <w:fldChar w:fldCharType="separate"/>
+      </w:r>
+      <w:r>
+        <w:rPr>
+          <w:noProof/>
+        </w:rPr>
+        <w:t>6</w:t>
+      </w:r>
+      <w:r>
+        <w:rPr>
+          <w:noProof/>
+        </w:rPr>
+        <w:fldChar w:fldCharType="end"/>
+      </w:r>
       <w:r>
         <w:t>. ábra: Meglátogatott hely hozzáadása oldal</w:t>
       </w:r>
@@ -5747,7 +5773,7 @@
           <w:noProof/>
         </w:rPr>
         <w:drawing>
-          <wp:inline distT="0" distB="0" distL="0" distR="0" wp14:anchorId="0E4634B2" wp14:editId="07EFBC9B">
+          <wp:inline distT="0" distB="0" distL="0" distR="0" wp14:anchorId="0E4634B2" wp14:editId="0424EEFC">
             <wp:extent cx="5760720" cy="3240405"/>
             <wp:effectExtent l="0" t="0" r="0" b="0"/>
             <wp:docPr id="1198935811" name="Picture 11"/>
@@ -5855,7 +5881,7 @@
         </w:rPr>
         <w:lastRenderedPageBreak/>
         <w:drawing>
-          <wp:inline distT="0" distB="0" distL="0" distR="0" wp14:anchorId="415F39BF" wp14:editId="5B2DD275">
+          <wp:inline distT="0" distB="0" distL="0" distR="0" wp14:anchorId="415F39BF" wp14:editId="1A993F7A">
             <wp:extent cx="5760720" cy="3237230"/>
             <wp:effectExtent l="0" t="0" r="0" b="1270"/>
             <wp:docPr id="476222351" name="Picture 12"/>
@@ -5999,6 +6025,1468 @@
           <w:sz w:val="28"/>
           <w:szCs w:val="28"/>
         </w:rPr>
+        <w:t>5.1. Regisztráció, bejelentkezés</w:t>
+      </w:r>
+    </w:p>
+    <w:p>
+      <w:pPr>
+        <w:spacing w:line="360" w:lineRule="auto"/>
+        <w:jc w:val="both"/>
+        <w:rPr>
+          <w:rFonts w:ascii="Arial" w:hAnsi="Arial" w:cs="Arial"/>
+        </w:rPr>
+      </w:pPr>
+      <w:r>
+        <w:rPr>
+          <w:rFonts w:ascii="Arial" w:hAnsi="Arial" w:cs="Arial"/>
+        </w:rPr>
+        <w:t xml:space="preserve">Az alkalmazás a nagyobb </w:t>
+      </w:r>
+      <w:r>
+        <w:rPr>
+          <w:rFonts w:ascii="Arial" w:hAnsi="Arial" w:cs="Arial"/>
+        </w:rPr>
+        <w:t xml:space="preserve">fokú </w:t>
+      </w:r>
+      <w:r>
+        <w:rPr>
+          <w:rFonts w:ascii="Arial" w:hAnsi="Arial" w:cs="Arial"/>
+        </w:rPr>
+        <w:t>biztonság</w:t>
+      </w:r>
+      <w:r>
+        <w:rPr>
+          <w:rFonts w:ascii="Arial" w:hAnsi="Arial" w:cs="Arial"/>
+        </w:rPr>
+        <w:t xml:space="preserve"> biztosítása</w:t>
+      </w:r>
+      <w:r>
+        <w:rPr>
+          <w:rFonts w:ascii="Arial" w:hAnsi="Arial" w:cs="Arial"/>
+        </w:rPr>
+        <w:t xml:space="preserve">, </w:t>
+      </w:r>
+      <w:r>
+        <w:rPr>
+          <w:rFonts w:ascii="Arial" w:hAnsi="Arial" w:cs="Arial"/>
+        </w:rPr>
+        <w:t>valamint</w:t>
+      </w:r>
+      <w:r>
+        <w:rPr>
+          <w:rFonts w:ascii="Arial" w:hAnsi="Arial" w:cs="Arial"/>
+        </w:rPr>
+        <w:t xml:space="preserve"> egy </w:t>
+      </w:r>
+      <w:r>
+        <w:rPr>
+          <w:rFonts w:ascii="Arial" w:hAnsi="Arial" w:cs="Arial"/>
+        </w:rPr>
+        <w:t>esetlegesen a jövőben bevezetésre kerülő előfizetéses modell lehetősége</w:t>
+      </w:r>
+      <w:r>
+        <w:rPr>
+          <w:rFonts w:ascii="Arial" w:hAnsi="Arial" w:cs="Arial"/>
+        </w:rPr>
+        <w:t xml:space="preserve"> </w:t>
+      </w:r>
+      <w:r>
+        <w:rPr>
+          <w:rFonts w:ascii="Arial" w:hAnsi="Arial" w:cs="Arial"/>
+        </w:rPr>
+        <w:t>miatt kizárólag regisztráci</w:t>
+      </w:r>
+      <w:r>
+        <w:rPr>
+          <w:rFonts w:ascii="Arial" w:hAnsi="Arial" w:cs="Arial"/>
+        </w:rPr>
+        <w:t>ót követően, bejelentkezett felhasználók számára elérhető</w:t>
+      </w:r>
+      <w:r>
+        <w:rPr>
+          <w:rFonts w:ascii="Arial" w:hAnsi="Arial" w:cs="Arial"/>
+        </w:rPr>
+        <w:t xml:space="preserve">. </w:t>
+      </w:r>
+    </w:p>
+    <w:p>
+      <w:pPr>
+        <w:spacing w:line="360" w:lineRule="auto"/>
+        <w:jc w:val="both"/>
+        <w:rPr>
+          <w:rFonts w:ascii="Arial" w:hAnsi="Arial" w:cs="Arial"/>
+        </w:rPr>
+      </w:pPr>
+      <w:r>
+        <w:rPr>
+          <w:rFonts w:ascii="Arial" w:hAnsi="Arial" w:cs="Arial"/>
+        </w:rPr>
+        <w:t>5.1.1. Regisztráció</w:t>
+      </w:r>
+    </w:p>
+    <w:p>
+      <w:pPr>
+        <w:spacing w:line="360" w:lineRule="auto"/>
+        <w:jc w:val="both"/>
+        <w:rPr>
+          <w:rFonts w:ascii="Arial" w:hAnsi="Arial" w:cs="Arial"/>
+        </w:rPr>
+      </w:pPr>
+      <w:r>
+        <w:rPr>
+          <w:rFonts w:ascii="Arial" w:hAnsi="Arial" w:cs="Arial"/>
+        </w:rPr>
+        <w:t xml:space="preserve">Az alkalmazás használatához minden felhasználónak előzetesen </w:t>
+      </w:r>
+      <w:r>
+        <w:rPr>
+          <w:rFonts w:ascii="Arial" w:hAnsi="Arial" w:cs="Arial"/>
+        </w:rPr>
+        <w:t>be kell regisztrálnia</w:t>
+      </w:r>
+      <w:r>
+        <w:rPr>
+          <w:rFonts w:ascii="Arial" w:hAnsi="Arial" w:cs="Arial"/>
+        </w:rPr>
+        <w:t xml:space="preserve"> magát a rendszerbe. A regisztrációs folyamat a kliens és a szerver oldal szoros együttműködésével valósul meg, biztosítva ezáltal a bevitt adatok megfelelő ellenőrzését mind felhasználói, mind rendszerszintű oldalon.</w:t>
+      </w:r>
+    </w:p>
+    <w:p>
+      <w:pPr>
+        <w:spacing w:line="360" w:lineRule="auto"/>
+        <w:jc w:val="both"/>
+        <w:rPr>
+          <w:rFonts w:ascii="Arial" w:hAnsi="Arial" w:cs="Arial"/>
+        </w:rPr>
+      </w:pPr>
+      <w:r>
+        <w:rPr>
+          <w:rFonts w:ascii="Arial" w:hAnsi="Arial" w:cs="Arial"/>
+        </w:rPr>
+        <w:t xml:space="preserve">A kliens oldalon a felhasználó egy egyszerű űrlapon keresztül adhatja meg a regisztrációhoz szükséges adatokat: felhasználónevet, e-mail címet, valamint jelszót, amelyet biztonsági okokból kétszer szükséges megadnia. A </w:t>
+      </w:r>
+      <w:r>
+        <w:rPr>
+          <w:rFonts w:ascii="Arial" w:hAnsi="Arial" w:cs="Arial"/>
+          <w:i/>
+          <w:iCs/>
+        </w:rPr>
+        <w:t>JavaScript</w:t>
+      </w:r>
+      <w:r>
+        <w:rPr>
+          <w:rFonts w:ascii="Arial" w:hAnsi="Arial" w:cs="Arial"/>
+        </w:rPr>
+        <w:t xml:space="preserve"> kód az űrlap elküldése előtt ellenőrzi, hogy a megadott jelszó és annak megerősítése megegyezik-e; amennyiben eltérés tapasztalható, a rendszer hibaüzenetet jelenít meg, és nem </w:t>
+      </w:r>
+      <w:r>
+        <w:rPr>
+          <w:rFonts w:ascii="Arial" w:hAnsi="Arial" w:cs="Arial"/>
+        </w:rPr>
+        <w:lastRenderedPageBreak/>
+        <w:t>küldi el a kérést a szerver felé. Ez a kliensoldali validáció lehetővé teszi, hogy a felhasználó már a küldés előtt visszajelzést kapjon az esetleges hibáról, csökkentve ezzel a felesleges szerverhívások számát.</w:t>
+      </w:r>
+    </w:p>
+    <w:p>
+      <w:pPr>
+        <w:spacing w:line="360" w:lineRule="auto"/>
+        <w:jc w:val="both"/>
+        <w:rPr>
+          <w:rFonts w:ascii="Arial" w:hAnsi="Arial" w:cs="Arial"/>
+        </w:rPr>
+      </w:pPr>
+      <w:r>
+        <w:rPr>
+          <w:rFonts w:ascii="Arial" w:hAnsi="Arial" w:cs="Arial"/>
+        </w:rPr>
+        <w:t xml:space="preserve">Sikeres kliensoldali ellenőrzést követően az adatok egy aszinkron </w:t>
+      </w:r>
+      <w:r>
+        <w:rPr>
+          <w:rFonts w:ascii="Arial" w:hAnsi="Arial" w:cs="Arial"/>
+          <w:i/>
+          <w:iCs/>
+        </w:rPr>
+        <w:t>fetch</w:t>
+      </w:r>
+      <w:r>
+        <w:rPr>
+          <w:rFonts w:ascii="Arial" w:hAnsi="Arial" w:cs="Arial"/>
+        </w:rPr>
+        <w:t xml:space="preserve"> kérés formájában, </w:t>
+      </w:r>
+      <w:r>
+        <w:rPr>
+          <w:rFonts w:ascii="Arial" w:hAnsi="Arial" w:cs="Arial"/>
+          <w:i/>
+          <w:iCs/>
+        </w:rPr>
+        <w:t>JSON</w:t>
+      </w:r>
+      <w:r>
+        <w:rPr>
+          <w:rFonts w:ascii="Arial" w:hAnsi="Arial" w:cs="Arial"/>
+        </w:rPr>
+        <w:t xml:space="preserve"> formátumban kerülnek elküldésre a backend </w:t>
+      </w:r>
+      <w:r>
+        <w:rPr>
+          <w:rFonts w:ascii="Arial" w:hAnsi="Arial" w:cs="Arial"/>
+          <w:i/>
+          <w:iCs/>
+        </w:rPr>
+        <w:t>/api/register</w:t>
+      </w:r>
+      <w:r>
+        <w:rPr>
+          <w:rFonts w:ascii="Arial" w:hAnsi="Arial" w:cs="Arial"/>
+        </w:rPr>
+        <w:t xml:space="preserve"> végpontjára. A szerver válaszától függően a felhasználó vagy átirányításra kerül a bejelentkezési oldalra, vagy hibaüzenetet kap a képernyőn megjelenítve.</w:t>
+      </w:r>
+    </w:p>
+    <w:p>
+      <w:pPr>
+        <w:spacing w:line="360" w:lineRule="auto"/>
+        <w:jc w:val="both"/>
+        <w:rPr>
+          <w:rFonts w:ascii="Arial" w:hAnsi="Arial" w:cs="Arial"/>
+        </w:rPr>
+      </w:pPr>
+      <w:r>
+        <w:rPr>
+          <w:rFonts w:ascii="Arial" w:hAnsi="Arial" w:cs="Arial"/>
+        </w:rPr>
+        <w:t xml:space="preserve">A szerver oldalon a regisztrációs kérést a </w:t>
+      </w:r>
+      <w:r>
+        <w:rPr>
+          <w:rFonts w:ascii="Arial" w:hAnsi="Arial" w:cs="Arial"/>
+          <w:i/>
+          <w:iCs/>
+        </w:rPr>
+        <w:t>FastAPI</w:t>
+      </w:r>
+      <w:r>
+        <w:rPr>
+          <w:rFonts w:ascii="Arial" w:hAnsi="Arial" w:cs="Arial"/>
+        </w:rPr>
+        <w:t xml:space="preserve"> keretrendszerben megvalósított </w:t>
+      </w:r>
+      <w:r>
+        <w:rPr>
+          <w:rFonts w:ascii="Arial" w:hAnsi="Arial" w:cs="Arial"/>
+          <w:i/>
+          <w:iCs/>
+        </w:rPr>
+        <w:t>/register</w:t>
+      </w:r>
+      <w:r>
+        <w:rPr>
+          <w:rFonts w:ascii="Arial" w:hAnsi="Arial" w:cs="Arial"/>
+        </w:rPr>
+        <w:t xml:space="preserve"> végpont dolgozza fel. A végpont elsőként ellenőrzi, hogy a megadott felhasználónév vagy e-mail cím szerepel-e már a rendszerben; amennyiben igen, a szerver 400-as státuszkóddal és megfelelő hibaüzenettel utasítja el a kérést, megakadályozva ezáltal a duplikált fiókok létrehozását.</w:t>
+      </w:r>
+    </w:p>
+    <w:p>
+      <w:pPr>
+        <w:spacing w:line="360" w:lineRule="auto"/>
+        <w:jc w:val="both"/>
+        <w:rPr>
+          <w:rFonts w:ascii="Arial" w:hAnsi="Arial" w:cs="Arial"/>
+        </w:rPr>
+      </w:pPr>
+      <w:r>
+        <w:rPr>
+          <w:rFonts w:ascii="Arial" w:hAnsi="Arial" w:cs="Arial"/>
+        </w:rPr>
+        <w:t xml:space="preserve">Amennyiben az adatok egyediek, a rendszer létrehozza az új felhasználót az adatbázisban. A biztonság növelése érdekében a felhasználó által megadott jelszó soha nem kerül nyílt szövegként tárolásra: a </w:t>
+      </w:r>
+      <w:r>
+        <w:rPr>
+          <w:rFonts w:ascii="Arial" w:hAnsi="Arial" w:cs="Arial"/>
+          <w:i/>
+          <w:iCs/>
+        </w:rPr>
+        <w:t>create_user</w:t>
+      </w:r>
+      <w:r>
+        <w:rPr>
+          <w:rFonts w:ascii="Arial" w:hAnsi="Arial" w:cs="Arial"/>
+        </w:rPr>
+        <w:t xml:space="preserve"> függvény meghívásakor a jelszó a </w:t>
+      </w:r>
+      <w:r>
+        <w:rPr>
+          <w:rFonts w:ascii="Arial" w:hAnsi="Arial" w:cs="Arial"/>
+          <w:i/>
+          <w:iCs/>
+        </w:rPr>
+        <w:t>bcrypt</w:t>
+      </w:r>
+      <w:r>
+        <w:rPr>
+          <w:rFonts w:ascii="Arial" w:hAnsi="Arial" w:cs="Arial"/>
+        </w:rPr>
+        <w:t xml:space="preserve"> algoritmus segítségével kerül hash-elésre. A </w:t>
+      </w:r>
+      <w:r>
+        <w:rPr>
+          <w:rFonts w:ascii="Arial" w:hAnsi="Arial" w:cs="Arial"/>
+          <w:i/>
+          <w:iCs/>
+        </w:rPr>
+        <w:t>bcrypt</w:t>
+      </w:r>
+      <w:r>
+        <w:rPr>
+          <w:rFonts w:ascii="Arial" w:hAnsi="Arial" w:cs="Arial"/>
+        </w:rPr>
+        <w:t xml:space="preserve"> egy széles körben elterjedt, kifejezetten jelszavak titkosítására tervezett algoritmus, amely védi a jelszavakat a támadásokkal szemben</w:t>
+      </w:r>
+      <w:r>
+        <w:rPr>
+          <w:rFonts w:ascii="Arial" w:hAnsi="Arial" w:cs="Arial"/>
+        </w:rPr>
+        <w:t xml:space="preserve">. </w:t>
+      </w:r>
+      <w:r>
+        <w:rPr>
+          <w:rFonts w:ascii="Arial" w:hAnsi="Arial" w:cs="Arial"/>
+        </w:rPr>
+        <w:t>Az adatbázisban tehát kizárólag a jelszó hash-elt változata kerül eltárolásra, így egy esetleges adatbázis-szintű biztonsági incidens esetén sem válnak hozzáférhetővé a felhasználók valódi jelszavai.</w:t>
+      </w:r>
+    </w:p>
+    <w:p>
+      <w:pPr>
+        <w:spacing w:line="360" w:lineRule="auto"/>
+        <w:jc w:val="both"/>
+        <w:rPr>
+          <w:rFonts w:ascii="Arial" w:hAnsi="Arial" w:cs="Arial"/>
+        </w:rPr>
+      </w:pPr>
+      <w:r>
+        <w:rPr>
+          <w:rFonts w:ascii="Arial" w:hAnsi="Arial" w:cs="Arial"/>
+        </w:rPr>
+        <w:t>A sikeres létrehozást követően a rendszer az újonnan felvett felhasználói rekordot frissíti és visszaadja, majd a végpont egy megerősítő üzenetet tartalmazó választ küld vissza a kliensnek. Ez a kétrétegű validáció biztosítja, hogy a rendszerbe kizárólag érvényes és egyedi adatokkal rendelkező felhasználók regisztrálhassanak, ezzel is hozzájárulva az alkalmazás adatintegritásának és biztonságának megőrzéséhez.</w:t>
+      </w:r>
+    </w:p>
+    <w:p>
+      <w:pPr>
+        <w:spacing w:line="360" w:lineRule="auto"/>
+        <w:jc w:val="both"/>
+        <w:rPr>
+          <w:rFonts w:ascii="Arial" w:hAnsi="Arial" w:cs="Arial"/>
+        </w:rPr>
+      </w:pPr>
+      <w:r>
+        <w:rPr>
+          <w:rFonts w:ascii="Arial" w:hAnsi="Arial" w:cs="Arial"/>
+        </w:rPr>
+        <w:t>5.1.2. Bejelentkezés</w:t>
+      </w:r>
+    </w:p>
+    <w:p>
+      <w:pPr>
+        <w:spacing w:line="360" w:lineRule="auto"/>
+        <w:jc w:val="both"/>
+        <w:rPr>
+          <w:rFonts w:ascii="Arial" w:hAnsi="Arial" w:cs="Arial"/>
+        </w:rPr>
+      </w:pPr>
+      <w:r>
+        <w:rPr>
+          <w:rFonts w:ascii="Arial" w:hAnsi="Arial" w:cs="Arial"/>
+        </w:rPr>
+        <w:t>A regisztrációt követően a felhasználók kétféle módon léphetnek be az alkalmazásba: a hagyományos, felhasználónév és jelszó alapú bejelentkezéssel, valamint a Google-fiók segítségével történő, egyszerűsített bejelentkezéssel (Google Sign-In).</w:t>
+      </w:r>
+    </w:p>
+    <w:p>
+      <w:pPr>
+        <w:spacing w:line="360" w:lineRule="auto"/>
+        <w:jc w:val="both"/>
+        <w:rPr>
+          <w:rFonts w:ascii="Arial" w:hAnsi="Arial" w:cs="Arial"/>
+        </w:rPr>
+      </w:pPr>
+      <w:r>
+        <w:rPr>
+          <w:rFonts w:ascii="Arial" w:hAnsi="Arial" w:cs="Arial"/>
+        </w:rPr>
+        <w:t xml:space="preserve">5.1.2.1. </w:t>
+      </w:r>
+      <w:r>
+        <w:rPr>
+          <w:rFonts w:ascii="Arial" w:hAnsi="Arial" w:cs="Arial"/>
+        </w:rPr>
+        <w:t>Hagyományos bejelentkezés</w:t>
+      </w:r>
+    </w:p>
+    <w:p>
+      <w:pPr>
+        <w:spacing w:line="360" w:lineRule="auto"/>
+        <w:jc w:val="both"/>
+        <w:rPr>
+          <w:rFonts w:ascii="Arial" w:hAnsi="Arial" w:cs="Arial"/>
+        </w:rPr>
+      </w:pPr>
+      <w:r>
+        <w:rPr>
+          <w:rFonts w:ascii="Arial" w:hAnsi="Arial" w:cs="Arial"/>
+        </w:rPr>
+        <w:lastRenderedPageBreak/>
+        <w:t xml:space="preserve">A kliens oldalon a felhasználó a bejelentkezési űrlapon megadja felhasználónevét és jelszavát, amelyeket a rendszer egy aszinkron </w:t>
+      </w:r>
+      <w:r>
+        <w:rPr>
+          <w:rFonts w:ascii="Arial" w:hAnsi="Arial" w:cs="Arial"/>
+          <w:i/>
+          <w:iCs/>
+        </w:rPr>
+        <w:t>fetch</w:t>
+      </w:r>
+      <w:r>
+        <w:rPr>
+          <w:rFonts w:ascii="Arial" w:hAnsi="Arial" w:cs="Arial"/>
+        </w:rPr>
+        <w:t xml:space="preserve"> kérés keretében, </w:t>
+      </w:r>
+      <w:r>
+        <w:rPr>
+          <w:rFonts w:ascii="Arial" w:hAnsi="Arial" w:cs="Arial"/>
+          <w:i/>
+          <w:iCs/>
+        </w:rPr>
+        <w:t>JSON</w:t>
+      </w:r>
+      <w:r>
+        <w:rPr>
+          <w:rFonts w:ascii="Arial" w:hAnsi="Arial" w:cs="Arial"/>
+        </w:rPr>
+        <w:t xml:space="preserve"> formátumban továbbít a backend </w:t>
+      </w:r>
+      <w:r>
+        <w:rPr>
+          <w:rFonts w:ascii="Arial" w:hAnsi="Arial" w:cs="Arial"/>
+          <w:i/>
+          <w:iCs/>
+        </w:rPr>
+        <w:t>/api/login</w:t>
+      </w:r>
+      <w:r>
+        <w:rPr>
+          <w:rFonts w:ascii="Arial" w:hAnsi="Arial" w:cs="Arial"/>
+        </w:rPr>
+        <w:t xml:space="preserve"> végpontjára. A szerver oldalon a </w:t>
+      </w:r>
+      <w:r>
+        <w:rPr>
+          <w:rFonts w:ascii="Arial" w:hAnsi="Arial" w:cs="Arial"/>
+          <w:i/>
+          <w:iCs/>
+        </w:rPr>
+        <w:t>/login</w:t>
+      </w:r>
+      <w:r>
+        <w:rPr>
+          <w:rFonts w:ascii="Arial" w:hAnsi="Arial" w:cs="Arial"/>
+        </w:rPr>
+        <w:t xml:space="preserve"> végpont elsőként lekérdezi az adatbázisból a megadott felhasználónévhez tartozó felhasználói rekordot; amennyiben ilyen felhasználó nem található, a rendszer 401-es státuszkóddal utasítja el a kérést. Sikeres felhasználó-azonosítás esetén a végpont a </w:t>
+      </w:r>
+      <w:r>
+        <w:rPr>
+          <w:rFonts w:ascii="Arial" w:hAnsi="Arial" w:cs="Arial"/>
+          <w:i/>
+          <w:iCs/>
+        </w:rPr>
+        <w:t>verify_password</w:t>
+      </w:r>
+      <w:r>
+        <w:rPr>
+          <w:rFonts w:ascii="Arial" w:hAnsi="Arial" w:cs="Arial"/>
+        </w:rPr>
+        <w:t xml:space="preserve"> függvény segítségével ellenőrzi, hogy a megadott jelszó egyezik-e az adatbázisban tárolt, </w:t>
+      </w:r>
+      <w:r>
+        <w:rPr>
+          <w:rFonts w:ascii="Arial" w:hAnsi="Arial" w:cs="Arial"/>
+          <w:i/>
+          <w:iCs/>
+        </w:rPr>
+        <w:t>bcrypt</w:t>
+      </w:r>
+      <w:r>
+        <w:rPr>
+          <w:rFonts w:ascii="Arial" w:hAnsi="Arial" w:cs="Arial"/>
+        </w:rPr>
+        <w:t xml:space="preserve"> algoritmussal </w:t>
+      </w:r>
+      <w:r>
+        <w:rPr>
+          <w:rFonts w:ascii="Arial" w:hAnsi="Arial" w:cs="Arial"/>
+        </w:rPr>
+        <w:t xml:space="preserve">titkosított </w:t>
+      </w:r>
+      <w:r>
+        <w:rPr>
+          <w:rFonts w:ascii="Arial" w:hAnsi="Arial" w:cs="Arial"/>
+        </w:rPr>
+        <w:t xml:space="preserve">jelszóval. Amennyiben a jelszó helytelen, a rendszer szintén 401-es hibaüzenettel válaszol. Fontos biztonsági szempont, hogy mindkét hibaeset – tehát a nem létező felhasználónév és a helytelen jelszó – ugyanazt az általános hibaüzenetet ("Invalid username or password") adja vissza, ezáltal megakadályozva, hogy egy esetleges támadó a hibaüzenetek alapján következtethessen arra, hogy egy adott felhasználónév létezik-e a rendszerben. Sikeres azonosítás esetén a szerver a felhasználó azonosítóját és felhasználónevét tartalmazó választ küld vissza a kliensnek, amelyet a </w:t>
+      </w:r>
+      <w:r>
+        <w:rPr>
+          <w:rFonts w:ascii="Arial" w:hAnsi="Arial" w:cs="Arial"/>
+          <w:i/>
+          <w:iCs/>
+        </w:rPr>
+        <w:t>JavaScript</w:t>
+      </w:r>
+      <w:r>
+        <w:rPr>
+          <w:rFonts w:ascii="Arial" w:hAnsi="Arial" w:cs="Arial"/>
+        </w:rPr>
+        <w:t xml:space="preserve"> kód a böngésző </w:t>
+      </w:r>
+      <w:r>
+        <w:rPr>
+          <w:rFonts w:ascii="Arial" w:hAnsi="Arial" w:cs="Arial"/>
+          <w:i/>
+          <w:iCs/>
+        </w:rPr>
+        <w:t>localStorage</w:t>
+      </w:r>
+      <w:r>
+        <w:rPr>
+          <w:rFonts w:ascii="Arial" w:hAnsi="Arial" w:cs="Arial"/>
+        </w:rPr>
+        <w:t xml:space="preserve"> tárolójában ment el, majd a felhasználót átirányítja a főoldalra.</w:t>
+      </w:r>
+    </w:p>
+    <w:p>
+      <w:pPr>
+        <w:spacing w:line="360" w:lineRule="auto"/>
+        <w:jc w:val="both"/>
+        <w:rPr>
+          <w:rFonts w:ascii="Arial" w:hAnsi="Arial" w:cs="Arial"/>
+        </w:rPr>
+      </w:pPr>
+      <w:r>
+        <w:rPr>
+          <w:rFonts w:ascii="Arial" w:hAnsi="Arial" w:cs="Arial"/>
+        </w:rPr>
+        <w:t xml:space="preserve">5.1.2.2. </w:t>
+      </w:r>
+      <w:r>
+        <w:rPr>
+          <w:rFonts w:ascii="Arial" w:hAnsi="Arial" w:cs="Arial"/>
+        </w:rPr>
+        <w:t>Bejelentkezés Google-fiókkal</w:t>
+      </w:r>
+    </w:p>
+    <w:p>
+      <w:pPr>
+        <w:spacing w:line="360" w:lineRule="auto"/>
+        <w:jc w:val="both"/>
+        <w:rPr>
+          <w:rFonts w:ascii="Arial" w:hAnsi="Arial" w:cs="Arial"/>
+        </w:rPr>
+      </w:pPr>
+      <w:r>
+        <w:rPr>
+          <w:rFonts w:ascii="Arial" w:hAnsi="Arial" w:cs="Arial"/>
+        </w:rPr>
+        <w:t xml:space="preserve">A hagyományos bejelentkezés mellett az alkalmazás lehetőséget biztosít a </w:t>
+      </w:r>
+      <w:r>
+        <w:rPr>
+          <w:rFonts w:ascii="Arial" w:hAnsi="Arial" w:cs="Arial"/>
+          <w:i/>
+          <w:iCs/>
+        </w:rPr>
+        <w:t>Google Identity Services</w:t>
+      </w:r>
+      <w:r>
+        <w:rPr>
+          <w:rFonts w:ascii="Arial" w:hAnsi="Arial" w:cs="Arial"/>
+        </w:rPr>
+        <w:t xml:space="preserve"> szolgáltatáson keresztüli, egyszerűsített bejelentkezésre is. A kliens oldal az oldal betöltésekor lekérdezi a szervertől a Google-integrációhoz szükséges kliensazonosítót (</w:t>
+      </w:r>
+      <w:r>
+        <w:rPr>
+          <w:rFonts w:ascii="Arial" w:hAnsi="Arial" w:cs="Arial"/>
+          <w:i/>
+          <w:iCs/>
+        </w:rPr>
+        <w:t>client_id</w:t>
+      </w:r>
+      <w:r>
+        <w:rPr>
+          <w:rFonts w:ascii="Arial" w:hAnsi="Arial" w:cs="Arial"/>
+        </w:rPr>
+        <w:t>), majd dinamikusan betölti a Google által biztosított hitelesítési s</w:t>
+      </w:r>
+      <w:r>
+        <w:rPr>
+          <w:rFonts w:ascii="Arial" w:hAnsi="Arial" w:cs="Arial"/>
+        </w:rPr>
+        <w:t>criptet</w:t>
+      </w:r>
+      <w:r>
+        <w:rPr>
+          <w:rFonts w:ascii="Arial" w:hAnsi="Arial" w:cs="Arial"/>
+        </w:rPr>
+        <w:t>. Amennyiben a szolgáltatás nincs megfelelően konfigurálva a szerver oldalon, vagy a s</w:t>
+      </w:r>
+      <w:r>
+        <w:rPr>
+          <w:rFonts w:ascii="Arial" w:hAnsi="Arial" w:cs="Arial"/>
+        </w:rPr>
+        <w:t>cript</w:t>
+      </w:r>
+      <w:r>
+        <w:rPr>
+          <w:rFonts w:ascii="Arial" w:hAnsi="Arial" w:cs="Arial"/>
+        </w:rPr>
+        <w:t xml:space="preserve"> betöltése sikertelen, a felhasználó egy erről tájékoztató üzenetet lát a bejelentkezési gomb helyén, és a hagyományos bejelentkezési lehetőség marad elérhető.</w:t>
+      </w:r>
+    </w:p>
+    <w:p>
+      <w:pPr>
+        <w:spacing w:line="360" w:lineRule="auto"/>
+        <w:jc w:val="both"/>
+        <w:rPr>
+          <w:rFonts w:ascii="Arial" w:hAnsi="Arial" w:cs="Arial"/>
+        </w:rPr>
+      </w:pPr>
+      <w:r>
+        <w:rPr>
+          <w:rFonts w:ascii="Arial" w:hAnsi="Arial" w:cs="Arial"/>
+        </w:rPr>
+        <w:t xml:space="preserve">A </w:t>
+      </w:r>
+      <w:r>
+        <w:rPr>
+          <w:rFonts w:ascii="Arial" w:hAnsi="Arial" w:cs="Arial"/>
+          <w:i/>
+          <w:iCs/>
+        </w:rPr>
+        <w:t>Google</w:t>
+      </w:r>
+      <w:r>
+        <w:rPr>
+          <w:rFonts w:ascii="Arial" w:hAnsi="Arial" w:cs="Arial"/>
+        </w:rPr>
+        <w:t xml:space="preserve"> által generált gombra kattintva a felhasználó a saját Google-fiókjával azonosíthatja magát, amelynek eredményeként egy titkosított azonosító tokent (</w:t>
+      </w:r>
+      <w:r>
+        <w:rPr>
+          <w:rFonts w:ascii="Arial" w:hAnsi="Arial" w:cs="Arial"/>
+          <w:i/>
+          <w:iCs/>
+        </w:rPr>
+        <w:t>ID token</w:t>
+      </w:r>
+      <w:r>
+        <w:rPr>
+          <w:rFonts w:ascii="Arial" w:hAnsi="Arial" w:cs="Arial"/>
+        </w:rPr>
+        <w:t xml:space="preserve">) kap a kliens. Ez a token a </w:t>
+      </w:r>
+      <w:r>
+        <w:rPr>
+          <w:rFonts w:ascii="Arial" w:hAnsi="Arial" w:cs="Arial"/>
+          <w:i/>
+          <w:iCs/>
+        </w:rPr>
+        <w:t>/api/google-login</w:t>
+      </w:r>
+      <w:r>
+        <w:rPr>
+          <w:rFonts w:ascii="Arial" w:hAnsi="Arial" w:cs="Arial"/>
+        </w:rPr>
+        <w:t xml:space="preserve"> végpontra kerül továbbításra, ahol a szerver a Google hivatalos könyvtára (</w:t>
+      </w:r>
+      <w:r>
+        <w:rPr>
+          <w:rFonts w:ascii="Arial" w:hAnsi="Arial" w:cs="Arial"/>
+          <w:i/>
+          <w:iCs/>
+        </w:rPr>
+        <w:t>id_token.verify_oauth2_token</w:t>
+      </w:r>
+      <w:r>
+        <w:rPr>
+          <w:rFonts w:ascii="Arial" w:hAnsi="Arial" w:cs="Arial"/>
+        </w:rPr>
+        <w:t>) segítségével ellenőrzi a token érvényességét és hitelességét, valamint azt, hogy a hozzá tartozó e-mail cím megerősített státuszú-e. Amennyiben a token érvénytelen, vagy az e-mail cím nincs megerősítve, a rendszer a megfelelő hibaüzenettel elutasítja a kérést.</w:t>
+      </w:r>
+    </w:p>
+    <w:p>
+      <w:pPr>
+        <w:spacing w:line="360" w:lineRule="auto"/>
+        <w:jc w:val="both"/>
+        <w:rPr>
+          <w:rFonts w:ascii="Arial" w:hAnsi="Arial" w:cs="Arial"/>
+        </w:rPr>
+      </w:pPr>
+      <w:r>
+        <w:rPr>
+          <w:rFonts w:ascii="Arial" w:hAnsi="Arial" w:cs="Arial"/>
+        </w:rPr>
+        <w:lastRenderedPageBreak/>
+        <w:t xml:space="preserve">Sikeres ellenőrzést követően a rendszer megvizsgálja, hogy az adott e-mail címhez tartozik-e már regisztrált felhasználói fiók. Amennyiben igen, a bejelentkezés ehhez a meglévő fiókhoz történik. Amennyiben nem, a rendszer automatikusan létrehoz egy új felhasználói fiókot: a </w:t>
+      </w:r>
+      <w:r>
+        <w:rPr>
+          <w:rFonts w:ascii="Arial" w:hAnsi="Arial" w:cs="Arial"/>
+          <w:i/>
+          <w:iCs/>
+        </w:rPr>
+        <w:t>create_google_user</w:t>
+      </w:r>
+      <w:r>
+        <w:rPr>
+          <w:rFonts w:ascii="Arial" w:hAnsi="Arial" w:cs="Arial"/>
+        </w:rPr>
+        <w:t xml:space="preserve"> függvény a Google-fiókból kapott név (vagy ennek hiányában az e-mail cím) alapján generál egy egyedi, kizárólag kisbetűket, számokat és aláhúzásjelet tartalmazó felhasználónevet, amelyet ütközés esetén</w:t>
+      </w:r>
+      <w:r>
+        <w:rPr>
+          <w:rFonts w:ascii="Arial" w:hAnsi="Arial" w:cs="Arial"/>
+        </w:rPr>
+        <w:t>,</w:t>
+      </w:r>
+      <w:r>
+        <w:rPr>
+          <w:rFonts w:ascii="Arial" w:hAnsi="Arial" w:cs="Arial"/>
+        </w:rPr>
+        <w:t xml:space="preserve"> tehát ha a generált név már foglalt</w:t>
+      </w:r>
+      <w:r>
+        <w:rPr>
+          <w:rFonts w:ascii="Arial" w:hAnsi="Arial" w:cs="Arial"/>
+        </w:rPr>
+        <w:t>,</w:t>
+      </w:r>
+      <w:r>
+        <w:rPr>
+          <w:rFonts w:ascii="Arial" w:hAnsi="Arial" w:cs="Arial"/>
+        </w:rPr>
+        <w:t xml:space="preserve"> automatikusan sorszámmal lát el, egészen addig, amíg egyedi felhasználónevet nem talál. Mivel a Google-fiókkal regisztrált felhasználók nem rendelkeznek saját, általuk megadott jelszóval, a rendszer egy kriptográfiailag biztonságos, véletlenszerűen generált jelszót (</w:t>
+      </w:r>
+      <w:r>
+        <w:rPr>
+          <w:rFonts w:ascii="Arial" w:hAnsi="Arial" w:cs="Arial"/>
+          <w:i/>
+          <w:iCs/>
+        </w:rPr>
+        <w:t>secrets.token_urlsafe</w:t>
+      </w:r>
+      <w:r>
+        <w:rPr>
+          <w:rFonts w:ascii="Arial" w:hAnsi="Arial" w:cs="Arial"/>
+        </w:rPr>
+        <w:t>) hoz létre és tárol el</w:t>
+      </w:r>
+      <w:r>
+        <w:rPr>
+          <w:rFonts w:ascii="Arial" w:hAnsi="Arial" w:cs="Arial"/>
+        </w:rPr>
+        <w:t xml:space="preserve">, </w:t>
+      </w:r>
+      <w:r>
+        <w:rPr>
+          <w:rFonts w:ascii="Arial" w:hAnsi="Arial" w:cs="Arial"/>
+        </w:rPr>
+        <w:t>amely gyakorlatilag használhatatlan a hagyományos bejelentkezéshez, azonban biztosítja az adatbázis-séma konzisztenciáját.</w:t>
+      </w:r>
+    </w:p>
+    <w:p>
+      <w:pPr>
+        <w:spacing w:line="360" w:lineRule="auto"/>
+        <w:jc w:val="both"/>
+        <w:rPr>
+          <w:rFonts w:ascii="Arial" w:hAnsi="Arial" w:cs="Arial"/>
+        </w:rPr>
+      </w:pPr>
+      <w:r>
+        <w:rPr>
+          <w:rFonts w:ascii="Arial" w:hAnsi="Arial" w:cs="Arial"/>
+        </w:rPr>
+        <w:t>A sikeres bejelentkezés</w:t>
+      </w:r>
+      <w:r>
+        <w:rPr>
+          <w:rFonts w:ascii="Arial" w:hAnsi="Arial" w:cs="Arial"/>
+        </w:rPr>
+        <w:t xml:space="preserve"> után </w:t>
+      </w:r>
+      <w:r>
+        <w:rPr>
+          <w:rFonts w:ascii="Arial" w:hAnsi="Arial" w:cs="Arial"/>
+        </w:rPr>
+        <w:t>a szerver mindkét esetben azonos szerkezetű választ (</w:t>
+      </w:r>
+      <w:r>
+        <w:rPr>
+          <w:rFonts w:ascii="Arial" w:hAnsi="Arial" w:cs="Arial"/>
+          <w:i/>
+          <w:iCs/>
+        </w:rPr>
+        <w:t>LoginResponse</w:t>
+      </w:r>
+      <w:r>
+        <w:rPr>
+          <w:rFonts w:ascii="Arial" w:hAnsi="Arial" w:cs="Arial"/>
+        </w:rPr>
+        <w:t xml:space="preserve">) küld vissza, amely tartalmazza a felhasználó azonosítóját és felhasználónevét. Ez az egységes válaszformátum lehetővé teszi, hogy a kliens oldali munkamenet-kezelés (a </w:t>
+      </w:r>
+      <w:r>
+        <w:rPr>
+          <w:rFonts w:ascii="Arial" w:hAnsi="Arial" w:cs="Arial"/>
+          <w:i/>
+          <w:iCs/>
+        </w:rPr>
+        <w:t>saveSessionAndRedirect</w:t>
+      </w:r>
+      <w:r>
+        <w:rPr>
+          <w:rFonts w:ascii="Arial" w:hAnsi="Arial" w:cs="Arial"/>
+        </w:rPr>
+        <w:t xml:space="preserve"> függvény) mindkét bejelentkezési módnál azonos módon kezelje a sikeres azonosítást, és irányítsa át a felhasználót az alkalmazás főoldalára.</w:t>
+      </w:r>
+    </w:p>
+    <w:p>
+      <w:pPr>
+        <w:spacing w:line="360" w:lineRule="auto"/>
+        <w:jc w:val="both"/>
+        <w:rPr>
+          <w:rFonts w:ascii="Arial" w:hAnsi="Arial" w:cs="Arial"/>
+        </w:rPr>
+      </w:pPr>
+      <w:r>
+        <w:rPr>
+          <w:rFonts w:ascii="Arial" w:hAnsi="Arial" w:cs="Arial"/>
+        </w:rPr>
+        <w:t>5.1.3. Jelszó visszaállítás</w:t>
+      </w:r>
+    </w:p>
+    <w:p>
+      <w:pPr>
+        <w:spacing w:line="360" w:lineRule="auto"/>
+        <w:jc w:val="both"/>
+        <w:rPr>
+          <w:rFonts w:ascii="Arial" w:hAnsi="Arial" w:cs="Arial"/>
+        </w:rPr>
+      </w:pPr>
+      <w:r>
+        <w:rPr>
+          <w:rFonts w:ascii="Arial" w:hAnsi="Arial" w:cs="Arial"/>
+        </w:rPr>
+        <w:t>Előfordulhat, hogy a felhasználó elfelejti a fiókjához tartozó jelszavát, ezért az alkalmazás egy biztonságos, token-alapú jelszó-visszaállítási mechanizmust biztosít, amely két egymásra épülő lépésből áll: a visszaállítási kérelem elküldéséből, valamint az új jelszó megadásából.</w:t>
+      </w:r>
+    </w:p>
+    <w:p>
+      <w:pPr>
+        <w:spacing w:line="360" w:lineRule="auto"/>
+        <w:jc w:val="both"/>
+        <w:rPr>
+          <w:rFonts w:ascii="Arial" w:hAnsi="Arial" w:cs="Arial"/>
+        </w:rPr>
+      </w:pPr>
+      <w:r>
+        <w:rPr>
+          <w:rFonts w:ascii="Arial" w:hAnsi="Arial" w:cs="Arial"/>
+        </w:rPr>
+        <w:t xml:space="preserve">5.1.3.1. </w:t>
+      </w:r>
+      <w:r>
+        <w:rPr>
+          <w:rFonts w:ascii="Arial" w:hAnsi="Arial" w:cs="Arial"/>
+        </w:rPr>
+        <w:t>A jelszó-visszaállítás kérelmezése</w:t>
+      </w:r>
+    </w:p>
+    <w:p>
+      <w:pPr>
+        <w:spacing w:line="360" w:lineRule="auto"/>
+        <w:jc w:val="both"/>
+        <w:rPr>
+          <w:rFonts w:ascii="Arial" w:hAnsi="Arial" w:cs="Arial"/>
+        </w:rPr>
+      </w:pPr>
+      <w:r>
+        <w:rPr>
+          <w:rFonts w:ascii="Arial" w:hAnsi="Arial" w:cs="Arial"/>
+        </w:rPr>
+        <w:t xml:space="preserve">A bejelentkezési oldalon elhelyezett "Elfelejtett jelszó" hivatkozásra kattintva egy felugró ablak jelenik meg, amelyben a felhasználó megadhatja a fiókjához tartozó e-mail címét. Az űrlap elküldését követően a kliens egy aszinkron </w:t>
+      </w:r>
+      <w:r>
+        <w:rPr>
+          <w:rFonts w:ascii="Arial" w:hAnsi="Arial" w:cs="Arial"/>
+          <w:i/>
+          <w:iCs/>
+        </w:rPr>
+        <w:t>fetch</w:t>
+      </w:r>
+      <w:r>
+        <w:rPr>
+          <w:rFonts w:ascii="Arial" w:hAnsi="Arial" w:cs="Arial"/>
+        </w:rPr>
+        <w:t xml:space="preserve"> kérés keretében továbbítja a megadott e-mail címet a backend </w:t>
+      </w:r>
+      <w:r>
+        <w:rPr>
+          <w:rFonts w:ascii="Arial" w:hAnsi="Arial" w:cs="Arial"/>
+          <w:i/>
+          <w:iCs/>
+        </w:rPr>
+        <w:t>/api/forgot-password/request</w:t>
+      </w:r>
+      <w:r>
+        <w:rPr>
+          <w:rFonts w:ascii="Arial" w:hAnsi="Arial" w:cs="Arial"/>
+        </w:rPr>
+        <w:t xml:space="preserve"> végpontjára.</w:t>
+      </w:r>
+    </w:p>
+    <w:p>
+      <w:pPr>
+        <w:spacing w:line="360" w:lineRule="auto"/>
+        <w:jc w:val="both"/>
+        <w:rPr>
+          <w:rFonts w:ascii="Arial" w:hAnsi="Arial" w:cs="Arial"/>
+        </w:rPr>
+      </w:pPr>
+      <w:r>
+        <w:rPr>
+          <w:rFonts w:ascii="Arial" w:hAnsi="Arial" w:cs="Arial"/>
+        </w:rPr>
+        <w:t xml:space="preserve">A szerver oldalon ez a végpont megvizsgálja, hogy a megadott e-mail címhez tartozik-e regisztrált felhasználói fiók. Amennyiben igen, a rendszer létrehoz egy egyszer </w:t>
+      </w:r>
+      <w:r>
+        <w:rPr>
+          <w:rFonts w:ascii="Arial" w:hAnsi="Arial" w:cs="Arial"/>
+        </w:rPr>
+        <w:lastRenderedPageBreak/>
+        <w:t>használatos, kriptográfiailag biztonságos visszaállítási tokent (</w:t>
+      </w:r>
+      <w:r>
+        <w:rPr>
+          <w:rFonts w:ascii="Arial" w:hAnsi="Arial" w:cs="Arial"/>
+          <w:i/>
+          <w:iCs/>
+        </w:rPr>
+        <w:t>secrets.token_urlsafe</w:t>
+      </w:r>
+      <w:r>
+        <w:rPr>
+          <w:rFonts w:ascii="Arial" w:hAnsi="Arial" w:cs="Arial"/>
+        </w:rPr>
+        <w:t xml:space="preserve">), amelyet nem nyílt formában, hanem </w:t>
+      </w:r>
+      <w:r>
+        <w:rPr>
+          <w:rFonts w:ascii="Arial" w:hAnsi="Arial" w:cs="Arial"/>
+          <w:i/>
+          <w:iCs/>
+        </w:rPr>
+        <w:t>SHA-256</w:t>
+      </w:r>
+      <w:r>
+        <w:rPr>
+          <w:rFonts w:ascii="Arial" w:hAnsi="Arial" w:cs="Arial"/>
+        </w:rPr>
+        <w:t xml:space="preserve"> algoritmussal hash-elve tárol el az adatbázisban, egy 30 perces érvényességi idővel ellátva. A generált token birtokában a rendszer egy visszaállítási hivatkozást állít össze, amelyet e-mailben megküld a felhasználó számára. Fontos megjegyezni, hogy egy adott felhasználóhoz tartozó, korábban kiadott, még fel nem használt tokenek</w:t>
+      </w:r>
+      <w:r>
+        <w:rPr>
+          <w:rFonts w:ascii="Arial" w:hAnsi="Arial" w:cs="Arial"/>
+        </w:rPr>
+        <w:t>et</w:t>
+      </w:r>
+      <w:r>
+        <w:rPr>
+          <w:rFonts w:ascii="Arial" w:hAnsi="Arial" w:cs="Arial"/>
+        </w:rPr>
+        <w:t xml:space="preserve"> a rendszer automatikusan érvényteleníti egy új kérelem esetén, ez</w:t>
+      </w:r>
+      <w:r>
+        <w:rPr>
+          <w:rFonts w:ascii="Arial" w:hAnsi="Arial" w:cs="Arial"/>
+        </w:rPr>
+        <w:t>zel</w:t>
+      </w:r>
+      <w:r>
+        <w:rPr>
+          <w:rFonts w:ascii="Arial" w:hAnsi="Arial" w:cs="Arial"/>
+        </w:rPr>
+        <w:t xml:space="preserve"> biztosítva, hogy egy időben mindig csak egy érvényes visszaállítási hivatkozás létezzen.</w:t>
+      </w:r>
+    </w:p>
+    <w:p>
+      <w:pPr>
+        <w:spacing w:line="360" w:lineRule="auto"/>
+        <w:jc w:val="both"/>
+        <w:rPr>
+          <w:rFonts w:ascii="Arial" w:hAnsi="Arial" w:cs="Arial"/>
+        </w:rPr>
+      </w:pPr>
+      <w:r>
+        <w:rPr>
+          <w:rFonts w:ascii="Arial" w:hAnsi="Arial" w:cs="Arial"/>
+        </w:rPr>
+        <w:t>Biztonsági szempontból kiemelten fontos tervezési döntés, hogy a végpont mindig ugyanazt az általános üzenetet adja vissza a felhasználónak. Ezáltal a rendszer megakadályozza, hogy egy esetleges támadó a válaszok alapján felderíthesse, mely e-mail címek rendelkeznek regisztrált fiókkal az</w:t>
+      </w:r>
+      <w:r>
+        <w:rPr>
+          <w:rFonts w:ascii="Arial" w:hAnsi="Arial" w:cs="Arial"/>
+        </w:rPr>
+        <w:t xml:space="preserve"> alkalmazásban</w:t>
+      </w:r>
+      <w:r>
+        <w:rPr>
+          <w:rFonts w:ascii="Arial" w:hAnsi="Arial" w:cs="Arial"/>
+        </w:rPr>
+        <w:t>.</w:t>
+      </w:r>
+    </w:p>
+    <w:p>
+      <w:pPr>
+        <w:spacing w:line="360" w:lineRule="auto"/>
+        <w:jc w:val="both"/>
+        <w:rPr>
+          <w:rFonts w:ascii="Arial" w:hAnsi="Arial" w:cs="Arial"/>
+        </w:rPr>
+      </w:pPr>
+      <w:r>
+        <w:rPr>
+          <w:rFonts w:ascii="Arial" w:hAnsi="Arial" w:cs="Arial"/>
+        </w:rPr>
+        <w:t xml:space="preserve">5.1.3.2. </w:t>
+      </w:r>
+      <w:r>
+        <w:rPr>
+          <w:rFonts w:ascii="Arial" w:hAnsi="Arial" w:cs="Arial"/>
+        </w:rPr>
+        <w:t>Az új jelszó megadása</w:t>
+      </w:r>
+    </w:p>
+    <w:p>
+      <w:pPr>
+        <w:spacing w:line="360" w:lineRule="auto"/>
+        <w:jc w:val="both"/>
+        <w:rPr>
+          <w:rFonts w:ascii="Arial" w:hAnsi="Arial" w:cs="Arial"/>
+        </w:rPr>
+      </w:pPr>
+      <w:r>
+        <w:rPr>
+          <w:rFonts w:ascii="Arial" w:hAnsi="Arial" w:cs="Arial"/>
+        </w:rPr>
+        <w:t>A felhasználó az e-mailben kapott hivatkozásra kattintva jut el a jelszó-visszaállító oldalra, amely az URL-ből kinyeri a hozzá tartozó visszaállítási tokent. Amennyiben a hivatkozás nem tartalmaz tokent, a rendszer egy érvénytelenségről tájékoztató üzenetet jelenít meg, és nem engedi a jelszó megváltoztatását.</w:t>
+      </w:r>
+    </w:p>
+    <w:p>
+      <w:pPr>
+        <w:spacing w:line="360" w:lineRule="auto"/>
+        <w:jc w:val="both"/>
+        <w:rPr>
+          <w:rFonts w:ascii="Arial" w:hAnsi="Arial" w:cs="Arial"/>
+        </w:rPr>
+      </w:pPr>
+      <w:r>
+        <w:rPr>
+          <w:rFonts w:ascii="Arial" w:hAnsi="Arial" w:cs="Arial"/>
+        </w:rPr>
+        <w:t xml:space="preserve">Érvényes token esetén a felhasználó megadhatja új jelszavát, </w:t>
+      </w:r>
+      <w:r>
+        <w:rPr>
+          <w:rFonts w:ascii="Arial" w:hAnsi="Arial" w:cs="Arial"/>
+        </w:rPr>
+        <w:t xml:space="preserve">amit </w:t>
+      </w:r>
+      <w:r>
+        <w:rPr>
+          <w:rFonts w:ascii="Arial" w:hAnsi="Arial" w:cs="Arial"/>
+        </w:rPr>
+        <w:t xml:space="preserve">meg is kell erősítenie. A kliens oldali </w:t>
+      </w:r>
+      <w:r>
+        <w:rPr>
+          <w:rFonts w:ascii="Arial" w:hAnsi="Arial" w:cs="Arial"/>
+          <w:i/>
+          <w:iCs/>
+        </w:rPr>
+        <w:t>JavaScript</w:t>
+      </w:r>
+      <w:r>
+        <w:rPr>
+          <w:rFonts w:ascii="Arial" w:hAnsi="Arial" w:cs="Arial"/>
+        </w:rPr>
+        <w:t xml:space="preserve"> kód ellenőrzi, hogy a két jelszómező tartalma megegyezik-e, valamint hogy az új jelszó eléri-e a minimálisan megkövetelt hosszúságot (legalább 6 karakter); ezen feltételek teljesülése esetén kerül csak sor a kérés elküldésére.</w:t>
+      </w:r>
+    </w:p>
+    <w:p>
+      <w:pPr>
+        <w:spacing w:line="360" w:lineRule="auto"/>
+        <w:jc w:val="both"/>
+        <w:rPr>
+          <w:rFonts w:ascii="Arial" w:hAnsi="Arial" w:cs="Arial"/>
+        </w:rPr>
+      </w:pPr>
+      <w:r>
+        <w:rPr>
+          <w:rFonts w:ascii="Arial" w:hAnsi="Arial" w:cs="Arial"/>
+        </w:rPr>
+        <w:t xml:space="preserve">A szerver oldalon a </w:t>
+      </w:r>
+      <w:r>
+        <w:rPr>
+          <w:rFonts w:ascii="Arial" w:hAnsi="Arial" w:cs="Arial"/>
+          <w:i/>
+          <w:iCs/>
+        </w:rPr>
+        <w:t>/api/forgot-password/reset</w:t>
+      </w:r>
+      <w:r>
+        <w:rPr>
+          <w:rFonts w:ascii="Arial" w:hAnsi="Arial" w:cs="Arial"/>
+        </w:rPr>
+        <w:t xml:space="preserve"> végpont elsőként ellenőrzi a kapott token érvényességét: megvizsgálja, hogy a token hash-elt formában szerepel-e az adatbázisban, még nem került-e felhasználásra, és nem járt-e le az érvényességi ideje. Amennyiben bármely feltétel nem teljesül, a rendszer 400-as státuszkóddal, érvénytelen vagy lejárt hivatkozásra utaló hibaüzenettel utasítja el a kérést. Sikeres ellenőrzés esetén a rendszer a </w:t>
+      </w:r>
+      <w:r>
+        <w:rPr>
+          <w:rFonts w:ascii="Arial" w:hAnsi="Arial" w:cs="Arial"/>
+          <w:i/>
+          <w:iCs/>
+        </w:rPr>
+        <w:t>bcrypt</w:t>
+      </w:r>
+      <w:r>
+        <w:rPr>
+          <w:rFonts w:ascii="Arial" w:hAnsi="Arial" w:cs="Arial"/>
+        </w:rPr>
+        <w:t xml:space="preserve"> algoritmussal hash-eli és frissíti a felhasználó jelszavát az adatbázisban, majd a felhasznált tokent használtként jelöli meg, ezáltal megakadályozva annak ismételt felhasználását</w:t>
+      </w:r>
+      <w:r>
+        <w:rPr>
+          <w:rFonts w:ascii="Arial" w:hAnsi="Arial" w:cs="Arial"/>
+        </w:rPr>
+        <w:t xml:space="preserve">. </w:t>
+      </w:r>
+      <w:r>
+        <w:rPr>
+          <w:rFonts w:ascii="Arial" w:hAnsi="Arial" w:cs="Arial"/>
+        </w:rPr>
+        <w:t>A sikeres jelszó-visszaállítást követően a felhasználó automatikusan átirányításra kerül a bejelentkezési oldalra, ahol az újonnan beállított jelszavával léphet be a rendszerbe.</w:t>
+      </w:r>
+    </w:p>
+    <w:p>
+      <w:pPr>
+        <w:spacing w:line="360" w:lineRule="auto"/>
+        <w:jc w:val="both"/>
+        <w:rPr>
+          <w:rFonts w:ascii="Arial" w:hAnsi="Arial" w:cs="Arial"/>
+        </w:rPr>
+      </w:pPr>
+      <w:r>
+        <w:rPr>
+          <w:rFonts w:ascii="Arial" w:hAnsi="Arial" w:cs="Arial"/>
+        </w:rPr>
+        <w:lastRenderedPageBreak/>
+        <w:t>Ez a megoldás biztosítja, hogy a jelszó-visszaállítási folyamat mind a felhasználó, mind a rendszer szempontjából biztonságos és megbízható legyen.</w:t>
+      </w:r>
+    </w:p>
+    <w:p>
+      <w:pPr>
+        <w:spacing w:line="360" w:lineRule="auto"/>
+        <w:jc w:val="both"/>
+        <w:rPr>
+          <w:rFonts w:ascii="Arial" w:hAnsi="Arial" w:cs="Arial"/>
+          <w:sz w:val="28"/>
+          <w:szCs w:val="28"/>
+        </w:rPr>
+      </w:pPr>
+      <w:r>
+        <w:rPr>
+          <w:rFonts w:ascii="Arial" w:hAnsi="Arial" w:cs="Arial"/>
+          <w:sz w:val="28"/>
+          <w:szCs w:val="28"/>
+        </w:rPr>
+        <w:t>5.2. Meglátogatott helyek</w:t>
+      </w:r>
+    </w:p>
+    <w:p>
+      <w:pPr>
+        <w:spacing w:line="360" w:lineRule="auto"/>
+        <w:jc w:val="both"/>
+        <w:rPr>
+          <w:rFonts w:ascii="Arial" w:hAnsi="Arial" w:cs="Arial"/>
+        </w:rPr>
+      </w:pPr>
+      <w:r>
+        <w:rPr>
+          <w:rFonts w:ascii="Arial" w:hAnsi="Arial" w:cs="Arial"/>
+        </w:rPr>
+        <w:t>5.2.1. Lista nézet</w:t>
+      </w:r>
+    </w:p>
+    <w:p>
+      <w:pPr>
+        <w:spacing w:line="360" w:lineRule="auto"/>
+        <w:jc w:val="both"/>
+        <w:rPr>
+          <w:rFonts w:ascii="Arial" w:hAnsi="Arial" w:cs="Arial"/>
+        </w:rPr>
+      </w:pPr>
+      <w:r>
+        <w:rPr>
+          <w:rFonts w:ascii="Arial" w:hAnsi="Arial" w:cs="Arial"/>
+        </w:rPr>
+        <w:t>5.2.2. Térkép nézet</w:t>
+      </w:r>
+    </w:p>
+    <w:p>
+      <w:pPr>
+        <w:spacing w:line="360" w:lineRule="auto"/>
+        <w:jc w:val="both"/>
+        <w:rPr>
+          <w:rFonts w:ascii="Arial" w:hAnsi="Arial" w:cs="Arial"/>
+          <w:sz w:val="28"/>
+          <w:szCs w:val="28"/>
+        </w:rPr>
+      </w:pPr>
+      <w:r>
+        <w:rPr>
+          <w:rFonts w:ascii="Arial" w:hAnsi="Arial" w:cs="Arial"/>
+          <w:sz w:val="28"/>
+          <w:szCs w:val="28"/>
+        </w:rPr>
+        <w:t>5.3. Meglátogatott hely hozzáadása</w:t>
+      </w:r>
+    </w:p>
+    <w:p>
+      <w:pPr>
+        <w:spacing w:line="360" w:lineRule="auto"/>
+        <w:jc w:val="both"/>
+        <w:rPr>
+          <w:rFonts w:ascii="Arial" w:hAnsi="Arial" w:cs="Arial"/>
+          <w:sz w:val="28"/>
+          <w:szCs w:val="28"/>
+        </w:rPr>
+      </w:pPr>
+      <w:r>
+        <w:rPr>
+          <w:rFonts w:ascii="Arial" w:hAnsi="Arial" w:cs="Arial"/>
+          <w:sz w:val="28"/>
+          <w:szCs w:val="28"/>
+        </w:rPr>
+        <w:t>5.4. Megtervezett utazások</w:t>
+      </w:r>
+    </w:p>
+    <w:p>
+      <w:pPr>
+        <w:spacing w:line="360" w:lineRule="auto"/>
+        <w:jc w:val="both"/>
+        <w:rPr>
+          <w:rFonts w:ascii="Arial" w:hAnsi="Arial" w:cs="Arial"/>
+        </w:rPr>
+      </w:pPr>
+      <w:r>
+        <w:rPr>
+          <w:rFonts w:ascii="Arial" w:hAnsi="Arial" w:cs="Arial"/>
+        </w:rPr>
+        <w:t xml:space="preserve">5.4.1. Lista </w:t>
+      </w:r>
+    </w:p>
+    <w:p>
+      <w:pPr>
+        <w:spacing w:line="360" w:lineRule="auto"/>
+        <w:jc w:val="both"/>
+        <w:rPr>
+          <w:rFonts w:ascii="Arial" w:hAnsi="Arial" w:cs="Arial"/>
+        </w:rPr>
+      </w:pPr>
+      <w:r>
+        <w:rPr>
+          <w:rFonts w:ascii="Arial" w:hAnsi="Arial" w:cs="Arial"/>
+        </w:rPr>
+        <w:t>5.4.2. Szerkesztés</w:t>
+      </w:r>
+    </w:p>
+    <w:p>
+      <w:pPr>
+        <w:spacing w:line="360" w:lineRule="auto"/>
+        <w:jc w:val="both"/>
+        <w:rPr>
+          <w:rFonts w:ascii="Arial" w:hAnsi="Arial" w:cs="Arial"/>
+        </w:rPr>
+      </w:pPr>
+      <w:r>
+        <w:rPr>
+          <w:rFonts w:ascii="Arial" w:hAnsi="Arial" w:cs="Arial"/>
+        </w:rPr>
+        <w:t>5.4.3. Megosztás</w:t>
+      </w:r>
+    </w:p>
+    <w:p>
+      <w:pPr>
+        <w:spacing w:line="360" w:lineRule="auto"/>
+        <w:jc w:val="both"/>
+        <w:rPr>
+          <w:rFonts w:ascii="Arial" w:hAnsi="Arial" w:cs="Arial"/>
+          <w:sz w:val="28"/>
+          <w:szCs w:val="28"/>
+        </w:rPr>
+      </w:pPr>
+      <w:r>
+        <w:rPr>
+          <w:rFonts w:ascii="Arial" w:hAnsi="Arial" w:cs="Arial"/>
+          <w:sz w:val="28"/>
+          <w:szCs w:val="28"/>
+        </w:rPr>
+        <w:t>5.5. Utazástervezés</w:t>
+      </w:r>
+    </w:p>
+    <w:p>
+      <w:pPr>
+        <w:spacing w:line="360" w:lineRule="auto"/>
+        <w:jc w:val="both"/>
+        <w:rPr>
+          <w:rFonts w:ascii="Arial" w:hAnsi="Arial" w:cs="Arial"/>
+        </w:rPr>
+      </w:pPr>
+      <w:r>
+        <w:rPr>
+          <w:rFonts w:ascii="Arial" w:hAnsi="Arial" w:cs="Arial"/>
+        </w:rPr>
+        <w:t>5.5.1. Véletlenszerű</w:t>
+      </w:r>
+    </w:p>
+    <w:p>
+      <w:pPr>
+        <w:spacing w:line="360" w:lineRule="auto"/>
+        <w:jc w:val="both"/>
+        <w:rPr>
+          <w:rFonts w:ascii="Arial" w:hAnsi="Arial" w:cs="Arial"/>
+        </w:rPr>
+      </w:pPr>
+      <w:r>
+        <w:rPr>
+          <w:rFonts w:ascii="Arial" w:hAnsi="Arial" w:cs="Arial"/>
+        </w:rPr>
+        <w:t>5.5.2. Meglátogatott helyeket kizárva</w:t>
+      </w:r>
+    </w:p>
+    <w:p>
+      <w:pPr>
+        <w:spacing w:line="360" w:lineRule="auto"/>
+        <w:jc w:val="both"/>
+        <w:rPr>
+          <w:rFonts w:ascii="Arial" w:hAnsi="Arial" w:cs="Arial"/>
+        </w:rPr>
+      </w:pPr>
+      <w:r>
+        <w:rPr>
+          <w:rFonts w:ascii="Arial" w:hAnsi="Arial" w:cs="Arial"/>
+        </w:rPr>
+        <w:t>5.5.3. Csak meglátogatott helyekre</w:t>
+      </w:r>
+    </w:p>
+    <w:p>
+      <w:pPr>
+        <w:spacing w:line="360" w:lineRule="auto"/>
+        <w:jc w:val="both"/>
+        <w:rPr>
+          <w:rFonts w:ascii="Arial" w:hAnsi="Arial" w:cs="Arial"/>
+          <w:sz w:val="28"/>
+          <w:szCs w:val="28"/>
+        </w:rPr>
+      </w:pPr>
+      <w:r>
+        <w:rPr>
+          <w:rFonts w:ascii="Arial" w:hAnsi="Arial" w:cs="Arial"/>
+          <w:sz w:val="28"/>
+          <w:szCs w:val="28"/>
+        </w:rPr>
+        <w:t>5.6. Beállítások</w:t>
+      </w:r>
+    </w:p>
+    <w:p>
+      <w:pPr>
+        <w:spacing w:line="360" w:lineRule="auto"/>
+        <w:jc w:val="both"/>
+        <w:rPr>
+          <w:rFonts w:ascii="Arial" w:hAnsi="Arial" w:cs="Arial"/>
+          <w:sz w:val="28"/>
+          <w:szCs w:val="28"/>
+        </w:rPr>
+      </w:pPr>
+      <w:r>
+        <w:rPr>
+          <w:rFonts w:ascii="Arial" w:hAnsi="Arial" w:cs="Arial"/>
+          <w:sz w:val="28"/>
+          <w:szCs w:val="28"/>
+        </w:rPr>
+        <w:t>5.7. Profil</w:t>
+      </w:r>
+    </w:p>
+    <w:p>
+      <w:pPr>
+        <w:spacing w:line="360" w:lineRule="auto"/>
+        <w:jc w:val="both"/>
+        <w:rPr>
+          <w:rFonts w:ascii="Arial" w:hAnsi="Arial" w:cs="Arial"/>
+          <w:sz w:val="28"/>
+          <w:szCs w:val="28"/>
+        </w:rPr>
+      </w:pPr>
+      <w:r>
+        <w:rPr>
+          <w:rFonts w:ascii="Arial" w:hAnsi="Arial" w:cs="Arial"/>
+          <w:sz w:val="28"/>
+          <w:szCs w:val="28"/>
+        </w:rPr>
+        <w:t>5.8. Admin felület</w:t>
+      </w:r>
+    </w:p>
+    <w:p>
+      <w:pPr>
+        <w:spacing w:line="360" w:lineRule="auto"/>
+        <w:jc w:val="both"/>
+        <w:rPr>
+          <w:rFonts w:ascii="Arial" w:hAnsi="Arial" w:cs="Arial"/>
+          <w:sz w:val="28"/>
+          <w:szCs w:val="28"/>
+        </w:rPr>
+      </w:pPr>
+      <w:r>
+        <w:rPr>
+          <w:rFonts w:ascii="Arial" w:hAnsi="Arial" w:cs="Arial"/>
+          <w:sz w:val="28"/>
+          <w:szCs w:val="28"/>
+        </w:rPr>
+        <w:t>5.9. Repülőjáratok adatainak megszerzése</w:t>
+      </w:r>
+    </w:p>
+    <w:p>
+      <w:pPr>
+        <w:spacing w:line="360" w:lineRule="auto"/>
+        <w:jc w:val="both"/>
+        <w:rPr>
+          <w:rFonts w:ascii="Arial" w:hAnsi="Arial" w:cs="Arial"/>
+          <w:sz w:val="28"/>
+          <w:szCs w:val="28"/>
+        </w:rPr>
+      </w:pPr>
+      <w:r>
+        <w:rPr>
+          <w:rFonts w:ascii="Arial" w:hAnsi="Arial" w:cs="Arial"/>
+          <w:sz w:val="28"/>
+          <w:szCs w:val="28"/>
+        </w:rPr>
         <w:t>funkciónként pontokba szedve</w:t>
       </w:r>
       <w:r>
@@ -6065,6 +7553,297 @@
         <w:jc w:val="both"/>
         <w:rPr>
           <w:rFonts w:ascii="Arial" w:hAnsi="Arial" w:cs="Arial"/>
+        </w:rPr>
+      </w:pPr>
+      <w:r>
+        <w:rPr>
+          <w:rFonts w:ascii="Arial" w:hAnsi="Arial" w:cs="Arial"/>
+        </w:rPr>
+        <w:t xml:space="preserve">A fejlesztés során kiemelt figyelmet fordítottam arra, hogy a kódban előforduló hibákat a lehető legnagyobb mértékben feltárjam és kijavítsam. Ennek érdekében a </w:t>
+      </w:r>
+      <w:r>
+        <w:rPr>
+          <w:rFonts w:ascii="Arial" w:hAnsi="Arial" w:cs="Arial"/>
+        </w:rPr>
+        <w:lastRenderedPageBreak/>
+        <w:t>szoftverfejlesztés több szintjén is különböző tesztelési módszereket alkalmaztam, amelyek együttesen biztosították az alkalmazás megbízható és stabil működését.</w:t>
+      </w:r>
+    </w:p>
+    <w:p>
+      <w:pPr>
+        <w:spacing w:line="360" w:lineRule="auto"/>
+        <w:jc w:val="both"/>
+        <w:rPr>
+          <w:rFonts w:ascii="Arial" w:hAnsi="Arial" w:cs="Arial"/>
+          <w:sz w:val="28"/>
+          <w:szCs w:val="28"/>
+        </w:rPr>
+      </w:pPr>
+      <w:r>
+        <w:rPr>
+          <w:rFonts w:ascii="Arial" w:hAnsi="Arial" w:cs="Arial"/>
+          <w:sz w:val="28"/>
+          <w:szCs w:val="28"/>
+        </w:rPr>
+        <w:t>6.1. Unit tesztek</w:t>
+      </w:r>
+    </w:p>
+    <w:p>
+      <w:pPr>
+        <w:spacing w:line="360" w:lineRule="auto"/>
+        <w:jc w:val="both"/>
+        <w:rPr>
+          <w:rFonts w:ascii="Arial" w:hAnsi="Arial" w:cs="Arial"/>
+        </w:rPr>
+      </w:pPr>
+      <w:r>
+        <w:rPr>
+          <w:rFonts w:ascii="Arial" w:hAnsi="Arial" w:cs="Arial"/>
+        </w:rPr>
+        <w:t xml:space="preserve">A rendszer önállóan vizsgálható egységeinek helyes működését </w:t>
+      </w:r>
+      <w:r>
+        <w:rPr>
+          <w:rFonts w:ascii="Arial" w:hAnsi="Arial" w:cs="Arial"/>
+          <w:i/>
+          <w:iCs/>
+        </w:rPr>
+        <w:t>pytest</w:t>
+      </w:r>
+      <w:r>
+        <w:rPr>
+          <w:rFonts w:ascii="Arial" w:hAnsi="Arial" w:cs="Arial"/>
+        </w:rPr>
+        <w:t xml:space="preserve"> keretrendszer segítségével írt unit tesztekkel ellenőriztem. A </w:t>
+      </w:r>
+      <w:r>
+        <w:rPr>
+          <w:rFonts w:ascii="Arial" w:hAnsi="Arial" w:cs="Arial"/>
+          <w:i/>
+          <w:iCs/>
+        </w:rPr>
+        <w:t>pytest</w:t>
+      </w:r>
+      <w:r>
+        <w:rPr>
+          <w:rFonts w:ascii="Arial" w:hAnsi="Arial" w:cs="Arial"/>
+        </w:rPr>
+        <w:t xml:space="preserve"> egyszerű, olvasható szintaxisa és a fixture-ök (pl. teszteléshez szükséges előre definiált objektumok vagy adatok) rugalmas kezelése lehetővé tette, hogy a tesztesetek jól strukturáltan, könnyen bővíthető formában készüljenek el. A unit tesztek célja, hogy a vizsgált kódrészletet elszigetelten, a külső függőségektől függetlenül teszteljék, ezáltal már a fejlesztés korai szakaszában kiszűrhetők legyenek a logikai hibák.</w:t>
+      </w:r>
+    </w:p>
+    <w:p>
+      <w:pPr>
+        <w:spacing w:line="360" w:lineRule="auto"/>
+        <w:jc w:val="both"/>
+        <w:rPr>
+          <w:rFonts w:ascii="Arial" w:hAnsi="Arial" w:cs="Arial"/>
+          <w:sz w:val="28"/>
+          <w:szCs w:val="28"/>
+        </w:rPr>
+      </w:pPr>
+      <w:r>
+        <w:rPr>
+          <w:rFonts w:ascii="Arial" w:hAnsi="Arial" w:cs="Arial"/>
+          <w:sz w:val="28"/>
+          <w:szCs w:val="28"/>
+        </w:rPr>
+        <w:t>6.2. Integrációs tesztek</w:t>
+      </w:r>
+    </w:p>
+    <w:p>
+      <w:pPr>
+        <w:spacing w:line="360" w:lineRule="auto"/>
+        <w:jc w:val="both"/>
+        <w:rPr>
+          <w:rFonts w:ascii="Arial" w:hAnsi="Arial" w:cs="Arial"/>
+        </w:rPr>
+      </w:pPr>
+      <w:r>
+        <w:rPr>
+          <w:rFonts w:ascii="Arial" w:hAnsi="Arial" w:cs="Arial"/>
+        </w:rPr>
+        <w:t>Mivel a backend számos aszinkron műveletet is tartalmaz</w:t>
+      </w:r>
+      <w:r>
+        <w:rPr>
+          <w:rFonts w:ascii="Arial" w:hAnsi="Arial" w:cs="Arial"/>
+        </w:rPr>
+        <w:t xml:space="preserve"> (</w:t>
+      </w:r>
+      <w:r>
+        <w:rPr>
+          <w:rFonts w:ascii="Arial" w:hAnsi="Arial" w:cs="Arial"/>
+        </w:rPr>
+        <w:t>például külső API-hívásokat és adatbázis-lekérdezéseket</w:t>
+      </w:r>
+      <w:r>
+        <w:rPr>
+          <w:rFonts w:ascii="Arial" w:hAnsi="Arial" w:cs="Arial"/>
+        </w:rPr>
+        <w:t>)</w:t>
+      </w:r>
+      <w:r>
+        <w:rPr>
+          <w:rFonts w:ascii="Arial" w:hAnsi="Arial" w:cs="Arial"/>
+        </w:rPr>
+        <w:t xml:space="preserve">, az integrációs tesztek megírásához a </w:t>
+      </w:r>
+      <w:r>
+        <w:rPr>
+          <w:rFonts w:ascii="Arial" w:hAnsi="Arial" w:cs="Arial"/>
+          <w:i/>
+          <w:iCs/>
+        </w:rPr>
+        <w:t>pytest-asyncio</w:t>
+      </w:r>
+      <w:r>
+        <w:rPr>
+          <w:rFonts w:ascii="Arial" w:hAnsi="Arial" w:cs="Arial"/>
+        </w:rPr>
+        <w:t xml:space="preserve"> kiegészítő könyvtárat használtam, amely lehetővé teszi az aszinkron függvények és végpontok megfelelő tesztelését. Ezen tesztek segítségével azt vizsgáltam, hogy a rendszer különböző rétegei megfelelően együttműködnek-e egymással, valamint hogy a hibás bemenetek és szélsőséges esetek kezelése is a várt módon történik-e.</w:t>
+      </w:r>
+    </w:p>
+    <w:p>
+      <w:pPr>
+        <w:spacing w:line="360" w:lineRule="auto"/>
+        <w:jc w:val="both"/>
+        <w:rPr>
+          <w:rFonts w:ascii="Arial" w:hAnsi="Arial" w:cs="Arial"/>
+          <w:sz w:val="28"/>
+          <w:szCs w:val="28"/>
+        </w:rPr>
+      </w:pPr>
+      <w:r>
+        <w:rPr>
+          <w:rFonts w:ascii="Arial" w:hAnsi="Arial" w:cs="Arial"/>
+          <w:sz w:val="28"/>
+          <w:szCs w:val="28"/>
+        </w:rPr>
+        <w:t xml:space="preserve">6.3. </w:t>
+      </w:r>
+      <w:r>
+        <w:rPr>
+          <w:rFonts w:ascii="Arial" w:hAnsi="Arial" w:cs="Arial"/>
+          <w:sz w:val="28"/>
+          <w:szCs w:val="28"/>
+        </w:rPr>
+        <w:t>Tesztlefedettség mérése és automatizált tesztfuttatás</w:t>
+      </w:r>
+    </w:p>
+    <w:p>
+      <w:pPr>
+        <w:spacing w:line="360" w:lineRule="auto"/>
+        <w:jc w:val="both"/>
+        <w:rPr>
+          <w:rFonts w:ascii="Arial" w:hAnsi="Arial" w:cs="Arial"/>
+        </w:rPr>
+      </w:pPr>
+      <w:r>
+        <w:rPr>
+          <w:rFonts w:ascii="Arial" w:hAnsi="Arial" w:cs="Arial"/>
+        </w:rPr>
+        <w:t xml:space="preserve">A tesztek minőségének és teljességének nyomonkövetésére a </w:t>
+      </w:r>
+      <w:r>
+        <w:rPr>
+          <w:rFonts w:ascii="Arial" w:hAnsi="Arial" w:cs="Arial"/>
+          <w:i/>
+          <w:iCs/>
+        </w:rPr>
+        <w:t>pytest-cov</w:t>
+      </w:r>
+      <w:r>
+        <w:rPr>
+          <w:rFonts w:ascii="Arial" w:hAnsi="Arial" w:cs="Arial"/>
+        </w:rPr>
+        <w:t xml:space="preserve"> eszközt </w:t>
+      </w:r>
+      <w:r>
+        <w:rPr>
+          <w:rFonts w:ascii="Arial" w:hAnsi="Arial" w:cs="Arial"/>
+        </w:rPr>
+        <w:t>használtam</w:t>
+      </w:r>
+      <w:r>
+        <w:rPr>
+          <w:rFonts w:ascii="Arial" w:hAnsi="Arial" w:cs="Arial"/>
+        </w:rPr>
+        <w:t xml:space="preserve">, amely megmutatja, hogy a kódbázis mekkora hányada van lefedve tesztekkel. Ennek segítségével azonosíthatóak voltak azok a kódrészletek, amelyek még nem rendelkeztek megfelelő teszteléssel, így célzottan bővíthettem a tesztkészletet. A tesztek automatizált futtatását </w:t>
+      </w:r>
+      <w:r>
+        <w:rPr>
+          <w:rFonts w:ascii="Arial" w:hAnsi="Arial" w:cs="Arial"/>
+          <w:i/>
+          <w:iCs/>
+        </w:rPr>
+        <w:t>GitHub Actions</w:t>
+      </w:r>
+      <w:r>
+        <w:rPr>
+          <w:rFonts w:ascii="Arial" w:hAnsi="Arial" w:cs="Arial"/>
+        </w:rPr>
+        <w:t xml:space="preserve"> segítségével valósítottam meg, amely folyamatos integrációs környezetet biztosít: minden egyes kódfeltöltés vagy pull request alkalmával automatikusan lefutnak a unit és integrációs tesztek, ezáltal már a kód beolvasztása előtt kiderül, ha egy módosítás hibát okozott a meglévő funkcionalitásban.</w:t>
+      </w:r>
+    </w:p>
+    <w:p>
+      <w:pPr>
+        <w:spacing w:line="360" w:lineRule="auto"/>
+        <w:jc w:val="both"/>
+        <w:rPr>
+          <w:rFonts w:ascii="Arial" w:hAnsi="Arial" w:cs="Arial"/>
+          <w:sz w:val="28"/>
+          <w:szCs w:val="28"/>
+        </w:rPr>
+      </w:pPr>
+      <w:r>
+        <w:rPr>
+          <w:rFonts w:ascii="Arial" w:hAnsi="Arial" w:cs="Arial"/>
+          <w:sz w:val="28"/>
+          <w:szCs w:val="28"/>
+        </w:rPr>
+        <w:t>6.4. Felhasználói tesztelés</w:t>
+      </w:r>
+    </w:p>
+    <w:p>
+      <w:pPr>
+        <w:spacing w:line="360" w:lineRule="auto"/>
+        <w:jc w:val="both"/>
+        <w:rPr>
+          <w:rFonts w:ascii="Arial" w:hAnsi="Arial" w:cs="Arial"/>
+        </w:rPr>
+      </w:pPr>
+      <w:r>
+        <w:rPr>
+          <w:rFonts w:ascii="Arial" w:hAnsi="Arial" w:cs="Arial"/>
+        </w:rPr>
+        <w:t xml:space="preserve">A technikai, automatizált tesztelési módszerek mellett fontosnak tartottam, hogy az alkalmazás használhatóságát valós felhasználók bevonásával is megvizsgáljam. </w:t>
+      </w:r>
+      <w:r>
+        <w:rPr>
+          <w:rFonts w:ascii="Arial" w:hAnsi="Arial" w:cs="Arial"/>
+        </w:rPr>
+        <w:lastRenderedPageBreak/>
+        <w:t xml:space="preserve">Ennek keretében 5 tesztfelhasználó számára biztosítottam hozzáférést az alkalmazáshoz, akiket arra kértem, hogy szabadon </w:t>
+      </w:r>
+      <w:r>
+        <w:rPr>
+          <w:rFonts w:ascii="Arial" w:hAnsi="Arial" w:cs="Arial"/>
+        </w:rPr>
+        <w:t>próbálgassák</w:t>
+      </w:r>
+      <w:r>
+        <w:rPr>
+          <w:rFonts w:ascii="Arial" w:hAnsi="Arial" w:cs="Arial"/>
+        </w:rPr>
+        <w:t xml:space="preserve"> végig a rendszer funkcióit, és amennyiben valamilyen hibát vagy problémát tapasztalnak, jelezzék azt számomra, illetve fogalmazzanak meg javaslatokat az alkalmazás továbbfejlesztésével kapcsolatban. A visszajelzések alapján több, a felhasználói élményt érintő problémát is sikerült azonosítani és javítani, ami hozzájárult az alkalmazás használhatóságának és intuitivitásának javulásához.</w:t>
+      </w:r>
+    </w:p>
+    <w:p>
+      <w:pPr>
+        <w:spacing w:line="360" w:lineRule="auto"/>
+        <w:jc w:val="both"/>
+        <w:rPr>
+          <w:rFonts w:ascii="Arial" w:hAnsi="Arial" w:cs="Arial"/>
           <w:b/>
           <w:bCs/>
           <w:sz w:val="32"/>
@@ -6079,9 +7858,13 @@
           <w:sz w:val="32"/>
           <w:szCs w:val="32"/>
         </w:rPr>
-        <w:t xml:space="preserve">7. </w:t>
-      </w:r>
-      <w:r>
+        <w:t>7. Használat</w:t>
+      </w:r>
+    </w:p>
+    <w:p>
+      <w:pPr>
+        <w:spacing w:line="360" w:lineRule="auto"/>
+        <w:jc w:val="both"/>
         <w:rPr>
           <w:rFonts w:ascii="Arial" w:hAnsi="Arial" w:cs="Arial"/>
           <w:b/>
@@ -6089,13 +7872,8 @@
           <w:sz w:val="32"/>
           <w:szCs w:val="32"/>
         </w:rPr>
-        <w:t>Továbbfejlesztési lehetőségek</w:t>
-      </w:r>
-    </w:p>
-    <w:p>
-      <w:pPr>
-        <w:spacing w:line="360" w:lineRule="auto"/>
-        <w:jc w:val="both"/>
+      </w:pPr>
+      <w:r>
         <w:rPr>
           <w:rFonts w:ascii="Arial" w:hAnsi="Arial" w:cs="Arial"/>
           <w:b/>
@@ -6103,7 +7881,8 @@
           <w:sz w:val="32"/>
           <w:szCs w:val="32"/>
         </w:rPr>
-      </w:pPr>
+        <w:t>8</w:t>
+      </w:r>
       <w:r>
         <w:rPr>
           <w:rFonts w:ascii="Arial" w:hAnsi="Arial" w:cs="Arial"/>
@@ -6112,7 +7891,7 @@
           <w:sz w:val="32"/>
           <w:szCs w:val="32"/>
         </w:rPr>
-        <w:t>8</w:t>
+        <w:t xml:space="preserve">. </w:t>
       </w:r>
       <w:r>
         <w:rPr>
@@ -6122,7 +7901,34 @@
           <w:sz w:val="32"/>
           <w:szCs w:val="32"/>
         </w:rPr>
-        <w:t>. Összegzés</w:t>
+        <w:t>Továbbfejlesztési lehetőségek</w:t>
+      </w:r>
+    </w:p>
+    <w:p>
+      <w:pPr>
+        <w:spacing w:line="360" w:lineRule="auto"/>
+        <w:jc w:val="both"/>
+        <w:rPr>
+          <w:rFonts w:ascii="Arial" w:hAnsi="Arial" w:cs="Arial"/>
+        </w:rPr>
+      </w:pPr>
+      <w:r>
+        <w:rPr>
+          <w:rFonts w:ascii="Arial" w:hAnsi="Arial" w:cs="Arial"/>
+        </w:rPr>
+        <w:t>A projekt a későbbiekben több irányban is továbbfejleszthető. Az egyik lehetőség egy chatbot alapú asszisztens integrálása, amely támogatná a felhasználót új helyszínek és utazások létrehozásában, illetve a meglévők szerkesztésében, ezáltal gyorsabbá és intuitívabbá téve a tervezési folyamatot. Emellett indokolt lenne egy bevezető felugró ablak</w:t>
+      </w:r>
+      <w:r>
+        <w:rPr>
+          <w:rFonts w:ascii="Arial" w:hAnsi="Arial" w:cs="Arial"/>
+        </w:rPr>
+        <w:t xml:space="preserve"> </w:t>
+      </w:r>
+      <w:r>
+        <w:rPr>
+          <w:rFonts w:ascii="Arial" w:hAnsi="Arial" w:cs="Arial"/>
+        </w:rPr>
+        <w:t>kialakítása is, amely az első bejelentkezéskor röviden ismertetné az alkalmazás működését, és egyúttal bekérné a felhasználó néhány alapadatát, például a lakóhelyét, amely később személyre szabott funkciók alapjául szolgálhatna. Végül, mivel a költségvetés betartása az utazástervezés egyik kulcsfontosságú szempontja, célszerű lenne a rendszert valós, aktuális árinformációkkal is kiegészíteni, például külső szolgáltatók (szállás-, közlekedés- vagy repülőjegy-árakat biztosító API-k) integrálásával, hogy a felhasználó a tervezés során pontos és valós idejű költségbecslést kapva megalapozottabb döntéseket hozhasson.</w:t>
       </w:r>
     </w:p>
     <w:p>
@@ -6155,7 +7961,7 @@
           <w:sz w:val="32"/>
           <w:szCs w:val="32"/>
         </w:rPr>
-        <w:t>. Köszönetnyilvánítás</w:t>
+        <w:t>. Összegzés</w:t>
       </w:r>
     </w:p>
     <w:p>
@@ -6188,7 +7994,7 @@
           <w:sz w:val="32"/>
           <w:szCs w:val="32"/>
         </w:rPr>
-        <w:t>. Irodalomjegyzék</w:t>
+        <w:t>. Köszönetnyilvánítás</w:t>
       </w:r>
     </w:p>
     <w:p>
@@ -6222,6 +8028,155 @@
           <w:szCs w:val="32"/>
         </w:rPr>
         <w:t>1</w:t>
+      </w:r>
+      <w:r>
+        <w:rPr>
+          <w:rFonts w:ascii="Arial" w:hAnsi="Arial" w:cs="Arial"/>
+          <w:b/>
+          <w:bCs/>
+          <w:sz w:val="32"/>
+          <w:szCs w:val="32"/>
+        </w:rPr>
+        <w:t xml:space="preserve">. </w:t>
+      </w:r>
+      <w:r>
+        <w:rPr>
+          <w:rFonts w:ascii="Arial" w:hAnsi="Arial" w:cs="Arial"/>
+          <w:b/>
+          <w:bCs/>
+          <w:sz w:val="32"/>
+          <w:szCs w:val="32"/>
+        </w:rPr>
+        <w:t>Összegzés</w:t>
+      </w:r>
+    </w:p>
+    <w:p>
+      <w:pPr>
+        <w:spacing w:line="360" w:lineRule="auto"/>
+        <w:jc w:val="both"/>
+        <w:rPr>
+          <w:rFonts w:ascii="Arial" w:hAnsi="Arial" w:cs="Arial"/>
+          <w:b/>
+          <w:bCs/>
+          <w:sz w:val="32"/>
+          <w:szCs w:val="32"/>
+        </w:rPr>
+      </w:pPr>
+      <w:r>
+        <w:rPr>
+          <w:rFonts w:ascii="Arial" w:hAnsi="Arial" w:cs="Arial"/>
+          <w:b/>
+          <w:bCs/>
+          <w:sz w:val="32"/>
+          <w:szCs w:val="32"/>
+        </w:rPr>
+        <w:t>1</w:t>
+      </w:r>
+      <w:r>
+        <w:rPr>
+          <w:rFonts w:ascii="Arial" w:hAnsi="Arial" w:cs="Arial"/>
+          <w:b/>
+          <w:bCs/>
+          <w:sz w:val="32"/>
+          <w:szCs w:val="32"/>
+        </w:rPr>
+        <w:t>2</w:t>
+      </w:r>
+      <w:r>
+        <w:rPr>
+          <w:rFonts w:ascii="Arial" w:hAnsi="Arial" w:cs="Arial"/>
+          <w:b/>
+          <w:bCs/>
+          <w:sz w:val="32"/>
+          <w:szCs w:val="32"/>
+        </w:rPr>
+        <w:t xml:space="preserve">. </w:t>
+      </w:r>
+      <w:r>
+        <w:rPr>
+          <w:rFonts w:ascii="Arial" w:hAnsi="Arial" w:cs="Arial"/>
+          <w:b/>
+          <w:bCs/>
+          <w:sz w:val="32"/>
+          <w:szCs w:val="32"/>
+        </w:rPr>
+        <w:t>Summary</w:t>
+      </w:r>
+    </w:p>
+    <w:p>
+      <w:pPr>
+        <w:spacing w:line="360" w:lineRule="auto"/>
+        <w:jc w:val="both"/>
+        <w:rPr>
+          <w:rFonts w:ascii="Arial" w:hAnsi="Arial" w:cs="Arial"/>
+          <w:b/>
+          <w:bCs/>
+          <w:sz w:val="32"/>
+          <w:szCs w:val="32"/>
+        </w:rPr>
+      </w:pPr>
+      <w:r>
+        <w:rPr>
+          <w:rFonts w:ascii="Arial" w:hAnsi="Arial" w:cs="Arial"/>
+          <w:b/>
+          <w:bCs/>
+          <w:sz w:val="32"/>
+          <w:szCs w:val="32"/>
+        </w:rPr>
+        <w:t>1</w:t>
+      </w:r>
+      <w:r>
+        <w:rPr>
+          <w:rFonts w:ascii="Arial" w:hAnsi="Arial" w:cs="Arial"/>
+          <w:b/>
+          <w:bCs/>
+          <w:sz w:val="32"/>
+          <w:szCs w:val="32"/>
+        </w:rPr>
+        <w:t>3</w:t>
+      </w:r>
+      <w:r>
+        <w:rPr>
+          <w:rFonts w:ascii="Arial" w:hAnsi="Arial" w:cs="Arial"/>
+          <w:b/>
+          <w:bCs/>
+          <w:sz w:val="32"/>
+          <w:szCs w:val="32"/>
+        </w:rPr>
+        <w:t>. Irodalomjegyzék</w:t>
+      </w:r>
+    </w:p>
+    <w:p>
+      <w:pPr>
+        <w:spacing w:line="360" w:lineRule="auto"/>
+        <w:jc w:val="both"/>
+        <w:rPr>
+          <w:rFonts w:ascii="Arial" w:hAnsi="Arial" w:cs="Arial"/>
+          <w:b/>
+          <w:bCs/>
+          <w:sz w:val="32"/>
+          <w:szCs w:val="32"/>
+        </w:rPr>
+      </w:pPr>
+      <w:r>
+        <w:rPr>
+          <w:rFonts w:ascii="Arial" w:hAnsi="Arial" w:cs="Arial"/>
+          <w:b/>
+          <w:bCs/>
+          <w:sz w:val="32"/>
+          <w:szCs w:val="32"/>
+        </w:rPr>
+        <w:t>1</w:t>
+      </w:r>
+      <w:r>
+        <w:rPr>
+          <w:rFonts w:ascii="Arial" w:hAnsi="Arial" w:cs="Arial"/>
+          <w:b/>
+          <w:bCs/>
+          <w:sz w:val="32"/>
+          <w:szCs w:val="32"/>
+        </w:rPr>
+        <w:t>4</w:t>
       </w:r>
       <w:r>
         <w:rPr>

--- a/szakdolgozat.docx
+++ b/szakdolgozat.docx
@@ -2318,7 +2318,7 @@
           <w:noProof/>
         </w:rPr>
         <w:drawing>
-          <wp:inline distT="0" distB="0" distL="0" distR="0" wp14:anchorId="3955F083" wp14:editId="4F47FEF2">
+          <wp:inline distT="0" distB="0" distL="0" distR="0" wp14:anchorId="3955F083" wp14:editId="3F37C574">
             <wp:extent cx="5760720" cy="3867785"/>
             <wp:effectExtent l="0" t="0" r="0" b="0"/>
             <wp:docPr id="1801772897" name="Picture 1"/>
@@ -5417,7 +5417,7 @@
         </w:rPr>
         <w:lastRenderedPageBreak/>
         <w:drawing>
-          <wp:inline distT="0" distB="0" distL="0" distR="0" wp14:anchorId="28BD969F" wp14:editId="337CA162">
+          <wp:inline distT="0" distB="0" distL="0" distR="0" wp14:anchorId="28BD969F" wp14:editId="70F341FF">
             <wp:extent cx="5760720" cy="3240405"/>
             <wp:effectExtent l="0" t="0" r="0" b="0"/>
             <wp:docPr id="1304297483" name="Picture 8"/>
@@ -5570,7 +5570,7 @@
           <w:noProof/>
         </w:rPr>
         <w:drawing>
-          <wp:inline distT="0" distB="0" distL="0" distR="0" wp14:anchorId="1B0EC6B4" wp14:editId="10E16F6F">
+          <wp:inline distT="0" distB="0" distL="0" distR="0" wp14:anchorId="1B0EC6B4" wp14:editId="0DDCF6C3">
             <wp:extent cx="5760720" cy="3240405"/>
             <wp:effectExtent l="0" t="0" r="0" b="0"/>
             <wp:docPr id="1302079082" name="Picture 9"/>
@@ -5665,7 +5665,7 @@
         </w:rPr>
         <w:lastRenderedPageBreak/>
         <w:drawing>
-          <wp:inline distT="0" distB="0" distL="0" distR="0" wp14:anchorId="43FD0357" wp14:editId="17F0EDD9">
+          <wp:inline distT="0" distB="0" distL="0" distR="0" wp14:anchorId="43FD0357" wp14:editId="5F59AA09">
             <wp:extent cx="5760720" cy="3240405"/>
             <wp:effectExtent l="0" t="0" r="0" b="0"/>
             <wp:docPr id="179788065" name="Picture 10"/>
@@ -5773,7 +5773,7 @@
           <w:noProof/>
         </w:rPr>
         <w:drawing>
-          <wp:inline distT="0" distB="0" distL="0" distR="0" wp14:anchorId="0E4634B2" wp14:editId="0424EEFC">
+          <wp:inline distT="0" distB="0" distL="0" distR="0" wp14:anchorId="0E4634B2" wp14:editId="5DA6B424">
             <wp:extent cx="5760720" cy="3240405"/>
             <wp:effectExtent l="0" t="0" r="0" b="0"/>
             <wp:docPr id="1198935811" name="Picture 11"/>
@@ -5881,7 +5881,7 @@
         </w:rPr>
         <w:lastRenderedPageBreak/>
         <w:drawing>
-          <wp:inline distT="0" distB="0" distL="0" distR="0" wp14:anchorId="415F39BF" wp14:editId="1A993F7A">
+          <wp:inline distT="0" distB="0" distL="0" distR="0" wp14:anchorId="415F39BF" wp14:editId="68CB6320">
             <wp:extent cx="5760720" cy="3237230"/>
             <wp:effectExtent l="0" t="0" r="0" b="1270"/>
             <wp:docPr id="476222351" name="Picture 12"/>
@@ -7230,22 +7230,566 @@
         <w:rPr>
           <w:rFonts w:ascii="Arial" w:hAnsi="Arial" w:cs="Arial"/>
         </w:rPr>
-        <w:t>5.2.1. Lista nézet</w:t>
-      </w:r>
-    </w:p>
-    <w:p>
-      <w:pPr>
-        <w:spacing w:line="360" w:lineRule="auto"/>
-        <w:jc w:val="both"/>
-        <w:rPr>
-          <w:rFonts w:ascii="Arial" w:hAnsi="Arial" w:cs="Arial"/>
-        </w:rPr>
-      </w:pPr>
-      <w:r>
-        <w:rPr>
-          <w:rFonts w:ascii="Arial" w:hAnsi="Arial" w:cs="Arial"/>
-        </w:rPr>
-        <w:t>5.2.2. Térkép nézet</w:t>
+        <w:t>Az alkalmazás egyik központi funkciója a felhasználó által korábban meglátogatott helyszínek nyilvántartása és</w:t>
+      </w:r>
+      <w:r>
+        <w:rPr>
+          <w:rFonts w:ascii="Arial" w:hAnsi="Arial" w:cs="Arial"/>
+        </w:rPr>
+        <w:t xml:space="preserve"> </w:t>
+      </w:r>
+      <w:r>
+        <w:rPr>
+          <w:rFonts w:ascii="Arial" w:hAnsi="Arial" w:cs="Arial"/>
+        </w:rPr>
+        <w:t>megjelenítése. A rögzített helyekhez a rendszer megjeleníti a helyszín nevét, országát, a látogatás kezdő- és záródátumát, egy rövid leírást, egy 1–5 csillagos értékelést, valamint a hozzájuk csatolt fényképeket. A funkció két, egymást kiegészítő nézetben érhető el: egy áttekinthető listanézetben, valamint egy interaktív térképnézetben, amely a helyszíneket földrajzi elhelyezkedésük szerint jeleníti meg.</w:t>
+      </w:r>
+    </w:p>
+    <w:p>
+      <w:pPr>
+        <w:spacing w:line="360" w:lineRule="auto"/>
+        <w:jc w:val="both"/>
+        <w:rPr>
+          <w:rFonts w:ascii="Arial" w:hAnsi="Arial" w:cs="Arial"/>
+        </w:rPr>
+      </w:pPr>
+      <w:r>
+        <w:rPr>
+          <w:rFonts w:ascii="Arial" w:hAnsi="Arial" w:cs="Arial"/>
+        </w:rPr>
+        <w:t>5.2.1. Listanézet</w:t>
+      </w:r>
+    </w:p>
+    <w:p>
+      <w:pPr>
+        <w:spacing w:line="360" w:lineRule="auto"/>
+        <w:jc w:val="both"/>
+        <w:rPr>
+          <w:rFonts w:ascii="Arial" w:hAnsi="Arial" w:cs="Arial"/>
+        </w:rPr>
+      </w:pPr>
+      <w:r>
+        <w:rPr>
+          <w:rFonts w:ascii="Arial" w:hAnsi="Arial" w:cs="Arial"/>
+        </w:rPr>
+        <w:t xml:space="preserve">A listanézet betöltésekor a kliens oldali </w:t>
+      </w:r>
+      <w:r>
+        <w:rPr>
+          <w:rFonts w:ascii="Arial" w:hAnsi="Arial" w:cs="Arial"/>
+        </w:rPr>
+        <w:t>scrip</w:t>
+      </w:r>
+      <w:r>
+        <w:rPr>
+          <w:rFonts w:ascii="Arial" w:hAnsi="Arial" w:cs="Arial"/>
+        </w:rPr>
+        <w:t xml:space="preserve">t a böngésző </w:t>
+      </w:r>
+      <w:r>
+        <w:rPr>
+          <w:rFonts w:ascii="Arial" w:hAnsi="Arial" w:cs="Arial"/>
+          <w:i/>
+          <w:iCs/>
+        </w:rPr>
+        <w:t>localStorage</w:t>
+      </w:r>
+      <w:r>
+        <w:rPr>
+          <w:rFonts w:ascii="Arial" w:hAnsi="Arial" w:cs="Arial"/>
+        </w:rPr>
+        <w:t xml:space="preserve"> tárolójából kiolvassa a bejelentkezett felhasználó azonosítóját, majd ennek felhasználásával egy </w:t>
+      </w:r>
+      <w:r>
+        <w:rPr>
+          <w:rFonts w:ascii="Arial" w:hAnsi="Arial" w:cs="Arial"/>
+          <w:i/>
+          <w:iCs/>
+        </w:rPr>
+        <w:t>fetch</w:t>
+      </w:r>
+      <w:r>
+        <w:rPr>
+          <w:rFonts w:ascii="Arial" w:hAnsi="Arial" w:cs="Arial"/>
+        </w:rPr>
+        <w:t xml:space="preserve"> kérést indít a backend </w:t>
+      </w:r>
+      <w:r>
+        <w:rPr>
+          <w:rFonts w:ascii="Arial" w:hAnsi="Arial" w:cs="Arial"/>
+          <w:i/>
+          <w:iCs/>
+        </w:rPr>
+        <w:t>/api/users/{user_id}/visited-places</w:t>
+      </w:r>
+      <w:r>
+        <w:rPr>
+          <w:rFonts w:ascii="Arial" w:hAnsi="Arial" w:cs="Arial"/>
+        </w:rPr>
+        <w:t xml:space="preserve"> végpontjára. Amennyiben nincs bejelentkezett felhasználó, a rendszer nem kísérli meg az adatok lekérdezését, hanem egy tájékoztató üzenetet jelenít meg, amely a bejelentkezési oldalra irányítja a felhasználót.</w:t>
+      </w:r>
+    </w:p>
+    <w:p>
+      <w:pPr>
+        <w:spacing w:line="360" w:lineRule="auto"/>
+        <w:jc w:val="both"/>
+        <w:rPr>
+          <w:rFonts w:ascii="Arial" w:hAnsi="Arial" w:cs="Arial"/>
+        </w:rPr>
+      </w:pPr>
+      <w:r>
+        <w:rPr>
+          <w:rFonts w:ascii="Arial" w:hAnsi="Arial" w:cs="Arial"/>
+        </w:rPr>
+        <w:t xml:space="preserve">A szervertől visszakapott nyers adatokat a </w:t>
+      </w:r>
+      <w:r>
+        <w:rPr>
+          <w:rFonts w:ascii="Arial" w:hAnsi="Arial" w:cs="Arial"/>
+          <w:i/>
+          <w:iCs/>
+        </w:rPr>
+        <w:t>normalizePlace</w:t>
+      </w:r>
+      <w:r>
+        <w:rPr>
+          <w:rFonts w:ascii="Arial" w:hAnsi="Arial" w:cs="Arial"/>
+        </w:rPr>
+        <w:t xml:space="preserve"> függvény alakítja át a megjelenítéshez szükséges, egységes formátumra: összeállítja a helyszín teljes nevét (helynév és ország), a </w:t>
+      </w:r>
+      <w:r>
+        <w:rPr>
+          <w:rFonts w:ascii="Arial" w:hAnsi="Arial" w:cs="Arial"/>
+          <w:i/>
+          <w:iCs/>
+        </w:rPr>
+        <w:t>formatVisitDates</w:t>
+      </w:r>
+      <w:r>
+        <w:rPr>
+          <w:rFonts w:ascii="Arial" w:hAnsi="Arial" w:cs="Arial"/>
+        </w:rPr>
+        <w:t xml:space="preserve"> segédfüggvény segítségével egy olvasható dátumtartománnyá formázza a látogatás kezdő- és záródátumát, valamint gondoskodik arról, hogy hiányzó adatok esetén a felület alapértelmezett értékeket jelenítsen meg. A normalizált helyszíneket a rendszer ezt követően a látogatás dátuma szerint csökkenő sorrendbe rendezi, így a legutóbbi utazások kerülnek a lista elejére.</w:t>
+      </w:r>
+    </w:p>
+    <w:p>
+      <w:pPr>
+        <w:spacing w:line="360" w:lineRule="auto"/>
+        <w:jc w:val="both"/>
+        <w:rPr>
+          <w:rFonts w:ascii="Arial" w:hAnsi="Arial" w:cs="Arial"/>
+        </w:rPr>
+      </w:pPr>
+      <w:r>
+        <w:rPr>
+          <w:rFonts w:ascii="Arial" w:hAnsi="Arial" w:cs="Arial"/>
+        </w:rPr>
+        <w:t>Az egyes helyszínek kártya formájában jelennek meg</w:t>
+      </w:r>
+      <w:r>
+        <w:rPr>
+          <w:rFonts w:ascii="Arial" w:hAnsi="Arial" w:cs="Arial"/>
+        </w:rPr>
+        <w:t>,</w:t>
+      </w:r>
+      <w:r>
+        <w:rPr>
+          <w:rFonts w:ascii="Arial" w:hAnsi="Arial" w:cs="Arial"/>
+        </w:rPr>
+        <w:t xml:space="preserve"> a kártyák dinamikus felépítését a </w:t>
+      </w:r>
+      <w:r>
+        <w:rPr>
+          <w:rFonts w:ascii="Arial" w:hAnsi="Arial" w:cs="Arial"/>
+          <w:i/>
+          <w:iCs/>
+        </w:rPr>
+        <w:t>renderCard</w:t>
+      </w:r>
+      <w:r>
+        <w:rPr>
+          <w:rFonts w:ascii="Arial" w:hAnsi="Arial" w:cs="Arial"/>
+        </w:rPr>
+        <w:t xml:space="preserve"> függvény végzi, amely a felhasználó által megadott szöveges adatokat a</w:t>
+      </w:r>
+      <w:r>
+        <w:rPr>
+          <w:rFonts w:ascii="Arial" w:hAnsi="Arial" w:cs="Arial"/>
+        </w:rPr>
+        <w:t>z</w:t>
+      </w:r>
+      <w:r>
+        <w:rPr>
+          <w:rFonts w:ascii="Arial" w:hAnsi="Arial" w:cs="Arial"/>
+        </w:rPr>
+        <w:t xml:space="preserve"> </w:t>
+      </w:r>
+      <w:r>
+        <w:rPr>
+          <w:rFonts w:ascii="Arial" w:hAnsi="Arial" w:cs="Arial"/>
+          <w:i/>
+          <w:iCs/>
+        </w:rPr>
+        <w:t>escapeHtml</w:t>
+      </w:r>
+      <w:r>
+        <w:rPr>
+          <w:rFonts w:ascii="Arial" w:hAnsi="Arial" w:cs="Arial"/>
+        </w:rPr>
+        <w:t xml:space="preserve"> segédfüggvényen vezeti át, ezáltal megelőzve a rosszindulatú HTML- vagy s</w:t>
+      </w:r>
+      <w:r>
+        <w:rPr>
+          <w:rFonts w:ascii="Arial" w:hAnsi="Arial" w:cs="Arial"/>
+        </w:rPr>
+        <w:t>criptkód</w:t>
+      </w:r>
+      <w:r>
+        <w:rPr>
+          <w:rFonts w:ascii="Arial" w:hAnsi="Arial" w:cs="Arial"/>
+        </w:rPr>
+        <w:t xml:space="preserve"> beágyazásából eredő biztonsági problémákat</w:t>
+      </w:r>
+      <w:r>
+        <w:rPr>
+          <w:rFonts w:ascii="Arial" w:hAnsi="Arial" w:cs="Arial"/>
+        </w:rPr>
+        <w:t xml:space="preserve">. </w:t>
+      </w:r>
+      <w:r>
+        <w:rPr>
+          <w:rFonts w:ascii="Arial" w:hAnsi="Arial" w:cs="Arial"/>
+        </w:rPr>
+        <w:t>Minden kártyán megjelenik egy interaktív, ötcsillagos értékelőelem is, am</w:t>
+      </w:r>
+      <w:r>
+        <w:rPr>
+          <w:rFonts w:ascii="Arial" w:hAnsi="Arial" w:cs="Arial"/>
+        </w:rPr>
+        <w:t>i</w:t>
+      </w:r>
+      <w:r>
+        <w:rPr>
+          <w:rFonts w:ascii="Arial" w:hAnsi="Arial" w:cs="Arial"/>
+        </w:rPr>
+        <w:t xml:space="preserve">nek valamelyik csillagára kattintva a kliens azonnal egy </w:t>
+      </w:r>
+      <w:r>
+        <w:rPr>
+          <w:rFonts w:ascii="Arial" w:hAnsi="Arial" w:cs="Arial"/>
+          <w:i/>
+          <w:iCs/>
+        </w:rPr>
+        <w:t>PUT</w:t>
+      </w:r>
+      <w:r>
+        <w:rPr>
+          <w:rFonts w:ascii="Arial" w:hAnsi="Arial" w:cs="Arial"/>
+        </w:rPr>
+        <w:t xml:space="preserve"> kérést küld a backend felé az adott helyszín azonosítójával és az új értékeléssel, majd a lista frissítésre kerül.</w:t>
+      </w:r>
+    </w:p>
+    <w:p>
+      <w:pPr>
+        <w:spacing w:line="360" w:lineRule="auto"/>
+        <w:jc w:val="both"/>
+        <w:rPr>
+          <w:rFonts w:ascii="Arial" w:hAnsi="Arial" w:cs="Arial"/>
+        </w:rPr>
+      </w:pPr>
+      <w:r>
+        <w:rPr>
+          <w:rFonts w:ascii="Arial" w:hAnsi="Arial" w:cs="Arial"/>
+        </w:rPr>
+        <w:lastRenderedPageBreak/>
+        <w:t xml:space="preserve">Egy adott kártyára kattintva egy részletes nézet nyílik meg, amely egy HTML &lt;template&gt; elem klónozásával dinamikusan felépítve megjeleníti a helyszín összes adatát, beleértve a hozzá tartozó összes fényképet egy galéria formájában. Amennyiben a helyszínhez tartoznak koordináták, a rendszer egy, az </w:t>
+      </w:r>
+      <w:r>
+        <w:rPr>
+          <w:rFonts w:ascii="Arial" w:hAnsi="Arial" w:cs="Arial"/>
+          <w:i/>
+          <w:iCs/>
+        </w:rPr>
+        <w:t xml:space="preserve">OpenStreetMap </w:t>
+      </w:r>
+      <w:r>
+        <w:rPr>
+          <w:rFonts w:ascii="Arial" w:hAnsi="Arial" w:cs="Arial"/>
+        </w:rPr>
+        <w:t>szolgáltatásra mutató hivatkozást is megjelenít, amelyen keresztül a helyszín térképen is megtekinthető.</w:t>
+      </w:r>
+    </w:p>
+    <w:p>
+      <w:pPr>
+        <w:spacing w:line="360" w:lineRule="auto"/>
+        <w:jc w:val="both"/>
+        <w:rPr>
+          <w:rFonts w:ascii="Arial" w:hAnsi="Arial" w:cs="Arial"/>
+        </w:rPr>
+      </w:pPr>
+      <w:r>
+        <w:rPr>
+          <w:rFonts w:ascii="Arial" w:hAnsi="Arial" w:cs="Arial"/>
+        </w:rPr>
+        <w:t>5.2.2. Térképnézet</w:t>
+      </w:r>
+    </w:p>
+    <w:p>
+      <w:pPr>
+        <w:spacing w:line="360" w:lineRule="auto"/>
+        <w:jc w:val="both"/>
+        <w:rPr>
+          <w:rFonts w:ascii="Arial" w:hAnsi="Arial" w:cs="Arial"/>
+        </w:rPr>
+      </w:pPr>
+      <w:r>
+        <w:rPr>
+          <w:rFonts w:ascii="Arial" w:hAnsi="Arial" w:cs="Arial"/>
+        </w:rPr>
+        <w:t xml:space="preserve">A térképnézet a nyílt forráskódú </w:t>
+      </w:r>
+      <w:r>
+        <w:rPr>
+          <w:rFonts w:ascii="Arial" w:hAnsi="Arial" w:cs="Arial"/>
+          <w:i/>
+          <w:iCs/>
+        </w:rPr>
+        <w:t>Leaflet JavaScript</w:t>
+      </w:r>
+      <w:r>
+        <w:rPr>
+          <w:rFonts w:ascii="Arial" w:hAnsi="Arial" w:cs="Arial"/>
+        </w:rPr>
+        <w:t xml:space="preserve"> könyvtár és az </w:t>
+      </w:r>
+      <w:r>
+        <w:rPr>
+          <w:rFonts w:ascii="Arial" w:hAnsi="Arial" w:cs="Arial"/>
+          <w:i/>
+          <w:iCs/>
+        </w:rPr>
+        <w:t>OpenStreetMap</w:t>
+      </w:r>
+      <w:r>
+        <w:rPr>
+          <w:rFonts w:ascii="Arial" w:hAnsi="Arial" w:cs="Arial"/>
+        </w:rPr>
+        <w:t xml:space="preserve"> térképcsempe-szolgáltatás segítségével jeleníti meg a felhasználó meglátogatott helyeit egy interaktív világtérképen. Az oldal betöltésekor a rendszer létrehoz egy </w:t>
+      </w:r>
+      <w:r>
+        <w:rPr>
+          <w:rFonts w:ascii="Arial" w:hAnsi="Arial" w:cs="Arial"/>
+          <w:i/>
+          <w:iCs/>
+        </w:rPr>
+        <w:t>Leaflet</w:t>
+      </w:r>
+      <w:r>
+        <w:rPr>
+          <w:rFonts w:ascii="Arial" w:hAnsi="Arial" w:cs="Arial"/>
+        </w:rPr>
+        <w:t xml:space="preserve"> térképobjektumot, amelyre az </w:t>
+      </w:r>
+      <w:r>
+        <w:rPr>
+          <w:rFonts w:ascii="Arial" w:hAnsi="Arial" w:cs="Arial"/>
+          <w:i/>
+          <w:iCs/>
+        </w:rPr>
+        <w:t>OpenStreetMap</w:t>
+      </w:r>
+      <w:r>
+        <w:rPr>
+          <w:rFonts w:ascii="Arial" w:hAnsi="Arial" w:cs="Arial"/>
+        </w:rPr>
+        <w:t xml:space="preserve"> csempéit tölti be, majd a bejelentkezett felhasználó azonosítója alapján lekérdezi a </w:t>
+      </w:r>
+      <w:r>
+        <w:rPr>
+          <w:rFonts w:ascii="Arial" w:hAnsi="Arial" w:cs="Arial"/>
+          <w:i/>
+          <w:iCs/>
+        </w:rPr>
+        <w:t>/api/users/{user_id}/visited-places</w:t>
+      </w:r>
+      <w:r>
+        <w:rPr>
+          <w:rFonts w:ascii="Arial" w:hAnsi="Arial" w:cs="Arial"/>
+        </w:rPr>
+        <w:t xml:space="preserve"> végpontról a helyszínadatokat.</w:t>
+      </w:r>
+    </w:p>
+    <w:p>
+      <w:pPr>
+        <w:spacing w:line="360" w:lineRule="auto"/>
+        <w:jc w:val="both"/>
+        <w:rPr>
+          <w:rFonts w:ascii="Arial" w:hAnsi="Arial" w:cs="Arial"/>
+        </w:rPr>
+      </w:pPr>
+      <w:r>
+        <w:rPr>
+          <w:rFonts w:ascii="Arial" w:hAnsi="Arial" w:cs="Arial"/>
+        </w:rPr>
+        <w:t>A visszakapott adatokat ugyan</w:t>
+      </w:r>
+      <w:r>
+        <w:rPr>
+          <w:rFonts w:ascii="Arial" w:hAnsi="Arial" w:cs="Arial"/>
+        </w:rPr>
+        <w:t>úgy</w:t>
+      </w:r>
+      <w:r>
+        <w:rPr>
+          <w:rFonts w:ascii="Arial" w:hAnsi="Arial" w:cs="Arial"/>
+        </w:rPr>
+        <w:t xml:space="preserve"> a </w:t>
+      </w:r>
+      <w:r>
+        <w:rPr>
+          <w:rFonts w:ascii="Arial" w:hAnsi="Arial" w:cs="Arial"/>
+          <w:i/>
+          <w:iCs/>
+        </w:rPr>
+        <w:t>normalizePlace</w:t>
+      </w:r>
+      <w:r>
+        <w:rPr>
+          <w:rFonts w:ascii="Arial" w:hAnsi="Arial" w:cs="Arial"/>
+        </w:rPr>
+        <w:t xml:space="preserve"> függvény alakítja át</w:t>
+      </w:r>
+      <w:r>
+        <w:rPr>
+          <w:rFonts w:ascii="Arial" w:hAnsi="Arial" w:cs="Arial"/>
+        </w:rPr>
+        <w:t>, mint a listanézetnél</w:t>
+      </w:r>
+      <w:r>
+        <w:rPr>
+          <w:rFonts w:ascii="Arial" w:hAnsi="Arial" w:cs="Arial"/>
+        </w:rPr>
+        <w:t>, amely ezúttal a helyszínek szélességi és hosszúsági koordinátáit is kinyeri és numerikus formátumra alakítja.</w:t>
+      </w:r>
+      <w:r>
+        <w:rPr>
+          <w:rFonts w:ascii="Arial" w:hAnsi="Arial" w:cs="Arial"/>
+        </w:rPr>
+        <w:t xml:space="preserve"> </w:t>
+      </w:r>
+      <w:r>
+        <w:rPr>
+          <w:rFonts w:ascii="Arial" w:hAnsi="Arial" w:cs="Arial"/>
+        </w:rPr>
+        <w:t>Azok a helyszínek, amelyekhez a rögzítéskor nem sikerült koordinátát rendelni</w:t>
+      </w:r>
+      <w:r>
+        <w:rPr>
+          <w:rFonts w:ascii="Arial" w:hAnsi="Arial" w:cs="Arial"/>
+        </w:rPr>
+        <w:t xml:space="preserve">, </w:t>
+      </w:r>
+      <w:r>
+        <w:rPr>
+          <w:rFonts w:ascii="Arial" w:hAnsi="Arial" w:cs="Arial"/>
+        </w:rPr>
+        <w:t>figyelmeztető üzenet mellett kimaradnak a térképi megjelenítésből, mivel</w:t>
+      </w:r>
+      <w:r>
+        <w:rPr>
+          <w:rFonts w:ascii="Arial" w:hAnsi="Arial" w:cs="Arial"/>
+        </w:rPr>
+        <w:t xml:space="preserve"> koordináták hiányában</w:t>
+      </w:r>
+      <w:r>
+        <w:rPr>
+          <w:rFonts w:ascii="Arial" w:hAnsi="Arial" w:cs="Arial"/>
+        </w:rPr>
+        <w:t xml:space="preserve"> elhelyezésükre nincs mód.</w:t>
+      </w:r>
+    </w:p>
+    <w:p>
+      <w:pPr>
+        <w:spacing w:line="360" w:lineRule="auto"/>
+        <w:jc w:val="both"/>
+        <w:rPr>
+          <w:rFonts w:ascii="Arial" w:hAnsi="Arial" w:cs="Arial"/>
+        </w:rPr>
+      </w:pPr>
+      <w:r>
+        <w:rPr>
+          <w:rFonts w:ascii="Arial" w:hAnsi="Arial" w:cs="Arial"/>
+        </w:rPr>
+        <w:t xml:space="preserve">A megjeleníthető helyszínekhez a rendszer egy-egy jelölőt helyez el a térképen, amelyeket egy közös </w:t>
+      </w:r>
+      <w:r>
+        <w:rPr>
+          <w:rFonts w:ascii="Arial" w:hAnsi="Arial" w:cs="Arial"/>
+          <w:i/>
+          <w:iCs/>
+        </w:rPr>
+        <w:t>L.featureGroup</w:t>
+      </w:r>
+      <w:r>
+        <w:rPr>
+          <w:rFonts w:ascii="Arial" w:hAnsi="Arial" w:cs="Arial"/>
+        </w:rPr>
+        <w:t xml:space="preserve"> objektumban gyűjt össze; az egyes jelölőkre kattintva egy felugró popup jeleníti meg a helyszín nevét, a látogatás dátumát és a hozzá fűzött leírást, ez esetben is az </w:t>
+      </w:r>
+      <w:r>
+        <w:rPr>
+          <w:rFonts w:ascii="Arial" w:hAnsi="Arial" w:cs="Arial"/>
+          <w:i/>
+          <w:iCs/>
+        </w:rPr>
+        <w:t>escapeHtml</w:t>
+      </w:r>
+      <w:r>
+        <w:rPr>
+          <w:rFonts w:ascii="Arial" w:hAnsi="Arial" w:cs="Arial"/>
+        </w:rPr>
+        <w:t xml:space="preserve"> függvényen átvezetve a szöveges tartalmat a biztonságos megjelenítés érdekében. Miután az összes jelölő elhelyezésre került, a rendszer a </w:t>
+      </w:r>
+      <w:r>
+        <w:rPr>
+          <w:rFonts w:ascii="Arial" w:hAnsi="Arial" w:cs="Arial"/>
+          <w:i/>
+          <w:iCs/>
+        </w:rPr>
+        <w:t>fitBounds</w:t>
+      </w:r>
+      <w:r>
+        <w:rPr>
+          <w:rFonts w:ascii="Arial" w:hAnsi="Arial" w:cs="Arial"/>
+        </w:rPr>
+        <w:t xml:space="preserve"> metódus segítségével automatikusan a jelölők által lefedett területhez igazítja a térkép nagyítási szintjét és pozícióját, ezáltal biztosítva, hogy a felhasználó összes rögzített helyszíne egyszerre, jól áttekinthető módon</w:t>
+      </w:r>
+      <w:r>
+        <w:rPr>
+          <w:rFonts w:ascii="Arial" w:hAnsi="Arial" w:cs="Arial"/>
+        </w:rPr>
+        <w:t xml:space="preserve"> legyen</w:t>
+      </w:r>
+      <w:r>
+        <w:rPr>
+          <w:rFonts w:ascii="Arial" w:hAnsi="Arial" w:cs="Arial"/>
+        </w:rPr>
+        <w:t xml:space="preserve"> látható a képernyőn.</w:t>
+      </w:r>
+    </w:p>
+    <w:p>
+      <w:pPr>
+        <w:spacing w:line="360" w:lineRule="auto"/>
+        <w:jc w:val="both"/>
+        <w:rPr>
+          <w:rFonts w:ascii="Arial" w:hAnsi="Arial" w:cs="Arial"/>
+        </w:rPr>
+      </w:pPr>
+      <w:r>
+        <w:rPr>
+          <w:rFonts w:ascii="Arial" w:hAnsi="Arial" w:cs="Arial"/>
+        </w:rPr>
+        <w:t>A lista- és a térképnézet között a felhasználó egy erre szolgáló gombbal bármikor válthat, így a két megjelenítési mód kiegészíti egymást: a listanézet a részletes adatkezelésre, a térképnézet pedig az utazások földrajzi áttekintésére nyújt lehetőséget.</w:t>
       </w:r>
     </w:p>
     <w:p>
@@ -7264,6 +7808,7 @@
           <w:sz w:val="28"/>
           <w:szCs w:val="28"/>
         </w:rPr>
+        <w:lastRenderedPageBreak/>
         <w:t>5.3. Meglátogatott hely hozzáadása</w:t>
       </w:r>
     </w:p>
@@ -7559,14 +8104,7 @@
         <w:rPr>
           <w:rFonts w:ascii="Arial" w:hAnsi="Arial" w:cs="Arial"/>
         </w:rPr>
-        <w:t xml:space="preserve">A fejlesztés során kiemelt figyelmet fordítottam arra, hogy a kódban előforduló hibákat a lehető legnagyobb mértékben feltárjam és kijavítsam. Ennek érdekében a </w:t>
-      </w:r>
-      <w:r>
-        <w:rPr>
-          <w:rFonts w:ascii="Arial" w:hAnsi="Arial" w:cs="Arial"/>
-        </w:rPr>
-        <w:lastRenderedPageBreak/>
-        <w:t>szoftverfejlesztés több szintjén is különböző tesztelési módszereket alkalmaztam, amelyek együttesen biztosították az alkalmazás megbízható és stabil működését.</w:t>
+        <w:t>A fejlesztés során kiemelt figyelmet fordítottam arra, hogy a kódban előforduló hibákat a lehető legnagyobb mértékben feltárjam és kijavítsam. Ennek érdekében a szoftverfejlesztés több szintjén is különböző tesztelési módszereket alkalmaztam, amelyek együttesen biztosították az alkalmazás megbízható és stabil működését.</w:t>
       </w:r>
     </w:p>
     <w:p>
@@ -7628,7 +8166,14 @@
         <w:rPr>
           <w:rFonts w:ascii="Arial" w:hAnsi="Arial" w:cs="Arial"/>
         </w:rPr>
-        <w:t xml:space="preserve"> egyszerű, olvasható szintaxisa és a fixture-ök (pl. teszteléshez szükséges előre definiált objektumok vagy adatok) rugalmas kezelése lehetővé tette, hogy a tesztesetek jól strukturáltan, könnyen bővíthető formában készüljenek el. A unit tesztek célja, hogy a vizsgált kódrészletet elszigetelten, a külső függőségektől függetlenül teszteljék, ezáltal már a fejlesztés korai szakaszában kiszűrhetők legyenek a logikai hibák.</w:t>
+        <w:t xml:space="preserve"> egyszerű, olvasható szintaxisa és a fixture-ök (pl. teszteléshez szükséges előre definiált objektumok vagy adatok) rugalmas kezelése lehetővé tette, hogy a tesztesetek jól strukturáltan, könnyen </w:t>
+      </w:r>
+      <w:r>
+        <w:rPr>
+          <w:rFonts w:ascii="Arial" w:hAnsi="Arial" w:cs="Arial"/>
+        </w:rPr>
+        <w:lastRenderedPageBreak/>
+        <w:t>bővíthető formában készüljenek el. A unit tesztek célja, hogy a vizsgált kódrészletet elszigetelten, a külső függőségektől függetlenül teszteljék, ezáltal már a fejlesztés korai szakaszában kiszűrhetők legyenek a logikai hibák.</w:t>
       </w:r>
     </w:p>
     <w:p>
@@ -7816,14 +8361,7 @@
         <w:rPr>
           <w:rFonts w:ascii="Arial" w:hAnsi="Arial" w:cs="Arial"/>
         </w:rPr>
-        <w:t xml:space="preserve">A technikai, automatizált tesztelési módszerek mellett fontosnak tartottam, hogy az alkalmazás használhatóságát valós felhasználók bevonásával is megvizsgáljam. </w:t>
-      </w:r>
-      <w:r>
-        <w:rPr>
-          <w:rFonts w:ascii="Arial" w:hAnsi="Arial" w:cs="Arial"/>
-        </w:rPr>
-        <w:lastRenderedPageBreak/>
-        <w:t xml:space="preserve">Ennek keretében 5 tesztfelhasználó számára biztosítottam hozzáférést az alkalmazáshoz, akiket arra kértem, hogy szabadon </w:t>
+        <w:t xml:space="preserve">A technikai, automatizált tesztelési módszerek mellett fontosnak tartottam, hogy az alkalmazás használhatóságát valós felhasználók bevonásával is megvizsgáljam. Ennek keretében 5 tesztfelhasználó számára biztosítottam hozzáférést az alkalmazáshoz, akiket arra kértem, hogy szabadon </w:t>
       </w:r>
       <w:r>
         <w:rPr>
@@ -7858,6 +8396,7 @@
           <w:sz w:val="32"/>
           <w:szCs w:val="32"/>
         </w:rPr>
+        <w:lastRenderedPageBreak/>
         <w:t>7. Használat</w:t>
       </w:r>
     </w:p>
@@ -8144,6 +8683,689 @@
           <w:szCs w:val="32"/>
         </w:rPr>
         <w:t>. Irodalomjegyzék</w:t>
+      </w:r>
+    </w:p>
+    <w:p>
+      <w:pPr>
+        <w:spacing w:line="360" w:lineRule="auto"/>
+        <w:rPr>
+          <w:rFonts w:ascii="Arial" w:hAnsi="Arial" w:cs="Arial"/>
+        </w:rPr>
+      </w:pPr>
+      <w:r>
+        <w:rPr>
+          <w:rFonts w:ascii="Arial" w:hAnsi="Arial" w:cs="Arial"/>
+        </w:rPr>
+        <w:t xml:space="preserve">[1] developer.modzilla.org: </w:t>
+      </w:r>
+      <w:r>
+        <w:rPr>
+          <w:rFonts w:ascii="Arial" w:hAnsi="Arial" w:cs="Arial"/>
+        </w:rPr>
+        <w:t>HTML: HyperText Markup Language</w:t>
+      </w:r>
+      <w:r>
+        <w:rPr>
+          <w:rFonts w:ascii="Arial" w:hAnsi="Arial" w:cs="Arial"/>
+        </w:rPr>
+        <w:t>-</w:t>
+      </w:r>
+      <w:r>
+        <w:rPr>
+          <w:rFonts w:ascii="Arial" w:hAnsi="Arial" w:cs="Arial"/>
+        </w:rPr>
+        <w:t>https://developer.mozilla.org/en-US/docs/Web/HTML</w:t>
+      </w:r>
+      <w:r>
+        <w:rPr>
+          <w:rFonts w:ascii="Arial" w:hAnsi="Arial" w:cs="Arial"/>
+        </w:rPr>
+        <w:t xml:space="preserve"> (202</w:t>
+      </w:r>
+      <w:r>
+        <w:rPr>
+          <w:rFonts w:ascii="Arial" w:hAnsi="Arial" w:cs="Arial"/>
+        </w:rPr>
+        <w:t>5</w:t>
+      </w:r>
+      <w:r>
+        <w:rPr>
+          <w:rFonts w:ascii="Arial" w:hAnsi="Arial" w:cs="Arial"/>
+        </w:rPr>
+        <w:t xml:space="preserve">. </w:t>
+      </w:r>
+      <w:r>
+        <w:rPr>
+          <w:rFonts w:ascii="Arial" w:hAnsi="Arial" w:cs="Arial"/>
+        </w:rPr>
+        <w:t>12</w:t>
+      </w:r>
+      <w:r>
+        <w:rPr>
+          <w:rFonts w:ascii="Arial" w:hAnsi="Arial" w:cs="Arial"/>
+        </w:rPr>
+        <w:t xml:space="preserve">. </w:t>
+      </w:r>
+      <w:r>
+        <w:rPr>
+          <w:rFonts w:ascii="Arial" w:hAnsi="Arial" w:cs="Arial"/>
+        </w:rPr>
+        <w:t>22</w:t>
+      </w:r>
+      <w:r>
+        <w:rPr>
+          <w:rFonts w:ascii="Arial" w:hAnsi="Arial" w:cs="Arial"/>
+        </w:rPr>
+        <w:t>.)</w:t>
+      </w:r>
+    </w:p>
+    <w:p>
+      <w:pPr>
+        <w:spacing w:line="360" w:lineRule="auto"/>
+        <w:rPr>
+          <w:rFonts w:ascii="Arial" w:hAnsi="Arial" w:cs="Arial"/>
+        </w:rPr>
+      </w:pPr>
+      <w:r>
+        <w:rPr>
+          <w:rFonts w:ascii="Arial" w:hAnsi="Arial" w:cs="Arial"/>
+        </w:rPr>
+        <w:t xml:space="preserve">[2] </w:t>
+      </w:r>
+      <w:r>
+        <w:rPr>
+          <w:rFonts w:ascii="Arial" w:hAnsi="Arial" w:cs="Arial"/>
+        </w:rPr>
+        <w:t xml:space="preserve">developer.modzilla.org: </w:t>
+      </w:r>
+      <w:r>
+        <w:rPr>
+          <w:rFonts w:ascii="Arial" w:hAnsi="Arial" w:cs="Arial"/>
+        </w:rPr>
+        <w:t>CSS: Cascading Style Sheets</w:t>
+      </w:r>
+      <w:r>
+        <w:rPr>
+          <w:rFonts w:ascii="Arial" w:hAnsi="Arial" w:cs="Arial"/>
+        </w:rPr>
+        <w:t>-</w:t>
+      </w:r>
+      <w:r>
+        <w:rPr>
+          <w:rFonts w:ascii="Arial" w:hAnsi="Arial" w:cs="Arial"/>
+        </w:rPr>
+        <w:t>https://developer.mozilla.org/en-US/docs/Web/CSS</w:t>
+      </w:r>
+      <w:r>
+        <w:rPr>
+          <w:rFonts w:ascii="Arial" w:hAnsi="Arial" w:cs="Arial"/>
+        </w:rPr>
+        <w:t xml:space="preserve"> (202</w:t>
+      </w:r>
+      <w:r>
+        <w:rPr>
+          <w:rFonts w:ascii="Arial" w:hAnsi="Arial" w:cs="Arial"/>
+        </w:rPr>
+        <w:t>5</w:t>
+      </w:r>
+      <w:r>
+        <w:rPr>
+          <w:rFonts w:ascii="Arial" w:hAnsi="Arial" w:cs="Arial"/>
+        </w:rPr>
+        <w:t xml:space="preserve">. </w:t>
+      </w:r>
+      <w:r>
+        <w:rPr>
+          <w:rFonts w:ascii="Arial" w:hAnsi="Arial" w:cs="Arial"/>
+        </w:rPr>
+        <w:t>12</w:t>
+      </w:r>
+      <w:r>
+        <w:rPr>
+          <w:rFonts w:ascii="Arial" w:hAnsi="Arial" w:cs="Arial"/>
+        </w:rPr>
+        <w:t xml:space="preserve">. </w:t>
+      </w:r>
+      <w:r>
+        <w:rPr>
+          <w:rFonts w:ascii="Arial" w:hAnsi="Arial" w:cs="Arial"/>
+        </w:rPr>
+        <w:t>29</w:t>
+      </w:r>
+      <w:r>
+        <w:rPr>
+          <w:rFonts w:ascii="Arial" w:hAnsi="Arial" w:cs="Arial"/>
+        </w:rPr>
+        <w:t>.)</w:t>
+      </w:r>
+    </w:p>
+    <w:p>
+      <w:pPr>
+        <w:spacing w:line="360" w:lineRule="auto"/>
+        <w:rPr>
+          <w:rFonts w:ascii="Arial" w:hAnsi="Arial" w:cs="Arial"/>
+        </w:rPr>
+      </w:pPr>
+      <w:r>
+        <w:rPr>
+          <w:rFonts w:ascii="Arial" w:hAnsi="Arial" w:cs="Arial"/>
+        </w:rPr>
+        <w:t>[3] developer.modzilla.org: JavaScript-</w:t>
+      </w:r>
+      <w:r>
+        <w:rPr>
+          <w:rFonts w:ascii="Arial" w:hAnsi="Arial" w:cs="Arial"/>
+        </w:rPr>
+        <w:t>https://developer.mozilla.org/en-US/docs/Web/JavaScript</w:t>
+      </w:r>
+      <w:r>
+        <w:rPr>
+          <w:rFonts w:ascii="Arial" w:hAnsi="Arial" w:cs="Arial"/>
+        </w:rPr>
+        <w:t xml:space="preserve"> (2026. 0</w:t>
+      </w:r>
+      <w:r>
+        <w:rPr>
+          <w:rFonts w:ascii="Arial" w:hAnsi="Arial" w:cs="Arial"/>
+        </w:rPr>
+        <w:t>5</w:t>
+      </w:r>
+      <w:r>
+        <w:rPr>
+          <w:rFonts w:ascii="Arial" w:hAnsi="Arial" w:cs="Arial"/>
+        </w:rPr>
+        <w:t xml:space="preserve">. </w:t>
+      </w:r>
+      <w:r>
+        <w:rPr>
+          <w:rFonts w:ascii="Arial" w:hAnsi="Arial" w:cs="Arial"/>
+        </w:rPr>
+        <w:t>22</w:t>
+      </w:r>
+      <w:r>
+        <w:rPr>
+          <w:rFonts w:ascii="Arial" w:hAnsi="Arial" w:cs="Arial"/>
+        </w:rPr>
+        <w:t>.)</w:t>
+      </w:r>
+    </w:p>
+    <w:p>
+      <w:pPr>
+        <w:spacing w:line="360" w:lineRule="auto"/>
+        <w:rPr>
+          <w:rFonts w:ascii="Arial" w:hAnsi="Arial" w:cs="Arial"/>
+        </w:rPr>
+      </w:pPr>
+      <w:r>
+        <w:rPr>
+          <w:rFonts w:ascii="Arial" w:hAnsi="Arial" w:cs="Arial"/>
+        </w:rPr>
+        <w:t xml:space="preserve">[4] </w:t>
+      </w:r>
+      <w:r>
+        <w:rPr>
+          <w:rFonts w:ascii="Arial" w:hAnsi="Arial" w:cs="Arial"/>
+        </w:rPr>
+        <w:t>Mark Lutz: Learning Python – O'Reilly Media, Sebastopol, 2013</w:t>
+      </w:r>
+    </w:p>
+    <w:p>
+      <w:pPr>
+        <w:spacing w:line="360" w:lineRule="auto"/>
+        <w:rPr>
+          <w:rFonts w:ascii="Arial" w:hAnsi="Arial" w:cs="Arial"/>
+        </w:rPr>
+      </w:pPr>
+      <w:r>
+        <w:rPr>
+          <w:rFonts w:ascii="Arial" w:hAnsi="Arial" w:cs="Arial"/>
+        </w:rPr>
+        <w:lastRenderedPageBreak/>
+        <w:t xml:space="preserve">[5] </w:t>
+      </w:r>
+      <w:r>
+        <w:rPr>
+          <w:rFonts w:ascii="Arial" w:hAnsi="Arial" w:cs="Arial"/>
+        </w:rPr>
+        <w:t>Jon Duckett: HTML and CSS: Design and Build Websites – Wiley, Indianapolis, 2011</w:t>
+      </w:r>
+    </w:p>
+    <w:p>
+      <w:pPr>
+        <w:spacing w:line="360" w:lineRule="auto"/>
+        <w:rPr>
+          <w:rFonts w:ascii="Arial" w:hAnsi="Arial" w:cs="Arial"/>
+        </w:rPr>
+      </w:pPr>
+      <w:r>
+        <w:rPr>
+          <w:rFonts w:ascii="Arial" w:hAnsi="Arial" w:cs="Arial"/>
+        </w:rPr>
+        <w:t>[6] leafletjs.com: Leaflet-</w:t>
+      </w:r>
+      <w:r>
+        <w:rPr>
+          <w:rFonts w:ascii="Arial" w:hAnsi="Arial" w:cs="Arial"/>
+        </w:rPr>
+        <w:t>https://leafletjs.com/</w:t>
+      </w:r>
+      <w:r>
+        <w:rPr>
+          <w:rFonts w:ascii="Arial" w:hAnsi="Arial" w:cs="Arial"/>
+        </w:rPr>
+        <w:t xml:space="preserve"> (202</w:t>
+      </w:r>
+      <w:r>
+        <w:rPr>
+          <w:rFonts w:ascii="Arial" w:hAnsi="Arial" w:cs="Arial"/>
+        </w:rPr>
+        <w:t>5</w:t>
+      </w:r>
+      <w:r>
+        <w:rPr>
+          <w:rFonts w:ascii="Arial" w:hAnsi="Arial" w:cs="Arial"/>
+        </w:rPr>
+        <w:t>. 0</w:t>
+      </w:r>
+      <w:r>
+        <w:rPr>
+          <w:rFonts w:ascii="Arial" w:hAnsi="Arial" w:cs="Arial"/>
+        </w:rPr>
+        <w:t>8</w:t>
+      </w:r>
+      <w:r>
+        <w:rPr>
+          <w:rFonts w:ascii="Arial" w:hAnsi="Arial" w:cs="Arial"/>
+        </w:rPr>
+        <w:t xml:space="preserve">. </w:t>
+      </w:r>
+      <w:r>
+        <w:rPr>
+          <w:rFonts w:ascii="Arial" w:hAnsi="Arial" w:cs="Arial"/>
+        </w:rPr>
+        <w:t>16</w:t>
+      </w:r>
+      <w:r>
+        <w:rPr>
+          <w:rFonts w:ascii="Arial" w:hAnsi="Arial" w:cs="Arial"/>
+        </w:rPr>
+        <w:t>.)</w:t>
+      </w:r>
+    </w:p>
+    <w:p>
+      <w:pPr>
+        <w:spacing w:line="360" w:lineRule="auto"/>
+        <w:rPr>
+          <w:rFonts w:ascii="Arial" w:hAnsi="Arial" w:cs="Arial"/>
+        </w:rPr>
+      </w:pPr>
+      <w:r>
+        <w:rPr>
+          <w:rFonts w:ascii="Arial" w:hAnsi="Arial" w:cs="Arial"/>
+        </w:rPr>
+        <w:t xml:space="preserve">[7] </w:t>
+      </w:r>
+      <w:r>
+        <w:rPr>
+          <w:rFonts w:ascii="Arial" w:hAnsi="Arial" w:cs="Arial"/>
+        </w:rPr>
+        <w:t>python.org: Python docs-</w:t>
+      </w:r>
+      <w:r>
+        <w:rPr>
+          <w:rFonts w:ascii="Arial" w:hAnsi="Arial" w:cs="Arial"/>
+        </w:rPr>
+        <w:t>https://docs.python.org/3/</w:t>
+      </w:r>
+      <w:r>
+        <w:rPr>
+          <w:rFonts w:ascii="Arial" w:hAnsi="Arial" w:cs="Arial"/>
+        </w:rPr>
+        <w:t xml:space="preserve"> (2026. 07. 16)</w:t>
+      </w:r>
+    </w:p>
+    <w:p>
+      <w:pPr>
+        <w:spacing w:line="360" w:lineRule="auto"/>
+        <w:rPr>
+          <w:rFonts w:ascii="Arial" w:hAnsi="Arial" w:cs="Arial"/>
+        </w:rPr>
+      </w:pPr>
+      <w:r>
+        <w:rPr>
+          <w:rFonts w:ascii="Arial" w:hAnsi="Arial" w:cs="Arial"/>
+        </w:rPr>
+        <w:t>[8] fastapi.tiangolo.com: FastAPI-</w:t>
+      </w:r>
+      <w:r>
+        <w:rPr>
+          <w:rFonts w:ascii="Arial" w:hAnsi="Arial" w:cs="Arial"/>
+        </w:rPr>
+        <w:t>https://fastapi.tiangolo.com/</w:t>
+      </w:r>
+    </w:p>
+    <w:p>
+      <w:pPr>
+        <w:spacing w:line="360" w:lineRule="auto"/>
+        <w:rPr>
+          <w:rFonts w:ascii="Arial" w:hAnsi="Arial" w:cs="Arial"/>
+        </w:rPr>
+      </w:pPr>
+      <w:r>
+        <w:rPr>
+          <w:rFonts w:ascii="Arial" w:hAnsi="Arial" w:cs="Arial"/>
+        </w:rPr>
+        <w:t xml:space="preserve">[9] </w:t>
+      </w:r>
+      <w:r>
+        <w:rPr>
+          <w:rFonts w:ascii="Arial" w:hAnsi="Arial" w:cs="Arial"/>
+        </w:rPr>
+        <w:t>postgresql.org: Documentation-</w:t>
+      </w:r>
+      <w:r>
+        <w:rPr>
+          <w:rFonts w:ascii="Arial" w:hAnsi="Arial" w:cs="Arial"/>
+        </w:rPr>
+        <w:t>https://www.postgresql.org/docs/</w:t>
+      </w:r>
+      <w:r>
+        <w:rPr>
+          <w:rFonts w:ascii="Arial" w:hAnsi="Arial" w:cs="Arial"/>
+        </w:rPr>
+        <w:t xml:space="preserve"> (2026. 06. 04.)</w:t>
+      </w:r>
+    </w:p>
+    <w:p>
+      <w:pPr>
+        <w:spacing w:line="360" w:lineRule="auto"/>
+        <w:rPr>
+          <w:rFonts w:ascii="Arial" w:hAnsi="Arial" w:cs="Arial"/>
+        </w:rPr>
+      </w:pPr>
+      <w:r>
+        <w:rPr>
+          <w:rFonts w:ascii="Arial" w:hAnsi="Arial" w:cs="Arial"/>
+        </w:rPr>
+        <w:t xml:space="preserve">[10] sqlalchemy.org: </w:t>
+      </w:r>
+      <w:r>
+        <w:rPr>
+          <w:rFonts w:ascii="Arial" w:hAnsi="Arial" w:cs="Arial"/>
+        </w:rPr>
+        <w:t>The Python SQL Toolkit and Object Relational Mapper</w:t>
+      </w:r>
+      <w:r>
+        <w:rPr>
+          <w:rFonts w:ascii="Arial" w:hAnsi="Arial" w:cs="Arial"/>
+        </w:rPr>
+        <w:t>-</w:t>
+      </w:r>
+      <w:r>
+        <w:rPr>
+          <w:rFonts w:ascii="Arial" w:hAnsi="Arial" w:cs="Arial"/>
+        </w:rPr>
+        <w:t>https://www.sqlalchemy.org/</w:t>
+      </w:r>
+      <w:r>
+        <w:rPr>
+          <w:rFonts w:ascii="Arial" w:hAnsi="Arial" w:cs="Arial"/>
+        </w:rPr>
+        <w:t xml:space="preserve"> (2026. 06. 27.)</w:t>
+      </w:r>
+    </w:p>
+    <w:p>
+      <w:pPr>
+        <w:spacing w:line="360" w:lineRule="auto"/>
+        <w:rPr>
+          <w:rFonts w:ascii="Arial" w:hAnsi="Arial" w:cs="Arial"/>
+        </w:rPr>
+      </w:pPr>
+      <w:r>
+        <w:rPr>
+          <w:rFonts w:ascii="Arial" w:hAnsi="Arial" w:cs="Arial"/>
+        </w:rPr>
+        <w:t>[11] api-docs.deepseek.com: Your First API Call-</w:t>
+      </w:r>
+      <w:r>
+        <w:rPr>
+          <w:rFonts w:ascii="Arial" w:hAnsi="Arial" w:cs="Arial"/>
+        </w:rPr>
+        <w:t>https://api-docs.deepseek.com/</w:t>
+      </w:r>
+    </w:p>
+    <w:p>
+      <w:pPr>
+        <w:spacing w:line="360" w:lineRule="auto"/>
+        <w:rPr>
+          <w:rFonts w:ascii="Arial" w:hAnsi="Arial" w:cs="Arial"/>
+        </w:rPr>
+      </w:pPr>
+      <w:r>
+        <w:rPr>
+          <w:rFonts w:ascii="Arial" w:hAnsi="Arial" w:cs="Arial"/>
+        </w:rPr>
+        <w:t>[12] api-docs.deepseek.com: JSON output-</w:t>
+      </w:r>
+      <w:r>
+        <w:rPr>
+          <w:rFonts w:ascii="Arial" w:hAnsi="Arial" w:cs="Arial"/>
+        </w:rPr>
+        <w:t>https://api-docs.deepseek.com/guides/json_mode</w:t>
+      </w:r>
+    </w:p>
+    <w:p>
+      <w:pPr>
+        <w:spacing w:line="360" w:lineRule="auto"/>
+        <w:rPr>
+          <w:rFonts w:ascii="Arial" w:hAnsi="Arial" w:cs="Arial"/>
+        </w:rPr>
+      </w:pPr>
+      <w:r>
+        <w:rPr>
+          <w:rFonts w:ascii="Arial" w:hAnsi="Arial" w:cs="Arial"/>
+        </w:rPr>
+        <w:t>[13] ollama.com: Ollama documentation-</w:t>
+      </w:r>
+      <w:r>
+        <w:rPr>
+          <w:rFonts w:ascii="Arial" w:hAnsi="Arial" w:cs="Arial"/>
+        </w:rPr>
+        <w:t>https://docs.ollama.com/</w:t>
+      </w:r>
+    </w:p>
+    <w:p>
+      <w:pPr>
+        <w:spacing w:line="360" w:lineRule="auto"/>
+        <w:rPr>
+          <w:rFonts w:ascii="Arial" w:hAnsi="Arial" w:cs="Arial"/>
+        </w:rPr>
+      </w:pPr>
+      <w:r>
+        <w:rPr>
+          <w:rFonts w:ascii="Arial" w:hAnsi="Arial" w:cs="Arial"/>
+        </w:rPr>
+        <w:t xml:space="preserve">[14] </w:t>
+      </w:r>
+      <w:r>
+        <w:rPr>
+          <w:rFonts w:ascii="Arial" w:hAnsi="Arial" w:cs="Arial"/>
+        </w:rPr>
+        <w:t>nominatim.org: Nominatim 5.3.2 manual-</w:t>
+      </w:r>
+      <w:r>
+        <w:rPr>
+          <w:rFonts w:ascii="Arial" w:hAnsi="Arial" w:cs="Arial"/>
+        </w:rPr>
+        <w:t>https://nominatim.org/release-docs/latest/</w:t>
+      </w:r>
+      <w:r>
+        <w:rPr>
+          <w:rFonts w:ascii="Arial" w:hAnsi="Arial" w:cs="Arial"/>
+        </w:rPr>
+        <w:t xml:space="preserve"> </w:t>
+      </w:r>
+    </w:p>
+    <w:p>
+      <w:pPr>
+        <w:spacing w:line="360" w:lineRule="auto"/>
+        <w:rPr>
+          <w:rFonts w:ascii="Arial" w:hAnsi="Arial" w:cs="Arial"/>
+        </w:rPr>
+      </w:pPr>
+      <w:r>
+        <w:rPr>
+          <w:rFonts w:ascii="Arial" w:hAnsi="Arial" w:cs="Arial"/>
+        </w:rPr>
+        <w:t xml:space="preserve">[15] </w:t>
+      </w:r>
+      <w:r>
+        <w:rPr>
+          <w:rFonts w:ascii="Arial" w:hAnsi="Arial" w:cs="Arial"/>
+        </w:rPr>
+        <w:t xml:space="preserve">developers.google.com: </w:t>
+      </w:r>
+      <w:r>
+        <w:rPr>
+          <w:rFonts w:ascii="Arial" w:hAnsi="Arial" w:cs="Arial"/>
+        </w:rPr>
+        <w:t>Using OAuth 2.0 to Access Google APIs</w:t>
+      </w:r>
+      <w:r>
+        <w:rPr>
+          <w:rFonts w:ascii="Arial" w:hAnsi="Arial" w:cs="Arial"/>
+        </w:rPr>
+        <w:t>-</w:t>
+      </w:r>
+      <w:r>
+        <w:rPr>
+          <w:rFonts w:ascii="Arial" w:hAnsi="Arial" w:cs="Arial"/>
+        </w:rPr>
+        <w:t>https://developers.google.com/identity/protocols/oauth2</w:t>
+      </w:r>
+    </w:p>
+    <w:p>
+      <w:pPr>
+        <w:spacing w:line="360" w:lineRule="auto"/>
+        <w:rPr>
+          <w:rFonts w:ascii="Arial" w:hAnsi="Arial" w:cs="Arial"/>
+        </w:rPr>
+      </w:pPr>
+      <w:r>
+        <w:rPr>
+          <w:rFonts w:ascii="Arial" w:hAnsi="Arial" w:cs="Arial"/>
+        </w:rPr>
+        <w:t xml:space="preserve">[16] docs.pytest.org: </w:t>
+      </w:r>
+      <w:r>
+        <w:rPr>
+          <w:rFonts w:ascii="Arial" w:hAnsi="Arial" w:cs="Arial"/>
+        </w:rPr>
+        <w:t>pytest: helps you write better programs</w:t>
+      </w:r>
+      <w:r>
+        <w:rPr>
+          <w:rFonts w:ascii="Arial" w:hAnsi="Arial" w:cs="Arial"/>
+        </w:rPr>
+        <w:t>-</w:t>
+      </w:r>
+      <w:r>
+        <w:rPr>
+          <w:rFonts w:ascii="Arial" w:hAnsi="Arial" w:cs="Arial"/>
+        </w:rPr>
+        <w:t>https://docs.pytest.org/en/stable/index.html</w:t>
+      </w:r>
+    </w:p>
+    <w:p>
+      <w:pPr>
+        <w:spacing w:line="360" w:lineRule="auto"/>
+        <w:rPr>
+          <w:rFonts w:ascii="Arial" w:hAnsi="Arial" w:cs="Arial"/>
+        </w:rPr>
+      </w:pPr>
+      <w:r>
+        <w:rPr>
+          <w:rFonts w:ascii="Arial" w:hAnsi="Arial" w:cs="Arial"/>
+        </w:rPr>
+        <w:t xml:space="preserve">[17] </w:t>
+      </w:r>
+      <w:r>
+        <w:rPr>
+          <w:rFonts w:ascii="Arial" w:hAnsi="Arial" w:cs="Arial"/>
+        </w:rPr>
+        <w:t>docs.github.com: GitHub Actions documentation-</w:t>
+      </w:r>
+      <w:r>
+        <w:rPr>
+          <w:rFonts w:ascii="Arial" w:hAnsi="Arial" w:cs="Arial"/>
+        </w:rPr>
+        <w:t>https://docs.github.com/en/actions</w:t>
+      </w:r>
+    </w:p>
+    <w:p>
+      <w:pPr>
+        <w:spacing w:line="360" w:lineRule="auto"/>
+        <w:rPr>
+          <w:rFonts w:ascii="Arial" w:hAnsi="Arial" w:cs="Arial"/>
+        </w:rPr>
+      </w:pPr>
+      <w:r>
+        <w:rPr>
+          <w:rFonts w:ascii="Arial" w:hAnsi="Arial" w:cs="Arial"/>
+        </w:rPr>
+        <w:t>[18] code.visualstudio.com: Visual Studio Code documentation-</w:t>
+      </w:r>
+      <w:r>
+        <w:rPr>
+          <w:rFonts w:ascii="Arial" w:hAnsi="Arial" w:cs="Arial"/>
+        </w:rPr>
+        <w:t>https://code.visualstudio.com/docs</w:t>
+      </w:r>
+    </w:p>
+    <w:p>
+      <w:pPr>
+        <w:spacing w:line="360" w:lineRule="auto"/>
+        <w:rPr>
+          <w:rFonts w:ascii="Arial" w:hAnsi="Arial" w:cs="Arial"/>
+        </w:rPr>
+      </w:pPr>
+      <w:r>
+        <w:rPr>
+          <w:rFonts w:ascii="Arial" w:hAnsi="Arial" w:cs="Arial"/>
+        </w:rPr>
+        <w:t xml:space="preserve">[19] </w:t>
+      </w:r>
+      <w:r>
+        <w:rPr>
+          <w:rFonts w:ascii="Arial" w:hAnsi="Arial" w:cs="Arial"/>
+        </w:rPr>
+        <w:t>coolify.io: Coolify-</w:t>
+      </w:r>
+      <w:r>
+        <w:rPr>
+          <w:rFonts w:ascii="Arial" w:hAnsi="Arial" w:cs="Arial"/>
+        </w:rPr>
+        <w:t>https://coolify.io/docs</w:t>
+      </w:r>
+    </w:p>
+    <w:p>
+      <w:pPr>
+        <w:spacing w:line="360" w:lineRule="auto"/>
+        <w:rPr>
+          <w:rFonts w:ascii="Arial" w:hAnsi="Arial" w:cs="Arial"/>
+        </w:rPr>
+      </w:pPr>
+      <w:r>
+        <w:rPr>
+          <w:rFonts w:ascii="Arial" w:hAnsi="Arial" w:cs="Arial"/>
+        </w:rPr>
+        <w:t>[20] docs.docker.com: Docker Compose-</w:t>
+      </w:r>
+      <w:r>
+        <w:rPr>
+          <w:rFonts w:ascii="Arial" w:hAnsi="Arial" w:cs="Arial"/>
+        </w:rPr>
+        <w:t>https://docs.docker.com/compose/</w:t>
       </w:r>
     </w:p>
     <w:p>

--- a/szakdolgozat.docx
+++ b/szakdolgozat.docx
@@ -86,7 +86,19 @@
         <w:rPr>
           <w:rFonts w:ascii="Arial" w:hAnsi="Arial" w:cs="Arial"/>
         </w:rPr>
-        <w:t xml:space="preserve"> sajnos egy-egy út egyik legbonyolultabb, legmegterhelőbb, legstresszesebb és legtöbb időt igénylő része a tervezés</w:t>
+        <w:t xml:space="preserve"> sajnos egy-egy út egyik legbonyolultabb</w:t>
+      </w:r>
+      <w:r>
+        <w:rPr>
+          <w:rFonts w:ascii="Arial" w:hAnsi="Arial" w:cs="Arial"/>
+        </w:rPr>
+        <w:t xml:space="preserve"> </w:t>
+      </w:r>
+      <w:r>
+        <w:rPr>
+          <w:rFonts w:ascii="Arial" w:hAnsi="Arial" w:cs="Arial"/>
+        </w:rPr>
+        <w:t>és legtöbb időt igénylő része a tervezés</w:t>
       </w:r>
       <w:r>
         <w:rPr>
@@ -261,31 +273,13 @@
         <w:rPr>
           <w:rFonts w:ascii="Arial" w:hAnsi="Arial" w:cs="Arial"/>
         </w:rPr>
-        <w:t xml:space="preserve"> és volt szerencsém megtapasztalni az utazás</w:t>
-      </w:r>
-      <w:r>
-        <w:rPr>
-          <w:rFonts w:ascii="Arial" w:hAnsi="Arial" w:cs="Arial"/>
-        </w:rPr>
-        <w:t xml:space="preserve">t </w:t>
-      </w:r>
-      <w:r>
-        <w:rPr>
-          <w:rFonts w:ascii="Arial" w:hAnsi="Arial" w:cs="Arial"/>
-        </w:rPr>
-        <w:t>tervező</w:t>
-      </w:r>
-      <w:r>
-        <w:rPr>
-          <w:rFonts w:ascii="Arial" w:hAnsi="Arial" w:cs="Arial"/>
-        </w:rPr>
-        <w:t xml:space="preserve"> személy</w:t>
-      </w:r>
-      <w:r>
-        <w:rPr>
-          <w:rFonts w:ascii="Arial" w:hAnsi="Arial" w:cs="Arial"/>
-        </w:rPr>
-        <w:t xml:space="preserve"> szerepét is</w:t>
+        <w:t xml:space="preserve"> és </w:t>
+      </w:r>
+      <w:r>
+        <w:rPr>
+          <w:rFonts w:ascii="Arial" w:hAnsi="Arial" w:cs="Arial"/>
+        </w:rPr>
+        <w:t>sokszor töltöttem be az utazást szervező szerepet is</w:t>
       </w:r>
       <w:r>
         <w:rPr>
@@ -303,28 +297,22 @@
         <w:rPr>
           <w:rFonts w:ascii="Arial" w:hAnsi="Arial" w:cs="Arial"/>
         </w:rPr>
-        <w:t xml:space="preserve">Ennek </w:t>
-      </w:r>
+        <w:t xml:space="preserve">Ennek köszönhetően beleláttam abba, hogy egy utazás megtervezése mennyi időt, utánajárást és szervezést igényel. </w:t>
+      </w:r>
+    </w:p>
+    <w:p>
+      <w:pPr>
+        <w:spacing w:line="360" w:lineRule="auto"/>
+        <w:jc w:val="both"/>
+        <w:rPr>
+          <w:rFonts w:ascii="Arial" w:hAnsi="Arial" w:cs="Arial"/>
+        </w:rPr>
+      </w:pPr>
       <w:r>
         <w:rPr>
           <w:rFonts w:ascii="Arial" w:hAnsi="Arial" w:cs="Arial"/>
         </w:rPr>
         <w:lastRenderedPageBreak/>
-        <w:t xml:space="preserve">köszönhetően beleláttam abba, hogy egy utazás megtervezése mennyi időt, utánajárást és szervezést igényel. </w:t>
-      </w:r>
-    </w:p>
-    <w:p>
-      <w:pPr>
-        <w:spacing w:line="360" w:lineRule="auto"/>
-        <w:jc w:val="both"/>
-        <w:rPr>
-          <w:rFonts w:ascii="Arial" w:hAnsi="Arial" w:cs="Arial"/>
-        </w:rPr>
-      </w:pPr>
-      <w:r>
-        <w:rPr>
-          <w:rFonts w:ascii="Arial" w:hAnsi="Arial" w:cs="Arial"/>
-        </w:rPr>
         <w:t>Ezen kívül, mivel</w:t>
       </w:r>
       <w:r>
@@ -829,7 +817,6 @@
         <w:rPr>
           <w:rFonts w:ascii="Arial" w:hAnsi="Arial" w:cs="Arial"/>
         </w:rPr>
-        <w:lastRenderedPageBreak/>
         <w:t>A rendszer tárolja a felhasználók utazási előzményeit</w:t>
       </w:r>
     </w:p>
@@ -850,6 +837,7 @@
         <w:rPr>
           <w:rFonts w:ascii="Arial" w:hAnsi="Arial" w:cs="Arial"/>
         </w:rPr>
+        <w:lastRenderedPageBreak/>
         <w:t>A rendszer biztosítson lehetőséget a repülőjegyek és szállások keresésére, valamint a megfelelő foglalási szolgáltatások elérésére</w:t>
       </w:r>
     </w:p>
@@ -2008,22 +1996,46 @@
           <w:sz w:val="28"/>
           <w:szCs w:val="28"/>
         </w:rPr>
-        <w:t>2.14. Visual Studio Code</w:t>
-      </w:r>
-    </w:p>
-    <w:p>
-      <w:pPr>
-        <w:spacing w:line="360" w:lineRule="auto"/>
-        <w:jc w:val="both"/>
-        <w:rPr>
-          <w:rFonts w:ascii="Arial" w:hAnsi="Arial" w:cs="Arial"/>
-        </w:rPr>
-      </w:pPr>
-      <w:r>
-        <w:rPr>
-          <w:rFonts w:ascii="Arial" w:hAnsi="Arial" w:cs="Arial"/>
-        </w:rPr>
-        <w:t xml:space="preserve">A </w:t>
+        <w:t xml:space="preserve">2.14. </w:t>
+      </w:r>
+      <w:r>
+        <w:rPr>
+          <w:rFonts w:ascii="Arial" w:hAnsi="Arial" w:cs="Arial"/>
+          <w:sz w:val="28"/>
+          <w:szCs w:val="28"/>
+        </w:rPr>
+        <w:t>i</w:t>
+      </w:r>
+      <w:r>
+        <w:rPr>
+          <w:rFonts w:ascii="Arial" w:hAnsi="Arial" w:cs="Arial"/>
+          <w:sz w:val="28"/>
+          <w:szCs w:val="28"/>
+        </w:rPr>
+        <w:t>18n</w:t>
+      </w:r>
+      <w:r>
+        <w:rPr>
+          <w:rFonts w:ascii="Arial" w:hAnsi="Arial" w:cs="Arial"/>
+          <w:sz w:val="28"/>
+          <w:szCs w:val="28"/>
+        </w:rPr>
+        <w:t xml:space="preserve"> (Nemzetköziesítés/Lokalizáció)</w:t>
+      </w:r>
+    </w:p>
+    <w:p>
+      <w:pPr>
+        <w:spacing w:line="360" w:lineRule="auto"/>
+        <w:jc w:val="both"/>
+        <w:rPr>
+          <w:rFonts w:ascii="Arial" w:hAnsi="Arial" w:cs="Arial"/>
+        </w:rPr>
+      </w:pPr>
+      <w:r>
+        <w:rPr>
+          <w:rFonts w:ascii="Arial" w:hAnsi="Arial" w:cs="Arial"/>
+        </w:rPr>
+        <w:t xml:space="preserve">Az </w:t>
       </w:r>
       <w:r>
         <w:rPr>
@@ -2031,19 +2043,118 @@
           <w:i/>
           <w:iCs/>
         </w:rPr>
-        <w:t>Visual Studio Code</w:t>
-      </w:r>
-      <w:r>
-        <w:rPr>
-          <w:rFonts w:ascii="Arial" w:hAnsi="Arial" w:cs="Arial"/>
-        </w:rPr>
-        <w:t xml:space="preserve"> egy ingyenes, nyílt forráskódú fejlesztőkörnyezet, amit a projekt során a kódom írására használtam. </w:t>
-      </w:r>
-      <w:r>
-        <w:rPr>
-          <w:rFonts w:ascii="Arial" w:hAnsi="Arial" w:cs="Arial"/>
-        </w:rPr>
-        <w:t xml:space="preserve">Széles körű bővítmény támogatással rendelkezik, ami megkönnyíti a </w:t>
+        <w:t>i18n</w:t>
+      </w:r>
+      <w:r>
+        <w:rPr>
+          <w:rFonts w:ascii="Arial" w:hAnsi="Arial" w:cs="Arial"/>
+        </w:rPr>
+        <w:t xml:space="preserve"> (internationalization) egy olyan fejlesztési megközelítés, amely lehetővé teszi egy alkalmazás könnyű lefordíthatóságát és több nyelven történő megjelenítését, anélkül, hogy a kódot nyelvenként újra kellene írni. A projektemben egy saját, egyszerű JavaScript</w:t>
+      </w:r>
+      <w:r>
+        <w:rPr>
+          <w:rFonts w:ascii="Arial" w:hAnsi="Arial" w:cs="Arial"/>
+        </w:rPr>
+        <w:t xml:space="preserve"> </w:t>
+      </w:r>
+      <w:r>
+        <w:rPr>
+          <w:rFonts w:ascii="Arial" w:hAnsi="Arial" w:cs="Arial"/>
+        </w:rPr>
+        <w:t>alapú i18n</w:t>
+      </w:r>
+      <w:r>
+        <w:rPr>
+          <w:rFonts w:ascii="Arial" w:hAnsi="Arial" w:cs="Arial"/>
+        </w:rPr>
+        <w:t xml:space="preserve"> </w:t>
+      </w:r>
+      <w:r>
+        <w:rPr>
+          <w:rFonts w:ascii="Arial" w:hAnsi="Arial" w:cs="Arial"/>
+        </w:rPr>
+        <w:t>megoldást alkalmaztam, am</w:t>
+      </w:r>
+      <w:r>
+        <w:rPr>
+          <w:rFonts w:ascii="Arial" w:hAnsi="Arial" w:cs="Arial"/>
+        </w:rPr>
+        <w:t>i</w:t>
+      </w:r>
+      <w:r>
+        <w:rPr>
+          <w:rFonts w:ascii="Arial" w:hAnsi="Arial" w:cs="Arial"/>
+        </w:rPr>
+        <w:t xml:space="preserve"> a felület szövegeit központi fordítási fájlokból</w:t>
+      </w:r>
+      <w:r>
+        <w:rPr>
+          <w:rFonts w:ascii="Arial" w:hAnsi="Arial" w:cs="Arial"/>
+        </w:rPr>
+        <w:t xml:space="preserve"> </w:t>
+      </w:r>
+      <w:r>
+        <w:rPr>
+          <w:rFonts w:ascii="Arial" w:hAnsi="Arial" w:cs="Arial"/>
+        </w:rPr>
+        <w:t xml:space="preserve">tölti be, és a HTML-elemekhez rendelt data-i18n attribútumok segítségével automatikusan a kiválasztott nyelvre cseréli azokat. </w:t>
+      </w:r>
+      <w:r>
+        <w:rPr>
+          <w:rFonts w:ascii="Arial" w:hAnsi="Arial" w:cs="Arial"/>
+        </w:rPr>
+        <w:t>Ennek köszönhetően az alkalmazás felhasználói felülete magyar, angol és német nyelven is elérhető, a felhasználó pedig bármikor válthat a nyelvek között.</w:t>
+      </w:r>
+    </w:p>
+    <w:p>
+      <w:pPr>
+        <w:spacing w:line="360" w:lineRule="auto"/>
+        <w:jc w:val="both"/>
+        <w:rPr>
+          <w:rFonts w:ascii="Arial" w:hAnsi="Arial" w:cs="Arial"/>
+          <w:sz w:val="28"/>
+          <w:szCs w:val="28"/>
+        </w:rPr>
+      </w:pPr>
+      <w:r>
+        <w:rPr>
+          <w:rFonts w:ascii="Arial" w:hAnsi="Arial" w:cs="Arial"/>
+          <w:sz w:val="28"/>
+          <w:szCs w:val="28"/>
+        </w:rPr>
+        <w:t>2.1</w:t>
+      </w:r>
+      <w:r>
+        <w:rPr>
+          <w:rFonts w:ascii="Arial" w:hAnsi="Arial" w:cs="Arial"/>
+          <w:sz w:val="28"/>
+          <w:szCs w:val="28"/>
+        </w:rPr>
+        <w:t>5</w:t>
+      </w:r>
+      <w:r>
+        <w:rPr>
+          <w:rFonts w:ascii="Arial" w:hAnsi="Arial" w:cs="Arial"/>
+          <w:sz w:val="28"/>
+          <w:szCs w:val="28"/>
+        </w:rPr>
+        <w:t>. Visual Studio Code</w:t>
+      </w:r>
+    </w:p>
+    <w:p>
+      <w:pPr>
+        <w:spacing w:line="360" w:lineRule="auto"/>
+        <w:jc w:val="both"/>
+        <w:rPr>
+          <w:rFonts w:ascii="Arial" w:hAnsi="Arial" w:cs="Arial"/>
+        </w:rPr>
+      </w:pPr>
+      <w:r>
+        <w:rPr>
+          <w:rFonts w:ascii="Arial" w:hAnsi="Arial" w:cs="Arial"/>
+        </w:rPr>
+        <w:lastRenderedPageBreak/>
+        <w:t xml:space="preserve">A </w:t>
       </w:r>
       <w:r>
         <w:rPr>
@@ -2051,13 +2162,19 @@
           <w:i/>
           <w:iCs/>
         </w:rPr>
-        <w:t>Python</w:t>
-      </w:r>
-      <w:r>
-        <w:rPr>
-          <w:rFonts w:ascii="Arial" w:hAnsi="Arial" w:cs="Arial"/>
-        </w:rPr>
-        <w:t xml:space="preserve">, </w:t>
+        <w:t>Visual Studio Code</w:t>
+      </w:r>
+      <w:r>
+        <w:rPr>
+          <w:rFonts w:ascii="Arial" w:hAnsi="Arial" w:cs="Arial"/>
+        </w:rPr>
+        <w:t xml:space="preserve"> egy ingyenes, nyílt forráskódú fejlesztőkörnyezet, amit a projekt során a kódom írására használtam. </w:t>
+      </w:r>
+      <w:r>
+        <w:rPr>
+          <w:rFonts w:ascii="Arial" w:hAnsi="Arial" w:cs="Arial"/>
+        </w:rPr>
+        <w:t xml:space="preserve">Széles körű bővítmény támogatással rendelkezik, ami megkönnyíti a </w:t>
       </w:r>
       <w:r>
         <w:rPr>
@@ -2065,13 +2182,13 @@
           <w:i/>
           <w:iCs/>
         </w:rPr>
-        <w:t>JavaScript</w:t>
-      </w:r>
-      <w:r>
-        <w:rPr>
-          <w:rFonts w:ascii="Arial" w:hAnsi="Arial" w:cs="Arial"/>
-        </w:rPr>
-        <w:t xml:space="preserve"> és webes technológiák hatékony fejlesztését. Beépített terminálja, hibakeresője és </w:t>
+        <w:t>Python</w:t>
+      </w:r>
+      <w:r>
+        <w:rPr>
+          <w:rFonts w:ascii="Arial" w:hAnsi="Arial" w:cs="Arial"/>
+        </w:rPr>
+        <w:t xml:space="preserve">, </w:t>
       </w:r>
       <w:r>
         <w:rPr>
@@ -2079,6 +2196,20 @@
           <w:i/>
           <w:iCs/>
         </w:rPr>
+        <w:t>JavaScript</w:t>
+      </w:r>
+      <w:r>
+        <w:rPr>
+          <w:rFonts w:ascii="Arial" w:hAnsi="Arial" w:cs="Arial"/>
+        </w:rPr>
+        <w:t xml:space="preserve"> és webes technológiák hatékony fejlesztését. Beépített terminálja, hibakeresője és </w:t>
+      </w:r>
+      <w:r>
+        <w:rPr>
+          <w:rFonts w:ascii="Arial" w:hAnsi="Arial" w:cs="Arial"/>
+          <w:i/>
+          <w:iCs/>
+        </w:rPr>
         <w:t>Git</w:t>
       </w:r>
       <w:r>
@@ -2104,29 +2235,38 @@
           <w:sz w:val="28"/>
           <w:szCs w:val="28"/>
         </w:rPr>
-        <w:t>2.15. Coolify</w:t>
-      </w:r>
-    </w:p>
-    <w:p>
-      <w:pPr>
-        <w:spacing w:line="360" w:lineRule="auto"/>
-        <w:jc w:val="both"/>
-        <w:rPr>
-          <w:rFonts w:ascii="Arial" w:hAnsi="Arial" w:cs="Arial"/>
-        </w:rPr>
-      </w:pPr>
-      <w:r>
-        <w:rPr>
-          <w:rFonts w:ascii="Arial" w:hAnsi="Arial" w:cs="Arial"/>
-        </w:rPr>
-        <w:t xml:space="preserve">A Coolify egy olyan rendszer, amely webes alkalmazások hosztolására (üzemeltetésére) használható. Annak érdekében, hogy a projektem bárhonnan és </w:t>
-      </w:r>
-      <w:r>
-        <w:rPr>
-          <w:rFonts w:ascii="Arial" w:hAnsi="Arial" w:cs="Arial"/>
-        </w:rPr>
-        <w:lastRenderedPageBreak/>
-        <w:t>bárki számára elérhető, illetve használható legyen, ennek a szolgáltatásnak a használata mellett döntöttem.</w:t>
+        <w:t>2.1</w:t>
+      </w:r>
+      <w:r>
+        <w:rPr>
+          <w:rFonts w:ascii="Arial" w:hAnsi="Arial" w:cs="Arial"/>
+          <w:sz w:val="28"/>
+          <w:szCs w:val="28"/>
+        </w:rPr>
+        <w:t>6</w:t>
+      </w:r>
+      <w:r>
+        <w:rPr>
+          <w:rFonts w:ascii="Arial" w:hAnsi="Arial" w:cs="Arial"/>
+          <w:sz w:val="28"/>
+          <w:szCs w:val="28"/>
+        </w:rPr>
+        <w:t>. Coolify</w:t>
+      </w:r>
+    </w:p>
+    <w:p>
+      <w:pPr>
+        <w:spacing w:line="360" w:lineRule="auto"/>
+        <w:jc w:val="both"/>
+        <w:rPr>
+          <w:rFonts w:ascii="Arial" w:hAnsi="Arial" w:cs="Arial"/>
+        </w:rPr>
+      </w:pPr>
+      <w:r>
+        <w:rPr>
+          <w:rFonts w:ascii="Arial" w:hAnsi="Arial" w:cs="Arial"/>
+        </w:rPr>
+        <w:t>A Coolify egy olyan rendszer, amely webes alkalmazások hosztolására (üzemeltetésére) használható. Annak érdekében, hogy a projektem bárhonnan és bárki számára elérhető, illetve használható legyen, ennek a szolgáltatásnak a használata mellett döntöttem.</w:t>
       </w:r>
       <w:r>
         <w:rPr>
@@ -2177,7 +2317,23 @@
           <w:sz w:val="28"/>
           <w:szCs w:val="28"/>
         </w:rPr>
-        <w:t>2.16. Docker</w:t>
+        <w:t>2.1</w:t>
+      </w:r>
+      <w:r>
+        <w:rPr>
+          <w:rFonts w:ascii="Arial" w:hAnsi="Arial" w:cs="Arial"/>
+          <w:sz w:val="28"/>
+          <w:szCs w:val="28"/>
+        </w:rPr>
+        <w:t>7</w:t>
+      </w:r>
+      <w:r>
+        <w:rPr>
+          <w:rFonts w:ascii="Arial" w:hAnsi="Arial" w:cs="Arial"/>
+          <w:sz w:val="28"/>
+          <w:szCs w:val="28"/>
+        </w:rPr>
+        <w:t>. Docker</w:t>
       </w:r>
       <w:r>
         <w:rPr>
@@ -2317,11 +2473,12 @@
         <w:rPr>
           <w:noProof/>
         </w:rPr>
+        <w:lastRenderedPageBreak/>
         <w:drawing>
-          <wp:inline distT="0" distB="0" distL="0" distR="0" wp14:anchorId="3955F083" wp14:editId="3F37C574">
+          <wp:inline distT="0" distB="0" distL="0" distR="0" wp14:anchorId="2B56FBAB" wp14:editId="5E201FA5">
             <wp:extent cx="5760720" cy="3867785"/>
             <wp:effectExtent l="0" t="0" r="0" b="0"/>
-            <wp:docPr id="1801772897" name="Picture 1"/>
+            <wp:docPr id="1970030540" name="Picture 1"/>
             <wp:cNvGraphicFramePr>
               <a:graphicFrameLocks xmlns:a="http://schemas.openxmlformats.org/drawingml/2006/main" noChangeAspect="1"/>
             </wp:cNvGraphicFramePr>
@@ -2329,7 +2486,7 @@
               <a:graphicData uri="http://schemas.openxmlformats.org/drawingml/2006/picture">
                 <pic:pic xmlns:pic="http://schemas.openxmlformats.org/drawingml/2006/picture">
                   <pic:nvPicPr>
-                    <pic:cNvPr id="1801772897" name="Picture 1801772897"/>
+                    <pic:cNvPr id="1970030540" name="Picture 1970030540"/>
                     <pic:cNvPicPr/>
                   </pic:nvPicPr>
                   <pic:blipFill>
@@ -2435,7 +2592,6 @@
           <w:sz w:val="28"/>
           <w:szCs w:val="28"/>
         </w:rPr>
-        <w:lastRenderedPageBreak/>
         <w:t xml:space="preserve">3.2. </w:t>
       </w:r>
       <w:r>
@@ -2668,7 +2824,14 @@
         <w:rPr>
           <w:rFonts w:ascii="Arial" w:hAnsi="Arial" w:cs="Arial"/>
         </w:rPr>
-        <w:t>amely nemcsak kapcsolattartási célokat szolgál, hanem gyakran a fiók visszaigazolására, jelszó-visszaállítási folyamatok lebonyolítására, illetve a bejelentkezés alternatív módjaként is felhasználásra kerül</w:t>
+        <w:t xml:space="preserve">amely nemcsak kapcsolattartási célokat szolgál, hanem gyakran a fiók visszaigazolására, jelszó-visszaállítási </w:t>
+      </w:r>
+      <w:r>
+        <w:rPr>
+          <w:rFonts w:ascii="Arial" w:hAnsi="Arial" w:cs="Arial"/>
+        </w:rPr>
+        <w:lastRenderedPageBreak/>
+        <w:t>folyamatok lebonyolítására, illetve a bejelentkezés alternatív módjaként is felhasználásra kerül</w:t>
       </w:r>
       <w:r>
         <w:rPr>
@@ -2857,14 +3020,7 @@
         <w:rPr>
           <w:rFonts w:ascii="Arial" w:hAnsi="Arial" w:cs="Arial"/>
         </w:rPr>
-        <w:t xml:space="preserve">E táblák együttesen biztosítják az alkalmazás számára azt az adatstruktúrát, amely alapján </w:t>
-      </w:r>
-      <w:r>
-        <w:rPr>
-          <w:rFonts w:ascii="Arial" w:hAnsi="Arial" w:cs="Arial"/>
-        </w:rPr>
-        <w:lastRenderedPageBreak/>
-        <w:t>meghatározható, hogy mely városok (illetve repülőterek) között létesíthető közvetlen légi összeköttetés, mely légitársaság üzemelteti az adott járatot, valamint hogy a járat a vizsgált időszakban ténylegesen közlekedik-e.</w:t>
+        <w:t>E táblák együttesen biztosítják az alkalmazás számára azt az adatstruktúrát, amely alapján meghatározható, hogy mely városok (illetve repülőterek) között létesíthető közvetlen légi összeköttetés, mely légitársaság üzemelteti az adott járatot, valamint hogy a járat a vizsgált időszakban ténylegesen közlekedik-e.</w:t>
       </w:r>
     </w:p>
     <w:p>
@@ -3004,6 +3160,7 @@
         <w:rPr>
           <w:rFonts w:ascii="Arial" w:hAnsi="Arial" w:cs="Arial"/>
         </w:rPr>
+        <w:lastRenderedPageBreak/>
         <w:t>A három tábla együttes, relációs adatbázis-modellként történő kezelése biztosítja, hogy az alkalmazás komplex lekérdezések</w:t>
       </w:r>
       <w:r>
@@ -3228,7 +3385,6 @@
         <w:rPr>
           <w:rFonts w:ascii="Arial" w:hAnsi="Arial" w:cs="Arial"/>
         </w:rPr>
-        <w:lastRenderedPageBreak/>
         <w:t>3.2.4. Utazástervezés</w:t>
       </w:r>
     </w:p>
@@ -3398,6 +3554,7 @@
         <w:rPr>
           <w:rFonts w:ascii="Arial" w:hAnsi="Arial" w:cs="Arial"/>
         </w:rPr>
+        <w:lastRenderedPageBreak/>
         <w:t xml:space="preserve">Ez a táblacsoport felelős a korábban megtervezett utazások megosztásának funkcionalitásáért, 2 táblából épül fel: </w:t>
       </w:r>
       <w:r>
@@ -3573,14 +3730,7 @@
         <w:rPr>
           <w:rFonts w:ascii="Arial" w:hAnsi="Arial" w:cs="Arial"/>
         </w:rPr>
-        <w:t xml:space="preserve">A két tábla együttes alkalmazása lehetővé teszi az alkalmazás számára, hogy kétféle megosztási mechanizmust is kínáljon: egyrészt egy általános, link alapú megosztást, amely bárki számára hozzáférést biztosíthat, aki rendelkezik a hivatkozással, másrészt </w:t>
-      </w:r>
-      <w:r>
-        <w:rPr>
-          <w:rFonts w:ascii="Arial" w:hAnsi="Arial" w:cs="Arial"/>
-        </w:rPr>
-        <w:lastRenderedPageBreak/>
-        <w:t>egy célzott, meghívás alapú megosztást, am</w:t>
+        <w:t>A két tábla együttes alkalmazása lehetővé teszi az alkalmazás számára, hogy kétféle megosztási mechanizmust is kínáljon: egyrészt egy általános, link alapú megosztást, amely bárki számára hozzáférést biztosíthat, aki rendelkezik a hivatkozással, másrészt egy célzott, meghívás alapú megosztást, am</w:t>
       </w:r>
       <w:r>
         <w:rPr>
@@ -3634,6 +3784,1082 @@
           <w:rFonts w:ascii="Arial" w:hAnsi="Arial" w:cs="Arial"/>
         </w:rPr>
       </w:pPr>
+      <w:r>
+        <w:rPr>
+          <w:rFonts w:ascii="Arial" w:hAnsi="Arial" w:cs="Arial"/>
+        </w:rPr>
+        <w:t>3.3.1. Felhasználók tábla kapcsolatai</w:t>
+      </w:r>
+    </w:p>
+    <w:p>
+      <w:pPr>
+        <w:spacing w:line="360" w:lineRule="auto"/>
+        <w:jc w:val="both"/>
+        <w:rPr>
+          <w:rFonts w:ascii="Arial" w:hAnsi="Arial" w:cs="Arial"/>
+        </w:rPr>
+      </w:pPr>
+      <w:r>
+        <w:rPr>
+          <w:rFonts w:ascii="Arial" w:hAnsi="Arial" w:cs="Arial"/>
+        </w:rPr>
+        <w:t>Users-Visited_places: e</w:t>
+      </w:r>
+      <w:r>
+        <w:rPr>
+          <w:rFonts w:ascii="Arial" w:hAnsi="Arial" w:cs="Arial"/>
+        </w:rPr>
+        <w:t xml:space="preserve">gy felhasználóhoz tetszőleges számú meglátogatott hely tartozhat, míg egy meglátogatott hely pontosan egy felhasználóhoz kapcsolódik. A kapcsolatot a </w:t>
+      </w:r>
+      <w:r>
+        <w:rPr>
+          <w:rFonts w:ascii="Arial" w:hAnsi="Arial" w:cs="Arial"/>
+          <w:i/>
+          <w:iCs/>
+        </w:rPr>
+        <w:t>Visited_places</w:t>
+      </w:r>
+      <w:r>
+        <w:rPr>
+          <w:rFonts w:ascii="Arial" w:hAnsi="Arial" w:cs="Arial"/>
+        </w:rPr>
+        <w:t xml:space="preserve"> tábla </w:t>
+      </w:r>
+      <w:r>
+        <w:rPr>
+          <w:rFonts w:ascii="Arial" w:hAnsi="Arial" w:cs="Arial"/>
+          <w:i/>
+          <w:iCs/>
+        </w:rPr>
+        <w:t>user_id</w:t>
+      </w:r>
+      <w:r>
+        <w:rPr>
+          <w:rFonts w:ascii="Arial" w:hAnsi="Arial" w:cs="Arial"/>
+        </w:rPr>
+        <w:t xml:space="preserve"> idegen kulcsa valósítja meg, amely a </w:t>
+      </w:r>
+      <w:r>
+        <w:rPr>
+          <w:rFonts w:ascii="Arial" w:hAnsi="Arial" w:cs="Arial"/>
+          <w:i/>
+          <w:iCs/>
+        </w:rPr>
+        <w:t>Users</w:t>
+      </w:r>
+      <w:r>
+        <w:rPr>
+          <w:rFonts w:ascii="Arial" w:hAnsi="Arial" w:cs="Arial"/>
+        </w:rPr>
+        <w:t xml:space="preserve"> tábla</w:t>
+      </w:r>
+      <w:r>
+        <w:rPr>
+          <w:rFonts w:ascii="Arial" w:hAnsi="Arial" w:cs="Arial"/>
+          <w:i/>
+          <w:iCs/>
+        </w:rPr>
+        <w:t xml:space="preserve"> id</w:t>
+      </w:r>
+      <w:r>
+        <w:rPr>
+          <w:rFonts w:ascii="Arial" w:hAnsi="Arial" w:cs="Arial"/>
+        </w:rPr>
+        <w:t xml:space="preserve"> mezőjére mutat.</w:t>
+      </w:r>
+    </w:p>
+    <w:p>
+      <w:pPr>
+        <w:spacing w:line="360" w:lineRule="auto"/>
+        <w:jc w:val="both"/>
+        <w:rPr>
+          <w:rFonts w:ascii="Arial" w:hAnsi="Arial" w:cs="Arial"/>
+        </w:rPr>
+      </w:pPr>
+      <w:r>
+        <w:rPr>
+          <w:rFonts w:ascii="Arial" w:hAnsi="Arial" w:cs="Arial"/>
+        </w:rPr>
+        <w:t>Users-Planned_trips: e</w:t>
+      </w:r>
+      <w:r>
+        <w:rPr>
+          <w:rFonts w:ascii="Arial" w:hAnsi="Arial" w:cs="Arial"/>
+        </w:rPr>
+        <w:t>gy felhasználó tetszőleges számú</w:t>
+      </w:r>
+      <w:r>
+        <w:rPr>
+          <w:rFonts w:ascii="Arial" w:hAnsi="Arial" w:cs="Arial"/>
+        </w:rPr>
+        <w:t xml:space="preserve"> </w:t>
+      </w:r>
+      <w:r>
+        <w:rPr>
+          <w:rFonts w:ascii="Arial" w:hAnsi="Arial" w:cs="Arial"/>
+        </w:rPr>
+        <w:t>utazást hozhat létre, míg egy tervezett utazás pontosan egy felhasználóhoz tartoz</w:t>
+      </w:r>
+      <w:r>
+        <w:rPr>
+          <w:rFonts w:ascii="Arial" w:hAnsi="Arial" w:cs="Arial"/>
+        </w:rPr>
+        <w:t>hat</w:t>
+      </w:r>
+      <w:r>
+        <w:rPr>
+          <w:rFonts w:ascii="Arial" w:hAnsi="Arial" w:cs="Arial"/>
+        </w:rPr>
+        <w:t xml:space="preserve">. A kapcsolatot a </w:t>
+      </w:r>
+      <w:r>
+        <w:rPr>
+          <w:rFonts w:ascii="Arial" w:hAnsi="Arial" w:cs="Arial"/>
+          <w:i/>
+          <w:iCs/>
+        </w:rPr>
+        <w:t>Planned_trips</w:t>
+      </w:r>
+      <w:r>
+        <w:rPr>
+          <w:rFonts w:ascii="Arial" w:hAnsi="Arial" w:cs="Arial"/>
+        </w:rPr>
+        <w:t xml:space="preserve"> tábla </w:t>
+      </w:r>
+      <w:r>
+        <w:rPr>
+          <w:rFonts w:ascii="Arial" w:hAnsi="Arial" w:cs="Arial"/>
+          <w:i/>
+          <w:iCs/>
+        </w:rPr>
+        <w:t>user_id</w:t>
+      </w:r>
+      <w:r>
+        <w:rPr>
+          <w:rFonts w:ascii="Arial" w:hAnsi="Arial" w:cs="Arial"/>
+        </w:rPr>
+        <w:t xml:space="preserve"> idegen kulcsa valósítja meg.</w:t>
+      </w:r>
+    </w:p>
+    <w:p>
+      <w:pPr>
+        <w:spacing w:line="360" w:lineRule="auto"/>
+        <w:jc w:val="both"/>
+        <w:rPr>
+          <w:rFonts w:ascii="Arial" w:hAnsi="Arial" w:cs="Arial"/>
+        </w:rPr>
+      </w:pPr>
+      <w:r>
+        <w:rPr>
+          <w:rFonts w:ascii="Arial" w:hAnsi="Arial" w:cs="Arial"/>
+        </w:rPr>
+        <w:lastRenderedPageBreak/>
+        <w:t>Users</w:t>
+      </w:r>
+      <w:r>
+        <w:rPr>
+          <w:rFonts w:ascii="Arial" w:hAnsi="Arial" w:cs="Arial"/>
+        </w:rPr>
+        <w:t>-</w:t>
+      </w:r>
+      <w:r>
+        <w:rPr>
+          <w:rFonts w:ascii="Arial" w:hAnsi="Arial" w:cs="Arial"/>
+        </w:rPr>
+        <w:t>Trip_share_links</w:t>
+      </w:r>
+      <w:r>
+        <w:rPr>
+          <w:rFonts w:ascii="Arial" w:hAnsi="Arial" w:cs="Arial"/>
+        </w:rPr>
+        <w:t>: e</w:t>
+      </w:r>
+      <w:r>
+        <w:rPr>
+          <w:rFonts w:ascii="Arial" w:hAnsi="Arial" w:cs="Arial"/>
+        </w:rPr>
+        <w:t>gy felhasználó tetszőleges számú megosztási linket hozhat létre</w:t>
+      </w:r>
+      <w:r>
+        <w:rPr>
+          <w:rFonts w:ascii="Arial" w:hAnsi="Arial" w:cs="Arial"/>
+        </w:rPr>
+        <w:t>.</w:t>
+      </w:r>
+    </w:p>
+    <w:p>
+      <w:pPr>
+        <w:spacing w:line="360" w:lineRule="auto"/>
+        <w:jc w:val="both"/>
+        <w:rPr>
+          <w:rFonts w:ascii="Arial" w:hAnsi="Arial" w:cs="Arial"/>
+        </w:rPr>
+      </w:pPr>
+      <w:r>
+        <w:rPr>
+          <w:rFonts w:ascii="Arial" w:hAnsi="Arial" w:cs="Arial"/>
+        </w:rPr>
+        <w:t>Users</w:t>
+      </w:r>
+      <w:r>
+        <w:rPr>
+          <w:rFonts w:ascii="Arial" w:hAnsi="Arial" w:cs="Arial"/>
+        </w:rPr>
+        <w:t>-</w:t>
+      </w:r>
+      <w:r>
+        <w:rPr>
+          <w:rFonts w:ascii="Arial" w:hAnsi="Arial" w:cs="Arial"/>
+        </w:rPr>
+        <w:t>Trip_share_invitations</w:t>
+      </w:r>
+      <w:r>
+        <w:rPr>
+          <w:rFonts w:ascii="Arial" w:hAnsi="Arial" w:cs="Arial"/>
+        </w:rPr>
+        <w:t>: a</w:t>
+      </w:r>
+      <w:r>
+        <w:rPr>
+          <w:rFonts w:ascii="Arial" w:hAnsi="Arial" w:cs="Arial"/>
+        </w:rPr>
+        <w:t xml:space="preserve"> </w:t>
+      </w:r>
+      <w:r>
+        <w:rPr>
+          <w:rFonts w:ascii="Arial" w:hAnsi="Arial" w:cs="Arial"/>
+          <w:i/>
+          <w:iCs/>
+        </w:rPr>
+        <w:t>Trip_share_invitations</w:t>
+      </w:r>
+      <w:r>
+        <w:rPr>
+          <w:rFonts w:ascii="Arial" w:hAnsi="Arial" w:cs="Arial"/>
+        </w:rPr>
+        <w:t xml:space="preserve"> tábla két külön idegen kulcson keresztül is kapcsolódik a </w:t>
+      </w:r>
+      <w:r>
+        <w:rPr>
+          <w:rFonts w:ascii="Arial" w:hAnsi="Arial" w:cs="Arial"/>
+          <w:i/>
+          <w:iCs/>
+        </w:rPr>
+        <w:t>Users</w:t>
+      </w:r>
+      <w:r>
+        <w:rPr>
+          <w:rFonts w:ascii="Arial" w:hAnsi="Arial" w:cs="Arial"/>
+        </w:rPr>
+        <w:t xml:space="preserve"> táblához:</w:t>
+      </w:r>
+    </w:p>
+    <w:p>
+      <w:pPr>
+        <w:numPr>
+          <w:ilvl w:val="0"/>
+          <w:numId w:val="18"/>
+        </w:numPr>
+        <w:spacing w:line="360" w:lineRule="auto"/>
+        <w:jc w:val="both"/>
+        <w:rPr>
+          <w:rFonts w:ascii="Arial" w:hAnsi="Arial" w:cs="Arial"/>
+        </w:rPr>
+      </w:pPr>
+      <w:r>
+        <w:rPr>
+          <w:rFonts w:ascii="Arial" w:hAnsi="Arial" w:cs="Arial"/>
+          <w:i/>
+          <w:iCs/>
+        </w:rPr>
+        <w:t>from_user_id</w:t>
+      </w:r>
+      <w:r>
+        <w:rPr>
+          <w:rFonts w:ascii="Arial" w:hAnsi="Arial" w:cs="Arial"/>
+        </w:rPr>
+        <w:t xml:space="preserve"> </w:t>
+      </w:r>
+      <w:r>
+        <w:rPr>
+          <w:rFonts w:ascii="Arial" w:hAnsi="Arial" w:cs="Arial"/>
+        </w:rPr>
+        <w:t>-</w:t>
+      </w:r>
+      <w:r>
+        <w:rPr>
+          <w:rFonts w:ascii="Arial" w:hAnsi="Arial" w:cs="Arial"/>
+        </w:rPr>
+        <w:t xml:space="preserve"> a megosztást kezdeményező felhasználó</w:t>
+      </w:r>
+    </w:p>
+    <w:p>
+      <w:pPr>
+        <w:numPr>
+          <w:ilvl w:val="0"/>
+          <w:numId w:val="18"/>
+        </w:numPr>
+        <w:spacing w:line="360" w:lineRule="auto"/>
+        <w:jc w:val="both"/>
+        <w:rPr>
+          <w:rFonts w:ascii="Arial" w:hAnsi="Arial" w:cs="Arial"/>
+        </w:rPr>
+      </w:pPr>
+      <w:r>
+        <w:rPr>
+          <w:rFonts w:ascii="Arial" w:hAnsi="Arial" w:cs="Arial"/>
+          <w:i/>
+          <w:iCs/>
+        </w:rPr>
+        <w:t>to_user_id</w:t>
+      </w:r>
+      <w:r>
+        <w:rPr>
+          <w:rFonts w:ascii="Arial" w:hAnsi="Arial" w:cs="Arial"/>
+        </w:rPr>
+        <w:t xml:space="preserve"> </w:t>
+      </w:r>
+      <w:r>
+        <w:rPr>
+          <w:rFonts w:ascii="Arial" w:hAnsi="Arial" w:cs="Arial"/>
+        </w:rPr>
+        <w:t>-</w:t>
+      </w:r>
+      <w:r>
+        <w:rPr>
+          <w:rFonts w:ascii="Arial" w:hAnsi="Arial" w:cs="Arial"/>
+        </w:rPr>
+        <w:t xml:space="preserve"> a megosztás címzettje</w:t>
+      </w:r>
+    </w:p>
+    <w:p>
+      <w:pPr>
+        <w:spacing w:line="360" w:lineRule="auto"/>
+        <w:jc w:val="both"/>
+        <w:rPr>
+          <w:rFonts w:ascii="Arial" w:hAnsi="Arial" w:cs="Arial"/>
+        </w:rPr>
+      </w:pPr>
+      <w:r>
+        <w:rPr>
+          <w:rFonts w:ascii="Arial" w:hAnsi="Arial" w:cs="Arial"/>
+        </w:rPr>
+        <w:t>Mindkét esetben egy felhasználó tetszőleges számú megosztási meghívásban szerepelhet küldőként, illetve fogadóként is.</w:t>
+      </w:r>
+    </w:p>
+    <w:p>
+      <w:pPr>
+        <w:spacing w:line="360" w:lineRule="auto"/>
+        <w:jc w:val="both"/>
+        <w:rPr>
+          <w:rFonts w:ascii="Arial" w:hAnsi="Arial" w:cs="Arial"/>
+        </w:rPr>
+      </w:pPr>
+      <w:r>
+        <w:rPr>
+          <w:rFonts w:ascii="Arial" w:hAnsi="Arial" w:cs="Arial"/>
+        </w:rPr>
+        <w:t>3.3.2. Útvonalakhoz tartozó kapcsolatok</w:t>
+      </w:r>
+    </w:p>
+    <w:p>
+      <w:pPr>
+        <w:spacing w:line="360" w:lineRule="auto"/>
+        <w:jc w:val="both"/>
+        <w:rPr>
+          <w:rFonts w:ascii="Arial" w:hAnsi="Arial" w:cs="Arial"/>
+        </w:rPr>
+      </w:pPr>
+      <w:r>
+        <w:rPr>
+          <w:rFonts w:ascii="Arial" w:hAnsi="Arial" w:cs="Arial"/>
+        </w:rPr>
+        <w:t>Airlines</w:t>
+      </w:r>
+      <w:r>
+        <w:rPr>
+          <w:rFonts w:ascii="Arial" w:hAnsi="Arial" w:cs="Arial"/>
+        </w:rPr>
+        <w:t>-</w:t>
+      </w:r>
+      <w:r>
+        <w:rPr>
+          <w:rFonts w:ascii="Arial" w:hAnsi="Arial" w:cs="Arial"/>
+        </w:rPr>
+        <w:t>Direct_routes</w:t>
+      </w:r>
+      <w:r>
+        <w:rPr>
+          <w:rFonts w:ascii="Arial" w:hAnsi="Arial" w:cs="Arial"/>
+        </w:rPr>
+        <w:t>: e</w:t>
+      </w:r>
+      <w:r>
+        <w:rPr>
+          <w:rFonts w:ascii="Arial" w:hAnsi="Arial" w:cs="Arial"/>
+        </w:rPr>
+        <w:t xml:space="preserve">gy légitársaság tetszőleges számú közvetlen útvonalhoz kapcsolódhat, míg egy adott útvonalhoz pontosan egy légitársaság tartozik. A kapcsolatot a </w:t>
+      </w:r>
+      <w:r>
+        <w:rPr>
+          <w:rFonts w:ascii="Arial" w:hAnsi="Arial" w:cs="Arial"/>
+          <w:i/>
+          <w:iCs/>
+        </w:rPr>
+        <w:t>Direct_routes</w:t>
+      </w:r>
+      <w:r>
+        <w:rPr>
+          <w:rFonts w:ascii="Arial" w:hAnsi="Arial" w:cs="Arial"/>
+        </w:rPr>
+        <w:t xml:space="preserve"> tábla </w:t>
+      </w:r>
+      <w:r>
+        <w:rPr>
+          <w:rFonts w:ascii="Arial" w:hAnsi="Arial" w:cs="Arial"/>
+          <w:i/>
+          <w:iCs/>
+        </w:rPr>
+        <w:t>airline_iata</w:t>
+      </w:r>
+      <w:r>
+        <w:rPr>
+          <w:rFonts w:ascii="Arial" w:hAnsi="Arial" w:cs="Arial"/>
+        </w:rPr>
+        <w:t xml:space="preserve"> idegen kulcsa valósítja meg, amely az </w:t>
+      </w:r>
+      <w:r>
+        <w:rPr>
+          <w:rFonts w:ascii="Arial" w:hAnsi="Arial" w:cs="Arial"/>
+          <w:i/>
+          <w:iCs/>
+        </w:rPr>
+        <w:t>Airlines</w:t>
+      </w:r>
+      <w:r>
+        <w:rPr>
+          <w:rFonts w:ascii="Arial" w:hAnsi="Arial" w:cs="Arial"/>
+        </w:rPr>
+        <w:t xml:space="preserve"> tábla </w:t>
+      </w:r>
+      <w:r>
+        <w:rPr>
+          <w:rFonts w:ascii="Arial" w:hAnsi="Arial" w:cs="Arial"/>
+          <w:i/>
+          <w:iCs/>
+        </w:rPr>
+        <w:t>iata</w:t>
+      </w:r>
+      <w:r>
+        <w:rPr>
+          <w:rFonts w:ascii="Arial" w:hAnsi="Arial" w:cs="Arial"/>
+        </w:rPr>
+        <w:t xml:space="preserve"> mezőjére hivatkozik.</w:t>
+      </w:r>
+    </w:p>
+    <w:p>
+      <w:pPr>
+        <w:spacing w:line="360" w:lineRule="auto"/>
+        <w:jc w:val="both"/>
+        <w:rPr>
+          <w:rFonts w:ascii="Arial" w:hAnsi="Arial" w:cs="Arial"/>
+        </w:rPr>
+      </w:pPr>
+      <w:r>
+        <w:rPr>
+          <w:rFonts w:ascii="Arial" w:hAnsi="Arial" w:cs="Arial"/>
+        </w:rPr>
+        <w:t>Airports</w:t>
+      </w:r>
+      <w:r>
+        <w:rPr>
+          <w:rFonts w:ascii="Arial" w:hAnsi="Arial" w:cs="Arial"/>
+        </w:rPr>
+        <w:t>-</w:t>
+      </w:r>
+      <w:r>
+        <w:rPr>
+          <w:rFonts w:ascii="Arial" w:hAnsi="Arial" w:cs="Arial"/>
+        </w:rPr>
+        <w:t>Direct_routes</w:t>
+      </w:r>
+      <w:r>
+        <w:rPr>
+          <w:rFonts w:ascii="Arial" w:hAnsi="Arial" w:cs="Arial"/>
+        </w:rPr>
+        <w:t xml:space="preserve">: </w:t>
+      </w:r>
+      <w:r>
+        <w:rPr>
+          <w:rFonts w:ascii="Arial" w:hAnsi="Arial" w:cs="Arial"/>
+        </w:rPr>
+        <w:t>a</w:t>
+      </w:r>
+      <w:r>
+        <w:rPr>
+          <w:rFonts w:ascii="Arial" w:hAnsi="Arial" w:cs="Arial"/>
+        </w:rPr>
+        <w:t xml:space="preserve">z </w:t>
+      </w:r>
+      <w:r>
+        <w:rPr>
+          <w:rFonts w:ascii="Arial" w:hAnsi="Arial" w:cs="Arial"/>
+          <w:i/>
+          <w:iCs/>
+        </w:rPr>
+        <w:t>Airports</w:t>
+      </w:r>
+      <w:r>
+        <w:rPr>
+          <w:rFonts w:ascii="Arial" w:hAnsi="Arial" w:cs="Arial"/>
+        </w:rPr>
+        <w:t xml:space="preserve"> és a </w:t>
+      </w:r>
+      <w:r>
+        <w:rPr>
+          <w:rFonts w:ascii="Arial" w:hAnsi="Arial" w:cs="Arial"/>
+          <w:i/>
+          <w:iCs/>
+        </w:rPr>
+        <w:t>Direct_routes</w:t>
+      </w:r>
+      <w:r>
+        <w:rPr>
+          <w:rFonts w:ascii="Arial" w:hAnsi="Arial" w:cs="Arial"/>
+        </w:rPr>
+        <w:t xml:space="preserve"> táblák között </w:t>
+      </w:r>
+      <w:r>
+        <w:rPr>
+          <w:rFonts w:ascii="Arial" w:hAnsi="Arial" w:cs="Arial"/>
+        </w:rPr>
+        <w:t>két külön kapcsolat</w:t>
+      </w:r>
+      <w:r>
+        <w:rPr>
+          <w:rFonts w:ascii="Arial" w:hAnsi="Arial" w:cs="Arial"/>
+        </w:rPr>
+        <w:t xml:space="preserve"> is fennáll, mivel egy repülőtér egyszerre lehet kiindulási és célpontja is több útvonalnak:</w:t>
+      </w:r>
+    </w:p>
+    <w:p>
+      <w:pPr>
+        <w:numPr>
+          <w:ilvl w:val="0"/>
+          <w:numId w:val="19"/>
+        </w:numPr>
+        <w:spacing w:line="360" w:lineRule="auto"/>
+        <w:jc w:val="both"/>
+        <w:rPr>
+          <w:rFonts w:ascii="Arial" w:hAnsi="Arial" w:cs="Arial"/>
+        </w:rPr>
+      </w:pPr>
+      <w:r>
+        <w:rPr>
+          <w:rFonts w:ascii="Arial" w:hAnsi="Arial" w:cs="Arial"/>
+        </w:rPr>
+        <w:t xml:space="preserve">egy repülőtér tetszőleges számú útvonal </w:t>
+      </w:r>
+      <w:r>
+        <w:rPr>
+          <w:rFonts w:ascii="Arial" w:hAnsi="Arial" w:cs="Arial"/>
+        </w:rPr>
+        <w:t>kiindulópontja</w:t>
+      </w:r>
+      <w:r>
+        <w:rPr>
+          <w:rFonts w:ascii="Arial" w:hAnsi="Arial" w:cs="Arial"/>
+        </w:rPr>
+        <w:t xml:space="preserve"> lehet </w:t>
+      </w:r>
+    </w:p>
+    <w:p>
+      <w:pPr>
+        <w:numPr>
+          <w:ilvl w:val="0"/>
+          <w:numId w:val="19"/>
+        </w:numPr>
+        <w:spacing w:line="360" w:lineRule="auto"/>
+        <w:jc w:val="both"/>
+        <w:rPr>
+          <w:rFonts w:ascii="Arial" w:hAnsi="Arial" w:cs="Arial"/>
+        </w:rPr>
+      </w:pPr>
+      <w:r>
+        <w:rPr>
+          <w:rFonts w:ascii="Arial" w:hAnsi="Arial" w:cs="Arial"/>
+        </w:rPr>
+        <w:t xml:space="preserve">egy repülőtér tetszőleges számú útvonal célpontja is lehet </w:t>
+      </w:r>
+    </w:p>
+    <w:p>
+      <w:pPr>
+        <w:spacing w:line="360" w:lineRule="auto"/>
+        <w:jc w:val="both"/>
+        <w:rPr>
+          <w:rFonts w:ascii="Arial" w:hAnsi="Arial" w:cs="Arial"/>
+        </w:rPr>
+      </w:pPr>
+      <w:r>
+        <w:rPr>
+          <w:rFonts w:ascii="Arial" w:hAnsi="Arial" w:cs="Arial"/>
+        </w:rPr>
+        <w:t>3.3.3. Egyéb kapcsolatok</w:t>
+      </w:r>
+    </w:p>
+    <w:p>
+      <w:pPr>
+        <w:spacing w:line="360" w:lineRule="auto"/>
+        <w:jc w:val="both"/>
+        <w:rPr>
+          <w:rFonts w:ascii="Arial" w:hAnsi="Arial" w:cs="Arial"/>
+        </w:rPr>
+      </w:pPr>
+      <w:r>
+        <w:rPr>
+          <w:rFonts w:ascii="Arial" w:hAnsi="Arial" w:cs="Arial"/>
+        </w:rPr>
+        <w:t>Visited_places</w:t>
+      </w:r>
+      <w:r>
+        <w:rPr>
+          <w:rFonts w:ascii="Arial" w:hAnsi="Arial" w:cs="Arial"/>
+        </w:rPr>
+        <w:t>-</w:t>
+      </w:r>
+      <w:r>
+        <w:rPr>
+          <w:rFonts w:ascii="Arial" w:hAnsi="Arial" w:cs="Arial"/>
+        </w:rPr>
+        <w:t>Images</w:t>
+      </w:r>
+      <w:r>
+        <w:rPr>
+          <w:rFonts w:ascii="Arial" w:hAnsi="Arial" w:cs="Arial"/>
+        </w:rPr>
+        <w:t xml:space="preserve">: </w:t>
+      </w:r>
+      <w:r>
+        <w:rPr>
+          <w:rFonts w:ascii="Arial" w:hAnsi="Arial" w:cs="Arial"/>
+        </w:rPr>
+        <w:t>a</w:t>
+      </w:r>
+      <w:r>
+        <w:rPr>
+          <w:rFonts w:ascii="Arial" w:hAnsi="Arial" w:cs="Arial"/>
+        </w:rPr>
+        <w:t xml:space="preserve">z </w:t>
+      </w:r>
+      <w:r>
+        <w:rPr>
+          <w:rFonts w:ascii="Arial" w:hAnsi="Arial" w:cs="Arial"/>
+          <w:i/>
+          <w:iCs/>
+        </w:rPr>
+        <w:t>Images</w:t>
+      </w:r>
+      <w:r>
+        <w:rPr>
+          <w:rFonts w:ascii="Arial" w:hAnsi="Arial" w:cs="Arial"/>
+        </w:rPr>
+        <w:t xml:space="preserve"> tábla a meglátogatott helyekhez tartozó fényképeket tárolja</w:t>
+      </w:r>
+      <w:r>
+        <w:rPr>
+          <w:rFonts w:ascii="Arial" w:hAnsi="Arial" w:cs="Arial"/>
+        </w:rPr>
+        <w:t>.</w:t>
+      </w:r>
+      <w:r>
+        <w:rPr>
+          <w:rFonts w:ascii="Arial" w:hAnsi="Arial" w:cs="Arial"/>
+        </w:rPr>
+        <w:t xml:space="preserve"> </w:t>
+      </w:r>
+      <w:r>
+        <w:rPr>
+          <w:rFonts w:ascii="Arial" w:hAnsi="Arial" w:cs="Arial"/>
+        </w:rPr>
+        <w:t>E</w:t>
+      </w:r>
+      <w:r>
+        <w:rPr>
+          <w:rFonts w:ascii="Arial" w:hAnsi="Arial" w:cs="Arial"/>
+        </w:rPr>
+        <w:t xml:space="preserve">gy adott hely tetszőleges számú képpel rendelkezhet, </w:t>
+      </w:r>
+      <w:r>
+        <w:rPr>
+          <w:rFonts w:ascii="Arial" w:hAnsi="Arial" w:cs="Arial"/>
+        </w:rPr>
+        <w:t>de</w:t>
+      </w:r>
+      <w:r>
+        <w:rPr>
+          <w:rFonts w:ascii="Arial" w:hAnsi="Arial" w:cs="Arial"/>
+        </w:rPr>
+        <w:t xml:space="preserve"> minden kép egyetlen helyhez van hozzárendelve. Ezt a hozzárendelést az </w:t>
+      </w:r>
+      <w:r>
+        <w:rPr>
+          <w:rFonts w:ascii="Arial" w:hAnsi="Arial" w:cs="Arial"/>
+          <w:i/>
+          <w:iCs/>
+        </w:rPr>
+        <w:t>Images</w:t>
+      </w:r>
+      <w:r>
+        <w:rPr>
+          <w:rFonts w:ascii="Arial" w:hAnsi="Arial" w:cs="Arial"/>
+        </w:rPr>
+        <w:t xml:space="preserve"> tábla </w:t>
+      </w:r>
+      <w:r>
+        <w:rPr>
+          <w:rFonts w:ascii="Arial" w:hAnsi="Arial" w:cs="Arial"/>
+          <w:i/>
+          <w:iCs/>
+        </w:rPr>
+        <w:t>visited_place_id</w:t>
+      </w:r>
+      <w:r>
+        <w:rPr>
+          <w:rFonts w:ascii="Arial" w:hAnsi="Arial" w:cs="Arial"/>
+        </w:rPr>
+        <w:t xml:space="preserve"> idegen kulcsa biztosítja, amely a </w:t>
+      </w:r>
+      <w:r>
+        <w:rPr>
+          <w:rFonts w:ascii="Arial" w:hAnsi="Arial" w:cs="Arial"/>
+          <w:i/>
+          <w:iCs/>
+        </w:rPr>
+        <w:t>Visited_places</w:t>
+      </w:r>
+      <w:r>
+        <w:rPr>
+          <w:rFonts w:ascii="Arial" w:hAnsi="Arial" w:cs="Arial"/>
+        </w:rPr>
+        <w:t xml:space="preserve"> tábla </w:t>
+      </w:r>
+      <w:r>
+        <w:rPr>
+          <w:rFonts w:ascii="Arial" w:hAnsi="Arial" w:cs="Arial"/>
+          <w:i/>
+          <w:iCs/>
+        </w:rPr>
+        <w:t>id</w:t>
+      </w:r>
+      <w:r>
+        <w:rPr>
+          <w:rFonts w:ascii="Arial" w:hAnsi="Arial" w:cs="Arial"/>
+        </w:rPr>
+        <w:t xml:space="preserve"> mezőjére mutat.</w:t>
+      </w:r>
+    </w:p>
+    <w:p>
+      <w:pPr>
+        <w:spacing w:line="360" w:lineRule="auto"/>
+        <w:jc w:val="both"/>
+        <w:rPr>
+          <w:rFonts w:ascii="Arial" w:hAnsi="Arial" w:cs="Arial"/>
+        </w:rPr>
+      </w:pPr>
+      <w:r>
+        <w:rPr>
+          <w:rFonts w:ascii="Arial" w:hAnsi="Arial" w:cs="Arial"/>
+        </w:rPr>
+        <w:t>Planned_trips</w:t>
+      </w:r>
+      <w:r>
+        <w:rPr>
+          <w:rFonts w:ascii="Arial" w:hAnsi="Arial" w:cs="Arial"/>
+        </w:rPr>
+        <w:t>-</w:t>
+      </w:r>
+      <w:r>
+        <w:rPr>
+          <w:rFonts w:ascii="Arial" w:hAnsi="Arial" w:cs="Arial"/>
+        </w:rPr>
+        <w:t>Planned_trip_stops</w:t>
+      </w:r>
+      <w:r>
+        <w:rPr>
+          <w:rFonts w:ascii="Arial" w:hAnsi="Arial" w:cs="Arial"/>
+        </w:rPr>
+        <w:t xml:space="preserve">: </w:t>
+      </w:r>
+      <w:r>
+        <w:rPr>
+          <w:rFonts w:ascii="Arial" w:hAnsi="Arial" w:cs="Arial"/>
+        </w:rPr>
+        <w:t>e</w:t>
+      </w:r>
+      <w:r>
+        <w:rPr>
+          <w:rFonts w:ascii="Arial" w:hAnsi="Arial" w:cs="Arial"/>
+        </w:rPr>
+        <w:t>gy tervezett utazás jellemzően több állomásból épül fel, amelyek együttesen alkotják az útitervet</w:t>
+      </w:r>
+      <w:r>
+        <w:rPr>
+          <w:rFonts w:ascii="Arial" w:hAnsi="Arial" w:cs="Arial"/>
+        </w:rPr>
+        <w:t xml:space="preserve">, </w:t>
+      </w:r>
+      <w:r>
+        <w:rPr>
+          <w:rFonts w:ascii="Arial" w:hAnsi="Arial" w:cs="Arial"/>
+        </w:rPr>
+        <w:t xml:space="preserve">ezt fejezi ki a </w:t>
+      </w:r>
+      <w:r>
+        <w:rPr>
+          <w:rFonts w:ascii="Arial" w:hAnsi="Arial" w:cs="Arial"/>
+          <w:i/>
+          <w:iCs/>
+        </w:rPr>
+        <w:t>Planned_trips</w:t>
+      </w:r>
+      <w:r>
+        <w:rPr>
+          <w:rFonts w:ascii="Arial" w:hAnsi="Arial" w:cs="Arial"/>
+        </w:rPr>
+        <w:t xml:space="preserve"> és a </w:t>
+      </w:r>
+      <w:r>
+        <w:rPr>
+          <w:rFonts w:ascii="Arial" w:hAnsi="Arial" w:cs="Arial"/>
+          <w:i/>
+          <w:iCs/>
+        </w:rPr>
+        <w:t>Planned_trip_stops</w:t>
+      </w:r>
+      <w:r>
+        <w:rPr>
+          <w:rFonts w:ascii="Arial" w:hAnsi="Arial" w:cs="Arial"/>
+        </w:rPr>
+        <w:t xml:space="preserve"> táblák közötti kapcsolat, ahol egy utazáshoz tetszőlegesen sok állomás tartozhat, fordítva viszont minden állomás pontosan egyetlen utazás része. A kapcsolatot a </w:t>
+      </w:r>
+      <w:r>
+        <w:rPr>
+          <w:rFonts w:ascii="Arial" w:hAnsi="Arial" w:cs="Arial"/>
+          <w:i/>
+          <w:iCs/>
+        </w:rPr>
+        <w:t>Planned_trip_stops</w:t>
+      </w:r>
+      <w:r>
+        <w:rPr>
+          <w:rFonts w:ascii="Arial" w:hAnsi="Arial" w:cs="Arial"/>
+        </w:rPr>
+        <w:t xml:space="preserve"> tábla </w:t>
+      </w:r>
+      <w:r>
+        <w:rPr>
+          <w:rFonts w:ascii="Arial" w:hAnsi="Arial" w:cs="Arial"/>
+          <w:i/>
+          <w:iCs/>
+        </w:rPr>
+        <w:t>trip_id</w:t>
+      </w:r>
+      <w:r>
+        <w:rPr>
+          <w:rFonts w:ascii="Arial" w:hAnsi="Arial" w:cs="Arial"/>
+        </w:rPr>
+        <w:t xml:space="preserve"> idegen kulcsa valósítja meg.</w:t>
+      </w:r>
+    </w:p>
+    <w:p>
+      <w:pPr>
+        <w:spacing w:line="360" w:lineRule="auto"/>
+        <w:jc w:val="both"/>
+        <w:rPr>
+          <w:rFonts w:ascii="Arial" w:hAnsi="Arial" w:cs="Arial"/>
+        </w:rPr>
+      </w:pPr>
+      <w:r>
+        <w:rPr>
+          <w:rFonts w:ascii="Arial" w:hAnsi="Arial" w:cs="Arial"/>
+        </w:rPr>
+        <w:lastRenderedPageBreak/>
+        <w:t>Planned_trips</w:t>
+      </w:r>
+      <w:r>
+        <w:rPr>
+          <w:rFonts w:ascii="Arial" w:hAnsi="Arial" w:cs="Arial"/>
+        </w:rPr>
+        <w:t>-</w:t>
+      </w:r>
+      <w:r>
+        <w:rPr>
+          <w:rFonts w:ascii="Arial" w:hAnsi="Arial" w:cs="Arial"/>
+        </w:rPr>
+        <w:t>Trip_share_links</w:t>
+      </w:r>
+      <w:r>
+        <w:rPr>
+          <w:rFonts w:ascii="Arial" w:hAnsi="Arial" w:cs="Arial"/>
+        </w:rPr>
+        <w:t>: e</w:t>
+      </w:r>
+      <w:r>
+        <w:rPr>
+          <w:rFonts w:ascii="Arial" w:hAnsi="Arial" w:cs="Arial"/>
+        </w:rPr>
+        <w:t>gy tervezett utazáshoz tetszőleges számú megosztási link tartozhat, míg egy link pontosan egy utazásra vonatkozik. A kapcsolatot a Trip_share_links tábla trip_id idegen kulcsa valósítja meg.</w:t>
+      </w:r>
+    </w:p>
+    <w:p>
+      <w:pPr>
+        <w:spacing w:line="360" w:lineRule="auto"/>
+        <w:jc w:val="both"/>
+        <w:rPr>
+          <w:rFonts w:ascii="Arial" w:hAnsi="Arial" w:cs="Arial"/>
+        </w:rPr>
+      </w:pPr>
+      <w:r>
+        <w:rPr>
+          <w:rFonts w:ascii="Arial" w:hAnsi="Arial" w:cs="Arial"/>
+        </w:rPr>
+        <w:t>Planned_trips</w:t>
+      </w:r>
+      <w:r>
+        <w:rPr>
+          <w:rFonts w:ascii="Arial" w:hAnsi="Arial" w:cs="Arial"/>
+        </w:rPr>
+        <w:t>-</w:t>
+      </w:r>
+      <w:r>
+        <w:rPr>
+          <w:rFonts w:ascii="Arial" w:hAnsi="Arial" w:cs="Arial"/>
+        </w:rPr>
+        <w:t>Trip_share_invitations</w:t>
+      </w:r>
+      <w:r>
+        <w:rPr>
+          <w:rFonts w:ascii="Arial" w:hAnsi="Arial" w:cs="Arial"/>
+        </w:rPr>
+        <w:t xml:space="preserve">: </w:t>
+      </w:r>
+      <w:r>
+        <w:rPr>
+          <w:rFonts w:ascii="Arial" w:hAnsi="Arial" w:cs="Arial"/>
+        </w:rPr>
+        <w:t>a</w:t>
+      </w:r>
+      <w:r>
+        <w:rPr>
+          <w:rFonts w:ascii="Arial" w:hAnsi="Arial" w:cs="Arial"/>
+        </w:rPr>
+        <w:t xml:space="preserve"> </w:t>
+      </w:r>
+      <w:r>
+        <w:rPr>
+          <w:rFonts w:ascii="Arial" w:hAnsi="Arial" w:cs="Arial"/>
+          <w:i/>
+          <w:iCs/>
+        </w:rPr>
+        <w:t>Trip_share_invitations</w:t>
+      </w:r>
+      <w:r>
+        <w:rPr>
+          <w:rFonts w:ascii="Arial" w:hAnsi="Arial" w:cs="Arial"/>
+        </w:rPr>
+        <w:t xml:space="preserve"> tábla szintén két idegen kulcson keresztül kapcsolódik a </w:t>
+      </w:r>
+      <w:r>
+        <w:rPr>
+          <w:rFonts w:ascii="Arial" w:hAnsi="Arial" w:cs="Arial"/>
+          <w:i/>
+          <w:iCs/>
+        </w:rPr>
+        <w:t>Planned_trips</w:t>
+      </w:r>
+      <w:r>
+        <w:rPr>
+          <w:rFonts w:ascii="Arial" w:hAnsi="Arial" w:cs="Arial"/>
+        </w:rPr>
+        <w:t xml:space="preserve"> táblához:</w:t>
+      </w:r>
+    </w:p>
+    <w:p>
+      <w:pPr>
+        <w:numPr>
+          <w:ilvl w:val="0"/>
+          <w:numId w:val="21"/>
+        </w:numPr>
+        <w:spacing w:line="360" w:lineRule="auto"/>
+        <w:jc w:val="both"/>
+        <w:rPr>
+          <w:rFonts w:ascii="Arial" w:hAnsi="Arial" w:cs="Arial"/>
+        </w:rPr>
+      </w:pPr>
+      <w:r>
+        <w:rPr>
+          <w:rFonts w:ascii="Arial" w:hAnsi="Arial" w:cs="Arial"/>
+        </w:rPr>
+        <w:t>source_trip_id</w:t>
+      </w:r>
+      <w:r>
+        <w:rPr>
+          <w:rFonts w:ascii="Arial" w:hAnsi="Arial" w:cs="Arial"/>
+        </w:rPr>
+        <w:t xml:space="preserve">: </w:t>
+      </w:r>
+      <w:r>
+        <w:rPr>
+          <w:rFonts w:ascii="Arial" w:hAnsi="Arial" w:cs="Arial"/>
+        </w:rPr>
+        <w:t>az eredeti, megosztott utazás</w:t>
+      </w:r>
+    </w:p>
+    <w:p>
+      <w:pPr>
+        <w:numPr>
+          <w:ilvl w:val="0"/>
+          <w:numId w:val="21"/>
+        </w:numPr>
+        <w:spacing w:line="360" w:lineRule="auto"/>
+        <w:jc w:val="both"/>
+        <w:rPr>
+          <w:rFonts w:ascii="Arial" w:hAnsi="Arial" w:cs="Arial"/>
+        </w:rPr>
+      </w:pPr>
+      <w:r>
+        <w:rPr>
+          <w:rFonts w:ascii="Arial" w:hAnsi="Arial" w:cs="Arial"/>
+        </w:rPr>
+        <w:t>result_trip_id</w:t>
+      </w:r>
+      <w:r>
+        <w:rPr>
+          <w:rFonts w:ascii="Arial" w:hAnsi="Arial" w:cs="Arial"/>
+        </w:rPr>
+        <w:t xml:space="preserve">: </w:t>
+      </w:r>
+      <w:r>
+        <w:rPr>
+          <w:rFonts w:ascii="Arial" w:hAnsi="Arial" w:cs="Arial"/>
+        </w:rPr>
+        <w:t>a meghívás elfogadása után a fogadó felhasználó számára létrejövő új, önálló utazás-példány</w:t>
+      </w:r>
+    </w:p>
+    <w:p>
+      <w:pPr>
+        <w:spacing w:line="360" w:lineRule="auto"/>
+        <w:jc w:val="both"/>
+        <w:rPr>
+          <w:rFonts w:ascii="Arial" w:hAnsi="Arial" w:cs="Arial"/>
+        </w:rPr>
+      </w:pPr>
+      <w:r>
+        <w:rPr>
+          <w:rFonts w:ascii="Arial" w:hAnsi="Arial" w:cs="Arial"/>
+        </w:rPr>
+        <w:t>Ez a kettős kapcsolat teszi lehetővé, hogy egy megosztott utazásból a címzett saját, önállóan szerkeszthető másolatot kapjon, miközben a rendszer nyomon tudja követni, melyik eredeti utazásból származik.</w:t>
+      </w:r>
     </w:p>
     <w:p>
       <w:pPr>
@@ -5417,7 +6643,7 @@
         </w:rPr>
         <w:lastRenderedPageBreak/>
         <w:drawing>
-          <wp:inline distT="0" distB="0" distL="0" distR="0" wp14:anchorId="28BD969F" wp14:editId="70F341FF">
+          <wp:inline distT="0" distB="0" distL="0" distR="0" wp14:anchorId="28BD969F" wp14:editId="6D9C3B9D">
             <wp:extent cx="5760720" cy="3240405"/>
             <wp:effectExtent l="0" t="0" r="0" b="0"/>
             <wp:docPr id="1304297483" name="Picture 8"/>
@@ -5570,7 +6796,7 @@
           <w:noProof/>
         </w:rPr>
         <w:drawing>
-          <wp:inline distT="0" distB="0" distL="0" distR="0" wp14:anchorId="1B0EC6B4" wp14:editId="0DDCF6C3">
+          <wp:inline distT="0" distB="0" distL="0" distR="0" wp14:anchorId="1B0EC6B4" wp14:editId="1F146CBC">
             <wp:extent cx="5760720" cy="3240405"/>
             <wp:effectExtent l="0" t="0" r="0" b="0"/>
             <wp:docPr id="1302079082" name="Picture 9"/>
@@ -5665,7 +6891,7 @@
         </w:rPr>
         <w:lastRenderedPageBreak/>
         <w:drawing>
-          <wp:inline distT="0" distB="0" distL="0" distR="0" wp14:anchorId="43FD0357" wp14:editId="5F59AA09">
+          <wp:inline distT="0" distB="0" distL="0" distR="0" wp14:anchorId="43FD0357" wp14:editId="44EEFAB3">
             <wp:extent cx="5760720" cy="3240405"/>
             <wp:effectExtent l="0" t="0" r="0" b="0"/>
             <wp:docPr id="179788065" name="Picture 10"/>
@@ -5773,7 +6999,7 @@
           <w:noProof/>
         </w:rPr>
         <w:drawing>
-          <wp:inline distT="0" distB="0" distL="0" distR="0" wp14:anchorId="0E4634B2" wp14:editId="5DA6B424">
+          <wp:inline distT="0" distB="0" distL="0" distR="0" wp14:anchorId="0E4634B2" wp14:editId="3C593264">
             <wp:extent cx="5760720" cy="3240405"/>
             <wp:effectExtent l="0" t="0" r="0" b="0"/>
             <wp:docPr id="1198935811" name="Picture 11"/>
@@ -5881,7 +7107,7 @@
         </w:rPr>
         <w:lastRenderedPageBreak/>
         <w:drawing>
-          <wp:inline distT="0" distB="0" distL="0" distR="0" wp14:anchorId="415F39BF" wp14:editId="68CB6320">
+          <wp:inline distT="0" distB="0" distL="0" distR="0" wp14:anchorId="415F39BF" wp14:editId="4355598C">
             <wp:extent cx="5760720" cy="3237230"/>
             <wp:effectExtent l="0" t="0" r="0" b="1270"/>
             <wp:docPr id="476222351" name="Picture 12"/>
@@ -6025,64 +7251,22 @@
           <w:sz w:val="28"/>
           <w:szCs w:val="28"/>
         </w:rPr>
-        <w:t>5.1. Regisztráció, bejelentkezés</w:t>
-      </w:r>
-    </w:p>
-    <w:p>
-      <w:pPr>
-        <w:spacing w:line="360" w:lineRule="auto"/>
-        <w:jc w:val="both"/>
-        <w:rPr>
-          <w:rFonts w:ascii="Arial" w:hAnsi="Arial" w:cs="Arial"/>
-        </w:rPr>
-      </w:pPr>
-      <w:r>
-        <w:rPr>
-          <w:rFonts w:ascii="Arial" w:hAnsi="Arial" w:cs="Arial"/>
-        </w:rPr>
-        <w:t xml:space="preserve">Az alkalmazás a nagyobb </w:t>
-      </w:r>
-      <w:r>
-        <w:rPr>
-          <w:rFonts w:ascii="Arial" w:hAnsi="Arial" w:cs="Arial"/>
-        </w:rPr>
-        <w:t xml:space="preserve">fokú </w:t>
-      </w:r>
-      <w:r>
-        <w:rPr>
-          <w:rFonts w:ascii="Arial" w:hAnsi="Arial" w:cs="Arial"/>
-        </w:rPr>
-        <w:t>biztonság</w:t>
-      </w:r>
-      <w:r>
-        <w:rPr>
-          <w:rFonts w:ascii="Arial" w:hAnsi="Arial" w:cs="Arial"/>
-        </w:rPr>
-        <w:t xml:space="preserve"> biztosítása</w:t>
-      </w:r>
-      <w:r>
-        <w:rPr>
-          <w:rFonts w:ascii="Arial" w:hAnsi="Arial" w:cs="Arial"/>
-        </w:rPr>
-        <w:t xml:space="preserve">, </w:t>
-      </w:r>
-      <w:r>
-        <w:rPr>
-          <w:rFonts w:ascii="Arial" w:hAnsi="Arial" w:cs="Arial"/>
-        </w:rPr>
-        <w:t>valamint</w:t>
-      </w:r>
-      <w:r>
-        <w:rPr>
-          <w:rFonts w:ascii="Arial" w:hAnsi="Arial" w:cs="Arial"/>
-        </w:rPr>
-        <w:t xml:space="preserve"> egy </w:t>
-      </w:r>
-      <w:r>
-        <w:rPr>
-          <w:rFonts w:ascii="Arial" w:hAnsi="Arial" w:cs="Arial"/>
-        </w:rPr>
-        <w:t>esetlegesen a jövőben bevezetésre kerülő előfizetéses modell lehetősége</w:t>
+        <w:t>5.1. Főoldal</w:t>
+      </w:r>
+    </w:p>
+    <w:p>
+      <w:pPr>
+        <w:spacing w:line="360" w:lineRule="auto"/>
+        <w:jc w:val="both"/>
+        <w:rPr>
+          <w:rFonts w:ascii="Arial" w:hAnsi="Arial" w:cs="Arial"/>
+        </w:rPr>
+      </w:pPr>
+      <w:r>
+        <w:rPr>
+          <w:rFonts w:ascii="Arial" w:hAnsi="Arial" w:cs="Arial"/>
+        </w:rPr>
+        <w:t>Az alkalmazás főoldala egy áttekintő irányítópultként</w:t>
       </w:r>
       <w:r>
         <w:rPr>
@@ -6094,76 +7278,19 @@
         <w:rPr>
           <w:rFonts w:ascii="Arial" w:hAnsi="Arial" w:cs="Arial"/>
         </w:rPr>
-        <w:t>miatt kizárólag regisztráci</w:t>
-      </w:r>
-      <w:r>
-        <w:rPr>
-          <w:rFonts w:ascii="Arial" w:hAnsi="Arial" w:cs="Arial"/>
-        </w:rPr>
-        <w:t>ót követően, bejelentkezett felhasználók számára elérhető</w:t>
-      </w:r>
-      <w:r>
-        <w:rPr>
-          <w:rFonts w:ascii="Arial" w:hAnsi="Arial" w:cs="Arial"/>
-        </w:rPr>
-        <w:t xml:space="preserve">. </w:t>
-      </w:r>
-    </w:p>
-    <w:p>
-      <w:pPr>
-        <w:spacing w:line="360" w:lineRule="auto"/>
-        <w:jc w:val="both"/>
-        <w:rPr>
-          <w:rFonts w:ascii="Arial" w:hAnsi="Arial" w:cs="Arial"/>
-        </w:rPr>
-      </w:pPr>
-      <w:r>
-        <w:rPr>
-          <w:rFonts w:ascii="Arial" w:hAnsi="Arial" w:cs="Arial"/>
-        </w:rPr>
-        <w:t>5.1.1. Regisztráció</w:t>
-      </w:r>
-    </w:p>
-    <w:p>
-      <w:pPr>
-        <w:spacing w:line="360" w:lineRule="auto"/>
-        <w:jc w:val="both"/>
-        <w:rPr>
-          <w:rFonts w:ascii="Arial" w:hAnsi="Arial" w:cs="Arial"/>
-        </w:rPr>
-      </w:pPr>
-      <w:r>
-        <w:rPr>
-          <w:rFonts w:ascii="Arial" w:hAnsi="Arial" w:cs="Arial"/>
-        </w:rPr>
-        <w:t xml:space="preserve">Az alkalmazás használatához minden felhasználónak előzetesen </w:t>
-      </w:r>
-      <w:r>
-        <w:rPr>
-          <w:rFonts w:ascii="Arial" w:hAnsi="Arial" w:cs="Arial"/>
-        </w:rPr>
-        <w:t>be kell regisztrálnia</w:t>
-      </w:r>
-      <w:r>
-        <w:rPr>
-          <w:rFonts w:ascii="Arial" w:hAnsi="Arial" w:cs="Arial"/>
-        </w:rPr>
-        <w:t xml:space="preserve"> magát a rendszerbe. A regisztrációs folyamat a kliens és a szerver oldal szoros együttműködésével valósul meg, biztosítva ezáltal a bevitt adatok megfelelő ellenőrzését mind felhasználói, mind rendszerszintű oldalon.</w:t>
-      </w:r>
-    </w:p>
-    <w:p>
-      <w:pPr>
-        <w:spacing w:line="360" w:lineRule="auto"/>
-        <w:jc w:val="both"/>
-        <w:rPr>
-          <w:rFonts w:ascii="Arial" w:hAnsi="Arial" w:cs="Arial"/>
-        </w:rPr>
-      </w:pPr>
-      <w:r>
-        <w:rPr>
-          <w:rFonts w:ascii="Arial" w:hAnsi="Arial" w:cs="Arial"/>
-        </w:rPr>
-        <w:t xml:space="preserve">A kliens oldalon a felhasználó egy egyszerű űrlapon keresztül adhatja meg a regisztrációhoz szükséges adatokat: felhasználónevet, e-mail címet, valamint jelszót, amelyet biztonsági okokból kétszer szükséges megadnia. A </w:t>
+        <w:t>funkcionál, am</w:t>
+      </w:r>
+      <w:r>
+        <w:rPr>
+          <w:rFonts w:ascii="Arial" w:hAnsi="Arial" w:cs="Arial"/>
+        </w:rPr>
+        <w:t>i</w:t>
+      </w:r>
+      <w:r>
+        <w:rPr>
+          <w:rFonts w:ascii="Arial" w:hAnsi="Arial" w:cs="Arial"/>
+        </w:rPr>
+        <w:t xml:space="preserve"> a bejelentkezett felhasználó legutóbbi utazási emlékeit, valamint egy összesítő statisztikát jelenít meg a meglátogatott európai országokról. Az oldal betöltésekor a </w:t>
       </w:r>
       <w:r>
         <w:rPr>
@@ -6171,35 +7298,25 @@
           <w:i/>
           <w:iCs/>
         </w:rPr>
-        <w:t>JavaScript</w:t>
-      </w:r>
-      <w:r>
-        <w:rPr>
-          <w:rFonts w:ascii="Arial" w:hAnsi="Arial" w:cs="Arial"/>
-        </w:rPr>
-        <w:t xml:space="preserve"> kód az űrlap elküldése előtt ellenőrzi, hogy a megadott jelszó és annak megerősítése megegyezik-e; amennyiben eltérés tapasztalható, a rendszer hibaüzenetet jelenít meg, és nem </w:t>
-      </w:r>
-      <w:r>
-        <w:rPr>
-          <w:rFonts w:ascii="Arial" w:hAnsi="Arial" w:cs="Arial"/>
-        </w:rPr>
-        <w:lastRenderedPageBreak/>
-        <w:t>küldi el a kérést a szerver felé. Ez a kliensoldali validáció lehetővé teszi, hogy a felhasználó már a küldés előtt visszajelzést kapjon az esetleges hibáról, csökkentve ezzel a felesleges szerverhívások számát.</w:t>
-      </w:r>
-    </w:p>
-    <w:p>
-      <w:pPr>
-        <w:spacing w:line="360" w:lineRule="auto"/>
-        <w:jc w:val="both"/>
-        <w:rPr>
-          <w:rFonts w:ascii="Arial" w:hAnsi="Arial" w:cs="Arial"/>
-        </w:rPr>
-      </w:pPr>
-      <w:r>
-        <w:rPr>
-          <w:rFonts w:ascii="Arial" w:hAnsi="Arial" w:cs="Arial"/>
-        </w:rPr>
-        <w:t xml:space="preserve">Sikeres kliensoldali ellenőrzést követően az adatok egy aszinkron </w:t>
+        <w:t>mainPageTravelLog.js</w:t>
+      </w:r>
+      <w:r>
+        <w:rPr>
+          <w:rFonts w:ascii="Arial" w:hAnsi="Arial" w:cs="Arial"/>
+        </w:rPr>
+        <w:t xml:space="preserve"> s</w:t>
+      </w:r>
+      <w:r>
+        <w:rPr>
+          <w:rFonts w:ascii="Arial" w:hAnsi="Arial" w:cs="Arial"/>
+        </w:rPr>
+        <w:t>c</w:t>
+      </w:r>
+      <w:r>
+        <w:rPr>
+          <w:rFonts w:ascii="Arial" w:hAnsi="Arial" w:cs="Arial"/>
+        </w:rPr>
+        <w:t xml:space="preserve">ript a böngésző </w:t>
       </w:r>
       <w:r>
         <w:rPr>
@@ -6207,13 +7324,13 @@
           <w:i/>
           <w:iCs/>
         </w:rPr>
-        <w:t>fetch</w:t>
-      </w:r>
-      <w:r>
-        <w:rPr>
-          <w:rFonts w:ascii="Arial" w:hAnsi="Arial" w:cs="Arial"/>
-        </w:rPr>
-        <w:t xml:space="preserve"> kérés formájában, </w:t>
+        <w:t>localStorage</w:t>
+      </w:r>
+      <w:r>
+        <w:rPr>
+          <w:rFonts w:ascii="Arial" w:hAnsi="Arial" w:cs="Arial"/>
+        </w:rPr>
+        <w:t xml:space="preserve"> tárolójából kiolvassa a bejelentkezett felhasználó azonosítóját, majd ennek segítségével lekéri a felhasználó meglátogatott helyeit a </w:t>
       </w:r>
       <w:r>
         <w:rPr>
@@ -6221,13 +7338,131 @@
           <w:i/>
           <w:iCs/>
         </w:rPr>
-        <w:t>JSON</w:t>
-      </w:r>
-      <w:r>
-        <w:rPr>
-          <w:rFonts w:ascii="Arial" w:hAnsi="Arial" w:cs="Arial"/>
-        </w:rPr>
-        <w:t xml:space="preserve"> formátumban kerülnek elküldésre a backend </w:t>
+        <w:t>/api/users/{user_id}/visited-places</w:t>
+      </w:r>
+      <w:r>
+        <w:rPr>
+          <w:rFonts w:ascii="Arial" w:hAnsi="Arial" w:cs="Arial"/>
+        </w:rPr>
+        <w:t xml:space="preserve"> végpontról. Amennyiben nincs bejelentkezett felhasználó, a rendszer nem kísérli meg az adatlekérést, hanem egy, a bejelentkezési oldalra mutató felhívást jelenít meg.</w:t>
+      </w:r>
+    </w:p>
+    <w:p>
+      <w:pPr>
+        <w:spacing w:line="360" w:lineRule="auto"/>
+        <w:jc w:val="both"/>
+        <w:rPr>
+          <w:rFonts w:ascii="Arial" w:hAnsi="Arial" w:cs="Arial"/>
+        </w:rPr>
+      </w:pPr>
+      <w:r>
+        <w:rPr>
+          <w:rFonts w:ascii="Arial" w:hAnsi="Arial" w:cs="Arial"/>
+        </w:rPr>
+        <w:t xml:space="preserve">5.1.1. </w:t>
+      </w:r>
+      <w:r>
+        <w:rPr>
+          <w:rFonts w:ascii="Arial" w:hAnsi="Arial" w:cs="Arial"/>
+        </w:rPr>
+        <w:t>Legutóbbi látogatások</w:t>
+      </w:r>
+    </w:p>
+    <w:p>
+      <w:pPr>
+        <w:spacing w:line="360" w:lineRule="auto"/>
+        <w:jc w:val="both"/>
+        <w:rPr>
+          <w:rFonts w:ascii="Arial" w:hAnsi="Arial" w:cs="Arial"/>
+        </w:rPr>
+      </w:pPr>
+      <w:r>
+        <w:rPr>
+          <w:rFonts w:ascii="Arial" w:hAnsi="Arial" w:cs="Arial"/>
+        </w:rPr>
+        <w:t xml:space="preserve">A lekérdezett helyszíneket a rendszer a látogatás dátuma szerint csökkenő sorrendbe rendezi, majd ezek közül a három legutóbbit jeleníti meg kártya formájában, rövid leírással és a látogatás dátumával együtt. Amennyiben a felhasználónak még nincs </w:t>
+      </w:r>
+      <w:r>
+        <w:rPr>
+          <w:rFonts w:ascii="Arial" w:hAnsi="Arial" w:cs="Arial"/>
+        </w:rPr>
+        <w:lastRenderedPageBreak/>
+        <w:t>rögzített helyszíne, a rendszer egy tájékoztató üzenetet jelenít meg, amely közvetlenül az új hely hozzáadásának oldalára irányít.</w:t>
+      </w:r>
+    </w:p>
+    <w:p>
+      <w:pPr>
+        <w:spacing w:line="360" w:lineRule="auto"/>
+        <w:jc w:val="both"/>
+        <w:rPr>
+          <w:rFonts w:ascii="Arial" w:hAnsi="Arial" w:cs="Arial"/>
+        </w:rPr>
+      </w:pPr>
+      <w:r>
+        <w:rPr>
+          <w:rFonts w:ascii="Arial" w:hAnsi="Arial" w:cs="Arial"/>
+        </w:rPr>
+        <w:t xml:space="preserve">5.1.2. </w:t>
+      </w:r>
+      <w:r>
+        <w:rPr>
+          <w:rFonts w:ascii="Arial" w:hAnsi="Arial" w:cs="Arial"/>
+        </w:rPr>
+        <w:t>Meglátogatott európai országok kimutatása</w:t>
+      </w:r>
+    </w:p>
+    <w:p>
+      <w:pPr>
+        <w:spacing w:line="360" w:lineRule="auto"/>
+        <w:jc w:val="both"/>
+        <w:rPr>
+          <w:rFonts w:ascii="Arial" w:hAnsi="Arial" w:cs="Arial"/>
+        </w:rPr>
+      </w:pPr>
+      <w:r>
+        <w:rPr>
+          <w:rFonts w:ascii="Arial" w:hAnsi="Arial" w:cs="Arial"/>
+        </w:rPr>
+        <w:t xml:space="preserve">Az oldal egyik érdekesebb, önállóan kidolgozott eleme egy dinamikusan generált, kördiagram formájú kimutatás, amely azt szemlélteti, </w:t>
+      </w:r>
+      <w:r>
+        <w:rPr>
+          <w:rFonts w:ascii="Arial" w:hAnsi="Arial" w:cs="Arial"/>
+        </w:rPr>
+        <w:t xml:space="preserve">hogy </w:t>
+      </w:r>
+      <w:r>
+        <w:rPr>
+          <w:rFonts w:ascii="Arial" w:hAnsi="Arial" w:cs="Arial"/>
+        </w:rPr>
+        <w:t>a felhasználó Európa hány országát látogatta már meg. Mivel a meglátogatott helyekhez rögzített országnév szabad szövegként kerül tárolásra, a rendszer egy kétlépcsős felismerési logikát alkalmaz: elsőként megvizsgálja, hogy a megadott érték egy kétbetűs ISO-kód-e, majd ha nem, egy előre összeállított, több nyelvű (angol, magyar, német) országnév-szótár segítségével próbálja meg beazonosítani az országot, ékezetek és kis-nagybetűk eltéréseit is normalizálva. Amennyiben pontos egyezés nem található, a rendszer részleges illesztést is megkísérel, ezáltal növelve a felismerés megbízhatóságát a felhasználó által szabadon begépelt országnevek esetén is.</w:t>
+      </w:r>
+    </w:p>
+    <w:p>
+      <w:pPr>
+        <w:spacing w:line="360" w:lineRule="auto"/>
+        <w:jc w:val="both"/>
+        <w:rPr>
+          <w:rFonts w:ascii="Arial" w:hAnsi="Arial" w:cs="Arial"/>
+        </w:rPr>
+      </w:pPr>
+      <w:r>
+        <w:rPr>
+          <w:rFonts w:ascii="Arial" w:hAnsi="Arial" w:cs="Arial"/>
+        </w:rPr>
+        <w:t>A kördiagramot a rendszer natív SVG</w:t>
+      </w:r>
+      <w:r>
+        <w:rPr>
+          <w:rFonts w:ascii="Arial" w:hAnsi="Arial" w:cs="Arial"/>
+        </w:rPr>
+        <w:t xml:space="preserve"> </w:t>
+      </w:r>
+      <w:r>
+        <w:rPr>
+          <w:rFonts w:ascii="Arial" w:hAnsi="Arial" w:cs="Arial"/>
+        </w:rPr>
+        <w:t xml:space="preserve">elemek dinamikus generálásával, külső diagramkönyvtár igénybevétele nélkül rajzolja fel: a </w:t>
       </w:r>
       <w:r>
         <w:rPr>
@@ -6235,28 +7470,229 @@
           <w:i/>
           <w:iCs/>
         </w:rPr>
-        <w:t>/api/register</w:t>
-      </w:r>
-      <w:r>
-        <w:rPr>
-          <w:rFonts w:ascii="Arial" w:hAnsi="Arial" w:cs="Arial"/>
-        </w:rPr>
-        <w:t xml:space="preserve"> végpontjára. A szerver válaszától függően a felhasználó vagy átirányításra kerül a bejelentkezési oldalra, vagy hibaüzenetet kap a képernyőn megjelenítve.</w:t>
-      </w:r>
-    </w:p>
-    <w:p>
-      <w:pPr>
-        <w:spacing w:line="360" w:lineRule="auto"/>
-        <w:jc w:val="both"/>
-        <w:rPr>
-          <w:rFonts w:ascii="Arial" w:hAnsi="Arial" w:cs="Arial"/>
-        </w:rPr>
-      </w:pPr>
-      <w:r>
-        <w:rPr>
-          <w:rFonts w:ascii="Arial" w:hAnsi="Arial" w:cs="Arial"/>
-        </w:rPr>
-        <w:t xml:space="preserve">A szerver oldalon a regisztrációs kérést a </w:t>
+        <w:t>pieSlice</w:t>
+      </w:r>
+      <w:r>
+        <w:rPr>
+          <w:rFonts w:ascii="Arial" w:hAnsi="Arial" w:cs="Arial"/>
+        </w:rPr>
+        <w:t xml:space="preserve"> segédfüggvény trigonometriai számítások alapján állítja elő a meglátogatott arányt reprezentáló körcikk SVG</w:t>
+      </w:r>
+      <w:r>
+        <w:rPr>
+          <w:rFonts w:ascii="Arial" w:hAnsi="Arial" w:cs="Arial"/>
+        </w:rPr>
+        <w:t xml:space="preserve"> </w:t>
+      </w:r>
+      <w:r>
+        <w:rPr>
+          <w:rFonts w:ascii="Arial" w:hAnsi="Arial" w:cs="Arial"/>
+        </w:rPr>
+        <w:t>útvonalát</w:t>
+      </w:r>
+      <w:r>
+        <w:rPr>
+          <w:rFonts w:ascii="Arial" w:hAnsi="Arial" w:cs="Arial"/>
+        </w:rPr>
+        <w:t xml:space="preserve">, </w:t>
+      </w:r>
+      <w:r>
+        <w:rPr>
+          <w:rFonts w:ascii="Arial" w:hAnsi="Arial" w:cs="Arial"/>
+        </w:rPr>
+        <w:t>amely egy statikus, a teljes kört reprezentáló háttérkörre kerül rá. A diagram közepén szövegesen is megjelenik a meglátogatott és összes ország aránya, a diagram alatt pedig egy jelmagyarázat segíti az értelmezést.</w:t>
+      </w:r>
+    </w:p>
+    <w:p>
+      <w:pPr>
+        <w:spacing w:line="360" w:lineRule="auto"/>
+        <w:jc w:val="both"/>
+        <w:rPr>
+          <w:rFonts w:ascii="Arial" w:hAnsi="Arial" w:cs="Arial"/>
+          <w:sz w:val="28"/>
+          <w:szCs w:val="28"/>
+        </w:rPr>
+      </w:pPr>
+      <w:r>
+        <w:rPr>
+          <w:rFonts w:ascii="Arial" w:hAnsi="Arial" w:cs="Arial"/>
+          <w:sz w:val="28"/>
+          <w:szCs w:val="28"/>
+        </w:rPr>
+        <w:t>5.</w:t>
+      </w:r>
+      <w:r>
+        <w:rPr>
+          <w:rFonts w:ascii="Arial" w:hAnsi="Arial" w:cs="Arial"/>
+          <w:sz w:val="28"/>
+          <w:szCs w:val="28"/>
+        </w:rPr>
+        <w:t>2</w:t>
+      </w:r>
+      <w:r>
+        <w:rPr>
+          <w:rFonts w:ascii="Arial" w:hAnsi="Arial" w:cs="Arial"/>
+          <w:sz w:val="28"/>
+          <w:szCs w:val="28"/>
+        </w:rPr>
+        <w:t>. Regisztráció, bejelentkezés</w:t>
+      </w:r>
+    </w:p>
+    <w:p>
+      <w:pPr>
+        <w:spacing w:line="360" w:lineRule="auto"/>
+        <w:jc w:val="both"/>
+        <w:rPr>
+          <w:rFonts w:ascii="Arial" w:hAnsi="Arial" w:cs="Arial"/>
+        </w:rPr>
+      </w:pPr>
+      <w:r>
+        <w:rPr>
+          <w:rFonts w:ascii="Arial" w:hAnsi="Arial" w:cs="Arial"/>
+        </w:rPr>
+        <w:t xml:space="preserve">Az alkalmazás a nagyobb </w:t>
+      </w:r>
+      <w:r>
+        <w:rPr>
+          <w:rFonts w:ascii="Arial" w:hAnsi="Arial" w:cs="Arial"/>
+        </w:rPr>
+        <w:t xml:space="preserve">fokú </w:t>
+      </w:r>
+      <w:r>
+        <w:rPr>
+          <w:rFonts w:ascii="Arial" w:hAnsi="Arial" w:cs="Arial"/>
+        </w:rPr>
+        <w:t>biztonság</w:t>
+      </w:r>
+      <w:r>
+        <w:rPr>
+          <w:rFonts w:ascii="Arial" w:hAnsi="Arial" w:cs="Arial"/>
+        </w:rPr>
+        <w:t xml:space="preserve"> biztosítása</w:t>
+      </w:r>
+      <w:r>
+        <w:rPr>
+          <w:rFonts w:ascii="Arial" w:hAnsi="Arial" w:cs="Arial"/>
+        </w:rPr>
+        <w:t xml:space="preserve">, </w:t>
+      </w:r>
+      <w:r>
+        <w:rPr>
+          <w:rFonts w:ascii="Arial" w:hAnsi="Arial" w:cs="Arial"/>
+        </w:rPr>
+        <w:t>valamint</w:t>
+      </w:r>
+      <w:r>
+        <w:rPr>
+          <w:rFonts w:ascii="Arial" w:hAnsi="Arial" w:cs="Arial"/>
+        </w:rPr>
+        <w:t xml:space="preserve"> egy </w:t>
+      </w:r>
+      <w:r>
+        <w:rPr>
+          <w:rFonts w:ascii="Arial" w:hAnsi="Arial" w:cs="Arial"/>
+        </w:rPr>
+        <w:t>esetlegesen a jövőben bevezetésre kerülő előfizetéses modell lehetősége</w:t>
+      </w:r>
+      <w:r>
+        <w:rPr>
+          <w:rFonts w:ascii="Arial" w:hAnsi="Arial" w:cs="Arial"/>
+        </w:rPr>
+        <w:t xml:space="preserve"> </w:t>
+      </w:r>
+      <w:r>
+        <w:rPr>
+          <w:rFonts w:ascii="Arial" w:hAnsi="Arial" w:cs="Arial"/>
+        </w:rPr>
+        <w:t>miatt kizárólag regisztráci</w:t>
+      </w:r>
+      <w:r>
+        <w:rPr>
+          <w:rFonts w:ascii="Arial" w:hAnsi="Arial" w:cs="Arial"/>
+        </w:rPr>
+        <w:t>ót követően, bejelentkezett felhasználók számára elérhető</w:t>
+      </w:r>
+      <w:r>
+        <w:rPr>
+          <w:rFonts w:ascii="Arial" w:hAnsi="Arial" w:cs="Arial"/>
+        </w:rPr>
+        <w:t xml:space="preserve">. </w:t>
+      </w:r>
+    </w:p>
+    <w:p>
+      <w:pPr>
+        <w:spacing w:line="360" w:lineRule="auto"/>
+        <w:jc w:val="both"/>
+        <w:rPr>
+          <w:rFonts w:ascii="Arial" w:hAnsi="Arial" w:cs="Arial"/>
+        </w:rPr>
+      </w:pPr>
+      <w:r>
+        <w:rPr>
+          <w:rFonts w:ascii="Arial" w:hAnsi="Arial" w:cs="Arial"/>
+        </w:rPr>
+        <w:t>5.</w:t>
+      </w:r>
+      <w:r>
+        <w:rPr>
+          <w:rFonts w:ascii="Arial" w:hAnsi="Arial" w:cs="Arial"/>
+        </w:rPr>
+        <w:t>2</w:t>
+      </w:r>
+      <w:r>
+        <w:rPr>
+          <w:rFonts w:ascii="Arial" w:hAnsi="Arial" w:cs="Arial"/>
+        </w:rPr>
+        <w:t>.1. Regisztráció</w:t>
+      </w:r>
+    </w:p>
+    <w:p>
+      <w:pPr>
+        <w:spacing w:line="360" w:lineRule="auto"/>
+        <w:jc w:val="both"/>
+        <w:rPr>
+          <w:rFonts w:ascii="Arial" w:hAnsi="Arial" w:cs="Arial"/>
+        </w:rPr>
+      </w:pPr>
+      <w:r>
+        <w:rPr>
+          <w:rFonts w:ascii="Arial" w:hAnsi="Arial" w:cs="Arial"/>
+        </w:rPr>
+        <w:t xml:space="preserve">Az alkalmazás használatához minden felhasználónak előzetesen </w:t>
+      </w:r>
+      <w:r>
+        <w:rPr>
+          <w:rFonts w:ascii="Arial" w:hAnsi="Arial" w:cs="Arial"/>
+        </w:rPr>
+        <w:t>be kell regisztrálnia</w:t>
+      </w:r>
+      <w:r>
+        <w:rPr>
+          <w:rFonts w:ascii="Arial" w:hAnsi="Arial" w:cs="Arial"/>
+        </w:rPr>
+        <w:t xml:space="preserve"> magát a rendszerbe. A regisztrációs folyamat a kliens és a szerver oldal szoros együttműködésével valósul meg, biztosítva ezáltal a bevitt adatok megfelelő ellenőrzését mind felhasználói, mind rendszerszintű oldalon.</w:t>
+      </w:r>
+    </w:p>
+    <w:p>
+      <w:pPr>
+        <w:spacing w:line="360" w:lineRule="auto"/>
+        <w:jc w:val="both"/>
+        <w:rPr>
+          <w:rFonts w:ascii="Arial" w:hAnsi="Arial" w:cs="Arial"/>
+        </w:rPr>
+      </w:pPr>
+      <w:r>
+        <w:rPr>
+          <w:rFonts w:ascii="Arial" w:hAnsi="Arial" w:cs="Arial"/>
+        </w:rPr>
+        <w:t xml:space="preserve">A kliens oldalon a felhasználó egy egyszerű űrlapon keresztül adhatja meg a regisztrációhoz szükséges adatokat: felhasználónevet, e-mail címet, valamint jelszót, </w:t>
+      </w:r>
+      <w:r>
+        <w:rPr>
+          <w:rFonts w:ascii="Arial" w:hAnsi="Arial" w:cs="Arial"/>
+        </w:rPr>
+        <w:lastRenderedPageBreak/>
+        <w:t xml:space="preserve">amelyet biztonsági okokból kétszer szükséges megadnia. A </w:t>
       </w:r>
       <w:r>
         <w:rPr>
@@ -6264,13 +7700,28 @@
           <w:i/>
           <w:iCs/>
         </w:rPr>
-        <w:t>FastAPI</w:t>
-      </w:r>
-      <w:r>
-        <w:rPr>
-          <w:rFonts w:ascii="Arial" w:hAnsi="Arial" w:cs="Arial"/>
-        </w:rPr>
-        <w:t xml:space="preserve"> keretrendszerben megvalósított </w:t>
+        <w:t>JavaScript</w:t>
+      </w:r>
+      <w:r>
+        <w:rPr>
+          <w:rFonts w:ascii="Arial" w:hAnsi="Arial" w:cs="Arial"/>
+        </w:rPr>
+        <w:t xml:space="preserve"> kód az űrlap elküldése előtt ellenőrzi, hogy a megadott jelszó és annak megerősítése megegyezik-e; amennyiben eltérés tapasztalható, a rendszer hibaüzenetet jelenít meg, és nem küldi el a kérést a szerver felé. Ez a kliensoldali validáció lehetővé teszi, hogy a felhasználó már a küldés előtt visszajelzést kapjon az esetleges hibáról, csökkentve ezzel a felesleges szerverhívások számát.</w:t>
+      </w:r>
+    </w:p>
+    <w:p>
+      <w:pPr>
+        <w:spacing w:line="360" w:lineRule="auto"/>
+        <w:jc w:val="both"/>
+        <w:rPr>
+          <w:rFonts w:ascii="Arial" w:hAnsi="Arial" w:cs="Arial"/>
+        </w:rPr>
+      </w:pPr>
+      <w:r>
+        <w:rPr>
+          <w:rFonts w:ascii="Arial" w:hAnsi="Arial" w:cs="Arial"/>
+        </w:rPr>
+        <w:t xml:space="preserve">Sikeres kliensoldali ellenőrzést követően az adatok egy aszinkron </w:t>
       </w:r>
       <w:r>
         <w:rPr>
@@ -6278,28 +7729,13 @@
           <w:i/>
           <w:iCs/>
         </w:rPr>
-        <w:t>/register</w:t>
-      </w:r>
-      <w:r>
-        <w:rPr>
-          <w:rFonts w:ascii="Arial" w:hAnsi="Arial" w:cs="Arial"/>
-        </w:rPr>
-        <w:t xml:space="preserve"> végpont dolgozza fel. A végpont elsőként ellenőrzi, hogy a megadott felhasználónév vagy e-mail cím szerepel-e már a rendszerben; amennyiben igen, a szerver 400-as státuszkóddal és megfelelő hibaüzenettel utasítja el a kérést, megakadályozva ezáltal a duplikált fiókok létrehozását.</w:t>
-      </w:r>
-    </w:p>
-    <w:p>
-      <w:pPr>
-        <w:spacing w:line="360" w:lineRule="auto"/>
-        <w:jc w:val="both"/>
-        <w:rPr>
-          <w:rFonts w:ascii="Arial" w:hAnsi="Arial" w:cs="Arial"/>
-        </w:rPr>
-      </w:pPr>
-      <w:r>
-        <w:rPr>
-          <w:rFonts w:ascii="Arial" w:hAnsi="Arial" w:cs="Arial"/>
-        </w:rPr>
-        <w:t xml:space="preserve">Amennyiben az adatok egyediek, a rendszer létrehozza az új felhasználót az adatbázisban. A biztonság növelése érdekében a felhasználó által megadott jelszó soha nem kerül nyílt szövegként tárolásra: a </w:t>
+        <w:t>fetch</w:t>
+      </w:r>
+      <w:r>
+        <w:rPr>
+          <w:rFonts w:ascii="Arial" w:hAnsi="Arial" w:cs="Arial"/>
+        </w:rPr>
+        <w:t xml:space="preserve"> kérés formájában, </w:t>
       </w:r>
       <w:r>
         <w:rPr>
@@ -6307,13 +7743,13 @@
           <w:i/>
           <w:iCs/>
         </w:rPr>
-        <w:t>create_user</w:t>
-      </w:r>
-      <w:r>
-        <w:rPr>
-          <w:rFonts w:ascii="Arial" w:hAnsi="Arial" w:cs="Arial"/>
-        </w:rPr>
-        <w:t xml:space="preserve"> függvény meghívásakor a jelszó a </w:t>
+        <w:t>JSON</w:t>
+      </w:r>
+      <w:r>
+        <w:rPr>
+          <w:rFonts w:ascii="Arial" w:hAnsi="Arial" w:cs="Arial"/>
+        </w:rPr>
+        <w:t xml:space="preserve"> formátumban kerülnek elküldésre a backend </w:t>
       </w:r>
       <w:r>
         <w:rPr>
@@ -6321,13 +7757,28 @@
           <w:i/>
           <w:iCs/>
         </w:rPr>
-        <w:t>bcrypt</w:t>
-      </w:r>
-      <w:r>
-        <w:rPr>
-          <w:rFonts w:ascii="Arial" w:hAnsi="Arial" w:cs="Arial"/>
-        </w:rPr>
-        <w:t xml:space="preserve"> algoritmus segítségével kerül hash-elésre. A </w:t>
+        <w:t>/api/register</w:t>
+      </w:r>
+      <w:r>
+        <w:rPr>
+          <w:rFonts w:ascii="Arial" w:hAnsi="Arial" w:cs="Arial"/>
+        </w:rPr>
+        <w:t xml:space="preserve"> végpontjára. A szerver válaszától függően a felhasználó vagy átirányításra kerül a bejelentkezési oldalra, vagy hibaüzenetet kap a képernyőn megjelenítve.</w:t>
+      </w:r>
+    </w:p>
+    <w:p>
+      <w:pPr>
+        <w:spacing w:line="360" w:lineRule="auto"/>
+        <w:jc w:val="both"/>
+        <w:rPr>
+          <w:rFonts w:ascii="Arial" w:hAnsi="Arial" w:cs="Arial"/>
+        </w:rPr>
+      </w:pPr>
+      <w:r>
+        <w:rPr>
+          <w:rFonts w:ascii="Arial" w:hAnsi="Arial" w:cs="Arial"/>
+        </w:rPr>
+        <w:t xml:space="preserve">A szerver oldalon a regisztrációs kérést a </w:t>
       </w:r>
       <w:r>
         <w:rPr>
@@ -6335,107 +7786,13 @@
           <w:i/>
           <w:iCs/>
         </w:rPr>
-        <w:t>bcrypt</w:t>
-      </w:r>
-      <w:r>
-        <w:rPr>
-          <w:rFonts w:ascii="Arial" w:hAnsi="Arial" w:cs="Arial"/>
-        </w:rPr>
-        <w:t xml:space="preserve"> egy széles körben elterjedt, kifejezetten jelszavak titkosítására tervezett algoritmus, amely védi a jelszavakat a támadásokkal szemben</w:t>
-      </w:r>
-      <w:r>
-        <w:rPr>
-          <w:rFonts w:ascii="Arial" w:hAnsi="Arial" w:cs="Arial"/>
-        </w:rPr>
-        <w:t xml:space="preserve">. </w:t>
-      </w:r>
-      <w:r>
-        <w:rPr>
-          <w:rFonts w:ascii="Arial" w:hAnsi="Arial" w:cs="Arial"/>
-        </w:rPr>
-        <w:t>Az adatbázisban tehát kizárólag a jelszó hash-elt változata kerül eltárolásra, így egy esetleges adatbázis-szintű biztonsági incidens esetén sem válnak hozzáférhetővé a felhasználók valódi jelszavai.</w:t>
-      </w:r>
-    </w:p>
-    <w:p>
-      <w:pPr>
-        <w:spacing w:line="360" w:lineRule="auto"/>
-        <w:jc w:val="both"/>
-        <w:rPr>
-          <w:rFonts w:ascii="Arial" w:hAnsi="Arial" w:cs="Arial"/>
-        </w:rPr>
-      </w:pPr>
-      <w:r>
-        <w:rPr>
-          <w:rFonts w:ascii="Arial" w:hAnsi="Arial" w:cs="Arial"/>
-        </w:rPr>
-        <w:t>A sikeres létrehozást követően a rendszer az újonnan felvett felhasználói rekordot frissíti és visszaadja, majd a végpont egy megerősítő üzenetet tartalmazó választ küld vissza a kliensnek. Ez a kétrétegű validáció biztosítja, hogy a rendszerbe kizárólag érvényes és egyedi adatokkal rendelkező felhasználók regisztrálhassanak, ezzel is hozzájárulva az alkalmazás adatintegritásának és biztonságának megőrzéséhez.</w:t>
-      </w:r>
-    </w:p>
-    <w:p>
-      <w:pPr>
-        <w:spacing w:line="360" w:lineRule="auto"/>
-        <w:jc w:val="both"/>
-        <w:rPr>
-          <w:rFonts w:ascii="Arial" w:hAnsi="Arial" w:cs="Arial"/>
-        </w:rPr>
-      </w:pPr>
-      <w:r>
-        <w:rPr>
-          <w:rFonts w:ascii="Arial" w:hAnsi="Arial" w:cs="Arial"/>
-        </w:rPr>
-        <w:t>5.1.2. Bejelentkezés</w:t>
-      </w:r>
-    </w:p>
-    <w:p>
-      <w:pPr>
-        <w:spacing w:line="360" w:lineRule="auto"/>
-        <w:jc w:val="both"/>
-        <w:rPr>
-          <w:rFonts w:ascii="Arial" w:hAnsi="Arial" w:cs="Arial"/>
-        </w:rPr>
-      </w:pPr>
-      <w:r>
-        <w:rPr>
-          <w:rFonts w:ascii="Arial" w:hAnsi="Arial" w:cs="Arial"/>
-        </w:rPr>
-        <w:t>A regisztrációt követően a felhasználók kétféle módon léphetnek be az alkalmazásba: a hagyományos, felhasználónév és jelszó alapú bejelentkezéssel, valamint a Google-fiók segítségével történő, egyszerűsített bejelentkezéssel (Google Sign-In).</w:t>
-      </w:r>
-    </w:p>
-    <w:p>
-      <w:pPr>
-        <w:spacing w:line="360" w:lineRule="auto"/>
-        <w:jc w:val="both"/>
-        <w:rPr>
-          <w:rFonts w:ascii="Arial" w:hAnsi="Arial" w:cs="Arial"/>
-        </w:rPr>
-      </w:pPr>
-      <w:r>
-        <w:rPr>
-          <w:rFonts w:ascii="Arial" w:hAnsi="Arial" w:cs="Arial"/>
-        </w:rPr>
-        <w:t xml:space="preserve">5.1.2.1. </w:t>
-      </w:r>
-      <w:r>
-        <w:rPr>
-          <w:rFonts w:ascii="Arial" w:hAnsi="Arial" w:cs="Arial"/>
-        </w:rPr>
-        <w:t>Hagyományos bejelentkezés</w:t>
-      </w:r>
-    </w:p>
-    <w:p>
-      <w:pPr>
-        <w:spacing w:line="360" w:lineRule="auto"/>
-        <w:jc w:val="both"/>
-        <w:rPr>
-          <w:rFonts w:ascii="Arial" w:hAnsi="Arial" w:cs="Arial"/>
-        </w:rPr>
-      </w:pPr>
-      <w:r>
-        <w:rPr>
-          <w:rFonts w:ascii="Arial" w:hAnsi="Arial" w:cs="Arial"/>
-        </w:rPr>
-        <w:lastRenderedPageBreak/>
-        <w:t xml:space="preserve">A kliens oldalon a felhasználó a bejelentkezési űrlapon megadja felhasználónevét és jelszavát, amelyeket a rendszer egy aszinkron </w:t>
+        <w:t>FastAPI</w:t>
+      </w:r>
+      <w:r>
+        <w:rPr>
+          <w:rFonts w:ascii="Arial" w:hAnsi="Arial" w:cs="Arial"/>
+        </w:rPr>
+        <w:t xml:space="preserve"> keretrendszerben megvalósított </w:t>
       </w:r>
       <w:r>
         <w:rPr>
@@ -6443,13 +7800,28 @@
           <w:i/>
           <w:iCs/>
         </w:rPr>
-        <w:t>fetch</w:t>
-      </w:r>
-      <w:r>
-        <w:rPr>
-          <w:rFonts w:ascii="Arial" w:hAnsi="Arial" w:cs="Arial"/>
-        </w:rPr>
-        <w:t xml:space="preserve"> kérés keretében, </w:t>
+        <w:t>/register</w:t>
+      </w:r>
+      <w:r>
+        <w:rPr>
+          <w:rFonts w:ascii="Arial" w:hAnsi="Arial" w:cs="Arial"/>
+        </w:rPr>
+        <w:t xml:space="preserve"> végpont dolgozza fel. A végpont elsőként ellenőrzi, hogy a megadott felhasználónév vagy e-mail cím szerepel-e már a rendszerben; amennyiben igen, a szerver 400-as státuszkóddal és megfelelő hibaüzenettel utasítja el a kérést, megakadályozva ezáltal a duplikált fiókok létrehozását.</w:t>
+      </w:r>
+    </w:p>
+    <w:p>
+      <w:pPr>
+        <w:spacing w:line="360" w:lineRule="auto"/>
+        <w:jc w:val="both"/>
+        <w:rPr>
+          <w:rFonts w:ascii="Arial" w:hAnsi="Arial" w:cs="Arial"/>
+        </w:rPr>
+      </w:pPr>
+      <w:r>
+        <w:rPr>
+          <w:rFonts w:ascii="Arial" w:hAnsi="Arial" w:cs="Arial"/>
+        </w:rPr>
+        <w:t xml:space="preserve">Amennyiben az adatok egyediek, a rendszer létrehozza az új felhasználót az adatbázisban. A biztonság növelése érdekében a felhasználó által megadott jelszó soha nem kerül nyílt szövegként tárolásra: a </w:t>
       </w:r>
       <w:r>
         <w:rPr>
@@ -6457,13 +7829,13 @@
           <w:i/>
           <w:iCs/>
         </w:rPr>
-        <w:t>JSON</w:t>
-      </w:r>
-      <w:r>
-        <w:rPr>
-          <w:rFonts w:ascii="Arial" w:hAnsi="Arial" w:cs="Arial"/>
-        </w:rPr>
-        <w:t xml:space="preserve"> formátumban továbbít a backend </w:t>
+        <w:t>create_user</w:t>
+      </w:r>
+      <w:r>
+        <w:rPr>
+          <w:rFonts w:ascii="Arial" w:hAnsi="Arial" w:cs="Arial"/>
+        </w:rPr>
+        <w:t xml:space="preserve"> függvény meghívásakor a jelszó a </w:t>
       </w:r>
       <w:r>
         <w:rPr>
@@ -6471,13 +7843,13 @@
           <w:i/>
           <w:iCs/>
         </w:rPr>
-        <w:t>/api/login</w:t>
-      </w:r>
-      <w:r>
-        <w:rPr>
-          <w:rFonts w:ascii="Arial" w:hAnsi="Arial" w:cs="Arial"/>
-        </w:rPr>
-        <w:t xml:space="preserve"> végpontjára. A szerver oldalon a </w:t>
+        <w:t>bcrypt</w:t>
+      </w:r>
+      <w:r>
+        <w:rPr>
+          <w:rFonts w:ascii="Arial" w:hAnsi="Arial" w:cs="Arial"/>
+        </w:rPr>
+        <w:t xml:space="preserve"> algoritmus segítségével kerül hash-elésre. A </w:t>
       </w:r>
       <w:r>
         <w:rPr>
@@ -6485,13 +7857,131 @@
           <w:i/>
           <w:iCs/>
         </w:rPr>
-        <w:t>/login</w:t>
-      </w:r>
-      <w:r>
-        <w:rPr>
-          <w:rFonts w:ascii="Arial" w:hAnsi="Arial" w:cs="Arial"/>
-        </w:rPr>
-        <w:t xml:space="preserve"> végpont elsőként lekérdezi az adatbázisból a megadott felhasználónévhez tartozó felhasználói rekordot; amennyiben ilyen felhasználó nem található, a rendszer 401-es státuszkóddal utasítja el a kérést. Sikeres felhasználó-azonosítás esetén a végpont a </w:t>
+        <w:t>bcrypt</w:t>
+      </w:r>
+      <w:r>
+        <w:rPr>
+          <w:rFonts w:ascii="Arial" w:hAnsi="Arial" w:cs="Arial"/>
+        </w:rPr>
+        <w:t xml:space="preserve"> egy széles körben elterjedt, kifejezetten jelszavak titkosítására tervezett algoritmus, amely védi a jelszavakat a támadásokkal szemben</w:t>
+      </w:r>
+      <w:r>
+        <w:rPr>
+          <w:rFonts w:ascii="Arial" w:hAnsi="Arial" w:cs="Arial"/>
+        </w:rPr>
+        <w:t xml:space="preserve">. </w:t>
+      </w:r>
+      <w:r>
+        <w:rPr>
+          <w:rFonts w:ascii="Arial" w:hAnsi="Arial" w:cs="Arial"/>
+        </w:rPr>
+        <w:t>Az adatbázisban tehát kizárólag a jelszó hash-elt változata kerül eltárolásra, így egy esetleges adatbázis-szintű biztonsági incidens esetén sem válnak hozzáférhetővé a felhasználók valódi jelszavai.</w:t>
+      </w:r>
+    </w:p>
+    <w:p>
+      <w:pPr>
+        <w:spacing w:line="360" w:lineRule="auto"/>
+        <w:jc w:val="both"/>
+        <w:rPr>
+          <w:rFonts w:ascii="Arial" w:hAnsi="Arial" w:cs="Arial"/>
+        </w:rPr>
+      </w:pPr>
+      <w:r>
+        <w:rPr>
+          <w:rFonts w:ascii="Arial" w:hAnsi="Arial" w:cs="Arial"/>
+        </w:rPr>
+        <w:t>A sikeres létrehozást követően a rendszer az újonnan felvett felhasználói rekordot frissíti és visszaadja, majd a végpont egy megerősítő üzenetet tartalmazó választ küld vissza a kliensnek. Ez a kétrétegű validáció biztosítja, hogy a rendszerbe kizárólag érvényes és egyedi adatokkal rendelkező felhasználók regisztrálhassanak, ezzel is hozzájárulva az alkalmazás adatintegritásának és biztonságának megőrzéséhez.</w:t>
+      </w:r>
+    </w:p>
+    <w:p>
+      <w:pPr>
+        <w:spacing w:line="360" w:lineRule="auto"/>
+        <w:jc w:val="both"/>
+        <w:rPr>
+          <w:rFonts w:ascii="Arial" w:hAnsi="Arial" w:cs="Arial"/>
+        </w:rPr>
+      </w:pPr>
+      <w:r>
+        <w:rPr>
+          <w:rFonts w:ascii="Arial" w:hAnsi="Arial" w:cs="Arial"/>
+        </w:rPr>
+        <w:t>5.</w:t>
+      </w:r>
+      <w:r>
+        <w:rPr>
+          <w:rFonts w:ascii="Arial" w:hAnsi="Arial" w:cs="Arial"/>
+        </w:rPr>
+        <w:t>2</w:t>
+      </w:r>
+      <w:r>
+        <w:rPr>
+          <w:rFonts w:ascii="Arial" w:hAnsi="Arial" w:cs="Arial"/>
+        </w:rPr>
+        <w:t>.2. Bejelentkezés</w:t>
+      </w:r>
+    </w:p>
+    <w:p>
+      <w:pPr>
+        <w:spacing w:line="360" w:lineRule="auto"/>
+        <w:jc w:val="both"/>
+        <w:rPr>
+          <w:rFonts w:ascii="Arial" w:hAnsi="Arial" w:cs="Arial"/>
+        </w:rPr>
+      </w:pPr>
+      <w:r>
+        <w:rPr>
+          <w:rFonts w:ascii="Arial" w:hAnsi="Arial" w:cs="Arial"/>
+        </w:rPr>
+        <w:lastRenderedPageBreak/>
+        <w:t>A regisztrációt követően a felhasználók kétféle módon léphetnek be az alkalmazásba: a hagyományos, felhasználónév és jelszó alapú bejelentkezéssel, valamint a Google-fiók segítségével történő, egyszerűsített bejelentkezéssel (Google Sign-In).</w:t>
+      </w:r>
+    </w:p>
+    <w:p>
+      <w:pPr>
+        <w:spacing w:line="360" w:lineRule="auto"/>
+        <w:jc w:val="both"/>
+        <w:rPr>
+          <w:rFonts w:ascii="Arial" w:hAnsi="Arial" w:cs="Arial"/>
+        </w:rPr>
+      </w:pPr>
+      <w:r>
+        <w:rPr>
+          <w:rFonts w:ascii="Arial" w:hAnsi="Arial" w:cs="Arial"/>
+        </w:rPr>
+        <w:t>5.</w:t>
+      </w:r>
+      <w:r>
+        <w:rPr>
+          <w:rFonts w:ascii="Arial" w:hAnsi="Arial" w:cs="Arial"/>
+        </w:rPr>
+        <w:t>2</w:t>
+      </w:r>
+      <w:r>
+        <w:rPr>
+          <w:rFonts w:ascii="Arial" w:hAnsi="Arial" w:cs="Arial"/>
+        </w:rPr>
+        <w:t xml:space="preserve">.2.1. </w:t>
+      </w:r>
+      <w:r>
+        <w:rPr>
+          <w:rFonts w:ascii="Arial" w:hAnsi="Arial" w:cs="Arial"/>
+        </w:rPr>
+        <w:t>Hagyományos bejelentkezés</w:t>
+      </w:r>
+    </w:p>
+    <w:p>
+      <w:pPr>
+        <w:spacing w:line="360" w:lineRule="auto"/>
+        <w:jc w:val="both"/>
+        <w:rPr>
+          <w:rFonts w:ascii="Arial" w:hAnsi="Arial" w:cs="Arial"/>
+        </w:rPr>
+      </w:pPr>
+      <w:r>
+        <w:rPr>
+          <w:rFonts w:ascii="Arial" w:hAnsi="Arial" w:cs="Arial"/>
+        </w:rPr>
+        <w:t xml:space="preserve">A kliens oldalon a felhasználó a bejelentkezési űrlapon megadja felhasználónevét és jelszavát, amelyeket a rendszer egy aszinkron </w:t>
       </w:r>
       <w:r>
         <w:rPr>
@@ -6499,13 +7989,13 @@
           <w:i/>
           <w:iCs/>
         </w:rPr>
-        <w:t>verify_password</w:t>
-      </w:r>
-      <w:r>
-        <w:rPr>
-          <w:rFonts w:ascii="Arial" w:hAnsi="Arial" w:cs="Arial"/>
-        </w:rPr>
-        <w:t xml:space="preserve"> függvény segítségével ellenőrzi, hogy a megadott jelszó egyezik-e az adatbázisban tárolt, </w:t>
+        <w:t>fetch</w:t>
+      </w:r>
+      <w:r>
+        <w:rPr>
+          <w:rFonts w:ascii="Arial" w:hAnsi="Arial" w:cs="Arial"/>
+        </w:rPr>
+        <w:t xml:space="preserve"> kérés keretében, </w:t>
       </w:r>
       <w:r>
         <w:rPr>
@@ -6513,25 +8003,13 @@
           <w:i/>
           <w:iCs/>
         </w:rPr>
-        <w:t>bcrypt</w:t>
-      </w:r>
-      <w:r>
-        <w:rPr>
-          <w:rFonts w:ascii="Arial" w:hAnsi="Arial" w:cs="Arial"/>
-        </w:rPr>
-        <w:t xml:space="preserve"> algoritmussal </w:t>
-      </w:r>
-      <w:r>
-        <w:rPr>
-          <w:rFonts w:ascii="Arial" w:hAnsi="Arial" w:cs="Arial"/>
-        </w:rPr>
-        <w:t xml:space="preserve">titkosított </w:t>
-      </w:r>
-      <w:r>
-        <w:rPr>
-          <w:rFonts w:ascii="Arial" w:hAnsi="Arial" w:cs="Arial"/>
-        </w:rPr>
-        <w:t xml:space="preserve">jelszóval. Amennyiben a jelszó helytelen, a rendszer szintén 401-es hibaüzenettel válaszol. Fontos biztonsági szempont, hogy mindkét hibaeset – tehát a nem létező felhasználónév és a helytelen jelszó – ugyanazt az általános hibaüzenetet ("Invalid username or password") adja vissza, ezáltal megakadályozva, hogy egy esetleges támadó a hibaüzenetek alapján következtethessen arra, hogy egy adott felhasználónév létezik-e a rendszerben. Sikeres azonosítás esetén a szerver a felhasználó azonosítóját és felhasználónevét tartalmazó választ küld vissza a kliensnek, amelyet a </w:t>
+        <w:t>JSON</w:t>
+      </w:r>
+      <w:r>
+        <w:rPr>
+          <w:rFonts w:ascii="Arial" w:hAnsi="Arial" w:cs="Arial"/>
+        </w:rPr>
+        <w:t xml:space="preserve"> formátumban továbbít a backend </w:t>
       </w:r>
       <w:r>
         <w:rPr>
@@ -6539,13 +8017,13 @@
           <w:i/>
           <w:iCs/>
         </w:rPr>
-        <w:t>JavaScript</w:t>
-      </w:r>
-      <w:r>
-        <w:rPr>
-          <w:rFonts w:ascii="Arial" w:hAnsi="Arial" w:cs="Arial"/>
-        </w:rPr>
-        <w:t xml:space="preserve"> kód a böngésző </w:t>
+        <w:t>/api/login</w:t>
+      </w:r>
+      <w:r>
+        <w:rPr>
+          <w:rFonts w:ascii="Arial" w:hAnsi="Arial" w:cs="Arial"/>
+        </w:rPr>
+        <w:t xml:space="preserve"> végpontjára. A szerver oldalon a </w:t>
       </w:r>
       <w:r>
         <w:rPr>
@@ -6553,49 +8031,13 @@
           <w:i/>
           <w:iCs/>
         </w:rPr>
-        <w:t>localStorage</w:t>
-      </w:r>
-      <w:r>
-        <w:rPr>
-          <w:rFonts w:ascii="Arial" w:hAnsi="Arial" w:cs="Arial"/>
-        </w:rPr>
-        <w:t xml:space="preserve"> tárolójában ment el, majd a felhasználót átirányítja a főoldalra.</w:t>
-      </w:r>
-    </w:p>
-    <w:p>
-      <w:pPr>
-        <w:spacing w:line="360" w:lineRule="auto"/>
-        <w:jc w:val="both"/>
-        <w:rPr>
-          <w:rFonts w:ascii="Arial" w:hAnsi="Arial" w:cs="Arial"/>
-        </w:rPr>
-      </w:pPr>
-      <w:r>
-        <w:rPr>
-          <w:rFonts w:ascii="Arial" w:hAnsi="Arial" w:cs="Arial"/>
-        </w:rPr>
-        <w:t xml:space="preserve">5.1.2.2. </w:t>
-      </w:r>
-      <w:r>
-        <w:rPr>
-          <w:rFonts w:ascii="Arial" w:hAnsi="Arial" w:cs="Arial"/>
-        </w:rPr>
-        <w:t>Bejelentkezés Google-fiókkal</w:t>
-      </w:r>
-    </w:p>
-    <w:p>
-      <w:pPr>
-        <w:spacing w:line="360" w:lineRule="auto"/>
-        <w:jc w:val="both"/>
-        <w:rPr>
-          <w:rFonts w:ascii="Arial" w:hAnsi="Arial" w:cs="Arial"/>
-        </w:rPr>
-      </w:pPr>
-      <w:r>
-        <w:rPr>
-          <w:rFonts w:ascii="Arial" w:hAnsi="Arial" w:cs="Arial"/>
-        </w:rPr>
-        <w:t xml:space="preserve">A hagyományos bejelentkezés mellett az alkalmazás lehetőséget biztosít a </w:t>
+        <w:t>/login</w:t>
+      </w:r>
+      <w:r>
+        <w:rPr>
+          <w:rFonts w:ascii="Arial" w:hAnsi="Arial" w:cs="Arial"/>
+        </w:rPr>
+        <w:t xml:space="preserve"> végpont elsőként lekérdezi az adatbázisból a megadott felhasználónévhez tartozó felhasználói rekordot; amennyiben ilyen felhasználó nem található, a rendszer 401-es státuszkóddal utasítja el a kérést. Sikeres felhasználó-azonosítás esetén a végpont a </w:t>
       </w:r>
       <w:r>
         <w:rPr>
@@ -6603,13 +8045,13 @@
           <w:i/>
           <w:iCs/>
         </w:rPr>
-        <w:t>Google Identity Services</w:t>
-      </w:r>
-      <w:r>
-        <w:rPr>
-          <w:rFonts w:ascii="Arial" w:hAnsi="Arial" w:cs="Arial"/>
-        </w:rPr>
-        <w:t xml:space="preserve"> szolgáltatáson keresztüli, egyszerűsített bejelentkezésre is. A kliens oldal az oldal betöltésekor lekérdezi a szervertől a Google-integrációhoz szükséges kliensazonosítót (</w:t>
+        <w:t>verify_password</w:t>
+      </w:r>
+      <w:r>
+        <w:rPr>
+          <w:rFonts w:ascii="Arial" w:hAnsi="Arial" w:cs="Arial"/>
+        </w:rPr>
+        <w:t xml:space="preserve"> függvény segítségével ellenőrzi, hogy a megadott jelszó egyezik-e az adatbázisban tárolt, </w:t>
       </w:r>
       <w:r>
         <w:rPr>
@@ -6617,52 +8059,25 @@
           <w:i/>
           <w:iCs/>
         </w:rPr>
-        <w:t>client_id</w:t>
-      </w:r>
-      <w:r>
-        <w:rPr>
-          <w:rFonts w:ascii="Arial" w:hAnsi="Arial" w:cs="Arial"/>
-        </w:rPr>
-        <w:t>), majd dinamikusan betölti a Google által biztosított hitelesítési s</w:t>
-      </w:r>
-      <w:r>
-        <w:rPr>
-          <w:rFonts w:ascii="Arial" w:hAnsi="Arial" w:cs="Arial"/>
-        </w:rPr>
-        <w:t>criptet</w:t>
-      </w:r>
-      <w:r>
-        <w:rPr>
-          <w:rFonts w:ascii="Arial" w:hAnsi="Arial" w:cs="Arial"/>
-        </w:rPr>
-        <w:t>. Amennyiben a szolgáltatás nincs megfelelően konfigurálva a szerver oldalon, vagy a s</w:t>
-      </w:r>
-      <w:r>
-        <w:rPr>
-          <w:rFonts w:ascii="Arial" w:hAnsi="Arial" w:cs="Arial"/>
-        </w:rPr>
-        <w:t>cript</w:t>
-      </w:r>
-      <w:r>
-        <w:rPr>
-          <w:rFonts w:ascii="Arial" w:hAnsi="Arial" w:cs="Arial"/>
-        </w:rPr>
-        <w:t xml:space="preserve"> betöltése sikertelen, a felhasználó egy erről tájékoztató üzenetet lát a bejelentkezési gomb helyén, és a hagyományos bejelentkezési lehetőség marad elérhető.</w:t>
-      </w:r>
-    </w:p>
-    <w:p>
-      <w:pPr>
-        <w:spacing w:line="360" w:lineRule="auto"/>
-        <w:jc w:val="both"/>
-        <w:rPr>
-          <w:rFonts w:ascii="Arial" w:hAnsi="Arial" w:cs="Arial"/>
-        </w:rPr>
-      </w:pPr>
-      <w:r>
-        <w:rPr>
-          <w:rFonts w:ascii="Arial" w:hAnsi="Arial" w:cs="Arial"/>
-        </w:rPr>
-        <w:t xml:space="preserve">A </w:t>
+        <w:t>bcrypt</w:t>
+      </w:r>
+      <w:r>
+        <w:rPr>
+          <w:rFonts w:ascii="Arial" w:hAnsi="Arial" w:cs="Arial"/>
+        </w:rPr>
+        <w:t xml:space="preserve"> algoritmussal </w:t>
+      </w:r>
+      <w:r>
+        <w:rPr>
+          <w:rFonts w:ascii="Arial" w:hAnsi="Arial" w:cs="Arial"/>
+        </w:rPr>
+        <w:t xml:space="preserve">titkosított </w:t>
+      </w:r>
+      <w:r>
+        <w:rPr>
+          <w:rFonts w:ascii="Arial" w:hAnsi="Arial" w:cs="Arial"/>
+        </w:rPr>
+        <w:t xml:space="preserve">jelszóval. Amennyiben a jelszó helytelen, a rendszer szintén 401-es hibaüzenettel válaszol. Fontos biztonsági szempont, hogy mindkét hibaeset – tehát a nem létező felhasználónév és a helytelen jelszó – ugyanazt az általános hibaüzenetet ("Invalid username or password") adja vissza, ezáltal megakadályozva, hogy egy esetleges támadó a hibaüzenetek alapján következtethessen arra, hogy egy adott felhasználónév létezik-e a rendszerben. Sikeres azonosítás esetén a szerver a felhasználó azonosítóját és felhasználónevét tartalmazó választ küld vissza a kliensnek, amelyet a </w:t>
       </w:r>
       <w:r>
         <w:rPr>
@@ -6670,13 +8085,13 @@
           <w:i/>
           <w:iCs/>
         </w:rPr>
-        <w:t>Google</w:t>
-      </w:r>
-      <w:r>
-        <w:rPr>
-          <w:rFonts w:ascii="Arial" w:hAnsi="Arial" w:cs="Arial"/>
-        </w:rPr>
-        <w:t xml:space="preserve"> által generált gombra kattintva a felhasználó a saját Google-fiókjával azonosíthatja magát, amelynek eredményeként egy titkosított azonosító tokent (</w:t>
+        <w:t>JavaScript</w:t>
+      </w:r>
+      <w:r>
+        <w:rPr>
+          <w:rFonts w:ascii="Arial" w:hAnsi="Arial" w:cs="Arial"/>
+        </w:rPr>
+        <w:t xml:space="preserve"> kód a böngésző </w:t>
       </w:r>
       <w:r>
         <w:rPr>
@@ -6684,13 +8099,61 @@
           <w:i/>
           <w:iCs/>
         </w:rPr>
-        <w:t>ID token</w:t>
-      </w:r>
-      <w:r>
-        <w:rPr>
-          <w:rFonts w:ascii="Arial" w:hAnsi="Arial" w:cs="Arial"/>
-        </w:rPr>
-        <w:t xml:space="preserve">) kap a kliens. Ez a token a </w:t>
+        <w:t>localStorage</w:t>
+      </w:r>
+      <w:r>
+        <w:rPr>
+          <w:rFonts w:ascii="Arial" w:hAnsi="Arial" w:cs="Arial"/>
+        </w:rPr>
+        <w:t xml:space="preserve"> tárolójában ment el, majd a felhasználót átirányítja a főoldalra.</w:t>
+      </w:r>
+    </w:p>
+    <w:p>
+      <w:pPr>
+        <w:spacing w:line="360" w:lineRule="auto"/>
+        <w:jc w:val="both"/>
+        <w:rPr>
+          <w:rFonts w:ascii="Arial" w:hAnsi="Arial" w:cs="Arial"/>
+        </w:rPr>
+      </w:pPr>
+      <w:r>
+        <w:rPr>
+          <w:rFonts w:ascii="Arial" w:hAnsi="Arial" w:cs="Arial"/>
+        </w:rPr>
+        <w:t>5.</w:t>
+      </w:r>
+      <w:r>
+        <w:rPr>
+          <w:rFonts w:ascii="Arial" w:hAnsi="Arial" w:cs="Arial"/>
+        </w:rPr>
+        <w:t>2</w:t>
+      </w:r>
+      <w:r>
+        <w:rPr>
+          <w:rFonts w:ascii="Arial" w:hAnsi="Arial" w:cs="Arial"/>
+        </w:rPr>
+        <w:t xml:space="preserve">.2.2. </w:t>
+      </w:r>
+      <w:r>
+        <w:rPr>
+          <w:rFonts w:ascii="Arial" w:hAnsi="Arial" w:cs="Arial"/>
+        </w:rPr>
+        <w:t>Bejelentkezés Google-fiókkal</w:t>
+      </w:r>
+    </w:p>
+    <w:p>
+      <w:pPr>
+        <w:spacing w:line="360" w:lineRule="auto"/>
+        <w:jc w:val="both"/>
+        <w:rPr>
+          <w:rFonts w:ascii="Arial" w:hAnsi="Arial" w:cs="Arial"/>
+        </w:rPr>
+      </w:pPr>
+      <w:r>
+        <w:rPr>
+          <w:rFonts w:ascii="Arial" w:hAnsi="Arial" w:cs="Arial"/>
+        </w:rPr>
+        <w:t xml:space="preserve">A hagyományos bejelentkezés mellett az alkalmazás lehetőséget biztosít a </w:t>
       </w:r>
       <w:r>
         <w:rPr>
@@ -6698,13 +8161,13 @@
           <w:i/>
           <w:iCs/>
         </w:rPr>
-        <w:t>/api/google-login</w:t>
-      </w:r>
-      <w:r>
-        <w:rPr>
-          <w:rFonts w:ascii="Arial" w:hAnsi="Arial" w:cs="Arial"/>
-        </w:rPr>
-        <w:t xml:space="preserve"> végpontra kerül továbbításra, ahol a szerver a Google hivatalos könyvtára (</w:t>
+        <w:t>Google Identity Services</w:t>
+      </w:r>
+      <w:r>
+        <w:rPr>
+          <w:rFonts w:ascii="Arial" w:hAnsi="Arial" w:cs="Arial"/>
+        </w:rPr>
+        <w:t xml:space="preserve"> szolgáltatáson keresztüli, egyszerűsített bejelentkezésre is. A kliens oldal az oldal betöltésekor lekérdezi a szervertől a Google-integrációhoz szükséges kliensazonosítót (</w:t>
       </w:r>
       <w:r>
         <w:rPr>
@@ -6712,29 +8175,52 @@
           <w:i/>
           <w:iCs/>
         </w:rPr>
-        <w:t>id_token.verify_oauth2_token</w:t>
-      </w:r>
-      <w:r>
-        <w:rPr>
-          <w:rFonts w:ascii="Arial" w:hAnsi="Arial" w:cs="Arial"/>
-        </w:rPr>
-        <w:t>) segítségével ellenőrzi a token érvényességét és hitelességét, valamint azt, hogy a hozzá tartozó e-mail cím megerősített státuszú-e. Amennyiben a token érvénytelen, vagy az e-mail cím nincs megerősítve, a rendszer a megfelelő hibaüzenettel elutasítja a kérést.</w:t>
-      </w:r>
-    </w:p>
-    <w:p>
-      <w:pPr>
-        <w:spacing w:line="360" w:lineRule="auto"/>
-        <w:jc w:val="both"/>
-        <w:rPr>
-          <w:rFonts w:ascii="Arial" w:hAnsi="Arial" w:cs="Arial"/>
-        </w:rPr>
-      </w:pPr>
-      <w:r>
-        <w:rPr>
-          <w:rFonts w:ascii="Arial" w:hAnsi="Arial" w:cs="Arial"/>
-        </w:rPr>
-        <w:lastRenderedPageBreak/>
-        <w:t xml:space="preserve">Sikeres ellenőrzést követően a rendszer megvizsgálja, hogy az adott e-mail címhez tartozik-e már regisztrált felhasználói fiók. Amennyiben igen, a bejelentkezés ehhez a meglévő fiókhoz történik. Amennyiben nem, a rendszer automatikusan létrehoz egy új felhasználói fiókot: a </w:t>
+        <w:t>client_id</w:t>
+      </w:r>
+      <w:r>
+        <w:rPr>
+          <w:rFonts w:ascii="Arial" w:hAnsi="Arial" w:cs="Arial"/>
+        </w:rPr>
+        <w:t>), majd dinamikusan betölti a Google által biztosított hitelesítési s</w:t>
+      </w:r>
+      <w:r>
+        <w:rPr>
+          <w:rFonts w:ascii="Arial" w:hAnsi="Arial" w:cs="Arial"/>
+        </w:rPr>
+        <w:t>criptet</w:t>
+      </w:r>
+      <w:r>
+        <w:rPr>
+          <w:rFonts w:ascii="Arial" w:hAnsi="Arial" w:cs="Arial"/>
+        </w:rPr>
+        <w:t>. Amennyiben a szolgáltatás nincs megfelelően konfigurálva a szerver oldalon, vagy a s</w:t>
+      </w:r>
+      <w:r>
+        <w:rPr>
+          <w:rFonts w:ascii="Arial" w:hAnsi="Arial" w:cs="Arial"/>
+        </w:rPr>
+        <w:t>cript</w:t>
+      </w:r>
+      <w:r>
+        <w:rPr>
+          <w:rFonts w:ascii="Arial" w:hAnsi="Arial" w:cs="Arial"/>
+        </w:rPr>
+        <w:t xml:space="preserve"> betöltése sikertelen, a felhasználó egy erről tájékoztató üzenetet lát a bejelentkezési gomb helyén, és a hagyományos bejelentkezési lehetőség marad elérhető.</w:t>
+      </w:r>
+    </w:p>
+    <w:p>
+      <w:pPr>
+        <w:spacing w:line="360" w:lineRule="auto"/>
+        <w:jc w:val="both"/>
+        <w:rPr>
+          <w:rFonts w:ascii="Arial" w:hAnsi="Arial" w:cs="Arial"/>
+        </w:rPr>
+      </w:pPr>
+      <w:r>
+        <w:rPr>
+          <w:rFonts w:ascii="Arial" w:hAnsi="Arial" w:cs="Arial"/>
+        </w:rPr>
+        <w:t xml:space="preserve">A </w:t>
       </w:r>
       <w:r>
         <w:rPr>
@@ -6742,37 +8228,13 @@
           <w:i/>
           <w:iCs/>
         </w:rPr>
-        <w:t>create_google_user</w:t>
-      </w:r>
-      <w:r>
-        <w:rPr>
-          <w:rFonts w:ascii="Arial" w:hAnsi="Arial" w:cs="Arial"/>
-        </w:rPr>
-        <w:t xml:space="preserve"> függvény a Google-fiókból kapott név (vagy ennek hiányában az e-mail cím) alapján generál egy egyedi, kizárólag kisbetűket, számokat és aláhúzásjelet tartalmazó felhasználónevet, amelyet ütközés esetén</w:t>
-      </w:r>
-      <w:r>
-        <w:rPr>
-          <w:rFonts w:ascii="Arial" w:hAnsi="Arial" w:cs="Arial"/>
-        </w:rPr>
-        <w:t>,</w:t>
-      </w:r>
-      <w:r>
-        <w:rPr>
-          <w:rFonts w:ascii="Arial" w:hAnsi="Arial" w:cs="Arial"/>
-        </w:rPr>
-        <w:t xml:space="preserve"> tehát ha a generált név már foglalt</w:t>
-      </w:r>
-      <w:r>
-        <w:rPr>
-          <w:rFonts w:ascii="Arial" w:hAnsi="Arial" w:cs="Arial"/>
-        </w:rPr>
-        <w:t>,</w:t>
-      </w:r>
-      <w:r>
-        <w:rPr>
-          <w:rFonts w:ascii="Arial" w:hAnsi="Arial" w:cs="Arial"/>
-        </w:rPr>
-        <w:t xml:space="preserve"> automatikusan sorszámmal lát el, egészen addig, amíg egyedi felhasználónevet nem talál. Mivel a Google-fiókkal regisztrált felhasználók nem rendelkeznek saját, általuk megadott jelszóval, a rendszer egy kriptográfiailag biztonságos, véletlenszerűen generált jelszót (</w:t>
+        <w:t>Google</w:t>
+      </w:r>
+      <w:r>
+        <w:rPr>
+          <w:rFonts w:ascii="Arial" w:hAnsi="Arial" w:cs="Arial"/>
+        </w:rPr>
+        <w:t xml:space="preserve"> által generált gombra kattintva a felhasználó a saját Google-fiókjával azonosíthatja magát, amelynek eredményeként egy titkosított azonosító tokent (</w:t>
       </w:r>
       <w:r>
         <w:rPr>
@@ -6780,52 +8242,13 @@
           <w:i/>
           <w:iCs/>
         </w:rPr>
-        <w:t>secrets.token_urlsafe</w:t>
-      </w:r>
-      <w:r>
-        <w:rPr>
-          <w:rFonts w:ascii="Arial" w:hAnsi="Arial" w:cs="Arial"/>
-        </w:rPr>
-        <w:t>) hoz létre és tárol el</w:t>
-      </w:r>
-      <w:r>
-        <w:rPr>
-          <w:rFonts w:ascii="Arial" w:hAnsi="Arial" w:cs="Arial"/>
-        </w:rPr>
-        <w:t xml:space="preserve">, </w:t>
-      </w:r>
-      <w:r>
-        <w:rPr>
-          <w:rFonts w:ascii="Arial" w:hAnsi="Arial" w:cs="Arial"/>
-        </w:rPr>
-        <w:t>amely gyakorlatilag használhatatlan a hagyományos bejelentkezéshez, azonban biztosítja az adatbázis-séma konzisztenciáját.</w:t>
-      </w:r>
-    </w:p>
-    <w:p>
-      <w:pPr>
-        <w:spacing w:line="360" w:lineRule="auto"/>
-        <w:jc w:val="both"/>
-        <w:rPr>
-          <w:rFonts w:ascii="Arial" w:hAnsi="Arial" w:cs="Arial"/>
-        </w:rPr>
-      </w:pPr>
-      <w:r>
-        <w:rPr>
-          <w:rFonts w:ascii="Arial" w:hAnsi="Arial" w:cs="Arial"/>
-        </w:rPr>
-        <w:t>A sikeres bejelentkezés</w:t>
-      </w:r>
-      <w:r>
-        <w:rPr>
-          <w:rFonts w:ascii="Arial" w:hAnsi="Arial" w:cs="Arial"/>
-        </w:rPr>
-        <w:t xml:space="preserve"> után </w:t>
-      </w:r>
-      <w:r>
-        <w:rPr>
-          <w:rFonts w:ascii="Arial" w:hAnsi="Arial" w:cs="Arial"/>
-        </w:rPr>
-        <w:t>a szerver mindkét esetben azonos szerkezetű választ (</w:t>
+        <w:t>ID token</w:t>
+      </w:r>
+      <w:r>
+        <w:rPr>
+          <w:rFonts w:ascii="Arial" w:hAnsi="Arial" w:cs="Arial"/>
+        </w:rPr>
+        <w:t xml:space="preserve">) kap a kliens. Ez a token a </w:t>
       </w:r>
       <w:r>
         <w:rPr>
@@ -6833,13 +8256,20 @@
           <w:i/>
           <w:iCs/>
         </w:rPr>
-        <w:t>LoginResponse</w:t>
-      </w:r>
-      <w:r>
-        <w:rPr>
-          <w:rFonts w:ascii="Arial" w:hAnsi="Arial" w:cs="Arial"/>
-        </w:rPr>
-        <w:t xml:space="preserve">) küld vissza, amely tartalmazza a felhasználó azonosítóját és felhasználónevét. Ez az egységes válaszformátum lehetővé teszi, hogy a kliens oldali munkamenet-kezelés (a </w:t>
+        <w:t>/api/google-login</w:t>
+      </w:r>
+      <w:r>
+        <w:rPr>
+          <w:rFonts w:ascii="Arial" w:hAnsi="Arial" w:cs="Arial"/>
+        </w:rPr>
+        <w:t xml:space="preserve"> végpontra kerül továbbításra, ahol </w:t>
+      </w:r>
+      <w:r>
+        <w:rPr>
+          <w:rFonts w:ascii="Arial" w:hAnsi="Arial" w:cs="Arial"/>
+        </w:rPr>
+        <w:lastRenderedPageBreak/>
+        <w:t>a szerver a Google hivatalos könyvtára (</w:t>
       </w:r>
       <w:r>
         <w:rPr>
@@ -6847,79 +8277,28 @@
           <w:i/>
           <w:iCs/>
         </w:rPr>
-        <w:t>saveSessionAndRedirect</w:t>
-      </w:r>
-      <w:r>
-        <w:rPr>
-          <w:rFonts w:ascii="Arial" w:hAnsi="Arial" w:cs="Arial"/>
-        </w:rPr>
-        <w:t xml:space="preserve"> függvény) mindkét bejelentkezési módnál azonos módon kezelje a sikeres azonosítást, és irányítsa át a felhasználót az alkalmazás főoldalára.</w:t>
-      </w:r>
-    </w:p>
-    <w:p>
-      <w:pPr>
-        <w:spacing w:line="360" w:lineRule="auto"/>
-        <w:jc w:val="both"/>
-        <w:rPr>
-          <w:rFonts w:ascii="Arial" w:hAnsi="Arial" w:cs="Arial"/>
-        </w:rPr>
-      </w:pPr>
-      <w:r>
-        <w:rPr>
-          <w:rFonts w:ascii="Arial" w:hAnsi="Arial" w:cs="Arial"/>
-        </w:rPr>
-        <w:t>5.1.3. Jelszó visszaállítás</w:t>
-      </w:r>
-    </w:p>
-    <w:p>
-      <w:pPr>
-        <w:spacing w:line="360" w:lineRule="auto"/>
-        <w:jc w:val="both"/>
-        <w:rPr>
-          <w:rFonts w:ascii="Arial" w:hAnsi="Arial" w:cs="Arial"/>
-        </w:rPr>
-      </w:pPr>
-      <w:r>
-        <w:rPr>
-          <w:rFonts w:ascii="Arial" w:hAnsi="Arial" w:cs="Arial"/>
-        </w:rPr>
-        <w:t>Előfordulhat, hogy a felhasználó elfelejti a fiókjához tartozó jelszavát, ezért az alkalmazás egy biztonságos, token-alapú jelszó-visszaállítási mechanizmust biztosít, amely két egymásra épülő lépésből áll: a visszaállítási kérelem elküldéséből, valamint az új jelszó megadásából.</w:t>
-      </w:r>
-    </w:p>
-    <w:p>
-      <w:pPr>
-        <w:spacing w:line="360" w:lineRule="auto"/>
-        <w:jc w:val="both"/>
-        <w:rPr>
-          <w:rFonts w:ascii="Arial" w:hAnsi="Arial" w:cs="Arial"/>
-        </w:rPr>
-      </w:pPr>
-      <w:r>
-        <w:rPr>
-          <w:rFonts w:ascii="Arial" w:hAnsi="Arial" w:cs="Arial"/>
-        </w:rPr>
-        <w:t xml:space="preserve">5.1.3.1. </w:t>
-      </w:r>
-      <w:r>
-        <w:rPr>
-          <w:rFonts w:ascii="Arial" w:hAnsi="Arial" w:cs="Arial"/>
-        </w:rPr>
-        <w:t>A jelszó-visszaállítás kérelmezése</w:t>
-      </w:r>
-    </w:p>
-    <w:p>
-      <w:pPr>
-        <w:spacing w:line="360" w:lineRule="auto"/>
-        <w:jc w:val="both"/>
-        <w:rPr>
-          <w:rFonts w:ascii="Arial" w:hAnsi="Arial" w:cs="Arial"/>
-        </w:rPr>
-      </w:pPr>
-      <w:r>
-        <w:rPr>
-          <w:rFonts w:ascii="Arial" w:hAnsi="Arial" w:cs="Arial"/>
-        </w:rPr>
-        <w:t xml:space="preserve">A bejelentkezési oldalon elhelyezett "Elfelejtett jelszó" hivatkozásra kattintva egy felugró ablak jelenik meg, amelyben a felhasználó megadhatja a fiókjához tartozó e-mail címét. Az űrlap elküldését követően a kliens egy aszinkron </w:t>
+        <w:t>id_token.verify_oauth2_token</w:t>
+      </w:r>
+      <w:r>
+        <w:rPr>
+          <w:rFonts w:ascii="Arial" w:hAnsi="Arial" w:cs="Arial"/>
+        </w:rPr>
+        <w:t>) segítségével ellenőrzi a token érvényességét és hitelességét, valamint azt, hogy a hozzá tartozó e-mail cím megerősített státuszú-e. Amennyiben a token érvénytelen, vagy az e-mail cím nincs megerősítve, a rendszer a megfelelő hibaüzenettel elutasítja a kérést.</w:t>
+      </w:r>
+    </w:p>
+    <w:p>
+      <w:pPr>
+        <w:spacing w:line="360" w:lineRule="auto"/>
+        <w:jc w:val="both"/>
+        <w:rPr>
+          <w:rFonts w:ascii="Arial" w:hAnsi="Arial" w:cs="Arial"/>
+        </w:rPr>
+      </w:pPr>
+      <w:r>
+        <w:rPr>
+          <w:rFonts w:ascii="Arial" w:hAnsi="Arial" w:cs="Arial"/>
+        </w:rPr>
+        <w:t xml:space="preserve">Sikeres ellenőrzést követően a rendszer megvizsgálja, hogy az adott e-mail címhez tartozik-e már regisztrált felhasználói fiók. Amennyiben igen, a bejelentkezés ehhez a meglévő fiókhoz történik. Amennyiben nem, a rendszer automatikusan létrehoz egy új felhasználói fiókot: a </w:t>
       </w:r>
       <w:r>
         <w:rPr>
@@ -6927,13 +8306,37 @@
           <w:i/>
           <w:iCs/>
         </w:rPr>
-        <w:t>fetch</w:t>
-      </w:r>
-      <w:r>
-        <w:rPr>
-          <w:rFonts w:ascii="Arial" w:hAnsi="Arial" w:cs="Arial"/>
-        </w:rPr>
-        <w:t xml:space="preserve"> kérés keretében továbbítja a megadott e-mail címet a backend </w:t>
+        <w:t>create_google_user</w:t>
+      </w:r>
+      <w:r>
+        <w:rPr>
+          <w:rFonts w:ascii="Arial" w:hAnsi="Arial" w:cs="Arial"/>
+        </w:rPr>
+        <w:t xml:space="preserve"> függvény a Google-fiókból kapott név (vagy ennek hiányában az e-mail cím) alapján generál egy egyedi, kizárólag kisbetűket, számokat és aláhúzásjelet tartalmazó felhasználónevet, amelyet ütközés esetén</w:t>
+      </w:r>
+      <w:r>
+        <w:rPr>
+          <w:rFonts w:ascii="Arial" w:hAnsi="Arial" w:cs="Arial"/>
+        </w:rPr>
+        <w:t>,</w:t>
+      </w:r>
+      <w:r>
+        <w:rPr>
+          <w:rFonts w:ascii="Arial" w:hAnsi="Arial" w:cs="Arial"/>
+        </w:rPr>
+        <w:t xml:space="preserve"> tehát ha a generált név már foglalt</w:t>
+      </w:r>
+      <w:r>
+        <w:rPr>
+          <w:rFonts w:ascii="Arial" w:hAnsi="Arial" w:cs="Arial"/>
+        </w:rPr>
+        <w:t>,</w:t>
+      </w:r>
+      <w:r>
+        <w:rPr>
+          <w:rFonts w:ascii="Arial" w:hAnsi="Arial" w:cs="Arial"/>
+        </w:rPr>
+        <w:t xml:space="preserve"> automatikusan sorszámmal lát el, egészen addig, amíg egyedi felhasználónevet nem talál. Mivel a Google-fiókkal regisztrált felhasználók nem rendelkeznek saját, általuk megadott jelszóval, a rendszer egy kriptográfiailag biztonságos, véletlenszerűen generált jelszót (</w:t>
       </w:r>
       <w:r>
         <w:rPr>
@@ -6941,35 +8344,52 @@
           <w:i/>
           <w:iCs/>
         </w:rPr>
-        <w:t>/api/forgot-password/request</w:t>
-      </w:r>
-      <w:r>
-        <w:rPr>
-          <w:rFonts w:ascii="Arial" w:hAnsi="Arial" w:cs="Arial"/>
-        </w:rPr>
-        <w:t xml:space="preserve"> végpontjára.</w:t>
-      </w:r>
-    </w:p>
-    <w:p>
-      <w:pPr>
-        <w:spacing w:line="360" w:lineRule="auto"/>
-        <w:jc w:val="both"/>
-        <w:rPr>
-          <w:rFonts w:ascii="Arial" w:hAnsi="Arial" w:cs="Arial"/>
-        </w:rPr>
-      </w:pPr>
-      <w:r>
-        <w:rPr>
-          <w:rFonts w:ascii="Arial" w:hAnsi="Arial" w:cs="Arial"/>
-        </w:rPr>
-        <w:t xml:space="preserve">A szerver oldalon ez a végpont megvizsgálja, hogy a megadott e-mail címhez tartozik-e regisztrált felhasználói fiók. Amennyiben igen, a rendszer létrehoz egy egyszer </w:t>
-      </w:r>
-      <w:r>
-        <w:rPr>
-          <w:rFonts w:ascii="Arial" w:hAnsi="Arial" w:cs="Arial"/>
-        </w:rPr>
-        <w:lastRenderedPageBreak/>
-        <w:t>használatos, kriptográfiailag biztonságos visszaállítási tokent (</w:t>
+        <w:t>secrets.token_urlsafe</w:t>
+      </w:r>
+      <w:r>
+        <w:rPr>
+          <w:rFonts w:ascii="Arial" w:hAnsi="Arial" w:cs="Arial"/>
+        </w:rPr>
+        <w:t>) hoz létre és tárol el</w:t>
+      </w:r>
+      <w:r>
+        <w:rPr>
+          <w:rFonts w:ascii="Arial" w:hAnsi="Arial" w:cs="Arial"/>
+        </w:rPr>
+        <w:t xml:space="preserve">, </w:t>
+      </w:r>
+      <w:r>
+        <w:rPr>
+          <w:rFonts w:ascii="Arial" w:hAnsi="Arial" w:cs="Arial"/>
+        </w:rPr>
+        <w:t>amely gyakorlatilag használhatatlan a hagyományos bejelentkezéshez, azonban biztosítja az adatbázis-séma konzisztenciáját.</w:t>
+      </w:r>
+    </w:p>
+    <w:p>
+      <w:pPr>
+        <w:spacing w:line="360" w:lineRule="auto"/>
+        <w:jc w:val="both"/>
+        <w:rPr>
+          <w:rFonts w:ascii="Arial" w:hAnsi="Arial" w:cs="Arial"/>
+        </w:rPr>
+      </w:pPr>
+      <w:r>
+        <w:rPr>
+          <w:rFonts w:ascii="Arial" w:hAnsi="Arial" w:cs="Arial"/>
+        </w:rPr>
+        <w:t>A sikeres bejelentkezés</w:t>
+      </w:r>
+      <w:r>
+        <w:rPr>
+          <w:rFonts w:ascii="Arial" w:hAnsi="Arial" w:cs="Arial"/>
+        </w:rPr>
+        <w:t xml:space="preserve"> után </w:t>
+      </w:r>
+      <w:r>
+        <w:rPr>
+          <w:rFonts w:ascii="Arial" w:hAnsi="Arial" w:cs="Arial"/>
+        </w:rPr>
+        <w:t>a szerver mindkét esetben azonos szerkezetű választ (</w:t>
       </w:r>
       <w:r>
         <w:rPr>
@@ -6977,13 +8397,13 @@
           <w:i/>
           <w:iCs/>
         </w:rPr>
-        <w:t>secrets.token_urlsafe</w:t>
-      </w:r>
-      <w:r>
-        <w:rPr>
-          <w:rFonts w:ascii="Arial" w:hAnsi="Arial" w:cs="Arial"/>
-        </w:rPr>
-        <w:t xml:space="preserve">), amelyet nem nyílt formában, hanem </w:t>
+        <w:t>LoginResponse</w:t>
+      </w:r>
+      <w:r>
+        <w:rPr>
+          <w:rFonts w:ascii="Arial" w:hAnsi="Arial" w:cs="Arial"/>
+        </w:rPr>
+        <w:t xml:space="preserve">) küld vissza, amely tartalmazza a felhasználó azonosítóját és felhasználónevét. Ez az egységes válaszformátum lehetővé teszi, hogy a kliens oldali munkamenet-kezelés (a </w:t>
       </w:r>
       <w:r>
         <w:rPr>
@@ -6991,127 +8411,103 @@
           <w:i/>
           <w:iCs/>
         </w:rPr>
-        <w:t>SHA-256</w:t>
-      </w:r>
-      <w:r>
-        <w:rPr>
-          <w:rFonts w:ascii="Arial" w:hAnsi="Arial" w:cs="Arial"/>
-        </w:rPr>
-        <w:t xml:space="preserve"> algoritmussal hash-elve tárol el az adatbázisban, egy 30 perces érvényességi idővel ellátva. A generált token birtokában a rendszer egy visszaállítási hivatkozást állít össze, amelyet e-mailben megküld a felhasználó számára. Fontos megjegyezni, hogy egy adott felhasználóhoz tartozó, korábban kiadott, még fel nem használt tokenek</w:t>
-      </w:r>
-      <w:r>
-        <w:rPr>
-          <w:rFonts w:ascii="Arial" w:hAnsi="Arial" w:cs="Arial"/>
-        </w:rPr>
-        <w:t>et</w:t>
-      </w:r>
-      <w:r>
-        <w:rPr>
-          <w:rFonts w:ascii="Arial" w:hAnsi="Arial" w:cs="Arial"/>
-        </w:rPr>
-        <w:t xml:space="preserve"> a rendszer automatikusan érvényteleníti egy új kérelem esetén, ez</w:t>
-      </w:r>
-      <w:r>
-        <w:rPr>
-          <w:rFonts w:ascii="Arial" w:hAnsi="Arial" w:cs="Arial"/>
-        </w:rPr>
-        <w:t>zel</w:t>
-      </w:r>
-      <w:r>
-        <w:rPr>
-          <w:rFonts w:ascii="Arial" w:hAnsi="Arial" w:cs="Arial"/>
-        </w:rPr>
-        <w:t xml:space="preserve"> biztosítva, hogy egy időben mindig csak egy érvényes visszaállítási hivatkozás létezzen.</w:t>
-      </w:r>
-    </w:p>
-    <w:p>
-      <w:pPr>
-        <w:spacing w:line="360" w:lineRule="auto"/>
-        <w:jc w:val="both"/>
-        <w:rPr>
-          <w:rFonts w:ascii="Arial" w:hAnsi="Arial" w:cs="Arial"/>
-        </w:rPr>
-      </w:pPr>
-      <w:r>
-        <w:rPr>
-          <w:rFonts w:ascii="Arial" w:hAnsi="Arial" w:cs="Arial"/>
-        </w:rPr>
-        <w:t>Biztonsági szempontból kiemelten fontos tervezési döntés, hogy a végpont mindig ugyanazt az általános üzenetet adja vissza a felhasználónak. Ezáltal a rendszer megakadályozza, hogy egy esetleges támadó a válaszok alapján felderíthesse, mely e-mail címek rendelkeznek regisztrált fiókkal az</w:t>
-      </w:r>
-      <w:r>
-        <w:rPr>
-          <w:rFonts w:ascii="Arial" w:hAnsi="Arial" w:cs="Arial"/>
-        </w:rPr>
-        <w:t xml:space="preserve"> alkalmazásban</w:t>
-      </w:r>
-      <w:r>
-        <w:rPr>
-          <w:rFonts w:ascii="Arial" w:hAnsi="Arial" w:cs="Arial"/>
-        </w:rPr>
-        <w:t>.</w:t>
-      </w:r>
-    </w:p>
-    <w:p>
-      <w:pPr>
-        <w:spacing w:line="360" w:lineRule="auto"/>
-        <w:jc w:val="both"/>
-        <w:rPr>
-          <w:rFonts w:ascii="Arial" w:hAnsi="Arial" w:cs="Arial"/>
-        </w:rPr>
-      </w:pPr>
-      <w:r>
-        <w:rPr>
-          <w:rFonts w:ascii="Arial" w:hAnsi="Arial" w:cs="Arial"/>
-        </w:rPr>
-        <w:t xml:space="preserve">5.1.3.2. </w:t>
-      </w:r>
-      <w:r>
-        <w:rPr>
-          <w:rFonts w:ascii="Arial" w:hAnsi="Arial" w:cs="Arial"/>
-        </w:rPr>
-        <w:t>Az új jelszó megadása</w:t>
-      </w:r>
-    </w:p>
-    <w:p>
-      <w:pPr>
-        <w:spacing w:line="360" w:lineRule="auto"/>
-        <w:jc w:val="both"/>
-        <w:rPr>
-          <w:rFonts w:ascii="Arial" w:hAnsi="Arial" w:cs="Arial"/>
-        </w:rPr>
-      </w:pPr>
-      <w:r>
-        <w:rPr>
-          <w:rFonts w:ascii="Arial" w:hAnsi="Arial" w:cs="Arial"/>
-        </w:rPr>
-        <w:t>A felhasználó az e-mailben kapott hivatkozásra kattintva jut el a jelszó-visszaállító oldalra, amely az URL-ből kinyeri a hozzá tartozó visszaállítási tokent. Amennyiben a hivatkozás nem tartalmaz tokent, a rendszer egy érvénytelenségről tájékoztató üzenetet jelenít meg, és nem engedi a jelszó megváltoztatását.</w:t>
-      </w:r>
-    </w:p>
-    <w:p>
-      <w:pPr>
-        <w:spacing w:line="360" w:lineRule="auto"/>
-        <w:jc w:val="both"/>
-        <w:rPr>
-          <w:rFonts w:ascii="Arial" w:hAnsi="Arial" w:cs="Arial"/>
-        </w:rPr>
-      </w:pPr>
-      <w:r>
-        <w:rPr>
-          <w:rFonts w:ascii="Arial" w:hAnsi="Arial" w:cs="Arial"/>
-        </w:rPr>
-        <w:t xml:space="preserve">Érvényes token esetén a felhasználó megadhatja új jelszavát, </w:t>
-      </w:r>
-      <w:r>
-        <w:rPr>
-          <w:rFonts w:ascii="Arial" w:hAnsi="Arial" w:cs="Arial"/>
-        </w:rPr>
-        <w:t xml:space="preserve">amit </w:t>
-      </w:r>
-      <w:r>
-        <w:rPr>
-          <w:rFonts w:ascii="Arial" w:hAnsi="Arial" w:cs="Arial"/>
-        </w:rPr>
-        <w:t xml:space="preserve">meg is kell erősítenie. A kliens oldali </w:t>
+        <w:t>saveSessionAndRedirect</w:t>
+      </w:r>
+      <w:r>
+        <w:rPr>
+          <w:rFonts w:ascii="Arial" w:hAnsi="Arial" w:cs="Arial"/>
+        </w:rPr>
+        <w:t xml:space="preserve"> függvény) mindkét bejelentkezési módnál azonos módon kezelje a sikeres azonosítást, és irányítsa át a felhasználót az alkalmazás főoldalára.</w:t>
+      </w:r>
+    </w:p>
+    <w:p>
+      <w:pPr>
+        <w:spacing w:line="360" w:lineRule="auto"/>
+        <w:jc w:val="both"/>
+        <w:rPr>
+          <w:rFonts w:ascii="Arial" w:hAnsi="Arial" w:cs="Arial"/>
+        </w:rPr>
+      </w:pPr>
+      <w:r>
+        <w:rPr>
+          <w:rFonts w:ascii="Arial" w:hAnsi="Arial" w:cs="Arial"/>
+        </w:rPr>
+        <w:t>5.</w:t>
+      </w:r>
+      <w:r>
+        <w:rPr>
+          <w:rFonts w:ascii="Arial" w:hAnsi="Arial" w:cs="Arial"/>
+        </w:rPr>
+        <w:t>2</w:t>
+      </w:r>
+      <w:r>
+        <w:rPr>
+          <w:rFonts w:ascii="Arial" w:hAnsi="Arial" w:cs="Arial"/>
+        </w:rPr>
+        <w:t>.3. Jelszó visszaállítás</w:t>
+      </w:r>
+    </w:p>
+    <w:p>
+      <w:pPr>
+        <w:spacing w:line="360" w:lineRule="auto"/>
+        <w:jc w:val="both"/>
+        <w:rPr>
+          <w:rFonts w:ascii="Arial" w:hAnsi="Arial" w:cs="Arial"/>
+        </w:rPr>
+      </w:pPr>
+      <w:r>
+        <w:rPr>
+          <w:rFonts w:ascii="Arial" w:hAnsi="Arial" w:cs="Arial"/>
+        </w:rPr>
+        <w:t>Előfordulhat, hogy a felhasználó elfelejti a fiókjához tartozó jelszavát, ezért az alkalmazás egy biztonságos, token-alapú jelszó-visszaállítási mechanizmust biztosít, amely két egymásra épülő lépésből áll: a visszaállítási kérelem elküldéséből, valamint az új jelszó megadásából.</w:t>
+      </w:r>
+    </w:p>
+    <w:p>
+      <w:pPr>
+        <w:spacing w:line="360" w:lineRule="auto"/>
+        <w:jc w:val="both"/>
+        <w:rPr>
+          <w:rFonts w:ascii="Arial" w:hAnsi="Arial" w:cs="Arial"/>
+        </w:rPr>
+      </w:pPr>
+      <w:r>
+        <w:rPr>
+          <w:rFonts w:ascii="Arial" w:hAnsi="Arial" w:cs="Arial"/>
+        </w:rPr>
+        <w:t>5.</w:t>
+      </w:r>
+      <w:r>
+        <w:rPr>
+          <w:rFonts w:ascii="Arial" w:hAnsi="Arial" w:cs="Arial"/>
+        </w:rPr>
+        <w:t>2</w:t>
+      </w:r>
+      <w:r>
+        <w:rPr>
+          <w:rFonts w:ascii="Arial" w:hAnsi="Arial" w:cs="Arial"/>
+        </w:rPr>
+        <w:t xml:space="preserve">.3.1. </w:t>
+      </w:r>
+      <w:r>
+        <w:rPr>
+          <w:rFonts w:ascii="Arial" w:hAnsi="Arial" w:cs="Arial"/>
+        </w:rPr>
+        <w:t>A jelszó-visszaállítás kérelmezése</w:t>
+      </w:r>
+    </w:p>
+    <w:p>
+      <w:pPr>
+        <w:spacing w:line="360" w:lineRule="auto"/>
+        <w:jc w:val="both"/>
+        <w:rPr>
+          <w:rFonts w:ascii="Arial" w:hAnsi="Arial" w:cs="Arial"/>
+        </w:rPr>
+      </w:pPr>
+      <w:r>
+        <w:rPr>
+          <w:rFonts w:ascii="Arial" w:hAnsi="Arial" w:cs="Arial"/>
+        </w:rPr>
+        <w:t xml:space="preserve">A bejelentkezési oldalon elhelyezett "Elfelejtett jelszó" hivatkozásra kattintva egy felugró ablak jelenik meg, amelyben a felhasználó megadhatja a fiókjához tartozó e-mail címét. Az űrlap elküldését követően a kliens egy aszinkron </w:t>
       </w:r>
       <w:r>
         <w:rPr>
@@ -7119,28 +8515,20 @@
           <w:i/>
           <w:iCs/>
         </w:rPr>
-        <w:t>JavaScript</w:t>
-      </w:r>
-      <w:r>
-        <w:rPr>
-          <w:rFonts w:ascii="Arial" w:hAnsi="Arial" w:cs="Arial"/>
-        </w:rPr>
-        <w:t xml:space="preserve"> kód ellenőrzi, hogy a két jelszómező tartalma megegyezik-e, valamint hogy az új jelszó eléri-e a minimálisan megkövetelt hosszúságot (legalább 6 karakter); ezen feltételek teljesülése esetén kerül csak sor a kérés elküldésére.</w:t>
-      </w:r>
-    </w:p>
-    <w:p>
-      <w:pPr>
-        <w:spacing w:line="360" w:lineRule="auto"/>
-        <w:jc w:val="both"/>
-        <w:rPr>
-          <w:rFonts w:ascii="Arial" w:hAnsi="Arial" w:cs="Arial"/>
-        </w:rPr>
-      </w:pPr>
-      <w:r>
-        <w:rPr>
-          <w:rFonts w:ascii="Arial" w:hAnsi="Arial" w:cs="Arial"/>
-        </w:rPr>
-        <w:t xml:space="preserve">A szerver oldalon a </w:t>
+        <w:t>fetch</w:t>
+      </w:r>
+      <w:r>
+        <w:rPr>
+          <w:rFonts w:ascii="Arial" w:hAnsi="Arial" w:cs="Arial"/>
+        </w:rPr>
+        <w:t xml:space="preserve"> kérés keretében </w:t>
+      </w:r>
+      <w:r>
+        <w:rPr>
+          <w:rFonts w:ascii="Arial" w:hAnsi="Arial" w:cs="Arial"/>
+        </w:rPr>
+        <w:lastRenderedPageBreak/>
+        <w:t xml:space="preserve">továbbítja a megadott e-mail címet a backend </w:t>
       </w:r>
       <w:r>
         <w:rPr>
@@ -7148,13 +8536,28 @@
           <w:i/>
           <w:iCs/>
         </w:rPr>
-        <w:t>/api/forgot-password/reset</w:t>
-      </w:r>
-      <w:r>
-        <w:rPr>
-          <w:rFonts w:ascii="Arial" w:hAnsi="Arial" w:cs="Arial"/>
-        </w:rPr>
-        <w:t xml:space="preserve"> végpont elsőként ellenőrzi a kapott token érvényességét: megvizsgálja, hogy a token hash-elt formában szerepel-e az adatbázisban, még nem került-e felhasználásra, és nem járt-e le az érvényességi ideje. Amennyiben bármely feltétel nem teljesül, a rendszer 400-as státuszkóddal, érvénytelen vagy lejárt hivatkozásra utaló hibaüzenettel utasítja el a kérést. Sikeres ellenőrzés esetén a rendszer a </w:t>
+        <w:t>/api/forgot-password/request</w:t>
+      </w:r>
+      <w:r>
+        <w:rPr>
+          <w:rFonts w:ascii="Arial" w:hAnsi="Arial" w:cs="Arial"/>
+        </w:rPr>
+        <w:t xml:space="preserve"> végpontjára.</w:t>
+      </w:r>
+    </w:p>
+    <w:p>
+      <w:pPr>
+        <w:spacing w:line="360" w:lineRule="auto"/>
+        <w:jc w:val="both"/>
+        <w:rPr>
+          <w:rFonts w:ascii="Arial" w:hAnsi="Arial" w:cs="Arial"/>
+        </w:rPr>
+      </w:pPr>
+      <w:r>
+        <w:rPr>
+          <w:rFonts w:ascii="Arial" w:hAnsi="Arial" w:cs="Arial"/>
+        </w:rPr>
+        <w:t>A szerver oldalon ez a végpont megvizsgálja, hogy a megadott e-mail címhez tartozik-e regisztrált felhasználói fiók. Amennyiben igen, a rendszer létrehoz egy egyszer használatos, kriptográfiailag biztonságos visszaállítási tokent (</w:t>
       </w:r>
       <w:r>
         <w:rPr>
@@ -7162,6 +8565,210 @@
           <w:i/>
           <w:iCs/>
         </w:rPr>
+        <w:t>secrets.token_urlsafe</w:t>
+      </w:r>
+      <w:r>
+        <w:rPr>
+          <w:rFonts w:ascii="Arial" w:hAnsi="Arial" w:cs="Arial"/>
+        </w:rPr>
+        <w:t xml:space="preserve">), amelyet nem nyílt formában, hanem </w:t>
+      </w:r>
+      <w:r>
+        <w:rPr>
+          <w:rFonts w:ascii="Arial" w:hAnsi="Arial" w:cs="Arial"/>
+          <w:i/>
+          <w:iCs/>
+        </w:rPr>
+        <w:t>SHA-256</w:t>
+      </w:r>
+      <w:r>
+        <w:rPr>
+          <w:rFonts w:ascii="Arial" w:hAnsi="Arial" w:cs="Arial"/>
+        </w:rPr>
+        <w:t xml:space="preserve"> algoritmussal hash-elve tárol el az adatbázisban, egy 30 perces érvényességi idővel ellátva. A generált token birtokában a rendszer egy visszaállítási hivatkozást állít össze, amelyet e-mailben megküld a felhasználó számára. Fontos megjegyezni, hogy egy adott felhasználóhoz tartozó, korábban kiadott, még fel nem használt tokenek</w:t>
+      </w:r>
+      <w:r>
+        <w:rPr>
+          <w:rFonts w:ascii="Arial" w:hAnsi="Arial" w:cs="Arial"/>
+        </w:rPr>
+        <w:t>et</w:t>
+      </w:r>
+      <w:r>
+        <w:rPr>
+          <w:rFonts w:ascii="Arial" w:hAnsi="Arial" w:cs="Arial"/>
+        </w:rPr>
+        <w:t xml:space="preserve"> a rendszer automatikusan érvényteleníti egy új kérelem esetén, ez</w:t>
+      </w:r>
+      <w:r>
+        <w:rPr>
+          <w:rFonts w:ascii="Arial" w:hAnsi="Arial" w:cs="Arial"/>
+        </w:rPr>
+        <w:t>zel</w:t>
+      </w:r>
+      <w:r>
+        <w:rPr>
+          <w:rFonts w:ascii="Arial" w:hAnsi="Arial" w:cs="Arial"/>
+        </w:rPr>
+        <w:t xml:space="preserve"> biztosítva, hogy egy időben mindig csak egy érvényes visszaállítási hivatkozás létezzen.</w:t>
+      </w:r>
+    </w:p>
+    <w:p>
+      <w:pPr>
+        <w:spacing w:line="360" w:lineRule="auto"/>
+        <w:jc w:val="both"/>
+        <w:rPr>
+          <w:rFonts w:ascii="Arial" w:hAnsi="Arial" w:cs="Arial"/>
+        </w:rPr>
+      </w:pPr>
+      <w:r>
+        <w:rPr>
+          <w:rFonts w:ascii="Arial" w:hAnsi="Arial" w:cs="Arial"/>
+        </w:rPr>
+        <w:t>Biztonsági szempontból kiemelten fontos tervezési döntés, hogy a végpont mindig ugyanazt az általános üzenetet adja vissza a felhasználónak. Ezáltal a rendszer megakadályozza, hogy egy esetleges támadó a válaszok alapján felderíthesse, mely e-mail címek rendelkeznek regisztrált fiókkal az</w:t>
+      </w:r>
+      <w:r>
+        <w:rPr>
+          <w:rFonts w:ascii="Arial" w:hAnsi="Arial" w:cs="Arial"/>
+        </w:rPr>
+        <w:t xml:space="preserve"> alkalmazásban</w:t>
+      </w:r>
+      <w:r>
+        <w:rPr>
+          <w:rFonts w:ascii="Arial" w:hAnsi="Arial" w:cs="Arial"/>
+        </w:rPr>
+        <w:t>.</w:t>
+      </w:r>
+    </w:p>
+    <w:p>
+      <w:pPr>
+        <w:spacing w:line="360" w:lineRule="auto"/>
+        <w:jc w:val="both"/>
+        <w:rPr>
+          <w:rFonts w:ascii="Arial" w:hAnsi="Arial" w:cs="Arial"/>
+        </w:rPr>
+      </w:pPr>
+      <w:r>
+        <w:rPr>
+          <w:rFonts w:ascii="Arial" w:hAnsi="Arial" w:cs="Arial"/>
+        </w:rPr>
+        <w:t>5.</w:t>
+      </w:r>
+      <w:r>
+        <w:rPr>
+          <w:rFonts w:ascii="Arial" w:hAnsi="Arial" w:cs="Arial"/>
+        </w:rPr>
+        <w:t>2</w:t>
+      </w:r>
+      <w:r>
+        <w:rPr>
+          <w:rFonts w:ascii="Arial" w:hAnsi="Arial" w:cs="Arial"/>
+        </w:rPr>
+        <w:t xml:space="preserve">.3.2. </w:t>
+      </w:r>
+      <w:r>
+        <w:rPr>
+          <w:rFonts w:ascii="Arial" w:hAnsi="Arial" w:cs="Arial"/>
+        </w:rPr>
+        <w:t>Az új jelszó megadása</w:t>
+      </w:r>
+    </w:p>
+    <w:p>
+      <w:pPr>
+        <w:spacing w:line="360" w:lineRule="auto"/>
+        <w:jc w:val="both"/>
+        <w:rPr>
+          <w:rFonts w:ascii="Arial" w:hAnsi="Arial" w:cs="Arial"/>
+        </w:rPr>
+      </w:pPr>
+      <w:r>
+        <w:rPr>
+          <w:rFonts w:ascii="Arial" w:hAnsi="Arial" w:cs="Arial"/>
+        </w:rPr>
+        <w:t>A felhasználó az e-mailben kapott hivatkozásra kattintva jut el a jelszó-visszaállító oldalra, amely az URL-ből kinyeri a hozzá tartozó visszaállítási tokent. Amennyiben a hivatkozás nem tartalmaz tokent, a rendszer egy érvénytelenségről tájékoztató üzenetet jelenít meg, és nem engedi a jelszó megváltoztatását.</w:t>
+      </w:r>
+    </w:p>
+    <w:p>
+      <w:pPr>
+        <w:spacing w:line="360" w:lineRule="auto"/>
+        <w:jc w:val="both"/>
+        <w:rPr>
+          <w:rFonts w:ascii="Arial" w:hAnsi="Arial" w:cs="Arial"/>
+        </w:rPr>
+      </w:pPr>
+      <w:r>
+        <w:rPr>
+          <w:rFonts w:ascii="Arial" w:hAnsi="Arial" w:cs="Arial"/>
+        </w:rPr>
+        <w:t xml:space="preserve">Érvényes token esetén a felhasználó megadhatja új jelszavát, </w:t>
+      </w:r>
+      <w:r>
+        <w:rPr>
+          <w:rFonts w:ascii="Arial" w:hAnsi="Arial" w:cs="Arial"/>
+        </w:rPr>
+        <w:t xml:space="preserve">amit </w:t>
+      </w:r>
+      <w:r>
+        <w:rPr>
+          <w:rFonts w:ascii="Arial" w:hAnsi="Arial" w:cs="Arial"/>
+        </w:rPr>
+        <w:t xml:space="preserve">meg is kell erősítenie. A kliens oldali </w:t>
+      </w:r>
+      <w:r>
+        <w:rPr>
+          <w:rFonts w:ascii="Arial" w:hAnsi="Arial" w:cs="Arial"/>
+          <w:i/>
+          <w:iCs/>
+        </w:rPr>
+        <w:t>JavaScript</w:t>
+      </w:r>
+      <w:r>
+        <w:rPr>
+          <w:rFonts w:ascii="Arial" w:hAnsi="Arial" w:cs="Arial"/>
+        </w:rPr>
+        <w:t xml:space="preserve"> kód ellenőrzi, hogy a két jelszómező tartalma megegyezik-e, valamint hogy az új jelszó eléri-e a minimálisan megkövetelt hosszúságot (legalább 6 karakter); ezen feltételek teljesülése esetén kerül csak sor a kérés elküldésére.</w:t>
+      </w:r>
+    </w:p>
+    <w:p>
+      <w:pPr>
+        <w:spacing w:line="360" w:lineRule="auto"/>
+        <w:jc w:val="both"/>
+        <w:rPr>
+          <w:rFonts w:ascii="Arial" w:hAnsi="Arial" w:cs="Arial"/>
+        </w:rPr>
+      </w:pPr>
+      <w:r>
+        <w:rPr>
+          <w:rFonts w:ascii="Arial" w:hAnsi="Arial" w:cs="Arial"/>
+        </w:rPr>
+        <w:t xml:space="preserve">A szerver oldalon a </w:t>
+      </w:r>
+      <w:r>
+        <w:rPr>
+          <w:rFonts w:ascii="Arial" w:hAnsi="Arial" w:cs="Arial"/>
+          <w:i/>
+          <w:iCs/>
+        </w:rPr>
+        <w:t>/api/forgot-password/reset</w:t>
+      </w:r>
+      <w:r>
+        <w:rPr>
+          <w:rFonts w:ascii="Arial" w:hAnsi="Arial" w:cs="Arial"/>
+        </w:rPr>
+        <w:t xml:space="preserve"> végpont elsőként ellenőrzi a kapott token érvényességét: megvizsgálja, hogy a token hash-elt formában szerepel-e az adatbázisban, még nem került-e felhasználásra, és nem járt-e le az érvényességi ideje. Amennyiben bármely feltétel nem teljesül, a rendszer 400-as státuszkóddal, érvénytelen vagy lejárt hivatkozásra utaló hibaüzenettel utasítja el a kérést. Sikeres </w:t>
+      </w:r>
+      <w:r>
+        <w:rPr>
+          <w:rFonts w:ascii="Arial" w:hAnsi="Arial" w:cs="Arial"/>
+        </w:rPr>
+        <w:lastRenderedPageBreak/>
+        <w:t xml:space="preserve">ellenőrzés esetén a rendszer a </w:t>
+      </w:r>
+      <w:r>
+        <w:rPr>
+          <w:rFonts w:ascii="Arial" w:hAnsi="Arial" w:cs="Arial"/>
+          <w:i/>
+          <w:iCs/>
+        </w:rPr>
         <w:t>bcrypt</w:t>
       </w:r>
       <w:r>
@@ -7195,7 +8802,6 @@
         <w:rPr>
           <w:rFonts w:ascii="Arial" w:hAnsi="Arial" w:cs="Arial"/>
         </w:rPr>
-        <w:lastRenderedPageBreak/>
         <w:t>Ez a megoldás biztosítja, hogy a jelszó-visszaállítási folyamat mind a felhasználó, mind a rendszer szempontjából biztonságos és megbízható legyen.</w:t>
       </w:r>
     </w:p>
@@ -7215,7 +8821,23 @@
           <w:sz w:val="28"/>
           <w:szCs w:val="28"/>
         </w:rPr>
-        <w:t>5.2. Meglátogatott helyek</w:t>
+        <w:t>5.</w:t>
+      </w:r>
+      <w:r>
+        <w:rPr>
+          <w:rFonts w:ascii="Arial" w:hAnsi="Arial" w:cs="Arial"/>
+          <w:sz w:val="28"/>
+          <w:szCs w:val="28"/>
+        </w:rPr>
+        <w:t>3</w:t>
+      </w:r>
+      <w:r>
+        <w:rPr>
+          <w:rFonts w:ascii="Arial" w:hAnsi="Arial" w:cs="Arial"/>
+          <w:sz w:val="28"/>
+          <w:szCs w:val="28"/>
+        </w:rPr>
+        <w:t>. Meglátogatott helyek</w:t>
       </w:r>
     </w:p>
     <w:p>
@@ -7257,7 +8879,19 @@
         <w:rPr>
           <w:rFonts w:ascii="Arial" w:hAnsi="Arial" w:cs="Arial"/>
         </w:rPr>
-        <w:t>5.2.1. Listanézet</w:t>
+        <w:t>5.</w:t>
+      </w:r>
+      <w:r>
+        <w:rPr>
+          <w:rFonts w:ascii="Arial" w:hAnsi="Arial" w:cs="Arial"/>
+        </w:rPr>
+        <w:t>3</w:t>
+      </w:r>
+      <w:r>
+        <w:rPr>
+          <w:rFonts w:ascii="Arial" w:hAnsi="Arial" w:cs="Arial"/>
+        </w:rPr>
+        <w:t>.1. Listanézet</w:t>
       </w:r>
     </w:p>
     <w:p>
@@ -7410,7 +9044,14 @@
         <w:rPr>
           <w:rFonts w:ascii="Arial" w:hAnsi="Arial" w:cs="Arial"/>
         </w:rPr>
-        <w:t xml:space="preserve"> függvény végzi, amely a felhasználó által megadott szöveges adatokat a</w:t>
+        <w:t xml:space="preserve"> függvény végzi, amely a felhasználó által megadott szöveges adatokat </w:t>
+      </w:r>
+      <w:r>
+        <w:rPr>
+          <w:rFonts w:ascii="Arial" w:hAnsi="Arial" w:cs="Arial"/>
+        </w:rPr>
+        <w:lastRenderedPageBreak/>
+        <w:t>a</w:t>
       </w:r>
       <w:r>
         <w:rPr>
@@ -7501,7 +9142,6 @@
         <w:rPr>
           <w:rFonts w:ascii="Arial" w:hAnsi="Arial" w:cs="Arial"/>
         </w:rPr>
-        <w:lastRenderedPageBreak/>
         <w:t xml:space="preserve">Egy adott kártyára kattintva egy részletes nézet nyílik meg, amely egy HTML &lt;template&gt; elem klónozásával dinamikusan felépítve megjeleníti a helyszín összes adatát, beleértve a hozzá tartozó összes fényképet egy galéria formájában. Amennyiben a helyszínhez tartoznak koordináták, a rendszer egy, az </w:t>
       </w:r>
       <w:r>
@@ -7531,7 +9171,19 @@
         <w:rPr>
           <w:rFonts w:ascii="Arial" w:hAnsi="Arial" w:cs="Arial"/>
         </w:rPr>
-        <w:t>5.2.2. Térképnézet</w:t>
+        <w:t>5.</w:t>
+      </w:r>
+      <w:r>
+        <w:rPr>
+          <w:rFonts w:ascii="Arial" w:hAnsi="Arial" w:cs="Arial"/>
+        </w:rPr>
+        <w:t>3</w:t>
+      </w:r>
+      <w:r>
+        <w:rPr>
+          <w:rFonts w:ascii="Arial" w:hAnsi="Arial" w:cs="Arial"/>
+        </w:rPr>
+        <w:t>.2. Térképnézet</w:t>
       </w:r>
     </w:p>
     <w:p>
@@ -7789,6 +9441,7 @@
         <w:rPr>
           <w:rFonts w:ascii="Arial" w:hAnsi="Arial" w:cs="Arial"/>
         </w:rPr>
+        <w:lastRenderedPageBreak/>
         <w:t>A lista- és a térképnézet között a felhasználó egy erre szolgáló gombbal bármikor válthat, így a két megjelenítési mód kiegészíti egymást: a listanézet a részletes adatkezelésre, a térképnézet pedig az utazások földrajzi áttekintésére nyújt lehetőséget.</w:t>
       </w:r>
     </w:p>
@@ -7808,72 +9461,337 @@
           <w:sz w:val="28"/>
           <w:szCs w:val="28"/>
         </w:rPr>
-        <w:lastRenderedPageBreak/>
-        <w:t>5.3. Meglátogatott hely hozzáadása</w:t>
-      </w:r>
-    </w:p>
-    <w:p>
-      <w:pPr>
-        <w:spacing w:line="360" w:lineRule="auto"/>
-        <w:jc w:val="both"/>
+        <w:t>5.</w:t>
+      </w:r>
+      <w:r>
         <w:rPr>
           <w:rFonts w:ascii="Arial" w:hAnsi="Arial" w:cs="Arial"/>
           <w:sz w:val="28"/>
           <w:szCs w:val="28"/>
         </w:rPr>
-      </w:pPr>
+        <w:t>4</w:t>
+      </w:r>
       <w:r>
         <w:rPr>
           <w:rFonts w:ascii="Arial" w:hAnsi="Arial" w:cs="Arial"/>
           <w:sz w:val="28"/>
           <w:szCs w:val="28"/>
         </w:rPr>
-        <w:t>5.4. Megtervezett utazások</w:t>
-      </w:r>
-    </w:p>
-    <w:p>
-      <w:pPr>
-        <w:spacing w:line="360" w:lineRule="auto"/>
-        <w:jc w:val="both"/>
-        <w:rPr>
-          <w:rFonts w:ascii="Arial" w:hAnsi="Arial" w:cs="Arial"/>
-        </w:rPr>
-      </w:pPr>
-      <w:r>
-        <w:rPr>
-          <w:rFonts w:ascii="Arial" w:hAnsi="Arial" w:cs="Arial"/>
-        </w:rPr>
-        <w:t xml:space="preserve">5.4.1. Lista </w:t>
-      </w:r>
-    </w:p>
-    <w:p>
-      <w:pPr>
-        <w:spacing w:line="360" w:lineRule="auto"/>
-        <w:jc w:val="both"/>
-        <w:rPr>
-          <w:rFonts w:ascii="Arial" w:hAnsi="Arial" w:cs="Arial"/>
-        </w:rPr>
-      </w:pPr>
-      <w:r>
-        <w:rPr>
-          <w:rFonts w:ascii="Arial" w:hAnsi="Arial" w:cs="Arial"/>
-        </w:rPr>
-        <w:t>5.4.2. Szerkesztés</w:t>
-      </w:r>
-    </w:p>
-    <w:p>
-      <w:pPr>
-        <w:spacing w:line="360" w:lineRule="auto"/>
-        <w:jc w:val="both"/>
-        <w:rPr>
-          <w:rFonts w:ascii="Arial" w:hAnsi="Arial" w:cs="Arial"/>
-        </w:rPr>
-      </w:pPr>
-      <w:r>
-        <w:rPr>
-          <w:rFonts w:ascii="Arial" w:hAnsi="Arial" w:cs="Arial"/>
-        </w:rPr>
-        <w:t>5.4.3. Megosztás</w:t>
+        <w:t>. Meglátogatott hely hozzáadása</w:t>
+      </w:r>
+    </w:p>
+    <w:p>
+      <w:pPr>
+        <w:spacing w:line="360" w:lineRule="auto"/>
+        <w:jc w:val="both"/>
+        <w:rPr>
+          <w:rFonts w:ascii="Arial" w:hAnsi="Arial" w:cs="Arial"/>
+        </w:rPr>
+      </w:pPr>
+      <w:r>
+        <w:rPr>
+          <w:rFonts w:ascii="Arial" w:hAnsi="Arial" w:cs="Arial"/>
+        </w:rPr>
+        <w:t xml:space="preserve">Az alkalmazás egy dedikált, </w:t>
+      </w:r>
+      <w:r>
+        <w:rPr>
+          <w:rFonts w:ascii="Arial" w:hAnsi="Arial" w:cs="Arial"/>
+          <w:i/>
+          <w:iCs/>
+        </w:rPr>
+        <w:t>flatpickr</w:t>
+      </w:r>
+      <w:r>
+        <w:rPr>
+          <w:rFonts w:ascii="Arial" w:hAnsi="Arial" w:cs="Arial"/>
+        </w:rPr>
+        <w:t xml:space="preserve"> dátumválasztóval és interaktív csillagos értékelővel ellátott űrlapon keresztül teszi lehetővé új meglátogatott helyek rögzítését. A felhasználó megadhatja a helyszín nevét, országát, a látogatás kezdő- és záródátumát, egy 1–5 csillagos értékelést, egy rövid leírást, hosszabb megjegyzéseket, valamint tetszőleges számú fényképet csatolhat a bejegyzéshez.</w:t>
+      </w:r>
+    </w:p>
+    <w:p>
+      <w:pPr>
+        <w:spacing w:line="360" w:lineRule="auto"/>
+        <w:jc w:val="both"/>
+        <w:rPr>
+          <w:rFonts w:ascii="Arial" w:hAnsi="Arial" w:cs="Arial"/>
+        </w:rPr>
+      </w:pPr>
+      <w:r>
+        <w:rPr>
+          <w:rFonts w:ascii="Arial" w:hAnsi="Arial" w:cs="Arial"/>
+        </w:rPr>
+        <w:t>A kliens oldali validáció több szinten is biztosítja az adatok helyességét, mielőtt azok elküldésre kerül</w:t>
+      </w:r>
+      <w:r>
+        <w:rPr>
+          <w:rFonts w:ascii="Arial" w:hAnsi="Arial" w:cs="Arial"/>
+        </w:rPr>
+        <w:t>nek</w:t>
+      </w:r>
+      <w:r>
+        <w:rPr>
+          <w:rFonts w:ascii="Arial" w:hAnsi="Arial" w:cs="Arial"/>
+        </w:rPr>
+        <w:t xml:space="preserve">. A dátumválasztó mezők a </w:t>
+      </w:r>
+      <w:r>
+        <w:rPr>
+          <w:rFonts w:ascii="Arial" w:hAnsi="Arial" w:cs="Arial"/>
+          <w:i/>
+          <w:iCs/>
+        </w:rPr>
+        <w:t>flatpickr</w:t>
+      </w:r>
+      <w:r>
+        <w:rPr>
+          <w:rFonts w:ascii="Arial" w:hAnsi="Arial" w:cs="Arial"/>
+        </w:rPr>
+        <w:t xml:space="preserve"> könyvtár segítségével </w:t>
+      </w:r>
+      <w:r>
+        <w:rPr>
+          <w:rFonts w:ascii="Arial" w:hAnsi="Arial" w:cs="Arial"/>
+        </w:rPr>
+        <w:t>működnek</w:t>
+      </w:r>
+      <w:r>
+        <w:rPr>
+          <w:rFonts w:ascii="Arial" w:hAnsi="Arial" w:cs="Arial"/>
+        </w:rPr>
+        <w:t xml:space="preserve">, a felhasználó nyelvi beállításához igazodó lokalizációval jelennek meg, és a </w:t>
+      </w:r>
+      <w:r>
+        <w:rPr>
+          <w:rFonts w:ascii="Arial" w:hAnsi="Arial" w:cs="Arial"/>
+          <w:i/>
+          <w:iCs/>
+        </w:rPr>
+        <w:t>maxDate: 'today'</w:t>
+      </w:r>
+      <w:r>
+        <w:rPr>
+          <w:rFonts w:ascii="Arial" w:hAnsi="Arial" w:cs="Arial"/>
+        </w:rPr>
+        <w:t xml:space="preserve"> beállítás megakadályozza jövőbeli dátum kiválasztását. Az űrlap elküldése előtt a rendszer ellenőrzi a kötelező mezők (helynév, ország, kezdő dátum) kitöltöttségét, valamint azt, hogy a záró</w:t>
+      </w:r>
+      <w:r>
+        <w:rPr>
+          <w:rFonts w:ascii="Arial" w:hAnsi="Arial" w:cs="Arial"/>
+        </w:rPr>
+        <w:t xml:space="preserve"> </w:t>
+      </w:r>
+      <w:r>
+        <w:rPr>
+          <w:rFonts w:ascii="Arial" w:hAnsi="Arial" w:cs="Arial"/>
+        </w:rPr>
+        <w:t>dátum ne előzze meg a kezdő dátumot.</w:t>
+      </w:r>
+    </w:p>
+    <w:p>
+      <w:pPr>
+        <w:spacing w:line="360" w:lineRule="auto"/>
+        <w:jc w:val="both"/>
+        <w:rPr>
+          <w:rFonts w:ascii="Arial" w:hAnsi="Arial" w:cs="Arial"/>
+        </w:rPr>
+      </w:pPr>
+      <w:r>
+        <w:rPr>
+          <w:rFonts w:ascii="Arial" w:hAnsi="Arial" w:cs="Arial"/>
+        </w:rPr>
+        <w:t>A fényképfeltöltés</w:t>
+      </w:r>
+      <w:r>
+        <w:rPr>
+          <w:rFonts w:ascii="Arial" w:hAnsi="Arial" w:cs="Arial"/>
+        </w:rPr>
+        <w:t xml:space="preserve"> a</w:t>
+      </w:r>
+      <w:r>
+        <w:rPr>
+          <w:rFonts w:ascii="Arial" w:hAnsi="Arial" w:cs="Arial"/>
+        </w:rPr>
+        <w:t xml:space="preserve"> kliens</w:t>
+      </w:r>
+      <w:r>
+        <w:rPr>
+          <w:rFonts w:ascii="Arial" w:hAnsi="Arial" w:cs="Arial"/>
+        </w:rPr>
+        <w:t xml:space="preserve"> </w:t>
+      </w:r>
+      <w:r>
+        <w:rPr>
+          <w:rFonts w:ascii="Arial" w:hAnsi="Arial" w:cs="Arial"/>
+        </w:rPr>
+        <w:t xml:space="preserve">oldalon </w:t>
+      </w:r>
+      <w:r>
+        <w:rPr>
+          <w:rFonts w:ascii="Arial" w:hAnsi="Arial" w:cs="Arial"/>
+        </w:rPr>
+        <w:t>a következőképpen</w:t>
+      </w:r>
+      <w:r>
+        <w:rPr>
+          <w:rFonts w:ascii="Arial" w:hAnsi="Arial" w:cs="Arial"/>
+        </w:rPr>
+        <w:t xml:space="preserve"> valósul meg: a kiválasztott fájlok formátumát (kizárólag PNG és JPEG engedélyezett) és méretét (legfeljebb 10 MB fájlonként) a rendszer már a feltöltés előtt ellenőrzi, a nem megfelelő fájlokról pedig részletes hibaüzenetet jelenít meg. A kiválasztott képekről a böngésző </w:t>
+      </w:r>
+      <w:r>
+        <w:rPr>
+          <w:rFonts w:ascii="Arial" w:hAnsi="Arial" w:cs="Arial"/>
+          <w:i/>
+          <w:iCs/>
+        </w:rPr>
+        <w:t>URL.createObjectURL</w:t>
+      </w:r>
+      <w:r>
+        <w:rPr>
+          <w:rFonts w:ascii="Arial" w:hAnsi="Arial" w:cs="Arial"/>
+        </w:rPr>
+        <w:t xml:space="preserve"> metódusával azonnali, helyi előnézet készül, amelyet a felhasználó egyenként el is távolíthat a feltöltés előtt</w:t>
+      </w:r>
+      <w:r>
+        <w:rPr>
+          <w:rFonts w:ascii="Arial" w:hAnsi="Arial" w:cs="Arial"/>
+        </w:rPr>
+        <w:t>.</w:t>
+      </w:r>
+    </w:p>
+    <w:p>
+      <w:pPr>
+        <w:spacing w:line="360" w:lineRule="auto"/>
+        <w:jc w:val="both"/>
+        <w:rPr>
+          <w:rFonts w:ascii="Arial" w:hAnsi="Arial" w:cs="Arial"/>
+        </w:rPr>
+      </w:pPr>
+      <w:r>
+        <w:rPr>
+          <w:rFonts w:ascii="Arial" w:hAnsi="Arial" w:cs="Arial"/>
+        </w:rPr>
+        <w:t xml:space="preserve">Az adatok mentése két, egymásra épülő lépésben történik. Elsőként a helyszín szöveges adatai kerülnek elküldésre egy POST kéréssel a </w:t>
+      </w:r>
+      <w:r>
+        <w:rPr>
+          <w:rFonts w:ascii="Arial" w:hAnsi="Arial" w:cs="Arial"/>
+          <w:i/>
+          <w:iCs/>
+        </w:rPr>
+        <w:t>/api/visited-places</w:t>
+      </w:r>
+      <w:r>
+        <w:rPr>
+          <w:rFonts w:ascii="Arial" w:hAnsi="Arial" w:cs="Arial"/>
+        </w:rPr>
+        <w:t xml:space="preserve"> végpontra. A szerver oldalon ez a végpont ellenőrzi a felhasználó létezését, majd a megadott helynév és ország alapján meg</w:t>
+      </w:r>
+      <w:r>
+        <w:rPr>
+          <w:rFonts w:ascii="Arial" w:hAnsi="Arial" w:cs="Arial"/>
+        </w:rPr>
+        <w:t>próbálja</w:t>
+      </w:r>
+      <w:r>
+        <w:rPr>
+          <w:rFonts w:ascii="Arial" w:hAnsi="Arial" w:cs="Arial"/>
+        </w:rPr>
+        <w:t xml:space="preserve"> meghatározni a helyszín földrajzi koordinátáit egy geokódoló szolgáltatáson keresztül. A megoldás hibatűrő módon van kialakítva: amennyiben a geokódolás bármilyen okból sikertelen, a rendszer ekkor is elmenti a helyszínt, koordináták nélkül, így egy külső szolgáltatás átmeneti elérhetetlensége nem akadályozza meg az adat rögzítését.</w:t>
+      </w:r>
+    </w:p>
+    <w:p>
+      <w:pPr>
+        <w:spacing w:line="360" w:lineRule="auto"/>
+        <w:jc w:val="both"/>
+        <w:rPr>
+          <w:rFonts w:ascii="Arial" w:hAnsi="Arial" w:cs="Arial"/>
+        </w:rPr>
+      </w:pPr>
+      <w:r>
+        <w:rPr>
+          <w:rFonts w:ascii="Arial" w:hAnsi="Arial" w:cs="Arial"/>
+        </w:rPr>
+        <w:lastRenderedPageBreak/>
+        <w:t>A helyszín sikeres létrehozását követően</w:t>
+      </w:r>
+      <w:r>
+        <w:rPr>
+          <w:rFonts w:ascii="Arial" w:hAnsi="Arial" w:cs="Arial"/>
+        </w:rPr>
+        <w:t xml:space="preserve">, </w:t>
+      </w:r>
+      <w:r>
+        <w:rPr>
+          <w:rFonts w:ascii="Arial" w:hAnsi="Arial" w:cs="Arial"/>
+        </w:rPr>
+        <w:t>amennyiben a felhasználó fényképeket is csatol</w:t>
+      </w:r>
+      <w:r>
+        <w:rPr>
+          <w:rFonts w:ascii="Arial" w:hAnsi="Arial" w:cs="Arial"/>
+        </w:rPr>
+        <w:t xml:space="preserve">t, </w:t>
+      </w:r>
+      <w:r>
+        <w:rPr>
+          <w:rFonts w:ascii="Arial" w:hAnsi="Arial" w:cs="Arial"/>
+        </w:rPr>
+        <w:t xml:space="preserve">a kliens egyenként továbbítja ezeket a </w:t>
+      </w:r>
+      <w:r>
+        <w:rPr>
+          <w:rFonts w:ascii="Arial" w:hAnsi="Arial" w:cs="Arial"/>
+          <w:i/>
+          <w:iCs/>
+        </w:rPr>
+        <w:t>/api/visited-places/{place_id}/images/upload</w:t>
+      </w:r>
+      <w:r>
+        <w:rPr>
+          <w:rFonts w:ascii="Arial" w:hAnsi="Arial" w:cs="Arial"/>
+        </w:rPr>
+        <w:t xml:space="preserve"> végpontra, </w:t>
+      </w:r>
+      <w:r>
+        <w:rPr>
+          <w:rFonts w:ascii="Arial" w:hAnsi="Arial" w:cs="Arial"/>
+          <w:i/>
+          <w:iCs/>
+        </w:rPr>
+        <w:t>multipart/form-data</w:t>
+      </w:r>
+      <w:r>
+        <w:rPr>
+          <w:rFonts w:ascii="Arial" w:hAnsi="Arial" w:cs="Arial"/>
+        </w:rPr>
+        <w:t xml:space="preserve"> formátumban. A folyamat során a felhasználó valós idejű visszajelzést kap a feltöltés állapotáról (pl. "2/5 fénykép feltöltve"). Amennyiben egy adott fénykép feltöltése meghiúsul, a rendszer nem vonja vissza a már sikeresen létrehozott helyszínt, hanem tájékoztatja a felhasználót a részleges sikerről, elkerülve ez</w:t>
+      </w:r>
+      <w:r>
+        <w:rPr>
+          <w:rFonts w:ascii="Arial" w:hAnsi="Arial" w:cs="Arial"/>
+        </w:rPr>
+        <w:t>zel</w:t>
+      </w:r>
+      <w:r>
+        <w:rPr>
+          <w:rFonts w:ascii="Arial" w:hAnsi="Arial" w:cs="Arial"/>
+        </w:rPr>
+        <w:t xml:space="preserve"> az addig elvégzett munka elvesztését. A szerver oldalon a képfeltöltő végpont ellenőrzi a célhelyszín létezését, majd a </w:t>
+      </w:r>
+      <w:r>
+        <w:rPr>
+          <w:rFonts w:ascii="Arial" w:hAnsi="Arial" w:cs="Arial"/>
+          <w:i/>
+          <w:iCs/>
+        </w:rPr>
+        <w:t>save_place_image</w:t>
+      </w:r>
+      <w:r>
+        <w:rPr>
+          <w:rFonts w:ascii="Arial" w:hAnsi="Arial" w:cs="Arial"/>
+        </w:rPr>
+        <w:t xml:space="preserve"> segédfüggvény segítségével menti el a bináris fájlt a szerver feltöltési könyvtárába, és hoz létre hozzá egy megfelelő adatbázis-rekordot.</w:t>
       </w:r>
     </w:p>
     <w:p>
@@ -7892,71 +9810,104 @@
           <w:sz w:val="28"/>
           <w:szCs w:val="28"/>
         </w:rPr>
-        <w:t>5.5. Utazástervezés</w:t>
-      </w:r>
-    </w:p>
-    <w:p>
-      <w:pPr>
-        <w:spacing w:line="360" w:lineRule="auto"/>
-        <w:jc w:val="both"/>
-        <w:rPr>
-          <w:rFonts w:ascii="Arial" w:hAnsi="Arial" w:cs="Arial"/>
-        </w:rPr>
-      </w:pPr>
-      <w:r>
-        <w:rPr>
-          <w:rFonts w:ascii="Arial" w:hAnsi="Arial" w:cs="Arial"/>
-        </w:rPr>
-        <w:t>5.5.1. Véletlenszerű</w:t>
-      </w:r>
-    </w:p>
-    <w:p>
-      <w:pPr>
-        <w:spacing w:line="360" w:lineRule="auto"/>
-        <w:jc w:val="both"/>
-        <w:rPr>
-          <w:rFonts w:ascii="Arial" w:hAnsi="Arial" w:cs="Arial"/>
-        </w:rPr>
-      </w:pPr>
-      <w:r>
-        <w:rPr>
-          <w:rFonts w:ascii="Arial" w:hAnsi="Arial" w:cs="Arial"/>
-        </w:rPr>
-        <w:t>5.5.2. Meglátogatott helyeket kizárva</w:t>
-      </w:r>
-    </w:p>
-    <w:p>
-      <w:pPr>
-        <w:spacing w:line="360" w:lineRule="auto"/>
-        <w:jc w:val="both"/>
-        <w:rPr>
-          <w:rFonts w:ascii="Arial" w:hAnsi="Arial" w:cs="Arial"/>
-        </w:rPr>
-      </w:pPr>
-      <w:r>
-        <w:rPr>
-          <w:rFonts w:ascii="Arial" w:hAnsi="Arial" w:cs="Arial"/>
-        </w:rPr>
-        <w:t>5.5.3. Csak meglátogatott helyekre</w:t>
-      </w:r>
-    </w:p>
-    <w:p>
-      <w:pPr>
-        <w:spacing w:line="360" w:lineRule="auto"/>
-        <w:jc w:val="both"/>
+        <w:t>5.</w:t>
+      </w:r>
+      <w:r>
         <w:rPr>
           <w:rFonts w:ascii="Arial" w:hAnsi="Arial" w:cs="Arial"/>
           <w:sz w:val="28"/>
           <w:szCs w:val="28"/>
         </w:rPr>
-      </w:pPr>
+        <w:t>5</w:t>
+      </w:r>
       <w:r>
         <w:rPr>
           <w:rFonts w:ascii="Arial" w:hAnsi="Arial" w:cs="Arial"/>
           <w:sz w:val="28"/>
           <w:szCs w:val="28"/>
         </w:rPr>
-        <w:t>5.6. Beállítások</w:t>
+        <w:t>. Megtervezett utazások</w:t>
+      </w:r>
+    </w:p>
+    <w:p>
+      <w:pPr>
+        <w:spacing w:line="360" w:lineRule="auto"/>
+        <w:jc w:val="both"/>
+        <w:rPr>
+          <w:rFonts w:ascii="Arial" w:hAnsi="Arial" w:cs="Arial"/>
+        </w:rPr>
+      </w:pPr>
+      <w:r>
+        <w:rPr>
+          <w:rFonts w:ascii="Arial" w:hAnsi="Arial" w:cs="Arial"/>
+        </w:rPr>
+        <w:t>5.</w:t>
+      </w:r>
+      <w:r>
+        <w:rPr>
+          <w:rFonts w:ascii="Arial" w:hAnsi="Arial" w:cs="Arial"/>
+        </w:rPr>
+        <w:t>5</w:t>
+      </w:r>
+      <w:r>
+        <w:rPr>
+          <w:rFonts w:ascii="Arial" w:hAnsi="Arial" w:cs="Arial"/>
+        </w:rPr>
+        <w:t xml:space="preserve">.1. Lista </w:t>
+      </w:r>
+    </w:p>
+    <w:p>
+      <w:pPr>
+        <w:spacing w:line="360" w:lineRule="auto"/>
+        <w:jc w:val="both"/>
+        <w:rPr>
+          <w:rFonts w:ascii="Arial" w:hAnsi="Arial" w:cs="Arial"/>
+        </w:rPr>
+      </w:pPr>
+      <w:r>
+        <w:rPr>
+          <w:rFonts w:ascii="Arial" w:hAnsi="Arial" w:cs="Arial"/>
+        </w:rPr>
+        <w:t>5.</w:t>
+      </w:r>
+      <w:r>
+        <w:rPr>
+          <w:rFonts w:ascii="Arial" w:hAnsi="Arial" w:cs="Arial"/>
+        </w:rPr>
+        <w:t>5</w:t>
+      </w:r>
+      <w:r>
+        <w:rPr>
+          <w:rFonts w:ascii="Arial" w:hAnsi="Arial" w:cs="Arial"/>
+        </w:rPr>
+        <w:t>.2. Szerkesztés</w:t>
+      </w:r>
+    </w:p>
+    <w:p>
+      <w:pPr>
+        <w:spacing w:line="360" w:lineRule="auto"/>
+        <w:jc w:val="both"/>
+        <w:rPr>
+          <w:rFonts w:ascii="Arial" w:hAnsi="Arial" w:cs="Arial"/>
+        </w:rPr>
+      </w:pPr>
+      <w:r>
+        <w:rPr>
+          <w:rFonts w:ascii="Arial" w:hAnsi="Arial" w:cs="Arial"/>
+        </w:rPr>
+        <w:t>5.</w:t>
+      </w:r>
+      <w:r>
+        <w:rPr>
+          <w:rFonts w:ascii="Arial" w:hAnsi="Arial" w:cs="Arial"/>
+        </w:rPr>
+        <w:t>5</w:t>
+      </w:r>
+      <w:r>
+        <w:rPr>
+          <w:rFonts w:ascii="Arial" w:hAnsi="Arial" w:cs="Arial"/>
+        </w:rPr>
+        <w:t>.3. Megosztás</w:t>
       </w:r>
     </w:p>
     <w:p>
@@ -7975,26 +9926,104 @@
           <w:sz w:val="28"/>
           <w:szCs w:val="28"/>
         </w:rPr>
-        <w:t>5.7. Profil</w:t>
-      </w:r>
-    </w:p>
-    <w:p>
-      <w:pPr>
-        <w:spacing w:line="360" w:lineRule="auto"/>
-        <w:jc w:val="both"/>
+        <w:t>5.</w:t>
+      </w:r>
+      <w:r>
         <w:rPr>
           <w:rFonts w:ascii="Arial" w:hAnsi="Arial" w:cs="Arial"/>
           <w:sz w:val="28"/>
           <w:szCs w:val="28"/>
         </w:rPr>
-      </w:pPr>
+        <w:t>6</w:t>
+      </w:r>
       <w:r>
         <w:rPr>
           <w:rFonts w:ascii="Arial" w:hAnsi="Arial" w:cs="Arial"/>
           <w:sz w:val="28"/>
           <w:szCs w:val="28"/>
         </w:rPr>
-        <w:t>5.8. Admin felület</w:t>
+        <w:t>. Utazástervezés</w:t>
+      </w:r>
+    </w:p>
+    <w:p>
+      <w:pPr>
+        <w:spacing w:line="360" w:lineRule="auto"/>
+        <w:jc w:val="both"/>
+        <w:rPr>
+          <w:rFonts w:ascii="Arial" w:hAnsi="Arial" w:cs="Arial"/>
+        </w:rPr>
+      </w:pPr>
+      <w:r>
+        <w:rPr>
+          <w:rFonts w:ascii="Arial" w:hAnsi="Arial" w:cs="Arial"/>
+        </w:rPr>
+        <w:t>5.</w:t>
+      </w:r>
+      <w:r>
+        <w:rPr>
+          <w:rFonts w:ascii="Arial" w:hAnsi="Arial" w:cs="Arial"/>
+        </w:rPr>
+        <w:t>6</w:t>
+      </w:r>
+      <w:r>
+        <w:rPr>
+          <w:rFonts w:ascii="Arial" w:hAnsi="Arial" w:cs="Arial"/>
+        </w:rPr>
+        <w:t>.1. Véletlenszerű</w:t>
+      </w:r>
+    </w:p>
+    <w:p>
+      <w:pPr>
+        <w:spacing w:line="360" w:lineRule="auto"/>
+        <w:jc w:val="both"/>
+        <w:rPr>
+          <w:rFonts w:ascii="Arial" w:hAnsi="Arial" w:cs="Arial"/>
+        </w:rPr>
+      </w:pPr>
+      <w:r>
+        <w:rPr>
+          <w:rFonts w:ascii="Arial" w:hAnsi="Arial" w:cs="Arial"/>
+        </w:rPr>
+        <w:t>5.</w:t>
+      </w:r>
+      <w:r>
+        <w:rPr>
+          <w:rFonts w:ascii="Arial" w:hAnsi="Arial" w:cs="Arial"/>
+        </w:rPr>
+        <w:t>6</w:t>
+      </w:r>
+      <w:r>
+        <w:rPr>
+          <w:rFonts w:ascii="Arial" w:hAnsi="Arial" w:cs="Arial"/>
+        </w:rPr>
+        <w:t>.2. Meglátogatott helyeket kizárva</w:t>
+      </w:r>
+    </w:p>
+    <w:p>
+      <w:pPr>
+        <w:spacing w:line="360" w:lineRule="auto"/>
+        <w:jc w:val="both"/>
+        <w:rPr>
+          <w:rFonts w:ascii="Arial" w:hAnsi="Arial" w:cs="Arial"/>
+        </w:rPr>
+      </w:pPr>
+      <w:r>
+        <w:rPr>
+          <w:rFonts w:ascii="Arial" w:hAnsi="Arial" w:cs="Arial"/>
+        </w:rPr>
+        <w:t>5.</w:t>
+      </w:r>
+      <w:r>
+        <w:rPr>
+          <w:rFonts w:ascii="Arial" w:hAnsi="Arial" w:cs="Arial"/>
+        </w:rPr>
+        <w:t>6</w:t>
+      </w:r>
+      <w:r>
+        <w:rPr>
+          <w:rFonts w:ascii="Arial" w:hAnsi="Arial" w:cs="Arial"/>
+        </w:rPr>
+        <w:t>.3. Csak meglátogatott helyekre</w:t>
       </w:r>
     </w:p>
     <w:p>
@@ -8013,42 +10042,42 @@
           <w:sz w:val="28"/>
           <w:szCs w:val="28"/>
         </w:rPr>
-        <w:t>5.9. Repülőjáratok adatainak megszerzése</w:t>
-      </w:r>
-    </w:p>
-    <w:p>
-      <w:pPr>
-        <w:spacing w:line="360" w:lineRule="auto"/>
-        <w:jc w:val="both"/>
+        <w:t>5.</w:t>
+      </w:r>
+      <w:r>
         <w:rPr>
           <w:rFonts w:ascii="Arial" w:hAnsi="Arial" w:cs="Arial"/>
           <w:sz w:val="28"/>
           <w:szCs w:val="28"/>
         </w:rPr>
-      </w:pPr>
+        <w:t>7</w:t>
+      </w:r>
       <w:r>
         <w:rPr>
           <w:rFonts w:ascii="Arial" w:hAnsi="Arial" w:cs="Arial"/>
           <w:sz w:val="28"/>
           <w:szCs w:val="28"/>
         </w:rPr>
-        <w:t>funkciónként pontokba szedve</w:t>
-      </w:r>
-      <w:r>
+        <w:t>. Beállítások</w:t>
+      </w:r>
+    </w:p>
+    <w:p>
+      <w:pPr>
+        <w:spacing w:line="360" w:lineRule="auto"/>
+        <w:jc w:val="both"/>
         <w:rPr>
           <w:rFonts w:ascii="Arial" w:hAnsi="Arial" w:cs="Arial"/>
           <w:sz w:val="28"/>
           <w:szCs w:val="28"/>
         </w:rPr>
-        <w:t xml:space="preserve"> (pl login, új utazás generálás, settings</w:t>
-      </w:r>
+      </w:pPr>
       <w:r>
         <w:rPr>
           <w:rFonts w:ascii="Arial" w:hAnsi="Arial" w:cs="Arial"/>
           <w:sz w:val="28"/>
           <w:szCs w:val="28"/>
         </w:rPr>
-        <w:t xml:space="preserve">) </w:t>
+        <w:t>5.</w:t>
       </w:r>
       <w:r>
         <w:rPr>
@@ -8056,7 +10085,417 @@
           <w:sz w:val="28"/>
           <w:szCs w:val="28"/>
         </w:rPr>
+        <w:t>8</w:t>
+      </w:r>
+      <w:r>
+        <w:rPr>
+          <w:rFonts w:ascii="Arial" w:hAnsi="Arial" w:cs="Arial"/>
+          <w:sz w:val="28"/>
+          <w:szCs w:val="28"/>
+        </w:rPr>
+        <w:t>. Profil</w:t>
+      </w:r>
+    </w:p>
+    <w:p>
+      <w:pPr>
+        <w:spacing w:line="360" w:lineRule="auto"/>
+        <w:jc w:val="both"/>
+        <w:rPr>
+          <w:rFonts w:ascii="Arial" w:hAnsi="Arial" w:cs="Arial"/>
+          <w:sz w:val="28"/>
+          <w:szCs w:val="28"/>
+        </w:rPr>
+      </w:pPr>
+      <w:r>
+        <w:rPr>
+          <w:rFonts w:ascii="Arial" w:hAnsi="Arial" w:cs="Arial"/>
+          <w:sz w:val="28"/>
+          <w:szCs w:val="28"/>
+        </w:rPr>
+        <w:t>5.</w:t>
+      </w:r>
+      <w:r>
+        <w:rPr>
+          <w:rFonts w:ascii="Arial" w:hAnsi="Arial" w:cs="Arial"/>
+          <w:sz w:val="28"/>
+          <w:szCs w:val="28"/>
+        </w:rPr>
+        <w:t>9</w:t>
+      </w:r>
+      <w:r>
+        <w:rPr>
+          <w:rFonts w:ascii="Arial" w:hAnsi="Arial" w:cs="Arial"/>
+          <w:sz w:val="28"/>
+          <w:szCs w:val="28"/>
+        </w:rPr>
+        <w:t>. Admin felület</w:t>
+      </w:r>
+    </w:p>
+    <w:p>
+      <w:pPr>
+        <w:spacing w:line="360" w:lineRule="auto"/>
+        <w:jc w:val="both"/>
+        <w:rPr>
+          <w:rFonts w:ascii="Arial" w:hAnsi="Arial" w:cs="Arial"/>
+          <w:sz w:val="28"/>
+          <w:szCs w:val="28"/>
+        </w:rPr>
+      </w:pPr>
+      <w:r>
+        <w:rPr>
+          <w:rFonts w:ascii="Arial" w:hAnsi="Arial" w:cs="Arial"/>
+          <w:sz w:val="28"/>
+          <w:szCs w:val="28"/>
+        </w:rPr>
+        <w:t>5.</w:t>
+      </w:r>
+      <w:r>
+        <w:rPr>
+          <w:rFonts w:ascii="Arial" w:hAnsi="Arial" w:cs="Arial"/>
+          <w:sz w:val="28"/>
+          <w:szCs w:val="28"/>
+        </w:rPr>
+        <w:t>10</w:t>
+      </w:r>
+      <w:r>
+        <w:rPr>
+          <w:rFonts w:ascii="Arial" w:hAnsi="Arial" w:cs="Arial"/>
+          <w:sz w:val="28"/>
+          <w:szCs w:val="28"/>
+        </w:rPr>
+        <w:t>. Repülőjáratok adatainak megszerzése</w:t>
+      </w:r>
+    </w:p>
+    <w:p>
+      <w:pPr>
+        <w:spacing w:line="360" w:lineRule="auto"/>
+        <w:jc w:val="both"/>
+        <w:rPr>
+          <w:rFonts w:ascii="Arial" w:hAnsi="Arial" w:cs="Arial"/>
+          <w:sz w:val="28"/>
+          <w:szCs w:val="28"/>
+        </w:rPr>
+      </w:pPr>
+      <w:r>
+        <w:rPr>
+          <w:rFonts w:ascii="Arial" w:hAnsi="Arial" w:cs="Arial"/>
+          <w:sz w:val="28"/>
+          <w:szCs w:val="28"/>
+        </w:rPr>
+        <w:t>5.1</w:t>
+      </w:r>
+      <w:r>
+        <w:rPr>
+          <w:rFonts w:ascii="Arial" w:hAnsi="Arial" w:cs="Arial"/>
+          <w:sz w:val="28"/>
+          <w:szCs w:val="28"/>
+        </w:rPr>
+        <w:t>1</w:t>
+      </w:r>
+      <w:r>
+        <w:rPr>
+          <w:rFonts w:ascii="Arial" w:hAnsi="Arial" w:cs="Arial"/>
+          <w:sz w:val="28"/>
+          <w:szCs w:val="28"/>
+        </w:rPr>
+        <w:t>. Fordítások</w:t>
+      </w:r>
+    </w:p>
+    <w:p>
+      <w:pPr>
+        <w:spacing w:line="360" w:lineRule="auto"/>
+        <w:jc w:val="both"/>
+        <w:rPr>
+          <w:rFonts w:ascii="Arial" w:hAnsi="Arial" w:cs="Arial"/>
+        </w:rPr>
+      </w:pPr>
+      <w:r>
+        <w:rPr>
+          <w:rFonts w:ascii="Arial" w:hAnsi="Arial" w:cs="Arial"/>
+        </w:rPr>
+        <w:t xml:space="preserve">A fordítások egy központi </w:t>
+      </w:r>
+      <w:r>
+        <w:rPr>
+          <w:rFonts w:ascii="Arial" w:hAnsi="Arial" w:cs="Arial"/>
+          <w:i/>
+          <w:iCs/>
+        </w:rPr>
+        <w:t>translations.js</w:t>
+      </w:r>
+      <w:r>
+        <w:rPr>
+          <w:rFonts w:ascii="Arial" w:hAnsi="Arial" w:cs="Arial"/>
+        </w:rPr>
+        <w:t xml:space="preserve"> fájlban, egyetlen globális objektumban tárolódnak, nyelvenként elkülönítve, azon belül pedig funkcionális területek szerint (pl. nav, login, visitedPlaces, plannedTrips) csoportosítva, ami átláthatóvá és karbantarthatóvá teszi a több száz fordítási kulcsot. A tényleges logikát egy külön </w:t>
+      </w:r>
+      <w:r>
+        <w:rPr>
+          <w:rFonts w:ascii="Arial" w:hAnsi="Arial" w:cs="Arial"/>
+          <w:i/>
+          <w:iCs/>
+        </w:rPr>
+        <w:lastRenderedPageBreak/>
+        <w:t>i18n.js</w:t>
+      </w:r>
+      <w:r>
+        <w:rPr>
+          <w:rFonts w:ascii="Arial" w:hAnsi="Arial" w:cs="Arial"/>
+        </w:rPr>
+        <w:t xml:space="preserve"> modul valósítja meg, amely a nyelvi beállítást a böngésző </w:t>
+      </w:r>
+      <w:r>
+        <w:rPr>
+          <w:rFonts w:ascii="Arial" w:hAnsi="Arial" w:cs="Arial"/>
+          <w:i/>
+          <w:iCs/>
+        </w:rPr>
+        <w:t>localStorage</w:t>
+      </w:r>
+      <w:r>
+        <w:rPr>
+          <w:rFonts w:ascii="Arial" w:hAnsi="Arial" w:cs="Arial"/>
+        </w:rPr>
+        <w:t xml:space="preserve"> tárolójában perzisztálja, és egy </w:t>
+      </w:r>
+      <w:r>
+        <w:rPr>
+          <w:rFonts w:ascii="Arial" w:hAnsi="Arial" w:cs="Arial"/>
+          <w:i/>
+          <w:iCs/>
+        </w:rPr>
+        <w:t>resolveKey</w:t>
+      </w:r>
+      <w:r>
+        <w:rPr>
+          <w:rFonts w:ascii="Arial" w:hAnsi="Arial" w:cs="Arial"/>
+        </w:rPr>
+        <w:t xml:space="preserve"> segédfüggvény segítségével pontozott jelöléssel (pl. addNewPlace.title) képes beágyazott kulcsokat feloldani. Amennyiben egy adott nyelven hiányzik egy fordítás, a rendszer automatikusan angol nyelv</w:t>
+      </w:r>
+      <w:r>
+        <w:rPr>
+          <w:rFonts w:ascii="Arial" w:hAnsi="Arial" w:cs="Arial"/>
+        </w:rPr>
+        <w:t>en írja ki a szöveget</w:t>
+      </w:r>
+      <w:r>
+        <w:rPr>
+          <w:rFonts w:ascii="Arial" w:hAnsi="Arial" w:cs="Arial"/>
+        </w:rPr>
+        <w:t>, ezáltal soha nem jelenik meg üres vagy hibás szöveg a felületen.</w:t>
+      </w:r>
+    </w:p>
+    <w:p>
+      <w:pPr>
+        <w:spacing w:line="360" w:lineRule="auto"/>
+        <w:jc w:val="both"/>
+        <w:rPr>
+          <w:rFonts w:ascii="Arial" w:hAnsi="Arial" w:cs="Arial"/>
+        </w:rPr>
+      </w:pPr>
+      <w:r>
+        <w:rPr>
+          <w:rFonts w:ascii="Arial" w:hAnsi="Arial" w:cs="Arial"/>
+        </w:rPr>
+        <w:t>A HTML</w:t>
+      </w:r>
+      <w:r>
+        <w:rPr>
+          <w:rFonts w:ascii="Arial" w:hAnsi="Arial" w:cs="Arial"/>
+        </w:rPr>
+        <w:t xml:space="preserve"> </w:t>
+      </w:r>
+      <w:r>
+        <w:rPr>
+          <w:rFonts w:ascii="Arial" w:hAnsi="Arial" w:cs="Arial"/>
+        </w:rPr>
+        <w:t xml:space="preserve">elemekhez data-i18n attribútum rendelhető, amelyet az </w:t>
+      </w:r>
+      <w:r>
+        <w:rPr>
+          <w:rFonts w:ascii="Arial" w:hAnsi="Arial" w:cs="Arial"/>
+          <w:i/>
+          <w:iCs/>
+        </w:rPr>
+        <w:t>applyToPage</w:t>
+      </w:r>
+      <w:r>
+        <w:rPr>
+          <w:rFonts w:ascii="Arial" w:hAnsi="Arial" w:cs="Arial"/>
+        </w:rPr>
+        <w:t xml:space="preserve"> függvény dolgoz fel: az oldal betöltésekor végigiterál az összes ilyen attribútummal ellátott elemen, és azok tartalmát a kiválasztott nyelvnek megfelelő fordításra cseréli. A megoldás emellett külön kezeli a placeholder és title attribútumok fordítását is, valamint támogatja a HTML</w:t>
+      </w:r>
+      <w:r>
+        <w:rPr>
+          <w:rFonts w:ascii="Arial" w:hAnsi="Arial" w:cs="Arial"/>
+        </w:rPr>
+        <w:t xml:space="preserve"> </w:t>
+      </w:r>
+      <w:r>
+        <w:rPr>
+          <w:rFonts w:ascii="Arial" w:hAnsi="Arial" w:cs="Arial"/>
+        </w:rPr>
+        <w:t xml:space="preserve">jelölést tartalmazó fordításokat (pl. beágyazott hivatkozásokat) is, ezekben az esetekben </w:t>
+      </w:r>
+      <w:r>
+        <w:rPr>
+          <w:rFonts w:ascii="Arial" w:hAnsi="Arial" w:cs="Arial"/>
+          <w:i/>
+          <w:iCs/>
+        </w:rPr>
+        <w:t>innerHTML</w:t>
+      </w:r>
+      <w:r>
+        <w:rPr>
+          <w:rFonts w:ascii="Arial" w:hAnsi="Arial" w:cs="Arial"/>
+        </w:rPr>
+        <w:t xml:space="preserve">-t, egyébként </w:t>
+      </w:r>
+      <w:r>
+        <w:rPr>
+          <w:rFonts w:ascii="Arial" w:hAnsi="Arial" w:cs="Arial"/>
+          <w:i/>
+          <w:iCs/>
+        </w:rPr>
+        <w:t>textContent</w:t>
+      </w:r>
+      <w:r>
+        <w:rPr>
+          <w:rFonts w:ascii="Arial" w:hAnsi="Arial" w:cs="Arial"/>
+        </w:rPr>
+        <w:t>-et használva.</w:t>
+      </w:r>
+    </w:p>
+    <w:p>
+      <w:pPr>
+        <w:spacing w:line="360" w:lineRule="auto"/>
+        <w:jc w:val="both"/>
+        <w:rPr>
+          <w:rFonts w:ascii="Arial" w:hAnsi="Arial" w:cs="Arial"/>
+        </w:rPr>
+      </w:pPr>
+      <w:r>
+        <w:rPr>
+          <w:rFonts w:ascii="Arial" w:hAnsi="Arial" w:cs="Arial"/>
+        </w:rPr>
+        <w:t xml:space="preserve">A modul globálisan elérhető </w:t>
+      </w:r>
+      <w:r>
+        <w:rPr>
+          <w:rFonts w:ascii="Arial" w:hAnsi="Arial" w:cs="Arial"/>
+          <w:i/>
+          <w:iCs/>
+        </w:rPr>
+        <w:t>window.i18n</w:t>
+      </w:r>
+      <w:r>
+        <w:rPr>
+          <w:rFonts w:ascii="Arial" w:hAnsi="Arial" w:cs="Arial"/>
+        </w:rPr>
+        <w:t xml:space="preserve"> objektumként exponálja funkcióit</w:t>
+      </w:r>
+      <w:r>
+        <w:rPr>
+          <w:rFonts w:ascii="Arial" w:hAnsi="Arial" w:cs="Arial"/>
+        </w:rPr>
+        <w:t xml:space="preserve">, </w:t>
+      </w:r>
+      <w:r>
+        <w:rPr>
+          <w:rFonts w:ascii="Arial" w:hAnsi="Arial" w:cs="Arial"/>
+        </w:rPr>
+        <w:t>így az alkalmazás bármely másik s</w:t>
+      </w:r>
+      <w:r>
+        <w:rPr>
+          <w:rFonts w:ascii="Arial" w:hAnsi="Arial" w:cs="Arial"/>
+        </w:rPr>
+        <w:t>c</w:t>
+      </w:r>
+      <w:r>
+        <w:rPr>
+          <w:rFonts w:ascii="Arial" w:hAnsi="Arial" w:cs="Arial"/>
+        </w:rPr>
+        <w:t>riptje is felhasználhatja azokat futásidőben, akár az oldal késői, dinamikus módosításai után is</w:t>
+      </w:r>
+      <w:r>
+        <w:rPr>
+          <w:rFonts w:ascii="Arial" w:hAnsi="Arial" w:cs="Arial"/>
+        </w:rPr>
+        <w:t xml:space="preserve">, </w:t>
+      </w:r>
+      <w:r>
+        <w:rPr>
+          <w:rFonts w:ascii="Arial" w:hAnsi="Arial" w:cs="Arial"/>
+        </w:rPr>
+        <w:t xml:space="preserve">erre szolgál a </w:t>
+      </w:r>
+      <w:r>
+        <w:rPr>
+          <w:rFonts w:ascii="Arial" w:hAnsi="Arial" w:cs="Arial"/>
+          <w:i/>
+          <w:iCs/>
+        </w:rPr>
+        <w:t>setTimeout</w:t>
+      </w:r>
+      <w:r>
+        <w:rPr>
+          <w:rFonts w:ascii="Arial" w:hAnsi="Arial" w:cs="Arial"/>
+        </w:rPr>
+        <w:t xml:space="preserve"> és a </w:t>
+      </w:r>
+      <w:r>
+        <w:rPr>
+          <w:rFonts w:ascii="Arial" w:hAnsi="Arial" w:cs="Arial"/>
+          <w:i/>
+          <w:iCs/>
+        </w:rPr>
+        <w:t>window.load</w:t>
+      </w:r>
+      <w:r>
+        <w:rPr>
+          <w:rFonts w:ascii="Arial" w:hAnsi="Arial" w:cs="Arial"/>
+        </w:rPr>
+        <w:t xml:space="preserve"> eseményre való újrafuttatás is, amely biztosítja, hogy a később, aszinkron módon betöltött DOM</w:t>
+      </w:r>
+      <w:r>
+        <w:rPr>
+          <w:rFonts w:ascii="Arial" w:hAnsi="Arial" w:cs="Arial"/>
+        </w:rPr>
+        <w:t xml:space="preserve"> </w:t>
+      </w:r>
+      <w:r>
+        <w:rPr>
+          <w:rFonts w:ascii="Arial" w:hAnsi="Arial" w:cs="Arial"/>
+        </w:rPr>
+        <w:t>elemek is megfelelően lefordításra kerüljenek.</w:t>
+      </w:r>
+    </w:p>
+    <w:p>
+      <w:pPr>
+        <w:spacing w:line="360" w:lineRule="auto"/>
+        <w:jc w:val="both"/>
+        <w:rPr>
+          <w:rFonts w:ascii="Arial" w:hAnsi="Arial" w:cs="Arial"/>
+          <w:sz w:val="28"/>
+          <w:szCs w:val="28"/>
+        </w:rPr>
+      </w:pPr>
+      <w:r>
+        <w:rPr>
+          <w:rFonts w:ascii="Arial" w:hAnsi="Arial" w:cs="Arial"/>
+          <w:sz w:val="28"/>
+          <w:szCs w:val="28"/>
+        </w:rPr>
         <w:t>kódrészletek?, képernyőképek</w:t>
+      </w:r>
+      <w:r>
+        <w:rPr>
+          <w:rFonts w:ascii="Arial" w:hAnsi="Arial" w:cs="Arial"/>
+          <w:sz w:val="28"/>
+          <w:szCs w:val="28"/>
+        </w:rPr>
+        <w:t>?</w:t>
       </w:r>
     </w:p>
     <w:p>
@@ -8166,14 +10605,14 @@
         <w:rPr>
           <w:rFonts w:ascii="Arial" w:hAnsi="Arial" w:cs="Arial"/>
         </w:rPr>
-        <w:t xml:space="preserve"> egyszerű, olvasható szintaxisa és a fixture-ök (pl. teszteléshez szükséges előre definiált objektumok vagy adatok) rugalmas kezelése lehetővé tette, hogy a tesztesetek jól strukturáltan, könnyen </w:t>
+        <w:t xml:space="preserve"> egyszerű, olvasható szintaxisa és a fixture-ök (pl. teszteléshez szükséges előre definiált objektumok vagy adatok) rugalmas kezelése lehetővé tette, hogy a tesztesetek jól strukturáltan, könnyen bővíthető formában készüljenek el. A unit tesztek célja, hogy a vizsgált kódrészletet </w:t>
       </w:r>
       <w:r>
         <w:rPr>
           <w:rFonts w:ascii="Arial" w:hAnsi="Arial" w:cs="Arial"/>
         </w:rPr>
         <w:lastRenderedPageBreak/>
-        <w:t>bővíthető formában készüljenek el. A unit tesztek célja, hogy a vizsgált kódrészletet elszigetelten, a külső függőségektől függetlenül teszteljék, ezáltal már a fejlesztés korai szakaszában kiszűrhetők legyenek a logikai hibák.</w:t>
+        <w:t>elszigetelten, a külső függőségektől függetlenül teszteljék, ezáltal már a fejlesztés korai szakaszában kiszűrhetők legyenek a logikai hibák.</w:t>
       </w:r>
     </w:p>
     <w:p>
@@ -8396,7 +10835,6 @@
           <w:sz w:val="32"/>
           <w:szCs w:val="32"/>
         </w:rPr>
-        <w:lastRenderedPageBreak/>
         <w:t>7. Használat</w:t>
       </w:r>
     </w:p>
@@ -8420,6 +10858,7 @@
           <w:sz w:val="32"/>
           <w:szCs w:val="32"/>
         </w:rPr>
+        <w:lastRenderedPageBreak/>
         <w:t>8</w:t>
       </w:r>
       <w:r>
@@ -8500,7 +10939,7 @@
           <w:sz w:val="32"/>
           <w:szCs w:val="32"/>
         </w:rPr>
-        <w:t>. Összegzés</w:t>
+        <w:t>. Köszönetnyilvánítás</w:t>
       </w:r>
     </w:p>
     <w:p>
@@ -8523,7 +10962,7 @@
           <w:sz w:val="32"/>
           <w:szCs w:val="32"/>
         </w:rPr>
-        <w:t>10</w:t>
+        <w:t>1</w:t>
       </w:r>
       <w:r>
         <w:rPr>
@@ -8533,13 +10972,9 @@
           <w:sz w:val="32"/>
           <w:szCs w:val="32"/>
         </w:rPr>
-        <w:t>. Köszönetnyilvánítás</w:t>
-      </w:r>
-    </w:p>
-    <w:p>
-      <w:pPr>
-        <w:spacing w:line="360" w:lineRule="auto"/>
-        <w:jc w:val="both"/>
+        <w:t>0</w:t>
+      </w:r>
+      <w:r>
         <w:rPr>
           <w:rFonts w:ascii="Arial" w:hAnsi="Arial" w:cs="Arial"/>
           <w:b/>
@@ -8547,7 +10982,8 @@
           <w:sz w:val="32"/>
           <w:szCs w:val="32"/>
         </w:rPr>
-      </w:pPr>
+        <w:t xml:space="preserve">. </w:t>
+      </w:r>
       <w:r>
         <w:rPr>
           <w:rFonts w:ascii="Arial" w:hAnsi="Arial" w:cs="Arial"/>
@@ -8556,9 +10992,13 @@
           <w:sz w:val="32"/>
           <w:szCs w:val="32"/>
         </w:rPr>
-        <w:t>1</w:t>
-      </w:r>
-      <w:r>
+        <w:t>Összegzés</w:t>
+      </w:r>
+    </w:p>
+    <w:p>
+      <w:pPr>
+        <w:spacing w:line="360" w:lineRule="auto"/>
+        <w:jc w:val="both"/>
         <w:rPr>
           <w:rFonts w:ascii="Arial" w:hAnsi="Arial" w:cs="Arial"/>
           <w:b/>
@@ -8566,8 +11006,7 @@
           <w:sz w:val="32"/>
           <w:szCs w:val="32"/>
         </w:rPr>
-        <w:t>1</w:t>
-      </w:r>
+      </w:pPr>
       <w:r>
         <w:rPr>
           <w:rFonts w:ascii="Arial" w:hAnsi="Arial" w:cs="Arial"/>
@@ -8576,7 +11015,7 @@
           <w:sz w:val="32"/>
           <w:szCs w:val="32"/>
         </w:rPr>
-        <w:t xml:space="preserve">. </w:t>
+        <w:t>1</w:t>
       </w:r>
       <w:r>
         <w:rPr>
@@ -8586,13 +11025,9 @@
           <w:sz w:val="32"/>
           <w:szCs w:val="32"/>
         </w:rPr>
-        <w:t>Összegzés</w:t>
-      </w:r>
-    </w:p>
-    <w:p>
-      <w:pPr>
-        <w:spacing w:line="360" w:lineRule="auto"/>
-        <w:jc w:val="both"/>
+        <w:t>1</w:t>
+      </w:r>
+      <w:r>
         <w:rPr>
           <w:rFonts w:ascii="Arial" w:hAnsi="Arial" w:cs="Arial"/>
           <w:b/>
@@ -8600,7 +11035,8 @@
           <w:sz w:val="32"/>
           <w:szCs w:val="32"/>
         </w:rPr>
-      </w:pPr>
+        <w:t xml:space="preserve">. </w:t>
+      </w:r>
       <w:r>
         <w:rPr>
           <w:rFonts w:ascii="Arial" w:hAnsi="Arial" w:cs="Arial"/>
@@ -8609,9 +11045,13 @@
           <w:sz w:val="32"/>
           <w:szCs w:val="32"/>
         </w:rPr>
-        <w:t>1</w:t>
-      </w:r>
-      <w:r>
+        <w:t>Summary</w:t>
+      </w:r>
+    </w:p>
+    <w:p>
+      <w:pPr>
+        <w:spacing w:line="360" w:lineRule="auto"/>
+        <w:jc w:val="both"/>
         <w:rPr>
           <w:rFonts w:ascii="Arial" w:hAnsi="Arial" w:cs="Arial"/>
           <w:b/>
@@ -8619,8 +11059,7 @@
           <w:sz w:val="32"/>
           <w:szCs w:val="32"/>
         </w:rPr>
-        <w:t>2</w:t>
-      </w:r>
+      </w:pPr>
       <w:r>
         <w:rPr>
           <w:rFonts w:ascii="Arial" w:hAnsi="Arial" w:cs="Arial"/>
@@ -8629,7 +11068,7 @@
           <w:sz w:val="32"/>
           <w:szCs w:val="32"/>
         </w:rPr>
-        <w:t xml:space="preserve">. </w:t>
+        <w:t>1</w:t>
       </w:r>
       <w:r>
         <w:rPr>
@@ -8639,13 +11078,9 @@
           <w:sz w:val="32"/>
           <w:szCs w:val="32"/>
         </w:rPr>
-        <w:t>Summary</w:t>
-      </w:r>
-    </w:p>
-    <w:p>
-      <w:pPr>
-        <w:spacing w:line="360" w:lineRule="auto"/>
-        <w:jc w:val="both"/>
+        <w:t>2</w:t>
+      </w:r>
+      <w:r>
         <w:rPr>
           <w:rFonts w:ascii="Arial" w:hAnsi="Arial" w:cs="Arial"/>
           <w:b/>
@@ -8653,8 +11088,684 @@
           <w:sz w:val="32"/>
           <w:szCs w:val="32"/>
         </w:rPr>
-      </w:pPr>
-      <w:r>
+        <w:t>. Irodalomjegyzék</w:t>
+      </w:r>
+    </w:p>
+    <w:p>
+      <w:pPr>
+        <w:spacing w:line="360" w:lineRule="auto"/>
+        <w:rPr>
+          <w:rFonts w:ascii="Arial" w:hAnsi="Arial" w:cs="Arial"/>
+        </w:rPr>
+      </w:pPr>
+      <w:r>
+        <w:rPr>
+          <w:rFonts w:ascii="Arial" w:hAnsi="Arial" w:cs="Arial"/>
+        </w:rPr>
+        <w:t xml:space="preserve">[1] developer.modzilla.org: </w:t>
+      </w:r>
+      <w:r>
+        <w:rPr>
+          <w:rFonts w:ascii="Arial" w:hAnsi="Arial" w:cs="Arial"/>
+        </w:rPr>
+        <w:t>HTML: HyperText Markup Language</w:t>
+      </w:r>
+      <w:r>
+        <w:rPr>
+          <w:rFonts w:ascii="Arial" w:hAnsi="Arial" w:cs="Arial"/>
+        </w:rPr>
+        <w:t>-</w:t>
+      </w:r>
+      <w:r>
+        <w:rPr>
+          <w:rFonts w:ascii="Arial" w:hAnsi="Arial" w:cs="Arial"/>
+        </w:rPr>
+        <w:t>https://developer.mozilla.org/en-US/docs/Web/HTML</w:t>
+      </w:r>
+      <w:r>
+        <w:rPr>
+          <w:rFonts w:ascii="Arial" w:hAnsi="Arial" w:cs="Arial"/>
+        </w:rPr>
+        <w:t xml:space="preserve"> (202</w:t>
+      </w:r>
+      <w:r>
+        <w:rPr>
+          <w:rFonts w:ascii="Arial" w:hAnsi="Arial" w:cs="Arial"/>
+        </w:rPr>
+        <w:t>5</w:t>
+      </w:r>
+      <w:r>
+        <w:rPr>
+          <w:rFonts w:ascii="Arial" w:hAnsi="Arial" w:cs="Arial"/>
+        </w:rPr>
+        <w:t xml:space="preserve">. </w:t>
+      </w:r>
+      <w:r>
+        <w:rPr>
+          <w:rFonts w:ascii="Arial" w:hAnsi="Arial" w:cs="Arial"/>
+        </w:rPr>
+        <w:t>12</w:t>
+      </w:r>
+      <w:r>
+        <w:rPr>
+          <w:rFonts w:ascii="Arial" w:hAnsi="Arial" w:cs="Arial"/>
+        </w:rPr>
+        <w:t xml:space="preserve">. </w:t>
+      </w:r>
+      <w:r>
+        <w:rPr>
+          <w:rFonts w:ascii="Arial" w:hAnsi="Arial" w:cs="Arial"/>
+        </w:rPr>
+        <w:t>22</w:t>
+      </w:r>
+      <w:r>
+        <w:rPr>
+          <w:rFonts w:ascii="Arial" w:hAnsi="Arial" w:cs="Arial"/>
+        </w:rPr>
+        <w:t>.)</w:t>
+      </w:r>
+    </w:p>
+    <w:p>
+      <w:pPr>
+        <w:spacing w:line="360" w:lineRule="auto"/>
+        <w:rPr>
+          <w:rFonts w:ascii="Arial" w:hAnsi="Arial" w:cs="Arial"/>
+        </w:rPr>
+      </w:pPr>
+      <w:r>
+        <w:rPr>
+          <w:rFonts w:ascii="Arial" w:hAnsi="Arial" w:cs="Arial"/>
+        </w:rPr>
+        <w:t xml:space="preserve">[2] </w:t>
+      </w:r>
+      <w:r>
+        <w:rPr>
+          <w:rFonts w:ascii="Arial" w:hAnsi="Arial" w:cs="Arial"/>
+        </w:rPr>
+        <w:t xml:space="preserve">developer.modzilla.org: </w:t>
+      </w:r>
+      <w:r>
+        <w:rPr>
+          <w:rFonts w:ascii="Arial" w:hAnsi="Arial" w:cs="Arial"/>
+        </w:rPr>
+        <w:t>CSS: Cascading Style Sheets</w:t>
+      </w:r>
+      <w:r>
+        <w:rPr>
+          <w:rFonts w:ascii="Arial" w:hAnsi="Arial" w:cs="Arial"/>
+        </w:rPr>
+        <w:t>-</w:t>
+      </w:r>
+      <w:r>
+        <w:rPr>
+          <w:rFonts w:ascii="Arial" w:hAnsi="Arial" w:cs="Arial"/>
+        </w:rPr>
+        <w:t>https://developer.mozilla.org/en-US/docs/Web/CSS</w:t>
+      </w:r>
+      <w:r>
+        <w:rPr>
+          <w:rFonts w:ascii="Arial" w:hAnsi="Arial" w:cs="Arial"/>
+        </w:rPr>
+        <w:t xml:space="preserve"> (202</w:t>
+      </w:r>
+      <w:r>
+        <w:rPr>
+          <w:rFonts w:ascii="Arial" w:hAnsi="Arial" w:cs="Arial"/>
+        </w:rPr>
+        <w:t>5</w:t>
+      </w:r>
+      <w:r>
+        <w:rPr>
+          <w:rFonts w:ascii="Arial" w:hAnsi="Arial" w:cs="Arial"/>
+        </w:rPr>
+        <w:t xml:space="preserve">. </w:t>
+      </w:r>
+      <w:r>
+        <w:rPr>
+          <w:rFonts w:ascii="Arial" w:hAnsi="Arial" w:cs="Arial"/>
+        </w:rPr>
+        <w:t>12</w:t>
+      </w:r>
+      <w:r>
+        <w:rPr>
+          <w:rFonts w:ascii="Arial" w:hAnsi="Arial" w:cs="Arial"/>
+        </w:rPr>
+        <w:t xml:space="preserve">. </w:t>
+      </w:r>
+      <w:r>
+        <w:rPr>
+          <w:rFonts w:ascii="Arial" w:hAnsi="Arial" w:cs="Arial"/>
+        </w:rPr>
+        <w:t>29</w:t>
+      </w:r>
+      <w:r>
+        <w:rPr>
+          <w:rFonts w:ascii="Arial" w:hAnsi="Arial" w:cs="Arial"/>
+        </w:rPr>
+        <w:t>.)</w:t>
+      </w:r>
+    </w:p>
+    <w:p>
+      <w:pPr>
+        <w:spacing w:line="360" w:lineRule="auto"/>
+        <w:rPr>
+          <w:rFonts w:ascii="Arial" w:hAnsi="Arial" w:cs="Arial"/>
+        </w:rPr>
+      </w:pPr>
+      <w:r>
+        <w:rPr>
+          <w:rFonts w:ascii="Arial" w:hAnsi="Arial" w:cs="Arial"/>
+        </w:rPr>
+        <w:t>[3] developer.modzilla.org: JavaScript-</w:t>
+      </w:r>
+      <w:r>
+        <w:rPr>
+          <w:rFonts w:ascii="Arial" w:hAnsi="Arial" w:cs="Arial"/>
+        </w:rPr>
+        <w:t>https://developer.mozilla.org/en-US/docs/Web/JavaScript</w:t>
+      </w:r>
+      <w:r>
+        <w:rPr>
+          <w:rFonts w:ascii="Arial" w:hAnsi="Arial" w:cs="Arial"/>
+        </w:rPr>
+        <w:t xml:space="preserve"> (2026. 0</w:t>
+      </w:r>
+      <w:r>
+        <w:rPr>
+          <w:rFonts w:ascii="Arial" w:hAnsi="Arial" w:cs="Arial"/>
+        </w:rPr>
+        <w:t>5</w:t>
+      </w:r>
+      <w:r>
+        <w:rPr>
+          <w:rFonts w:ascii="Arial" w:hAnsi="Arial" w:cs="Arial"/>
+        </w:rPr>
+        <w:t xml:space="preserve">. </w:t>
+      </w:r>
+      <w:r>
+        <w:rPr>
+          <w:rFonts w:ascii="Arial" w:hAnsi="Arial" w:cs="Arial"/>
+        </w:rPr>
+        <w:t>22</w:t>
+      </w:r>
+      <w:r>
+        <w:rPr>
+          <w:rFonts w:ascii="Arial" w:hAnsi="Arial" w:cs="Arial"/>
+        </w:rPr>
+        <w:t>.)</w:t>
+      </w:r>
+    </w:p>
+    <w:p>
+      <w:pPr>
+        <w:spacing w:line="360" w:lineRule="auto"/>
+        <w:rPr>
+          <w:rFonts w:ascii="Arial" w:hAnsi="Arial" w:cs="Arial"/>
+        </w:rPr>
+      </w:pPr>
+      <w:r>
+        <w:rPr>
+          <w:rFonts w:ascii="Arial" w:hAnsi="Arial" w:cs="Arial"/>
+        </w:rPr>
+        <w:t xml:space="preserve">[4] </w:t>
+      </w:r>
+      <w:r>
+        <w:rPr>
+          <w:rFonts w:ascii="Arial" w:hAnsi="Arial" w:cs="Arial"/>
+        </w:rPr>
+        <w:t>Mark Lutz: Learning Python – O'Reilly Media, Sebastopol, 2013</w:t>
+      </w:r>
+    </w:p>
+    <w:p>
+      <w:pPr>
+        <w:spacing w:line="360" w:lineRule="auto"/>
+        <w:rPr>
+          <w:rFonts w:ascii="Arial" w:hAnsi="Arial" w:cs="Arial"/>
+        </w:rPr>
+      </w:pPr>
+      <w:r>
+        <w:rPr>
+          <w:rFonts w:ascii="Arial" w:hAnsi="Arial" w:cs="Arial"/>
+        </w:rPr>
+        <w:t xml:space="preserve">[5] </w:t>
+      </w:r>
+      <w:r>
+        <w:rPr>
+          <w:rFonts w:ascii="Arial" w:hAnsi="Arial" w:cs="Arial"/>
+        </w:rPr>
+        <w:t>Jon Duckett: HTML and CSS: Design and Build Websites – Wiley, Indianapolis, 2011</w:t>
+      </w:r>
+    </w:p>
+    <w:p>
+      <w:pPr>
+        <w:spacing w:line="360" w:lineRule="auto"/>
+        <w:rPr>
+          <w:rFonts w:ascii="Arial" w:hAnsi="Arial" w:cs="Arial"/>
+        </w:rPr>
+      </w:pPr>
+      <w:r>
+        <w:rPr>
+          <w:rFonts w:ascii="Arial" w:hAnsi="Arial" w:cs="Arial"/>
+        </w:rPr>
+        <w:t>[6] leafletjs.com: Leaflet-</w:t>
+      </w:r>
+      <w:r>
+        <w:rPr>
+          <w:rFonts w:ascii="Arial" w:hAnsi="Arial" w:cs="Arial"/>
+        </w:rPr>
+        <w:t>https://leafletjs.com/</w:t>
+      </w:r>
+      <w:r>
+        <w:rPr>
+          <w:rFonts w:ascii="Arial" w:hAnsi="Arial" w:cs="Arial"/>
+        </w:rPr>
+        <w:t xml:space="preserve"> (202</w:t>
+      </w:r>
+      <w:r>
+        <w:rPr>
+          <w:rFonts w:ascii="Arial" w:hAnsi="Arial" w:cs="Arial"/>
+        </w:rPr>
+        <w:t>5</w:t>
+      </w:r>
+      <w:r>
+        <w:rPr>
+          <w:rFonts w:ascii="Arial" w:hAnsi="Arial" w:cs="Arial"/>
+        </w:rPr>
+        <w:t>. 0</w:t>
+      </w:r>
+      <w:r>
+        <w:rPr>
+          <w:rFonts w:ascii="Arial" w:hAnsi="Arial" w:cs="Arial"/>
+        </w:rPr>
+        <w:t>8</w:t>
+      </w:r>
+      <w:r>
+        <w:rPr>
+          <w:rFonts w:ascii="Arial" w:hAnsi="Arial" w:cs="Arial"/>
+        </w:rPr>
+        <w:t xml:space="preserve">. </w:t>
+      </w:r>
+      <w:r>
+        <w:rPr>
+          <w:rFonts w:ascii="Arial" w:hAnsi="Arial" w:cs="Arial"/>
+        </w:rPr>
+        <w:t>16</w:t>
+      </w:r>
+      <w:r>
+        <w:rPr>
+          <w:rFonts w:ascii="Arial" w:hAnsi="Arial" w:cs="Arial"/>
+        </w:rPr>
+        <w:t>.)</w:t>
+      </w:r>
+    </w:p>
+    <w:p>
+      <w:pPr>
+        <w:spacing w:line="360" w:lineRule="auto"/>
+        <w:rPr>
+          <w:rFonts w:ascii="Arial" w:hAnsi="Arial" w:cs="Arial"/>
+        </w:rPr>
+      </w:pPr>
+      <w:r>
+        <w:rPr>
+          <w:rFonts w:ascii="Arial" w:hAnsi="Arial" w:cs="Arial"/>
+        </w:rPr>
+        <w:lastRenderedPageBreak/>
+        <w:t xml:space="preserve">[7] </w:t>
+      </w:r>
+      <w:r>
+        <w:rPr>
+          <w:rFonts w:ascii="Arial" w:hAnsi="Arial" w:cs="Arial"/>
+        </w:rPr>
+        <w:t>python.org: Python docs-</w:t>
+      </w:r>
+      <w:r>
+        <w:rPr>
+          <w:rFonts w:ascii="Arial" w:hAnsi="Arial" w:cs="Arial"/>
+        </w:rPr>
+        <w:t>https://docs.python.org/3/</w:t>
+      </w:r>
+      <w:r>
+        <w:rPr>
+          <w:rFonts w:ascii="Arial" w:hAnsi="Arial" w:cs="Arial"/>
+        </w:rPr>
+        <w:t xml:space="preserve"> (2026. 07. 16)</w:t>
+      </w:r>
+    </w:p>
+    <w:p>
+      <w:pPr>
+        <w:spacing w:line="360" w:lineRule="auto"/>
+        <w:rPr>
+          <w:rFonts w:ascii="Arial" w:hAnsi="Arial" w:cs="Arial"/>
+        </w:rPr>
+      </w:pPr>
+      <w:r>
+        <w:rPr>
+          <w:rFonts w:ascii="Arial" w:hAnsi="Arial" w:cs="Arial"/>
+        </w:rPr>
+        <w:t>[8] fastapi.tiangolo.com: FastAPI-</w:t>
+      </w:r>
+      <w:r>
+        <w:rPr>
+          <w:rFonts w:ascii="Arial" w:hAnsi="Arial" w:cs="Arial"/>
+        </w:rPr>
+        <w:t>https://fastapi.tiangolo.com/</w:t>
+      </w:r>
+    </w:p>
+    <w:p>
+      <w:pPr>
+        <w:spacing w:line="360" w:lineRule="auto"/>
+        <w:rPr>
+          <w:rFonts w:ascii="Arial" w:hAnsi="Arial" w:cs="Arial"/>
+        </w:rPr>
+      </w:pPr>
+      <w:r>
+        <w:rPr>
+          <w:rFonts w:ascii="Arial" w:hAnsi="Arial" w:cs="Arial"/>
+        </w:rPr>
+        <w:t xml:space="preserve">[9] </w:t>
+      </w:r>
+      <w:r>
+        <w:rPr>
+          <w:rFonts w:ascii="Arial" w:hAnsi="Arial" w:cs="Arial"/>
+        </w:rPr>
+        <w:t>postgresql.org: Documentation-</w:t>
+      </w:r>
+      <w:r>
+        <w:rPr>
+          <w:rFonts w:ascii="Arial" w:hAnsi="Arial" w:cs="Arial"/>
+        </w:rPr>
+        <w:t>https://www.postgresql.org/docs/</w:t>
+      </w:r>
+      <w:r>
+        <w:rPr>
+          <w:rFonts w:ascii="Arial" w:hAnsi="Arial" w:cs="Arial"/>
+        </w:rPr>
+        <w:t xml:space="preserve"> (2026. 06. 04.)</w:t>
+      </w:r>
+    </w:p>
+    <w:p>
+      <w:pPr>
+        <w:spacing w:line="360" w:lineRule="auto"/>
+        <w:rPr>
+          <w:rFonts w:ascii="Arial" w:hAnsi="Arial" w:cs="Arial"/>
+        </w:rPr>
+      </w:pPr>
+      <w:r>
+        <w:rPr>
+          <w:rFonts w:ascii="Arial" w:hAnsi="Arial" w:cs="Arial"/>
+        </w:rPr>
+        <w:t xml:space="preserve">[10] sqlalchemy.org: </w:t>
+      </w:r>
+      <w:r>
+        <w:rPr>
+          <w:rFonts w:ascii="Arial" w:hAnsi="Arial" w:cs="Arial"/>
+        </w:rPr>
+        <w:t>The Python SQL Toolkit and Object Relational Mapper-https://www.sqlalchemy.org/</w:t>
+      </w:r>
+      <w:r>
+        <w:rPr>
+          <w:rFonts w:ascii="Arial" w:hAnsi="Arial" w:cs="Arial"/>
+        </w:rPr>
+        <w:t xml:space="preserve"> (2026. 06. 27.)</w:t>
+      </w:r>
+    </w:p>
+    <w:p>
+      <w:pPr>
+        <w:spacing w:line="360" w:lineRule="auto"/>
+        <w:rPr>
+          <w:rFonts w:ascii="Arial" w:hAnsi="Arial" w:cs="Arial"/>
+        </w:rPr>
+      </w:pPr>
+      <w:r>
+        <w:rPr>
+          <w:rFonts w:ascii="Arial" w:hAnsi="Arial" w:cs="Arial"/>
+        </w:rPr>
+        <w:t>[11] api-docs.deepseek.com: Your First API Call-</w:t>
+      </w:r>
+      <w:r>
+        <w:rPr>
+          <w:rFonts w:ascii="Arial" w:hAnsi="Arial" w:cs="Arial"/>
+        </w:rPr>
+        <w:t>https://api-docs.deepseek.com/</w:t>
+      </w:r>
+    </w:p>
+    <w:p>
+      <w:pPr>
+        <w:spacing w:line="360" w:lineRule="auto"/>
+        <w:rPr>
+          <w:rFonts w:ascii="Arial" w:hAnsi="Arial" w:cs="Arial"/>
+        </w:rPr>
+      </w:pPr>
+      <w:r>
+        <w:rPr>
+          <w:rFonts w:ascii="Arial" w:hAnsi="Arial" w:cs="Arial"/>
+        </w:rPr>
+        <w:t>[12] api-docs.deepseek.com: JSON output-</w:t>
+      </w:r>
+      <w:r>
+        <w:rPr>
+          <w:rFonts w:ascii="Arial" w:hAnsi="Arial" w:cs="Arial"/>
+        </w:rPr>
+        <w:t>https://api-docs.deepseek.com/guides/json_mode</w:t>
+      </w:r>
+    </w:p>
+    <w:p>
+      <w:pPr>
+        <w:spacing w:line="360" w:lineRule="auto"/>
+        <w:rPr>
+          <w:rFonts w:ascii="Arial" w:hAnsi="Arial" w:cs="Arial"/>
+        </w:rPr>
+      </w:pPr>
+      <w:r>
+        <w:rPr>
+          <w:rFonts w:ascii="Arial" w:hAnsi="Arial" w:cs="Arial"/>
+        </w:rPr>
+        <w:t>[13] ollama.com: Ollama documentation-</w:t>
+      </w:r>
+      <w:r>
+        <w:rPr>
+          <w:rFonts w:ascii="Arial" w:hAnsi="Arial" w:cs="Arial"/>
+        </w:rPr>
+        <w:t>https://docs.ollama.com/</w:t>
+      </w:r>
+    </w:p>
+    <w:p>
+      <w:pPr>
+        <w:spacing w:line="360" w:lineRule="auto"/>
+        <w:rPr>
+          <w:rFonts w:ascii="Arial" w:hAnsi="Arial" w:cs="Arial"/>
+        </w:rPr>
+      </w:pPr>
+      <w:r>
+        <w:rPr>
+          <w:rFonts w:ascii="Arial" w:hAnsi="Arial" w:cs="Arial"/>
+        </w:rPr>
+        <w:t xml:space="preserve">[14] </w:t>
+      </w:r>
+      <w:r>
+        <w:rPr>
+          <w:rFonts w:ascii="Arial" w:hAnsi="Arial" w:cs="Arial"/>
+        </w:rPr>
+        <w:t>nominatim.org: Nominatim 5.3.2 manual-</w:t>
+      </w:r>
+      <w:r>
+        <w:rPr>
+          <w:rFonts w:ascii="Arial" w:hAnsi="Arial" w:cs="Arial"/>
+        </w:rPr>
+        <w:t>https://nominatim.org/release-docs/latest/</w:t>
+      </w:r>
+      <w:r>
+        <w:rPr>
+          <w:rFonts w:ascii="Arial" w:hAnsi="Arial" w:cs="Arial"/>
+        </w:rPr>
+        <w:t xml:space="preserve"> </w:t>
+      </w:r>
+    </w:p>
+    <w:p>
+      <w:pPr>
+        <w:spacing w:line="360" w:lineRule="auto"/>
+        <w:rPr>
+          <w:rFonts w:ascii="Arial" w:hAnsi="Arial" w:cs="Arial"/>
+        </w:rPr>
+      </w:pPr>
+      <w:r>
+        <w:rPr>
+          <w:rFonts w:ascii="Arial" w:hAnsi="Arial" w:cs="Arial"/>
+        </w:rPr>
+        <w:t xml:space="preserve">[15] </w:t>
+      </w:r>
+      <w:r>
+        <w:rPr>
+          <w:rFonts w:ascii="Arial" w:hAnsi="Arial" w:cs="Arial"/>
+        </w:rPr>
+        <w:t xml:space="preserve">developers.google.com: </w:t>
+      </w:r>
+      <w:r>
+        <w:rPr>
+          <w:rFonts w:ascii="Arial" w:hAnsi="Arial" w:cs="Arial"/>
+        </w:rPr>
+        <w:t>Using OAuth 2.0 to Access Google APIs</w:t>
+      </w:r>
+      <w:r>
+        <w:rPr>
+          <w:rFonts w:ascii="Arial" w:hAnsi="Arial" w:cs="Arial"/>
+        </w:rPr>
+        <w:t>-</w:t>
+      </w:r>
+      <w:r>
+        <w:rPr>
+          <w:rFonts w:ascii="Arial" w:hAnsi="Arial" w:cs="Arial"/>
+        </w:rPr>
+        <w:t>https://developers.google.com/identity/protocols/oauth2</w:t>
+      </w:r>
+    </w:p>
+    <w:p>
+      <w:pPr>
+        <w:spacing w:line="360" w:lineRule="auto"/>
+        <w:rPr>
+          <w:rFonts w:ascii="Arial" w:hAnsi="Arial" w:cs="Arial"/>
+        </w:rPr>
+      </w:pPr>
+      <w:r>
+        <w:rPr>
+          <w:rFonts w:ascii="Arial" w:hAnsi="Arial" w:cs="Arial"/>
+        </w:rPr>
+        <w:t xml:space="preserve">[16] docs.pytest.org: </w:t>
+      </w:r>
+      <w:r>
+        <w:rPr>
+          <w:rFonts w:ascii="Arial" w:hAnsi="Arial" w:cs="Arial"/>
+        </w:rPr>
+        <w:t>pytest: helps you write better programs</w:t>
+      </w:r>
+      <w:r>
+        <w:rPr>
+          <w:rFonts w:ascii="Arial" w:hAnsi="Arial" w:cs="Arial"/>
+        </w:rPr>
+        <w:t>-</w:t>
+      </w:r>
+      <w:r>
+        <w:rPr>
+          <w:rFonts w:ascii="Arial" w:hAnsi="Arial" w:cs="Arial"/>
+        </w:rPr>
+        <w:t>https://docs.pytest.org/en/stable/index.html</w:t>
+      </w:r>
+    </w:p>
+    <w:p>
+      <w:pPr>
+        <w:spacing w:line="360" w:lineRule="auto"/>
+        <w:rPr>
+          <w:rFonts w:ascii="Arial" w:hAnsi="Arial" w:cs="Arial"/>
+        </w:rPr>
+      </w:pPr>
+      <w:r>
+        <w:rPr>
+          <w:rFonts w:ascii="Arial" w:hAnsi="Arial" w:cs="Arial"/>
+        </w:rPr>
+        <w:t xml:space="preserve">[17] </w:t>
+      </w:r>
+      <w:r>
+        <w:rPr>
+          <w:rFonts w:ascii="Arial" w:hAnsi="Arial" w:cs="Arial"/>
+        </w:rPr>
+        <w:t>docs.github.com: GitHub Actions documentation-</w:t>
+      </w:r>
+      <w:r>
+        <w:rPr>
+          <w:rFonts w:ascii="Arial" w:hAnsi="Arial" w:cs="Arial"/>
+        </w:rPr>
+        <w:t>https://docs.github.com/en/actions</w:t>
+      </w:r>
+    </w:p>
+    <w:p>
+      <w:pPr>
+        <w:spacing w:line="360" w:lineRule="auto"/>
+        <w:rPr>
+          <w:rFonts w:ascii="Arial" w:hAnsi="Arial" w:cs="Arial"/>
+        </w:rPr>
+      </w:pPr>
+      <w:r>
+        <w:rPr>
+          <w:rFonts w:ascii="Arial" w:hAnsi="Arial" w:cs="Arial"/>
+        </w:rPr>
+        <w:t>[18] code.visualstudio.com: Visual Studio Code documentation-</w:t>
+      </w:r>
+      <w:r>
+        <w:rPr>
+          <w:rFonts w:ascii="Arial" w:hAnsi="Arial" w:cs="Arial"/>
+        </w:rPr>
+        <w:t>https://code.visualstudio.com/docs</w:t>
+      </w:r>
+    </w:p>
+    <w:p>
+      <w:pPr>
+        <w:spacing w:line="360" w:lineRule="auto"/>
+        <w:rPr>
+          <w:rFonts w:ascii="Arial" w:hAnsi="Arial" w:cs="Arial"/>
+        </w:rPr>
+      </w:pPr>
+      <w:r>
+        <w:rPr>
+          <w:rFonts w:ascii="Arial" w:hAnsi="Arial" w:cs="Arial"/>
+        </w:rPr>
+        <w:t xml:space="preserve">[19] </w:t>
+      </w:r>
+      <w:r>
+        <w:rPr>
+          <w:rFonts w:ascii="Arial" w:hAnsi="Arial" w:cs="Arial"/>
+        </w:rPr>
+        <w:t>coolify.io: Coolify-</w:t>
+      </w:r>
+      <w:r>
+        <w:rPr>
+          <w:rFonts w:ascii="Arial" w:hAnsi="Arial" w:cs="Arial"/>
+        </w:rPr>
+        <w:t>https://coolify.io/docs</w:t>
+      </w:r>
+    </w:p>
+    <w:p>
+      <w:pPr>
+        <w:spacing w:line="360" w:lineRule="auto"/>
+        <w:rPr>
+          <w:rFonts w:ascii="Arial" w:hAnsi="Arial" w:cs="Arial"/>
+        </w:rPr>
+      </w:pPr>
+      <w:r>
+        <w:rPr>
+          <w:rFonts w:ascii="Arial" w:hAnsi="Arial" w:cs="Arial"/>
+        </w:rPr>
+        <w:t>[20] docs.docker.com: Docker Compose-</w:t>
+      </w:r>
+      <w:r>
+        <w:rPr>
+          <w:rFonts w:ascii="Arial" w:hAnsi="Arial" w:cs="Arial"/>
+        </w:rPr>
+        <w:t>https://docs.docker.com/compose/</w:t>
+      </w:r>
+    </w:p>
+    <w:p>
+      <w:pPr>
+        <w:spacing w:line="360" w:lineRule="auto"/>
+        <w:jc w:val="both"/>
         <w:rPr>
           <w:rFonts w:ascii="Arial" w:hAnsi="Arial" w:cs="Arial"/>
           <w:b/>
@@ -8662,8 +11773,7 @@
           <w:sz w:val="32"/>
           <w:szCs w:val="32"/>
         </w:rPr>
-        <w:t>1</w:t>
-      </w:r>
+      </w:pPr>
       <w:r>
         <w:rPr>
           <w:rFonts w:ascii="Arial" w:hAnsi="Arial" w:cs="Arial"/>
@@ -8672,7 +11782,7 @@
           <w:sz w:val="32"/>
           <w:szCs w:val="32"/>
         </w:rPr>
-        <w:t>3</w:t>
+        <w:t>1</w:t>
       </w:r>
       <w:r>
         <w:rPr>
@@ -8682,723 +11792,7 @@
           <w:sz w:val="32"/>
           <w:szCs w:val="32"/>
         </w:rPr>
-        <w:t>. Irodalomjegyzék</w:t>
-      </w:r>
-    </w:p>
-    <w:p>
-      <w:pPr>
-        <w:spacing w:line="360" w:lineRule="auto"/>
-        <w:rPr>
-          <w:rFonts w:ascii="Arial" w:hAnsi="Arial" w:cs="Arial"/>
-        </w:rPr>
-      </w:pPr>
-      <w:r>
-        <w:rPr>
-          <w:rFonts w:ascii="Arial" w:hAnsi="Arial" w:cs="Arial"/>
-        </w:rPr>
-        <w:t xml:space="preserve">[1] developer.modzilla.org: </w:t>
-      </w:r>
-      <w:r>
-        <w:rPr>
-          <w:rFonts w:ascii="Arial" w:hAnsi="Arial" w:cs="Arial"/>
-        </w:rPr>
-        <w:t>HTML: HyperText Markup Language</w:t>
-      </w:r>
-      <w:r>
-        <w:rPr>
-          <w:rFonts w:ascii="Arial" w:hAnsi="Arial" w:cs="Arial"/>
-        </w:rPr>
-        <w:t>-</w:t>
-      </w:r>
-      <w:r>
-        <w:rPr>
-          <w:rFonts w:ascii="Arial" w:hAnsi="Arial" w:cs="Arial"/>
-        </w:rPr>
-        <w:t>https://developer.mozilla.org/en-US/docs/Web/HTML</w:t>
-      </w:r>
-      <w:r>
-        <w:rPr>
-          <w:rFonts w:ascii="Arial" w:hAnsi="Arial" w:cs="Arial"/>
-        </w:rPr>
-        <w:t xml:space="preserve"> (202</w:t>
-      </w:r>
-      <w:r>
-        <w:rPr>
-          <w:rFonts w:ascii="Arial" w:hAnsi="Arial" w:cs="Arial"/>
-        </w:rPr>
-        <w:t>5</w:t>
-      </w:r>
-      <w:r>
-        <w:rPr>
-          <w:rFonts w:ascii="Arial" w:hAnsi="Arial" w:cs="Arial"/>
-        </w:rPr>
-        <w:t xml:space="preserve">. </w:t>
-      </w:r>
-      <w:r>
-        <w:rPr>
-          <w:rFonts w:ascii="Arial" w:hAnsi="Arial" w:cs="Arial"/>
-        </w:rPr>
-        <w:t>12</w:t>
-      </w:r>
-      <w:r>
-        <w:rPr>
-          <w:rFonts w:ascii="Arial" w:hAnsi="Arial" w:cs="Arial"/>
-        </w:rPr>
-        <w:t xml:space="preserve">. </w:t>
-      </w:r>
-      <w:r>
-        <w:rPr>
-          <w:rFonts w:ascii="Arial" w:hAnsi="Arial" w:cs="Arial"/>
-        </w:rPr>
-        <w:t>22</w:t>
-      </w:r>
-      <w:r>
-        <w:rPr>
-          <w:rFonts w:ascii="Arial" w:hAnsi="Arial" w:cs="Arial"/>
-        </w:rPr>
-        <w:t>.)</w:t>
-      </w:r>
-    </w:p>
-    <w:p>
-      <w:pPr>
-        <w:spacing w:line="360" w:lineRule="auto"/>
-        <w:rPr>
-          <w:rFonts w:ascii="Arial" w:hAnsi="Arial" w:cs="Arial"/>
-        </w:rPr>
-      </w:pPr>
-      <w:r>
-        <w:rPr>
-          <w:rFonts w:ascii="Arial" w:hAnsi="Arial" w:cs="Arial"/>
-        </w:rPr>
-        <w:t xml:space="preserve">[2] </w:t>
-      </w:r>
-      <w:r>
-        <w:rPr>
-          <w:rFonts w:ascii="Arial" w:hAnsi="Arial" w:cs="Arial"/>
-        </w:rPr>
-        <w:t xml:space="preserve">developer.modzilla.org: </w:t>
-      </w:r>
-      <w:r>
-        <w:rPr>
-          <w:rFonts w:ascii="Arial" w:hAnsi="Arial" w:cs="Arial"/>
-        </w:rPr>
-        <w:t>CSS: Cascading Style Sheets</w:t>
-      </w:r>
-      <w:r>
-        <w:rPr>
-          <w:rFonts w:ascii="Arial" w:hAnsi="Arial" w:cs="Arial"/>
-        </w:rPr>
-        <w:t>-</w:t>
-      </w:r>
-      <w:r>
-        <w:rPr>
-          <w:rFonts w:ascii="Arial" w:hAnsi="Arial" w:cs="Arial"/>
-        </w:rPr>
-        <w:t>https://developer.mozilla.org/en-US/docs/Web/CSS</w:t>
-      </w:r>
-      <w:r>
-        <w:rPr>
-          <w:rFonts w:ascii="Arial" w:hAnsi="Arial" w:cs="Arial"/>
-        </w:rPr>
-        <w:t xml:space="preserve"> (202</w:t>
-      </w:r>
-      <w:r>
-        <w:rPr>
-          <w:rFonts w:ascii="Arial" w:hAnsi="Arial" w:cs="Arial"/>
-        </w:rPr>
-        <w:t>5</w:t>
-      </w:r>
-      <w:r>
-        <w:rPr>
-          <w:rFonts w:ascii="Arial" w:hAnsi="Arial" w:cs="Arial"/>
-        </w:rPr>
-        <w:t xml:space="preserve">. </w:t>
-      </w:r>
-      <w:r>
-        <w:rPr>
-          <w:rFonts w:ascii="Arial" w:hAnsi="Arial" w:cs="Arial"/>
-        </w:rPr>
-        <w:t>12</w:t>
-      </w:r>
-      <w:r>
-        <w:rPr>
-          <w:rFonts w:ascii="Arial" w:hAnsi="Arial" w:cs="Arial"/>
-        </w:rPr>
-        <w:t xml:space="preserve">. </w:t>
-      </w:r>
-      <w:r>
-        <w:rPr>
-          <w:rFonts w:ascii="Arial" w:hAnsi="Arial" w:cs="Arial"/>
-        </w:rPr>
-        <w:t>29</w:t>
-      </w:r>
-      <w:r>
-        <w:rPr>
-          <w:rFonts w:ascii="Arial" w:hAnsi="Arial" w:cs="Arial"/>
-        </w:rPr>
-        <w:t>.)</w:t>
-      </w:r>
-    </w:p>
-    <w:p>
-      <w:pPr>
-        <w:spacing w:line="360" w:lineRule="auto"/>
-        <w:rPr>
-          <w:rFonts w:ascii="Arial" w:hAnsi="Arial" w:cs="Arial"/>
-        </w:rPr>
-      </w:pPr>
-      <w:r>
-        <w:rPr>
-          <w:rFonts w:ascii="Arial" w:hAnsi="Arial" w:cs="Arial"/>
-        </w:rPr>
-        <w:t>[3] developer.modzilla.org: JavaScript-</w:t>
-      </w:r>
-      <w:r>
-        <w:rPr>
-          <w:rFonts w:ascii="Arial" w:hAnsi="Arial" w:cs="Arial"/>
-        </w:rPr>
-        <w:t>https://developer.mozilla.org/en-US/docs/Web/JavaScript</w:t>
-      </w:r>
-      <w:r>
-        <w:rPr>
-          <w:rFonts w:ascii="Arial" w:hAnsi="Arial" w:cs="Arial"/>
-        </w:rPr>
-        <w:t xml:space="preserve"> (2026. 0</w:t>
-      </w:r>
-      <w:r>
-        <w:rPr>
-          <w:rFonts w:ascii="Arial" w:hAnsi="Arial" w:cs="Arial"/>
-        </w:rPr>
-        <w:t>5</w:t>
-      </w:r>
-      <w:r>
-        <w:rPr>
-          <w:rFonts w:ascii="Arial" w:hAnsi="Arial" w:cs="Arial"/>
-        </w:rPr>
-        <w:t xml:space="preserve">. </w:t>
-      </w:r>
-      <w:r>
-        <w:rPr>
-          <w:rFonts w:ascii="Arial" w:hAnsi="Arial" w:cs="Arial"/>
-        </w:rPr>
-        <w:t>22</w:t>
-      </w:r>
-      <w:r>
-        <w:rPr>
-          <w:rFonts w:ascii="Arial" w:hAnsi="Arial" w:cs="Arial"/>
-        </w:rPr>
-        <w:t>.)</w:t>
-      </w:r>
-    </w:p>
-    <w:p>
-      <w:pPr>
-        <w:spacing w:line="360" w:lineRule="auto"/>
-        <w:rPr>
-          <w:rFonts w:ascii="Arial" w:hAnsi="Arial" w:cs="Arial"/>
-        </w:rPr>
-      </w:pPr>
-      <w:r>
-        <w:rPr>
-          <w:rFonts w:ascii="Arial" w:hAnsi="Arial" w:cs="Arial"/>
-        </w:rPr>
-        <w:t xml:space="preserve">[4] </w:t>
-      </w:r>
-      <w:r>
-        <w:rPr>
-          <w:rFonts w:ascii="Arial" w:hAnsi="Arial" w:cs="Arial"/>
-        </w:rPr>
-        <w:t>Mark Lutz: Learning Python – O'Reilly Media, Sebastopol, 2013</w:t>
-      </w:r>
-    </w:p>
-    <w:p>
-      <w:pPr>
-        <w:spacing w:line="360" w:lineRule="auto"/>
-        <w:rPr>
-          <w:rFonts w:ascii="Arial" w:hAnsi="Arial" w:cs="Arial"/>
-        </w:rPr>
-      </w:pPr>
-      <w:r>
-        <w:rPr>
-          <w:rFonts w:ascii="Arial" w:hAnsi="Arial" w:cs="Arial"/>
-        </w:rPr>
-        <w:lastRenderedPageBreak/>
-        <w:t xml:space="preserve">[5] </w:t>
-      </w:r>
-      <w:r>
-        <w:rPr>
-          <w:rFonts w:ascii="Arial" w:hAnsi="Arial" w:cs="Arial"/>
-        </w:rPr>
-        <w:t>Jon Duckett: HTML and CSS: Design and Build Websites – Wiley, Indianapolis, 2011</w:t>
-      </w:r>
-    </w:p>
-    <w:p>
-      <w:pPr>
-        <w:spacing w:line="360" w:lineRule="auto"/>
-        <w:rPr>
-          <w:rFonts w:ascii="Arial" w:hAnsi="Arial" w:cs="Arial"/>
-        </w:rPr>
-      </w:pPr>
-      <w:r>
-        <w:rPr>
-          <w:rFonts w:ascii="Arial" w:hAnsi="Arial" w:cs="Arial"/>
-        </w:rPr>
-        <w:t>[6] leafletjs.com: Leaflet-</w:t>
-      </w:r>
-      <w:r>
-        <w:rPr>
-          <w:rFonts w:ascii="Arial" w:hAnsi="Arial" w:cs="Arial"/>
-        </w:rPr>
-        <w:t>https://leafletjs.com/</w:t>
-      </w:r>
-      <w:r>
-        <w:rPr>
-          <w:rFonts w:ascii="Arial" w:hAnsi="Arial" w:cs="Arial"/>
-        </w:rPr>
-        <w:t xml:space="preserve"> (202</w:t>
-      </w:r>
-      <w:r>
-        <w:rPr>
-          <w:rFonts w:ascii="Arial" w:hAnsi="Arial" w:cs="Arial"/>
-        </w:rPr>
-        <w:t>5</w:t>
-      </w:r>
-      <w:r>
-        <w:rPr>
-          <w:rFonts w:ascii="Arial" w:hAnsi="Arial" w:cs="Arial"/>
-        </w:rPr>
-        <w:t>. 0</w:t>
-      </w:r>
-      <w:r>
-        <w:rPr>
-          <w:rFonts w:ascii="Arial" w:hAnsi="Arial" w:cs="Arial"/>
-        </w:rPr>
-        <w:t>8</w:t>
-      </w:r>
-      <w:r>
-        <w:rPr>
-          <w:rFonts w:ascii="Arial" w:hAnsi="Arial" w:cs="Arial"/>
-        </w:rPr>
-        <w:t xml:space="preserve">. </w:t>
-      </w:r>
-      <w:r>
-        <w:rPr>
-          <w:rFonts w:ascii="Arial" w:hAnsi="Arial" w:cs="Arial"/>
-        </w:rPr>
-        <w:t>16</w:t>
-      </w:r>
-      <w:r>
-        <w:rPr>
-          <w:rFonts w:ascii="Arial" w:hAnsi="Arial" w:cs="Arial"/>
-        </w:rPr>
-        <w:t>.)</w:t>
-      </w:r>
-    </w:p>
-    <w:p>
-      <w:pPr>
-        <w:spacing w:line="360" w:lineRule="auto"/>
-        <w:rPr>
-          <w:rFonts w:ascii="Arial" w:hAnsi="Arial" w:cs="Arial"/>
-        </w:rPr>
-      </w:pPr>
-      <w:r>
-        <w:rPr>
-          <w:rFonts w:ascii="Arial" w:hAnsi="Arial" w:cs="Arial"/>
-        </w:rPr>
-        <w:t xml:space="preserve">[7] </w:t>
-      </w:r>
-      <w:r>
-        <w:rPr>
-          <w:rFonts w:ascii="Arial" w:hAnsi="Arial" w:cs="Arial"/>
-        </w:rPr>
-        <w:t>python.org: Python docs-</w:t>
-      </w:r>
-      <w:r>
-        <w:rPr>
-          <w:rFonts w:ascii="Arial" w:hAnsi="Arial" w:cs="Arial"/>
-        </w:rPr>
-        <w:t>https://docs.python.org/3/</w:t>
-      </w:r>
-      <w:r>
-        <w:rPr>
-          <w:rFonts w:ascii="Arial" w:hAnsi="Arial" w:cs="Arial"/>
-        </w:rPr>
-        <w:t xml:space="preserve"> (2026. 07. 16)</w:t>
-      </w:r>
-    </w:p>
-    <w:p>
-      <w:pPr>
-        <w:spacing w:line="360" w:lineRule="auto"/>
-        <w:rPr>
-          <w:rFonts w:ascii="Arial" w:hAnsi="Arial" w:cs="Arial"/>
-        </w:rPr>
-      </w:pPr>
-      <w:r>
-        <w:rPr>
-          <w:rFonts w:ascii="Arial" w:hAnsi="Arial" w:cs="Arial"/>
-        </w:rPr>
-        <w:t>[8] fastapi.tiangolo.com: FastAPI-</w:t>
-      </w:r>
-      <w:r>
-        <w:rPr>
-          <w:rFonts w:ascii="Arial" w:hAnsi="Arial" w:cs="Arial"/>
-        </w:rPr>
-        <w:t>https://fastapi.tiangolo.com/</w:t>
-      </w:r>
-    </w:p>
-    <w:p>
-      <w:pPr>
-        <w:spacing w:line="360" w:lineRule="auto"/>
-        <w:rPr>
-          <w:rFonts w:ascii="Arial" w:hAnsi="Arial" w:cs="Arial"/>
-        </w:rPr>
-      </w:pPr>
-      <w:r>
-        <w:rPr>
-          <w:rFonts w:ascii="Arial" w:hAnsi="Arial" w:cs="Arial"/>
-        </w:rPr>
-        <w:t xml:space="preserve">[9] </w:t>
-      </w:r>
-      <w:r>
-        <w:rPr>
-          <w:rFonts w:ascii="Arial" w:hAnsi="Arial" w:cs="Arial"/>
-        </w:rPr>
-        <w:t>postgresql.org: Documentation-</w:t>
-      </w:r>
-      <w:r>
-        <w:rPr>
-          <w:rFonts w:ascii="Arial" w:hAnsi="Arial" w:cs="Arial"/>
-        </w:rPr>
-        <w:t>https://www.postgresql.org/docs/</w:t>
-      </w:r>
-      <w:r>
-        <w:rPr>
-          <w:rFonts w:ascii="Arial" w:hAnsi="Arial" w:cs="Arial"/>
-        </w:rPr>
-        <w:t xml:space="preserve"> (2026. 06. 04.)</w:t>
-      </w:r>
-    </w:p>
-    <w:p>
-      <w:pPr>
-        <w:spacing w:line="360" w:lineRule="auto"/>
-        <w:rPr>
-          <w:rFonts w:ascii="Arial" w:hAnsi="Arial" w:cs="Arial"/>
-        </w:rPr>
-      </w:pPr>
-      <w:r>
-        <w:rPr>
-          <w:rFonts w:ascii="Arial" w:hAnsi="Arial" w:cs="Arial"/>
-        </w:rPr>
-        <w:t xml:space="preserve">[10] sqlalchemy.org: </w:t>
-      </w:r>
-      <w:r>
-        <w:rPr>
-          <w:rFonts w:ascii="Arial" w:hAnsi="Arial" w:cs="Arial"/>
-        </w:rPr>
-        <w:t>The Python SQL Toolkit and Object Relational Mapper</w:t>
-      </w:r>
-      <w:r>
-        <w:rPr>
-          <w:rFonts w:ascii="Arial" w:hAnsi="Arial" w:cs="Arial"/>
-        </w:rPr>
-        <w:t>-</w:t>
-      </w:r>
-      <w:r>
-        <w:rPr>
-          <w:rFonts w:ascii="Arial" w:hAnsi="Arial" w:cs="Arial"/>
-        </w:rPr>
-        <w:t>https://www.sqlalchemy.org/</w:t>
-      </w:r>
-      <w:r>
-        <w:rPr>
-          <w:rFonts w:ascii="Arial" w:hAnsi="Arial" w:cs="Arial"/>
-        </w:rPr>
-        <w:t xml:space="preserve"> (2026. 06. 27.)</w:t>
-      </w:r>
-    </w:p>
-    <w:p>
-      <w:pPr>
-        <w:spacing w:line="360" w:lineRule="auto"/>
-        <w:rPr>
-          <w:rFonts w:ascii="Arial" w:hAnsi="Arial" w:cs="Arial"/>
-        </w:rPr>
-      </w:pPr>
-      <w:r>
-        <w:rPr>
-          <w:rFonts w:ascii="Arial" w:hAnsi="Arial" w:cs="Arial"/>
-        </w:rPr>
-        <w:t>[11] api-docs.deepseek.com: Your First API Call-</w:t>
-      </w:r>
-      <w:r>
-        <w:rPr>
-          <w:rFonts w:ascii="Arial" w:hAnsi="Arial" w:cs="Arial"/>
-        </w:rPr>
-        <w:t>https://api-docs.deepseek.com/</w:t>
-      </w:r>
-    </w:p>
-    <w:p>
-      <w:pPr>
-        <w:spacing w:line="360" w:lineRule="auto"/>
-        <w:rPr>
-          <w:rFonts w:ascii="Arial" w:hAnsi="Arial" w:cs="Arial"/>
-        </w:rPr>
-      </w:pPr>
-      <w:r>
-        <w:rPr>
-          <w:rFonts w:ascii="Arial" w:hAnsi="Arial" w:cs="Arial"/>
-        </w:rPr>
-        <w:t>[12] api-docs.deepseek.com: JSON output-</w:t>
-      </w:r>
-      <w:r>
-        <w:rPr>
-          <w:rFonts w:ascii="Arial" w:hAnsi="Arial" w:cs="Arial"/>
-        </w:rPr>
-        <w:t>https://api-docs.deepseek.com/guides/json_mode</w:t>
-      </w:r>
-    </w:p>
-    <w:p>
-      <w:pPr>
-        <w:spacing w:line="360" w:lineRule="auto"/>
-        <w:rPr>
-          <w:rFonts w:ascii="Arial" w:hAnsi="Arial" w:cs="Arial"/>
-        </w:rPr>
-      </w:pPr>
-      <w:r>
-        <w:rPr>
-          <w:rFonts w:ascii="Arial" w:hAnsi="Arial" w:cs="Arial"/>
-        </w:rPr>
-        <w:t>[13] ollama.com: Ollama documentation-</w:t>
-      </w:r>
-      <w:r>
-        <w:rPr>
-          <w:rFonts w:ascii="Arial" w:hAnsi="Arial" w:cs="Arial"/>
-        </w:rPr>
-        <w:t>https://docs.ollama.com/</w:t>
-      </w:r>
-    </w:p>
-    <w:p>
-      <w:pPr>
-        <w:spacing w:line="360" w:lineRule="auto"/>
-        <w:rPr>
-          <w:rFonts w:ascii="Arial" w:hAnsi="Arial" w:cs="Arial"/>
-        </w:rPr>
-      </w:pPr>
-      <w:r>
-        <w:rPr>
-          <w:rFonts w:ascii="Arial" w:hAnsi="Arial" w:cs="Arial"/>
-        </w:rPr>
-        <w:t xml:space="preserve">[14] </w:t>
-      </w:r>
-      <w:r>
-        <w:rPr>
-          <w:rFonts w:ascii="Arial" w:hAnsi="Arial" w:cs="Arial"/>
-        </w:rPr>
-        <w:t>nominatim.org: Nominatim 5.3.2 manual-</w:t>
-      </w:r>
-      <w:r>
-        <w:rPr>
-          <w:rFonts w:ascii="Arial" w:hAnsi="Arial" w:cs="Arial"/>
-        </w:rPr>
-        <w:t>https://nominatim.org/release-docs/latest/</w:t>
-      </w:r>
-      <w:r>
-        <w:rPr>
-          <w:rFonts w:ascii="Arial" w:hAnsi="Arial" w:cs="Arial"/>
-        </w:rPr>
-        <w:t xml:space="preserve"> </w:t>
-      </w:r>
-    </w:p>
-    <w:p>
-      <w:pPr>
-        <w:spacing w:line="360" w:lineRule="auto"/>
-        <w:rPr>
-          <w:rFonts w:ascii="Arial" w:hAnsi="Arial" w:cs="Arial"/>
-        </w:rPr>
-      </w:pPr>
-      <w:r>
-        <w:rPr>
-          <w:rFonts w:ascii="Arial" w:hAnsi="Arial" w:cs="Arial"/>
-        </w:rPr>
-        <w:t xml:space="preserve">[15] </w:t>
-      </w:r>
-      <w:r>
-        <w:rPr>
-          <w:rFonts w:ascii="Arial" w:hAnsi="Arial" w:cs="Arial"/>
-        </w:rPr>
-        <w:t xml:space="preserve">developers.google.com: </w:t>
-      </w:r>
-      <w:r>
-        <w:rPr>
-          <w:rFonts w:ascii="Arial" w:hAnsi="Arial" w:cs="Arial"/>
-        </w:rPr>
-        <w:t>Using OAuth 2.0 to Access Google APIs</w:t>
-      </w:r>
-      <w:r>
-        <w:rPr>
-          <w:rFonts w:ascii="Arial" w:hAnsi="Arial" w:cs="Arial"/>
-        </w:rPr>
-        <w:t>-</w:t>
-      </w:r>
-      <w:r>
-        <w:rPr>
-          <w:rFonts w:ascii="Arial" w:hAnsi="Arial" w:cs="Arial"/>
-        </w:rPr>
-        <w:t>https://developers.google.com/identity/protocols/oauth2</w:t>
-      </w:r>
-    </w:p>
-    <w:p>
-      <w:pPr>
-        <w:spacing w:line="360" w:lineRule="auto"/>
-        <w:rPr>
-          <w:rFonts w:ascii="Arial" w:hAnsi="Arial" w:cs="Arial"/>
-        </w:rPr>
-      </w:pPr>
-      <w:r>
-        <w:rPr>
-          <w:rFonts w:ascii="Arial" w:hAnsi="Arial" w:cs="Arial"/>
-        </w:rPr>
-        <w:t xml:space="preserve">[16] docs.pytest.org: </w:t>
-      </w:r>
-      <w:r>
-        <w:rPr>
-          <w:rFonts w:ascii="Arial" w:hAnsi="Arial" w:cs="Arial"/>
-        </w:rPr>
-        <w:t>pytest: helps you write better programs</w:t>
-      </w:r>
-      <w:r>
-        <w:rPr>
-          <w:rFonts w:ascii="Arial" w:hAnsi="Arial" w:cs="Arial"/>
-        </w:rPr>
-        <w:t>-</w:t>
-      </w:r>
-      <w:r>
-        <w:rPr>
-          <w:rFonts w:ascii="Arial" w:hAnsi="Arial" w:cs="Arial"/>
-        </w:rPr>
-        <w:t>https://docs.pytest.org/en/stable/index.html</w:t>
-      </w:r>
-    </w:p>
-    <w:p>
-      <w:pPr>
-        <w:spacing w:line="360" w:lineRule="auto"/>
-        <w:rPr>
-          <w:rFonts w:ascii="Arial" w:hAnsi="Arial" w:cs="Arial"/>
-        </w:rPr>
-      </w:pPr>
-      <w:r>
-        <w:rPr>
-          <w:rFonts w:ascii="Arial" w:hAnsi="Arial" w:cs="Arial"/>
-        </w:rPr>
-        <w:t xml:space="preserve">[17] </w:t>
-      </w:r>
-      <w:r>
-        <w:rPr>
-          <w:rFonts w:ascii="Arial" w:hAnsi="Arial" w:cs="Arial"/>
-        </w:rPr>
-        <w:t>docs.github.com: GitHub Actions documentation-</w:t>
-      </w:r>
-      <w:r>
-        <w:rPr>
-          <w:rFonts w:ascii="Arial" w:hAnsi="Arial" w:cs="Arial"/>
-        </w:rPr>
-        <w:t>https://docs.github.com/en/actions</w:t>
-      </w:r>
-    </w:p>
-    <w:p>
-      <w:pPr>
-        <w:spacing w:line="360" w:lineRule="auto"/>
-        <w:rPr>
-          <w:rFonts w:ascii="Arial" w:hAnsi="Arial" w:cs="Arial"/>
-        </w:rPr>
-      </w:pPr>
-      <w:r>
-        <w:rPr>
-          <w:rFonts w:ascii="Arial" w:hAnsi="Arial" w:cs="Arial"/>
-        </w:rPr>
-        <w:t>[18] code.visualstudio.com: Visual Studio Code documentation-</w:t>
-      </w:r>
-      <w:r>
-        <w:rPr>
-          <w:rFonts w:ascii="Arial" w:hAnsi="Arial" w:cs="Arial"/>
-        </w:rPr>
-        <w:t>https://code.visualstudio.com/docs</w:t>
-      </w:r>
-    </w:p>
-    <w:p>
-      <w:pPr>
-        <w:spacing w:line="360" w:lineRule="auto"/>
-        <w:rPr>
-          <w:rFonts w:ascii="Arial" w:hAnsi="Arial" w:cs="Arial"/>
-        </w:rPr>
-      </w:pPr>
-      <w:r>
-        <w:rPr>
-          <w:rFonts w:ascii="Arial" w:hAnsi="Arial" w:cs="Arial"/>
-        </w:rPr>
-        <w:t xml:space="preserve">[19] </w:t>
-      </w:r>
-      <w:r>
-        <w:rPr>
-          <w:rFonts w:ascii="Arial" w:hAnsi="Arial" w:cs="Arial"/>
-        </w:rPr>
-        <w:t>coolify.io: Coolify-</w:t>
-      </w:r>
-      <w:r>
-        <w:rPr>
-          <w:rFonts w:ascii="Arial" w:hAnsi="Arial" w:cs="Arial"/>
-        </w:rPr>
-        <w:t>https://coolify.io/docs</w:t>
-      </w:r>
-    </w:p>
-    <w:p>
-      <w:pPr>
-        <w:spacing w:line="360" w:lineRule="auto"/>
-        <w:rPr>
-          <w:rFonts w:ascii="Arial" w:hAnsi="Arial" w:cs="Arial"/>
-        </w:rPr>
-      </w:pPr>
-      <w:r>
-        <w:rPr>
-          <w:rFonts w:ascii="Arial" w:hAnsi="Arial" w:cs="Arial"/>
-        </w:rPr>
-        <w:t>[20] docs.docker.com: Docker Compose-</w:t>
-      </w:r>
-      <w:r>
-        <w:rPr>
-          <w:rFonts w:ascii="Arial" w:hAnsi="Arial" w:cs="Arial"/>
-        </w:rPr>
-        <w:t>https://docs.docker.com/compose/</w:t>
-      </w:r>
-    </w:p>
-    <w:p>
-      <w:pPr>
-        <w:spacing w:line="360" w:lineRule="auto"/>
-        <w:jc w:val="both"/>
-        <w:rPr>
-          <w:rFonts w:ascii="Arial" w:hAnsi="Arial" w:cs="Arial"/>
-          <w:b/>
-          <w:bCs/>
-          <w:sz w:val="32"/>
-          <w:szCs w:val="32"/>
-        </w:rPr>
-      </w:pPr>
-      <w:r>
-        <w:rPr>
-          <w:rFonts w:ascii="Arial" w:hAnsi="Arial" w:cs="Arial"/>
-          <w:b/>
-          <w:bCs/>
-          <w:sz w:val="32"/>
-          <w:szCs w:val="32"/>
-        </w:rPr>
-        <w:t>1</w:t>
-      </w:r>
-      <w:r>
-        <w:rPr>
-          <w:rFonts w:ascii="Arial" w:hAnsi="Arial" w:cs="Arial"/>
-          <w:b/>
-          <w:bCs/>
-          <w:sz w:val="32"/>
-          <w:szCs w:val="32"/>
-        </w:rPr>
-        <w:t>4</w:t>
+        <w:t>3</w:t>
       </w:r>
       <w:r>
         <w:rPr>
@@ -9424,6 +11818,155 @@
 <file path=word/numbering.xml><?xml version="1.0" encoding="utf-8"?>
 <w:numbering xmlns:wpc="http://schemas.microsoft.com/office/word/2010/wordprocessingCanvas" xmlns:cx="http://schemas.microsoft.com/office/drawing/2014/chartex" xmlns:cx1="http://schemas.microsoft.com/office/drawing/2015/9/8/chartex" xmlns:cx2="http://schemas.microsoft.com/office/drawing/2015/10/21/chartex" xmlns:cx3="http://schemas.microsoft.com/office/drawing/2016/5/9/chartex" xmlns:cx4="http://schemas.microsoft.com/office/drawing/2016/5/10/chartex" xmlns:cx5="http://schemas.microsoft.com/office/drawing/2016/5/11/chartex" xmlns:cx6="http://schemas.microsoft.com/office/drawing/2016/5/12/chartex" xmlns:cx7="http://schemas.microsoft.com/office/drawing/2016/5/13/chartex" xmlns:cx8="http://schemas.microsoft.com/office/drawing/2016/5/14/chartex" xmlns:mc="http://schemas.openxmlformats.org/markup-compatibility/2006" xmlns:aink="http://schemas.microsoft.com/office/drawing/2016/ink" xmlns:am3d="http://schemas.microsoft.com/office/drawing/2017/model3d" xmlns:o="urn:schemas-microsoft-com:office:office" xmlns:oel="http://schemas.microsoft.com/office/2019/extlst" xmlns:r="http://schemas.openxmlformats.org/officeDocument/2006/relationships" xmlns:m="http://schemas.openxmlformats.org/officeDocument/2006/math" xmlns:v="urn:schemas-microsoft-com:vml" xmlns:wp14="http://schemas.microsoft.com/office/word/2010/wordprocessingDrawing" xmlns:wp="http://schemas.openxmlformats.org/drawingml/2006/wordprocessingDrawing" xmlns:w10="urn:schemas-microsoft-com:office:word" xmlns:w="http://schemas.openxmlformats.org/wordprocessingml/2006/main" xmlns:w14="http://schemas.microsoft.com/office/word/2010/wordml" xmlns:w15="http://schemas.microsoft.com/office/word/2012/wordml" xmlns:w16cex="http://schemas.microsoft.com/office/word/2018/wordml/cex" xmlns:w16cid="http://schemas.microsoft.com/office/word/2016/wordml/cid" xmlns:w16="http://schemas.microsoft.com/office/word/2018/wordml" xmlns:w16du="http://schemas.microsoft.com/office/word/2023/wordml/word16du" xmlns:w16sdtdh="http://schemas.microsoft.com/office/word/2020/wordml/sdtdatahash" xmlns:w16sdtfl="http://schemas.microsoft.com/office/word/2024/wordml/sdtformatlock" xmlns:w16se="http://schemas.microsoft.com/office/word/2015/wordml/symex" xmlns:wpg="http://schemas.microsoft.com/office/word/2010/wordprocessingGroup" xmlns:wpi="http://schemas.microsoft.com/office/word/2010/wordprocessingInk" xmlns:wne="http://schemas.microsoft.com/office/word/2006/wordml" xmlns:wps="http://schemas.microsoft.com/office/word/2010/wordprocessingShape" mc:Ignorable="w14 w15 w16se w16cid w16 w16cex w16sdtdh w16sdtfl w16du wp14">
   <w:abstractNum w:abstractNumId="0" w15:restartNumberingAfterBreak="0">
+    <w:nsid w:val="057A4E51"/>
+    <w:multiLevelType w:val="multilevel"/>
+    <w:tmpl w:val="885253CC"/>
+    <w:lvl w:ilvl="0">
+      <w:start w:val="1"/>
+      <w:numFmt w:val="bullet"/>
+      <w:lvlText w:val=""/>
+      <w:lvlJc w:val="left"/>
+      <w:pPr>
+        <w:tabs>
+          <w:tab w:val="num" w:pos="720"/>
+        </w:tabs>
+        <w:ind w:left="720" w:hanging="360"/>
+      </w:pPr>
+      <w:rPr>
+        <w:rFonts w:ascii="Symbol" w:hAnsi="Symbol" w:hint="default"/>
+        <w:sz w:val="20"/>
+      </w:rPr>
+    </w:lvl>
+    <w:lvl w:ilvl="1" w:tentative="1">
+      <w:start w:val="1"/>
+      <w:numFmt w:val="bullet"/>
+      <w:lvlText w:val="o"/>
+      <w:lvlJc w:val="left"/>
+      <w:pPr>
+        <w:tabs>
+          <w:tab w:val="num" w:pos="1440"/>
+        </w:tabs>
+        <w:ind w:left="1440" w:hanging="360"/>
+      </w:pPr>
+      <w:rPr>
+        <w:rFonts w:ascii="Courier New" w:hAnsi="Courier New" w:hint="default"/>
+        <w:sz w:val="20"/>
+      </w:rPr>
+    </w:lvl>
+    <w:lvl w:ilvl="2" w:tentative="1">
+      <w:start w:val="1"/>
+      <w:numFmt w:val="bullet"/>
+      <w:lvlText w:val=""/>
+      <w:lvlJc w:val="left"/>
+      <w:pPr>
+        <w:tabs>
+          <w:tab w:val="num" w:pos="2160"/>
+        </w:tabs>
+        <w:ind w:left="2160" w:hanging="360"/>
+      </w:pPr>
+      <w:rPr>
+        <w:rFonts w:ascii="Wingdings" w:hAnsi="Wingdings" w:hint="default"/>
+        <w:sz w:val="20"/>
+      </w:rPr>
+    </w:lvl>
+    <w:lvl w:ilvl="3" w:tentative="1">
+      <w:start w:val="1"/>
+      <w:numFmt w:val="bullet"/>
+      <w:lvlText w:val=""/>
+      <w:lvlJc w:val="left"/>
+      <w:pPr>
+        <w:tabs>
+          <w:tab w:val="num" w:pos="2880"/>
+        </w:tabs>
+        <w:ind w:left="2880" w:hanging="360"/>
+      </w:pPr>
+      <w:rPr>
+        <w:rFonts w:ascii="Wingdings" w:hAnsi="Wingdings" w:hint="default"/>
+        <w:sz w:val="20"/>
+      </w:rPr>
+    </w:lvl>
+    <w:lvl w:ilvl="4" w:tentative="1">
+      <w:start w:val="1"/>
+      <w:numFmt w:val="bullet"/>
+      <w:lvlText w:val=""/>
+      <w:lvlJc w:val="left"/>
+      <w:pPr>
+        <w:tabs>
+          <w:tab w:val="num" w:pos="3600"/>
+        </w:tabs>
+        <w:ind w:left="3600" w:hanging="360"/>
+      </w:pPr>
+      <w:rPr>
+        <w:rFonts w:ascii="Wingdings" w:hAnsi="Wingdings" w:hint="default"/>
+        <w:sz w:val="20"/>
+      </w:rPr>
+    </w:lvl>
+    <w:lvl w:ilvl="5" w:tentative="1">
+      <w:start w:val="1"/>
+      <w:numFmt w:val="bullet"/>
+      <w:lvlText w:val=""/>
+      <w:lvlJc w:val="left"/>
+      <w:pPr>
+        <w:tabs>
+          <w:tab w:val="num" w:pos="4320"/>
+        </w:tabs>
+        <w:ind w:left="4320" w:hanging="360"/>
+      </w:pPr>
+      <w:rPr>
+        <w:rFonts w:ascii="Wingdings" w:hAnsi="Wingdings" w:hint="default"/>
+        <w:sz w:val="20"/>
+      </w:rPr>
+    </w:lvl>
+    <w:lvl w:ilvl="6" w:tentative="1">
+      <w:start w:val="1"/>
+      <w:numFmt w:val="bullet"/>
+      <w:lvlText w:val=""/>
+      <w:lvlJc w:val="left"/>
+      <w:pPr>
+        <w:tabs>
+          <w:tab w:val="num" w:pos="5040"/>
+        </w:tabs>
+        <w:ind w:left="5040" w:hanging="360"/>
+      </w:pPr>
+      <w:rPr>
+        <w:rFonts w:ascii="Wingdings" w:hAnsi="Wingdings" w:hint="default"/>
+        <w:sz w:val="20"/>
+      </w:rPr>
+    </w:lvl>
+    <w:lvl w:ilvl="7" w:tentative="1">
+      <w:start w:val="1"/>
+      <w:numFmt w:val="bullet"/>
+      <w:lvlText w:val=""/>
+      <w:lvlJc w:val="left"/>
+      <w:pPr>
+        <w:tabs>
+          <w:tab w:val="num" w:pos="5760"/>
+        </w:tabs>
+        <w:ind w:left="5760" w:hanging="360"/>
+      </w:pPr>
+      <w:rPr>
+        <w:rFonts w:ascii="Wingdings" w:hAnsi="Wingdings" w:hint="default"/>
+        <w:sz w:val="20"/>
+      </w:rPr>
+    </w:lvl>
+    <w:lvl w:ilvl="8" w:tentative="1">
+      <w:start w:val="1"/>
+      <w:numFmt w:val="bullet"/>
+      <w:lvlText w:val=""/>
+      <w:lvlJc w:val="left"/>
+      <w:pPr>
+        <w:tabs>
+          <w:tab w:val="num" w:pos="6480"/>
+        </w:tabs>
+        <w:ind w:left="6480" w:hanging="360"/>
+      </w:pPr>
+      <w:rPr>
+        <w:rFonts w:ascii="Wingdings" w:hAnsi="Wingdings" w:hint="default"/>
+        <w:sz w:val="20"/>
+      </w:rPr>
+    </w:lvl>
+  </w:abstractNum>
+  <w:abstractNum w:abstractNumId="1" w15:restartNumberingAfterBreak="0">
     <w:nsid w:val="100C5D38"/>
     <w:multiLevelType w:val="hybridMultilevel"/>
     <w:tmpl w:val="ED5EC4E0"/>
@@ -9536,7 +12079,7 @@
       </w:rPr>
     </w:lvl>
   </w:abstractNum>
-  <w:abstractNum w:abstractNumId="1" w15:restartNumberingAfterBreak="0">
+  <w:abstractNum w:abstractNumId="2" w15:restartNumberingAfterBreak="0">
     <w:nsid w:val="1266101A"/>
     <w:multiLevelType w:val="hybridMultilevel"/>
     <w:tmpl w:val="D7C6603E"/>
@@ -9649,7 +12192,7 @@
       </w:rPr>
     </w:lvl>
   </w:abstractNum>
-  <w:abstractNum w:abstractNumId="2" w15:restartNumberingAfterBreak="0">
+  <w:abstractNum w:abstractNumId="3" w15:restartNumberingAfterBreak="0">
     <w:nsid w:val="168F2B7B"/>
     <w:multiLevelType w:val="hybridMultilevel"/>
     <w:tmpl w:val="88AA4220"/>
@@ -9762,7 +12305,7 @@
       </w:rPr>
     </w:lvl>
   </w:abstractNum>
-  <w:abstractNum w:abstractNumId="3" w15:restartNumberingAfterBreak="0">
+  <w:abstractNum w:abstractNumId="4" w15:restartNumberingAfterBreak="0">
     <w:nsid w:val="207B48A8"/>
     <w:multiLevelType w:val="hybridMultilevel"/>
     <w:tmpl w:val="3F0E615A"/>
@@ -9875,7 +12418,156 @@
       </w:rPr>
     </w:lvl>
   </w:abstractNum>
-  <w:abstractNum w:abstractNumId="4" w15:restartNumberingAfterBreak="0">
+  <w:abstractNum w:abstractNumId="5" w15:restartNumberingAfterBreak="0">
+    <w:nsid w:val="225B4425"/>
+    <w:multiLevelType w:val="multilevel"/>
+    <w:tmpl w:val="21AC1818"/>
+    <w:lvl w:ilvl="0">
+      <w:start w:val="1"/>
+      <w:numFmt w:val="bullet"/>
+      <w:lvlText w:val=""/>
+      <w:lvlJc w:val="left"/>
+      <w:pPr>
+        <w:tabs>
+          <w:tab w:val="num" w:pos="720"/>
+        </w:tabs>
+        <w:ind w:left="720" w:hanging="360"/>
+      </w:pPr>
+      <w:rPr>
+        <w:rFonts w:ascii="Symbol" w:hAnsi="Symbol" w:hint="default"/>
+        <w:sz w:val="20"/>
+      </w:rPr>
+    </w:lvl>
+    <w:lvl w:ilvl="1" w:tentative="1">
+      <w:start w:val="1"/>
+      <w:numFmt w:val="bullet"/>
+      <w:lvlText w:val="o"/>
+      <w:lvlJc w:val="left"/>
+      <w:pPr>
+        <w:tabs>
+          <w:tab w:val="num" w:pos="1440"/>
+        </w:tabs>
+        <w:ind w:left="1440" w:hanging="360"/>
+      </w:pPr>
+      <w:rPr>
+        <w:rFonts w:ascii="Courier New" w:hAnsi="Courier New" w:hint="default"/>
+        <w:sz w:val="20"/>
+      </w:rPr>
+    </w:lvl>
+    <w:lvl w:ilvl="2" w:tentative="1">
+      <w:start w:val="1"/>
+      <w:numFmt w:val="bullet"/>
+      <w:lvlText w:val=""/>
+      <w:lvlJc w:val="left"/>
+      <w:pPr>
+        <w:tabs>
+          <w:tab w:val="num" w:pos="2160"/>
+        </w:tabs>
+        <w:ind w:left="2160" w:hanging="360"/>
+      </w:pPr>
+      <w:rPr>
+        <w:rFonts w:ascii="Wingdings" w:hAnsi="Wingdings" w:hint="default"/>
+        <w:sz w:val="20"/>
+      </w:rPr>
+    </w:lvl>
+    <w:lvl w:ilvl="3" w:tentative="1">
+      <w:start w:val="1"/>
+      <w:numFmt w:val="bullet"/>
+      <w:lvlText w:val=""/>
+      <w:lvlJc w:val="left"/>
+      <w:pPr>
+        <w:tabs>
+          <w:tab w:val="num" w:pos="2880"/>
+        </w:tabs>
+        <w:ind w:left="2880" w:hanging="360"/>
+      </w:pPr>
+      <w:rPr>
+        <w:rFonts w:ascii="Wingdings" w:hAnsi="Wingdings" w:hint="default"/>
+        <w:sz w:val="20"/>
+      </w:rPr>
+    </w:lvl>
+    <w:lvl w:ilvl="4" w:tentative="1">
+      <w:start w:val="1"/>
+      <w:numFmt w:val="bullet"/>
+      <w:lvlText w:val=""/>
+      <w:lvlJc w:val="left"/>
+      <w:pPr>
+        <w:tabs>
+          <w:tab w:val="num" w:pos="3600"/>
+        </w:tabs>
+        <w:ind w:left="3600" w:hanging="360"/>
+      </w:pPr>
+      <w:rPr>
+        <w:rFonts w:ascii="Wingdings" w:hAnsi="Wingdings" w:hint="default"/>
+        <w:sz w:val="20"/>
+      </w:rPr>
+    </w:lvl>
+    <w:lvl w:ilvl="5" w:tentative="1">
+      <w:start w:val="1"/>
+      <w:numFmt w:val="bullet"/>
+      <w:lvlText w:val=""/>
+      <w:lvlJc w:val="left"/>
+      <w:pPr>
+        <w:tabs>
+          <w:tab w:val="num" w:pos="4320"/>
+        </w:tabs>
+        <w:ind w:left="4320" w:hanging="360"/>
+      </w:pPr>
+      <w:rPr>
+        <w:rFonts w:ascii="Wingdings" w:hAnsi="Wingdings" w:hint="default"/>
+        <w:sz w:val="20"/>
+      </w:rPr>
+    </w:lvl>
+    <w:lvl w:ilvl="6" w:tentative="1">
+      <w:start w:val="1"/>
+      <w:numFmt w:val="bullet"/>
+      <w:lvlText w:val=""/>
+      <w:lvlJc w:val="left"/>
+      <w:pPr>
+        <w:tabs>
+          <w:tab w:val="num" w:pos="5040"/>
+        </w:tabs>
+        <w:ind w:left="5040" w:hanging="360"/>
+      </w:pPr>
+      <w:rPr>
+        <w:rFonts w:ascii="Wingdings" w:hAnsi="Wingdings" w:hint="default"/>
+        <w:sz w:val="20"/>
+      </w:rPr>
+    </w:lvl>
+    <w:lvl w:ilvl="7" w:tentative="1">
+      <w:start w:val="1"/>
+      <w:numFmt w:val="bullet"/>
+      <w:lvlText w:val=""/>
+      <w:lvlJc w:val="left"/>
+      <w:pPr>
+        <w:tabs>
+          <w:tab w:val="num" w:pos="5760"/>
+        </w:tabs>
+        <w:ind w:left="5760" w:hanging="360"/>
+      </w:pPr>
+      <w:rPr>
+        <w:rFonts w:ascii="Wingdings" w:hAnsi="Wingdings" w:hint="default"/>
+        <w:sz w:val="20"/>
+      </w:rPr>
+    </w:lvl>
+    <w:lvl w:ilvl="8" w:tentative="1">
+      <w:start w:val="1"/>
+      <w:numFmt w:val="bullet"/>
+      <w:lvlText w:val=""/>
+      <w:lvlJc w:val="left"/>
+      <w:pPr>
+        <w:tabs>
+          <w:tab w:val="num" w:pos="6480"/>
+        </w:tabs>
+        <w:ind w:left="6480" w:hanging="360"/>
+      </w:pPr>
+      <w:rPr>
+        <w:rFonts w:ascii="Wingdings" w:hAnsi="Wingdings" w:hint="default"/>
+        <w:sz w:val="20"/>
+      </w:rPr>
+    </w:lvl>
+  </w:abstractNum>
+  <w:abstractNum w:abstractNumId="6" w15:restartNumberingAfterBreak="0">
     <w:nsid w:val="25ED322B"/>
     <w:multiLevelType w:val="hybridMultilevel"/>
     <w:tmpl w:val="AB36B1FA"/>
@@ -9988,7 +12680,7 @@
       </w:rPr>
     </w:lvl>
   </w:abstractNum>
-  <w:abstractNum w:abstractNumId="5" w15:restartNumberingAfterBreak="0">
+  <w:abstractNum w:abstractNumId="7" w15:restartNumberingAfterBreak="0">
     <w:nsid w:val="312215F6"/>
     <w:multiLevelType w:val="hybridMultilevel"/>
     <w:tmpl w:val="83B4152A"/>
@@ -10101,7 +12793,7 @@
       </w:rPr>
     </w:lvl>
   </w:abstractNum>
-  <w:abstractNum w:abstractNumId="6" w15:restartNumberingAfterBreak="0">
+  <w:abstractNum w:abstractNumId="8" w15:restartNumberingAfterBreak="0">
     <w:nsid w:val="39C86D2E"/>
     <w:multiLevelType w:val="hybridMultilevel"/>
     <w:tmpl w:val="BEAAF4BA"/>
@@ -10214,7 +12906,7 @@
       </w:rPr>
     </w:lvl>
   </w:abstractNum>
-  <w:abstractNum w:abstractNumId="7" w15:restartNumberingAfterBreak="0">
+  <w:abstractNum w:abstractNumId="9" w15:restartNumberingAfterBreak="0">
     <w:nsid w:val="3CA833A0"/>
     <w:multiLevelType w:val="multilevel"/>
     <w:tmpl w:val="842E47F4"/>
@@ -10363,7 +13055,7 @@
       </w:rPr>
     </w:lvl>
   </w:abstractNum>
-  <w:abstractNum w:abstractNumId="8" w15:restartNumberingAfterBreak="0">
+  <w:abstractNum w:abstractNumId="10" w15:restartNumberingAfterBreak="0">
     <w:nsid w:val="45463EF7"/>
     <w:multiLevelType w:val="hybridMultilevel"/>
     <w:tmpl w:val="B3368F2C"/>
@@ -10476,7 +13168,7 @@
       </w:rPr>
     </w:lvl>
   </w:abstractNum>
-  <w:abstractNum w:abstractNumId="9" w15:restartNumberingAfterBreak="0">
+  <w:abstractNum w:abstractNumId="11" w15:restartNumberingAfterBreak="0">
     <w:nsid w:val="4E901E37"/>
     <w:multiLevelType w:val="multilevel"/>
     <w:tmpl w:val="B4A6F558"/>
@@ -10625,7 +13317,7 @@
       </w:rPr>
     </w:lvl>
   </w:abstractNum>
-  <w:abstractNum w:abstractNumId="10" w15:restartNumberingAfterBreak="0">
+  <w:abstractNum w:abstractNumId="12" w15:restartNumberingAfterBreak="0">
     <w:nsid w:val="52777931"/>
     <w:multiLevelType w:val="hybridMultilevel"/>
     <w:tmpl w:val="52DE9BA4"/>
@@ -10738,7 +13430,7 @@
       </w:rPr>
     </w:lvl>
   </w:abstractNum>
-  <w:abstractNum w:abstractNumId="11" w15:restartNumberingAfterBreak="0">
+  <w:abstractNum w:abstractNumId="13" w15:restartNumberingAfterBreak="0">
     <w:nsid w:val="55707FD3"/>
     <w:multiLevelType w:val="hybridMultilevel"/>
     <w:tmpl w:val="3C806ACC"/>
@@ -10851,7 +13543,7 @@
       </w:rPr>
     </w:lvl>
   </w:abstractNum>
-  <w:abstractNum w:abstractNumId="12" w15:restartNumberingAfterBreak="0">
+  <w:abstractNum w:abstractNumId="14" w15:restartNumberingAfterBreak="0">
     <w:nsid w:val="55C05EBA"/>
     <w:multiLevelType w:val="hybridMultilevel"/>
     <w:tmpl w:val="DDB276C8"/>
@@ -10940,7 +13632,7 @@
       </w:pPr>
     </w:lvl>
   </w:abstractNum>
-  <w:abstractNum w:abstractNumId="13" w15:restartNumberingAfterBreak="0">
+  <w:abstractNum w:abstractNumId="15" w15:restartNumberingAfterBreak="0">
     <w:nsid w:val="61EC706F"/>
     <w:multiLevelType w:val="multilevel"/>
     <w:tmpl w:val="4F862576"/>
@@ -11089,7 +13781,305 @@
       </w:rPr>
     </w:lvl>
   </w:abstractNum>
-  <w:abstractNum w:abstractNumId="14" w15:restartNumberingAfterBreak="0">
+  <w:abstractNum w:abstractNumId="16" w15:restartNumberingAfterBreak="0">
+    <w:nsid w:val="63AF741B"/>
+    <w:multiLevelType w:val="multilevel"/>
+    <w:tmpl w:val="E708B74A"/>
+    <w:lvl w:ilvl="0">
+      <w:start w:val="1"/>
+      <w:numFmt w:val="bullet"/>
+      <w:lvlText w:val=""/>
+      <w:lvlJc w:val="left"/>
+      <w:pPr>
+        <w:tabs>
+          <w:tab w:val="num" w:pos="720"/>
+        </w:tabs>
+        <w:ind w:left="720" w:hanging="360"/>
+      </w:pPr>
+      <w:rPr>
+        <w:rFonts w:ascii="Symbol" w:hAnsi="Symbol" w:hint="default"/>
+        <w:sz w:val="20"/>
+      </w:rPr>
+    </w:lvl>
+    <w:lvl w:ilvl="1" w:tentative="1">
+      <w:start w:val="1"/>
+      <w:numFmt w:val="bullet"/>
+      <w:lvlText w:val="o"/>
+      <w:lvlJc w:val="left"/>
+      <w:pPr>
+        <w:tabs>
+          <w:tab w:val="num" w:pos="1440"/>
+        </w:tabs>
+        <w:ind w:left="1440" w:hanging="360"/>
+      </w:pPr>
+      <w:rPr>
+        <w:rFonts w:ascii="Courier New" w:hAnsi="Courier New" w:hint="default"/>
+        <w:sz w:val="20"/>
+      </w:rPr>
+    </w:lvl>
+    <w:lvl w:ilvl="2" w:tentative="1">
+      <w:start w:val="1"/>
+      <w:numFmt w:val="bullet"/>
+      <w:lvlText w:val=""/>
+      <w:lvlJc w:val="left"/>
+      <w:pPr>
+        <w:tabs>
+          <w:tab w:val="num" w:pos="2160"/>
+        </w:tabs>
+        <w:ind w:left="2160" w:hanging="360"/>
+      </w:pPr>
+      <w:rPr>
+        <w:rFonts w:ascii="Wingdings" w:hAnsi="Wingdings" w:hint="default"/>
+        <w:sz w:val="20"/>
+      </w:rPr>
+    </w:lvl>
+    <w:lvl w:ilvl="3" w:tentative="1">
+      <w:start w:val="1"/>
+      <w:numFmt w:val="bullet"/>
+      <w:lvlText w:val=""/>
+      <w:lvlJc w:val="left"/>
+      <w:pPr>
+        <w:tabs>
+          <w:tab w:val="num" w:pos="2880"/>
+        </w:tabs>
+        <w:ind w:left="2880" w:hanging="360"/>
+      </w:pPr>
+      <w:rPr>
+        <w:rFonts w:ascii="Wingdings" w:hAnsi="Wingdings" w:hint="default"/>
+        <w:sz w:val="20"/>
+      </w:rPr>
+    </w:lvl>
+    <w:lvl w:ilvl="4" w:tentative="1">
+      <w:start w:val="1"/>
+      <w:numFmt w:val="bullet"/>
+      <w:lvlText w:val=""/>
+      <w:lvlJc w:val="left"/>
+      <w:pPr>
+        <w:tabs>
+          <w:tab w:val="num" w:pos="3600"/>
+        </w:tabs>
+        <w:ind w:left="3600" w:hanging="360"/>
+      </w:pPr>
+      <w:rPr>
+        <w:rFonts w:ascii="Wingdings" w:hAnsi="Wingdings" w:hint="default"/>
+        <w:sz w:val="20"/>
+      </w:rPr>
+    </w:lvl>
+    <w:lvl w:ilvl="5" w:tentative="1">
+      <w:start w:val="1"/>
+      <w:numFmt w:val="bullet"/>
+      <w:lvlText w:val=""/>
+      <w:lvlJc w:val="left"/>
+      <w:pPr>
+        <w:tabs>
+          <w:tab w:val="num" w:pos="4320"/>
+        </w:tabs>
+        <w:ind w:left="4320" w:hanging="360"/>
+      </w:pPr>
+      <w:rPr>
+        <w:rFonts w:ascii="Wingdings" w:hAnsi="Wingdings" w:hint="default"/>
+        <w:sz w:val="20"/>
+      </w:rPr>
+    </w:lvl>
+    <w:lvl w:ilvl="6" w:tentative="1">
+      <w:start w:val="1"/>
+      <w:numFmt w:val="bullet"/>
+      <w:lvlText w:val=""/>
+      <w:lvlJc w:val="left"/>
+      <w:pPr>
+        <w:tabs>
+          <w:tab w:val="num" w:pos="5040"/>
+        </w:tabs>
+        <w:ind w:left="5040" w:hanging="360"/>
+      </w:pPr>
+      <w:rPr>
+        <w:rFonts w:ascii="Wingdings" w:hAnsi="Wingdings" w:hint="default"/>
+        <w:sz w:val="20"/>
+      </w:rPr>
+    </w:lvl>
+    <w:lvl w:ilvl="7" w:tentative="1">
+      <w:start w:val="1"/>
+      <w:numFmt w:val="bullet"/>
+      <w:lvlText w:val=""/>
+      <w:lvlJc w:val="left"/>
+      <w:pPr>
+        <w:tabs>
+          <w:tab w:val="num" w:pos="5760"/>
+        </w:tabs>
+        <w:ind w:left="5760" w:hanging="360"/>
+      </w:pPr>
+      <w:rPr>
+        <w:rFonts w:ascii="Wingdings" w:hAnsi="Wingdings" w:hint="default"/>
+        <w:sz w:val="20"/>
+      </w:rPr>
+    </w:lvl>
+    <w:lvl w:ilvl="8" w:tentative="1">
+      <w:start w:val="1"/>
+      <w:numFmt w:val="bullet"/>
+      <w:lvlText w:val=""/>
+      <w:lvlJc w:val="left"/>
+      <w:pPr>
+        <w:tabs>
+          <w:tab w:val="num" w:pos="6480"/>
+        </w:tabs>
+        <w:ind w:left="6480" w:hanging="360"/>
+      </w:pPr>
+      <w:rPr>
+        <w:rFonts w:ascii="Wingdings" w:hAnsi="Wingdings" w:hint="default"/>
+        <w:sz w:val="20"/>
+      </w:rPr>
+    </w:lvl>
+  </w:abstractNum>
+  <w:abstractNum w:abstractNumId="17" w15:restartNumberingAfterBreak="0">
+    <w:nsid w:val="68152E02"/>
+    <w:multiLevelType w:val="multilevel"/>
+    <w:tmpl w:val="69A668A4"/>
+    <w:lvl w:ilvl="0">
+      <w:start w:val="1"/>
+      <w:numFmt w:val="bullet"/>
+      <w:lvlText w:val=""/>
+      <w:lvlJc w:val="left"/>
+      <w:pPr>
+        <w:tabs>
+          <w:tab w:val="num" w:pos="720"/>
+        </w:tabs>
+        <w:ind w:left="720" w:hanging="360"/>
+      </w:pPr>
+      <w:rPr>
+        <w:rFonts w:ascii="Symbol" w:hAnsi="Symbol" w:hint="default"/>
+        <w:sz w:val="20"/>
+      </w:rPr>
+    </w:lvl>
+    <w:lvl w:ilvl="1" w:tentative="1">
+      <w:start w:val="1"/>
+      <w:numFmt w:val="bullet"/>
+      <w:lvlText w:val="o"/>
+      <w:lvlJc w:val="left"/>
+      <w:pPr>
+        <w:tabs>
+          <w:tab w:val="num" w:pos="1440"/>
+        </w:tabs>
+        <w:ind w:left="1440" w:hanging="360"/>
+      </w:pPr>
+      <w:rPr>
+        <w:rFonts w:ascii="Courier New" w:hAnsi="Courier New" w:hint="default"/>
+        <w:sz w:val="20"/>
+      </w:rPr>
+    </w:lvl>
+    <w:lvl w:ilvl="2" w:tentative="1">
+      <w:start w:val="1"/>
+      <w:numFmt w:val="bullet"/>
+      <w:lvlText w:val=""/>
+      <w:lvlJc w:val="left"/>
+      <w:pPr>
+        <w:tabs>
+          <w:tab w:val="num" w:pos="2160"/>
+        </w:tabs>
+        <w:ind w:left="2160" w:hanging="360"/>
+      </w:pPr>
+      <w:rPr>
+        <w:rFonts w:ascii="Wingdings" w:hAnsi="Wingdings" w:hint="default"/>
+        <w:sz w:val="20"/>
+      </w:rPr>
+    </w:lvl>
+    <w:lvl w:ilvl="3" w:tentative="1">
+      <w:start w:val="1"/>
+      <w:numFmt w:val="bullet"/>
+      <w:lvlText w:val=""/>
+      <w:lvlJc w:val="left"/>
+      <w:pPr>
+        <w:tabs>
+          <w:tab w:val="num" w:pos="2880"/>
+        </w:tabs>
+        <w:ind w:left="2880" w:hanging="360"/>
+      </w:pPr>
+      <w:rPr>
+        <w:rFonts w:ascii="Wingdings" w:hAnsi="Wingdings" w:hint="default"/>
+        <w:sz w:val="20"/>
+      </w:rPr>
+    </w:lvl>
+    <w:lvl w:ilvl="4" w:tentative="1">
+      <w:start w:val="1"/>
+      <w:numFmt w:val="bullet"/>
+      <w:lvlText w:val=""/>
+      <w:lvlJc w:val="left"/>
+      <w:pPr>
+        <w:tabs>
+          <w:tab w:val="num" w:pos="3600"/>
+        </w:tabs>
+        <w:ind w:left="3600" w:hanging="360"/>
+      </w:pPr>
+      <w:rPr>
+        <w:rFonts w:ascii="Wingdings" w:hAnsi="Wingdings" w:hint="default"/>
+        <w:sz w:val="20"/>
+      </w:rPr>
+    </w:lvl>
+    <w:lvl w:ilvl="5" w:tentative="1">
+      <w:start w:val="1"/>
+      <w:numFmt w:val="bullet"/>
+      <w:lvlText w:val=""/>
+      <w:lvlJc w:val="left"/>
+      <w:pPr>
+        <w:tabs>
+          <w:tab w:val="num" w:pos="4320"/>
+        </w:tabs>
+        <w:ind w:left="4320" w:hanging="360"/>
+      </w:pPr>
+      <w:rPr>
+        <w:rFonts w:ascii="Wingdings" w:hAnsi="Wingdings" w:hint="default"/>
+        <w:sz w:val="20"/>
+      </w:rPr>
+    </w:lvl>
+    <w:lvl w:ilvl="6" w:tentative="1">
+      <w:start w:val="1"/>
+      <w:numFmt w:val="bullet"/>
+      <w:lvlText w:val=""/>
+      <w:lvlJc w:val="left"/>
+      <w:pPr>
+        <w:tabs>
+          <w:tab w:val="num" w:pos="5040"/>
+        </w:tabs>
+        <w:ind w:left="5040" w:hanging="360"/>
+      </w:pPr>
+      <w:rPr>
+        <w:rFonts w:ascii="Wingdings" w:hAnsi="Wingdings" w:hint="default"/>
+        <w:sz w:val="20"/>
+      </w:rPr>
+    </w:lvl>
+    <w:lvl w:ilvl="7" w:tentative="1">
+      <w:start w:val="1"/>
+      <w:numFmt w:val="bullet"/>
+      <w:lvlText w:val=""/>
+      <w:lvlJc w:val="left"/>
+      <w:pPr>
+        <w:tabs>
+          <w:tab w:val="num" w:pos="5760"/>
+        </w:tabs>
+        <w:ind w:left="5760" w:hanging="360"/>
+      </w:pPr>
+      <w:rPr>
+        <w:rFonts w:ascii="Wingdings" w:hAnsi="Wingdings" w:hint="default"/>
+        <w:sz w:val="20"/>
+      </w:rPr>
+    </w:lvl>
+    <w:lvl w:ilvl="8" w:tentative="1">
+      <w:start w:val="1"/>
+      <w:numFmt w:val="bullet"/>
+      <w:lvlText w:val=""/>
+      <w:lvlJc w:val="left"/>
+      <w:pPr>
+        <w:tabs>
+          <w:tab w:val="num" w:pos="6480"/>
+        </w:tabs>
+        <w:ind w:left="6480" w:hanging="360"/>
+      </w:pPr>
+      <w:rPr>
+        <w:rFonts w:ascii="Wingdings" w:hAnsi="Wingdings" w:hint="default"/>
+        <w:sz w:val="20"/>
+      </w:rPr>
+    </w:lvl>
+  </w:abstractNum>
+  <w:abstractNum w:abstractNumId="18" w15:restartNumberingAfterBreak="0">
     <w:nsid w:val="68281143"/>
     <w:multiLevelType w:val="multilevel"/>
     <w:tmpl w:val="D8C2090E"/>
@@ -11238,7 +14228,7 @@
       </w:rPr>
     </w:lvl>
   </w:abstractNum>
-  <w:abstractNum w:abstractNumId="15" w15:restartNumberingAfterBreak="0">
+  <w:abstractNum w:abstractNumId="19" w15:restartNumberingAfterBreak="0">
     <w:nsid w:val="71AA5006"/>
     <w:multiLevelType w:val="hybridMultilevel"/>
     <w:tmpl w:val="9C1A1808"/>
@@ -11327,7 +14317,7 @@
       </w:pPr>
     </w:lvl>
   </w:abstractNum>
-  <w:abstractNum w:abstractNumId="16" w15:restartNumberingAfterBreak="0">
+  <w:abstractNum w:abstractNumId="20" w15:restartNumberingAfterBreak="0">
     <w:nsid w:val="79411530"/>
     <w:multiLevelType w:val="hybridMultilevel"/>
     <w:tmpl w:val="143E05E2"/>
@@ -11441,55 +14431,67 @@
     </w:lvl>
   </w:abstractNum>
   <w:num w:numId="1" w16cid:durableId="553397332">
+    <w:abstractNumId w:val="19"/>
+  </w:num>
+  <w:num w:numId="2" w16cid:durableId="1809782087">
+    <w:abstractNumId w:val="14"/>
+  </w:num>
+  <w:num w:numId="3" w16cid:durableId="1521041869">
+    <w:abstractNumId w:val="4"/>
+  </w:num>
+  <w:num w:numId="4" w16cid:durableId="1135178850">
+    <w:abstractNumId w:val="7"/>
+  </w:num>
+  <w:num w:numId="5" w16cid:durableId="1958681424">
+    <w:abstractNumId w:val="1"/>
+  </w:num>
+  <w:num w:numId="6" w16cid:durableId="193351376">
+    <w:abstractNumId w:val="8"/>
+  </w:num>
+  <w:num w:numId="7" w16cid:durableId="89745693">
+    <w:abstractNumId w:val="12"/>
+  </w:num>
+  <w:num w:numId="8" w16cid:durableId="1332875408">
+    <w:abstractNumId w:val="6"/>
+  </w:num>
+  <w:num w:numId="9" w16cid:durableId="1667784948">
+    <w:abstractNumId w:val="9"/>
+  </w:num>
+  <w:num w:numId="10" w16cid:durableId="982272702">
+    <w:abstractNumId w:val="3"/>
+  </w:num>
+  <w:num w:numId="11" w16cid:durableId="1376613759">
     <w:abstractNumId w:val="15"/>
   </w:num>
-  <w:num w:numId="2" w16cid:durableId="1809782087">
-    <w:abstractNumId w:val="12"/>
+  <w:num w:numId="12" w16cid:durableId="438842928">
+    <w:abstractNumId w:val="2"/>
   </w:num>
-  <w:num w:numId="3" w16cid:durableId="1521041869">
-    <w:abstractNumId w:val="3"/>
+  <w:num w:numId="13" w16cid:durableId="2114937736">
+    <w:abstractNumId w:val="11"/>
   </w:num>
-  <w:num w:numId="4" w16cid:durableId="1135178850">
-    <w:abstractNumId w:val="5"/>
+  <w:num w:numId="14" w16cid:durableId="1516991150">
+    <w:abstractNumId w:val="10"/>
   </w:num>
-  <w:num w:numId="5" w16cid:durableId="1958681424">
+  <w:num w:numId="15" w16cid:durableId="1603803280">
+    <w:abstractNumId w:val="18"/>
+  </w:num>
+  <w:num w:numId="16" w16cid:durableId="1518539833">
+    <w:abstractNumId w:val="20"/>
+  </w:num>
+  <w:num w:numId="17" w16cid:durableId="505441993">
+    <w:abstractNumId w:val="13"/>
+  </w:num>
+  <w:num w:numId="18" w16cid:durableId="236019696">
     <w:abstractNumId w:val="0"/>
   </w:num>
-  <w:num w:numId="6" w16cid:durableId="193351376">
-    <w:abstractNumId w:val="6"/>
+  <w:num w:numId="19" w16cid:durableId="1848061469">
+    <w:abstractNumId w:val="17"/>
   </w:num>
-  <w:num w:numId="7" w16cid:durableId="89745693">
-    <w:abstractNumId w:val="10"/>
-  </w:num>
-  <w:num w:numId="8" w16cid:durableId="1332875408">
-    <w:abstractNumId w:val="4"/>
-  </w:num>
-  <w:num w:numId="9" w16cid:durableId="1667784948">
-    <w:abstractNumId w:val="7"/>
-  </w:num>
-  <w:num w:numId="10" w16cid:durableId="982272702">
-    <w:abstractNumId w:val="2"/>
-  </w:num>
-  <w:num w:numId="11" w16cid:durableId="1376613759">
-    <w:abstractNumId w:val="13"/>
-  </w:num>
-  <w:num w:numId="12" w16cid:durableId="438842928">
-    <w:abstractNumId w:val="1"/>
-  </w:num>
-  <w:num w:numId="13" w16cid:durableId="2114937736">
-    <w:abstractNumId w:val="9"/>
-  </w:num>
-  <w:num w:numId="14" w16cid:durableId="1516991150">
-    <w:abstractNumId w:val="8"/>
-  </w:num>
-  <w:num w:numId="15" w16cid:durableId="1603803280">
-    <w:abstractNumId w:val="14"/>
-  </w:num>
-  <w:num w:numId="16" w16cid:durableId="1518539833">
+  <w:num w:numId="20" w16cid:durableId="74402923">
     <w:abstractNumId w:val="16"/>
   </w:num>
-  <w:num w:numId="17" w16cid:durableId="505441993">
-    <w:abstractNumId w:val="11"/>
+  <w:num w:numId="21" w16cid:durableId="1375273366">
+    <w:abstractNumId w:val="5"/>
   </w:num>
 </w:numbering>
 </file>

--- a/szakdolgozat.docx
+++ b/szakdolgozat.docx
@@ -1,6 +1,6 @@
 
 <file path=word/document.xml><?xml version="1.0" encoding="utf-8"?>
-<w:document xmlns:wpc="http://schemas.microsoft.com/office/word/2010/wordprocessingCanvas" xmlns:cx="http://schemas.microsoft.com/office/drawing/2014/chartex" xmlns:cx1="http://schemas.microsoft.com/office/drawing/2015/9/8/chartex" xmlns:cx2="http://schemas.microsoft.com/office/drawing/2015/10/21/chartex" xmlns:cx3="http://schemas.microsoft.com/office/drawing/2016/5/9/chartex" xmlns:cx4="http://schemas.microsoft.com/office/drawing/2016/5/10/chartex" xmlns:cx5="http://schemas.microsoft.com/office/drawing/2016/5/11/chartex" xmlns:cx6="http://schemas.microsoft.com/office/drawing/2016/5/12/chartex" xmlns:cx7="http://schemas.microsoft.com/office/drawing/2016/5/13/chartex" xmlns:cx8="http://schemas.microsoft.com/office/drawing/2016/5/14/chartex" xmlns:mc="http://schemas.openxmlformats.org/markup-compatibility/2006" xmlns:aink="http://schemas.microsoft.com/office/drawing/2016/ink" xmlns:am3d="http://schemas.microsoft.com/office/drawing/2017/model3d" xmlns:o="urn:schemas-microsoft-com:office:office" xmlns:oel="http://schemas.microsoft.com/office/2019/extlst" xmlns:r="http://schemas.openxmlformats.org/officeDocument/2006/relationships" xmlns:m="http://schemas.openxmlformats.org/officeDocument/2006/math" xmlns:v="urn:schemas-microsoft-com:vml" xmlns:wp14="http://schemas.microsoft.com/office/word/2010/wordprocessingDrawing" xmlns:wp="http://schemas.openxmlformats.org/drawingml/2006/wordprocessingDrawing" xmlns:w10="urn:schemas-microsoft-com:office:word" xmlns:w="http://schemas.openxmlformats.org/wordprocessingml/2006/main" xmlns:w14="http://schemas.microsoft.com/office/word/2010/wordml" xmlns:w15="http://schemas.microsoft.com/office/word/2012/wordml" xmlns:w16cex="http://schemas.microsoft.com/office/word/2018/wordml/cex" xmlns:w16cid="http://schemas.microsoft.com/office/word/2016/wordml/cid" xmlns:w16="http://schemas.microsoft.com/office/word/2018/wordml" xmlns:w16du="http://schemas.microsoft.com/office/word/2023/wordml/word16du" xmlns:w16sdtdh="http://schemas.microsoft.com/office/word/2020/wordml/sdtdatahash" xmlns:w16sdtfl="http://schemas.microsoft.com/office/word/2024/wordml/sdtformatlock" xmlns:w16se="http://schemas.microsoft.com/office/word/2015/wordml/symex" xmlns:wpg="http://schemas.microsoft.com/office/word/2010/wordprocessingGroup" xmlns:wpi="http://schemas.microsoft.com/office/word/2010/wordprocessingInk" xmlns:wne="http://schemas.microsoft.com/office/word/2006/wordml" xmlns:wps="http://schemas.microsoft.com/office/word/2010/wordprocessingShape" mc:Ignorable="w14 w15 w16se w16cid w16 w16cex w16sdtdh w16sdtfl w16du wp14">
+<w:document xmlns:wpc="http://schemas.microsoft.com/office/word/2010/wordprocessingCanvas" xmlns:cx="http://schemas.microsoft.com/office/drawing/2014/chartex" xmlns:cx1="http://schemas.microsoft.com/office/drawing/2015/9/8/chartex" xmlns:cx2="http://schemas.microsoft.com/office/drawing/2015/10/21/chartex" xmlns:cx3="http://schemas.microsoft.com/office/drawing/2016/5/9/chartex" xmlns:cx4="http://schemas.microsoft.com/office/drawing/2016/5/10/chartex" xmlns:cx5="http://schemas.microsoft.com/office/drawing/2016/5/11/chartex" xmlns:cx6="http://schemas.microsoft.com/office/drawing/2016/5/12/chartex" xmlns:cx7="http://schemas.microsoft.com/office/drawing/2016/5/13/chartex" xmlns:cx8="http://schemas.microsoft.com/office/drawing/2016/5/14/chartex" xmlns:mc="http://schemas.openxmlformats.org/markup-compatibility/2006" xmlns:aink="http://schemas.microsoft.com/office/drawing/2016/ink" xmlns:am3d="http://schemas.microsoft.com/office/drawing/2017/model3d" xmlns:o="urn:schemas-microsoft-com:office:office" xmlns:oel="http://schemas.microsoft.com/office/2019/extlst" xmlns:r="http://schemas.openxmlformats.org/officeDocument/2006/relationships" xmlns:m="http://schemas.openxmlformats.org/officeDocument/2006/math" xmlns:v="urn:schemas-microsoft-com:vml" xmlns:wp14="http://schemas.microsoft.com/office/word/2010/wordprocessingDrawing" xmlns:wp="http://schemas.openxmlformats.org/drawingml/2006/wordprocessingDrawing" xmlns:w10="urn:schemas-microsoft-com:office:word" xmlns:w="http://schemas.openxmlformats.org/wordprocessingml/2006/main" xmlns:w14="http://schemas.microsoft.com/office/word/2010/wordml" xmlns:w15="http://schemas.microsoft.com/office/word/2012/wordml" xmlns:w16cei="http://schemas.microsoft.com/office/word/2026/wordml/cei" xmlns:w16cex="http://schemas.microsoft.com/office/word/2018/wordml/cex" xmlns:w16cid="http://schemas.microsoft.com/office/word/2016/wordml/cid" xmlns:w16="http://schemas.microsoft.com/office/word/2018/wordml" xmlns:w16du="http://schemas.microsoft.com/office/word/2023/wordml/word16du" xmlns:w16sdtdh="http://schemas.microsoft.com/office/word/2020/wordml/sdtdatahash" xmlns:w16sdtfl="http://schemas.microsoft.com/office/word/2024/wordml/sdtformatlock" xmlns:w16se="http://schemas.microsoft.com/office/word/2015/wordml/symex" xmlns:wpg="http://schemas.microsoft.com/office/word/2010/wordprocessingGroup" xmlns:wpi="http://schemas.microsoft.com/office/word/2010/wordprocessingInk" xmlns:wne="http://schemas.microsoft.com/office/word/2006/wordml" xmlns:wps="http://schemas.microsoft.com/office/word/2010/wordprocessingShape" mc:Ignorable="w14 w15 w16se w16cid w16 w16cex w16sdtdh w16sdtfl w16du wp14">
   <w:body>
     <w:p>
       <w:pPr>
@@ -2419,6 +2419,179 @@
         <w:jc w:val="both"/>
         <w:rPr>
           <w:rFonts w:ascii="Arial" w:hAnsi="Arial" w:cs="Arial"/>
+          <w:sz w:val="28"/>
+          <w:szCs w:val="28"/>
+        </w:rPr>
+      </w:pPr>
+      <w:r>
+        <w:rPr>
+          <w:rFonts w:ascii="Arial" w:hAnsi="Arial" w:cs="Arial"/>
+          <w:sz w:val="28"/>
+          <w:szCs w:val="28"/>
+        </w:rPr>
+        <w:t>2.18. JWT (JSON Web Token)</w:t>
+      </w:r>
+    </w:p>
+    <w:p>
+      <w:pPr>
+        <w:spacing w:line="360" w:lineRule="auto"/>
+        <w:jc w:val="both"/>
+        <w:rPr>
+          <w:rFonts w:ascii="Arial" w:hAnsi="Arial" w:cs="Arial"/>
+        </w:rPr>
+      </w:pPr>
+      <w:r>
+        <w:rPr>
+          <w:rFonts w:ascii="Arial" w:hAnsi="Arial" w:cs="Arial"/>
+        </w:rPr>
+        <w:t xml:space="preserve">A </w:t>
+      </w:r>
+      <w:r>
+        <w:rPr>
+          <w:rFonts w:ascii="Arial" w:hAnsi="Arial" w:cs="Arial"/>
+          <w:i/>
+          <w:iCs/>
+        </w:rPr>
+        <w:t>JWT</w:t>
+      </w:r>
+      <w:r>
+        <w:rPr>
+          <w:rFonts w:ascii="Arial" w:hAnsi="Arial" w:cs="Arial"/>
+        </w:rPr>
+        <w:t xml:space="preserve"> egy nyílt szabvány (RFC 7519), amely lehetővé teszi, hogy a felek egymás között kompakt és önmagában értelmezhető módon, JSON objektumként adjanak át hitelesített adatokat. A token digitálisan alá van írva, így az információ ellenőrizhető és megbízható, az aláírás pedig biztosítja, hogy az üzenet útközben nem módosult. A projektemben a </w:t>
+      </w:r>
+      <w:r>
+        <w:rPr>
+          <w:rFonts w:ascii="Arial" w:hAnsi="Arial" w:cs="Arial"/>
+          <w:i/>
+          <w:iCs/>
+        </w:rPr>
+        <w:t>JWT</w:t>
+      </w:r>
+      <w:r>
+        <w:rPr>
+          <w:rFonts w:ascii="Arial" w:hAnsi="Arial" w:cs="Arial"/>
+        </w:rPr>
+        <w:t>-t a felhasználók hitelesítésére használ</w:t>
+      </w:r>
+      <w:r>
+        <w:rPr>
+          <w:rFonts w:ascii="Arial" w:hAnsi="Arial" w:cs="Arial"/>
+        </w:rPr>
+        <w:t>ta</w:t>
+      </w:r>
+      <w:r>
+        <w:rPr>
+          <w:rFonts w:ascii="Arial" w:hAnsi="Arial" w:cs="Arial"/>
+        </w:rPr>
+        <w:t>m: sikeres bejelentkezés után a szerver egy tokent állít ki, amelyet a kliens ezután minden védett végponthoz tartozó kérésnél a Bearer séma szerint csatol. A szerver oldalon a FastAPI dependency-je ellenőrzi a token érvényességét (aláírás, lejárati idő), és ez alapján azonosítja a kérést küldő felhasználót</w:t>
+      </w:r>
+      <w:r>
+        <w:rPr>
+          <w:rFonts w:ascii="Arial" w:hAnsi="Arial" w:cs="Arial"/>
+        </w:rPr>
+        <w:t>.</w:t>
+      </w:r>
+    </w:p>
+    <w:p>
+      <w:pPr>
+        <w:spacing w:line="360" w:lineRule="auto"/>
+        <w:jc w:val="both"/>
+        <w:rPr>
+          <w:rFonts w:ascii="Arial" w:hAnsi="Arial" w:cs="Arial"/>
+          <w:sz w:val="28"/>
+          <w:szCs w:val="28"/>
+        </w:rPr>
+      </w:pPr>
+      <w:r>
+        <w:rPr>
+          <w:rFonts w:ascii="Arial" w:hAnsi="Arial" w:cs="Arial"/>
+          <w:sz w:val="28"/>
+          <w:szCs w:val="28"/>
+        </w:rPr>
+        <w:lastRenderedPageBreak/>
+        <w:t>2.19. GitHub</w:t>
+      </w:r>
+    </w:p>
+    <w:p>
+      <w:pPr>
+        <w:spacing w:line="360" w:lineRule="auto"/>
+        <w:jc w:val="both"/>
+        <w:rPr>
+          <w:rFonts w:ascii="Arial" w:hAnsi="Arial" w:cs="Arial"/>
+        </w:rPr>
+      </w:pPr>
+      <w:r>
+        <w:rPr>
+          <w:rFonts w:ascii="Arial" w:hAnsi="Arial" w:cs="Arial"/>
+        </w:rPr>
+        <w:t xml:space="preserve">A </w:t>
+      </w:r>
+      <w:r>
+        <w:rPr>
+          <w:rFonts w:ascii="Arial" w:hAnsi="Arial" w:cs="Arial"/>
+          <w:i/>
+          <w:iCs/>
+        </w:rPr>
+        <w:t>GitHub</w:t>
+      </w:r>
+      <w:r>
+        <w:rPr>
+          <w:rFonts w:ascii="Arial" w:hAnsi="Arial" w:cs="Arial"/>
+        </w:rPr>
+        <w:t xml:space="preserve"> egy webalapú platform, amely a </w:t>
+      </w:r>
+      <w:r>
+        <w:rPr>
+          <w:rFonts w:ascii="Arial" w:hAnsi="Arial" w:cs="Arial"/>
+          <w:i/>
+          <w:iCs/>
+        </w:rPr>
+        <w:t>Git</w:t>
+      </w:r>
+      <w:r>
+        <w:rPr>
+          <w:rFonts w:ascii="Arial" w:hAnsi="Arial" w:cs="Arial"/>
+        </w:rPr>
+        <w:t xml:space="preserve"> verziókezelő rendszerre épül, és lehetővé teszi a forráskód tárolását, verzió</w:t>
+      </w:r>
+      <w:r>
+        <w:rPr>
+          <w:rFonts w:ascii="Arial" w:hAnsi="Arial" w:cs="Arial"/>
+        </w:rPr>
+        <w:t>kezelését</w:t>
+      </w:r>
+      <w:r>
+        <w:rPr>
+          <w:rFonts w:ascii="Arial" w:hAnsi="Arial" w:cs="Arial"/>
+        </w:rPr>
+        <w:t xml:space="preserve"> és a csapatmunkát elősegítő funkciók</w:t>
+      </w:r>
+      <w:r>
+        <w:rPr>
+          <w:rFonts w:ascii="Arial" w:hAnsi="Arial" w:cs="Arial"/>
+        </w:rPr>
+        <w:t xml:space="preserve"> </w:t>
+      </w:r>
+      <w:r>
+        <w:rPr>
+          <w:rFonts w:ascii="Arial" w:hAnsi="Arial" w:cs="Arial"/>
+        </w:rPr>
+        <w:t>használatát. A projekt fejlesztése és verziókövetése során a GitHubot használtam a kód tárolására és a változtatások nyomonkövetésére</w:t>
+      </w:r>
+      <w:r>
+        <w:rPr>
+          <w:rFonts w:ascii="Arial" w:hAnsi="Arial" w:cs="Arial"/>
+        </w:rPr>
+        <w:t>.</w:t>
+      </w:r>
+    </w:p>
+    <w:p>
+      <w:pPr>
+        <w:spacing w:line="360" w:lineRule="auto"/>
+        <w:jc w:val="both"/>
+        <w:rPr>
+          <w:rFonts w:ascii="Arial" w:hAnsi="Arial" w:cs="Arial"/>
           <w:b/>
           <w:bCs/>
           <w:sz w:val="32"/>
@@ -2473,9 +2646,8 @@
         <w:rPr>
           <w:noProof/>
         </w:rPr>
-        <w:lastRenderedPageBreak/>
         <w:drawing>
-          <wp:inline distT="0" distB="0" distL="0" distR="0" wp14:anchorId="2B56FBAB" wp14:editId="5E201FA5">
+          <wp:inline distT="0" distB="0" distL="0" distR="0" wp14:anchorId="2B56FBAB" wp14:editId="3FFC7246">
             <wp:extent cx="5760720" cy="3867785"/>
             <wp:effectExtent l="0" t="0" r="0" b="0"/>
             <wp:docPr id="1970030540" name="Picture 1"/>
@@ -2724,7 +2896,14 @@
         <w:rPr>
           <w:rFonts w:ascii="Arial" w:hAnsi="Arial" w:cs="Arial"/>
         </w:rPr>
-        <w:t>azaz a felhasználói fiókokkal kapcsolatos adatok tárolásáért és nyilvántartásáért felelős. A tábla képezi az alkalmazás felhasználókezelési és hitelesítési</w:t>
+        <w:t xml:space="preserve">azaz a felhasználói fiókokkal kapcsolatos adatok tárolásáért és nyilvántartásáért felelős. A tábla képezi az alkalmazás felhasználókezelési és </w:t>
+      </w:r>
+      <w:r>
+        <w:rPr>
+          <w:rFonts w:ascii="Arial" w:hAnsi="Arial" w:cs="Arial"/>
+        </w:rPr>
+        <w:lastRenderedPageBreak/>
+        <w:t>hitelesítési</w:t>
       </w:r>
       <w:r>
         <w:rPr>
@@ -2824,14 +3003,7 @@
         <w:rPr>
           <w:rFonts w:ascii="Arial" w:hAnsi="Arial" w:cs="Arial"/>
         </w:rPr>
-        <w:t xml:space="preserve">amely nemcsak kapcsolattartási célokat szolgál, hanem gyakran a fiók visszaigazolására, jelszó-visszaállítási </w:t>
-      </w:r>
-      <w:r>
-        <w:rPr>
-          <w:rFonts w:ascii="Arial" w:hAnsi="Arial" w:cs="Arial"/>
-        </w:rPr>
-        <w:lastRenderedPageBreak/>
-        <w:t>folyamatok lebonyolítására, illetve a bejelentkezés alternatív módjaként is felhasználásra kerül</w:t>
+        <w:t>amely nemcsak kapcsolattartási célokat szolgál, hanem gyakran a fiók visszaigazolására, jelszó-visszaállítási folyamatok lebonyolítására, illetve a bejelentkezés alternatív módjaként is felhasználásra kerül</w:t>
       </w:r>
       <w:r>
         <w:rPr>
@@ -3064,6 +3236,7 @@
         <w:rPr>
           <w:rFonts w:ascii="Arial" w:hAnsi="Arial" w:cs="Arial"/>
         </w:rPr>
+        <w:lastRenderedPageBreak/>
         <w:t xml:space="preserve">Az </w:t>
       </w:r>
       <w:r>
@@ -3160,90 +3333,312 @@
         <w:rPr>
           <w:rFonts w:ascii="Arial" w:hAnsi="Arial" w:cs="Arial"/>
         </w:rPr>
+        <w:t>A három tábla együttes, relációs adatbázis-modellként történő kezelése biztosítja, hogy az alkalmazás komplex lekérdezések</w:t>
+      </w:r>
+      <w:r>
+        <w:rPr>
+          <w:rFonts w:ascii="Arial" w:hAnsi="Arial" w:cs="Arial"/>
+        </w:rPr>
+        <w:t xml:space="preserve"> </w:t>
+      </w:r>
+      <w:r>
+        <w:rPr>
+          <w:rFonts w:ascii="Arial" w:hAnsi="Arial" w:cs="Arial"/>
+        </w:rPr>
+        <w:t>végrehajtására is képes legyen, anélkül, hogy redundáns adattárolásra lenne szükség.</w:t>
+      </w:r>
+    </w:p>
+    <w:p>
+      <w:pPr>
+        <w:spacing w:line="360" w:lineRule="auto"/>
+        <w:jc w:val="both"/>
+        <w:rPr>
+          <w:rFonts w:ascii="Arial" w:hAnsi="Arial" w:cs="Arial"/>
+        </w:rPr>
+      </w:pPr>
+      <w:r>
+        <w:rPr>
+          <w:rFonts w:ascii="Arial" w:hAnsi="Arial" w:cs="Arial"/>
+        </w:rPr>
+        <w:t>3.2.3. Meglátogatott helyek</w:t>
+      </w:r>
+    </w:p>
+    <w:p>
+      <w:pPr>
+        <w:spacing w:line="360" w:lineRule="auto"/>
+        <w:jc w:val="both"/>
+        <w:rPr>
+          <w:rFonts w:ascii="Arial" w:hAnsi="Arial" w:cs="Arial"/>
+        </w:rPr>
+      </w:pPr>
+      <w:r>
+        <w:rPr>
+          <w:rFonts w:ascii="Arial" w:hAnsi="Arial" w:cs="Arial"/>
+        </w:rPr>
+        <w:t xml:space="preserve">Ez a táblacsoport két táblából áll: </w:t>
+      </w:r>
+      <w:r>
+        <w:rPr>
+          <w:rFonts w:ascii="Arial" w:hAnsi="Arial" w:cs="Arial"/>
+          <w:i/>
+          <w:iCs/>
+        </w:rPr>
+        <w:t>Visited_places</w:t>
+      </w:r>
+      <w:r>
+        <w:rPr>
+          <w:rFonts w:ascii="Arial" w:hAnsi="Arial" w:cs="Arial"/>
+        </w:rPr>
+        <w:t xml:space="preserve"> és </w:t>
+      </w:r>
+      <w:r>
+        <w:rPr>
+          <w:rFonts w:ascii="Arial" w:hAnsi="Arial" w:cs="Arial"/>
+          <w:i/>
+          <w:iCs/>
+        </w:rPr>
+        <w:t>Images</w:t>
+      </w:r>
+      <w:r>
+        <w:rPr>
+          <w:rFonts w:ascii="Arial" w:hAnsi="Arial" w:cs="Arial"/>
+        </w:rPr>
+        <w:t>. E</w:t>
+      </w:r>
+      <w:r>
+        <w:rPr>
+          <w:rFonts w:ascii="Arial" w:hAnsi="Arial" w:cs="Arial"/>
+        </w:rPr>
+        <w:t>zen</w:t>
+      </w:r>
+      <w:r>
+        <w:rPr>
+          <w:rFonts w:ascii="Arial" w:hAnsi="Arial" w:cs="Arial"/>
+        </w:rPr>
+        <w:t xml:space="preserve"> táblák együttesen felelősek a felhasználók korábbi utazásai során bejárt helyszínekre vonatkozó adatok, valamint az azokhoz kapcsolódó fényképek tárolásáért és kezeléséért.</w:t>
+      </w:r>
+    </w:p>
+    <w:p>
+      <w:pPr>
+        <w:spacing w:line="360" w:lineRule="auto"/>
+        <w:jc w:val="both"/>
+        <w:rPr>
+          <w:rFonts w:ascii="Arial" w:hAnsi="Arial" w:cs="Arial"/>
+        </w:rPr>
+      </w:pPr>
+      <w:r>
+        <w:rPr>
+          <w:rFonts w:ascii="Arial" w:hAnsi="Arial" w:cs="Arial"/>
+        </w:rPr>
+        <w:t xml:space="preserve">A </w:t>
+      </w:r>
+      <w:r>
+        <w:rPr>
+          <w:rFonts w:ascii="Arial" w:hAnsi="Arial" w:cs="Arial"/>
+          <w:i/>
+          <w:iCs/>
+        </w:rPr>
+        <w:t>Visited_places</w:t>
+      </w:r>
+      <w:r>
+        <w:rPr>
+          <w:rFonts w:ascii="Arial" w:hAnsi="Arial" w:cs="Arial"/>
+        </w:rPr>
+        <w:t xml:space="preserve"> tábla tartalmazza a meglátogatott helyszínek alapadatait, így többek között a helyszín megnevezését, földrajzi elhelyezkedését, a látogatás időpontját, valamint azt a felhasználót, akihez tartozik. </w:t>
+      </w:r>
+      <w:r>
+        <w:rPr>
+          <w:rFonts w:ascii="Arial" w:hAnsi="Arial" w:cs="Arial"/>
+        </w:rPr>
+        <w:t>Lehetővé teszi</w:t>
+      </w:r>
+      <w:r>
+        <w:rPr>
+          <w:rFonts w:ascii="Arial" w:hAnsi="Arial" w:cs="Arial"/>
+        </w:rPr>
+        <w:t>, hogy az alkalmazás nyilvántartást vezessen arról, hogy egy adott felhasználó mely helyszíneken járt már, ezáltal megalapozva az utazási előzmények, statisztikák vagy</w:t>
+      </w:r>
+      <w:r>
+        <w:rPr>
+          <w:rFonts w:ascii="Arial" w:hAnsi="Arial" w:cs="Arial"/>
+        </w:rPr>
+        <w:t xml:space="preserve"> </w:t>
+      </w:r>
+      <w:r>
+        <w:rPr>
+          <w:rFonts w:ascii="Arial" w:hAnsi="Arial" w:cs="Arial"/>
+        </w:rPr>
+        <w:t xml:space="preserve">személyre szabott </w:t>
+      </w:r>
+      <w:r>
+        <w:rPr>
+          <w:rFonts w:ascii="Arial" w:hAnsi="Arial" w:cs="Arial"/>
+        </w:rPr>
+        <w:t>utazások tervezését</w:t>
+      </w:r>
+      <w:r>
+        <w:rPr>
+          <w:rFonts w:ascii="Arial" w:hAnsi="Arial" w:cs="Arial"/>
+        </w:rPr>
+        <w:t xml:space="preserve"> is.</w:t>
+      </w:r>
+    </w:p>
+    <w:p>
+      <w:pPr>
+        <w:spacing w:line="360" w:lineRule="auto"/>
+        <w:jc w:val="both"/>
+        <w:rPr>
+          <w:rFonts w:ascii="Arial" w:hAnsi="Arial" w:cs="Arial"/>
+        </w:rPr>
+      </w:pPr>
+      <w:r>
+        <w:rPr>
+          <w:rFonts w:ascii="Arial" w:hAnsi="Arial" w:cs="Arial"/>
+        </w:rPr>
+        <w:t xml:space="preserve">Az </w:t>
+      </w:r>
+      <w:r>
+        <w:rPr>
+          <w:rFonts w:ascii="Arial" w:hAnsi="Arial" w:cs="Arial"/>
+          <w:i/>
+          <w:iCs/>
+        </w:rPr>
+        <w:t>Images</w:t>
+      </w:r>
+      <w:r>
+        <w:rPr>
+          <w:rFonts w:ascii="Arial" w:hAnsi="Arial" w:cs="Arial"/>
+        </w:rPr>
+        <w:t xml:space="preserve"> tábla a meglátogatott helyszínekhez feltöltött fényképek metaadatait (fájl elérési útja, feltöltés időpontja) tárolja. </w:t>
+      </w:r>
+    </w:p>
+    <w:p>
+      <w:pPr>
+        <w:spacing w:line="360" w:lineRule="auto"/>
+        <w:jc w:val="both"/>
+        <w:rPr>
+          <w:rFonts w:ascii="Arial" w:hAnsi="Arial" w:cs="Arial"/>
+        </w:rPr>
+      </w:pPr>
+      <w:r>
+        <w:rPr>
+          <w:rFonts w:ascii="Arial" w:hAnsi="Arial" w:cs="Arial"/>
+        </w:rPr>
+        <w:t xml:space="preserve">A két tábla együttes alkalmazása </w:t>
+      </w:r>
+      <w:r>
+        <w:rPr>
+          <w:rFonts w:ascii="Arial" w:hAnsi="Arial" w:cs="Arial"/>
+        </w:rPr>
+        <w:t>által</w:t>
+      </w:r>
+      <w:r>
+        <w:rPr>
+          <w:rFonts w:ascii="Arial" w:hAnsi="Arial" w:cs="Arial"/>
+        </w:rPr>
+        <w:t xml:space="preserve"> a rendszer nemcsak szöveges, hanem képi formában is képes megőrizni és megjeleníteni a felhasználók utazási emlékeit</w:t>
+      </w:r>
+      <w:r>
+        <w:rPr>
+          <w:rFonts w:ascii="Arial" w:hAnsi="Arial" w:cs="Arial"/>
+        </w:rPr>
+        <w:t>.</w:t>
+      </w:r>
+    </w:p>
+    <w:p>
+      <w:pPr>
+        <w:spacing w:line="360" w:lineRule="auto"/>
+        <w:jc w:val="both"/>
+        <w:rPr>
+          <w:rFonts w:ascii="Arial" w:hAnsi="Arial" w:cs="Arial"/>
+        </w:rPr>
+      </w:pPr>
+      <w:r>
+        <w:rPr>
+          <w:rFonts w:ascii="Arial" w:hAnsi="Arial" w:cs="Arial"/>
+        </w:rPr>
+        <w:t>3.2.4. Utazástervezés</w:t>
+      </w:r>
+    </w:p>
+    <w:p>
+      <w:pPr>
+        <w:spacing w:line="360" w:lineRule="auto"/>
+        <w:jc w:val="both"/>
+        <w:rPr>
+          <w:rFonts w:ascii="Arial" w:hAnsi="Arial" w:cs="Arial"/>
+        </w:rPr>
+      </w:pPr>
+      <w:r>
+        <w:rPr>
+          <w:rFonts w:ascii="Arial" w:hAnsi="Arial" w:cs="Arial"/>
+        </w:rPr>
+        <w:t xml:space="preserve">Ez a csoport szintén 2 táblából tevődik össze, Planned_trips és Planned_trip _stops. </w:t>
+      </w:r>
+      <w:r>
+        <w:rPr>
+          <w:rFonts w:ascii="Arial" w:hAnsi="Arial" w:cs="Arial"/>
+        </w:rPr>
+        <w:t>E</w:t>
+      </w:r>
+      <w:r>
+        <w:rPr>
+          <w:rFonts w:ascii="Arial" w:hAnsi="Arial" w:cs="Arial"/>
+        </w:rPr>
+        <w:t>zek</w:t>
+      </w:r>
+      <w:r>
+        <w:rPr>
+          <w:rFonts w:ascii="Arial" w:hAnsi="Arial" w:cs="Arial"/>
+        </w:rPr>
+        <w:t xml:space="preserve"> együttesen felelősek a felhasználók által megtervezett, jövőbeli utazásokra vonatkozó adatok tárolásáért és kezeléséért, ez</w:t>
+      </w:r>
+      <w:r>
+        <w:rPr>
+          <w:rFonts w:ascii="Arial" w:hAnsi="Arial" w:cs="Arial"/>
+        </w:rPr>
+        <w:t>zel</w:t>
+      </w:r>
+      <w:r>
+        <w:rPr>
+          <w:rFonts w:ascii="Arial" w:hAnsi="Arial" w:cs="Arial"/>
+        </w:rPr>
+        <w:t xml:space="preserve"> lehetővé téve az alkalmazás számára az utazástervezési funkciók megvalósítását.</w:t>
+      </w:r>
+    </w:p>
+    <w:p>
+      <w:pPr>
+        <w:spacing w:line="360" w:lineRule="auto"/>
+        <w:jc w:val="both"/>
+        <w:rPr>
+          <w:rFonts w:ascii="Arial" w:hAnsi="Arial" w:cs="Arial"/>
+        </w:rPr>
+      </w:pPr>
+      <w:r>
+        <w:rPr>
+          <w:rFonts w:ascii="Arial" w:hAnsi="Arial" w:cs="Arial"/>
+        </w:rPr>
+        <w:t xml:space="preserve">A </w:t>
+      </w:r>
+      <w:r>
+        <w:rPr>
+          <w:rFonts w:ascii="Arial" w:hAnsi="Arial" w:cs="Arial"/>
+          <w:i/>
+          <w:iCs/>
+        </w:rPr>
+        <w:t>Planned_trips</w:t>
+      </w:r>
+      <w:r>
+        <w:rPr>
+          <w:rFonts w:ascii="Arial" w:hAnsi="Arial" w:cs="Arial"/>
+        </w:rPr>
+        <w:t xml:space="preserve"> tábla tartalmazza a tervezett utazások alapadatait, így többek között az utazás megnevezését, tervezett kezdő és záró dátumát, valamint azt a felhasználót, </w:t>
+      </w:r>
+      <w:r>
+        <w:rPr>
+          <w:rFonts w:ascii="Arial" w:hAnsi="Arial" w:cs="Arial"/>
+        </w:rPr>
         <w:lastRenderedPageBreak/>
-        <w:t>A három tábla együttes, relációs adatbázis-modellként történő kezelése biztosítja, hogy az alkalmazás komplex lekérdezések</w:t>
-      </w:r>
-      <w:r>
-        <w:rPr>
-          <w:rFonts w:ascii="Arial" w:hAnsi="Arial" w:cs="Arial"/>
-        </w:rPr>
-        <w:t xml:space="preserve"> </w:t>
-      </w:r>
-      <w:r>
-        <w:rPr>
-          <w:rFonts w:ascii="Arial" w:hAnsi="Arial" w:cs="Arial"/>
-        </w:rPr>
-        <w:t>végrehajtására is képes legyen, anélkül, hogy redundáns adattárolásra lenne szükség.</w:t>
-      </w:r>
-    </w:p>
-    <w:p>
-      <w:pPr>
-        <w:spacing w:line="360" w:lineRule="auto"/>
-        <w:jc w:val="both"/>
-        <w:rPr>
-          <w:rFonts w:ascii="Arial" w:hAnsi="Arial" w:cs="Arial"/>
-        </w:rPr>
-      </w:pPr>
-      <w:r>
-        <w:rPr>
-          <w:rFonts w:ascii="Arial" w:hAnsi="Arial" w:cs="Arial"/>
-        </w:rPr>
-        <w:t>3.2.3. Meglátogatott helyek</w:t>
-      </w:r>
-    </w:p>
-    <w:p>
-      <w:pPr>
-        <w:spacing w:line="360" w:lineRule="auto"/>
-        <w:jc w:val="both"/>
-        <w:rPr>
-          <w:rFonts w:ascii="Arial" w:hAnsi="Arial" w:cs="Arial"/>
-        </w:rPr>
-      </w:pPr>
-      <w:r>
-        <w:rPr>
-          <w:rFonts w:ascii="Arial" w:hAnsi="Arial" w:cs="Arial"/>
-        </w:rPr>
-        <w:t xml:space="preserve">Ez a táblacsoport két táblából áll: </w:t>
-      </w:r>
-      <w:r>
-        <w:rPr>
-          <w:rFonts w:ascii="Arial" w:hAnsi="Arial" w:cs="Arial"/>
-          <w:i/>
-          <w:iCs/>
-        </w:rPr>
-        <w:t>Visited_places</w:t>
-      </w:r>
-      <w:r>
-        <w:rPr>
-          <w:rFonts w:ascii="Arial" w:hAnsi="Arial" w:cs="Arial"/>
-        </w:rPr>
-        <w:t xml:space="preserve"> és </w:t>
-      </w:r>
-      <w:r>
-        <w:rPr>
-          <w:rFonts w:ascii="Arial" w:hAnsi="Arial" w:cs="Arial"/>
-          <w:i/>
-          <w:iCs/>
-        </w:rPr>
-        <w:t>Images</w:t>
-      </w:r>
-      <w:r>
-        <w:rPr>
-          <w:rFonts w:ascii="Arial" w:hAnsi="Arial" w:cs="Arial"/>
-        </w:rPr>
-        <w:t>. E</w:t>
-      </w:r>
-      <w:r>
-        <w:rPr>
-          <w:rFonts w:ascii="Arial" w:hAnsi="Arial" w:cs="Arial"/>
-        </w:rPr>
-        <w:t>zen</w:t>
-      </w:r>
-      <w:r>
-        <w:rPr>
-          <w:rFonts w:ascii="Arial" w:hAnsi="Arial" w:cs="Arial"/>
-        </w:rPr>
-        <w:t xml:space="preserve"> táblák együttesen felelősek a felhasználók korábbi utazásai során bejárt helyszínekre vonatkozó adatok, valamint az azokhoz kapcsolódó fényképek tárolásáért és kezeléséért.</w:t>
+        <w:t>akihez az adott utazásterv tartozik. Ez a tábla képezi az utazástervezés „fő” egységét, amelyhez a további, részletesebb adatok kapcsolódnak.</w:t>
       </w:r>
     </w:p>
     <w:p>
@@ -3266,222 +3661,6 @@
           <w:i/>
           <w:iCs/>
         </w:rPr>
-        <w:t>Visited_places</w:t>
-      </w:r>
-      <w:r>
-        <w:rPr>
-          <w:rFonts w:ascii="Arial" w:hAnsi="Arial" w:cs="Arial"/>
-        </w:rPr>
-        <w:t xml:space="preserve"> tábla tartalmazza a meglátogatott helyszínek alapadatait, így többek között a helyszín megnevezését, földrajzi elhelyezkedését, a látogatás időpontját, valamint azt a felhasználót, akihez tartozik. </w:t>
-      </w:r>
-      <w:r>
-        <w:rPr>
-          <w:rFonts w:ascii="Arial" w:hAnsi="Arial" w:cs="Arial"/>
-        </w:rPr>
-        <w:t>Lehetővé teszi</w:t>
-      </w:r>
-      <w:r>
-        <w:rPr>
-          <w:rFonts w:ascii="Arial" w:hAnsi="Arial" w:cs="Arial"/>
-        </w:rPr>
-        <w:t>, hogy az alkalmazás nyilvántartást vezessen arról, hogy egy adott felhasználó mely helyszíneken járt már, ezáltal megalapozva az utazási előzmények, statisztikák vagy</w:t>
-      </w:r>
-      <w:r>
-        <w:rPr>
-          <w:rFonts w:ascii="Arial" w:hAnsi="Arial" w:cs="Arial"/>
-        </w:rPr>
-        <w:t xml:space="preserve"> </w:t>
-      </w:r>
-      <w:r>
-        <w:rPr>
-          <w:rFonts w:ascii="Arial" w:hAnsi="Arial" w:cs="Arial"/>
-        </w:rPr>
-        <w:t xml:space="preserve">személyre szabott </w:t>
-      </w:r>
-      <w:r>
-        <w:rPr>
-          <w:rFonts w:ascii="Arial" w:hAnsi="Arial" w:cs="Arial"/>
-        </w:rPr>
-        <w:t>utazások tervezését</w:t>
-      </w:r>
-      <w:r>
-        <w:rPr>
-          <w:rFonts w:ascii="Arial" w:hAnsi="Arial" w:cs="Arial"/>
-        </w:rPr>
-        <w:t xml:space="preserve"> is.</w:t>
-      </w:r>
-    </w:p>
-    <w:p>
-      <w:pPr>
-        <w:spacing w:line="360" w:lineRule="auto"/>
-        <w:jc w:val="both"/>
-        <w:rPr>
-          <w:rFonts w:ascii="Arial" w:hAnsi="Arial" w:cs="Arial"/>
-        </w:rPr>
-      </w:pPr>
-      <w:r>
-        <w:rPr>
-          <w:rFonts w:ascii="Arial" w:hAnsi="Arial" w:cs="Arial"/>
-        </w:rPr>
-        <w:t xml:space="preserve">Az </w:t>
-      </w:r>
-      <w:r>
-        <w:rPr>
-          <w:rFonts w:ascii="Arial" w:hAnsi="Arial" w:cs="Arial"/>
-          <w:i/>
-          <w:iCs/>
-        </w:rPr>
-        <w:t>Images</w:t>
-      </w:r>
-      <w:r>
-        <w:rPr>
-          <w:rFonts w:ascii="Arial" w:hAnsi="Arial" w:cs="Arial"/>
-        </w:rPr>
-        <w:t xml:space="preserve"> tábla a meglátogatott helyszínekhez feltöltött fényképek metaadatait (fájl elérési útja, feltöltés időpontja) tárolja. </w:t>
-      </w:r>
-    </w:p>
-    <w:p>
-      <w:pPr>
-        <w:spacing w:line="360" w:lineRule="auto"/>
-        <w:jc w:val="both"/>
-        <w:rPr>
-          <w:rFonts w:ascii="Arial" w:hAnsi="Arial" w:cs="Arial"/>
-        </w:rPr>
-      </w:pPr>
-      <w:r>
-        <w:rPr>
-          <w:rFonts w:ascii="Arial" w:hAnsi="Arial" w:cs="Arial"/>
-        </w:rPr>
-        <w:t xml:space="preserve">A két tábla együttes alkalmazása </w:t>
-      </w:r>
-      <w:r>
-        <w:rPr>
-          <w:rFonts w:ascii="Arial" w:hAnsi="Arial" w:cs="Arial"/>
-        </w:rPr>
-        <w:t>által</w:t>
-      </w:r>
-      <w:r>
-        <w:rPr>
-          <w:rFonts w:ascii="Arial" w:hAnsi="Arial" w:cs="Arial"/>
-        </w:rPr>
-        <w:t xml:space="preserve"> a rendszer nemcsak szöveges, hanem képi formában is képes megőrizni és megjeleníteni a felhasználók utazási emlékeit</w:t>
-      </w:r>
-      <w:r>
-        <w:rPr>
-          <w:rFonts w:ascii="Arial" w:hAnsi="Arial" w:cs="Arial"/>
-        </w:rPr>
-        <w:t>.</w:t>
-      </w:r>
-    </w:p>
-    <w:p>
-      <w:pPr>
-        <w:spacing w:line="360" w:lineRule="auto"/>
-        <w:jc w:val="both"/>
-        <w:rPr>
-          <w:rFonts w:ascii="Arial" w:hAnsi="Arial" w:cs="Arial"/>
-        </w:rPr>
-      </w:pPr>
-      <w:r>
-        <w:rPr>
-          <w:rFonts w:ascii="Arial" w:hAnsi="Arial" w:cs="Arial"/>
-        </w:rPr>
-        <w:t>3.2.4. Utazástervezés</w:t>
-      </w:r>
-    </w:p>
-    <w:p>
-      <w:pPr>
-        <w:spacing w:line="360" w:lineRule="auto"/>
-        <w:jc w:val="both"/>
-        <w:rPr>
-          <w:rFonts w:ascii="Arial" w:hAnsi="Arial" w:cs="Arial"/>
-        </w:rPr>
-      </w:pPr>
-      <w:r>
-        <w:rPr>
-          <w:rFonts w:ascii="Arial" w:hAnsi="Arial" w:cs="Arial"/>
-        </w:rPr>
-        <w:t xml:space="preserve">Ez a csoport szintén 2 táblából tevődik össze, Planned_trips és Planned_trip _stops. </w:t>
-      </w:r>
-      <w:r>
-        <w:rPr>
-          <w:rFonts w:ascii="Arial" w:hAnsi="Arial" w:cs="Arial"/>
-        </w:rPr>
-        <w:t>E</w:t>
-      </w:r>
-      <w:r>
-        <w:rPr>
-          <w:rFonts w:ascii="Arial" w:hAnsi="Arial" w:cs="Arial"/>
-        </w:rPr>
-        <w:t>zek</w:t>
-      </w:r>
-      <w:r>
-        <w:rPr>
-          <w:rFonts w:ascii="Arial" w:hAnsi="Arial" w:cs="Arial"/>
-        </w:rPr>
-        <w:t xml:space="preserve"> együttesen felelősek a felhasználók által megtervezett, jövőbeli utazásokra vonatkozó adatok tárolásáért és kezeléséért, ez</w:t>
-      </w:r>
-      <w:r>
-        <w:rPr>
-          <w:rFonts w:ascii="Arial" w:hAnsi="Arial" w:cs="Arial"/>
-        </w:rPr>
-        <w:t>zel</w:t>
-      </w:r>
-      <w:r>
-        <w:rPr>
-          <w:rFonts w:ascii="Arial" w:hAnsi="Arial" w:cs="Arial"/>
-        </w:rPr>
-        <w:t xml:space="preserve"> lehetővé téve az alkalmazás számára az utazástervezési funkciók megvalósítását.</w:t>
-      </w:r>
-    </w:p>
-    <w:p>
-      <w:pPr>
-        <w:spacing w:line="360" w:lineRule="auto"/>
-        <w:jc w:val="both"/>
-        <w:rPr>
-          <w:rFonts w:ascii="Arial" w:hAnsi="Arial" w:cs="Arial"/>
-        </w:rPr>
-      </w:pPr>
-      <w:r>
-        <w:rPr>
-          <w:rFonts w:ascii="Arial" w:hAnsi="Arial" w:cs="Arial"/>
-        </w:rPr>
-        <w:t xml:space="preserve">A </w:t>
-      </w:r>
-      <w:r>
-        <w:rPr>
-          <w:rFonts w:ascii="Arial" w:hAnsi="Arial" w:cs="Arial"/>
-          <w:i/>
-          <w:iCs/>
-        </w:rPr>
-        <w:t>Planned_trips</w:t>
-      </w:r>
-      <w:r>
-        <w:rPr>
-          <w:rFonts w:ascii="Arial" w:hAnsi="Arial" w:cs="Arial"/>
-        </w:rPr>
-        <w:t xml:space="preserve"> tábla tartalmazza a tervezett utazások alapadatait, így többek között az utazás megnevezését, tervezett kezdő és záró dátumát, valamint azt a felhasználót, akihez az adott utazásterv tartozik. Ez a tábla képezi az utazástervezés „fő” egységét, amelyhez a további, részletesebb adatok kapcsolódnak.</w:t>
-      </w:r>
-    </w:p>
-    <w:p>
-      <w:pPr>
-        <w:spacing w:line="360" w:lineRule="auto"/>
-        <w:jc w:val="both"/>
-        <w:rPr>
-          <w:rFonts w:ascii="Arial" w:hAnsi="Arial" w:cs="Arial"/>
-        </w:rPr>
-      </w:pPr>
-      <w:r>
-        <w:rPr>
-          <w:rFonts w:ascii="Arial" w:hAnsi="Arial" w:cs="Arial"/>
-        </w:rPr>
-        <w:t xml:space="preserve">A </w:t>
-      </w:r>
-      <w:r>
-        <w:rPr>
-          <w:rFonts w:ascii="Arial" w:hAnsi="Arial" w:cs="Arial"/>
-          <w:i/>
-          <w:iCs/>
-        </w:rPr>
         <w:t>Planned_trip_stops</w:t>
       </w:r>
       <w:r>
@@ -3554,7 +3733,6 @@
         <w:rPr>
           <w:rFonts w:ascii="Arial" w:hAnsi="Arial" w:cs="Arial"/>
         </w:rPr>
-        <w:lastRenderedPageBreak/>
         <w:t xml:space="preserve">Ez a táblacsoport felelős a korábban megtervezett utazások megosztásának funkcionalitásáért, 2 táblából épül fel: </w:t>
       </w:r>
       <w:r>
@@ -3803,6 +3981,7 @@
         <w:rPr>
           <w:rFonts w:ascii="Arial" w:hAnsi="Arial" w:cs="Arial"/>
         </w:rPr>
+        <w:lastRenderedPageBreak/>
         <w:t>Users-Visited_places: e</w:t>
       </w:r>
       <w:r>
@@ -3953,7 +4132,6 @@
         <w:rPr>
           <w:rFonts w:ascii="Arial" w:hAnsi="Arial" w:cs="Arial"/>
         </w:rPr>
-        <w:lastRenderedPageBreak/>
         <w:t>Users</w:t>
       </w:r>
       <w:r>
@@ -4419,19 +4597,147 @@
         <w:rPr>
           <w:rFonts w:ascii="Arial" w:hAnsi="Arial" w:cs="Arial"/>
         </w:rPr>
+        <w:t>Visited_places-Images</w:t>
+      </w:r>
+      <w:r>
+        <w:rPr>
+          <w:rFonts w:ascii="Arial" w:hAnsi="Arial" w:cs="Arial"/>
+        </w:rPr>
+        <w:t xml:space="preserve">: </w:t>
+      </w:r>
+      <w:r>
+        <w:rPr>
+          <w:rFonts w:ascii="Arial" w:hAnsi="Arial" w:cs="Arial"/>
+        </w:rPr>
+        <w:t>a</w:t>
+      </w:r>
+      <w:r>
+        <w:rPr>
+          <w:rFonts w:ascii="Arial" w:hAnsi="Arial" w:cs="Arial"/>
+        </w:rPr>
+        <w:t xml:space="preserve">z </w:t>
+      </w:r>
+      <w:r>
+        <w:rPr>
+          <w:rFonts w:ascii="Arial" w:hAnsi="Arial" w:cs="Arial"/>
+          <w:i/>
+          <w:iCs/>
+        </w:rPr>
+        <w:t>Images</w:t>
+      </w:r>
+      <w:r>
+        <w:rPr>
+          <w:rFonts w:ascii="Arial" w:hAnsi="Arial" w:cs="Arial"/>
+        </w:rPr>
+        <w:t xml:space="preserve"> tábla a meglátogatott helyekhez tartozó fényképeket tárolja</w:t>
+      </w:r>
+      <w:r>
+        <w:rPr>
+          <w:rFonts w:ascii="Arial" w:hAnsi="Arial" w:cs="Arial"/>
+        </w:rPr>
+        <w:t>.</w:t>
+      </w:r>
+      <w:r>
+        <w:rPr>
+          <w:rFonts w:ascii="Arial" w:hAnsi="Arial" w:cs="Arial"/>
+        </w:rPr>
+        <w:t xml:space="preserve"> </w:t>
+      </w:r>
+      <w:r>
+        <w:rPr>
+          <w:rFonts w:ascii="Arial" w:hAnsi="Arial" w:cs="Arial"/>
+        </w:rPr>
+        <w:t>E</w:t>
+      </w:r>
+      <w:r>
+        <w:rPr>
+          <w:rFonts w:ascii="Arial" w:hAnsi="Arial" w:cs="Arial"/>
+        </w:rPr>
+        <w:t xml:space="preserve">gy adott hely tetszőleges számú képpel rendelkezhet, </w:t>
+      </w:r>
+      <w:r>
+        <w:rPr>
+          <w:rFonts w:ascii="Arial" w:hAnsi="Arial" w:cs="Arial"/>
+        </w:rPr>
+        <w:t>de</w:t>
+      </w:r>
+      <w:r>
+        <w:rPr>
+          <w:rFonts w:ascii="Arial" w:hAnsi="Arial" w:cs="Arial"/>
+        </w:rPr>
+        <w:t xml:space="preserve"> minden kép egyetlen helyhez van hozzárendelve. Ezt a hozzárendelést az </w:t>
+      </w:r>
+      <w:r>
+        <w:rPr>
+          <w:rFonts w:ascii="Arial" w:hAnsi="Arial" w:cs="Arial"/>
+          <w:i/>
+          <w:iCs/>
+        </w:rPr>
+        <w:t>Images</w:t>
+      </w:r>
+      <w:r>
+        <w:rPr>
+          <w:rFonts w:ascii="Arial" w:hAnsi="Arial" w:cs="Arial"/>
+        </w:rPr>
+        <w:t xml:space="preserve"> tábla </w:t>
+      </w:r>
+      <w:r>
+        <w:rPr>
+          <w:rFonts w:ascii="Arial" w:hAnsi="Arial" w:cs="Arial"/>
+          <w:i/>
+          <w:iCs/>
+        </w:rPr>
+        <w:lastRenderedPageBreak/>
+        <w:t>visited_place_id</w:t>
+      </w:r>
+      <w:r>
+        <w:rPr>
+          <w:rFonts w:ascii="Arial" w:hAnsi="Arial" w:cs="Arial"/>
+        </w:rPr>
+        <w:t xml:space="preserve"> idegen kulcsa biztosítja, amely a </w:t>
+      </w:r>
+      <w:r>
+        <w:rPr>
+          <w:rFonts w:ascii="Arial" w:hAnsi="Arial" w:cs="Arial"/>
+          <w:i/>
+          <w:iCs/>
+        </w:rPr>
         <w:t>Visited_places</w:t>
       </w:r>
       <w:r>
         <w:rPr>
           <w:rFonts w:ascii="Arial" w:hAnsi="Arial" w:cs="Arial"/>
         </w:rPr>
-        <w:t>-</w:t>
-      </w:r>
-      <w:r>
-        <w:rPr>
-          <w:rFonts w:ascii="Arial" w:hAnsi="Arial" w:cs="Arial"/>
-        </w:rPr>
-        <w:t>Images</w:t>
+        <w:t xml:space="preserve"> tábla </w:t>
+      </w:r>
+      <w:r>
+        <w:rPr>
+          <w:rFonts w:ascii="Arial" w:hAnsi="Arial" w:cs="Arial"/>
+          <w:i/>
+          <w:iCs/>
+        </w:rPr>
+        <w:t>id</w:t>
+      </w:r>
+      <w:r>
+        <w:rPr>
+          <w:rFonts w:ascii="Arial" w:hAnsi="Arial" w:cs="Arial"/>
+        </w:rPr>
+        <w:t xml:space="preserve"> mezőjére mutat.</w:t>
+      </w:r>
+    </w:p>
+    <w:p>
+      <w:pPr>
+        <w:spacing w:line="360" w:lineRule="auto"/>
+        <w:jc w:val="both"/>
+        <w:rPr>
+          <w:rFonts w:ascii="Arial" w:hAnsi="Arial" w:cs="Arial"/>
+        </w:rPr>
+      </w:pPr>
+      <w:r>
+        <w:rPr>
+          <w:rFonts w:ascii="Arial" w:hAnsi="Arial" w:cs="Arial"/>
+        </w:rPr>
+        <w:t>Planned_trips-Planned_trip_stops</w:t>
       </w:r>
       <w:r>
         <w:rPr>
@@ -4443,71 +4749,61 @@
         <w:rPr>
           <w:rFonts w:ascii="Arial" w:hAnsi="Arial" w:cs="Arial"/>
         </w:rPr>
-        <w:t>a</w:t>
-      </w:r>
-      <w:r>
-        <w:rPr>
-          <w:rFonts w:ascii="Arial" w:hAnsi="Arial" w:cs="Arial"/>
-        </w:rPr>
-        <w:t xml:space="preserve">z </w:t>
-      </w:r>
-      <w:r>
-        <w:rPr>
-          <w:rFonts w:ascii="Arial" w:hAnsi="Arial" w:cs="Arial"/>
-          <w:i/>
-          <w:iCs/>
-        </w:rPr>
-        <w:t>Images</w:t>
-      </w:r>
-      <w:r>
-        <w:rPr>
-          <w:rFonts w:ascii="Arial" w:hAnsi="Arial" w:cs="Arial"/>
-        </w:rPr>
-        <w:t xml:space="preserve"> tábla a meglátogatott helyekhez tartozó fényképeket tárolja</w:t>
-      </w:r>
-      <w:r>
-        <w:rPr>
-          <w:rFonts w:ascii="Arial" w:hAnsi="Arial" w:cs="Arial"/>
-        </w:rPr>
-        <w:t>.</w:t>
-      </w:r>
-      <w:r>
-        <w:rPr>
-          <w:rFonts w:ascii="Arial" w:hAnsi="Arial" w:cs="Arial"/>
-        </w:rPr>
-        <w:t xml:space="preserve"> </w:t>
-      </w:r>
-      <w:r>
-        <w:rPr>
-          <w:rFonts w:ascii="Arial" w:hAnsi="Arial" w:cs="Arial"/>
-        </w:rPr>
-        <w:t>E</w:t>
-      </w:r>
-      <w:r>
-        <w:rPr>
-          <w:rFonts w:ascii="Arial" w:hAnsi="Arial" w:cs="Arial"/>
-        </w:rPr>
-        <w:t xml:space="preserve">gy adott hely tetszőleges számú képpel rendelkezhet, </w:t>
-      </w:r>
-      <w:r>
-        <w:rPr>
-          <w:rFonts w:ascii="Arial" w:hAnsi="Arial" w:cs="Arial"/>
-        </w:rPr>
-        <w:t>de</w:t>
-      </w:r>
-      <w:r>
-        <w:rPr>
-          <w:rFonts w:ascii="Arial" w:hAnsi="Arial" w:cs="Arial"/>
-        </w:rPr>
-        <w:t xml:space="preserve"> minden kép egyetlen helyhez van hozzárendelve. Ezt a hozzárendelést az </w:t>
-      </w:r>
-      <w:r>
-        <w:rPr>
-          <w:rFonts w:ascii="Arial" w:hAnsi="Arial" w:cs="Arial"/>
-          <w:i/>
-          <w:iCs/>
-        </w:rPr>
-        <w:t>Images</w:t>
+        <w:t>e</w:t>
+      </w:r>
+      <w:r>
+        <w:rPr>
+          <w:rFonts w:ascii="Arial" w:hAnsi="Arial" w:cs="Arial"/>
+        </w:rPr>
+        <w:t>gy tervezett utazás jellemzően több állomásból épül fel, amelyek együttesen alkotják az útitervet</w:t>
+      </w:r>
+      <w:r>
+        <w:rPr>
+          <w:rFonts w:ascii="Arial" w:hAnsi="Arial" w:cs="Arial"/>
+        </w:rPr>
+        <w:t xml:space="preserve">, </w:t>
+      </w:r>
+      <w:r>
+        <w:rPr>
+          <w:rFonts w:ascii="Arial" w:hAnsi="Arial" w:cs="Arial"/>
+        </w:rPr>
+        <w:t xml:space="preserve">ezt fejezi ki a </w:t>
+      </w:r>
+      <w:r>
+        <w:rPr>
+          <w:rFonts w:ascii="Arial" w:hAnsi="Arial" w:cs="Arial"/>
+          <w:i/>
+          <w:iCs/>
+        </w:rPr>
+        <w:t>Planned_trips</w:t>
+      </w:r>
+      <w:r>
+        <w:rPr>
+          <w:rFonts w:ascii="Arial" w:hAnsi="Arial" w:cs="Arial"/>
+        </w:rPr>
+        <w:t xml:space="preserve"> és a </w:t>
+      </w:r>
+      <w:r>
+        <w:rPr>
+          <w:rFonts w:ascii="Arial" w:hAnsi="Arial" w:cs="Arial"/>
+          <w:i/>
+          <w:iCs/>
+        </w:rPr>
+        <w:t>Planned_trip_stops</w:t>
+      </w:r>
+      <w:r>
+        <w:rPr>
+          <w:rFonts w:ascii="Arial" w:hAnsi="Arial" w:cs="Arial"/>
+        </w:rPr>
+        <w:t xml:space="preserve"> táblák közötti kapcsolat, ahol egy utazáshoz tetszőlegesen sok állomás tartozhat, fordítva viszont minden állomás pontosan egyetlen utazás része. A kapcsolatot a </w:t>
+      </w:r>
+      <w:r>
+        <w:rPr>
+          <w:rFonts w:ascii="Arial" w:hAnsi="Arial" w:cs="Arial"/>
+          <w:i/>
+          <w:iCs/>
+        </w:rPr>
+        <w:t>Planned_trip_stops</w:t>
       </w:r>
       <w:r>
         <w:rPr>
@@ -4521,147 +4817,6 @@
           <w:i/>
           <w:iCs/>
         </w:rPr>
-        <w:t>visited_place_id</w:t>
-      </w:r>
-      <w:r>
-        <w:rPr>
-          <w:rFonts w:ascii="Arial" w:hAnsi="Arial" w:cs="Arial"/>
-        </w:rPr>
-        <w:t xml:space="preserve"> idegen kulcsa biztosítja, amely a </w:t>
-      </w:r>
-      <w:r>
-        <w:rPr>
-          <w:rFonts w:ascii="Arial" w:hAnsi="Arial" w:cs="Arial"/>
-          <w:i/>
-          <w:iCs/>
-        </w:rPr>
-        <w:t>Visited_places</w:t>
-      </w:r>
-      <w:r>
-        <w:rPr>
-          <w:rFonts w:ascii="Arial" w:hAnsi="Arial" w:cs="Arial"/>
-        </w:rPr>
-        <w:t xml:space="preserve"> tábla </w:t>
-      </w:r>
-      <w:r>
-        <w:rPr>
-          <w:rFonts w:ascii="Arial" w:hAnsi="Arial" w:cs="Arial"/>
-          <w:i/>
-          <w:iCs/>
-        </w:rPr>
-        <w:t>id</w:t>
-      </w:r>
-      <w:r>
-        <w:rPr>
-          <w:rFonts w:ascii="Arial" w:hAnsi="Arial" w:cs="Arial"/>
-        </w:rPr>
-        <w:t xml:space="preserve"> mezőjére mutat.</w:t>
-      </w:r>
-    </w:p>
-    <w:p>
-      <w:pPr>
-        <w:spacing w:line="360" w:lineRule="auto"/>
-        <w:jc w:val="both"/>
-        <w:rPr>
-          <w:rFonts w:ascii="Arial" w:hAnsi="Arial" w:cs="Arial"/>
-        </w:rPr>
-      </w:pPr>
-      <w:r>
-        <w:rPr>
-          <w:rFonts w:ascii="Arial" w:hAnsi="Arial" w:cs="Arial"/>
-        </w:rPr>
-        <w:t>Planned_trips</w:t>
-      </w:r>
-      <w:r>
-        <w:rPr>
-          <w:rFonts w:ascii="Arial" w:hAnsi="Arial" w:cs="Arial"/>
-        </w:rPr>
-        <w:t>-</w:t>
-      </w:r>
-      <w:r>
-        <w:rPr>
-          <w:rFonts w:ascii="Arial" w:hAnsi="Arial" w:cs="Arial"/>
-        </w:rPr>
-        <w:t>Planned_trip_stops</w:t>
-      </w:r>
-      <w:r>
-        <w:rPr>
-          <w:rFonts w:ascii="Arial" w:hAnsi="Arial" w:cs="Arial"/>
-        </w:rPr>
-        <w:t xml:space="preserve">: </w:t>
-      </w:r>
-      <w:r>
-        <w:rPr>
-          <w:rFonts w:ascii="Arial" w:hAnsi="Arial" w:cs="Arial"/>
-        </w:rPr>
-        <w:t>e</w:t>
-      </w:r>
-      <w:r>
-        <w:rPr>
-          <w:rFonts w:ascii="Arial" w:hAnsi="Arial" w:cs="Arial"/>
-        </w:rPr>
-        <w:t>gy tervezett utazás jellemzően több állomásból épül fel, amelyek együttesen alkotják az útitervet</w:t>
-      </w:r>
-      <w:r>
-        <w:rPr>
-          <w:rFonts w:ascii="Arial" w:hAnsi="Arial" w:cs="Arial"/>
-        </w:rPr>
-        <w:t xml:space="preserve">, </w:t>
-      </w:r>
-      <w:r>
-        <w:rPr>
-          <w:rFonts w:ascii="Arial" w:hAnsi="Arial" w:cs="Arial"/>
-        </w:rPr>
-        <w:t xml:space="preserve">ezt fejezi ki a </w:t>
-      </w:r>
-      <w:r>
-        <w:rPr>
-          <w:rFonts w:ascii="Arial" w:hAnsi="Arial" w:cs="Arial"/>
-          <w:i/>
-          <w:iCs/>
-        </w:rPr>
-        <w:t>Planned_trips</w:t>
-      </w:r>
-      <w:r>
-        <w:rPr>
-          <w:rFonts w:ascii="Arial" w:hAnsi="Arial" w:cs="Arial"/>
-        </w:rPr>
-        <w:t xml:space="preserve"> és a </w:t>
-      </w:r>
-      <w:r>
-        <w:rPr>
-          <w:rFonts w:ascii="Arial" w:hAnsi="Arial" w:cs="Arial"/>
-          <w:i/>
-          <w:iCs/>
-        </w:rPr>
-        <w:t>Planned_trip_stops</w:t>
-      </w:r>
-      <w:r>
-        <w:rPr>
-          <w:rFonts w:ascii="Arial" w:hAnsi="Arial" w:cs="Arial"/>
-        </w:rPr>
-        <w:t xml:space="preserve"> táblák közötti kapcsolat, ahol egy utazáshoz tetszőlegesen sok állomás tartozhat, fordítva viszont minden állomás pontosan egyetlen utazás része. A kapcsolatot a </w:t>
-      </w:r>
-      <w:r>
-        <w:rPr>
-          <w:rFonts w:ascii="Arial" w:hAnsi="Arial" w:cs="Arial"/>
-          <w:i/>
-          <w:iCs/>
-        </w:rPr>
-        <w:t>Planned_trip_stops</w:t>
-      </w:r>
-      <w:r>
-        <w:rPr>
-          <w:rFonts w:ascii="Arial" w:hAnsi="Arial" w:cs="Arial"/>
-        </w:rPr>
-        <w:t xml:space="preserve"> tábla </w:t>
-      </w:r>
-      <w:r>
-        <w:rPr>
-          <w:rFonts w:ascii="Arial" w:hAnsi="Arial" w:cs="Arial"/>
-          <w:i/>
-          <w:iCs/>
-        </w:rPr>
         <w:t>trip_id</w:t>
       </w:r>
       <w:r>
@@ -4683,20 +4838,7 @@
         <w:rPr>
           <w:rFonts w:ascii="Arial" w:hAnsi="Arial" w:cs="Arial"/>
         </w:rPr>
-        <w:lastRenderedPageBreak/>
-        <w:t>Planned_trips</w:t>
-      </w:r>
-      <w:r>
-        <w:rPr>
-          <w:rFonts w:ascii="Arial" w:hAnsi="Arial" w:cs="Arial"/>
-        </w:rPr>
-        <w:t>-</w:t>
-      </w:r>
-      <w:r>
-        <w:rPr>
-          <w:rFonts w:ascii="Arial" w:hAnsi="Arial" w:cs="Arial"/>
-        </w:rPr>
-        <w:t>Trip_share_links</w:t>
+        <w:t>Planned_trips-Trip_share_links</w:t>
       </w:r>
       <w:r>
         <w:rPr>
@@ -4723,19 +4865,7 @@
         <w:rPr>
           <w:rFonts w:ascii="Arial" w:hAnsi="Arial" w:cs="Arial"/>
         </w:rPr>
-        <w:t>Planned_trips</w:t>
-      </w:r>
-      <w:r>
-        <w:rPr>
-          <w:rFonts w:ascii="Arial" w:hAnsi="Arial" w:cs="Arial"/>
-        </w:rPr>
-        <w:t>-</w:t>
-      </w:r>
-      <w:r>
-        <w:rPr>
-          <w:rFonts w:ascii="Arial" w:hAnsi="Arial" w:cs="Arial"/>
-        </w:rPr>
-        <w:t>Trip_share_invitations</w:t>
+        <w:t>Planned_trips-Trip_share_invitations</w:t>
       </w:r>
       <w:r>
         <w:rPr>
@@ -5133,6 +5263,7 @@
         <w:rPr>
           <w:rFonts w:ascii="Arial" w:hAnsi="Arial" w:cs="Arial"/>
         </w:rPr>
+        <w:lastRenderedPageBreak/>
         <w:t xml:space="preserve">A kérések feldolgozása során a kliens először egy API végpontot hív meg, ami a megfelelő szolgáltatásnak továbbítja a kérést. </w:t>
       </w:r>
       <w:r>
@@ -5210,7 +5341,6 @@
           <w:rFonts w:ascii="Arial" w:hAnsi="Arial" w:cs="Arial"/>
           <w:noProof/>
         </w:rPr>
-        <w:lastRenderedPageBreak/>
         <w:drawing>
           <wp:inline distT="0" distB="0" distL="0" distR="0" wp14:anchorId="6CF7B5B3" wp14:editId="7AEC4B84">
             <wp:extent cx="5760720" cy="2769235"/>
@@ -5615,6 +5745,7 @@
         <w:rPr>
           <w:rFonts w:ascii="Arial" w:hAnsi="Arial" w:cs="Arial"/>
         </w:rPr>
+        <w:lastRenderedPageBreak/>
         <w:t xml:space="preserve">A térképes megjelenítéshez a </w:t>
       </w:r>
       <w:r>
@@ -5672,7 +5803,6 @@
           <w:rFonts w:ascii="Arial" w:hAnsi="Arial" w:cs="Arial"/>
           <w:noProof/>
         </w:rPr>
-        <w:lastRenderedPageBreak/>
         <w:drawing>
           <wp:inline distT="0" distB="0" distL="0" distR="0" wp14:anchorId="47B1F151" wp14:editId="17AFB8EF">
             <wp:extent cx="5760720" cy="688340"/>
@@ -6075,6 +6205,7 @@
         <w:rPr>
           <w:rFonts w:ascii="Arial" w:hAnsi="Arial" w:cs="Arial"/>
         </w:rPr>
+        <w:lastRenderedPageBreak/>
         <w:t>4.3.3. AI alapú útiterv generálás</w:t>
       </w:r>
     </w:p>
@@ -6105,7 +6236,6 @@
         <w:rPr>
           <w:rFonts w:ascii="Arial" w:hAnsi="Arial" w:cs="Arial"/>
         </w:rPr>
-        <w:lastRenderedPageBreak/>
         <w:t>A felhasználó által megadott adatok alapján a backend összeállít egy promptot, amit a kiválasztott nagy nyelvi modell (DeepSeek vagy Ollama) dolgoz fel. Az AI válasza strukturált útitervként kerül feldolgozásra, amelyet a rendszer ellenőriz, majd megjelenít a felhasználó számára.</w:t>
       </w:r>
     </w:p>
@@ -6407,6 +6537,7 @@
         <w:rPr>
           <w:rFonts w:ascii="Arial" w:hAnsi="Arial" w:cs="Arial"/>
         </w:rPr>
+        <w:lastRenderedPageBreak/>
         <w:t>4.3.6. Repülőjáratok és foglalási lehetőségek</w:t>
       </w:r>
     </w:p>
@@ -6437,7 +6568,6 @@
         <w:rPr>
           <w:rFonts w:ascii="Arial" w:hAnsi="Arial" w:cs="Arial"/>
         </w:rPr>
-        <w:lastRenderedPageBreak/>
         <w:t>4.3.7. Megtervezett utazások megosztása</w:t>
       </w:r>
     </w:p>
@@ -6643,7 +6773,7 @@
         </w:rPr>
         <w:lastRenderedPageBreak/>
         <w:drawing>
-          <wp:inline distT="0" distB="0" distL="0" distR="0" wp14:anchorId="28BD969F" wp14:editId="6D9C3B9D">
+          <wp:inline distT="0" distB="0" distL="0" distR="0" wp14:anchorId="28BD969F" wp14:editId="22054A34">
             <wp:extent cx="5760720" cy="3240405"/>
             <wp:effectExtent l="0" t="0" r="0" b="0"/>
             <wp:docPr id="1304297483" name="Picture 8"/>
@@ -6796,7 +6926,7 @@
           <w:noProof/>
         </w:rPr>
         <w:drawing>
-          <wp:inline distT="0" distB="0" distL="0" distR="0" wp14:anchorId="1B0EC6B4" wp14:editId="1F146CBC">
+          <wp:inline distT="0" distB="0" distL="0" distR="0" wp14:anchorId="1B0EC6B4" wp14:editId="06A278EA">
             <wp:extent cx="5760720" cy="3240405"/>
             <wp:effectExtent l="0" t="0" r="0" b="0"/>
             <wp:docPr id="1302079082" name="Picture 9"/>
@@ -6891,7 +7021,7 @@
         </w:rPr>
         <w:lastRenderedPageBreak/>
         <w:drawing>
-          <wp:inline distT="0" distB="0" distL="0" distR="0" wp14:anchorId="43FD0357" wp14:editId="44EEFAB3">
+          <wp:inline distT="0" distB="0" distL="0" distR="0" wp14:anchorId="43FD0357" wp14:editId="73E3D655">
             <wp:extent cx="5760720" cy="3240405"/>
             <wp:effectExtent l="0" t="0" r="0" b="0"/>
             <wp:docPr id="179788065" name="Picture 10"/>
@@ -6999,7 +7129,7 @@
           <w:noProof/>
         </w:rPr>
         <w:drawing>
-          <wp:inline distT="0" distB="0" distL="0" distR="0" wp14:anchorId="0E4634B2" wp14:editId="3C593264">
+          <wp:inline distT="0" distB="0" distL="0" distR="0" wp14:anchorId="0E4634B2" wp14:editId="3373933A">
             <wp:extent cx="5760720" cy="3240405"/>
             <wp:effectExtent l="0" t="0" r="0" b="0"/>
             <wp:docPr id="1198935811" name="Picture 11"/>
@@ -7107,7 +7237,7 @@
         </w:rPr>
         <w:lastRenderedPageBreak/>
         <w:drawing>
-          <wp:inline distT="0" distB="0" distL="0" distR="0" wp14:anchorId="415F39BF" wp14:editId="4355598C">
+          <wp:inline distT="0" distB="0" distL="0" distR="0" wp14:anchorId="415F39BF" wp14:editId="7DEE20F7">
             <wp:extent cx="5760720" cy="3237230"/>
             <wp:effectExtent l="0" t="0" r="0" b="1270"/>
             <wp:docPr id="476222351" name="Picture 12"/>
@@ -7266,7 +7396,192 @@
         <w:rPr>
           <w:rFonts w:ascii="Arial" w:hAnsi="Arial" w:cs="Arial"/>
         </w:rPr>
-        <w:t>Az alkalmazás főoldala egy áttekintő irányítópultként</w:t>
+        <w:t>Az alkalmazás főoldala egy áttekintő irányítópultként funkcionál, ami a bejelentkezett felhasználó legutóbbi utazási emlékeit, valamint egy összesítő statisztikát jelenít meg a meglátogatott európai országairól. Az oldal betöltésekor az </w:t>
+      </w:r>
+      <w:r>
+        <w:rPr>
+          <w:rFonts w:ascii="Arial" w:hAnsi="Arial" w:cs="Arial"/>
+          <w:i/>
+          <w:iCs/>
+        </w:rPr>
+        <w:t>authGuard.js</w:t>
+      </w:r>
+      <w:r>
+        <w:rPr>
+          <w:rFonts w:ascii="Arial" w:hAnsi="Arial" w:cs="Arial"/>
+        </w:rPr>
+        <w:t> ellenőrzi a localStorage-ban tárolt </w:t>
+      </w:r>
+      <w:r>
+        <w:rPr>
+          <w:rFonts w:ascii="Arial" w:hAnsi="Arial" w:cs="Arial"/>
+          <w:i/>
+          <w:iCs/>
+        </w:rPr>
+        <w:t>user_id</w:t>
+      </w:r>
+      <w:r>
+        <w:rPr>
+          <w:rFonts w:ascii="Arial" w:hAnsi="Arial" w:cs="Arial"/>
+        </w:rPr>
+        <w:t xml:space="preserve"> és </w:t>
+      </w:r>
+      <w:r>
+        <w:rPr>
+          <w:rFonts w:ascii="Arial" w:hAnsi="Arial" w:cs="Arial"/>
+          <w:i/>
+          <w:iCs/>
+        </w:rPr>
+        <w:t>JWT access_token</w:t>
+      </w:r>
+      <w:r>
+        <w:rPr>
+          <w:rFonts w:ascii="Arial" w:hAnsi="Arial" w:cs="Arial"/>
+        </w:rPr>
+        <w:t> meglétét; hiány esetén a felhasználót a bejelentkezési oldalra irányítja. Sikeres ellenőrzés után a </w:t>
+      </w:r>
+      <w:r>
+        <w:rPr>
+          <w:rFonts w:ascii="Arial" w:hAnsi="Arial" w:cs="Arial"/>
+          <w:i/>
+          <w:iCs/>
+        </w:rPr>
+        <w:t>mainPageTravelLog.js</w:t>
+      </w:r>
+      <w:r>
+        <w:rPr>
+          <w:rFonts w:ascii="Arial" w:hAnsi="Arial" w:cs="Arial"/>
+        </w:rPr>
+        <w:t> a felhasználó azonosítója alapján, Bearer tokennel ellátott fetch kéréssel lekéri a meglátogatott helyeket a </w:t>
+      </w:r>
+      <w:r>
+        <w:rPr>
+          <w:rFonts w:ascii="Arial" w:hAnsi="Arial" w:cs="Arial"/>
+          <w:i/>
+          <w:iCs/>
+        </w:rPr>
+        <w:t>/api/users/{user_id}/visited-places</w:t>
+      </w:r>
+      <w:r>
+        <w:rPr>
+          <w:rFonts w:ascii="Arial" w:hAnsi="Arial" w:cs="Arial"/>
+        </w:rPr>
+        <w:t> végpontról.</w:t>
+      </w:r>
+    </w:p>
+    <w:p>
+      <w:pPr>
+        <w:spacing w:line="360" w:lineRule="auto"/>
+        <w:jc w:val="both"/>
+        <w:rPr>
+          <w:rFonts w:ascii="Arial" w:hAnsi="Arial" w:cs="Arial"/>
+        </w:rPr>
+      </w:pPr>
+      <w:r>
+        <w:rPr>
+          <w:rFonts w:ascii="Arial" w:hAnsi="Arial" w:cs="Arial"/>
+        </w:rPr>
+        <w:t xml:space="preserve">5.1.1. </w:t>
+      </w:r>
+      <w:r>
+        <w:rPr>
+          <w:rFonts w:ascii="Arial" w:hAnsi="Arial" w:cs="Arial"/>
+        </w:rPr>
+        <w:t>Legutóbbi látogatások</w:t>
+      </w:r>
+    </w:p>
+    <w:p>
+      <w:pPr>
+        <w:spacing w:line="360" w:lineRule="auto"/>
+        <w:jc w:val="both"/>
+        <w:rPr>
+          <w:rFonts w:ascii="Arial" w:hAnsi="Arial" w:cs="Arial"/>
+        </w:rPr>
+      </w:pPr>
+      <w:r>
+        <w:rPr>
+          <w:rFonts w:ascii="Arial" w:hAnsi="Arial" w:cs="Arial"/>
+        </w:rPr>
+        <w:t>A lekérdezett helyszíneket a rendszer a látogatás dátuma szerint csökkenő sorrendbe rendezi, majd ezek közül a három legutóbbit jeleníti meg</w:t>
+      </w:r>
+      <w:r>
+        <w:rPr>
+          <w:rFonts w:ascii="Arial" w:hAnsi="Arial" w:cs="Arial"/>
+        </w:rPr>
+        <w:t xml:space="preserve"> a főoldalon</w:t>
+      </w:r>
+      <w:r>
+        <w:rPr>
+          <w:rFonts w:ascii="Arial" w:hAnsi="Arial" w:cs="Arial"/>
+        </w:rPr>
+        <w:t xml:space="preserve"> kártya formájában, rövid leírással és a látogatás dátumával együtt. Amennyiben a </w:t>
+      </w:r>
+      <w:r>
+        <w:rPr>
+          <w:rFonts w:ascii="Arial" w:hAnsi="Arial" w:cs="Arial"/>
+        </w:rPr>
+        <w:lastRenderedPageBreak/>
+        <w:t>felhasználónak még nincs rögzített helyszíne, a rendszer egy tájékoztató üzenetet jelenít meg, amely közvetlenül az új hely hozzáadásának oldalára irányít.</w:t>
+      </w:r>
+    </w:p>
+    <w:p>
+      <w:pPr>
+        <w:spacing w:line="360" w:lineRule="auto"/>
+        <w:jc w:val="both"/>
+        <w:rPr>
+          <w:rFonts w:ascii="Arial" w:hAnsi="Arial" w:cs="Arial"/>
+        </w:rPr>
+      </w:pPr>
+      <w:r>
+        <w:rPr>
+          <w:rFonts w:ascii="Arial" w:hAnsi="Arial" w:cs="Arial"/>
+        </w:rPr>
+        <w:t xml:space="preserve">5.1.2. </w:t>
+      </w:r>
+      <w:r>
+        <w:rPr>
+          <w:rFonts w:ascii="Arial" w:hAnsi="Arial" w:cs="Arial"/>
+        </w:rPr>
+        <w:t>Meglátogatott európai országok kimutatása</w:t>
+      </w:r>
+    </w:p>
+    <w:p>
+      <w:pPr>
+        <w:spacing w:line="360" w:lineRule="auto"/>
+        <w:jc w:val="both"/>
+        <w:rPr>
+          <w:rFonts w:ascii="Arial" w:hAnsi="Arial" w:cs="Arial"/>
+        </w:rPr>
+      </w:pPr>
+      <w:r>
+        <w:rPr>
+          <w:rFonts w:ascii="Arial" w:hAnsi="Arial" w:cs="Arial"/>
+        </w:rPr>
+        <w:t>Az oldal egyik érdekesebb, önállóan kidolgozott eleme egy dinamikusan generált, kördiagra</w:t>
+      </w:r>
+      <w:r>
+        <w:rPr>
+          <w:rFonts w:ascii="Arial" w:hAnsi="Arial" w:cs="Arial"/>
+        </w:rPr>
+        <w:t>m</w:t>
+      </w:r>
+      <w:r>
+        <w:rPr>
+          <w:rFonts w:ascii="Arial" w:hAnsi="Arial" w:cs="Arial"/>
+        </w:rPr>
+        <w:t xml:space="preserve">, amely azt szemlélteti, </w:t>
+      </w:r>
+      <w:r>
+        <w:rPr>
+          <w:rFonts w:ascii="Arial" w:hAnsi="Arial" w:cs="Arial"/>
+        </w:rPr>
+        <w:t xml:space="preserve">hogy </w:t>
+      </w:r>
+      <w:r>
+        <w:rPr>
+          <w:rFonts w:ascii="Arial" w:hAnsi="Arial" w:cs="Arial"/>
+        </w:rPr>
+        <w:t>a felhasználó Európa hány országát látogatta már meg. Mivel a meglátogatott helyekhez rögzített országnév szabad szövegként kerül tárolásra, a rendszer egy kétlépcsős felismerési logikát alkalmaz: elsőként megvizsgálja, hogy a megadott érték egy kétbetűs ISO</w:t>
       </w:r>
       <w:r>
         <w:rPr>
@@ -7278,164 +7593,7 @@
         <w:rPr>
           <w:rFonts w:ascii="Arial" w:hAnsi="Arial" w:cs="Arial"/>
         </w:rPr>
-        <w:t>funkcionál, am</w:t>
-      </w:r>
-      <w:r>
-        <w:rPr>
-          <w:rFonts w:ascii="Arial" w:hAnsi="Arial" w:cs="Arial"/>
-        </w:rPr>
-        <w:t>i</w:t>
-      </w:r>
-      <w:r>
-        <w:rPr>
-          <w:rFonts w:ascii="Arial" w:hAnsi="Arial" w:cs="Arial"/>
-        </w:rPr>
-        <w:t xml:space="preserve"> a bejelentkezett felhasználó legutóbbi utazási emlékeit, valamint egy összesítő statisztikát jelenít meg a meglátogatott európai országokról. Az oldal betöltésekor a </w:t>
-      </w:r>
-      <w:r>
-        <w:rPr>
-          <w:rFonts w:ascii="Arial" w:hAnsi="Arial" w:cs="Arial"/>
-          <w:i/>
-          <w:iCs/>
-        </w:rPr>
-        <w:t>mainPageTravelLog.js</w:t>
-      </w:r>
-      <w:r>
-        <w:rPr>
-          <w:rFonts w:ascii="Arial" w:hAnsi="Arial" w:cs="Arial"/>
-        </w:rPr>
-        <w:t xml:space="preserve"> s</w:t>
-      </w:r>
-      <w:r>
-        <w:rPr>
-          <w:rFonts w:ascii="Arial" w:hAnsi="Arial" w:cs="Arial"/>
-        </w:rPr>
-        <w:t>c</w:t>
-      </w:r>
-      <w:r>
-        <w:rPr>
-          <w:rFonts w:ascii="Arial" w:hAnsi="Arial" w:cs="Arial"/>
-        </w:rPr>
-        <w:t xml:space="preserve">ript a böngésző </w:t>
-      </w:r>
-      <w:r>
-        <w:rPr>
-          <w:rFonts w:ascii="Arial" w:hAnsi="Arial" w:cs="Arial"/>
-          <w:i/>
-          <w:iCs/>
-        </w:rPr>
-        <w:t>localStorage</w:t>
-      </w:r>
-      <w:r>
-        <w:rPr>
-          <w:rFonts w:ascii="Arial" w:hAnsi="Arial" w:cs="Arial"/>
-        </w:rPr>
-        <w:t xml:space="preserve"> tárolójából kiolvassa a bejelentkezett felhasználó azonosítóját, majd ennek segítségével lekéri a felhasználó meglátogatott helyeit a </w:t>
-      </w:r>
-      <w:r>
-        <w:rPr>
-          <w:rFonts w:ascii="Arial" w:hAnsi="Arial" w:cs="Arial"/>
-          <w:i/>
-          <w:iCs/>
-        </w:rPr>
-        <w:t>/api/users/{user_id}/visited-places</w:t>
-      </w:r>
-      <w:r>
-        <w:rPr>
-          <w:rFonts w:ascii="Arial" w:hAnsi="Arial" w:cs="Arial"/>
-        </w:rPr>
-        <w:t xml:space="preserve"> végpontról. Amennyiben nincs bejelentkezett felhasználó, a rendszer nem kísérli meg az adatlekérést, hanem egy, a bejelentkezési oldalra mutató felhívást jelenít meg.</w:t>
-      </w:r>
-    </w:p>
-    <w:p>
-      <w:pPr>
-        <w:spacing w:line="360" w:lineRule="auto"/>
-        <w:jc w:val="both"/>
-        <w:rPr>
-          <w:rFonts w:ascii="Arial" w:hAnsi="Arial" w:cs="Arial"/>
-        </w:rPr>
-      </w:pPr>
-      <w:r>
-        <w:rPr>
-          <w:rFonts w:ascii="Arial" w:hAnsi="Arial" w:cs="Arial"/>
-        </w:rPr>
-        <w:t xml:space="preserve">5.1.1. </w:t>
-      </w:r>
-      <w:r>
-        <w:rPr>
-          <w:rFonts w:ascii="Arial" w:hAnsi="Arial" w:cs="Arial"/>
-        </w:rPr>
-        <w:t>Legutóbbi látogatások</w:t>
-      </w:r>
-    </w:p>
-    <w:p>
-      <w:pPr>
-        <w:spacing w:line="360" w:lineRule="auto"/>
-        <w:jc w:val="both"/>
-        <w:rPr>
-          <w:rFonts w:ascii="Arial" w:hAnsi="Arial" w:cs="Arial"/>
-        </w:rPr>
-      </w:pPr>
-      <w:r>
-        <w:rPr>
-          <w:rFonts w:ascii="Arial" w:hAnsi="Arial" w:cs="Arial"/>
-        </w:rPr>
-        <w:t xml:space="preserve">A lekérdezett helyszíneket a rendszer a látogatás dátuma szerint csökkenő sorrendbe rendezi, majd ezek közül a három legutóbbit jeleníti meg kártya formájában, rövid leírással és a látogatás dátumával együtt. Amennyiben a felhasználónak még nincs </w:t>
-      </w:r>
-      <w:r>
-        <w:rPr>
-          <w:rFonts w:ascii="Arial" w:hAnsi="Arial" w:cs="Arial"/>
-        </w:rPr>
-        <w:lastRenderedPageBreak/>
-        <w:t>rögzített helyszíne, a rendszer egy tájékoztató üzenetet jelenít meg, amely közvetlenül az új hely hozzáadásának oldalára irányít.</w:t>
-      </w:r>
-    </w:p>
-    <w:p>
-      <w:pPr>
-        <w:spacing w:line="360" w:lineRule="auto"/>
-        <w:jc w:val="both"/>
-        <w:rPr>
-          <w:rFonts w:ascii="Arial" w:hAnsi="Arial" w:cs="Arial"/>
-        </w:rPr>
-      </w:pPr>
-      <w:r>
-        <w:rPr>
-          <w:rFonts w:ascii="Arial" w:hAnsi="Arial" w:cs="Arial"/>
-        </w:rPr>
-        <w:t xml:space="preserve">5.1.2. </w:t>
-      </w:r>
-      <w:r>
-        <w:rPr>
-          <w:rFonts w:ascii="Arial" w:hAnsi="Arial" w:cs="Arial"/>
-        </w:rPr>
-        <w:t>Meglátogatott európai országok kimutatása</w:t>
-      </w:r>
-    </w:p>
-    <w:p>
-      <w:pPr>
-        <w:spacing w:line="360" w:lineRule="auto"/>
-        <w:jc w:val="both"/>
-        <w:rPr>
-          <w:rFonts w:ascii="Arial" w:hAnsi="Arial" w:cs="Arial"/>
-        </w:rPr>
-      </w:pPr>
-      <w:r>
-        <w:rPr>
-          <w:rFonts w:ascii="Arial" w:hAnsi="Arial" w:cs="Arial"/>
-        </w:rPr>
-        <w:t xml:space="preserve">Az oldal egyik érdekesebb, önállóan kidolgozott eleme egy dinamikusan generált, kördiagram formájú kimutatás, amely azt szemlélteti, </w:t>
-      </w:r>
-      <w:r>
-        <w:rPr>
-          <w:rFonts w:ascii="Arial" w:hAnsi="Arial" w:cs="Arial"/>
-        </w:rPr>
-        <w:t xml:space="preserve">hogy </w:t>
-      </w:r>
-      <w:r>
-        <w:rPr>
-          <w:rFonts w:ascii="Arial" w:hAnsi="Arial" w:cs="Arial"/>
-        </w:rPr>
-        <w:t>a felhasználó Európa hány országát látogatta már meg. Mivel a meglátogatott helyekhez rögzített országnév szabad szövegként kerül tárolásra, a rendszer egy kétlépcsős felismerési logikát alkalmaz: elsőként megvizsgálja, hogy a megadott érték egy kétbetűs ISO-kód-e, majd ha nem, egy előre összeállított, több nyelvű (angol, magyar, német) országnév-szótár segítségével próbálja meg beazonosítani az országot, ékezetek és kis-nagybetűk eltéréseit is normalizálva. Amennyiben pontos egyezés nem található, a rendszer részleges illesztést is megkísérel, ezáltal növelve a felismerés megbízhatóságát a felhasználó által szabadon begépelt országnevek esetén is.</w:t>
+        <w:t>kód-e, majd ha nem, egy előre összeállított, több nyelvű (angol, magyar, német) országnév-szótár segítségével próbálja meg beazonosítani az országot, ékezetek és kis-nagybetűk eltéréseit is normalizálva. Amennyiben pontos egyezés nem található, a rendszer részleges illesztést is megkísérel, ezáltal növelve a felismerés megbízhatóságát a felhasználó által szabadon begépelt országnevek esetén is.</w:t>
       </w:r>
     </w:p>
     <w:p>
@@ -7500,7 +7658,19 @@
         <w:rPr>
           <w:rFonts w:ascii="Arial" w:hAnsi="Arial" w:cs="Arial"/>
         </w:rPr>
-        <w:t>amely egy statikus, a teljes kört reprezentáló háttérkörre kerül rá. A diagram közepén szövegesen is megjelenik a meglátogatott és összes ország aránya, a diagram alatt pedig egy jelmagyarázat segíti az értelmezést.</w:t>
+        <w:t xml:space="preserve">amely egy statikus, a teljes kört </w:t>
+      </w:r>
+      <w:r>
+        <w:rPr>
+          <w:rFonts w:ascii="Arial" w:hAnsi="Arial" w:cs="Arial"/>
+        </w:rPr>
+        <w:t>ábrázoló</w:t>
+      </w:r>
+      <w:r>
+        <w:rPr>
+          <w:rFonts w:ascii="Arial" w:hAnsi="Arial" w:cs="Arial"/>
+        </w:rPr>
+        <w:t xml:space="preserve"> háttérkörre kerül rá. A diagram közepén szövegesen is megjelenik a meglátogatott és összes ország aránya, a diagram alatt pedig egy jelmagyarázat segíti az értelmezést.</w:t>
       </w:r>
     </w:p>
     <w:p>
@@ -7685,14 +7855,32 @@
         <w:rPr>
           <w:rFonts w:ascii="Arial" w:hAnsi="Arial" w:cs="Arial"/>
         </w:rPr>
-        <w:t xml:space="preserve">A kliens oldalon a felhasználó egy egyszerű űrlapon keresztül adhatja meg a regisztrációhoz szükséges adatokat: felhasználónevet, e-mail címet, valamint jelszót, </w:t>
+        <w:t>K</w:t>
+      </w:r>
+      <w:r>
+        <w:rPr>
+          <w:rFonts w:ascii="Arial" w:hAnsi="Arial" w:cs="Arial"/>
+        </w:rPr>
+        <w:t xml:space="preserve">liens oldalon a felhasználó egy egyszerű űrlapon keresztül adhatja meg a regisztrációhoz szükséges adatokat: felhasználónevet, e-mail címet, valamint jelszót, </w:t>
       </w:r>
       <w:r>
         <w:rPr>
           <w:rFonts w:ascii="Arial" w:hAnsi="Arial" w:cs="Arial"/>
         </w:rPr>
         <w:lastRenderedPageBreak/>
-        <w:t xml:space="preserve">amelyet biztonsági okokból kétszer szükséges megadnia. A </w:t>
+        <w:t>am</w:t>
+      </w:r>
+      <w:r>
+        <w:rPr>
+          <w:rFonts w:ascii="Arial" w:hAnsi="Arial" w:cs="Arial"/>
+        </w:rPr>
+        <w:t>i</w:t>
+      </w:r>
+      <w:r>
+        <w:rPr>
+          <w:rFonts w:ascii="Arial" w:hAnsi="Arial" w:cs="Arial"/>
+        </w:rPr>
+        <w:t xml:space="preserve">t biztonsági okokból kétszer szükséges megadnia. A </w:t>
       </w:r>
       <w:r>
         <w:rPr>
@@ -7890,7 +8078,7 @@
         <w:rPr>
           <w:rFonts w:ascii="Arial" w:hAnsi="Arial" w:cs="Arial"/>
         </w:rPr>
-        <w:t>A sikeres létrehozást követően a rendszer az újonnan felvett felhasználói rekordot frissíti és visszaadja, majd a végpont egy megerősítő üzenetet tartalmazó választ küld vissza a kliensnek. Ez a kétrétegű validáció biztosítja, hogy a rendszerbe kizárólag érvényes és egyedi adatokkal rendelkező felhasználók regisztrálhassanak, ezzel is hozzájárulva az alkalmazás adatintegritásának és biztonságának megőrzéséhez.</w:t>
+        <w:t>A sikeres létrehozást követően a rendszer az újonnan felvett felhasználói rekordot frissíti és visszaadja, majd a végpont egy megerősítő üzenetet tartalmazó választ küld vissza a kliensnek. Ez a kétrétegű validáció biztosítja, hogy a rendszerbe kizárólag érvényes és egyedi adatokkal rendelkező felhasználók regisztrálhassanak, ezzel is hozzájárulva az alkalmazás biztonságának megőrzéséhez.</w:t>
       </w:r>
     </w:p>
     <w:p>
@@ -7995,7 +8183,19 @@
         <w:rPr>
           <w:rFonts w:ascii="Arial" w:hAnsi="Arial" w:cs="Arial"/>
         </w:rPr>
-        <w:t xml:space="preserve"> kérés keretében, </w:t>
+        <w:t xml:space="preserve"> kérés</w:t>
+      </w:r>
+      <w:r>
+        <w:rPr>
+          <w:rFonts w:ascii="Arial" w:hAnsi="Arial" w:cs="Arial"/>
+        </w:rPr>
+        <w:t>ben</w:t>
+      </w:r>
+      <w:r>
+        <w:rPr>
+          <w:rFonts w:ascii="Arial" w:hAnsi="Arial" w:cs="Arial"/>
+        </w:rPr>
+        <w:t xml:space="preserve">, </w:t>
       </w:r>
       <w:r>
         <w:rPr>
@@ -8077,7 +8277,27 @@
         <w:rPr>
           <w:rFonts w:ascii="Arial" w:hAnsi="Arial" w:cs="Arial"/>
         </w:rPr>
-        <w:t xml:space="preserve">jelszóval. Amennyiben a jelszó helytelen, a rendszer szintén 401-es hibaüzenettel válaszol. Fontos biztonsági szempont, hogy mindkét hibaeset – tehát a nem létező felhasználónév és a helytelen jelszó – ugyanazt az általános hibaüzenetet ("Invalid username or password") adja vissza, ezáltal megakadályozva, hogy egy esetleges támadó a hibaüzenetek alapján következtethessen arra, hogy egy adott felhasználónév létezik-e a rendszerben. Sikeres azonosítás esetén a szerver a felhasználó azonosítóját és felhasználónevét tartalmazó választ küld vissza a kliensnek, amelyet a </w:t>
+        <w:t xml:space="preserve">jelszóval. Amennyiben a jelszó helytelen, a rendszer szintén 401-es hibaüzenettel válaszol. Fontos biztonsági szempont, hogy mindkét hibaeset ugyanazt az általános hibaüzenetet ("Invalid username or password") adja vissza, ezáltal megakadályozva, hogy egy esetleges támadó a hibaüzenetek alapján következtethessen arra, hogy egy adott felhasználónév létezik-e a rendszerben. </w:t>
+      </w:r>
+      <w:r>
+        <w:rPr>
+          <w:rFonts w:ascii="Arial" w:hAnsi="Arial" w:cs="Arial"/>
+        </w:rPr>
+        <w:t>Sikeres azonosítás esetén a szerver a felhasználó azonosítóját, felhasználónevét és a JWT </w:t>
+      </w:r>
+      <w:r>
+        <w:rPr>
+          <w:rFonts w:ascii="Arial" w:hAnsi="Arial" w:cs="Arial"/>
+          <w:i/>
+          <w:iCs/>
+        </w:rPr>
+        <w:t>access_token</w:t>
+      </w:r>
+      <w:r>
+        <w:rPr>
+          <w:rFonts w:ascii="Arial" w:hAnsi="Arial" w:cs="Arial"/>
+        </w:rPr>
+        <w:t xml:space="preserve"> értékét tartalmazó választ küld vissza a kliensnek, amelyet a </w:t>
       </w:r>
       <w:r>
         <w:rPr>
@@ -8091,7 +8311,7 @@
         <w:rPr>
           <w:rFonts w:ascii="Arial" w:hAnsi="Arial" w:cs="Arial"/>
         </w:rPr>
-        <w:t xml:space="preserve"> kód a böngésző </w:t>
+        <w:t xml:space="preserve"> kód a böngésző </w:t>
       </w:r>
       <w:r>
         <w:rPr>
@@ -8105,7 +8325,7 @@
         <w:rPr>
           <w:rFonts w:ascii="Arial" w:hAnsi="Arial" w:cs="Arial"/>
         </w:rPr>
-        <w:t xml:space="preserve"> tárolójában ment el, majd a felhasználót átirányítja a főoldalra.</w:t>
+        <w:t> tárolójában ment el, majd a felhasználót átirányítja a főoldalra.</w:t>
       </w:r>
     </w:p>
     <w:p>
@@ -8225,16 +8445,20 @@
       <w:r>
         <w:rPr>
           <w:rFonts w:ascii="Arial" w:hAnsi="Arial" w:cs="Arial"/>
-          <w:i/>
-          <w:iCs/>
-        </w:rPr>
-        <w:t>Google</w:t>
-      </w:r>
-      <w:r>
-        <w:rPr>
-          <w:rFonts w:ascii="Arial" w:hAnsi="Arial" w:cs="Arial"/>
-        </w:rPr>
-        <w:t xml:space="preserve"> által generált gombra kattintva a felhasználó a saját Google-fiókjával azonosíthatja magát, amelynek eredményeként egy titkosított azonosító tokent (</w:t>
+        </w:rPr>
+        <w:t>„</w:t>
+      </w:r>
+      <w:r>
+        <w:rPr>
+          <w:rFonts w:ascii="Arial" w:hAnsi="Arial" w:cs="Arial"/>
+        </w:rPr>
+        <w:t>Login with Google”</w:t>
+      </w:r>
+      <w:r>
+        <w:rPr>
+          <w:rFonts w:ascii="Arial" w:hAnsi="Arial" w:cs="Arial"/>
+        </w:rPr>
+        <w:t xml:space="preserve"> gombra kattintva a felhasználó a saját Google-fiókjával azonosíthatja magát, amelynek eredményeként egy titkosított azonosító tokent (</w:t>
       </w:r>
       <w:r>
         <w:rPr>
@@ -8377,47 +8601,7 @@
         <w:rPr>
           <w:rFonts w:ascii="Arial" w:hAnsi="Arial" w:cs="Arial"/>
         </w:rPr>
-        <w:t>A sikeres bejelentkezés</w:t>
-      </w:r>
-      <w:r>
-        <w:rPr>
-          <w:rFonts w:ascii="Arial" w:hAnsi="Arial" w:cs="Arial"/>
-        </w:rPr>
-        <w:t xml:space="preserve"> után </w:t>
-      </w:r>
-      <w:r>
-        <w:rPr>
-          <w:rFonts w:ascii="Arial" w:hAnsi="Arial" w:cs="Arial"/>
-        </w:rPr>
-        <w:t>a szerver mindkét esetben azonos szerkezetű választ (</w:t>
-      </w:r>
-      <w:r>
-        <w:rPr>
-          <w:rFonts w:ascii="Arial" w:hAnsi="Arial" w:cs="Arial"/>
-          <w:i/>
-          <w:iCs/>
-        </w:rPr>
-        <w:t>LoginResponse</w:t>
-      </w:r>
-      <w:r>
-        <w:rPr>
-          <w:rFonts w:ascii="Arial" w:hAnsi="Arial" w:cs="Arial"/>
-        </w:rPr>
-        <w:t xml:space="preserve">) küld vissza, amely tartalmazza a felhasználó azonosítóját és felhasználónevét. Ez az egységes válaszformátum lehetővé teszi, hogy a kliens oldali munkamenet-kezelés (a </w:t>
-      </w:r>
-      <w:r>
-        <w:rPr>
-          <w:rFonts w:ascii="Arial" w:hAnsi="Arial" w:cs="Arial"/>
-          <w:i/>
-          <w:iCs/>
-        </w:rPr>
-        <w:t>saveSessionAndRedirect</w:t>
-      </w:r>
-      <w:r>
-        <w:rPr>
-          <w:rFonts w:ascii="Arial" w:hAnsi="Arial" w:cs="Arial"/>
-        </w:rPr>
-        <w:t xml:space="preserve"> függvény) mindkét bejelentkezési módnál azonos módon kezelje a sikeres azonosítást, és irányítsa át a felhasználót az alkalmazás főoldalára.</w:t>
+        <w:t>A sikeres bejelentkezés után a szerver mindkét esetben azonos szerkezetű LoginResponse választ küld vissza, amely tartalmazza a felhasználó azonosítóját, felhasználónevét, valamint az access_token értéket (és opcionálisan a Google-profilkép URL-jét). Ez az egységes válaszformátum lehetővé teszi, hogy a kliens oldali munkamenet-kezelés (saveSessionAndRedirect) mindkét bejelentkezési módnál azonos módon mentse el a tokent és a felhasználói adatokat, majd irányítsa át a felhasználót a főoldalra.</w:t>
       </w:r>
     </w:p>
     <w:p>
@@ -8507,7 +8691,14 @@
         <w:rPr>
           <w:rFonts w:ascii="Arial" w:hAnsi="Arial" w:cs="Arial"/>
         </w:rPr>
-        <w:t xml:space="preserve">A bejelentkezési oldalon elhelyezett "Elfelejtett jelszó" hivatkozásra kattintva egy felugró ablak jelenik meg, amelyben a felhasználó megadhatja a fiókjához tartozó e-mail címét. Az űrlap elküldését követően a kliens egy aszinkron </w:t>
+        <w:t>A bejelentkezési oldalon elhelyezett "Elfelejtett jelszó" hivatkozásra kattintva egy felugró ablak jelenik meg, amelyben a felhasználó megadhatja a fiókjához tartozó e-</w:t>
+      </w:r>
+      <w:r>
+        <w:rPr>
+          <w:rFonts w:ascii="Arial" w:hAnsi="Arial" w:cs="Arial"/>
+        </w:rPr>
+        <w:lastRenderedPageBreak/>
+        <w:t xml:space="preserve">mail címét. Az űrlap elküldését követően a kliens egy aszinkron </w:t>
       </w:r>
       <w:r>
         <w:rPr>
@@ -8521,247 +8712,240 @@
         <w:rPr>
           <w:rFonts w:ascii="Arial" w:hAnsi="Arial" w:cs="Arial"/>
         </w:rPr>
-        <w:t xml:space="preserve"> kérés keretében </w:t>
+        <w:t xml:space="preserve"> kérés keretében továbbítja a megadott e-mail címet a backend </w:t>
+      </w:r>
+      <w:r>
+        <w:rPr>
+          <w:rFonts w:ascii="Arial" w:hAnsi="Arial" w:cs="Arial"/>
+          <w:i/>
+          <w:iCs/>
+        </w:rPr>
+        <w:t>/api/forgot-password/request</w:t>
+      </w:r>
+      <w:r>
+        <w:rPr>
+          <w:rFonts w:ascii="Arial" w:hAnsi="Arial" w:cs="Arial"/>
+        </w:rPr>
+        <w:t xml:space="preserve"> végpontjára.</w:t>
+      </w:r>
+    </w:p>
+    <w:p>
+      <w:pPr>
+        <w:spacing w:line="360" w:lineRule="auto"/>
+        <w:jc w:val="both"/>
+        <w:rPr>
+          <w:rFonts w:ascii="Arial" w:hAnsi="Arial" w:cs="Arial"/>
+        </w:rPr>
+      </w:pPr>
+      <w:r>
+        <w:rPr>
+          <w:rFonts w:ascii="Arial" w:hAnsi="Arial" w:cs="Arial"/>
+        </w:rPr>
+        <w:t>A szerver oldalon ez a végpont megvizsgálja, hogy a megadott e-mail címhez tartozik-e regisztrált felhasználói fiók. Amennyiben igen, a rendszer létrehoz egy egyszer használatos, kriptográfiailag biztonságos visszaállítási tokent (</w:t>
+      </w:r>
+      <w:r>
+        <w:rPr>
+          <w:rFonts w:ascii="Arial" w:hAnsi="Arial" w:cs="Arial"/>
+          <w:i/>
+          <w:iCs/>
+        </w:rPr>
+        <w:t>secrets.token_urlsafe</w:t>
+      </w:r>
+      <w:r>
+        <w:rPr>
+          <w:rFonts w:ascii="Arial" w:hAnsi="Arial" w:cs="Arial"/>
+        </w:rPr>
+        <w:t xml:space="preserve">), amelyet nem nyílt formában, hanem </w:t>
+      </w:r>
+      <w:r>
+        <w:rPr>
+          <w:rFonts w:ascii="Arial" w:hAnsi="Arial" w:cs="Arial"/>
+          <w:i/>
+          <w:iCs/>
+        </w:rPr>
+        <w:t>SHA-256</w:t>
+      </w:r>
+      <w:r>
+        <w:rPr>
+          <w:rFonts w:ascii="Arial" w:hAnsi="Arial" w:cs="Arial"/>
+        </w:rPr>
+        <w:t xml:space="preserve"> algoritmussal hash-elve tárol el az adatbázisban, egy 30 perces érvényességi idővel ellátva. A generált token birtokában a rendszer egy visszaállítási hivatkozást állít össze, amelyet e-mailben megküld a felhasználó számára. Fontos megjegyezni, hogy egy adott felhasználóhoz tartozó, korábban kiadott, még fel nem használt tokenek</w:t>
+      </w:r>
+      <w:r>
+        <w:rPr>
+          <w:rFonts w:ascii="Arial" w:hAnsi="Arial" w:cs="Arial"/>
+        </w:rPr>
+        <w:t>et</w:t>
+      </w:r>
+      <w:r>
+        <w:rPr>
+          <w:rFonts w:ascii="Arial" w:hAnsi="Arial" w:cs="Arial"/>
+        </w:rPr>
+        <w:t xml:space="preserve"> a rendszer automatikusan érvényteleníti egy új kérelem esetén, ez</w:t>
+      </w:r>
+      <w:r>
+        <w:rPr>
+          <w:rFonts w:ascii="Arial" w:hAnsi="Arial" w:cs="Arial"/>
+        </w:rPr>
+        <w:t>zel</w:t>
+      </w:r>
+      <w:r>
+        <w:rPr>
+          <w:rFonts w:ascii="Arial" w:hAnsi="Arial" w:cs="Arial"/>
+        </w:rPr>
+        <w:t xml:space="preserve"> biztosítva, hogy egy időben mindig csak egy érvényes visszaállítási hivatkozás létezzen.</w:t>
+      </w:r>
+    </w:p>
+    <w:p>
+      <w:pPr>
+        <w:spacing w:line="360" w:lineRule="auto"/>
+        <w:jc w:val="both"/>
+        <w:rPr>
+          <w:rFonts w:ascii="Arial" w:hAnsi="Arial" w:cs="Arial"/>
+        </w:rPr>
+      </w:pPr>
+      <w:r>
+        <w:rPr>
+          <w:rFonts w:ascii="Arial" w:hAnsi="Arial" w:cs="Arial"/>
+        </w:rPr>
+        <w:t>Biztonsági szempontból kiemelten fontos tervezési döntés, hogy a végpont mindig ugyanazt az általános üzenetet adja vissza a felhasználónak. Ezáltal a rendszer megakadályozza, hogy egy esetleges támadó a válaszok alapján felderíthesse, mely e-mail címek rendelkeznek regisztrált fiókkal az</w:t>
+      </w:r>
+      <w:r>
+        <w:rPr>
+          <w:rFonts w:ascii="Arial" w:hAnsi="Arial" w:cs="Arial"/>
+        </w:rPr>
+        <w:t xml:space="preserve"> alkalmazásban</w:t>
+      </w:r>
+      <w:r>
+        <w:rPr>
+          <w:rFonts w:ascii="Arial" w:hAnsi="Arial" w:cs="Arial"/>
+        </w:rPr>
+        <w:t>.</w:t>
+      </w:r>
+    </w:p>
+    <w:p>
+      <w:pPr>
+        <w:spacing w:line="360" w:lineRule="auto"/>
+        <w:jc w:val="both"/>
+        <w:rPr>
+          <w:rFonts w:ascii="Arial" w:hAnsi="Arial" w:cs="Arial"/>
+        </w:rPr>
+      </w:pPr>
+      <w:r>
+        <w:rPr>
+          <w:rFonts w:ascii="Arial" w:hAnsi="Arial" w:cs="Arial"/>
+        </w:rPr>
+        <w:t>5.</w:t>
+      </w:r>
+      <w:r>
+        <w:rPr>
+          <w:rFonts w:ascii="Arial" w:hAnsi="Arial" w:cs="Arial"/>
+        </w:rPr>
+        <w:t>2</w:t>
+      </w:r>
+      <w:r>
+        <w:rPr>
+          <w:rFonts w:ascii="Arial" w:hAnsi="Arial" w:cs="Arial"/>
+        </w:rPr>
+        <w:t xml:space="preserve">.3.2. </w:t>
+      </w:r>
+      <w:r>
+        <w:rPr>
+          <w:rFonts w:ascii="Arial" w:hAnsi="Arial" w:cs="Arial"/>
+        </w:rPr>
+        <w:t>Az új jelszó megadása</w:t>
+      </w:r>
+    </w:p>
+    <w:p>
+      <w:pPr>
+        <w:spacing w:line="360" w:lineRule="auto"/>
+        <w:jc w:val="both"/>
+        <w:rPr>
+          <w:rFonts w:ascii="Arial" w:hAnsi="Arial" w:cs="Arial"/>
+        </w:rPr>
+      </w:pPr>
+      <w:r>
+        <w:rPr>
+          <w:rFonts w:ascii="Arial" w:hAnsi="Arial" w:cs="Arial"/>
+        </w:rPr>
+        <w:t>A felhasználó az e-mailben kapott hivatkozásra kattintva jut el a jelszó-visszaállító oldalra, amely az URL-ből kinyeri a hozzá tartozó visszaállítási tokent. Amennyiben a hivatkozás nem tartalmaz tokent, a rendszer egy érvénytelenségről tájékoztató üzenetet jelenít meg, és nem engedi a jelszó megváltoztatását.</w:t>
+      </w:r>
+    </w:p>
+    <w:p>
+      <w:pPr>
+        <w:spacing w:line="360" w:lineRule="auto"/>
+        <w:jc w:val="both"/>
+        <w:rPr>
+          <w:rFonts w:ascii="Arial" w:hAnsi="Arial" w:cs="Arial"/>
+        </w:rPr>
+      </w:pPr>
+      <w:r>
+        <w:rPr>
+          <w:rFonts w:ascii="Arial" w:hAnsi="Arial" w:cs="Arial"/>
+        </w:rPr>
+        <w:t xml:space="preserve">Érvényes token esetén a felhasználó megadhatja új jelszavát, </w:t>
+      </w:r>
+      <w:r>
+        <w:rPr>
+          <w:rFonts w:ascii="Arial" w:hAnsi="Arial" w:cs="Arial"/>
+        </w:rPr>
+        <w:t xml:space="preserve">amit </w:t>
+      </w:r>
+      <w:r>
+        <w:rPr>
+          <w:rFonts w:ascii="Arial" w:hAnsi="Arial" w:cs="Arial"/>
+        </w:rPr>
+        <w:t xml:space="preserve">meg is kell erősítenie. A kliens oldali </w:t>
+      </w:r>
+      <w:r>
+        <w:rPr>
+          <w:rFonts w:ascii="Arial" w:hAnsi="Arial" w:cs="Arial"/>
+          <w:i/>
+          <w:iCs/>
+        </w:rPr>
+        <w:t>JavaScript</w:t>
+      </w:r>
+      <w:r>
+        <w:rPr>
+          <w:rFonts w:ascii="Arial" w:hAnsi="Arial" w:cs="Arial"/>
+        </w:rPr>
+        <w:t xml:space="preserve"> kód ellenőrzi, hogy a két jelszómező tartalma megegyezik-e, valamint hogy az új jelszó eléri-e a minimálisan megkövetelt hosszúságot (legalább 6 karakter); ezen feltételek teljesülése esetén kerül csak sor a kérés elküldésére.</w:t>
+      </w:r>
+    </w:p>
+    <w:p>
+      <w:pPr>
+        <w:spacing w:line="360" w:lineRule="auto"/>
+        <w:jc w:val="both"/>
+        <w:rPr>
+          <w:rFonts w:ascii="Arial" w:hAnsi="Arial" w:cs="Arial"/>
+        </w:rPr>
+      </w:pPr>
+      <w:r>
+        <w:rPr>
+          <w:rFonts w:ascii="Arial" w:hAnsi="Arial" w:cs="Arial"/>
+        </w:rPr>
+        <w:t xml:space="preserve">A szerver oldalon a </w:t>
+      </w:r>
+      <w:r>
+        <w:rPr>
+          <w:rFonts w:ascii="Arial" w:hAnsi="Arial" w:cs="Arial"/>
+          <w:i/>
+          <w:iCs/>
+        </w:rPr>
+        <w:t>/api/forgot-password/reset</w:t>
+      </w:r>
+      <w:r>
+        <w:rPr>
+          <w:rFonts w:ascii="Arial" w:hAnsi="Arial" w:cs="Arial"/>
+        </w:rPr>
+        <w:t xml:space="preserve"> végpont elsőként ellenőrzi a kapott token érvényességét: megvizsgálja, hogy a token hash-elt formában szerepel-e az adatbázisban, még nem került-e felhasználásra, és nem járt-e le az érvényességi ideje. Amennyiben bármely feltétel nem teljesül, a rendszer 400-as státuszkóddal, </w:t>
       </w:r>
       <w:r>
         <w:rPr>
           <w:rFonts w:ascii="Arial" w:hAnsi="Arial" w:cs="Arial"/>
         </w:rPr>
         <w:lastRenderedPageBreak/>
-        <w:t xml:space="preserve">továbbítja a megadott e-mail címet a backend </w:t>
-      </w:r>
-      <w:r>
-        <w:rPr>
-          <w:rFonts w:ascii="Arial" w:hAnsi="Arial" w:cs="Arial"/>
-          <w:i/>
-          <w:iCs/>
-        </w:rPr>
-        <w:t>/api/forgot-password/request</w:t>
-      </w:r>
-      <w:r>
-        <w:rPr>
-          <w:rFonts w:ascii="Arial" w:hAnsi="Arial" w:cs="Arial"/>
-        </w:rPr>
-        <w:t xml:space="preserve"> végpontjára.</w:t>
-      </w:r>
-    </w:p>
-    <w:p>
-      <w:pPr>
-        <w:spacing w:line="360" w:lineRule="auto"/>
-        <w:jc w:val="both"/>
-        <w:rPr>
-          <w:rFonts w:ascii="Arial" w:hAnsi="Arial" w:cs="Arial"/>
-        </w:rPr>
-      </w:pPr>
-      <w:r>
-        <w:rPr>
-          <w:rFonts w:ascii="Arial" w:hAnsi="Arial" w:cs="Arial"/>
-        </w:rPr>
-        <w:t>A szerver oldalon ez a végpont megvizsgálja, hogy a megadott e-mail címhez tartozik-e regisztrált felhasználói fiók. Amennyiben igen, a rendszer létrehoz egy egyszer használatos, kriptográfiailag biztonságos visszaállítási tokent (</w:t>
-      </w:r>
-      <w:r>
-        <w:rPr>
-          <w:rFonts w:ascii="Arial" w:hAnsi="Arial" w:cs="Arial"/>
-          <w:i/>
-          <w:iCs/>
-        </w:rPr>
-        <w:t>secrets.token_urlsafe</w:t>
-      </w:r>
-      <w:r>
-        <w:rPr>
-          <w:rFonts w:ascii="Arial" w:hAnsi="Arial" w:cs="Arial"/>
-        </w:rPr>
-        <w:t xml:space="preserve">), amelyet nem nyílt formában, hanem </w:t>
-      </w:r>
-      <w:r>
-        <w:rPr>
-          <w:rFonts w:ascii="Arial" w:hAnsi="Arial" w:cs="Arial"/>
-          <w:i/>
-          <w:iCs/>
-        </w:rPr>
-        <w:t>SHA-256</w:t>
-      </w:r>
-      <w:r>
-        <w:rPr>
-          <w:rFonts w:ascii="Arial" w:hAnsi="Arial" w:cs="Arial"/>
-        </w:rPr>
-        <w:t xml:space="preserve"> algoritmussal hash-elve tárol el az adatbázisban, egy 30 perces érvényességi idővel ellátva. A generált token birtokában a rendszer egy visszaállítási hivatkozást állít össze, amelyet e-mailben megküld a felhasználó számára. Fontos megjegyezni, hogy egy adott felhasználóhoz tartozó, korábban kiadott, még fel nem használt tokenek</w:t>
-      </w:r>
-      <w:r>
-        <w:rPr>
-          <w:rFonts w:ascii="Arial" w:hAnsi="Arial" w:cs="Arial"/>
-        </w:rPr>
-        <w:t>et</w:t>
-      </w:r>
-      <w:r>
-        <w:rPr>
-          <w:rFonts w:ascii="Arial" w:hAnsi="Arial" w:cs="Arial"/>
-        </w:rPr>
-        <w:t xml:space="preserve"> a rendszer automatikusan érvényteleníti egy új kérelem esetén, ez</w:t>
-      </w:r>
-      <w:r>
-        <w:rPr>
-          <w:rFonts w:ascii="Arial" w:hAnsi="Arial" w:cs="Arial"/>
-        </w:rPr>
-        <w:t>zel</w:t>
-      </w:r>
-      <w:r>
-        <w:rPr>
-          <w:rFonts w:ascii="Arial" w:hAnsi="Arial" w:cs="Arial"/>
-        </w:rPr>
-        <w:t xml:space="preserve"> biztosítva, hogy egy időben mindig csak egy érvényes visszaállítási hivatkozás létezzen.</w:t>
-      </w:r>
-    </w:p>
-    <w:p>
-      <w:pPr>
-        <w:spacing w:line="360" w:lineRule="auto"/>
-        <w:jc w:val="both"/>
-        <w:rPr>
-          <w:rFonts w:ascii="Arial" w:hAnsi="Arial" w:cs="Arial"/>
-        </w:rPr>
-      </w:pPr>
-      <w:r>
-        <w:rPr>
-          <w:rFonts w:ascii="Arial" w:hAnsi="Arial" w:cs="Arial"/>
-        </w:rPr>
-        <w:t>Biztonsági szempontból kiemelten fontos tervezési döntés, hogy a végpont mindig ugyanazt az általános üzenetet adja vissza a felhasználónak. Ezáltal a rendszer megakadályozza, hogy egy esetleges támadó a válaszok alapján felderíthesse, mely e-mail címek rendelkeznek regisztrált fiókkal az</w:t>
-      </w:r>
-      <w:r>
-        <w:rPr>
-          <w:rFonts w:ascii="Arial" w:hAnsi="Arial" w:cs="Arial"/>
-        </w:rPr>
-        <w:t xml:space="preserve"> alkalmazásban</w:t>
-      </w:r>
-      <w:r>
-        <w:rPr>
-          <w:rFonts w:ascii="Arial" w:hAnsi="Arial" w:cs="Arial"/>
-        </w:rPr>
-        <w:t>.</w:t>
-      </w:r>
-    </w:p>
-    <w:p>
-      <w:pPr>
-        <w:spacing w:line="360" w:lineRule="auto"/>
-        <w:jc w:val="both"/>
-        <w:rPr>
-          <w:rFonts w:ascii="Arial" w:hAnsi="Arial" w:cs="Arial"/>
-        </w:rPr>
-      </w:pPr>
-      <w:r>
-        <w:rPr>
-          <w:rFonts w:ascii="Arial" w:hAnsi="Arial" w:cs="Arial"/>
-        </w:rPr>
-        <w:t>5.</w:t>
-      </w:r>
-      <w:r>
-        <w:rPr>
-          <w:rFonts w:ascii="Arial" w:hAnsi="Arial" w:cs="Arial"/>
-        </w:rPr>
-        <w:t>2</w:t>
-      </w:r>
-      <w:r>
-        <w:rPr>
-          <w:rFonts w:ascii="Arial" w:hAnsi="Arial" w:cs="Arial"/>
-        </w:rPr>
-        <w:t xml:space="preserve">.3.2. </w:t>
-      </w:r>
-      <w:r>
-        <w:rPr>
-          <w:rFonts w:ascii="Arial" w:hAnsi="Arial" w:cs="Arial"/>
-        </w:rPr>
-        <w:t>Az új jelszó megadása</w:t>
-      </w:r>
-    </w:p>
-    <w:p>
-      <w:pPr>
-        <w:spacing w:line="360" w:lineRule="auto"/>
-        <w:jc w:val="both"/>
-        <w:rPr>
-          <w:rFonts w:ascii="Arial" w:hAnsi="Arial" w:cs="Arial"/>
-        </w:rPr>
-      </w:pPr>
-      <w:r>
-        <w:rPr>
-          <w:rFonts w:ascii="Arial" w:hAnsi="Arial" w:cs="Arial"/>
-        </w:rPr>
-        <w:t>A felhasználó az e-mailben kapott hivatkozásra kattintva jut el a jelszó-visszaállító oldalra, amely az URL-ből kinyeri a hozzá tartozó visszaállítási tokent. Amennyiben a hivatkozás nem tartalmaz tokent, a rendszer egy érvénytelenségről tájékoztató üzenetet jelenít meg, és nem engedi a jelszó megváltoztatását.</w:t>
-      </w:r>
-    </w:p>
-    <w:p>
-      <w:pPr>
-        <w:spacing w:line="360" w:lineRule="auto"/>
-        <w:jc w:val="both"/>
-        <w:rPr>
-          <w:rFonts w:ascii="Arial" w:hAnsi="Arial" w:cs="Arial"/>
-        </w:rPr>
-      </w:pPr>
-      <w:r>
-        <w:rPr>
-          <w:rFonts w:ascii="Arial" w:hAnsi="Arial" w:cs="Arial"/>
-        </w:rPr>
-        <w:t xml:space="preserve">Érvényes token esetén a felhasználó megadhatja új jelszavát, </w:t>
-      </w:r>
-      <w:r>
-        <w:rPr>
-          <w:rFonts w:ascii="Arial" w:hAnsi="Arial" w:cs="Arial"/>
-        </w:rPr>
-        <w:t xml:space="preserve">amit </w:t>
-      </w:r>
-      <w:r>
-        <w:rPr>
-          <w:rFonts w:ascii="Arial" w:hAnsi="Arial" w:cs="Arial"/>
-        </w:rPr>
-        <w:t xml:space="preserve">meg is kell erősítenie. A kliens oldali </w:t>
-      </w:r>
-      <w:r>
-        <w:rPr>
-          <w:rFonts w:ascii="Arial" w:hAnsi="Arial" w:cs="Arial"/>
-          <w:i/>
-          <w:iCs/>
-        </w:rPr>
-        <w:t>JavaScript</w:t>
-      </w:r>
-      <w:r>
-        <w:rPr>
-          <w:rFonts w:ascii="Arial" w:hAnsi="Arial" w:cs="Arial"/>
-        </w:rPr>
-        <w:t xml:space="preserve"> kód ellenőrzi, hogy a két jelszómező tartalma megegyezik-e, valamint hogy az új jelszó eléri-e a minimálisan megkövetelt hosszúságot (legalább 6 karakter); ezen feltételek teljesülése esetén kerül csak sor a kérés elküldésére.</w:t>
-      </w:r>
-    </w:p>
-    <w:p>
-      <w:pPr>
-        <w:spacing w:line="360" w:lineRule="auto"/>
-        <w:jc w:val="both"/>
-        <w:rPr>
-          <w:rFonts w:ascii="Arial" w:hAnsi="Arial" w:cs="Arial"/>
-        </w:rPr>
-      </w:pPr>
-      <w:r>
-        <w:rPr>
-          <w:rFonts w:ascii="Arial" w:hAnsi="Arial" w:cs="Arial"/>
-        </w:rPr>
-        <w:t xml:space="preserve">A szerver oldalon a </w:t>
-      </w:r>
-      <w:r>
-        <w:rPr>
-          <w:rFonts w:ascii="Arial" w:hAnsi="Arial" w:cs="Arial"/>
-          <w:i/>
-          <w:iCs/>
-        </w:rPr>
-        <w:t>/api/forgot-password/reset</w:t>
-      </w:r>
-      <w:r>
-        <w:rPr>
-          <w:rFonts w:ascii="Arial" w:hAnsi="Arial" w:cs="Arial"/>
-        </w:rPr>
-        <w:t xml:space="preserve"> végpont elsőként ellenőrzi a kapott token érvényességét: megvizsgálja, hogy a token hash-elt formában szerepel-e az adatbázisban, még nem került-e felhasználásra, és nem járt-e le az érvényességi ideje. Amennyiben bármely feltétel nem teljesül, a rendszer 400-as státuszkóddal, érvénytelen vagy lejárt hivatkozásra utaló hibaüzenettel utasítja el a kérést. Sikeres </w:t>
-      </w:r>
-      <w:r>
-        <w:rPr>
-          <w:rFonts w:ascii="Arial" w:hAnsi="Arial" w:cs="Arial"/>
-        </w:rPr>
-        <w:lastRenderedPageBreak/>
-        <w:t xml:space="preserve">ellenőrzés esetén a rendszer a </w:t>
+        <w:t xml:space="preserve">érvénytelen vagy lejárt hivatkozásra utaló hibaüzenettel utasítja el a kérést. Sikeres ellenőrzés esetén a rendszer a </w:t>
       </w:r>
       <w:r>
         <w:rPr>
@@ -8803,6 +8987,156 @@
           <w:rFonts w:ascii="Arial" w:hAnsi="Arial" w:cs="Arial"/>
         </w:rPr>
         <w:t>Ez a megoldás biztosítja, hogy a jelszó-visszaállítási folyamat mind a felhasználó, mind a rendszer szempontjából biztonságos és megbízható legyen.</w:t>
+      </w:r>
+    </w:p>
+    <w:p>
+      <w:pPr>
+        <w:spacing w:line="360" w:lineRule="auto"/>
+        <w:jc w:val="both"/>
+        <w:rPr>
+          <w:rFonts w:ascii="Arial" w:hAnsi="Arial" w:cs="Arial"/>
+        </w:rPr>
+      </w:pPr>
+      <w:r>
+        <w:rPr>
+          <w:rFonts w:ascii="Arial" w:hAnsi="Arial" w:cs="Arial"/>
+        </w:rPr>
+        <w:t>5.2.4. Token alapú munkamenet és védett végpontok</w:t>
+      </w:r>
+    </w:p>
+    <w:p>
+      <w:pPr>
+        <w:spacing w:line="360" w:lineRule="auto"/>
+        <w:jc w:val="both"/>
+        <w:rPr>
+          <w:rFonts w:ascii="Arial" w:hAnsi="Arial" w:cs="Arial"/>
+        </w:rPr>
+      </w:pPr>
+      <w:r>
+        <w:rPr>
+          <w:rFonts w:ascii="Arial" w:hAnsi="Arial" w:cs="Arial"/>
+        </w:rPr>
+        <w:t xml:space="preserve">Bejelentkezés után a kliens automatikusan csatolja a tárolt JWT-t minden </w:t>
+      </w:r>
+      <w:r>
+        <w:rPr>
+          <w:rFonts w:ascii="Arial" w:hAnsi="Arial" w:cs="Arial"/>
+          <w:i/>
+          <w:iCs/>
+        </w:rPr>
+        <w:t>/api</w:t>
+      </w:r>
+      <w:r>
+        <w:rPr>
+          <w:rFonts w:ascii="Arial" w:hAnsi="Arial" w:cs="Arial"/>
+        </w:rPr>
+        <w:t xml:space="preserve"> és </w:t>
+      </w:r>
+      <w:r>
+        <w:rPr>
+          <w:rFonts w:ascii="Arial" w:hAnsi="Arial" w:cs="Arial"/>
+          <w:i/>
+          <w:iCs/>
+        </w:rPr>
+        <w:t>/generate_travel_plans típusú</w:t>
+      </w:r>
+      <w:r>
+        <w:rPr>
+          <w:rFonts w:ascii="Arial" w:hAnsi="Arial" w:cs="Arial"/>
+        </w:rPr>
+        <w:t xml:space="preserve"> kéréshez. A szerver oldalon a FastAPI </w:t>
+      </w:r>
+      <w:r>
+        <w:rPr>
+          <w:rFonts w:ascii="Arial" w:hAnsi="Arial" w:cs="Arial"/>
+          <w:i/>
+          <w:iCs/>
+        </w:rPr>
+        <w:t>get_current_user</w:t>
+      </w:r>
+      <w:r>
+        <w:rPr>
+          <w:rFonts w:ascii="Arial" w:hAnsi="Arial" w:cs="Arial"/>
+        </w:rPr>
+        <w:t xml:space="preserve"> függősége ellenőrzi a Bearer tokent: kiszűri a lejárt vagy érvénytelen aláírású tokeneket, majd betölti a hozzá tartozó felhasználót az adatbázisból. A védett erőforrásokhoz</w:t>
+      </w:r>
+      <w:r>
+        <w:rPr>
+          <w:rFonts w:ascii="Arial" w:hAnsi="Arial" w:cs="Arial"/>
+        </w:rPr>
+        <w:t xml:space="preserve"> (</w:t>
+      </w:r>
+      <w:r>
+        <w:rPr>
+          <w:rFonts w:ascii="Arial" w:hAnsi="Arial" w:cs="Arial"/>
+        </w:rPr>
+        <w:t>tervezett utak, meglátogatott helyek, profil, utazástervező</w:t>
+      </w:r>
+      <w:r>
+        <w:rPr>
+          <w:rFonts w:ascii="Arial" w:hAnsi="Arial" w:cs="Arial"/>
+        </w:rPr>
+        <w:t xml:space="preserve">) </w:t>
+      </w:r>
+      <w:r>
+        <w:rPr>
+          <w:rFonts w:ascii="Arial" w:hAnsi="Arial" w:cs="Arial"/>
+        </w:rPr>
+        <w:t xml:space="preserve">csak hitelesített felhasználó férhet hozzá, a tulajdonosi jogosultságot pedig a tokenben szereplő felhasználó-azonosító alapján ellenőrzi a rendszer. A nyilvános végpontok (regisztráció, bejelentkezés, jelszó-visszaállítás, illetve a megosztott út token alapú megtekintése) </w:t>
+      </w:r>
+      <w:r>
+        <w:rPr>
+          <w:rFonts w:ascii="Arial" w:hAnsi="Arial" w:cs="Arial"/>
+        </w:rPr>
+        <w:t>nem</w:t>
+      </w:r>
+      <w:r>
+        <w:rPr>
+          <w:rFonts w:ascii="Arial" w:hAnsi="Arial" w:cs="Arial"/>
+        </w:rPr>
+        <w:t xml:space="preserve"> igényelnek autentikációt. Az oldal betöltésekor az </w:t>
+      </w:r>
+      <w:r>
+        <w:rPr>
+          <w:rFonts w:ascii="Arial" w:hAnsi="Arial" w:cs="Arial"/>
+          <w:i/>
+          <w:iCs/>
+        </w:rPr>
+        <w:t>authGuard</w:t>
+      </w:r>
+      <w:r>
+        <w:rPr>
+          <w:rFonts w:ascii="Arial" w:hAnsi="Arial" w:cs="Arial"/>
+        </w:rPr>
+        <w:t xml:space="preserve"> leellenőrzi, hogy megvan-e egyszerre a </w:t>
+      </w:r>
+      <w:r>
+        <w:rPr>
+          <w:rFonts w:ascii="Arial" w:hAnsi="Arial" w:cs="Arial"/>
+          <w:i/>
+          <w:iCs/>
+        </w:rPr>
+        <w:t>user_id</w:t>
+      </w:r>
+      <w:r>
+        <w:rPr>
+          <w:rFonts w:ascii="Arial" w:hAnsi="Arial" w:cs="Arial"/>
+        </w:rPr>
+        <w:t xml:space="preserve"> és az </w:t>
+      </w:r>
+      <w:r>
+        <w:rPr>
+          <w:rFonts w:ascii="Arial" w:hAnsi="Arial" w:cs="Arial"/>
+          <w:i/>
+          <w:iCs/>
+        </w:rPr>
+        <w:t>access_token</w:t>
+      </w:r>
+      <w:r>
+        <w:rPr>
+          <w:rFonts w:ascii="Arial" w:hAnsi="Arial" w:cs="Arial"/>
+        </w:rPr>
+        <w:t>; ha bármelyik hiányzik, a felhasználót átirányítja a bejelentkezési oldalra.</w:t>
       </w:r>
     </w:p>
     <w:p>
@@ -8940,6 +9274,7 @@
           <w:i/>
           <w:iCs/>
         </w:rPr>
+        <w:lastRenderedPageBreak/>
         <w:t>fetch</w:t>
       </w:r>
       <w:r>
@@ -9044,20 +9379,278 @@
         <w:rPr>
           <w:rFonts w:ascii="Arial" w:hAnsi="Arial" w:cs="Arial"/>
         </w:rPr>
-        <w:t xml:space="preserve"> függvény végzi, amely a felhasználó által megadott szöveges adatokat </w:t>
-      </w:r>
+        <w:t xml:space="preserve"> függvény végzi, amely a felhasználó által megadott szöveges adatokat a</w:t>
+      </w:r>
+      <w:r>
+        <w:rPr>
+          <w:rFonts w:ascii="Arial" w:hAnsi="Arial" w:cs="Arial"/>
+        </w:rPr>
+        <w:t>z</w:t>
+      </w:r>
+      <w:r>
+        <w:rPr>
+          <w:rFonts w:ascii="Arial" w:hAnsi="Arial" w:cs="Arial"/>
+        </w:rPr>
+        <w:t xml:space="preserve"> </w:t>
+      </w:r>
+      <w:r>
+        <w:rPr>
+          <w:rFonts w:ascii="Arial" w:hAnsi="Arial" w:cs="Arial"/>
+          <w:i/>
+          <w:iCs/>
+        </w:rPr>
+        <w:t>escapeHtml</w:t>
+      </w:r>
+      <w:r>
+        <w:rPr>
+          <w:rFonts w:ascii="Arial" w:hAnsi="Arial" w:cs="Arial"/>
+        </w:rPr>
+        <w:t xml:space="preserve"> segédfüggvényen vezeti át, ezáltal megelőzve a rosszindulatú HTML- vagy s</w:t>
+      </w:r>
+      <w:r>
+        <w:rPr>
+          <w:rFonts w:ascii="Arial" w:hAnsi="Arial" w:cs="Arial"/>
+        </w:rPr>
+        <w:t>criptkód</w:t>
+      </w:r>
+      <w:r>
+        <w:rPr>
+          <w:rFonts w:ascii="Arial" w:hAnsi="Arial" w:cs="Arial"/>
+        </w:rPr>
+        <w:t xml:space="preserve"> beágyazásából eredő biztonsági problémákat</w:t>
+      </w:r>
+      <w:r>
+        <w:rPr>
+          <w:rFonts w:ascii="Arial" w:hAnsi="Arial" w:cs="Arial"/>
+        </w:rPr>
+        <w:t xml:space="preserve">. </w:t>
+      </w:r>
+      <w:r>
+        <w:rPr>
+          <w:rFonts w:ascii="Arial" w:hAnsi="Arial" w:cs="Arial"/>
+        </w:rPr>
+        <w:t>Minden kártyán megjelenik egy interaktív, ötcsillagos értékelőelem is, am</w:t>
+      </w:r>
+      <w:r>
+        <w:rPr>
+          <w:rFonts w:ascii="Arial" w:hAnsi="Arial" w:cs="Arial"/>
+        </w:rPr>
+        <w:t>i</w:t>
+      </w:r>
+      <w:r>
+        <w:rPr>
+          <w:rFonts w:ascii="Arial" w:hAnsi="Arial" w:cs="Arial"/>
+        </w:rPr>
+        <w:t xml:space="preserve">nek valamelyik csillagára kattintva a kliens azonnal egy </w:t>
+      </w:r>
+      <w:r>
+        <w:rPr>
+          <w:rFonts w:ascii="Arial" w:hAnsi="Arial" w:cs="Arial"/>
+          <w:i/>
+          <w:iCs/>
+        </w:rPr>
+        <w:t>PUT</w:t>
+      </w:r>
+      <w:r>
+        <w:rPr>
+          <w:rFonts w:ascii="Arial" w:hAnsi="Arial" w:cs="Arial"/>
+        </w:rPr>
+        <w:t xml:space="preserve"> kérést küld a backend felé az adott helyszín azonosítójával és az új értékeléssel, majd a lista frissítésre kerül.</w:t>
+      </w:r>
+    </w:p>
+    <w:p>
+      <w:pPr>
+        <w:spacing w:line="360" w:lineRule="auto"/>
+        <w:jc w:val="both"/>
+        <w:rPr>
+          <w:rFonts w:ascii="Arial" w:hAnsi="Arial" w:cs="Arial"/>
+        </w:rPr>
+      </w:pPr>
+      <w:r>
+        <w:rPr>
+          <w:rFonts w:ascii="Arial" w:hAnsi="Arial" w:cs="Arial"/>
+        </w:rPr>
+        <w:t xml:space="preserve">Egy adott kártyára kattintva egy részletes nézet nyílik meg, amely egy HTML &lt;template&gt; elem klónozásával dinamikusan felépítve megjeleníti a helyszín összes adatát, beleértve a hozzá tartozó összes fényképet egy galéria formájában. Amennyiben a helyszínhez tartoznak koordináták, a rendszer egy, az </w:t>
+      </w:r>
+      <w:r>
+        <w:rPr>
+          <w:rFonts w:ascii="Arial" w:hAnsi="Arial" w:cs="Arial"/>
+          <w:i/>
+          <w:iCs/>
+        </w:rPr>
+        <w:t xml:space="preserve">OpenStreetMap </w:t>
+      </w:r>
+      <w:r>
+        <w:rPr>
+          <w:rFonts w:ascii="Arial" w:hAnsi="Arial" w:cs="Arial"/>
+        </w:rPr>
+        <w:t>szolgáltatásra mutató hivatkozást is megjelenít, amelyen keresztül a helyszín térképen is megtekinthető.</w:t>
+      </w:r>
+    </w:p>
+    <w:p>
+      <w:pPr>
+        <w:spacing w:line="360" w:lineRule="auto"/>
+        <w:jc w:val="both"/>
+        <w:rPr>
+          <w:rFonts w:ascii="Arial" w:hAnsi="Arial" w:cs="Arial"/>
+        </w:rPr>
+      </w:pPr>
+      <w:r>
+        <w:rPr>
+          <w:rFonts w:ascii="Arial" w:hAnsi="Arial" w:cs="Arial"/>
+        </w:rPr>
+        <w:t>5.</w:t>
+      </w:r>
+      <w:r>
+        <w:rPr>
+          <w:rFonts w:ascii="Arial" w:hAnsi="Arial" w:cs="Arial"/>
+        </w:rPr>
+        <w:t>3</w:t>
+      </w:r>
+      <w:r>
+        <w:rPr>
+          <w:rFonts w:ascii="Arial" w:hAnsi="Arial" w:cs="Arial"/>
+        </w:rPr>
+        <w:t>.2. Térképnézet</w:t>
+      </w:r>
+    </w:p>
+    <w:p>
+      <w:pPr>
+        <w:spacing w:line="360" w:lineRule="auto"/>
+        <w:jc w:val="both"/>
+        <w:rPr>
+          <w:rFonts w:ascii="Arial" w:hAnsi="Arial" w:cs="Arial"/>
+        </w:rPr>
+      </w:pPr>
+      <w:r>
+        <w:rPr>
+          <w:rFonts w:ascii="Arial" w:hAnsi="Arial" w:cs="Arial"/>
+        </w:rPr>
+        <w:t xml:space="preserve">A térképnézet a nyílt forráskódú </w:t>
+      </w:r>
+      <w:r>
+        <w:rPr>
+          <w:rFonts w:ascii="Arial" w:hAnsi="Arial" w:cs="Arial"/>
+          <w:i/>
+          <w:iCs/>
+        </w:rPr>
+        <w:t>Leaflet JavaScript</w:t>
+      </w:r>
+      <w:r>
+        <w:rPr>
+          <w:rFonts w:ascii="Arial" w:hAnsi="Arial" w:cs="Arial"/>
+        </w:rPr>
+        <w:t xml:space="preserve"> könyvtár és az </w:t>
+      </w:r>
+      <w:r>
+        <w:rPr>
+          <w:rFonts w:ascii="Arial" w:hAnsi="Arial" w:cs="Arial"/>
+          <w:i/>
+          <w:iCs/>
+        </w:rPr>
+        <w:t>OpenStreetMap</w:t>
+      </w:r>
+      <w:r>
+        <w:rPr>
+          <w:rFonts w:ascii="Arial" w:hAnsi="Arial" w:cs="Arial"/>
+        </w:rPr>
+        <w:t xml:space="preserve"> térképcsempe-szolgáltatás segítségével jeleníti meg a felhasználó meglátogatott helyeit egy interaktív világtérképen. Az oldal betöltésekor a rendszer létrehoz egy </w:t>
+      </w:r>
+      <w:r>
+        <w:rPr>
+          <w:rFonts w:ascii="Arial" w:hAnsi="Arial" w:cs="Arial"/>
+          <w:i/>
+          <w:iCs/>
+        </w:rPr>
+        <w:t>Leaflet</w:t>
+      </w:r>
+      <w:r>
+        <w:rPr>
+          <w:rFonts w:ascii="Arial" w:hAnsi="Arial" w:cs="Arial"/>
+        </w:rPr>
+        <w:t xml:space="preserve"> térképobjektumot, amelyre az </w:t>
+      </w:r>
+      <w:r>
+        <w:rPr>
+          <w:rFonts w:ascii="Arial" w:hAnsi="Arial" w:cs="Arial"/>
+          <w:i/>
+          <w:iCs/>
+        </w:rPr>
+        <w:t>OpenStreetMap</w:t>
+      </w:r>
+      <w:r>
+        <w:rPr>
+          <w:rFonts w:ascii="Arial" w:hAnsi="Arial" w:cs="Arial"/>
+        </w:rPr>
+        <w:t xml:space="preserve"> csempéit tölti be, majd a bejelentkezett felhasználó azonosítója alapján lekérdezi a </w:t>
+      </w:r>
+      <w:r>
+        <w:rPr>
+          <w:rFonts w:ascii="Arial" w:hAnsi="Arial" w:cs="Arial"/>
+          <w:i/>
+          <w:iCs/>
+        </w:rPr>
+        <w:t>/api/users/{user_id}/visited-places</w:t>
+      </w:r>
+      <w:r>
+        <w:rPr>
+          <w:rFonts w:ascii="Arial" w:hAnsi="Arial" w:cs="Arial"/>
+        </w:rPr>
+        <w:t xml:space="preserve"> végpontról a helyszínadatokat.</w:t>
+      </w:r>
+    </w:p>
+    <w:p>
+      <w:pPr>
+        <w:spacing w:line="360" w:lineRule="auto"/>
+        <w:jc w:val="both"/>
+        <w:rPr>
+          <w:rFonts w:ascii="Arial" w:hAnsi="Arial" w:cs="Arial"/>
+        </w:rPr>
+      </w:pPr>
       <w:r>
         <w:rPr>
           <w:rFonts w:ascii="Arial" w:hAnsi="Arial" w:cs="Arial"/>
         </w:rPr>
         <w:lastRenderedPageBreak/>
-        <w:t>a</w:t>
-      </w:r>
-      <w:r>
-        <w:rPr>
-          <w:rFonts w:ascii="Arial" w:hAnsi="Arial" w:cs="Arial"/>
-        </w:rPr>
-        <w:t>z</w:t>
+        <w:t>A visszakapott adatokat ugyan</w:t>
+      </w:r>
+      <w:r>
+        <w:rPr>
+          <w:rFonts w:ascii="Arial" w:hAnsi="Arial" w:cs="Arial"/>
+        </w:rPr>
+        <w:t>úgy</w:t>
+      </w:r>
+      <w:r>
+        <w:rPr>
+          <w:rFonts w:ascii="Arial" w:hAnsi="Arial" w:cs="Arial"/>
+        </w:rPr>
+        <w:t xml:space="preserve"> a </w:t>
+      </w:r>
+      <w:r>
+        <w:rPr>
+          <w:rFonts w:ascii="Arial" w:hAnsi="Arial" w:cs="Arial"/>
+          <w:i/>
+          <w:iCs/>
+        </w:rPr>
+        <w:t>normalizePlace</w:t>
+      </w:r>
+      <w:r>
+        <w:rPr>
+          <w:rFonts w:ascii="Arial" w:hAnsi="Arial" w:cs="Arial"/>
+        </w:rPr>
+        <w:t xml:space="preserve"> függvény alakítja át</w:t>
+      </w:r>
+      <w:r>
+        <w:rPr>
+          <w:rFonts w:ascii="Arial" w:hAnsi="Arial" w:cs="Arial"/>
+        </w:rPr>
+        <w:t>, mint a listanézetnél</w:t>
+      </w:r>
+      <w:r>
+        <w:rPr>
+          <w:rFonts w:ascii="Arial" w:hAnsi="Arial" w:cs="Arial"/>
+        </w:rPr>
+        <w:t>, amely ezúttal a helyszínek szélességi és hosszúsági koordinátáit is kinyeri és numerikus formátumra alakítja.</w:t>
       </w:r>
       <w:r>
         <w:rPr>
@@ -9068,6 +9661,65 @@
       <w:r>
         <w:rPr>
           <w:rFonts w:ascii="Arial" w:hAnsi="Arial" w:cs="Arial"/>
+        </w:rPr>
+        <w:t>Azok a helyszínek, amelyekhez a rögzítéskor nem sikerült koordinátát rendelni</w:t>
+      </w:r>
+      <w:r>
+        <w:rPr>
+          <w:rFonts w:ascii="Arial" w:hAnsi="Arial" w:cs="Arial"/>
+        </w:rPr>
+        <w:t xml:space="preserve">, </w:t>
+      </w:r>
+      <w:r>
+        <w:rPr>
+          <w:rFonts w:ascii="Arial" w:hAnsi="Arial" w:cs="Arial"/>
+        </w:rPr>
+        <w:t>figyelmeztető üzenet mellett kimaradnak a térképi megjelenítésből, mivel</w:t>
+      </w:r>
+      <w:r>
+        <w:rPr>
+          <w:rFonts w:ascii="Arial" w:hAnsi="Arial" w:cs="Arial"/>
+        </w:rPr>
+        <w:t xml:space="preserve"> koordináták hiányában</w:t>
+      </w:r>
+      <w:r>
+        <w:rPr>
+          <w:rFonts w:ascii="Arial" w:hAnsi="Arial" w:cs="Arial"/>
+        </w:rPr>
+        <w:t xml:space="preserve"> elhelyezésükre nincs mód.</w:t>
+      </w:r>
+    </w:p>
+    <w:p>
+      <w:pPr>
+        <w:spacing w:line="360" w:lineRule="auto"/>
+        <w:jc w:val="both"/>
+        <w:rPr>
+          <w:rFonts w:ascii="Arial" w:hAnsi="Arial" w:cs="Arial"/>
+        </w:rPr>
+      </w:pPr>
+      <w:r>
+        <w:rPr>
+          <w:rFonts w:ascii="Arial" w:hAnsi="Arial" w:cs="Arial"/>
+        </w:rPr>
+        <w:t xml:space="preserve">A megjeleníthető helyszínekhez a rendszer egy-egy jelölőt helyez el a térképen, amelyeket egy közös </w:t>
+      </w:r>
+      <w:r>
+        <w:rPr>
+          <w:rFonts w:ascii="Arial" w:hAnsi="Arial" w:cs="Arial"/>
+          <w:i/>
+          <w:iCs/>
+        </w:rPr>
+        <w:t>L.featureGroup</w:t>
+      </w:r>
+      <w:r>
+        <w:rPr>
+          <w:rFonts w:ascii="Arial" w:hAnsi="Arial" w:cs="Arial"/>
+        </w:rPr>
+        <w:t xml:space="preserve"> objektumban gyűjt össze; az egyes jelölőkre kattintva egy felugró popup jeleníti meg a helyszín nevét, a látogatás dátumát és a hozzá fűzött leírást, ez esetben is az </w:t>
+      </w:r>
+      <w:r>
+        <w:rPr>
+          <w:rFonts w:ascii="Arial" w:hAnsi="Arial" w:cs="Arial"/>
           <w:i/>
           <w:iCs/>
         </w:rPr>
@@ -9077,329 +9729,6 @@
         <w:rPr>
           <w:rFonts w:ascii="Arial" w:hAnsi="Arial" w:cs="Arial"/>
         </w:rPr>
-        <w:t xml:space="preserve"> segédfüggvényen vezeti át, ezáltal megelőzve a rosszindulatú HTML- vagy s</w:t>
-      </w:r>
-      <w:r>
-        <w:rPr>
-          <w:rFonts w:ascii="Arial" w:hAnsi="Arial" w:cs="Arial"/>
-        </w:rPr>
-        <w:t>criptkód</w:t>
-      </w:r>
-      <w:r>
-        <w:rPr>
-          <w:rFonts w:ascii="Arial" w:hAnsi="Arial" w:cs="Arial"/>
-        </w:rPr>
-        <w:t xml:space="preserve"> beágyazásából eredő biztonsági problémákat</w:t>
-      </w:r>
-      <w:r>
-        <w:rPr>
-          <w:rFonts w:ascii="Arial" w:hAnsi="Arial" w:cs="Arial"/>
-        </w:rPr>
-        <w:t xml:space="preserve">. </w:t>
-      </w:r>
-      <w:r>
-        <w:rPr>
-          <w:rFonts w:ascii="Arial" w:hAnsi="Arial" w:cs="Arial"/>
-        </w:rPr>
-        <w:t>Minden kártyán megjelenik egy interaktív, ötcsillagos értékelőelem is, am</w:t>
-      </w:r>
-      <w:r>
-        <w:rPr>
-          <w:rFonts w:ascii="Arial" w:hAnsi="Arial" w:cs="Arial"/>
-        </w:rPr>
-        <w:t>i</w:t>
-      </w:r>
-      <w:r>
-        <w:rPr>
-          <w:rFonts w:ascii="Arial" w:hAnsi="Arial" w:cs="Arial"/>
-        </w:rPr>
-        <w:t xml:space="preserve">nek valamelyik csillagára kattintva a kliens azonnal egy </w:t>
-      </w:r>
-      <w:r>
-        <w:rPr>
-          <w:rFonts w:ascii="Arial" w:hAnsi="Arial" w:cs="Arial"/>
-          <w:i/>
-          <w:iCs/>
-        </w:rPr>
-        <w:t>PUT</w:t>
-      </w:r>
-      <w:r>
-        <w:rPr>
-          <w:rFonts w:ascii="Arial" w:hAnsi="Arial" w:cs="Arial"/>
-        </w:rPr>
-        <w:t xml:space="preserve"> kérést küld a backend felé az adott helyszín azonosítójával és az új értékeléssel, majd a lista frissítésre kerül.</w:t>
-      </w:r>
-    </w:p>
-    <w:p>
-      <w:pPr>
-        <w:spacing w:line="360" w:lineRule="auto"/>
-        <w:jc w:val="both"/>
-        <w:rPr>
-          <w:rFonts w:ascii="Arial" w:hAnsi="Arial" w:cs="Arial"/>
-        </w:rPr>
-      </w:pPr>
-      <w:r>
-        <w:rPr>
-          <w:rFonts w:ascii="Arial" w:hAnsi="Arial" w:cs="Arial"/>
-        </w:rPr>
-        <w:t xml:space="preserve">Egy adott kártyára kattintva egy részletes nézet nyílik meg, amely egy HTML &lt;template&gt; elem klónozásával dinamikusan felépítve megjeleníti a helyszín összes adatát, beleértve a hozzá tartozó összes fényképet egy galéria formájában. Amennyiben a helyszínhez tartoznak koordináták, a rendszer egy, az </w:t>
-      </w:r>
-      <w:r>
-        <w:rPr>
-          <w:rFonts w:ascii="Arial" w:hAnsi="Arial" w:cs="Arial"/>
-          <w:i/>
-          <w:iCs/>
-        </w:rPr>
-        <w:t xml:space="preserve">OpenStreetMap </w:t>
-      </w:r>
-      <w:r>
-        <w:rPr>
-          <w:rFonts w:ascii="Arial" w:hAnsi="Arial" w:cs="Arial"/>
-        </w:rPr>
-        <w:t>szolgáltatásra mutató hivatkozást is megjelenít, amelyen keresztül a helyszín térképen is megtekinthető.</w:t>
-      </w:r>
-    </w:p>
-    <w:p>
-      <w:pPr>
-        <w:spacing w:line="360" w:lineRule="auto"/>
-        <w:jc w:val="both"/>
-        <w:rPr>
-          <w:rFonts w:ascii="Arial" w:hAnsi="Arial" w:cs="Arial"/>
-        </w:rPr>
-      </w:pPr>
-      <w:r>
-        <w:rPr>
-          <w:rFonts w:ascii="Arial" w:hAnsi="Arial" w:cs="Arial"/>
-        </w:rPr>
-        <w:t>5.</w:t>
-      </w:r>
-      <w:r>
-        <w:rPr>
-          <w:rFonts w:ascii="Arial" w:hAnsi="Arial" w:cs="Arial"/>
-        </w:rPr>
-        <w:t>3</w:t>
-      </w:r>
-      <w:r>
-        <w:rPr>
-          <w:rFonts w:ascii="Arial" w:hAnsi="Arial" w:cs="Arial"/>
-        </w:rPr>
-        <w:t>.2. Térképnézet</w:t>
-      </w:r>
-    </w:p>
-    <w:p>
-      <w:pPr>
-        <w:spacing w:line="360" w:lineRule="auto"/>
-        <w:jc w:val="both"/>
-        <w:rPr>
-          <w:rFonts w:ascii="Arial" w:hAnsi="Arial" w:cs="Arial"/>
-        </w:rPr>
-      </w:pPr>
-      <w:r>
-        <w:rPr>
-          <w:rFonts w:ascii="Arial" w:hAnsi="Arial" w:cs="Arial"/>
-        </w:rPr>
-        <w:t xml:space="preserve">A térképnézet a nyílt forráskódú </w:t>
-      </w:r>
-      <w:r>
-        <w:rPr>
-          <w:rFonts w:ascii="Arial" w:hAnsi="Arial" w:cs="Arial"/>
-          <w:i/>
-          <w:iCs/>
-        </w:rPr>
-        <w:t>Leaflet JavaScript</w:t>
-      </w:r>
-      <w:r>
-        <w:rPr>
-          <w:rFonts w:ascii="Arial" w:hAnsi="Arial" w:cs="Arial"/>
-        </w:rPr>
-        <w:t xml:space="preserve"> könyvtár és az </w:t>
-      </w:r>
-      <w:r>
-        <w:rPr>
-          <w:rFonts w:ascii="Arial" w:hAnsi="Arial" w:cs="Arial"/>
-          <w:i/>
-          <w:iCs/>
-        </w:rPr>
-        <w:t>OpenStreetMap</w:t>
-      </w:r>
-      <w:r>
-        <w:rPr>
-          <w:rFonts w:ascii="Arial" w:hAnsi="Arial" w:cs="Arial"/>
-        </w:rPr>
-        <w:t xml:space="preserve"> térképcsempe-szolgáltatás segítségével jeleníti meg a felhasználó meglátogatott helyeit egy interaktív világtérképen. Az oldal betöltésekor a rendszer létrehoz egy </w:t>
-      </w:r>
-      <w:r>
-        <w:rPr>
-          <w:rFonts w:ascii="Arial" w:hAnsi="Arial" w:cs="Arial"/>
-          <w:i/>
-          <w:iCs/>
-        </w:rPr>
-        <w:t>Leaflet</w:t>
-      </w:r>
-      <w:r>
-        <w:rPr>
-          <w:rFonts w:ascii="Arial" w:hAnsi="Arial" w:cs="Arial"/>
-        </w:rPr>
-        <w:t xml:space="preserve"> térképobjektumot, amelyre az </w:t>
-      </w:r>
-      <w:r>
-        <w:rPr>
-          <w:rFonts w:ascii="Arial" w:hAnsi="Arial" w:cs="Arial"/>
-          <w:i/>
-          <w:iCs/>
-        </w:rPr>
-        <w:t>OpenStreetMap</w:t>
-      </w:r>
-      <w:r>
-        <w:rPr>
-          <w:rFonts w:ascii="Arial" w:hAnsi="Arial" w:cs="Arial"/>
-        </w:rPr>
-        <w:t xml:space="preserve"> csempéit tölti be, majd a bejelentkezett felhasználó azonosítója alapján lekérdezi a </w:t>
-      </w:r>
-      <w:r>
-        <w:rPr>
-          <w:rFonts w:ascii="Arial" w:hAnsi="Arial" w:cs="Arial"/>
-          <w:i/>
-          <w:iCs/>
-        </w:rPr>
-        <w:t>/api/users/{user_id}/visited-places</w:t>
-      </w:r>
-      <w:r>
-        <w:rPr>
-          <w:rFonts w:ascii="Arial" w:hAnsi="Arial" w:cs="Arial"/>
-        </w:rPr>
-        <w:t xml:space="preserve"> végpontról a helyszínadatokat.</w:t>
-      </w:r>
-    </w:p>
-    <w:p>
-      <w:pPr>
-        <w:spacing w:line="360" w:lineRule="auto"/>
-        <w:jc w:val="both"/>
-        <w:rPr>
-          <w:rFonts w:ascii="Arial" w:hAnsi="Arial" w:cs="Arial"/>
-        </w:rPr>
-      </w:pPr>
-      <w:r>
-        <w:rPr>
-          <w:rFonts w:ascii="Arial" w:hAnsi="Arial" w:cs="Arial"/>
-        </w:rPr>
-        <w:t>A visszakapott adatokat ugyan</w:t>
-      </w:r>
-      <w:r>
-        <w:rPr>
-          <w:rFonts w:ascii="Arial" w:hAnsi="Arial" w:cs="Arial"/>
-        </w:rPr>
-        <w:t>úgy</w:t>
-      </w:r>
-      <w:r>
-        <w:rPr>
-          <w:rFonts w:ascii="Arial" w:hAnsi="Arial" w:cs="Arial"/>
-        </w:rPr>
-        <w:t xml:space="preserve"> a </w:t>
-      </w:r>
-      <w:r>
-        <w:rPr>
-          <w:rFonts w:ascii="Arial" w:hAnsi="Arial" w:cs="Arial"/>
-          <w:i/>
-          <w:iCs/>
-        </w:rPr>
-        <w:t>normalizePlace</w:t>
-      </w:r>
-      <w:r>
-        <w:rPr>
-          <w:rFonts w:ascii="Arial" w:hAnsi="Arial" w:cs="Arial"/>
-        </w:rPr>
-        <w:t xml:space="preserve"> függvény alakítja át</w:t>
-      </w:r>
-      <w:r>
-        <w:rPr>
-          <w:rFonts w:ascii="Arial" w:hAnsi="Arial" w:cs="Arial"/>
-        </w:rPr>
-        <w:t>, mint a listanézetnél</w:t>
-      </w:r>
-      <w:r>
-        <w:rPr>
-          <w:rFonts w:ascii="Arial" w:hAnsi="Arial" w:cs="Arial"/>
-        </w:rPr>
-        <w:t>, amely ezúttal a helyszínek szélességi és hosszúsági koordinátáit is kinyeri és numerikus formátumra alakítja.</w:t>
-      </w:r>
-      <w:r>
-        <w:rPr>
-          <w:rFonts w:ascii="Arial" w:hAnsi="Arial" w:cs="Arial"/>
-        </w:rPr>
-        <w:t xml:space="preserve"> </w:t>
-      </w:r>
-      <w:r>
-        <w:rPr>
-          <w:rFonts w:ascii="Arial" w:hAnsi="Arial" w:cs="Arial"/>
-        </w:rPr>
-        <w:t>Azok a helyszínek, amelyekhez a rögzítéskor nem sikerült koordinátát rendelni</w:t>
-      </w:r>
-      <w:r>
-        <w:rPr>
-          <w:rFonts w:ascii="Arial" w:hAnsi="Arial" w:cs="Arial"/>
-        </w:rPr>
-        <w:t xml:space="preserve">, </w:t>
-      </w:r>
-      <w:r>
-        <w:rPr>
-          <w:rFonts w:ascii="Arial" w:hAnsi="Arial" w:cs="Arial"/>
-        </w:rPr>
-        <w:t>figyelmeztető üzenet mellett kimaradnak a térképi megjelenítésből, mivel</w:t>
-      </w:r>
-      <w:r>
-        <w:rPr>
-          <w:rFonts w:ascii="Arial" w:hAnsi="Arial" w:cs="Arial"/>
-        </w:rPr>
-        <w:t xml:space="preserve"> koordináták hiányában</w:t>
-      </w:r>
-      <w:r>
-        <w:rPr>
-          <w:rFonts w:ascii="Arial" w:hAnsi="Arial" w:cs="Arial"/>
-        </w:rPr>
-        <w:t xml:space="preserve"> elhelyezésükre nincs mód.</w:t>
-      </w:r>
-    </w:p>
-    <w:p>
-      <w:pPr>
-        <w:spacing w:line="360" w:lineRule="auto"/>
-        <w:jc w:val="both"/>
-        <w:rPr>
-          <w:rFonts w:ascii="Arial" w:hAnsi="Arial" w:cs="Arial"/>
-        </w:rPr>
-      </w:pPr>
-      <w:r>
-        <w:rPr>
-          <w:rFonts w:ascii="Arial" w:hAnsi="Arial" w:cs="Arial"/>
-        </w:rPr>
-        <w:t xml:space="preserve">A megjeleníthető helyszínekhez a rendszer egy-egy jelölőt helyez el a térképen, amelyeket egy közös </w:t>
-      </w:r>
-      <w:r>
-        <w:rPr>
-          <w:rFonts w:ascii="Arial" w:hAnsi="Arial" w:cs="Arial"/>
-          <w:i/>
-          <w:iCs/>
-        </w:rPr>
-        <w:t>L.featureGroup</w:t>
-      </w:r>
-      <w:r>
-        <w:rPr>
-          <w:rFonts w:ascii="Arial" w:hAnsi="Arial" w:cs="Arial"/>
-        </w:rPr>
-        <w:t xml:space="preserve"> objektumban gyűjt össze; az egyes jelölőkre kattintva egy felugró popup jeleníti meg a helyszín nevét, a látogatás dátumát és a hozzá fűzött leírást, ez esetben is az </w:t>
-      </w:r>
-      <w:r>
-        <w:rPr>
-          <w:rFonts w:ascii="Arial" w:hAnsi="Arial" w:cs="Arial"/>
-          <w:i/>
-          <w:iCs/>
-        </w:rPr>
-        <w:t>escapeHtml</w:t>
-      </w:r>
-      <w:r>
-        <w:rPr>
-          <w:rFonts w:ascii="Arial" w:hAnsi="Arial" w:cs="Arial"/>
-        </w:rPr>
         <w:t xml:space="preserve"> függvényen átvezetve a szöveges tartalmat a biztonságos megjelenítés érdekében. Miután az összes jelölő elhelyezésre került, a rendszer a </w:t>
       </w:r>
       <w:r>
@@ -9441,7 +9770,6 @@
         <w:rPr>
           <w:rFonts w:ascii="Arial" w:hAnsi="Arial" w:cs="Arial"/>
         </w:rPr>
-        <w:lastRenderedPageBreak/>
         <w:t>A lista- és a térképnézet között a felhasználó egy erre szolgáló gombbal bármikor válthat, így a két megjelenítési mód kiegészíti egymást: a listanézet a részletes adatkezelésre, a térképnézet pedig az utazások földrajzi áttekintésére nyújt lehetőséget.</w:t>
       </w:r>
     </w:p>
@@ -9600,6 +9928,7 @@
         <w:rPr>
           <w:rFonts w:ascii="Arial" w:hAnsi="Arial" w:cs="Arial"/>
         </w:rPr>
+        <w:lastRenderedPageBreak/>
         <w:t>A fényképfeltöltés</w:t>
       </w:r>
       <w:r>
@@ -9712,7 +10041,6 @@
         <w:rPr>
           <w:rFonts w:ascii="Arial" w:hAnsi="Arial" w:cs="Arial"/>
         </w:rPr>
-        <w:lastRenderedPageBreak/>
         <w:t>A helyszín sikeres létrehozását követően</w:t>
       </w:r>
       <w:r>
@@ -9984,6 +10312,7 @@
         <w:rPr>
           <w:rFonts w:ascii="Arial" w:hAnsi="Arial" w:cs="Arial"/>
         </w:rPr>
+        <w:lastRenderedPageBreak/>
         <w:t>5.</w:t>
       </w:r>
       <w:r>
@@ -10067,6 +10396,272 @@
         <w:jc w:val="both"/>
         <w:rPr>
           <w:rFonts w:ascii="Arial" w:hAnsi="Arial" w:cs="Arial"/>
+        </w:rPr>
+      </w:pPr>
+      <w:r>
+        <w:rPr>
+          <w:rFonts w:ascii="Arial" w:hAnsi="Arial" w:cs="Arial"/>
+        </w:rPr>
+        <w:t>A rendszer</w:t>
+      </w:r>
+      <w:r>
+        <w:rPr>
+          <w:rFonts w:ascii="Arial" w:hAnsi="Arial" w:cs="Arial"/>
+        </w:rPr>
+        <w:t>nek van egy dedikált beállítások oldala</w:t>
+      </w:r>
+      <w:r>
+        <w:rPr>
+          <w:rFonts w:ascii="Arial" w:hAnsi="Arial" w:cs="Arial"/>
+        </w:rPr>
+        <w:t>, amelyen keresztül a felhasználó testreszabhatja az alkalmazás megjelenését és az AI-alapú útiterv-generáláshoz használt nyelvi modell szolgáltatóját. A funkció három, egymástól független beállítási csoportból áll: téma, nyelv, valamint az AI szolgáltató kiválasztása.</w:t>
+      </w:r>
+    </w:p>
+    <w:p>
+      <w:pPr>
+        <w:spacing w:line="360" w:lineRule="auto"/>
+        <w:jc w:val="both"/>
+        <w:rPr>
+          <w:rFonts w:ascii="Arial" w:hAnsi="Arial" w:cs="Arial"/>
+        </w:rPr>
+      </w:pPr>
+      <w:r>
+        <w:rPr>
+          <w:rFonts w:ascii="Arial" w:hAnsi="Arial" w:cs="Arial"/>
+        </w:rPr>
+        <w:t xml:space="preserve">5.7.1. </w:t>
+      </w:r>
+      <w:r>
+        <w:rPr>
+          <w:rFonts w:ascii="Arial" w:hAnsi="Arial" w:cs="Arial"/>
+        </w:rPr>
+        <w:t>Téma és nyelv kiválasztása</w:t>
+      </w:r>
+    </w:p>
+    <w:p>
+      <w:pPr>
+        <w:spacing w:line="360" w:lineRule="auto"/>
+        <w:jc w:val="both"/>
+        <w:rPr>
+          <w:rFonts w:ascii="Arial" w:hAnsi="Arial" w:cs="Arial"/>
+        </w:rPr>
+      </w:pPr>
+      <w:r>
+        <w:rPr>
+          <w:rFonts w:ascii="Arial" w:hAnsi="Arial" w:cs="Arial"/>
+        </w:rPr>
+        <w:t xml:space="preserve">Az oldal betöltésekor a kliens oldali script a böngésző </w:t>
+      </w:r>
+      <w:r>
+        <w:rPr>
+          <w:rFonts w:ascii="Arial" w:hAnsi="Arial" w:cs="Arial"/>
+          <w:i/>
+          <w:iCs/>
+        </w:rPr>
+        <w:t>localStorage</w:t>
+      </w:r>
+      <w:r>
+        <w:rPr>
+          <w:rFonts w:ascii="Arial" w:hAnsi="Arial" w:cs="Arial"/>
+        </w:rPr>
+        <w:t xml:space="preserve"> tárolójából olvassa ki a korábban elmentett téma- és nyelvbeállítást</w:t>
+      </w:r>
+      <w:r>
+        <w:rPr>
+          <w:rFonts w:ascii="Arial" w:hAnsi="Arial" w:cs="Arial"/>
+        </w:rPr>
+        <w:t xml:space="preserve">, </w:t>
+      </w:r>
+      <w:r>
+        <w:rPr>
+          <w:rFonts w:ascii="Arial" w:hAnsi="Arial" w:cs="Arial"/>
+        </w:rPr>
+        <w:t xml:space="preserve">alapértelmezett értékként sötét témát és angol nyelvet feltételezve, amennyiben még nem történt korábbi mentés. A kiolvasott értékeket a rendszer egyrészt a legördülő menük aktuális állapotaként jeleníti meg, másrészt azonnal alkalmazza is: a témát az </w:t>
+      </w:r>
+      <w:r>
+        <w:rPr>
+          <w:rFonts w:ascii="Arial" w:hAnsi="Arial" w:cs="Arial"/>
+          <w:i/>
+          <w:iCs/>
+        </w:rPr>
+        <w:t>applyAppTheme</w:t>
+      </w:r>
+      <w:r>
+        <w:rPr>
+          <w:rFonts w:ascii="Arial" w:hAnsi="Arial" w:cs="Arial"/>
+        </w:rPr>
+        <w:t xml:space="preserve"> globális függvény állítja be, míg a nyelvet az i18n modul </w:t>
+      </w:r>
+      <w:r>
+        <w:rPr>
+          <w:rFonts w:ascii="Arial" w:hAnsi="Arial" w:cs="Arial"/>
+          <w:i/>
+          <w:iCs/>
+        </w:rPr>
+        <w:t>setLanguage</w:t>
+      </w:r>
+      <w:r>
+        <w:rPr>
+          <w:rFonts w:ascii="Arial" w:hAnsi="Arial" w:cs="Arial"/>
+        </w:rPr>
+        <w:t xml:space="preserve"> és </w:t>
+      </w:r>
+      <w:r>
+        <w:rPr>
+          <w:rFonts w:ascii="Arial" w:hAnsi="Arial" w:cs="Arial"/>
+          <w:i/>
+          <w:iCs/>
+        </w:rPr>
+        <w:t>applyToPage</w:t>
+      </w:r>
+      <w:r>
+        <w:rPr>
+          <w:rFonts w:ascii="Arial" w:hAnsi="Arial" w:cs="Arial"/>
+        </w:rPr>
+        <w:t xml:space="preserve"> metódusai vezetik át a felületen. Amennyiben a felhasználó az "Auto (System)" témaopciót választja, a rendszer egy külön eseményfigyelőt is regisztrál, amely az operációs rendszer téma-beállításának változását követi.</w:t>
+      </w:r>
+    </w:p>
+    <w:p>
+      <w:pPr>
+        <w:spacing w:line="360" w:lineRule="auto"/>
+        <w:jc w:val="both"/>
+        <w:rPr>
+          <w:rFonts w:ascii="Arial" w:hAnsi="Arial" w:cs="Arial"/>
+        </w:rPr>
+      </w:pPr>
+      <w:r>
+        <w:rPr>
+          <w:rFonts w:ascii="Arial" w:hAnsi="Arial" w:cs="Arial"/>
+        </w:rPr>
+        <w:t xml:space="preserve">Az űrlap elküldésekor a rendszer a kiválasztott téma- és nyelvi értékeket elmenti a </w:t>
+      </w:r>
+      <w:r>
+        <w:rPr>
+          <w:rFonts w:ascii="Arial" w:hAnsi="Arial" w:cs="Arial"/>
+          <w:i/>
+          <w:iCs/>
+        </w:rPr>
+        <w:t>localStorage</w:t>
+      </w:r>
+      <w:r>
+        <w:rPr>
+          <w:rFonts w:ascii="Arial" w:hAnsi="Arial" w:cs="Arial"/>
+        </w:rPr>
+        <w:t>-ba, majd újra alkalmazza azokat a felületen. A sikeres mentésről a felhasználó egy rövid, néhány másodperc után automatikusan eltűnő visszajelző üzenetet kap.</w:t>
+      </w:r>
+    </w:p>
+    <w:p>
+      <w:pPr>
+        <w:spacing w:line="360" w:lineRule="auto"/>
+        <w:jc w:val="both"/>
+        <w:rPr>
+          <w:rFonts w:ascii="Arial" w:hAnsi="Arial" w:cs="Arial"/>
+        </w:rPr>
+      </w:pPr>
+      <w:r>
+        <w:rPr>
+          <w:rFonts w:ascii="Arial" w:hAnsi="Arial" w:cs="Arial"/>
+        </w:rPr>
+        <w:t xml:space="preserve">5.7.2. </w:t>
+      </w:r>
+      <w:r>
+        <w:rPr>
+          <w:rFonts w:ascii="Arial" w:hAnsi="Arial" w:cs="Arial"/>
+        </w:rPr>
+        <w:t>AI szolgáltató kiválasztása</w:t>
+      </w:r>
+    </w:p>
+    <w:p>
+      <w:pPr>
+        <w:spacing w:line="360" w:lineRule="auto"/>
+        <w:jc w:val="both"/>
+        <w:rPr>
+          <w:rFonts w:ascii="Arial" w:hAnsi="Arial" w:cs="Arial"/>
+        </w:rPr>
+      </w:pPr>
+      <w:r>
+        <w:rPr>
+          <w:rFonts w:ascii="Arial" w:hAnsi="Arial" w:cs="Arial"/>
+        </w:rPr>
+        <w:t>A beállítások oldal emellett lehetőséget biztosít arra is, hogy a felhasználó kiválassza, mely mesterséges intelligencia szolgáltatót kívánja használni az útitervek generálásához: a felhő alapú DeepSeek API-t, vagy a helyben futtatott Ollama modellt</w:t>
+      </w:r>
+      <w:r>
+        <w:rPr>
+          <w:rFonts w:ascii="Arial" w:hAnsi="Arial" w:cs="Arial"/>
+        </w:rPr>
+        <w:t xml:space="preserve"> (ez jelenleg a hosztolt verzióban nem elérhető)</w:t>
+      </w:r>
+      <w:r>
+        <w:rPr>
+          <w:rFonts w:ascii="Arial" w:hAnsi="Arial" w:cs="Arial"/>
+        </w:rPr>
+        <w:t>. Mivel ez a beállítás a felhasználói fiókhoz kötött, kizárólag bejelentkezett felhasználók számára érhető el; amennyiben a rendszer nem talál bejelentkezett felhasználót, a választási lehetőség elrejtésre kerül, és helyette egy, a bejelentkezés szükségességére figyelmeztető üzenet jelenik meg.</w:t>
+      </w:r>
+    </w:p>
+    <w:p>
+      <w:pPr>
+        <w:spacing w:line="360" w:lineRule="auto"/>
+        <w:jc w:val="both"/>
+        <w:rPr>
+          <w:rFonts w:ascii="Arial" w:hAnsi="Arial" w:cs="Arial"/>
+        </w:rPr>
+      </w:pPr>
+      <w:r>
+        <w:rPr>
+          <w:rFonts w:ascii="Arial" w:hAnsi="Arial" w:cs="Arial"/>
+        </w:rPr>
+        <w:lastRenderedPageBreak/>
+        <w:t xml:space="preserve">Bejelentkezett felhasználó esetén az oldal betöltésekor a kliens egy GET kéréssel lekérdezi a felhasználó adatait a </w:t>
+      </w:r>
+      <w:r>
+        <w:rPr>
+          <w:rFonts w:ascii="Arial" w:hAnsi="Arial" w:cs="Arial"/>
+          <w:i/>
+          <w:iCs/>
+        </w:rPr>
+        <w:t>/api/users/{user_id}</w:t>
+      </w:r>
+      <w:r>
+        <w:rPr>
+          <w:rFonts w:ascii="Arial" w:hAnsi="Arial" w:cs="Arial"/>
+        </w:rPr>
+        <w:t xml:space="preserve"> végpontról, és az abban szereplő </w:t>
+      </w:r>
+      <w:r>
+        <w:rPr>
+          <w:rFonts w:ascii="Arial" w:hAnsi="Arial" w:cs="Arial"/>
+          <w:i/>
+          <w:iCs/>
+        </w:rPr>
+        <w:t>preferred_llm_provider</w:t>
+      </w:r>
+      <w:r>
+        <w:rPr>
+          <w:rFonts w:ascii="Arial" w:hAnsi="Arial" w:cs="Arial"/>
+        </w:rPr>
+        <w:t xml:space="preserve"> mező alapján jelöli ki az aktuálisan kiválasztott szolgáltatót (alapértelmezésként a DeepSeek-et használva, amennyiben a mező nem Ollama-t jelöl, vagy a lekérdezés sikertelen). Amikor a felhasználó a két opció közül választ, a kliens azonnal, egy PUT kéréssel frissíti a </w:t>
+      </w:r>
+      <w:r>
+        <w:rPr>
+          <w:rFonts w:ascii="Arial" w:hAnsi="Arial" w:cs="Arial"/>
+          <w:i/>
+          <w:iCs/>
+        </w:rPr>
+        <w:t>preferred_llm_provider</w:t>
+      </w:r>
+      <w:r>
+        <w:rPr>
+          <w:rFonts w:ascii="Arial" w:hAnsi="Arial" w:cs="Arial"/>
+        </w:rPr>
+        <w:t xml:space="preserve"> mezőt a szerveren, majd a kérés kimenetelétől függően sikeres mentésről vagy hibáról tájékoztató, néhány másodperc után automatikusan eltűnő státuszüzenetet jelenít meg.</w:t>
+      </w:r>
+    </w:p>
+    <w:p>
+      <w:pPr>
+        <w:spacing w:line="360" w:lineRule="auto"/>
+        <w:jc w:val="both"/>
+        <w:rPr>
+          <w:rFonts w:ascii="Arial" w:hAnsi="Arial" w:cs="Arial"/>
           <w:sz w:val="28"/>
           <w:szCs w:val="28"/>
         </w:rPr>
@@ -10102,6 +10697,411 @@
         <w:jc w:val="both"/>
         <w:rPr>
           <w:rFonts w:ascii="Arial" w:hAnsi="Arial" w:cs="Arial"/>
+        </w:rPr>
+      </w:pPr>
+      <w:r>
+        <w:rPr>
+          <w:rFonts w:ascii="Arial" w:hAnsi="Arial" w:cs="Arial"/>
+        </w:rPr>
+        <w:t>A profil oldal a bejelentkezett felhasználó fiókjának áttekintő nézeteként funkcionál: megjeleníti az alapvető fiókadatokat, néhány összesítő statisztikát, valamint innen érhetők el a fiókkezeléssel kapcsolatos műveletek (profilszerkesztés, kijelentkezés).</w:t>
+      </w:r>
+    </w:p>
+    <w:p>
+      <w:pPr>
+        <w:spacing w:line="360" w:lineRule="auto"/>
+        <w:jc w:val="both"/>
+        <w:rPr>
+          <w:rFonts w:ascii="Arial" w:hAnsi="Arial" w:cs="Arial"/>
+        </w:rPr>
+      </w:pPr>
+      <w:r>
+        <w:rPr>
+          <w:rFonts w:ascii="Arial" w:hAnsi="Arial" w:cs="Arial"/>
+        </w:rPr>
+        <w:t xml:space="preserve">5.8.1. </w:t>
+      </w:r>
+      <w:r>
+        <w:rPr>
+          <w:rFonts w:ascii="Arial" w:hAnsi="Arial" w:cs="Arial"/>
+        </w:rPr>
+        <w:t>Autentikáció ellenőrzése és alapadatok betöltése</w:t>
+      </w:r>
+    </w:p>
+    <w:p>
+      <w:pPr>
+        <w:spacing w:line="360" w:lineRule="auto"/>
+        <w:jc w:val="both"/>
+        <w:rPr>
+          <w:rFonts w:ascii="Arial" w:hAnsi="Arial" w:cs="Arial"/>
+        </w:rPr>
+      </w:pPr>
+      <w:r>
+        <w:rPr>
+          <w:rFonts w:ascii="Arial" w:hAnsi="Arial" w:cs="Arial"/>
+        </w:rPr>
+        <w:t xml:space="preserve">Az oldal betöltésekor a kliens oldali script először a </w:t>
+      </w:r>
+      <w:r>
+        <w:rPr>
+          <w:rFonts w:ascii="Arial" w:hAnsi="Arial" w:cs="Arial"/>
+          <w:i/>
+          <w:iCs/>
+        </w:rPr>
+        <w:t>localStorage</w:t>
+      </w:r>
+      <w:r>
+        <w:rPr>
+          <w:rFonts w:ascii="Arial" w:hAnsi="Arial" w:cs="Arial"/>
+        </w:rPr>
+        <w:t xml:space="preserve"> tárolóból olvassa ki a bejelentkezett felhasználó azonosítóját és felhasználónevét. Amennyiben ezek egyike hiányzik, a rendszer nem kísérli meg az adatlekérdezést, hanem egy "Guest" feliratú, be nem jelentkezett állapotot jelenít meg, ahol a fiókműveletek helyén egy bejelentkezésre és regisztrációra felszólító üzenet, valamint a megfelelő oldalakra mutató gombok jelennek meg.</w:t>
+      </w:r>
+    </w:p>
+    <w:p>
+      <w:pPr>
+        <w:spacing w:line="360" w:lineRule="auto"/>
+        <w:jc w:val="both"/>
+        <w:rPr>
+          <w:rFonts w:ascii="Arial" w:hAnsi="Arial" w:cs="Arial"/>
+        </w:rPr>
+      </w:pPr>
+      <w:r>
+        <w:rPr>
+          <w:rFonts w:ascii="Arial" w:hAnsi="Arial" w:cs="Arial"/>
+        </w:rPr>
+        <w:t xml:space="preserve">Bejelentkezett felhasználó esetén az oldal a </w:t>
+      </w:r>
+      <w:r>
+        <w:rPr>
+          <w:rFonts w:ascii="Arial" w:hAnsi="Arial" w:cs="Arial"/>
+          <w:i/>
+          <w:iCs/>
+        </w:rPr>
+        <w:t>localStorage</w:t>
+      </w:r>
+      <w:r>
+        <w:rPr>
+          <w:rFonts w:ascii="Arial" w:hAnsi="Arial" w:cs="Arial"/>
+        </w:rPr>
+        <w:t xml:space="preserve">-ban tárolt felhasználónevet azonnal, ideiglenesen megjeleníti, majd egy GET kéréssel lekérdezi a felhasználó friss adatait a </w:t>
+      </w:r>
+      <w:r>
+        <w:rPr>
+          <w:rFonts w:ascii="Arial" w:hAnsi="Arial" w:cs="Arial"/>
+          <w:i/>
+          <w:iCs/>
+        </w:rPr>
+        <w:t>/api/users/{user_id}</w:t>
+      </w:r>
+      <w:r>
+        <w:rPr>
+          <w:rFonts w:ascii="Arial" w:hAnsi="Arial" w:cs="Arial"/>
+        </w:rPr>
+        <w:t xml:space="preserve"> végpontról, és ezekkel (felhasználónév, email cím) frissíti a felületet. Ezzel párhuzamosan két további lekérdezés is történik: a </w:t>
+      </w:r>
+      <w:r>
+        <w:rPr>
+          <w:rFonts w:ascii="Arial" w:hAnsi="Arial" w:cs="Arial"/>
+          <w:i/>
+          <w:iCs/>
+        </w:rPr>
+        <w:t>/api/users/{user_id}/visited-places</w:t>
+      </w:r>
+      <w:r>
+        <w:rPr>
+          <w:rFonts w:ascii="Arial" w:hAnsi="Arial" w:cs="Arial"/>
+        </w:rPr>
+        <w:t xml:space="preserve"> végpont a meglátogatott helyek számát, a </w:t>
+      </w:r>
+      <w:r>
+        <w:rPr>
+          <w:rFonts w:ascii="Arial" w:hAnsi="Arial" w:cs="Arial"/>
+          <w:i/>
+          <w:iCs/>
+        </w:rPr>
+        <w:t>/api/users/{user_id}/planned-trips</w:t>
+      </w:r>
+      <w:r>
+        <w:rPr>
+          <w:rFonts w:ascii="Arial" w:hAnsi="Arial" w:cs="Arial"/>
+        </w:rPr>
+        <w:t xml:space="preserve"> végpont pedig a megtervezett utazások számát adja vissza, amelyek a "Statisztikák" szekcióban jelennek meg.</w:t>
+      </w:r>
+    </w:p>
+    <w:p>
+      <w:pPr>
+        <w:spacing w:line="360" w:lineRule="auto"/>
+        <w:jc w:val="both"/>
+        <w:rPr>
+          <w:rFonts w:ascii="Arial" w:hAnsi="Arial" w:cs="Arial"/>
+        </w:rPr>
+      </w:pPr>
+      <w:r>
+        <w:rPr>
+          <w:rFonts w:ascii="Arial" w:hAnsi="Arial" w:cs="Arial"/>
+        </w:rPr>
+        <w:t xml:space="preserve">5.8.2. </w:t>
+      </w:r>
+      <w:r>
+        <w:rPr>
+          <w:rFonts w:ascii="Arial" w:hAnsi="Arial" w:cs="Arial"/>
+        </w:rPr>
+        <w:t>Avatar megjelenítés</w:t>
+      </w:r>
+    </w:p>
+    <w:p>
+      <w:pPr>
+        <w:spacing w:line="360" w:lineRule="auto"/>
+        <w:jc w:val="both"/>
+        <w:rPr>
+          <w:rFonts w:ascii="Arial" w:hAnsi="Arial" w:cs="Arial"/>
+        </w:rPr>
+      </w:pPr>
+      <w:r>
+        <w:rPr>
+          <w:rFonts w:ascii="Arial" w:hAnsi="Arial" w:cs="Arial"/>
+        </w:rPr>
+        <w:t xml:space="preserve">A felhasználó profilképeként a rendszer kétféle megoldást alkalmaz. Amennyiben a felhasználó Google-fiókkal jelentkezett be és a hozzá tartozó profilkép URL-je elérhető a </w:t>
+      </w:r>
+      <w:r>
+        <w:rPr>
+          <w:rFonts w:ascii="Arial" w:hAnsi="Arial" w:cs="Arial"/>
+          <w:i/>
+          <w:iCs/>
+        </w:rPr>
+        <w:t>localStorage</w:t>
+      </w:r>
+      <w:r>
+        <w:rPr>
+          <w:rFonts w:ascii="Arial" w:hAnsi="Arial" w:cs="Arial"/>
+        </w:rPr>
+        <w:t xml:space="preserve">-ban, a rendszer ezt a képet tölti be és jeleníti meg; a kép sikertelen betöltése esetén automatikusan visszaáll az alapértelmezett megjelenítésre. </w:t>
+      </w:r>
+      <w:r>
+        <w:rPr>
+          <w:rFonts w:ascii="Arial" w:hAnsi="Arial" w:cs="Arial"/>
+        </w:rPr>
+        <w:lastRenderedPageBreak/>
+        <w:t>Amennyiben nincs elérhető Google-profilkép, a rendszer a felhasználónévből  generál egy monogramot: két szóközzel, ponttal, aláhúzásjellel vagy kötőjellel elválasztott névrész esetén azok kezdőbetűit, egyéb esetben a név első egy-két karakterét használva.</w:t>
+      </w:r>
+    </w:p>
+    <w:p>
+      <w:pPr>
+        <w:spacing w:line="360" w:lineRule="auto"/>
+        <w:jc w:val="both"/>
+        <w:rPr>
+          <w:rFonts w:ascii="Arial" w:hAnsi="Arial" w:cs="Arial"/>
+        </w:rPr>
+      </w:pPr>
+      <w:r>
+        <w:rPr>
+          <w:rFonts w:ascii="Arial" w:hAnsi="Arial" w:cs="Arial"/>
+        </w:rPr>
+        <w:t xml:space="preserve">5.8.3. </w:t>
+      </w:r>
+      <w:r>
+        <w:rPr>
+          <w:rFonts w:ascii="Arial" w:hAnsi="Arial" w:cs="Arial"/>
+        </w:rPr>
+        <w:t>Fiókműveletek</w:t>
+      </w:r>
+    </w:p>
+    <w:p>
+      <w:pPr>
+        <w:spacing w:line="360" w:lineRule="auto"/>
+        <w:jc w:val="both"/>
+        <w:rPr>
+          <w:rFonts w:ascii="Arial" w:hAnsi="Arial" w:cs="Arial"/>
+        </w:rPr>
+      </w:pPr>
+      <w:r>
+        <w:rPr>
+          <w:rFonts w:ascii="Arial" w:hAnsi="Arial" w:cs="Arial"/>
+        </w:rPr>
+        <w:t xml:space="preserve">A sikeres adatbetöltést követően a "Fiók" szekció dinamikusan felépül, és két lehetőséget kínál a felhasználó számára: a profil szerkesztésére mutató hivatkozást, valamint egy kijelentkezés gombot. A kijelentkezés gomb megnyomására a rendszer egy megerősítő párbeszédablakot jelenít meg; jóváhagyás esetén a kliens eltávolítja a </w:t>
+      </w:r>
+      <w:r>
+        <w:rPr>
+          <w:rFonts w:ascii="Arial" w:hAnsi="Arial" w:cs="Arial"/>
+          <w:i/>
+          <w:iCs/>
+        </w:rPr>
+        <w:t>localStorage</w:t>
+      </w:r>
+      <w:r>
+        <w:rPr>
+          <w:rFonts w:ascii="Arial" w:hAnsi="Arial" w:cs="Arial"/>
+        </w:rPr>
+        <w:t>-ból a bejelentkezéshez tartozó összes adatot, majd a felhasználót a bejelentkezési oldalra irányítja át.</w:t>
+      </w:r>
+    </w:p>
+    <w:p>
+      <w:pPr>
+        <w:spacing w:line="360" w:lineRule="auto"/>
+        <w:jc w:val="both"/>
+        <w:rPr>
+          <w:rFonts w:ascii="Arial" w:hAnsi="Arial" w:cs="Arial"/>
+        </w:rPr>
+      </w:pPr>
+      <w:r>
+        <w:rPr>
+          <w:rFonts w:ascii="Arial" w:hAnsi="Arial" w:cs="Arial"/>
+        </w:rPr>
+        <w:t>5.8.</w:t>
+      </w:r>
+      <w:r>
+        <w:rPr>
+          <w:rFonts w:ascii="Arial" w:hAnsi="Arial" w:cs="Arial"/>
+        </w:rPr>
+        <w:t>4</w:t>
+      </w:r>
+      <w:r>
+        <w:rPr>
+          <w:rFonts w:ascii="Arial" w:hAnsi="Arial" w:cs="Arial"/>
+        </w:rPr>
+        <w:t>. Profil szerkesztése</w:t>
+      </w:r>
+    </w:p>
+    <w:p>
+      <w:pPr>
+        <w:spacing w:line="360" w:lineRule="auto"/>
+        <w:jc w:val="both"/>
+        <w:rPr>
+          <w:rFonts w:ascii="Arial" w:hAnsi="Arial" w:cs="Arial"/>
+        </w:rPr>
+      </w:pPr>
+      <w:r>
+        <w:rPr>
+          <w:rFonts w:ascii="Arial" w:hAnsi="Arial" w:cs="Arial"/>
+        </w:rPr>
+        <w:t>A profil szerkesztésére szolgáló oldalon a felhasználó módosíthatja felhasználónevét, email címét, lakóhelyét (home city), valamint opcionálisan jelszavát is megváltoztathatja.</w:t>
+      </w:r>
+    </w:p>
+    <w:p>
+      <w:pPr>
+        <w:spacing w:line="360" w:lineRule="auto"/>
+        <w:jc w:val="both"/>
+        <w:rPr>
+          <w:rFonts w:ascii="Arial" w:hAnsi="Arial" w:cs="Arial"/>
+        </w:rPr>
+      </w:pPr>
+      <w:r>
+        <w:rPr>
+          <w:rFonts w:ascii="Arial" w:hAnsi="Arial" w:cs="Arial"/>
+        </w:rPr>
+        <w:t xml:space="preserve">Az oldal betöltésekor a kliens lekérdezi a felhasználó aktuális adatait a </w:t>
+      </w:r>
+      <w:r>
+        <w:rPr>
+          <w:rFonts w:ascii="Arial" w:hAnsi="Arial" w:cs="Arial"/>
+          <w:i/>
+          <w:iCs/>
+        </w:rPr>
+        <w:t>/api/users/{user_id}</w:t>
+      </w:r>
+      <w:r>
+        <w:rPr>
+          <w:rFonts w:ascii="Arial" w:hAnsi="Arial" w:cs="Arial"/>
+        </w:rPr>
+        <w:t xml:space="preserve"> végpontról, és ezek</w:t>
+      </w:r>
+      <w:r>
+        <w:rPr>
+          <w:rFonts w:ascii="Arial" w:hAnsi="Arial" w:cs="Arial"/>
+        </w:rPr>
+        <w:t>et betölti az űrlap mezőibe</w:t>
+      </w:r>
+      <w:r>
+        <w:rPr>
+          <w:rFonts w:ascii="Arial" w:hAnsi="Arial" w:cs="Arial"/>
+        </w:rPr>
+        <w:t>. A jelszó mezők üresen maradnak, és az oldal jelzi is a felhasználónak, hogy azok kitöltetlenül hagyása esetén a jelenlegi jelszó változatlan marad.</w:t>
+      </w:r>
+    </w:p>
+    <w:p>
+      <w:pPr>
+        <w:spacing w:line="360" w:lineRule="auto"/>
+        <w:jc w:val="both"/>
+        <w:rPr>
+          <w:rFonts w:ascii="Arial" w:hAnsi="Arial" w:cs="Arial"/>
+        </w:rPr>
+      </w:pPr>
+      <w:r>
+        <w:rPr>
+          <w:rFonts w:ascii="Arial" w:hAnsi="Arial" w:cs="Arial"/>
+        </w:rPr>
+        <w:t>Az űrlap elküldése előtt a kliens oldali validáció ellenőrzi, hogy a felhasználónév és az email cím mező ki van-e töltve, valamint hogy amennyiben a felhasználó jelszót kíván módosítani, mindkét jelszómező (új jelszó, megerősítés) ki legyen töltve, a jelszó elérje a hatkarakteres minimális hosszúságot, és a két mező tartalma megegyezzen. A jelszó mezők üresen hagyása esetén a rendszer nem küldi el a password mezőt a szerver felé, ezáltal biztosítva, hogy a meglévő jelszó ne változzon.</w:t>
+      </w:r>
+    </w:p>
+    <w:p>
+      <w:pPr>
+        <w:spacing w:line="360" w:lineRule="auto"/>
+        <w:jc w:val="both"/>
+        <w:rPr>
+          <w:rFonts w:ascii="Arial" w:hAnsi="Arial" w:cs="Arial"/>
+        </w:rPr>
+      </w:pPr>
+      <w:r>
+        <w:rPr>
+          <w:rFonts w:ascii="Arial" w:hAnsi="Arial" w:cs="Arial"/>
+        </w:rPr>
+        <w:t xml:space="preserve">A validált adatok egy PUT kéréssel kerülnek elküldésre a </w:t>
+      </w:r>
+      <w:r>
+        <w:rPr>
+          <w:rFonts w:ascii="Arial" w:hAnsi="Arial" w:cs="Arial"/>
+          <w:i/>
+          <w:iCs/>
+        </w:rPr>
+        <w:t>/api/users/{user_id}</w:t>
+      </w:r>
+      <w:r>
+        <w:rPr>
+          <w:rFonts w:ascii="Arial" w:hAnsi="Arial" w:cs="Arial"/>
+        </w:rPr>
+        <w:t xml:space="preserve"> végpontra. A szerver oldalon a végpont ellenőrzi, hogy a módosítani kívánt felhasználónév vagy email cím nem ütközik-e egy már létező, más felhasználóhoz tartozó rekorddal; ütközés esetén 400-as státuszkóddal utasítja el a kérést. A tulajdonosi jogosultságot a </w:t>
+      </w:r>
+      <w:r>
+        <w:rPr>
+          <w:rFonts w:ascii="Arial" w:hAnsi="Arial" w:cs="Arial"/>
+          <w:i/>
+          <w:iCs/>
+        </w:rPr>
+        <w:t>require_self</w:t>
+      </w:r>
+      <w:r>
+        <w:rPr>
+          <w:rFonts w:ascii="Arial" w:hAnsi="Arial" w:cs="Arial"/>
+        </w:rPr>
+        <w:t xml:space="preserve"> függvény ellenőrzi, amely biztosítja, hogy egy felhasználó kizárólag a saját adatait módosíthassa. Sikeres mentés esetén a kliens </w:t>
+      </w:r>
+      <w:r>
+        <w:rPr>
+          <w:rFonts w:ascii="Arial" w:hAnsi="Arial" w:cs="Arial"/>
+        </w:rPr>
+        <w:lastRenderedPageBreak/>
+        <w:t xml:space="preserve">frissíti a </w:t>
+      </w:r>
+      <w:r>
+        <w:rPr>
+          <w:rFonts w:ascii="Arial" w:hAnsi="Arial" w:cs="Arial"/>
+          <w:i/>
+          <w:iCs/>
+        </w:rPr>
+        <w:t>localStorage</w:t>
+      </w:r>
+      <w:r>
+        <w:rPr>
+          <w:rFonts w:ascii="Arial" w:hAnsi="Arial" w:cs="Arial"/>
+        </w:rPr>
+        <w:t>-ban tárolt felhasználónevet, kiüríti a jelszómezőket, és egy néhány másodperc után automatikusan eltűnő visszajelző üzenetet jelenít meg; hiba esetén a szerver által visszaadott hibaüzenet (vagy annak hiányában egy általános hibaszöveg) kerül megjelenítésre.</w:t>
+      </w:r>
+    </w:p>
+    <w:p>
+      <w:pPr>
+        <w:spacing w:line="360" w:lineRule="auto"/>
+        <w:jc w:val="both"/>
+        <w:rPr>
+          <w:rFonts w:ascii="Arial" w:hAnsi="Arial" w:cs="Arial"/>
           <w:sz w:val="28"/>
           <w:szCs w:val="28"/>
         </w:rPr>
@@ -10235,7 +11235,6 @@
           <w:i/>
           <w:iCs/>
         </w:rPr>
-        <w:lastRenderedPageBreak/>
         <w:t>i18n.js</w:t>
       </w:r>
       <w:r>
@@ -10543,6 +11542,7 @@
         <w:rPr>
           <w:rFonts w:ascii="Arial" w:hAnsi="Arial" w:cs="Arial"/>
         </w:rPr>
+        <w:lastRenderedPageBreak/>
         <w:t>A fejlesztés során kiemelt figyelmet fordítottam arra, hogy a kódban előforduló hibákat a lehető legnagyobb mértékben feltárjam és kijavítsam. Ennek érdekében a szoftverfejlesztés több szintjén is különböző tesztelési módszereket alkalmaztam, amelyek együttesen biztosították az alkalmazás megbízható és stabil működését.</w:t>
       </w:r>
     </w:p>
@@ -10605,14 +11605,7 @@
         <w:rPr>
           <w:rFonts w:ascii="Arial" w:hAnsi="Arial" w:cs="Arial"/>
         </w:rPr>
-        <w:t xml:space="preserve"> egyszerű, olvasható szintaxisa és a fixture-ök (pl. teszteléshez szükséges előre definiált objektumok vagy adatok) rugalmas kezelése lehetővé tette, hogy a tesztesetek jól strukturáltan, könnyen bővíthető formában készüljenek el. A unit tesztek célja, hogy a vizsgált kódrészletet </w:t>
-      </w:r>
-      <w:r>
-        <w:rPr>
-          <w:rFonts w:ascii="Arial" w:hAnsi="Arial" w:cs="Arial"/>
-        </w:rPr>
-        <w:lastRenderedPageBreak/>
-        <w:t>elszigetelten, a külső függőségektől függetlenül teszteljék, ezáltal már a fejlesztés korai szakaszában kiszűrhetők legyenek a logikai hibák.</w:t>
+        <w:t xml:space="preserve"> egyszerű, olvasható szintaxisa és a fixture-ök (pl. teszteléshez szükséges előre definiált objektumok vagy adatok) rugalmas kezelése lehetővé tette, hogy a tesztesetek jól strukturáltan, könnyen bővíthető formában készüljenek el. A unit tesztek célja, hogy a vizsgált kódrészletet elszigetelten, a külső függőségektől függetlenül teszteljék, ezáltal már a fejlesztés korai szakaszában kiszűrhetők legyenek a logikai hibák.</w:t>
       </w:r>
     </w:p>
     <w:p>
@@ -10800,6 +11793,7 @@
         <w:rPr>
           <w:rFonts w:ascii="Arial" w:hAnsi="Arial" w:cs="Arial"/>
         </w:rPr>
+        <w:lastRenderedPageBreak/>
         <w:t xml:space="preserve">A technikai, automatizált tesztelési módszerek mellett fontosnak tartottam, hogy az alkalmazás használhatóságát valós felhasználók bevonásával is megvizsgáljam. Ennek keretében 5 tesztfelhasználó számára biztosítottam hozzáférést az alkalmazáshoz, akiket arra kértem, hogy szabadon </w:t>
       </w:r>
       <w:r>
@@ -10858,7 +11852,6 @@
           <w:sz w:val="32"/>
           <w:szCs w:val="32"/>
         </w:rPr>
-        <w:lastRenderedPageBreak/>
         <w:t>8</w:t>
       </w:r>
       <w:r>
@@ -11176,6 +12169,7 @@
         <w:rPr>
           <w:rFonts w:ascii="Arial" w:hAnsi="Arial" w:cs="Arial"/>
         </w:rPr>
+        <w:lastRenderedPageBreak/>
         <w:t xml:space="preserve">[2] </w:t>
       </w:r>
       <w:r>
@@ -11408,222 +12402,389 @@
         <w:rPr>
           <w:rFonts w:ascii="Arial" w:hAnsi="Arial" w:cs="Arial"/>
         </w:rPr>
+        <w:t xml:space="preserve">[7] </w:t>
+      </w:r>
+      <w:r>
+        <w:rPr>
+          <w:rFonts w:ascii="Arial" w:hAnsi="Arial" w:cs="Arial"/>
+        </w:rPr>
+        <w:t>python.org: Python docs-</w:t>
+      </w:r>
+      <w:r>
+        <w:rPr>
+          <w:rFonts w:ascii="Arial" w:hAnsi="Arial" w:cs="Arial"/>
+        </w:rPr>
+        <w:t>https://docs.python.org/3/</w:t>
+      </w:r>
+      <w:r>
+        <w:rPr>
+          <w:rFonts w:ascii="Arial" w:hAnsi="Arial" w:cs="Arial"/>
+        </w:rPr>
+        <w:t xml:space="preserve"> (2026. 07. 16)</w:t>
+      </w:r>
+    </w:p>
+    <w:p>
+      <w:pPr>
+        <w:spacing w:line="360" w:lineRule="auto"/>
+        <w:rPr>
+          <w:rFonts w:ascii="Arial" w:hAnsi="Arial" w:cs="Arial"/>
+        </w:rPr>
+      </w:pPr>
+      <w:r>
+        <w:rPr>
+          <w:rFonts w:ascii="Arial" w:hAnsi="Arial" w:cs="Arial"/>
+        </w:rPr>
+        <w:t>[8] fastapi.tiangolo.com: FastAPI-</w:t>
+      </w:r>
+      <w:r>
+        <w:rPr>
+          <w:rFonts w:ascii="Arial" w:hAnsi="Arial" w:cs="Arial"/>
+        </w:rPr>
+        <w:t>https://fastapi.tiangolo.com/</w:t>
+      </w:r>
+    </w:p>
+    <w:p>
+      <w:pPr>
+        <w:spacing w:line="360" w:lineRule="auto"/>
+        <w:rPr>
+          <w:rFonts w:ascii="Arial" w:hAnsi="Arial" w:cs="Arial"/>
+        </w:rPr>
+      </w:pPr>
+      <w:r>
+        <w:rPr>
+          <w:rFonts w:ascii="Arial" w:hAnsi="Arial" w:cs="Arial"/>
+        </w:rPr>
+        <w:t xml:space="preserve">[9] </w:t>
+      </w:r>
+      <w:r>
+        <w:rPr>
+          <w:rFonts w:ascii="Arial" w:hAnsi="Arial" w:cs="Arial"/>
+        </w:rPr>
+        <w:t>postgresql.org: Documentation-</w:t>
+      </w:r>
+      <w:r>
+        <w:rPr>
+          <w:rFonts w:ascii="Arial" w:hAnsi="Arial" w:cs="Arial"/>
+        </w:rPr>
+        <w:t>https://www.postgresql.org/docs/</w:t>
+      </w:r>
+      <w:r>
+        <w:rPr>
+          <w:rFonts w:ascii="Arial" w:hAnsi="Arial" w:cs="Arial"/>
+        </w:rPr>
+        <w:t xml:space="preserve"> (2026. 06. 04.)</w:t>
+      </w:r>
+    </w:p>
+    <w:p>
+      <w:pPr>
+        <w:spacing w:line="360" w:lineRule="auto"/>
+        <w:rPr>
+          <w:rFonts w:ascii="Arial" w:hAnsi="Arial" w:cs="Arial"/>
+        </w:rPr>
+      </w:pPr>
+      <w:r>
+        <w:rPr>
+          <w:rFonts w:ascii="Arial" w:hAnsi="Arial" w:cs="Arial"/>
+        </w:rPr>
+        <w:t xml:space="preserve">[10] sqlalchemy.org: </w:t>
+      </w:r>
+      <w:r>
+        <w:rPr>
+          <w:rFonts w:ascii="Arial" w:hAnsi="Arial" w:cs="Arial"/>
+        </w:rPr>
+        <w:t>The Python SQL Toolkit and Object Relational Mapper-https://www.sqlalchemy.org/</w:t>
+      </w:r>
+      <w:r>
+        <w:rPr>
+          <w:rFonts w:ascii="Arial" w:hAnsi="Arial" w:cs="Arial"/>
+        </w:rPr>
+        <w:t xml:space="preserve"> (2026. 06. 27.)</w:t>
+      </w:r>
+    </w:p>
+    <w:p>
+      <w:pPr>
+        <w:spacing w:line="360" w:lineRule="auto"/>
+        <w:rPr>
+          <w:rFonts w:ascii="Arial" w:hAnsi="Arial" w:cs="Arial"/>
+        </w:rPr>
+      </w:pPr>
+      <w:r>
+        <w:rPr>
+          <w:rFonts w:ascii="Arial" w:hAnsi="Arial" w:cs="Arial"/>
+        </w:rPr>
+        <w:t>[11] api-docs.deepseek.com: Your First API Call-</w:t>
+      </w:r>
+      <w:r>
+        <w:rPr>
+          <w:rFonts w:ascii="Arial" w:hAnsi="Arial" w:cs="Arial"/>
+        </w:rPr>
+        <w:t>https://api-docs.deepseek.com/</w:t>
+      </w:r>
+    </w:p>
+    <w:p>
+      <w:pPr>
+        <w:spacing w:line="360" w:lineRule="auto"/>
+        <w:rPr>
+          <w:rFonts w:ascii="Arial" w:hAnsi="Arial" w:cs="Arial"/>
+        </w:rPr>
+      </w:pPr>
+      <w:r>
+        <w:rPr>
+          <w:rFonts w:ascii="Arial" w:hAnsi="Arial" w:cs="Arial"/>
+        </w:rPr>
+        <w:t>[12] api-docs.deepseek.com: JSON output-</w:t>
+      </w:r>
+      <w:r>
+        <w:rPr>
+          <w:rFonts w:ascii="Arial" w:hAnsi="Arial" w:cs="Arial"/>
+        </w:rPr>
+        <w:t>https://api-docs.deepseek.com/guides/json_mode</w:t>
+      </w:r>
+    </w:p>
+    <w:p>
+      <w:pPr>
+        <w:spacing w:line="360" w:lineRule="auto"/>
+        <w:rPr>
+          <w:rFonts w:ascii="Arial" w:hAnsi="Arial" w:cs="Arial"/>
+        </w:rPr>
+      </w:pPr>
+      <w:r>
+        <w:rPr>
+          <w:rFonts w:ascii="Arial" w:hAnsi="Arial" w:cs="Arial"/>
+        </w:rPr>
+        <w:t>[13] ollama.com: Ollama documentation-</w:t>
+      </w:r>
+      <w:r>
+        <w:rPr>
+          <w:rFonts w:ascii="Arial" w:hAnsi="Arial" w:cs="Arial"/>
+        </w:rPr>
+        <w:t>https://docs.ollama.com/</w:t>
+      </w:r>
+    </w:p>
+    <w:p>
+      <w:pPr>
+        <w:spacing w:line="360" w:lineRule="auto"/>
+        <w:rPr>
+          <w:rFonts w:ascii="Arial" w:hAnsi="Arial" w:cs="Arial"/>
+        </w:rPr>
+      </w:pPr>
+      <w:r>
+        <w:rPr>
+          <w:rFonts w:ascii="Arial" w:hAnsi="Arial" w:cs="Arial"/>
+        </w:rPr>
+        <w:t xml:space="preserve">[14] </w:t>
+      </w:r>
+      <w:r>
+        <w:rPr>
+          <w:rFonts w:ascii="Arial" w:hAnsi="Arial" w:cs="Arial"/>
+        </w:rPr>
+        <w:t>nominatim.org: Nominatim 5.3.2 manual-</w:t>
+      </w:r>
+      <w:r>
+        <w:rPr>
+          <w:rFonts w:ascii="Arial" w:hAnsi="Arial" w:cs="Arial"/>
+        </w:rPr>
+        <w:t>https://nominatim.org/release-docs/latest/</w:t>
+      </w:r>
+      <w:r>
+        <w:rPr>
+          <w:rFonts w:ascii="Arial" w:hAnsi="Arial" w:cs="Arial"/>
+        </w:rPr>
+        <w:t xml:space="preserve"> </w:t>
+      </w:r>
+    </w:p>
+    <w:p>
+      <w:pPr>
+        <w:spacing w:line="360" w:lineRule="auto"/>
+        <w:rPr>
+          <w:rFonts w:ascii="Arial" w:hAnsi="Arial" w:cs="Arial"/>
+        </w:rPr>
+      </w:pPr>
+      <w:r>
+        <w:rPr>
+          <w:rFonts w:ascii="Arial" w:hAnsi="Arial" w:cs="Arial"/>
+        </w:rPr>
+        <w:t xml:space="preserve">[15] </w:t>
+      </w:r>
+      <w:r>
+        <w:rPr>
+          <w:rFonts w:ascii="Arial" w:hAnsi="Arial" w:cs="Arial"/>
+        </w:rPr>
+        <w:t xml:space="preserve">developers.google.com: </w:t>
+      </w:r>
+      <w:r>
+        <w:rPr>
+          <w:rFonts w:ascii="Arial" w:hAnsi="Arial" w:cs="Arial"/>
+        </w:rPr>
+        <w:t>Using OAuth 2.0 to Access Google APIs</w:t>
+      </w:r>
+      <w:r>
+        <w:rPr>
+          <w:rFonts w:ascii="Arial" w:hAnsi="Arial" w:cs="Arial"/>
+        </w:rPr>
+        <w:t>-</w:t>
+      </w:r>
+      <w:r>
+        <w:rPr>
+          <w:rFonts w:ascii="Arial" w:hAnsi="Arial" w:cs="Arial"/>
+        </w:rPr>
+        <w:t>https://developers.google.com/identity/protocols/oauth2</w:t>
+      </w:r>
+    </w:p>
+    <w:p>
+      <w:pPr>
+        <w:spacing w:line="360" w:lineRule="auto"/>
+        <w:rPr>
+          <w:rFonts w:ascii="Arial" w:hAnsi="Arial" w:cs="Arial"/>
+        </w:rPr>
+      </w:pPr>
+      <w:r>
+        <w:rPr>
+          <w:rFonts w:ascii="Arial" w:hAnsi="Arial" w:cs="Arial"/>
+        </w:rPr>
+        <w:t xml:space="preserve">[16] docs.pytest.org: </w:t>
+      </w:r>
+      <w:r>
+        <w:rPr>
+          <w:rFonts w:ascii="Arial" w:hAnsi="Arial" w:cs="Arial"/>
+        </w:rPr>
+        <w:t>pytest: helps you write better programs</w:t>
+      </w:r>
+      <w:r>
+        <w:rPr>
+          <w:rFonts w:ascii="Arial" w:hAnsi="Arial" w:cs="Arial"/>
+        </w:rPr>
+        <w:t>-</w:t>
+      </w:r>
+      <w:r>
+        <w:rPr>
+          <w:rFonts w:ascii="Arial" w:hAnsi="Arial" w:cs="Arial"/>
+        </w:rPr>
+        <w:t>https://docs.pytest.org/en/stable/index.html</w:t>
+      </w:r>
+    </w:p>
+    <w:p>
+      <w:pPr>
+        <w:spacing w:line="360" w:lineRule="auto"/>
+        <w:rPr>
+          <w:rFonts w:ascii="Arial" w:hAnsi="Arial" w:cs="Arial"/>
+        </w:rPr>
+      </w:pPr>
+      <w:r>
+        <w:rPr>
+          <w:rFonts w:ascii="Arial" w:hAnsi="Arial" w:cs="Arial"/>
+        </w:rPr>
+        <w:t xml:space="preserve">[17] </w:t>
+      </w:r>
+      <w:r>
+        <w:rPr>
+          <w:rFonts w:ascii="Arial" w:hAnsi="Arial" w:cs="Arial"/>
+        </w:rPr>
+        <w:t>docs.github.com: GitHub Actions documentation-</w:t>
+      </w:r>
+      <w:r>
+        <w:rPr>
+          <w:rFonts w:ascii="Arial" w:hAnsi="Arial" w:cs="Arial"/>
+        </w:rPr>
+        <w:t>https://docs.github.com/en/actions</w:t>
+      </w:r>
+    </w:p>
+    <w:p>
+      <w:pPr>
+        <w:spacing w:line="360" w:lineRule="auto"/>
+        <w:rPr>
+          <w:rFonts w:ascii="Arial" w:hAnsi="Arial" w:cs="Arial"/>
+        </w:rPr>
+      </w:pPr>
+      <w:r>
+        <w:rPr>
+          <w:rFonts w:ascii="Arial" w:hAnsi="Arial" w:cs="Arial"/>
+        </w:rPr>
+        <w:t>[18] code.visualstudio.com: Visual Studio Code documentation-</w:t>
+      </w:r>
+      <w:r>
+        <w:rPr>
+          <w:rFonts w:ascii="Arial" w:hAnsi="Arial" w:cs="Arial"/>
+        </w:rPr>
+        <w:t>https://code.visualstudio.com/docs</w:t>
+      </w:r>
+    </w:p>
+    <w:p>
+      <w:pPr>
+        <w:spacing w:line="360" w:lineRule="auto"/>
+        <w:rPr>
+          <w:rFonts w:ascii="Arial" w:hAnsi="Arial" w:cs="Arial"/>
+        </w:rPr>
+      </w:pPr>
+      <w:r>
+        <w:rPr>
+          <w:rFonts w:ascii="Arial" w:hAnsi="Arial" w:cs="Arial"/>
+        </w:rPr>
         <w:lastRenderedPageBreak/>
-        <w:t xml:space="preserve">[7] </w:t>
-      </w:r>
-      <w:r>
-        <w:rPr>
-          <w:rFonts w:ascii="Arial" w:hAnsi="Arial" w:cs="Arial"/>
-        </w:rPr>
-        <w:t>python.org: Python docs-</w:t>
-      </w:r>
-      <w:r>
-        <w:rPr>
-          <w:rFonts w:ascii="Arial" w:hAnsi="Arial" w:cs="Arial"/>
-        </w:rPr>
-        <w:t>https://docs.python.org/3/</w:t>
-      </w:r>
-      <w:r>
-        <w:rPr>
-          <w:rFonts w:ascii="Arial" w:hAnsi="Arial" w:cs="Arial"/>
-        </w:rPr>
-        <w:t xml:space="preserve"> (2026. 07. 16)</w:t>
-      </w:r>
-    </w:p>
-    <w:p>
-      <w:pPr>
-        <w:spacing w:line="360" w:lineRule="auto"/>
-        <w:rPr>
-          <w:rFonts w:ascii="Arial" w:hAnsi="Arial" w:cs="Arial"/>
-        </w:rPr>
-      </w:pPr>
-      <w:r>
-        <w:rPr>
-          <w:rFonts w:ascii="Arial" w:hAnsi="Arial" w:cs="Arial"/>
-        </w:rPr>
-        <w:t>[8] fastapi.tiangolo.com: FastAPI-</w:t>
-      </w:r>
-      <w:r>
-        <w:rPr>
-          <w:rFonts w:ascii="Arial" w:hAnsi="Arial" w:cs="Arial"/>
-        </w:rPr>
-        <w:t>https://fastapi.tiangolo.com/</w:t>
-      </w:r>
-    </w:p>
-    <w:p>
-      <w:pPr>
-        <w:spacing w:line="360" w:lineRule="auto"/>
-        <w:rPr>
-          <w:rFonts w:ascii="Arial" w:hAnsi="Arial" w:cs="Arial"/>
-        </w:rPr>
-      </w:pPr>
-      <w:r>
-        <w:rPr>
-          <w:rFonts w:ascii="Arial" w:hAnsi="Arial" w:cs="Arial"/>
-        </w:rPr>
-        <w:t xml:space="preserve">[9] </w:t>
-      </w:r>
-      <w:r>
-        <w:rPr>
-          <w:rFonts w:ascii="Arial" w:hAnsi="Arial" w:cs="Arial"/>
-        </w:rPr>
-        <w:t>postgresql.org: Documentation-</w:t>
-      </w:r>
-      <w:r>
-        <w:rPr>
-          <w:rFonts w:ascii="Arial" w:hAnsi="Arial" w:cs="Arial"/>
-        </w:rPr>
-        <w:t>https://www.postgresql.org/docs/</w:t>
-      </w:r>
-      <w:r>
-        <w:rPr>
-          <w:rFonts w:ascii="Arial" w:hAnsi="Arial" w:cs="Arial"/>
-        </w:rPr>
-        <w:t xml:space="preserve"> (2026. 06. 04.)</w:t>
-      </w:r>
-    </w:p>
-    <w:p>
-      <w:pPr>
-        <w:spacing w:line="360" w:lineRule="auto"/>
-        <w:rPr>
-          <w:rFonts w:ascii="Arial" w:hAnsi="Arial" w:cs="Arial"/>
-        </w:rPr>
-      </w:pPr>
-      <w:r>
-        <w:rPr>
-          <w:rFonts w:ascii="Arial" w:hAnsi="Arial" w:cs="Arial"/>
-        </w:rPr>
-        <w:t xml:space="preserve">[10] sqlalchemy.org: </w:t>
-      </w:r>
-      <w:r>
-        <w:rPr>
-          <w:rFonts w:ascii="Arial" w:hAnsi="Arial" w:cs="Arial"/>
-        </w:rPr>
-        <w:t>The Python SQL Toolkit and Object Relational Mapper-https://www.sqlalchemy.org/</w:t>
-      </w:r>
-      <w:r>
-        <w:rPr>
-          <w:rFonts w:ascii="Arial" w:hAnsi="Arial" w:cs="Arial"/>
-        </w:rPr>
-        <w:t xml:space="preserve"> (2026. 06. 27.)</w:t>
-      </w:r>
-    </w:p>
-    <w:p>
-      <w:pPr>
-        <w:spacing w:line="360" w:lineRule="auto"/>
-        <w:rPr>
-          <w:rFonts w:ascii="Arial" w:hAnsi="Arial" w:cs="Arial"/>
-        </w:rPr>
-      </w:pPr>
-      <w:r>
-        <w:rPr>
-          <w:rFonts w:ascii="Arial" w:hAnsi="Arial" w:cs="Arial"/>
-        </w:rPr>
-        <w:t>[11] api-docs.deepseek.com: Your First API Call-</w:t>
-      </w:r>
-      <w:r>
-        <w:rPr>
-          <w:rFonts w:ascii="Arial" w:hAnsi="Arial" w:cs="Arial"/>
-        </w:rPr>
-        <w:t>https://api-docs.deepseek.com/</w:t>
-      </w:r>
-    </w:p>
-    <w:p>
-      <w:pPr>
-        <w:spacing w:line="360" w:lineRule="auto"/>
-        <w:rPr>
-          <w:rFonts w:ascii="Arial" w:hAnsi="Arial" w:cs="Arial"/>
-        </w:rPr>
-      </w:pPr>
-      <w:r>
-        <w:rPr>
-          <w:rFonts w:ascii="Arial" w:hAnsi="Arial" w:cs="Arial"/>
-        </w:rPr>
-        <w:t>[12] api-docs.deepseek.com: JSON output-</w:t>
-      </w:r>
-      <w:r>
-        <w:rPr>
-          <w:rFonts w:ascii="Arial" w:hAnsi="Arial" w:cs="Arial"/>
-        </w:rPr>
-        <w:t>https://api-docs.deepseek.com/guides/json_mode</w:t>
-      </w:r>
-    </w:p>
-    <w:p>
-      <w:pPr>
-        <w:spacing w:line="360" w:lineRule="auto"/>
-        <w:rPr>
-          <w:rFonts w:ascii="Arial" w:hAnsi="Arial" w:cs="Arial"/>
-        </w:rPr>
-      </w:pPr>
-      <w:r>
-        <w:rPr>
-          <w:rFonts w:ascii="Arial" w:hAnsi="Arial" w:cs="Arial"/>
-        </w:rPr>
-        <w:t>[13] ollama.com: Ollama documentation-</w:t>
-      </w:r>
-      <w:r>
-        <w:rPr>
-          <w:rFonts w:ascii="Arial" w:hAnsi="Arial" w:cs="Arial"/>
-        </w:rPr>
-        <w:t>https://docs.ollama.com/</w:t>
-      </w:r>
-    </w:p>
-    <w:p>
-      <w:pPr>
-        <w:spacing w:line="360" w:lineRule="auto"/>
-        <w:rPr>
-          <w:rFonts w:ascii="Arial" w:hAnsi="Arial" w:cs="Arial"/>
-        </w:rPr>
-      </w:pPr>
-      <w:r>
-        <w:rPr>
-          <w:rFonts w:ascii="Arial" w:hAnsi="Arial" w:cs="Arial"/>
-        </w:rPr>
-        <w:t xml:space="preserve">[14] </w:t>
-      </w:r>
-      <w:r>
-        <w:rPr>
-          <w:rFonts w:ascii="Arial" w:hAnsi="Arial" w:cs="Arial"/>
-        </w:rPr>
-        <w:t>nominatim.org: Nominatim 5.3.2 manual-</w:t>
-      </w:r>
-      <w:r>
-        <w:rPr>
-          <w:rFonts w:ascii="Arial" w:hAnsi="Arial" w:cs="Arial"/>
-        </w:rPr>
-        <w:t>https://nominatim.org/release-docs/latest/</w:t>
-      </w:r>
-      <w:r>
-        <w:rPr>
-          <w:rFonts w:ascii="Arial" w:hAnsi="Arial" w:cs="Arial"/>
-        </w:rPr>
-        <w:t xml:space="preserve"> </w:t>
-      </w:r>
-    </w:p>
-    <w:p>
-      <w:pPr>
-        <w:spacing w:line="360" w:lineRule="auto"/>
-        <w:rPr>
-          <w:rFonts w:ascii="Arial" w:hAnsi="Arial" w:cs="Arial"/>
-        </w:rPr>
-      </w:pPr>
-      <w:r>
-        <w:rPr>
-          <w:rFonts w:ascii="Arial" w:hAnsi="Arial" w:cs="Arial"/>
-        </w:rPr>
-        <w:t xml:space="preserve">[15] </w:t>
-      </w:r>
-      <w:r>
-        <w:rPr>
-          <w:rFonts w:ascii="Arial" w:hAnsi="Arial" w:cs="Arial"/>
-        </w:rPr>
-        <w:t xml:space="preserve">developers.google.com: </w:t>
-      </w:r>
-      <w:r>
-        <w:rPr>
-          <w:rFonts w:ascii="Arial" w:hAnsi="Arial" w:cs="Arial"/>
-        </w:rPr>
-        <w:t>Using OAuth 2.0 to Access Google APIs</w:t>
+        <w:t xml:space="preserve">[19] </w:t>
+      </w:r>
+      <w:r>
+        <w:rPr>
+          <w:rFonts w:ascii="Arial" w:hAnsi="Arial" w:cs="Arial"/>
+        </w:rPr>
+        <w:t>coolify.io: Coolify-</w:t>
+      </w:r>
+      <w:r>
+        <w:rPr>
+          <w:rFonts w:ascii="Arial" w:hAnsi="Arial" w:cs="Arial"/>
+        </w:rPr>
+        <w:t>https://coolify.io/docs</w:t>
+      </w:r>
+    </w:p>
+    <w:p>
+      <w:pPr>
+        <w:spacing w:line="360" w:lineRule="auto"/>
+        <w:rPr>
+          <w:rFonts w:ascii="Arial" w:hAnsi="Arial" w:cs="Arial"/>
+        </w:rPr>
+      </w:pPr>
+      <w:r>
+        <w:rPr>
+          <w:rFonts w:ascii="Arial" w:hAnsi="Arial" w:cs="Arial"/>
+        </w:rPr>
+        <w:t>[20] docs.docker.com: Docker Compose-</w:t>
+      </w:r>
+      <w:r>
+        <w:rPr>
+          <w:rFonts w:ascii="Arial" w:hAnsi="Arial" w:cs="Arial"/>
+        </w:rPr>
+        <w:t>https://docs.docker.com/compose/</w:t>
+      </w:r>
+    </w:p>
+    <w:p>
+      <w:pPr>
+        <w:spacing w:line="360" w:lineRule="auto"/>
+        <w:rPr>
+          <w:rFonts w:ascii="Arial" w:hAnsi="Arial" w:cs="Arial"/>
+        </w:rPr>
+      </w:pPr>
+      <w:r>
+        <w:rPr>
+          <w:rFonts w:ascii="Arial" w:hAnsi="Arial" w:cs="Arial"/>
+        </w:rPr>
+        <w:t xml:space="preserve">[21] </w:t>
+      </w:r>
+      <w:hyperlink r:id="rId13" w:history="1">
+        <w:r>
+          <w:t>www.jwt.io</w:t>
+        </w:r>
+      </w:hyperlink>
+      <w:r>
+        <w:rPr>
+          <w:rFonts w:ascii="Arial" w:hAnsi="Arial" w:cs="Arial"/>
+        </w:rPr>
+        <w:t xml:space="preserve">: </w:t>
+      </w:r>
+      <w:r>
+        <w:rPr>
+          <w:rFonts w:ascii="Arial" w:hAnsi="Arial" w:cs="Arial"/>
+        </w:rPr>
+        <w:t>Introduction to JSON Web Tokens</w:t>
       </w:r>
       <w:r>
         <w:rPr>
@@ -11635,27 +12796,27 @@
         <w:rPr>
           <w:rFonts w:ascii="Arial" w:hAnsi="Arial" w:cs="Arial"/>
         </w:rPr>
-        <w:t>https://developers.google.com/identity/protocols/oauth2</w:t>
-      </w:r>
-    </w:p>
-    <w:p>
-      <w:pPr>
-        <w:spacing w:line="360" w:lineRule="auto"/>
-        <w:rPr>
-          <w:rFonts w:ascii="Arial" w:hAnsi="Arial" w:cs="Arial"/>
-        </w:rPr>
-      </w:pPr>
-      <w:r>
-        <w:rPr>
-          <w:rFonts w:ascii="Arial" w:hAnsi="Arial" w:cs="Arial"/>
-        </w:rPr>
-        <w:t xml:space="preserve">[16] docs.pytest.org: </w:t>
-      </w:r>
-      <w:r>
-        <w:rPr>
-          <w:rFonts w:ascii="Arial" w:hAnsi="Arial" w:cs="Arial"/>
-        </w:rPr>
-        <w:t>pytest: helps you write better programs</w:t>
+        <w:t>https://www.jwt.io/introduction#what-is-json-web-token</w:t>
+      </w:r>
+    </w:p>
+    <w:p>
+      <w:pPr>
+        <w:spacing w:line="360" w:lineRule="auto"/>
+        <w:rPr>
+          <w:rFonts w:ascii="Arial" w:hAnsi="Arial" w:cs="Arial"/>
+        </w:rPr>
+      </w:pPr>
+      <w:r>
+        <w:rPr>
+          <w:rFonts w:ascii="Arial" w:hAnsi="Arial" w:cs="Arial"/>
+        </w:rPr>
+        <w:t xml:space="preserve">[22] docs.github.com: </w:t>
+      </w:r>
+      <w:r>
+        <w:rPr>
+          <w:rFonts w:ascii="Arial" w:hAnsi="Arial" w:cs="Arial"/>
+        </w:rPr>
+        <w:t>Get started with GitHub documentation</w:t>
       </w:r>
       <w:r>
         <w:rPr>
@@ -11667,99 +12828,7 @@
         <w:rPr>
           <w:rFonts w:ascii="Arial" w:hAnsi="Arial" w:cs="Arial"/>
         </w:rPr>
-        <w:t>https://docs.pytest.org/en/stable/index.html</w:t>
-      </w:r>
-    </w:p>
-    <w:p>
-      <w:pPr>
-        <w:spacing w:line="360" w:lineRule="auto"/>
-        <w:rPr>
-          <w:rFonts w:ascii="Arial" w:hAnsi="Arial" w:cs="Arial"/>
-        </w:rPr>
-      </w:pPr>
-      <w:r>
-        <w:rPr>
-          <w:rFonts w:ascii="Arial" w:hAnsi="Arial" w:cs="Arial"/>
-        </w:rPr>
-        <w:t xml:space="preserve">[17] </w:t>
-      </w:r>
-      <w:r>
-        <w:rPr>
-          <w:rFonts w:ascii="Arial" w:hAnsi="Arial" w:cs="Arial"/>
-        </w:rPr>
-        <w:t>docs.github.com: GitHub Actions documentation-</w:t>
-      </w:r>
-      <w:r>
-        <w:rPr>
-          <w:rFonts w:ascii="Arial" w:hAnsi="Arial" w:cs="Arial"/>
-        </w:rPr>
-        <w:t>https://docs.github.com/en/actions</w:t>
-      </w:r>
-    </w:p>
-    <w:p>
-      <w:pPr>
-        <w:spacing w:line="360" w:lineRule="auto"/>
-        <w:rPr>
-          <w:rFonts w:ascii="Arial" w:hAnsi="Arial" w:cs="Arial"/>
-        </w:rPr>
-      </w:pPr>
-      <w:r>
-        <w:rPr>
-          <w:rFonts w:ascii="Arial" w:hAnsi="Arial" w:cs="Arial"/>
-        </w:rPr>
-        <w:t>[18] code.visualstudio.com: Visual Studio Code documentation-</w:t>
-      </w:r>
-      <w:r>
-        <w:rPr>
-          <w:rFonts w:ascii="Arial" w:hAnsi="Arial" w:cs="Arial"/>
-        </w:rPr>
-        <w:t>https://code.visualstudio.com/docs</w:t>
-      </w:r>
-    </w:p>
-    <w:p>
-      <w:pPr>
-        <w:spacing w:line="360" w:lineRule="auto"/>
-        <w:rPr>
-          <w:rFonts w:ascii="Arial" w:hAnsi="Arial" w:cs="Arial"/>
-        </w:rPr>
-      </w:pPr>
-      <w:r>
-        <w:rPr>
-          <w:rFonts w:ascii="Arial" w:hAnsi="Arial" w:cs="Arial"/>
-        </w:rPr>
-        <w:t xml:space="preserve">[19] </w:t>
-      </w:r>
-      <w:r>
-        <w:rPr>
-          <w:rFonts w:ascii="Arial" w:hAnsi="Arial" w:cs="Arial"/>
-        </w:rPr>
-        <w:t>coolify.io: Coolify-</w:t>
-      </w:r>
-      <w:r>
-        <w:rPr>
-          <w:rFonts w:ascii="Arial" w:hAnsi="Arial" w:cs="Arial"/>
-        </w:rPr>
-        <w:t>https://coolify.io/docs</w:t>
-      </w:r>
-    </w:p>
-    <w:p>
-      <w:pPr>
-        <w:spacing w:line="360" w:lineRule="auto"/>
-        <w:rPr>
-          <w:rFonts w:ascii="Arial" w:hAnsi="Arial" w:cs="Arial"/>
-        </w:rPr>
-      </w:pPr>
-      <w:r>
-        <w:rPr>
-          <w:rFonts w:ascii="Arial" w:hAnsi="Arial" w:cs="Arial"/>
-        </w:rPr>
-        <w:t>[20] docs.docker.com: Docker Compose-</w:t>
-      </w:r>
-      <w:r>
-        <w:rPr>
-          <w:rFonts w:ascii="Arial" w:hAnsi="Arial" w:cs="Arial"/>
-        </w:rPr>
-        <w:t>https://docs.docker.com/compose/</w:t>
+        <w:t>https://docs.github.com/en/get-started</w:t>
       </w:r>
     </w:p>
     <w:p>
@@ -11816,7 +12885,7 @@
 </file>
 
 <file path=word/numbering.xml><?xml version="1.0" encoding="utf-8"?>
-<w:numbering xmlns:wpc="http://schemas.microsoft.com/office/word/2010/wordprocessingCanvas" xmlns:cx="http://schemas.microsoft.com/office/drawing/2014/chartex" xmlns:cx1="http://schemas.microsoft.com/office/drawing/2015/9/8/chartex" xmlns:cx2="http://schemas.microsoft.com/office/drawing/2015/10/21/chartex" xmlns:cx3="http://schemas.microsoft.com/office/drawing/2016/5/9/chartex" xmlns:cx4="http://schemas.microsoft.com/office/drawing/2016/5/10/chartex" xmlns:cx5="http://schemas.microsoft.com/office/drawing/2016/5/11/chartex" xmlns:cx6="http://schemas.microsoft.com/office/drawing/2016/5/12/chartex" xmlns:cx7="http://schemas.microsoft.com/office/drawing/2016/5/13/chartex" xmlns:cx8="http://schemas.microsoft.com/office/drawing/2016/5/14/chartex" xmlns:mc="http://schemas.openxmlformats.org/markup-compatibility/2006" xmlns:aink="http://schemas.microsoft.com/office/drawing/2016/ink" xmlns:am3d="http://schemas.microsoft.com/office/drawing/2017/model3d" xmlns:o="urn:schemas-microsoft-com:office:office" xmlns:oel="http://schemas.microsoft.com/office/2019/extlst" xmlns:r="http://schemas.openxmlformats.org/officeDocument/2006/relationships" xmlns:m="http://schemas.openxmlformats.org/officeDocument/2006/math" xmlns:v="urn:schemas-microsoft-com:vml" xmlns:wp14="http://schemas.microsoft.com/office/word/2010/wordprocessingDrawing" xmlns:wp="http://schemas.openxmlformats.org/drawingml/2006/wordprocessingDrawing" xmlns:w10="urn:schemas-microsoft-com:office:word" xmlns:w="http://schemas.openxmlformats.org/wordprocessingml/2006/main" xmlns:w14="http://schemas.microsoft.com/office/word/2010/wordml" xmlns:w15="http://schemas.microsoft.com/office/word/2012/wordml" xmlns:w16cex="http://schemas.microsoft.com/office/word/2018/wordml/cex" xmlns:w16cid="http://schemas.microsoft.com/office/word/2016/wordml/cid" xmlns:w16="http://schemas.microsoft.com/office/word/2018/wordml" xmlns:w16du="http://schemas.microsoft.com/office/word/2023/wordml/word16du" xmlns:w16sdtdh="http://schemas.microsoft.com/office/word/2020/wordml/sdtdatahash" xmlns:w16sdtfl="http://schemas.microsoft.com/office/word/2024/wordml/sdtformatlock" xmlns:w16se="http://schemas.microsoft.com/office/word/2015/wordml/symex" xmlns:wpg="http://schemas.microsoft.com/office/word/2010/wordprocessingGroup" xmlns:wpi="http://schemas.microsoft.com/office/word/2010/wordprocessingInk" xmlns:wne="http://schemas.microsoft.com/office/word/2006/wordml" xmlns:wps="http://schemas.microsoft.com/office/word/2010/wordprocessingShape" mc:Ignorable="w14 w15 w16se w16cid w16 w16cex w16sdtdh w16sdtfl w16du wp14">
+<w:numbering xmlns:wpc="http://schemas.microsoft.com/office/word/2010/wordprocessingCanvas" xmlns:cx="http://schemas.microsoft.com/office/drawing/2014/chartex" xmlns:cx1="http://schemas.microsoft.com/office/drawing/2015/9/8/chartex" xmlns:cx2="http://schemas.microsoft.com/office/drawing/2015/10/21/chartex" xmlns:cx3="http://schemas.microsoft.com/office/drawing/2016/5/9/chartex" xmlns:cx4="http://schemas.microsoft.com/office/drawing/2016/5/10/chartex" xmlns:cx5="http://schemas.microsoft.com/office/drawing/2016/5/11/chartex" xmlns:cx6="http://schemas.microsoft.com/office/drawing/2016/5/12/chartex" xmlns:cx7="http://schemas.microsoft.com/office/drawing/2016/5/13/chartex" xmlns:cx8="http://schemas.microsoft.com/office/drawing/2016/5/14/chartex" xmlns:mc="http://schemas.openxmlformats.org/markup-compatibility/2006" xmlns:aink="http://schemas.microsoft.com/office/drawing/2016/ink" xmlns:am3d="http://schemas.microsoft.com/office/drawing/2017/model3d" xmlns:o="urn:schemas-microsoft-com:office:office" xmlns:oel="http://schemas.microsoft.com/office/2019/extlst" xmlns:r="http://schemas.openxmlformats.org/officeDocument/2006/relationships" xmlns:m="http://schemas.openxmlformats.org/officeDocument/2006/math" xmlns:v="urn:schemas-microsoft-com:vml" xmlns:wp14="http://schemas.microsoft.com/office/word/2010/wordprocessingDrawing" xmlns:wp="http://schemas.openxmlformats.org/drawingml/2006/wordprocessingDrawing" xmlns:w10="urn:schemas-microsoft-com:office:word" xmlns:w="http://schemas.openxmlformats.org/wordprocessingml/2006/main" xmlns:w14="http://schemas.microsoft.com/office/word/2010/wordml" xmlns:w15="http://schemas.microsoft.com/office/word/2012/wordml" xmlns:w16cei="http://schemas.microsoft.com/office/word/2026/wordml/cei" xmlns:w16cex="http://schemas.microsoft.com/office/word/2018/wordml/cex" xmlns:w16cid="http://schemas.microsoft.com/office/word/2016/wordml/cid" xmlns:w16="http://schemas.microsoft.com/office/word/2018/wordml" xmlns:w16du="http://schemas.microsoft.com/office/word/2023/wordml/word16du" xmlns:w16sdtdh="http://schemas.microsoft.com/office/word/2020/wordml/sdtdatahash" xmlns:w16sdtfl="http://schemas.microsoft.com/office/word/2024/wordml/sdtformatlock" xmlns:w16se="http://schemas.microsoft.com/office/word/2015/wordml/symex" xmlns:wpg="http://schemas.microsoft.com/office/word/2010/wordprocessingGroup" xmlns:wpi="http://schemas.microsoft.com/office/word/2010/wordprocessingInk" xmlns:wne="http://schemas.microsoft.com/office/word/2006/wordml" xmlns:wps="http://schemas.microsoft.com/office/word/2010/wordprocessingShape" mc:Ignorable="w14 w15 w16se w16cid w16 w16cex w16sdtdh w16sdtfl w16du wp14">
   <w:abstractNum w:abstractNumId="0" w15:restartNumberingAfterBreak="0">
     <w:nsid w:val="057A4E51"/>
     <w:multiLevelType w:val="multilevel"/>
@@ -15431,6 +16500,29 @@
       <w:szCs w:val="18"/>
     </w:rPr>
   </w:style>
+  <w:style w:type="character" w:styleId="Hyperlink">
+    <w:name w:val="Hyperlink"/>
+    <w:basedOn w:val="DefaultParagraphFont"/>
+    <w:uiPriority w:val="99"/>
+    <w:unhideWhenUsed/>
+    <w:rsid w:val="0083354F"/>
+    <w:rPr>
+      <w:color w:val="467886" w:themeColor="hyperlink"/>
+      <w:u w:val="single"/>
+    </w:rPr>
+  </w:style>
+  <w:style w:type="character" w:styleId="UnresolvedMention">
+    <w:name w:val="Unresolved Mention"/>
+    <w:basedOn w:val="DefaultParagraphFont"/>
+    <w:uiPriority w:val="99"/>
+    <w:semiHidden/>
+    <w:unhideWhenUsed/>
+    <w:rsid w:val="0083354F"/>
+    <w:rPr>
+      <w:color w:val="605E5C"/>
+      <w:shd w:val="clear" w:color="auto" w:fill="E1DFDD"/>
+    </w:rPr>
+  </w:style>
 </w:styles>
 </file>
 

--- a/szakdolgozat.docx
+++ b/szakdolgozat.docx
@@ -1697,73 +1697,265 @@
           <w:szCs w:val="28"/>
         </w:rPr>
       </w:pPr>
-    </w:p>
-    <w:p>
-      <w:pPr>
-        <w:spacing w:line="360" w:lineRule="auto"/>
-        <w:jc w:val="both"/>
+      <w:r>
         <w:rPr>
           <w:rFonts w:ascii="Arial" w:hAnsi="Arial" w:cs="Arial"/>
           <w:sz w:val="28"/>
           <w:szCs w:val="28"/>
         </w:rPr>
-      </w:pPr>
-    </w:p>
-    <w:p>
-      <w:pPr>
-        <w:spacing w:line="360" w:lineRule="auto"/>
-        <w:jc w:val="both"/>
+        <w:t>2.12. Google O</w:t>
+      </w:r>
+      <w:r>
         <w:rPr>
           <w:rFonts w:ascii="Arial" w:hAnsi="Arial" w:cs="Arial"/>
           <w:sz w:val="28"/>
           <w:szCs w:val="28"/>
         </w:rPr>
-      </w:pPr>
+        <w:t>A</w:t>
+      </w:r>
       <w:r>
         <w:rPr>
           <w:rFonts w:ascii="Arial" w:hAnsi="Arial" w:cs="Arial"/>
           <w:sz w:val="28"/>
           <w:szCs w:val="28"/>
         </w:rPr>
-        <w:t>2.12. Google O</w:t>
-      </w:r>
-      <w:r>
+        <w:t>uth</w:t>
+      </w:r>
+    </w:p>
+    <w:p>
+      <w:pPr>
+        <w:spacing w:line="360" w:lineRule="auto"/>
+        <w:jc w:val="both"/>
+        <w:rPr>
+          <w:rFonts w:ascii="Arial" w:hAnsi="Arial" w:cs="Arial"/>
+        </w:rPr>
+      </w:pPr>
+      <w:r>
+        <w:rPr>
+          <w:rFonts w:ascii="Arial" w:hAnsi="Arial" w:cs="Arial"/>
+        </w:rPr>
+        <w:t xml:space="preserve">A Google OAuth egy hitelesítési és engedélyezési rendszer, ami lehetővé teszi a felhasználóknak, hogy Google fiókjukkal bejelentkezzenek külső alkalmazásokba. </w:t>
+      </w:r>
+      <w:r>
+        <w:rPr>
+          <w:rFonts w:ascii="Arial" w:hAnsi="Arial" w:cs="Arial"/>
+        </w:rPr>
+        <w:t>A projektemben opcionális bejelentkezési módként szerepel, ami egyszerűbbé és biztonságosabbá teszi a felhasználók azonosítását.</w:t>
+      </w:r>
+    </w:p>
+    <w:p>
+      <w:pPr>
+        <w:spacing w:line="360" w:lineRule="auto"/>
+        <w:jc w:val="both"/>
         <w:rPr>
           <w:rFonts w:ascii="Arial" w:hAnsi="Arial" w:cs="Arial"/>
           <w:sz w:val="28"/>
           <w:szCs w:val="28"/>
         </w:rPr>
-        <w:t>A</w:t>
-      </w:r>
+      </w:pPr>
       <w:r>
         <w:rPr>
           <w:rFonts w:ascii="Arial" w:hAnsi="Arial" w:cs="Arial"/>
           <w:sz w:val="28"/>
           <w:szCs w:val="28"/>
         </w:rPr>
-        <w:t>uth</w:t>
-      </w:r>
-    </w:p>
-    <w:p>
-      <w:pPr>
-        <w:spacing w:line="360" w:lineRule="auto"/>
-        <w:jc w:val="both"/>
-        <w:rPr>
-          <w:rFonts w:ascii="Arial" w:hAnsi="Arial" w:cs="Arial"/>
-        </w:rPr>
-      </w:pPr>
-      <w:r>
-        <w:rPr>
-          <w:rFonts w:ascii="Arial" w:hAnsi="Arial" w:cs="Arial"/>
-        </w:rPr>
         <w:lastRenderedPageBreak/>
-        <w:t xml:space="preserve">A Google OAuth egy hitelesítési és engedélyezési rendszer, ami lehetővé teszi a felhasználóknak, hogy Google fiókjukkal bejelentkezzenek külső alkalmazásokba. </w:t>
-      </w:r>
-      <w:r>
-        <w:rPr>
-          <w:rFonts w:ascii="Arial" w:hAnsi="Arial" w:cs="Arial"/>
-        </w:rPr>
-        <w:t>A projektemben opcionális bejelentkezési módként szerepel, ami egyszerűbbé és biztonságosabbá teszi a felhasználók azonosítását.</w:t>
+        <w:t>2.13. Tesztelés: pytest, pytest-asyncio, pytest-cov, GitHub Actions</w:t>
+      </w:r>
+    </w:p>
+    <w:p>
+      <w:pPr>
+        <w:spacing w:line="360" w:lineRule="auto"/>
+        <w:jc w:val="both"/>
+        <w:rPr>
+          <w:rFonts w:ascii="Arial" w:hAnsi="Arial" w:cs="Arial"/>
+        </w:rPr>
+      </w:pPr>
+      <w:r>
+        <w:rPr>
+          <w:rFonts w:ascii="Arial" w:hAnsi="Arial" w:cs="Arial"/>
+        </w:rPr>
+        <w:t>A projekt során a szoftver minőségének biztosítása érdekében automatizált tesztelést alkalmaztam. A tesztelés célja a hibák korai felismerése, a kód megbízhatóságának növelése, valamint a későbbi módosítások biztonságosabbá tétele volt.</w:t>
+      </w:r>
+    </w:p>
+    <w:p>
+      <w:pPr>
+        <w:spacing w:line="360" w:lineRule="auto"/>
+        <w:jc w:val="both"/>
+        <w:rPr>
+          <w:rFonts w:ascii="Arial" w:hAnsi="Arial" w:cs="Arial"/>
+        </w:rPr>
+      </w:pPr>
+      <w:r>
+        <w:rPr>
+          <w:rFonts w:ascii="Arial" w:hAnsi="Arial" w:cs="Arial"/>
+        </w:rPr>
+        <w:t xml:space="preserve">A </w:t>
+      </w:r>
+      <w:r>
+        <w:rPr>
+          <w:rFonts w:ascii="Arial" w:hAnsi="Arial" w:cs="Arial"/>
+          <w:i/>
+          <w:iCs/>
+        </w:rPr>
+        <w:t>pytest</w:t>
+      </w:r>
+      <w:r>
+        <w:rPr>
+          <w:rFonts w:ascii="Arial" w:hAnsi="Arial" w:cs="Arial"/>
+        </w:rPr>
+        <w:t xml:space="preserve"> egy népszerű </w:t>
+      </w:r>
+      <w:r>
+        <w:rPr>
+          <w:rFonts w:ascii="Arial" w:hAnsi="Arial" w:cs="Arial"/>
+          <w:i/>
+          <w:iCs/>
+        </w:rPr>
+        <w:t>Python</w:t>
+      </w:r>
+      <w:r>
+        <w:rPr>
+          <w:rFonts w:ascii="Arial" w:hAnsi="Arial" w:cs="Arial"/>
+        </w:rPr>
+        <w:t xml:space="preserve"> tesztelési keretrendszer, amit az egységtesztek megírására és futtatására használtam. Egyszerű szintaxisa és rugalmas felépítése miatt jól illeszkedik a projektem struktúrájához.</w:t>
+      </w:r>
+    </w:p>
+    <w:p>
+      <w:pPr>
+        <w:spacing w:line="360" w:lineRule="auto"/>
+        <w:jc w:val="both"/>
+        <w:rPr>
+          <w:rFonts w:ascii="Arial" w:hAnsi="Arial" w:cs="Arial"/>
+        </w:rPr>
+      </w:pPr>
+      <w:r>
+        <w:rPr>
+          <w:rFonts w:ascii="Arial" w:hAnsi="Arial" w:cs="Arial"/>
+        </w:rPr>
+        <w:t xml:space="preserve">A </w:t>
+      </w:r>
+      <w:r>
+        <w:rPr>
+          <w:rFonts w:ascii="Arial" w:hAnsi="Arial" w:cs="Arial"/>
+          <w:i/>
+          <w:iCs/>
+        </w:rPr>
+        <w:t>pytest-asyncio</w:t>
+      </w:r>
+      <w:r>
+        <w:rPr>
+          <w:rFonts w:ascii="Arial" w:hAnsi="Arial" w:cs="Arial"/>
+        </w:rPr>
+        <w:t xml:space="preserve"> a </w:t>
+      </w:r>
+      <w:r>
+        <w:rPr>
+          <w:rFonts w:ascii="Arial" w:hAnsi="Arial" w:cs="Arial"/>
+          <w:i/>
+          <w:iCs/>
+        </w:rPr>
+        <w:t>pytest</w:t>
+      </w:r>
+      <w:r>
+        <w:rPr>
+          <w:rFonts w:ascii="Arial" w:hAnsi="Arial" w:cs="Arial"/>
+        </w:rPr>
+        <w:t xml:space="preserve"> kiegészítése, ami lehetővé teszi az aszinkron kódok tesztelését. Mivel a backend aszinkron műveleteket is tartalmaz (például API hívások), ez elengedhetetlen volt a megfelelő tesztlefedettséghez.</w:t>
+      </w:r>
+    </w:p>
+    <w:p>
+      <w:pPr>
+        <w:spacing w:line="360" w:lineRule="auto"/>
+        <w:jc w:val="both"/>
+        <w:rPr>
+          <w:rFonts w:ascii="Arial" w:hAnsi="Arial" w:cs="Arial"/>
+        </w:rPr>
+      </w:pPr>
+      <w:r>
+        <w:rPr>
+          <w:rFonts w:ascii="Arial" w:hAnsi="Arial" w:cs="Arial"/>
+        </w:rPr>
+        <w:t xml:space="preserve">A </w:t>
+      </w:r>
+      <w:r>
+        <w:rPr>
+          <w:rFonts w:ascii="Arial" w:hAnsi="Arial" w:cs="Arial"/>
+          <w:i/>
+          <w:iCs/>
+        </w:rPr>
+        <w:t>pytest-cov</w:t>
+      </w:r>
+      <w:r>
+        <w:rPr>
+          <w:rFonts w:ascii="Arial" w:hAnsi="Arial" w:cs="Arial"/>
+        </w:rPr>
+        <w:t xml:space="preserve"> a tesztlefedettség mérésére szolgáló eszköz, am</w:t>
+      </w:r>
+      <w:r>
+        <w:rPr>
+          <w:rFonts w:ascii="Arial" w:hAnsi="Arial" w:cs="Arial"/>
+        </w:rPr>
+        <w:t>i</w:t>
+      </w:r>
+      <w:r>
+        <w:rPr>
+          <w:rFonts w:ascii="Arial" w:hAnsi="Arial" w:cs="Arial"/>
+        </w:rPr>
+        <w:t xml:space="preserve"> megmutatja, hogy a kód hány százaléka van lefedve tesztekkel. Ez segít azonosítani a nem tesztelt részeket, és javítani a rendszer megbízhatóságát.</w:t>
+      </w:r>
+    </w:p>
+    <w:p>
+      <w:pPr>
+        <w:spacing w:line="360" w:lineRule="auto"/>
+        <w:jc w:val="both"/>
+        <w:rPr>
+          <w:rFonts w:ascii="Arial" w:hAnsi="Arial" w:cs="Arial"/>
+        </w:rPr>
+      </w:pPr>
+      <w:r>
+        <w:rPr>
+          <w:rFonts w:ascii="Arial" w:hAnsi="Arial" w:cs="Arial"/>
+        </w:rPr>
+        <w:t>A tesztek automatizált futtatását</w:t>
+      </w:r>
+      <w:r>
+        <w:rPr>
+          <w:rFonts w:ascii="Arial" w:hAnsi="Arial" w:cs="Arial"/>
+        </w:rPr>
+        <w:t xml:space="preserve"> a</w:t>
+      </w:r>
+      <w:r>
+        <w:rPr>
+          <w:rFonts w:ascii="Arial" w:hAnsi="Arial" w:cs="Arial"/>
+        </w:rPr>
+        <w:t xml:space="preserve"> </w:t>
+      </w:r>
+      <w:r>
+        <w:rPr>
+          <w:rFonts w:ascii="Arial" w:hAnsi="Arial" w:cs="Arial"/>
+          <w:i/>
+          <w:iCs/>
+        </w:rPr>
+        <w:t>GitHub Actions</w:t>
+      </w:r>
+      <w:r>
+        <w:rPr>
+          <w:rFonts w:ascii="Arial" w:hAnsi="Arial" w:cs="Arial"/>
+        </w:rPr>
+        <w:t xml:space="preserve"> biztosítja, am</w:t>
+      </w:r>
+      <w:r>
+        <w:rPr>
+          <w:rFonts w:ascii="Arial" w:hAnsi="Arial" w:cs="Arial"/>
+        </w:rPr>
+        <w:t>i</w:t>
+      </w:r>
+      <w:r>
+        <w:rPr>
+          <w:rFonts w:ascii="Arial" w:hAnsi="Arial" w:cs="Arial"/>
+        </w:rPr>
+        <w:t xml:space="preserve"> folyamatos integrációs  környezetet nyújt. Minden kódmódosítás esetén automatikusan lefutnak a tesztek, így biztosítva, hogy az új változtatások ne törjék el a meglévő funkcionalitást.</w:t>
       </w:r>
     </w:p>
     <w:p>
@@ -1782,221 +1974,23 @@
           <w:sz w:val="28"/>
           <w:szCs w:val="28"/>
         </w:rPr>
-        <w:t>2.13. Tesztelés: pytest, pytest-asyncio, pytest-cov, GitHub Actions</w:t>
-      </w:r>
-    </w:p>
-    <w:p>
-      <w:pPr>
-        <w:spacing w:line="360" w:lineRule="auto"/>
-        <w:jc w:val="both"/>
-        <w:rPr>
-          <w:rFonts w:ascii="Arial" w:hAnsi="Arial" w:cs="Arial"/>
-        </w:rPr>
-      </w:pPr>
-      <w:r>
-        <w:rPr>
-          <w:rFonts w:ascii="Arial" w:hAnsi="Arial" w:cs="Arial"/>
-        </w:rPr>
-        <w:t>A projekt során a szoftver minőségének biztosítása érdekében automatizált tesztelést alkalmaztam. A tesztelés célja a hibák korai felismerése, a kód megbízhatóságának növelése, valamint a későbbi módosítások biztonságosabbá tétele volt.</w:t>
-      </w:r>
-    </w:p>
-    <w:p>
-      <w:pPr>
-        <w:spacing w:line="360" w:lineRule="auto"/>
-        <w:jc w:val="both"/>
-        <w:rPr>
-          <w:rFonts w:ascii="Arial" w:hAnsi="Arial" w:cs="Arial"/>
-        </w:rPr>
-      </w:pPr>
-      <w:r>
-        <w:rPr>
-          <w:rFonts w:ascii="Arial" w:hAnsi="Arial" w:cs="Arial"/>
-        </w:rPr>
-        <w:t xml:space="preserve">A </w:t>
-      </w:r>
-      <w:r>
-        <w:rPr>
-          <w:rFonts w:ascii="Arial" w:hAnsi="Arial" w:cs="Arial"/>
-          <w:i/>
-          <w:iCs/>
-        </w:rPr>
-        <w:t>pytest</w:t>
-      </w:r>
-      <w:r>
-        <w:rPr>
-          <w:rFonts w:ascii="Arial" w:hAnsi="Arial" w:cs="Arial"/>
-        </w:rPr>
-        <w:t xml:space="preserve"> egy népszerű </w:t>
-      </w:r>
-      <w:r>
-        <w:rPr>
-          <w:rFonts w:ascii="Arial" w:hAnsi="Arial" w:cs="Arial"/>
-          <w:i/>
-          <w:iCs/>
-        </w:rPr>
-        <w:t>Python</w:t>
-      </w:r>
-      <w:r>
-        <w:rPr>
-          <w:rFonts w:ascii="Arial" w:hAnsi="Arial" w:cs="Arial"/>
-        </w:rPr>
-        <w:t xml:space="preserve"> tesztelési keretrendszer, amit az egységtesztek megírására és futtatására használtam. Egyszerű szintaxisa és rugalmas felépítése miatt jól illeszkedik a projektem struktúrájához.</w:t>
-      </w:r>
-    </w:p>
-    <w:p>
-      <w:pPr>
-        <w:spacing w:line="360" w:lineRule="auto"/>
-        <w:jc w:val="both"/>
-        <w:rPr>
-          <w:rFonts w:ascii="Arial" w:hAnsi="Arial" w:cs="Arial"/>
-        </w:rPr>
-      </w:pPr>
-      <w:r>
-        <w:rPr>
-          <w:rFonts w:ascii="Arial" w:hAnsi="Arial" w:cs="Arial"/>
-        </w:rPr>
-        <w:t xml:space="preserve">A </w:t>
-      </w:r>
-      <w:r>
-        <w:rPr>
-          <w:rFonts w:ascii="Arial" w:hAnsi="Arial" w:cs="Arial"/>
-          <w:i/>
-          <w:iCs/>
-        </w:rPr>
-        <w:t>pytest-asyncio</w:t>
-      </w:r>
-      <w:r>
-        <w:rPr>
-          <w:rFonts w:ascii="Arial" w:hAnsi="Arial" w:cs="Arial"/>
-        </w:rPr>
-        <w:t xml:space="preserve"> a </w:t>
-      </w:r>
-      <w:r>
-        <w:rPr>
-          <w:rFonts w:ascii="Arial" w:hAnsi="Arial" w:cs="Arial"/>
-          <w:i/>
-          <w:iCs/>
-        </w:rPr>
-        <w:t>pytest</w:t>
-      </w:r>
-      <w:r>
-        <w:rPr>
-          <w:rFonts w:ascii="Arial" w:hAnsi="Arial" w:cs="Arial"/>
-        </w:rPr>
-        <w:t xml:space="preserve"> kiegészítése, ami lehetővé teszi az aszinkron kódok tesztelését. Mivel a backend aszinkron műveleteket is tartalmaz (például API hívások), ez elengedhetetlen volt a megfelelő tesztlefedettséghez.</w:t>
-      </w:r>
-    </w:p>
-    <w:p>
-      <w:pPr>
-        <w:spacing w:line="360" w:lineRule="auto"/>
-        <w:jc w:val="both"/>
-        <w:rPr>
-          <w:rFonts w:ascii="Arial" w:hAnsi="Arial" w:cs="Arial"/>
-        </w:rPr>
-      </w:pPr>
-      <w:r>
-        <w:rPr>
-          <w:rFonts w:ascii="Arial" w:hAnsi="Arial" w:cs="Arial"/>
-        </w:rPr>
-        <w:t xml:space="preserve">A </w:t>
-      </w:r>
-      <w:r>
-        <w:rPr>
-          <w:rFonts w:ascii="Arial" w:hAnsi="Arial" w:cs="Arial"/>
-          <w:i/>
-          <w:iCs/>
-        </w:rPr>
-        <w:t>pytest-cov</w:t>
-      </w:r>
-      <w:r>
-        <w:rPr>
-          <w:rFonts w:ascii="Arial" w:hAnsi="Arial" w:cs="Arial"/>
-        </w:rPr>
-        <w:t xml:space="preserve"> a tesztlefedettség mérésére szolgáló eszköz, am</w:t>
-      </w:r>
-      <w:r>
-        <w:rPr>
-          <w:rFonts w:ascii="Arial" w:hAnsi="Arial" w:cs="Arial"/>
-        </w:rPr>
-        <w:t>i</w:t>
-      </w:r>
-      <w:r>
-        <w:rPr>
-          <w:rFonts w:ascii="Arial" w:hAnsi="Arial" w:cs="Arial"/>
-        </w:rPr>
-        <w:t xml:space="preserve"> megmutatja, hogy a kód hány százaléka van lefedve tesztekkel. Ez segít azonosítani a nem tesztelt részeket, és javítani a rendszer megbízhatóságát.</w:t>
-      </w:r>
-    </w:p>
-    <w:p>
-      <w:pPr>
-        <w:spacing w:line="360" w:lineRule="auto"/>
-        <w:jc w:val="both"/>
-        <w:rPr>
-          <w:rFonts w:ascii="Arial" w:hAnsi="Arial" w:cs="Arial"/>
-        </w:rPr>
-      </w:pPr>
-      <w:r>
-        <w:rPr>
-          <w:rFonts w:ascii="Arial" w:hAnsi="Arial" w:cs="Arial"/>
-        </w:rPr>
-        <w:t>A tesztek automatizált futtatását</w:t>
-      </w:r>
-      <w:r>
-        <w:rPr>
-          <w:rFonts w:ascii="Arial" w:hAnsi="Arial" w:cs="Arial"/>
-        </w:rPr>
-        <w:t xml:space="preserve"> a</w:t>
-      </w:r>
-      <w:r>
-        <w:rPr>
-          <w:rFonts w:ascii="Arial" w:hAnsi="Arial" w:cs="Arial"/>
-        </w:rPr>
-        <w:t xml:space="preserve"> </w:t>
-      </w:r>
-      <w:r>
-        <w:rPr>
-          <w:rFonts w:ascii="Arial" w:hAnsi="Arial" w:cs="Arial"/>
-          <w:i/>
-          <w:iCs/>
-        </w:rPr>
-        <w:t>GitHub Actions</w:t>
-      </w:r>
-      <w:r>
-        <w:rPr>
-          <w:rFonts w:ascii="Arial" w:hAnsi="Arial" w:cs="Arial"/>
-        </w:rPr>
-        <w:t xml:space="preserve"> biztosítja, am</w:t>
-      </w:r>
-      <w:r>
-        <w:rPr>
-          <w:rFonts w:ascii="Arial" w:hAnsi="Arial" w:cs="Arial"/>
-        </w:rPr>
-        <w:t>i</w:t>
-      </w:r>
-      <w:r>
-        <w:rPr>
-          <w:rFonts w:ascii="Arial" w:hAnsi="Arial" w:cs="Arial"/>
-        </w:rPr>
-        <w:t xml:space="preserve"> folyamatos integrációs  környezetet nyújt. Minden kódmódosítás esetén automatikusan lefutnak a tesztek, így biztosítva, hogy az új változtatások ne törjék el a meglévő funkcionalitást.</w:t>
-      </w:r>
-    </w:p>
-    <w:p>
-      <w:pPr>
-        <w:spacing w:line="360" w:lineRule="auto"/>
-        <w:jc w:val="both"/>
+        <w:t xml:space="preserve">2.14. </w:t>
+      </w:r>
+      <w:r>
         <w:rPr>
           <w:rFonts w:ascii="Arial" w:hAnsi="Arial" w:cs="Arial"/>
           <w:sz w:val="28"/>
           <w:szCs w:val="28"/>
         </w:rPr>
-      </w:pPr>
+        <w:t>i</w:t>
+      </w:r>
       <w:r>
         <w:rPr>
           <w:rFonts w:ascii="Arial" w:hAnsi="Arial" w:cs="Arial"/>
           <w:sz w:val="28"/>
           <w:szCs w:val="28"/>
         </w:rPr>
-        <w:t xml:space="preserve">2.14. </w:t>
+        <w:t>18n</w:t>
       </w:r>
       <w:r>
         <w:rPr>
@@ -2004,320 +1998,326 @@
           <w:sz w:val="28"/>
           <w:szCs w:val="28"/>
         </w:rPr>
+        <w:t xml:space="preserve"> (Nemzetköziesítés/Lokalizáció)</w:t>
+      </w:r>
+    </w:p>
+    <w:p>
+      <w:pPr>
+        <w:spacing w:line="360" w:lineRule="auto"/>
+        <w:jc w:val="both"/>
+        <w:rPr>
+          <w:rFonts w:ascii="Arial" w:hAnsi="Arial" w:cs="Arial"/>
+        </w:rPr>
+      </w:pPr>
+      <w:r>
+        <w:rPr>
+          <w:rFonts w:ascii="Arial" w:hAnsi="Arial" w:cs="Arial"/>
+        </w:rPr>
+        <w:t xml:space="preserve">Az </w:t>
+      </w:r>
+      <w:r>
+        <w:rPr>
+          <w:rFonts w:ascii="Arial" w:hAnsi="Arial" w:cs="Arial"/>
+          <w:i/>
+          <w:iCs/>
+        </w:rPr>
+        <w:t>i18n</w:t>
+      </w:r>
+      <w:r>
+        <w:rPr>
+          <w:rFonts w:ascii="Arial" w:hAnsi="Arial" w:cs="Arial"/>
+        </w:rPr>
+        <w:t xml:space="preserve"> (internationalization) egy olyan fejlesztési megközelítés, amely lehetővé teszi egy alkalmazás könnyű lefordíthatóságát és több nyelven történő megjelenítését, anélkül, hogy a kódot nyelvenként újra kellene írni. A projektemben egy saját, egyszerű JavaScript</w:t>
+      </w:r>
+      <w:r>
+        <w:rPr>
+          <w:rFonts w:ascii="Arial" w:hAnsi="Arial" w:cs="Arial"/>
+        </w:rPr>
+        <w:t xml:space="preserve"> </w:t>
+      </w:r>
+      <w:r>
+        <w:rPr>
+          <w:rFonts w:ascii="Arial" w:hAnsi="Arial" w:cs="Arial"/>
+        </w:rPr>
+        <w:t>alapú i18n</w:t>
+      </w:r>
+      <w:r>
+        <w:rPr>
+          <w:rFonts w:ascii="Arial" w:hAnsi="Arial" w:cs="Arial"/>
+        </w:rPr>
+        <w:t xml:space="preserve"> </w:t>
+      </w:r>
+      <w:r>
+        <w:rPr>
+          <w:rFonts w:ascii="Arial" w:hAnsi="Arial" w:cs="Arial"/>
+        </w:rPr>
+        <w:t>megoldást alkalmaztam, am</w:t>
+      </w:r>
+      <w:r>
+        <w:rPr>
+          <w:rFonts w:ascii="Arial" w:hAnsi="Arial" w:cs="Arial"/>
+        </w:rPr>
         <w:t>i</w:t>
       </w:r>
       <w:r>
+        <w:rPr>
+          <w:rFonts w:ascii="Arial" w:hAnsi="Arial" w:cs="Arial"/>
+        </w:rPr>
+        <w:t xml:space="preserve"> a felület szövegeit központi fordítási fájlokból</w:t>
+      </w:r>
+      <w:r>
+        <w:rPr>
+          <w:rFonts w:ascii="Arial" w:hAnsi="Arial" w:cs="Arial"/>
+        </w:rPr>
+        <w:t xml:space="preserve"> </w:t>
+      </w:r>
+      <w:r>
+        <w:rPr>
+          <w:rFonts w:ascii="Arial" w:hAnsi="Arial" w:cs="Arial"/>
+        </w:rPr>
+        <w:t xml:space="preserve">tölti be, és a HTML-elemekhez rendelt data-i18n attribútumok segítségével automatikusan a kiválasztott nyelvre cseréli azokat. </w:t>
+      </w:r>
+      <w:r>
+        <w:rPr>
+          <w:rFonts w:ascii="Arial" w:hAnsi="Arial" w:cs="Arial"/>
+        </w:rPr>
+        <w:t>Ennek köszönhetően az alkalmazás felhasználói felülete magyar, angol és német nyelven is elérhető, a felhasználó pedig bármikor válthat a nyelvek között.</w:t>
+      </w:r>
+    </w:p>
+    <w:p>
+      <w:pPr>
+        <w:spacing w:line="360" w:lineRule="auto"/>
+        <w:jc w:val="both"/>
         <w:rPr>
           <w:rFonts w:ascii="Arial" w:hAnsi="Arial" w:cs="Arial"/>
           <w:sz w:val="28"/>
           <w:szCs w:val="28"/>
         </w:rPr>
-        <w:t>18n</w:t>
-      </w:r>
+      </w:pPr>
       <w:r>
         <w:rPr>
           <w:rFonts w:ascii="Arial" w:hAnsi="Arial" w:cs="Arial"/>
           <w:sz w:val="28"/>
           <w:szCs w:val="28"/>
         </w:rPr>
-        <w:t xml:space="preserve"> (Nemzetköziesítés/Lokalizáció)</w:t>
-      </w:r>
-    </w:p>
-    <w:p>
-      <w:pPr>
-        <w:spacing w:line="360" w:lineRule="auto"/>
-        <w:jc w:val="both"/>
-        <w:rPr>
-          <w:rFonts w:ascii="Arial" w:hAnsi="Arial" w:cs="Arial"/>
-        </w:rPr>
-      </w:pPr>
-      <w:r>
-        <w:rPr>
-          <w:rFonts w:ascii="Arial" w:hAnsi="Arial" w:cs="Arial"/>
-        </w:rPr>
-        <w:t xml:space="preserve">Az </w:t>
-      </w:r>
-      <w:r>
-        <w:rPr>
-          <w:rFonts w:ascii="Arial" w:hAnsi="Arial" w:cs="Arial"/>
-          <w:i/>
-          <w:iCs/>
-        </w:rPr>
-        <w:t>i18n</w:t>
-      </w:r>
-      <w:r>
-        <w:rPr>
-          <w:rFonts w:ascii="Arial" w:hAnsi="Arial" w:cs="Arial"/>
-        </w:rPr>
-        <w:t xml:space="preserve"> (internationalization) egy olyan fejlesztési megközelítés, amely lehetővé teszi egy alkalmazás könnyű lefordíthatóságát és több nyelven történő megjelenítését, anélkül, hogy a kódot nyelvenként újra kellene írni. A projektemben egy saját, egyszerű JavaScript</w:t>
-      </w:r>
-      <w:r>
-        <w:rPr>
-          <w:rFonts w:ascii="Arial" w:hAnsi="Arial" w:cs="Arial"/>
-        </w:rPr>
-        <w:t xml:space="preserve"> </w:t>
-      </w:r>
-      <w:r>
-        <w:rPr>
-          <w:rFonts w:ascii="Arial" w:hAnsi="Arial" w:cs="Arial"/>
-        </w:rPr>
-        <w:t>alapú i18n</w:t>
-      </w:r>
-      <w:r>
-        <w:rPr>
-          <w:rFonts w:ascii="Arial" w:hAnsi="Arial" w:cs="Arial"/>
-        </w:rPr>
-        <w:t xml:space="preserve"> </w:t>
-      </w:r>
-      <w:r>
-        <w:rPr>
-          <w:rFonts w:ascii="Arial" w:hAnsi="Arial" w:cs="Arial"/>
-        </w:rPr>
-        <w:t>megoldást alkalmaztam, am</w:t>
-      </w:r>
-      <w:r>
-        <w:rPr>
-          <w:rFonts w:ascii="Arial" w:hAnsi="Arial" w:cs="Arial"/>
-        </w:rPr>
-        <w:t>i</w:t>
-      </w:r>
-      <w:r>
-        <w:rPr>
-          <w:rFonts w:ascii="Arial" w:hAnsi="Arial" w:cs="Arial"/>
-        </w:rPr>
-        <w:t xml:space="preserve"> a felület szövegeit központi fordítási fájlokból</w:t>
-      </w:r>
-      <w:r>
-        <w:rPr>
-          <w:rFonts w:ascii="Arial" w:hAnsi="Arial" w:cs="Arial"/>
-        </w:rPr>
-        <w:t xml:space="preserve"> </w:t>
-      </w:r>
-      <w:r>
-        <w:rPr>
-          <w:rFonts w:ascii="Arial" w:hAnsi="Arial" w:cs="Arial"/>
-        </w:rPr>
-        <w:t xml:space="preserve">tölti be, és a HTML-elemekhez rendelt data-i18n attribútumok segítségével automatikusan a kiválasztott nyelvre cseréli azokat. </w:t>
-      </w:r>
-      <w:r>
-        <w:rPr>
-          <w:rFonts w:ascii="Arial" w:hAnsi="Arial" w:cs="Arial"/>
-        </w:rPr>
-        <w:t>Ennek köszönhetően az alkalmazás felhasználói felülete magyar, angol és német nyelven is elérhető, a felhasználó pedig bármikor válthat a nyelvek között.</w:t>
-      </w:r>
-    </w:p>
-    <w:p>
-      <w:pPr>
-        <w:spacing w:line="360" w:lineRule="auto"/>
-        <w:jc w:val="both"/>
+        <w:t>2.1</w:t>
+      </w:r>
+      <w:r>
         <w:rPr>
           <w:rFonts w:ascii="Arial" w:hAnsi="Arial" w:cs="Arial"/>
           <w:sz w:val="28"/>
           <w:szCs w:val="28"/>
         </w:rPr>
-      </w:pPr>
+        <w:t>5</w:t>
+      </w:r>
       <w:r>
         <w:rPr>
           <w:rFonts w:ascii="Arial" w:hAnsi="Arial" w:cs="Arial"/>
           <w:sz w:val="28"/>
           <w:szCs w:val="28"/>
         </w:rPr>
-        <w:t>2.1</w:t>
-      </w:r>
-      <w:r>
+        <w:t>. Visual Studio Code</w:t>
+      </w:r>
+    </w:p>
+    <w:p>
+      <w:pPr>
+        <w:spacing w:line="360" w:lineRule="auto"/>
+        <w:jc w:val="both"/>
+        <w:rPr>
+          <w:rFonts w:ascii="Arial" w:hAnsi="Arial" w:cs="Arial"/>
+        </w:rPr>
+      </w:pPr>
+      <w:r>
+        <w:rPr>
+          <w:rFonts w:ascii="Arial" w:hAnsi="Arial" w:cs="Arial"/>
+        </w:rPr>
+        <w:t xml:space="preserve">A </w:t>
+      </w:r>
+      <w:r>
+        <w:rPr>
+          <w:rFonts w:ascii="Arial" w:hAnsi="Arial" w:cs="Arial"/>
+          <w:i/>
+          <w:iCs/>
+        </w:rPr>
+        <w:t>Visual Studio Code</w:t>
+      </w:r>
+      <w:r>
+        <w:rPr>
+          <w:rFonts w:ascii="Arial" w:hAnsi="Arial" w:cs="Arial"/>
+        </w:rPr>
+        <w:t xml:space="preserve"> egy ingyenes, nyílt forráskódú fejlesztőkörnyezet, amit a projekt során a kódom írására használtam. </w:t>
+      </w:r>
+      <w:r>
+        <w:rPr>
+          <w:rFonts w:ascii="Arial" w:hAnsi="Arial" w:cs="Arial"/>
+        </w:rPr>
+        <w:t xml:space="preserve">Széles körű bővítmény támogatással rendelkezik, ami megkönnyíti a </w:t>
+      </w:r>
+      <w:r>
+        <w:rPr>
+          <w:rFonts w:ascii="Arial" w:hAnsi="Arial" w:cs="Arial"/>
+          <w:i/>
+          <w:iCs/>
+        </w:rPr>
+        <w:t>Python</w:t>
+      </w:r>
+      <w:r>
+        <w:rPr>
+          <w:rFonts w:ascii="Arial" w:hAnsi="Arial" w:cs="Arial"/>
+        </w:rPr>
+        <w:t xml:space="preserve">, </w:t>
+      </w:r>
+      <w:r>
+        <w:rPr>
+          <w:rFonts w:ascii="Arial" w:hAnsi="Arial" w:cs="Arial"/>
+          <w:i/>
+          <w:iCs/>
+        </w:rPr>
+        <w:t>JavaScript</w:t>
+      </w:r>
+      <w:r>
+        <w:rPr>
+          <w:rFonts w:ascii="Arial" w:hAnsi="Arial" w:cs="Arial"/>
+        </w:rPr>
+        <w:t xml:space="preserve"> és webes technológiák hatékony fejlesztését. </w:t>
+      </w:r>
+      <w:r>
+        <w:rPr>
+          <w:rFonts w:ascii="Arial" w:hAnsi="Arial" w:cs="Arial"/>
+        </w:rPr>
+        <w:lastRenderedPageBreak/>
+        <w:t xml:space="preserve">Beépített terminálja, hibakeresője és </w:t>
+      </w:r>
+      <w:r>
+        <w:rPr>
+          <w:rFonts w:ascii="Arial" w:hAnsi="Arial" w:cs="Arial"/>
+          <w:i/>
+          <w:iCs/>
+        </w:rPr>
+        <w:t>Git</w:t>
+      </w:r>
+      <w:r>
+        <w:rPr>
+          <w:rFonts w:ascii="Arial" w:hAnsi="Arial" w:cs="Arial"/>
+        </w:rPr>
+        <w:t>-integrációja jelentősen növelte a fejlesztés hatékonyságát.</w:t>
+      </w:r>
+    </w:p>
+    <w:p>
+      <w:pPr>
+        <w:spacing w:line="360" w:lineRule="auto"/>
+        <w:jc w:val="both"/>
         <w:rPr>
           <w:rFonts w:ascii="Arial" w:hAnsi="Arial" w:cs="Arial"/>
           <w:sz w:val="28"/>
           <w:szCs w:val="28"/>
         </w:rPr>
-        <w:t>5</w:t>
-      </w:r>
+      </w:pPr>
       <w:r>
         <w:rPr>
           <w:rFonts w:ascii="Arial" w:hAnsi="Arial" w:cs="Arial"/>
           <w:sz w:val="28"/>
           <w:szCs w:val="28"/>
         </w:rPr>
-        <w:t>. Visual Studio Code</w:t>
-      </w:r>
-    </w:p>
-    <w:p>
-      <w:pPr>
-        <w:spacing w:line="360" w:lineRule="auto"/>
-        <w:jc w:val="both"/>
-        <w:rPr>
-          <w:rFonts w:ascii="Arial" w:hAnsi="Arial" w:cs="Arial"/>
-        </w:rPr>
-      </w:pPr>
-      <w:r>
-        <w:rPr>
-          <w:rFonts w:ascii="Arial" w:hAnsi="Arial" w:cs="Arial"/>
-        </w:rPr>
-        <w:lastRenderedPageBreak/>
-        <w:t xml:space="preserve">A </w:t>
-      </w:r>
-      <w:r>
-        <w:rPr>
-          <w:rFonts w:ascii="Arial" w:hAnsi="Arial" w:cs="Arial"/>
-          <w:i/>
-          <w:iCs/>
-        </w:rPr>
-        <w:t>Visual Studio Code</w:t>
-      </w:r>
-      <w:r>
-        <w:rPr>
-          <w:rFonts w:ascii="Arial" w:hAnsi="Arial" w:cs="Arial"/>
-        </w:rPr>
-        <w:t xml:space="preserve"> egy ingyenes, nyílt forráskódú fejlesztőkörnyezet, amit a projekt során a kódom írására használtam. </w:t>
-      </w:r>
-      <w:r>
-        <w:rPr>
-          <w:rFonts w:ascii="Arial" w:hAnsi="Arial" w:cs="Arial"/>
-        </w:rPr>
-        <w:t xml:space="preserve">Széles körű bővítmény támogatással rendelkezik, ami megkönnyíti a </w:t>
-      </w:r>
-      <w:r>
-        <w:rPr>
-          <w:rFonts w:ascii="Arial" w:hAnsi="Arial" w:cs="Arial"/>
-          <w:i/>
-          <w:iCs/>
-        </w:rPr>
-        <w:t>Python</w:t>
-      </w:r>
-      <w:r>
-        <w:rPr>
-          <w:rFonts w:ascii="Arial" w:hAnsi="Arial" w:cs="Arial"/>
-        </w:rPr>
-        <w:t xml:space="preserve">, </w:t>
-      </w:r>
-      <w:r>
-        <w:rPr>
-          <w:rFonts w:ascii="Arial" w:hAnsi="Arial" w:cs="Arial"/>
-          <w:i/>
-          <w:iCs/>
-        </w:rPr>
-        <w:t>JavaScript</w:t>
-      </w:r>
-      <w:r>
-        <w:rPr>
-          <w:rFonts w:ascii="Arial" w:hAnsi="Arial" w:cs="Arial"/>
-        </w:rPr>
-        <w:t xml:space="preserve"> és webes technológiák hatékony fejlesztését. Beépített terminálja, hibakeresője és </w:t>
-      </w:r>
-      <w:r>
-        <w:rPr>
-          <w:rFonts w:ascii="Arial" w:hAnsi="Arial" w:cs="Arial"/>
-          <w:i/>
-          <w:iCs/>
-        </w:rPr>
-        <w:t>Git</w:t>
-      </w:r>
-      <w:r>
-        <w:rPr>
-          <w:rFonts w:ascii="Arial" w:hAnsi="Arial" w:cs="Arial"/>
-        </w:rPr>
-        <w:t>-integrációja jelentősen növelte a fejlesztés hatékonyságát.</w:t>
-      </w:r>
-    </w:p>
-    <w:p>
-      <w:pPr>
-        <w:spacing w:line="360" w:lineRule="auto"/>
-        <w:jc w:val="both"/>
+        <w:t>2.1</w:t>
+      </w:r>
+      <w:r>
         <w:rPr>
           <w:rFonts w:ascii="Arial" w:hAnsi="Arial" w:cs="Arial"/>
           <w:sz w:val="28"/>
           <w:szCs w:val="28"/>
         </w:rPr>
-      </w:pPr>
+        <w:t>6</w:t>
+      </w:r>
       <w:r>
         <w:rPr>
           <w:rFonts w:ascii="Arial" w:hAnsi="Arial" w:cs="Arial"/>
           <w:sz w:val="28"/>
           <w:szCs w:val="28"/>
         </w:rPr>
-        <w:t>2.1</w:t>
-      </w:r>
-      <w:r>
+        <w:t>. Coolify</w:t>
+      </w:r>
+    </w:p>
+    <w:p>
+      <w:pPr>
+        <w:spacing w:line="360" w:lineRule="auto"/>
+        <w:jc w:val="both"/>
+        <w:rPr>
+          <w:rFonts w:ascii="Arial" w:hAnsi="Arial" w:cs="Arial"/>
+        </w:rPr>
+      </w:pPr>
+      <w:r>
+        <w:rPr>
+          <w:rFonts w:ascii="Arial" w:hAnsi="Arial" w:cs="Arial"/>
+        </w:rPr>
+        <w:t>A Coolify egy olyan rendszer, amely webes alkalmazások hosztolására (üzemeltetésére) használható. Annak érdekében, hogy a projektem bárhonnan és bárki számára elérhető, illetve használható legyen, ennek a szolgáltatásnak a használata mellett döntöttem.</w:t>
+      </w:r>
+      <w:r>
+        <w:rPr>
+          <w:rFonts w:ascii="Arial" w:hAnsi="Arial" w:cs="Arial"/>
+        </w:rPr>
+        <w:t xml:space="preserve"> Egyszerre tudja kezelni a frontendet, a backendet, valamint az adatbázist</w:t>
+      </w:r>
+      <w:r>
+        <w:rPr>
+          <w:rFonts w:ascii="Arial" w:hAnsi="Arial" w:cs="Arial"/>
+        </w:rPr>
+        <w:t xml:space="preserve"> </w:t>
+      </w:r>
+      <w:r>
+        <w:rPr>
+          <w:rFonts w:ascii="Arial" w:hAnsi="Arial" w:cs="Arial"/>
+          <w:i/>
+          <w:iCs/>
+        </w:rPr>
+        <w:t>Docker Compose</w:t>
+      </w:r>
+      <w:r>
+        <w:rPr>
+          <w:rFonts w:ascii="Arial" w:hAnsi="Arial" w:cs="Arial"/>
+        </w:rPr>
+        <w:t xml:space="preserve"> segítségével</w:t>
+      </w:r>
+      <w:r>
+        <w:rPr>
+          <w:rFonts w:ascii="Arial" w:hAnsi="Arial" w:cs="Arial"/>
+        </w:rPr>
+        <w:t>, így a használata egyszerű.</w:t>
+      </w:r>
+    </w:p>
+    <w:p>
+      <w:pPr>
+        <w:spacing w:line="360" w:lineRule="auto"/>
+        <w:jc w:val="both"/>
         <w:rPr>
           <w:rFonts w:ascii="Arial" w:hAnsi="Arial" w:cs="Arial"/>
           <w:sz w:val="28"/>
           <w:szCs w:val="28"/>
         </w:rPr>
-        <w:t>6</w:t>
-      </w:r>
+      </w:pPr>
       <w:r>
         <w:rPr>
           <w:rFonts w:ascii="Arial" w:hAnsi="Arial" w:cs="Arial"/>
           <w:sz w:val="28"/>
           <w:szCs w:val="28"/>
         </w:rPr>
-        <w:t>. Coolify</w:t>
-      </w:r>
-    </w:p>
-    <w:p>
-      <w:pPr>
-        <w:spacing w:line="360" w:lineRule="auto"/>
-        <w:jc w:val="both"/>
-        <w:rPr>
-          <w:rFonts w:ascii="Arial" w:hAnsi="Arial" w:cs="Arial"/>
-        </w:rPr>
-      </w:pPr>
-      <w:r>
-        <w:rPr>
-          <w:rFonts w:ascii="Arial" w:hAnsi="Arial" w:cs="Arial"/>
-        </w:rPr>
-        <w:t>A Coolify egy olyan rendszer, amely webes alkalmazások hosztolására (üzemeltetésére) használható. Annak érdekében, hogy a projektem bárhonnan és bárki számára elérhető, illetve használható legyen, ennek a szolgáltatásnak a használata mellett döntöttem.</w:t>
-      </w:r>
-      <w:r>
-        <w:rPr>
-          <w:rFonts w:ascii="Arial" w:hAnsi="Arial" w:cs="Arial"/>
-        </w:rPr>
-        <w:t xml:space="preserve"> Egyszerre tudja kezelni a frontendet, a backendet, valamint az adatbázist</w:t>
-      </w:r>
-      <w:r>
-        <w:rPr>
-          <w:rFonts w:ascii="Arial" w:hAnsi="Arial" w:cs="Arial"/>
-        </w:rPr>
-        <w:t xml:space="preserve"> </w:t>
-      </w:r>
-      <w:r>
-        <w:rPr>
-          <w:rFonts w:ascii="Arial" w:hAnsi="Arial" w:cs="Arial"/>
-          <w:i/>
-          <w:iCs/>
-        </w:rPr>
-        <w:t>Docker Compose</w:t>
-      </w:r>
-      <w:r>
-        <w:rPr>
-          <w:rFonts w:ascii="Arial" w:hAnsi="Arial" w:cs="Arial"/>
-        </w:rPr>
-        <w:t xml:space="preserve"> segítségével</w:t>
-      </w:r>
-      <w:r>
-        <w:rPr>
-          <w:rFonts w:ascii="Arial" w:hAnsi="Arial" w:cs="Arial"/>
-        </w:rPr>
-        <w:t>, így a használata egyszerű.</w:t>
-      </w:r>
-    </w:p>
-    <w:p>
-      <w:pPr>
-        <w:spacing w:line="360" w:lineRule="auto"/>
-        <w:jc w:val="both"/>
+        <w:t>2.1</w:t>
+      </w:r>
+      <w:r>
         <w:rPr>
           <w:rFonts w:ascii="Arial" w:hAnsi="Arial" w:cs="Arial"/>
           <w:sz w:val="28"/>
           <w:szCs w:val="28"/>
         </w:rPr>
-      </w:pPr>
+        <w:t>7</w:t>
+      </w:r>
       <w:r>
         <w:rPr>
           <w:rFonts w:ascii="Arial" w:hAnsi="Arial" w:cs="Arial"/>
           <w:sz w:val="28"/>
           <w:szCs w:val="28"/>
         </w:rPr>
-        <w:t>2.1</w:t>
+        <w:t>. Docker</w:t>
       </w:r>
       <w:r>
         <w:rPr>
@@ -2325,23 +2325,95 @@
           <w:sz w:val="28"/>
           <w:szCs w:val="28"/>
         </w:rPr>
-        <w:t>7</w:t>
-      </w:r>
-      <w:r>
+        <w:t xml:space="preserve"> Compose</w:t>
+      </w:r>
+    </w:p>
+    <w:p>
+      <w:pPr>
+        <w:spacing w:line="360" w:lineRule="auto"/>
+        <w:jc w:val="both"/>
+        <w:rPr>
+          <w:rFonts w:ascii="Arial" w:hAnsi="Arial" w:cs="Arial"/>
+        </w:rPr>
+      </w:pPr>
+      <w:r>
+        <w:rPr>
+          <w:rFonts w:ascii="Arial" w:hAnsi="Arial" w:cs="Arial"/>
+        </w:rPr>
+        <w:t xml:space="preserve">A </w:t>
+      </w:r>
+      <w:r>
+        <w:rPr>
+          <w:rFonts w:ascii="Arial" w:hAnsi="Arial" w:cs="Arial"/>
+          <w:i/>
+          <w:iCs/>
+        </w:rPr>
+        <w:t>Docker Compose</w:t>
+      </w:r>
+      <w:r>
+        <w:rPr>
+          <w:rFonts w:ascii="Arial" w:hAnsi="Arial" w:cs="Arial"/>
+        </w:rPr>
+        <w:t xml:space="preserve"> egy olyan eszköz, amely lehetővé teszi több konténer együttes, egyetlen konfigurációs fájl (docker-compose.yml) segítségével történő definiálását és kezelését. Ennek használatával a projekt egyes összetevői</w:t>
+      </w:r>
+      <w:r>
+        <w:rPr>
+          <w:rFonts w:ascii="Arial" w:hAnsi="Arial" w:cs="Arial"/>
+        </w:rPr>
+        <w:t xml:space="preserve"> </w:t>
+      </w:r>
+      <w:r>
+        <w:rPr>
+          <w:rFonts w:ascii="Arial" w:hAnsi="Arial" w:cs="Arial"/>
+        </w:rPr>
+        <w:t xml:space="preserve">külön-külön konténerekben, ugyanakkor egymással összehangoltan futtathatók. A projektem esetében a </w:t>
+      </w:r>
+      <w:r>
+        <w:rPr>
+          <w:rFonts w:ascii="Arial" w:hAnsi="Arial" w:cs="Arial"/>
+          <w:i/>
+          <w:iCs/>
+        </w:rPr>
+        <w:t>Docker Compose</w:t>
+      </w:r>
+      <w:r>
+        <w:rPr>
+          <w:rFonts w:ascii="Arial" w:hAnsi="Arial" w:cs="Arial"/>
+        </w:rPr>
+        <w:t xml:space="preserve"> alkalmazása mellett döntöttem, mivel ez jelentősen egyszerűsítette a fejlesztői környezet felállítását, valamint biztosította, hogy a </w:t>
+      </w:r>
+      <w:r>
+        <w:rPr>
+          <w:rFonts w:ascii="Arial" w:hAnsi="Arial" w:cs="Arial"/>
+          <w:i/>
+          <w:iCs/>
+        </w:rPr>
+        <w:t>Coolify</w:t>
+      </w:r>
+      <w:r>
+        <w:rPr>
+          <w:rFonts w:ascii="Arial" w:hAnsi="Arial" w:cs="Arial"/>
+        </w:rPr>
+        <w:t xml:space="preserve"> rendszeren keresztül történő hosztolás során is könnyen kezelhető és reprodukálható legyen az alkalmazás teljes infrastruktúrája.</w:t>
+      </w:r>
+    </w:p>
+    <w:p>
+      <w:pPr>
+        <w:spacing w:line="360" w:lineRule="auto"/>
+        <w:jc w:val="both"/>
         <w:rPr>
           <w:rFonts w:ascii="Arial" w:hAnsi="Arial" w:cs="Arial"/>
           <w:sz w:val="28"/>
           <w:szCs w:val="28"/>
         </w:rPr>
-        <w:t>. Docker</w:t>
-      </w:r>
+      </w:pPr>
       <w:r>
         <w:rPr>
           <w:rFonts w:ascii="Arial" w:hAnsi="Arial" w:cs="Arial"/>
           <w:sz w:val="28"/>
           <w:szCs w:val="28"/>
         </w:rPr>
-        <w:t xml:space="preserve"> Compose</w:t>
+        <w:t>2.18. JWT (JSON Web Token)</w:t>
       </w:r>
     </w:p>
     <w:p>
@@ -2364,53 +2436,45 @@
           <w:i/>
           <w:iCs/>
         </w:rPr>
-        <w:t>Docker Compose</w:t>
-      </w:r>
-      <w:r>
-        <w:rPr>
-          <w:rFonts w:ascii="Arial" w:hAnsi="Arial" w:cs="Arial"/>
-        </w:rPr>
-        <w:t xml:space="preserve"> egy olyan eszköz, amely lehetővé teszi több konténer együttes, egyetlen konfigurációs fájl (docker-compose.yml) segítségével történő definiálását és kezelését. Ennek használatával a projekt egyes összetevői</w:t>
-      </w:r>
-      <w:r>
-        <w:rPr>
-          <w:rFonts w:ascii="Arial" w:hAnsi="Arial" w:cs="Arial"/>
-        </w:rPr>
-        <w:t xml:space="preserve"> </w:t>
-      </w:r>
-      <w:r>
-        <w:rPr>
-          <w:rFonts w:ascii="Arial" w:hAnsi="Arial" w:cs="Arial"/>
-        </w:rPr>
-        <w:t xml:space="preserve">külön-külön konténerekben, ugyanakkor egymással összehangoltan futtathatók. A projektem esetében a </w:t>
-      </w:r>
-      <w:r>
-        <w:rPr>
-          <w:rFonts w:ascii="Arial" w:hAnsi="Arial" w:cs="Arial"/>
-          <w:i/>
-          <w:iCs/>
-        </w:rPr>
-        <w:t>Docker Compose</w:t>
-      </w:r>
-      <w:r>
-        <w:rPr>
-          <w:rFonts w:ascii="Arial" w:hAnsi="Arial" w:cs="Arial"/>
-        </w:rPr>
-        <w:t xml:space="preserve"> alkalmazása mellett döntöttem, mivel ez jelentősen egyszerűsítette a fejlesztői környezet felállítását, valamint biztosította, hogy a </w:t>
-      </w:r>
-      <w:r>
-        <w:rPr>
-          <w:rFonts w:ascii="Arial" w:hAnsi="Arial" w:cs="Arial"/>
-          <w:i/>
-          <w:iCs/>
-        </w:rPr>
-        <w:t>Coolify</w:t>
-      </w:r>
-      <w:r>
-        <w:rPr>
-          <w:rFonts w:ascii="Arial" w:hAnsi="Arial" w:cs="Arial"/>
-        </w:rPr>
-        <w:t xml:space="preserve"> rendszeren keresztül történő hosztolás során is könnyen kezelhető és reprodukálható legyen az alkalmazás teljes infrastruktúrája.</w:t>
+        <w:t>JWT</w:t>
+      </w:r>
+      <w:r>
+        <w:rPr>
+          <w:rFonts w:ascii="Arial" w:hAnsi="Arial" w:cs="Arial"/>
+        </w:rPr>
+        <w:t xml:space="preserve"> egy nyílt szabvány (RFC 7519), amely lehetővé teszi, hogy a felek egymás között kompakt és önmagában értelmezhető módon, JSON objektumként adjanak át hitelesített adatokat. A token digitálisan alá van írva, így az információ ellenőrizhető és megbízható, az aláírás pedig biztosítja, hogy az üzenet útközben nem módosult. A projektemben a </w:t>
+      </w:r>
+      <w:r>
+        <w:rPr>
+          <w:rFonts w:ascii="Arial" w:hAnsi="Arial" w:cs="Arial"/>
+          <w:i/>
+          <w:iCs/>
+        </w:rPr>
+        <w:t>JWT</w:t>
+      </w:r>
+      <w:r>
+        <w:rPr>
+          <w:rFonts w:ascii="Arial" w:hAnsi="Arial" w:cs="Arial"/>
+        </w:rPr>
+        <w:t>-t a felhasználók hitelesítésére használ</w:t>
+      </w:r>
+      <w:r>
+        <w:rPr>
+          <w:rFonts w:ascii="Arial" w:hAnsi="Arial" w:cs="Arial"/>
+        </w:rPr>
+        <w:t>ta</w:t>
+      </w:r>
+      <w:r>
+        <w:rPr>
+          <w:rFonts w:ascii="Arial" w:hAnsi="Arial" w:cs="Arial"/>
+        </w:rPr>
+        <w:t>m: sikeres bejelentkezés után a szerver egy tokent állít ki, amelyet a kliens ezután minden védett végponthoz tartozó kérésnél a Bearer séma szerint csatol. A szerver oldalon a FastAPI dependency-je ellenőrzi a token érvényességét (aláírás, lejárati idő), és ez alapján azonosítja a kérést küldő felhasználót</w:t>
+      </w:r>
+      <w:r>
+        <w:rPr>
+          <w:rFonts w:ascii="Arial" w:hAnsi="Arial" w:cs="Arial"/>
+        </w:rPr>
+        <w:t>.</w:t>
       </w:r>
     </w:p>
     <w:p>
@@ -2429,7 +2493,7 @@
           <w:sz w:val="28"/>
           <w:szCs w:val="28"/>
         </w:rPr>
-        <w:t>2.18. JWT (JSON Web Token)</w:t>
+        <w:t>2.19. GitHub</w:t>
       </w:r>
     </w:p>
     <w:p>
@@ -2452,120 +2516,46 @@
           <w:i/>
           <w:iCs/>
         </w:rPr>
-        <w:t>JWT</w:t>
-      </w:r>
-      <w:r>
-        <w:rPr>
-          <w:rFonts w:ascii="Arial" w:hAnsi="Arial" w:cs="Arial"/>
-        </w:rPr>
-        <w:t xml:space="preserve"> egy nyílt szabvány (RFC 7519), amely lehetővé teszi, hogy a felek egymás között kompakt és önmagában értelmezhető módon, JSON objektumként adjanak át hitelesített adatokat. A token digitálisan alá van írva, így az információ ellenőrizhető és megbízható, az aláírás pedig biztosítja, hogy az üzenet útközben nem módosult. A projektemben a </w:t>
-      </w:r>
-      <w:r>
-        <w:rPr>
-          <w:rFonts w:ascii="Arial" w:hAnsi="Arial" w:cs="Arial"/>
-          <w:i/>
-          <w:iCs/>
-        </w:rPr>
-        <w:t>JWT</w:t>
-      </w:r>
-      <w:r>
-        <w:rPr>
-          <w:rFonts w:ascii="Arial" w:hAnsi="Arial" w:cs="Arial"/>
-        </w:rPr>
-        <w:t>-t a felhasználók hitelesítésére használ</w:t>
-      </w:r>
-      <w:r>
-        <w:rPr>
-          <w:rFonts w:ascii="Arial" w:hAnsi="Arial" w:cs="Arial"/>
-        </w:rPr>
-        <w:t>ta</w:t>
-      </w:r>
-      <w:r>
-        <w:rPr>
-          <w:rFonts w:ascii="Arial" w:hAnsi="Arial" w:cs="Arial"/>
-        </w:rPr>
-        <w:t>m: sikeres bejelentkezés után a szerver egy tokent állít ki, amelyet a kliens ezután minden védett végponthoz tartozó kérésnél a Bearer séma szerint csatol. A szerver oldalon a FastAPI dependency-je ellenőrzi a token érvényességét (aláírás, lejárati idő), és ez alapján azonosítja a kérést küldő felhasználót</w:t>
-      </w:r>
-      <w:r>
-        <w:rPr>
-          <w:rFonts w:ascii="Arial" w:hAnsi="Arial" w:cs="Arial"/>
-        </w:rPr>
-        <w:t>.</w:t>
-      </w:r>
-    </w:p>
-    <w:p>
-      <w:pPr>
-        <w:spacing w:line="360" w:lineRule="auto"/>
-        <w:jc w:val="both"/>
-        <w:rPr>
-          <w:rFonts w:ascii="Arial" w:hAnsi="Arial" w:cs="Arial"/>
-          <w:sz w:val="28"/>
-          <w:szCs w:val="28"/>
-        </w:rPr>
-      </w:pPr>
-      <w:r>
-        <w:rPr>
-          <w:rFonts w:ascii="Arial" w:hAnsi="Arial" w:cs="Arial"/>
-          <w:sz w:val="28"/>
-          <w:szCs w:val="28"/>
+        <w:t>GitHub</w:t>
+      </w:r>
+      <w:r>
+        <w:rPr>
+          <w:rFonts w:ascii="Arial" w:hAnsi="Arial" w:cs="Arial"/>
+        </w:rPr>
+        <w:t xml:space="preserve"> egy webalapú platform, amely a </w:t>
+      </w:r>
+      <w:r>
+        <w:rPr>
+          <w:rFonts w:ascii="Arial" w:hAnsi="Arial" w:cs="Arial"/>
+          <w:i/>
+          <w:iCs/>
+        </w:rPr>
+        <w:t>Git</w:t>
+      </w:r>
+      <w:r>
+        <w:rPr>
+          <w:rFonts w:ascii="Arial" w:hAnsi="Arial" w:cs="Arial"/>
+        </w:rPr>
+        <w:t xml:space="preserve"> verziókezelő rendszerre épül, és lehetővé teszi a forráskód tárolását, verzió</w:t>
+      </w:r>
+      <w:r>
+        <w:rPr>
+          <w:rFonts w:ascii="Arial" w:hAnsi="Arial" w:cs="Arial"/>
+        </w:rPr>
+        <w:t>kezelését</w:t>
+      </w:r>
+      <w:r>
+        <w:rPr>
+          <w:rFonts w:ascii="Arial" w:hAnsi="Arial" w:cs="Arial"/>
+        </w:rPr>
+        <w:t xml:space="preserve"> és a csapatmunkát elősegítő </w:t>
+      </w:r>
+      <w:r>
+        <w:rPr>
+          <w:rFonts w:ascii="Arial" w:hAnsi="Arial" w:cs="Arial"/>
         </w:rPr>
         <w:lastRenderedPageBreak/>
-        <w:t>2.19. GitHub</w:t>
-      </w:r>
-    </w:p>
-    <w:p>
-      <w:pPr>
-        <w:spacing w:line="360" w:lineRule="auto"/>
-        <w:jc w:val="both"/>
-        <w:rPr>
-          <w:rFonts w:ascii="Arial" w:hAnsi="Arial" w:cs="Arial"/>
-        </w:rPr>
-      </w:pPr>
-      <w:r>
-        <w:rPr>
-          <w:rFonts w:ascii="Arial" w:hAnsi="Arial" w:cs="Arial"/>
-        </w:rPr>
-        <w:t xml:space="preserve">A </w:t>
-      </w:r>
-      <w:r>
-        <w:rPr>
-          <w:rFonts w:ascii="Arial" w:hAnsi="Arial" w:cs="Arial"/>
-          <w:i/>
-          <w:iCs/>
-        </w:rPr>
-        <w:t>GitHub</w:t>
-      </w:r>
-      <w:r>
-        <w:rPr>
-          <w:rFonts w:ascii="Arial" w:hAnsi="Arial" w:cs="Arial"/>
-        </w:rPr>
-        <w:t xml:space="preserve"> egy webalapú platform, amely a </w:t>
-      </w:r>
-      <w:r>
-        <w:rPr>
-          <w:rFonts w:ascii="Arial" w:hAnsi="Arial" w:cs="Arial"/>
-          <w:i/>
-          <w:iCs/>
-        </w:rPr>
-        <w:t>Git</w:t>
-      </w:r>
-      <w:r>
-        <w:rPr>
-          <w:rFonts w:ascii="Arial" w:hAnsi="Arial" w:cs="Arial"/>
-        </w:rPr>
-        <w:t xml:space="preserve"> verziókezelő rendszerre épül, és lehetővé teszi a forráskód tárolását, verzió</w:t>
-      </w:r>
-      <w:r>
-        <w:rPr>
-          <w:rFonts w:ascii="Arial" w:hAnsi="Arial" w:cs="Arial"/>
-        </w:rPr>
-        <w:t>kezelését</w:t>
-      </w:r>
-      <w:r>
-        <w:rPr>
-          <w:rFonts w:ascii="Arial" w:hAnsi="Arial" w:cs="Arial"/>
-        </w:rPr>
-        <w:t xml:space="preserve"> és a csapatmunkát elősegítő funkciók</w:t>
+        <w:t>funkciók</w:t>
       </w:r>
       <w:r>
         <w:rPr>
@@ -2647,7 +2637,7 @@
           <w:noProof/>
         </w:rPr>
         <w:drawing>
-          <wp:inline distT="0" distB="0" distL="0" distR="0" wp14:anchorId="2B56FBAB" wp14:editId="3FFC7246">
+          <wp:inline distT="0" distB="0" distL="0" distR="0" wp14:anchorId="2B56FBAB" wp14:editId="1D5CDC35">
             <wp:extent cx="5760720" cy="3867785"/>
             <wp:effectExtent l="0" t="0" r="0" b="0"/>
             <wp:docPr id="1970030540" name="Picture 1"/>
@@ -2896,14 +2886,7 @@
         <w:rPr>
           <w:rFonts w:ascii="Arial" w:hAnsi="Arial" w:cs="Arial"/>
         </w:rPr>
-        <w:t xml:space="preserve">azaz a felhasználói fiókokkal kapcsolatos adatok tárolásáért és nyilvántartásáért felelős. A tábla képezi az alkalmazás felhasználókezelési és </w:t>
-      </w:r>
-      <w:r>
-        <w:rPr>
-          <w:rFonts w:ascii="Arial" w:hAnsi="Arial" w:cs="Arial"/>
-        </w:rPr>
-        <w:lastRenderedPageBreak/>
-        <w:t>hitelesítési</w:t>
+        <w:t>azaz a felhasználói fiókokkal kapcsolatos adatok tárolásáért és nyilvántartásáért felelős. A tábla képezi az alkalmazás felhasználókezelési és hitelesítési</w:t>
       </w:r>
       <w:r>
         <w:rPr>
@@ -2950,6 +2933,7 @@
         <w:rPr>
           <w:rFonts w:ascii="Arial" w:hAnsi="Arial" w:cs="Arial"/>
         </w:rPr>
+        <w:lastRenderedPageBreak/>
         <w:t xml:space="preserve">username: </w:t>
       </w:r>
       <w:r>
@@ -3236,6 +3220,61 @@
         <w:rPr>
           <w:rFonts w:ascii="Arial" w:hAnsi="Arial" w:cs="Arial"/>
         </w:rPr>
+        <w:t xml:space="preserve">Az </w:t>
+      </w:r>
+      <w:r>
+        <w:rPr>
+          <w:rFonts w:ascii="Arial" w:hAnsi="Arial" w:cs="Arial"/>
+          <w:i/>
+          <w:iCs/>
+        </w:rPr>
+        <w:t>Airlines</w:t>
+      </w:r>
+      <w:r>
+        <w:rPr>
+          <w:rFonts w:ascii="Arial" w:hAnsi="Arial" w:cs="Arial"/>
+        </w:rPr>
+        <w:t xml:space="preserve"> tábla a légitársaságok törzsadatait (pl. azonosító, név, ország) tárolja, és kapcsolódik a </w:t>
+      </w:r>
+      <w:r>
+        <w:rPr>
+          <w:rFonts w:ascii="Arial" w:hAnsi="Arial" w:cs="Arial"/>
+          <w:i/>
+          <w:iCs/>
+        </w:rPr>
+        <w:t xml:space="preserve">Direct_routes </w:t>
+      </w:r>
+      <w:r>
+        <w:rPr>
+          <w:rFonts w:ascii="Arial" w:hAnsi="Arial" w:cs="Arial"/>
+        </w:rPr>
+        <w:t xml:space="preserve">táblához, </w:t>
+      </w:r>
+      <w:r>
+        <w:rPr>
+          <w:rFonts w:ascii="Arial" w:hAnsi="Arial" w:cs="Arial"/>
+        </w:rPr>
+        <w:t>így</w:t>
+      </w:r>
+      <w:r>
+        <w:rPr>
+          <w:rFonts w:ascii="Arial" w:hAnsi="Arial" w:cs="Arial"/>
+        </w:rPr>
+        <w:t xml:space="preserve"> minden egyes útvonalhoz egyértelműen hozzárendelhető az azt üzemeltető légitársaság.</w:t>
+      </w:r>
+    </w:p>
+    <w:p>
+      <w:pPr>
+        <w:spacing w:line="360" w:lineRule="auto"/>
+        <w:jc w:val="both"/>
+        <w:rPr>
+          <w:rFonts w:ascii="Arial" w:hAnsi="Arial" w:cs="Arial"/>
+        </w:rPr>
+      </w:pPr>
+      <w:r>
+        <w:rPr>
+          <w:rFonts w:ascii="Arial" w:hAnsi="Arial" w:cs="Arial"/>
+        </w:rPr>
         <w:lastRenderedPageBreak/>
         <w:t xml:space="preserve">Az </w:t>
       </w:r>
@@ -3245,39 +3284,187 @@
           <w:i/>
           <w:iCs/>
         </w:rPr>
-        <w:t>Airlines</w:t>
-      </w:r>
-      <w:r>
-        <w:rPr>
-          <w:rFonts w:ascii="Arial" w:hAnsi="Arial" w:cs="Arial"/>
-        </w:rPr>
-        <w:t xml:space="preserve"> tábla a légitársaságok törzsadatait (pl. azonosító, név, ország) tárolja, és kapcsolódik a </w:t>
-      </w:r>
-      <w:r>
-        <w:rPr>
-          <w:rFonts w:ascii="Arial" w:hAnsi="Arial" w:cs="Arial"/>
-          <w:i/>
-          <w:iCs/>
-        </w:rPr>
-        <w:t xml:space="preserve">Direct_routes </w:t>
-      </w:r>
-      <w:r>
-        <w:rPr>
-          <w:rFonts w:ascii="Arial" w:hAnsi="Arial" w:cs="Arial"/>
-        </w:rPr>
-        <w:t xml:space="preserve">táblához, </w:t>
-      </w:r>
-      <w:r>
-        <w:rPr>
-          <w:rFonts w:ascii="Arial" w:hAnsi="Arial" w:cs="Arial"/>
-        </w:rPr>
-        <w:t>így</w:t>
-      </w:r>
-      <w:r>
-        <w:rPr>
-          <w:rFonts w:ascii="Arial" w:hAnsi="Arial" w:cs="Arial"/>
-        </w:rPr>
-        <w:t xml:space="preserve"> minden egyes útvonalhoz egyértelműen hozzárendelhető az azt üzemeltető légitársaság.</w:t>
+        <w:t>Airports</w:t>
+      </w:r>
+      <w:r>
+        <w:rPr>
+          <w:rFonts w:ascii="Arial" w:hAnsi="Arial" w:cs="Arial"/>
+        </w:rPr>
+        <w:t xml:space="preserve"> tábla a repülőterek adatait (azonosító, név, város, ország,</w:t>
+      </w:r>
+      <w:r>
+        <w:rPr>
+          <w:rFonts w:ascii="Arial" w:hAnsi="Arial" w:cs="Arial"/>
+        </w:rPr>
+        <w:t xml:space="preserve"> </w:t>
+      </w:r>
+      <w:r>
+        <w:rPr>
+          <w:rFonts w:ascii="Arial" w:hAnsi="Arial" w:cs="Arial"/>
+        </w:rPr>
+        <w:t>földrajzi koordináták) tartalmazza.</w:t>
+      </w:r>
+    </w:p>
+    <w:p>
+      <w:pPr>
+        <w:spacing w:line="360" w:lineRule="auto"/>
+        <w:jc w:val="both"/>
+        <w:rPr>
+          <w:rFonts w:ascii="Arial" w:hAnsi="Arial" w:cs="Arial"/>
+        </w:rPr>
+      </w:pPr>
+      <w:r>
+        <w:rPr>
+          <w:rFonts w:ascii="Arial" w:hAnsi="Arial" w:cs="Arial"/>
+        </w:rPr>
+        <w:t>A három tábla együttes, relációs adatbázis-modellként történő kezelése biztosítja, hogy az alkalmazás komplex lekérdezések</w:t>
+      </w:r>
+      <w:r>
+        <w:rPr>
+          <w:rFonts w:ascii="Arial" w:hAnsi="Arial" w:cs="Arial"/>
+        </w:rPr>
+        <w:t xml:space="preserve"> </w:t>
+      </w:r>
+      <w:r>
+        <w:rPr>
+          <w:rFonts w:ascii="Arial" w:hAnsi="Arial" w:cs="Arial"/>
+        </w:rPr>
+        <w:t>végrehajtására is képes legyen, anélkül, hogy redundáns adattárolásra lenne szükség.</w:t>
+      </w:r>
+    </w:p>
+    <w:p>
+      <w:pPr>
+        <w:spacing w:line="360" w:lineRule="auto"/>
+        <w:jc w:val="both"/>
+        <w:rPr>
+          <w:rFonts w:ascii="Arial" w:hAnsi="Arial" w:cs="Arial"/>
+        </w:rPr>
+      </w:pPr>
+      <w:r>
+        <w:rPr>
+          <w:rFonts w:ascii="Arial" w:hAnsi="Arial" w:cs="Arial"/>
+        </w:rPr>
+        <w:t>3.2.3. Meglátogatott helyek</w:t>
+      </w:r>
+    </w:p>
+    <w:p>
+      <w:pPr>
+        <w:spacing w:line="360" w:lineRule="auto"/>
+        <w:jc w:val="both"/>
+        <w:rPr>
+          <w:rFonts w:ascii="Arial" w:hAnsi="Arial" w:cs="Arial"/>
+        </w:rPr>
+      </w:pPr>
+      <w:r>
+        <w:rPr>
+          <w:rFonts w:ascii="Arial" w:hAnsi="Arial" w:cs="Arial"/>
+        </w:rPr>
+        <w:t xml:space="preserve">Ez a táblacsoport két táblából áll: </w:t>
+      </w:r>
+      <w:r>
+        <w:rPr>
+          <w:rFonts w:ascii="Arial" w:hAnsi="Arial" w:cs="Arial"/>
+          <w:i/>
+          <w:iCs/>
+        </w:rPr>
+        <w:t>Visited_places</w:t>
+      </w:r>
+      <w:r>
+        <w:rPr>
+          <w:rFonts w:ascii="Arial" w:hAnsi="Arial" w:cs="Arial"/>
+        </w:rPr>
+        <w:t xml:space="preserve"> és </w:t>
+      </w:r>
+      <w:r>
+        <w:rPr>
+          <w:rFonts w:ascii="Arial" w:hAnsi="Arial" w:cs="Arial"/>
+          <w:i/>
+          <w:iCs/>
+        </w:rPr>
+        <w:t>Images</w:t>
+      </w:r>
+      <w:r>
+        <w:rPr>
+          <w:rFonts w:ascii="Arial" w:hAnsi="Arial" w:cs="Arial"/>
+        </w:rPr>
+        <w:t>. E</w:t>
+      </w:r>
+      <w:r>
+        <w:rPr>
+          <w:rFonts w:ascii="Arial" w:hAnsi="Arial" w:cs="Arial"/>
+        </w:rPr>
+        <w:t>zen</w:t>
+      </w:r>
+      <w:r>
+        <w:rPr>
+          <w:rFonts w:ascii="Arial" w:hAnsi="Arial" w:cs="Arial"/>
+        </w:rPr>
+        <w:t xml:space="preserve"> táblák együttesen felelősek a felhasználók korábbi utazásai során bejárt helyszínekre vonatkozó adatok, valamint az azokhoz kapcsolódó fényképek tárolásáért és kezeléséért.</w:t>
+      </w:r>
+    </w:p>
+    <w:p>
+      <w:pPr>
+        <w:spacing w:line="360" w:lineRule="auto"/>
+        <w:jc w:val="both"/>
+        <w:rPr>
+          <w:rFonts w:ascii="Arial" w:hAnsi="Arial" w:cs="Arial"/>
+        </w:rPr>
+      </w:pPr>
+      <w:r>
+        <w:rPr>
+          <w:rFonts w:ascii="Arial" w:hAnsi="Arial" w:cs="Arial"/>
+        </w:rPr>
+        <w:t xml:space="preserve">A </w:t>
+      </w:r>
+      <w:r>
+        <w:rPr>
+          <w:rFonts w:ascii="Arial" w:hAnsi="Arial" w:cs="Arial"/>
+          <w:i/>
+          <w:iCs/>
+        </w:rPr>
+        <w:t>Visited_places</w:t>
+      </w:r>
+      <w:r>
+        <w:rPr>
+          <w:rFonts w:ascii="Arial" w:hAnsi="Arial" w:cs="Arial"/>
+        </w:rPr>
+        <w:t xml:space="preserve"> tábla tartalmazza a meglátogatott helyszínek alapadatait, így többek között a helyszín megnevezését, földrajzi elhelyezkedését, a látogatás időpontját, valamint azt a felhasználót, akihez tartozik. </w:t>
+      </w:r>
+      <w:r>
+        <w:rPr>
+          <w:rFonts w:ascii="Arial" w:hAnsi="Arial" w:cs="Arial"/>
+        </w:rPr>
+        <w:t>Lehetővé teszi</w:t>
+      </w:r>
+      <w:r>
+        <w:rPr>
+          <w:rFonts w:ascii="Arial" w:hAnsi="Arial" w:cs="Arial"/>
+        </w:rPr>
+        <w:t>, hogy az alkalmazás nyilvántartást vezessen arról, hogy egy adott felhasználó mely helyszíneken járt már, ezáltal megalapozva az utazási előzmények, statisztikák vagy</w:t>
+      </w:r>
+      <w:r>
+        <w:rPr>
+          <w:rFonts w:ascii="Arial" w:hAnsi="Arial" w:cs="Arial"/>
+        </w:rPr>
+        <w:t xml:space="preserve"> </w:t>
+      </w:r>
+      <w:r>
+        <w:rPr>
+          <w:rFonts w:ascii="Arial" w:hAnsi="Arial" w:cs="Arial"/>
+        </w:rPr>
+        <w:t xml:space="preserve">személyre szabott </w:t>
+      </w:r>
+      <w:r>
+        <w:rPr>
+          <w:rFonts w:ascii="Arial" w:hAnsi="Arial" w:cs="Arial"/>
+        </w:rPr>
+        <w:t>utazások tervezését</w:t>
+      </w:r>
+      <w:r>
+        <w:rPr>
+          <w:rFonts w:ascii="Arial" w:hAnsi="Arial" w:cs="Arial"/>
+        </w:rPr>
+        <w:t xml:space="preserve"> is.</w:t>
       </w:r>
     </w:p>
     <w:p>
@@ -3300,122 +3487,106 @@
           <w:i/>
           <w:iCs/>
         </w:rPr>
-        <w:t>Airports</w:t>
-      </w:r>
-      <w:r>
-        <w:rPr>
-          <w:rFonts w:ascii="Arial" w:hAnsi="Arial" w:cs="Arial"/>
-        </w:rPr>
-        <w:t xml:space="preserve"> tábla a repülőterek adatait (azonosító, név, város, ország,</w:t>
-      </w:r>
-      <w:r>
-        <w:rPr>
-          <w:rFonts w:ascii="Arial" w:hAnsi="Arial" w:cs="Arial"/>
-        </w:rPr>
-        <w:t xml:space="preserve"> </w:t>
-      </w:r>
-      <w:r>
-        <w:rPr>
-          <w:rFonts w:ascii="Arial" w:hAnsi="Arial" w:cs="Arial"/>
-        </w:rPr>
-        <w:t>földrajzi koordináták) tartalmazza.</w:t>
-      </w:r>
-    </w:p>
-    <w:p>
-      <w:pPr>
-        <w:spacing w:line="360" w:lineRule="auto"/>
-        <w:jc w:val="both"/>
-        <w:rPr>
-          <w:rFonts w:ascii="Arial" w:hAnsi="Arial" w:cs="Arial"/>
-        </w:rPr>
-      </w:pPr>
-      <w:r>
-        <w:rPr>
-          <w:rFonts w:ascii="Arial" w:hAnsi="Arial" w:cs="Arial"/>
-        </w:rPr>
-        <w:t>A három tábla együttes, relációs adatbázis-modellként történő kezelése biztosítja, hogy az alkalmazás komplex lekérdezések</w:t>
-      </w:r>
-      <w:r>
-        <w:rPr>
-          <w:rFonts w:ascii="Arial" w:hAnsi="Arial" w:cs="Arial"/>
-        </w:rPr>
-        <w:t xml:space="preserve"> </w:t>
-      </w:r>
-      <w:r>
-        <w:rPr>
-          <w:rFonts w:ascii="Arial" w:hAnsi="Arial" w:cs="Arial"/>
-        </w:rPr>
-        <w:t>végrehajtására is képes legyen, anélkül, hogy redundáns adattárolásra lenne szükség.</w:t>
-      </w:r>
-    </w:p>
-    <w:p>
-      <w:pPr>
-        <w:spacing w:line="360" w:lineRule="auto"/>
-        <w:jc w:val="both"/>
-        <w:rPr>
-          <w:rFonts w:ascii="Arial" w:hAnsi="Arial" w:cs="Arial"/>
-        </w:rPr>
-      </w:pPr>
-      <w:r>
-        <w:rPr>
-          <w:rFonts w:ascii="Arial" w:hAnsi="Arial" w:cs="Arial"/>
-        </w:rPr>
-        <w:t>3.2.3. Meglátogatott helyek</w:t>
-      </w:r>
-    </w:p>
-    <w:p>
-      <w:pPr>
-        <w:spacing w:line="360" w:lineRule="auto"/>
-        <w:jc w:val="both"/>
-        <w:rPr>
-          <w:rFonts w:ascii="Arial" w:hAnsi="Arial" w:cs="Arial"/>
-        </w:rPr>
-      </w:pPr>
-      <w:r>
-        <w:rPr>
-          <w:rFonts w:ascii="Arial" w:hAnsi="Arial" w:cs="Arial"/>
-        </w:rPr>
-        <w:t xml:space="preserve">Ez a táblacsoport két táblából áll: </w:t>
-      </w:r>
-      <w:r>
-        <w:rPr>
-          <w:rFonts w:ascii="Arial" w:hAnsi="Arial" w:cs="Arial"/>
-          <w:i/>
-          <w:iCs/>
-        </w:rPr>
-        <w:t>Visited_places</w:t>
-      </w:r>
-      <w:r>
-        <w:rPr>
-          <w:rFonts w:ascii="Arial" w:hAnsi="Arial" w:cs="Arial"/>
-        </w:rPr>
-        <w:t xml:space="preserve"> és </w:t>
-      </w:r>
-      <w:r>
-        <w:rPr>
-          <w:rFonts w:ascii="Arial" w:hAnsi="Arial" w:cs="Arial"/>
-          <w:i/>
-          <w:iCs/>
-        </w:rPr>
         <w:t>Images</w:t>
       </w:r>
       <w:r>
         <w:rPr>
           <w:rFonts w:ascii="Arial" w:hAnsi="Arial" w:cs="Arial"/>
         </w:rPr>
-        <w:t>. E</w:t>
-      </w:r>
-      <w:r>
-        <w:rPr>
-          <w:rFonts w:ascii="Arial" w:hAnsi="Arial" w:cs="Arial"/>
-        </w:rPr>
-        <w:t>zen</w:t>
-      </w:r>
-      <w:r>
-        <w:rPr>
-          <w:rFonts w:ascii="Arial" w:hAnsi="Arial" w:cs="Arial"/>
-        </w:rPr>
-        <w:t xml:space="preserve"> táblák együttesen felelősek a felhasználók korábbi utazásai során bejárt helyszínekre vonatkozó adatok, valamint az azokhoz kapcsolódó fényképek tárolásáért és kezeléséért.</w:t>
+        <w:t xml:space="preserve"> tábla a meglátogatott helyszínekhez feltöltött fényképek metaadatait (fájl elérési útja, feltöltés időpontja) tárolja. </w:t>
+      </w:r>
+    </w:p>
+    <w:p>
+      <w:pPr>
+        <w:spacing w:line="360" w:lineRule="auto"/>
+        <w:jc w:val="both"/>
+        <w:rPr>
+          <w:rFonts w:ascii="Arial" w:hAnsi="Arial" w:cs="Arial"/>
+        </w:rPr>
+      </w:pPr>
+      <w:r>
+        <w:rPr>
+          <w:rFonts w:ascii="Arial" w:hAnsi="Arial" w:cs="Arial"/>
+        </w:rPr>
+        <w:t xml:space="preserve">A két tábla együttes alkalmazása </w:t>
+      </w:r>
+      <w:r>
+        <w:rPr>
+          <w:rFonts w:ascii="Arial" w:hAnsi="Arial" w:cs="Arial"/>
+        </w:rPr>
+        <w:t>által</w:t>
+      </w:r>
+      <w:r>
+        <w:rPr>
+          <w:rFonts w:ascii="Arial" w:hAnsi="Arial" w:cs="Arial"/>
+        </w:rPr>
+        <w:t xml:space="preserve"> a rendszer nemcsak szöveges, hanem képi formában is képes megőrizni és megjeleníteni a felhasználók utazási emlékeit</w:t>
+      </w:r>
+      <w:r>
+        <w:rPr>
+          <w:rFonts w:ascii="Arial" w:hAnsi="Arial" w:cs="Arial"/>
+        </w:rPr>
+        <w:t>.</w:t>
+      </w:r>
+    </w:p>
+    <w:p>
+      <w:pPr>
+        <w:spacing w:line="360" w:lineRule="auto"/>
+        <w:jc w:val="both"/>
+        <w:rPr>
+          <w:rFonts w:ascii="Arial" w:hAnsi="Arial" w:cs="Arial"/>
+        </w:rPr>
+      </w:pPr>
+      <w:r>
+        <w:rPr>
+          <w:rFonts w:ascii="Arial" w:hAnsi="Arial" w:cs="Arial"/>
+        </w:rPr>
+        <w:t>3.2.4. Utazástervezés</w:t>
+      </w:r>
+    </w:p>
+    <w:p>
+      <w:pPr>
+        <w:spacing w:line="360" w:lineRule="auto"/>
+        <w:jc w:val="both"/>
+        <w:rPr>
+          <w:rFonts w:ascii="Arial" w:hAnsi="Arial" w:cs="Arial"/>
+        </w:rPr>
+      </w:pPr>
+      <w:r>
+        <w:rPr>
+          <w:rFonts w:ascii="Arial" w:hAnsi="Arial" w:cs="Arial"/>
+        </w:rPr>
+        <w:t xml:space="preserve">Ez a csoport szintén 2 táblából tevődik össze, Planned_trips és Planned_trip _stops. </w:t>
+      </w:r>
+      <w:r>
+        <w:rPr>
+          <w:rFonts w:ascii="Arial" w:hAnsi="Arial" w:cs="Arial"/>
+        </w:rPr>
+        <w:t>E</w:t>
+      </w:r>
+      <w:r>
+        <w:rPr>
+          <w:rFonts w:ascii="Arial" w:hAnsi="Arial" w:cs="Arial"/>
+        </w:rPr>
+        <w:t>zek</w:t>
+      </w:r>
+      <w:r>
+        <w:rPr>
+          <w:rFonts w:ascii="Arial" w:hAnsi="Arial" w:cs="Arial"/>
+        </w:rPr>
+        <w:t xml:space="preserve"> együttesen felelősek a felhasználók által megtervezett, jövőbeli utazásokra vonatkozó adatok tárolásáért és kezeléséért, ez</w:t>
+      </w:r>
+      <w:r>
+        <w:rPr>
+          <w:rFonts w:ascii="Arial" w:hAnsi="Arial" w:cs="Arial"/>
+        </w:rPr>
+        <w:t>zel</w:t>
+      </w:r>
+      <w:r>
+        <w:rPr>
+          <w:rFonts w:ascii="Arial" w:hAnsi="Arial" w:cs="Arial"/>
+        </w:rPr>
+        <w:t xml:space="preserve"> lehetővé téve az alkalmazás számára az utazástervezési funkciók megvalósítását.</w:t>
       </w:r>
     </w:p>
     <w:p>
@@ -3438,221 +3609,28 @@
           <w:i/>
           <w:iCs/>
         </w:rPr>
-        <w:t>Visited_places</w:t>
-      </w:r>
-      <w:r>
-        <w:rPr>
-          <w:rFonts w:ascii="Arial" w:hAnsi="Arial" w:cs="Arial"/>
-        </w:rPr>
-        <w:t xml:space="preserve"> tábla tartalmazza a meglátogatott helyszínek alapadatait, így többek között a helyszín megnevezését, földrajzi elhelyezkedését, a látogatás időpontját, valamint azt a felhasználót, akihez tartozik. </w:t>
-      </w:r>
-      <w:r>
-        <w:rPr>
-          <w:rFonts w:ascii="Arial" w:hAnsi="Arial" w:cs="Arial"/>
-        </w:rPr>
-        <w:t>Lehetővé teszi</w:t>
-      </w:r>
-      <w:r>
-        <w:rPr>
-          <w:rFonts w:ascii="Arial" w:hAnsi="Arial" w:cs="Arial"/>
-        </w:rPr>
-        <w:t>, hogy az alkalmazás nyilvántartást vezessen arról, hogy egy adott felhasználó mely helyszíneken járt már, ezáltal megalapozva az utazási előzmények, statisztikák vagy</w:t>
-      </w:r>
-      <w:r>
-        <w:rPr>
-          <w:rFonts w:ascii="Arial" w:hAnsi="Arial" w:cs="Arial"/>
-        </w:rPr>
-        <w:t xml:space="preserve"> </w:t>
-      </w:r>
-      <w:r>
-        <w:rPr>
-          <w:rFonts w:ascii="Arial" w:hAnsi="Arial" w:cs="Arial"/>
-        </w:rPr>
-        <w:t xml:space="preserve">személyre szabott </w:t>
-      </w:r>
-      <w:r>
-        <w:rPr>
-          <w:rFonts w:ascii="Arial" w:hAnsi="Arial" w:cs="Arial"/>
-        </w:rPr>
-        <w:t>utazások tervezését</w:t>
-      </w:r>
-      <w:r>
-        <w:rPr>
-          <w:rFonts w:ascii="Arial" w:hAnsi="Arial" w:cs="Arial"/>
-        </w:rPr>
-        <w:t xml:space="preserve"> is.</w:t>
-      </w:r>
-    </w:p>
-    <w:p>
-      <w:pPr>
-        <w:spacing w:line="360" w:lineRule="auto"/>
-        <w:jc w:val="both"/>
-        <w:rPr>
-          <w:rFonts w:ascii="Arial" w:hAnsi="Arial" w:cs="Arial"/>
-        </w:rPr>
-      </w:pPr>
-      <w:r>
-        <w:rPr>
-          <w:rFonts w:ascii="Arial" w:hAnsi="Arial" w:cs="Arial"/>
-        </w:rPr>
-        <w:t xml:space="preserve">Az </w:t>
-      </w:r>
-      <w:r>
-        <w:rPr>
-          <w:rFonts w:ascii="Arial" w:hAnsi="Arial" w:cs="Arial"/>
-          <w:i/>
-          <w:iCs/>
-        </w:rPr>
-        <w:t>Images</w:t>
-      </w:r>
-      <w:r>
-        <w:rPr>
-          <w:rFonts w:ascii="Arial" w:hAnsi="Arial" w:cs="Arial"/>
-        </w:rPr>
-        <w:t xml:space="preserve"> tábla a meglátogatott helyszínekhez feltöltött fényképek metaadatait (fájl elérési útja, feltöltés időpontja) tárolja. </w:t>
-      </w:r>
-    </w:p>
-    <w:p>
-      <w:pPr>
-        <w:spacing w:line="360" w:lineRule="auto"/>
-        <w:jc w:val="both"/>
-        <w:rPr>
-          <w:rFonts w:ascii="Arial" w:hAnsi="Arial" w:cs="Arial"/>
-        </w:rPr>
-      </w:pPr>
-      <w:r>
-        <w:rPr>
-          <w:rFonts w:ascii="Arial" w:hAnsi="Arial" w:cs="Arial"/>
-        </w:rPr>
-        <w:t xml:space="preserve">A két tábla együttes alkalmazása </w:t>
-      </w:r>
-      <w:r>
-        <w:rPr>
-          <w:rFonts w:ascii="Arial" w:hAnsi="Arial" w:cs="Arial"/>
-        </w:rPr>
-        <w:t>által</w:t>
-      </w:r>
-      <w:r>
-        <w:rPr>
-          <w:rFonts w:ascii="Arial" w:hAnsi="Arial" w:cs="Arial"/>
-        </w:rPr>
-        <w:t xml:space="preserve"> a rendszer nemcsak szöveges, hanem képi formában is képes megőrizni és megjeleníteni a felhasználók utazási emlékeit</w:t>
-      </w:r>
-      <w:r>
-        <w:rPr>
-          <w:rFonts w:ascii="Arial" w:hAnsi="Arial" w:cs="Arial"/>
-        </w:rPr>
-        <w:t>.</w:t>
-      </w:r>
-    </w:p>
-    <w:p>
-      <w:pPr>
-        <w:spacing w:line="360" w:lineRule="auto"/>
-        <w:jc w:val="both"/>
-        <w:rPr>
-          <w:rFonts w:ascii="Arial" w:hAnsi="Arial" w:cs="Arial"/>
-        </w:rPr>
-      </w:pPr>
-      <w:r>
-        <w:rPr>
-          <w:rFonts w:ascii="Arial" w:hAnsi="Arial" w:cs="Arial"/>
-        </w:rPr>
-        <w:t>3.2.4. Utazástervezés</w:t>
-      </w:r>
-    </w:p>
-    <w:p>
-      <w:pPr>
-        <w:spacing w:line="360" w:lineRule="auto"/>
-        <w:jc w:val="both"/>
-        <w:rPr>
-          <w:rFonts w:ascii="Arial" w:hAnsi="Arial" w:cs="Arial"/>
-        </w:rPr>
-      </w:pPr>
-      <w:r>
-        <w:rPr>
-          <w:rFonts w:ascii="Arial" w:hAnsi="Arial" w:cs="Arial"/>
-        </w:rPr>
-        <w:t xml:space="preserve">Ez a csoport szintén 2 táblából tevődik össze, Planned_trips és Planned_trip _stops. </w:t>
-      </w:r>
-      <w:r>
-        <w:rPr>
-          <w:rFonts w:ascii="Arial" w:hAnsi="Arial" w:cs="Arial"/>
-        </w:rPr>
-        <w:t>E</w:t>
-      </w:r>
-      <w:r>
-        <w:rPr>
-          <w:rFonts w:ascii="Arial" w:hAnsi="Arial" w:cs="Arial"/>
-        </w:rPr>
-        <w:t>zek</w:t>
-      </w:r>
-      <w:r>
-        <w:rPr>
-          <w:rFonts w:ascii="Arial" w:hAnsi="Arial" w:cs="Arial"/>
-        </w:rPr>
-        <w:t xml:space="preserve"> együttesen felelősek a felhasználók által megtervezett, jövőbeli utazásokra vonatkozó adatok tárolásáért és kezeléséért, ez</w:t>
-      </w:r>
-      <w:r>
-        <w:rPr>
-          <w:rFonts w:ascii="Arial" w:hAnsi="Arial" w:cs="Arial"/>
-        </w:rPr>
-        <w:t>zel</w:t>
-      </w:r>
-      <w:r>
-        <w:rPr>
-          <w:rFonts w:ascii="Arial" w:hAnsi="Arial" w:cs="Arial"/>
-        </w:rPr>
-        <w:t xml:space="preserve"> lehetővé téve az alkalmazás számára az utazástervezési funkciók megvalósítását.</w:t>
-      </w:r>
-    </w:p>
-    <w:p>
-      <w:pPr>
-        <w:spacing w:line="360" w:lineRule="auto"/>
-        <w:jc w:val="both"/>
-        <w:rPr>
-          <w:rFonts w:ascii="Arial" w:hAnsi="Arial" w:cs="Arial"/>
-        </w:rPr>
-      </w:pPr>
-      <w:r>
-        <w:rPr>
-          <w:rFonts w:ascii="Arial" w:hAnsi="Arial" w:cs="Arial"/>
-        </w:rPr>
-        <w:t xml:space="preserve">A </w:t>
-      </w:r>
-      <w:r>
-        <w:rPr>
-          <w:rFonts w:ascii="Arial" w:hAnsi="Arial" w:cs="Arial"/>
-          <w:i/>
-          <w:iCs/>
-        </w:rPr>
         <w:t>Planned_trips</w:t>
       </w:r>
       <w:r>
         <w:rPr>
           <w:rFonts w:ascii="Arial" w:hAnsi="Arial" w:cs="Arial"/>
         </w:rPr>
-        <w:t xml:space="preserve"> tábla tartalmazza a tervezett utazások alapadatait, így többek között az utazás megnevezését, tervezett kezdő és záró dátumát, valamint azt a felhasználót, </w:t>
-      </w:r>
+        <w:t xml:space="preserve"> tábla tartalmazza a tervezett utazások alapadatait, így többek között az utazás megnevezését, tervezett kezdő és záró dátumát, valamint azt a felhasználót, akihez az adott utazásterv tartozik. Ez a tábla képezi az utazástervezés „fő” egységét, amelyhez a további, részletesebb adatok kapcsolódnak.</w:t>
+      </w:r>
+    </w:p>
+    <w:p>
+      <w:pPr>
+        <w:spacing w:line="360" w:lineRule="auto"/>
+        <w:jc w:val="both"/>
+        <w:rPr>
+          <w:rFonts w:ascii="Arial" w:hAnsi="Arial" w:cs="Arial"/>
+        </w:rPr>
+      </w:pPr>
       <w:r>
         <w:rPr>
           <w:rFonts w:ascii="Arial" w:hAnsi="Arial" w:cs="Arial"/>
         </w:rPr>
         <w:lastRenderedPageBreak/>
-        <w:t>akihez az adott utazásterv tartozik. Ez a tábla képezi az utazástervezés „fő” egységét, amelyhez a további, részletesebb adatok kapcsolódnak.</w:t>
-      </w:r>
-    </w:p>
-    <w:p>
-      <w:pPr>
-        <w:spacing w:line="360" w:lineRule="auto"/>
-        <w:jc w:val="both"/>
-        <w:rPr>
-          <w:rFonts w:ascii="Arial" w:hAnsi="Arial" w:cs="Arial"/>
-        </w:rPr>
-      </w:pPr>
-      <w:r>
-        <w:rPr>
-          <w:rFonts w:ascii="Arial" w:hAnsi="Arial" w:cs="Arial"/>
-        </w:rPr>
         <w:t xml:space="preserve">A </w:t>
       </w:r>
       <w:r>
@@ -3981,14 +3959,20 @@
         <w:rPr>
           <w:rFonts w:ascii="Arial" w:hAnsi="Arial" w:cs="Arial"/>
         </w:rPr>
+        <w:t>Users-Visited_places: e</w:t>
+      </w:r>
+      <w:r>
+        <w:rPr>
+          <w:rFonts w:ascii="Arial" w:hAnsi="Arial" w:cs="Arial"/>
+        </w:rPr>
+        <w:t xml:space="preserve">gy felhasználóhoz tetszőleges számú meglátogatott hely tartozhat, míg egy meglátogatott hely pontosan egy felhasználóhoz kapcsolódik. A </w:t>
+      </w:r>
+      <w:r>
+        <w:rPr>
+          <w:rFonts w:ascii="Arial" w:hAnsi="Arial" w:cs="Arial"/>
+        </w:rPr>
         <w:lastRenderedPageBreak/>
-        <w:t>Users-Visited_places: e</w:t>
-      </w:r>
-      <w:r>
-        <w:rPr>
-          <w:rFonts w:ascii="Arial" w:hAnsi="Arial" w:cs="Arial"/>
-        </w:rPr>
-        <w:t xml:space="preserve">gy felhasználóhoz tetszőleges számú meglátogatott hely tartozhat, míg egy meglátogatott hely pontosan egy felhasználóhoz kapcsolódik. A kapcsolatot a </w:t>
+        <w:t xml:space="preserve">kapcsolatot a </w:t>
       </w:r>
       <w:r>
         <w:rPr>
@@ -4687,56 +4671,56 @@
           <w:i/>
           <w:iCs/>
         </w:rPr>
+        <w:t>visited_place_id</w:t>
+      </w:r>
+      <w:r>
+        <w:rPr>
+          <w:rFonts w:ascii="Arial" w:hAnsi="Arial" w:cs="Arial"/>
+        </w:rPr>
+        <w:t xml:space="preserve"> idegen kulcsa biztosítja, amely a </w:t>
+      </w:r>
+      <w:r>
+        <w:rPr>
+          <w:rFonts w:ascii="Arial" w:hAnsi="Arial" w:cs="Arial"/>
+          <w:i/>
+          <w:iCs/>
+        </w:rPr>
+        <w:t>Visited_places</w:t>
+      </w:r>
+      <w:r>
+        <w:rPr>
+          <w:rFonts w:ascii="Arial" w:hAnsi="Arial" w:cs="Arial"/>
+        </w:rPr>
+        <w:t xml:space="preserve"> tábla </w:t>
+      </w:r>
+      <w:r>
+        <w:rPr>
+          <w:rFonts w:ascii="Arial" w:hAnsi="Arial" w:cs="Arial"/>
+          <w:i/>
+          <w:iCs/>
+        </w:rPr>
+        <w:t>id</w:t>
+      </w:r>
+      <w:r>
+        <w:rPr>
+          <w:rFonts w:ascii="Arial" w:hAnsi="Arial" w:cs="Arial"/>
+        </w:rPr>
+        <w:t xml:space="preserve"> mezőjére mutat.</w:t>
+      </w:r>
+    </w:p>
+    <w:p>
+      <w:pPr>
+        <w:spacing w:line="360" w:lineRule="auto"/>
+        <w:jc w:val="both"/>
+        <w:rPr>
+          <w:rFonts w:ascii="Arial" w:hAnsi="Arial" w:cs="Arial"/>
+        </w:rPr>
+      </w:pPr>
+      <w:r>
+        <w:rPr>
+          <w:rFonts w:ascii="Arial" w:hAnsi="Arial" w:cs="Arial"/>
+        </w:rPr>
         <w:lastRenderedPageBreak/>
-        <w:t>visited_place_id</w:t>
-      </w:r>
-      <w:r>
-        <w:rPr>
-          <w:rFonts w:ascii="Arial" w:hAnsi="Arial" w:cs="Arial"/>
-        </w:rPr>
-        <w:t xml:space="preserve"> idegen kulcsa biztosítja, amely a </w:t>
-      </w:r>
-      <w:r>
-        <w:rPr>
-          <w:rFonts w:ascii="Arial" w:hAnsi="Arial" w:cs="Arial"/>
-          <w:i/>
-          <w:iCs/>
-        </w:rPr>
-        <w:t>Visited_places</w:t>
-      </w:r>
-      <w:r>
-        <w:rPr>
-          <w:rFonts w:ascii="Arial" w:hAnsi="Arial" w:cs="Arial"/>
-        </w:rPr>
-        <w:t xml:space="preserve"> tábla </w:t>
-      </w:r>
-      <w:r>
-        <w:rPr>
-          <w:rFonts w:ascii="Arial" w:hAnsi="Arial" w:cs="Arial"/>
-          <w:i/>
-          <w:iCs/>
-        </w:rPr>
-        <w:t>id</w:t>
-      </w:r>
-      <w:r>
-        <w:rPr>
-          <w:rFonts w:ascii="Arial" w:hAnsi="Arial" w:cs="Arial"/>
-        </w:rPr>
-        <w:t xml:space="preserve"> mezőjére mutat.</w:t>
-      </w:r>
-    </w:p>
-    <w:p>
-      <w:pPr>
-        <w:spacing w:line="360" w:lineRule="auto"/>
-        <w:jc w:val="both"/>
-        <w:rPr>
-          <w:rFonts w:ascii="Arial" w:hAnsi="Arial" w:cs="Arial"/>
-        </w:rPr>
-      </w:pPr>
-      <w:r>
-        <w:rPr>
-          <w:rFonts w:ascii="Arial" w:hAnsi="Arial" w:cs="Arial"/>
-        </w:rPr>
         <w:t>Planned_trips-Planned_trip_stops</w:t>
       </w:r>
       <w:r>
@@ -5263,14 +5247,20 @@
         <w:rPr>
           <w:rFonts w:ascii="Arial" w:hAnsi="Arial" w:cs="Arial"/>
         </w:rPr>
+        <w:t xml:space="preserve">A kérések feldolgozása során a kliens először egy API végpontot hív meg, ami a megfelelő szolgáltatásnak továbbítja a kérést. </w:t>
+      </w:r>
+      <w:r>
+        <w:rPr>
+          <w:rFonts w:ascii="Arial" w:hAnsi="Arial" w:cs="Arial"/>
+        </w:rPr>
+        <w:t xml:space="preserve">Ha szükséges, a szolgáltatás kezeli az </w:t>
+      </w:r>
+      <w:r>
+        <w:rPr>
+          <w:rFonts w:ascii="Arial" w:hAnsi="Arial" w:cs="Arial"/>
+        </w:rPr>
         <w:lastRenderedPageBreak/>
-        <w:t xml:space="preserve">A kérések feldolgozása során a kliens először egy API végpontot hív meg, ami a megfelelő szolgáltatásnak továbbítja a kérést. </w:t>
-      </w:r>
-      <w:r>
-        <w:rPr>
-          <w:rFonts w:ascii="Arial" w:hAnsi="Arial" w:cs="Arial"/>
-        </w:rPr>
-        <w:t>Ha szükséges, a szolgáltatás kezeli az adatbázist (</w:t>
+        <w:t>adatbázist (</w:t>
       </w:r>
       <w:r>
         <w:rPr>
@@ -6773,7 +6763,7 @@
         </w:rPr>
         <w:lastRenderedPageBreak/>
         <w:drawing>
-          <wp:inline distT="0" distB="0" distL="0" distR="0" wp14:anchorId="28BD969F" wp14:editId="22054A34">
+          <wp:inline distT="0" distB="0" distL="0" distR="0" wp14:anchorId="28BD969F" wp14:editId="70D10294">
             <wp:extent cx="5760720" cy="3240405"/>
             <wp:effectExtent l="0" t="0" r="0" b="0"/>
             <wp:docPr id="1304297483" name="Picture 8"/>
@@ -6926,7 +6916,7 @@
           <w:noProof/>
         </w:rPr>
         <w:drawing>
-          <wp:inline distT="0" distB="0" distL="0" distR="0" wp14:anchorId="1B0EC6B4" wp14:editId="06A278EA">
+          <wp:inline distT="0" distB="0" distL="0" distR="0" wp14:anchorId="1B0EC6B4" wp14:editId="3D07D707">
             <wp:extent cx="5760720" cy="3240405"/>
             <wp:effectExtent l="0" t="0" r="0" b="0"/>
             <wp:docPr id="1302079082" name="Picture 9"/>
@@ -7021,7 +7011,7 @@
         </w:rPr>
         <w:lastRenderedPageBreak/>
         <w:drawing>
-          <wp:inline distT="0" distB="0" distL="0" distR="0" wp14:anchorId="43FD0357" wp14:editId="73E3D655">
+          <wp:inline distT="0" distB="0" distL="0" distR="0" wp14:anchorId="43FD0357" wp14:editId="747163A0">
             <wp:extent cx="5760720" cy="3240405"/>
             <wp:effectExtent l="0" t="0" r="0" b="0"/>
             <wp:docPr id="179788065" name="Picture 10"/>
@@ -7129,7 +7119,7 @@
           <w:noProof/>
         </w:rPr>
         <w:drawing>
-          <wp:inline distT="0" distB="0" distL="0" distR="0" wp14:anchorId="0E4634B2" wp14:editId="3373933A">
+          <wp:inline distT="0" distB="0" distL="0" distR="0" wp14:anchorId="0E4634B2" wp14:editId="330F7E69">
             <wp:extent cx="5760720" cy="3240405"/>
             <wp:effectExtent l="0" t="0" r="0" b="0"/>
             <wp:docPr id="1198935811" name="Picture 11"/>
@@ -7237,7 +7227,7 @@
         </w:rPr>
         <w:lastRenderedPageBreak/>
         <w:drawing>
-          <wp:inline distT="0" distB="0" distL="0" distR="0" wp14:anchorId="415F39BF" wp14:editId="7DEE20F7">
+          <wp:inline distT="0" distB="0" distL="0" distR="0" wp14:anchorId="415F39BF" wp14:editId="387D1EB3">
             <wp:extent cx="5760720" cy="3237230"/>
             <wp:effectExtent l="0" t="0" r="0" b="1270"/>
             <wp:docPr id="476222351" name="Picture 12"/>
@@ -7828,6 +7818,21 @@
         <w:rPr>
           <w:rFonts w:ascii="Arial" w:hAnsi="Arial" w:cs="Arial"/>
         </w:rPr>
+        <w:t>Ez az alfejezet azt írja le, hogyan tud egy új felhasználó fiókot létrehozni az alkalmazásban, és milyen ellenőrzések biztosítják, hogy csak érvényes és egyedi adatokkal regisztrálhasson.</w:t>
+      </w:r>
+    </w:p>
+    <w:p>
+      <w:pPr>
+        <w:spacing w:line="360" w:lineRule="auto"/>
+        <w:jc w:val="both"/>
+        <w:rPr>
+          <w:rFonts w:ascii="Arial" w:hAnsi="Arial" w:cs="Arial"/>
+        </w:rPr>
+      </w:pPr>
+      <w:r>
+        <w:rPr>
+          <w:rFonts w:ascii="Arial" w:hAnsi="Arial" w:cs="Arial"/>
+        </w:rPr>
         <w:t xml:space="preserve">Az alkalmazás használatához minden felhasználónak előzetesen </w:t>
       </w:r>
       <w:r>
@@ -7840,7 +7845,14 @@
         <w:rPr>
           <w:rFonts w:ascii="Arial" w:hAnsi="Arial" w:cs="Arial"/>
         </w:rPr>
-        <w:t xml:space="preserve"> magát a rendszerbe. A regisztrációs folyamat a kliens és a szerver oldal szoros együttműködésével valósul meg, biztosítva ezáltal a bevitt adatok megfelelő ellenőrzését mind felhasználói, mind rendszerszintű oldalon.</w:t>
+        <w:t xml:space="preserve"> magát a rendszerbe. A regisztrációs folyamat a kliens és a szerver oldal szoros </w:t>
+      </w:r>
+      <w:r>
+        <w:rPr>
+          <w:rFonts w:ascii="Arial" w:hAnsi="Arial" w:cs="Arial"/>
+        </w:rPr>
+        <w:lastRenderedPageBreak/>
+        <w:t>együttműködésével valósul meg, biztosítva ezáltal a bevitt adatok megfelelő ellenőrzését mind felhasználói, mind rendszerszintű oldalon.</w:t>
       </w:r>
     </w:p>
     <w:p>
@@ -7861,26 +7873,463 @@
         <w:rPr>
           <w:rFonts w:ascii="Arial" w:hAnsi="Arial" w:cs="Arial"/>
         </w:rPr>
-        <w:t xml:space="preserve">liens oldalon a felhasználó egy egyszerű űrlapon keresztül adhatja meg a regisztrációhoz szükséges adatokat: felhasználónevet, e-mail címet, valamint jelszót, </w:t>
-      </w:r>
+        <w:t>liens oldalon a felhasználó egy egyszerű űrlapon keresztül adhatja meg a regisztrációhoz szükséges adatokat: felhasználónevet, e-mail címet, valamint jelszót, am</w:t>
+      </w:r>
+      <w:r>
+        <w:rPr>
+          <w:rFonts w:ascii="Arial" w:hAnsi="Arial" w:cs="Arial"/>
+        </w:rPr>
+        <w:t>i</w:t>
+      </w:r>
+      <w:r>
+        <w:rPr>
+          <w:rFonts w:ascii="Arial" w:hAnsi="Arial" w:cs="Arial"/>
+        </w:rPr>
+        <w:t xml:space="preserve">t biztonsági okokból kétszer szükséges megadnia. A </w:t>
+      </w:r>
+      <w:r>
+        <w:rPr>
+          <w:rFonts w:ascii="Arial" w:hAnsi="Arial" w:cs="Arial"/>
+          <w:i/>
+          <w:iCs/>
+        </w:rPr>
+        <w:t>JavaScript</w:t>
+      </w:r>
+      <w:r>
+        <w:rPr>
+          <w:rFonts w:ascii="Arial" w:hAnsi="Arial" w:cs="Arial"/>
+        </w:rPr>
+        <w:t xml:space="preserve"> kód az űrlap elküldése előtt ellenőrzi, hogy a megadott jelszó és annak megerősítése megegyezik-e; amennyiben eltérés tapasztalható, a rendszer hibaüzenetet jelenít meg, és nem küldi el a kérést a szerver felé. Ez a kliensoldali validáció lehetővé teszi, hogy a felhasználó már a küldés előtt visszajelzést kapjon az esetleges hibáról, csökkentve ezzel a felesleges szerverhívások számát.</w:t>
+      </w:r>
+    </w:p>
+    <w:p>
+      <w:pPr>
+        <w:spacing w:line="360" w:lineRule="auto"/>
+        <w:jc w:val="both"/>
+        <w:rPr>
+          <w:rFonts w:ascii="Arial" w:hAnsi="Arial" w:cs="Arial"/>
+        </w:rPr>
+      </w:pPr>
+      <w:r>
+        <w:rPr>
+          <w:rFonts w:ascii="Arial" w:hAnsi="Arial" w:cs="Arial"/>
+        </w:rPr>
+        <w:t xml:space="preserve">Sikeres kliensoldali ellenőrzést követően az adatok egy aszinkron </w:t>
+      </w:r>
+      <w:r>
+        <w:rPr>
+          <w:rFonts w:ascii="Arial" w:hAnsi="Arial" w:cs="Arial"/>
+          <w:i/>
+          <w:iCs/>
+        </w:rPr>
+        <w:t>fetch</w:t>
+      </w:r>
+      <w:r>
+        <w:rPr>
+          <w:rFonts w:ascii="Arial" w:hAnsi="Arial" w:cs="Arial"/>
+        </w:rPr>
+        <w:t xml:space="preserve"> kérés formájában, </w:t>
+      </w:r>
+      <w:r>
+        <w:rPr>
+          <w:rFonts w:ascii="Arial" w:hAnsi="Arial" w:cs="Arial"/>
+          <w:i/>
+          <w:iCs/>
+        </w:rPr>
+        <w:t>JSON</w:t>
+      </w:r>
+      <w:r>
+        <w:rPr>
+          <w:rFonts w:ascii="Arial" w:hAnsi="Arial" w:cs="Arial"/>
+        </w:rPr>
+        <w:t xml:space="preserve"> formátumban kerülnek elküldésre a backend </w:t>
+      </w:r>
+      <w:r>
+        <w:rPr>
+          <w:rFonts w:ascii="Arial" w:hAnsi="Arial" w:cs="Arial"/>
+          <w:i/>
+          <w:iCs/>
+        </w:rPr>
+        <w:t>/api/register</w:t>
+      </w:r>
+      <w:r>
+        <w:rPr>
+          <w:rFonts w:ascii="Arial" w:hAnsi="Arial" w:cs="Arial"/>
+        </w:rPr>
+        <w:t xml:space="preserve"> végpontjára. A szerver válaszától függően a felhasználó vagy átirányításra kerül a bejelentkezési oldalra, vagy hibaüzenetet kap a képernyőn megjelenítve.</w:t>
+      </w:r>
+    </w:p>
+    <w:p>
+      <w:pPr>
+        <w:spacing w:line="360" w:lineRule="auto"/>
+        <w:jc w:val="both"/>
+        <w:rPr>
+          <w:rFonts w:ascii="Arial" w:hAnsi="Arial" w:cs="Arial"/>
+        </w:rPr>
+      </w:pPr>
+      <w:r>
+        <w:rPr>
+          <w:rFonts w:ascii="Arial" w:hAnsi="Arial" w:cs="Arial"/>
+        </w:rPr>
+        <w:t xml:space="preserve">A szerver oldalon a regisztrációs kérést a </w:t>
+      </w:r>
+      <w:r>
+        <w:rPr>
+          <w:rFonts w:ascii="Arial" w:hAnsi="Arial" w:cs="Arial"/>
+          <w:i/>
+          <w:iCs/>
+        </w:rPr>
+        <w:t>FastAPI</w:t>
+      </w:r>
+      <w:r>
+        <w:rPr>
+          <w:rFonts w:ascii="Arial" w:hAnsi="Arial" w:cs="Arial"/>
+        </w:rPr>
+        <w:t xml:space="preserve"> keretrendszerben megvalósított </w:t>
+      </w:r>
+      <w:r>
+        <w:rPr>
+          <w:rFonts w:ascii="Arial" w:hAnsi="Arial" w:cs="Arial"/>
+          <w:i/>
+          <w:iCs/>
+        </w:rPr>
+        <w:t>/register</w:t>
+      </w:r>
+      <w:r>
+        <w:rPr>
+          <w:rFonts w:ascii="Arial" w:hAnsi="Arial" w:cs="Arial"/>
+        </w:rPr>
+        <w:t xml:space="preserve"> végpont dolgozza fel. A végpont elsőként ellenőrzi, hogy a megadott felhasználónév vagy e-mail cím szerepel-e már a rendszerben; amennyiben igen, a szerver 400-as státuszkóddal és megfelelő hibaüzenettel utasítja el a kérést, megakadályozva ezáltal a duplikált fiókok létrehozását.</w:t>
+      </w:r>
+    </w:p>
+    <w:p>
+      <w:pPr>
+        <w:spacing w:line="360" w:lineRule="auto"/>
+        <w:jc w:val="both"/>
+        <w:rPr>
+          <w:rFonts w:ascii="Arial" w:hAnsi="Arial" w:cs="Arial"/>
+        </w:rPr>
+      </w:pPr>
+      <w:r>
+        <w:rPr>
+          <w:rFonts w:ascii="Arial" w:hAnsi="Arial" w:cs="Arial"/>
+        </w:rPr>
+        <w:t xml:space="preserve">Amennyiben az adatok egyediek, a rendszer létrehozza az új felhasználót az adatbázisban. A biztonság növelése érdekében a felhasználó által megadott jelszó soha nem kerül nyílt szövegként tárolásra: a </w:t>
+      </w:r>
+      <w:r>
+        <w:rPr>
+          <w:rFonts w:ascii="Arial" w:hAnsi="Arial" w:cs="Arial"/>
+          <w:i/>
+          <w:iCs/>
+        </w:rPr>
+        <w:t>create_user</w:t>
+      </w:r>
+      <w:r>
+        <w:rPr>
+          <w:rFonts w:ascii="Arial" w:hAnsi="Arial" w:cs="Arial"/>
+        </w:rPr>
+        <w:t xml:space="preserve"> függvény meghívásakor a jelszó a </w:t>
+      </w:r>
+      <w:r>
+        <w:rPr>
+          <w:rFonts w:ascii="Arial" w:hAnsi="Arial" w:cs="Arial"/>
+          <w:i/>
+          <w:iCs/>
+        </w:rPr>
+        <w:t>bcrypt</w:t>
+      </w:r>
+      <w:r>
+        <w:rPr>
+          <w:rFonts w:ascii="Arial" w:hAnsi="Arial" w:cs="Arial"/>
+        </w:rPr>
+        <w:t xml:space="preserve"> algoritmus segítségével kerül hash-elésre. A </w:t>
+      </w:r>
+      <w:r>
+        <w:rPr>
+          <w:rFonts w:ascii="Arial" w:hAnsi="Arial" w:cs="Arial"/>
+          <w:i/>
+          <w:iCs/>
+        </w:rPr>
+        <w:t>bcrypt</w:t>
+      </w:r>
+      <w:r>
+        <w:rPr>
+          <w:rFonts w:ascii="Arial" w:hAnsi="Arial" w:cs="Arial"/>
+        </w:rPr>
+        <w:t xml:space="preserve"> egy széles körben elterjedt, kifejezetten jelszavak titkosítására tervezett algoritmus, amely védi a jelszavakat a támadásokkal szemben</w:t>
+      </w:r>
+      <w:r>
+        <w:rPr>
+          <w:rFonts w:ascii="Arial" w:hAnsi="Arial" w:cs="Arial"/>
+        </w:rPr>
+        <w:t xml:space="preserve">. </w:t>
+      </w:r>
+      <w:r>
+        <w:rPr>
+          <w:rFonts w:ascii="Arial" w:hAnsi="Arial" w:cs="Arial"/>
+        </w:rPr>
+        <w:t>Az adatbázisban tehát kizárólag a jelszó hash-elt változata kerül eltárolásra, így egy esetleges adatbázis-szintű biztonsági incidens esetén sem válnak hozzáférhetővé a felhasználók valódi jelszavai.</w:t>
+      </w:r>
+    </w:p>
+    <w:p>
+      <w:pPr>
+        <w:spacing w:line="360" w:lineRule="auto"/>
+        <w:jc w:val="both"/>
+        <w:rPr>
+          <w:rFonts w:ascii="Arial" w:hAnsi="Arial" w:cs="Arial"/>
+        </w:rPr>
+      </w:pPr>
+      <w:r>
+        <w:rPr>
+          <w:rFonts w:ascii="Arial" w:hAnsi="Arial" w:cs="Arial"/>
+        </w:rPr>
+        <w:t>A sikeres létrehozást követően a rendszer az újonnan felvett felhasználói rekordot frissíti és visszaadja, majd a végpont egy megerősítő üzenetet tartalmazó választ küld vissza a kliensnek. Ez a kétrétegű validáció biztosítja, hogy a rendszerbe kizárólag érvényes és egyedi adatokkal rendelkező felhasználók regisztrálhassanak, ezzel is hozzájárulva az alkalmazás biztonságának megőrzéséhez.</w:t>
+      </w:r>
+    </w:p>
+    <w:p>
+      <w:pPr>
+        <w:spacing w:line="360" w:lineRule="auto"/>
+        <w:jc w:val="both"/>
+        <w:rPr>
+          <w:rFonts w:ascii="Arial" w:hAnsi="Arial" w:cs="Arial"/>
+        </w:rPr>
+      </w:pPr>
       <w:r>
         <w:rPr>
           <w:rFonts w:ascii="Arial" w:hAnsi="Arial" w:cs="Arial"/>
         </w:rPr>
         <w:lastRenderedPageBreak/>
-        <w:t>am</w:t>
-      </w:r>
-      <w:r>
-        <w:rPr>
-          <w:rFonts w:ascii="Arial" w:hAnsi="Arial" w:cs="Arial"/>
-        </w:rPr>
-        <w:t>i</w:t>
-      </w:r>
-      <w:r>
-        <w:rPr>
-          <w:rFonts w:ascii="Arial" w:hAnsi="Arial" w:cs="Arial"/>
-        </w:rPr>
-        <w:t xml:space="preserve">t biztonsági okokból kétszer szükséges megadnia. A </w:t>
+        <w:t>5.</w:t>
+      </w:r>
+      <w:r>
+        <w:rPr>
+          <w:rFonts w:ascii="Arial" w:hAnsi="Arial" w:cs="Arial"/>
+        </w:rPr>
+        <w:t>2</w:t>
+      </w:r>
+      <w:r>
+        <w:rPr>
+          <w:rFonts w:ascii="Arial" w:hAnsi="Arial" w:cs="Arial"/>
+        </w:rPr>
+        <w:t>.2. Bejelentkezés</w:t>
+      </w:r>
+    </w:p>
+    <w:p>
+      <w:pPr>
+        <w:spacing w:line="360" w:lineRule="auto"/>
+        <w:jc w:val="both"/>
+        <w:rPr>
+          <w:rFonts w:ascii="Arial" w:hAnsi="Arial" w:cs="Arial"/>
+        </w:rPr>
+      </w:pPr>
+      <w:r>
+        <w:rPr>
+          <w:rFonts w:ascii="Arial" w:hAnsi="Arial" w:cs="Arial"/>
+        </w:rPr>
+        <w:t>A regisztrációt követően a felhasználók kétféle módon léphetnek be az alkalmazásba: a hagyományos, felhasználónév és jelszó alapú bejelentkezéssel, valamint a Google-fiók segítségével történő, egyszerűsített bejelentkezéssel (Google Sign-In).</w:t>
+      </w:r>
+    </w:p>
+    <w:p>
+      <w:pPr>
+        <w:spacing w:line="360" w:lineRule="auto"/>
+        <w:jc w:val="both"/>
+        <w:rPr>
+          <w:rFonts w:ascii="Arial" w:hAnsi="Arial" w:cs="Arial"/>
+        </w:rPr>
+      </w:pPr>
+      <w:r>
+        <w:rPr>
+          <w:rFonts w:ascii="Arial" w:hAnsi="Arial" w:cs="Arial"/>
+        </w:rPr>
+        <w:t>5.</w:t>
+      </w:r>
+      <w:r>
+        <w:rPr>
+          <w:rFonts w:ascii="Arial" w:hAnsi="Arial" w:cs="Arial"/>
+        </w:rPr>
+        <w:t>2</w:t>
+      </w:r>
+      <w:r>
+        <w:rPr>
+          <w:rFonts w:ascii="Arial" w:hAnsi="Arial" w:cs="Arial"/>
+        </w:rPr>
+        <w:t xml:space="preserve">.2.1. </w:t>
+      </w:r>
+      <w:r>
+        <w:rPr>
+          <w:rFonts w:ascii="Arial" w:hAnsi="Arial" w:cs="Arial"/>
+        </w:rPr>
+        <w:t>Hagyományos bejelentkezés</w:t>
+      </w:r>
+    </w:p>
+    <w:p>
+      <w:pPr>
+        <w:spacing w:line="360" w:lineRule="auto"/>
+        <w:jc w:val="both"/>
+        <w:rPr>
+          <w:rFonts w:ascii="Arial" w:hAnsi="Arial" w:cs="Arial"/>
+        </w:rPr>
+      </w:pPr>
+      <w:r>
+        <w:rPr>
+          <w:rFonts w:ascii="Arial" w:hAnsi="Arial" w:cs="Arial"/>
+        </w:rPr>
+        <w:t xml:space="preserve">Ez a </w:t>
+      </w:r>
+      <w:r>
+        <w:rPr>
+          <w:rFonts w:ascii="Arial" w:hAnsi="Arial" w:cs="Arial"/>
+        </w:rPr>
+        <w:t>rész</w:t>
+      </w:r>
+      <w:r>
+        <w:rPr>
+          <w:rFonts w:ascii="Arial" w:hAnsi="Arial" w:cs="Arial"/>
+        </w:rPr>
+        <w:t xml:space="preserve"> a klasszikus, felhasználónév és jelszó alapú bejelentkezési folyamatot ismerteti.</w:t>
+      </w:r>
+    </w:p>
+    <w:p>
+      <w:pPr>
+        <w:spacing w:line="360" w:lineRule="auto"/>
+        <w:jc w:val="both"/>
+        <w:rPr>
+          <w:rFonts w:ascii="Arial" w:hAnsi="Arial" w:cs="Arial"/>
+        </w:rPr>
+      </w:pPr>
+      <w:r>
+        <w:rPr>
+          <w:rFonts w:ascii="Arial" w:hAnsi="Arial" w:cs="Arial"/>
+        </w:rPr>
+        <w:t xml:space="preserve">A kliens oldalon a felhasználó a bejelentkezési űrlapon megadja felhasználónevét és jelszavát, amelyeket a rendszer egy aszinkron </w:t>
+      </w:r>
+      <w:r>
+        <w:rPr>
+          <w:rFonts w:ascii="Arial" w:hAnsi="Arial" w:cs="Arial"/>
+          <w:i/>
+          <w:iCs/>
+        </w:rPr>
+        <w:t>fetch</w:t>
+      </w:r>
+      <w:r>
+        <w:rPr>
+          <w:rFonts w:ascii="Arial" w:hAnsi="Arial" w:cs="Arial"/>
+        </w:rPr>
+        <w:t xml:space="preserve"> kérés</w:t>
+      </w:r>
+      <w:r>
+        <w:rPr>
+          <w:rFonts w:ascii="Arial" w:hAnsi="Arial" w:cs="Arial"/>
+        </w:rPr>
+        <w:t>ben</w:t>
+      </w:r>
+      <w:r>
+        <w:rPr>
+          <w:rFonts w:ascii="Arial" w:hAnsi="Arial" w:cs="Arial"/>
+        </w:rPr>
+        <w:t xml:space="preserve">, </w:t>
+      </w:r>
+      <w:r>
+        <w:rPr>
+          <w:rFonts w:ascii="Arial" w:hAnsi="Arial" w:cs="Arial"/>
+          <w:i/>
+          <w:iCs/>
+        </w:rPr>
+        <w:t>JSON</w:t>
+      </w:r>
+      <w:r>
+        <w:rPr>
+          <w:rFonts w:ascii="Arial" w:hAnsi="Arial" w:cs="Arial"/>
+        </w:rPr>
+        <w:t xml:space="preserve"> formátumban továbbít a backend </w:t>
+      </w:r>
+      <w:r>
+        <w:rPr>
+          <w:rFonts w:ascii="Arial" w:hAnsi="Arial" w:cs="Arial"/>
+          <w:i/>
+          <w:iCs/>
+        </w:rPr>
+        <w:t>/api/login</w:t>
+      </w:r>
+      <w:r>
+        <w:rPr>
+          <w:rFonts w:ascii="Arial" w:hAnsi="Arial" w:cs="Arial"/>
+        </w:rPr>
+        <w:t xml:space="preserve"> végpontjára. A szerver oldalon a </w:t>
+      </w:r>
+      <w:r>
+        <w:rPr>
+          <w:rFonts w:ascii="Arial" w:hAnsi="Arial" w:cs="Arial"/>
+          <w:i/>
+          <w:iCs/>
+        </w:rPr>
+        <w:t>/login</w:t>
+      </w:r>
+      <w:r>
+        <w:rPr>
+          <w:rFonts w:ascii="Arial" w:hAnsi="Arial" w:cs="Arial"/>
+        </w:rPr>
+        <w:t xml:space="preserve"> végpont elsőként lekérdezi az adatbázisból a megadott felhasználónévhez tartozó felhasználói rekordot; amennyiben ilyen felhasználó nem található, a rendszer 401-es státuszkóddal utasítja el a kérést. Sikeres felhasználó-azonosítás esetén a végpont a </w:t>
+      </w:r>
+      <w:r>
+        <w:rPr>
+          <w:rFonts w:ascii="Arial" w:hAnsi="Arial" w:cs="Arial"/>
+          <w:i/>
+          <w:iCs/>
+        </w:rPr>
+        <w:t>verify_password</w:t>
+      </w:r>
+      <w:r>
+        <w:rPr>
+          <w:rFonts w:ascii="Arial" w:hAnsi="Arial" w:cs="Arial"/>
+        </w:rPr>
+        <w:t xml:space="preserve"> függvény segítségével ellenőrzi, hogy a megadott jelszó egyezik-e az adatbázisban tárolt, </w:t>
+      </w:r>
+      <w:r>
+        <w:rPr>
+          <w:rFonts w:ascii="Arial" w:hAnsi="Arial" w:cs="Arial"/>
+          <w:i/>
+          <w:iCs/>
+        </w:rPr>
+        <w:t>bcrypt</w:t>
+      </w:r>
+      <w:r>
+        <w:rPr>
+          <w:rFonts w:ascii="Arial" w:hAnsi="Arial" w:cs="Arial"/>
+        </w:rPr>
+        <w:t xml:space="preserve"> algoritmussal </w:t>
+      </w:r>
+      <w:r>
+        <w:rPr>
+          <w:rFonts w:ascii="Arial" w:hAnsi="Arial" w:cs="Arial"/>
+        </w:rPr>
+        <w:t xml:space="preserve">titkosított </w:t>
+      </w:r>
+      <w:r>
+        <w:rPr>
+          <w:rFonts w:ascii="Arial" w:hAnsi="Arial" w:cs="Arial"/>
+        </w:rPr>
+        <w:t xml:space="preserve">jelszóval. Amennyiben a jelszó helytelen, a rendszer szintén 401-es hibaüzenettel válaszol. Fontos biztonsági szempont, hogy mindkét hibaeset ugyanazt az általános hibaüzenetet ("Invalid username or password") adja vissza, ezáltal megakadályozva, hogy egy esetleges támadó a hibaüzenetek alapján következtethessen arra, hogy egy adott felhasználónév létezik-e a rendszerben. </w:t>
+      </w:r>
+      <w:r>
+        <w:rPr>
+          <w:rFonts w:ascii="Arial" w:hAnsi="Arial" w:cs="Arial"/>
+        </w:rPr>
+        <w:t>Sikeres azonosítás esetén a szerver a felhasználó azonosítóját, felhasználónevét és a JWT </w:t>
+      </w:r>
+      <w:r>
+        <w:rPr>
+          <w:rFonts w:ascii="Arial" w:hAnsi="Arial" w:cs="Arial"/>
+          <w:i/>
+          <w:iCs/>
+        </w:rPr>
+        <w:t>access_token</w:t>
+      </w:r>
+      <w:r>
+        <w:rPr>
+          <w:rFonts w:ascii="Arial" w:hAnsi="Arial" w:cs="Arial"/>
+        </w:rPr>
+        <w:t xml:space="preserve"> értékét tartalmazó választ küld vissza a kliensnek, amelyet a </w:t>
       </w:r>
       <w:r>
         <w:rPr>
@@ -7894,22 +8343,415 @@
         <w:rPr>
           <w:rFonts w:ascii="Arial" w:hAnsi="Arial" w:cs="Arial"/>
         </w:rPr>
-        <w:t xml:space="preserve"> kód az űrlap elküldése előtt ellenőrzi, hogy a megadott jelszó és annak megerősítése megegyezik-e; amennyiben eltérés tapasztalható, a rendszer hibaüzenetet jelenít meg, és nem küldi el a kérést a szerver felé. Ez a kliensoldali validáció lehetővé teszi, hogy a felhasználó már a küldés előtt visszajelzést kapjon az esetleges hibáról, csökkentve ezzel a felesleges szerverhívások számát.</w:t>
-      </w:r>
-    </w:p>
-    <w:p>
-      <w:pPr>
-        <w:spacing w:line="360" w:lineRule="auto"/>
-        <w:jc w:val="both"/>
-        <w:rPr>
-          <w:rFonts w:ascii="Arial" w:hAnsi="Arial" w:cs="Arial"/>
-        </w:rPr>
-      </w:pPr>
-      <w:r>
-        <w:rPr>
-          <w:rFonts w:ascii="Arial" w:hAnsi="Arial" w:cs="Arial"/>
-        </w:rPr>
-        <w:t xml:space="preserve">Sikeres kliensoldali ellenőrzést követően az adatok egy aszinkron </w:t>
+        <w:t xml:space="preserve"> kód a böngésző </w:t>
+      </w:r>
+      <w:r>
+        <w:rPr>
+          <w:rFonts w:ascii="Arial" w:hAnsi="Arial" w:cs="Arial"/>
+          <w:i/>
+          <w:iCs/>
+        </w:rPr>
+        <w:t>localStorage</w:t>
+      </w:r>
+      <w:r>
+        <w:rPr>
+          <w:rFonts w:ascii="Arial" w:hAnsi="Arial" w:cs="Arial"/>
+        </w:rPr>
+        <w:t> tárolójában ment el, majd a felhasználót átirányítja a főoldalra.</w:t>
+      </w:r>
+    </w:p>
+    <w:p>
+      <w:pPr>
+        <w:spacing w:line="360" w:lineRule="auto"/>
+        <w:jc w:val="both"/>
+        <w:rPr>
+          <w:rFonts w:ascii="Arial" w:hAnsi="Arial" w:cs="Arial"/>
+        </w:rPr>
+      </w:pPr>
+      <w:r>
+        <w:rPr>
+          <w:rFonts w:ascii="Arial" w:hAnsi="Arial" w:cs="Arial"/>
+        </w:rPr>
+        <w:t>5.</w:t>
+      </w:r>
+      <w:r>
+        <w:rPr>
+          <w:rFonts w:ascii="Arial" w:hAnsi="Arial" w:cs="Arial"/>
+        </w:rPr>
+        <w:t>2</w:t>
+      </w:r>
+      <w:r>
+        <w:rPr>
+          <w:rFonts w:ascii="Arial" w:hAnsi="Arial" w:cs="Arial"/>
+        </w:rPr>
+        <w:t xml:space="preserve">.2.2. </w:t>
+      </w:r>
+      <w:r>
+        <w:rPr>
+          <w:rFonts w:ascii="Arial" w:hAnsi="Arial" w:cs="Arial"/>
+        </w:rPr>
+        <w:t>Bejelentkezés Google-fiókkal</w:t>
+      </w:r>
+    </w:p>
+    <w:p>
+      <w:pPr>
+        <w:spacing w:line="360" w:lineRule="auto"/>
+        <w:jc w:val="both"/>
+        <w:rPr>
+          <w:rFonts w:ascii="Arial" w:hAnsi="Arial" w:cs="Arial"/>
+        </w:rPr>
+      </w:pPr>
+      <w:r>
+        <w:rPr>
+          <w:rFonts w:ascii="Arial" w:hAnsi="Arial" w:cs="Arial"/>
+        </w:rPr>
+        <w:t xml:space="preserve">Ez a </w:t>
+      </w:r>
+      <w:r>
+        <w:rPr>
+          <w:rFonts w:ascii="Arial" w:hAnsi="Arial" w:cs="Arial"/>
+        </w:rPr>
+        <w:t>rész</w:t>
+      </w:r>
+      <w:r>
+        <w:rPr>
+          <w:rFonts w:ascii="Arial" w:hAnsi="Arial" w:cs="Arial"/>
+        </w:rPr>
+        <w:t xml:space="preserve"> azt mutatja be, hogyan egyszerűsíti le a Google-fiókkal történő bejelentkezés a regisztrációt és belépést, valamint hogyan kezeli a rendszer az ilyen módon létrejövő felhasználói fiókokat.</w:t>
+      </w:r>
+    </w:p>
+    <w:p>
+      <w:pPr>
+        <w:spacing w:line="360" w:lineRule="auto"/>
+        <w:jc w:val="both"/>
+        <w:rPr>
+          <w:rFonts w:ascii="Arial" w:hAnsi="Arial" w:cs="Arial"/>
+        </w:rPr>
+      </w:pPr>
+      <w:r>
+        <w:rPr>
+          <w:rFonts w:ascii="Arial" w:hAnsi="Arial" w:cs="Arial"/>
+        </w:rPr>
+        <w:t xml:space="preserve">A hagyományos bejelentkezés mellett az alkalmazás lehetőséget biztosít a </w:t>
+      </w:r>
+      <w:r>
+        <w:rPr>
+          <w:rFonts w:ascii="Arial" w:hAnsi="Arial" w:cs="Arial"/>
+          <w:i/>
+          <w:iCs/>
+        </w:rPr>
+        <w:t>Google Identity Services</w:t>
+      </w:r>
+      <w:r>
+        <w:rPr>
+          <w:rFonts w:ascii="Arial" w:hAnsi="Arial" w:cs="Arial"/>
+        </w:rPr>
+        <w:t xml:space="preserve"> szolgáltatáson keresztüli, egyszerűsített bejelentkezésre is. A kliens oldal az oldal betöltésekor lekérdezi a szervertől a Google-integrációhoz szükséges kliensazonosítót (</w:t>
+      </w:r>
+      <w:r>
+        <w:rPr>
+          <w:rFonts w:ascii="Arial" w:hAnsi="Arial" w:cs="Arial"/>
+          <w:i/>
+          <w:iCs/>
+        </w:rPr>
+        <w:t>client_id</w:t>
+      </w:r>
+      <w:r>
+        <w:rPr>
+          <w:rFonts w:ascii="Arial" w:hAnsi="Arial" w:cs="Arial"/>
+        </w:rPr>
+        <w:t xml:space="preserve">), majd dinamikusan betölti a Google által biztosított </w:t>
+      </w:r>
+      <w:r>
+        <w:rPr>
+          <w:rFonts w:ascii="Arial" w:hAnsi="Arial" w:cs="Arial"/>
+        </w:rPr>
+        <w:lastRenderedPageBreak/>
+        <w:t>hitelesítési s</w:t>
+      </w:r>
+      <w:r>
+        <w:rPr>
+          <w:rFonts w:ascii="Arial" w:hAnsi="Arial" w:cs="Arial"/>
+        </w:rPr>
+        <w:t>criptet</w:t>
+      </w:r>
+      <w:r>
+        <w:rPr>
+          <w:rFonts w:ascii="Arial" w:hAnsi="Arial" w:cs="Arial"/>
+        </w:rPr>
+        <w:t>. Amennyiben a szolgáltatás nincs megfelelően konfigurálva a szerver oldalon, vagy a s</w:t>
+      </w:r>
+      <w:r>
+        <w:rPr>
+          <w:rFonts w:ascii="Arial" w:hAnsi="Arial" w:cs="Arial"/>
+        </w:rPr>
+        <w:t>cript</w:t>
+      </w:r>
+      <w:r>
+        <w:rPr>
+          <w:rFonts w:ascii="Arial" w:hAnsi="Arial" w:cs="Arial"/>
+        </w:rPr>
+        <w:t xml:space="preserve"> betöltése sikertelen, a felhasználó egy erről tájékoztató üzenetet lát a bejelentkezési gomb helyén, és a hagyományos bejelentkezési lehetőség marad elérhető.</w:t>
+      </w:r>
+    </w:p>
+    <w:p>
+      <w:pPr>
+        <w:spacing w:line="360" w:lineRule="auto"/>
+        <w:jc w:val="both"/>
+        <w:rPr>
+          <w:rFonts w:ascii="Arial" w:hAnsi="Arial" w:cs="Arial"/>
+        </w:rPr>
+      </w:pPr>
+      <w:r>
+        <w:rPr>
+          <w:rFonts w:ascii="Arial" w:hAnsi="Arial" w:cs="Arial"/>
+        </w:rPr>
+        <w:t xml:space="preserve">A </w:t>
+      </w:r>
+      <w:r>
+        <w:rPr>
+          <w:rFonts w:ascii="Arial" w:hAnsi="Arial" w:cs="Arial"/>
+        </w:rPr>
+        <w:t>„</w:t>
+      </w:r>
+      <w:r>
+        <w:rPr>
+          <w:rFonts w:ascii="Arial" w:hAnsi="Arial" w:cs="Arial"/>
+        </w:rPr>
+        <w:t>Login with Google”</w:t>
+      </w:r>
+      <w:r>
+        <w:rPr>
+          <w:rFonts w:ascii="Arial" w:hAnsi="Arial" w:cs="Arial"/>
+        </w:rPr>
+        <w:t xml:space="preserve"> gombra kattintva a felhasználó a saját Google-fiókjával azonosíthatja magát, amelynek eredményeként egy titkosított azonosító tokent (</w:t>
+      </w:r>
+      <w:r>
+        <w:rPr>
+          <w:rFonts w:ascii="Arial" w:hAnsi="Arial" w:cs="Arial"/>
+          <w:i/>
+          <w:iCs/>
+        </w:rPr>
+        <w:t>ID token</w:t>
+      </w:r>
+      <w:r>
+        <w:rPr>
+          <w:rFonts w:ascii="Arial" w:hAnsi="Arial" w:cs="Arial"/>
+        </w:rPr>
+        <w:t xml:space="preserve">) kap a kliens. Ez a token a </w:t>
+      </w:r>
+      <w:r>
+        <w:rPr>
+          <w:rFonts w:ascii="Arial" w:hAnsi="Arial" w:cs="Arial"/>
+          <w:i/>
+          <w:iCs/>
+        </w:rPr>
+        <w:t>/api/google-login</w:t>
+      </w:r>
+      <w:r>
+        <w:rPr>
+          <w:rFonts w:ascii="Arial" w:hAnsi="Arial" w:cs="Arial"/>
+        </w:rPr>
+        <w:t xml:space="preserve"> végpontra kerül továbbításra, ahol a szerver a Google hivatalos könyvtára (</w:t>
+      </w:r>
+      <w:r>
+        <w:rPr>
+          <w:rFonts w:ascii="Arial" w:hAnsi="Arial" w:cs="Arial"/>
+          <w:i/>
+          <w:iCs/>
+        </w:rPr>
+        <w:t>id_token.verify_oauth2_token</w:t>
+      </w:r>
+      <w:r>
+        <w:rPr>
+          <w:rFonts w:ascii="Arial" w:hAnsi="Arial" w:cs="Arial"/>
+        </w:rPr>
+        <w:t>) segítségével ellenőrzi a token érvényességét és hitelességét, valamint azt, hogy a hozzá tartozó e-mail cím megerősített státuszú-e. Amennyiben a token érvénytelen, vagy az e-mail cím nincs megerősítve, a rendszer a megfelelő hibaüzenettel elutasítja a kérést.</w:t>
+      </w:r>
+    </w:p>
+    <w:p>
+      <w:pPr>
+        <w:spacing w:line="360" w:lineRule="auto"/>
+        <w:jc w:val="both"/>
+        <w:rPr>
+          <w:rFonts w:ascii="Arial" w:hAnsi="Arial" w:cs="Arial"/>
+        </w:rPr>
+      </w:pPr>
+      <w:r>
+        <w:rPr>
+          <w:rFonts w:ascii="Arial" w:hAnsi="Arial" w:cs="Arial"/>
+        </w:rPr>
+        <w:t xml:space="preserve">Sikeres ellenőrzést követően a rendszer megvizsgálja, hogy az adott e-mail címhez tartozik-e már regisztrált felhasználói fiók. Amennyiben igen, a bejelentkezés ehhez a meglévő fiókhoz történik. Amennyiben nem, a rendszer automatikusan létrehoz egy új felhasználói fiókot: a </w:t>
+      </w:r>
+      <w:r>
+        <w:rPr>
+          <w:rFonts w:ascii="Arial" w:hAnsi="Arial" w:cs="Arial"/>
+          <w:i/>
+          <w:iCs/>
+        </w:rPr>
+        <w:t>create_google_user</w:t>
+      </w:r>
+      <w:r>
+        <w:rPr>
+          <w:rFonts w:ascii="Arial" w:hAnsi="Arial" w:cs="Arial"/>
+        </w:rPr>
+        <w:t xml:space="preserve"> függvény a Google-fiókból kapott név (vagy ennek hiányában az e-mail cím) alapján generál egy egyedi, kizárólag kisbetűket, számokat és aláhúzásjelet tartalmazó felhasználónevet, amelyet ütközés esetén</w:t>
+      </w:r>
+      <w:r>
+        <w:rPr>
+          <w:rFonts w:ascii="Arial" w:hAnsi="Arial" w:cs="Arial"/>
+        </w:rPr>
+        <w:t>,</w:t>
+      </w:r>
+      <w:r>
+        <w:rPr>
+          <w:rFonts w:ascii="Arial" w:hAnsi="Arial" w:cs="Arial"/>
+        </w:rPr>
+        <w:t xml:space="preserve"> tehát ha a generált név már foglalt</w:t>
+      </w:r>
+      <w:r>
+        <w:rPr>
+          <w:rFonts w:ascii="Arial" w:hAnsi="Arial" w:cs="Arial"/>
+        </w:rPr>
+        <w:t>,</w:t>
+      </w:r>
+      <w:r>
+        <w:rPr>
+          <w:rFonts w:ascii="Arial" w:hAnsi="Arial" w:cs="Arial"/>
+        </w:rPr>
+        <w:t xml:space="preserve"> automatikusan sorszámmal lát el, egészen addig, amíg egyedi felhasználónevet nem talál. Mivel a Google-fiókkal regisztrált felhasználók nem rendelkeznek saját, általuk megadott jelszóval, a rendszer egy kriptográfiailag biztonságos, véletlenszerűen generált jelszót (</w:t>
+      </w:r>
+      <w:r>
+        <w:rPr>
+          <w:rFonts w:ascii="Arial" w:hAnsi="Arial" w:cs="Arial"/>
+          <w:i/>
+          <w:iCs/>
+        </w:rPr>
+        <w:t>secrets.token_urlsafe</w:t>
+      </w:r>
+      <w:r>
+        <w:rPr>
+          <w:rFonts w:ascii="Arial" w:hAnsi="Arial" w:cs="Arial"/>
+        </w:rPr>
+        <w:t>) hoz létre és tárol el</w:t>
+      </w:r>
+      <w:r>
+        <w:rPr>
+          <w:rFonts w:ascii="Arial" w:hAnsi="Arial" w:cs="Arial"/>
+        </w:rPr>
+        <w:t xml:space="preserve">, </w:t>
+      </w:r>
+      <w:r>
+        <w:rPr>
+          <w:rFonts w:ascii="Arial" w:hAnsi="Arial" w:cs="Arial"/>
+        </w:rPr>
+        <w:t>amely gyakorlatilag használhatatlan a hagyományos bejelentkezéshez, azonban biztosítja az adatbázis-séma konzisztenciáját.</w:t>
+      </w:r>
+    </w:p>
+    <w:p>
+      <w:pPr>
+        <w:spacing w:line="360" w:lineRule="auto"/>
+        <w:jc w:val="both"/>
+        <w:rPr>
+          <w:rFonts w:ascii="Arial" w:hAnsi="Arial" w:cs="Arial"/>
+        </w:rPr>
+      </w:pPr>
+      <w:r>
+        <w:rPr>
+          <w:rFonts w:ascii="Arial" w:hAnsi="Arial" w:cs="Arial"/>
+        </w:rPr>
+        <w:t>A sikeres bejelentkezés után a szerver mindkét esetben azonos szerkezetű LoginResponse választ küld vissza, amely tartalmazza a felhasználó azonosítóját, felhasználónevét, valamint az access_token értéket (és opcionálisan a Google-profilkép URL-jét). Ez az egységes válaszformátum lehetővé teszi, hogy a kliens oldali munkamenet-kezelés (saveSessionAndRedirect) mindkét bejelentkezési módnál azonos módon mentse el a tokent és a felhasználói adatokat, majd irányítsa át a felhasználót a főoldalra.</w:t>
+      </w:r>
+    </w:p>
+    <w:p>
+      <w:pPr>
+        <w:spacing w:line="360" w:lineRule="auto"/>
+        <w:jc w:val="both"/>
+        <w:rPr>
+          <w:rFonts w:ascii="Arial" w:hAnsi="Arial" w:cs="Arial"/>
+        </w:rPr>
+      </w:pPr>
+      <w:r>
+        <w:rPr>
+          <w:rFonts w:ascii="Arial" w:hAnsi="Arial" w:cs="Arial"/>
+        </w:rPr>
+        <w:t>5.</w:t>
+      </w:r>
+      <w:r>
+        <w:rPr>
+          <w:rFonts w:ascii="Arial" w:hAnsi="Arial" w:cs="Arial"/>
+        </w:rPr>
+        <w:t>2</w:t>
+      </w:r>
+      <w:r>
+        <w:rPr>
+          <w:rFonts w:ascii="Arial" w:hAnsi="Arial" w:cs="Arial"/>
+        </w:rPr>
+        <w:t>.3. Jelszó visszaállítás</w:t>
+      </w:r>
+    </w:p>
+    <w:p>
+      <w:pPr>
+        <w:spacing w:line="360" w:lineRule="auto"/>
+        <w:jc w:val="both"/>
+        <w:rPr>
+          <w:rFonts w:ascii="Arial" w:hAnsi="Arial" w:cs="Arial"/>
+        </w:rPr>
+      </w:pPr>
+      <w:r>
+        <w:rPr>
+          <w:rFonts w:ascii="Arial" w:hAnsi="Arial" w:cs="Arial"/>
+        </w:rPr>
+        <w:lastRenderedPageBreak/>
+        <w:t>Előfordulhat, hogy a felhasználó elfelejti a fiókjához tartozó jelszavát, ezért az alkalmazás egy biztonságos, token-alapú jelszó-visszaállítási mechanizmust biztosít, amely két egymásra épülő lépésből áll: a visszaállítási kérelem elküldéséből, valamint az új jelszó megadásából.</w:t>
+      </w:r>
+    </w:p>
+    <w:p>
+      <w:pPr>
+        <w:spacing w:line="360" w:lineRule="auto"/>
+        <w:jc w:val="both"/>
+        <w:rPr>
+          <w:rFonts w:ascii="Arial" w:hAnsi="Arial" w:cs="Arial"/>
+        </w:rPr>
+      </w:pPr>
+      <w:r>
+        <w:rPr>
+          <w:rFonts w:ascii="Arial" w:hAnsi="Arial" w:cs="Arial"/>
+        </w:rPr>
+        <w:t>5.</w:t>
+      </w:r>
+      <w:r>
+        <w:rPr>
+          <w:rFonts w:ascii="Arial" w:hAnsi="Arial" w:cs="Arial"/>
+        </w:rPr>
+        <w:t>2</w:t>
+      </w:r>
+      <w:r>
+        <w:rPr>
+          <w:rFonts w:ascii="Arial" w:hAnsi="Arial" w:cs="Arial"/>
+        </w:rPr>
+        <w:t xml:space="preserve">.3.1. </w:t>
+      </w:r>
+      <w:r>
+        <w:rPr>
+          <w:rFonts w:ascii="Arial" w:hAnsi="Arial" w:cs="Arial"/>
+        </w:rPr>
+        <w:t>A jelszó-visszaállítás kérelmezése</w:t>
+      </w:r>
+    </w:p>
+    <w:p>
+      <w:pPr>
+        <w:spacing w:line="360" w:lineRule="auto"/>
+        <w:jc w:val="both"/>
+        <w:rPr>
+          <w:rFonts w:ascii="Arial" w:hAnsi="Arial" w:cs="Arial"/>
+        </w:rPr>
+      </w:pPr>
+      <w:r>
+        <w:rPr>
+          <w:rFonts w:ascii="Arial" w:hAnsi="Arial" w:cs="Arial"/>
+        </w:rPr>
+        <w:t xml:space="preserve">A bejelentkezési oldalon elhelyezett "Elfelejtett jelszó" hivatkozásra kattintva egy felugró ablak jelenik meg, amelyben a felhasználó megadhatja a fiókjához tartozó e-mail címét. Az űrlap elküldését követően a kliens egy aszinkron </w:t>
       </w:r>
       <w:r>
         <w:rPr>
@@ -7923,107 +8765,240 @@
         <w:rPr>
           <w:rFonts w:ascii="Arial" w:hAnsi="Arial" w:cs="Arial"/>
         </w:rPr>
-        <w:t xml:space="preserve"> kérés formájában, </w:t>
-      </w:r>
-      <w:r>
-        <w:rPr>
-          <w:rFonts w:ascii="Arial" w:hAnsi="Arial" w:cs="Arial"/>
-          <w:i/>
-          <w:iCs/>
-        </w:rPr>
-        <w:t>JSON</w:t>
-      </w:r>
-      <w:r>
-        <w:rPr>
-          <w:rFonts w:ascii="Arial" w:hAnsi="Arial" w:cs="Arial"/>
-        </w:rPr>
-        <w:t xml:space="preserve"> formátumban kerülnek elküldésre a backend </w:t>
-      </w:r>
-      <w:r>
-        <w:rPr>
-          <w:rFonts w:ascii="Arial" w:hAnsi="Arial" w:cs="Arial"/>
-          <w:i/>
-          <w:iCs/>
-        </w:rPr>
-        <w:t>/api/register</w:t>
-      </w:r>
-      <w:r>
-        <w:rPr>
-          <w:rFonts w:ascii="Arial" w:hAnsi="Arial" w:cs="Arial"/>
-        </w:rPr>
-        <w:t xml:space="preserve"> végpontjára. A szerver válaszától függően a felhasználó vagy átirányításra kerül a bejelentkezési oldalra, vagy hibaüzenetet kap a képernyőn megjelenítve.</w:t>
-      </w:r>
-    </w:p>
-    <w:p>
-      <w:pPr>
-        <w:spacing w:line="360" w:lineRule="auto"/>
-        <w:jc w:val="both"/>
-        <w:rPr>
-          <w:rFonts w:ascii="Arial" w:hAnsi="Arial" w:cs="Arial"/>
-        </w:rPr>
-      </w:pPr>
-      <w:r>
-        <w:rPr>
-          <w:rFonts w:ascii="Arial" w:hAnsi="Arial" w:cs="Arial"/>
-        </w:rPr>
-        <w:t xml:space="preserve">A szerver oldalon a regisztrációs kérést a </w:t>
-      </w:r>
-      <w:r>
-        <w:rPr>
-          <w:rFonts w:ascii="Arial" w:hAnsi="Arial" w:cs="Arial"/>
-          <w:i/>
-          <w:iCs/>
-        </w:rPr>
-        <w:t>FastAPI</w:t>
-      </w:r>
-      <w:r>
-        <w:rPr>
-          <w:rFonts w:ascii="Arial" w:hAnsi="Arial" w:cs="Arial"/>
-        </w:rPr>
-        <w:t xml:space="preserve"> keretrendszerben megvalósított </w:t>
-      </w:r>
-      <w:r>
-        <w:rPr>
-          <w:rFonts w:ascii="Arial" w:hAnsi="Arial" w:cs="Arial"/>
-          <w:i/>
-          <w:iCs/>
-        </w:rPr>
-        <w:t>/register</w:t>
-      </w:r>
-      <w:r>
-        <w:rPr>
-          <w:rFonts w:ascii="Arial" w:hAnsi="Arial" w:cs="Arial"/>
-        </w:rPr>
-        <w:t xml:space="preserve"> végpont dolgozza fel. A végpont elsőként ellenőrzi, hogy a megadott felhasználónév vagy e-mail cím szerepel-e már a rendszerben; amennyiben igen, a szerver 400-as státuszkóddal és megfelelő hibaüzenettel utasítja el a kérést, megakadályozva ezáltal a duplikált fiókok létrehozását.</w:t>
-      </w:r>
-    </w:p>
-    <w:p>
-      <w:pPr>
-        <w:spacing w:line="360" w:lineRule="auto"/>
-        <w:jc w:val="both"/>
-        <w:rPr>
-          <w:rFonts w:ascii="Arial" w:hAnsi="Arial" w:cs="Arial"/>
-        </w:rPr>
-      </w:pPr>
-      <w:r>
-        <w:rPr>
-          <w:rFonts w:ascii="Arial" w:hAnsi="Arial" w:cs="Arial"/>
-        </w:rPr>
-        <w:t xml:space="preserve">Amennyiben az adatok egyediek, a rendszer létrehozza az új felhasználót az adatbázisban. A biztonság növelése érdekében a felhasználó által megadott jelszó soha nem kerül nyílt szövegként tárolásra: a </w:t>
-      </w:r>
-      <w:r>
-        <w:rPr>
-          <w:rFonts w:ascii="Arial" w:hAnsi="Arial" w:cs="Arial"/>
-          <w:i/>
-          <w:iCs/>
-        </w:rPr>
-        <w:t>create_user</w:t>
-      </w:r>
-      <w:r>
-        <w:rPr>
-          <w:rFonts w:ascii="Arial" w:hAnsi="Arial" w:cs="Arial"/>
-        </w:rPr>
-        <w:t xml:space="preserve"> függvény meghívásakor a jelszó a </w:t>
+        <w:t xml:space="preserve"> kérés keretében továbbítja a megadott e-mail címet a backend </w:t>
+      </w:r>
+      <w:r>
+        <w:rPr>
+          <w:rFonts w:ascii="Arial" w:hAnsi="Arial" w:cs="Arial"/>
+          <w:i/>
+          <w:iCs/>
+        </w:rPr>
+        <w:t>/api/forgot-password/request</w:t>
+      </w:r>
+      <w:r>
+        <w:rPr>
+          <w:rFonts w:ascii="Arial" w:hAnsi="Arial" w:cs="Arial"/>
+        </w:rPr>
+        <w:t xml:space="preserve"> végpontjára.</w:t>
+      </w:r>
+    </w:p>
+    <w:p>
+      <w:pPr>
+        <w:spacing w:line="360" w:lineRule="auto"/>
+        <w:jc w:val="both"/>
+        <w:rPr>
+          <w:rFonts w:ascii="Arial" w:hAnsi="Arial" w:cs="Arial"/>
+        </w:rPr>
+      </w:pPr>
+      <w:r>
+        <w:rPr>
+          <w:rFonts w:ascii="Arial" w:hAnsi="Arial" w:cs="Arial"/>
+        </w:rPr>
+        <w:t>A szerver oldalon ez a végpont megvizsgálja, hogy a megadott e-mail címhez tartozik-e regisztrált felhasználói fiók. Amennyiben igen, a rendszer létrehoz egy egyszer használatos, kriptográfiailag biztonságos visszaállítási tokent (</w:t>
+      </w:r>
+      <w:r>
+        <w:rPr>
+          <w:rFonts w:ascii="Arial" w:hAnsi="Arial" w:cs="Arial"/>
+          <w:i/>
+          <w:iCs/>
+        </w:rPr>
+        <w:t>secrets.token_urlsafe</w:t>
+      </w:r>
+      <w:r>
+        <w:rPr>
+          <w:rFonts w:ascii="Arial" w:hAnsi="Arial" w:cs="Arial"/>
+        </w:rPr>
+        <w:t xml:space="preserve">), amelyet nem nyílt formában, hanem </w:t>
+      </w:r>
+      <w:r>
+        <w:rPr>
+          <w:rFonts w:ascii="Arial" w:hAnsi="Arial" w:cs="Arial"/>
+          <w:i/>
+          <w:iCs/>
+        </w:rPr>
+        <w:t>SHA-256</w:t>
+      </w:r>
+      <w:r>
+        <w:rPr>
+          <w:rFonts w:ascii="Arial" w:hAnsi="Arial" w:cs="Arial"/>
+        </w:rPr>
+        <w:t xml:space="preserve"> algoritmussal hash-elve tárol el az adatbázisban, egy 30 perces érvényességi idővel ellátva. A generált token birtokában a rendszer egy visszaállítási hivatkozást állít össze, amelyet e-mailben megküld a felhasználó számára. Fontos megjegyezni, hogy egy adott felhasználóhoz tartozó, korábban kiadott, még fel nem használt tokenek</w:t>
+      </w:r>
+      <w:r>
+        <w:rPr>
+          <w:rFonts w:ascii="Arial" w:hAnsi="Arial" w:cs="Arial"/>
+        </w:rPr>
+        <w:t>et</w:t>
+      </w:r>
+      <w:r>
+        <w:rPr>
+          <w:rFonts w:ascii="Arial" w:hAnsi="Arial" w:cs="Arial"/>
+        </w:rPr>
+        <w:t xml:space="preserve"> a rendszer automatikusan érvényteleníti egy új kérelem esetén, ez</w:t>
+      </w:r>
+      <w:r>
+        <w:rPr>
+          <w:rFonts w:ascii="Arial" w:hAnsi="Arial" w:cs="Arial"/>
+        </w:rPr>
+        <w:t>zel</w:t>
+      </w:r>
+      <w:r>
+        <w:rPr>
+          <w:rFonts w:ascii="Arial" w:hAnsi="Arial" w:cs="Arial"/>
+        </w:rPr>
+        <w:t xml:space="preserve"> biztosítva, hogy egy időben mindig csak egy érvényes visszaállítási hivatkozás létezzen.</w:t>
+      </w:r>
+    </w:p>
+    <w:p>
+      <w:pPr>
+        <w:spacing w:line="360" w:lineRule="auto"/>
+        <w:jc w:val="both"/>
+        <w:rPr>
+          <w:rFonts w:ascii="Arial" w:hAnsi="Arial" w:cs="Arial"/>
+        </w:rPr>
+      </w:pPr>
+      <w:r>
+        <w:rPr>
+          <w:rFonts w:ascii="Arial" w:hAnsi="Arial" w:cs="Arial"/>
+        </w:rPr>
+        <w:t>Biztonsági szempontból kiemelten fontos tervezési döntés, hogy a végpont mindig ugyanazt az általános üzenetet adja vissza a felhasználónak. Ezáltal a rendszer megakadályozza, hogy egy esetleges támadó a válaszok alapján felderíthesse, mely e-mail címek rendelkeznek regisztrált fiókkal az</w:t>
+      </w:r>
+      <w:r>
+        <w:rPr>
+          <w:rFonts w:ascii="Arial" w:hAnsi="Arial" w:cs="Arial"/>
+        </w:rPr>
+        <w:t xml:space="preserve"> alkalmazásban</w:t>
+      </w:r>
+      <w:r>
+        <w:rPr>
+          <w:rFonts w:ascii="Arial" w:hAnsi="Arial" w:cs="Arial"/>
+        </w:rPr>
+        <w:t>.</w:t>
+      </w:r>
+    </w:p>
+    <w:p>
+      <w:pPr>
+        <w:spacing w:line="360" w:lineRule="auto"/>
+        <w:jc w:val="both"/>
+        <w:rPr>
+          <w:rFonts w:ascii="Arial" w:hAnsi="Arial" w:cs="Arial"/>
+        </w:rPr>
+      </w:pPr>
+      <w:r>
+        <w:rPr>
+          <w:rFonts w:ascii="Arial" w:hAnsi="Arial" w:cs="Arial"/>
+        </w:rPr>
+        <w:t>5.</w:t>
+      </w:r>
+      <w:r>
+        <w:rPr>
+          <w:rFonts w:ascii="Arial" w:hAnsi="Arial" w:cs="Arial"/>
+        </w:rPr>
+        <w:t>2</w:t>
+      </w:r>
+      <w:r>
+        <w:rPr>
+          <w:rFonts w:ascii="Arial" w:hAnsi="Arial" w:cs="Arial"/>
+        </w:rPr>
+        <w:t xml:space="preserve">.3.2. </w:t>
+      </w:r>
+      <w:r>
+        <w:rPr>
+          <w:rFonts w:ascii="Arial" w:hAnsi="Arial" w:cs="Arial"/>
+        </w:rPr>
+        <w:t>Az új jelszó megadása</w:t>
+      </w:r>
+    </w:p>
+    <w:p>
+      <w:pPr>
+        <w:spacing w:line="360" w:lineRule="auto"/>
+        <w:jc w:val="both"/>
+        <w:rPr>
+          <w:rFonts w:ascii="Arial" w:hAnsi="Arial" w:cs="Arial"/>
+        </w:rPr>
+      </w:pPr>
+      <w:r>
+        <w:rPr>
+          <w:rFonts w:ascii="Arial" w:hAnsi="Arial" w:cs="Arial"/>
+        </w:rPr>
+        <w:t>A felhasználó az e-mailben kapott hivatkozásra kattintva jut el a jelszó-visszaállító oldalra, amely az URL-ből kinyeri a hozzá tartozó visszaállítási tokent. Amennyiben a hivatkozás nem tartalmaz tokent, a rendszer egy érvénytelenségről tájékoztató üzenetet jelenít meg, és nem engedi a jelszó megváltoztatását.</w:t>
+      </w:r>
+    </w:p>
+    <w:p>
+      <w:pPr>
+        <w:spacing w:line="360" w:lineRule="auto"/>
+        <w:jc w:val="both"/>
+        <w:rPr>
+          <w:rFonts w:ascii="Arial" w:hAnsi="Arial" w:cs="Arial"/>
+        </w:rPr>
+      </w:pPr>
+      <w:r>
+        <w:rPr>
+          <w:rFonts w:ascii="Arial" w:hAnsi="Arial" w:cs="Arial"/>
+        </w:rPr>
+        <w:t xml:space="preserve">Érvényes token esetén a felhasználó megadhatja új jelszavát, </w:t>
+      </w:r>
+      <w:r>
+        <w:rPr>
+          <w:rFonts w:ascii="Arial" w:hAnsi="Arial" w:cs="Arial"/>
+        </w:rPr>
+        <w:t xml:space="preserve">amit </w:t>
+      </w:r>
+      <w:r>
+        <w:rPr>
+          <w:rFonts w:ascii="Arial" w:hAnsi="Arial" w:cs="Arial"/>
+        </w:rPr>
+        <w:t xml:space="preserve">meg is kell erősítenie. A kliens oldali </w:t>
+      </w:r>
+      <w:r>
+        <w:rPr>
+          <w:rFonts w:ascii="Arial" w:hAnsi="Arial" w:cs="Arial"/>
+          <w:i/>
+          <w:iCs/>
+        </w:rPr>
+        <w:t>JavaScript</w:t>
+      </w:r>
+      <w:r>
+        <w:rPr>
+          <w:rFonts w:ascii="Arial" w:hAnsi="Arial" w:cs="Arial"/>
+        </w:rPr>
+        <w:t xml:space="preserve"> kód ellenőrzi, hogy a két jelszómező tartalma </w:t>
+      </w:r>
+      <w:r>
+        <w:rPr>
+          <w:rFonts w:ascii="Arial" w:hAnsi="Arial" w:cs="Arial"/>
+        </w:rPr>
+        <w:lastRenderedPageBreak/>
+        <w:t>megegyezik-e, valamint hogy az új jelszó eléri-e a minimálisan megkövetelt hosszúságot (legalább 6 karakter); ezen feltételek teljesülése esetén kerül csak sor a kérés elküldésére.</w:t>
+      </w:r>
+    </w:p>
+    <w:p>
+      <w:pPr>
+        <w:spacing w:line="360" w:lineRule="auto"/>
+        <w:jc w:val="both"/>
+        <w:rPr>
+          <w:rFonts w:ascii="Arial" w:hAnsi="Arial" w:cs="Arial"/>
+        </w:rPr>
+      </w:pPr>
+      <w:r>
+        <w:rPr>
+          <w:rFonts w:ascii="Arial" w:hAnsi="Arial" w:cs="Arial"/>
+        </w:rPr>
+        <w:t xml:space="preserve">A szerver oldalon a </w:t>
+      </w:r>
+      <w:r>
+        <w:rPr>
+          <w:rFonts w:ascii="Arial" w:hAnsi="Arial" w:cs="Arial"/>
+          <w:i/>
+          <w:iCs/>
+        </w:rPr>
+        <w:t>/api/forgot-password/reset</w:t>
+      </w:r>
+      <w:r>
+        <w:rPr>
+          <w:rFonts w:ascii="Arial" w:hAnsi="Arial" w:cs="Arial"/>
+        </w:rPr>
+        <w:t xml:space="preserve"> végpont elsőként ellenőrzi a kapott token érvényességét: megvizsgálja, hogy a token hash-elt formában szerepel-e az adatbázisban, még nem került-e felhasználásra, és nem járt-e le az érvényességi ideje. Amennyiben bármely feltétel nem teljesül, a rendszer 400-as státuszkóddal, érvénytelen vagy lejárt hivatkozásra utaló hibaüzenettel utasítja el a kérést. Sikeres ellenőrzés esetén a rendszer a </w:t>
       </w:r>
       <w:r>
         <w:rPr>
@@ -8037,21 +9012,7 @@
         <w:rPr>
           <w:rFonts w:ascii="Arial" w:hAnsi="Arial" w:cs="Arial"/>
         </w:rPr>
-        <w:t xml:space="preserve"> algoritmus segítségével kerül hash-elésre. A </w:t>
-      </w:r>
-      <w:r>
-        <w:rPr>
-          <w:rFonts w:ascii="Arial" w:hAnsi="Arial" w:cs="Arial"/>
-          <w:i/>
-          <w:iCs/>
-        </w:rPr>
-        <w:t>bcrypt</w:t>
-      </w:r>
-      <w:r>
-        <w:rPr>
-          <w:rFonts w:ascii="Arial" w:hAnsi="Arial" w:cs="Arial"/>
-        </w:rPr>
-        <w:t xml:space="preserve"> egy széles körben elterjedt, kifejezetten jelszavak titkosítására tervezett algoritmus, amely védi a jelszavakat a támadásokkal szemben</w:t>
+        <w:t xml:space="preserve"> algoritmussal hash-eli és frissíti a felhasználó jelszavát az adatbázisban, majd a felhasznált tokent használtként jelöli meg, ezáltal megakadályozva annak ismételt felhasználását</w:t>
       </w:r>
       <w:r>
         <w:rPr>
@@ -8063,241 +9024,470 @@
         <w:rPr>
           <w:rFonts w:ascii="Arial" w:hAnsi="Arial" w:cs="Arial"/>
         </w:rPr>
-        <w:t>Az adatbázisban tehát kizárólag a jelszó hash-elt változata kerül eltárolásra, így egy esetleges adatbázis-szintű biztonsági incidens esetén sem válnak hozzáférhetővé a felhasználók valódi jelszavai.</w:t>
-      </w:r>
-    </w:p>
-    <w:p>
-      <w:pPr>
-        <w:spacing w:line="360" w:lineRule="auto"/>
-        <w:jc w:val="both"/>
-        <w:rPr>
-          <w:rFonts w:ascii="Arial" w:hAnsi="Arial" w:cs="Arial"/>
-        </w:rPr>
-      </w:pPr>
-      <w:r>
-        <w:rPr>
-          <w:rFonts w:ascii="Arial" w:hAnsi="Arial" w:cs="Arial"/>
-        </w:rPr>
-        <w:t>A sikeres létrehozást követően a rendszer az újonnan felvett felhasználói rekordot frissíti és visszaadja, majd a végpont egy megerősítő üzenetet tartalmazó választ küld vissza a kliensnek. Ez a kétrétegű validáció biztosítja, hogy a rendszerbe kizárólag érvényes és egyedi adatokkal rendelkező felhasználók regisztrálhassanak, ezzel is hozzájárulva az alkalmazás biztonságának megőrzéséhez.</w:t>
-      </w:r>
-    </w:p>
-    <w:p>
-      <w:pPr>
-        <w:spacing w:line="360" w:lineRule="auto"/>
-        <w:jc w:val="both"/>
-        <w:rPr>
-          <w:rFonts w:ascii="Arial" w:hAnsi="Arial" w:cs="Arial"/>
-        </w:rPr>
-      </w:pPr>
-      <w:r>
-        <w:rPr>
-          <w:rFonts w:ascii="Arial" w:hAnsi="Arial" w:cs="Arial"/>
-        </w:rPr>
-        <w:t>5.</w:t>
-      </w:r>
-      <w:r>
-        <w:rPr>
-          <w:rFonts w:ascii="Arial" w:hAnsi="Arial" w:cs="Arial"/>
-        </w:rPr>
-        <w:t>2</w:t>
-      </w:r>
-      <w:r>
-        <w:rPr>
-          <w:rFonts w:ascii="Arial" w:hAnsi="Arial" w:cs="Arial"/>
-        </w:rPr>
-        <w:t>.2. Bejelentkezés</w:t>
-      </w:r>
-    </w:p>
-    <w:p>
-      <w:pPr>
-        <w:spacing w:line="360" w:lineRule="auto"/>
-        <w:jc w:val="both"/>
-        <w:rPr>
-          <w:rFonts w:ascii="Arial" w:hAnsi="Arial" w:cs="Arial"/>
-        </w:rPr>
-      </w:pPr>
+        <w:t>A sikeres jelszó-visszaállítást követően a felhasználó automatikusan átirányításra kerül a bejelentkezési oldalra, ahol az újonnan beállított jelszavával léphet be a rendszerbe.</w:t>
+      </w:r>
+    </w:p>
+    <w:p>
+      <w:pPr>
+        <w:spacing w:line="360" w:lineRule="auto"/>
+        <w:jc w:val="both"/>
+        <w:rPr>
+          <w:rFonts w:ascii="Arial" w:hAnsi="Arial" w:cs="Arial"/>
+        </w:rPr>
+      </w:pPr>
+      <w:r>
+        <w:rPr>
+          <w:rFonts w:ascii="Arial" w:hAnsi="Arial" w:cs="Arial"/>
+        </w:rPr>
+        <w:t>Ez a megoldás biztosítja, hogy a jelszó-visszaállítási folyamat mind a felhasználó, mind a rendszer szempontjából biztonságos és megbízható legyen.</w:t>
+      </w:r>
+    </w:p>
+    <w:p>
+      <w:pPr>
+        <w:spacing w:line="360" w:lineRule="auto"/>
+        <w:jc w:val="both"/>
+        <w:rPr>
+          <w:rFonts w:ascii="Arial" w:hAnsi="Arial" w:cs="Arial"/>
+        </w:rPr>
+      </w:pPr>
+      <w:r>
+        <w:rPr>
+          <w:rFonts w:ascii="Arial" w:hAnsi="Arial" w:cs="Arial"/>
+        </w:rPr>
+        <w:t>5.2.4. Token alapú munkamenet és védett végpontok</w:t>
+      </w:r>
+    </w:p>
+    <w:p>
+      <w:pPr>
+        <w:spacing w:line="360" w:lineRule="auto"/>
+        <w:jc w:val="both"/>
+        <w:rPr>
+          <w:rFonts w:ascii="Arial" w:hAnsi="Arial" w:cs="Arial"/>
+        </w:rPr>
+      </w:pPr>
+      <w:r>
+        <w:rPr>
+          <w:rFonts w:ascii="Arial" w:hAnsi="Arial" w:cs="Arial"/>
+        </w:rPr>
+        <w:t xml:space="preserve">Bejelentkezés után a kliens automatikusan csatolja a tárolt JWT-t minden </w:t>
+      </w:r>
+      <w:r>
+        <w:rPr>
+          <w:rFonts w:ascii="Arial" w:hAnsi="Arial" w:cs="Arial"/>
+          <w:i/>
+          <w:iCs/>
+        </w:rPr>
+        <w:t>/api</w:t>
+      </w:r>
+      <w:r>
+        <w:rPr>
+          <w:rFonts w:ascii="Arial" w:hAnsi="Arial" w:cs="Arial"/>
+        </w:rPr>
+        <w:t xml:space="preserve"> és </w:t>
+      </w:r>
+      <w:r>
+        <w:rPr>
+          <w:rFonts w:ascii="Arial" w:hAnsi="Arial" w:cs="Arial"/>
+          <w:i/>
+          <w:iCs/>
+        </w:rPr>
+        <w:t>/generate_travel_plans típusú</w:t>
+      </w:r>
+      <w:r>
+        <w:rPr>
+          <w:rFonts w:ascii="Arial" w:hAnsi="Arial" w:cs="Arial"/>
+        </w:rPr>
+        <w:t xml:space="preserve"> kéréshez. A szerver oldalon a FastAPI </w:t>
+      </w:r>
+      <w:r>
+        <w:rPr>
+          <w:rFonts w:ascii="Arial" w:hAnsi="Arial" w:cs="Arial"/>
+          <w:i/>
+          <w:iCs/>
+        </w:rPr>
+        <w:t>get_current_user</w:t>
+      </w:r>
+      <w:r>
+        <w:rPr>
+          <w:rFonts w:ascii="Arial" w:hAnsi="Arial" w:cs="Arial"/>
+        </w:rPr>
+        <w:t xml:space="preserve"> függősége ellenőrzi a Bearer tokent: kiszűri a lejárt vagy érvénytelen aláírású tokeneket, majd betölti a hozzá tartozó felhasználót az adatbázisból. A védett erőforrásokhoz</w:t>
+      </w:r>
+      <w:r>
+        <w:rPr>
+          <w:rFonts w:ascii="Arial" w:hAnsi="Arial" w:cs="Arial"/>
+        </w:rPr>
+        <w:t xml:space="preserve"> (</w:t>
+      </w:r>
+      <w:r>
+        <w:rPr>
+          <w:rFonts w:ascii="Arial" w:hAnsi="Arial" w:cs="Arial"/>
+        </w:rPr>
+        <w:t>tervezett utak, meglátogatott helyek, profil, utazástervező</w:t>
+      </w:r>
+      <w:r>
+        <w:rPr>
+          <w:rFonts w:ascii="Arial" w:hAnsi="Arial" w:cs="Arial"/>
+        </w:rPr>
+        <w:t xml:space="preserve">) </w:t>
+      </w:r>
+      <w:r>
+        <w:rPr>
+          <w:rFonts w:ascii="Arial" w:hAnsi="Arial" w:cs="Arial"/>
+        </w:rPr>
+        <w:t xml:space="preserve">csak hitelesített felhasználó férhet hozzá, a tulajdonosi jogosultságot pedig a tokenben szereplő felhasználó-azonosító alapján ellenőrzi a rendszer. A nyilvános végpontok (regisztráció, bejelentkezés, jelszó-visszaállítás, illetve a megosztott út token alapú megtekintése) </w:t>
+      </w:r>
+      <w:r>
+        <w:rPr>
+          <w:rFonts w:ascii="Arial" w:hAnsi="Arial" w:cs="Arial"/>
+        </w:rPr>
+        <w:t>nem</w:t>
+      </w:r>
+      <w:r>
+        <w:rPr>
+          <w:rFonts w:ascii="Arial" w:hAnsi="Arial" w:cs="Arial"/>
+        </w:rPr>
+        <w:t xml:space="preserve"> igényelnek autentikációt. Az oldal betöltésekor az </w:t>
+      </w:r>
+      <w:r>
+        <w:rPr>
+          <w:rFonts w:ascii="Arial" w:hAnsi="Arial" w:cs="Arial"/>
+          <w:i/>
+          <w:iCs/>
+        </w:rPr>
+        <w:t>authGuard</w:t>
+      </w:r>
+      <w:r>
+        <w:rPr>
+          <w:rFonts w:ascii="Arial" w:hAnsi="Arial" w:cs="Arial"/>
+        </w:rPr>
+        <w:t xml:space="preserve"> leellenőrzi, hogy megvan-e egyszerre a </w:t>
+      </w:r>
+      <w:r>
+        <w:rPr>
+          <w:rFonts w:ascii="Arial" w:hAnsi="Arial" w:cs="Arial"/>
+          <w:i/>
+          <w:iCs/>
+        </w:rPr>
+        <w:t>user_id</w:t>
+      </w:r>
+      <w:r>
+        <w:rPr>
+          <w:rFonts w:ascii="Arial" w:hAnsi="Arial" w:cs="Arial"/>
+        </w:rPr>
+        <w:t xml:space="preserve"> és az </w:t>
+      </w:r>
+      <w:r>
+        <w:rPr>
+          <w:rFonts w:ascii="Arial" w:hAnsi="Arial" w:cs="Arial"/>
+          <w:i/>
+          <w:iCs/>
+        </w:rPr>
+        <w:t>access_token</w:t>
+      </w:r>
+      <w:r>
+        <w:rPr>
+          <w:rFonts w:ascii="Arial" w:hAnsi="Arial" w:cs="Arial"/>
+        </w:rPr>
+        <w:t>; ha bármelyik hiányzik, a felhasználót átirányítja a bejelentkezési oldalra.</w:t>
+      </w:r>
+    </w:p>
+    <w:p>
+      <w:pPr>
+        <w:spacing w:line="360" w:lineRule="auto"/>
+        <w:jc w:val="both"/>
+        <w:rPr>
+          <w:rFonts w:ascii="Arial" w:hAnsi="Arial" w:cs="Arial"/>
+        </w:rPr>
+      </w:pPr>
+      <w:r>
+        <w:rPr>
+          <w:rFonts w:ascii="Arial" w:hAnsi="Arial" w:cs="Arial"/>
+        </w:rPr>
+        <w:t>5.2.5. Tutorial a legelső bejelentkezéskor</w:t>
+      </w:r>
+    </w:p>
+    <w:p>
+      <w:pPr>
+        <w:spacing w:line="360" w:lineRule="auto"/>
+        <w:jc w:val="both"/>
+        <w:rPr>
+          <w:rFonts w:ascii="Arial" w:hAnsi="Arial" w:cs="Arial"/>
+        </w:rPr>
+      </w:pPr>
+      <w:r>
+        <w:rPr>
+          <w:rFonts w:ascii="Arial" w:hAnsi="Arial" w:cs="Arial"/>
+        </w:rPr>
+        <w:t xml:space="preserve">Az első sikeres bejelentkezést követően a rendszer automatikusan felajánlja a felhasználónak az alkalmazás fő funkcióit bemutató, lépésekre bontott kalauzt. A folyamat kiindulópontja a bejelentkezési logikában található </w:t>
+      </w:r>
+      <w:r>
+        <w:rPr>
+          <w:rFonts w:ascii="Arial" w:hAnsi="Arial" w:cs="Arial"/>
+          <w:i/>
+          <w:iCs/>
+        </w:rPr>
+        <w:t xml:space="preserve">saveSessionAndRedirect </w:t>
+      </w:r>
       <w:r>
         <w:rPr>
           <w:rFonts w:ascii="Arial" w:hAnsi="Arial" w:cs="Arial"/>
         </w:rPr>
         <w:lastRenderedPageBreak/>
-        <w:t>A regisztrációt követően a felhasználók kétféle módon léphetnek be az alkalmazásba: a hagyományos, felhasználónév és jelszó alapú bejelentkezéssel, valamint a Google-fiók segítségével történő, egyszerűsített bejelentkezéssel (Google Sign-In).</w:t>
-      </w:r>
-    </w:p>
-    <w:p>
-      <w:pPr>
-        <w:spacing w:line="360" w:lineRule="auto"/>
-        <w:jc w:val="both"/>
-        <w:rPr>
-          <w:rFonts w:ascii="Arial" w:hAnsi="Arial" w:cs="Arial"/>
-        </w:rPr>
-      </w:pPr>
-      <w:r>
-        <w:rPr>
-          <w:rFonts w:ascii="Arial" w:hAnsi="Arial" w:cs="Arial"/>
-        </w:rPr>
-        <w:t>5.</w:t>
-      </w:r>
-      <w:r>
-        <w:rPr>
-          <w:rFonts w:ascii="Arial" w:hAnsi="Arial" w:cs="Arial"/>
-        </w:rPr>
-        <w:t>2</w:t>
-      </w:r>
-      <w:r>
-        <w:rPr>
-          <w:rFonts w:ascii="Arial" w:hAnsi="Arial" w:cs="Arial"/>
-        </w:rPr>
-        <w:t xml:space="preserve">.2.1. </w:t>
-      </w:r>
-      <w:r>
-        <w:rPr>
-          <w:rFonts w:ascii="Arial" w:hAnsi="Arial" w:cs="Arial"/>
-        </w:rPr>
-        <w:t>Hagyományos bejelentkezés</w:t>
-      </w:r>
-    </w:p>
-    <w:p>
-      <w:pPr>
-        <w:spacing w:line="360" w:lineRule="auto"/>
-        <w:jc w:val="both"/>
-        <w:rPr>
-          <w:rFonts w:ascii="Arial" w:hAnsi="Arial" w:cs="Arial"/>
-        </w:rPr>
-      </w:pPr>
-      <w:r>
-        <w:rPr>
-          <w:rFonts w:ascii="Arial" w:hAnsi="Arial" w:cs="Arial"/>
-        </w:rPr>
-        <w:t xml:space="preserve">A kliens oldalon a felhasználó a bejelentkezési űrlapon megadja felhasználónevét és jelszavát, amelyeket a rendszer egy aszinkron </w:t>
-      </w:r>
-      <w:r>
-        <w:rPr>
-          <w:rFonts w:ascii="Arial" w:hAnsi="Arial" w:cs="Arial"/>
-          <w:i/>
-          <w:iCs/>
-        </w:rPr>
-        <w:t>fetch</w:t>
-      </w:r>
-      <w:r>
-        <w:rPr>
-          <w:rFonts w:ascii="Arial" w:hAnsi="Arial" w:cs="Arial"/>
-        </w:rPr>
-        <w:t xml:space="preserve"> kérés</w:t>
-      </w:r>
-      <w:r>
-        <w:rPr>
-          <w:rFonts w:ascii="Arial" w:hAnsi="Arial" w:cs="Arial"/>
-        </w:rPr>
-        <w:t>ben</w:t>
-      </w:r>
-      <w:r>
-        <w:rPr>
-          <w:rFonts w:ascii="Arial" w:hAnsi="Arial" w:cs="Arial"/>
-        </w:rPr>
-        <w:t xml:space="preserve">, </w:t>
-      </w:r>
-      <w:r>
-        <w:rPr>
-          <w:rFonts w:ascii="Arial" w:hAnsi="Arial" w:cs="Arial"/>
-          <w:i/>
-          <w:iCs/>
-        </w:rPr>
-        <w:t>JSON</w:t>
-      </w:r>
-      <w:r>
-        <w:rPr>
-          <w:rFonts w:ascii="Arial" w:hAnsi="Arial" w:cs="Arial"/>
-        </w:rPr>
-        <w:t xml:space="preserve"> formátumban továbbít a backend </w:t>
-      </w:r>
-      <w:r>
-        <w:rPr>
-          <w:rFonts w:ascii="Arial" w:hAnsi="Arial" w:cs="Arial"/>
-          <w:i/>
-          <w:iCs/>
-        </w:rPr>
-        <w:t>/api/login</w:t>
-      </w:r>
-      <w:r>
-        <w:rPr>
-          <w:rFonts w:ascii="Arial" w:hAnsi="Arial" w:cs="Arial"/>
-        </w:rPr>
-        <w:t xml:space="preserve"> végpontjára. A szerver oldalon a </w:t>
-      </w:r>
-      <w:r>
-        <w:rPr>
-          <w:rFonts w:ascii="Arial" w:hAnsi="Arial" w:cs="Arial"/>
-          <w:i/>
-          <w:iCs/>
-        </w:rPr>
-        <w:t>/login</w:t>
-      </w:r>
-      <w:r>
-        <w:rPr>
-          <w:rFonts w:ascii="Arial" w:hAnsi="Arial" w:cs="Arial"/>
-        </w:rPr>
-        <w:t xml:space="preserve"> végpont elsőként lekérdezi az adatbázisból a megadott felhasználónévhez tartozó felhasználói rekordot; amennyiben ilyen felhasználó nem található, a rendszer 401-es státuszkóddal utasítja el a kérést. Sikeres felhasználó-azonosítás esetén a végpont a </w:t>
-      </w:r>
-      <w:r>
-        <w:rPr>
-          <w:rFonts w:ascii="Arial" w:hAnsi="Arial" w:cs="Arial"/>
-          <w:i/>
-          <w:iCs/>
-        </w:rPr>
-        <w:t>verify_password</w:t>
-      </w:r>
-      <w:r>
-        <w:rPr>
-          <w:rFonts w:ascii="Arial" w:hAnsi="Arial" w:cs="Arial"/>
-        </w:rPr>
-        <w:t xml:space="preserve"> függvény segítségével ellenőrzi, hogy a megadott jelszó egyezik-e az adatbázisban tárolt, </w:t>
-      </w:r>
-      <w:r>
-        <w:rPr>
-          <w:rFonts w:ascii="Arial" w:hAnsi="Arial" w:cs="Arial"/>
-          <w:i/>
-          <w:iCs/>
-        </w:rPr>
-        <w:t>bcrypt</w:t>
-      </w:r>
-      <w:r>
-        <w:rPr>
-          <w:rFonts w:ascii="Arial" w:hAnsi="Arial" w:cs="Arial"/>
-        </w:rPr>
-        <w:t xml:space="preserve"> algoritmussal </w:t>
-      </w:r>
-      <w:r>
-        <w:rPr>
-          <w:rFonts w:ascii="Arial" w:hAnsi="Arial" w:cs="Arial"/>
-        </w:rPr>
-        <w:t xml:space="preserve">titkosított </w:t>
-      </w:r>
-      <w:r>
-        <w:rPr>
-          <w:rFonts w:ascii="Arial" w:hAnsi="Arial" w:cs="Arial"/>
-        </w:rPr>
-        <w:t xml:space="preserve">jelszóval. Amennyiben a jelszó helytelen, a rendszer szintén 401-es hibaüzenettel válaszol. Fontos biztonsági szempont, hogy mindkét hibaeset ugyanazt az általános hibaüzenetet ("Invalid username or password") adja vissza, ezáltal megakadályozva, hogy egy esetleges támadó a hibaüzenetek alapján következtethessen arra, hogy egy adott felhasználónév létezik-e a rendszerben. </w:t>
-      </w:r>
-      <w:r>
-        <w:rPr>
-          <w:rFonts w:ascii="Arial" w:hAnsi="Arial" w:cs="Arial"/>
-        </w:rPr>
-        <w:t>Sikeres azonosítás esetén a szerver a felhasználó azonosítóját, felhasználónevét és a JWT </w:t>
-      </w:r>
-      <w:r>
-        <w:rPr>
-          <w:rFonts w:ascii="Arial" w:hAnsi="Arial" w:cs="Arial"/>
-          <w:i/>
-          <w:iCs/>
-        </w:rPr>
-        <w:t>access_token</w:t>
-      </w:r>
-      <w:r>
-        <w:rPr>
-          <w:rFonts w:ascii="Arial" w:hAnsi="Arial" w:cs="Arial"/>
-        </w:rPr>
-        <w:t xml:space="preserve"> értékét tartalmazó választ küld vissza a kliensnek, amelyet a </w:t>
+        <w:t xml:space="preserve">függvény, amely a munkamenet adatainak elmentésével egy időben megvizsgálja a </w:t>
+      </w:r>
+      <w:r>
+        <w:rPr>
+          <w:rFonts w:ascii="Arial" w:hAnsi="Arial" w:cs="Arial"/>
+          <w:i/>
+          <w:iCs/>
+        </w:rPr>
+        <w:t>localStorage</w:t>
+      </w:r>
+      <w:r>
+        <w:rPr>
+          <w:rFonts w:ascii="Arial" w:hAnsi="Arial" w:cs="Arial"/>
+        </w:rPr>
+        <w:t xml:space="preserve">-ban tárolt </w:t>
+      </w:r>
+      <w:r>
+        <w:rPr>
+          <w:rFonts w:ascii="Arial" w:hAnsi="Arial" w:cs="Arial"/>
+          <w:i/>
+          <w:iCs/>
+        </w:rPr>
+        <w:t>tutorial_completed</w:t>
+      </w:r>
+      <w:r>
+        <w:rPr>
+          <w:rFonts w:ascii="Arial" w:hAnsi="Arial" w:cs="Arial"/>
+        </w:rPr>
+        <w:t xml:space="preserve"> kulcsot. Amennyiben a felhasználó korábban még nem fejezte be a kalauzt, a rendszer beállítja a </w:t>
+      </w:r>
+      <w:r>
+        <w:rPr>
+          <w:rFonts w:ascii="Arial" w:hAnsi="Arial" w:cs="Arial"/>
+          <w:i/>
+          <w:iCs/>
+        </w:rPr>
+        <w:t>pending_tutorial</w:t>
+      </w:r>
+      <w:r>
+        <w:rPr>
+          <w:rFonts w:ascii="Arial" w:hAnsi="Arial" w:cs="Arial"/>
+        </w:rPr>
+        <w:t xml:space="preserve"> és </w:t>
+      </w:r>
+      <w:r>
+        <w:rPr>
+          <w:rFonts w:ascii="Arial" w:hAnsi="Arial" w:cs="Arial"/>
+          <w:i/>
+          <w:iCs/>
+        </w:rPr>
+        <w:t>tutorial_step</w:t>
+      </w:r>
+      <w:r>
+        <w:rPr>
+          <w:rFonts w:ascii="Arial" w:hAnsi="Arial" w:cs="Arial"/>
+        </w:rPr>
+        <w:t xml:space="preserve"> kulcsokat, majd a főoldalra irányít, ahol a kalauz automatikusan elindul. A mechanizmus mind a jelszavas, mind a Google-fiókkal történő bejelentkezés esetén azonos módon érvényesül, mivel mindkét bejelentkezési út ugyanazt a függvényt hívja meg a munkamenet létrehozásakor.</w:t>
+      </w:r>
+    </w:p>
+    <w:p>
+      <w:pPr>
+        <w:spacing w:line="360" w:lineRule="auto"/>
+        <w:jc w:val="both"/>
+        <w:rPr>
+          <w:rFonts w:ascii="Arial" w:hAnsi="Arial" w:cs="Arial"/>
+        </w:rPr>
+      </w:pPr>
+      <w:r>
+        <w:rPr>
+          <w:rFonts w:ascii="Arial" w:hAnsi="Arial" w:cs="Arial"/>
+        </w:rPr>
+        <w:t xml:space="preserve">A kalauz aktiválását az </w:t>
+      </w:r>
+      <w:r>
+        <w:rPr>
+          <w:rFonts w:ascii="Arial" w:hAnsi="Arial" w:cs="Arial"/>
+          <w:i/>
+          <w:iCs/>
+        </w:rPr>
+        <w:t>isActive</w:t>
+      </w:r>
+      <w:r>
+        <w:rPr>
+          <w:rFonts w:ascii="Arial" w:hAnsi="Arial" w:cs="Arial"/>
+        </w:rPr>
+        <w:t xml:space="preserve"> függvény vezérli, amely minden oldalbetöltéskor ellenőrzi, hogy rendelkezésre áll-e érvényes munkamenet, valamint hogy a </w:t>
+      </w:r>
+      <w:r>
+        <w:rPr>
+          <w:rFonts w:ascii="Arial" w:hAnsi="Arial" w:cs="Arial"/>
+          <w:i/>
+          <w:iCs/>
+        </w:rPr>
+        <w:t>pending_tutorial</w:t>
+      </w:r>
+      <w:r>
+        <w:rPr>
+          <w:rFonts w:ascii="Arial" w:hAnsi="Arial" w:cs="Arial"/>
+        </w:rPr>
+        <w:t xml:space="preserve"> érték</w:t>
+      </w:r>
+      <w:r>
+        <w:rPr>
+          <w:rFonts w:ascii="Arial" w:hAnsi="Arial" w:cs="Arial"/>
+        </w:rPr>
+        <w:t>e</w:t>
+      </w:r>
+      <w:r>
+        <w:rPr>
+          <w:rFonts w:ascii="Arial" w:hAnsi="Arial" w:cs="Arial"/>
+        </w:rPr>
+        <w:t xml:space="preserve"> "1"-e. Amennyiben bármelyik feltétel nem teljesül, a kalauz nem jelenik meg. Az aktuálisan megjelenítendő lépés sorszámát a </w:t>
+      </w:r>
+      <w:r>
+        <w:rPr>
+          <w:rFonts w:ascii="Arial" w:hAnsi="Arial" w:cs="Arial"/>
+          <w:i/>
+          <w:iCs/>
+        </w:rPr>
+        <w:t>tutorial_step</w:t>
+      </w:r>
+      <w:r>
+        <w:rPr>
+          <w:rFonts w:ascii="Arial" w:hAnsi="Arial" w:cs="Arial"/>
+        </w:rPr>
+        <w:t xml:space="preserve"> kulcs tárolja, ami lehetővé teszi, hogy a felhasználó oldalváltás vagy oldal-újratöltés után is a megfelelő lépésnél folytathassa a bemutatót; a lépések közötti előrehaladást az </w:t>
+      </w:r>
+      <w:r>
+        <w:rPr>
+          <w:rFonts w:ascii="Arial" w:hAnsi="Arial" w:cs="Arial"/>
+          <w:i/>
+          <w:iCs/>
+        </w:rPr>
+        <w:t xml:space="preserve">advanceTo </w:t>
+      </w:r>
+      <w:r>
+        <w:rPr>
+          <w:rFonts w:ascii="Arial" w:hAnsi="Arial" w:cs="Arial"/>
+        </w:rPr>
+        <w:t xml:space="preserve">függvény kezeli, amely az utolsó lépés elérésekor a </w:t>
+      </w:r>
+      <w:r>
+        <w:rPr>
+          <w:rFonts w:ascii="Arial" w:hAnsi="Arial" w:cs="Arial"/>
+          <w:i/>
+          <w:iCs/>
+        </w:rPr>
+        <w:t>markDone</w:t>
+      </w:r>
+      <w:r>
+        <w:rPr>
+          <w:rFonts w:ascii="Arial" w:hAnsi="Arial" w:cs="Arial"/>
+        </w:rPr>
+        <w:t xml:space="preserve"> függvény meghívásával lezárja a folyamatot, törölve a </w:t>
+      </w:r>
+      <w:r>
+        <w:rPr>
+          <w:rFonts w:ascii="Arial" w:hAnsi="Arial" w:cs="Arial"/>
+          <w:i/>
+          <w:iCs/>
+        </w:rPr>
+        <w:t>pending_tutorial</w:t>
+      </w:r>
+      <w:r>
+        <w:rPr>
+          <w:rFonts w:ascii="Arial" w:hAnsi="Arial" w:cs="Arial"/>
+        </w:rPr>
+        <w:t xml:space="preserve"> és </w:t>
+      </w:r>
+      <w:r>
+        <w:rPr>
+          <w:rFonts w:ascii="Arial" w:hAnsi="Arial" w:cs="Arial"/>
+          <w:i/>
+          <w:iCs/>
+        </w:rPr>
+        <w:t>tutorial_step</w:t>
+      </w:r>
+      <w:r>
+        <w:rPr>
+          <w:rFonts w:ascii="Arial" w:hAnsi="Arial" w:cs="Arial"/>
+        </w:rPr>
+        <w:t xml:space="preserve"> kulcsokat, és beállítva a </w:t>
+      </w:r>
+      <w:r>
+        <w:rPr>
+          <w:rFonts w:ascii="Arial" w:hAnsi="Arial" w:cs="Arial"/>
+          <w:i/>
+          <w:iCs/>
+        </w:rPr>
+        <w:t>tutorial_completed</w:t>
+      </w:r>
+      <w:r>
+        <w:rPr>
+          <w:rFonts w:ascii="Arial" w:hAnsi="Arial" w:cs="Arial"/>
+        </w:rPr>
+        <w:t xml:space="preserve"> értéket.</w:t>
+      </w:r>
+    </w:p>
+    <w:p>
+      <w:pPr>
+        <w:spacing w:line="360" w:lineRule="auto"/>
+        <w:jc w:val="both"/>
+        <w:rPr>
+          <w:rFonts w:ascii="Arial" w:hAnsi="Arial" w:cs="Arial"/>
+        </w:rPr>
+      </w:pPr>
+      <w:r>
+        <w:rPr>
+          <w:rFonts w:ascii="Arial" w:hAnsi="Arial" w:cs="Arial"/>
+        </w:rPr>
+        <w:t xml:space="preserve">A kalauz tartalmát a </w:t>
+      </w:r>
+      <w:r>
+        <w:rPr>
+          <w:rFonts w:ascii="Arial" w:hAnsi="Arial" w:cs="Arial"/>
+          <w:i/>
+          <w:iCs/>
+        </w:rPr>
+        <w:t>stepDefs</w:t>
+      </w:r>
+      <w:r>
+        <w:rPr>
+          <w:rFonts w:ascii="Arial" w:hAnsi="Arial" w:cs="Arial"/>
+        </w:rPr>
+        <w:t xml:space="preserve"> függvény által visszaadott deklaratív lépéslista határozza meg. Minden lépéshez tartozik egy cím és leírás, egy reguláris kifejezés az érvényességi oldal azonosítására, egy célútvonal a szükséges átirányításhoz, valamint CSS-szelektorok listája a kiemelendő felületi elem meghatározásához. A lépés típusa szabja meg az interakció módját: next esetén a felhasználó a Tovább gombbal léptet, click esetén a kiemelt elemre kattintva halad tovább, finish esetén pedig a kalauz lezárul.</w:t>
+      </w:r>
+    </w:p>
+    <w:p>
+      <w:pPr>
+        <w:spacing w:line="360" w:lineRule="auto"/>
+        <w:jc w:val="both"/>
+        <w:rPr>
+          <w:rFonts w:ascii="Arial" w:hAnsi="Arial" w:cs="Arial"/>
+        </w:rPr>
+      </w:pPr>
+      <w:r>
+        <w:rPr>
+          <w:rFonts w:ascii="Arial" w:hAnsi="Arial" w:cs="Arial"/>
+        </w:rPr>
+        <w:t xml:space="preserve">Amennyiben az aktuális lépéshez tartozó oldal nem egyezik a böngésző jelenlegi útvonalával, a rendszer a </w:t>
+      </w:r>
+      <w:r>
+        <w:rPr>
+          <w:rFonts w:ascii="Arial" w:hAnsi="Arial" w:cs="Arial"/>
+          <w:i/>
+          <w:iCs/>
+        </w:rPr>
+        <w:t>goto</w:t>
+      </w:r>
+      <w:r>
+        <w:rPr>
+          <w:rFonts w:ascii="Arial" w:hAnsi="Arial" w:cs="Arial"/>
+        </w:rPr>
+        <w:t xml:space="preserve"> mezőben megadott célra irányítja át a felhasználót; mivel az átirányítás újratölti a </w:t>
       </w:r>
       <w:r>
         <w:rPr>
@@ -8311,7 +9501,7 @@
         <w:rPr>
           <w:rFonts w:ascii="Arial" w:hAnsi="Arial" w:cs="Arial"/>
         </w:rPr>
-        <w:t xml:space="preserve"> kód a böngésző </w:t>
+        <w:t xml:space="preserve">-kontextust, a folyamat állapotát a </w:t>
       </w:r>
       <w:r>
         <w:rPr>
@@ -8325,818 +9515,65 @@
         <w:rPr>
           <w:rFonts w:ascii="Arial" w:hAnsi="Arial" w:cs="Arial"/>
         </w:rPr>
-        <w:t> tárolójában ment el, majd a felhasználót átirányítja a főoldalra.</w:t>
-      </w:r>
-    </w:p>
-    <w:p>
-      <w:pPr>
-        <w:spacing w:line="360" w:lineRule="auto"/>
-        <w:jc w:val="both"/>
-        <w:rPr>
-          <w:rFonts w:ascii="Arial" w:hAnsi="Arial" w:cs="Arial"/>
-        </w:rPr>
-      </w:pPr>
-      <w:r>
-        <w:rPr>
-          <w:rFonts w:ascii="Arial" w:hAnsi="Arial" w:cs="Arial"/>
-        </w:rPr>
-        <w:t>5.</w:t>
-      </w:r>
-      <w:r>
-        <w:rPr>
-          <w:rFonts w:ascii="Arial" w:hAnsi="Arial" w:cs="Arial"/>
-        </w:rPr>
-        <w:t>2</w:t>
-      </w:r>
-      <w:r>
-        <w:rPr>
-          <w:rFonts w:ascii="Arial" w:hAnsi="Arial" w:cs="Arial"/>
-        </w:rPr>
-        <w:t xml:space="preserve">.2.2. </w:t>
-      </w:r>
-      <w:r>
-        <w:rPr>
-          <w:rFonts w:ascii="Arial" w:hAnsi="Arial" w:cs="Arial"/>
-        </w:rPr>
-        <w:t>Bejelentkezés Google-fiókkal</w:t>
-      </w:r>
-    </w:p>
-    <w:p>
-      <w:pPr>
-        <w:spacing w:line="360" w:lineRule="auto"/>
-        <w:jc w:val="both"/>
-        <w:rPr>
-          <w:rFonts w:ascii="Arial" w:hAnsi="Arial" w:cs="Arial"/>
-        </w:rPr>
-      </w:pPr>
-      <w:r>
-        <w:rPr>
-          <w:rFonts w:ascii="Arial" w:hAnsi="Arial" w:cs="Arial"/>
-        </w:rPr>
-        <w:t xml:space="preserve">A hagyományos bejelentkezés mellett az alkalmazás lehetőséget biztosít a </w:t>
-      </w:r>
-      <w:r>
-        <w:rPr>
-          <w:rFonts w:ascii="Arial" w:hAnsi="Arial" w:cs="Arial"/>
-          <w:i/>
-          <w:iCs/>
-        </w:rPr>
-        <w:t>Google Identity Services</w:t>
-      </w:r>
-      <w:r>
-        <w:rPr>
-          <w:rFonts w:ascii="Arial" w:hAnsi="Arial" w:cs="Arial"/>
-        </w:rPr>
-        <w:t xml:space="preserve"> szolgáltatáson keresztüli, egyszerűsített bejelentkezésre is. A kliens oldal az oldal betöltésekor lekérdezi a szervertől a Google-integrációhoz szükséges kliensazonosítót (</w:t>
-      </w:r>
-      <w:r>
-        <w:rPr>
-          <w:rFonts w:ascii="Arial" w:hAnsi="Arial" w:cs="Arial"/>
-          <w:i/>
-          <w:iCs/>
-        </w:rPr>
-        <w:t>client_id</w:t>
-      </w:r>
-      <w:r>
-        <w:rPr>
-          <w:rFonts w:ascii="Arial" w:hAnsi="Arial" w:cs="Arial"/>
-        </w:rPr>
-        <w:t>), majd dinamikusan betölti a Google által biztosított hitelesítési s</w:t>
-      </w:r>
-      <w:r>
-        <w:rPr>
-          <w:rFonts w:ascii="Arial" w:hAnsi="Arial" w:cs="Arial"/>
-        </w:rPr>
-        <w:t>criptet</w:t>
-      </w:r>
-      <w:r>
-        <w:rPr>
-          <w:rFonts w:ascii="Arial" w:hAnsi="Arial" w:cs="Arial"/>
-        </w:rPr>
-        <w:t>. Amennyiben a szolgáltatás nincs megfelelően konfigurálva a szerver oldalon, vagy a s</w:t>
-      </w:r>
-      <w:r>
-        <w:rPr>
-          <w:rFonts w:ascii="Arial" w:hAnsi="Arial" w:cs="Arial"/>
-        </w:rPr>
-        <w:t>cript</w:t>
-      </w:r>
-      <w:r>
-        <w:rPr>
-          <w:rFonts w:ascii="Arial" w:hAnsi="Arial" w:cs="Arial"/>
-        </w:rPr>
-        <w:t xml:space="preserve"> betöltése sikertelen, a felhasználó egy erről tájékoztató üzenetet lát a bejelentkezési gomb helyén, és a hagyományos bejelentkezési lehetőség marad elérhető.</w:t>
-      </w:r>
-    </w:p>
-    <w:p>
-      <w:pPr>
-        <w:spacing w:line="360" w:lineRule="auto"/>
-        <w:jc w:val="both"/>
-        <w:rPr>
-          <w:rFonts w:ascii="Arial" w:hAnsi="Arial" w:cs="Arial"/>
-        </w:rPr>
-      </w:pPr>
-      <w:r>
-        <w:rPr>
-          <w:rFonts w:ascii="Arial" w:hAnsi="Arial" w:cs="Arial"/>
-        </w:rPr>
-        <w:t xml:space="preserve">A </w:t>
-      </w:r>
-      <w:r>
-        <w:rPr>
-          <w:rFonts w:ascii="Arial" w:hAnsi="Arial" w:cs="Arial"/>
-        </w:rPr>
-        <w:t>„</w:t>
-      </w:r>
-      <w:r>
-        <w:rPr>
-          <w:rFonts w:ascii="Arial" w:hAnsi="Arial" w:cs="Arial"/>
-        </w:rPr>
-        <w:t>Login with Google”</w:t>
-      </w:r>
-      <w:r>
-        <w:rPr>
-          <w:rFonts w:ascii="Arial" w:hAnsi="Arial" w:cs="Arial"/>
-        </w:rPr>
-        <w:t xml:space="preserve"> gombra kattintva a felhasználó a saját Google-fiókjával azonosíthatja magát, amelynek eredményeként egy titkosított azonosító tokent (</w:t>
-      </w:r>
-      <w:r>
-        <w:rPr>
-          <w:rFonts w:ascii="Arial" w:hAnsi="Arial" w:cs="Arial"/>
-          <w:i/>
-          <w:iCs/>
-        </w:rPr>
-        <w:t>ID token</w:t>
-      </w:r>
-      <w:r>
-        <w:rPr>
-          <w:rFonts w:ascii="Arial" w:hAnsi="Arial" w:cs="Arial"/>
-        </w:rPr>
-        <w:t xml:space="preserve">) kap a kliens. Ez a token a </w:t>
-      </w:r>
-      <w:r>
-        <w:rPr>
-          <w:rFonts w:ascii="Arial" w:hAnsi="Arial" w:cs="Arial"/>
-          <w:i/>
-          <w:iCs/>
-        </w:rPr>
-        <w:t>/api/google-login</w:t>
-      </w:r>
-      <w:r>
-        <w:rPr>
-          <w:rFonts w:ascii="Arial" w:hAnsi="Arial" w:cs="Arial"/>
-        </w:rPr>
-        <w:t xml:space="preserve"> végpontra kerül továbbításra, ahol </w:t>
-      </w:r>
-      <w:r>
-        <w:rPr>
-          <w:rFonts w:ascii="Arial" w:hAnsi="Arial" w:cs="Arial"/>
+        <w:t xml:space="preserve">-ban tárolt kulcsok biztosítják perzisztens módon az oldalak között. A kiemelt UI-elem helyzetét a </w:t>
+      </w:r>
+      <w:r>
+        <w:rPr>
+          <w:rFonts w:ascii="Arial" w:hAnsi="Arial" w:cs="Arial"/>
+          <w:i/>
+          <w:iCs/>
+        </w:rPr>
+        <w:t>layoutHole</w:t>
+      </w:r>
+      <w:r>
+        <w:rPr>
+          <w:rFonts w:ascii="Arial" w:hAnsi="Arial" w:cs="Arial"/>
+        </w:rPr>
+        <w:t xml:space="preserve"> függvény számítja ki az elem tényleges képernyőkoordinátái alapján, így a kalauz reszponzív módon, ablakméret-változás és görgetés esetén is helyesen jeleníti meg a kiemelést.</w:t>
+      </w:r>
+    </w:p>
+    <w:p>
+      <w:pPr>
+        <w:spacing w:line="360" w:lineRule="auto"/>
+        <w:jc w:val="both"/>
+        <w:rPr>
+          <w:rFonts w:ascii="Arial" w:hAnsi="Arial" w:cs="Arial"/>
+        </w:rPr>
+      </w:pPr>
+      <w:r>
+        <w:rPr>
+          <w:rFonts w:ascii="Arial" w:hAnsi="Arial" w:cs="Arial"/>
+        </w:rPr>
+        <w:t xml:space="preserve">A kalauz betöltéséért és elindításáért az alkalmazás összes oldalán megosztottan használt </w:t>
+      </w:r>
+      <w:r>
+        <w:rPr>
+          <w:rFonts w:ascii="Arial" w:hAnsi="Arial" w:cs="Arial"/>
+          <w:i/>
+          <w:iCs/>
+        </w:rPr>
+        <w:t>appShell.init</w:t>
+      </w:r>
+      <w:r>
+        <w:rPr>
+          <w:rFonts w:ascii="Arial" w:hAnsi="Arial" w:cs="Arial"/>
+        </w:rPr>
+        <w:t xml:space="preserve"> modul felelős, amely a fejléc és az oldalsáv beillesztése után a </w:t>
+      </w:r>
+      <w:r>
+        <w:rPr>
+          <w:rFonts w:ascii="Arial" w:hAnsi="Arial" w:cs="Arial"/>
+          <w:i/>
+          <w:iCs/>
         </w:rPr>
         <w:lastRenderedPageBreak/>
-        <w:t>a szerver a Google hivatalos könyvtára (</w:t>
-      </w:r>
-      <w:r>
-        <w:rPr>
-          <w:rFonts w:ascii="Arial" w:hAnsi="Arial" w:cs="Arial"/>
-          <w:i/>
-          <w:iCs/>
-        </w:rPr>
-        <w:t>id_token.verify_oauth2_token</w:t>
-      </w:r>
-      <w:r>
-        <w:rPr>
-          <w:rFonts w:ascii="Arial" w:hAnsi="Arial" w:cs="Arial"/>
-        </w:rPr>
-        <w:t>) segítségével ellenőrzi a token érvényességét és hitelességét, valamint azt, hogy a hozzá tartozó e-mail cím megerősített státuszú-e. Amennyiben a token érvénytelen, vagy az e-mail cím nincs megerősítve, a rendszer a megfelelő hibaüzenettel elutasítja a kérést.</w:t>
-      </w:r>
-    </w:p>
-    <w:p>
-      <w:pPr>
-        <w:spacing w:line="360" w:lineRule="auto"/>
-        <w:jc w:val="both"/>
-        <w:rPr>
-          <w:rFonts w:ascii="Arial" w:hAnsi="Arial" w:cs="Arial"/>
-        </w:rPr>
-      </w:pPr>
-      <w:r>
-        <w:rPr>
-          <w:rFonts w:ascii="Arial" w:hAnsi="Arial" w:cs="Arial"/>
-        </w:rPr>
-        <w:t xml:space="preserve">Sikeres ellenőrzést követően a rendszer megvizsgálja, hogy az adott e-mail címhez tartozik-e már regisztrált felhasználói fiók. Amennyiben igen, a bejelentkezés ehhez a meglévő fiókhoz történik. Amennyiben nem, a rendszer automatikusan létrehoz egy új felhasználói fiókot: a </w:t>
-      </w:r>
-      <w:r>
-        <w:rPr>
-          <w:rFonts w:ascii="Arial" w:hAnsi="Arial" w:cs="Arial"/>
-          <w:i/>
-          <w:iCs/>
-        </w:rPr>
-        <w:t>create_google_user</w:t>
-      </w:r>
-      <w:r>
-        <w:rPr>
-          <w:rFonts w:ascii="Arial" w:hAnsi="Arial" w:cs="Arial"/>
-        </w:rPr>
-        <w:t xml:space="preserve"> függvény a Google-fiókból kapott név (vagy ennek hiányában az e-mail cím) alapján generál egy egyedi, kizárólag kisbetűket, számokat és aláhúzásjelet tartalmazó felhasználónevet, amelyet ütközés esetén</w:t>
-      </w:r>
-      <w:r>
-        <w:rPr>
-          <w:rFonts w:ascii="Arial" w:hAnsi="Arial" w:cs="Arial"/>
-        </w:rPr>
-        <w:t>,</w:t>
-      </w:r>
-      <w:r>
-        <w:rPr>
-          <w:rFonts w:ascii="Arial" w:hAnsi="Arial" w:cs="Arial"/>
-        </w:rPr>
-        <w:t xml:space="preserve"> tehát ha a generált név már foglalt</w:t>
-      </w:r>
-      <w:r>
-        <w:rPr>
-          <w:rFonts w:ascii="Arial" w:hAnsi="Arial" w:cs="Arial"/>
-        </w:rPr>
-        <w:t>,</w:t>
-      </w:r>
-      <w:r>
-        <w:rPr>
-          <w:rFonts w:ascii="Arial" w:hAnsi="Arial" w:cs="Arial"/>
-        </w:rPr>
-        <w:t xml:space="preserve"> automatikusan sorszámmal lát el, egészen addig, amíg egyedi felhasználónevet nem talál. Mivel a Google-fiókkal regisztrált felhasználók nem rendelkeznek saját, általuk megadott jelszóval, a rendszer egy kriptográfiailag biztonságos, véletlenszerűen generált jelszót (</w:t>
-      </w:r>
-      <w:r>
-        <w:rPr>
-          <w:rFonts w:ascii="Arial" w:hAnsi="Arial" w:cs="Arial"/>
-          <w:i/>
-          <w:iCs/>
-        </w:rPr>
-        <w:t>secrets.token_urlsafe</w:t>
-      </w:r>
-      <w:r>
-        <w:rPr>
-          <w:rFonts w:ascii="Arial" w:hAnsi="Arial" w:cs="Arial"/>
-        </w:rPr>
-        <w:t>) hoz létre és tárol el</w:t>
-      </w:r>
-      <w:r>
-        <w:rPr>
-          <w:rFonts w:ascii="Arial" w:hAnsi="Arial" w:cs="Arial"/>
-        </w:rPr>
-        <w:t xml:space="preserve">, </w:t>
-      </w:r>
-      <w:r>
-        <w:rPr>
-          <w:rFonts w:ascii="Arial" w:hAnsi="Arial" w:cs="Arial"/>
-        </w:rPr>
-        <w:t>amely gyakorlatilag használhatatlan a hagyományos bejelentkezéshez, azonban biztosítja az adatbázis-séma konzisztenciáját.</w:t>
-      </w:r>
-    </w:p>
-    <w:p>
-      <w:pPr>
-        <w:spacing w:line="360" w:lineRule="auto"/>
-        <w:jc w:val="both"/>
-        <w:rPr>
-          <w:rFonts w:ascii="Arial" w:hAnsi="Arial" w:cs="Arial"/>
-        </w:rPr>
-      </w:pPr>
-      <w:r>
-        <w:rPr>
-          <w:rFonts w:ascii="Arial" w:hAnsi="Arial" w:cs="Arial"/>
-        </w:rPr>
-        <w:t>A sikeres bejelentkezés után a szerver mindkét esetben azonos szerkezetű LoginResponse választ küld vissza, amely tartalmazza a felhasználó azonosítóját, felhasználónevét, valamint az access_token értéket (és opcionálisan a Google-profilkép URL-jét). Ez az egységes válaszformátum lehetővé teszi, hogy a kliens oldali munkamenet-kezelés (saveSessionAndRedirect) mindkét bejelentkezési módnál azonos módon mentse el a tokent és a felhasználói adatokat, majd irányítsa át a felhasználót a főoldalra.</w:t>
-      </w:r>
-    </w:p>
-    <w:p>
-      <w:pPr>
-        <w:spacing w:line="360" w:lineRule="auto"/>
-        <w:jc w:val="both"/>
-        <w:rPr>
-          <w:rFonts w:ascii="Arial" w:hAnsi="Arial" w:cs="Arial"/>
-        </w:rPr>
-      </w:pPr>
-      <w:r>
-        <w:rPr>
-          <w:rFonts w:ascii="Arial" w:hAnsi="Arial" w:cs="Arial"/>
-        </w:rPr>
-        <w:t>5.</w:t>
-      </w:r>
-      <w:r>
-        <w:rPr>
-          <w:rFonts w:ascii="Arial" w:hAnsi="Arial" w:cs="Arial"/>
-        </w:rPr>
-        <w:t>2</w:t>
-      </w:r>
-      <w:r>
-        <w:rPr>
-          <w:rFonts w:ascii="Arial" w:hAnsi="Arial" w:cs="Arial"/>
-        </w:rPr>
-        <w:t>.3. Jelszó visszaállítás</w:t>
-      </w:r>
-    </w:p>
-    <w:p>
-      <w:pPr>
-        <w:spacing w:line="360" w:lineRule="auto"/>
-        <w:jc w:val="both"/>
-        <w:rPr>
-          <w:rFonts w:ascii="Arial" w:hAnsi="Arial" w:cs="Arial"/>
-        </w:rPr>
-      </w:pPr>
-      <w:r>
-        <w:rPr>
-          <w:rFonts w:ascii="Arial" w:hAnsi="Arial" w:cs="Arial"/>
-        </w:rPr>
-        <w:t>Előfordulhat, hogy a felhasználó elfelejti a fiókjához tartozó jelszavát, ezért az alkalmazás egy biztonságos, token-alapú jelszó-visszaállítási mechanizmust biztosít, amely két egymásra épülő lépésből áll: a visszaállítási kérelem elküldéséből, valamint az új jelszó megadásából.</w:t>
-      </w:r>
-    </w:p>
-    <w:p>
-      <w:pPr>
-        <w:spacing w:line="360" w:lineRule="auto"/>
-        <w:jc w:val="both"/>
-        <w:rPr>
-          <w:rFonts w:ascii="Arial" w:hAnsi="Arial" w:cs="Arial"/>
-        </w:rPr>
-      </w:pPr>
-      <w:r>
-        <w:rPr>
-          <w:rFonts w:ascii="Arial" w:hAnsi="Arial" w:cs="Arial"/>
-        </w:rPr>
-        <w:t>5.</w:t>
-      </w:r>
-      <w:r>
-        <w:rPr>
-          <w:rFonts w:ascii="Arial" w:hAnsi="Arial" w:cs="Arial"/>
-        </w:rPr>
-        <w:t>2</w:t>
-      </w:r>
-      <w:r>
-        <w:rPr>
-          <w:rFonts w:ascii="Arial" w:hAnsi="Arial" w:cs="Arial"/>
-        </w:rPr>
-        <w:t xml:space="preserve">.3.1. </w:t>
-      </w:r>
-      <w:r>
-        <w:rPr>
-          <w:rFonts w:ascii="Arial" w:hAnsi="Arial" w:cs="Arial"/>
-        </w:rPr>
-        <w:t>A jelszó-visszaállítás kérelmezése</w:t>
-      </w:r>
-    </w:p>
-    <w:p>
-      <w:pPr>
-        <w:spacing w:line="360" w:lineRule="auto"/>
-        <w:jc w:val="both"/>
-        <w:rPr>
-          <w:rFonts w:ascii="Arial" w:hAnsi="Arial" w:cs="Arial"/>
-        </w:rPr>
-      </w:pPr>
-      <w:r>
-        <w:rPr>
-          <w:rFonts w:ascii="Arial" w:hAnsi="Arial" w:cs="Arial"/>
-        </w:rPr>
-        <w:t>A bejelentkezési oldalon elhelyezett "Elfelejtett jelszó" hivatkozásra kattintva egy felugró ablak jelenik meg, amelyben a felhasználó megadhatja a fiókjához tartozó e-</w:t>
-      </w:r>
-      <w:r>
-        <w:rPr>
-          <w:rFonts w:ascii="Arial" w:hAnsi="Arial" w:cs="Arial"/>
-        </w:rPr>
-        <w:lastRenderedPageBreak/>
-        <w:t xml:space="preserve">mail címét. Az űrlap elküldését követően a kliens egy aszinkron </w:t>
-      </w:r>
-      <w:r>
-        <w:rPr>
-          <w:rFonts w:ascii="Arial" w:hAnsi="Arial" w:cs="Arial"/>
-          <w:i/>
-          <w:iCs/>
-        </w:rPr>
-        <w:t>fetch</w:t>
-      </w:r>
-      <w:r>
-        <w:rPr>
-          <w:rFonts w:ascii="Arial" w:hAnsi="Arial" w:cs="Arial"/>
-        </w:rPr>
-        <w:t xml:space="preserve"> kérés keretében továbbítja a megadott e-mail címet a backend </w:t>
-      </w:r>
-      <w:r>
-        <w:rPr>
-          <w:rFonts w:ascii="Arial" w:hAnsi="Arial" w:cs="Arial"/>
-          <w:i/>
-          <w:iCs/>
-        </w:rPr>
-        <w:t>/api/forgot-password/request</w:t>
-      </w:r>
-      <w:r>
-        <w:rPr>
-          <w:rFonts w:ascii="Arial" w:hAnsi="Arial" w:cs="Arial"/>
-        </w:rPr>
-        <w:t xml:space="preserve"> végpontjára.</w:t>
-      </w:r>
-    </w:p>
-    <w:p>
-      <w:pPr>
-        <w:spacing w:line="360" w:lineRule="auto"/>
-        <w:jc w:val="both"/>
-        <w:rPr>
-          <w:rFonts w:ascii="Arial" w:hAnsi="Arial" w:cs="Arial"/>
-        </w:rPr>
-      </w:pPr>
-      <w:r>
-        <w:rPr>
-          <w:rFonts w:ascii="Arial" w:hAnsi="Arial" w:cs="Arial"/>
-        </w:rPr>
-        <w:t>A szerver oldalon ez a végpont megvizsgálja, hogy a megadott e-mail címhez tartozik-e regisztrált felhasználói fiók. Amennyiben igen, a rendszer létrehoz egy egyszer használatos, kriptográfiailag biztonságos visszaállítási tokent (</w:t>
-      </w:r>
-      <w:r>
-        <w:rPr>
-          <w:rFonts w:ascii="Arial" w:hAnsi="Arial" w:cs="Arial"/>
-          <w:i/>
-          <w:iCs/>
-        </w:rPr>
-        <w:t>secrets.token_urlsafe</w:t>
-      </w:r>
-      <w:r>
-        <w:rPr>
-          <w:rFonts w:ascii="Arial" w:hAnsi="Arial" w:cs="Arial"/>
-        </w:rPr>
-        <w:t xml:space="preserve">), amelyet nem nyílt formában, hanem </w:t>
-      </w:r>
-      <w:r>
-        <w:rPr>
-          <w:rFonts w:ascii="Arial" w:hAnsi="Arial" w:cs="Arial"/>
-          <w:i/>
-          <w:iCs/>
-        </w:rPr>
-        <w:t>SHA-256</w:t>
-      </w:r>
-      <w:r>
-        <w:rPr>
-          <w:rFonts w:ascii="Arial" w:hAnsi="Arial" w:cs="Arial"/>
-        </w:rPr>
-        <w:t xml:space="preserve"> algoritmussal hash-elve tárol el az adatbázisban, egy 30 perces érvényességi idővel ellátva. A generált token birtokában a rendszer egy visszaállítási hivatkozást állít össze, amelyet e-mailben megküld a felhasználó számára. Fontos megjegyezni, hogy egy adott felhasználóhoz tartozó, korábban kiadott, még fel nem használt tokenek</w:t>
-      </w:r>
-      <w:r>
-        <w:rPr>
-          <w:rFonts w:ascii="Arial" w:hAnsi="Arial" w:cs="Arial"/>
-        </w:rPr>
-        <w:t>et</w:t>
-      </w:r>
-      <w:r>
-        <w:rPr>
-          <w:rFonts w:ascii="Arial" w:hAnsi="Arial" w:cs="Arial"/>
-        </w:rPr>
-        <w:t xml:space="preserve"> a rendszer automatikusan érvényteleníti egy új kérelem esetén, ez</w:t>
-      </w:r>
-      <w:r>
-        <w:rPr>
-          <w:rFonts w:ascii="Arial" w:hAnsi="Arial" w:cs="Arial"/>
-        </w:rPr>
-        <w:t>zel</w:t>
-      </w:r>
-      <w:r>
-        <w:rPr>
-          <w:rFonts w:ascii="Arial" w:hAnsi="Arial" w:cs="Arial"/>
-        </w:rPr>
-        <w:t xml:space="preserve"> biztosítva, hogy egy időben mindig csak egy érvényes visszaállítási hivatkozás létezzen.</w:t>
-      </w:r>
-    </w:p>
-    <w:p>
-      <w:pPr>
-        <w:spacing w:line="360" w:lineRule="auto"/>
-        <w:jc w:val="both"/>
-        <w:rPr>
-          <w:rFonts w:ascii="Arial" w:hAnsi="Arial" w:cs="Arial"/>
-        </w:rPr>
-      </w:pPr>
-      <w:r>
-        <w:rPr>
-          <w:rFonts w:ascii="Arial" w:hAnsi="Arial" w:cs="Arial"/>
-        </w:rPr>
-        <w:t>Biztonsági szempontból kiemelten fontos tervezési döntés, hogy a végpont mindig ugyanazt az általános üzenetet adja vissza a felhasználónak. Ezáltal a rendszer megakadályozza, hogy egy esetleges támadó a válaszok alapján felderíthesse, mely e-mail címek rendelkeznek regisztrált fiókkal az</w:t>
-      </w:r>
-      <w:r>
-        <w:rPr>
-          <w:rFonts w:ascii="Arial" w:hAnsi="Arial" w:cs="Arial"/>
-        </w:rPr>
-        <w:t xml:space="preserve"> alkalmazásban</w:t>
-      </w:r>
-      <w:r>
-        <w:rPr>
-          <w:rFonts w:ascii="Arial" w:hAnsi="Arial" w:cs="Arial"/>
-        </w:rPr>
-        <w:t>.</w:t>
-      </w:r>
-    </w:p>
-    <w:p>
-      <w:pPr>
-        <w:spacing w:line="360" w:lineRule="auto"/>
-        <w:jc w:val="both"/>
-        <w:rPr>
-          <w:rFonts w:ascii="Arial" w:hAnsi="Arial" w:cs="Arial"/>
-        </w:rPr>
-      </w:pPr>
-      <w:r>
-        <w:rPr>
-          <w:rFonts w:ascii="Arial" w:hAnsi="Arial" w:cs="Arial"/>
-        </w:rPr>
-        <w:t>5.</w:t>
-      </w:r>
-      <w:r>
-        <w:rPr>
-          <w:rFonts w:ascii="Arial" w:hAnsi="Arial" w:cs="Arial"/>
-        </w:rPr>
-        <w:t>2</w:t>
-      </w:r>
-      <w:r>
-        <w:rPr>
-          <w:rFonts w:ascii="Arial" w:hAnsi="Arial" w:cs="Arial"/>
-        </w:rPr>
-        <w:t xml:space="preserve">.3.2. </w:t>
-      </w:r>
-      <w:r>
-        <w:rPr>
-          <w:rFonts w:ascii="Arial" w:hAnsi="Arial" w:cs="Arial"/>
-        </w:rPr>
-        <w:t>Az új jelszó megadása</w:t>
-      </w:r>
-    </w:p>
-    <w:p>
-      <w:pPr>
-        <w:spacing w:line="360" w:lineRule="auto"/>
-        <w:jc w:val="both"/>
-        <w:rPr>
-          <w:rFonts w:ascii="Arial" w:hAnsi="Arial" w:cs="Arial"/>
-        </w:rPr>
-      </w:pPr>
-      <w:r>
-        <w:rPr>
-          <w:rFonts w:ascii="Arial" w:hAnsi="Arial" w:cs="Arial"/>
-        </w:rPr>
-        <w:t>A felhasználó az e-mailben kapott hivatkozásra kattintva jut el a jelszó-visszaállító oldalra, amely az URL-ből kinyeri a hozzá tartozó visszaállítási tokent. Amennyiben a hivatkozás nem tartalmaz tokent, a rendszer egy érvénytelenségről tájékoztató üzenetet jelenít meg, és nem engedi a jelszó megváltoztatását.</w:t>
-      </w:r>
-    </w:p>
-    <w:p>
-      <w:pPr>
-        <w:spacing w:line="360" w:lineRule="auto"/>
-        <w:jc w:val="both"/>
-        <w:rPr>
-          <w:rFonts w:ascii="Arial" w:hAnsi="Arial" w:cs="Arial"/>
-        </w:rPr>
-      </w:pPr>
-      <w:r>
-        <w:rPr>
-          <w:rFonts w:ascii="Arial" w:hAnsi="Arial" w:cs="Arial"/>
-        </w:rPr>
-        <w:t xml:space="preserve">Érvényes token esetén a felhasználó megadhatja új jelszavát, </w:t>
-      </w:r>
-      <w:r>
-        <w:rPr>
-          <w:rFonts w:ascii="Arial" w:hAnsi="Arial" w:cs="Arial"/>
-        </w:rPr>
-        <w:t xml:space="preserve">amit </w:t>
-      </w:r>
-      <w:r>
-        <w:rPr>
-          <w:rFonts w:ascii="Arial" w:hAnsi="Arial" w:cs="Arial"/>
-        </w:rPr>
-        <w:t xml:space="preserve">meg is kell erősítenie. A kliens oldali </w:t>
-      </w:r>
-      <w:r>
-        <w:rPr>
-          <w:rFonts w:ascii="Arial" w:hAnsi="Arial" w:cs="Arial"/>
-          <w:i/>
-          <w:iCs/>
-        </w:rPr>
-        <w:t>JavaScript</w:t>
-      </w:r>
-      <w:r>
-        <w:rPr>
-          <w:rFonts w:ascii="Arial" w:hAnsi="Arial" w:cs="Arial"/>
-        </w:rPr>
-        <w:t xml:space="preserve"> kód ellenőrzi, hogy a két jelszómező tartalma megegyezik-e, valamint hogy az új jelszó eléri-e a minimálisan megkövetelt hosszúságot (legalább 6 karakter); ezen feltételek teljesülése esetén kerül csak sor a kérés elküldésére.</w:t>
-      </w:r>
-    </w:p>
-    <w:p>
-      <w:pPr>
-        <w:spacing w:line="360" w:lineRule="auto"/>
-        <w:jc w:val="both"/>
-        <w:rPr>
-          <w:rFonts w:ascii="Arial" w:hAnsi="Arial" w:cs="Arial"/>
-        </w:rPr>
-      </w:pPr>
-      <w:r>
-        <w:rPr>
-          <w:rFonts w:ascii="Arial" w:hAnsi="Arial" w:cs="Arial"/>
-        </w:rPr>
-        <w:t xml:space="preserve">A szerver oldalon a </w:t>
-      </w:r>
-      <w:r>
-        <w:rPr>
-          <w:rFonts w:ascii="Arial" w:hAnsi="Arial" w:cs="Arial"/>
-          <w:i/>
-          <w:iCs/>
-        </w:rPr>
-        <w:t>/api/forgot-password/reset</w:t>
-      </w:r>
-      <w:r>
-        <w:rPr>
-          <w:rFonts w:ascii="Arial" w:hAnsi="Arial" w:cs="Arial"/>
-        </w:rPr>
-        <w:t xml:space="preserve"> végpont elsőként ellenőrzi a kapott token érvényességét: megvizsgálja, hogy a token hash-elt formában szerepel-e az adatbázisban, még nem került-e felhasználásra, és nem járt-e le az érvényességi ideje. Amennyiben bármely feltétel nem teljesül, a rendszer 400-as státuszkóddal, </w:t>
-      </w:r>
-      <w:r>
-        <w:rPr>
-          <w:rFonts w:ascii="Arial" w:hAnsi="Arial" w:cs="Arial"/>
-        </w:rPr>
-        <w:lastRenderedPageBreak/>
-        <w:t xml:space="preserve">érvénytelen vagy lejárt hivatkozásra utaló hibaüzenettel utasítja el a kérést. Sikeres ellenőrzés esetén a rendszer a </w:t>
-      </w:r>
-      <w:r>
-        <w:rPr>
-          <w:rFonts w:ascii="Arial" w:hAnsi="Arial" w:cs="Arial"/>
-          <w:i/>
-          <w:iCs/>
-        </w:rPr>
-        <w:t>bcrypt</w:t>
-      </w:r>
-      <w:r>
-        <w:rPr>
-          <w:rFonts w:ascii="Arial" w:hAnsi="Arial" w:cs="Arial"/>
-        </w:rPr>
-        <w:t xml:space="preserve"> algoritmussal hash-eli és frissíti a felhasználó jelszavát az adatbázisban, majd a felhasznált tokent használtként jelöli meg, ezáltal megakadályozva annak ismételt felhasználását</w:t>
-      </w:r>
-      <w:r>
-        <w:rPr>
-          <w:rFonts w:ascii="Arial" w:hAnsi="Arial" w:cs="Arial"/>
-        </w:rPr>
-        <w:t xml:space="preserve">. </w:t>
-      </w:r>
-      <w:r>
-        <w:rPr>
-          <w:rFonts w:ascii="Arial" w:hAnsi="Arial" w:cs="Arial"/>
-        </w:rPr>
-        <w:t>A sikeres jelszó-visszaállítást követően a felhasználó automatikusan átirányításra kerül a bejelentkezési oldalra, ahol az újonnan beállított jelszavával léphet be a rendszerbe.</w:t>
-      </w:r>
-    </w:p>
-    <w:p>
-      <w:pPr>
-        <w:spacing w:line="360" w:lineRule="auto"/>
-        <w:jc w:val="both"/>
-        <w:rPr>
-          <w:rFonts w:ascii="Arial" w:hAnsi="Arial" w:cs="Arial"/>
-        </w:rPr>
-      </w:pPr>
-      <w:r>
-        <w:rPr>
-          <w:rFonts w:ascii="Arial" w:hAnsi="Arial" w:cs="Arial"/>
-        </w:rPr>
-        <w:t>Ez a megoldás biztosítja, hogy a jelszó-visszaállítási folyamat mind a felhasználó, mind a rendszer szempontjából biztonságos és megbízható legyen.</w:t>
-      </w:r>
-    </w:p>
-    <w:p>
-      <w:pPr>
-        <w:spacing w:line="360" w:lineRule="auto"/>
-        <w:jc w:val="both"/>
-        <w:rPr>
-          <w:rFonts w:ascii="Arial" w:hAnsi="Arial" w:cs="Arial"/>
-        </w:rPr>
-      </w:pPr>
-      <w:r>
-        <w:rPr>
-          <w:rFonts w:ascii="Arial" w:hAnsi="Arial" w:cs="Arial"/>
-        </w:rPr>
-        <w:t>5.2.4. Token alapú munkamenet és védett végpontok</w:t>
-      </w:r>
-    </w:p>
-    <w:p>
-      <w:pPr>
-        <w:spacing w:line="360" w:lineRule="auto"/>
-        <w:jc w:val="both"/>
-        <w:rPr>
-          <w:rFonts w:ascii="Arial" w:hAnsi="Arial" w:cs="Arial"/>
-        </w:rPr>
-      </w:pPr>
-      <w:r>
-        <w:rPr>
-          <w:rFonts w:ascii="Arial" w:hAnsi="Arial" w:cs="Arial"/>
-        </w:rPr>
-        <w:t xml:space="preserve">Bejelentkezés után a kliens automatikusan csatolja a tárolt JWT-t minden </w:t>
-      </w:r>
-      <w:r>
-        <w:rPr>
-          <w:rFonts w:ascii="Arial" w:hAnsi="Arial" w:cs="Arial"/>
-          <w:i/>
-          <w:iCs/>
-        </w:rPr>
-        <w:t>/api</w:t>
-      </w:r>
-      <w:r>
-        <w:rPr>
-          <w:rFonts w:ascii="Arial" w:hAnsi="Arial" w:cs="Arial"/>
-        </w:rPr>
-        <w:t xml:space="preserve"> és </w:t>
-      </w:r>
-      <w:r>
-        <w:rPr>
-          <w:rFonts w:ascii="Arial" w:hAnsi="Arial" w:cs="Arial"/>
-          <w:i/>
-          <w:iCs/>
-        </w:rPr>
-        <w:t>/generate_travel_plans típusú</w:t>
-      </w:r>
-      <w:r>
-        <w:rPr>
-          <w:rFonts w:ascii="Arial" w:hAnsi="Arial" w:cs="Arial"/>
-        </w:rPr>
-        <w:t xml:space="preserve"> kéréshez. A szerver oldalon a FastAPI </w:t>
-      </w:r>
-      <w:r>
-        <w:rPr>
-          <w:rFonts w:ascii="Arial" w:hAnsi="Arial" w:cs="Arial"/>
-          <w:i/>
-          <w:iCs/>
-        </w:rPr>
-        <w:t>get_current_user</w:t>
-      </w:r>
-      <w:r>
-        <w:rPr>
-          <w:rFonts w:ascii="Arial" w:hAnsi="Arial" w:cs="Arial"/>
-        </w:rPr>
-        <w:t xml:space="preserve"> függősége ellenőrzi a Bearer tokent: kiszűri a lejárt vagy érvénytelen aláírású tokeneket, majd betölti a hozzá tartozó felhasználót az adatbázisból. A védett erőforrásokhoz</w:t>
-      </w:r>
-      <w:r>
-        <w:rPr>
-          <w:rFonts w:ascii="Arial" w:hAnsi="Arial" w:cs="Arial"/>
-        </w:rPr>
-        <w:t xml:space="preserve"> (</w:t>
-      </w:r>
-      <w:r>
-        <w:rPr>
-          <w:rFonts w:ascii="Arial" w:hAnsi="Arial" w:cs="Arial"/>
-        </w:rPr>
-        <w:t>tervezett utak, meglátogatott helyek, profil, utazástervező</w:t>
-      </w:r>
-      <w:r>
-        <w:rPr>
-          <w:rFonts w:ascii="Arial" w:hAnsi="Arial" w:cs="Arial"/>
-        </w:rPr>
-        <w:t xml:space="preserve">) </w:t>
-      </w:r>
-      <w:r>
-        <w:rPr>
-          <w:rFonts w:ascii="Arial" w:hAnsi="Arial" w:cs="Arial"/>
-        </w:rPr>
-        <w:t xml:space="preserve">csak hitelesített felhasználó férhet hozzá, a tulajdonosi jogosultságot pedig a tokenben szereplő felhasználó-azonosító alapján ellenőrzi a rendszer. A nyilvános végpontok (regisztráció, bejelentkezés, jelszó-visszaállítás, illetve a megosztott út token alapú megtekintése) </w:t>
-      </w:r>
-      <w:r>
-        <w:rPr>
-          <w:rFonts w:ascii="Arial" w:hAnsi="Arial" w:cs="Arial"/>
-        </w:rPr>
-        <w:t>nem</w:t>
-      </w:r>
-      <w:r>
-        <w:rPr>
-          <w:rFonts w:ascii="Arial" w:hAnsi="Arial" w:cs="Arial"/>
-        </w:rPr>
-        <w:t xml:space="preserve"> igényelnek autentikációt. Az oldal betöltésekor az </w:t>
-      </w:r>
-      <w:r>
-        <w:rPr>
-          <w:rFonts w:ascii="Arial" w:hAnsi="Arial" w:cs="Arial"/>
-          <w:i/>
-          <w:iCs/>
-        </w:rPr>
-        <w:t>authGuard</w:t>
-      </w:r>
-      <w:r>
-        <w:rPr>
-          <w:rFonts w:ascii="Arial" w:hAnsi="Arial" w:cs="Arial"/>
-        </w:rPr>
-        <w:t xml:space="preserve"> leellenőrzi, hogy megvan-e egyszerre a </w:t>
-      </w:r>
-      <w:r>
-        <w:rPr>
-          <w:rFonts w:ascii="Arial" w:hAnsi="Arial" w:cs="Arial"/>
-          <w:i/>
-          <w:iCs/>
-        </w:rPr>
-        <w:t>user_id</w:t>
-      </w:r>
-      <w:r>
-        <w:rPr>
-          <w:rFonts w:ascii="Arial" w:hAnsi="Arial" w:cs="Arial"/>
-        </w:rPr>
-        <w:t xml:space="preserve"> és az </w:t>
-      </w:r>
-      <w:r>
-        <w:rPr>
-          <w:rFonts w:ascii="Arial" w:hAnsi="Arial" w:cs="Arial"/>
-          <w:i/>
-          <w:iCs/>
-        </w:rPr>
-        <w:t>access_token</w:t>
-      </w:r>
-      <w:r>
-        <w:rPr>
-          <w:rFonts w:ascii="Arial" w:hAnsi="Arial" w:cs="Arial"/>
-        </w:rPr>
-        <w:t>; ha bármelyik hiányzik, a felhasználót átirányítja a bejelentkezési oldalra.</w:t>
+        <w:t>loadOnboardingTutorial</w:t>
+      </w:r>
+      <w:r>
+        <w:rPr>
+          <w:rFonts w:ascii="Arial" w:hAnsi="Arial" w:cs="Arial"/>
+        </w:rPr>
+        <w:t xml:space="preserve"> függvényen keresztül dinamikusan betölti a kalauz szkriptjét, majd automatikusan elindítja azt. Ez a megoldás biztosítja, hogy a bevezető kalauz az alkalmazás bármely oldalán, egységes és megszakítás nélküli felhasználói élményt nyújtva folytatódhasson.</w:t>
       </w:r>
     </w:p>
     <w:p>
@@ -9240,6 +9677,21 @@
         <w:rPr>
           <w:rFonts w:ascii="Arial" w:hAnsi="Arial" w:cs="Arial"/>
         </w:rPr>
+        <w:t>Ebben a nézetben a felhasználó egy áttekinthető listában láthatja és kezelheti a korábban rögzített helyszíneit.</w:t>
+      </w:r>
+    </w:p>
+    <w:p>
+      <w:pPr>
+        <w:spacing w:line="360" w:lineRule="auto"/>
+        <w:jc w:val="both"/>
+        <w:rPr>
+          <w:rFonts w:ascii="Arial" w:hAnsi="Arial" w:cs="Arial"/>
+        </w:rPr>
+      </w:pPr>
+      <w:r>
+        <w:rPr>
+          <w:rFonts w:ascii="Arial" w:hAnsi="Arial" w:cs="Arial"/>
+        </w:rPr>
         <w:t xml:space="preserve">A listanézet betöltésekor a kliens oldali </w:t>
       </w:r>
       <w:r>
@@ -9274,14 +9726,336 @@
           <w:i/>
           <w:iCs/>
         </w:rPr>
+        <w:t>fetch</w:t>
+      </w:r>
+      <w:r>
+        <w:rPr>
+          <w:rFonts w:ascii="Arial" w:hAnsi="Arial" w:cs="Arial"/>
+        </w:rPr>
+        <w:t xml:space="preserve"> kérést indít a backend </w:t>
+      </w:r>
+      <w:r>
+        <w:rPr>
+          <w:rFonts w:ascii="Arial" w:hAnsi="Arial" w:cs="Arial"/>
+          <w:i/>
+          <w:iCs/>
+        </w:rPr>
+        <w:t>/api/users/{user_id}/visited-places</w:t>
+      </w:r>
+      <w:r>
+        <w:rPr>
+          <w:rFonts w:ascii="Arial" w:hAnsi="Arial" w:cs="Arial"/>
+        </w:rPr>
+        <w:t xml:space="preserve"> végpontjára. Amennyiben nincs bejelentkezett felhasználó, a rendszer nem kísérli meg az adatok lekérdezését, hanem egy tájékoztató üzenetet jelenít meg, amely a bejelentkezési oldalra irányítja a felhasználót.</w:t>
+      </w:r>
+    </w:p>
+    <w:p>
+      <w:pPr>
+        <w:spacing w:line="360" w:lineRule="auto"/>
+        <w:jc w:val="both"/>
+        <w:rPr>
+          <w:rFonts w:ascii="Arial" w:hAnsi="Arial" w:cs="Arial"/>
+        </w:rPr>
+      </w:pPr>
+      <w:r>
+        <w:rPr>
+          <w:rFonts w:ascii="Arial" w:hAnsi="Arial" w:cs="Arial"/>
+        </w:rPr>
+        <w:t xml:space="preserve">A szervertől visszakapott nyers adatokat a </w:t>
+      </w:r>
+      <w:r>
+        <w:rPr>
+          <w:rFonts w:ascii="Arial" w:hAnsi="Arial" w:cs="Arial"/>
+          <w:i/>
+          <w:iCs/>
+        </w:rPr>
+        <w:t>normalizePlace</w:t>
+      </w:r>
+      <w:r>
+        <w:rPr>
+          <w:rFonts w:ascii="Arial" w:hAnsi="Arial" w:cs="Arial"/>
+        </w:rPr>
+        <w:t xml:space="preserve"> függvény alakítja át a megjelenítéshez szükséges, egységes formátumra: összeállítja a helyszín teljes nevét (helynév és ország), a </w:t>
+      </w:r>
+      <w:r>
+        <w:rPr>
+          <w:rFonts w:ascii="Arial" w:hAnsi="Arial" w:cs="Arial"/>
+          <w:i/>
+          <w:iCs/>
+        </w:rPr>
+        <w:t>formatVisitDates</w:t>
+      </w:r>
+      <w:r>
+        <w:rPr>
+          <w:rFonts w:ascii="Arial" w:hAnsi="Arial" w:cs="Arial"/>
+        </w:rPr>
+        <w:t xml:space="preserve"> segédfüggvény segítségével egy olvasható dátumtartománnyá formázza a látogatás kezdő- és záródátumát, valamint gondoskodik arról, hogy hiányzó adatok esetén a felület alapértelmezett értékeket jelenítsen meg. A normalizált helyszíneket a rendszer ezt követően a látogatás dátuma szerint csökkenő sorrendbe rendezi, így a legutóbbi utazások kerülnek a lista elejére.</w:t>
+      </w:r>
+    </w:p>
+    <w:p>
+      <w:pPr>
+        <w:spacing w:line="360" w:lineRule="auto"/>
+        <w:jc w:val="both"/>
+        <w:rPr>
+          <w:rFonts w:ascii="Arial" w:hAnsi="Arial" w:cs="Arial"/>
+        </w:rPr>
+      </w:pPr>
+      <w:r>
+        <w:rPr>
+          <w:rFonts w:ascii="Arial" w:hAnsi="Arial" w:cs="Arial"/>
+        </w:rPr>
+        <w:t>Az egyes helyszínek kártya formájában jelennek meg</w:t>
+      </w:r>
+      <w:r>
+        <w:rPr>
+          <w:rFonts w:ascii="Arial" w:hAnsi="Arial" w:cs="Arial"/>
+        </w:rPr>
+        <w:t>,</w:t>
+      </w:r>
+      <w:r>
+        <w:rPr>
+          <w:rFonts w:ascii="Arial" w:hAnsi="Arial" w:cs="Arial"/>
+        </w:rPr>
+        <w:t xml:space="preserve"> a kártyák dinamikus felépítését a </w:t>
+      </w:r>
+      <w:r>
+        <w:rPr>
+          <w:rFonts w:ascii="Arial" w:hAnsi="Arial" w:cs="Arial"/>
+          <w:i/>
+          <w:iCs/>
+        </w:rPr>
+        <w:t>renderCard</w:t>
+      </w:r>
+      <w:r>
+        <w:rPr>
+          <w:rFonts w:ascii="Arial" w:hAnsi="Arial" w:cs="Arial"/>
+        </w:rPr>
+        <w:t xml:space="preserve"> függvény végzi, amely a felhasználó által megadott szöveges adatokat a</w:t>
+      </w:r>
+      <w:r>
+        <w:rPr>
+          <w:rFonts w:ascii="Arial" w:hAnsi="Arial" w:cs="Arial"/>
+        </w:rPr>
+        <w:t>z</w:t>
+      </w:r>
+      <w:r>
+        <w:rPr>
+          <w:rFonts w:ascii="Arial" w:hAnsi="Arial" w:cs="Arial"/>
+        </w:rPr>
+        <w:t xml:space="preserve"> </w:t>
+      </w:r>
+      <w:r>
+        <w:rPr>
+          <w:rFonts w:ascii="Arial" w:hAnsi="Arial" w:cs="Arial"/>
+          <w:i/>
+          <w:iCs/>
+        </w:rPr>
+        <w:t>escapeHtml</w:t>
+      </w:r>
+      <w:r>
+        <w:rPr>
+          <w:rFonts w:ascii="Arial" w:hAnsi="Arial" w:cs="Arial"/>
+        </w:rPr>
+        <w:t xml:space="preserve"> segédfüggvényen vezeti át, ezáltal megelőzve a rosszindulatú HTML- </w:t>
+      </w:r>
+      <w:r>
+        <w:rPr>
+          <w:rFonts w:ascii="Arial" w:hAnsi="Arial" w:cs="Arial"/>
+        </w:rPr>
         <w:lastRenderedPageBreak/>
-        <w:t>fetch</w:t>
-      </w:r>
-      <w:r>
-        <w:rPr>
-          <w:rFonts w:ascii="Arial" w:hAnsi="Arial" w:cs="Arial"/>
-        </w:rPr>
-        <w:t xml:space="preserve"> kérést indít a backend </w:t>
+        <w:t>vagy s</w:t>
+      </w:r>
+      <w:r>
+        <w:rPr>
+          <w:rFonts w:ascii="Arial" w:hAnsi="Arial" w:cs="Arial"/>
+        </w:rPr>
+        <w:t>criptkód</w:t>
+      </w:r>
+      <w:r>
+        <w:rPr>
+          <w:rFonts w:ascii="Arial" w:hAnsi="Arial" w:cs="Arial"/>
+        </w:rPr>
+        <w:t xml:space="preserve"> beágyazásából eredő biztonsági problémákat</w:t>
+      </w:r>
+      <w:r>
+        <w:rPr>
+          <w:rFonts w:ascii="Arial" w:hAnsi="Arial" w:cs="Arial"/>
+        </w:rPr>
+        <w:t xml:space="preserve">. </w:t>
+      </w:r>
+      <w:r>
+        <w:rPr>
+          <w:rFonts w:ascii="Arial" w:hAnsi="Arial" w:cs="Arial"/>
+        </w:rPr>
+        <w:t>Minden kártyán megjelenik egy interaktív, ötcsillagos értékelőelem is, am</w:t>
+      </w:r>
+      <w:r>
+        <w:rPr>
+          <w:rFonts w:ascii="Arial" w:hAnsi="Arial" w:cs="Arial"/>
+        </w:rPr>
+        <w:t>i</w:t>
+      </w:r>
+      <w:r>
+        <w:rPr>
+          <w:rFonts w:ascii="Arial" w:hAnsi="Arial" w:cs="Arial"/>
+        </w:rPr>
+        <w:t xml:space="preserve">nek valamelyik csillagára kattintva a kliens azonnal egy </w:t>
+      </w:r>
+      <w:r>
+        <w:rPr>
+          <w:rFonts w:ascii="Arial" w:hAnsi="Arial" w:cs="Arial"/>
+          <w:i/>
+          <w:iCs/>
+        </w:rPr>
+        <w:t>PUT</w:t>
+      </w:r>
+      <w:r>
+        <w:rPr>
+          <w:rFonts w:ascii="Arial" w:hAnsi="Arial" w:cs="Arial"/>
+        </w:rPr>
+        <w:t xml:space="preserve"> kérést küld a backend felé az adott helyszín azonosítójával és az új értékeléssel, majd a lista frissítésre kerül.</w:t>
+      </w:r>
+    </w:p>
+    <w:p>
+      <w:pPr>
+        <w:spacing w:line="360" w:lineRule="auto"/>
+        <w:jc w:val="both"/>
+        <w:rPr>
+          <w:rFonts w:ascii="Arial" w:hAnsi="Arial" w:cs="Arial"/>
+        </w:rPr>
+      </w:pPr>
+      <w:r>
+        <w:rPr>
+          <w:rFonts w:ascii="Arial" w:hAnsi="Arial" w:cs="Arial"/>
+        </w:rPr>
+        <w:t xml:space="preserve">Egy adott kártyára kattintva egy részletes nézet nyílik meg, amely egy HTML &lt;template&gt; elem klónozásával dinamikusan felépítve megjeleníti a helyszín összes adatát, beleértve a hozzá tartozó összes fényképet egy galéria formájában. Amennyiben a helyszínhez tartoznak koordináták, a rendszer egy, az </w:t>
+      </w:r>
+      <w:r>
+        <w:rPr>
+          <w:rFonts w:ascii="Arial" w:hAnsi="Arial" w:cs="Arial"/>
+          <w:i/>
+          <w:iCs/>
+        </w:rPr>
+        <w:t xml:space="preserve">OpenStreetMap </w:t>
+      </w:r>
+      <w:r>
+        <w:rPr>
+          <w:rFonts w:ascii="Arial" w:hAnsi="Arial" w:cs="Arial"/>
+        </w:rPr>
+        <w:t>szolgáltatásra mutató hivatkozást is megjelenít, amelyen keresztül a helyszín térképen is megtekinthető.</w:t>
+      </w:r>
+    </w:p>
+    <w:p>
+      <w:pPr>
+        <w:spacing w:line="360" w:lineRule="auto"/>
+        <w:jc w:val="both"/>
+        <w:rPr>
+          <w:rFonts w:ascii="Arial" w:hAnsi="Arial" w:cs="Arial"/>
+        </w:rPr>
+      </w:pPr>
+      <w:r>
+        <w:rPr>
+          <w:rFonts w:ascii="Arial" w:hAnsi="Arial" w:cs="Arial"/>
+        </w:rPr>
+        <w:t>5.</w:t>
+      </w:r>
+      <w:r>
+        <w:rPr>
+          <w:rFonts w:ascii="Arial" w:hAnsi="Arial" w:cs="Arial"/>
+        </w:rPr>
+        <w:t>3</w:t>
+      </w:r>
+      <w:r>
+        <w:rPr>
+          <w:rFonts w:ascii="Arial" w:hAnsi="Arial" w:cs="Arial"/>
+        </w:rPr>
+        <w:t>.2. Térképnézet</w:t>
+      </w:r>
+    </w:p>
+    <w:p>
+      <w:pPr>
+        <w:spacing w:line="360" w:lineRule="auto"/>
+        <w:jc w:val="both"/>
+        <w:rPr>
+          <w:rFonts w:ascii="Arial" w:hAnsi="Arial" w:cs="Arial"/>
+        </w:rPr>
+      </w:pPr>
+      <w:r>
+        <w:rPr>
+          <w:rFonts w:ascii="Arial" w:hAnsi="Arial" w:cs="Arial"/>
+        </w:rPr>
+        <w:t>Ez a nézet ugyanazokat a helyszíneket egy interaktív térképen jeleníti meg, lehetővé téve az utazások földrajzi áttekintését.</w:t>
+      </w:r>
+    </w:p>
+    <w:p>
+      <w:pPr>
+        <w:spacing w:line="360" w:lineRule="auto"/>
+        <w:jc w:val="both"/>
+        <w:rPr>
+          <w:rFonts w:ascii="Arial" w:hAnsi="Arial" w:cs="Arial"/>
+        </w:rPr>
+      </w:pPr>
+      <w:r>
+        <w:rPr>
+          <w:rFonts w:ascii="Arial" w:hAnsi="Arial" w:cs="Arial"/>
+        </w:rPr>
+        <w:t xml:space="preserve">A térképnézet a nyílt forráskódú </w:t>
+      </w:r>
+      <w:r>
+        <w:rPr>
+          <w:rFonts w:ascii="Arial" w:hAnsi="Arial" w:cs="Arial"/>
+          <w:i/>
+          <w:iCs/>
+        </w:rPr>
+        <w:t>Leaflet JavaScript</w:t>
+      </w:r>
+      <w:r>
+        <w:rPr>
+          <w:rFonts w:ascii="Arial" w:hAnsi="Arial" w:cs="Arial"/>
+        </w:rPr>
+        <w:t xml:space="preserve"> könyvtár és az </w:t>
+      </w:r>
+      <w:r>
+        <w:rPr>
+          <w:rFonts w:ascii="Arial" w:hAnsi="Arial" w:cs="Arial"/>
+          <w:i/>
+          <w:iCs/>
+        </w:rPr>
+        <w:t>OpenStreetMap</w:t>
+      </w:r>
+      <w:r>
+        <w:rPr>
+          <w:rFonts w:ascii="Arial" w:hAnsi="Arial" w:cs="Arial"/>
+        </w:rPr>
+        <w:t xml:space="preserve"> térképcsempe-szolgáltatás segítségével jeleníti meg a felhasználó meglátogatott helyeit egy interaktív világtérképen. Az oldal betöltésekor a rendszer létrehoz egy </w:t>
+      </w:r>
+      <w:r>
+        <w:rPr>
+          <w:rFonts w:ascii="Arial" w:hAnsi="Arial" w:cs="Arial"/>
+          <w:i/>
+          <w:iCs/>
+        </w:rPr>
+        <w:t>Leaflet</w:t>
+      </w:r>
+      <w:r>
+        <w:rPr>
+          <w:rFonts w:ascii="Arial" w:hAnsi="Arial" w:cs="Arial"/>
+        </w:rPr>
+        <w:t xml:space="preserve"> térképobjektumot, amelyre az </w:t>
+      </w:r>
+      <w:r>
+        <w:rPr>
+          <w:rFonts w:ascii="Arial" w:hAnsi="Arial" w:cs="Arial"/>
+          <w:i/>
+          <w:iCs/>
+        </w:rPr>
+        <w:t>OpenStreetMap</w:t>
+      </w:r>
+      <w:r>
+        <w:rPr>
+          <w:rFonts w:ascii="Arial" w:hAnsi="Arial" w:cs="Arial"/>
+        </w:rPr>
+        <w:t xml:space="preserve"> csempéit tölti be, majd a bejelentkezett felhasználó azonosítója alapján lekérdezi a </w:t>
       </w:r>
       <w:r>
         <w:rPr>
@@ -9295,22 +10069,34 @@
         <w:rPr>
           <w:rFonts w:ascii="Arial" w:hAnsi="Arial" w:cs="Arial"/>
         </w:rPr>
-        <w:t xml:space="preserve"> végpontjára. Amennyiben nincs bejelentkezett felhasználó, a rendszer nem kísérli meg az adatok lekérdezését, hanem egy tájékoztató üzenetet jelenít meg, amely a bejelentkezési oldalra irányítja a felhasználót.</w:t>
-      </w:r>
-    </w:p>
-    <w:p>
-      <w:pPr>
-        <w:spacing w:line="360" w:lineRule="auto"/>
-        <w:jc w:val="both"/>
-        <w:rPr>
-          <w:rFonts w:ascii="Arial" w:hAnsi="Arial" w:cs="Arial"/>
-        </w:rPr>
-      </w:pPr>
-      <w:r>
-        <w:rPr>
-          <w:rFonts w:ascii="Arial" w:hAnsi="Arial" w:cs="Arial"/>
-        </w:rPr>
-        <w:t xml:space="preserve">A szervertől visszakapott nyers adatokat a </w:t>
+        <w:t xml:space="preserve"> végpontról a helyszínadatokat.</w:t>
+      </w:r>
+    </w:p>
+    <w:p>
+      <w:pPr>
+        <w:spacing w:line="360" w:lineRule="auto"/>
+        <w:jc w:val="both"/>
+        <w:rPr>
+          <w:rFonts w:ascii="Arial" w:hAnsi="Arial" w:cs="Arial"/>
+        </w:rPr>
+      </w:pPr>
+      <w:r>
+        <w:rPr>
+          <w:rFonts w:ascii="Arial" w:hAnsi="Arial" w:cs="Arial"/>
+        </w:rPr>
+        <w:t>A visszakapott adatokat ugyan</w:t>
+      </w:r>
+      <w:r>
+        <w:rPr>
+          <w:rFonts w:ascii="Arial" w:hAnsi="Arial" w:cs="Arial"/>
+        </w:rPr>
+        <w:t>úgy</w:t>
+      </w:r>
+      <w:r>
+        <w:rPr>
+          <w:rFonts w:ascii="Arial" w:hAnsi="Arial" w:cs="Arial"/>
+        </w:rPr>
+        <w:t xml:space="preserve"> a </w:t>
       </w:r>
       <w:r>
         <w:rPr>
@@ -9324,68 +10110,19 @@
         <w:rPr>
           <w:rFonts w:ascii="Arial" w:hAnsi="Arial" w:cs="Arial"/>
         </w:rPr>
-        <w:t xml:space="preserve"> függvény alakítja át a megjelenítéshez szükséges, egységes formátumra: összeállítja a helyszín teljes nevét (helynév és ország), a </w:t>
-      </w:r>
-      <w:r>
-        <w:rPr>
-          <w:rFonts w:ascii="Arial" w:hAnsi="Arial" w:cs="Arial"/>
-          <w:i/>
-          <w:iCs/>
-        </w:rPr>
-        <w:t>formatVisitDates</w:t>
-      </w:r>
-      <w:r>
-        <w:rPr>
-          <w:rFonts w:ascii="Arial" w:hAnsi="Arial" w:cs="Arial"/>
-        </w:rPr>
-        <w:t xml:space="preserve"> segédfüggvény segítségével egy olvasható dátumtartománnyá formázza a látogatás kezdő- és záródátumát, valamint gondoskodik arról, hogy hiányzó adatok esetén a felület alapértelmezett értékeket jelenítsen meg. A normalizált helyszíneket a rendszer ezt követően a látogatás dátuma szerint csökkenő sorrendbe rendezi, így a legutóbbi utazások kerülnek a lista elejére.</w:t>
-      </w:r>
-    </w:p>
-    <w:p>
-      <w:pPr>
-        <w:spacing w:line="360" w:lineRule="auto"/>
-        <w:jc w:val="both"/>
-        <w:rPr>
-          <w:rFonts w:ascii="Arial" w:hAnsi="Arial" w:cs="Arial"/>
-        </w:rPr>
-      </w:pPr>
-      <w:r>
-        <w:rPr>
-          <w:rFonts w:ascii="Arial" w:hAnsi="Arial" w:cs="Arial"/>
-        </w:rPr>
-        <w:t>Az egyes helyszínek kártya formájában jelennek meg</w:t>
-      </w:r>
-      <w:r>
-        <w:rPr>
-          <w:rFonts w:ascii="Arial" w:hAnsi="Arial" w:cs="Arial"/>
-        </w:rPr>
-        <w:t>,</w:t>
-      </w:r>
-      <w:r>
-        <w:rPr>
-          <w:rFonts w:ascii="Arial" w:hAnsi="Arial" w:cs="Arial"/>
-        </w:rPr>
-        <w:t xml:space="preserve"> a kártyák dinamikus felépítését a </w:t>
-      </w:r>
-      <w:r>
-        <w:rPr>
-          <w:rFonts w:ascii="Arial" w:hAnsi="Arial" w:cs="Arial"/>
-          <w:i/>
-          <w:iCs/>
-        </w:rPr>
-        <w:t>renderCard</w:t>
-      </w:r>
-      <w:r>
-        <w:rPr>
-          <w:rFonts w:ascii="Arial" w:hAnsi="Arial" w:cs="Arial"/>
-        </w:rPr>
-        <w:t xml:space="preserve"> függvény végzi, amely a felhasználó által megadott szöveges adatokat a</w:t>
-      </w:r>
-      <w:r>
-        <w:rPr>
-          <w:rFonts w:ascii="Arial" w:hAnsi="Arial" w:cs="Arial"/>
-        </w:rPr>
-        <w:t>z</w:t>
+        <w:t xml:space="preserve"> függvény alakítja át</w:t>
+      </w:r>
+      <w:r>
+        <w:rPr>
+          <w:rFonts w:ascii="Arial" w:hAnsi="Arial" w:cs="Arial"/>
+        </w:rPr>
+        <w:t>, mint a listanézetnél</w:t>
+      </w:r>
+      <w:r>
+        <w:rPr>
+          <w:rFonts w:ascii="Arial" w:hAnsi="Arial" w:cs="Arial"/>
+        </w:rPr>
+        <w:t>, amely ezúttal a helyszínek szélességi és hosszúsági koordinátáit is kinyeri és numerikus formátumra alakítja.</w:t>
       </w:r>
       <w:r>
         <w:rPr>
@@ -9396,6 +10133,65 @@
       <w:r>
         <w:rPr>
           <w:rFonts w:ascii="Arial" w:hAnsi="Arial" w:cs="Arial"/>
+        </w:rPr>
+        <w:t>Azok a helyszínek, amelyekhez a rögzítéskor nem sikerült koordinátát rendelni</w:t>
+      </w:r>
+      <w:r>
+        <w:rPr>
+          <w:rFonts w:ascii="Arial" w:hAnsi="Arial" w:cs="Arial"/>
+        </w:rPr>
+        <w:t xml:space="preserve">, </w:t>
+      </w:r>
+      <w:r>
+        <w:rPr>
+          <w:rFonts w:ascii="Arial" w:hAnsi="Arial" w:cs="Arial"/>
+        </w:rPr>
+        <w:t>figyelmeztető üzenet mellett kimaradnak a térképi megjelenítésből, mivel</w:t>
+      </w:r>
+      <w:r>
+        <w:rPr>
+          <w:rFonts w:ascii="Arial" w:hAnsi="Arial" w:cs="Arial"/>
+        </w:rPr>
+        <w:t xml:space="preserve"> koordináták hiányában</w:t>
+      </w:r>
+      <w:r>
+        <w:rPr>
+          <w:rFonts w:ascii="Arial" w:hAnsi="Arial" w:cs="Arial"/>
+        </w:rPr>
+        <w:t xml:space="preserve"> elhelyezésükre nincs mód.</w:t>
+      </w:r>
+    </w:p>
+    <w:p>
+      <w:pPr>
+        <w:spacing w:line="360" w:lineRule="auto"/>
+        <w:jc w:val="both"/>
+        <w:rPr>
+          <w:rFonts w:ascii="Arial" w:hAnsi="Arial" w:cs="Arial"/>
+        </w:rPr>
+      </w:pPr>
+      <w:r>
+        <w:rPr>
+          <w:rFonts w:ascii="Arial" w:hAnsi="Arial" w:cs="Arial"/>
+        </w:rPr>
+        <w:t xml:space="preserve">A megjeleníthető helyszínekhez a rendszer egy-egy jelölőt helyez el a térképen, amelyeket egy közös </w:t>
+      </w:r>
+      <w:r>
+        <w:rPr>
+          <w:rFonts w:ascii="Arial" w:hAnsi="Arial" w:cs="Arial"/>
+          <w:i/>
+          <w:iCs/>
+        </w:rPr>
+        <w:t>L.featureGroup</w:t>
+      </w:r>
+      <w:r>
+        <w:rPr>
+          <w:rFonts w:ascii="Arial" w:hAnsi="Arial" w:cs="Arial"/>
+        </w:rPr>
+        <w:t xml:space="preserve"> objektumban gyűjt össze; az egyes jelölőkre kattintva egy felugró popup jeleníti meg a helyszín nevét, a látogatás dátumát és a hozzá fűzött leírást, ez esetben is az </w:t>
+      </w:r>
+      <w:r>
+        <w:rPr>
+          <w:rFonts w:ascii="Arial" w:hAnsi="Arial" w:cs="Arial"/>
           <w:i/>
           <w:iCs/>
         </w:rPr>
@@ -9405,345 +10201,28 @@
         <w:rPr>
           <w:rFonts w:ascii="Arial" w:hAnsi="Arial" w:cs="Arial"/>
         </w:rPr>
-        <w:t xml:space="preserve"> segédfüggvényen vezeti át, ezáltal megelőzve a rosszindulatú HTML- vagy s</w:t>
-      </w:r>
-      <w:r>
-        <w:rPr>
-          <w:rFonts w:ascii="Arial" w:hAnsi="Arial" w:cs="Arial"/>
-        </w:rPr>
-        <w:t>criptkód</w:t>
-      </w:r>
-      <w:r>
-        <w:rPr>
-          <w:rFonts w:ascii="Arial" w:hAnsi="Arial" w:cs="Arial"/>
-        </w:rPr>
-        <w:t xml:space="preserve"> beágyazásából eredő biztonsági problémákat</w:t>
-      </w:r>
-      <w:r>
-        <w:rPr>
-          <w:rFonts w:ascii="Arial" w:hAnsi="Arial" w:cs="Arial"/>
-        </w:rPr>
-        <w:t xml:space="preserve">. </w:t>
-      </w:r>
-      <w:r>
-        <w:rPr>
-          <w:rFonts w:ascii="Arial" w:hAnsi="Arial" w:cs="Arial"/>
-        </w:rPr>
-        <w:t>Minden kártyán megjelenik egy interaktív, ötcsillagos értékelőelem is, am</w:t>
-      </w:r>
-      <w:r>
-        <w:rPr>
-          <w:rFonts w:ascii="Arial" w:hAnsi="Arial" w:cs="Arial"/>
-        </w:rPr>
-        <w:t>i</w:t>
-      </w:r>
-      <w:r>
-        <w:rPr>
-          <w:rFonts w:ascii="Arial" w:hAnsi="Arial" w:cs="Arial"/>
-        </w:rPr>
-        <w:t xml:space="preserve">nek valamelyik csillagára kattintva a kliens azonnal egy </w:t>
-      </w:r>
-      <w:r>
-        <w:rPr>
-          <w:rFonts w:ascii="Arial" w:hAnsi="Arial" w:cs="Arial"/>
-          <w:i/>
-          <w:iCs/>
-        </w:rPr>
-        <w:t>PUT</w:t>
-      </w:r>
-      <w:r>
-        <w:rPr>
-          <w:rFonts w:ascii="Arial" w:hAnsi="Arial" w:cs="Arial"/>
-        </w:rPr>
-        <w:t xml:space="preserve"> kérést küld a backend felé az adott helyszín azonosítójával és az új értékeléssel, majd a lista frissítésre kerül.</w:t>
-      </w:r>
-    </w:p>
-    <w:p>
-      <w:pPr>
-        <w:spacing w:line="360" w:lineRule="auto"/>
-        <w:jc w:val="both"/>
-        <w:rPr>
-          <w:rFonts w:ascii="Arial" w:hAnsi="Arial" w:cs="Arial"/>
-        </w:rPr>
-      </w:pPr>
-      <w:r>
-        <w:rPr>
-          <w:rFonts w:ascii="Arial" w:hAnsi="Arial" w:cs="Arial"/>
-        </w:rPr>
-        <w:t xml:space="preserve">Egy adott kártyára kattintva egy részletes nézet nyílik meg, amely egy HTML &lt;template&gt; elem klónozásával dinamikusan felépítve megjeleníti a helyszín összes adatát, beleértve a hozzá tartozó összes fényképet egy galéria formájában. Amennyiben a helyszínhez tartoznak koordináták, a rendszer egy, az </w:t>
-      </w:r>
-      <w:r>
-        <w:rPr>
-          <w:rFonts w:ascii="Arial" w:hAnsi="Arial" w:cs="Arial"/>
-          <w:i/>
-          <w:iCs/>
-        </w:rPr>
-        <w:t xml:space="preserve">OpenStreetMap </w:t>
-      </w:r>
-      <w:r>
-        <w:rPr>
-          <w:rFonts w:ascii="Arial" w:hAnsi="Arial" w:cs="Arial"/>
-        </w:rPr>
-        <w:t>szolgáltatásra mutató hivatkozást is megjelenít, amelyen keresztül a helyszín térképen is megtekinthető.</w:t>
-      </w:r>
-    </w:p>
-    <w:p>
-      <w:pPr>
-        <w:spacing w:line="360" w:lineRule="auto"/>
-        <w:jc w:val="both"/>
-        <w:rPr>
-          <w:rFonts w:ascii="Arial" w:hAnsi="Arial" w:cs="Arial"/>
-        </w:rPr>
-      </w:pPr>
-      <w:r>
-        <w:rPr>
-          <w:rFonts w:ascii="Arial" w:hAnsi="Arial" w:cs="Arial"/>
-        </w:rPr>
-        <w:t>5.</w:t>
-      </w:r>
-      <w:r>
-        <w:rPr>
-          <w:rFonts w:ascii="Arial" w:hAnsi="Arial" w:cs="Arial"/>
-        </w:rPr>
-        <w:t>3</w:t>
-      </w:r>
-      <w:r>
-        <w:rPr>
-          <w:rFonts w:ascii="Arial" w:hAnsi="Arial" w:cs="Arial"/>
-        </w:rPr>
-        <w:t>.2. Térképnézet</w:t>
-      </w:r>
-    </w:p>
-    <w:p>
-      <w:pPr>
-        <w:spacing w:line="360" w:lineRule="auto"/>
-        <w:jc w:val="both"/>
-        <w:rPr>
-          <w:rFonts w:ascii="Arial" w:hAnsi="Arial" w:cs="Arial"/>
-        </w:rPr>
-      </w:pPr>
-      <w:r>
-        <w:rPr>
-          <w:rFonts w:ascii="Arial" w:hAnsi="Arial" w:cs="Arial"/>
-        </w:rPr>
-        <w:t xml:space="preserve">A térképnézet a nyílt forráskódú </w:t>
-      </w:r>
-      <w:r>
-        <w:rPr>
-          <w:rFonts w:ascii="Arial" w:hAnsi="Arial" w:cs="Arial"/>
-          <w:i/>
-          <w:iCs/>
-        </w:rPr>
-        <w:t>Leaflet JavaScript</w:t>
-      </w:r>
-      <w:r>
-        <w:rPr>
-          <w:rFonts w:ascii="Arial" w:hAnsi="Arial" w:cs="Arial"/>
-        </w:rPr>
-        <w:t xml:space="preserve"> könyvtár és az </w:t>
-      </w:r>
-      <w:r>
-        <w:rPr>
-          <w:rFonts w:ascii="Arial" w:hAnsi="Arial" w:cs="Arial"/>
-          <w:i/>
-          <w:iCs/>
-        </w:rPr>
-        <w:t>OpenStreetMap</w:t>
-      </w:r>
-      <w:r>
-        <w:rPr>
-          <w:rFonts w:ascii="Arial" w:hAnsi="Arial" w:cs="Arial"/>
-        </w:rPr>
-        <w:t xml:space="preserve"> térképcsempe-szolgáltatás segítségével jeleníti meg a felhasználó meglátogatott helyeit egy interaktív világtérképen. Az oldal betöltésekor a rendszer létrehoz egy </w:t>
-      </w:r>
-      <w:r>
-        <w:rPr>
-          <w:rFonts w:ascii="Arial" w:hAnsi="Arial" w:cs="Arial"/>
-          <w:i/>
-          <w:iCs/>
-        </w:rPr>
-        <w:t>Leaflet</w:t>
-      </w:r>
-      <w:r>
-        <w:rPr>
-          <w:rFonts w:ascii="Arial" w:hAnsi="Arial" w:cs="Arial"/>
-        </w:rPr>
-        <w:t xml:space="preserve"> térképobjektumot, amelyre az </w:t>
-      </w:r>
-      <w:r>
-        <w:rPr>
-          <w:rFonts w:ascii="Arial" w:hAnsi="Arial" w:cs="Arial"/>
-          <w:i/>
-          <w:iCs/>
-        </w:rPr>
-        <w:t>OpenStreetMap</w:t>
-      </w:r>
-      <w:r>
-        <w:rPr>
-          <w:rFonts w:ascii="Arial" w:hAnsi="Arial" w:cs="Arial"/>
-        </w:rPr>
-        <w:t xml:space="preserve"> csempéit tölti be, majd a bejelentkezett felhasználó azonosítója alapján lekérdezi a </w:t>
-      </w:r>
-      <w:r>
-        <w:rPr>
-          <w:rFonts w:ascii="Arial" w:hAnsi="Arial" w:cs="Arial"/>
-          <w:i/>
-          <w:iCs/>
-        </w:rPr>
-        <w:t>/api/users/{user_id}/visited-places</w:t>
-      </w:r>
-      <w:r>
-        <w:rPr>
-          <w:rFonts w:ascii="Arial" w:hAnsi="Arial" w:cs="Arial"/>
-        </w:rPr>
-        <w:t xml:space="preserve"> végpontról a helyszínadatokat.</w:t>
-      </w:r>
-    </w:p>
-    <w:p>
-      <w:pPr>
-        <w:spacing w:line="360" w:lineRule="auto"/>
-        <w:jc w:val="both"/>
-        <w:rPr>
-          <w:rFonts w:ascii="Arial" w:hAnsi="Arial" w:cs="Arial"/>
-        </w:rPr>
-      </w:pPr>
+        <w:t xml:space="preserve"> függvényen átvezetve a szöveges tartalmat a biztonságos megjelenítés érdekében. Miután az összes jelölő elhelyezésre került, a rendszer a </w:t>
+      </w:r>
+      <w:r>
+        <w:rPr>
+          <w:rFonts w:ascii="Arial" w:hAnsi="Arial" w:cs="Arial"/>
+          <w:i/>
+          <w:iCs/>
+        </w:rPr>
+        <w:t>fitBounds</w:t>
+      </w:r>
+      <w:r>
+        <w:rPr>
+          <w:rFonts w:ascii="Arial" w:hAnsi="Arial" w:cs="Arial"/>
+        </w:rPr>
+        <w:t xml:space="preserve"> metódus segítségével automatikusan a jelölők által lefedett területhez igazítja a térkép nagyítási szintjét és pozícióját, ezáltal biztosítva, </w:t>
+      </w:r>
       <w:r>
         <w:rPr>
           <w:rFonts w:ascii="Arial" w:hAnsi="Arial" w:cs="Arial"/>
         </w:rPr>
         <w:lastRenderedPageBreak/>
-        <w:t>A visszakapott adatokat ugyan</w:t>
-      </w:r>
-      <w:r>
-        <w:rPr>
-          <w:rFonts w:ascii="Arial" w:hAnsi="Arial" w:cs="Arial"/>
-        </w:rPr>
-        <w:t>úgy</w:t>
-      </w:r>
-      <w:r>
-        <w:rPr>
-          <w:rFonts w:ascii="Arial" w:hAnsi="Arial" w:cs="Arial"/>
-        </w:rPr>
-        <w:t xml:space="preserve"> a </w:t>
-      </w:r>
-      <w:r>
-        <w:rPr>
-          <w:rFonts w:ascii="Arial" w:hAnsi="Arial" w:cs="Arial"/>
-          <w:i/>
-          <w:iCs/>
-        </w:rPr>
-        <w:t>normalizePlace</w:t>
-      </w:r>
-      <w:r>
-        <w:rPr>
-          <w:rFonts w:ascii="Arial" w:hAnsi="Arial" w:cs="Arial"/>
-        </w:rPr>
-        <w:t xml:space="preserve"> függvény alakítja át</w:t>
-      </w:r>
-      <w:r>
-        <w:rPr>
-          <w:rFonts w:ascii="Arial" w:hAnsi="Arial" w:cs="Arial"/>
-        </w:rPr>
-        <w:t>, mint a listanézetnél</w:t>
-      </w:r>
-      <w:r>
-        <w:rPr>
-          <w:rFonts w:ascii="Arial" w:hAnsi="Arial" w:cs="Arial"/>
-        </w:rPr>
-        <w:t>, amely ezúttal a helyszínek szélességi és hosszúsági koordinátáit is kinyeri és numerikus formátumra alakítja.</w:t>
-      </w:r>
-      <w:r>
-        <w:rPr>
-          <w:rFonts w:ascii="Arial" w:hAnsi="Arial" w:cs="Arial"/>
-        </w:rPr>
-        <w:t xml:space="preserve"> </w:t>
-      </w:r>
-      <w:r>
-        <w:rPr>
-          <w:rFonts w:ascii="Arial" w:hAnsi="Arial" w:cs="Arial"/>
-        </w:rPr>
-        <w:t>Azok a helyszínek, amelyekhez a rögzítéskor nem sikerült koordinátát rendelni</w:t>
-      </w:r>
-      <w:r>
-        <w:rPr>
-          <w:rFonts w:ascii="Arial" w:hAnsi="Arial" w:cs="Arial"/>
-        </w:rPr>
-        <w:t xml:space="preserve">, </w:t>
-      </w:r>
-      <w:r>
-        <w:rPr>
-          <w:rFonts w:ascii="Arial" w:hAnsi="Arial" w:cs="Arial"/>
-        </w:rPr>
-        <w:t>figyelmeztető üzenet mellett kimaradnak a térképi megjelenítésből, mivel</w:t>
-      </w:r>
-      <w:r>
-        <w:rPr>
-          <w:rFonts w:ascii="Arial" w:hAnsi="Arial" w:cs="Arial"/>
-        </w:rPr>
-        <w:t xml:space="preserve"> koordináták hiányában</w:t>
-      </w:r>
-      <w:r>
-        <w:rPr>
-          <w:rFonts w:ascii="Arial" w:hAnsi="Arial" w:cs="Arial"/>
-        </w:rPr>
-        <w:t xml:space="preserve"> elhelyezésükre nincs mód.</w:t>
-      </w:r>
-    </w:p>
-    <w:p>
-      <w:pPr>
-        <w:spacing w:line="360" w:lineRule="auto"/>
-        <w:jc w:val="both"/>
-        <w:rPr>
-          <w:rFonts w:ascii="Arial" w:hAnsi="Arial" w:cs="Arial"/>
-        </w:rPr>
-      </w:pPr>
-      <w:r>
-        <w:rPr>
-          <w:rFonts w:ascii="Arial" w:hAnsi="Arial" w:cs="Arial"/>
-        </w:rPr>
-        <w:t xml:space="preserve">A megjeleníthető helyszínekhez a rendszer egy-egy jelölőt helyez el a térképen, amelyeket egy közös </w:t>
-      </w:r>
-      <w:r>
-        <w:rPr>
-          <w:rFonts w:ascii="Arial" w:hAnsi="Arial" w:cs="Arial"/>
-          <w:i/>
-          <w:iCs/>
-        </w:rPr>
-        <w:t>L.featureGroup</w:t>
-      </w:r>
-      <w:r>
-        <w:rPr>
-          <w:rFonts w:ascii="Arial" w:hAnsi="Arial" w:cs="Arial"/>
-        </w:rPr>
-        <w:t xml:space="preserve"> objektumban gyűjt össze; az egyes jelölőkre kattintva egy felugró popup jeleníti meg a helyszín nevét, a látogatás dátumát és a hozzá fűzött leírást, ez esetben is az </w:t>
-      </w:r>
-      <w:r>
-        <w:rPr>
-          <w:rFonts w:ascii="Arial" w:hAnsi="Arial" w:cs="Arial"/>
-          <w:i/>
-          <w:iCs/>
-        </w:rPr>
-        <w:t>escapeHtml</w:t>
-      </w:r>
-      <w:r>
-        <w:rPr>
-          <w:rFonts w:ascii="Arial" w:hAnsi="Arial" w:cs="Arial"/>
-        </w:rPr>
-        <w:t xml:space="preserve"> függvényen átvezetve a szöveges tartalmat a biztonságos megjelenítés érdekében. Miután az összes jelölő elhelyezésre került, a rendszer a </w:t>
-      </w:r>
-      <w:r>
-        <w:rPr>
-          <w:rFonts w:ascii="Arial" w:hAnsi="Arial" w:cs="Arial"/>
-          <w:i/>
-          <w:iCs/>
-        </w:rPr>
-        <w:t>fitBounds</w:t>
-      </w:r>
-      <w:r>
-        <w:rPr>
-          <w:rFonts w:ascii="Arial" w:hAnsi="Arial" w:cs="Arial"/>
-        </w:rPr>
-        <w:t xml:space="preserve"> metódus segítségével automatikusan a jelölők által lefedett területhez igazítja a térkép nagyítási szintjét és pozícióját, ezáltal biztosítva, hogy a felhasználó összes rögzített helyszíne egyszerre, jól áttekinthető módon</w:t>
+        <w:t>hogy a felhasználó összes rögzített helyszíne egyszerre, jól áttekinthető módon</w:t>
       </w:r>
       <w:r>
         <w:rPr>
@@ -9820,6 +10299,21 @@
         <w:rPr>
           <w:rFonts w:ascii="Arial" w:hAnsi="Arial" w:cs="Arial"/>
         </w:rPr>
+        <w:t>Ez a fejezet azt a funkciót mutatja be, amellyel a felhasználó új helyszínt rögzíthet az utazási naplójában, fényképekkel és részletes leírással kiegészítve.</w:t>
+      </w:r>
+    </w:p>
+    <w:p>
+      <w:pPr>
+        <w:spacing w:line="360" w:lineRule="auto"/>
+        <w:jc w:val="both"/>
+        <w:rPr>
+          <w:rFonts w:ascii="Arial" w:hAnsi="Arial" w:cs="Arial"/>
+        </w:rPr>
+      </w:pPr>
+      <w:r>
+        <w:rPr>
+          <w:rFonts w:ascii="Arial" w:hAnsi="Arial" w:cs="Arial"/>
+        </w:rPr>
         <w:t xml:space="preserve">Az alkalmazás egy dedikált, </w:t>
       </w:r>
       <w:r>
@@ -9928,105 +10422,111 @@
         <w:rPr>
           <w:rFonts w:ascii="Arial" w:hAnsi="Arial" w:cs="Arial"/>
         </w:rPr>
+        <w:t>A fényképfeltöltés</w:t>
+      </w:r>
+      <w:r>
+        <w:rPr>
+          <w:rFonts w:ascii="Arial" w:hAnsi="Arial" w:cs="Arial"/>
+        </w:rPr>
+        <w:t xml:space="preserve"> a</w:t>
+      </w:r>
+      <w:r>
+        <w:rPr>
+          <w:rFonts w:ascii="Arial" w:hAnsi="Arial" w:cs="Arial"/>
+        </w:rPr>
+        <w:t xml:space="preserve"> kliens</w:t>
+      </w:r>
+      <w:r>
+        <w:rPr>
+          <w:rFonts w:ascii="Arial" w:hAnsi="Arial" w:cs="Arial"/>
+        </w:rPr>
+        <w:t xml:space="preserve"> </w:t>
+      </w:r>
+      <w:r>
+        <w:rPr>
+          <w:rFonts w:ascii="Arial" w:hAnsi="Arial" w:cs="Arial"/>
+        </w:rPr>
+        <w:t xml:space="preserve">oldalon </w:t>
+      </w:r>
+      <w:r>
+        <w:rPr>
+          <w:rFonts w:ascii="Arial" w:hAnsi="Arial" w:cs="Arial"/>
+        </w:rPr>
+        <w:t>a következőképpen</w:t>
+      </w:r>
+      <w:r>
+        <w:rPr>
+          <w:rFonts w:ascii="Arial" w:hAnsi="Arial" w:cs="Arial"/>
+        </w:rPr>
+        <w:t xml:space="preserve"> valósul meg: a kiválasztott fájlok formátumát (kizárólag PNG és JPEG engedélyezett) és méretét (legfeljebb 10 MB fájlonként) a rendszer már a feltöltés előtt ellenőrzi, a nem megfelelő fájlokról pedig részletes hibaüzenetet jelenít meg. A kiválasztott képekről a böngésző </w:t>
+      </w:r>
+      <w:r>
+        <w:rPr>
+          <w:rFonts w:ascii="Arial" w:hAnsi="Arial" w:cs="Arial"/>
+          <w:i/>
+          <w:iCs/>
+        </w:rPr>
+        <w:t>URL.createObjectURL</w:t>
+      </w:r>
+      <w:r>
+        <w:rPr>
+          <w:rFonts w:ascii="Arial" w:hAnsi="Arial" w:cs="Arial"/>
+        </w:rPr>
+        <w:t xml:space="preserve"> metódusával azonnali, helyi előnézet készül, amelyet a felhasználó egyenként el is távolíthat a feltöltés előtt</w:t>
+      </w:r>
+      <w:r>
+        <w:rPr>
+          <w:rFonts w:ascii="Arial" w:hAnsi="Arial" w:cs="Arial"/>
+        </w:rPr>
+        <w:t>.</w:t>
+      </w:r>
+    </w:p>
+    <w:p>
+      <w:pPr>
+        <w:spacing w:line="360" w:lineRule="auto"/>
+        <w:jc w:val="both"/>
+        <w:rPr>
+          <w:rFonts w:ascii="Arial" w:hAnsi="Arial" w:cs="Arial"/>
+        </w:rPr>
+      </w:pPr>
+      <w:r>
+        <w:rPr>
+          <w:rFonts w:ascii="Arial" w:hAnsi="Arial" w:cs="Arial"/>
+        </w:rPr>
+        <w:t xml:space="preserve">Az adatok mentése két, egymásra épülő lépésben történik. Elsőként a helyszín szöveges adatai kerülnek elküldésre egy POST kéréssel a </w:t>
+      </w:r>
+      <w:r>
+        <w:rPr>
+          <w:rFonts w:ascii="Arial" w:hAnsi="Arial" w:cs="Arial"/>
+          <w:i/>
+          <w:iCs/>
+        </w:rPr>
+        <w:t>/api/visited-places</w:t>
+      </w:r>
+      <w:r>
+        <w:rPr>
+          <w:rFonts w:ascii="Arial" w:hAnsi="Arial" w:cs="Arial"/>
+        </w:rPr>
+        <w:t xml:space="preserve"> végpontra. A szerver oldalon ez a végpont ellenőrzi a felhasználó létezését, majd a megadott helynév és ország alapján meg</w:t>
+      </w:r>
+      <w:r>
+        <w:rPr>
+          <w:rFonts w:ascii="Arial" w:hAnsi="Arial" w:cs="Arial"/>
+        </w:rPr>
+        <w:t>próbálja</w:t>
+      </w:r>
+      <w:r>
+        <w:rPr>
+          <w:rFonts w:ascii="Arial" w:hAnsi="Arial" w:cs="Arial"/>
+        </w:rPr>
+        <w:t xml:space="preserve"> meghatározni a helyszín földrajzi koordinátáit egy geokódoló szolgáltatáson keresztül. A megoldás hibatűrő módon van </w:t>
+      </w:r>
+      <w:r>
+        <w:rPr>
+          <w:rFonts w:ascii="Arial" w:hAnsi="Arial" w:cs="Arial"/>
+        </w:rPr>
         <w:lastRenderedPageBreak/>
-        <w:t>A fényképfeltöltés</w:t>
-      </w:r>
-      <w:r>
-        <w:rPr>
-          <w:rFonts w:ascii="Arial" w:hAnsi="Arial" w:cs="Arial"/>
-        </w:rPr>
-        <w:t xml:space="preserve"> a</w:t>
-      </w:r>
-      <w:r>
-        <w:rPr>
-          <w:rFonts w:ascii="Arial" w:hAnsi="Arial" w:cs="Arial"/>
-        </w:rPr>
-        <w:t xml:space="preserve"> kliens</w:t>
-      </w:r>
-      <w:r>
-        <w:rPr>
-          <w:rFonts w:ascii="Arial" w:hAnsi="Arial" w:cs="Arial"/>
-        </w:rPr>
-        <w:t xml:space="preserve"> </w:t>
-      </w:r>
-      <w:r>
-        <w:rPr>
-          <w:rFonts w:ascii="Arial" w:hAnsi="Arial" w:cs="Arial"/>
-        </w:rPr>
-        <w:t xml:space="preserve">oldalon </w:t>
-      </w:r>
-      <w:r>
-        <w:rPr>
-          <w:rFonts w:ascii="Arial" w:hAnsi="Arial" w:cs="Arial"/>
-        </w:rPr>
-        <w:t>a következőképpen</w:t>
-      </w:r>
-      <w:r>
-        <w:rPr>
-          <w:rFonts w:ascii="Arial" w:hAnsi="Arial" w:cs="Arial"/>
-        </w:rPr>
-        <w:t xml:space="preserve"> valósul meg: a kiválasztott fájlok formátumát (kizárólag PNG és JPEG engedélyezett) és méretét (legfeljebb 10 MB fájlonként) a rendszer már a feltöltés előtt ellenőrzi, a nem megfelelő fájlokról pedig részletes hibaüzenetet jelenít meg. A kiválasztott képekről a böngésző </w:t>
-      </w:r>
-      <w:r>
-        <w:rPr>
-          <w:rFonts w:ascii="Arial" w:hAnsi="Arial" w:cs="Arial"/>
-          <w:i/>
-          <w:iCs/>
-        </w:rPr>
-        <w:t>URL.createObjectURL</w:t>
-      </w:r>
-      <w:r>
-        <w:rPr>
-          <w:rFonts w:ascii="Arial" w:hAnsi="Arial" w:cs="Arial"/>
-        </w:rPr>
-        <w:t xml:space="preserve"> metódusával azonnali, helyi előnézet készül, amelyet a felhasználó egyenként el is távolíthat a feltöltés előtt</w:t>
-      </w:r>
-      <w:r>
-        <w:rPr>
-          <w:rFonts w:ascii="Arial" w:hAnsi="Arial" w:cs="Arial"/>
-        </w:rPr>
-        <w:t>.</w:t>
-      </w:r>
-    </w:p>
-    <w:p>
-      <w:pPr>
-        <w:spacing w:line="360" w:lineRule="auto"/>
-        <w:jc w:val="both"/>
-        <w:rPr>
-          <w:rFonts w:ascii="Arial" w:hAnsi="Arial" w:cs="Arial"/>
-        </w:rPr>
-      </w:pPr>
-      <w:r>
-        <w:rPr>
-          <w:rFonts w:ascii="Arial" w:hAnsi="Arial" w:cs="Arial"/>
-        </w:rPr>
-        <w:t xml:space="preserve">Az adatok mentése két, egymásra épülő lépésben történik. Elsőként a helyszín szöveges adatai kerülnek elküldésre egy POST kéréssel a </w:t>
-      </w:r>
-      <w:r>
-        <w:rPr>
-          <w:rFonts w:ascii="Arial" w:hAnsi="Arial" w:cs="Arial"/>
-          <w:i/>
-          <w:iCs/>
-        </w:rPr>
-        <w:t>/api/visited-places</w:t>
-      </w:r>
-      <w:r>
-        <w:rPr>
-          <w:rFonts w:ascii="Arial" w:hAnsi="Arial" w:cs="Arial"/>
-        </w:rPr>
-        <w:t xml:space="preserve"> végpontra. A szerver oldalon ez a végpont ellenőrzi a felhasználó létezését, majd a megadott helynév és ország alapján meg</w:t>
-      </w:r>
-      <w:r>
-        <w:rPr>
-          <w:rFonts w:ascii="Arial" w:hAnsi="Arial" w:cs="Arial"/>
-        </w:rPr>
-        <w:t>próbálja</w:t>
-      </w:r>
-      <w:r>
-        <w:rPr>
-          <w:rFonts w:ascii="Arial" w:hAnsi="Arial" w:cs="Arial"/>
-        </w:rPr>
-        <w:t xml:space="preserve"> meghatározni a helyszín földrajzi koordinátáit egy geokódoló szolgáltatáson keresztül. A megoldás hibatűrő módon van kialakítva: amennyiben a geokódolás bármilyen okból sikertelen, a rendszer ekkor is elmenti a helyszínt, koordináták nélkül, így egy külső szolgáltatás átmeneti elérhetetlensége nem akadályozza meg az adat rögzítését.</w:t>
+        <w:t>kialakítva: amennyiben a geokódolás bármilyen okból sikertelen, a rendszer ekkor is elmenti a helyszínt, koordináták nélkül, így egy külső szolgáltatás átmeneti elérhetetlensége nem akadályozza meg az adat rögzítését.</w:t>
       </w:r>
     </w:p>
     <w:p>
@@ -10312,7 +10812,6 @@
         <w:rPr>
           <w:rFonts w:ascii="Arial" w:hAnsi="Arial" w:cs="Arial"/>
         </w:rPr>
-        <w:lastRenderedPageBreak/>
         <w:t>5.</w:t>
       </w:r>
       <w:r>
@@ -10450,6 +10949,7 @@
         <w:rPr>
           <w:rFonts w:ascii="Arial" w:hAnsi="Arial" w:cs="Arial"/>
         </w:rPr>
+        <w:lastRenderedPageBreak/>
         <w:t xml:space="preserve">Az oldal betöltésekor a kliens oldali script a böngésző </w:t>
       </w:r>
       <w:r>
@@ -10610,7 +11110,6 @@
         <w:rPr>
           <w:rFonts w:ascii="Arial" w:hAnsi="Arial" w:cs="Arial"/>
         </w:rPr>
-        <w:lastRenderedPageBreak/>
         <w:t xml:space="preserve">Bejelentkezett felhasználó esetén az oldal betöltésekor a kliens egy GET kéréssel lekérdezi a felhasználó adatait a </w:t>
       </w:r>
       <w:r>
@@ -10703,6 +11202,7 @@
         <w:rPr>
           <w:rFonts w:ascii="Arial" w:hAnsi="Arial" w:cs="Arial"/>
         </w:rPr>
+        <w:lastRenderedPageBreak/>
         <w:t>A profil oldal a bejelentkezett felhasználó fiókjának áttekintő nézeteként funkcionál: megjeleníti az alapvető fiókadatokat, néhány összesítő statisztikát, valamint innen érhetők el a fiókkezeléssel kapcsolatos műveletek (profilszerkesztés, kijelentkezés).</w:t>
       </w:r>
     </w:p>
@@ -10874,50 +11374,50 @@
         <w:rPr>
           <w:rFonts w:ascii="Arial" w:hAnsi="Arial" w:cs="Arial"/>
         </w:rPr>
-        <w:t xml:space="preserve">-ban, a rendszer ezt a képet tölti be és jeleníti meg; a kép sikertelen betöltése esetén automatikusan visszaáll az alapértelmezett megjelenítésre. </w:t>
+        <w:t>-ban, a rendszer ezt a képet tölti be és jeleníti meg; a kép sikertelen betöltése esetén automatikusan visszaáll az alapértelmezett megjelenítésre. Amennyiben nincs elérhető Google-profilkép, a rendszer a felhasználónévből  generál egy monogramot: két szóközzel, ponttal, aláhúzásjellel vagy kötőjellel elválasztott névrész esetén azok kezdőbetűit, egyéb esetben a név első egy-két karakterét használva.</w:t>
+      </w:r>
+    </w:p>
+    <w:p>
+      <w:pPr>
+        <w:spacing w:line="360" w:lineRule="auto"/>
+        <w:jc w:val="both"/>
+        <w:rPr>
+          <w:rFonts w:ascii="Arial" w:hAnsi="Arial" w:cs="Arial"/>
+        </w:rPr>
+      </w:pPr>
+      <w:r>
+        <w:rPr>
+          <w:rFonts w:ascii="Arial" w:hAnsi="Arial" w:cs="Arial"/>
+        </w:rPr>
+        <w:t xml:space="preserve">5.8.3. </w:t>
+      </w:r>
+      <w:r>
+        <w:rPr>
+          <w:rFonts w:ascii="Arial" w:hAnsi="Arial" w:cs="Arial"/>
+        </w:rPr>
+        <w:t>Fiókműveletek</w:t>
+      </w:r>
+    </w:p>
+    <w:p>
+      <w:pPr>
+        <w:spacing w:line="360" w:lineRule="auto"/>
+        <w:jc w:val="both"/>
+        <w:rPr>
+          <w:rFonts w:ascii="Arial" w:hAnsi="Arial" w:cs="Arial"/>
+        </w:rPr>
+      </w:pPr>
+      <w:r>
+        <w:rPr>
+          <w:rFonts w:ascii="Arial" w:hAnsi="Arial" w:cs="Arial"/>
+        </w:rPr>
+        <w:t xml:space="preserve">A sikeres adatbetöltést követően a "Fiók" szekció dinamikusan felépül, és két lehetőséget kínál a felhasználó számára: a profil szerkesztésére mutató hivatkozást, valamint egy kijelentkezés gombot. A kijelentkezés gomb megnyomására a rendszer egy megerősítő párbeszédablakot jelenít meg; jóváhagyás esetén a kliens eltávolítja </w:t>
       </w:r>
       <w:r>
         <w:rPr>
           <w:rFonts w:ascii="Arial" w:hAnsi="Arial" w:cs="Arial"/>
         </w:rPr>
         <w:lastRenderedPageBreak/>
-        <w:t>Amennyiben nincs elérhető Google-profilkép, a rendszer a felhasználónévből  generál egy monogramot: két szóközzel, ponttal, aláhúzásjellel vagy kötőjellel elválasztott névrész esetén azok kezdőbetűit, egyéb esetben a név első egy-két karakterét használva.</w:t>
-      </w:r>
-    </w:p>
-    <w:p>
-      <w:pPr>
-        <w:spacing w:line="360" w:lineRule="auto"/>
-        <w:jc w:val="both"/>
-        <w:rPr>
-          <w:rFonts w:ascii="Arial" w:hAnsi="Arial" w:cs="Arial"/>
-        </w:rPr>
-      </w:pPr>
-      <w:r>
-        <w:rPr>
-          <w:rFonts w:ascii="Arial" w:hAnsi="Arial" w:cs="Arial"/>
-        </w:rPr>
-        <w:t xml:space="preserve">5.8.3. </w:t>
-      </w:r>
-      <w:r>
-        <w:rPr>
-          <w:rFonts w:ascii="Arial" w:hAnsi="Arial" w:cs="Arial"/>
-        </w:rPr>
-        <w:t>Fiókműveletek</w:t>
-      </w:r>
-    </w:p>
-    <w:p>
-      <w:pPr>
-        <w:spacing w:line="360" w:lineRule="auto"/>
-        <w:jc w:val="both"/>
-        <w:rPr>
-          <w:rFonts w:ascii="Arial" w:hAnsi="Arial" w:cs="Arial"/>
-        </w:rPr>
-      </w:pPr>
-      <w:r>
-        <w:rPr>
-          <w:rFonts w:ascii="Arial" w:hAnsi="Arial" w:cs="Arial"/>
-        </w:rPr>
-        <w:t xml:space="preserve">A sikeres adatbetöltést követően a "Fiók" szekció dinamikusan felépül, és két lehetőséget kínál a felhasználó számára: a profil szerkesztésére mutató hivatkozást, valamint egy kijelentkezés gombot. A kijelentkezés gomb megnyomására a rendszer egy megerősítő párbeszédablakot jelenít meg; jóváhagyás esetén a kliens eltávolítja a </w:t>
+        <w:t xml:space="preserve">a </w:t>
       </w:r>
       <w:r>
         <w:rPr>
@@ -11072,14 +11572,7 @@
         <w:rPr>
           <w:rFonts w:ascii="Arial" w:hAnsi="Arial" w:cs="Arial"/>
         </w:rPr>
-        <w:t xml:space="preserve"> függvény ellenőrzi, amely biztosítja, hogy egy felhasználó kizárólag a saját adatait módosíthassa. Sikeres mentés esetén a kliens </w:t>
-      </w:r>
-      <w:r>
-        <w:rPr>
-          <w:rFonts w:ascii="Arial" w:hAnsi="Arial" w:cs="Arial"/>
-        </w:rPr>
-        <w:lastRenderedPageBreak/>
-        <w:t xml:space="preserve">frissíti a </w:t>
+        <w:t xml:space="preserve"> függvény ellenőrzi, amely biztosítja, hogy egy felhasználó kizárólag a saját adatait módosíthassa. Sikeres mentés esetén a kliens frissíti a </w:t>
       </w:r>
       <w:r>
         <w:rPr>
@@ -11137,6 +11630,715 @@
         <w:jc w:val="both"/>
         <w:rPr>
           <w:rFonts w:ascii="Arial" w:hAnsi="Arial" w:cs="Arial"/>
+        </w:rPr>
+      </w:pPr>
+      <w:r>
+        <w:rPr>
+          <w:rFonts w:ascii="Arial" w:hAnsi="Arial" w:cs="Arial"/>
+        </w:rPr>
+        <w:t xml:space="preserve">Az alkalmazás rendelkezik egy elkülönített, jelszóval védett admin felülettel, amelynek elsődleges célja az adatbázis tartalmának környezetek közötti migrálása (például a lokális fejlesztői környezetből a Coolify rendszeren hosztolt, éles környezetbe), mivel az éles adatbázis közvetlen elérése szándékosan nincs biztosítva. A felület egy </w:t>
+      </w:r>
+      <w:r>
+        <w:rPr>
+          <w:rFonts w:ascii="Arial" w:hAnsi="Arial" w:cs="Arial"/>
+          <w:i/>
+          <w:iCs/>
+        </w:rPr>
+        <w:t xml:space="preserve">JSON </w:t>
+      </w:r>
+      <w:r>
+        <w:rPr>
+          <w:rFonts w:ascii="Arial" w:hAnsi="Arial" w:cs="Arial"/>
+        </w:rPr>
+        <w:lastRenderedPageBreak/>
+        <w:t>formátumú export/import mechanizmuson keresztül teszi lehetővé a teljes adatbázis-tartalom, valamint a feltöltött fényképfájlok átvitelét.</w:t>
+      </w:r>
+    </w:p>
+    <w:p>
+      <w:pPr>
+        <w:spacing w:line="360" w:lineRule="auto"/>
+        <w:jc w:val="both"/>
+        <w:rPr>
+          <w:rFonts w:ascii="Arial" w:hAnsi="Arial" w:cs="Arial"/>
+        </w:rPr>
+      </w:pPr>
+      <w:r>
+        <w:rPr>
+          <w:rFonts w:ascii="Arial" w:hAnsi="Arial" w:cs="Arial"/>
+        </w:rPr>
+        <w:t>5.9.1. Hozzáférés és hitelesítés</w:t>
+      </w:r>
+    </w:p>
+    <w:p>
+      <w:pPr>
+        <w:spacing w:line="360" w:lineRule="auto"/>
+        <w:jc w:val="both"/>
+        <w:rPr>
+          <w:rFonts w:ascii="Arial" w:hAnsi="Arial" w:cs="Arial"/>
+        </w:rPr>
+      </w:pPr>
+      <w:r>
+        <w:rPr>
+          <w:rFonts w:ascii="Arial" w:hAnsi="Arial" w:cs="Arial"/>
+        </w:rPr>
+        <w:t>Az admin oldal (</w:t>
+      </w:r>
+      <w:r>
+        <w:rPr>
+          <w:rFonts w:ascii="Arial" w:hAnsi="Arial" w:cs="Arial"/>
+          <w:i/>
+          <w:iCs/>
+        </w:rPr>
+        <w:t>admin.html</w:t>
+      </w:r>
+      <w:r>
+        <w:rPr>
+          <w:rFonts w:ascii="Arial" w:hAnsi="Arial" w:cs="Arial"/>
+        </w:rPr>
+        <w:t xml:space="preserve">) betöltésekor a rendszer alapértelmezetten a jelszómezőt tartalmazó belépő nézetet jeleníti meg, a tényleges admin panelt pedig elrejti. A hitelesítés nem a felhasználói fiókokhoz kötött JWT-alapú mechanizmuson keresztül történik, hanem egy külön, szerver oldalon konfigurált </w:t>
+      </w:r>
+      <w:r>
+        <w:rPr>
+          <w:rFonts w:ascii="Arial" w:hAnsi="Arial" w:cs="Arial"/>
+        </w:rPr>
+        <w:t xml:space="preserve">titkos </w:t>
+      </w:r>
+      <w:r>
+        <w:rPr>
+          <w:rFonts w:ascii="Arial" w:hAnsi="Arial" w:cs="Arial"/>
+        </w:rPr>
+        <w:t>admin kulcs (</w:t>
+      </w:r>
+      <w:r>
+        <w:rPr>
+          <w:rFonts w:ascii="Arial" w:hAnsi="Arial" w:cs="Arial"/>
+          <w:i/>
+          <w:iCs/>
+        </w:rPr>
+        <w:t>ADMIN_SECRET</w:t>
+      </w:r>
+      <w:r>
+        <w:rPr>
+          <w:rFonts w:ascii="Arial" w:hAnsi="Arial" w:cs="Arial"/>
+        </w:rPr>
+        <w:t>)</w:t>
+      </w:r>
+      <w:r>
+        <w:rPr>
+          <w:rFonts w:ascii="Arial" w:hAnsi="Arial" w:cs="Arial"/>
+        </w:rPr>
+        <w:t xml:space="preserve"> környezeti változó segítségével.</w:t>
+      </w:r>
+    </w:p>
+    <w:p>
+      <w:pPr>
+        <w:spacing w:line="360" w:lineRule="auto"/>
+        <w:jc w:val="both"/>
+        <w:rPr>
+          <w:rFonts w:ascii="Arial" w:hAnsi="Arial" w:cs="Arial"/>
+        </w:rPr>
+      </w:pPr>
+      <w:r>
+        <w:rPr>
+          <w:rFonts w:ascii="Arial" w:hAnsi="Arial" w:cs="Arial"/>
+        </w:rPr>
+        <w:t xml:space="preserve">A kliens oldalon az </w:t>
+      </w:r>
+      <w:r>
+        <w:rPr>
+          <w:rFonts w:ascii="Arial" w:hAnsi="Arial" w:cs="Arial"/>
+          <w:i/>
+          <w:iCs/>
+        </w:rPr>
+        <w:t>admin.js</w:t>
+      </w:r>
+      <w:r>
+        <w:rPr>
+          <w:rFonts w:ascii="Arial" w:hAnsi="Arial" w:cs="Arial"/>
+        </w:rPr>
+        <w:t xml:space="preserve"> fájl felelős a hitelesítési folyamat kezeléséért. A megadott titkos kulcsot a rendszer az </w:t>
+      </w:r>
+      <w:r>
+        <w:rPr>
+          <w:rFonts w:ascii="Arial" w:hAnsi="Arial" w:cs="Arial"/>
+          <w:i/>
+          <w:iCs/>
+        </w:rPr>
+        <w:t>X-Admin-Secret</w:t>
+      </w:r>
+      <w:r>
+        <w:rPr>
+          <w:rFonts w:ascii="Arial" w:hAnsi="Arial" w:cs="Arial"/>
+        </w:rPr>
+        <w:t xml:space="preserve"> HTTP fejlécben csatolva küldi el a </w:t>
+      </w:r>
+      <w:r>
+        <w:rPr>
+          <w:rFonts w:ascii="Arial" w:hAnsi="Arial" w:cs="Arial"/>
+          <w:i/>
+          <w:iCs/>
+        </w:rPr>
+        <w:t>/api/admin/ping</w:t>
+      </w:r>
+      <w:r>
+        <w:rPr>
+          <w:rFonts w:ascii="Arial" w:hAnsi="Arial" w:cs="Arial"/>
+        </w:rPr>
+        <w:t xml:space="preserve"> végpontra ellenőrzés céljából; sikeres válasz esetén a kulcs a böngésző </w:t>
+      </w:r>
+      <w:r>
+        <w:rPr>
+          <w:rFonts w:ascii="Arial" w:hAnsi="Arial" w:cs="Arial"/>
+          <w:i/>
+          <w:iCs/>
+        </w:rPr>
+        <w:t>sessionStorage</w:t>
+      </w:r>
+      <w:r>
+        <w:rPr>
+          <w:rFonts w:ascii="Arial" w:hAnsi="Arial" w:cs="Arial"/>
+        </w:rPr>
+        <w:t xml:space="preserve"> tárolójában kerül elmentésre, ezáltal az oldal újratöltésekor</w:t>
+      </w:r>
+      <w:r>
+        <w:rPr>
+          <w:rFonts w:ascii="Arial" w:hAnsi="Arial" w:cs="Arial"/>
+        </w:rPr>
+        <w:t xml:space="preserve">, </w:t>
+      </w:r>
+      <w:r>
+        <w:rPr>
+          <w:rFonts w:ascii="Arial" w:hAnsi="Arial" w:cs="Arial"/>
+        </w:rPr>
+        <w:t>amíg a böngészőlap nyitva marad</w:t>
+      </w:r>
+      <w:r>
+        <w:rPr>
+          <w:rFonts w:ascii="Arial" w:hAnsi="Arial" w:cs="Arial"/>
+        </w:rPr>
+        <w:t>,</w:t>
+      </w:r>
+      <w:r>
+        <w:rPr>
+          <w:rFonts w:ascii="Arial" w:hAnsi="Arial" w:cs="Arial"/>
+        </w:rPr>
+        <w:t xml:space="preserve"> nincs szükség ismételt bejelentkezésre. A szerver oldalon (</w:t>
+      </w:r>
+      <w:r>
+        <w:rPr>
+          <w:rFonts w:ascii="Arial" w:hAnsi="Arial" w:cs="Arial"/>
+          <w:i/>
+          <w:iCs/>
+        </w:rPr>
+        <w:t>admin.py</w:t>
+      </w:r>
+      <w:r>
+        <w:rPr>
+          <w:rFonts w:ascii="Arial" w:hAnsi="Arial" w:cs="Arial"/>
+        </w:rPr>
+        <w:t xml:space="preserve">) a </w:t>
+      </w:r>
+      <w:r>
+        <w:rPr>
+          <w:rFonts w:ascii="Arial" w:hAnsi="Arial" w:cs="Arial"/>
+          <w:i/>
+          <w:iCs/>
+        </w:rPr>
+        <w:t>require_admin</w:t>
+      </w:r>
+      <w:r>
+        <w:rPr>
+          <w:rFonts w:ascii="Arial" w:hAnsi="Arial" w:cs="Arial"/>
+        </w:rPr>
+        <w:t xml:space="preserve"> függőség minden admin végpont esetén ellenőrzi a beérkező titkos kulcs helyességét egy időzítéstámadás elleni védelmet biztosító összehasonlítási függvény (</w:t>
+      </w:r>
+      <w:r>
+        <w:rPr>
+          <w:rFonts w:ascii="Arial" w:hAnsi="Arial" w:cs="Arial"/>
+          <w:i/>
+          <w:iCs/>
+        </w:rPr>
+        <w:t>secrets.compare_digest</w:t>
+      </w:r>
+      <w:r>
+        <w:rPr>
+          <w:rFonts w:ascii="Arial" w:hAnsi="Arial" w:cs="Arial"/>
+        </w:rPr>
+        <w:t>) segítségével; amennyiben a szerveren nincs beállítva admin titkos kulcs, a rendszer 503-as státuszkóddal jelzi, hogy az admin funkció nem elérhető, helytelen kulcs esetén pedig 401-es hibaüzenettel utasítja el a kérést.</w:t>
+      </w:r>
+    </w:p>
+    <w:p>
+      <w:pPr>
+        <w:spacing w:line="360" w:lineRule="auto"/>
+        <w:jc w:val="both"/>
+        <w:rPr>
+          <w:rFonts w:ascii="Arial" w:hAnsi="Arial" w:cs="Arial"/>
+        </w:rPr>
+      </w:pPr>
+      <w:r>
+        <w:rPr>
+          <w:rFonts w:ascii="Arial" w:hAnsi="Arial" w:cs="Arial"/>
+        </w:rPr>
+        <w:t>5.9.2. Adatexportálás</w:t>
+      </w:r>
+    </w:p>
+    <w:p>
+      <w:pPr>
+        <w:spacing w:line="360" w:lineRule="auto"/>
+        <w:jc w:val="both"/>
+        <w:rPr>
+          <w:rFonts w:ascii="Arial" w:hAnsi="Arial" w:cs="Arial"/>
+        </w:rPr>
+      </w:pPr>
+      <w:r>
+        <w:rPr>
+          <w:rFonts w:ascii="Arial" w:hAnsi="Arial" w:cs="Arial"/>
+        </w:rPr>
+        <w:t xml:space="preserve">A sikeres hitelesítést követően megjelenő admin panelen az „Export” gomb megnyomására a kliens egy </w:t>
+      </w:r>
+      <w:r>
+        <w:rPr>
+          <w:rFonts w:ascii="Arial" w:hAnsi="Arial" w:cs="Arial"/>
+          <w:i/>
+          <w:iCs/>
+        </w:rPr>
+        <w:t>GET</w:t>
+      </w:r>
+      <w:r>
+        <w:rPr>
+          <w:rFonts w:ascii="Arial" w:hAnsi="Arial" w:cs="Arial"/>
+        </w:rPr>
+        <w:t xml:space="preserve"> kérést küld a </w:t>
+      </w:r>
+      <w:r>
+        <w:rPr>
+          <w:rFonts w:ascii="Arial" w:hAnsi="Arial" w:cs="Arial"/>
+          <w:i/>
+          <w:iCs/>
+        </w:rPr>
+        <w:t>/api/admin/export</w:t>
+      </w:r>
+      <w:r>
+        <w:rPr>
+          <w:rFonts w:ascii="Arial" w:hAnsi="Arial" w:cs="Arial"/>
+        </w:rPr>
+        <w:t xml:space="preserve"> végpontra. A szerver oldalon ez a végpont</w:t>
+      </w:r>
+      <w:r>
+        <w:rPr>
+          <w:rFonts w:ascii="Arial" w:hAnsi="Arial" w:cs="Arial"/>
+        </w:rPr>
+        <w:t xml:space="preserve">, </w:t>
+      </w:r>
+      <w:r>
+        <w:rPr>
+          <w:rFonts w:ascii="Arial" w:hAnsi="Arial" w:cs="Arial"/>
+        </w:rPr>
+        <w:t xml:space="preserve">az </w:t>
+      </w:r>
+      <w:r>
+        <w:rPr>
+          <w:rFonts w:ascii="Arial" w:hAnsi="Arial" w:cs="Arial"/>
+          <w:i/>
+          <w:iCs/>
+        </w:rPr>
+        <w:t>admin.py</w:t>
+      </w:r>
+      <w:r>
+        <w:rPr>
+          <w:rFonts w:ascii="Arial" w:hAnsi="Arial" w:cs="Arial"/>
+        </w:rPr>
+        <w:t xml:space="preserve"> fájlban definiált </w:t>
+      </w:r>
+      <w:r>
+        <w:rPr>
+          <w:rFonts w:ascii="Arial" w:hAnsi="Arial" w:cs="Arial"/>
+          <w:i/>
+          <w:iCs/>
+        </w:rPr>
+        <w:t>_EXPORT_MODELS</w:t>
+      </w:r>
+      <w:r>
+        <w:rPr>
+          <w:rFonts w:ascii="Arial" w:hAnsi="Arial" w:cs="Arial"/>
+        </w:rPr>
+        <w:t xml:space="preserve"> listában rögzített sorrendben</w:t>
+      </w:r>
+      <w:r>
+        <w:rPr>
+          <w:rFonts w:ascii="Arial" w:hAnsi="Arial" w:cs="Arial"/>
+        </w:rPr>
+        <w:t xml:space="preserve"> </w:t>
+      </w:r>
+      <w:r>
+        <w:rPr>
+          <w:rFonts w:ascii="Arial" w:hAnsi="Arial" w:cs="Arial"/>
+        </w:rPr>
+        <w:t>végigiterál az alkalmazás mind a tíz adatbázis-tábláján</w:t>
+      </w:r>
+      <w:r>
+        <w:rPr>
+          <w:rFonts w:ascii="Arial" w:hAnsi="Arial" w:cs="Arial"/>
+        </w:rPr>
+        <w:t xml:space="preserve">, </w:t>
+      </w:r>
+      <w:r>
+        <w:rPr>
+          <w:rFonts w:ascii="Arial" w:hAnsi="Arial" w:cs="Arial"/>
+        </w:rPr>
+        <w:t xml:space="preserve">és minden sorát szótár formátumúra alakítja, a dátum- és decimális típusú mezőket </w:t>
+      </w:r>
+      <w:r>
+        <w:rPr>
+          <w:rFonts w:ascii="Arial" w:hAnsi="Arial" w:cs="Arial"/>
+          <w:i/>
+          <w:iCs/>
+        </w:rPr>
+        <w:t>JSON</w:t>
+      </w:r>
+      <w:r>
+        <w:rPr>
+          <w:rFonts w:ascii="Arial" w:hAnsi="Arial" w:cs="Arial"/>
+        </w:rPr>
+        <w:t>-kompatibilis formára konvertálva.</w:t>
+      </w:r>
+    </w:p>
+    <w:p>
+      <w:pPr>
+        <w:spacing w:line="360" w:lineRule="auto"/>
+        <w:jc w:val="both"/>
+        <w:rPr>
+          <w:rFonts w:ascii="Arial" w:hAnsi="Arial" w:cs="Arial"/>
+        </w:rPr>
+      </w:pPr>
+      <w:r>
+        <w:rPr>
+          <w:rFonts w:ascii="Arial" w:hAnsi="Arial" w:cs="Arial"/>
+        </w:rPr>
+        <w:t xml:space="preserve">Az adattáblák tartalma mellett a rendszer a helyszínekhez feltöltött fényképfájlokat is beemeli az exportba: a képekhez tartozó fájlokat a szerver a lemezről beolvassa, és </w:t>
+      </w:r>
+      <w:r>
+        <w:rPr>
+          <w:rFonts w:ascii="Arial" w:hAnsi="Arial" w:cs="Arial"/>
+          <w:i/>
+          <w:iCs/>
+        </w:rPr>
+        <w:t>Base64</w:t>
+      </w:r>
+      <w:r>
+        <w:rPr>
+          <w:rFonts w:ascii="Arial" w:hAnsi="Arial" w:cs="Arial"/>
+        </w:rPr>
+        <w:t xml:space="preserve"> kódolással szövegessé alakítva csatolja a </w:t>
+      </w:r>
+      <w:r>
+        <w:rPr>
+          <w:rFonts w:ascii="Arial" w:hAnsi="Arial" w:cs="Arial"/>
+          <w:i/>
+          <w:iCs/>
+        </w:rPr>
+        <w:t>JSON</w:t>
+      </w:r>
+      <w:r>
+        <w:rPr>
+          <w:rFonts w:ascii="Arial" w:hAnsi="Arial" w:cs="Arial"/>
+        </w:rPr>
+        <w:t xml:space="preserve"> válaszhoz. Ennek köszönhetően egyetlen fájl (</w:t>
+      </w:r>
+      <w:r>
+        <w:rPr>
+          <w:rFonts w:ascii="Arial" w:hAnsi="Arial" w:cs="Arial"/>
+          <w:i/>
+          <w:iCs/>
+        </w:rPr>
+        <w:t>travelapp-export-&lt;időbélyeg&gt;.json</w:t>
+      </w:r>
+      <w:r>
+        <w:rPr>
+          <w:rFonts w:ascii="Arial" w:hAnsi="Arial" w:cs="Arial"/>
+        </w:rPr>
+        <w:t xml:space="preserve">) tartalmazza a teljes </w:t>
+      </w:r>
+      <w:r>
+        <w:rPr>
+          <w:rFonts w:ascii="Arial" w:hAnsi="Arial" w:cs="Arial"/>
+        </w:rPr>
+        <w:lastRenderedPageBreak/>
+        <w:t>adatbázis</w:t>
+      </w:r>
+      <w:r>
+        <w:rPr>
+          <w:rFonts w:ascii="Arial" w:hAnsi="Arial" w:cs="Arial"/>
+        </w:rPr>
+        <w:t xml:space="preserve"> tartalmát </w:t>
+      </w:r>
+      <w:r>
+        <w:rPr>
+          <w:rFonts w:ascii="Arial" w:hAnsi="Arial" w:cs="Arial"/>
+        </w:rPr>
+        <w:t>és a hozzá tartozó képi állományokat is, amely a böngésző oldalán egy automatikusan generált, letölthető fájlként jelenik meg a felhasználó számára.</w:t>
+      </w:r>
+    </w:p>
+    <w:p>
+      <w:pPr>
+        <w:spacing w:line="360" w:lineRule="auto"/>
+        <w:jc w:val="both"/>
+        <w:rPr>
+          <w:rFonts w:ascii="Arial" w:hAnsi="Arial" w:cs="Arial"/>
+        </w:rPr>
+      </w:pPr>
+      <w:r>
+        <w:rPr>
+          <w:rFonts w:ascii="Arial" w:hAnsi="Arial" w:cs="Arial"/>
+        </w:rPr>
+        <w:t>5.9.3. Adatimportálás</w:t>
+      </w:r>
+    </w:p>
+    <w:p>
+      <w:pPr>
+        <w:spacing w:line="360" w:lineRule="auto"/>
+        <w:jc w:val="both"/>
+        <w:rPr>
+          <w:rFonts w:ascii="Arial" w:hAnsi="Arial" w:cs="Arial"/>
+        </w:rPr>
+      </w:pPr>
+      <w:r>
+        <w:rPr>
+          <w:rFonts w:ascii="Arial" w:hAnsi="Arial" w:cs="Arial"/>
+        </w:rPr>
+        <w:t xml:space="preserve">Az importálás a rendszer legkockázatosabb, visszafordíthatatlan műveletét jelenti, ezért ehhez a felület több védelmi réteget is </w:t>
+      </w:r>
+      <w:r>
+        <w:rPr>
+          <w:rFonts w:ascii="Arial" w:hAnsi="Arial" w:cs="Arial"/>
+        </w:rPr>
+        <w:t>tartalmaz</w:t>
+      </w:r>
+      <w:r>
+        <w:rPr>
+          <w:rFonts w:ascii="Arial" w:hAnsi="Arial" w:cs="Arial"/>
+        </w:rPr>
+        <w:t xml:space="preserve">. A felhasználónak egyrészt ki kell választania a korábban exportált </w:t>
+      </w:r>
+      <w:r>
+        <w:rPr>
+          <w:rFonts w:ascii="Arial" w:hAnsi="Arial" w:cs="Arial"/>
+          <w:i/>
+          <w:iCs/>
+        </w:rPr>
+        <w:t>JSON</w:t>
+      </w:r>
+      <w:r>
+        <w:rPr>
+          <w:rFonts w:ascii="Arial" w:hAnsi="Arial" w:cs="Arial"/>
+        </w:rPr>
+        <w:t xml:space="preserve"> fájlt, másrészt egy megerősítő mezőben pontosan be kell gépelnie a DELETE EVERYTHING szöveget; az import gomb (az </w:t>
+      </w:r>
+      <w:r>
+        <w:rPr>
+          <w:rFonts w:ascii="Arial" w:hAnsi="Arial" w:cs="Arial"/>
+          <w:i/>
+          <w:iCs/>
+        </w:rPr>
+        <w:t>admin.js</w:t>
+      </w:r>
+      <w:r>
+        <w:rPr>
+          <w:rFonts w:ascii="Arial" w:hAnsi="Arial" w:cs="Arial"/>
+        </w:rPr>
+        <w:t xml:space="preserve"> fájlban megvalósított </w:t>
+      </w:r>
+      <w:r>
+        <w:rPr>
+          <w:rFonts w:ascii="Arial" w:hAnsi="Arial" w:cs="Arial"/>
+          <w:i/>
+          <w:iCs/>
+        </w:rPr>
+        <w:t>updateImportButtonState</w:t>
+      </w:r>
+      <w:r>
+        <w:rPr>
+          <w:rFonts w:ascii="Arial" w:hAnsi="Arial" w:cs="Arial"/>
+        </w:rPr>
+        <w:t xml:space="preserve"> függvény révén) mindaddig inaktív marad, amíg mindkét feltétel nem teljesül. A gomb megnyomására a rendszer egy további, </w:t>
+      </w:r>
+      <w:r>
+        <w:rPr>
+          <w:rFonts w:ascii="Arial" w:hAnsi="Arial" w:cs="Arial"/>
+          <w:i/>
+          <w:iCs/>
+        </w:rPr>
+        <w:t>JavaScript</w:t>
+      </w:r>
+      <w:r>
+        <w:rPr>
+          <w:rFonts w:ascii="Arial" w:hAnsi="Arial" w:cs="Arial"/>
+        </w:rPr>
+        <w:t xml:space="preserve"> alapú megerősítő párbeszédablakot is megjelenít, mielőtt a tényleges importálási kérést elküldené.</w:t>
+      </w:r>
+    </w:p>
+    <w:p>
+      <w:pPr>
+        <w:spacing w:line="360" w:lineRule="auto"/>
+        <w:jc w:val="both"/>
+        <w:rPr>
+          <w:rFonts w:ascii="Arial" w:hAnsi="Arial" w:cs="Arial"/>
+        </w:rPr>
+      </w:pPr>
+      <w:r>
+        <w:rPr>
+          <w:rFonts w:ascii="Arial" w:hAnsi="Arial" w:cs="Arial"/>
+        </w:rPr>
+        <w:t xml:space="preserve">A jóváhagyást követően a kliens beolvassa és </w:t>
+      </w:r>
+      <w:r>
+        <w:rPr>
+          <w:rFonts w:ascii="Arial" w:hAnsi="Arial" w:cs="Arial"/>
+          <w:i/>
+          <w:iCs/>
+        </w:rPr>
+        <w:t>JSON</w:t>
+      </w:r>
+      <w:r>
+        <w:rPr>
+          <w:rFonts w:ascii="Arial" w:hAnsi="Arial" w:cs="Arial"/>
+        </w:rPr>
+        <w:t xml:space="preserve"> formátumúra elemzi a kiválasztott fájlt, majd egy </w:t>
+      </w:r>
+      <w:r>
+        <w:rPr>
+          <w:rFonts w:ascii="Arial" w:hAnsi="Arial" w:cs="Arial"/>
+          <w:i/>
+          <w:iCs/>
+        </w:rPr>
+        <w:t>POST</w:t>
+      </w:r>
+      <w:r>
+        <w:rPr>
+          <w:rFonts w:ascii="Arial" w:hAnsi="Arial" w:cs="Arial"/>
+        </w:rPr>
+        <w:t xml:space="preserve"> kérésben továbbítja a </w:t>
+      </w:r>
+      <w:r>
+        <w:rPr>
+          <w:rFonts w:ascii="Arial" w:hAnsi="Arial" w:cs="Arial"/>
+          <w:i/>
+          <w:iCs/>
+        </w:rPr>
+        <w:t>/api/admin/import</w:t>
+      </w:r>
+      <w:r>
+        <w:rPr>
+          <w:rFonts w:ascii="Arial" w:hAnsi="Arial" w:cs="Arial"/>
+        </w:rPr>
+        <w:t xml:space="preserve"> végpontra. A szerver oldalon (</w:t>
+      </w:r>
+      <w:r>
+        <w:rPr>
+          <w:rFonts w:ascii="Arial" w:hAnsi="Arial" w:cs="Arial"/>
+          <w:i/>
+          <w:iCs/>
+        </w:rPr>
+        <w:t>admin.py</w:t>
+      </w:r>
+      <w:r>
+        <w:rPr>
+          <w:rFonts w:ascii="Arial" w:hAnsi="Arial" w:cs="Arial"/>
+        </w:rPr>
+        <w:t>) a végpont első lépésben minden érintett táblát kiürít (</w:t>
+      </w:r>
+      <w:r>
+        <w:rPr>
+          <w:rFonts w:ascii="Arial" w:hAnsi="Arial" w:cs="Arial"/>
+          <w:i/>
+          <w:iCs/>
+        </w:rPr>
+        <w:t xml:space="preserve">TRUNCATE </w:t>
+      </w:r>
+      <w:r>
+        <w:rPr>
+          <w:rFonts w:ascii="Arial" w:hAnsi="Arial" w:cs="Arial"/>
+        </w:rPr>
+        <w:t xml:space="preserve">... </w:t>
+      </w:r>
+      <w:r>
+        <w:rPr>
+          <w:rFonts w:ascii="Arial" w:hAnsi="Arial" w:cs="Arial"/>
+          <w:i/>
+          <w:iCs/>
+        </w:rPr>
+        <w:t>CASCADE</w:t>
+      </w:r>
+      <w:r>
+        <w:rPr>
+          <w:rFonts w:ascii="Arial" w:hAnsi="Arial" w:cs="Arial"/>
+        </w:rPr>
+        <w:t xml:space="preserve"> paranccsal), majd a beérkezett adatok alapján, táblánként újra feltölti azokat, ügyelve arra, hogy a dátum- és decimális típusú mezők a megfelelő </w:t>
+      </w:r>
+      <w:r>
+        <w:rPr>
+          <w:rFonts w:ascii="Arial" w:hAnsi="Arial" w:cs="Arial"/>
+          <w:i/>
+          <w:iCs/>
+        </w:rPr>
+        <w:t>Python</w:t>
+      </w:r>
+      <w:r>
+        <w:rPr>
+          <w:rFonts w:ascii="Arial" w:hAnsi="Arial" w:cs="Arial"/>
+        </w:rPr>
+        <w:t xml:space="preserve">-típusra legyenek visszaalakítva a </w:t>
+      </w:r>
+      <w:r>
+        <w:rPr>
+          <w:rFonts w:ascii="Arial" w:hAnsi="Arial" w:cs="Arial"/>
+          <w:i/>
+          <w:iCs/>
+        </w:rPr>
+        <w:t>_parse_value</w:t>
+      </w:r>
+      <w:r>
+        <w:rPr>
+          <w:rFonts w:ascii="Arial" w:hAnsi="Arial" w:cs="Arial"/>
+        </w:rPr>
+        <w:t xml:space="preserve"> segédfüggvény segítségével. A rekordok visszaírását követően a rendszer minden, egész szám típusú azonosítóval rendelkező tábla esetén helyreállítja az adatbázis automatikus sorszámgenerálását (szekvenciáját) a legnagyobb beimportált azonosító alapján, elkerülve ezáltal a jövőbeli új rekordok létrehozásakor fellépő azonosító-ütközéseket. Végül a rendszer az exportált </w:t>
+      </w:r>
+      <w:r>
+        <w:rPr>
+          <w:rFonts w:ascii="Arial" w:hAnsi="Arial" w:cs="Arial"/>
+          <w:i/>
+          <w:iCs/>
+        </w:rPr>
+        <w:t>Base64</w:t>
+      </w:r>
+      <w:r>
+        <w:rPr>
+          <w:rFonts w:ascii="Arial" w:hAnsi="Arial" w:cs="Arial"/>
+        </w:rPr>
+        <w:t>-kódolt képfájlokat visszaalakítja és elmenti a szerver megfelelő könyvtárába. A művelet hibája esetén a rendszer az összes elvégzett adatbázis-módosítást visszavonja (rollback), így egy sikertelen import nem hagyhatja az adatbázist részlegesen, inkonzisztens állapotban.</w:t>
+      </w:r>
+    </w:p>
+    <w:p>
+      <w:pPr>
+        <w:spacing w:line="360" w:lineRule="auto"/>
+        <w:jc w:val="both"/>
+        <w:rPr>
+          <w:rFonts w:ascii="Arial" w:hAnsi="Arial" w:cs="Arial"/>
+        </w:rPr>
+      </w:pPr>
+      <w:r>
+        <w:rPr>
+          <w:rFonts w:ascii="Arial" w:hAnsi="Arial" w:cs="Arial"/>
+        </w:rPr>
+        <w:t>A sikeres importálás után a felület táblánkénti bontásban visszajelzi a beimportált rekordok számát, ezzel is megerősítve a felhasználó számára a művelet eredményét.</w:t>
+      </w:r>
+    </w:p>
+    <w:p>
+      <w:pPr>
+        <w:spacing w:line="360" w:lineRule="auto"/>
+        <w:jc w:val="both"/>
+        <w:rPr>
+          <w:rFonts w:ascii="Arial" w:hAnsi="Arial" w:cs="Arial"/>
           <w:sz w:val="28"/>
           <w:szCs w:val="28"/>
         </w:rPr>
@@ -11164,6 +12366,699 @@
           <w:szCs w:val="28"/>
         </w:rPr>
         <w:t>. Repülőjáratok adatainak megszerzése</w:t>
+      </w:r>
+    </w:p>
+    <w:p>
+      <w:pPr>
+        <w:spacing w:line="360" w:lineRule="auto"/>
+        <w:jc w:val="both"/>
+        <w:rPr>
+          <w:rFonts w:ascii="Arial" w:hAnsi="Arial" w:cs="Arial"/>
+        </w:rPr>
+      </w:pPr>
+      <w:r>
+        <w:rPr>
+          <w:rFonts w:ascii="Arial" w:hAnsi="Arial" w:cs="Arial"/>
+        </w:rPr>
+        <w:t>Az alkalmazás</w:t>
+      </w:r>
+      <w:r>
+        <w:rPr>
+          <w:rFonts w:ascii="Arial" w:hAnsi="Arial" w:cs="Arial"/>
+        </w:rPr>
+        <w:t>nak</w:t>
+      </w:r>
+      <w:r>
+        <w:rPr>
+          <w:rFonts w:ascii="Arial" w:hAnsi="Arial" w:cs="Arial"/>
+        </w:rPr>
+        <w:t xml:space="preserve"> a leg</w:t>
+      </w:r>
+      <w:r>
+        <w:rPr>
+          <w:rFonts w:ascii="Arial" w:hAnsi="Arial" w:cs="Arial"/>
+        </w:rPr>
+        <w:t>népszerűbb</w:t>
+      </w:r>
+      <w:r>
+        <w:rPr>
+          <w:rFonts w:ascii="Arial" w:hAnsi="Arial" w:cs="Arial"/>
+        </w:rPr>
+        <w:t xml:space="preserve"> célpontok, valamint a foglalási lehetőségek megjelenítéséhez ismernie kell, hogy mely repülőterek között léteznek közvetlen légi járatok. Mivel ehhez nem áll rendelkezésre egyetlen egységes, ingyenesen elérhető </w:t>
+      </w:r>
+      <w:r>
+        <w:rPr>
+          <w:rFonts w:ascii="Arial" w:hAnsi="Arial" w:cs="Arial"/>
+        </w:rPr>
+        <w:lastRenderedPageBreak/>
+        <w:t>és megbízható API</w:t>
+      </w:r>
+      <w:r>
+        <w:rPr>
+          <w:rFonts w:ascii="Arial" w:hAnsi="Arial" w:cs="Arial"/>
+        </w:rPr>
+        <w:t xml:space="preserve"> vagy adatbázis</w:t>
+      </w:r>
+      <w:r>
+        <w:rPr>
+          <w:rFonts w:ascii="Arial" w:hAnsi="Arial" w:cs="Arial"/>
+        </w:rPr>
+        <w:t>, a rendszer több légitársaság adatait külön-külön, ún. scraper</w:t>
+      </w:r>
+      <w:r>
+        <w:rPr>
+          <w:rFonts w:ascii="Arial" w:hAnsi="Arial" w:cs="Arial"/>
+        </w:rPr>
+        <w:t xml:space="preserve"> </w:t>
+      </w:r>
+      <w:r>
+        <w:rPr>
+          <w:rFonts w:ascii="Arial" w:hAnsi="Arial" w:cs="Arial"/>
+        </w:rPr>
+        <w:t>modulok segítségével szerzi be, majd egy közös, egységesített formátumra alakítva menti el az adatbázisba.</w:t>
+      </w:r>
+    </w:p>
+    <w:p>
+      <w:pPr>
+        <w:spacing w:line="360" w:lineRule="auto"/>
+        <w:jc w:val="both"/>
+        <w:rPr>
+          <w:rFonts w:ascii="Arial" w:hAnsi="Arial" w:cs="Arial"/>
+        </w:rPr>
+      </w:pPr>
+      <w:r>
+        <w:rPr>
+          <w:rFonts w:ascii="Arial" w:hAnsi="Arial" w:cs="Arial"/>
+        </w:rPr>
+        <w:t xml:space="preserve">A légitársaságok kiválasztásakor törekedtem arra, hogy Európa minél több repülőterére repüljenek, ezzel elérve a lehető legteljesebb útvonal mátrixot. </w:t>
+      </w:r>
+      <w:r>
+        <w:rPr>
+          <w:rFonts w:ascii="Arial" w:hAnsi="Arial" w:cs="Arial"/>
+        </w:rPr>
+        <w:t>Emiatt</w:t>
+      </w:r>
+      <w:r>
+        <w:rPr>
+          <w:rFonts w:ascii="Arial" w:hAnsi="Arial" w:cs="Arial"/>
+        </w:rPr>
+        <w:t xml:space="preserve"> a két legnépszerűbb, alacsony költségű járatokat üzemeltető légitársaság (Ryanair és Wizz Air) mellett két további légitársaság (KLM és Lufthansa) adatait is felhasználtam, amelyek a nagyobb, interkontinentális csomóponti repülőterek lefedettségét biztosítják. Ez a négyes összetétel együttesen lehetővé teszi, hogy az alkalmazás mind a kisebb regionális, mind a nagyobb nemzetközi repülőterek közötti közvetlen összeköttetéseket megfelelő részletességgel tartalmazza.</w:t>
+      </w:r>
+    </w:p>
+    <w:p>
+      <w:pPr>
+        <w:spacing w:line="360" w:lineRule="auto"/>
+        <w:jc w:val="both"/>
+        <w:rPr>
+          <w:rFonts w:ascii="Arial" w:hAnsi="Arial" w:cs="Arial"/>
+        </w:rPr>
+      </w:pPr>
+      <w:r>
+        <w:rPr>
+          <w:rFonts w:ascii="Arial" w:hAnsi="Arial" w:cs="Arial"/>
+        </w:rPr>
+        <w:t>5.10.1. Közös adatmentési logika</w:t>
+      </w:r>
+    </w:p>
+    <w:p>
+      <w:pPr>
+        <w:spacing w:line="360" w:lineRule="auto"/>
+        <w:jc w:val="both"/>
+        <w:rPr>
+          <w:rFonts w:ascii="Arial" w:hAnsi="Arial" w:cs="Arial"/>
+        </w:rPr>
+      </w:pPr>
+      <w:r>
+        <w:rPr>
+          <w:rFonts w:ascii="Arial" w:hAnsi="Arial" w:cs="Arial"/>
+        </w:rPr>
+        <w:t xml:space="preserve">A négy légitársasághoz tartozó scraper modul mindegyike ugyanazt a közös segédfüggvényt, a </w:t>
+      </w:r>
+      <w:r>
+        <w:rPr>
+          <w:rFonts w:ascii="Arial" w:hAnsi="Arial" w:cs="Arial"/>
+          <w:i/>
+          <w:iCs/>
+        </w:rPr>
+        <w:t>scrapers/base.py</w:t>
+      </w:r>
+      <w:r>
+        <w:rPr>
+          <w:rFonts w:ascii="Arial" w:hAnsi="Arial" w:cs="Arial"/>
+        </w:rPr>
+        <w:t xml:space="preserve"> fájlban implementált </w:t>
+      </w:r>
+      <w:r>
+        <w:rPr>
+          <w:rFonts w:ascii="Arial" w:hAnsi="Arial" w:cs="Arial"/>
+          <w:i/>
+          <w:iCs/>
+        </w:rPr>
+        <w:t>save_routes</w:t>
+      </w:r>
+      <w:r>
+        <w:rPr>
+          <w:rFonts w:ascii="Arial" w:hAnsi="Arial" w:cs="Arial"/>
+        </w:rPr>
+        <w:t xml:space="preserve"> függvényt használja az összegyűjtött járatadatok adatbázisba mentésére. Ez a megoldás biztosítja, hogy a különböző forrásokból, eltérő formátumban érkező nyers adatok egységesen, azonos validációs és mentési logika szerint kerüljenek feldolgozásra, függetlenül attól, hogy melyik légitársaságtól származnak.</w:t>
+      </w:r>
+    </w:p>
+    <w:p>
+      <w:pPr>
+        <w:spacing w:line="360" w:lineRule="auto"/>
+        <w:jc w:val="both"/>
+        <w:rPr>
+          <w:rFonts w:ascii="Arial" w:hAnsi="Arial" w:cs="Arial"/>
+        </w:rPr>
+      </w:pPr>
+      <w:r>
+        <w:rPr>
+          <w:rFonts w:ascii="Arial" w:hAnsi="Arial" w:cs="Arial"/>
+        </w:rPr>
+        <w:t xml:space="preserve">A </w:t>
+      </w:r>
+      <w:r>
+        <w:rPr>
+          <w:rFonts w:ascii="Arial" w:hAnsi="Arial" w:cs="Arial"/>
+          <w:i/>
+          <w:iCs/>
+        </w:rPr>
+        <w:t>save_routes</w:t>
+      </w:r>
+      <w:r>
+        <w:rPr>
+          <w:rFonts w:ascii="Arial" w:hAnsi="Arial" w:cs="Arial"/>
+        </w:rPr>
+        <w:t xml:space="preserve"> függvény elsőként normalizálja a bemeneti adatokat: a repülőtér-azonosítókat</w:t>
+      </w:r>
+      <w:r>
+        <w:rPr>
+          <w:rFonts w:ascii="Arial" w:hAnsi="Arial" w:cs="Arial"/>
+        </w:rPr>
+        <w:t xml:space="preserve"> </w:t>
+      </w:r>
+      <w:r>
+        <w:rPr>
+          <w:rFonts w:ascii="Arial" w:hAnsi="Arial" w:cs="Arial"/>
+        </w:rPr>
+        <w:t>nagybetűssé alakítja, kiszűri azokat a bejegyzéseket, amelyeknél hiányzik az indulási vagy érkezési repülőtér, amelyeknél az indulási és érkezési pont megegyezik, vagy amelyek duplikáltak, és minderről egy stats szótárban statisztikát is vezet (lekérdezett, beszúrt, frissített és kihagyott útvonalak száma).</w:t>
+      </w:r>
+    </w:p>
+    <w:p>
+      <w:pPr>
+        <w:spacing w:line="360" w:lineRule="auto"/>
+        <w:jc w:val="both"/>
+        <w:rPr>
+          <w:rFonts w:ascii="Arial" w:hAnsi="Arial" w:cs="Arial"/>
+        </w:rPr>
+      </w:pPr>
+      <w:r>
+        <w:rPr>
+          <w:rFonts w:ascii="Arial" w:hAnsi="Arial" w:cs="Arial"/>
+        </w:rPr>
+        <w:t>Az adatbázisba mentés előtt a függvény biztosítja a hivatkozási integritást: minden előforduló légitársaságot és repülőteret ellenőriz, és amennyiben még nem szerepelnek az adatbázisban, a</w:t>
+      </w:r>
+      <w:r>
+        <w:rPr>
+          <w:rFonts w:ascii="Arial" w:hAnsi="Arial" w:cs="Arial"/>
+        </w:rPr>
+        <w:t>z</w:t>
+      </w:r>
+      <w:r>
+        <w:rPr>
+          <w:rFonts w:ascii="Arial" w:hAnsi="Arial" w:cs="Arial"/>
+        </w:rPr>
+        <w:t xml:space="preserve"> </w:t>
+      </w:r>
+      <w:r>
+        <w:rPr>
+          <w:rFonts w:ascii="Arial" w:hAnsi="Arial" w:cs="Arial"/>
+          <w:i/>
+          <w:iCs/>
+        </w:rPr>
+        <w:t>_ensure_airline</w:t>
+      </w:r>
+      <w:r>
+        <w:rPr>
+          <w:rFonts w:ascii="Arial" w:hAnsi="Arial" w:cs="Arial"/>
+        </w:rPr>
+        <w:t xml:space="preserve"> segédfüggvénnyel, illetve közvetlen </w:t>
+      </w:r>
+      <w:r>
+        <w:rPr>
+          <w:rFonts w:ascii="Arial" w:hAnsi="Arial" w:cs="Arial"/>
+          <w:i/>
+          <w:iCs/>
+        </w:rPr>
+        <w:t>Airport</w:t>
+      </w:r>
+      <w:r>
+        <w:rPr>
+          <w:rFonts w:ascii="Arial" w:hAnsi="Arial" w:cs="Arial"/>
+        </w:rPr>
+        <w:t xml:space="preserve"> rekord létrehozásával automatikusan felveszi őket. Ezt követően minden egyes útvonalhoz megvizsgálja, hogy az adott légitársaság–indulás–érkezés hármas már létezik-e az adatbázisban: amennyiben igen, a meglévő rekordot frissíti (pl. szezonalitás, érvényességi időszak), egyébként pedig új </w:t>
+      </w:r>
+      <w:r>
+        <w:rPr>
+          <w:rFonts w:ascii="Arial" w:hAnsi="Arial" w:cs="Arial"/>
+          <w:i/>
+          <w:iCs/>
+        </w:rPr>
+        <w:t>DirectRoute</w:t>
+      </w:r>
+      <w:r>
+        <w:rPr>
+          <w:rFonts w:ascii="Arial" w:hAnsi="Arial" w:cs="Arial"/>
+        </w:rPr>
+        <w:t xml:space="preserve"> rekordot hoz létre. A művelet tranzakcionálisan valósul meg: hiba esetén a rendszer az összes </w:t>
+      </w:r>
+      <w:r>
+        <w:rPr>
+          <w:rFonts w:ascii="Arial" w:hAnsi="Arial" w:cs="Arial"/>
+        </w:rPr>
+        <w:lastRenderedPageBreak/>
+        <w:t>módosítást visszavonja (rollback), ezáltal megelőzve az adatbázis részleges, inkonzisztens állapotát.</w:t>
+      </w:r>
+    </w:p>
+    <w:p>
+      <w:pPr>
+        <w:spacing w:line="360" w:lineRule="auto"/>
+        <w:jc w:val="both"/>
+        <w:rPr>
+          <w:rFonts w:ascii="Arial" w:hAnsi="Arial" w:cs="Arial"/>
+        </w:rPr>
+      </w:pPr>
+      <w:r>
+        <w:rPr>
+          <w:rFonts w:ascii="Arial" w:hAnsi="Arial" w:cs="Arial"/>
+        </w:rPr>
+        <w:t>5.10.2. Légitársaságonkénti adatgyűjtés</w:t>
+      </w:r>
+    </w:p>
+    <w:p>
+      <w:pPr>
+        <w:spacing w:line="360" w:lineRule="auto"/>
+        <w:jc w:val="both"/>
+        <w:rPr>
+          <w:rFonts w:ascii="Arial" w:hAnsi="Arial" w:cs="Arial"/>
+        </w:rPr>
+      </w:pPr>
+      <w:r>
+        <w:rPr>
+          <w:rFonts w:ascii="Arial" w:hAnsi="Arial" w:cs="Arial"/>
+        </w:rPr>
+        <w:t>Az egyes légitársaságokhoz tartozó adatgyűjtő modulok (</w:t>
+      </w:r>
+      <w:r>
+        <w:rPr>
+          <w:rFonts w:ascii="Arial" w:hAnsi="Arial" w:cs="Arial"/>
+          <w:i/>
+          <w:iCs/>
+        </w:rPr>
+        <w:t>scrapers/klm.py</w:t>
+      </w:r>
+      <w:r>
+        <w:rPr>
+          <w:rFonts w:ascii="Arial" w:hAnsi="Arial" w:cs="Arial"/>
+        </w:rPr>
+        <w:t xml:space="preserve">, </w:t>
+      </w:r>
+      <w:r>
+        <w:rPr>
+          <w:rFonts w:ascii="Arial" w:hAnsi="Arial" w:cs="Arial"/>
+          <w:i/>
+          <w:iCs/>
+        </w:rPr>
+        <w:t>scrapers/lufthansa.py</w:t>
+      </w:r>
+      <w:r>
+        <w:rPr>
+          <w:rFonts w:ascii="Arial" w:hAnsi="Arial" w:cs="Arial"/>
+        </w:rPr>
+        <w:t xml:space="preserve">, </w:t>
+      </w:r>
+      <w:r>
+        <w:rPr>
+          <w:rFonts w:ascii="Arial" w:hAnsi="Arial" w:cs="Arial"/>
+          <w:i/>
+          <w:iCs/>
+        </w:rPr>
+        <w:t>scrapers/ryanair.py</w:t>
+      </w:r>
+      <w:r>
+        <w:rPr>
+          <w:rFonts w:ascii="Arial" w:hAnsi="Arial" w:cs="Arial"/>
+        </w:rPr>
+        <w:t xml:space="preserve">, </w:t>
+      </w:r>
+      <w:r>
+        <w:rPr>
+          <w:rFonts w:ascii="Arial" w:hAnsi="Arial" w:cs="Arial"/>
+          <w:i/>
+          <w:iCs/>
+        </w:rPr>
+        <w:t>scrapers/wizzair.py</w:t>
+      </w:r>
+      <w:r>
+        <w:rPr>
+          <w:rFonts w:ascii="Arial" w:hAnsi="Arial" w:cs="Arial"/>
+        </w:rPr>
+        <w:t xml:space="preserve">) mindegyike a saját forrásának sajátosságaihoz igazodva szerzi be a járatadatokat, azonban a </w:t>
+      </w:r>
+      <w:r>
+        <w:rPr>
+          <w:rFonts w:ascii="Arial" w:hAnsi="Arial" w:cs="Arial"/>
+          <w:i/>
+          <w:iCs/>
+        </w:rPr>
+        <w:t>save_routes</w:t>
+      </w:r>
+      <w:r>
+        <w:rPr>
+          <w:rFonts w:ascii="Arial" w:hAnsi="Arial" w:cs="Arial"/>
+        </w:rPr>
+        <w:t xml:space="preserve"> függvénynek átadott végeredmény formátuma minden esetben egységes.</w:t>
+      </w:r>
+    </w:p>
+    <w:p>
+      <w:pPr>
+        <w:spacing w:line="360" w:lineRule="auto"/>
+        <w:jc w:val="both"/>
+        <w:rPr>
+          <w:rFonts w:ascii="Arial" w:hAnsi="Arial" w:cs="Arial"/>
+        </w:rPr>
+      </w:pPr>
+      <w:r>
+        <w:rPr>
+          <w:rFonts w:ascii="Arial" w:hAnsi="Arial" w:cs="Arial"/>
+        </w:rPr>
+        <w:t>KLM és Lufthansa</w:t>
+      </w:r>
+      <w:r>
+        <w:rPr>
+          <w:rFonts w:ascii="Arial" w:hAnsi="Arial" w:cs="Arial"/>
+        </w:rPr>
+        <w:t>:</w:t>
+      </w:r>
+      <w:r>
+        <w:rPr>
+          <w:rFonts w:ascii="Arial" w:hAnsi="Arial" w:cs="Arial"/>
+        </w:rPr>
+        <w:t xml:space="preserve"> Mivel ez a két légitársaság nem biztosít nyilvánosan dokumentált, közvetlenül lekérdezhető API-t az útvonalaihoz, a </w:t>
+      </w:r>
+      <w:r>
+        <w:rPr>
+          <w:rFonts w:ascii="Arial" w:hAnsi="Arial" w:cs="Arial"/>
+          <w:i/>
+          <w:iCs/>
+        </w:rPr>
+        <w:t>klm.py</w:t>
+      </w:r>
+      <w:r>
+        <w:rPr>
+          <w:rFonts w:ascii="Arial" w:hAnsi="Arial" w:cs="Arial"/>
+        </w:rPr>
+        <w:t xml:space="preserve"> és a </w:t>
+      </w:r>
+      <w:r>
+        <w:rPr>
+          <w:rFonts w:ascii="Arial" w:hAnsi="Arial" w:cs="Arial"/>
+          <w:i/>
+          <w:iCs/>
+        </w:rPr>
+        <w:t>lufthansa.py</w:t>
+      </w:r>
+      <w:r>
+        <w:rPr>
+          <w:rFonts w:ascii="Arial" w:hAnsi="Arial" w:cs="Arial"/>
+        </w:rPr>
+        <w:t xml:space="preserve"> modulok elsődlegesen a légitársaságok nyilvános honlapjának HTML-tartalmából, reguláris kifejezés (</w:t>
+      </w:r>
+      <w:r>
+        <w:rPr>
+          <w:rFonts w:ascii="Arial" w:hAnsi="Arial" w:cs="Arial"/>
+          <w:i/>
+          <w:iCs/>
+        </w:rPr>
+        <w:t>re.findall</w:t>
+      </w:r>
+      <w:r>
+        <w:rPr>
+          <w:rFonts w:ascii="Arial" w:hAnsi="Arial" w:cs="Arial"/>
+        </w:rPr>
+        <w:t xml:space="preserve">) segítségével nyerik ki az "origin":"...","destination":"..." mintázatú útvonaladatokat. Amennyiben a weboldal elérése sikertelen, vagy a mintaillesztés nem talál egyetlen útvonalat sem, mindkét modul automatikusan egy tartalék adatforrásra vált: a nyílt forráskódú </w:t>
+      </w:r>
+      <w:r>
+        <w:rPr>
+          <w:rFonts w:ascii="Arial" w:hAnsi="Arial" w:cs="Arial"/>
+          <w:i/>
+          <w:iCs/>
+        </w:rPr>
+        <w:t>OpenFlights</w:t>
+      </w:r>
+      <w:r>
+        <w:rPr>
+          <w:rFonts w:ascii="Arial" w:hAnsi="Arial" w:cs="Arial"/>
+        </w:rPr>
+        <w:t xml:space="preserve"> projekt publikusan elérhető, CSV formátumú útvonal-adatbázisára (</w:t>
+      </w:r>
+      <w:r>
+        <w:rPr>
+          <w:rFonts w:ascii="Arial" w:hAnsi="Arial" w:cs="Arial"/>
+          <w:i/>
+          <w:iCs/>
+        </w:rPr>
+        <w:t>routes.dat</w:t>
+      </w:r>
+      <w:r>
+        <w:rPr>
+          <w:rFonts w:ascii="Arial" w:hAnsi="Arial" w:cs="Arial"/>
+        </w:rPr>
+        <w:t>), amelyből az adott légitársaság kódjához tartozó, közvetlen (átszállás nélküli) járatokat szűri ki. Ez a kétlépcsős, hibatűrő megközelítés biztosítja, hogy egy esetleges weboldal-szerkezeti változás vagy átmeneti elérhetetlenség ne akadályozza meg az adatgyűjtést.</w:t>
+      </w:r>
+    </w:p>
+    <w:p>
+      <w:pPr>
+        <w:spacing w:line="360" w:lineRule="auto"/>
+        <w:jc w:val="both"/>
+        <w:rPr>
+          <w:rFonts w:ascii="Arial" w:hAnsi="Arial" w:cs="Arial"/>
+        </w:rPr>
+      </w:pPr>
+      <w:r>
+        <w:rPr>
+          <w:rFonts w:ascii="Arial" w:hAnsi="Arial" w:cs="Arial"/>
+        </w:rPr>
+        <w:t>Ryanair</w:t>
+      </w:r>
+      <w:r>
+        <w:rPr>
+          <w:rFonts w:ascii="Arial" w:hAnsi="Arial" w:cs="Arial"/>
+        </w:rPr>
+        <w:t>:</w:t>
+      </w:r>
+      <w:r>
+        <w:rPr>
+          <w:rFonts w:ascii="Arial" w:hAnsi="Arial" w:cs="Arial"/>
+        </w:rPr>
+        <w:t xml:space="preserve"> A </w:t>
+      </w:r>
+      <w:r>
+        <w:rPr>
+          <w:rFonts w:ascii="Arial" w:hAnsi="Arial" w:cs="Arial"/>
+          <w:i/>
+          <w:iCs/>
+        </w:rPr>
+        <w:t>ryanair.py</w:t>
+      </w:r>
+      <w:r>
+        <w:rPr>
+          <w:rFonts w:ascii="Arial" w:hAnsi="Arial" w:cs="Arial"/>
+        </w:rPr>
+        <w:t xml:space="preserve"> modul a légitársaság nyilvánosan elérhető, nem hivatalosan dokumentált </w:t>
+      </w:r>
+      <w:r>
+        <w:rPr>
+          <w:rFonts w:ascii="Arial" w:hAnsi="Arial" w:cs="Arial"/>
+          <w:i/>
+          <w:iCs/>
+        </w:rPr>
+        <w:t>JSON API</w:t>
+      </w:r>
+      <w:r>
+        <w:rPr>
+          <w:rFonts w:ascii="Arial" w:hAnsi="Arial" w:cs="Arial"/>
+        </w:rPr>
+        <w:t xml:space="preserve">-ját (/api/views/locate/3/routes) hívja meg, amely közvetlenül strukturált formában adja vissza az összes üzemeltetett útvonalat, a szezonalitásra vonatkozó jelzéssel együtt. Az </w:t>
+      </w:r>
+      <w:r>
+        <w:rPr>
+          <w:rFonts w:ascii="Arial" w:hAnsi="Arial" w:cs="Arial"/>
+          <w:i/>
+          <w:iCs/>
+        </w:rPr>
+        <w:t>normalize_ryanair_route</w:t>
+      </w:r>
+      <w:r>
+        <w:rPr>
+          <w:rFonts w:ascii="Arial" w:hAnsi="Arial" w:cs="Arial"/>
+        </w:rPr>
+        <w:t xml:space="preserve"> segédfüggvény alakítja át az </w:t>
+      </w:r>
+      <w:r>
+        <w:rPr>
+          <w:rFonts w:ascii="Arial" w:hAnsi="Arial" w:cs="Arial"/>
+          <w:i/>
+          <w:iCs/>
+        </w:rPr>
+        <w:t xml:space="preserve">API </w:t>
+      </w:r>
+      <w:r>
+        <w:rPr>
+          <w:rFonts w:ascii="Arial" w:hAnsi="Arial" w:cs="Arial"/>
+        </w:rPr>
+        <w:t xml:space="preserve">válaszát a </w:t>
+      </w:r>
+      <w:r>
+        <w:rPr>
+          <w:rFonts w:ascii="Arial" w:hAnsi="Arial" w:cs="Arial"/>
+          <w:i/>
+          <w:iCs/>
+        </w:rPr>
+        <w:t>save_routes</w:t>
+      </w:r>
+      <w:r>
+        <w:rPr>
+          <w:rFonts w:ascii="Arial" w:hAnsi="Arial" w:cs="Arial"/>
+        </w:rPr>
+        <w:t xml:space="preserve"> függvény által elvárt, egységes formátumra.</w:t>
+      </w:r>
+    </w:p>
+    <w:p>
+      <w:pPr>
+        <w:spacing w:line="360" w:lineRule="auto"/>
+        <w:jc w:val="both"/>
+        <w:rPr>
+          <w:rFonts w:ascii="Arial" w:hAnsi="Arial" w:cs="Arial"/>
+        </w:rPr>
+      </w:pPr>
+      <w:r>
+        <w:rPr>
+          <w:rFonts w:ascii="Arial" w:hAnsi="Arial" w:cs="Arial"/>
+        </w:rPr>
+        <w:t>Wizz Air</w:t>
+      </w:r>
+      <w:r>
+        <w:rPr>
+          <w:rFonts w:ascii="Arial" w:hAnsi="Arial" w:cs="Arial"/>
+        </w:rPr>
+        <w:t>:</w:t>
+      </w:r>
+      <w:r>
+        <w:rPr>
+          <w:rFonts w:ascii="Arial" w:hAnsi="Arial" w:cs="Arial"/>
+        </w:rPr>
+        <w:t xml:space="preserve"> A </w:t>
+      </w:r>
+      <w:r>
+        <w:rPr>
+          <w:rFonts w:ascii="Arial" w:hAnsi="Arial" w:cs="Arial"/>
+          <w:i/>
+          <w:iCs/>
+        </w:rPr>
+        <w:t>wizzair.py</w:t>
+      </w:r>
+      <w:r>
+        <w:rPr>
+          <w:rFonts w:ascii="Arial" w:hAnsi="Arial" w:cs="Arial"/>
+        </w:rPr>
+        <w:t xml:space="preserve"> modul szintén egy nem hivatalos, de strukturált </w:t>
+      </w:r>
+      <w:r>
+        <w:rPr>
+          <w:rFonts w:ascii="Arial" w:hAnsi="Arial" w:cs="Arial"/>
+          <w:i/>
+          <w:iCs/>
+        </w:rPr>
+        <w:t>JSON API</w:t>
+      </w:r>
+      <w:r>
+        <w:rPr>
+          <w:rFonts w:ascii="Arial" w:hAnsi="Arial" w:cs="Arial"/>
+        </w:rPr>
+        <w:t xml:space="preserve">-t (be.wizzair.com) használ, amely az egyes városokhoz tartozó kapcsolatokat térképszerű formában biztosítja. Mivel az </w:t>
+      </w:r>
+      <w:r>
+        <w:rPr>
+          <w:rFonts w:ascii="Arial" w:hAnsi="Arial" w:cs="Arial"/>
+          <w:i/>
+          <w:iCs/>
+        </w:rPr>
+        <w:t>API</w:t>
+      </w:r>
+      <w:r>
+        <w:rPr>
+          <w:rFonts w:ascii="Arial" w:hAnsi="Arial" w:cs="Arial"/>
+        </w:rPr>
+        <w:t xml:space="preserve"> verziószáma időről időre változhat, a modul több lehetséges API-verziót is megpróbál sorban, amíg egy sikeres választ nem kap. Az adatok feldolgozásakor a rendszer kizárólag a ténylegesen létező (nem „fake station” jelölésű) repülőterek közötti, közvetlen járatokat veszi figyelembe, valamint az egyes útvonalakhoz tartozó érvényességi időszakot (</w:t>
+      </w:r>
+      <w:r>
+        <w:rPr>
+          <w:rFonts w:ascii="Arial" w:hAnsi="Arial" w:cs="Arial"/>
+          <w:i/>
+          <w:iCs/>
+        </w:rPr>
+        <w:t>operationStartDate</w:t>
+      </w:r>
+      <w:r>
+        <w:rPr>
+          <w:rFonts w:ascii="Arial" w:hAnsi="Arial" w:cs="Arial"/>
+        </w:rPr>
+        <w:t xml:space="preserve">, </w:t>
+      </w:r>
+      <w:r>
+        <w:rPr>
+          <w:rFonts w:ascii="Arial" w:hAnsi="Arial" w:cs="Arial"/>
+          <w:i/>
+          <w:iCs/>
+        </w:rPr>
+        <w:t>operationEndDate</w:t>
+      </w:r>
+      <w:r>
+        <w:rPr>
+          <w:rFonts w:ascii="Arial" w:hAnsi="Arial" w:cs="Arial"/>
+        </w:rPr>
+        <w:t>) is eltárolja.</w:t>
+      </w:r>
+    </w:p>
+    <w:p>
+      <w:pPr>
+        <w:spacing w:line="360" w:lineRule="auto"/>
+        <w:jc w:val="both"/>
+        <w:rPr>
+          <w:rFonts w:ascii="Arial" w:hAnsi="Arial" w:cs="Arial"/>
+        </w:rPr>
+      </w:pPr>
+      <w:r>
+        <w:rPr>
+          <w:rFonts w:ascii="Arial" w:hAnsi="Arial" w:cs="Arial"/>
+        </w:rPr>
+        <w:lastRenderedPageBreak/>
+        <w:t>Mind a négy modul önállóan, parancssorból is futtatható (</w:t>
+      </w:r>
+      <w:r>
+        <w:rPr>
+          <w:rFonts w:ascii="Arial" w:hAnsi="Arial" w:cs="Arial"/>
+          <w:i/>
+          <w:iCs/>
+        </w:rPr>
+        <w:t>if __name__ == "__main__"</w:t>
+      </w:r>
+      <w:r>
+        <w:rPr>
+          <w:rFonts w:ascii="Arial" w:hAnsi="Arial" w:cs="Arial"/>
+        </w:rPr>
+        <w:t xml:space="preserve"> blokk), ami lehetővé teszi az adatgyűjtés és -mentés folyamatának manuális, illetve ütemezett (pl. rendszeres időközönkénti) újrafuttatását, biztosítva ezzel, hogy az alkalmazásban tárolt útvonaladatok naprakészek maradjanak.</w:t>
       </w:r>
     </w:p>
     <w:p>
@@ -11542,8 +13437,14 @@
         <w:rPr>
           <w:rFonts w:ascii="Arial" w:hAnsi="Arial" w:cs="Arial"/>
         </w:rPr>
+        <w:t xml:space="preserve">A fejlesztés során kiemelt figyelmet fordítottam arra, hogy a kódban előforduló hibákat a lehető legnagyobb mértékben feltárjam és kijavítsam. Ennek érdekében a </w:t>
+      </w:r>
+      <w:r>
+        <w:rPr>
+          <w:rFonts w:ascii="Arial" w:hAnsi="Arial" w:cs="Arial"/>
+        </w:rPr>
         <w:lastRenderedPageBreak/>
-        <w:t>A fejlesztés során kiemelt figyelmet fordítottam arra, hogy a kódban előforduló hibákat a lehető legnagyobb mértékben feltárjam és kijavítsam. Ennek érdekében a szoftverfejlesztés több szintjén is különböző tesztelési módszereket alkalmaztam, amelyek együttesen biztosították az alkalmazás megbízható és stabil működését.</w:t>
+        <w:t>szoftverfejlesztés több szintjén is különböző tesztelési módszereket alkalmaztam, amelyek együttesen biztosították az alkalmazás megbízható és stabil működését.</w:t>
       </w:r>
     </w:p>
     <w:p>
@@ -11793,8 +13694,14 @@
         <w:rPr>
           <w:rFonts w:ascii="Arial" w:hAnsi="Arial" w:cs="Arial"/>
         </w:rPr>
+        <w:t xml:space="preserve">A technikai, automatizált tesztelési módszerek mellett fontosnak tartottam, hogy az alkalmazás használhatóságát valós felhasználók bevonásával is megvizsgáljam. </w:t>
+      </w:r>
+      <w:r>
+        <w:rPr>
+          <w:rFonts w:ascii="Arial" w:hAnsi="Arial" w:cs="Arial"/>
+        </w:rPr>
         <w:lastRenderedPageBreak/>
-        <w:t xml:space="preserve">A technikai, automatizált tesztelési módszerek mellett fontosnak tartottam, hogy az alkalmazás használhatóságát valós felhasználók bevonásával is megvizsgáljam. Ennek keretében 5 tesztfelhasználó számára biztosítottam hozzáférést az alkalmazáshoz, akiket arra kértem, hogy szabadon </w:t>
+        <w:t xml:space="preserve">Ennek keretében 5 tesztfelhasználó számára biztosítottam hozzáférést az alkalmazáshoz, akiket arra kértem, hogy szabadon </w:t>
       </w:r>
       <w:r>
         <w:rPr>
@@ -11887,19 +13794,28 @@
         <w:rPr>
           <w:rFonts w:ascii="Arial" w:hAnsi="Arial" w:cs="Arial"/>
         </w:rPr>
-        <w:t>A projekt a későbbiekben több irányban is továbbfejleszthető. Az egyik lehetőség egy chatbot alapú asszisztens integrálása, amely támogatná a felhasználót új helyszínek és utazások létrehozásában, illetve a meglévők szerkesztésében, ezáltal gyorsabbá és intuitívabbá téve a tervezési folyamatot. Emellett indokolt lenne egy bevezető felugró ablak</w:t>
-      </w:r>
-      <w:r>
-        <w:rPr>
-          <w:rFonts w:ascii="Arial" w:hAnsi="Arial" w:cs="Arial"/>
-        </w:rPr>
-        <w:t xml:space="preserve"> </w:t>
-      </w:r>
-      <w:r>
-        <w:rPr>
-          <w:rFonts w:ascii="Arial" w:hAnsi="Arial" w:cs="Arial"/>
-        </w:rPr>
-        <w:t>kialakítása is, amely az első bejelentkezéskor röviden ismertetné az alkalmazás működését, és egyúttal bekérné a felhasználó néhány alapadatát, például a lakóhelyét, amely később személyre szabott funkciók alapjául szolgálhatna. Végül, mivel a költségvetés betartása az utazástervezés egyik kulcsfontosságú szempontja, célszerű lenne a rendszert valós, aktuális árinformációkkal is kiegészíteni, például külső szolgáltatók (szállás-, közlekedés- vagy repülőjegy-árakat biztosító API-k) integrálásával, hogy a felhasználó a tervezés során pontos és valós idejű költségbecslést kapva megalapozottabb döntéseket hozhasson.</w:t>
+        <w:t xml:space="preserve">A projekt a későbbiekben több irányban is továbbfejleszthető. Az egyik lehetőség egy chatbot alapú asszisztens integrálása, amely támogatná a felhasználót új helyszínek és utazások létrehozásában, illetve a meglévők szerkesztésében, ezáltal gyorsabbá és intuitívabbá téve a tervezési folyamatot. </w:t>
+      </w:r>
+    </w:p>
+    <w:p>
+      <w:pPr>
+        <w:spacing w:line="360" w:lineRule="auto"/>
+        <w:jc w:val="both"/>
+        <w:rPr>
+          <w:rFonts w:ascii="Arial" w:hAnsi="Arial" w:cs="Arial"/>
+        </w:rPr>
+      </w:pPr>
+      <w:r>
+        <w:rPr>
+          <w:rFonts w:ascii="Arial" w:hAnsi="Arial" w:cs="Arial"/>
+        </w:rPr>
+        <w:t>Emellett</w:t>
+      </w:r>
+      <w:r>
+        <w:rPr>
+          <w:rFonts w:ascii="Arial" w:hAnsi="Arial" w:cs="Arial"/>
+        </w:rPr>
+        <w:t>, mivel a költségvetés betartása az utazástervezés egyik kulcsfontosságú szempontja, célszerű lenne a rendszert valós, aktuális árinformációkkal is kiegészíteni, például külső szolgáltatók (szállás-, közlekedés- vagy repülőjegy-árakat biztosító API-k) integrálásával, hogy a felhasználó a tervezés során pontos és valós idejű költségbecslést kapva megalapozottabb döntéseket hozhasson.</w:t>
       </w:r>
     </w:p>
     <w:p>
@@ -12169,20 +14085,454 @@
         <w:rPr>
           <w:rFonts w:ascii="Arial" w:hAnsi="Arial" w:cs="Arial"/>
         </w:rPr>
+        <w:t xml:space="preserve">[2] </w:t>
+      </w:r>
+      <w:r>
+        <w:rPr>
+          <w:rFonts w:ascii="Arial" w:hAnsi="Arial" w:cs="Arial"/>
+        </w:rPr>
+        <w:t xml:space="preserve">developer.modzilla.org: </w:t>
+      </w:r>
+      <w:r>
+        <w:rPr>
+          <w:rFonts w:ascii="Arial" w:hAnsi="Arial" w:cs="Arial"/>
+        </w:rPr>
+        <w:t>CSS: Cascading Style Sheets</w:t>
+      </w:r>
+      <w:r>
+        <w:rPr>
+          <w:rFonts w:ascii="Arial" w:hAnsi="Arial" w:cs="Arial"/>
+        </w:rPr>
+        <w:t>-</w:t>
+      </w:r>
+      <w:r>
+        <w:rPr>
+          <w:rFonts w:ascii="Arial" w:hAnsi="Arial" w:cs="Arial"/>
+        </w:rPr>
+        <w:t>https://developer.mozilla.org/en-US/docs/Web/CSS</w:t>
+      </w:r>
+      <w:r>
+        <w:rPr>
+          <w:rFonts w:ascii="Arial" w:hAnsi="Arial" w:cs="Arial"/>
+        </w:rPr>
+        <w:t xml:space="preserve"> (202</w:t>
+      </w:r>
+      <w:r>
+        <w:rPr>
+          <w:rFonts w:ascii="Arial" w:hAnsi="Arial" w:cs="Arial"/>
+        </w:rPr>
+        <w:t>5</w:t>
+      </w:r>
+      <w:r>
+        <w:rPr>
+          <w:rFonts w:ascii="Arial" w:hAnsi="Arial" w:cs="Arial"/>
+        </w:rPr>
+        <w:t xml:space="preserve">. </w:t>
+      </w:r>
+      <w:r>
+        <w:rPr>
+          <w:rFonts w:ascii="Arial" w:hAnsi="Arial" w:cs="Arial"/>
+        </w:rPr>
+        <w:t>12</w:t>
+      </w:r>
+      <w:r>
+        <w:rPr>
+          <w:rFonts w:ascii="Arial" w:hAnsi="Arial" w:cs="Arial"/>
+        </w:rPr>
+        <w:t xml:space="preserve">. </w:t>
+      </w:r>
+      <w:r>
+        <w:rPr>
+          <w:rFonts w:ascii="Arial" w:hAnsi="Arial" w:cs="Arial"/>
+        </w:rPr>
+        <w:t>29</w:t>
+      </w:r>
+      <w:r>
+        <w:rPr>
+          <w:rFonts w:ascii="Arial" w:hAnsi="Arial" w:cs="Arial"/>
+        </w:rPr>
+        <w:t>.)</w:t>
+      </w:r>
+    </w:p>
+    <w:p>
+      <w:pPr>
+        <w:spacing w:line="360" w:lineRule="auto"/>
+        <w:rPr>
+          <w:rFonts w:ascii="Arial" w:hAnsi="Arial" w:cs="Arial"/>
+        </w:rPr>
+      </w:pPr>
+      <w:r>
+        <w:rPr>
+          <w:rFonts w:ascii="Arial" w:hAnsi="Arial" w:cs="Arial"/>
+        </w:rPr>
         <w:lastRenderedPageBreak/>
-        <w:t xml:space="preserve">[2] </w:t>
-      </w:r>
-      <w:r>
-        <w:rPr>
-          <w:rFonts w:ascii="Arial" w:hAnsi="Arial" w:cs="Arial"/>
-        </w:rPr>
-        <w:t xml:space="preserve">developer.modzilla.org: </w:t>
-      </w:r>
-      <w:r>
-        <w:rPr>
-          <w:rFonts w:ascii="Arial" w:hAnsi="Arial" w:cs="Arial"/>
-        </w:rPr>
-        <w:t>CSS: Cascading Style Sheets</w:t>
+        <w:t>[3] developer.modzilla.org: JavaScript-</w:t>
+      </w:r>
+      <w:r>
+        <w:rPr>
+          <w:rFonts w:ascii="Arial" w:hAnsi="Arial" w:cs="Arial"/>
+        </w:rPr>
+        <w:t>https://developer.mozilla.org/en-US/docs/Web/JavaScript</w:t>
+      </w:r>
+      <w:r>
+        <w:rPr>
+          <w:rFonts w:ascii="Arial" w:hAnsi="Arial" w:cs="Arial"/>
+        </w:rPr>
+        <w:t xml:space="preserve"> (2026. 0</w:t>
+      </w:r>
+      <w:r>
+        <w:rPr>
+          <w:rFonts w:ascii="Arial" w:hAnsi="Arial" w:cs="Arial"/>
+        </w:rPr>
+        <w:t>5</w:t>
+      </w:r>
+      <w:r>
+        <w:rPr>
+          <w:rFonts w:ascii="Arial" w:hAnsi="Arial" w:cs="Arial"/>
+        </w:rPr>
+        <w:t xml:space="preserve">. </w:t>
+      </w:r>
+      <w:r>
+        <w:rPr>
+          <w:rFonts w:ascii="Arial" w:hAnsi="Arial" w:cs="Arial"/>
+        </w:rPr>
+        <w:t>22</w:t>
+      </w:r>
+      <w:r>
+        <w:rPr>
+          <w:rFonts w:ascii="Arial" w:hAnsi="Arial" w:cs="Arial"/>
+        </w:rPr>
+        <w:t>.)</w:t>
+      </w:r>
+    </w:p>
+    <w:p>
+      <w:pPr>
+        <w:spacing w:line="360" w:lineRule="auto"/>
+        <w:rPr>
+          <w:rFonts w:ascii="Arial" w:hAnsi="Arial" w:cs="Arial"/>
+        </w:rPr>
+      </w:pPr>
+      <w:r>
+        <w:rPr>
+          <w:rFonts w:ascii="Arial" w:hAnsi="Arial" w:cs="Arial"/>
+        </w:rPr>
+        <w:t xml:space="preserve">[4] </w:t>
+      </w:r>
+      <w:r>
+        <w:rPr>
+          <w:rFonts w:ascii="Arial" w:hAnsi="Arial" w:cs="Arial"/>
+        </w:rPr>
+        <w:t>Mark Lutz: Learning Python – O'Reilly Media, Sebastopol, 2013</w:t>
+      </w:r>
+    </w:p>
+    <w:p>
+      <w:pPr>
+        <w:spacing w:line="360" w:lineRule="auto"/>
+        <w:rPr>
+          <w:rFonts w:ascii="Arial" w:hAnsi="Arial" w:cs="Arial"/>
+        </w:rPr>
+      </w:pPr>
+      <w:r>
+        <w:rPr>
+          <w:rFonts w:ascii="Arial" w:hAnsi="Arial" w:cs="Arial"/>
+        </w:rPr>
+        <w:t xml:space="preserve">[5] </w:t>
+      </w:r>
+      <w:r>
+        <w:rPr>
+          <w:rFonts w:ascii="Arial" w:hAnsi="Arial" w:cs="Arial"/>
+        </w:rPr>
+        <w:t>Jon Duckett: HTML and CSS: Design and Build Websites – Wiley, Indianapolis, 2011</w:t>
+      </w:r>
+    </w:p>
+    <w:p>
+      <w:pPr>
+        <w:spacing w:line="360" w:lineRule="auto"/>
+        <w:rPr>
+          <w:rFonts w:ascii="Arial" w:hAnsi="Arial" w:cs="Arial"/>
+        </w:rPr>
+      </w:pPr>
+      <w:r>
+        <w:rPr>
+          <w:rFonts w:ascii="Arial" w:hAnsi="Arial" w:cs="Arial"/>
+        </w:rPr>
+        <w:t>[6] leafletjs.com: Leaflet-</w:t>
+      </w:r>
+      <w:r>
+        <w:rPr>
+          <w:rFonts w:ascii="Arial" w:hAnsi="Arial" w:cs="Arial"/>
+        </w:rPr>
+        <w:t>https://leafletjs.com/</w:t>
+      </w:r>
+      <w:r>
+        <w:rPr>
+          <w:rFonts w:ascii="Arial" w:hAnsi="Arial" w:cs="Arial"/>
+        </w:rPr>
+        <w:t xml:space="preserve"> (202</w:t>
+      </w:r>
+      <w:r>
+        <w:rPr>
+          <w:rFonts w:ascii="Arial" w:hAnsi="Arial" w:cs="Arial"/>
+        </w:rPr>
+        <w:t>5</w:t>
+      </w:r>
+      <w:r>
+        <w:rPr>
+          <w:rFonts w:ascii="Arial" w:hAnsi="Arial" w:cs="Arial"/>
+        </w:rPr>
+        <w:t>. 0</w:t>
+      </w:r>
+      <w:r>
+        <w:rPr>
+          <w:rFonts w:ascii="Arial" w:hAnsi="Arial" w:cs="Arial"/>
+        </w:rPr>
+        <w:t>8</w:t>
+      </w:r>
+      <w:r>
+        <w:rPr>
+          <w:rFonts w:ascii="Arial" w:hAnsi="Arial" w:cs="Arial"/>
+        </w:rPr>
+        <w:t xml:space="preserve">. </w:t>
+      </w:r>
+      <w:r>
+        <w:rPr>
+          <w:rFonts w:ascii="Arial" w:hAnsi="Arial" w:cs="Arial"/>
+        </w:rPr>
+        <w:t>16</w:t>
+      </w:r>
+      <w:r>
+        <w:rPr>
+          <w:rFonts w:ascii="Arial" w:hAnsi="Arial" w:cs="Arial"/>
+        </w:rPr>
+        <w:t>.)</w:t>
+      </w:r>
+    </w:p>
+    <w:p>
+      <w:pPr>
+        <w:spacing w:line="360" w:lineRule="auto"/>
+        <w:rPr>
+          <w:rFonts w:ascii="Arial" w:hAnsi="Arial" w:cs="Arial"/>
+        </w:rPr>
+      </w:pPr>
+      <w:r>
+        <w:rPr>
+          <w:rFonts w:ascii="Arial" w:hAnsi="Arial" w:cs="Arial"/>
+        </w:rPr>
+        <w:t xml:space="preserve">[7] </w:t>
+      </w:r>
+      <w:r>
+        <w:rPr>
+          <w:rFonts w:ascii="Arial" w:hAnsi="Arial" w:cs="Arial"/>
+        </w:rPr>
+        <w:t>python.org: Python docs-</w:t>
+      </w:r>
+      <w:r>
+        <w:rPr>
+          <w:rFonts w:ascii="Arial" w:hAnsi="Arial" w:cs="Arial"/>
+        </w:rPr>
+        <w:t>https://docs.python.org/3/</w:t>
+      </w:r>
+      <w:r>
+        <w:rPr>
+          <w:rFonts w:ascii="Arial" w:hAnsi="Arial" w:cs="Arial"/>
+        </w:rPr>
+        <w:t xml:space="preserve"> (2026. 07. 16)</w:t>
+      </w:r>
+    </w:p>
+    <w:p>
+      <w:pPr>
+        <w:spacing w:line="360" w:lineRule="auto"/>
+        <w:rPr>
+          <w:rFonts w:ascii="Arial" w:hAnsi="Arial" w:cs="Arial"/>
+        </w:rPr>
+      </w:pPr>
+      <w:r>
+        <w:rPr>
+          <w:rFonts w:ascii="Arial" w:hAnsi="Arial" w:cs="Arial"/>
+        </w:rPr>
+        <w:t>[8] fastapi.tiangolo.com: FastAPI-</w:t>
+      </w:r>
+      <w:r>
+        <w:rPr>
+          <w:rFonts w:ascii="Arial" w:hAnsi="Arial" w:cs="Arial"/>
+        </w:rPr>
+        <w:t>https://fastapi.tiangolo.com/</w:t>
+      </w:r>
+    </w:p>
+    <w:p>
+      <w:pPr>
+        <w:spacing w:line="360" w:lineRule="auto"/>
+        <w:rPr>
+          <w:rFonts w:ascii="Arial" w:hAnsi="Arial" w:cs="Arial"/>
+        </w:rPr>
+      </w:pPr>
+      <w:r>
+        <w:rPr>
+          <w:rFonts w:ascii="Arial" w:hAnsi="Arial" w:cs="Arial"/>
+        </w:rPr>
+        <w:t xml:space="preserve">[9] </w:t>
+      </w:r>
+      <w:r>
+        <w:rPr>
+          <w:rFonts w:ascii="Arial" w:hAnsi="Arial" w:cs="Arial"/>
+        </w:rPr>
+        <w:t>postgresql.org: Documentation-</w:t>
+      </w:r>
+      <w:r>
+        <w:rPr>
+          <w:rFonts w:ascii="Arial" w:hAnsi="Arial" w:cs="Arial"/>
+        </w:rPr>
+        <w:t>https://www.postgresql.org/docs/</w:t>
+      </w:r>
+      <w:r>
+        <w:rPr>
+          <w:rFonts w:ascii="Arial" w:hAnsi="Arial" w:cs="Arial"/>
+        </w:rPr>
+        <w:t xml:space="preserve"> (2026. 06. 04.)</w:t>
+      </w:r>
+    </w:p>
+    <w:p>
+      <w:pPr>
+        <w:spacing w:line="360" w:lineRule="auto"/>
+        <w:rPr>
+          <w:rFonts w:ascii="Arial" w:hAnsi="Arial" w:cs="Arial"/>
+        </w:rPr>
+      </w:pPr>
+      <w:r>
+        <w:rPr>
+          <w:rFonts w:ascii="Arial" w:hAnsi="Arial" w:cs="Arial"/>
+        </w:rPr>
+        <w:t xml:space="preserve">[10] sqlalchemy.org: </w:t>
+      </w:r>
+      <w:r>
+        <w:rPr>
+          <w:rFonts w:ascii="Arial" w:hAnsi="Arial" w:cs="Arial"/>
+        </w:rPr>
+        <w:t>The Python SQL Toolkit and Object Relational Mapper-https://www.sqlalchemy.org/</w:t>
+      </w:r>
+      <w:r>
+        <w:rPr>
+          <w:rFonts w:ascii="Arial" w:hAnsi="Arial" w:cs="Arial"/>
+        </w:rPr>
+        <w:t xml:space="preserve"> (2026. 06. 27.)</w:t>
+      </w:r>
+    </w:p>
+    <w:p>
+      <w:pPr>
+        <w:spacing w:line="360" w:lineRule="auto"/>
+        <w:rPr>
+          <w:rFonts w:ascii="Arial" w:hAnsi="Arial" w:cs="Arial"/>
+        </w:rPr>
+      </w:pPr>
+      <w:r>
+        <w:rPr>
+          <w:rFonts w:ascii="Arial" w:hAnsi="Arial" w:cs="Arial"/>
+        </w:rPr>
+        <w:t>[11] api-docs.deepseek.com: Your First API Call-</w:t>
+      </w:r>
+      <w:r>
+        <w:rPr>
+          <w:rFonts w:ascii="Arial" w:hAnsi="Arial" w:cs="Arial"/>
+        </w:rPr>
+        <w:t>https://api-docs.deepseek.com/</w:t>
+      </w:r>
+    </w:p>
+    <w:p>
+      <w:pPr>
+        <w:spacing w:line="360" w:lineRule="auto"/>
+        <w:rPr>
+          <w:rFonts w:ascii="Arial" w:hAnsi="Arial" w:cs="Arial"/>
+        </w:rPr>
+      </w:pPr>
+      <w:r>
+        <w:rPr>
+          <w:rFonts w:ascii="Arial" w:hAnsi="Arial" w:cs="Arial"/>
+        </w:rPr>
+        <w:t>[12] api-docs.deepseek.com: JSON output-</w:t>
+      </w:r>
+      <w:r>
+        <w:rPr>
+          <w:rFonts w:ascii="Arial" w:hAnsi="Arial" w:cs="Arial"/>
+        </w:rPr>
+        <w:t>https://api-docs.deepseek.com/guides/json_mode</w:t>
+      </w:r>
+    </w:p>
+    <w:p>
+      <w:pPr>
+        <w:spacing w:line="360" w:lineRule="auto"/>
+        <w:rPr>
+          <w:rFonts w:ascii="Arial" w:hAnsi="Arial" w:cs="Arial"/>
+        </w:rPr>
+      </w:pPr>
+      <w:r>
+        <w:rPr>
+          <w:rFonts w:ascii="Arial" w:hAnsi="Arial" w:cs="Arial"/>
+        </w:rPr>
+        <w:t>[13] ollama.com: Ollama documentation-</w:t>
+      </w:r>
+      <w:r>
+        <w:rPr>
+          <w:rFonts w:ascii="Arial" w:hAnsi="Arial" w:cs="Arial"/>
+        </w:rPr>
+        <w:t>https://docs.ollama.com/</w:t>
+      </w:r>
+    </w:p>
+    <w:p>
+      <w:pPr>
+        <w:spacing w:line="360" w:lineRule="auto"/>
+        <w:rPr>
+          <w:rFonts w:ascii="Arial" w:hAnsi="Arial" w:cs="Arial"/>
+        </w:rPr>
+      </w:pPr>
+      <w:r>
+        <w:rPr>
+          <w:rFonts w:ascii="Arial" w:hAnsi="Arial" w:cs="Arial"/>
+        </w:rPr>
+        <w:t xml:space="preserve">[14] </w:t>
+      </w:r>
+      <w:r>
+        <w:rPr>
+          <w:rFonts w:ascii="Arial" w:hAnsi="Arial" w:cs="Arial"/>
+        </w:rPr>
+        <w:t>nominatim.org: Nominatim 5.3.2 manual-</w:t>
+      </w:r>
+      <w:r>
+        <w:rPr>
+          <w:rFonts w:ascii="Arial" w:hAnsi="Arial" w:cs="Arial"/>
+        </w:rPr>
+        <w:t>https://nominatim.org/release-docs/latest/</w:t>
+      </w:r>
+      <w:r>
+        <w:rPr>
+          <w:rFonts w:ascii="Arial" w:hAnsi="Arial" w:cs="Arial"/>
+        </w:rPr>
+        <w:t xml:space="preserve"> </w:t>
+      </w:r>
+    </w:p>
+    <w:p>
+      <w:pPr>
+        <w:spacing w:line="360" w:lineRule="auto"/>
+        <w:rPr>
+          <w:rFonts w:ascii="Arial" w:hAnsi="Arial" w:cs="Arial"/>
+        </w:rPr>
+      </w:pPr>
+      <w:r>
+        <w:rPr>
+          <w:rFonts w:ascii="Arial" w:hAnsi="Arial" w:cs="Arial"/>
+        </w:rPr>
+        <w:t xml:space="preserve">[15] </w:t>
+      </w:r>
+      <w:r>
+        <w:rPr>
+          <w:rFonts w:ascii="Arial" w:hAnsi="Arial" w:cs="Arial"/>
+        </w:rPr>
+        <w:t xml:space="preserve">developers.google.com: </w:t>
+      </w:r>
+      <w:r>
+        <w:rPr>
+          <w:rFonts w:ascii="Arial" w:hAnsi="Arial" w:cs="Arial"/>
+        </w:rPr>
+        <w:t>Using OAuth 2.0 to Access Google APIs</w:t>
       </w:r>
       <w:r>
         <w:rPr>
@@ -12194,429 +14544,27 @@
         <w:rPr>
           <w:rFonts w:ascii="Arial" w:hAnsi="Arial" w:cs="Arial"/>
         </w:rPr>
-        <w:t>https://developer.mozilla.org/en-US/docs/Web/CSS</w:t>
-      </w:r>
-      <w:r>
-        <w:rPr>
-          <w:rFonts w:ascii="Arial" w:hAnsi="Arial" w:cs="Arial"/>
-        </w:rPr>
-        <w:t xml:space="preserve"> (202</w:t>
-      </w:r>
-      <w:r>
-        <w:rPr>
-          <w:rFonts w:ascii="Arial" w:hAnsi="Arial" w:cs="Arial"/>
-        </w:rPr>
-        <w:t>5</w:t>
-      </w:r>
-      <w:r>
-        <w:rPr>
-          <w:rFonts w:ascii="Arial" w:hAnsi="Arial" w:cs="Arial"/>
-        </w:rPr>
-        <w:t xml:space="preserve">. </w:t>
-      </w:r>
-      <w:r>
-        <w:rPr>
-          <w:rFonts w:ascii="Arial" w:hAnsi="Arial" w:cs="Arial"/>
-        </w:rPr>
-        <w:t>12</w:t>
-      </w:r>
-      <w:r>
-        <w:rPr>
-          <w:rFonts w:ascii="Arial" w:hAnsi="Arial" w:cs="Arial"/>
-        </w:rPr>
-        <w:t xml:space="preserve">. </w:t>
-      </w:r>
-      <w:r>
-        <w:rPr>
-          <w:rFonts w:ascii="Arial" w:hAnsi="Arial" w:cs="Arial"/>
-        </w:rPr>
-        <w:t>29</w:t>
-      </w:r>
-      <w:r>
-        <w:rPr>
-          <w:rFonts w:ascii="Arial" w:hAnsi="Arial" w:cs="Arial"/>
-        </w:rPr>
-        <w:t>.)</w:t>
-      </w:r>
-    </w:p>
-    <w:p>
-      <w:pPr>
-        <w:spacing w:line="360" w:lineRule="auto"/>
-        <w:rPr>
-          <w:rFonts w:ascii="Arial" w:hAnsi="Arial" w:cs="Arial"/>
-        </w:rPr>
-      </w:pPr>
-      <w:r>
-        <w:rPr>
-          <w:rFonts w:ascii="Arial" w:hAnsi="Arial" w:cs="Arial"/>
-        </w:rPr>
-        <w:t>[3] developer.modzilla.org: JavaScript-</w:t>
-      </w:r>
-      <w:r>
-        <w:rPr>
-          <w:rFonts w:ascii="Arial" w:hAnsi="Arial" w:cs="Arial"/>
-        </w:rPr>
-        <w:t>https://developer.mozilla.org/en-US/docs/Web/JavaScript</w:t>
-      </w:r>
-      <w:r>
-        <w:rPr>
-          <w:rFonts w:ascii="Arial" w:hAnsi="Arial" w:cs="Arial"/>
-        </w:rPr>
-        <w:t xml:space="preserve"> (2026. 0</w:t>
-      </w:r>
-      <w:r>
-        <w:rPr>
-          <w:rFonts w:ascii="Arial" w:hAnsi="Arial" w:cs="Arial"/>
-        </w:rPr>
-        <w:t>5</w:t>
-      </w:r>
-      <w:r>
-        <w:rPr>
-          <w:rFonts w:ascii="Arial" w:hAnsi="Arial" w:cs="Arial"/>
-        </w:rPr>
-        <w:t xml:space="preserve">. </w:t>
-      </w:r>
-      <w:r>
-        <w:rPr>
-          <w:rFonts w:ascii="Arial" w:hAnsi="Arial" w:cs="Arial"/>
-        </w:rPr>
-        <w:t>22</w:t>
-      </w:r>
-      <w:r>
-        <w:rPr>
-          <w:rFonts w:ascii="Arial" w:hAnsi="Arial" w:cs="Arial"/>
-        </w:rPr>
-        <w:t>.)</w:t>
-      </w:r>
-    </w:p>
-    <w:p>
-      <w:pPr>
-        <w:spacing w:line="360" w:lineRule="auto"/>
-        <w:rPr>
-          <w:rFonts w:ascii="Arial" w:hAnsi="Arial" w:cs="Arial"/>
-        </w:rPr>
-      </w:pPr>
-      <w:r>
-        <w:rPr>
-          <w:rFonts w:ascii="Arial" w:hAnsi="Arial" w:cs="Arial"/>
-        </w:rPr>
-        <w:t xml:space="preserve">[4] </w:t>
-      </w:r>
-      <w:r>
-        <w:rPr>
-          <w:rFonts w:ascii="Arial" w:hAnsi="Arial" w:cs="Arial"/>
-        </w:rPr>
-        <w:t>Mark Lutz: Learning Python – O'Reilly Media, Sebastopol, 2013</w:t>
-      </w:r>
-    </w:p>
-    <w:p>
-      <w:pPr>
-        <w:spacing w:line="360" w:lineRule="auto"/>
-        <w:rPr>
-          <w:rFonts w:ascii="Arial" w:hAnsi="Arial" w:cs="Arial"/>
-        </w:rPr>
-      </w:pPr>
-      <w:r>
-        <w:rPr>
-          <w:rFonts w:ascii="Arial" w:hAnsi="Arial" w:cs="Arial"/>
-        </w:rPr>
-        <w:t xml:space="preserve">[5] </w:t>
-      </w:r>
-      <w:r>
-        <w:rPr>
-          <w:rFonts w:ascii="Arial" w:hAnsi="Arial" w:cs="Arial"/>
-        </w:rPr>
-        <w:t>Jon Duckett: HTML and CSS: Design and Build Websites – Wiley, Indianapolis, 2011</w:t>
-      </w:r>
-    </w:p>
-    <w:p>
-      <w:pPr>
-        <w:spacing w:line="360" w:lineRule="auto"/>
-        <w:rPr>
-          <w:rFonts w:ascii="Arial" w:hAnsi="Arial" w:cs="Arial"/>
-        </w:rPr>
-      </w:pPr>
-      <w:r>
-        <w:rPr>
-          <w:rFonts w:ascii="Arial" w:hAnsi="Arial" w:cs="Arial"/>
-        </w:rPr>
-        <w:t>[6] leafletjs.com: Leaflet-</w:t>
-      </w:r>
-      <w:r>
-        <w:rPr>
-          <w:rFonts w:ascii="Arial" w:hAnsi="Arial" w:cs="Arial"/>
-        </w:rPr>
-        <w:t>https://leafletjs.com/</w:t>
-      </w:r>
-      <w:r>
-        <w:rPr>
-          <w:rFonts w:ascii="Arial" w:hAnsi="Arial" w:cs="Arial"/>
-        </w:rPr>
-        <w:t xml:space="preserve"> (202</w:t>
-      </w:r>
-      <w:r>
-        <w:rPr>
-          <w:rFonts w:ascii="Arial" w:hAnsi="Arial" w:cs="Arial"/>
-        </w:rPr>
-        <w:t>5</w:t>
-      </w:r>
-      <w:r>
-        <w:rPr>
-          <w:rFonts w:ascii="Arial" w:hAnsi="Arial" w:cs="Arial"/>
-        </w:rPr>
-        <w:t>. 0</w:t>
-      </w:r>
-      <w:r>
-        <w:rPr>
-          <w:rFonts w:ascii="Arial" w:hAnsi="Arial" w:cs="Arial"/>
-        </w:rPr>
-        <w:t>8</w:t>
-      </w:r>
-      <w:r>
-        <w:rPr>
-          <w:rFonts w:ascii="Arial" w:hAnsi="Arial" w:cs="Arial"/>
-        </w:rPr>
-        <w:t xml:space="preserve">. </w:t>
-      </w:r>
-      <w:r>
-        <w:rPr>
-          <w:rFonts w:ascii="Arial" w:hAnsi="Arial" w:cs="Arial"/>
-        </w:rPr>
-        <w:t>16</w:t>
-      </w:r>
-      <w:r>
-        <w:rPr>
-          <w:rFonts w:ascii="Arial" w:hAnsi="Arial" w:cs="Arial"/>
-        </w:rPr>
-        <w:t>.)</w:t>
-      </w:r>
-    </w:p>
-    <w:p>
-      <w:pPr>
-        <w:spacing w:line="360" w:lineRule="auto"/>
-        <w:rPr>
-          <w:rFonts w:ascii="Arial" w:hAnsi="Arial" w:cs="Arial"/>
-        </w:rPr>
-      </w:pPr>
-      <w:r>
-        <w:rPr>
-          <w:rFonts w:ascii="Arial" w:hAnsi="Arial" w:cs="Arial"/>
-        </w:rPr>
-        <w:t xml:space="preserve">[7] </w:t>
-      </w:r>
-      <w:r>
-        <w:rPr>
-          <w:rFonts w:ascii="Arial" w:hAnsi="Arial" w:cs="Arial"/>
-        </w:rPr>
-        <w:t>python.org: Python docs-</w:t>
-      </w:r>
-      <w:r>
-        <w:rPr>
-          <w:rFonts w:ascii="Arial" w:hAnsi="Arial" w:cs="Arial"/>
-        </w:rPr>
-        <w:t>https://docs.python.org/3/</w:t>
-      </w:r>
-      <w:r>
-        <w:rPr>
-          <w:rFonts w:ascii="Arial" w:hAnsi="Arial" w:cs="Arial"/>
-        </w:rPr>
-        <w:t xml:space="preserve"> (2026. 07. 16)</w:t>
-      </w:r>
-    </w:p>
-    <w:p>
-      <w:pPr>
-        <w:spacing w:line="360" w:lineRule="auto"/>
-        <w:rPr>
-          <w:rFonts w:ascii="Arial" w:hAnsi="Arial" w:cs="Arial"/>
-        </w:rPr>
-      </w:pPr>
-      <w:r>
-        <w:rPr>
-          <w:rFonts w:ascii="Arial" w:hAnsi="Arial" w:cs="Arial"/>
-        </w:rPr>
-        <w:t>[8] fastapi.tiangolo.com: FastAPI-</w:t>
-      </w:r>
-      <w:r>
-        <w:rPr>
-          <w:rFonts w:ascii="Arial" w:hAnsi="Arial" w:cs="Arial"/>
-        </w:rPr>
-        <w:t>https://fastapi.tiangolo.com/</w:t>
-      </w:r>
-    </w:p>
-    <w:p>
-      <w:pPr>
-        <w:spacing w:line="360" w:lineRule="auto"/>
-        <w:rPr>
-          <w:rFonts w:ascii="Arial" w:hAnsi="Arial" w:cs="Arial"/>
-        </w:rPr>
-      </w:pPr>
-      <w:r>
-        <w:rPr>
-          <w:rFonts w:ascii="Arial" w:hAnsi="Arial" w:cs="Arial"/>
-        </w:rPr>
-        <w:t xml:space="preserve">[9] </w:t>
-      </w:r>
-      <w:r>
-        <w:rPr>
-          <w:rFonts w:ascii="Arial" w:hAnsi="Arial" w:cs="Arial"/>
-        </w:rPr>
-        <w:t>postgresql.org: Documentation-</w:t>
-      </w:r>
-      <w:r>
-        <w:rPr>
-          <w:rFonts w:ascii="Arial" w:hAnsi="Arial" w:cs="Arial"/>
-        </w:rPr>
-        <w:t>https://www.postgresql.org/docs/</w:t>
-      </w:r>
-      <w:r>
-        <w:rPr>
-          <w:rFonts w:ascii="Arial" w:hAnsi="Arial" w:cs="Arial"/>
-        </w:rPr>
-        <w:t xml:space="preserve"> (2026. 06. 04.)</w:t>
-      </w:r>
-    </w:p>
-    <w:p>
-      <w:pPr>
-        <w:spacing w:line="360" w:lineRule="auto"/>
-        <w:rPr>
-          <w:rFonts w:ascii="Arial" w:hAnsi="Arial" w:cs="Arial"/>
-        </w:rPr>
-      </w:pPr>
-      <w:r>
-        <w:rPr>
-          <w:rFonts w:ascii="Arial" w:hAnsi="Arial" w:cs="Arial"/>
-        </w:rPr>
-        <w:t xml:space="preserve">[10] sqlalchemy.org: </w:t>
-      </w:r>
-      <w:r>
-        <w:rPr>
-          <w:rFonts w:ascii="Arial" w:hAnsi="Arial" w:cs="Arial"/>
-        </w:rPr>
-        <w:t>The Python SQL Toolkit and Object Relational Mapper-https://www.sqlalchemy.org/</w:t>
-      </w:r>
-      <w:r>
-        <w:rPr>
-          <w:rFonts w:ascii="Arial" w:hAnsi="Arial" w:cs="Arial"/>
-        </w:rPr>
-        <w:t xml:space="preserve"> (2026. 06. 27.)</w:t>
-      </w:r>
-    </w:p>
-    <w:p>
-      <w:pPr>
-        <w:spacing w:line="360" w:lineRule="auto"/>
-        <w:rPr>
-          <w:rFonts w:ascii="Arial" w:hAnsi="Arial" w:cs="Arial"/>
-        </w:rPr>
-      </w:pPr>
-      <w:r>
-        <w:rPr>
-          <w:rFonts w:ascii="Arial" w:hAnsi="Arial" w:cs="Arial"/>
-        </w:rPr>
-        <w:t>[11] api-docs.deepseek.com: Your First API Call-</w:t>
-      </w:r>
-      <w:r>
-        <w:rPr>
-          <w:rFonts w:ascii="Arial" w:hAnsi="Arial" w:cs="Arial"/>
-        </w:rPr>
-        <w:t>https://api-docs.deepseek.com/</w:t>
-      </w:r>
-    </w:p>
-    <w:p>
-      <w:pPr>
-        <w:spacing w:line="360" w:lineRule="auto"/>
-        <w:rPr>
-          <w:rFonts w:ascii="Arial" w:hAnsi="Arial" w:cs="Arial"/>
-        </w:rPr>
-      </w:pPr>
-      <w:r>
-        <w:rPr>
-          <w:rFonts w:ascii="Arial" w:hAnsi="Arial" w:cs="Arial"/>
-        </w:rPr>
-        <w:t>[12] api-docs.deepseek.com: JSON output-</w:t>
-      </w:r>
-      <w:r>
-        <w:rPr>
-          <w:rFonts w:ascii="Arial" w:hAnsi="Arial" w:cs="Arial"/>
-        </w:rPr>
-        <w:t>https://api-docs.deepseek.com/guides/json_mode</w:t>
-      </w:r>
-    </w:p>
-    <w:p>
-      <w:pPr>
-        <w:spacing w:line="360" w:lineRule="auto"/>
-        <w:rPr>
-          <w:rFonts w:ascii="Arial" w:hAnsi="Arial" w:cs="Arial"/>
-        </w:rPr>
-      </w:pPr>
-      <w:r>
-        <w:rPr>
-          <w:rFonts w:ascii="Arial" w:hAnsi="Arial" w:cs="Arial"/>
-        </w:rPr>
-        <w:t>[13] ollama.com: Ollama documentation-</w:t>
-      </w:r>
-      <w:r>
-        <w:rPr>
-          <w:rFonts w:ascii="Arial" w:hAnsi="Arial" w:cs="Arial"/>
-        </w:rPr>
-        <w:t>https://docs.ollama.com/</w:t>
-      </w:r>
-    </w:p>
-    <w:p>
-      <w:pPr>
-        <w:spacing w:line="360" w:lineRule="auto"/>
-        <w:rPr>
-          <w:rFonts w:ascii="Arial" w:hAnsi="Arial" w:cs="Arial"/>
-        </w:rPr>
-      </w:pPr>
-      <w:r>
-        <w:rPr>
-          <w:rFonts w:ascii="Arial" w:hAnsi="Arial" w:cs="Arial"/>
-        </w:rPr>
-        <w:t xml:space="preserve">[14] </w:t>
-      </w:r>
-      <w:r>
-        <w:rPr>
-          <w:rFonts w:ascii="Arial" w:hAnsi="Arial" w:cs="Arial"/>
-        </w:rPr>
-        <w:t>nominatim.org: Nominatim 5.3.2 manual-</w:t>
-      </w:r>
-      <w:r>
-        <w:rPr>
-          <w:rFonts w:ascii="Arial" w:hAnsi="Arial" w:cs="Arial"/>
-        </w:rPr>
-        <w:t>https://nominatim.org/release-docs/latest/</w:t>
-      </w:r>
-      <w:r>
-        <w:rPr>
-          <w:rFonts w:ascii="Arial" w:hAnsi="Arial" w:cs="Arial"/>
-        </w:rPr>
-        <w:t xml:space="preserve"> </w:t>
-      </w:r>
-    </w:p>
-    <w:p>
-      <w:pPr>
-        <w:spacing w:line="360" w:lineRule="auto"/>
-        <w:rPr>
-          <w:rFonts w:ascii="Arial" w:hAnsi="Arial" w:cs="Arial"/>
-        </w:rPr>
-      </w:pPr>
-      <w:r>
-        <w:rPr>
-          <w:rFonts w:ascii="Arial" w:hAnsi="Arial" w:cs="Arial"/>
-        </w:rPr>
-        <w:t xml:space="preserve">[15] </w:t>
-      </w:r>
-      <w:r>
-        <w:rPr>
-          <w:rFonts w:ascii="Arial" w:hAnsi="Arial" w:cs="Arial"/>
-        </w:rPr>
-        <w:t xml:space="preserve">developers.google.com: </w:t>
-      </w:r>
-      <w:r>
-        <w:rPr>
-          <w:rFonts w:ascii="Arial" w:hAnsi="Arial" w:cs="Arial"/>
-        </w:rPr>
-        <w:t>Using OAuth 2.0 to Access Google APIs</w:t>
+        <w:t>https://developers.google.com/identity/protocols/oauth2</w:t>
+      </w:r>
+    </w:p>
+    <w:p>
+      <w:pPr>
+        <w:spacing w:line="360" w:lineRule="auto"/>
+        <w:rPr>
+          <w:rFonts w:ascii="Arial" w:hAnsi="Arial" w:cs="Arial"/>
+        </w:rPr>
+      </w:pPr>
+      <w:r>
+        <w:rPr>
+          <w:rFonts w:ascii="Arial" w:hAnsi="Arial" w:cs="Arial"/>
+        </w:rPr>
+        <w:t xml:space="preserve">[16] docs.pytest.org: </w:t>
+      </w:r>
+      <w:r>
+        <w:rPr>
+          <w:rFonts w:ascii="Arial" w:hAnsi="Arial" w:cs="Arial"/>
+        </w:rPr>
+        <w:t>pytest: helps you write better programs</w:t>
       </w:r>
       <w:r>
         <w:rPr>
@@ -12628,38 +14576,6 @@
         <w:rPr>
           <w:rFonts w:ascii="Arial" w:hAnsi="Arial" w:cs="Arial"/>
         </w:rPr>
-        <w:t>https://developers.google.com/identity/protocols/oauth2</w:t>
-      </w:r>
-    </w:p>
-    <w:p>
-      <w:pPr>
-        <w:spacing w:line="360" w:lineRule="auto"/>
-        <w:rPr>
-          <w:rFonts w:ascii="Arial" w:hAnsi="Arial" w:cs="Arial"/>
-        </w:rPr>
-      </w:pPr>
-      <w:r>
-        <w:rPr>
-          <w:rFonts w:ascii="Arial" w:hAnsi="Arial" w:cs="Arial"/>
-        </w:rPr>
-        <w:t xml:space="preserve">[16] docs.pytest.org: </w:t>
-      </w:r>
-      <w:r>
-        <w:rPr>
-          <w:rFonts w:ascii="Arial" w:hAnsi="Arial" w:cs="Arial"/>
-        </w:rPr>
-        <w:t>pytest: helps you write better programs</w:t>
-      </w:r>
-      <w:r>
-        <w:rPr>
-          <w:rFonts w:ascii="Arial" w:hAnsi="Arial" w:cs="Arial"/>
-        </w:rPr>
-        <w:t>-</w:t>
-      </w:r>
-      <w:r>
-        <w:rPr>
-          <w:rFonts w:ascii="Arial" w:hAnsi="Arial" w:cs="Arial"/>
-        </w:rPr>
         <w:t>https://docs.pytest.org/en/stable/index.html</w:t>
       </w:r>
     </w:p>
@@ -12720,53 +14636,53 @@
         <w:rPr>
           <w:rFonts w:ascii="Arial" w:hAnsi="Arial" w:cs="Arial"/>
         </w:rPr>
+        <w:t xml:space="preserve">[19] </w:t>
+      </w:r>
+      <w:r>
+        <w:rPr>
+          <w:rFonts w:ascii="Arial" w:hAnsi="Arial" w:cs="Arial"/>
+        </w:rPr>
+        <w:t>coolify.io: Coolify-</w:t>
+      </w:r>
+      <w:r>
+        <w:rPr>
+          <w:rFonts w:ascii="Arial" w:hAnsi="Arial" w:cs="Arial"/>
+        </w:rPr>
+        <w:t>https://coolify.io/docs</w:t>
+      </w:r>
+    </w:p>
+    <w:p>
+      <w:pPr>
+        <w:spacing w:line="360" w:lineRule="auto"/>
+        <w:rPr>
+          <w:rFonts w:ascii="Arial" w:hAnsi="Arial" w:cs="Arial"/>
+        </w:rPr>
+      </w:pPr>
+      <w:r>
+        <w:rPr>
+          <w:rFonts w:ascii="Arial" w:hAnsi="Arial" w:cs="Arial"/>
+        </w:rPr>
+        <w:t>[20] docs.docker.com: Docker Compose-</w:t>
+      </w:r>
+      <w:r>
+        <w:rPr>
+          <w:rFonts w:ascii="Arial" w:hAnsi="Arial" w:cs="Arial"/>
+        </w:rPr>
+        <w:t>https://docs.docker.com/compose/</w:t>
+      </w:r>
+    </w:p>
+    <w:p>
+      <w:pPr>
+        <w:spacing w:line="360" w:lineRule="auto"/>
+        <w:rPr>
+          <w:rFonts w:ascii="Arial" w:hAnsi="Arial" w:cs="Arial"/>
+        </w:rPr>
+      </w:pPr>
+      <w:r>
+        <w:rPr>
+          <w:rFonts w:ascii="Arial" w:hAnsi="Arial" w:cs="Arial"/>
+        </w:rPr>
         <w:lastRenderedPageBreak/>
-        <w:t xml:space="preserve">[19] </w:t>
-      </w:r>
-      <w:r>
-        <w:rPr>
-          <w:rFonts w:ascii="Arial" w:hAnsi="Arial" w:cs="Arial"/>
-        </w:rPr>
-        <w:t>coolify.io: Coolify-</w:t>
-      </w:r>
-      <w:r>
-        <w:rPr>
-          <w:rFonts w:ascii="Arial" w:hAnsi="Arial" w:cs="Arial"/>
-        </w:rPr>
-        <w:t>https://coolify.io/docs</w:t>
-      </w:r>
-    </w:p>
-    <w:p>
-      <w:pPr>
-        <w:spacing w:line="360" w:lineRule="auto"/>
-        <w:rPr>
-          <w:rFonts w:ascii="Arial" w:hAnsi="Arial" w:cs="Arial"/>
-        </w:rPr>
-      </w:pPr>
-      <w:r>
-        <w:rPr>
-          <w:rFonts w:ascii="Arial" w:hAnsi="Arial" w:cs="Arial"/>
-        </w:rPr>
-        <w:t>[20] docs.docker.com: Docker Compose-</w:t>
-      </w:r>
-      <w:r>
-        <w:rPr>
-          <w:rFonts w:ascii="Arial" w:hAnsi="Arial" w:cs="Arial"/>
-        </w:rPr>
-        <w:t>https://docs.docker.com/compose/</w:t>
-      </w:r>
-    </w:p>
-    <w:p>
-      <w:pPr>
-        <w:spacing w:line="360" w:lineRule="auto"/>
-        <w:rPr>
-          <w:rFonts w:ascii="Arial" w:hAnsi="Arial" w:cs="Arial"/>
-        </w:rPr>
-      </w:pPr>
-      <w:r>
-        <w:rPr>
-          <w:rFonts w:ascii="Arial" w:hAnsi="Arial" w:cs="Arial"/>
-        </w:rPr>
         <w:t xml:space="preserve">[21] </w:t>
       </w:r>
       <w:hyperlink r:id="rId13" w:history="1">
@@ -12816,19 +14732,7 @@
         <w:rPr>
           <w:rFonts w:ascii="Arial" w:hAnsi="Arial" w:cs="Arial"/>
         </w:rPr>
-        <w:t>Get started with GitHub documentation</w:t>
-      </w:r>
-      <w:r>
-        <w:rPr>
-          <w:rFonts w:ascii="Arial" w:hAnsi="Arial" w:cs="Arial"/>
-        </w:rPr>
-        <w:t>-</w:t>
-      </w:r>
-      <w:r>
-        <w:rPr>
-          <w:rFonts w:ascii="Arial" w:hAnsi="Arial" w:cs="Arial"/>
-        </w:rPr>
-        <w:t>https://docs.github.com/en/get-started</w:t>
+        <w:t>Get started with GitHub documentation-https://docs.github.com/en/get-started</w:t>
       </w:r>
     </w:p>
     <w:p>

--- a/szakdolgozat.docx
+++ b/szakdolgozat.docx
@@ -2637,7 +2637,7 @@
           <w:noProof/>
         </w:rPr>
         <w:drawing>
-          <wp:inline distT="0" distB="0" distL="0" distR="0" wp14:anchorId="2B56FBAB" wp14:editId="1D5CDC35">
+          <wp:inline distT="0" distB="0" distL="0" distR="0" wp14:anchorId="2B56FBAB" wp14:editId="06549E93">
             <wp:extent cx="5760720" cy="3867785"/>
             <wp:effectExtent l="0" t="0" r="0" b="0"/>
             <wp:docPr id="1970030540" name="Picture 1"/>
@@ -6763,7 +6763,7 @@
         </w:rPr>
         <w:lastRenderedPageBreak/>
         <w:drawing>
-          <wp:inline distT="0" distB="0" distL="0" distR="0" wp14:anchorId="28BD969F" wp14:editId="70D10294">
+          <wp:inline distT="0" distB="0" distL="0" distR="0" wp14:anchorId="28BD969F" wp14:editId="692688A2">
             <wp:extent cx="5760720" cy="3240405"/>
             <wp:effectExtent l="0" t="0" r="0" b="0"/>
             <wp:docPr id="1304297483" name="Picture 8"/>
@@ -6916,7 +6916,7 @@
           <w:noProof/>
         </w:rPr>
         <w:drawing>
-          <wp:inline distT="0" distB="0" distL="0" distR="0" wp14:anchorId="1B0EC6B4" wp14:editId="3D07D707">
+          <wp:inline distT="0" distB="0" distL="0" distR="0" wp14:anchorId="1B0EC6B4" wp14:editId="7096ED9D">
             <wp:extent cx="5760720" cy="3240405"/>
             <wp:effectExtent l="0" t="0" r="0" b="0"/>
             <wp:docPr id="1302079082" name="Picture 9"/>
@@ -6962,27 +6962,14 @@
       <w:pPr>
         <w:pStyle w:val="Caption"/>
       </w:pPr>
-      <w:r>
-        <w:fldChar w:fldCharType="begin"/>
-      </w:r>
-      <w:r>
-        <w:instrText xml:space="preserve"> SEQ ábra \* ARABIC </w:instrText>
-      </w:r>
-      <w:r>
-        <w:fldChar w:fldCharType="separate"/>
-      </w:r>
-      <w:r>
-        <w:rPr>
-          <w:noProof/>
-        </w:rPr>
-        <w:t>5</w:t>
-      </w:r>
-      <w:r>
-        <w:rPr>
-          <w:noProof/>
-        </w:rPr>
-        <w:fldChar w:fldCharType="end"/>
-      </w:r>
+      <w:fldSimple w:instr=" SEQ ábra \* ARABIC ">
+        <w:r>
+          <w:rPr>
+            <w:noProof/>
+          </w:rPr>
+          <w:t>5</w:t>
+        </w:r>
+      </w:fldSimple>
       <w:r>
         <w:t>. ábra: Meglátogatott helyek oldal</w:t>
       </w:r>
@@ -7011,7 +6998,7 @@
         </w:rPr>
         <w:lastRenderedPageBreak/>
         <w:drawing>
-          <wp:inline distT="0" distB="0" distL="0" distR="0" wp14:anchorId="43FD0357" wp14:editId="747163A0">
+          <wp:inline distT="0" distB="0" distL="0" distR="0" wp14:anchorId="43FD0357" wp14:editId="2B5ED826">
             <wp:extent cx="5760720" cy="3240405"/>
             <wp:effectExtent l="0" t="0" r="0" b="0"/>
             <wp:docPr id="179788065" name="Picture 10"/>
@@ -7057,69 +7044,56 @@
       <w:pPr>
         <w:pStyle w:val="Caption"/>
       </w:pPr>
-      <w:r>
-        <w:fldChar w:fldCharType="begin"/>
-      </w:r>
-      <w:r>
-        <w:instrText xml:space="preserve"> SEQ ábra \* ARABIC </w:instrText>
-      </w:r>
-      <w:r>
-        <w:fldChar w:fldCharType="separate"/>
-      </w:r>
-      <w:r>
-        <w:rPr>
+      <w:fldSimple w:instr=" SEQ ábra \* ARABIC ">
+        <w:r>
+          <w:rPr>
+            <w:noProof/>
+          </w:rPr>
+          <w:t>6</w:t>
+        </w:r>
+      </w:fldSimple>
+      <w:r>
+        <w:t>. ábra: Meglátogatott hely hozzáadása oldal</w:t>
+      </w:r>
+    </w:p>
+    <w:p>
+      <w:pPr>
+        <w:jc w:val="both"/>
+        <w:rPr>
+          <w:rFonts w:ascii="Arial" w:hAnsi="Arial" w:cs="Arial"/>
+        </w:rPr>
+      </w:pPr>
+      <w:r>
+        <w:rPr>
+          <w:rFonts w:ascii="Arial" w:hAnsi="Arial" w:cs="Arial"/>
+        </w:rPr>
+        <w:t xml:space="preserve">A 6. ábrán a sorban következő fontos menüpont, a meglátogatott hely hozzáadása oldal látható. </w:t>
+      </w:r>
+      <w:r>
+        <w:rPr>
+          <w:rFonts w:ascii="Arial" w:hAnsi="Arial" w:cs="Arial"/>
+        </w:rPr>
+        <w:t xml:space="preserve">Itt fontosnak tartottam, </w:t>
+      </w:r>
+      <w:r>
+        <w:rPr>
+          <w:rFonts w:ascii="Arial" w:hAnsi="Arial" w:cs="Arial"/>
+        </w:rPr>
+        <w:t>hogy az oldal a látogatással kapcsolatos valamennyi lényeges információt bekérje a felhasználótól, ugyanakkor továbbra is megőrizze az átláthatóságát.</w:t>
+      </w:r>
+    </w:p>
+    <w:p>
+      <w:pPr>
+        <w:keepNext/>
+        <w:jc w:val="both"/>
+      </w:pPr>
+      <w:r>
+        <w:rPr>
+          <w:rFonts w:ascii="Arial" w:hAnsi="Arial" w:cs="Arial"/>
           <w:noProof/>
         </w:rPr>
-        <w:t>6</w:t>
-      </w:r>
-      <w:r>
-        <w:rPr>
-          <w:noProof/>
-        </w:rPr>
-        <w:fldChar w:fldCharType="end"/>
-      </w:r>
-      <w:r>
-        <w:t>. ábra: Meglátogatott hely hozzáadása oldal</w:t>
-      </w:r>
-    </w:p>
-    <w:p>
-      <w:pPr>
-        <w:jc w:val="both"/>
-        <w:rPr>
-          <w:rFonts w:ascii="Arial" w:hAnsi="Arial" w:cs="Arial"/>
-        </w:rPr>
-      </w:pPr>
-      <w:r>
-        <w:rPr>
-          <w:rFonts w:ascii="Arial" w:hAnsi="Arial" w:cs="Arial"/>
-        </w:rPr>
-        <w:t xml:space="preserve">A 6. ábrán a sorban következő fontos menüpont, a meglátogatott hely hozzáadása oldal látható. </w:t>
-      </w:r>
-      <w:r>
-        <w:rPr>
-          <w:rFonts w:ascii="Arial" w:hAnsi="Arial" w:cs="Arial"/>
-        </w:rPr>
-        <w:t xml:space="preserve">Itt fontosnak tartottam, </w:t>
-      </w:r>
-      <w:r>
-        <w:rPr>
-          <w:rFonts w:ascii="Arial" w:hAnsi="Arial" w:cs="Arial"/>
-        </w:rPr>
-        <w:t>hogy az oldal a látogatással kapcsolatos valamennyi lényeges információt bekérje a felhasználótól, ugyanakkor továbbra is megőrizze az átláthatóságát.</w:t>
-      </w:r>
-    </w:p>
-    <w:p>
-      <w:pPr>
-        <w:keepNext/>
-        <w:jc w:val="both"/>
-      </w:pPr>
-      <w:r>
-        <w:rPr>
-          <w:rFonts w:ascii="Arial" w:hAnsi="Arial" w:cs="Arial"/>
-          <w:noProof/>
-        </w:rPr>
         <w:drawing>
-          <wp:inline distT="0" distB="0" distL="0" distR="0" wp14:anchorId="0E4634B2" wp14:editId="330F7E69">
+          <wp:inline distT="0" distB="0" distL="0" distR="0" wp14:anchorId="0E4634B2" wp14:editId="7AF886F8">
             <wp:extent cx="5760720" cy="3240405"/>
             <wp:effectExtent l="0" t="0" r="0" b="0"/>
             <wp:docPr id="1198935811" name="Picture 11"/>
@@ -7227,7 +7201,7 @@
         </w:rPr>
         <w:lastRenderedPageBreak/>
         <w:drawing>
-          <wp:inline distT="0" distB="0" distL="0" distR="0" wp14:anchorId="415F39BF" wp14:editId="387D1EB3">
+          <wp:inline distT="0" distB="0" distL="0" distR="0" wp14:anchorId="415F39BF" wp14:editId="246CBF6D">
             <wp:extent cx="5760720" cy="3237230"/>
             <wp:effectExtent l="0" t="0" r="0" b="1270"/>
             <wp:docPr id="476222351" name="Picture 12"/>
@@ -13809,6 +13783,39 @@
         <w:rPr>
           <w:rFonts w:ascii="Arial" w:hAnsi="Arial" w:cs="Arial"/>
         </w:rPr>
+        <w:t xml:space="preserve">Egy másik, szintén a tervezést segítő ötletem az, hogy lehessen a generált terveket részben újragenerálni, </w:t>
+      </w:r>
+      <w:r>
+        <w:rPr>
+          <w:rFonts w:ascii="Arial" w:hAnsi="Arial" w:cs="Arial"/>
+        </w:rPr>
+        <w:t>illetve lehetőség legyen részleges útiterv, vagy akár körutazás összeállítására is</w:t>
+      </w:r>
+      <w:r>
+        <w:rPr>
+          <w:rFonts w:ascii="Arial" w:hAnsi="Arial" w:cs="Arial"/>
+        </w:rPr>
+        <w:t xml:space="preserve">. </w:t>
+      </w:r>
+      <w:r>
+        <w:rPr>
+          <w:rFonts w:ascii="Arial" w:hAnsi="Arial" w:cs="Arial"/>
+        </w:rPr>
+        <w:t>Ezekkel a funkciókkal jelentősen változatosabb és rugalmasabb útitervek válnának elkészíthetővé.</w:t>
+      </w:r>
+    </w:p>
+    <w:p>
+      <w:pPr>
+        <w:spacing w:line="360" w:lineRule="auto"/>
+        <w:jc w:val="both"/>
+        <w:rPr>
+          <w:rFonts w:ascii="Arial" w:hAnsi="Arial" w:cs="Arial"/>
+        </w:rPr>
+      </w:pPr>
+      <w:r>
+        <w:rPr>
+          <w:rFonts w:ascii="Arial" w:hAnsi="Arial" w:cs="Arial"/>
+        </w:rPr>
         <w:t>Emellett</w:t>
       </w:r>
       <w:r>
@@ -13816,6 +13823,121 @@
           <w:rFonts w:ascii="Arial" w:hAnsi="Arial" w:cs="Arial"/>
         </w:rPr>
         <w:t>, mivel a költségvetés betartása az utazástervezés egyik kulcsfontosságú szempontja, célszerű lenne a rendszert valós, aktuális árinformációkkal is kiegészíteni, például külső szolgáltatók (szállás-, közlekedés- vagy repülőjegy-árakat biztosító API-k) integrálásával, hogy a felhasználó a tervezés során pontos és valós idejű költségbecslést kapva megalapozottabb döntéseket hozhasson.</w:t>
+      </w:r>
+    </w:p>
+    <w:p>
+      <w:pPr>
+        <w:spacing w:line="360" w:lineRule="auto"/>
+        <w:jc w:val="both"/>
+        <w:rPr>
+          <w:rFonts w:ascii="Arial" w:hAnsi="Arial" w:cs="Arial"/>
+        </w:rPr>
+      </w:pPr>
+      <w:r>
+        <w:rPr>
+          <w:rFonts w:ascii="Arial" w:hAnsi="Arial" w:cs="Arial"/>
+        </w:rPr>
+        <w:t>Továbbá</w:t>
+      </w:r>
+      <w:r>
+        <w:rPr>
+          <w:rFonts w:ascii="Arial" w:hAnsi="Arial" w:cs="Arial"/>
+        </w:rPr>
+        <w:t>,</w:t>
+      </w:r>
+      <w:r>
+        <w:rPr>
+          <w:rFonts w:ascii="Arial" w:hAnsi="Arial" w:cs="Arial"/>
+        </w:rPr>
+        <w:t xml:space="preserve"> a minél jobb és élvezetesebb utazások tervezése érdekében indokolt lenne figyelembe venni a különböző helyszínekhez adott értékeléseket is. Első lépésként csak a felhasználó saját, korábban bejárt helyszínekhez fűzött véleményét vehetné figyelembe a rendszer, később azonban kiterjeszthető lenne az összes felhasználó értékelésének felhasználására is.</w:t>
+      </w:r>
+    </w:p>
+    <w:p>
+      <w:pPr>
+        <w:spacing w:line="360" w:lineRule="auto"/>
+        <w:jc w:val="both"/>
+        <w:rPr>
+          <w:rFonts w:ascii="Arial" w:hAnsi="Arial" w:cs="Arial"/>
+        </w:rPr>
+      </w:pPr>
+      <w:r>
+        <w:rPr>
+          <w:rFonts w:ascii="Arial" w:hAnsi="Arial" w:cs="Arial"/>
+        </w:rPr>
+        <w:t>Talán a leg</w:t>
+      </w:r>
+      <w:r>
+        <w:rPr>
+          <w:rFonts w:ascii="Arial" w:hAnsi="Arial" w:cs="Arial"/>
+        </w:rPr>
+        <w:t>merészebb</w:t>
+      </w:r>
+      <w:r>
+        <w:rPr>
+          <w:rFonts w:ascii="Arial" w:hAnsi="Arial" w:cs="Arial"/>
+        </w:rPr>
+        <w:t xml:space="preserve"> terv</w:t>
+      </w:r>
+      <w:r>
+        <w:rPr>
+          <w:rFonts w:ascii="Arial" w:hAnsi="Arial" w:cs="Arial"/>
+        </w:rPr>
+        <w:t>em</w:t>
+      </w:r>
+      <w:r>
+        <w:rPr>
+          <w:rFonts w:ascii="Arial" w:hAnsi="Arial" w:cs="Arial"/>
+        </w:rPr>
+        <w:t xml:space="preserve"> egy előfizetéses modell</w:t>
+      </w:r>
+      <w:r>
+        <w:rPr>
+          <w:rFonts w:ascii="Arial" w:hAnsi="Arial" w:cs="Arial"/>
+        </w:rPr>
+        <w:t xml:space="preserve"> bevezetése</w:t>
+      </w:r>
+      <w:r>
+        <w:rPr>
+          <w:rFonts w:ascii="Arial" w:hAnsi="Arial" w:cs="Arial"/>
+        </w:rPr>
+        <w:t xml:space="preserve"> lenne. Hasonlóan </w:t>
+      </w:r>
+      <w:r>
+        <w:rPr>
+          <w:rFonts w:ascii="Arial" w:hAnsi="Arial" w:cs="Arial"/>
+        </w:rPr>
+        <w:t xml:space="preserve">a többi előfizetést igénylő rendszerhez, </w:t>
+      </w:r>
+      <w:r>
+        <w:rPr>
+          <w:rFonts w:ascii="Arial" w:hAnsi="Arial" w:cs="Arial"/>
+        </w:rPr>
+        <w:t xml:space="preserve">a felhasználók az első néhány helyszín </w:t>
+      </w:r>
+      <w:r>
+        <w:rPr>
+          <w:rFonts w:ascii="Arial" w:hAnsi="Arial" w:cs="Arial"/>
+        </w:rPr>
+        <w:lastRenderedPageBreak/>
+        <w:t>rögzítését és utazás megtervezését ingyenesen vehetnék igénybe</w:t>
+      </w:r>
+      <w:r>
+        <w:rPr>
+          <w:rFonts w:ascii="Arial" w:hAnsi="Arial" w:cs="Arial"/>
+        </w:rPr>
+        <w:t xml:space="preserve">, </w:t>
+      </w:r>
+      <w:r>
+        <w:rPr>
+          <w:rFonts w:ascii="Arial" w:hAnsi="Arial" w:cs="Arial"/>
+        </w:rPr>
+        <w:t>az ezt meghaladó használatért azonban már fizetniük kellene</w:t>
+      </w:r>
+      <w:r>
+        <w:rPr>
+          <w:rFonts w:ascii="Arial" w:hAnsi="Arial" w:cs="Arial"/>
+        </w:rPr>
+        <w:t xml:space="preserve">. </w:t>
       </w:r>
     </w:p>
     <w:p>
@@ -14011,7 +14133,7 @@
         <w:rPr>
           <w:rFonts w:ascii="Arial" w:hAnsi="Arial" w:cs="Arial"/>
         </w:rPr>
-        <w:t xml:space="preserve">[1] developer.modzilla.org: </w:t>
+        <w:t xml:space="preserve">[1] developer.mozilla.org: </w:t>
       </w:r>
       <w:r>
         <w:rPr>
@@ -14091,7 +14213,7 @@
         <w:rPr>
           <w:rFonts w:ascii="Arial" w:hAnsi="Arial" w:cs="Arial"/>
         </w:rPr>
-        <w:t xml:space="preserve">developer.modzilla.org: </w:t>
+        <w:t xml:space="preserve">developer.mozilla.org: </w:t>
       </w:r>
       <w:r>
         <w:rPr>
@@ -14165,329 +14287,329 @@
         <w:rPr>
           <w:rFonts w:ascii="Arial" w:hAnsi="Arial" w:cs="Arial"/>
         </w:rPr>
+        <w:t>[3] developer.mozilla.org: JavaScript-</w:t>
+      </w:r>
+      <w:r>
+        <w:rPr>
+          <w:rFonts w:ascii="Arial" w:hAnsi="Arial" w:cs="Arial"/>
+        </w:rPr>
+        <w:t>https://developer.mozilla.org/en-US/docs/Web/JavaScript</w:t>
+      </w:r>
+      <w:r>
+        <w:rPr>
+          <w:rFonts w:ascii="Arial" w:hAnsi="Arial" w:cs="Arial"/>
+        </w:rPr>
+        <w:t xml:space="preserve"> (2026. 0</w:t>
+      </w:r>
+      <w:r>
+        <w:rPr>
+          <w:rFonts w:ascii="Arial" w:hAnsi="Arial" w:cs="Arial"/>
+        </w:rPr>
+        <w:t>5</w:t>
+      </w:r>
+      <w:r>
+        <w:rPr>
+          <w:rFonts w:ascii="Arial" w:hAnsi="Arial" w:cs="Arial"/>
+        </w:rPr>
+        <w:t xml:space="preserve">. </w:t>
+      </w:r>
+      <w:r>
+        <w:rPr>
+          <w:rFonts w:ascii="Arial" w:hAnsi="Arial" w:cs="Arial"/>
+        </w:rPr>
+        <w:t>22</w:t>
+      </w:r>
+      <w:r>
+        <w:rPr>
+          <w:rFonts w:ascii="Arial" w:hAnsi="Arial" w:cs="Arial"/>
+        </w:rPr>
+        <w:t>.)</w:t>
+      </w:r>
+    </w:p>
+    <w:p>
+      <w:pPr>
+        <w:spacing w:line="360" w:lineRule="auto"/>
+        <w:rPr>
+          <w:rFonts w:ascii="Arial" w:hAnsi="Arial" w:cs="Arial"/>
+        </w:rPr>
+      </w:pPr>
+      <w:r>
+        <w:rPr>
+          <w:rFonts w:ascii="Arial" w:hAnsi="Arial" w:cs="Arial"/>
+        </w:rPr>
+        <w:t xml:space="preserve">[4] </w:t>
+      </w:r>
+      <w:r>
+        <w:rPr>
+          <w:rFonts w:ascii="Arial" w:hAnsi="Arial" w:cs="Arial"/>
+        </w:rPr>
+        <w:t>Mark Lutz: Learning Python – O'Reilly Media, Sebastopol, 2013</w:t>
+      </w:r>
+    </w:p>
+    <w:p>
+      <w:pPr>
+        <w:spacing w:line="360" w:lineRule="auto"/>
+        <w:rPr>
+          <w:rFonts w:ascii="Arial" w:hAnsi="Arial" w:cs="Arial"/>
+        </w:rPr>
+      </w:pPr>
+      <w:r>
+        <w:rPr>
+          <w:rFonts w:ascii="Arial" w:hAnsi="Arial" w:cs="Arial"/>
+        </w:rPr>
+        <w:t xml:space="preserve">[5] </w:t>
+      </w:r>
+      <w:r>
+        <w:rPr>
+          <w:rFonts w:ascii="Arial" w:hAnsi="Arial" w:cs="Arial"/>
+        </w:rPr>
+        <w:t>Jon Duckett: HTML and CSS: Design and Build Websites – Wiley, Indianapolis, 2011</w:t>
+      </w:r>
+    </w:p>
+    <w:p>
+      <w:pPr>
+        <w:spacing w:line="360" w:lineRule="auto"/>
+        <w:rPr>
+          <w:rFonts w:ascii="Arial" w:hAnsi="Arial" w:cs="Arial"/>
+        </w:rPr>
+      </w:pPr>
+      <w:r>
+        <w:rPr>
+          <w:rFonts w:ascii="Arial" w:hAnsi="Arial" w:cs="Arial"/>
+        </w:rPr>
+        <w:t>[6] leafletjs.com: Leaflet-</w:t>
+      </w:r>
+      <w:r>
+        <w:rPr>
+          <w:rFonts w:ascii="Arial" w:hAnsi="Arial" w:cs="Arial"/>
+        </w:rPr>
+        <w:t>https://leafletjs.com/</w:t>
+      </w:r>
+      <w:r>
+        <w:rPr>
+          <w:rFonts w:ascii="Arial" w:hAnsi="Arial" w:cs="Arial"/>
+        </w:rPr>
+        <w:t xml:space="preserve"> (202</w:t>
+      </w:r>
+      <w:r>
+        <w:rPr>
+          <w:rFonts w:ascii="Arial" w:hAnsi="Arial" w:cs="Arial"/>
+        </w:rPr>
+        <w:t>5</w:t>
+      </w:r>
+      <w:r>
+        <w:rPr>
+          <w:rFonts w:ascii="Arial" w:hAnsi="Arial" w:cs="Arial"/>
+        </w:rPr>
+        <w:t>. 0</w:t>
+      </w:r>
+      <w:r>
+        <w:rPr>
+          <w:rFonts w:ascii="Arial" w:hAnsi="Arial" w:cs="Arial"/>
+        </w:rPr>
+        <w:t>8</w:t>
+      </w:r>
+      <w:r>
+        <w:rPr>
+          <w:rFonts w:ascii="Arial" w:hAnsi="Arial" w:cs="Arial"/>
+        </w:rPr>
+        <w:t xml:space="preserve">. </w:t>
+      </w:r>
+      <w:r>
+        <w:rPr>
+          <w:rFonts w:ascii="Arial" w:hAnsi="Arial" w:cs="Arial"/>
+        </w:rPr>
+        <w:t>16</w:t>
+      </w:r>
+      <w:r>
+        <w:rPr>
+          <w:rFonts w:ascii="Arial" w:hAnsi="Arial" w:cs="Arial"/>
+        </w:rPr>
+        <w:t>.)</w:t>
+      </w:r>
+    </w:p>
+    <w:p>
+      <w:pPr>
+        <w:spacing w:line="360" w:lineRule="auto"/>
+        <w:rPr>
+          <w:rFonts w:ascii="Arial" w:hAnsi="Arial" w:cs="Arial"/>
+        </w:rPr>
+      </w:pPr>
+      <w:r>
+        <w:rPr>
+          <w:rFonts w:ascii="Arial" w:hAnsi="Arial" w:cs="Arial"/>
+        </w:rPr>
+        <w:t xml:space="preserve">[7] </w:t>
+      </w:r>
+      <w:r>
+        <w:rPr>
+          <w:rFonts w:ascii="Arial" w:hAnsi="Arial" w:cs="Arial"/>
+        </w:rPr>
+        <w:t>python.org: Python docs-</w:t>
+      </w:r>
+      <w:r>
+        <w:rPr>
+          <w:rFonts w:ascii="Arial" w:hAnsi="Arial" w:cs="Arial"/>
+        </w:rPr>
+        <w:t>https://docs.python.org/3/</w:t>
+      </w:r>
+      <w:r>
+        <w:rPr>
+          <w:rFonts w:ascii="Arial" w:hAnsi="Arial" w:cs="Arial"/>
+        </w:rPr>
+        <w:t xml:space="preserve"> (2026. 07. 16)</w:t>
+      </w:r>
+    </w:p>
+    <w:p>
+      <w:pPr>
+        <w:spacing w:line="360" w:lineRule="auto"/>
+        <w:rPr>
+          <w:rFonts w:ascii="Arial" w:hAnsi="Arial" w:cs="Arial"/>
+        </w:rPr>
+      </w:pPr>
+      <w:r>
+        <w:rPr>
+          <w:rFonts w:ascii="Arial" w:hAnsi="Arial" w:cs="Arial"/>
+        </w:rPr>
+        <w:t>[8] fastapi.tiangolo.com: FastAPI-</w:t>
+      </w:r>
+      <w:r>
+        <w:rPr>
+          <w:rFonts w:ascii="Arial" w:hAnsi="Arial" w:cs="Arial"/>
+        </w:rPr>
+        <w:t>https://fastapi.tiangolo.com/</w:t>
+      </w:r>
+    </w:p>
+    <w:p>
+      <w:pPr>
+        <w:spacing w:line="360" w:lineRule="auto"/>
+        <w:rPr>
+          <w:rFonts w:ascii="Arial" w:hAnsi="Arial" w:cs="Arial"/>
+        </w:rPr>
+      </w:pPr>
+      <w:r>
+        <w:rPr>
+          <w:rFonts w:ascii="Arial" w:hAnsi="Arial" w:cs="Arial"/>
+        </w:rPr>
+        <w:t xml:space="preserve">[9] </w:t>
+      </w:r>
+      <w:r>
+        <w:rPr>
+          <w:rFonts w:ascii="Arial" w:hAnsi="Arial" w:cs="Arial"/>
+        </w:rPr>
+        <w:t>postgresql.org: Documentation-</w:t>
+      </w:r>
+      <w:r>
+        <w:rPr>
+          <w:rFonts w:ascii="Arial" w:hAnsi="Arial" w:cs="Arial"/>
+        </w:rPr>
+        <w:t>https://www.postgresql.org/docs/</w:t>
+      </w:r>
+      <w:r>
+        <w:rPr>
+          <w:rFonts w:ascii="Arial" w:hAnsi="Arial" w:cs="Arial"/>
+        </w:rPr>
+        <w:t xml:space="preserve"> (2026. 06. 04.)</w:t>
+      </w:r>
+    </w:p>
+    <w:p>
+      <w:pPr>
+        <w:spacing w:line="360" w:lineRule="auto"/>
+        <w:rPr>
+          <w:rFonts w:ascii="Arial" w:hAnsi="Arial" w:cs="Arial"/>
+        </w:rPr>
+      </w:pPr>
+      <w:r>
+        <w:rPr>
+          <w:rFonts w:ascii="Arial" w:hAnsi="Arial" w:cs="Arial"/>
+        </w:rPr>
+        <w:t xml:space="preserve">[10] sqlalchemy.org: </w:t>
+      </w:r>
+      <w:r>
+        <w:rPr>
+          <w:rFonts w:ascii="Arial" w:hAnsi="Arial" w:cs="Arial"/>
+        </w:rPr>
+        <w:t>The Python SQL Toolkit and Object Relational Mapper-https://www.sqlalchemy.org/</w:t>
+      </w:r>
+      <w:r>
+        <w:rPr>
+          <w:rFonts w:ascii="Arial" w:hAnsi="Arial" w:cs="Arial"/>
+        </w:rPr>
+        <w:t xml:space="preserve"> (2026. 06. 27.)</w:t>
+      </w:r>
+    </w:p>
+    <w:p>
+      <w:pPr>
+        <w:spacing w:line="360" w:lineRule="auto"/>
+        <w:rPr>
+          <w:rFonts w:ascii="Arial" w:hAnsi="Arial" w:cs="Arial"/>
+        </w:rPr>
+      </w:pPr>
+      <w:r>
+        <w:rPr>
+          <w:rFonts w:ascii="Arial" w:hAnsi="Arial" w:cs="Arial"/>
+        </w:rPr>
+        <w:t>[11] api-docs.deepseek.com: Your First API Call-</w:t>
+      </w:r>
+      <w:r>
+        <w:rPr>
+          <w:rFonts w:ascii="Arial" w:hAnsi="Arial" w:cs="Arial"/>
+        </w:rPr>
+        <w:t>https://api-docs.deepseek.com/</w:t>
+      </w:r>
+    </w:p>
+    <w:p>
+      <w:pPr>
+        <w:spacing w:line="360" w:lineRule="auto"/>
+        <w:rPr>
+          <w:rFonts w:ascii="Arial" w:hAnsi="Arial" w:cs="Arial"/>
+        </w:rPr>
+      </w:pPr>
+      <w:r>
+        <w:rPr>
+          <w:rFonts w:ascii="Arial" w:hAnsi="Arial" w:cs="Arial"/>
+        </w:rPr>
+        <w:t>[12] api-docs.deepseek.com: JSON output-</w:t>
+      </w:r>
+      <w:r>
+        <w:rPr>
+          <w:rFonts w:ascii="Arial" w:hAnsi="Arial" w:cs="Arial"/>
+        </w:rPr>
+        <w:t>https://api-docs.deepseek.com/guides/json_mode</w:t>
+      </w:r>
+    </w:p>
+    <w:p>
+      <w:pPr>
+        <w:spacing w:line="360" w:lineRule="auto"/>
+        <w:rPr>
+          <w:rFonts w:ascii="Arial" w:hAnsi="Arial" w:cs="Arial"/>
+        </w:rPr>
+      </w:pPr>
+      <w:r>
+        <w:rPr>
+          <w:rFonts w:ascii="Arial" w:hAnsi="Arial" w:cs="Arial"/>
+        </w:rPr>
+        <w:t>[13] ollama.com: Ollama documentation-</w:t>
+      </w:r>
+      <w:r>
+        <w:rPr>
+          <w:rFonts w:ascii="Arial" w:hAnsi="Arial" w:cs="Arial"/>
+        </w:rPr>
+        <w:t>https://docs.ollama.com/</w:t>
+      </w:r>
+    </w:p>
+    <w:p>
+      <w:pPr>
+        <w:spacing w:line="360" w:lineRule="auto"/>
+        <w:rPr>
+          <w:rFonts w:ascii="Arial" w:hAnsi="Arial" w:cs="Arial"/>
+        </w:rPr>
+      </w:pPr>
+      <w:r>
+        <w:rPr>
+          <w:rFonts w:ascii="Arial" w:hAnsi="Arial" w:cs="Arial"/>
+        </w:rPr>
         <w:lastRenderedPageBreak/>
-        <w:t>[3] developer.modzilla.org: JavaScript-</w:t>
-      </w:r>
-      <w:r>
-        <w:rPr>
-          <w:rFonts w:ascii="Arial" w:hAnsi="Arial" w:cs="Arial"/>
-        </w:rPr>
-        <w:t>https://developer.mozilla.org/en-US/docs/Web/JavaScript</w:t>
-      </w:r>
-      <w:r>
-        <w:rPr>
-          <w:rFonts w:ascii="Arial" w:hAnsi="Arial" w:cs="Arial"/>
-        </w:rPr>
-        <w:t xml:space="preserve"> (2026. 0</w:t>
-      </w:r>
-      <w:r>
-        <w:rPr>
-          <w:rFonts w:ascii="Arial" w:hAnsi="Arial" w:cs="Arial"/>
-        </w:rPr>
-        <w:t>5</w:t>
-      </w:r>
-      <w:r>
-        <w:rPr>
-          <w:rFonts w:ascii="Arial" w:hAnsi="Arial" w:cs="Arial"/>
-        </w:rPr>
-        <w:t xml:space="preserve">. </w:t>
-      </w:r>
-      <w:r>
-        <w:rPr>
-          <w:rFonts w:ascii="Arial" w:hAnsi="Arial" w:cs="Arial"/>
-        </w:rPr>
-        <w:t>22</w:t>
-      </w:r>
-      <w:r>
-        <w:rPr>
-          <w:rFonts w:ascii="Arial" w:hAnsi="Arial" w:cs="Arial"/>
-        </w:rPr>
-        <w:t>.)</w:t>
-      </w:r>
-    </w:p>
-    <w:p>
-      <w:pPr>
-        <w:spacing w:line="360" w:lineRule="auto"/>
-        <w:rPr>
-          <w:rFonts w:ascii="Arial" w:hAnsi="Arial" w:cs="Arial"/>
-        </w:rPr>
-      </w:pPr>
-      <w:r>
-        <w:rPr>
-          <w:rFonts w:ascii="Arial" w:hAnsi="Arial" w:cs="Arial"/>
-        </w:rPr>
-        <w:t xml:space="preserve">[4] </w:t>
-      </w:r>
-      <w:r>
-        <w:rPr>
-          <w:rFonts w:ascii="Arial" w:hAnsi="Arial" w:cs="Arial"/>
-        </w:rPr>
-        <w:t>Mark Lutz: Learning Python – O'Reilly Media, Sebastopol, 2013</w:t>
-      </w:r>
-    </w:p>
-    <w:p>
-      <w:pPr>
-        <w:spacing w:line="360" w:lineRule="auto"/>
-        <w:rPr>
-          <w:rFonts w:ascii="Arial" w:hAnsi="Arial" w:cs="Arial"/>
-        </w:rPr>
-      </w:pPr>
-      <w:r>
-        <w:rPr>
-          <w:rFonts w:ascii="Arial" w:hAnsi="Arial" w:cs="Arial"/>
-        </w:rPr>
-        <w:t xml:space="preserve">[5] </w:t>
-      </w:r>
-      <w:r>
-        <w:rPr>
-          <w:rFonts w:ascii="Arial" w:hAnsi="Arial" w:cs="Arial"/>
-        </w:rPr>
-        <w:t>Jon Duckett: HTML and CSS: Design and Build Websites – Wiley, Indianapolis, 2011</w:t>
-      </w:r>
-    </w:p>
-    <w:p>
-      <w:pPr>
-        <w:spacing w:line="360" w:lineRule="auto"/>
-        <w:rPr>
-          <w:rFonts w:ascii="Arial" w:hAnsi="Arial" w:cs="Arial"/>
-        </w:rPr>
-      </w:pPr>
-      <w:r>
-        <w:rPr>
-          <w:rFonts w:ascii="Arial" w:hAnsi="Arial" w:cs="Arial"/>
-        </w:rPr>
-        <w:t>[6] leafletjs.com: Leaflet-</w:t>
-      </w:r>
-      <w:r>
-        <w:rPr>
-          <w:rFonts w:ascii="Arial" w:hAnsi="Arial" w:cs="Arial"/>
-        </w:rPr>
-        <w:t>https://leafletjs.com/</w:t>
-      </w:r>
-      <w:r>
-        <w:rPr>
-          <w:rFonts w:ascii="Arial" w:hAnsi="Arial" w:cs="Arial"/>
-        </w:rPr>
-        <w:t xml:space="preserve"> (202</w:t>
-      </w:r>
-      <w:r>
-        <w:rPr>
-          <w:rFonts w:ascii="Arial" w:hAnsi="Arial" w:cs="Arial"/>
-        </w:rPr>
-        <w:t>5</w:t>
-      </w:r>
-      <w:r>
-        <w:rPr>
-          <w:rFonts w:ascii="Arial" w:hAnsi="Arial" w:cs="Arial"/>
-        </w:rPr>
-        <w:t>. 0</w:t>
-      </w:r>
-      <w:r>
-        <w:rPr>
-          <w:rFonts w:ascii="Arial" w:hAnsi="Arial" w:cs="Arial"/>
-        </w:rPr>
-        <w:t>8</w:t>
-      </w:r>
-      <w:r>
-        <w:rPr>
-          <w:rFonts w:ascii="Arial" w:hAnsi="Arial" w:cs="Arial"/>
-        </w:rPr>
-        <w:t xml:space="preserve">. </w:t>
-      </w:r>
-      <w:r>
-        <w:rPr>
-          <w:rFonts w:ascii="Arial" w:hAnsi="Arial" w:cs="Arial"/>
-        </w:rPr>
-        <w:t>16</w:t>
-      </w:r>
-      <w:r>
-        <w:rPr>
-          <w:rFonts w:ascii="Arial" w:hAnsi="Arial" w:cs="Arial"/>
-        </w:rPr>
-        <w:t>.)</w:t>
-      </w:r>
-    </w:p>
-    <w:p>
-      <w:pPr>
-        <w:spacing w:line="360" w:lineRule="auto"/>
-        <w:rPr>
-          <w:rFonts w:ascii="Arial" w:hAnsi="Arial" w:cs="Arial"/>
-        </w:rPr>
-      </w:pPr>
-      <w:r>
-        <w:rPr>
-          <w:rFonts w:ascii="Arial" w:hAnsi="Arial" w:cs="Arial"/>
-        </w:rPr>
-        <w:t xml:space="preserve">[7] </w:t>
-      </w:r>
-      <w:r>
-        <w:rPr>
-          <w:rFonts w:ascii="Arial" w:hAnsi="Arial" w:cs="Arial"/>
-        </w:rPr>
-        <w:t>python.org: Python docs-</w:t>
-      </w:r>
-      <w:r>
-        <w:rPr>
-          <w:rFonts w:ascii="Arial" w:hAnsi="Arial" w:cs="Arial"/>
-        </w:rPr>
-        <w:t>https://docs.python.org/3/</w:t>
-      </w:r>
-      <w:r>
-        <w:rPr>
-          <w:rFonts w:ascii="Arial" w:hAnsi="Arial" w:cs="Arial"/>
-        </w:rPr>
-        <w:t xml:space="preserve"> (2026. 07. 16)</w:t>
-      </w:r>
-    </w:p>
-    <w:p>
-      <w:pPr>
-        <w:spacing w:line="360" w:lineRule="auto"/>
-        <w:rPr>
-          <w:rFonts w:ascii="Arial" w:hAnsi="Arial" w:cs="Arial"/>
-        </w:rPr>
-      </w:pPr>
-      <w:r>
-        <w:rPr>
-          <w:rFonts w:ascii="Arial" w:hAnsi="Arial" w:cs="Arial"/>
-        </w:rPr>
-        <w:t>[8] fastapi.tiangolo.com: FastAPI-</w:t>
-      </w:r>
-      <w:r>
-        <w:rPr>
-          <w:rFonts w:ascii="Arial" w:hAnsi="Arial" w:cs="Arial"/>
-        </w:rPr>
-        <w:t>https://fastapi.tiangolo.com/</w:t>
-      </w:r>
-    </w:p>
-    <w:p>
-      <w:pPr>
-        <w:spacing w:line="360" w:lineRule="auto"/>
-        <w:rPr>
-          <w:rFonts w:ascii="Arial" w:hAnsi="Arial" w:cs="Arial"/>
-        </w:rPr>
-      </w:pPr>
-      <w:r>
-        <w:rPr>
-          <w:rFonts w:ascii="Arial" w:hAnsi="Arial" w:cs="Arial"/>
-        </w:rPr>
-        <w:t xml:space="preserve">[9] </w:t>
-      </w:r>
-      <w:r>
-        <w:rPr>
-          <w:rFonts w:ascii="Arial" w:hAnsi="Arial" w:cs="Arial"/>
-        </w:rPr>
-        <w:t>postgresql.org: Documentation-</w:t>
-      </w:r>
-      <w:r>
-        <w:rPr>
-          <w:rFonts w:ascii="Arial" w:hAnsi="Arial" w:cs="Arial"/>
-        </w:rPr>
-        <w:t>https://www.postgresql.org/docs/</w:t>
-      </w:r>
-      <w:r>
-        <w:rPr>
-          <w:rFonts w:ascii="Arial" w:hAnsi="Arial" w:cs="Arial"/>
-        </w:rPr>
-        <w:t xml:space="preserve"> (2026. 06. 04.)</w:t>
-      </w:r>
-    </w:p>
-    <w:p>
-      <w:pPr>
-        <w:spacing w:line="360" w:lineRule="auto"/>
-        <w:rPr>
-          <w:rFonts w:ascii="Arial" w:hAnsi="Arial" w:cs="Arial"/>
-        </w:rPr>
-      </w:pPr>
-      <w:r>
-        <w:rPr>
-          <w:rFonts w:ascii="Arial" w:hAnsi="Arial" w:cs="Arial"/>
-        </w:rPr>
-        <w:t xml:space="preserve">[10] sqlalchemy.org: </w:t>
-      </w:r>
-      <w:r>
-        <w:rPr>
-          <w:rFonts w:ascii="Arial" w:hAnsi="Arial" w:cs="Arial"/>
-        </w:rPr>
-        <w:t>The Python SQL Toolkit and Object Relational Mapper-https://www.sqlalchemy.org/</w:t>
-      </w:r>
-      <w:r>
-        <w:rPr>
-          <w:rFonts w:ascii="Arial" w:hAnsi="Arial" w:cs="Arial"/>
-        </w:rPr>
-        <w:t xml:space="preserve"> (2026. 06. 27.)</w:t>
-      </w:r>
-    </w:p>
-    <w:p>
-      <w:pPr>
-        <w:spacing w:line="360" w:lineRule="auto"/>
-        <w:rPr>
-          <w:rFonts w:ascii="Arial" w:hAnsi="Arial" w:cs="Arial"/>
-        </w:rPr>
-      </w:pPr>
-      <w:r>
-        <w:rPr>
-          <w:rFonts w:ascii="Arial" w:hAnsi="Arial" w:cs="Arial"/>
-        </w:rPr>
-        <w:t>[11] api-docs.deepseek.com: Your First API Call-</w:t>
-      </w:r>
-      <w:r>
-        <w:rPr>
-          <w:rFonts w:ascii="Arial" w:hAnsi="Arial" w:cs="Arial"/>
-        </w:rPr>
-        <w:t>https://api-docs.deepseek.com/</w:t>
-      </w:r>
-    </w:p>
-    <w:p>
-      <w:pPr>
-        <w:spacing w:line="360" w:lineRule="auto"/>
-        <w:rPr>
-          <w:rFonts w:ascii="Arial" w:hAnsi="Arial" w:cs="Arial"/>
-        </w:rPr>
-      </w:pPr>
-      <w:r>
-        <w:rPr>
-          <w:rFonts w:ascii="Arial" w:hAnsi="Arial" w:cs="Arial"/>
-        </w:rPr>
-        <w:t>[12] api-docs.deepseek.com: JSON output-</w:t>
-      </w:r>
-      <w:r>
-        <w:rPr>
-          <w:rFonts w:ascii="Arial" w:hAnsi="Arial" w:cs="Arial"/>
-        </w:rPr>
-        <w:t>https://api-docs.deepseek.com/guides/json_mode</w:t>
-      </w:r>
-    </w:p>
-    <w:p>
-      <w:pPr>
-        <w:spacing w:line="360" w:lineRule="auto"/>
-        <w:rPr>
-          <w:rFonts w:ascii="Arial" w:hAnsi="Arial" w:cs="Arial"/>
-        </w:rPr>
-      </w:pPr>
-      <w:r>
-        <w:rPr>
-          <w:rFonts w:ascii="Arial" w:hAnsi="Arial" w:cs="Arial"/>
-        </w:rPr>
-        <w:t>[13] ollama.com: Ollama documentation-</w:t>
-      </w:r>
-      <w:r>
-        <w:rPr>
-          <w:rFonts w:ascii="Arial" w:hAnsi="Arial" w:cs="Arial"/>
-        </w:rPr>
-        <w:t>https://docs.ollama.com/</w:t>
-      </w:r>
-    </w:p>
-    <w:p>
-      <w:pPr>
-        <w:spacing w:line="360" w:lineRule="auto"/>
-        <w:rPr>
-          <w:rFonts w:ascii="Arial" w:hAnsi="Arial" w:cs="Arial"/>
-        </w:rPr>
-      </w:pPr>
-      <w:r>
-        <w:rPr>
-          <w:rFonts w:ascii="Arial" w:hAnsi="Arial" w:cs="Arial"/>
-        </w:rPr>
         <w:t xml:space="preserve">[14] </w:t>
       </w:r>
       <w:r>
@@ -14682,7 +14804,6 @@
         <w:rPr>
           <w:rFonts w:ascii="Arial" w:hAnsi="Arial" w:cs="Arial"/>
         </w:rPr>
-        <w:lastRenderedPageBreak/>
         <w:t xml:space="preserve">[21] </w:t>
       </w:r>
       <w:hyperlink r:id="rId13" w:history="1">

--- a/szakdolgozat.docx
+++ b/szakdolgozat.docx
@@ -1629,47 +1629,23 @@
           <w:sz w:val="28"/>
           <w:szCs w:val="28"/>
         </w:rPr>
-        <w:t>2.10. Ollama</w:t>
-      </w:r>
-    </w:p>
-    <w:p>
-      <w:pPr>
-        <w:spacing w:line="360" w:lineRule="auto"/>
-        <w:jc w:val="both"/>
-        <w:rPr>
-          <w:rFonts w:ascii="Arial" w:hAnsi="Arial" w:cs="Arial"/>
-        </w:rPr>
-      </w:pPr>
-      <w:r>
-        <w:rPr>
-          <w:rFonts w:ascii="Arial" w:hAnsi="Arial" w:cs="Arial"/>
-        </w:rPr>
-        <w:t>Az Ollama egy helyben futtatható, nagy nyelvi modellek kezelésére szolgáló eszköz. Segítségével az AI modellek lokálisan is futtathatók, internetkapcsolat nélkül, ami növeli a rugalmasságot és az adatbiztonságot</w:t>
-      </w:r>
-      <w:r>
-        <w:rPr>
-          <w:rFonts w:ascii="Arial" w:hAnsi="Arial" w:cs="Arial"/>
-        </w:rPr>
-        <w:t>.</w:t>
-      </w:r>
-    </w:p>
-    <w:p>
-      <w:pPr>
-        <w:spacing w:line="360" w:lineRule="auto"/>
-        <w:jc w:val="both"/>
+        <w:t>2.1</w:t>
+      </w:r>
+      <w:r>
         <w:rPr>
           <w:rFonts w:ascii="Arial" w:hAnsi="Arial" w:cs="Arial"/>
           <w:sz w:val="28"/>
           <w:szCs w:val="28"/>
         </w:rPr>
-      </w:pPr>
+        <w:t>0</w:t>
+      </w:r>
       <w:r>
         <w:rPr>
           <w:rFonts w:ascii="Arial" w:hAnsi="Arial" w:cs="Arial"/>
           <w:sz w:val="28"/>
           <w:szCs w:val="28"/>
         </w:rPr>
-        <w:t>2.11. OpenStreetMap / Nominatim</w:t>
+        <w:t>. OpenStreetMap / Nominatim</w:t>
       </w:r>
     </w:p>
     <w:p>
@@ -1703,7 +1679,7 @@
           <w:sz w:val="28"/>
           <w:szCs w:val="28"/>
         </w:rPr>
-        <w:t>2.12. Google O</w:t>
+        <w:t>2.1</w:t>
       </w:r>
       <w:r>
         <w:rPr>
@@ -1711,7 +1687,7 @@
           <w:sz w:val="28"/>
           <w:szCs w:val="28"/>
         </w:rPr>
-        <w:t>A</w:t>
+        <w:t>1</w:t>
       </w:r>
       <w:r>
         <w:rPr>
@@ -1719,243 +1695,44 @@
           <w:sz w:val="28"/>
           <w:szCs w:val="28"/>
         </w:rPr>
-        <w:t>uth</w:t>
-      </w:r>
-    </w:p>
-    <w:p>
-      <w:pPr>
-        <w:spacing w:line="360" w:lineRule="auto"/>
-        <w:jc w:val="both"/>
-        <w:rPr>
-          <w:rFonts w:ascii="Arial" w:hAnsi="Arial" w:cs="Arial"/>
-        </w:rPr>
-      </w:pPr>
-      <w:r>
-        <w:rPr>
-          <w:rFonts w:ascii="Arial" w:hAnsi="Arial" w:cs="Arial"/>
-        </w:rPr>
-        <w:t xml:space="preserve">A Google OAuth egy hitelesítési és engedélyezési rendszer, ami lehetővé teszi a felhasználóknak, hogy Google fiókjukkal bejelentkezzenek külső alkalmazásokba. </w:t>
-      </w:r>
-      <w:r>
-        <w:rPr>
-          <w:rFonts w:ascii="Arial" w:hAnsi="Arial" w:cs="Arial"/>
-        </w:rPr>
-        <w:t>A projektemben opcionális bejelentkezési módként szerepel, ami egyszerűbbé és biztonságosabbá teszi a felhasználók azonosítását.</w:t>
-      </w:r>
-    </w:p>
-    <w:p>
-      <w:pPr>
-        <w:spacing w:line="360" w:lineRule="auto"/>
-        <w:jc w:val="both"/>
+        <w:t>. Google O</w:t>
+      </w:r>
+      <w:r>
         <w:rPr>
           <w:rFonts w:ascii="Arial" w:hAnsi="Arial" w:cs="Arial"/>
           <w:sz w:val="28"/>
           <w:szCs w:val="28"/>
         </w:rPr>
-      </w:pPr>
+        <w:t>A</w:t>
+      </w:r>
       <w:r>
         <w:rPr>
           <w:rFonts w:ascii="Arial" w:hAnsi="Arial" w:cs="Arial"/>
           <w:sz w:val="28"/>
           <w:szCs w:val="28"/>
         </w:rPr>
-        <w:lastRenderedPageBreak/>
-        <w:t>2.13. Tesztelés: pytest, pytest-asyncio, pytest-cov, GitHub Actions</w:t>
-      </w:r>
-    </w:p>
-    <w:p>
-      <w:pPr>
-        <w:spacing w:line="360" w:lineRule="auto"/>
-        <w:jc w:val="both"/>
-        <w:rPr>
-          <w:rFonts w:ascii="Arial" w:hAnsi="Arial" w:cs="Arial"/>
-        </w:rPr>
-      </w:pPr>
-      <w:r>
-        <w:rPr>
-          <w:rFonts w:ascii="Arial" w:hAnsi="Arial" w:cs="Arial"/>
-        </w:rPr>
-        <w:t>A projekt során a szoftver minőségének biztosítása érdekében automatizált tesztelést alkalmaztam. A tesztelés célja a hibák korai felismerése, a kód megbízhatóságának növelése, valamint a későbbi módosítások biztonságosabbá tétele volt.</w:t>
-      </w:r>
-    </w:p>
-    <w:p>
-      <w:pPr>
-        <w:spacing w:line="360" w:lineRule="auto"/>
-        <w:jc w:val="both"/>
-        <w:rPr>
-          <w:rFonts w:ascii="Arial" w:hAnsi="Arial" w:cs="Arial"/>
-        </w:rPr>
-      </w:pPr>
-      <w:r>
-        <w:rPr>
-          <w:rFonts w:ascii="Arial" w:hAnsi="Arial" w:cs="Arial"/>
-        </w:rPr>
-        <w:t xml:space="preserve">A </w:t>
-      </w:r>
-      <w:r>
-        <w:rPr>
-          <w:rFonts w:ascii="Arial" w:hAnsi="Arial" w:cs="Arial"/>
-          <w:i/>
-          <w:iCs/>
-        </w:rPr>
-        <w:t>pytest</w:t>
-      </w:r>
-      <w:r>
-        <w:rPr>
-          <w:rFonts w:ascii="Arial" w:hAnsi="Arial" w:cs="Arial"/>
-        </w:rPr>
-        <w:t xml:space="preserve"> egy népszerű </w:t>
-      </w:r>
-      <w:r>
-        <w:rPr>
-          <w:rFonts w:ascii="Arial" w:hAnsi="Arial" w:cs="Arial"/>
-          <w:i/>
-          <w:iCs/>
-        </w:rPr>
-        <w:t>Python</w:t>
-      </w:r>
-      <w:r>
-        <w:rPr>
-          <w:rFonts w:ascii="Arial" w:hAnsi="Arial" w:cs="Arial"/>
-        </w:rPr>
-        <w:t xml:space="preserve"> tesztelési keretrendszer, amit az egységtesztek megírására és futtatására használtam. Egyszerű szintaxisa és rugalmas felépítése miatt jól illeszkedik a projektem struktúrájához.</w:t>
-      </w:r>
-    </w:p>
-    <w:p>
-      <w:pPr>
-        <w:spacing w:line="360" w:lineRule="auto"/>
-        <w:jc w:val="both"/>
-        <w:rPr>
-          <w:rFonts w:ascii="Arial" w:hAnsi="Arial" w:cs="Arial"/>
-        </w:rPr>
-      </w:pPr>
-      <w:r>
-        <w:rPr>
-          <w:rFonts w:ascii="Arial" w:hAnsi="Arial" w:cs="Arial"/>
-        </w:rPr>
-        <w:t xml:space="preserve">A </w:t>
-      </w:r>
-      <w:r>
-        <w:rPr>
-          <w:rFonts w:ascii="Arial" w:hAnsi="Arial" w:cs="Arial"/>
-          <w:i/>
-          <w:iCs/>
-        </w:rPr>
-        <w:t>pytest-asyncio</w:t>
-      </w:r>
-      <w:r>
-        <w:rPr>
-          <w:rFonts w:ascii="Arial" w:hAnsi="Arial" w:cs="Arial"/>
-        </w:rPr>
-        <w:t xml:space="preserve"> a </w:t>
-      </w:r>
-      <w:r>
-        <w:rPr>
-          <w:rFonts w:ascii="Arial" w:hAnsi="Arial" w:cs="Arial"/>
-          <w:i/>
-          <w:iCs/>
-        </w:rPr>
-        <w:t>pytest</w:t>
-      </w:r>
-      <w:r>
-        <w:rPr>
-          <w:rFonts w:ascii="Arial" w:hAnsi="Arial" w:cs="Arial"/>
-        </w:rPr>
-        <w:t xml:space="preserve"> kiegészítése, ami lehetővé teszi az aszinkron kódok tesztelését. Mivel a backend aszinkron műveleteket is tartalmaz (például API hívások), ez elengedhetetlen volt a megfelelő tesztlefedettséghez.</w:t>
-      </w:r>
-    </w:p>
-    <w:p>
-      <w:pPr>
-        <w:spacing w:line="360" w:lineRule="auto"/>
-        <w:jc w:val="both"/>
-        <w:rPr>
-          <w:rFonts w:ascii="Arial" w:hAnsi="Arial" w:cs="Arial"/>
-        </w:rPr>
-      </w:pPr>
-      <w:r>
-        <w:rPr>
-          <w:rFonts w:ascii="Arial" w:hAnsi="Arial" w:cs="Arial"/>
-        </w:rPr>
-        <w:t xml:space="preserve">A </w:t>
-      </w:r>
-      <w:r>
-        <w:rPr>
-          <w:rFonts w:ascii="Arial" w:hAnsi="Arial" w:cs="Arial"/>
-          <w:i/>
-          <w:iCs/>
-        </w:rPr>
-        <w:t>pytest-cov</w:t>
-      </w:r>
-      <w:r>
-        <w:rPr>
-          <w:rFonts w:ascii="Arial" w:hAnsi="Arial" w:cs="Arial"/>
-        </w:rPr>
-        <w:t xml:space="preserve"> a tesztlefedettség mérésére szolgáló eszköz, am</w:t>
-      </w:r>
-      <w:r>
-        <w:rPr>
-          <w:rFonts w:ascii="Arial" w:hAnsi="Arial" w:cs="Arial"/>
-        </w:rPr>
-        <w:t>i</w:t>
-      </w:r>
-      <w:r>
-        <w:rPr>
-          <w:rFonts w:ascii="Arial" w:hAnsi="Arial" w:cs="Arial"/>
-        </w:rPr>
-        <w:t xml:space="preserve"> megmutatja, hogy a kód hány százaléka van lefedve tesztekkel. Ez segít azonosítani a nem tesztelt részeket, és javítani a rendszer megbízhatóságát.</w:t>
-      </w:r>
-    </w:p>
-    <w:p>
-      <w:pPr>
-        <w:spacing w:line="360" w:lineRule="auto"/>
-        <w:jc w:val="both"/>
-        <w:rPr>
-          <w:rFonts w:ascii="Arial" w:hAnsi="Arial" w:cs="Arial"/>
-        </w:rPr>
-      </w:pPr>
-      <w:r>
-        <w:rPr>
-          <w:rFonts w:ascii="Arial" w:hAnsi="Arial" w:cs="Arial"/>
-        </w:rPr>
-        <w:t>A tesztek automatizált futtatását</w:t>
-      </w:r>
-      <w:r>
-        <w:rPr>
-          <w:rFonts w:ascii="Arial" w:hAnsi="Arial" w:cs="Arial"/>
-        </w:rPr>
-        <w:t xml:space="preserve"> a</w:t>
-      </w:r>
-      <w:r>
-        <w:rPr>
-          <w:rFonts w:ascii="Arial" w:hAnsi="Arial" w:cs="Arial"/>
-        </w:rPr>
-        <w:t xml:space="preserve"> </w:t>
-      </w:r>
-      <w:r>
-        <w:rPr>
-          <w:rFonts w:ascii="Arial" w:hAnsi="Arial" w:cs="Arial"/>
-          <w:i/>
-          <w:iCs/>
-        </w:rPr>
-        <w:t>GitHub Actions</w:t>
-      </w:r>
-      <w:r>
-        <w:rPr>
-          <w:rFonts w:ascii="Arial" w:hAnsi="Arial" w:cs="Arial"/>
-        </w:rPr>
-        <w:t xml:space="preserve"> biztosítja, am</w:t>
-      </w:r>
-      <w:r>
-        <w:rPr>
-          <w:rFonts w:ascii="Arial" w:hAnsi="Arial" w:cs="Arial"/>
-        </w:rPr>
-        <w:t>i</w:t>
-      </w:r>
-      <w:r>
-        <w:rPr>
-          <w:rFonts w:ascii="Arial" w:hAnsi="Arial" w:cs="Arial"/>
-        </w:rPr>
-        <w:t xml:space="preserve"> folyamatos integrációs  környezetet nyújt. Minden kódmódosítás esetén automatikusan lefutnak a tesztek, így biztosítva, hogy az új változtatások ne törjék el a meglévő funkcionalitást.</w:t>
+        <w:t>uth</w:t>
+      </w:r>
+    </w:p>
+    <w:p>
+      <w:pPr>
+        <w:spacing w:line="360" w:lineRule="auto"/>
+        <w:jc w:val="both"/>
+        <w:rPr>
+          <w:rFonts w:ascii="Arial" w:hAnsi="Arial" w:cs="Arial"/>
+        </w:rPr>
+      </w:pPr>
+      <w:r>
+        <w:rPr>
+          <w:rFonts w:ascii="Arial" w:hAnsi="Arial" w:cs="Arial"/>
+        </w:rPr>
+        <w:t xml:space="preserve">A Google OAuth egy hitelesítési és engedélyezési rendszer, ami lehetővé teszi a felhasználóknak, hogy Google fiókjukkal bejelentkezzenek külső alkalmazásokba. </w:t>
+      </w:r>
+      <w:r>
+        <w:rPr>
+          <w:rFonts w:ascii="Arial" w:hAnsi="Arial" w:cs="Arial"/>
+        </w:rPr>
+        <w:t>A projektemben opcionális bejelentkezési módként szerepel, ami egyszerűbbé és biztonságosabbá teszi a felhasználók azonosítását.</w:t>
       </w:r>
     </w:p>
     <w:p>
@@ -1974,7 +1751,7 @@
           <w:sz w:val="28"/>
           <w:szCs w:val="28"/>
         </w:rPr>
-        <w:t xml:space="preserve">2.14. </w:t>
+        <w:t>2.1</w:t>
       </w:r>
       <w:r>
         <w:rPr>
@@ -1982,7 +1759,7 @@
           <w:sz w:val="28"/>
           <w:szCs w:val="28"/>
         </w:rPr>
-        <w:t>i</w:t>
+        <w:t>2</w:t>
       </w:r>
       <w:r>
         <w:rPr>
@@ -1990,117 +1767,230 @@
           <w:sz w:val="28"/>
           <w:szCs w:val="28"/>
         </w:rPr>
-        <w:t>18n</w:t>
-      </w:r>
-      <w:r>
+        <w:t>. Tesztelés: pytest, pytest-asyncio, pytest-cov, GitHub Actions</w:t>
+      </w:r>
+    </w:p>
+    <w:p>
+      <w:pPr>
+        <w:spacing w:line="360" w:lineRule="auto"/>
+        <w:jc w:val="both"/>
+        <w:rPr>
+          <w:rFonts w:ascii="Arial" w:hAnsi="Arial" w:cs="Arial"/>
+        </w:rPr>
+      </w:pPr>
+      <w:r>
+        <w:rPr>
+          <w:rFonts w:ascii="Arial" w:hAnsi="Arial" w:cs="Arial"/>
+        </w:rPr>
+        <w:t>A projekt során a szoftver minőségének biztosítása érdekében automatizált tesztelést alkalmaztam. A tesztelés célja a hibák korai felismerése, a kód megbízhatóságának növelése, valamint a későbbi módosítások biztonságosabbá tétele volt.</w:t>
+      </w:r>
+    </w:p>
+    <w:p>
+      <w:pPr>
+        <w:spacing w:line="360" w:lineRule="auto"/>
+        <w:jc w:val="both"/>
+        <w:rPr>
+          <w:rFonts w:ascii="Arial" w:hAnsi="Arial" w:cs="Arial"/>
+        </w:rPr>
+      </w:pPr>
+      <w:r>
+        <w:rPr>
+          <w:rFonts w:ascii="Arial" w:hAnsi="Arial" w:cs="Arial"/>
+        </w:rPr>
+        <w:lastRenderedPageBreak/>
+        <w:t xml:space="preserve">A </w:t>
+      </w:r>
+      <w:r>
+        <w:rPr>
+          <w:rFonts w:ascii="Arial" w:hAnsi="Arial" w:cs="Arial"/>
+          <w:i/>
+          <w:iCs/>
+        </w:rPr>
+        <w:t>pytest</w:t>
+      </w:r>
+      <w:r>
+        <w:rPr>
+          <w:rFonts w:ascii="Arial" w:hAnsi="Arial" w:cs="Arial"/>
+        </w:rPr>
+        <w:t xml:space="preserve"> egy népszerű </w:t>
+      </w:r>
+      <w:r>
+        <w:rPr>
+          <w:rFonts w:ascii="Arial" w:hAnsi="Arial" w:cs="Arial"/>
+          <w:i/>
+          <w:iCs/>
+        </w:rPr>
+        <w:t>Python</w:t>
+      </w:r>
+      <w:r>
+        <w:rPr>
+          <w:rFonts w:ascii="Arial" w:hAnsi="Arial" w:cs="Arial"/>
+        </w:rPr>
+        <w:t xml:space="preserve"> tesztelési keretrendszer, amit az egységtesztek megírására és futtatására használtam. Egyszerű szintaxisa és rugalmas felépítése miatt jól illeszkedik a projektem struktúrájához.</w:t>
+      </w:r>
+    </w:p>
+    <w:p>
+      <w:pPr>
+        <w:spacing w:line="360" w:lineRule="auto"/>
+        <w:jc w:val="both"/>
+        <w:rPr>
+          <w:rFonts w:ascii="Arial" w:hAnsi="Arial" w:cs="Arial"/>
+        </w:rPr>
+      </w:pPr>
+      <w:r>
+        <w:rPr>
+          <w:rFonts w:ascii="Arial" w:hAnsi="Arial" w:cs="Arial"/>
+        </w:rPr>
+        <w:t xml:space="preserve">A </w:t>
+      </w:r>
+      <w:r>
+        <w:rPr>
+          <w:rFonts w:ascii="Arial" w:hAnsi="Arial" w:cs="Arial"/>
+          <w:i/>
+          <w:iCs/>
+        </w:rPr>
+        <w:t>pytest-asyncio</w:t>
+      </w:r>
+      <w:r>
+        <w:rPr>
+          <w:rFonts w:ascii="Arial" w:hAnsi="Arial" w:cs="Arial"/>
+        </w:rPr>
+        <w:t xml:space="preserve"> a </w:t>
+      </w:r>
+      <w:r>
+        <w:rPr>
+          <w:rFonts w:ascii="Arial" w:hAnsi="Arial" w:cs="Arial"/>
+          <w:i/>
+          <w:iCs/>
+        </w:rPr>
+        <w:t>pytest</w:t>
+      </w:r>
+      <w:r>
+        <w:rPr>
+          <w:rFonts w:ascii="Arial" w:hAnsi="Arial" w:cs="Arial"/>
+        </w:rPr>
+        <w:t xml:space="preserve"> kiegészítése, ami lehetővé teszi az aszinkron kódok tesztelését. Mivel a backend aszinkron műveleteket is tartalmaz (például API hívások), ez elengedhetetlen volt a megfelelő tesztlefedettséghez.</w:t>
+      </w:r>
+    </w:p>
+    <w:p>
+      <w:pPr>
+        <w:spacing w:line="360" w:lineRule="auto"/>
+        <w:jc w:val="both"/>
+        <w:rPr>
+          <w:rFonts w:ascii="Arial" w:hAnsi="Arial" w:cs="Arial"/>
+        </w:rPr>
+      </w:pPr>
+      <w:r>
+        <w:rPr>
+          <w:rFonts w:ascii="Arial" w:hAnsi="Arial" w:cs="Arial"/>
+        </w:rPr>
+        <w:t xml:space="preserve">A </w:t>
+      </w:r>
+      <w:r>
+        <w:rPr>
+          <w:rFonts w:ascii="Arial" w:hAnsi="Arial" w:cs="Arial"/>
+          <w:i/>
+          <w:iCs/>
+        </w:rPr>
+        <w:t>pytest-cov</w:t>
+      </w:r>
+      <w:r>
+        <w:rPr>
+          <w:rFonts w:ascii="Arial" w:hAnsi="Arial" w:cs="Arial"/>
+        </w:rPr>
+        <w:t xml:space="preserve"> a tesztlefedettség mérésére szolgáló eszköz, am</w:t>
+      </w:r>
+      <w:r>
+        <w:rPr>
+          <w:rFonts w:ascii="Arial" w:hAnsi="Arial" w:cs="Arial"/>
+        </w:rPr>
+        <w:t>i</w:t>
+      </w:r>
+      <w:r>
+        <w:rPr>
+          <w:rFonts w:ascii="Arial" w:hAnsi="Arial" w:cs="Arial"/>
+        </w:rPr>
+        <w:t xml:space="preserve"> megmutatja, hogy a kód hány százaléka van lefedve tesztekkel. Ez segít azonosítani a nem tesztelt részeket, és javítani a rendszer megbízhatóságát.</w:t>
+      </w:r>
+    </w:p>
+    <w:p>
+      <w:pPr>
+        <w:spacing w:line="360" w:lineRule="auto"/>
+        <w:jc w:val="both"/>
+        <w:rPr>
+          <w:rFonts w:ascii="Arial" w:hAnsi="Arial" w:cs="Arial"/>
+        </w:rPr>
+      </w:pPr>
+      <w:r>
+        <w:rPr>
+          <w:rFonts w:ascii="Arial" w:hAnsi="Arial" w:cs="Arial"/>
+        </w:rPr>
+        <w:t>A tesztek automatizált futtatását</w:t>
+      </w:r>
+      <w:r>
+        <w:rPr>
+          <w:rFonts w:ascii="Arial" w:hAnsi="Arial" w:cs="Arial"/>
+        </w:rPr>
+        <w:t xml:space="preserve"> a</w:t>
+      </w:r>
+      <w:r>
+        <w:rPr>
+          <w:rFonts w:ascii="Arial" w:hAnsi="Arial" w:cs="Arial"/>
+        </w:rPr>
+        <w:t xml:space="preserve"> </w:t>
+      </w:r>
+      <w:r>
+        <w:rPr>
+          <w:rFonts w:ascii="Arial" w:hAnsi="Arial" w:cs="Arial"/>
+          <w:i/>
+          <w:iCs/>
+        </w:rPr>
+        <w:t>GitHub Actions</w:t>
+      </w:r>
+      <w:r>
+        <w:rPr>
+          <w:rFonts w:ascii="Arial" w:hAnsi="Arial" w:cs="Arial"/>
+        </w:rPr>
+        <w:t xml:space="preserve"> biztosítja, am</w:t>
+      </w:r>
+      <w:r>
+        <w:rPr>
+          <w:rFonts w:ascii="Arial" w:hAnsi="Arial" w:cs="Arial"/>
+        </w:rPr>
+        <w:t>i</w:t>
+      </w:r>
+      <w:r>
+        <w:rPr>
+          <w:rFonts w:ascii="Arial" w:hAnsi="Arial" w:cs="Arial"/>
+        </w:rPr>
+        <w:t xml:space="preserve"> folyamatos integrációs  környezetet nyújt. Minden kódmódosítás esetén automatikusan lefutnak a tesztek, így biztosítva, hogy az új változtatások ne törjék el a meglévő funkcionalitást.</w:t>
+      </w:r>
+    </w:p>
+    <w:p>
+      <w:pPr>
+        <w:spacing w:line="360" w:lineRule="auto"/>
+        <w:jc w:val="both"/>
         <w:rPr>
           <w:rFonts w:ascii="Arial" w:hAnsi="Arial" w:cs="Arial"/>
           <w:sz w:val="28"/>
           <w:szCs w:val="28"/>
         </w:rPr>
-        <w:t xml:space="preserve"> (Nemzetköziesítés/Lokalizáció)</w:t>
-      </w:r>
-    </w:p>
-    <w:p>
-      <w:pPr>
-        <w:spacing w:line="360" w:lineRule="auto"/>
-        <w:jc w:val="both"/>
-        <w:rPr>
-          <w:rFonts w:ascii="Arial" w:hAnsi="Arial" w:cs="Arial"/>
-        </w:rPr>
-      </w:pPr>
-      <w:r>
-        <w:rPr>
-          <w:rFonts w:ascii="Arial" w:hAnsi="Arial" w:cs="Arial"/>
-        </w:rPr>
-        <w:t xml:space="preserve">Az </w:t>
-      </w:r>
-      <w:r>
-        <w:rPr>
-          <w:rFonts w:ascii="Arial" w:hAnsi="Arial" w:cs="Arial"/>
-          <w:i/>
-          <w:iCs/>
-        </w:rPr>
-        <w:t>i18n</w:t>
-      </w:r>
-      <w:r>
-        <w:rPr>
-          <w:rFonts w:ascii="Arial" w:hAnsi="Arial" w:cs="Arial"/>
-        </w:rPr>
-        <w:t xml:space="preserve"> (internationalization) egy olyan fejlesztési megközelítés, amely lehetővé teszi egy alkalmazás könnyű lefordíthatóságát és több nyelven történő megjelenítését, anélkül, hogy a kódot nyelvenként újra kellene írni. A projektemben egy saját, egyszerű JavaScript</w:t>
-      </w:r>
-      <w:r>
-        <w:rPr>
-          <w:rFonts w:ascii="Arial" w:hAnsi="Arial" w:cs="Arial"/>
-        </w:rPr>
-        <w:t xml:space="preserve"> </w:t>
-      </w:r>
-      <w:r>
-        <w:rPr>
-          <w:rFonts w:ascii="Arial" w:hAnsi="Arial" w:cs="Arial"/>
-        </w:rPr>
-        <w:t>alapú i18n</w:t>
-      </w:r>
-      <w:r>
-        <w:rPr>
-          <w:rFonts w:ascii="Arial" w:hAnsi="Arial" w:cs="Arial"/>
-        </w:rPr>
-        <w:t xml:space="preserve"> </w:t>
-      </w:r>
-      <w:r>
-        <w:rPr>
-          <w:rFonts w:ascii="Arial" w:hAnsi="Arial" w:cs="Arial"/>
-        </w:rPr>
-        <w:t>megoldást alkalmaztam, am</w:t>
-      </w:r>
-      <w:r>
-        <w:rPr>
-          <w:rFonts w:ascii="Arial" w:hAnsi="Arial" w:cs="Arial"/>
-        </w:rPr>
-        <w:t>i</w:t>
-      </w:r>
-      <w:r>
-        <w:rPr>
-          <w:rFonts w:ascii="Arial" w:hAnsi="Arial" w:cs="Arial"/>
-        </w:rPr>
-        <w:t xml:space="preserve"> a felület szövegeit központi fordítási fájlokból</w:t>
-      </w:r>
-      <w:r>
-        <w:rPr>
-          <w:rFonts w:ascii="Arial" w:hAnsi="Arial" w:cs="Arial"/>
-        </w:rPr>
-        <w:t xml:space="preserve"> </w:t>
-      </w:r>
-      <w:r>
-        <w:rPr>
-          <w:rFonts w:ascii="Arial" w:hAnsi="Arial" w:cs="Arial"/>
-        </w:rPr>
-        <w:t xml:space="preserve">tölti be, és a HTML-elemekhez rendelt data-i18n attribútumok segítségével automatikusan a kiválasztott nyelvre cseréli azokat. </w:t>
-      </w:r>
-      <w:r>
-        <w:rPr>
-          <w:rFonts w:ascii="Arial" w:hAnsi="Arial" w:cs="Arial"/>
-        </w:rPr>
-        <w:t>Ennek köszönhetően az alkalmazás felhasználói felülete magyar, angol és német nyelven is elérhető, a felhasználó pedig bármikor válthat a nyelvek között.</w:t>
-      </w:r>
-    </w:p>
-    <w:p>
-      <w:pPr>
-        <w:spacing w:line="360" w:lineRule="auto"/>
-        <w:jc w:val="both"/>
+      </w:pPr>
+      <w:r>
         <w:rPr>
           <w:rFonts w:ascii="Arial" w:hAnsi="Arial" w:cs="Arial"/>
           <w:sz w:val="28"/>
           <w:szCs w:val="28"/>
         </w:rPr>
-      </w:pPr>
+        <w:t>2.1</w:t>
+      </w:r>
       <w:r>
         <w:rPr>
           <w:rFonts w:ascii="Arial" w:hAnsi="Arial" w:cs="Arial"/>
           <w:sz w:val="28"/>
           <w:szCs w:val="28"/>
         </w:rPr>
-        <w:t>2.1</w:t>
+        <w:t>3</w:t>
       </w:r>
       <w:r>
         <w:rPr>
@@ -2108,7 +1998,7 @@
           <w:sz w:val="28"/>
           <w:szCs w:val="28"/>
         </w:rPr>
-        <w:t>5</w:t>
+        <w:t xml:space="preserve">. </w:t>
       </w:r>
       <w:r>
         <w:rPr>
@@ -2116,208 +2006,237 @@
           <w:sz w:val="28"/>
           <w:szCs w:val="28"/>
         </w:rPr>
-        <w:t>. Visual Studio Code</w:t>
-      </w:r>
-    </w:p>
-    <w:p>
-      <w:pPr>
-        <w:spacing w:line="360" w:lineRule="auto"/>
-        <w:jc w:val="both"/>
-        <w:rPr>
-          <w:rFonts w:ascii="Arial" w:hAnsi="Arial" w:cs="Arial"/>
-        </w:rPr>
-      </w:pPr>
-      <w:r>
-        <w:rPr>
-          <w:rFonts w:ascii="Arial" w:hAnsi="Arial" w:cs="Arial"/>
-        </w:rPr>
-        <w:t xml:space="preserve">A </w:t>
-      </w:r>
-      <w:r>
-        <w:rPr>
-          <w:rFonts w:ascii="Arial" w:hAnsi="Arial" w:cs="Arial"/>
-          <w:i/>
-          <w:iCs/>
-        </w:rPr>
-        <w:t>Visual Studio Code</w:t>
-      </w:r>
-      <w:r>
-        <w:rPr>
-          <w:rFonts w:ascii="Arial" w:hAnsi="Arial" w:cs="Arial"/>
-        </w:rPr>
-        <w:t xml:space="preserve"> egy ingyenes, nyílt forráskódú fejlesztőkörnyezet, amit a projekt során a kódom írására használtam. </w:t>
-      </w:r>
-      <w:r>
-        <w:rPr>
-          <w:rFonts w:ascii="Arial" w:hAnsi="Arial" w:cs="Arial"/>
-        </w:rPr>
-        <w:t xml:space="preserve">Széles körű bővítmény támogatással rendelkezik, ami megkönnyíti a </w:t>
-      </w:r>
-      <w:r>
-        <w:rPr>
-          <w:rFonts w:ascii="Arial" w:hAnsi="Arial" w:cs="Arial"/>
-          <w:i/>
-          <w:iCs/>
-        </w:rPr>
-        <w:t>Python</w:t>
-      </w:r>
-      <w:r>
-        <w:rPr>
-          <w:rFonts w:ascii="Arial" w:hAnsi="Arial" w:cs="Arial"/>
-        </w:rPr>
-        <w:t xml:space="preserve">, </w:t>
-      </w:r>
-      <w:r>
-        <w:rPr>
-          <w:rFonts w:ascii="Arial" w:hAnsi="Arial" w:cs="Arial"/>
-          <w:i/>
-          <w:iCs/>
-        </w:rPr>
-        <w:t>JavaScript</w:t>
-      </w:r>
-      <w:r>
-        <w:rPr>
-          <w:rFonts w:ascii="Arial" w:hAnsi="Arial" w:cs="Arial"/>
-        </w:rPr>
-        <w:t xml:space="preserve"> és webes technológiák hatékony fejlesztését. </w:t>
-      </w:r>
-      <w:r>
-        <w:rPr>
-          <w:rFonts w:ascii="Arial" w:hAnsi="Arial" w:cs="Arial"/>
-        </w:rPr>
-        <w:lastRenderedPageBreak/>
-        <w:t xml:space="preserve">Beépített terminálja, hibakeresője és </w:t>
-      </w:r>
-      <w:r>
-        <w:rPr>
-          <w:rFonts w:ascii="Arial" w:hAnsi="Arial" w:cs="Arial"/>
-          <w:i/>
-          <w:iCs/>
-        </w:rPr>
-        <w:t>Git</w:t>
-      </w:r>
-      <w:r>
-        <w:rPr>
-          <w:rFonts w:ascii="Arial" w:hAnsi="Arial" w:cs="Arial"/>
-        </w:rPr>
-        <w:t>-integrációja jelentősen növelte a fejlesztés hatékonyságát.</w:t>
-      </w:r>
-    </w:p>
-    <w:p>
-      <w:pPr>
-        <w:spacing w:line="360" w:lineRule="auto"/>
-        <w:jc w:val="both"/>
+        <w:t>i</w:t>
+      </w:r>
+      <w:r>
         <w:rPr>
           <w:rFonts w:ascii="Arial" w:hAnsi="Arial" w:cs="Arial"/>
           <w:sz w:val="28"/>
           <w:szCs w:val="28"/>
         </w:rPr>
-      </w:pPr>
+        <w:t>18n</w:t>
+      </w:r>
       <w:r>
         <w:rPr>
           <w:rFonts w:ascii="Arial" w:hAnsi="Arial" w:cs="Arial"/>
           <w:sz w:val="28"/>
           <w:szCs w:val="28"/>
         </w:rPr>
-        <w:t>2.1</w:t>
-      </w:r>
-      <w:r>
+        <w:t xml:space="preserve"> (Nemzetköziesítés/Lokalizáció)</w:t>
+      </w:r>
+    </w:p>
+    <w:p>
+      <w:pPr>
+        <w:spacing w:line="360" w:lineRule="auto"/>
+        <w:jc w:val="both"/>
+        <w:rPr>
+          <w:rFonts w:ascii="Arial" w:hAnsi="Arial" w:cs="Arial"/>
+        </w:rPr>
+      </w:pPr>
+      <w:r>
+        <w:rPr>
+          <w:rFonts w:ascii="Arial" w:hAnsi="Arial" w:cs="Arial"/>
+        </w:rPr>
+        <w:t xml:space="preserve">Az </w:t>
+      </w:r>
+      <w:r>
+        <w:rPr>
+          <w:rFonts w:ascii="Arial" w:hAnsi="Arial" w:cs="Arial"/>
+          <w:i/>
+          <w:iCs/>
+        </w:rPr>
+        <w:t>i18n</w:t>
+      </w:r>
+      <w:r>
+        <w:rPr>
+          <w:rFonts w:ascii="Arial" w:hAnsi="Arial" w:cs="Arial"/>
+        </w:rPr>
+        <w:t xml:space="preserve"> (internationalization) egy olyan fejlesztési megközelítés, amely lehetővé teszi egy alkalmazás könnyű lefordíthatóságát és több nyelven történő megjelenítését, anélkül, hogy a kódot nyelvenként újra kellene írni. A projektemben egy saját, egyszerű JavaScript</w:t>
+      </w:r>
+      <w:r>
+        <w:rPr>
+          <w:rFonts w:ascii="Arial" w:hAnsi="Arial" w:cs="Arial"/>
+        </w:rPr>
+        <w:t xml:space="preserve"> </w:t>
+      </w:r>
+      <w:r>
+        <w:rPr>
+          <w:rFonts w:ascii="Arial" w:hAnsi="Arial" w:cs="Arial"/>
+        </w:rPr>
+        <w:t>alapú i18n</w:t>
+      </w:r>
+      <w:r>
+        <w:rPr>
+          <w:rFonts w:ascii="Arial" w:hAnsi="Arial" w:cs="Arial"/>
+        </w:rPr>
+        <w:t xml:space="preserve"> </w:t>
+      </w:r>
+      <w:r>
+        <w:rPr>
+          <w:rFonts w:ascii="Arial" w:hAnsi="Arial" w:cs="Arial"/>
+        </w:rPr>
+        <w:t>megoldást alkalmaztam, am</w:t>
+      </w:r>
+      <w:r>
+        <w:rPr>
+          <w:rFonts w:ascii="Arial" w:hAnsi="Arial" w:cs="Arial"/>
+        </w:rPr>
+        <w:t>i</w:t>
+      </w:r>
+      <w:r>
+        <w:rPr>
+          <w:rFonts w:ascii="Arial" w:hAnsi="Arial" w:cs="Arial"/>
+        </w:rPr>
+        <w:t xml:space="preserve"> a felület szövegeit központi fordítási fájlokból</w:t>
+      </w:r>
+      <w:r>
+        <w:rPr>
+          <w:rFonts w:ascii="Arial" w:hAnsi="Arial" w:cs="Arial"/>
+        </w:rPr>
+        <w:t xml:space="preserve"> </w:t>
+      </w:r>
+      <w:r>
+        <w:rPr>
+          <w:rFonts w:ascii="Arial" w:hAnsi="Arial" w:cs="Arial"/>
+        </w:rPr>
+        <w:t xml:space="preserve">tölti be, és a HTML-elemekhez rendelt data-i18n attribútumok segítségével automatikusan a kiválasztott nyelvre cseréli azokat. </w:t>
+      </w:r>
+      <w:r>
+        <w:rPr>
+          <w:rFonts w:ascii="Arial" w:hAnsi="Arial" w:cs="Arial"/>
+        </w:rPr>
+        <w:t>Ennek köszönhetően az alkalmazás felhasználói felülete magyar, angol és német nyelven is elérhető, a felhasználó pedig bármikor válthat a nyelvek között.</w:t>
+      </w:r>
+    </w:p>
+    <w:p>
+      <w:pPr>
+        <w:spacing w:line="360" w:lineRule="auto"/>
+        <w:jc w:val="both"/>
         <w:rPr>
           <w:rFonts w:ascii="Arial" w:hAnsi="Arial" w:cs="Arial"/>
           <w:sz w:val="28"/>
           <w:szCs w:val="28"/>
         </w:rPr>
-        <w:t>6</w:t>
-      </w:r>
+      </w:pPr>
       <w:r>
         <w:rPr>
           <w:rFonts w:ascii="Arial" w:hAnsi="Arial" w:cs="Arial"/>
           <w:sz w:val="28"/>
           <w:szCs w:val="28"/>
         </w:rPr>
-        <w:t>. Coolify</w:t>
-      </w:r>
-    </w:p>
-    <w:p>
-      <w:pPr>
-        <w:spacing w:line="360" w:lineRule="auto"/>
-        <w:jc w:val="both"/>
-        <w:rPr>
-          <w:rFonts w:ascii="Arial" w:hAnsi="Arial" w:cs="Arial"/>
-        </w:rPr>
-      </w:pPr>
-      <w:r>
-        <w:rPr>
-          <w:rFonts w:ascii="Arial" w:hAnsi="Arial" w:cs="Arial"/>
-        </w:rPr>
-        <w:t>A Coolify egy olyan rendszer, amely webes alkalmazások hosztolására (üzemeltetésére) használható. Annak érdekében, hogy a projektem bárhonnan és bárki számára elérhető, illetve használható legyen, ennek a szolgáltatásnak a használata mellett döntöttem.</w:t>
-      </w:r>
-      <w:r>
-        <w:rPr>
-          <w:rFonts w:ascii="Arial" w:hAnsi="Arial" w:cs="Arial"/>
-        </w:rPr>
-        <w:t xml:space="preserve"> Egyszerre tudja kezelni a frontendet, a backendet, valamint az adatbázist</w:t>
-      </w:r>
-      <w:r>
-        <w:rPr>
-          <w:rFonts w:ascii="Arial" w:hAnsi="Arial" w:cs="Arial"/>
-        </w:rPr>
-        <w:t xml:space="preserve"> </w:t>
-      </w:r>
-      <w:r>
-        <w:rPr>
-          <w:rFonts w:ascii="Arial" w:hAnsi="Arial" w:cs="Arial"/>
-          <w:i/>
-          <w:iCs/>
-        </w:rPr>
-        <w:t>Docker Compose</w:t>
-      </w:r>
-      <w:r>
-        <w:rPr>
-          <w:rFonts w:ascii="Arial" w:hAnsi="Arial" w:cs="Arial"/>
-        </w:rPr>
-        <w:t xml:space="preserve"> segítségével</w:t>
-      </w:r>
-      <w:r>
-        <w:rPr>
-          <w:rFonts w:ascii="Arial" w:hAnsi="Arial" w:cs="Arial"/>
-        </w:rPr>
-        <w:t>, így a használata egyszerű.</w:t>
-      </w:r>
-    </w:p>
-    <w:p>
-      <w:pPr>
-        <w:spacing w:line="360" w:lineRule="auto"/>
-        <w:jc w:val="both"/>
+        <w:t>2.1</w:t>
+      </w:r>
+      <w:r>
         <w:rPr>
           <w:rFonts w:ascii="Arial" w:hAnsi="Arial" w:cs="Arial"/>
           <w:sz w:val="28"/>
           <w:szCs w:val="28"/>
         </w:rPr>
-      </w:pPr>
+        <w:t>4</w:t>
+      </w:r>
       <w:r>
         <w:rPr>
           <w:rFonts w:ascii="Arial" w:hAnsi="Arial" w:cs="Arial"/>
           <w:sz w:val="28"/>
           <w:szCs w:val="28"/>
         </w:rPr>
-        <w:t>2.1</w:t>
-      </w:r>
-      <w:r>
+        <w:t>. Visual Studio Code</w:t>
+      </w:r>
+    </w:p>
+    <w:p>
+      <w:pPr>
+        <w:spacing w:line="360" w:lineRule="auto"/>
+        <w:jc w:val="both"/>
+        <w:rPr>
+          <w:rFonts w:ascii="Arial" w:hAnsi="Arial" w:cs="Arial"/>
+        </w:rPr>
+      </w:pPr>
+      <w:r>
+        <w:rPr>
+          <w:rFonts w:ascii="Arial" w:hAnsi="Arial" w:cs="Arial"/>
+        </w:rPr>
+        <w:t xml:space="preserve">A </w:t>
+      </w:r>
+      <w:r>
+        <w:rPr>
+          <w:rFonts w:ascii="Arial" w:hAnsi="Arial" w:cs="Arial"/>
+          <w:i/>
+          <w:iCs/>
+        </w:rPr>
+        <w:t>Visual Studio Code</w:t>
+      </w:r>
+      <w:r>
+        <w:rPr>
+          <w:rFonts w:ascii="Arial" w:hAnsi="Arial" w:cs="Arial"/>
+        </w:rPr>
+        <w:t xml:space="preserve"> egy ingyenes, nyílt forráskódú fejlesztőkörnyezet, amit a projekt során a kódom írására használtam. </w:t>
+      </w:r>
+      <w:r>
+        <w:rPr>
+          <w:rFonts w:ascii="Arial" w:hAnsi="Arial" w:cs="Arial"/>
+        </w:rPr>
+        <w:t xml:space="preserve">Széles körű bővítmény támogatással rendelkezik, ami megkönnyíti a </w:t>
+      </w:r>
+      <w:r>
+        <w:rPr>
+          <w:rFonts w:ascii="Arial" w:hAnsi="Arial" w:cs="Arial"/>
+          <w:i/>
+          <w:iCs/>
+        </w:rPr>
+        <w:t>Python</w:t>
+      </w:r>
+      <w:r>
+        <w:rPr>
+          <w:rFonts w:ascii="Arial" w:hAnsi="Arial" w:cs="Arial"/>
+        </w:rPr>
+        <w:t xml:space="preserve">, </w:t>
+      </w:r>
+      <w:r>
+        <w:rPr>
+          <w:rFonts w:ascii="Arial" w:hAnsi="Arial" w:cs="Arial"/>
+          <w:i/>
+          <w:iCs/>
+        </w:rPr>
+        <w:t>JavaScript</w:t>
+      </w:r>
+      <w:r>
+        <w:rPr>
+          <w:rFonts w:ascii="Arial" w:hAnsi="Arial" w:cs="Arial"/>
+        </w:rPr>
+        <w:t xml:space="preserve"> és webes technológiák hatékony fejlesztését. Beépített terminálja, hibakeresője és </w:t>
+      </w:r>
+      <w:r>
+        <w:rPr>
+          <w:rFonts w:ascii="Arial" w:hAnsi="Arial" w:cs="Arial"/>
+          <w:i/>
+          <w:iCs/>
+        </w:rPr>
+        <w:t>Git</w:t>
+      </w:r>
+      <w:r>
+        <w:rPr>
+          <w:rFonts w:ascii="Arial" w:hAnsi="Arial" w:cs="Arial"/>
+        </w:rPr>
+        <w:t>-integrációja jelentősen növelte a fejlesztés hatékonyságát.</w:t>
+      </w:r>
+    </w:p>
+    <w:p>
+      <w:pPr>
+        <w:spacing w:line="360" w:lineRule="auto"/>
+        <w:jc w:val="both"/>
         <w:rPr>
           <w:rFonts w:ascii="Arial" w:hAnsi="Arial" w:cs="Arial"/>
           <w:sz w:val="28"/>
           <w:szCs w:val="28"/>
         </w:rPr>
-        <w:t>7</w:t>
-      </w:r>
+      </w:pPr>
       <w:r>
         <w:rPr>
           <w:rFonts w:ascii="Arial" w:hAnsi="Arial" w:cs="Arial"/>
           <w:sz w:val="28"/>
           <w:szCs w:val="28"/>
         </w:rPr>
-        <w:t>. Docker</w:t>
+        <w:t>2.1</w:t>
       </w:r>
       <w:r>
         <w:rPr>
@@ -2325,175 +2244,112 @@
           <w:sz w:val="28"/>
           <w:szCs w:val="28"/>
         </w:rPr>
-        <w:t xml:space="preserve"> Compose</w:t>
-      </w:r>
-    </w:p>
-    <w:p>
-      <w:pPr>
-        <w:spacing w:line="360" w:lineRule="auto"/>
-        <w:jc w:val="both"/>
-        <w:rPr>
-          <w:rFonts w:ascii="Arial" w:hAnsi="Arial" w:cs="Arial"/>
-        </w:rPr>
-      </w:pPr>
-      <w:r>
-        <w:rPr>
-          <w:rFonts w:ascii="Arial" w:hAnsi="Arial" w:cs="Arial"/>
-        </w:rPr>
-        <w:t xml:space="preserve">A </w:t>
-      </w:r>
-      <w:r>
-        <w:rPr>
-          <w:rFonts w:ascii="Arial" w:hAnsi="Arial" w:cs="Arial"/>
-          <w:i/>
-          <w:iCs/>
-        </w:rPr>
-        <w:t>Docker Compose</w:t>
-      </w:r>
-      <w:r>
-        <w:rPr>
-          <w:rFonts w:ascii="Arial" w:hAnsi="Arial" w:cs="Arial"/>
-        </w:rPr>
-        <w:t xml:space="preserve"> egy olyan eszköz, amely lehetővé teszi több konténer együttes, egyetlen konfigurációs fájl (docker-compose.yml) segítségével történő definiálását és kezelését. Ennek használatával a projekt egyes összetevői</w:t>
-      </w:r>
-      <w:r>
-        <w:rPr>
-          <w:rFonts w:ascii="Arial" w:hAnsi="Arial" w:cs="Arial"/>
-        </w:rPr>
-        <w:t xml:space="preserve"> </w:t>
-      </w:r>
-      <w:r>
-        <w:rPr>
-          <w:rFonts w:ascii="Arial" w:hAnsi="Arial" w:cs="Arial"/>
-        </w:rPr>
-        <w:t xml:space="preserve">külön-külön konténerekben, ugyanakkor egymással összehangoltan futtathatók. A projektem esetében a </w:t>
-      </w:r>
-      <w:r>
-        <w:rPr>
-          <w:rFonts w:ascii="Arial" w:hAnsi="Arial" w:cs="Arial"/>
-          <w:i/>
-          <w:iCs/>
-        </w:rPr>
-        <w:t>Docker Compose</w:t>
-      </w:r>
-      <w:r>
-        <w:rPr>
-          <w:rFonts w:ascii="Arial" w:hAnsi="Arial" w:cs="Arial"/>
-        </w:rPr>
-        <w:t xml:space="preserve"> alkalmazása mellett döntöttem, mivel ez jelentősen egyszerűsítette a fejlesztői környezet felállítását, valamint biztosította, hogy a </w:t>
-      </w:r>
-      <w:r>
-        <w:rPr>
-          <w:rFonts w:ascii="Arial" w:hAnsi="Arial" w:cs="Arial"/>
-          <w:i/>
-          <w:iCs/>
-        </w:rPr>
-        <w:t>Coolify</w:t>
-      </w:r>
-      <w:r>
-        <w:rPr>
-          <w:rFonts w:ascii="Arial" w:hAnsi="Arial" w:cs="Arial"/>
-        </w:rPr>
-        <w:t xml:space="preserve"> rendszeren keresztül történő hosztolás során is könnyen kezelhető és reprodukálható legyen az alkalmazás teljes infrastruktúrája.</w:t>
-      </w:r>
-    </w:p>
-    <w:p>
-      <w:pPr>
-        <w:spacing w:line="360" w:lineRule="auto"/>
-        <w:jc w:val="both"/>
+        <w:t>5</w:t>
+      </w:r>
+      <w:r>
         <w:rPr>
           <w:rFonts w:ascii="Arial" w:hAnsi="Arial" w:cs="Arial"/>
           <w:sz w:val="28"/>
           <w:szCs w:val="28"/>
         </w:rPr>
-      </w:pPr>
-      <w:r>
+        <w:t>. Coolify</w:t>
+      </w:r>
+    </w:p>
+    <w:p>
+      <w:pPr>
+        <w:spacing w:line="360" w:lineRule="auto"/>
+        <w:jc w:val="both"/>
+        <w:rPr>
+          <w:rFonts w:ascii="Arial" w:hAnsi="Arial" w:cs="Arial"/>
+        </w:rPr>
+      </w:pPr>
+      <w:r>
+        <w:rPr>
+          <w:rFonts w:ascii="Arial" w:hAnsi="Arial" w:cs="Arial"/>
+        </w:rPr>
+        <w:t xml:space="preserve">A Coolify egy olyan rendszer, amely webes alkalmazások hosztolására (üzemeltetésére) használható. Annak érdekében, hogy a projektem bárhonnan és </w:t>
+      </w:r>
+      <w:r>
+        <w:rPr>
+          <w:rFonts w:ascii="Arial" w:hAnsi="Arial" w:cs="Arial"/>
+        </w:rPr>
+        <w:lastRenderedPageBreak/>
+        <w:t>bárki számára elérhető, illetve használható legyen, ennek a szolgáltatásnak a használata mellett döntöttem.</w:t>
+      </w:r>
+      <w:r>
+        <w:rPr>
+          <w:rFonts w:ascii="Arial" w:hAnsi="Arial" w:cs="Arial"/>
+        </w:rPr>
+        <w:t xml:space="preserve"> Egyszerre tudja kezelni a frontendet, a backendet, valamint az adatbázist</w:t>
+      </w:r>
+      <w:r>
+        <w:rPr>
+          <w:rFonts w:ascii="Arial" w:hAnsi="Arial" w:cs="Arial"/>
+        </w:rPr>
+        <w:t xml:space="preserve"> </w:t>
+      </w:r>
+      <w:r>
+        <w:rPr>
+          <w:rFonts w:ascii="Arial" w:hAnsi="Arial" w:cs="Arial"/>
+          <w:i/>
+          <w:iCs/>
+        </w:rPr>
+        <w:t>Docker Compose</w:t>
+      </w:r>
+      <w:r>
+        <w:rPr>
+          <w:rFonts w:ascii="Arial" w:hAnsi="Arial" w:cs="Arial"/>
+        </w:rPr>
+        <w:t xml:space="preserve"> segítségével</w:t>
+      </w:r>
+      <w:r>
+        <w:rPr>
+          <w:rFonts w:ascii="Arial" w:hAnsi="Arial" w:cs="Arial"/>
+        </w:rPr>
+        <w:t>, így a használata egyszerű.</w:t>
+      </w:r>
+    </w:p>
+    <w:p>
+      <w:pPr>
+        <w:spacing w:line="360" w:lineRule="auto"/>
+        <w:jc w:val="both"/>
         <w:rPr>
           <w:rFonts w:ascii="Arial" w:hAnsi="Arial" w:cs="Arial"/>
           <w:sz w:val="28"/>
           <w:szCs w:val="28"/>
         </w:rPr>
-        <w:t>2.18. JWT (JSON Web Token)</w:t>
-      </w:r>
-    </w:p>
-    <w:p>
-      <w:pPr>
-        <w:spacing w:line="360" w:lineRule="auto"/>
-        <w:jc w:val="both"/>
-        <w:rPr>
-          <w:rFonts w:ascii="Arial" w:hAnsi="Arial" w:cs="Arial"/>
-        </w:rPr>
-      </w:pPr>
-      <w:r>
-        <w:rPr>
-          <w:rFonts w:ascii="Arial" w:hAnsi="Arial" w:cs="Arial"/>
-        </w:rPr>
-        <w:t xml:space="preserve">A </w:t>
-      </w:r>
-      <w:r>
-        <w:rPr>
-          <w:rFonts w:ascii="Arial" w:hAnsi="Arial" w:cs="Arial"/>
-          <w:i/>
-          <w:iCs/>
-        </w:rPr>
-        <w:t>JWT</w:t>
-      </w:r>
-      <w:r>
-        <w:rPr>
-          <w:rFonts w:ascii="Arial" w:hAnsi="Arial" w:cs="Arial"/>
-        </w:rPr>
-        <w:t xml:space="preserve"> egy nyílt szabvány (RFC 7519), amely lehetővé teszi, hogy a felek egymás között kompakt és önmagában értelmezhető módon, JSON objektumként adjanak át hitelesített adatokat. A token digitálisan alá van írva, így az információ ellenőrizhető és megbízható, az aláírás pedig biztosítja, hogy az üzenet útközben nem módosult. A projektemben a </w:t>
-      </w:r>
-      <w:r>
-        <w:rPr>
-          <w:rFonts w:ascii="Arial" w:hAnsi="Arial" w:cs="Arial"/>
-          <w:i/>
-          <w:iCs/>
-        </w:rPr>
-        <w:t>JWT</w:t>
-      </w:r>
-      <w:r>
-        <w:rPr>
-          <w:rFonts w:ascii="Arial" w:hAnsi="Arial" w:cs="Arial"/>
-        </w:rPr>
-        <w:t>-t a felhasználók hitelesítésére használ</w:t>
-      </w:r>
-      <w:r>
-        <w:rPr>
-          <w:rFonts w:ascii="Arial" w:hAnsi="Arial" w:cs="Arial"/>
-        </w:rPr>
-        <w:t>ta</w:t>
-      </w:r>
-      <w:r>
-        <w:rPr>
-          <w:rFonts w:ascii="Arial" w:hAnsi="Arial" w:cs="Arial"/>
-        </w:rPr>
-        <w:t>m: sikeres bejelentkezés után a szerver egy tokent állít ki, amelyet a kliens ezután minden védett végponthoz tartozó kérésnél a Bearer séma szerint csatol. A szerver oldalon a FastAPI dependency-je ellenőrzi a token érvényességét (aláírás, lejárati idő), és ez alapján azonosítja a kérést küldő felhasználót</w:t>
-      </w:r>
-      <w:r>
-        <w:rPr>
-          <w:rFonts w:ascii="Arial" w:hAnsi="Arial" w:cs="Arial"/>
-        </w:rPr>
-        <w:t>.</w:t>
-      </w:r>
-    </w:p>
-    <w:p>
-      <w:pPr>
-        <w:spacing w:line="360" w:lineRule="auto"/>
-        <w:jc w:val="both"/>
+      </w:pPr>
+      <w:r>
         <w:rPr>
           <w:rFonts w:ascii="Arial" w:hAnsi="Arial" w:cs="Arial"/>
           <w:sz w:val="28"/>
           <w:szCs w:val="28"/>
         </w:rPr>
-      </w:pPr>
+        <w:t>2.1</w:t>
+      </w:r>
       <w:r>
         <w:rPr>
           <w:rFonts w:ascii="Arial" w:hAnsi="Arial" w:cs="Arial"/>
           <w:sz w:val="28"/>
           <w:szCs w:val="28"/>
         </w:rPr>
-        <w:t>2.19. GitHub</w:t>
+        <w:t>6</w:t>
+      </w:r>
+      <w:r>
+        <w:rPr>
+          <w:rFonts w:ascii="Arial" w:hAnsi="Arial" w:cs="Arial"/>
+          <w:sz w:val="28"/>
+          <w:szCs w:val="28"/>
+        </w:rPr>
+        <w:t>. Docker</w:t>
+      </w:r>
+      <w:r>
+        <w:rPr>
+          <w:rFonts w:ascii="Arial" w:hAnsi="Arial" w:cs="Arial"/>
+          <w:sz w:val="28"/>
+          <w:szCs w:val="28"/>
+        </w:rPr>
+        <w:t xml:space="preserve"> Compose</w:t>
       </w:r>
     </w:p>
     <w:p>
@@ -2516,6 +2372,206 @@
           <w:i/>
           <w:iCs/>
         </w:rPr>
+        <w:t>Docker Compose</w:t>
+      </w:r>
+      <w:r>
+        <w:rPr>
+          <w:rFonts w:ascii="Arial" w:hAnsi="Arial" w:cs="Arial"/>
+        </w:rPr>
+        <w:t xml:space="preserve"> egy olyan eszköz, amely lehetővé teszi több konténer együttes, egyetlen konfigurációs fájl (docker-compose.yml) segítségével történő definiálását és kezelését. Ennek használatával a projekt egyes összetevői</w:t>
+      </w:r>
+      <w:r>
+        <w:rPr>
+          <w:rFonts w:ascii="Arial" w:hAnsi="Arial" w:cs="Arial"/>
+        </w:rPr>
+        <w:t xml:space="preserve"> </w:t>
+      </w:r>
+      <w:r>
+        <w:rPr>
+          <w:rFonts w:ascii="Arial" w:hAnsi="Arial" w:cs="Arial"/>
+        </w:rPr>
+        <w:t xml:space="preserve">külön-külön konténerekben, ugyanakkor egymással összehangoltan futtathatók. A projektem esetében a </w:t>
+      </w:r>
+      <w:r>
+        <w:rPr>
+          <w:rFonts w:ascii="Arial" w:hAnsi="Arial" w:cs="Arial"/>
+          <w:i/>
+          <w:iCs/>
+        </w:rPr>
+        <w:t>Docker Compose</w:t>
+      </w:r>
+      <w:r>
+        <w:rPr>
+          <w:rFonts w:ascii="Arial" w:hAnsi="Arial" w:cs="Arial"/>
+        </w:rPr>
+        <w:t xml:space="preserve"> alkalmazása mellett döntöttem, mivel ez jelentősen egyszerűsítette a fejlesztői környezet felállítását, valamint biztosította, hogy a </w:t>
+      </w:r>
+      <w:r>
+        <w:rPr>
+          <w:rFonts w:ascii="Arial" w:hAnsi="Arial" w:cs="Arial"/>
+          <w:i/>
+          <w:iCs/>
+        </w:rPr>
+        <w:t>Coolify</w:t>
+      </w:r>
+      <w:r>
+        <w:rPr>
+          <w:rFonts w:ascii="Arial" w:hAnsi="Arial" w:cs="Arial"/>
+        </w:rPr>
+        <w:t xml:space="preserve"> rendszeren keresztül történő hosztolás során is könnyen kezelhető és reprodukálható legyen az alkalmazás teljes infrastruktúrája.</w:t>
+      </w:r>
+    </w:p>
+    <w:p>
+      <w:pPr>
+        <w:spacing w:line="360" w:lineRule="auto"/>
+        <w:jc w:val="both"/>
+        <w:rPr>
+          <w:rFonts w:ascii="Arial" w:hAnsi="Arial" w:cs="Arial"/>
+          <w:sz w:val="28"/>
+          <w:szCs w:val="28"/>
+        </w:rPr>
+      </w:pPr>
+      <w:r>
+        <w:rPr>
+          <w:rFonts w:ascii="Arial" w:hAnsi="Arial" w:cs="Arial"/>
+          <w:sz w:val="28"/>
+          <w:szCs w:val="28"/>
+        </w:rPr>
+        <w:t>2.1</w:t>
+      </w:r>
+      <w:r>
+        <w:rPr>
+          <w:rFonts w:ascii="Arial" w:hAnsi="Arial" w:cs="Arial"/>
+          <w:sz w:val="28"/>
+          <w:szCs w:val="28"/>
+        </w:rPr>
+        <w:t>7</w:t>
+      </w:r>
+      <w:r>
+        <w:rPr>
+          <w:rFonts w:ascii="Arial" w:hAnsi="Arial" w:cs="Arial"/>
+          <w:sz w:val="28"/>
+          <w:szCs w:val="28"/>
+        </w:rPr>
+        <w:t>. JWT (JSON Web Token)</w:t>
+      </w:r>
+    </w:p>
+    <w:p>
+      <w:pPr>
+        <w:spacing w:line="360" w:lineRule="auto"/>
+        <w:jc w:val="both"/>
+        <w:rPr>
+          <w:rFonts w:ascii="Arial" w:hAnsi="Arial" w:cs="Arial"/>
+        </w:rPr>
+      </w:pPr>
+      <w:r>
+        <w:rPr>
+          <w:rFonts w:ascii="Arial" w:hAnsi="Arial" w:cs="Arial"/>
+        </w:rPr>
+        <w:t xml:space="preserve">A </w:t>
+      </w:r>
+      <w:r>
+        <w:rPr>
+          <w:rFonts w:ascii="Arial" w:hAnsi="Arial" w:cs="Arial"/>
+          <w:i/>
+          <w:iCs/>
+        </w:rPr>
+        <w:t>JWT</w:t>
+      </w:r>
+      <w:r>
+        <w:rPr>
+          <w:rFonts w:ascii="Arial" w:hAnsi="Arial" w:cs="Arial"/>
+        </w:rPr>
+        <w:t xml:space="preserve"> egy nyílt szabvány (RFC 7519), amely lehetővé teszi, hogy a felek egymás között kompakt és önmagában értelmezhető módon, JSON objektumként adjanak át hitelesített adatokat. A token digitálisan alá van írva, így az információ ellenőrizhető és megbízható, az aláírás pedig biztosítja, hogy az üzenet útközben nem módosult. A projektemben a </w:t>
+      </w:r>
+      <w:r>
+        <w:rPr>
+          <w:rFonts w:ascii="Arial" w:hAnsi="Arial" w:cs="Arial"/>
+          <w:i/>
+          <w:iCs/>
+        </w:rPr>
+        <w:t>JWT</w:t>
+      </w:r>
+      <w:r>
+        <w:rPr>
+          <w:rFonts w:ascii="Arial" w:hAnsi="Arial" w:cs="Arial"/>
+        </w:rPr>
+        <w:t>-t a felhasználók hitelesítésére használ</w:t>
+      </w:r>
+      <w:r>
+        <w:rPr>
+          <w:rFonts w:ascii="Arial" w:hAnsi="Arial" w:cs="Arial"/>
+        </w:rPr>
+        <w:t>ta</w:t>
+      </w:r>
+      <w:r>
+        <w:rPr>
+          <w:rFonts w:ascii="Arial" w:hAnsi="Arial" w:cs="Arial"/>
+        </w:rPr>
+        <w:t>m: sikeres bejelentkezés után a szerver egy tokent állít ki, amelyet a kliens ezután minden védett végponthoz tartozó kérésnél a Bearer séma szerint csatol. A szerver oldalon a FastAPI dependency-je ellenőrzi a token érvényességét (aláírás, lejárati idő), és ez alapján azonosítja a kérést küldő felhasználót</w:t>
+      </w:r>
+      <w:r>
+        <w:rPr>
+          <w:rFonts w:ascii="Arial" w:hAnsi="Arial" w:cs="Arial"/>
+        </w:rPr>
+        <w:t>.</w:t>
+      </w:r>
+    </w:p>
+    <w:p>
+      <w:pPr>
+        <w:spacing w:line="360" w:lineRule="auto"/>
+        <w:jc w:val="both"/>
+        <w:rPr>
+          <w:rFonts w:ascii="Arial" w:hAnsi="Arial" w:cs="Arial"/>
+          <w:sz w:val="28"/>
+          <w:szCs w:val="28"/>
+        </w:rPr>
+      </w:pPr>
+      <w:r>
+        <w:rPr>
+          <w:rFonts w:ascii="Arial" w:hAnsi="Arial" w:cs="Arial"/>
+          <w:sz w:val="28"/>
+          <w:szCs w:val="28"/>
+        </w:rPr>
+        <w:t>2.1</w:t>
+      </w:r>
+      <w:r>
+        <w:rPr>
+          <w:rFonts w:ascii="Arial" w:hAnsi="Arial" w:cs="Arial"/>
+          <w:sz w:val="28"/>
+          <w:szCs w:val="28"/>
+        </w:rPr>
+        <w:t>8</w:t>
+      </w:r>
+      <w:r>
+        <w:rPr>
+          <w:rFonts w:ascii="Arial" w:hAnsi="Arial" w:cs="Arial"/>
+          <w:sz w:val="28"/>
+          <w:szCs w:val="28"/>
+        </w:rPr>
+        <w:t>. GitHub</w:t>
+      </w:r>
+    </w:p>
+    <w:p>
+      <w:pPr>
+        <w:spacing w:line="360" w:lineRule="auto"/>
+        <w:jc w:val="both"/>
+        <w:rPr>
+          <w:rFonts w:ascii="Arial" w:hAnsi="Arial" w:cs="Arial"/>
+        </w:rPr>
+      </w:pPr>
+      <w:r>
+        <w:rPr>
+          <w:rFonts w:ascii="Arial" w:hAnsi="Arial" w:cs="Arial"/>
+        </w:rPr>
+        <w:t xml:space="preserve">A </w:t>
+      </w:r>
+      <w:r>
+        <w:rPr>
+          <w:rFonts w:ascii="Arial" w:hAnsi="Arial" w:cs="Arial"/>
+          <w:i/>
+          <w:iCs/>
+        </w:rPr>
         <w:t>GitHub</w:t>
       </w:r>
       <w:r>
@@ -2548,14 +2604,7 @@
         <w:rPr>
           <w:rFonts w:ascii="Arial" w:hAnsi="Arial" w:cs="Arial"/>
         </w:rPr>
-        <w:t xml:space="preserve"> és a csapatmunkát elősegítő </w:t>
-      </w:r>
-      <w:r>
-        <w:rPr>
-          <w:rFonts w:ascii="Arial" w:hAnsi="Arial" w:cs="Arial"/>
-        </w:rPr>
-        <w:lastRenderedPageBreak/>
-        <w:t>funkciók</w:t>
+        <w:t xml:space="preserve"> és a csapatmunkát elősegítő funkciók</w:t>
       </w:r>
       <w:r>
         <w:rPr>
@@ -2636,8 +2685,9 @@
         <w:rPr>
           <w:noProof/>
         </w:rPr>
+        <w:lastRenderedPageBreak/>
         <w:drawing>
-          <wp:inline distT="0" distB="0" distL="0" distR="0" wp14:anchorId="2B56FBAB" wp14:editId="45678223">
+          <wp:inline distT="0" distB="0" distL="0" distR="0" wp14:anchorId="2B56FBAB" wp14:editId="11EDAB6F">
             <wp:extent cx="5760720" cy="3867785"/>
             <wp:effectExtent l="0" t="0" r="0" b="0"/>
             <wp:docPr id="1970030540" name="Picture 1"/>
@@ -2933,7 +2983,6 @@
         <w:rPr>
           <w:rFonts w:ascii="Arial" w:hAnsi="Arial" w:cs="Arial"/>
         </w:rPr>
-        <w:lastRenderedPageBreak/>
         <w:t xml:space="preserve">username: </w:t>
       </w:r>
       <w:r>
@@ -2987,7 +3036,14 @@
         <w:rPr>
           <w:rFonts w:ascii="Arial" w:hAnsi="Arial" w:cs="Arial"/>
         </w:rPr>
-        <w:t>amely nemcsak kapcsolattartási célokat szolgál, hanem gyakran a fiók visszaigazolására, jelszó-visszaállítási folyamatok lebonyolítására, illetve a bejelentkezés alternatív módjaként is felhasználásra kerül</w:t>
+        <w:t xml:space="preserve">amely nemcsak kapcsolattartási célokat szolgál, hanem gyakran a fiók visszaigazolására, jelszó-visszaállítási </w:t>
+      </w:r>
+      <w:r>
+        <w:rPr>
+          <w:rFonts w:ascii="Arial" w:hAnsi="Arial" w:cs="Arial"/>
+        </w:rPr>
+        <w:lastRenderedPageBreak/>
+        <w:t>folyamatok lebonyolítására, illetve a bejelentkezés alternatív módjaként is felhasználásra kerül</w:t>
       </w:r>
       <w:r>
         <w:rPr>
@@ -3275,7 +3331,210 @@
         <w:rPr>
           <w:rFonts w:ascii="Arial" w:hAnsi="Arial" w:cs="Arial"/>
         </w:rPr>
+        <w:t xml:space="preserve">Az </w:t>
+      </w:r>
+      <w:r>
+        <w:rPr>
+          <w:rFonts w:ascii="Arial" w:hAnsi="Arial" w:cs="Arial"/>
+          <w:i/>
+          <w:iCs/>
+        </w:rPr>
+        <w:t>Airports</w:t>
+      </w:r>
+      <w:r>
+        <w:rPr>
+          <w:rFonts w:ascii="Arial" w:hAnsi="Arial" w:cs="Arial"/>
+        </w:rPr>
+        <w:t xml:space="preserve"> tábla a repülőterek adatait (azonosító, név, város, ország,</w:t>
+      </w:r>
+      <w:r>
+        <w:rPr>
+          <w:rFonts w:ascii="Arial" w:hAnsi="Arial" w:cs="Arial"/>
+        </w:rPr>
+        <w:t xml:space="preserve"> </w:t>
+      </w:r>
+      <w:r>
+        <w:rPr>
+          <w:rFonts w:ascii="Arial" w:hAnsi="Arial" w:cs="Arial"/>
+        </w:rPr>
+        <w:t>földrajzi koordináták) tartalmazza.</w:t>
+      </w:r>
+    </w:p>
+    <w:p>
+      <w:pPr>
+        <w:spacing w:line="360" w:lineRule="auto"/>
+        <w:jc w:val="both"/>
+        <w:rPr>
+          <w:rFonts w:ascii="Arial" w:hAnsi="Arial" w:cs="Arial"/>
+        </w:rPr>
+      </w:pPr>
+      <w:r>
+        <w:rPr>
+          <w:rFonts w:ascii="Arial" w:hAnsi="Arial" w:cs="Arial"/>
+        </w:rPr>
         <w:lastRenderedPageBreak/>
+        <w:t>A három tábla együttes, relációs adatbázis-modellként történő kezelése biztosítja, hogy az alkalmazás komplex lekérdezések</w:t>
+      </w:r>
+      <w:r>
+        <w:rPr>
+          <w:rFonts w:ascii="Arial" w:hAnsi="Arial" w:cs="Arial"/>
+        </w:rPr>
+        <w:t xml:space="preserve"> </w:t>
+      </w:r>
+      <w:r>
+        <w:rPr>
+          <w:rFonts w:ascii="Arial" w:hAnsi="Arial" w:cs="Arial"/>
+        </w:rPr>
+        <w:t>végrehajtására is képes legyen, anélkül, hogy redundáns adattárolásra lenne szükség.</w:t>
+      </w:r>
+    </w:p>
+    <w:p>
+      <w:pPr>
+        <w:spacing w:line="360" w:lineRule="auto"/>
+        <w:jc w:val="both"/>
+        <w:rPr>
+          <w:rFonts w:ascii="Arial" w:hAnsi="Arial" w:cs="Arial"/>
+        </w:rPr>
+      </w:pPr>
+      <w:r>
+        <w:rPr>
+          <w:rFonts w:ascii="Arial" w:hAnsi="Arial" w:cs="Arial"/>
+        </w:rPr>
+        <w:t>3.2.3. Meglátogatott helyek</w:t>
+      </w:r>
+    </w:p>
+    <w:p>
+      <w:pPr>
+        <w:spacing w:line="360" w:lineRule="auto"/>
+        <w:jc w:val="both"/>
+        <w:rPr>
+          <w:rFonts w:ascii="Arial" w:hAnsi="Arial" w:cs="Arial"/>
+        </w:rPr>
+      </w:pPr>
+      <w:r>
+        <w:rPr>
+          <w:rFonts w:ascii="Arial" w:hAnsi="Arial" w:cs="Arial"/>
+        </w:rPr>
+        <w:t xml:space="preserve">Ez a táblacsoport két táblából áll: </w:t>
+      </w:r>
+      <w:r>
+        <w:rPr>
+          <w:rFonts w:ascii="Arial" w:hAnsi="Arial" w:cs="Arial"/>
+          <w:i/>
+          <w:iCs/>
+        </w:rPr>
+        <w:t>Visited_places</w:t>
+      </w:r>
+      <w:r>
+        <w:rPr>
+          <w:rFonts w:ascii="Arial" w:hAnsi="Arial" w:cs="Arial"/>
+        </w:rPr>
+        <w:t xml:space="preserve"> és </w:t>
+      </w:r>
+      <w:r>
+        <w:rPr>
+          <w:rFonts w:ascii="Arial" w:hAnsi="Arial" w:cs="Arial"/>
+          <w:i/>
+          <w:iCs/>
+        </w:rPr>
+        <w:t>Images</w:t>
+      </w:r>
+      <w:r>
+        <w:rPr>
+          <w:rFonts w:ascii="Arial" w:hAnsi="Arial" w:cs="Arial"/>
+        </w:rPr>
+        <w:t>. E</w:t>
+      </w:r>
+      <w:r>
+        <w:rPr>
+          <w:rFonts w:ascii="Arial" w:hAnsi="Arial" w:cs="Arial"/>
+        </w:rPr>
+        <w:t>zen</w:t>
+      </w:r>
+      <w:r>
+        <w:rPr>
+          <w:rFonts w:ascii="Arial" w:hAnsi="Arial" w:cs="Arial"/>
+        </w:rPr>
+        <w:t xml:space="preserve"> táblák együttesen felelősek a felhasználók korábbi utazásai során bejárt helyszínekre vonatkozó adatok, valamint az azokhoz kapcsolódó fényképek tárolásáért és kezeléséért.</w:t>
+      </w:r>
+    </w:p>
+    <w:p>
+      <w:pPr>
+        <w:spacing w:line="360" w:lineRule="auto"/>
+        <w:jc w:val="both"/>
+        <w:rPr>
+          <w:rFonts w:ascii="Arial" w:hAnsi="Arial" w:cs="Arial"/>
+        </w:rPr>
+      </w:pPr>
+      <w:r>
+        <w:rPr>
+          <w:rFonts w:ascii="Arial" w:hAnsi="Arial" w:cs="Arial"/>
+        </w:rPr>
+        <w:t xml:space="preserve">A </w:t>
+      </w:r>
+      <w:r>
+        <w:rPr>
+          <w:rFonts w:ascii="Arial" w:hAnsi="Arial" w:cs="Arial"/>
+          <w:i/>
+          <w:iCs/>
+        </w:rPr>
+        <w:t>Visited_places</w:t>
+      </w:r>
+      <w:r>
+        <w:rPr>
+          <w:rFonts w:ascii="Arial" w:hAnsi="Arial" w:cs="Arial"/>
+        </w:rPr>
+        <w:t xml:space="preserve"> tábla tartalmazza a meglátogatott helyszínek alapadatait, így többek között a helyszín megnevezését, földrajzi elhelyezkedését, a látogatás időpontját, valamint azt a felhasználót, akihez tartozik. </w:t>
+      </w:r>
+      <w:r>
+        <w:rPr>
+          <w:rFonts w:ascii="Arial" w:hAnsi="Arial" w:cs="Arial"/>
+        </w:rPr>
+        <w:t>Lehetővé teszi</w:t>
+      </w:r>
+      <w:r>
+        <w:rPr>
+          <w:rFonts w:ascii="Arial" w:hAnsi="Arial" w:cs="Arial"/>
+        </w:rPr>
+        <w:t>, hogy az alkalmazás nyilvántartást vezessen arról, hogy egy adott felhasználó mely helyszíneken járt már, ezáltal megalapozva az utazási előzmények, statisztikák vagy</w:t>
+      </w:r>
+      <w:r>
+        <w:rPr>
+          <w:rFonts w:ascii="Arial" w:hAnsi="Arial" w:cs="Arial"/>
+        </w:rPr>
+        <w:t xml:space="preserve"> </w:t>
+      </w:r>
+      <w:r>
+        <w:rPr>
+          <w:rFonts w:ascii="Arial" w:hAnsi="Arial" w:cs="Arial"/>
+        </w:rPr>
+        <w:t xml:space="preserve">személyre szabott </w:t>
+      </w:r>
+      <w:r>
+        <w:rPr>
+          <w:rFonts w:ascii="Arial" w:hAnsi="Arial" w:cs="Arial"/>
+        </w:rPr>
+        <w:t>utazások tervezését</w:t>
+      </w:r>
+      <w:r>
+        <w:rPr>
+          <w:rFonts w:ascii="Arial" w:hAnsi="Arial" w:cs="Arial"/>
+        </w:rPr>
+        <w:t xml:space="preserve"> is.</w:t>
+      </w:r>
+    </w:p>
+    <w:p>
+      <w:pPr>
+        <w:spacing w:line="360" w:lineRule="auto"/>
+        <w:jc w:val="both"/>
+        <w:rPr>
+          <w:rFonts w:ascii="Arial" w:hAnsi="Arial" w:cs="Arial"/>
+        </w:rPr>
+      </w:pPr>
+      <w:r>
+        <w:rPr>
+          <w:rFonts w:ascii="Arial" w:hAnsi="Arial" w:cs="Arial"/>
+        </w:rPr>
         <w:t xml:space="preserve">Az </w:t>
       </w:r>
       <w:r>
@@ -3284,122 +3543,106 @@
           <w:i/>
           <w:iCs/>
         </w:rPr>
-        <w:t>Airports</w:t>
-      </w:r>
-      <w:r>
-        <w:rPr>
-          <w:rFonts w:ascii="Arial" w:hAnsi="Arial" w:cs="Arial"/>
-        </w:rPr>
-        <w:t xml:space="preserve"> tábla a repülőterek adatait (azonosító, név, város, ország,</w:t>
-      </w:r>
-      <w:r>
-        <w:rPr>
-          <w:rFonts w:ascii="Arial" w:hAnsi="Arial" w:cs="Arial"/>
-        </w:rPr>
-        <w:t xml:space="preserve"> </w:t>
-      </w:r>
-      <w:r>
-        <w:rPr>
-          <w:rFonts w:ascii="Arial" w:hAnsi="Arial" w:cs="Arial"/>
-        </w:rPr>
-        <w:t>földrajzi koordináták) tartalmazza.</w:t>
-      </w:r>
-    </w:p>
-    <w:p>
-      <w:pPr>
-        <w:spacing w:line="360" w:lineRule="auto"/>
-        <w:jc w:val="both"/>
-        <w:rPr>
-          <w:rFonts w:ascii="Arial" w:hAnsi="Arial" w:cs="Arial"/>
-        </w:rPr>
-      </w:pPr>
-      <w:r>
-        <w:rPr>
-          <w:rFonts w:ascii="Arial" w:hAnsi="Arial" w:cs="Arial"/>
-        </w:rPr>
-        <w:t>A három tábla együttes, relációs adatbázis-modellként történő kezelése biztosítja, hogy az alkalmazás komplex lekérdezések</w:t>
-      </w:r>
-      <w:r>
-        <w:rPr>
-          <w:rFonts w:ascii="Arial" w:hAnsi="Arial" w:cs="Arial"/>
-        </w:rPr>
-        <w:t xml:space="preserve"> </w:t>
-      </w:r>
-      <w:r>
-        <w:rPr>
-          <w:rFonts w:ascii="Arial" w:hAnsi="Arial" w:cs="Arial"/>
-        </w:rPr>
-        <w:t>végrehajtására is képes legyen, anélkül, hogy redundáns adattárolásra lenne szükség.</w:t>
-      </w:r>
-    </w:p>
-    <w:p>
-      <w:pPr>
-        <w:spacing w:line="360" w:lineRule="auto"/>
-        <w:jc w:val="both"/>
-        <w:rPr>
-          <w:rFonts w:ascii="Arial" w:hAnsi="Arial" w:cs="Arial"/>
-        </w:rPr>
-      </w:pPr>
-      <w:r>
-        <w:rPr>
-          <w:rFonts w:ascii="Arial" w:hAnsi="Arial" w:cs="Arial"/>
-        </w:rPr>
-        <w:t>3.2.3. Meglátogatott helyek</w:t>
-      </w:r>
-    </w:p>
-    <w:p>
-      <w:pPr>
-        <w:spacing w:line="360" w:lineRule="auto"/>
-        <w:jc w:val="both"/>
-        <w:rPr>
-          <w:rFonts w:ascii="Arial" w:hAnsi="Arial" w:cs="Arial"/>
-        </w:rPr>
-      </w:pPr>
-      <w:r>
-        <w:rPr>
-          <w:rFonts w:ascii="Arial" w:hAnsi="Arial" w:cs="Arial"/>
-        </w:rPr>
-        <w:t xml:space="preserve">Ez a táblacsoport két táblából áll: </w:t>
-      </w:r>
-      <w:r>
-        <w:rPr>
-          <w:rFonts w:ascii="Arial" w:hAnsi="Arial" w:cs="Arial"/>
-          <w:i/>
-          <w:iCs/>
-        </w:rPr>
-        <w:t>Visited_places</w:t>
-      </w:r>
-      <w:r>
-        <w:rPr>
-          <w:rFonts w:ascii="Arial" w:hAnsi="Arial" w:cs="Arial"/>
-        </w:rPr>
-        <w:t xml:space="preserve"> és </w:t>
-      </w:r>
-      <w:r>
-        <w:rPr>
-          <w:rFonts w:ascii="Arial" w:hAnsi="Arial" w:cs="Arial"/>
-          <w:i/>
-          <w:iCs/>
-        </w:rPr>
         <w:t>Images</w:t>
       </w:r>
       <w:r>
         <w:rPr>
           <w:rFonts w:ascii="Arial" w:hAnsi="Arial" w:cs="Arial"/>
         </w:rPr>
-        <w:t>. E</w:t>
-      </w:r>
-      <w:r>
-        <w:rPr>
-          <w:rFonts w:ascii="Arial" w:hAnsi="Arial" w:cs="Arial"/>
-        </w:rPr>
-        <w:t>zen</w:t>
-      </w:r>
-      <w:r>
-        <w:rPr>
-          <w:rFonts w:ascii="Arial" w:hAnsi="Arial" w:cs="Arial"/>
-        </w:rPr>
-        <w:t xml:space="preserve"> táblák együttesen felelősek a felhasználók korábbi utazásai során bejárt helyszínekre vonatkozó adatok, valamint az azokhoz kapcsolódó fényképek tárolásáért és kezeléséért.</w:t>
+        <w:t xml:space="preserve"> tábla a meglátogatott helyszínekhez feltöltött fényképek metaadatait (fájl elérési útja, feltöltés időpontja) tárolja. </w:t>
+      </w:r>
+    </w:p>
+    <w:p>
+      <w:pPr>
+        <w:spacing w:line="360" w:lineRule="auto"/>
+        <w:jc w:val="both"/>
+        <w:rPr>
+          <w:rFonts w:ascii="Arial" w:hAnsi="Arial" w:cs="Arial"/>
+        </w:rPr>
+      </w:pPr>
+      <w:r>
+        <w:rPr>
+          <w:rFonts w:ascii="Arial" w:hAnsi="Arial" w:cs="Arial"/>
+        </w:rPr>
+        <w:t xml:space="preserve">A két tábla együttes alkalmazása </w:t>
+      </w:r>
+      <w:r>
+        <w:rPr>
+          <w:rFonts w:ascii="Arial" w:hAnsi="Arial" w:cs="Arial"/>
+        </w:rPr>
+        <w:t>által</w:t>
+      </w:r>
+      <w:r>
+        <w:rPr>
+          <w:rFonts w:ascii="Arial" w:hAnsi="Arial" w:cs="Arial"/>
+        </w:rPr>
+        <w:t xml:space="preserve"> a rendszer nemcsak szöveges, hanem képi formában is képes megőrizni és megjeleníteni a felhasználók utazási emlékeit</w:t>
+      </w:r>
+      <w:r>
+        <w:rPr>
+          <w:rFonts w:ascii="Arial" w:hAnsi="Arial" w:cs="Arial"/>
+        </w:rPr>
+        <w:t>.</w:t>
+      </w:r>
+    </w:p>
+    <w:p>
+      <w:pPr>
+        <w:spacing w:line="360" w:lineRule="auto"/>
+        <w:jc w:val="both"/>
+        <w:rPr>
+          <w:rFonts w:ascii="Arial" w:hAnsi="Arial" w:cs="Arial"/>
+        </w:rPr>
+      </w:pPr>
+      <w:r>
+        <w:rPr>
+          <w:rFonts w:ascii="Arial" w:hAnsi="Arial" w:cs="Arial"/>
+        </w:rPr>
+        <w:t>3.2.4. Utazástervezés</w:t>
+      </w:r>
+    </w:p>
+    <w:p>
+      <w:pPr>
+        <w:spacing w:line="360" w:lineRule="auto"/>
+        <w:jc w:val="both"/>
+        <w:rPr>
+          <w:rFonts w:ascii="Arial" w:hAnsi="Arial" w:cs="Arial"/>
+        </w:rPr>
+      </w:pPr>
+      <w:r>
+        <w:rPr>
+          <w:rFonts w:ascii="Arial" w:hAnsi="Arial" w:cs="Arial"/>
+        </w:rPr>
+        <w:t xml:space="preserve">Ez a csoport szintén 2 táblából tevődik össze, Planned_trips és Planned_trip _stops. </w:t>
+      </w:r>
+      <w:r>
+        <w:rPr>
+          <w:rFonts w:ascii="Arial" w:hAnsi="Arial" w:cs="Arial"/>
+        </w:rPr>
+        <w:t>E</w:t>
+      </w:r>
+      <w:r>
+        <w:rPr>
+          <w:rFonts w:ascii="Arial" w:hAnsi="Arial" w:cs="Arial"/>
+        </w:rPr>
+        <w:t>zek</w:t>
+      </w:r>
+      <w:r>
+        <w:rPr>
+          <w:rFonts w:ascii="Arial" w:hAnsi="Arial" w:cs="Arial"/>
+        </w:rPr>
+        <w:t xml:space="preserve"> együttesen felelősek a felhasználók által megtervezett, jövőbeli utazásokra vonatkozó adatok tárolásáért és kezeléséért, ez</w:t>
+      </w:r>
+      <w:r>
+        <w:rPr>
+          <w:rFonts w:ascii="Arial" w:hAnsi="Arial" w:cs="Arial"/>
+        </w:rPr>
+        <w:t>zel</w:t>
+      </w:r>
+      <w:r>
+        <w:rPr>
+          <w:rFonts w:ascii="Arial" w:hAnsi="Arial" w:cs="Arial"/>
+        </w:rPr>
+        <w:t xml:space="preserve"> lehetővé téve az alkalmazás számára az utazástervezési funkciók megvalósítását.</w:t>
       </w:r>
     </w:p>
     <w:p>
@@ -3422,171 +3665,13 @@
           <w:i/>
           <w:iCs/>
         </w:rPr>
-        <w:t>Visited_places</w:t>
-      </w:r>
-      <w:r>
-        <w:rPr>
-          <w:rFonts w:ascii="Arial" w:hAnsi="Arial" w:cs="Arial"/>
-        </w:rPr>
-        <w:t xml:space="preserve"> tábla tartalmazza a meglátogatott helyszínek alapadatait, így többek között a helyszín megnevezését, földrajzi elhelyezkedését, a látogatás időpontját, valamint azt a felhasználót, akihez tartozik. </w:t>
-      </w:r>
-      <w:r>
-        <w:rPr>
-          <w:rFonts w:ascii="Arial" w:hAnsi="Arial" w:cs="Arial"/>
-        </w:rPr>
-        <w:t>Lehetővé teszi</w:t>
-      </w:r>
-      <w:r>
-        <w:rPr>
-          <w:rFonts w:ascii="Arial" w:hAnsi="Arial" w:cs="Arial"/>
-        </w:rPr>
-        <w:t>, hogy az alkalmazás nyilvántartást vezessen arról, hogy egy adott felhasználó mely helyszíneken járt már, ezáltal megalapozva az utazási előzmények, statisztikák vagy</w:t>
-      </w:r>
-      <w:r>
-        <w:rPr>
-          <w:rFonts w:ascii="Arial" w:hAnsi="Arial" w:cs="Arial"/>
-        </w:rPr>
-        <w:t xml:space="preserve"> </w:t>
-      </w:r>
-      <w:r>
-        <w:rPr>
-          <w:rFonts w:ascii="Arial" w:hAnsi="Arial" w:cs="Arial"/>
-        </w:rPr>
-        <w:t xml:space="preserve">személyre szabott </w:t>
-      </w:r>
-      <w:r>
-        <w:rPr>
-          <w:rFonts w:ascii="Arial" w:hAnsi="Arial" w:cs="Arial"/>
-        </w:rPr>
-        <w:t>utazások tervezését</w:t>
-      </w:r>
-      <w:r>
-        <w:rPr>
-          <w:rFonts w:ascii="Arial" w:hAnsi="Arial" w:cs="Arial"/>
-        </w:rPr>
-        <w:t xml:space="preserve"> is.</w:t>
-      </w:r>
-    </w:p>
-    <w:p>
-      <w:pPr>
-        <w:spacing w:line="360" w:lineRule="auto"/>
-        <w:jc w:val="both"/>
-        <w:rPr>
-          <w:rFonts w:ascii="Arial" w:hAnsi="Arial" w:cs="Arial"/>
-        </w:rPr>
-      </w:pPr>
-      <w:r>
-        <w:rPr>
-          <w:rFonts w:ascii="Arial" w:hAnsi="Arial" w:cs="Arial"/>
-        </w:rPr>
-        <w:t xml:space="preserve">Az </w:t>
-      </w:r>
-      <w:r>
-        <w:rPr>
-          <w:rFonts w:ascii="Arial" w:hAnsi="Arial" w:cs="Arial"/>
-          <w:i/>
-          <w:iCs/>
-        </w:rPr>
-        <w:t>Images</w:t>
-      </w:r>
-      <w:r>
-        <w:rPr>
-          <w:rFonts w:ascii="Arial" w:hAnsi="Arial" w:cs="Arial"/>
-        </w:rPr>
-        <w:t xml:space="preserve"> tábla a meglátogatott helyszínekhez feltöltött fényképek metaadatait (fájl elérési útja, feltöltés időpontja) tárolja. </w:t>
-      </w:r>
-    </w:p>
-    <w:p>
-      <w:pPr>
-        <w:spacing w:line="360" w:lineRule="auto"/>
-        <w:jc w:val="both"/>
-        <w:rPr>
-          <w:rFonts w:ascii="Arial" w:hAnsi="Arial" w:cs="Arial"/>
-        </w:rPr>
-      </w:pPr>
-      <w:r>
-        <w:rPr>
-          <w:rFonts w:ascii="Arial" w:hAnsi="Arial" w:cs="Arial"/>
-        </w:rPr>
-        <w:t xml:space="preserve">A két tábla együttes alkalmazása </w:t>
-      </w:r>
-      <w:r>
-        <w:rPr>
-          <w:rFonts w:ascii="Arial" w:hAnsi="Arial" w:cs="Arial"/>
-        </w:rPr>
-        <w:t>által</w:t>
-      </w:r>
-      <w:r>
-        <w:rPr>
-          <w:rFonts w:ascii="Arial" w:hAnsi="Arial" w:cs="Arial"/>
-        </w:rPr>
-        <w:t xml:space="preserve"> a rendszer nemcsak szöveges, hanem képi formában is képes megőrizni és megjeleníteni a felhasználók utazási emlékeit</w:t>
-      </w:r>
-      <w:r>
-        <w:rPr>
-          <w:rFonts w:ascii="Arial" w:hAnsi="Arial" w:cs="Arial"/>
-        </w:rPr>
-        <w:t>.</w:t>
-      </w:r>
-    </w:p>
-    <w:p>
-      <w:pPr>
-        <w:spacing w:line="360" w:lineRule="auto"/>
-        <w:jc w:val="both"/>
-        <w:rPr>
-          <w:rFonts w:ascii="Arial" w:hAnsi="Arial" w:cs="Arial"/>
-        </w:rPr>
-      </w:pPr>
-      <w:r>
-        <w:rPr>
-          <w:rFonts w:ascii="Arial" w:hAnsi="Arial" w:cs="Arial"/>
-        </w:rPr>
-        <w:t>3.2.4. Utazástervezés</w:t>
-      </w:r>
-    </w:p>
-    <w:p>
-      <w:pPr>
-        <w:spacing w:line="360" w:lineRule="auto"/>
-        <w:jc w:val="both"/>
-        <w:rPr>
-          <w:rFonts w:ascii="Arial" w:hAnsi="Arial" w:cs="Arial"/>
-        </w:rPr>
-      </w:pPr>
-      <w:r>
-        <w:rPr>
-          <w:rFonts w:ascii="Arial" w:hAnsi="Arial" w:cs="Arial"/>
-        </w:rPr>
-        <w:t xml:space="preserve">Ez a csoport szintén 2 táblából tevődik össze, Planned_trips és Planned_trip _stops. </w:t>
-      </w:r>
-      <w:r>
-        <w:rPr>
-          <w:rFonts w:ascii="Arial" w:hAnsi="Arial" w:cs="Arial"/>
-        </w:rPr>
-        <w:t>E</w:t>
-      </w:r>
-      <w:r>
-        <w:rPr>
-          <w:rFonts w:ascii="Arial" w:hAnsi="Arial" w:cs="Arial"/>
-        </w:rPr>
-        <w:t>zek</w:t>
-      </w:r>
-      <w:r>
-        <w:rPr>
-          <w:rFonts w:ascii="Arial" w:hAnsi="Arial" w:cs="Arial"/>
-        </w:rPr>
-        <w:t xml:space="preserve"> együttesen felelősek a felhasználók által megtervezett, jövőbeli utazásokra vonatkozó adatok tárolásáért és kezeléséért, ez</w:t>
-      </w:r>
-      <w:r>
-        <w:rPr>
-          <w:rFonts w:ascii="Arial" w:hAnsi="Arial" w:cs="Arial"/>
-        </w:rPr>
-        <w:t>zel</w:t>
-      </w:r>
-      <w:r>
-        <w:rPr>
-          <w:rFonts w:ascii="Arial" w:hAnsi="Arial" w:cs="Arial"/>
-        </w:rPr>
-        <w:t xml:space="preserve"> lehetővé téve az alkalmazás számára az utazástervezési funkciók megvalósítását.</w:t>
+        <w:t>Planned_trips</w:t>
+      </w:r>
+      <w:r>
+        <w:rPr>
+          <w:rFonts w:ascii="Arial" w:hAnsi="Arial" w:cs="Arial"/>
+        </w:rPr>
+        <w:t xml:space="preserve"> tábla tartalmazza a tervezett utazások alapadatait, így többek között az utazás megnevezését, tervezett kezdő és záró dátumát, valamint azt a felhasználót, akihez az adott utazásterv tartozik. Ez a tábla képezi az utazástervezés „fő” egységét, amelyhez a további, részletesebb adatok kapcsolódnak.</w:t>
       </w:r>
     </w:p>
     <w:p>
@@ -3609,13 +3694,64 @@
           <w:i/>
           <w:iCs/>
         </w:rPr>
-        <w:t>Planned_trips</w:t>
-      </w:r>
-      <w:r>
-        <w:rPr>
-          <w:rFonts w:ascii="Arial" w:hAnsi="Arial" w:cs="Arial"/>
-        </w:rPr>
-        <w:t xml:space="preserve"> tábla tartalmazza a tervezett utazások alapadatait, így többek között az utazás megnevezését, tervezett kezdő és záró dátumát, valamint azt a felhasználót, akihez az adott utazásterv tartozik. Ez a tábla képezi az utazástervezés „fő” egységét, amelyhez a további, részletesebb adatok kapcsolódnak.</w:t>
+        <w:t>Planned_trip_stops</w:t>
+      </w:r>
+      <w:r>
+        <w:rPr>
+          <w:rFonts w:ascii="Arial" w:hAnsi="Arial" w:cs="Arial"/>
+        </w:rPr>
+        <w:t xml:space="preserve"> tábla az egyes utazásokon belüli megáll</w:t>
+      </w:r>
+      <w:r>
+        <w:rPr>
+          <w:rFonts w:ascii="Arial" w:hAnsi="Arial" w:cs="Arial"/>
+        </w:rPr>
+        <w:t>ók</w:t>
+      </w:r>
+      <w:r>
+        <w:rPr>
+          <w:rFonts w:ascii="Arial" w:hAnsi="Arial" w:cs="Arial"/>
+        </w:rPr>
+        <w:t>, azaz úticélok adatait tárolja.</w:t>
+      </w:r>
+      <w:r>
+        <w:rPr>
+          <w:rFonts w:ascii="Arial" w:hAnsi="Arial" w:cs="Arial"/>
+        </w:rPr>
+        <w:t xml:space="preserve"> Tartalmazza</w:t>
+      </w:r>
+      <w:r>
+        <w:rPr>
+          <w:rFonts w:ascii="Arial" w:hAnsi="Arial" w:cs="Arial"/>
+        </w:rPr>
+        <w:t xml:space="preserve"> a megálló helyszínét</w:t>
+      </w:r>
+      <w:r>
+        <w:rPr>
+          <w:rFonts w:ascii="Arial" w:hAnsi="Arial" w:cs="Arial"/>
+        </w:rPr>
+        <w:t xml:space="preserve">, </w:t>
+      </w:r>
+      <w:r>
+        <w:rPr>
+          <w:rFonts w:ascii="Arial" w:hAnsi="Arial" w:cs="Arial"/>
+        </w:rPr>
+        <w:t>a látogatás tervezett időpontját, valamint egyéb, az adott szakaszra vonatkozó kiegészítő információkat.</w:t>
+      </w:r>
+    </w:p>
+    <w:p>
+      <w:pPr>
+        <w:spacing w:line="360" w:lineRule="auto"/>
+        <w:jc w:val="both"/>
+        <w:rPr>
+          <w:rFonts w:ascii="Arial" w:hAnsi="Arial" w:cs="Arial"/>
+        </w:rPr>
+      </w:pPr>
+      <w:r>
+        <w:rPr>
+          <w:rFonts w:ascii="Arial" w:hAnsi="Arial" w:cs="Arial"/>
+        </w:rPr>
+        <w:t>3.2.5. Útitervek megosztása</w:t>
       </w:r>
     </w:p>
     <w:p>
@@ -3631,86 +3767,6 @@
           <w:rFonts w:ascii="Arial" w:hAnsi="Arial" w:cs="Arial"/>
         </w:rPr>
         <w:lastRenderedPageBreak/>
-        <w:t xml:space="preserve">A </w:t>
-      </w:r>
-      <w:r>
-        <w:rPr>
-          <w:rFonts w:ascii="Arial" w:hAnsi="Arial" w:cs="Arial"/>
-          <w:i/>
-          <w:iCs/>
-        </w:rPr>
-        <w:t>Planned_trip_stops</w:t>
-      </w:r>
-      <w:r>
-        <w:rPr>
-          <w:rFonts w:ascii="Arial" w:hAnsi="Arial" w:cs="Arial"/>
-        </w:rPr>
-        <w:t xml:space="preserve"> tábla az egyes utazásokon belüli megáll</w:t>
-      </w:r>
-      <w:r>
-        <w:rPr>
-          <w:rFonts w:ascii="Arial" w:hAnsi="Arial" w:cs="Arial"/>
-        </w:rPr>
-        <w:t>ók</w:t>
-      </w:r>
-      <w:r>
-        <w:rPr>
-          <w:rFonts w:ascii="Arial" w:hAnsi="Arial" w:cs="Arial"/>
-        </w:rPr>
-        <w:t>, azaz úticélok adatait tárolja.</w:t>
-      </w:r>
-      <w:r>
-        <w:rPr>
-          <w:rFonts w:ascii="Arial" w:hAnsi="Arial" w:cs="Arial"/>
-        </w:rPr>
-        <w:t xml:space="preserve"> Tartalmazza</w:t>
-      </w:r>
-      <w:r>
-        <w:rPr>
-          <w:rFonts w:ascii="Arial" w:hAnsi="Arial" w:cs="Arial"/>
-        </w:rPr>
-        <w:t xml:space="preserve"> a megálló helyszínét</w:t>
-      </w:r>
-      <w:r>
-        <w:rPr>
-          <w:rFonts w:ascii="Arial" w:hAnsi="Arial" w:cs="Arial"/>
-        </w:rPr>
-        <w:t xml:space="preserve">, </w:t>
-      </w:r>
-      <w:r>
-        <w:rPr>
-          <w:rFonts w:ascii="Arial" w:hAnsi="Arial" w:cs="Arial"/>
-        </w:rPr>
-        <w:t>a látogatás tervezett időpontját, valamint egyéb, az adott szakaszra vonatkozó kiegészítő információkat.</w:t>
-      </w:r>
-    </w:p>
-    <w:p>
-      <w:pPr>
-        <w:spacing w:line="360" w:lineRule="auto"/>
-        <w:jc w:val="both"/>
-        <w:rPr>
-          <w:rFonts w:ascii="Arial" w:hAnsi="Arial" w:cs="Arial"/>
-        </w:rPr>
-      </w:pPr>
-      <w:r>
-        <w:rPr>
-          <w:rFonts w:ascii="Arial" w:hAnsi="Arial" w:cs="Arial"/>
-        </w:rPr>
-        <w:t>3.2.5. Útitervek megosztása</w:t>
-      </w:r>
-    </w:p>
-    <w:p>
-      <w:pPr>
-        <w:spacing w:line="360" w:lineRule="auto"/>
-        <w:jc w:val="both"/>
-        <w:rPr>
-          <w:rFonts w:ascii="Arial" w:hAnsi="Arial" w:cs="Arial"/>
-        </w:rPr>
-      </w:pPr>
-      <w:r>
-        <w:rPr>
-          <w:rFonts w:ascii="Arial" w:hAnsi="Arial" w:cs="Arial"/>
-        </w:rPr>
         <w:t xml:space="preserve">Ez a táblacsoport felelős a korábban megtervezett utazások megosztásának funkcionalitásáért, 2 táblából épül fel: </w:t>
       </w:r>
       <w:r>
@@ -3965,157 +4021,151 @@
         <w:rPr>
           <w:rFonts w:ascii="Arial" w:hAnsi="Arial" w:cs="Arial"/>
         </w:rPr>
-        <w:t xml:space="preserve">gy felhasználóhoz tetszőleges számú meglátogatott hely tartozhat, míg egy meglátogatott hely pontosan egy felhasználóhoz kapcsolódik. A </w:t>
-      </w:r>
+        <w:t xml:space="preserve">gy felhasználóhoz tetszőleges számú meglátogatott hely tartozhat, míg egy meglátogatott hely pontosan egy felhasználóhoz kapcsolódik. A kapcsolatot a </w:t>
+      </w:r>
+      <w:r>
+        <w:rPr>
+          <w:rFonts w:ascii="Arial" w:hAnsi="Arial" w:cs="Arial"/>
+          <w:i/>
+          <w:iCs/>
+        </w:rPr>
+        <w:t>Visited_places</w:t>
+      </w:r>
+      <w:r>
+        <w:rPr>
+          <w:rFonts w:ascii="Arial" w:hAnsi="Arial" w:cs="Arial"/>
+        </w:rPr>
+        <w:t xml:space="preserve"> tábla </w:t>
+      </w:r>
+      <w:r>
+        <w:rPr>
+          <w:rFonts w:ascii="Arial" w:hAnsi="Arial" w:cs="Arial"/>
+          <w:i/>
+          <w:iCs/>
+        </w:rPr>
+        <w:t>user_id</w:t>
+      </w:r>
+      <w:r>
+        <w:rPr>
+          <w:rFonts w:ascii="Arial" w:hAnsi="Arial" w:cs="Arial"/>
+        </w:rPr>
+        <w:t xml:space="preserve"> idegen kulcsa valósítja meg, amely a </w:t>
+      </w:r>
+      <w:r>
+        <w:rPr>
+          <w:rFonts w:ascii="Arial" w:hAnsi="Arial" w:cs="Arial"/>
+          <w:i/>
+          <w:iCs/>
+        </w:rPr>
+        <w:t>Users</w:t>
+      </w:r>
+      <w:r>
+        <w:rPr>
+          <w:rFonts w:ascii="Arial" w:hAnsi="Arial" w:cs="Arial"/>
+        </w:rPr>
+        <w:t xml:space="preserve"> tábla</w:t>
+      </w:r>
+      <w:r>
+        <w:rPr>
+          <w:rFonts w:ascii="Arial" w:hAnsi="Arial" w:cs="Arial"/>
+          <w:i/>
+          <w:iCs/>
+        </w:rPr>
+        <w:t xml:space="preserve"> id</w:t>
+      </w:r>
+      <w:r>
+        <w:rPr>
+          <w:rFonts w:ascii="Arial" w:hAnsi="Arial" w:cs="Arial"/>
+        </w:rPr>
+        <w:t xml:space="preserve"> mezőjére mutat.</w:t>
+      </w:r>
+    </w:p>
+    <w:p>
+      <w:pPr>
+        <w:spacing w:line="360" w:lineRule="auto"/>
+        <w:jc w:val="both"/>
+        <w:rPr>
+          <w:rFonts w:ascii="Arial" w:hAnsi="Arial" w:cs="Arial"/>
+        </w:rPr>
+      </w:pPr>
+      <w:r>
+        <w:rPr>
+          <w:rFonts w:ascii="Arial" w:hAnsi="Arial" w:cs="Arial"/>
+        </w:rPr>
+        <w:t>Users-Planned_trips: e</w:t>
+      </w:r>
+      <w:r>
+        <w:rPr>
+          <w:rFonts w:ascii="Arial" w:hAnsi="Arial" w:cs="Arial"/>
+        </w:rPr>
+        <w:t>gy felhasználó tetszőleges számú</w:t>
+      </w:r>
+      <w:r>
+        <w:rPr>
+          <w:rFonts w:ascii="Arial" w:hAnsi="Arial" w:cs="Arial"/>
+        </w:rPr>
+        <w:t xml:space="preserve"> </w:t>
+      </w:r>
+      <w:r>
+        <w:rPr>
+          <w:rFonts w:ascii="Arial" w:hAnsi="Arial" w:cs="Arial"/>
+        </w:rPr>
+        <w:t>utazást hozhat létre, míg egy tervezett utazás pontosan egy felhasználóhoz tartoz</w:t>
+      </w:r>
+      <w:r>
+        <w:rPr>
+          <w:rFonts w:ascii="Arial" w:hAnsi="Arial" w:cs="Arial"/>
+        </w:rPr>
+        <w:t>hat</w:t>
+      </w:r>
+      <w:r>
+        <w:rPr>
+          <w:rFonts w:ascii="Arial" w:hAnsi="Arial" w:cs="Arial"/>
+        </w:rPr>
+        <w:t xml:space="preserve">. A kapcsolatot a </w:t>
+      </w:r>
+      <w:r>
+        <w:rPr>
+          <w:rFonts w:ascii="Arial" w:hAnsi="Arial" w:cs="Arial"/>
+          <w:i/>
+          <w:iCs/>
+        </w:rPr>
+        <w:t>Planned_trips</w:t>
+      </w:r>
+      <w:r>
+        <w:rPr>
+          <w:rFonts w:ascii="Arial" w:hAnsi="Arial" w:cs="Arial"/>
+        </w:rPr>
+        <w:t xml:space="preserve"> tábla </w:t>
+      </w:r>
+      <w:r>
+        <w:rPr>
+          <w:rFonts w:ascii="Arial" w:hAnsi="Arial" w:cs="Arial"/>
+          <w:i/>
+          <w:iCs/>
+        </w:rPr>
+        <w:t>user_id</w:t>
+      </w:r>
+      <w:r>
+        <w:rPr>
+          <w:rFonts w:ascii="Arial" w:hAnsi="Arial" w:cs="Arial"/>
+        </w:rPr>
+        <w:t xml:space="preserve"> idegen kulcsa valósítja meg.</w:t>
+      </w:r>
+    </w:p>
+    <w:p>
+      <w:pPr>
+        <w:spacing w:line="360" w:lineRule="auto"/>
+        <w:jc w:val="both"/>
+        <w:rPr>
+          <w:rFonts w:ascii="Arial" w:hAnsi="Arial" w:cs="Arial"/>
+        </w:rPr>
+      </w:pPr>
       <w:r>
         <w:rPr>
           <w:rFonts w:ascii="Arial" w:hAnsi="Arial" w:cs="Arial"/>
         </w:rPr>
         <w:lastRenderedPageBreak/>
-        <w:t xml:space="preserve">kapcsolatot a </w:t>
-      </w:r>
-      <w:r>
-        <w:rPr>
-          <w:rFonts w:ascii="Arial" w:hAnsi="Arial" w:cs="Arial"/>
-          <w:i/>
-          <w:iCs/>
-        </w:rPr>
-        <w:t>Visited_places</w:t>
-      </w:r>
-      <w:r>
-        <w:rPr>
-          <w:rFonts w:ascii="Arial" w:hAnsi="Arial" w:cs="Arial"/>
-        </w:rPr>
-        <w:t xml:space="preserve"> tábla </w:t>
-      </w:r>
-      <w:r>
-        <w:rPr>
-          <w:rFonts w:ascii="Arial" w:hAnsi="Arial" w:cs="Arial"/>
-          <w:i/>
-          <w:iCs/>
-        </w:rPr>
-        <w:t>user_id</w:t>
-      </w:r>
-      <w:r>
-        <w:rPr>
-          <w:rFonts w:ascii="Arial" w:hAnsi="Arial" w:cs="Arial"/>
-        </w:rPr>
-        <w:t xml:space="preserve"> idegen kulcsa valósítja meg, amely a </w:t>
-      </w:r>
-      <w:r>
-        <w:rPr>
-          <w:rFonts w:ascii="Arial" w:hAnsi="Arial" w:cs="Arial"/>
-          <w:i/>
-          <w:iCs/>
-        </w:rPr>
-        <w:t>Users</w:t>
-      </w:r>
-      <w:r>
-        <w:rPr>
-          <w:rFonts w:ascii="Arial" w:hAnsi="Arial" w:cs="Arial"/>
-        </w:rPr>
-        <w:t xml:space="preserve"> tábla</w:t>
-      </w:r>
-      <w:r>
-        <w:rPr>
-          <w:rFonts w:ascii="Arial" w:hAnsi="Arial" w:cs="Arial"/>
-          <w:i/>
-          <w:iCs/>
-        </w:rPr>
-        <w:t xml:space="preserve"> id</w:t>
-      </w:r>
-      <w:r>
-        <w:rPr>
-          <w:rFonts w:ascii="Arial" w:hAnsi="Arial" w:cs="Arial"/>
-        </w:rPr>
-        <w:t xml:space="preserve"> mezőjére mutat.</w:t>
-      </w:r>
-    </w:p>
-    <w:p>
-      <w:pPr>
-        <w:spacing w:line="360" w:lineRule="auto"/>
-        <w:jc w:val="both"/>
-        <w:rPr>
-          <w:rFonts w:ascii="Arial" w:hAnsi="Arial" w:cs="Arial"/>
-        </w:rPr>
-      </w:pPr>
-      <w:r>
-        <w:rPr>
-          <w:rFonts w:ascii="Arial" w:hAnsi="Arial" w:cs="Arial"/>
-        </w:rPr>
-        <w:t>Users-Planned_trips: e</w:t>
-      </w:r>
-      <w:r>
-        <w:rPr>
-          <w:rFonts w:ascii="Arial" w:hAnsi="Arial" w:cs="Arial"/>
-        </w:rPr>
-        <w:t>gy felhasználó tetszőleges számú</w:t>
-      </w:r>
-      <w:r>
-        <w:rPr>
-          <w:rFonts w:ascii="Arial" w:hAnsi="Arial" w:cs="Arial"/>
-        </w:rPr>
-        <w:t xml:space="preserve"> </w:t>
-      </w:r>
-      <w:r>
-        <w:rPr>
-          <w:rFonts w:ascii="Arial" w:hAnsi="Arial" w:cs="Arial"/>
-        </w:rPr>
-        <w:t>utazást hozhat létre, míg egy tervezett utazás pontosan egy felhasználóhoz tartoz</w:t>
-      </w:r>
-      <w:r>
-        <w:rPr>
-          <w:rFonts w:ascii="Arial" w:hAnsi="Arial" w:cs="Arial"/>
-        </w:rPr>
-        <w:t>hat</w:t>
-      </w:r>
-      <w:r>
-        <w:rPr>
-          <w:rFonts w:ascii="Arial" w:hAnsi="Arial" w:cs="Arial"/>
-        </w:rPr>
-        <w:t xml:space="preserve">. A kapcsolatot a </w:t>
-      </w:r>
-      <w:r>
-        <w:rPr>
-          <w:rFonts w:ascii="Arial" w:hAnsi="Arial" w:cs="Arial"/>
-          <w:i/>
-          <w:iCs/>
-        </w:rPr>
-        <w:t>Planned_trips</w:t>
-      </w:r>
-      <w:r>
-        <w:rPr>
-          <w:rFonts w:ascii="Arial" w:hAnsi="Arial" w:cs="Arial"/>
-        </w:rPr>
-        <w:t xml:space="preserve"> tábla </w:t>
-      </w:r>
-      <w:r>
-        <w:rPr>
-          <w:rFonts w:ascii="Arial" w:hAnsi="Arial" w:cs="Arial"/>
-          <w:i/>
-          <w:iCs/>
-        </w:rPr>
-        <w:t>user_id</w:t>
-      </w:r>
-      <w:r>
-        <w:rPr>
-          <w:rFonts w:ascii="Arial" w:hAnsi="Arial" w:cs="Arial"/>
-        </w:rPr>
-        <w:t xml:space="preserve"> idegen kulcsa valósítja meg.</w:t>
-      </w:r>
-    </w:p>
-    <w:p>
-      <w:pPr>
-        <w:spacing w:line="360" w:lineRule="auto"/>
-        <w:jc w:val="both"/>
-        <w:rPr>
-          <w:rFonts w:ascii="Arial" w:hAnsi="Arial" w:cs="Arial"/>
-        </w:rPr>
-      </w:pPr>
-      <w:r>
-        <w:rPr>
-          <w:rFonts w:ascii="Arial" w:hAnsi="Arial" w:cs="Arial"/>
-        </w:rPr>
         <w:t>Users</w:t>
       </w:r>
       <w:r>
@@ -4720,108 +4770,108 @@
         <w:rPr>
           <w:rFonts w:ascii="Arial" w:hAnsi="Arial" w:cs="Arial"/>
         </w:rPr>
+        <w:t>Planned_trips-Planned_trip_stops</w:t>
+      </w:r>
+      <w:r>
+        <w:rPr>
+          <w:rFonts w:ascii="Arial" w:hAnsi="Arial" w:cs="Arial"/>
+        </w:rPr>
+        <w:t xml:space="preserve">: </w:t>
+      </w:r>
+      <w:r>
+        <w:rPr>
+          <w:rFonts w:ascii="Arial" w:hAnsi="Arial" w:cs="Arial"/>
+        </w:rPr>
+        <w:t>e</w:t>
+      </w:r>
+      <w:r>
+        <w:rPr>
+          <w:rFonts w:ascii="Arial" w:hAnsi="Arial" w:cs="Arial"/>
+        </w:rPr>
+        <w:t>gy tervezett utazás jellemzően több állomásból épül fel, amelyek együttesen alkotják az útitervet</w:t>
+      </w:r>
+      <w:r>
+        <w:rPr>
+          <w:rFonts w:ascii="Arial" w:hAnsi="Arial" w:cs="Arial"/>
+        </w:rPr>
+        <w:t xml:space="preserve">, </w:t>
+      </w:r>
+      <w:r>
+        <w:rPr>
+          <w:rFonts w:ascii="Arial" w:hAnsi="Arial" w:cs="Arial"/>
+        </w:rPr>
+        <w:t xml:space="preserve">ezt fejezi ki a </w:t>
+      </w:r>
+      <w:r>
+        <w:rPr>
+          <w:rFonts w:ascii="Arial" w:hAnsi="Arial" w:cs="Arial"/>
+          <w:i/>
+          <w:iCs/>
+        </w:rPr>
+        <w:t>Planned_trips</w:t>
+      </w:r>
+      <w:r>
+        <w:rPr>
+          <w:rFonts w:ascii="Arial" w:hAnsi="Arial" w:cs="Arial"/>
+        </w:rPr>
+        <w:t xml:space="preserve"> és a </w:t>
+      </w:r>
+      <w:r>
+        <w:rPr>
+          <w:rFonts w:ascii="Arial" w:hAnsi="Arial" w:cs="Arial"/>
+          <w:i/>
+          <w:iCs/>
+        </w:rPr>
+        <w:t>Planned_trip_stops</w:t>
+      </w:r>
+      <w:r>
+        <w:rPr>
+          <w:rFonts w:ascii="Arial" w:hAnsi="Arial" w:cs="Arial"/>
+        </w:rPr>
+        <w:t xml:space="preserve"> táblák közötti kapcsolat, ahol egy utazáshoz tetszőlegesen sok állomás tartozhat, fordítva viszont minden állomás pontosan egyetlen utazás része. A kapcsolatot a </w:t>
+      </w:r>
+      <w:r>
+        <w:rPr>
+          <w:rFonts w:ascii="Arial" w:hAnsi="Arial" w:cs="Arial"/>
+          <w:i/>
+          <w:iCs/>
+        </w:rPr>
+        <w:t>Planned_trip_stops</w:t>
+      </w:r>
+      <w:r>
+        <w:rPr>
+          <w:rFonts w:ascii="Arial" w:hAnsi="Arial" w:cs="Arial"/>
+        </w:rPr>
+        <w:t xml:space="preserve"> tábla </w:t>
+      </w:r>
+      <w:r>
+        <w:rPr>
+          <w:rFonts w:ascii="Arial" w:hAnsi="Arial" w:cs="Arial"/>
+          <w:i/>
+          <w:iCs/>
+        </w:rPr>
+        <w:t>trip_id</w:t>
+      </w:r>
+      <w:r>
+        <w:rPr>
+          <w:rFonts w:ascii="Arial" w:hAnsi="Arial" w:cs="Arial"/>
+        </w:rPr>
+        <w:t xml:space="preserve"> idegen kulcsa valósítja meg.</w:t>
+      </w:r>
+    </w:p>
+    <w:p>
+      <w:pPr>
+        <w:spacing w:line="360" w:lineRule="auto"/>
+        <w:jc w:val="both"/>
+        <w:rPr>
+          <w:rFonts w:ascii="Arial" w:hAnsi="Arial" w:cs="Arial"/>
+        </w:rPr>
+      </w:pPr>
+      <w:r>
+        <w:rPr>
+          <w:rFonts w:ascii="Arial" w:hAnsi="Arial" w:cs="Arial"/>
+        </w:rPr>
         <w:lastRenderedPageBreak/>
-        <w:t>Planned_trips-Planned_trip_stops</w:t>
-      </w:r>
-      <w:r>
-        <w:rPr>
-          <w:rFonts w:ascii="Arial" w:hAnsi="Arial" w:cs="Arial"/>
-        </w:rPr>
-        <w:t xml:space="preserve">: </w:t>
-      </w:r>
-      <w:r>
-        <w:rPr>
-          <w:rFonts w:ascii="Arial" w:hAnsi="Arial" w:cs="Arial"/>
-        </w:rPr>
-        <w:t>e</w:t>
-      </w:r>
-      <w:r>
-        <w:rPr>
-          <w:rFonts w:ascii="Arial" w:hAnsi="Arial" w:cs="Arial"/>
-        </w:rPr>
-        <w:t>gy tervezett utazás jellemzően több állomásból épül fel, amelyek együttesen alkotják az útitervet</w:t>
-      </w:r>
-      <w:r>
-        <w:rPr>
-          <w:rFonts w:ascii="Arial" w:hAnsi="Arial" w:cs="Arial"/>
-        </w:rPr>
-        <w:t xml:space="preserve">, </w:t>
-      </w:r>
-      <w:r>
-        <w:rPr>
-          <w:rFonts w:ascii="Arial" w:hAnsi="Arial" w:cs="Arial"/>
-        </w:rPr>
-        <w:t xml:space="preserve">ezt fejezi ki a </w:t>
-      </w:r>
-      <w:r>
-        <w:rPr>
-          <w:rFonts w:ascii="Arial" w:hAnsi="Arial" w:cs="Arial"/>
-          <w:i/>
-          <w:iCs/>
-        </w:rPr>
-        <w:t>Planned_trips</w:t>
-      </w:r>
-      <w:r>
-        <w:rPr>
-          <w:rFonts w:ascii="Arial" w:hAnsi="Arial" w:cs="Arial"/>
-        </w:rPr>
-        <w:t xml:space="preserve"> és a </w:t>
-      </w:r>
-      <w:r>
-        <w:rPr>
-          <w:rFonts w:ascii="Arial" w:hAnsi="Arial" w:cs="Arial"/>
-          <w:i/>
-          <w:iCs/>
-        </w:rPr>
-        <w:t>Planned_trip_stops</w:t>
-      </w:r>
-      <w:r>
-        <w:rPr>
-          <w:rFonts w:ascii="Arial" w:hAnsi="Arial" w:cs="Arial"/>
-        </w:rPr>
-        <w:t xml:space="preserve"> táblák közötti kapcsolat, ahol egy utazáshoz tetszőlegesen sok állomás tartozhat, fordítva viszont minden állomás pontosan egyetlen utazás része. A kapcsolatot a </w:t>
-      </w:r>
-      <w:r>
-        <w:rPr>
-          <w:rFonts w:ascii="Arial" w:hAnsi="Arial" w:cs="Arial"/>
-          <w:i/>
-          <w:iCs/>
-        </w:rPr>
-        <w:t>Planned_trip_stops</w:t>
-      </w:r>
-      <w:r>
-        <w:rPr>
-          <w:rFonts w:ascii="Arial" w:hAnsi="Arial" w:cs="Arial"/>
-        </w:rPr>
-        <w:t xml:space="preserve"> tábla </w:t>
-      </w:r>
-      <w:r>
-        <w:rPr>
-          <w:rFonts w:ascii="Arial" w:hAnsi="Arial" w:cs="Arial"/>
-          <w:i/>
-          <w:iCs/>
-        </w:rPr>
-        <w:t>trip_id</w:t>
-      </w:r>
-      <w:r>
-        <w:rPr>
-          <w:rFonts w:ascii="Arial" w:hAnsi="Arial" w:cs="Arial"/>
-        </w:rPr>
-        <w:t xml:space="preserve"> idegen kulcsa valósítja meg.</w:t>
-      </w:r>
-    </w:p>
-    <w:p>
-      <w:pPr>
-        <w:spacing w:line="360" w:lineRule="auto"/>
-        <w:jc w:val="both"/>
-        <w:rPr>
-          <w:rFonts w:ascii="Arial" w:hAnsi="Arial" w:cs="Arial"/>
-        </w:rPr>
-      </w:pPr>
-      <w:r>
-        <w:rPr>
-          <w:rFonts w:ascii="Arial" w:hAnsi="Arial" w:cs="Arial"/>
-        </w:rPr>
         <w:t>Planned_trips-Trip_share_links</w:t>
       </w:r>
       <w:r>
@@ -5253,14 +5303,7 @@
         <w:rPr>
           <w:rFonts w:ascii="Arial" w:hAnsi="Arial" w:cs="Arial"/>
         </w:rPr>
-        <w:t xml:space="preserve">Ha szükséges, a szolgáltatás kezeli az </w:t>
-      </w:r>
-      <w:r>
-        <w:rPr>
-          <w:rFonts w:ascii="Arial" w:hAnsi="Arial" w:cs="Arial"/>
-        </w:rPr>
-        <w:lastRenderedPageBreak/>
-        <w:t>adatbázist (</w:t>
+        <w:t>Ha szükséges, a szolgáltatás kezeli az adatbázist (</w:t>
       </w:r>
       <w:r>
         <w:rPr>
@@ -5331,6 +5374,7 @@
           <w:rFonts w:ascii="Arial" w:hAnsi="Arial" w:cs="Arial"/>
           <w:noProof/>
         </w:rPr>
+        <w:lastRenderedPageBreak/>
         <w:drawing>
           <wp:inline distT="0" distB="0" distL="0" distR="0" wp14:anchorId="6CF7B5B3" wp14:editId="7AEC4B84">
             <wp:extent cx="5760720" cy="2769235"/>
@@ -5735,64 +5779,64 @@
         <w:rPr>
           <w:rFonts w:ascii="Arial" w:hAnsi="Arial" w:cs="Arial"/>
         </w:rPr>
+        <w:t xml:space="preserve">A térképes megjelenítéshez a </w:t>
+      </w:r>
+      <w:r>
+        <w:rPr>
+          <w:rFonts w:ascii="Arial" w:hAnsi="Arial" w:cs="Arial"/>
+          <w:i/>
+          <w:iCs/>
+        </w:rPr>
+        <w:t>Leaflet</w:t>
+      </w:r>
+      <w:r>
+        <w:rPr>
+          <w:rFonts w:ascii="Arial" w:hAnsi="Arial" w:cs="Arial"/>
+        </w:rPr>
+        <w:t xml:space="preserve"> könyvtárat használtam, amely az </w:t>
+      </w:r>
+      <w:r>
+        <w:rPr>
+          <w:rFonts w:ascii="Arial" w:hAnsi="Arial" w:cs="Arial"/>
+          <w:i/>
+          <w:iCs/>
+        </w:rPr>
+        <w:t>OpenStreetMap</w:t>
+      </w:r>
+      <w:r>
+        <w:rPr>
+          <w:rFonts w:ascii="Arial" w:hAnsi="Arial" w:cs="Arial"/>
+        </w:rPr>
+        <w:t xml:space="preserve"> térképeit jeleníti meg.</w:t>
+      </w:r>
+    </w:p>
+    <w:p>
+      <w:pPr>
+        <w:spacing w:line="360" w:lineRule="auto"/>
+        <w:jc w:val="both"/>
+        <w:rPr>
+          <w:rFonts w:ascii="Arial" w:hAnsi="Arial" w:cs="Arial"/>
+        </w:rPr>
+      </w:pPr>
+      <w:r>
+        <w:rPr>
+          <w:rFonts w:ascii="Arial" w:hAnsi="Arial" w:cs="Arial"/>
+        </w:rPr>
+        <w:t>Egy felhasználói művelet feldolgozásának folyamata:</w:t>
+      </w:r>
+    </w:p>
+    <w:p>
+      <w:pPr>
+        <w:keepNext/>
+        <w:spacing w:line="360" w:lineRule="auto"/>
+        <w:jc w:val="both"/>
+      </w:pPr>
+      <w:r>
+        <w:rPr>
+          <w:rFonts w:ascii="Arial" w:hAnsi="Arial" w:cs="Arial"/>
+          <w:noProof/>
+        </w:rPr>
         <w:lastRenderedPageBreak/>
-        <w:t xml:space="preserve">A térképes megjelenítéshez a </w:t>
-      </w:r>
-      <w:r>
-        <w:rPr>
-          <w:rFonts w:ascii="Arial" w:hAnsi="Arial" w:cs="Arial"/>
-          <w:i/>
-          <w:iCs/>
-        </w:rPr>
-        <w:t>Leaflet</w:t>
-      </w:r>
-      <w:r>
-        <w:rPr>
-          <w:rFonts w:ascii="Arial" w:hAnsi="Arial" w:cs="Arial"/>
-        </w:rPr>
-        <w:t xml:space="preserve"> könyvtárat használtam, amely az </w:t>
-      </w:r>
-      <w:r>
-        <w:rPr>
-          <w:rFonts w:ascii="Arial" w:hAnsi="Arial" w:cs="Arial"/>
-          <w:i/>
-          <w:iCs/>
-        </w:rPr>
-        <w:t>OpenStreetMap</w:t>
-      </w:r>
-      <w:r>
-        <w:rPr>
-          <w:rFonts w:ascii="Arial" w:hAnsi="Arial" w:cs="Arial"/>
-        </w:rPr>
-        <w:t xml:space="preserve"> térképeit jeleníti meg.</w:t>
-      </w:r>
-    </w:p>
-    <w:p>
-      <w:pPr>
-        <w:spacing w:line="360" w:lineRule="auto"/>
-        <w:jc w:val="both"/>
-        <w:rPr>
-          <w:rFonts w:ascii="Arial" w:hAnsi="Arial" w:cs="Arial"/>
-        </w:rPr>
-      </w:pPr>
-      <w:r>
-        <w:rPr>
-          <w:rFonts w:ascii="Arial" w:hAnsi="Arial" w:cs="Arial"/>
-        </w:rPr>
-        <w:t>Egy felhasználói művelet feldolgozásának folyamata:</w:t>
-      </w:r>
-    </w:p>
-    <w:p>
-      <w:pPr>
-        <w:keepNext/>
-        <w:spacing w:line="360" w:lineRule="auto"/>
-        <w:jc w:val="both"/>
-      </w:pPr>
-      <w:r>
-        <w:rPr>
-          <w:rFonts w:ascii="Arial" w:hAnsi="Arial" w:cs="Arial"/>
-          <w:noProof/>
-        </w:rPr>
         <w:drawing>
           <wp:inline distT="0" distB="0" distL="0" distR="0" wp14:anchorId="47B1F151" wp14:editId="17AFB8EF">
             <wp:extent cx="5760720" cy="688340"/>
@@ -6195,38 +6239,38 @@
         <w:rPr>
           <w:rFonts w:ascii="Arial" w:hAnsi="Arial" w:cs="Arial"/>
         </w:rPr>
+        <w:t>4.3.3. AI alapú útiterv generálás</w:t>
+      </w:r>
+    </w:p>
+    <w:p>
+      <w:pPr>
+        <w:spacing w:line="360" w:lineRule="auto"/>
+        <w:jc w:val="both"/>
+        <w:rPr>
+          <w:rFonts w:ascii="Arial" w:hAnsi="Arial" w:cs="Arial"/>
+        </w:rPr>
+      </w:pPr>
+      <w:r>
+        <w:rPr>
+          <w:rFonts w:ascii="Arial" w:hAnsi="Arial" w:cs="Arial"/>
+        </w:rPr>
+        <w:t>Az alkalmazás egyik legfontosabb funkciója a mesterséges intelligencia segítségével történő útiterv-generálás.</w:t>
+      </w:r>
+    </w:p>
+    <w:p>
+      <w:pPr>
+        <w:spacing w:line="360" w:lineRule="auto"/>
+        <w:jc w:val="both"/>
+        <w:rPr>
+          <w:rFonts w:ascii="Arial" w:hAnsi="Arial" w:cs="Arial"/>
+        </w:rPr>
+      </w:pPr>
+      <w:r>
+        <w:rPr>
+          <w:rFonts w:ascii="Arial" w:hAnsi="Arial" w:cs="Arial"/>
+        </w:rPr>
         <w:lastRenderedPageBreak/>
-        <w:t>4.3.3. AI alapú útiterv generálás</w:t>
-      </w:r>
-    </w:p>
-    <w:p>
-      <w:pPr>
-        <w:spacing w:line="360" w:lineRule="auto"/>
-        <w:jc w:val="both"/>
-        <w:rPr>
-          <w:rFonts w:ascii="Arial" w:hAnsi="Arial" w:cs="Arial"/>
-        </w:rPr>
-      </w:pPr>
-      <w:r>
-        <w:rPr>
-          <w:rFonts w:ascii="Arial" w:hAnsi="Arial" w:cs="Arial"/>
-        </w:rPr>
-        <w:t>Az alkalmazás egyik legfontosabb funkciója a mesterséges intelligencia segítségével történő útiterv-generálás.</w:t>
-      </w:r>
-    </w:p>
-    <w:p>
-      <w:pPr>
-        <w:spacing w:line="360" w:lineRule="auto"/>
-        <w:jc w:val="both"/>
-        <w:rPr>
-          <w:rFonts w:ascii="Arial" w:hAnsi="Arial" w:cs="Arial"/>
-        </w:rPr>
-      </w:pPr>
-      <w:r>
-        <w:rPr>
-          <w:rFonts w:ascii="Arial" w:hAnsi="Arial" w:cs="Arial"/>
-        </w:rPr>
-        <w:t>A felhasználó által megadott adatok alapján a backend összeállít egy promptot, amit a kiválasztott nagy nyelvi modell (DeepSeek vagy Ollama) dolgoz fel. Az AI válasza strukturált útitervként kerül feldolgozásra, amelyet a rendszer ellenőriz, majd megjelenít a felhasználó számára.</w:t>
+        <w:t>A felhasználó által megadott adatok alapján a backend összeállít egy promptot, amit a kiválasztott nagy nyelvi modell (DeepSeek) dolgoz fel. Az AI válasza strukturált útitervként kerül feldolgozásra, amelyet a rendszer ellenőriz, majd megjelenít a felhasználó számára.</w:t>
       </w:r>
     </w:p>
     <w:p>
@@ -6527,37 +6571,37 @@
         <w:rPr>
           <w:rFonts w:ascii="Arial" w:hAnsi="Arial" w:cs="Arial"/>
         </w:rPr>
+        <w:t>4.3.6. Repülőjáratok és foglalási lehetőségek</w:t>
+      </w:r>
+    </w:p>
+    <w:p>
+      <w:pPr>
+        <w:spacing w:line="360" w:lineRule="auto"/>
+        <w:jc w:val="both"/>
+        <w:rPr>
+          <w:rFonts w:ascii="Arial" w:hAnsi="Arial" w:cs="Arial"/>
+        </w:rPr>
+      </w:pPr>
+      <w:r>
+        <w:rPr>
+          <w:rFonts w:ascii="Arial" w:hAnsi="Arial" w:cs="Arial"/>
+        </w:rPr>
+        <w:t>A rendszer a generált útitervekhez automatikus megjelenít hivatkozásokat, amiknek segítségével lefoglalhatók a repülőjegyek, valamint a szállások.</w:t>
+      </w:r>
+    </w:p>
+    <w:p>
+      <w:pPr>
+        <w:spacing w:line="360" w:lineRule="auto"/>
+        <w:jc w:val="both"/>
+        <w:rPr>
+          <w:rFonts w:ascii="Arial" w:hAnsi="Arial" w:cs="Arial"/>
+        </w:rPr>
+      </w:pPr>
+      <w:r>
+        <w:rPr>
+          <w:rFonts w:ascii="Arial" w:hAnsi="Arial" w:cs="Arial"/>
+        </w:rPr>
         <w:lastRenderedPageBreak/>
-        <w:t>4.3.6. Repülőjáratok és foglalási lehetőségek</w:t>
-      </w:r>
-    </w:p>
-    <w:p>
-      <w:pPr>
-        <w:spacing w:line="360" w:lineRule="auto"/>
-        <w:jc w:val="both"/>
-        <w:rPr>
-          <w:rFonts w:ascii="Arial" w:hAnsi="Arial" w:cs="Arial"/>
-        </w:rPr>
-      </w:pPr>
-      <w:r>
-        <w:rPr>
-          <w:rFonts w:ascii="Arial" w:hAnsi="Arial" w:cs="Arial"/>
-        </w:rPr>
-        <w:t>A rendszer a generált útitervekhez automatikus megjelenít hivatkozásokat, amiknek segítségével lefoglalhatók a repülőjegyek, valamint a szállások.</w:t>
-      </w:r>
-    </w:p>
-    <w:p>
-      <w:pPr>
-        <w:spacing w:line="360" w:lineRule="auto"/>
-        <w:jc w:val="both"/>
-        <w:rPr>
-          <w:rFonts w:ascii="Arial" w:hAnsi="Arial" w:cs="Arial"/>
-        </w:rPr>
-      </w:pPr>
-      <w:r>
-        <w:rPr>
-          <w:rFonts w:ascii="Arial" w:hAnsi="Arial" w:cs="Arial"/>
-        </w:rPr>
         <w:t>4.3.7. Megtervezett utazások megosztása</w:t>
       </w:r>
     </w:p>
@@ -6763,7 +6807,7 @@
         </w:rPr>
         <w:lastRenderedPageBreak/>
         <w:drawing>
-          <wp:inline distT="0" distB="0" distL="0" distR="0" wp14:anchorId="28BD969F" wp14:editId="090950A5">
+          <wp:inline distT="0" distB="0" distL="0" distR="0" wp14:anchorId="28BD969F" wp14:editId="16FA0DBC">
             <wp:extent cx="5760720" cy="3240405"/>
             <wp:effectExtent l="0" t="0" r="0" b="0"/>
             <wp:docPr id="1304297483" name="Picture 8"/>
@@ -6916,7 +6960,7 @@
           <w:noProof/>
         </w:rPr>
         <w:drawing>
-          <wp:inline distT="0" distB="0" distL="0" distR="0" wp14:anchorId="1B0EC6B4" wp14:editId="36878BC2">
+          <wp:inline distT="0" distB="0" distL="0" distR="0" wp14:anchorId="1B0EC6B4" wp14:editId="13D96B67">
             <wp:extent cx="5760720" cy="3240405"/>
             <wp:effectExtent l="0" t="0" r="0" b="0"/>
             <wp:docPr id="1302079082" name="Picture 9"/>
@@ -6962,27 +7006,14 @@
       <w:pPr>
         <w:pStyle w:val="Caption"/>
       </w:pPr>
-      <w:r>
-        <w:fldChar w:fldCharType="begin"/>
-      </w:r>
-      <w:r>
-        <w:instrText xml:space="preserve"> SEQ ábra \* ARABIC </w:instrText>
-      </w:r>
-      <w:r>
-        <w:fldChar w:fldCharType="separate"/>
-      </w:r>
-      <w:r>
-        <w:rPr>
-          <w:noProof/>
-        </w:rPr>
-        <w:t>5</w:t>
-      </w:r>
-      <w:r>
-        <w:rPr>
-          <w:noProof/>
-        </w:rPr>
-        <w:fldChar w:fldCharType="end"/>
-      </w:r>
+      <w:fldSimple w:instr=" SEQ ábra \* ARABIC ">
+        <w:r>
+          <w:rPr>
+            <w:noProof/>
+          </w:rPr>
+          <w:t>5</w:t>
+        </w:r>
+      </w:fldSimple>
       <w:r>
         <w:t>. ábra: Meglátogatott helyek oldal</w:t>
       </w:r>
@@ -7011,7 +7042,7 @@
         </w:rPr>
         <w:lastRenderedPageBreak/>
         <w:drawing>
-          <wp:inline distT="0" distB="0" distL="0" distR="0" wp14:anchorId="43FD0357" wp14:editId="5B17AE53">
+          <wp:inline distT="0" distB="0" distL="0" distR="0" wp14:anchorId="43FD0357" wp14:editId="2DDD0A1B">
             <wp:extent cx="5760720" cy="3240405"/>
             <wp:effectExtent l="0" t="0" r="0" b="0"/>
             <wp:docPr id="179788065" name="Picture 10"/>
@@ -7057,69 +7088,56 @@
       <w:pPr>
         <w:pStyle w:val="Caption"/>
       </w:pPr>
-      <w:r>
-        <w:fldChar w:fldCharType="begin"/>
-      </w:r>
-      <w:r>
-        <w:instrText xml:space="preserve"> SEQ ábra \* ARABIC </w:instrText>
-      </w:r>
-      <w:r>
-        <w:fldChar w:fldCharType="separate"/>
-      </w:r>
-      <w:r>
-        <w:rPr>
+      <w:fldSimple w:instr=" SEQ ábra \* ARABIC ">
+        <w:r>
+          <w:rPr>
+            <w:noProof/>
+          </w:rPr>
+          <w:t>6</w:t>
+        </w:r>
+      </w:fldSimple>
+      <w:r>
+        <w:t>. ábra: Meglátogatott hely hozzáadása oldal</w:t>
+      </w:r>
+    </w:p>
+    <w:p>
+      <w:pPr>
+        <w:jc w:val="both"/>
+        <w:rPr>
+          <w:rFonts w:ascii="Arial" w:hAnsi="Arial" w:cs="Arial"/>
+        </w:rPr>
+      </w:pPr>
+      <w:r>
+        <w:rPr>
+          <w:rFonts w:ascii="Arial" w:hAnsi="Arial" w:cs="Arial"/>
+        </w:rPr>
+        <w:t xml:space="preserve">A 6. ábrán a sorban következő fontos menüpont, a meglátogatott hely hozzáadása oldal látható. </w:t>
+      </w:r>
+      <w:r>
+        <w:rPr>
+          <w:rFonts w:ascii="Arial" w:hAnsi="Arial" w:cs="Arial"/>
+        </w:rPr>
+        <w:t xml:space="preserve">Itt fontosnak tartottam, </w:t>
+      </w:r>
+      <w:r>
+        <w:rPr>
+          <w:rFonts w:ascii="Arial" w:hAnsi="Arial" w:cs="Arial"/>
+        </w:rPr>
+        <w:t>hogy az oldal a látogatással kapcsolatos valamennyi lényeges információt bekérje a felhasználótól, ugyanakkor továbbra is megőrizze az átláthatóságát.</w:t>
+      </w:r>
+    </w:p>
+    <w:p>
+      <w:pPr>
+        <w:keepNext/>
+        <w:jc w:val="both"/>
+      </w:pPr>
+      <w:r>
+        <w:rPr>
+          <w:rFonts w:ascii="Arial" w:hAnsi="Arial" w:cs="Arial"/>
           <w:noProof/>
         </w:rPr>
-        <w:t>6</w:t>
-      </w:r>
-      <w:r>
-        <w:rPr>
-          <w:noProof/>
-        </w:rPr>
-        <w:fldChar w:fldCharType="end"/>
-      </w:r>
-      <w:r>
-        <w:t>. ábra: Meglátogatott hely hozzáadása oldal</w:t>
-      </w:r>
-    </w:p>
-    <w:p>
-      <w:pPr>
-        <w:jc w:val="both"/>
-        <w:rPr>
-          <w:rFonts w:ascii="Arial" w:hAnsi="Arial" w:cs="Arial"/>
-        </w:rPr>
-      </w:pPr>
-      <w:r>
-        <w:rPr>
-          <w:rFonts w:ascii="Arial" w:hAnsi="Arial" w:cs="Arial"/>
-        </w:rPr>
-        <w:t xml:space="preserve">A 6. ábrán a sorban következő fontos menüpont, a meglátogatott hely hozzáadása oldal látható. </w:t>
-      </w:r>
-      <w:r>
-        <w:rPr>
-          <w:rFonts w:ascii="Arial" w:hAnsi="Arial" w:cs="Arial"/>
-        </w:rPr>
-        <w:t xml:space="preserve">Itt fontosnak tartottam, </w:t>
-      </w:r>
-      <w:r>
-        <w:rPr>
-          <w:rFonts w:ascii="Arial" w:hAnsi="Arial" w:cs="Arial"/>
-        </w:rPr>
-        <w:t>hogy az oldal a látogatással kapcsolatos valamennyi lényeges információt bekérje a felhasználótól, ugyanakkor továbbra is megőrizze az átláthatóságát.</w:t>
-      </w:r>
-    </w:p>
-    <w:p>
-      <w:pPr>
-        <w:keepNext/>
-        <w:jc w:val="both"/>
-      </w:pPr>
-      <w:r>
-        <w:rPr>
-          <w:rFonts w:ascii="Arial" w:hAnsi="Arial" w:cs="Arial"/>
-          <w:noProof/>
-        </w:rPr>
         <w:drawing>
-          <wp:inline distT="0" distB="0" distL="0" distR="0" wp14:anchorId="0E4634B2" wp14:editId="225CBEFD">
+          <wp:inline distT="0" distB="0" distL="0" distR="0" wp14:anchorId="0E4634B2" wp14:editId="62C4AAE5">
             <wp:extent cx="5760720" cy="3240405"/>
             <wp:effectExtent l="0" t="0" r="0" b="0"/>
             <wp:docPr id="1198935811" name="Picture 11"/>
@@ -7227,7 +7245,7 @@
         </w:rPr>
         <w:lastRenderedPageBreak/>
         <w:drawing>
-          <wp:inline distT="0" distB="0" distL="0" distR="0" wp14:anchorId="415F39BF" wp14:editId="63933B74">
+          <wp:inline distT="0" distB="0" distL="0" distR="0" wp14:anchorId="415F39BF" wp14:editId="5E1EE85A">
             <wp:extent cx="5760720" cy="3237230"/>
             <wp:effectExtent l="0" t="0" r="0" b="1270"/>
             <wp:docPr id="476222351" name="Picture 12"/>
@@ -11418,7 +11436,43 @@
         <w:rPr>
           <w:rFonts w:ascii="Arial" w:hAnsi="Arial" w:cs="Arial"/>
         </w:rPr>
-        <w:t>, amelyen keresztül a felhasználó testreszabhatja az alkalmazás megjelenését és az AI-alapú útiterv-generáláshoz használt nyelvi modell szolgáltatóját. A funkció három, egymástól független beállítási csoportból áll: téma, nyelv, valamint az AI szolgáltató kiválasztása.</w:t>
+        <w:t xml:space="preserve">, amelyen keresztül a felhasználó testreszabhatja az alkalmazás megjelenését és az AI-alapú útiterv-generáláshoz használt nyelvi modell szolgáltatóját. A funkció </w:t>
+      </w:r>
+      <w:r>
+        <w:rPr>
+          <w:rFonts w:ascii="Arial" w:hAnsi="Arial" w:cs="Arial"/>
+        </w:rPr>
+        <w:t>kettő</w:t>
+      </w:r>
+      <w:r>
+        <w:rPr>
+          <w:rFonts w:ascii="Arial" w:hAnsi="Arial" w:cs="Arial"/>
+        </w:rPr>
+        <w:t>, egymástól független beállítási csoportból áll: téma</w:t>
+      </w:r>
+      <w:r>
+        <w:rPr>
+          <w:rFonts w:ascii="Arial" w:hAnsi="Arial" w:cs="Arial"/>
+        </w:rPr>
+        <w:t xml:space="preserve"> és </w:t>
+      </w:r>
+      <w:r>
+        <w:rPr>
+          <w:rFonts w:ascii="Arial" w:hAnsi="Arial" w:cs="Arial"/>
+        </w:rPr>
+        <w:t>nyelv</w:t>
+      </w:r>
+      <w:r>
+        <w:rPr>
+          <w:rFonts w:ascii="Arial" w:hAnsi="Arial" w:cs="Arial"/>
+        </w:rPr>
+        <w:t xml:space="preserve"> választásból</w:t>
+      </w:r>
+      <w:r>
+        <w:rPr>
+          <w:rFonts w:ascii="Arial" w:hAnsi="Arial" w:cs="Arial"/>
+        </w:rPr>
+        <w:t>.</w:t>
       </w:r>
     </w:p>
     <w:p>
@@ -11552,112 +11606,6 @@
           <w:rFonts w:ascii="Arial" w:hAnsi="Arial" w:cs="Arial"/>
         </w:rPr>
         <w:t>-ba, majd újra alkalmazza azokat a felületen. A sikeres mentésről a felhasználó egy rövid, néhány másodperc után automatikusan eltűnő visszajelző üzenetet kap.</w:t>
-      </w:r>
-    </w:p>
-    <w:p>
-      <w:pPr>
-        <w:spacing w:line="360" w:lineRule="auto"/>
-        <w:jc w:val="both"/>
-        <w:rPr>
-          <w:rFonts w:ascii="Arial" w:hAnsi="Arial" w:cs="Arial"/>
-        </w:rPr>
-      </w:pPr>
-      <w:r>
-        <w:rPr>
-          <w:rFonts w:ascii="Arial" w:hAnsi="Arial" w:cs="Arial"/>
-        </w:rPr>
-        <w:t xml:space="preserve">5.7.2. </w:t>
-      </w:r>
-      <w:r>
-        <w:rPr>
-          <w:rFonts w:ascii="Arial" w:hAnsi="Arial" w:cs="Arial"/>
-        </w:rPr>
-        <w:t>AI szolgáltató kiválasztása</w:t>
-      </w:r>
-    </w:p>
-    <w:p>
-      <w:pPr>
-        <w:spacing w:line="360" w:lineRule="auto"/>
-        <w:jc w:val="both"/>
-        <w:rPr>
-          <w:rFonts w:ascii="Arial" w:hAnsi="Arial" w:cs="Arial"/>
-        </w:rPr>
-      </w:pPr>
-      <w:r>
-        <w:rPr>
-          <w:rFonts w:ascii="Arial" w:hAnsi="Arial" w:cs="Arial"/>
-        </w:rPr>
-        <w:lastRenderedPageBreak/>
-        <w:t>A beállítások oldal emellett lehetőséget biztosít arra is, hogy a felhasználó kiválassza, mely mesterséges intelligencia szolgáltatót kívánja használni az útitervek generálásához: a felhő alapú DeepSeek API-t, vagy a helyben futtatott Ollama modellt</w:t>
-      </w:r>
-      <w:r>
-        <w:rPr>
-          <w:rFonts w:ascii="Arial" w:hAnsi="Arial" w:cs="Arial"/>
-        </w:rPr>
-        <w:t xml:space="preserve"> (ez jelenleg a hosztolt verzióban nem elérhető)</w:t>
-      </w:r>
-      <w:r>
-        <w:rPr>
-          <w:rFonts w:ascii="Arial" w:hAnsi="Arial" w:cs="Arial"/>
-        </w:rPr>
-        <w:t>. Mivel ez a beállítás a felhasználói fiókhoz kötött, kizárólag bejelentkezett felhasználók számára érhető el; amennyiben a rendszer nem talál bejelentkezett felhasználót, a választási lehetőség elrejtésre kerül, és helyette egy, a bejelentkezés szükségességére figyelmeztető üzenet jelenik meg.</w:t>
-      </w:r>
-    </w:p>
-    <w:p>
-      <w:pPr>
-        <w:spacing w:line="360" w:lineRule="auto"/>
-        <w:jc w:val="both"/>
-        <w:rPr>
-          <w:rFonts w:ascii="Arial" w:hAnsi="Arial" w:cs="Arial"/>
-        </w:rPr>
-      </w:pPr>
-      <w:r>
-        <w:rPr>
-          <w:rFonts w:ascii="Arial" w:hAnsi="Arial" w:cs="Arial"/>
-        </w:rPr>
-        <w:t xml:space="preserve">Bejelentkezett felhasználó esetén az oldal betöltésekor a kliens egy GET kéréssel lekérdezi a felhasználó adatait a </w:t>
-      </w:r>
-      <w:r>
-        <w:rPr>
-          <w:rFonts w:ascii="Arial" w:hAnsi="Arial" w:cs="Arial"/>
-          <w:i/>
-          <w:iCs/>
-        </w:rPr>
-        <w:t>/api/users/{user_id}</w:t>
-      </w:r>
-      <w:r>
-        <w:rPr>
-          <w:rFonts w:ascii="Arial" w:hAnsi="Arial" w:cs="Arial"/>
-        </w:rPr>
-        <w:t xml:space="preserve"> végpontról, és az abban szereplő </w:t>
-      </w:r>
-      <w:r>
-        <w:rPr>
-          <w:rFonts w:ascii="Arial" w:hAnsi="Arial" w:cs="Arial"/>
-          <w:i/>
-          <w:iCs/>
-        </w:rPr>
-        <w:t>preferred_llm_provider</w:t>
-      </w:r>
-      <w:r>
-        <w:rPr>
-          <w:rFonts w:ascii="Arial" w:hAnsi="Arial" w:cs="Arial"/>
-        </w:rPr>
-        <w:t xml:space="preserve"> mező alapján jelöli ki az aktuálisan kiválasztott szolgáltatót (alapértelmezésként a DeepSeek-et használva, amennyiben a mező nem Ollama-t jelöl, vagy a lekérdezés sikertelen). Amikor a felhasználó a két opció közül választ, a kliens azonnal, egy PUT kéréssel frissíti a </w:t>
-      </w:r>
-      <w:r>
-        <w:rPr>
-          <w:rFonts w:ascii="Arial" w:hAnsi="Arial" w:cs="Arial"/>
-          <w:i/>
-          <w:iCs/>
-        </w:rPr>
-        <w:t>preferred_llm_provider</w:t>
-      </w:r>
-      <w:r>
-        <w:rPr>
-          <w:rFonts w:ascii="Arial" w:hAnsi="Arial" w:cs="Arial"/>
-        </w:rPr>
-        <w:t xml:space="preserve"> mezőt a szerveren, majd a kérés kimenetelétől függően sikeres mentésről vagy hibáról tájékoztató, néhány másodperc után automatikusan eltűnő státuszüzenetet jelenít meg.</w:t>
       </w:r>
     </w:p>
     <w:p>
@@ -11707,6 +11655,7 @@
         <w:rPr>
           <w:rFonts w:ascii="Arial" w:hAnsi="Arial" w:cs="Arial"/>
         </w:rPr>
+        <w:lastRenderedPageBreak/>
         <w:t>A profil oldal a bejelentkezett felhasználó fiókjának áttekintő nézeteként funkcionál: megjeleníti az alapvető fiókadatokat, néhány összesítő statisztikát, valamint innen érhetők el a fiókkezeléssel kapcsolatos műveletek (profilszerkesztés, kijelentkezés).</w:t>
       </w:r>
     </w:p>
@@ -11822,50 +11771,106 @@
           <w:i/>
           <w:iCs/>
         </w:rPr>
+        <w:t>/api/users/{user_id}/planned-trips</w:t>
+      </w:r>
+      <w:r>
+        <w:rPr>
+          <w:rFonts w:ascii="Arial" w:hAnsi="Arial" w:cs="Arial"/>
+        </w:rPr>
+        <w:t xml:space="preserve"> végpont pedig a megtervezett utazások számát adja vissza, amelyek a "Statisztikák" szekcióban jelennek meg.</w:t>
+      </w:r>
+    </w:p>
+    <w:p>
+      <w:pPr>
+        <w:spacing w:line="360" w:lineRule="auto"/>
+        <w:jc w:val="both"/>
+        <w:rPr>
+          <w:rFonts w:ascii="Arial" w:hAnsi="Arial" w:cs="Arial"/>
+        </w:rPr>
+      </w:pPr>
+      <w:r>
+        <w:rPr>
+          <w:rFonts w:ascii="Arial" w:hAnsi="Arial" w:cs="Arial"/>
+        </w:rPr>
+        <w:t xml:space="preserve">5.8.2. </w:t>
+      </w:r>
+      <w:r>
+        <w:rPr>
+          <w:rFonts w:ascii="Arial" w:hAnsi="Arial" w:cs="Arial"/>
+        </w:rPr>
+        <w:t>Avatar megjelenítés</w:t>
+      </w:r>
+    </w:p>
+    <w:p>
+      <w:pPr>
+        <w:spacing w:line="360" w:lineRule="auto"/>
+        <w:jc w:val="both"/>
+        <w:rPr>
+          <w:rFonts w:ascii="Arial" w:hAnsi="Arial" w:cs="Arial"/>
+        </w:rPr>
+      </w:pPr>
+      <w:r>
+        <w:rPr>
+          <w:rFonts w:ascii="Arial" w:hAnsi="Arial" w:cs="Arial"/>
+        </w:rPr>
+        <w:t xml:space="preserve">A felhasználó profilképeként a rendszer kétféle megoldást alkalmaz. Amennyiben a felhasználó Google-fiókkal jelentkezett be és a hozzá tartozó profilkép URL-je elérhető a </w:t>
+      </w:r>
+      <w:r>
+        <w:rPr>
+          <w:rFonts w:ascii="Arial" w:hAnsi="Arial" w:cs="Arial"/>
+          <w:i/>
+          <w:iCs/>
+        </w:rPr>
+        <w:t>localStorage</w:t>
+      </w:r>
+      <w:r>
+        <w:rPr>
+          <w:rFonts w:ascii="Arial" w:hAnsi="Arial" w:cs="Arial"/>
+        </w:rPr>
+        <w:t>-ban, a rendszer ezt a képet tölti be és jeleníti meg; a kép sikertelen betöltése esetén automatikusan visszaáll az alapértelmezett megjelenítésre. Amennyiben nincs elérhető Google-profilkép, a rendszer a felhasználónévből  generál egy monogramot: két szóközzel, ponttal, aláhúzásjellel vagy kötőjellel elválasztott névrész esetén azok kezdőbetűit, egyéb esetben a név első egy-két karakterét használva.</w:t>
+      </w:r>
+    </w:p>
+    <w:p>
+      <w:pPr>
+        <w:spacing w:line="360" w:lineRule="auto"/>
+        <w:jc w:val="both"/>
+        <w:rPr>
+          <w:rFonts w:ascii="Arial" w:hAnsi="Arial" w:cs="Arial"/>
+        </w:rPr>
+      </w:pPr>
+      <w:r>
+        <w:rPr>
+          <w:rFonts w:ascii="Arial" w:hAnsi="Arial" w:cs="Arial"/>
+        </w:rPr>
+        <w:t xml:space="preserve">5.8.3. </w:t>
+      </w:r>
+      <w:r>
+        <w:rPr>
+          <w:rFonts w:ascii="Arial" w:hAnsi="Arial" w:cs="Arial"/>
+        </w:rPr>
+        <w:t>Fiókműveletek</w:t>
+      </w:r>
+    </w:p>
+    <w:p>
+      <w:pPr>
+        <w:spacing w:line="360" w:lineRule="auto"/>
+        <w:jc w:val="both"/>
+        <w:rPr>
+          <w:rFonts w:ascii="Arial" w:hAnsi="Arial" w:cs="Arial"/>
+        </w:rPr>
+      </w:pPr>
+      <w:r>
+        <w:rPr>
+          <w:rFonts w:ascii="Arial" w:hAnsi="Arial" w:cs="Arial"/>
+        </w:rPr>
+        <w:t xml:space="preserve">A sikeres adatbetöltést követően a "Fiók" szekció dinamikusan felépül, és két lehetőséget kínál a felhasználó számára: a profil szerkesztésére mutató hivatkozást, valamint egy kijelentkezés gombot. A kijelentkezés gomb megnyomására a rendszer egy megerősítő párbeszédablakot jelenít meg; jóváhagyás esetén a kliens eltávolítja </w:t>
+      </w:r>
+      <w:r>
+        <w:rPr>
+          <w:rFonts w:ascii="Arial" w:hAnsi="Arial" w:cs="Arial"/>
+        </w:rPr>
         <w:lastRenderedPageBreak/>
-        <w:t>/api/users/{user_id}/planned-trips</w:t>
-      </w:r>
-      <w:r>
-        <w:rPr>
-          <w:rFonts w:ascii="Arial" w:hAnsi="Arial" w:cs="Arial"/>
-        </w:rPr>
-        <w:t xml:space="preserve"> végpont pedig a megtervezett utazások számát adja vissza, amelyek a "Statisztikák" szekcióban jelennek meg.</w:t>
-      </w:r>
-    </w:p>
-    <w:p>
-      <w:pPr>
-        <w:spacing w:line="360" w:lineRule="auto"/>
-        <w:jc w:val="both"/>
-        <w:rPr>
-          <w:rFonts w:ascii="Arial" w:hAnsi="Arial" w:cs="Arial"/>
-        </w:rPr>
-      </w:pPr>
-      <w:r>
-        <w:rPr>
-          <w:rFonts w:ascii="Arial" w:hAnsi="Arial" w:cs="Arial"/>
-        </w:rPr>
-        <w:t xml:space="preserve">5.8.2. </w:t>
-      </w:r>
-      <w:r>
-        <w:rPr>
-          <w:rFonts w:ascii="Arial" w:hAnsi="Arial" w:cs="Arial"/>
-        </w:rPr>
-        <w:t>Avatar megjelenítés</w:t>
-      </w:r>
-    </w:p>
-    <w:p>
-      <w:pPr>
-        <w:spacing w:line="360" w:lineRule="auto"/>
-        <w:jc w:val="both"/>
-        <w:rPr>
-          <w:rFonts w:ascii="Arial" w:hAnsi="Arial" w:cs="Arial"/>
-        </w:rPr>
-      </w:pPr>
-      <w:r>
-        <w:rPr>
-          <w:rFonts w:ascii="Arial" w:hAnsi="Arial" w:cs="Arial"/>
-        </w:rPr>
-        <w:t xml:space="preserve">A felhasználó profilképeként a rendszer kétféle megoldást alkalmaz. Amennyiben a felhasználó Google-fiókkal jelentkezett be és a hozzá tartozó profilkép URL-je elérhető a </w:t>
+        <w:t xml:space="preserve">a </w:t>
       </w:r>
       <w:r>
         <w:rPr>
@@ -11879,56 +11884,6 @@
         <w:rPr>
           <w:rFonts w:ascii="Arial" w:hAnsi="Arial" w:cs="Arial"/>
         </w:rPr>
-        <w:t>-ban, a rendszer ezt a képet tölti be és jeleníti meg; a kép sikertelen betöltése esetén automatikusan visszaáll az alapértelmezett megjelenítésre. Amennyiben nincs elérhető Google-profilkép, a rendszer a felhasználónévből  generál egy monogramot: két szóközzel, ponttal, aláhúzásjellel vagy kötőjellel elválasztott névrész esetén azok kezdőbetűit, egyéb esetben a név első egy-két karakterét használva.</w:t>
-      </w:r>
-    </w:p>
-    <w:p>
-      <w:pPr>
-        <w:spacing w:line="360" w:lineRule="auto"/>
-        <w:jc w:val="both"/>
-        <w:rPr>
-          <w:rFonts w:ascii="Arial" w:hAnsi="Arial" w:cs="Arial"/>
-        </w:rPr>
-      </w:pPr>
-      <w:r>
-        <w:rPr>
-          <w:rFonts w:ascii="Arial" w:hAnsi="Arial" w:cs="Arial"/>
-        </w:rPr>
-        <w:t xml:space="preserve">5.8.3. </w:t>
-      </w:r>
-      <w:r>
-        <w:rPr>
-          <w:rFonts w:ascii="Arial" w:hAnsi="Arial" w:cs="Arial"/>
-        </w:rPr>
-        <w:t>Fiókműveletek</w:t>
-      </w:r>
-    </w:p>
-    <w:p>
-      <w:pPr>
-        <w:spacing w:line="360" w:lineRule="auto"/>
-        <w:jc w:val="both"/>
-        <w:rPr>
-          <w:rFonts w:ascii="Arial" w:hAnsi="Arial" w:cs="Arial"/>
-        </w:rPr>
-      </w:pPr>
-      <w:r>
-        <w:rPr>
-          <w:rFonts w:ascii="Arial" w:hAnsi="Arial" w:cs="Arial"/>
-        </w:rPr>
-        <w:t xml:space="preserve">A sikeres adatbetöltést követően a "Fiók" szekció dinamikusan felépül, és két lehetőséget kínál a felhasználó számára: a profil szerkesztésére mutató hivatkozást, valamint egy kijelentkezés gombot. A kijelentkezés gomb megnyomására a rendszer egy megerősítő párbeszédablakot jelenít meg; jóváhagyás esetén a kliens eltávolítja a </w:t>
-      </w:r>
-      <w:r>
-        <w:rPr>
-          <w:rFonts w:ascii="Arial" w:hAnsi="Arial" w:cs="Arial"/>
-          <w:i/>
-          <w:iCs/>
-        </w:rPr>
-        <w:t>localStorage</w:t>
-      </w:r>
-      <w:r>
-        <w:rPr>
-          <w:rFonts w:ascii="Arial" w:hAnsi="Arial" w:cs="Arial"/>
-        </w:rPr>
         <w:t>-ból a bejelentkezéshez tartozó összes adatot, majd a felhasználót a bejelentkezési oldalra irányítja át.</w:t>
       </w:r>
     </w:p>
@@ -12027,14 +11982,7 @@
         <w:rPr>
           <w:rFonts w:ascii="Arial" w:hAnsi="Arial" w:cs="Arial"/>
         </w:rPr>
-        <w:t xml:space="preserve">Az űrlap elküldése előtt a kliens oldali validáció ellenőrzi, hogy a felhasználónév és az email cím mező ki van-e töltve, valamint hogy amennyiben a felhasználó jelszót kíván módosítani, mindkét jelszómező (új jelszó, megerősítés) ki legyen töltve, a jelszó elérje a hatkarakteres minimális hosszúságot, és a két mező tartalma megegyezzen. A jelszó </w:t>
-      </w:r>
-      <w:r>
-        <w:rPr>
-          <w:rFonts w:ascii="Arial" w:hAnsi="Arial" w:cs="Arial"/>
-        </w:rPr>
-        <w:lastRenderedPageBreak/>
-        <w:t>mezők üresen hagyása esetén a rendszer nem küldi el a password mezőt a szerver felé, ezáltal biztosítva, hogy a meglévő jelszó ne változzon.</w:t>
+        <w:t>Az űrlap elküldése előtt a kliens oldali validáció ellenőrzi, hogy a felhasználónév és az email cím mező ki van-e töltve, valamint hogy amennyiben a felhasználó jelszót kíván módosítani, mindkét jelszómező (új jelszó, megerősítés) ki legyen töltve, a jelszó elérje a hatkarakteres minimális hosszúságot, és a két mező tartalma megegyezzen. A jelszó mezők üresen hagyása esetén a rendszer nem küldi el a password mezőt a szerver felé, ezáltal biztosítva, hogy a meglévő jelszó ne változzon.</w:t>
       </w:r>
     </w:p>
     <w:p>
@@ -12155,6 +12103,7 @@
         <w:rPr>
           <w:rFonts w:ascii="Arial" w:hAnsi="Arial" w:cs="Arial"/>
         </w:rPr>
+        <w:lastRenderedPageBreak/>
         <w:t>formátumú export/import mechanizmuson keresztül teszi lehetővé a teljes adatbázis-tartalom, valamint a feltöltött fényképfájlok átvitelét.</w:t>
       </w:r>
     </w:p>
@@ -12354,98 +12303,388 @@
         <w:rPr>
           <w:rFonts w:ascii="Arial" w:hAnsi="Arial" w:cs="Arial"/>
         </w:rPr>
-        <w:t xml:space="preserve"> függőség minden admin végpont esetén ellenőrzi </w:t>
+        <w:t xml:space="preserve"> függőség minden admin végpont esetén ellenőrzi a beérkező titkos kulcs helyességét egy időzítéstámadás elleni védelmet biztosító összehasonlítási függvény (</w:t>
+      </w:r>
+      <w:r>
+        <w:rPr>
+          <w:rFonts w:ascii="Arial" w:hAnsi="Arial" w:cs="Arial"/>
+          <w:i/>
+          <w:iCs/>
+        </w:rPr>
+        <w:t>secrets.compare_digest</w:t>
+      </w:r>
+      <w:r>
+        <w:rPr>
+          <w:rFonts w:ascii="Arial" w:hAnsi="Arial" w:cs="Arial"/>
+        </w:rPr>
+        <w:t>) segítségével; amennyiben a szerveren nincs beállítva admin titkos kulcs, a rendszer 503-as státuszkóddal jelzi, hogy az admin funkció nem elérhető, helytelen kulcs esetén pedig 401-es hibaüzenettel utasítja el a kérést.</w:t>
+      </w:r>
+    </w:p>
+    <w:p>
+      <w:pPr>
+        <w:spacing w:line="360" w:lineRule="auto"/>
+        <w:jc w:val="both"/>
+        <w:rPr>
+          <w:rFonts w:ascii="Arial" w:hAnsi="Arial" w:cs="Arial"/>
+        </w:rPr>
+      </w:pPr>
+      <w:r>
+        <w:rPr>
+          <w:rFonts w:ascii="Arial" w:hAnsi="Arial" w:cs="Arial"/>
+        </w:rPr>
+        <w:t>5.9.2. Adatexportálás</w:t>
+      </w:r>
+    </w:p>
+    <w:p>
+      <w:pPr>
+        <w:spacing w:line="360" w:lineRule="auto"/>
+        <w:jc w:val="both"/>
+        <w:rPr>
+          <w:rFonts w:ascii="Arial" w:hAnsi="Arial" w:cs="Arial"/>
+        </w:rPr>
+      </w:pPr>
+      <w:r>
+        <w:rPr>
+          <w:rFonts w:ascii="Arial" w:hAnsi="Arial" w:cs="Arial"/>
+        </w:rPr>
+        <w:t xml:space="preserve">A sikeres hitelesítést követően megjelenő admin panelen az „Export” gomb megnyomására a kliens egy </w:t>
+      </w:r>
+      <w:r>
+        <w:rPr>
+          <w:rFonts w:ascii="Arial" w:hAnsi="Arial" w:cs="Arial"/>
+          <w:i/>
+          <w:iCs/>
+        </w:rPr>
+        <w:t>GET</w:t>
+      </w:r>
+      <w:r>
+        <w:rPr>
+          <w:rFonts w:ascii="Arial" w:hAnsi="Arial" w:cs="Arial"/>
+        </w:rPr>
+        <w:t xml:space="preserve"> kérést küld a </w:t>
+      </w:r>
+      <w:r>
+        <w:rPr>
+          <w:rFonts w:ascii="Arial" w:hAnsi="Arial" w:cs="Arial"/>
+          <w:i/>
+          <w:iCs/>
+        </w:rPr>
+        <w:t>/api/admin/export</w:t>
+      </w:r>
+      <w:r>
+        <w:rPr>
+          <w:rFonts w:ascii="Arial" w:hAnsi="Arial" w:cs="Arial"/>
+        </w:rPr>
+        <w:t xml:space="preserve"> végpontra. A szerver oldalon ez a végpont</w:t>
+      </w:r>
+      <w:r>
+        <w:rPr>
+          <w:rFonts w:ascii="Arial" w:hAnsi="Arial" w:cs="Arial"/>
+        </w:rPr>
+        <w:t xml:space="preserve">, </w:t>
+      </w:r>
+      <w:r>
+        <w:rPr>
+          <w:rFonts w:ascii="Arial" w:hAnsi="Arial" w:cs="Arial"/>
+        </w:rPr>
+        <w:t xml:space="preserve">az </w:t>
+      </w:r>
+      <w:r>
+        <w:rPr>
+          <w:rFonts w:ascii="Arial" w:hAnsi="Arial" w:cs="Arial"/>
+          <w:i/>
+          <w:iCs/>
+        </w:rPr>
+        <w:t>admin.py</w:t>
+      </w:r>
+      <w:r>
+        <w:rPr>
+          <w:rFonts w:ascii="Arial" w:hAnsi="Arial" w:cs="Arial"/>
+        </w:rPr>
+        <w:t xml:space="preserve"> fájlban definiált </w:t>
+      </w:r>
+      <w:r>
+        <w:rPr>
+          <w:rFonts w:ascii="Arial" w:hAnsi="Arial" w:cs="Arial"/>
+          <w:i/>
+          <w:iCs/>
+        </w:rPr>
+        <w:t>_EXPORT_MODELS</w:t>
+      </w:r>
+      <w:r>
+        <w:rPr>
+          <w:rFonts w:ascii="Arial" w:hAnsi="Arial" w:cs="Arial"/>
+        </w:rPr>
+        <w:t xml:space="preserve"> listában rögzített sorrendben</w:t>
+      </w:r>
+      <w:r>
+        <w:rPr>
+          <w:rFonts w:ascii="Arial" w:hAnsi="Arial" w:cs="Arial"/>
+        </w:rPr>
+        <w:t xml:space="preserve"> </w:t>
+      </w:r>
+      <w:r>
+        <w:rPr>
+          <w:rFonts w:ascii="Arial" w:hAnsi="Arial" w:cs="Arial"/>
+        </w:rPr>
+        <w:t>végigiterál az alkalmazás mind a tíz adatbázis-tábláján</w:t>
+      </w:r>
+      <w:r>
+        <w:rPr>
+          <w:rFonts w:ascii="Arial" w:hAnsi="Arial" w:cs="Arial"/>
+        </w:rPr>
+        <w:t xml:space="preserve">, </w:t>
+      </w:r>
+      <w:r>
+        <w:rPr>
+          <w:rFonts w:ascii="Arial" w:hAnsi="Arial" w:cs="Arial"/>
+        </w:rPr>
+        <w:t xml:space="preserve">és minden sorát szótár formátumúra alakítja, a dátum- és decimális típusú mezőket </w:t>
+      </w:r>
+      <w:r>
+        <w:rPr>
+          <w:rFonts w:ascii="Arial" w:hAnsi="Arial" w:cs="Arial"/>
+          <w:i/>
+          <w:iCs/>
+        </w:rPr>
+        <w:t>JSON</w:t>
+      </w:r>
+      <w:r>
+        <w:rPr>
+          <w:rFonts w:ascii="Arial" w:hAnsi="Arial" w:cs="Arial"/>
+        </w:rPr>
+        <w:t>-kompatibilis formára konvertálva.</w:t>
+      </w:r>
+    </w:p>
+    <w:p>
+      <w:pPr>
+        <w:spacing w:line="360" w:lineRule="auto"/>
+        <w:jc w:val="both"/>
+        <w:rPr>
+          <w:rFonts w:ascii="Arial" w:hAnsi="Arial" w:cs="Arial"/>
+        </w:rPr>
+      </w:pPr>
+      <w:r>
+        <w:rPr>
+          <w:rFonts w:ascii="Arial" w:hAnsi="Arial" w:cs="Arial"/>
+        </w:rPr>
+        <w:t xml:space="preserve">Az adattáblák tartalma mellett a rendszer a helyszínekhez feltöltött fényképfájlokat is beemeli az exportba: a képekhez tartozó fájlokat a szerver a lemezről beolvassa, és </w:t>
+      </w:r>
+      <w:r>
+        <w:rPr>
+          <w:rFonts w:ascii="Arial" w:hAnsi="Arial" w:cs="Arial"/>
+          <w:i/>
+          <w:iCs/>
+        </w:rPr>
+        <w:t>Base64</w:t>
+      </w:r>
+      <w:r>
+        <w:rPr>
+          <w:rFonts w:ascii="Arial" w:hAnsi="Arial" w:cs="Arial"/>
+        </w:rPr>
+        <w:t xml:space="preserve"> kódolással szövegessé alakítva csatolja a </w:t>
+      </w:r>
+      <w:r>
+        <w:rPr>
+          <w:rFonts w:ascii="Arial" w:hAnsi="Arial" w:cs="Arial"/>
+          <w:i/>
+          <w:iCs/>
+        </w:rPr>
+        <w:t>JSON</w:t>
+      </w:r>
+      <w:r>
+        <w:rPr>
+          <w:rFonts w:ascii="Arial" w:hAnsi="Arial" w:cs="Arial"/>
+        </w:rPr>
+        <w:t xml:space="preserve"> válaszhoz. Ennek köszönhetően egyetlen fájl (</w:t>
+      </w:r>
+      <w:r>
+        <w:rPr>
+          <w:rFonts w:ascii="Arial" w:hAnsi="Arial" w:cs="Arial"/>
+          <w:i/>
+          <w:iCs/>
+        </w:rPr>
+        <w:t>travelapp-export-&lt;időbélyeg&gt;.json</w:t>
+      </w:r>
+      <w:r>
+        <w:rPr>
+          <w:rFonts w:ascii="Arial" w:hAnsi="Arial" w:cs="Arial"/>
+        </w:rPr>
+        <w:t xml:space="preserve">) tartalmazza a teljes </w:t>
       </w:r>
       <w:r>
         <w:rPr>
           <w:rFonts w:ascii="Arial" w:hAnsi="Arial" w:cs="Arial"/>
         </w:rPr>
         <w:lastRenderedPageBreak/>
-        <w:t>a beérkező titkos kulcs helyességét egy időzítéstámadás elleni védelmet biztosító összehasonlítási függvény (</w:t>
-      </w:r>
-      <w:r>
-        <w:rPr>
-          <w:rFonts w:ascii="Arial" w:hAnsi="Arial" w:cs="Arial"/>
-          <w:i/>
-          <w:iCs/>
-        </w:rPr>
-        <w:t>secrets.compare_digest</w:t>
-      </w:r>
-      <w:r>
-        <w:rPr>
-          <w:rFonts w:ascii="Arial" w:hAnsi="Arial" w:cs="Arial"/>
-        </w:rPr>
-        <w:t>) segítségével; amennyiben a szerveren nincs beállítva admin titkos kulcs, a rendszer 503-as státuszkóddal jelzi, hogy az admin funkció nem elérhető, helytelen kulcs esetén pedig 401-es hibaüzenettel utasítja el a kérést.</w:t>
-      </w:r>
-    </w:p>
-    <w:p>
-      <w:pPr>
-        <w:spacing w:line="360" w:lineRule="auto"/>
-        <w:jc w:val="both"/>
-        <w:rPr>
-          <w:rFonts w:ascii="Arial" w:hAnsi="Arial" w:cs="Arial"/>
-        </w:rPr>
-      </w:pPr>
-      <w:r>
-        <w:rPr>
-          <w:rFonts w:ascii="Arial" w:hAnsi="Arial" w:cs="Arial"/>
-        </w:rPr>
-        <w:t>5.9.2. Adatexportálás</w:t>
-      </w:r>
-    </w:p>
-    <w:p>
-      <w:pPr>
-        <w:spacing w:line="360" w:lineRule="auto"/>
-        <w:jc w:val="both"/>
-        <w:rPr>
-          <w:rFonts w:ascii="Arial" w:hAnsi="Arial" w:cs="Arial"/>
-        </w:rPr>
-      </w:pPr>
-      <w:r>
-        <w:rPr>
-          <w:rFonts w:ascii="Arial" w:hAnsi="Arial" w:cs="Arial"/>
-        </w:rPr>
-        <w:t xml:space="preserve">A sikeres hitelesítést követően megjelenő admin panelen az „Export” gomb megnyomására a kliens egy </w:t>
-      </w:r>
-      <w:r>
-        <w:rPr>
-          <w:rFonts w:ascii="Arial" w:hAnsi="Arial" w:cs="Arial"/>
-          <w:i/>
-          <w:iCs/>
-        </w:rPr>
-        <w:t>GET</w:t>
-      </w:r>
-      <w:r>
-        <w:rPr>
-          <w:rFonts w:ascii="Arial" w:hAnsi="Arial" w:cs="Arial"/>
-        </w:rPr>
-        <w:t xml:space="preserve"> kérést küld a </w:t>
-      </w:r>
-      <w:r>
-        <w:rPr>
-          <w:rFonts w:ascii="Arial" w:hAnsi="Arial" w:cs="Arial"/>
-          <w:i/>
-          <w:iCs/>
-        </w:rPr>
-        <w:t>/api/admin/export</w:t>
-      </w:r>
-      <w:r>
-        <w:rPr>
-          <w:rFonts w:ascii="Arial" w:hAnsi="Arial" w:cs="Arial"/>
-        </w:rPr>
-        <w:t xml:space="preserve"> végpontra. A szerver oldalon ez a végpont</w:t>
-      </w:r>
-      <w:r>
-        <w:rPr>
-          <w:rFonts w:ascii="Arial" w:hAnsi="Arial" w:cs="Arial"/>
-        </w:rPr>
-        <w:t xml:space="preserve">, </w:t>
-      </w:r>
-      <w:r>
-        <w:rPr>
-          <w:rFonts w:ascii="Arial" w:hAnsi="Arial" w:cs="Arial"/>
-        </w:rPr>
-        <w:t xml:space="preserve">az </w:t>
+        <w:t>adatbázis</w:t>
+      </w:r>
+      <w:r>
+        <w:rPr>
+          <w:rFonts w:ascii="Arial" w:hAnsi="Arial" w:cs="Arial"/>
+        </w:rPr>
+        <w:t xml:space="preserve"> tartalmát </w:t>
+      </w:r>
+      <w:r>
+        <w:rPr>
+          <w:rFonts w:ascii="Arial" w:hAnsi="Arial" w:cs="Arial"/>
+        </w:rPr>
+        <w:t>és a hozzá tartozó képi állományokat is, amely a böngésző oldalán egy automatikusan generált, letölthető fájlként jelenik meg a felhasználó számára.</w:t>
+      </w:r>
+    </w:p>
+    <w:p>
+      <w:pPr>
+        <w:spacing w:line="360" w:lineRule="auto"/>
+        <w:jc w:val="both"/>
+        <w:rPr>
+          <w:rFonts w:ascii="Arial" w:hAnsi="Arial" w:cs="Arial"/>
+        </w:rPr>
+      </w:pPr>
+      <w:r>
+        <w:rPr>
+          <w:rFonts w:ascii="Arial" w:hAnsi="Arial" w:cs="Arial"/>
+        </w:rPr>
+        <w:t>5.9.3. Adatimportálás</w:t>
+      </w:r>
+    </w:p>
+    <w:p>
+      <w:pPr>
+        <w:spacing w:line="360" w:lineRule="auto"/>
+        <w:jc w:val="both"/>
+        <w:rPr>
+          <w:rFonts w:ascii="Arial" w:hAnsi="Arial" w:cs="Arial"/>
+        </w:rPr>
+      </w:pPr>
+      <w:r>
+        <w:rPr>
+          <w:rFonts w:ascii="Arial" w:hAnsi="Arial" w:cs="Arial"/>
+        </w:rPr>
+        <w:t xml:space="preserve">Az importálás a rendszer legkockázatosabb, visszafordíthatatlan műveletét jelenti, ezért ehhez a felület több védelmi réteget is </w:t>
+      </w:r>
+      <w:r>
+        <w:rPr>
+          <w:rFonts w:ascii="Arial" w:hAnsi="Arial" w:cs="Arial"/>
+        </w:rPr>
+        <w:t>tartalmaz</w:t>
+      </w:r>
+      <w:r>
+        <w:rPr>
+          <w:rFonts w:ascii="Arial" w:hAnsi="Arial" w:cs="Arial"/>
+        </w:rPr>
+        <w:t xml:space="preserve">. A felhasználónak egyrészt ki kell választania a korábban exportált </w:t>
+      </w:r>
+      <w:r>
+        <w:rPr>
+          <w:rFonts w:ascii="Arial" w:hAnsi="Arial" w:cs="Arial"/>
+          <w:i/>
+          <w:iCs/>
+        </w:rPr>
+        <w:t>JSON</w:t>
+      </w:r>
+      <w:r>
+        <w:rPr>
+          <w:rFonts w:ascii="Arial" w:hAnsi="Arial" w:cs="Arial"/>
+        </w:rPr>
+        <w:t xml:space="preserve"> fájlt, másrészt egy megerősítő mezőben pontosan be kell gépelnie a DELETE EVERYTHING szöveget; az import gomb (az </w:t>
+      </w:r>
+      <w:r>
+        <w:rPr>
+          <w:rFonts w:ascii="Arial" w:hAnsi="Arial" w:cs="Arial"/>
+          <w:i/>
+          <w:iCs/>
+        </w:rPr>
+        <w:t>admin.js</w:t>
+      </w:r>
+      <w:r>
+        <w:rPr>
+          <w:rFonts w:ascii="Arial" w:hAnsi="Arial" w:cs="Arial"/>
+        </w:rPr>
+        <w:t xml:space="preserve"> fájlban megvalósított </w:t>
+      </w:r>
+      <w:r>
+        <w:rPr>
+          <w:rFonts w:ascii="Arial" w:hAnsi="Arial" w:cs="Arial"/>
+          <w:i/>
+          <w:iCs/>
+        </w:rPr>
+        <w:t>updateImportButtonState</w:t>
+      </w:r>
+      <w:r>
+        <w:rPr>
+          <w:rFonts w:ascii="Arial" w:hAnsi="Arial" w:cs="Arial"/>
+        </w:rPr>
+        <w:t xml:space="preserve"> függvény révén) mindaddig inaktív marad, amíg mindkét feltétel nem teljesül. A gomb megnyomására a rendszer egy további, </w:t>
+      </w:r>
+      <w:r>
+        <w:rPr>
+          <w:rFonts w:ascii="Arial" w:hAnsi="Arial" w:cs="Arial"/>
+          <w:i/>
+          <w:iCs/>
+        </w:rPr>
+        <w:t>JavaScript</w:t>
+      </w:r>
+      <w:r>
+        <w:rPr>
+          <w:rFonts w:ascii="Arial" w:hAnsi="Arial" w:cs="Arial"/>
+        </w:rPr>
+        <w:t xml:space="preserve"> alapú megerősítő párbeszédablakot is megjelenít, mielőtt a tényleges importálási kérést elküldené.</w:t>
+      </w:r>
+    </w:p>
+    <w:p>
+      <w:pPr>
+        <w:spacing w:line="360" w:lineRule="auto"/>
+        <w:jc w:val="both"/>
+        <w:rPr>
+          <w:rFonts w:ascii="Arial" w:hAnsi="Arial" w:cs="Arial"/>
+        </w:rPr>
+      </w:pPr>
+      <w:r>
+        <w:rPr>
+          <w:rFonts w:ascii="Arial" w:hAnsi="Arial" w:cs="Arial"/>
+        </w:rPr>
+        <w:t xml:space="preserve">A jóváhagyást követően a kliens beolvassa és </w:t>
+      </w:r>
+      <w:r>
+        <w:rPr>
+          <w:rFonts w:ascii="Arial" w:hAnsi="Arial" w:cs="Arial"/>
+          <w:i/>
+          <w:iCs/>
+        </w:rPr>
+        <w:t>JSON</w:t>
+      </w:r>
+      <w:r>
+        <w:rPr>
+          <w:rFonts w:ascii="Arial" w:hAnsi="Arial" w:cs="Arial"/>
+        </w:rPr>
+        <w:t xml:space="preserve"> formátumúra elemzi a kiválasztott fájlt, majd egy </w:t>
+      </w:r>
+      <w:r>
+        <w:rPr>
+          <w:rFonts w:ascii="Arial" w:hAnsi="Arial" w:cs="Arial"/>
+          <w:i/>
+          <w:iCs/>
+        </w:rPr>
+        <w:t>POST</w:t>
+      </w:r>
+      <w:r>
+        <w:rPr>
+          <w:rFonts w:ascii="Arial" w:hAnsi="Arial" w:cs="Arial"/>
+        </w:rPr>
+        <w:t xml:space="preserve"> kérésben továbbítja a </w:t>
+      </w:r>
+      <w:r>
+        <w:rPr>
+          <w:rFonts w:ascii="Arial" w:hAnsi="Arial" w:cs="Arial"/>
+          <w:i/>
+          <w:iCs/>
+        </w:rPr>
+        <w:t>/api/admin/import</w:t>
+      </w:r>
+      <w:r>
+        <w:rPr>
+          <w:rFonts w:ascii="Arial" w:hAnsi="Arial" w:cs="Arial"/>
+        </w:rPr>
+        <w:t xml:space="preserve"> végpontra. A szerver oldalon (</w:t>
       </w:r>
       <w:r>
         <w:rPr>
@@ -12459,296 +12698,6 @@
         <w:rPr>
           <w:rFonts w:ascii="Arial" w:hAnsi="Arial" w:cs="Arial"/>
         </w:rPr>
-        <w:t xml:space="preserve"> fájlban definiált </w:t>
-      </w:r>
-      <w:r>
-        <w:rPr>
-          <w:rFonts w:ascii="Arial" w:hAnsi="Arial" w:cs="Arial"/>
-          <w:i/>
-          <w:iCs/>
-        </w:rPr>
-        <w:t>_EXPORT_MODELS</w:t>
-      </w:r>
-      <w:r>
-        <w:rPr>
-          <w:rFonts w:ascii="Arial" w:hAnsi="Arial" w:cs="Arial"/>
-        </w:rPr>
-        <w:t xml:space="preserve"> listában rögzített sorrendben</w:t>
-      </w:r>
-      <w:r>
-        <w:rPr>
-          <w:rFonts w:ascii="Arial" w:hAnsi="Arial" w:cs="Arial"/>
-        </w:rPr>
-        <w:t xml:space="preserve"> </w:t>
-      </w:r>
-      <w:r>
-        <w:rPr>
-          <w:rFonts w:ascii="Arial" w:hAnsi="Arial" w:cs="Arial"/>
-        </w:rPr>
-        <w:t>végigiterál az alkalmazás mind a tíz adatbázis-tábláján</w:t>
-      </w:r>
-      <w:r>
-        <w:rPr>
-          <w:rFonts w:ascii="Arial" w:hAnsi="Arial" w:cs="Arial"/>
-        </w:rPr>
-        <w:t xml:space="preserve">, </w:t>
-      </w:r>
-      <w:r>
-        <w:rPr>
-          <w:rFonts w:ascii="Arial" w:hAnsi="Arial" w:cs="Arial"/>
-        </w:rPr>
-        <w:t xml:space="preserve">és minden sorát szótár formátumúra alakítja, a dátum- és decimális típusú mezőket </w:t>
-      </w:r>
-      <w:r>
-        <w:rPr>
-          <w:rFonts w:ascii="Arial" w:hAnsi="Arial" w:cs="Arial"/>
-          <w:i/>
-          <w:iCs/>
-        </w:rPr>
-        <w:t>JSON</w:t>
-      </w:r>
-      <w:r>
-        <w:rPr>
-          <w:rFonts w:ascii="Arial" w:hAnsi="Arial" w:cs="Arial"/>
-        </w:rPr>
-        <w:t>-kompatibilis formára konvertálva.</w:t>
-      </w:r>
-    </w:p>
-    <w:p>
-      <w:pPr>
-        <w:spacing w:line="360" w:lineRule="auto"/>
-        <w:jc w:val="both"/>
-        <w:rPr>
-          <w:rFonts w:ascii="Arial" w:hAnsi="Arial" w:cs="Arial"/>
-        </w:rPr>
-      </w:pPr>
-      <w:r>
-        <w:rPr>
-          <w:rFonts w:ascii="Arial" w:hAnsi="Arial" w:cs="Arial"/>
-        </w:rPr>
-        <w:t xml:space="preserve">Az adattáblák tartalma mellett a rendszer a helyszínekhez feltöltött fényképfájlokat is beemeli az exportba: a képekhez tartozó fájlokat a szerver a lemezről beolvassa, és </w:t>
-      </w:r>
-      <w:r>
-        <w:rPr>
-          <w:rFonts w:ascii="Arial" w:hAnsi="Arial" w:cs="Arial"/>
-          <w:i/>
-          <w:iCs/>
-        </w:rPr>
-        <w:t>Base64</w:t>
-      </w:r>
-      <w:r>
-        <w:rPr>
-          <w:rFonts w:ascii="Arial" w:hAnsi="Arial" w:cs="Arial"/>
-        </w:rPr>
-        <w:t xml:space="preserve"> kódolással szövegessé alakítva csatolja a </w:t>
-      </w:r>
-      <w:r>
-        <w:rPr>
-          <w:rFonts w:ascii="Arial" w:hAnsi="Arial" w:cs="Arial"/>
-          <w:i/>
-          <w:iCs/>
-        </w:rPr>
-        <w:t>JSON</w:t>
-      </w:r>
-      <w:r>
-        <w:rPr>
-          <w:rFonts w:ascii="Arial" w:hAnsi="Arial" w:cs="Arial"/>
-        </w:rPr>
-        <w:t xml:space="preserve"> válaszhoz. Ennek köszönhetően egyetlen fájl (</w:t>
-      </w:r>
-      <w:r>
-        <w:rPr>
-          <w:rFonts w:ascii="Arial" w:hAnsi="Arial" w:cs="Arial"/>
-          <w:i/>
-          <w:iCs/>
-        </w:rPr>
-        <w:t>travelapp-export-&lt;időbélyeg&gt;.json</w:t>
-      </w:r>
-      <w:r>
-        <w:rPr>
-          <w:rFonts w:ascii="Arial" w:hAnsi="Arial" w:cs="Arial"/>
-        </w:rPr>
-        <w:t>) tartalmazza a teljes adatbázis</w:t>
-      </w:r>
-      <w:r>
-        <w:rPr>
-          <w:rFonts w:ascii="Arial" w:hAnsi="Arial" w:cs="Arial"/>
-        </w:rPr>
-        <w:t xml:space="preserve"> tartalmát </w:t>
-      </w:r>
-      <w:r>
-        <w:rPr>
-          <w:rFonts w:ascii="Arial" w:hAnsi="Arial" w:cs="Arial"/>
-        </w:rPr>
-        <w:t>és a hozzá tartozó képi állományokat is, amely a böngésző oldalán egy automatikusan generált, letölthető fájlként jelenik meg a felhasználó számára.</w:t>
-      </w:r>
-    </w:p>
-    <w:p>
-      <w:pPr>
-        <w:spacing w:line="360" w:lineRule="auto"/>
-        <w:jc w:val="both"/>
-        <w:rPr>
-          <w:rFonts w:ascii="Arial" w:hAnsi="Arial" w:cs="Arial"/>
-        </w:rPr>
-      </w:pPr>
-      <w:r>
-        <w:rPr>
-          <w:rFonts w:ascii="Arial" w:hAnsi="Arial" w:cs="Arial"/>
-        </w:rPr>
-        <w:t>5.9.3. Adatimportálás</w:t>
-      </w:r>
-    </w:p>
-    <w:p>
-      <w:pPr>
-        <w:spacing w:line="360" w:lineRule="auto"/>
-        <w:jc w:val="both"/>
-        <w:rPr>
-          <w:rFonts w:ascii="Arial" w:hAnsi="Arial" w:cs="Arial"/>
-        </w:rPr>
-      </w:pPr>
-      <w:r>
-        <w:rPr>
-          <w:rFonts w:ascii="Arial" w:hAnsi="Arial" w:cs="Arial"/>
-        </w:rPr>
-        <w:t xml:space="preserve">Az importálás a rendszer legkockázatosabb, visszafordíthatatlan műveletét jelenti, ezért ehhez a felület több védelmi réteget is </w:t>
-      </w:r>
-      <w:r>
-        <w:rPr>
-          <w:rFonts w:ascii="Arial" w:hAnsi="Arial" w:cs="Arial"/>
-        </w:rPr>
-        <w:t>tartalmaz</w:t>
-      </w:r>
-      <w:r>
-        <w:rPr>
-          <w:rFonts w:ascii="Arial" w:hAnsi="Arial" w:cs="Arial"/>
-        </w:rPr>
-        <w:t xml:space="preserve">. A felhasználónak egyrészt ki kell választania a korábban exportált </w:t>
-      </w:r>
-      <w:r>
-        <w:rPr>
-          <w:rFonts w:ascii="Arial" w:hAnsi="Arial" w:cs="Arial"/>
-          <w:i/>
-          <w:iCs/>
-        </w:rPr>
-        <w:t>JSON</w:t>
-      </w:r>
-      <w:r>
-        <w:rPr>
-          <w:rFonts w:ascii="Arial" w:hAnsi="Arial" w:cs="Arial"/>
-        </w:rPr>
-        <w:t xml:space="preserve"> fájlt, másrészt egy megerősítő mezőben pontosan be kell gépelnie a DELETE EVERYTHING szöveget; az import gomb (az </w:t>
-      </w:r>
-      <w:r>
-        <w:rPr>
-          <w:rFonts w:ascii="Arial" w:hAnsi="Arial" w:cs="Arial"/>
-          <w:i/>
-          <w:iCs/>
-        </w:rPr>
-        <w:t>admin.js</w:t>
-      </w:r>
-      <w:r>
-        <w:rPr>
-          <w:rFonts w:ascii="Arial" w:hAnsi="Arial" w:cs="Arial"/>
-        </w:rPr>
-        <w:t xml:space="preserve"> fájlban megvalósított </w:t>
-      </w:r>
-      <w:r>
-        <w:rPr>
-          <w:rFonts w:ascii="Arial" w:hAnsi="Arial" w:cs="Arial"/>
-          <w:i/>
-          <w:iCs/>
-        </w:rPr>
-        <w:t>updateImportButtonState</w:t>
-      </w:r>
-      <w:r>
-        <w:rPr>
-          <w:rFonts w:ascii="Arial" w:hAnsi="Arial" w:cs="Arial"/>
-        </w:rPr>
-        <w:t xml:space="preserve"> függvény révén) mindaddig inaktív marad, amíg mindkét feltétel nem teljesül. A gomb megnyomására a rendszer egy további, </w:t>
-      </w:r>
-      <w:r>
-        <w:rPr>
-          <w:rFonts w:ascii="Arial" w:hAnsi="Arial" w:cs="Arial"/>
-          <w:i/>
-          <w:iCs/>
-        </w:rPr>
-        <w:t>JavaScript</w:t>
-      </w:r>
-      <w:r>
-        <w:rPr>
-          <w:rFonts w:ascii="Arial" w:hAnsi="Arial" w:cs="Arial"/>
-        </w:rPr>
-        <w:t xml:space="preserve"> alapú megerősítő párbeszédablakot is megjelenít, mielőtt a tényleges importálási kérést elküldené.</w:t>
-      </w:r>
-    </w:p>
-    <w:p>
-      <w:pPr>
-        <w:spacing w:line="360" w:lineRule="auto"/>
-        <w:jc w:val="both"/>
-        <w:rPr>
-          <w:rFonts w:ascii="Arial" w:hAnsi="Arial" w:cs="Arial"/>
-        </w:rPr>
-      </w:pPr>
-      <w:r>
-        <w:rPr>
-          <w:rFonts w:ascii="Arial" w:hAnsi="Arial" w:cs="Arial"/>
-        </w:rPr>
-        <w:t xml:space="preserve">A jóváhagyást követően a kliens beolvassa és </w:t>
-      </w:r>
-      <w:r>
-        <w:rPr>
-          <w:rFonts w:ascii="Arial" w:hAnsi="Arial" w:cs="Arial"/>
-          <w:i/>
-          <w:iCs/>
-        </w:rPr>
-        <w:t>JSON</w:t>
-      </w:r>
-      <w:r>
-        <w:rPr>
-          <w:rFonts w:ascii="Arial" w:hAnsi="Arial" w:cs="Arial"/>
-        </w:rPr>
-        <w:t xml:space="preserve"> formátumúra elemzi a kiválasztott fájlt, majd egy </w:t>
-      </w:r>
-      <w:r>
-        <w:rPr>
-          <w:rFonts w:ascii="Arial" w:hAnsi="Arial" w:cs="Arial"/>
-          <w:i/>
-          <w:iCs/>
-        </w:rPr>
-        <w:t>POST</w:t>
-      </w:r>
-      <w:r>
-        <w:rPr>
-          <w:rFonts w:ascii="Arial" w:hAnsi="Arial" w:cs="Arial"/>
-        </w:rPr>
-        <w:t xml:space="preserve"> kérésben továbbítja a </w:t>
-      </w:r>
-      <w:r>
-        <w:rPr>
-          <w:rFonts w:ascii="Arial" w:hAnsi="Arial" w:cs="Arial"/>
-          <w:i/>
-          <w:iCs/>
-        </w:rPr>
-        <w:t>/api/admin/import</w:t>
-      </w:r>
-      <w:r>
-        <w:rPr>
-          <w:rFonts w:ascii="Arial" w:hAnsi="Arial" w:cs="Arial"/>
-        </w:rPr>
-        <w:t xml:space="preserve"> végpontra. A szerver oldalon (</w:t>
-      </w:r>
-      <w:r>
-        <w:rPr>
-          <w:rFonts w:ascii="Arial" w:hAnsi="Arial" w:cs="Arial"/>
-          <w:i/>
-          <w:iCs/>
-        </w:rPr>
-        <w:t>admin.py</w:t>
-      </w:r>
-      <w:r>
-        <w:rPr>
-          <w:rFonts w:ascii="Arial" w:hAnsi="Arial" w:cs="Arial"/>
-        </w:rPr>
         <w:t>) a végpont első lépésben minden érintett táblát kiürít (</w:t>
       </w:r>
       <w:r>
@@ -12777,14 +12726,7 @@
         <w:rPr>
           <w:rFonts w:ascii="Arial" w:hAnsi="Arial" w:cs="Arial"/>
         </w:rPr>
-        <w:t xml:space="preserve"> paranccsal), majd a beérkezett adatok alapján, táblánként újra feltölti </w:t>
-      </w:r>
-      <w:r>
-        <w:rPr>
-          <w:rFonts w:ascii="Arial" w:hAnsi="Arial" w:cs="Arial"/>
-        </w:rPr>
-        <w:lastRenderedPageBreak/>
-        <w:t xml:space="preserve">azokat, ügyelve arra, hogy a dátum- és decimális típusú mezők a megfelelő </w:t>
+        <w:t xml:space="preserve"> paranccsal), majd a beérkezett adatok alapján, táblánként újra feltölti azokat, ügyelve arra, hogy a dátum- és decimális típusú mezők a megfelelő </w:t>
       </w:r>
       <w:r>
         <w:rPr>
@@ -12915,7 +12857,14 @@
         <w:rPr>
           <w:rFonts w:ascii="Arial" w:hAnsi="Arial" w:cs="Arial"/>
         </w:rPr>
-        <w:t xml:space="preserve"> célpontok, valamint a foglalási lehetőségek megjelenítéséhez ismernie kell, hogy mely repülőterek között léteznek közvetlen légi járatok. Mivel ehhez nem áll rendelkezésre egyetlen egységes, ingyenesen elérhető és megbízható API</w:t>
+        <w:t xml:space="preserve"> célpontok, valamint a foglalási lehetőségek megjelenítéséhez ismernie kell, hogy mely repülőterek között léteznek közvetlen légi járatok. Mivel ehhez nem áll rendelkezésre egyetlen egységes, ingyenesen elérhető </w:t>
+      </w:r>
+      <w:r>
+        <w:rPr>
+          <w:rFonts w:ascii="Arial" w:hAnsi="Arial" w:cs="Arial"/>
+        </w:rPr>
+        <w:lastRenderedPageBreak/>
+        <w:t>és megbízható API</w:t>
       </w:r>
       <w:r>
         <w:rPr>
@@ -13024,29 +12973,210 @@
         <w:rPr>
           <w:rFonts w:ascii="Arial" w:hAnsi="Arial" w:cs="Arial"/>
         </w:rPr>
-        <w:t xml:space="preserve"> függvényt használja az összegyűjtött járatadatok adatbázisba mentésére. Ez a megoldás </w:t>
+        <w:t xml:space="preserve"> függvényt használja az összegyűjtött járatadatok adatbázisba mentésére. Ez a megoldás biztosítja, hogy a különböző forrásokból, eltérő formátumban érkező nyers adatok egységesen, azonos validációs és mentési logika szerint kerüljenek feldolgozásra, függetlenül attól, hogy melyik légitársaságtól származnak.</w:t>
+      </w:r>
+    </w:p>
+    <w:p>
+      <w:pPr>
+        <w:spacing w:line="360" w:lineRule="auto"/>
+        <w:jc w:val="both"/>
+        <w:rPr>
+          <w:rFonts w:ascii="Arial" w:hAnsi="Arial" w:cs="Arial"/>
+        </w:rPr>
+      </w:pPr>
+      <w:r>
+        <w:rPr>
+          <w:rFonts w:ascii="Arial" w:hAnsi="Arial" w:cs="Arial"/>
+        </w:rPr>
+        <w:t xml:space="preserve">A </w:t>
+      </w:r>
+      <w:r>
+        <w:rPr>
+          <w:rFonts w:ascii="Arial" w:hAnsi="Arial" w:cs="Arial"/>
+          <w:i/>
+          <w:iCs/>
+        </w:rPr>
+        <w:t>save_routes</w:t>
+      </w:r>
+      <w:r>
+        <w:rPr>
+          <w:rFonts w:ascii="Arial" w:hAnsi="Arial" w:cs="Arial"/>
+        </w:rPr>
+        <w:t xml:space="preserve"> függvény elsőként normalizálja a bemeneti adatokat: a repülőtér-azonosítókat</w:t>
+      </w:r>
+      <w:r>
+        <w:rPr>
+          <w:rFonts w:ascii="Arial" w:hAnsi="Arial" w:cs="Arial"/>
+        </w:rPr>
+        <w:t xml:space="preserve"> </w:t>
+      </w:r>
+      <w:r>
+        <w:rPr>
+          <w:rFonts w:ascii="Arial" w:hAnsi="Arial" w:cs="Arial"/>
+        </w:rPr>
+        <w:t>nagybetűssé alakítja, kiszűri azokat a bejegyzéseket, amelyeknél hiányzik az indulási vagy érkezési repülőtér, amelyeknél az indulási és érkezési pont megegyezik, vagy amelyek duplikáltak, és minderről egy stats szótárban statisztikát is vezet (lekérdezett, beszúrt, frissített és kihagyott útvonalak száma).</w:t>
+      </w:r>
+    </w:p>
+    <w:p>
+      <w:pPr>
+        <w:spacing w:line="360" w:lineRule="auto"/>
+        <w:jc w:val="both"/>
+        <w:rPr>
+          <w:rFonts w:ascii="Arial" w:hAnsi="Arial" w:cs="Arial"/>
+        </w:rPr>
+      </w:pPr>
+      <w:r>
+        <w:rPr>
+          <w:rFonts w:ascii="Arial" w:hAnsi="Arial" w:cs="Arial"/>
+        </w:rPr>
+        <w:t>Az adatbázisba mentés előtt a függvény biztosítja a hivatkozási integritást: minden előforduló légitársaságot és repülőteret ellenőriz, és amennyiben még nem szerepelnek az adatbázisban, a</w:t>
+      </w:r>
+      <w:r>
+        <w:rPr>
+          <w:rFonts w:ascii="Arial" w:hAnsi="Arial" w:cs="Arial"/>
+        </w:rPr>
+        <w:t>z</w:t>
+      </w:r>
+      <w:r>
+        <w:rPr>
+          <w:rFonts w:ascii="Arial" w:hAnsi="Arial" w:cs="Arial"/>
+        </w:rPr>
+        <w:t xml:space="preserve"> </w:t>
+      </w:r>
+      <w:r>
+        <w:rPr>
+          <w:rFonts w:ascii="Arial" w:hAnsi="Arial" w:cs="Arial"/>
+          <w:i/>
+          <w:iCs/>
+        </w:rPr>
+        <w:t>_ensure_airline</w:t>
+      </w:r>
+      <w:r>
+        <w:rPr>
+          <w:rFonts w:ascii="Arial" w:hAnsi="Arial" w:cs="Arial"/>
+        </w:rPr>
+        <w:t xml:space="preserve"> segédfüggvénnyel, illetve közvetlen </w:t>
+      </w:r>
+      <w:r>
+        <w:rPr>
+          <w:rFonts w:ascii="Arial" w:hAnsi="Arial" w:cs="Arial"/>
+          <w:i/>
+          <w:iCs/>
+        </w:rPr>
+        <w:t>Airport</w:t>
+      </w:r>
+      <w:r>
+        <w:rPr>
+          <w:rFonts w:ascii="Arial" w:hAnsi="Arial" w:cs="Arial"/>
+        </w:rPr>
+        <w:t xml:space="preserve"> rekord létrehozásával automatikusan felveszi őket. Ezt követően minden egyes útvonalhoz megvizsgálja, hogy az adott légitársaság–indulás–érkezés hármas már létezik-e az adatbázisban: amennyiben igen, a meglévő rekordot frissíti (pl. szezonalitás, érvényességi időszak), egyébként pedig új </w:t>
+      </w:r>
+      <w:r>
+        <w:rPr>
+          <w:rFonts w:ascii="Arial" w:hAnsi="Arial" w:cs="Arial"/>
+          <w:i/>
+          <w:iCs/>
+        </w:rPr>
+        <w:t>DirectRoute</w:t>
+      </w:r>
+      <w:r>
+        <w:rPr>
+          <w:rFonts w:ascii="Arial" w:hAnsi="Arial" w:cs="Arial"/>
+        </w:rPr>
+        <w:t xml:space="preserve"> rekordot hoz létre. A művelet tranzakcionálisan valósul meg: hiba esetén a rendszer az összes </w:t>
       </w:r>
       <w:r>
         <w:rPr>
           <w:rFonts w:ascii="Arial" w:hAnsi="Arial" w:cs="Arial"/>
         </w:rPr>
         <w:lastRenderedPageBreak/>
-        <w:t>biztosítja, hogy a különböző forrásokból, eltérő formátumban érkező nyers adatok egységesen, azonos validációs és mentési logika szerint kerüljenek feldolgozásra, függetlenül attól, hogy melyik légitársaságtól származnak.</w:t>
-      </w:r>
-    </w:p>
-    <w:p>
-      <w:pPr>
-        <w:spacing w:line="360" w:lineRule="auto"/>
-        <w:jc w:val="both"/>
-        <w:rPr>
-          <w:rFonts w:ascii="Arial" w:hAnsi="Arial" w:cs="Arial"/>
-        </w:rPr>
-      </w:pPr>
-      <w:r>
-        <w:rPr>
-          <w:rFonts w:ascii="Arial" w:hAnsi="Arial" w:cs="Arial"/>
-        </w:rPr>
-        <w:t xml:space="preserve">A </w:t>
+        <w:t>módosítást visszavonja (rollback), ezáltal megelőzve az adatbázis részleges, inkonzisztens állapotát.</w:t>
+      </w:r>
+    </w:p>
+    <w:p>
+      <w:pPr>
+        <w:spacing w:line="360" w:lineRule="auto"/>
+        <w:jc w:val="both"/>
+        <w:rPr>
+          <w:rFonts w:ascii="Arial" w:hAnsi="Arial" w:cs="Arial"/>
+        </w:rPr>
+      </w:pPr>
+      <w:r>
+        <w:rPr>
+          <w:rFonts w:ascii="Arial" w:hAnsi="Arial" w:cs="Arial"/>
+        </w:rPr>
+        <w:t>5.10.2. Légitársaságonkénti adatgyűjtés</w:t>
+      </w:r>
+    </w:p>
+    <w:p>
+      <w:pPr>
+        <w:spacing w:line="360" w:lineRule="auto"/>
+        <w:jc w:val="both"/>
+        <w:rPr>
+          <w:rFonts w:ascii="Arial" w:hAnsi="Arial" w:cs="Arial"/>
+        </w:rPr>
+      </w:pPr>
+      <w:r>
+        <w:rPr>
+          <w:rFonts w:ascii="Arial" w:hAnsi="Arial" w:cs="Arial"/>
+        </w:rPr>
+        <w:t>Az egyes légitársaságokhoz tartozó adatgyűjtő modulok (</w:t>
+      </w:r>
+      <w:r>
+        <w:rPr>
+          <w:rFonts w:ascii="Arial" w:hAnsi="Arial" w:cs="Arial"/>
+          <w:i/>
+          <w:iCs/>
+        </w:rPr>
+        <w:t>scrapers/klm.py</w:t>
+      </w:r>
+      <w:r>
+        <w:rPr>
+          <w:rFonts w:ascii="Arial" w:hAnsi="Arial" w:cs="Arial"/>
+        </w:rPr>
+        <w:t xml:space="preserve">, </w:t>
+      </w:r>
+      <w:r>
+        <w:rPr>
+          <w:rFonts w:ascii="Arial" w:hAnsi="Arial" w:cs="Arial"/>
+          <w:i/>
+          <w:iCs/>
+        </w:rPr>
+        <w:t>scrapers/lufthansa.py</w:t>
+      </w:r>
+      <w:r>
+        <w:rPr>
+          <w:rFonts w:ascii="Arial" w:hAnsi="Arial" w:cs="Arial"/>
+        </w:rPr>
+        <w:t xml:space="preserve">, </w:t>
+      </w:r>
+      <w:r>
+        <w:rPr>
+          <w:rFonts w:ascii="Arial" w:hAnsi="Arial" w:cs="Arial"/>
+          <w:i/>
+          <w:iCs/>
+        </w:rPr>
+        <w:t>scrapers/ryanair.py</w:t>
+      </w:r>
+      <w:r>
+        <w:rPr>
+          <w:rFonts w:ascii="Arial" w:hAnsi="Arial" w:cs="Arial"/>
+        </w:rPr>
+        <w:t xml:space="preserve">, </w:t>
+      </w:r>
+      <w:r>
+        <w:rPr>
+          <w:rFonts w:ascii="Arial" w:hAnsi="Arial" w:cs="Arial"/>
+          <w:i/>
+          <w:iCs/>
+        </w:rPr>
+        <w:t>scrapers/wizzair.py</w:t>
+      </w:r>
+      <w:r>
+        <w:rPr>
+          <w:rFonts w:ascii="Arial" w:hAnsi="Arial" w:cs="Arial"/>
+        </w:rPr>
+        <w:t xml:space="preserve">) mindegyike a saját forrásának sajátosságaihoz igazodva szerzi be a járatadatokat, azonban a </w:t>
       </w:r>
       <w:r>
         <w:rPr>
@@ -13060,126 +13190,278 @@
         <w:rPr>
           <w:rFonts w:ascii="Arial" w:hAnsi="Arial" w:cs="Arial"/>
         </w:rPr>
-        <w:t xml:space="preserve"> függvény elsőként normalizálja a bemeneti adatokat: a repülőtér-azonosítókat</w:t>
-      </w:r>
-      <w:r>
-        <w:rPr>
-          <w:rFonts w:ascii="Arial" w:hAnsi="Arial" w:cs="Arial"/>
-        </w:rPr>
-        <w:t xml:space="preserve"> </w:t>
-      </w:r>
-      <w:r>
-        <w:rPr>
-          <w:rFonts w:ascii="Arial" w:hAnsi="Arial" w:cs="Arial"/>
-        </w:rPr>
-        <w:t>nagybetűssé alakítja, kiszűri azokat a bejegyzéseket, amelyeknél hiányzik az indulási vagy érkezési repülőtér, amelyeknél az indulási és érkezési pont megegyezik, vagy amelyek duplikáltak, és minderről egy stats szótárban statisztikát is vezet (lekérdezett, beszúrt, frissített és kihagyott útvonalak száma).</w:t>
-      </w:r>
-    </w:p>
-    <w:p>
-      <w:pPr>
-        <w:spacing w:line="360" w:lineRule="auto"/>
-        <w:jc w:val="both"/>
-        <w:rPr>
-          <w:rFonts w:ascii="Arial" w:hAnsi="Arial" w:cs="Arial"/>
-        </w:rPr>
-      </w:pPr>
-      <w:r>
-        <w:rPr>
-          <w:rFonts w:ascii="Arial" w:hAnsi="Arial" w:cs="Arial"/>
-        </w:rPr>
-        <w:t>Az adatbázisba mentés előtt a függvény biztosítja a hivatkozási integritást: minden előforduló légitársaságot és repülőteret ellenőriz, és amennyiben még nem szerepelnek az adatbázisban, a</w:t>
-      </w:r>
-      <w:r>
-        <w:rPr>
-          <w:rFonts w:ascii="Arial" w:hAnsi="Arial" w:cs="Arial"/>
-        </w:rPr>
-        <w:t>z</w:t>
-      </w:r>
-      <w:r>
-        <w:rPr>
-          <w:rFonts w:ascii="Arial" w:hAnsi="Arial" w:cs="Arial"/>
-        </w:rPr>
-        <w:t xml:space="preserve"> </w:t>
-      </w:r>
-      <w:r>
-        <w:rPr>
-          <w:rFonts w:ascii="Arial" w:hAnsi="Arial" w:cs="Arial"/>
-          <w:i/>
-          <w:iCs/>
-        </w:rPr>
-        <w:t>_ensure_airline</w:t>
-      </w:r>
-      <w:r>
-        <w:rPr>
-          <w:rFonts w:ascii="Arial" w:hAnsi="Arial" w:cs="Arial"/>
-        </w:rPr>
-        <w:t xml:space="preserve"> segédfüggvénnyel, illetve közvetlen </w:t>
-      </w:r>
-      <w:r>
-        <w:rPr>
-          <w:rFonts w:ascii="Arial" w:hAnsi="Arial" w:cs="Arial"/>
-          <w:i/>
-          <w:iCs/>
-        </w:rPr>
-        <w:t>Airport</w:t>
-      </w:r>
-      <w:r>
-        <w:rPr>
-          <w:rFonts w:ascii="Arial" w:hAnsi="Arial" w:cs="Arial"/>
-        </w:rPr>
-        <w:t xml:space="preserve"> rekord létrehozásával automatikusan felveszi őket. Ezt követően minden egyes útvonalhoz megvizsgálja, hogy az adott légitársaság–indulás–érkezés hármas már létezik-e az adatbázisban: amennyiben igen, a meglévő rekordot frissíti (pl. szezonalitás, érvényességi időszak), egyébként pedig új </w:t>
-      </w:r>
-      <w:r>
-        <w:rPr>
-          <w:rFonts w:ascii="Arial" w:hAnsi="Arial" w:cs="Arial"/>
-          <w:i/>
-          <w:iCs/>
-        </w:rPr>
-        <w:t>DirectRoute</w:t>
-      </w:r>
-      <w:r>
-        <w:rPr>
-          <w:rFonts w:ascii="Arial" w:hAnsi="Arial" w:cs="Arial"/>
-        </w:rPr>
-        <w:t xml:space="preserve"> rekordot hoz létre. A művelet tranzakcionálisan valósul meg: hiba esetén a rendszer az összes módosítást visszavonja (rollback), ezáltal megelőzve az adatbázis részleges, inkonzisztens állapotát.</w:t>
-      </w:r>
-    </w:p>
-    <w:p>
-      <w:pPr>
-        <w:spacing w:line="360" w:lineRule="auto"/>
-        <w:jc w:val="both"/>
-        <w:rPr>
-          <w:rFonts w:ascii="Arial" w:hAnsi="Arial" w:cs="Arial"/>
-        </w:rPr>
-      </w:pPr>
-      <w:r>
-        <w:rPr>
-          <w:rFonts w:ascii="Arial" w:hAnsi="Arial" w:cs="Arial"/>
-        </w:rPr>
-        <w:t>5.10.2. Légitársaságonkénti adatgyűjtés</w:t>
-      </w:r>
-    </w:p>
-    <w:p>
-      <w:pPr>
-        <w:spacing w:line="360" w:lineRule="auto"/>
-        <w:jc w:val="both"/>
-        <w:rPr>
-          <w:rFonts w:ascii="Arial" w:hAnsi="Arial" w:cs="Arial"/>
-        </w:rPr>
-      </w:pPr>
-      <w:r>
-        <w:rPr>
-          <w:rFonts w:ascii="Arial" w:hAnsi="Arial" w:cs="Arial"/>
-        </w:rPr>
-        <w:t>Az egyes légitársaságokhoz tartozó adatgyűjtő modulok (</w:t>
-      </w:r>
-      <w:r>
-        <w:rPr>
-          <w:rFonts w:ascii="Arial" w:hAnsi="Arial" w:cs="Arial"/>
-          <w:i/>
-          <w:iCs/>
-        </w:rPr>
-        <w:t>scrapers/klm.py</w:t>
+        <w:t xml:space="preserve"> függvénynek átadott végeredmény formátuma minden esetben egységes.</w:t>
+      </w:r>
+    </w:p>
+    <w:p>
+      <w:pPr>
+        <w:spacing w:line="360" w:lineRule="auto"/>
+        <w:jc w:val="both"/>
+        <w:rPr>
+          <w:rFonts w:ascii="Arial" w:hAnsi="Arial" w:cs="Arial"/>
+        </w:rPr>
+      </w:pPr>
+      <w:r>
+        <w:rPr>
+          <w:rFonts w:ascii="Arial" w:hAnsi="Arial" w:cs="Arial"/>
+        </w:rPr>
+        <w:t>KLM és Lufthansa</w:t>
+      </w:r>
+      <w:r>
+        <w:rPr>
+          <w:rFonts w:ascii="Arial" w:hAnsi="Arial" w:cs="Arial"/>
+        </w:rPr>
+        <w:t>:</w:t>
+      </w:r>
+      <w:r>
+        <w:rPr>
+          <w:rFonts w:ascii="Arial" w:hAnsi="Arial" w:cs="Arial"/>
+        </w:rPr>
+        <w:t xml:space="preserve"> Mivel ez a két légitársaság nem biztosít nyilvánosan dokumentált, közvetlenül lekérdezhető API-t az útvonalaihoz, a </w:t>
+      </w:r>
+      <w:r>
+        <w:rPr>
+          <w:rFonts w:ascii="Arial" w:hAnsi="Arial" w:cs="Arial"/>
+          <w:i/>
+          <w:iCs/>
+        </w:rPr>
+        <w:t>klm.py</w:t>
+      </w:r>
+      <w:r>
+        <w:rPr>
+          <w:rFonts w:ascii="Arial" w:hAnsi="Arial" w:cs="Arial"/>
+        </w:rPr>
+        <w:t xml:space="preserve"> és a </w:t>
+      </w:r>
+      <w:r>
+        <w:rPr>
+          <w:rFonts w:ascii="Arial" w:hAnsi="Arial" w:cs="Arial"/>
+          <w:i/>
+          <w:iCs/>
+        </w:rPr>
+        <w:t>lufthansa.py</w:t>
+      </w:r>
+      <w:r>
+        <w:rPr>
+          <w:rFonts w:ascii="Arial" w:hAnsi="Arial" w:cs="Arial"/>
+        </w:rPr>
+        <w:t xml:space="preserve"> modulok elsődlegesen a légitársaságok nyilvános honlapjának HTML-tartalmából, reguláris kifejezés (</w:t>
+      </w:r>
+      <w:r>
+        <w:rPr>
+          <w:rFonts w:ascii="Arial" w:hAnsi="Arial" w:cs="Arial"/>
+          <w:i/>
+          <w:iCs/>
+        </w:rPr>
+        <w:t>re.findall</w:t>
+      </w:r>
+      <w:r>
+        <w:rPr>
+          <w:rFonts w:ascii="Arial" w:hAnsi="Arial" w:cs="Arial"/>
+        </w:rPr>
+        <w:t xml:space="preserve">) segítségével nyerik ki az "origin":"...","destination":"..." mintázatú útvonaladatokat. Amennyiben a weboldal elérése sikertelen, vagy a mintaillesztés nem talál egyetlen útvonalat sem, mindkét modul automatikusan egy tartalék adatforrásra vált: a nyílt forráskódú </w:t>
+      </w:r>
+      <w:r>
+        <w:rPr>
+          <w:rFonts w:ascii="Arial" w:hAnsi="Arial" w:cs="Arial"/>
+          <w:i/>
+          <w:iCs/>
+        </w:rPr>
+        <w:t>OpenFlights</w:t>
+      </w:r>
+      <w:r>
+        <w:rPr>
+          <w:rFonts w:ascii="Arial" w:hAnsi="Arial" w:cs="Arial"/>
+        </w:rPr>
+        <w:t xml:space="preserve"> projekt publikusan elérhető, CSV formátumú útvonal-adatbázisára (</w:t>
+      </w:r>
+      <w:r>
+        <w:rPr>
+          <w:rFonts w:ascii="Arial" w:hAnsi="Arial" w:cs="Arial"/>
+          <w:i/>
+          <w:iCs/>
+        </w:rPr>
+        <w:t>routes.dat</w:t>
+      </w:r>
+      <w:r>
+        <w:rPr>
+          <w:rFonts w:ascii="Arial" w:hAnsi="Arial" w:cs="Arial"/>
+        </w:rPr>
+        <w:t>), amelyből az adott légitársaság kódjához tartozó, közvetlen (átszállás nélküli) járatokat szűri ki. Ez a kétlépcsős, hibatűrő megközelítés biztosítja, hogy egy esetleges weboldal-szerkezeti változás vagy átmeneti elérhetetlenség ne akadályozza meg az adatgyűjtést.</w:t>
+      </w:r>
+    </w:p>
+    <w:p>
+      <w:pPr>
+        <w:spacing w:line="360" w:lineRule="auto"/>
+        <w:jc w:val="both"/>
+        <w:rPr>
+          <w:rFonts w:ascii="Arial" w:hAnsi="Arial" w:cs="Arial"/>
+        </w:rPr>
+      </w:pPr>
+      <w:r>
+        <w:rPr>
+          <w:rFonts w:ascii="Arial" w:hAnsi="Arial" w:cs="Arial"/>
+        </w:rPr>
+        <w:t>Ryanair</w:t>
+      </w:r>
+      <w:r>
+        <w:rPr>
+          <w:rFonts w:ascii="Arial" w:hAnsi="Arial" w:cs="Arial"/>
+        </w:rPr>
+        <w:t>:</w:t>
+      </w:r>
+      <w:r>
+        <w:rPr>
+          <w:rFonts w:ascii="Arial" w:hAnsi="Arial" w:cs="Arial"/>
+        </w:rPr>
+        <w:t xml:space="preserve"> A </w:t>
+      </w:r>
+      <w:r>
+        <w:rPr>
+          <w:rFonts w:ascii="Arial" w:hAnsi="Arial" w:cs="Arial"/>
+          <w:i/>
+          <w:iCs/>
+        </w:rPr>
+        <w:t>ryanair.py</w:t>
+      </w:r>
+      <w:r>
+        <w:rPr>
+          <w:rFonts w:ascii="Arial" w:hAnsi="Arial" w:cs="Arial"/>
+        </w:rPr>
+        <w:t xml:space="preserve"> modul a légitársaság nyilvánosan elérhető, nem hivatalosan dokumentált </w:t>
+      </w:r>
+      <w:r>
+        <w:rPr>
+          <w:rFonts w:ascii="Arial" w:hAnsi="Arial" w:cs="Arial"/>
+          <w:i/>
+          <w:iCs/>
+        </w:rPr>
+        <w:t>JSON API</w:t>
+      </w:r>
+      <w:r>
+        <w:rPr>
+          <w:rFonts w:ascii="Arial" w:hAnsi="Arial" w:cs="Arial"/>
+        </w:rPr>
+        <w:t xml:space="preserve">-ját (/api/views/locate/3/routes) hívja meg, amely közvetlenül strukturált formában adja vissza az összes üzemeltetett útvonalat, a szezonalitásra vonatkozó jelzéssel együtt. Az </w:t>
+      </w:r>
+      <w:r>
+        <w:rPr>
+          <w:rFonts w:ascii="Arial" w:hAnsi="Arial" w:cs="Arial"/>
+          <w:i/>
+          <w:iCs/>
+        </w:rPr>
+        <w:t>normalize_ryanair_route</w:t>
+      </w:r>
+      <w:r>
+        <w:rPr>
+          <w:rFonts w:ascii="Arial" w:hAnsi="Arial" w:cs="Arial"/>
+        </w:rPr>
+        <w:t xml:space="preserve"> segédfüggvény alakítja át az </w:t>
+      </w:r>
+      <w:r>
+        <w:rPr>
+          <w:rFonts w:ascii="Arial" w:hAnsi="Arial" w:cs="Arial"/>
+          <w:i/>
+          <w:iCs/>
+        </w:rPr>
+        <w:t xml:space="preserve">API </w:t>
+      </w:r>
+      <w:r>
+        <w:rPr>
+          <w:rFonts w:ascii="Arial" w:hAnsi="Arial" w:cs="Arial"/>
+        </w:rPr>
+        <w:t xml:space="preserve">válaszát a </w:t>
+      </w:r>
+      <w:r>
+        <w:rPr>
+          <w:rFonts w:ascii="Arial" w:hAnsi="Arial" w:cs="Arial"/>
+          <w:i/>
+          <w:iCs/>
+        </w:rPr>
+        <w:t>save_routes</w:t>
+      </w:r>
+      <w:r>
+        <w:rPr>
+          <w:rFonts w:ascii="Arial" w:hAnsi="Arial" w:cs="Arial"/>
+        </w:rPr>
+        <w:t xml:space="preserve"> függvény által elvárt, egységes formátumra.</w:t>
+      </w:r>
+    </w:p>
+    <w:p>
+      <w:pPr>
+        <w:spacing w:line="360" w:lineRule="auto"/>
+        <w:jc w:val="both"/>
+        <w:rPr>
+          <w:rFonts w:ascii="Arial" w:hAnsi="Arial" w:cs="Arial"/>
+        </w:rPr>
+      </w:pPr>
+      <w:r>
+        <w:rPr>
+          <w:rFonts w:ascii="Arial" w:hAnsi="Arial" w:cs="Arial"/>
+        </w:rPr>
+        <w:t>Wizz Air</w:t>
+      </w:r>
+      <w:r>
+        <w:rPr>
+          <w:rFonts w:ascii="Arial" w:hAnsi="Arial" w:cs="Arial"/>
+        </w:rPr>
+        <w:t>:</w:t>
+      </w:r>
+      <w:r>
+        <w:rPr>
+          <w:rFonts w:ascii="Arial" w:hAnsi="Arial" w:cs="Arial"/>
+        </w:rPr>
+        <w:t xml:space="preserve"> A </w:t>
+      </w:r>
+      <w:r>
+        <w:rPr>
+          <w:rFonts w:ascii="Arial" w:hAnsi="Arial" w:cs="Arial"/>
+          <w:i/>
+          <w:iCs/>
+        </w:rPr>
+        <w:t>wizzair.py</w:t>
+      </w:r>
+      <w:r>
+        <w:rPr>
+          <w:rFonts w:ascii="Arial" w:hAnsi="Arial" w:cs="Arial"/>
+        </w:rPr>
+        <w:t xml:space="preserve"> modul szintén egy nem hivatalos, de strukturált </w:t>
+      </w:r>
+      <w:r>
+        <w:rPr>
+          <w:rFonts w:ascii="Arial" w:hAnsi="Arial" w:cs="Arial"/>
+          <w:i/>
+          <w:iCs/>
+        </w:rPr>
+        <w:t>JSON API</w:t>
+      </w:r>
+      <w:r>
+        <w:rPr>
+          <w:rFonts w:ascii="Arial" w:hAnsi="Arial" w:cs="Arial"/>
+        </w:rPr>
+        <w:t xml:space="preserve">-t (be.wizzair.com) használ, amely az egyes városokhoz tartozó kapcsolatokat térképszerű formában biztosítja. Mivel az </w:t>
+      </w:r>
+      <w:r>
+        <w:rPr>
+          <w:rFonts w:ascii="Arial" w:hAnsi="Arial" w:cs="Arial"/>
+          <w:i/>
+          <w:iCs/>
+        </w:rPr>
+        <w:t>API</w:t>
+      </w:r>
+      <w:r>
+        <w:rPr>
+          <w:rFonts w:ascii="Arial" w:hAnsi="Arial" w:cs="Arial"/>
+        </w:rPr>
+        <w:t xml:space="preserve"> verziószáma időről időre változhat, a modul több lehetséges API-verziót is megpróbál sorban, amíg egy sikeres választ nem kap. Az adatok feldolgozásakor a rendszer kizárólag a ténylegesen létező (nem „fake station” jelölésű) repülőterek közötti, közvetlen járatokat veszi figyelembe, valamint az egyes útvonalakhoz tartozó érvényességi időszakot (</w:t>
+      </w:r>
+      <w:r>
+        <w:rPr>
+          <w:rFonts w:ascii="Arial" w:hAnsi="Arial" w:cs="Arial"/>
+          <w:i/>
+          <w:iCs/>
+        </w:rPr>
+        <w:t>operationStartDate</w:t>
       </w:r>
       <w:r>
         <w:rPr>
@@ -13193,367 +13475,28 @@
           <w:i/>
           <w:iCs/>
         </w:rPr>
-        <w:t>scrapers/lufthansa.py</w:t>
-      </w:r>
-      <w:r>
-        <w:rPr>
-          <w:rFonts w:ascii="Arial" w:hAnsi="Arial" w:cs="Arial"/>
-        </w:rPr>
-        <w:t xml:space="preserve">, </w:t>
-      </w:r>
-      <w:r>
-        <w:rPr>
-          <w:rFonts w:ascii="Arial" w:hAnsi="Arial" w:cs="Arial"/>
-          <w:i/>
-          <w:iCs/>
-        </w:rPr>
-        <w:t>scrapers/ryanair.py</w:t>
-      </w:r>
-      <w:r>
-        <w:rPr>
-          <w:rFonts w:ascii="Arial" w:hAnsi="Arial" w:cs="Arial"/>
-        </w:rPr>
-        <w:t xml:space="preserve">, </w:t>
-      </w:r>
-      <w:r>
-        <w:rPr>
-          <w:rFonts w:ascii="Arial" w:hAnsi="Arial" w:cs="Arial"/>
-          <w:i/>
-          <w:iCs/>
-        </w:rPr>
-        <w:t>scrapers/wizzair.py</w:t>
-      </w:r>
-      <w:r>
-        <w:rPr>
-          <w:rFonts w:ascii="Arial" w:hAnsi="Arial" w:cs="Arial"/>
-        </w:rPr>
-        <w:t xml:space="preserve">) mindegyike a saját forrásának sajátosságaihoz igazodva szerzi be a járatadatokat, azonban a </w:t>
-      </w:r>
-      <w:r>
-        <w:rPr>
-          <w:rFonts w:ascii="Arial" w:hAnsi="Arial" w:cs="Arial"/>
-          <w:i/>
-          <w:iCs/>
-        </w:rPr>
-        <w:t>save_routes</w:t>
-      </w:r>
-      <w:r>
-        <w:rPr>
-          <w:rFonts w:ascii="Arial" w:hAnsi="Arial" w:cs="Arial"/>
-        </w:rPr>
-        <w:t xml:space="preserve"> függvénynek átadott végeredmény formátuma minden esetben egységes.</w:t>
-      </w:r>
-    </w:p>
-    <w:p>
-      <w:pPr>
-        <w:spacing w:line="360" w:lineRule="auto"/>
-        <w:jc w:val="both"/>
-        <w:rPr>
-          <w:rFonts w:ascii="Arial" w:hAnsi="Arial" w:cs="Arial"/>
-        </w:rPr>
-      </w:pPr>
-      <w:r>
-        <w:rPr>
-          <w:rFonts w:ascii="Arial" w:hAnsi="Arial" w:cs="Arial"/>
-        </w:rPr>
-        <w:t>KLM és Lufthansa</w:t>
-      </w:r>
-      <w:r>
-        <w:rPr>
-          <w:rFonts w:ascii="Arial" w:hAnsi="Arial" w:cs="Arial"/>
-        </w:rPr>
-        <w:t>:</w:t>
-      </w:r>
-      <w:r>
-        <w:rPr>
-          <w:rFonts w:ascii="Arial" w:hAnsi="Arial" w:cs="Arial"/>
-        </w:rPr>
-        <w:t xml:space="preserve"> Mivel ez a két légitársaság nem biztosít nyilvánosan dokumentált, közvetlenül lekérdezhető API-t az útvonalaihoz, a </w:t>
-      </w:r>
-      <w:r>
-        <w:rPr>
-          <w:rFonts w:ascii="Arial" w:hAnsi="Arial" w:cs="Arial"/>
-          <w:i/>
-          <w:iCs/>
-        </w:rPr>
-        <w:t>klm.py</w:t>
-      </w:r>
-      <w:r>
-        <w:rPr>
-          <w:rFonts w:ascii="Arial" w:hAnsi="Arial" w:cs="Arial"/>
-        </w:rPr>
-        <w:t xml:space="preserve"> és a </w:t>
-      </w:r>
-      <w:r>
-        <w:rPr>
-          <w:rFonts w:ascii="Arial" w:hAnsi="Arial" w:cs="Arial"/>
-          <w:i/>
-          <w:iCs/>
-        </w:rPr>
-        <w:t>lufthansa.py</w:t>
-      </w:r>
-      <w:r>
-        <w:rPr>
-          <w:rFonts w:ascii="Arial" w:hAnsi="Arial" w:cs="Arial"/>
-        </w:rPr>
-        <w:t xml:space="preserve"> modulok elsődlegesen a légitársaságok nyilvános honlapjának HTML-tartalmából, reguláris kifejezés (</w:t>
-      </w:r>
-      <w:r>
-        <w:rPr>
-          <w:rFonts w:ascii="Arial" w:hAnsi="Arial" w:cs="Arial"/>
-          <w:i/>
-          <w:iCs/>
-        </w:rPr>
-        <w:t>re.findall</w:t>
-      </w:r>
-      <w:r>
-        <w:rPr>
-          <w:rFonts w:ascii="Arial" w:hAnsi="Arial" w:cs="Arial"/>
-        </w:rPr>
-        <w:t xml:space="preserve">) segítségével nyerik ki az "origin":"...","destination":"..." mintázatú útvonaladatokat. Amennyiben a weboldal elérése sikertelen, vagy a mintaillesztés nem talál egyetlen útvonalat sem, mindkét modul automatikusan egy tartalék adatforrásra vált: a nyílt forráskódú </w:t>
-      </w:r>
-      <w:r>
-        <w:rPr>
-          <w:rFonts w:ascii="Arial" w:hAnsi="Arial" w:cs="Arial"/>
-          <w:i/>
-          <w:iCs/>
-        </w:rPr>
-        <w:t>OpenFlights</w:t>
-      </w:r>
-      <w:r>
-        <w:rPr>
-          <w:rFonts w:ascii="Arial" w:hAnsi="Arial" w:cs="Arial"/>
-        </w:rPr>
-        <w:t xml:space="preserve"> projekt publikusan elérhető, CSV formátumú útvonal-adatbázisára (</w:t>
-      </w:r>
-      <w:r>
-        <w:rPr>
-          <w:rFonts w:ascii="Arial" w:hAnsi="Arial" w:cs="Arial"/>
-          <w:i/>
-          <w:iCs/>
-        </w:rPr>
-        <w:t>routes.dat</w:t>
-      </w:r>
-      <w:r>
-        <w:rPr>
-          <w:rFonts w:ascii="Arial" w:hAnsi="Arial" w:cs="Arial"/>
-        </w:rPr>
-        <w:t xml:space="preserve">), amelyből az adott légitársaság kódjához tartozó, </w:t>
-      </w:r>
+        <w:t>operationEndDate</w:t>
+      </w:r>
+      <w:r>
+        <w:rPr>
+          <w:rFonts w:ascii="Arial" w:hAnsi="Arial" w:cs="Arial"/>
+        </w:rPr>
+        <w:t>) is eltárolja.</w:t>
+      </w:r>
+    </w:p>
+    <w:p>
+      <w:pPr>
+        <w:spacing w:line="360" w:lineRule="auto"/>
+        <w:jc w:val="both"/>
+        <w:rPr>
+          <w:rFonts w:ascii="Arial" w:hAnsi="Arial" w:cs="Arial"/>
+        </w:rPr>
+      </w:pPr>
       <w:r>
         <w:rPr>
           <w:rFonts w:ascii="Arial" w:hAnsi="Arial" w:cs="Arial"/>
         </w:rPr>
         <w:lastRenderedPageBreak/>
-        <w:t>közvetlen (átszállás nélküli) járatokat szűri ki. Ez a kétlépcsős, hibatűrő megközelítés biztosítja, hogy egy esetleges weboldal-szerkezeti változás vagy átmeneti elérhetetlenség ne akadályozza meg az adatgyűjtést.</w:t>
-      </w:r>
-    </w:p>
-    <w:p>
-      <w:pPr>
-        <w:spacing w:line="360" w:lineRule="auto"/>
-        <w:jc w:val="both"/>
-        <w:rPr>
-          <w:rFonts w:ascii="Arial" w:hAnsi="Arial" w:cs="Arial"/>
-        </w:rPr>
-      </w:pPr>
-      <w:r>
-        <w:rPr>
-          <w:rFonts w:ascii="Arial" w:hAnsi="Arial" w:cs="Arial"/>
-        </w:rPr>
-        <w:t>Ryanair</w:t>
-      </w:r>
-      <w:r>
-        <w:rPr>
-          <w:rFonts w:ascii="Arial" w:hAnsi="Arial" w:cs="Arial"/>
-        </w:rPr>
-        <w:t>:</w:t>
-      </w:r>
-      <w:r>
-        <w:rPr>
-          <w:rFonts w:ascii="Arial" w:hAnsi="Arial" w:cs="Arial"/>
-        </w:rPr>
-        <w:t xml:space="preserve"> A </w:t>
-      </w:r>
-      <w:r>
-        <w:rPr>
-          <w:rFonts w:ascii="Arial" w:hAnsi="Arial" w:cs="Arial"/>
-          <w:i/>
-          <w:iCs/>
-        </w:rPr>
-        <w:t>ryanair.py</w:t>
-      </w:r>
-      <w:r>
-        <w:rPr>
-          <w:rFonts w:ascii="Arial" w:hAnsi="Arial" w:cs="Arial"/>
-        </w:rPr>
-        <w:t xml:space="preserve"> modul a légitársaság nyilvánosan elérhető, nem hivatalosan dokumentált </w:t>
-      </w:r>
-      <w:r>
-        <w:rPr>
-          <w:rFonts w:ascii="Arial" w:hAnsi="Arial" w:cs="Arial"/>
-          <w:i/>
-          <w:iCs/>
-        </w:rPr>
-        <w:t>JSON API</w:t>
-      </w:r>
-      <w:r>
-        <w:rPr>
-          <w:rFonts w:ascii="Arial" w:hAnsi="Arial" w:cs="Arial"/>
-        </w:rPr>
-        <w:t xml:space="preserve">-ját (/api/views/locate/3/routes) hívja meg, amely közvetlenül strukturált formában adja vissza az összes üzemeltetett útvonalat, a szezonalitásra vonatkozó jelzéssel együtt. Az </w:t>
-      </w:r>
-      <w:r>
-        <w:rPr>
-          <w:rFonts w:ascii="Arial" w:hAnsi="Arial" w:cs="Arial"/>
-          <w:i/>
-          <w:iCs/>
-        </w:rPr>
-        <w:t>normalize_ryanair_route</w:t>
-      </w:r>
-      <w:r>
-        <w:rPr>
-          <w:rFonts w:ascii="Arial" w:hAnsi="Arial" w:cs="Arial"/>
-        </w:rPr>
-        <w:t xml:space="preserve"> segédfüggvény alakítja át az </w:t>
-      </w:r>
-      <w:r>
-        <w:rPr>
-          <w:rFonts w:ascii="Arial" w:hAnsi="Arial" w:cs="Arial"/>
-          <w:i/>
-          <w:iCs/>
-        </w:rPr>
-        <w:t xml:space="preserve">API </w:t>
-      </w:r>
-      <w:r>
-        <w:rPr>
-          <w:rFonts w:ascii="Arial" w:hAnsi="Arial" w:cs="Arial"/>
-        </w:rPr>
-        <w:t xml:space="preserve">válaszát a </w:t>
-      </w:r>
-      <w:r>
-        <w:rPr>
-          <w:rFonts w:ascii="Arial" w:hAnsi="Arial" w:cs="Arial"/>
-          <w:i/>
-          <w:iCs/>
-        </w:rPr>
-        <w:t>save_routes</w:t>
-      </w:r>
-      <w:r>
-        <w:rPr>
-          <w:rFonts w:ascii="Arial" w:hAnsi="Arial" w:cs="Arial"/>
-        </w:rPr>
-        <w:t xml:space="preserve"> függvény által elvárt, egységes formátumra.</w:t>
-      </w:r>
-    </w:p>
-    <w:p>
-      <w:pPr>
-        <w:spacing w:line="360" w:lineRule="auto"/>
-        <w:jc w:val="both"/>
-        <w:rPr>
-          <w:rFonts w:ascii="Arial" w:hAnsi="Arial" w:cs="Arial"/>
-        </w:rPr>
-      </w:pPr>
-      <w:r>
-        <w:rPr>
-          <w:rFonts w:ascii="Arial" w:hAnsi="Arial" w:cs="Arial"/>
-        </w:rPr>
-        <w:t>Wizz Air</w:t>
-      </w:r>
-      <w:r>
-        <w:rPr>
-          <w:rFonts w:ascii="Arial" w:hAnsi="Arial" w:cs="Arial"/>
-        </w:rPr>
-        <w:t>:</w:t>
-      </w:r>
-      <w:r>
-        <w:rPr>
-          <w:rFonts w:ascii="Arial" w:hAnsi="Arial" w:cs="Arial"/>
-        </w:rPr>
-        <w:t xml:space="preserve"> A </w:t>
-      </w:r>
-      <w:r>
-        <w:rPr>
-          <w:rFonts w:ascii="Arial" w:hAnsi="Arial" w:cs="Arial"/>
-          <w:i/>
-          <w:iCs/>
-        </w:rPr>
-        <w:t>wizzair.py</w:t>
-      </w:r>
-      <w:r>
-        <w:rPr>
-          <w:rFonts w:ascii="Arial" w:hAnsi="Arial" w:cs="Arial"/>
-        </w:rPr>
-        <w:t xml:space="preserve"> modul szintén egy nem hivatalos, de strukturált </w:t>
-      </w:r>
-      <w:r>
-        <w:rPr>
-          <w:rFonts w:ascii="Arial" w:hAnsi="Arial" w:cs="Arial"/>
-          <w:i/>
-          <w:iCs/>
-        </w:rPr>
-        <w:t>JSON API</w:t>
-      </w:r>
-      <w:r>
-        <w:rPr>
-          <w:rFonts w:ascii="Arial" w:hAnsi="Arial" w:cs="Arial"/>
-        </w:rPr>
-        <w:t xml:space="preserve">-t (be.wizzair.com) használ, amely az egyes városokhoz tartozó kapcsolatokat térképszerű formában biztosítja. Mivel az </w:t>
-      </w:r>
-      <w:r>
-        <w:rPr>
-          <w:rFonts w:ascii="Arial" w:hAnsi="Arial" w:cs="Arial"/>
-          <w:i/>
-          <w:iCs/>
-        </w:rPr>
-        <w:t>API</w:t>
-      </w:r>
-      <w:r>
-        <w:rPr>
-          <w:rFonts w:ascii="Arial" w:hAnsi="Arial" w:cs="Arial"/>
-        </w:rPr>
-        <w:t xml:space="preserve"> verziószáma időről időre változhat, a modul több lehetséges API-verziót is megpróbál sorban, amíg egy sikeres választ nem kap. Az adatok feldolgozásakor a rendszer kizárólag a ténylegesen létező (nem „fake station” jelölésű) repülőterek közötti, közvetlen járatokat veszi figyelembe, valamint az egyes útvonalakhoz tartozó érvényességi időszakot (</w:t>
-      </w:r>
-      <w:r>
-        <w:rPr>
-          <w:rFonts w:ascii="Arial" w:hAnsi="Arial" w:cs="Arial"/>
-          <w:i/>
-          <w:iCs/>
-        </w:rPr>
-        <w:t>operationStartDate</w:t>
-      </w:r>
-      <w:r>
-        <w:rPr>
-          <w:rFonts w:ascii="Arial" w:hAnsi="Arial" w:cs="Arial"/>
-        </w:rPr>
-        <w:t xml:space="preserve">, </w:t>
-      </w:r>
-      <w:r>
-        <w:rPr>
-          <w:rFonts w:ascii="Arial" w:hAnsi="Arial" w:cs="Arial"/>
-          <w:i/>
-          <w:iCs/>
-        </w:rPr>
-        <w:t>operationEndDate</w:t>
-      </w:r>
-      <w:r>
-        <w:rPr>
-          <w:rFonts w:ascii="Arial" w:hAnsi="Arial" w:cs="Arial"/>
-        </w:rPr>
-        <w:t>) is eltárolja.</w:t>
-      </w:r>
-    </w:p>
-    <w:p>
-      <w:pPr>
-        <w:spacing w:line="360" w:lineRule="auto"/>
-        <w:jc w:val="both"/>
-        <w:rPr>
-          <w:rFonts w:ascii="Arial" w:hAnsi="Arial" w:cs="Arial"/>
-        </w:rPr>
-      </w:pPr>
-      <w:r>
-        <w:rPr>
-          <w:rFonts w:ascii="Arial" w:hAnsi="Arial" w:cs="Arial"/>
-        </w:rPr>
         <w:t>Mind a négy modul önállóan, parancssorból is futtatható (</w:t>
       </w:r>
       <w:r>
@@ -13701,7 +13644,6 @@
         <w:rPr>
           <w:rFonts w:ascii="Arial" w:hAnsi="Arial" w:cs="Arial"/>
         </w:rPr>
-        <w:lastRenderedPageBreak/>
         <w:t>A HTML</w:t>
       </w:r>
       <w:r>
@@ -13948,7 +13890,14 @@
         <w:rPr>
           <w:rFonts w:ascii="Arial" w:hAnsi="Arial" w:cs="Arial"/>
         </w:rPr>
-        <w:t>A fejlesztés során kiemelt figyelmet fordítottam arra, hogy a kódban előforduló hibákat a lehető legnagyobb mértékben feltárjam és kijavítsam. Ennek érdekében a szoftverfejlesztés több szintjén is különböző tesztelési módszereket alkalmaztam, amelyek együttesen biztosították az alkalmazás megbízható és stabil működését.</w:t>
+        <w:t xml:space="preserve">A fejlesztés során kiemelt figyelmet fordítottam arra, hogy a kódban előforduló hibákat a lehető legnagyobb mértékben feltárjam és kijavítsam. Ennek érdekében a </w:t>
+      </w:r>
+      <w:r>
+        <w:rPr>
+          <w:rFonts w:ascii="Arial" w:hAnsi="Arial" w:cs="Arial"/>
+        </w:rPr>
+        <w:lastRenderedPageBreak/>
+        <w:t>szoftverfejlesztés több szintjén is különböző tesztelési módszereket alkalmaztam, amelyek együttesen biztosították az alkalmazás megbízható és stabil működését.</w:t>
       </w:r>
     </w:p>
     <w:p>
@@ -14082,14 +14031,7 @@
         <w:rPr>
           <w:rFonts w:ascii="Arial" w:hAnsi="Arial" w:cs="Arial"/>
         </w:rPr>
-        <w:t xml:space="preserve"> kiegészítő könyvtárat használtam, amely lehetővé teszi az aszinkron függvények és </w:t>
-      </w:r>
-      <w:r>
-        <w:rPr>
-          <w:rFonts w:ascii="Arial" w:hAnsi="Arial" w:cs="Arial"/>
-        </w:rPr>
-        <w:lastRenderedPageBreak/>
-        <w:t>végpontok megfelelő tesztelését. Ezen tesztek segítségével azt vizsgáltam, hogy a rendszer különböző rétegei megfelelően együttműködnek-e egymással, valamint hogy a hibás bemenetek és szélsőséges esetek kezelése is a várt módon történik-e.</w:t>
+        <w:t xml:space="preserve"> kiegészítő könyvtárat használtam, amely lehetővé teszi az aszinkron függvények és végpontok megfelelő tesztelését. Ezen tesztek segítségével azt vizsgáltam, hogy a rendszer különböző rétegei megfelelően együttműködnek-e egymással, valamint hogy a hibás bemenetek és szélsőséges esetek kezelése is a várt módon történik-e.</w:t>
       </w:r>
     </w:p>
     <w:p>
@@ -14205,7 +14147,14 @@
         <w:rPr>
           <w:rFonts w:ascii="Arial" w:hAnsi="Arial" w:cs="Arial"/>
         </w:rPr>
-        <w:t xml:space="preserve">A technikai, automatizált tesztelési módszerek mellett fontosnak tartottam, hogy az alkalmazás használhatóságát valós felhasználók bevonásával is megvizsgáljam. Ennek keretében 5 tesztfelhasználó számára biztosítottam hozzáférést az alkalmazáshoz, akiket arra kértem, hogy szabadon </w:t>
+        <w:t xml:space="preserve">A technikai, automatizált tesztelési módszerek mellett fontosnak tartottam, hogy az alkalmazás használhatóságát valós felhasználók bevonásával is megvizsgáljam. </w:t>
+      </w:r>
+      <w:r>
+        <w:rPr>
+          <w:rFonts w:ascii="Arial" w:hAnsi="Arial" w:cs="Arial"/>
+        </w:rPr>
+        <w:lastRenderedPageBreak/>
+        <w:t xml:space="preserve">Ennek keretében 5 tesztfelhasználó számára biztosítottam hozzáférést az alkalmazáshoz, akiket arra kértem, hogy szabadon </w:t>
       </w:r>
       <w:r>
         <w:rPr>
@@ -14218,6 +14167,21 @@
           <w:rFonts w:ascii="Arial" w:hAnsi="Arial" w:cs="Arial"/>
         </w:rPr>
         <w:t xml:space="preserve"> végig a rendszer funkcióit, és amennyiben valamilyen hibát vagy problémát tapasztalnak, jelezzék azt számomra, illetve fogalmazzanak meg javaslatokat az alkalmazás továbbfejlesztésével kapcsolatban. A visszajelzések alapján több, a felhasználói élményt érintő problémát is sikerült azonosítani és javítani, ami hozzájárult az alkalmazás használhatóságának és intuitivitásának javulásához.</w:t>
+      </w:r>
+    </w:p>
+    <w:p>
+      <w:pPr>
+        <w:spacing w:line="360" w:lineRule="auto"/>
+        <w:jc w:val="both"/>
+        <w:rPr>
+          <w:rFonts w:ascii="Arial" w:hAnsi="Arial" w:cs="Arial"/>
+        </w:rPr>
+      </w:pPr>
+      <w:r>
+        <w:rPr>
+          <w:rFonts w:ascii="Arial" w:hAnsi="Arial" w:cs="Arial"/>
+        </w:rPr>
+        <w:t>hány teszt, hány százalék??</w:t>
       </w:r>
     </w:p>
     <w:p>
@@ -14313,137 +14277,143 @@
         <w:rPr>
           <w:rFonts w:ascii="Arial" w:hAnsi="Arial" w:cs="Arial"/>
         </w:rPr>
+        <w:t xml:space="preserve">Egy másik, szintén a tervezést segítő ötletem az, hogy lehessen a generált terveket részben újragenerálni, </w:t>
+      </w:r>
+      <w:r>
+        <w:rPr>
+          <w:rFonts w:ascii="Arial" w:hAnsi="Arial" w:cs="Arial"/>
+        </w:rPr>
+        <w:t>illetve lehetőség legyen részleges útiterv, vagy akár körutazás összeállítására is</w:t>
+      </w:r>
+      <w:r>
+        <w:rPr>
+          <w:rFonts w:ascii="Arial" w:hAnsi="Arial" w:cs="Arial"/>
+        </w:rPr>
+        <w:t xml:space="preserve">. </w:t>
+      </w:r>
+      <w:r>
+        <w:rPr>
+          <w:rFonts w:ascii="Arial" w:hAnsi="Arial" w:cs="Arial"/>
+        </w:rPr>
+        <w:t>Ezekkel a funkciókkal jelentősen változatosabb és rugalmasabb útitervek válnának elkészíthetővé.</w:t>
+      </w:r>
+    </w:p>
+    <w:p>
+      <w:pPr>
+        <w:spacing w:line="360" w:lineRule="auto"/>
+        <w:jc w:val="both"/>
+        <w:rPr>
+          <w:rFonts w:ascii="Arial" w:hAnsi="Arial" w:cs="Arial"/>
+        </w:rPr>
+      </w:pPr>
+      <w:r>
+        <w:rPr>
+          <w:rFonts w:ascii="Arial" w:hAnsi="Arial" w:cs="Arial"/>
+        </w:rPr>
+        <w:t>Emellett</w:t>
+      </w:r>
+      <w:r>
+        <w:rPr>
+          <w:rFonts w:ascii="Arial" w:hAnsi="Arial" w:cs="Arial"/>
+        </w:rPr>
+        <w:t>, mivel a költségvetés betartása az utazástervezés egyik kulcsfontosságú szempontja, célszerű lenne a rendszert valós, aktuális árinformációkkal is kiegészíteni, például külső szolgáltatók (szállás-, közlekedés- vagy repülőjegy-árakat biztosító API-k) integrálásával, hogy a felhasználó a tervezés során pontos és valós idejű költségbecslést kapva megalapozottabb döntéseket hozhasson.</w:t>
+      </w:r>
+    </w:p>
+    <w:p>
+      <w:pPr>
+        <w:spacing w:line="360" w:lineRule="auto"/>
+        <w:jc w:val="both"/>
+        <w:rPr>
+          <w:rFonts w:ascii="Arial" w:hAnsi="Arial" w:cs="Arial"/>
+        </w:rPr>
+      </w:pPr>
+      <w:r>
+        <w:rPr>
+          <w:rFonts w:ascii="Arial" w:hAnsi="Arial" w:cs="Arial"/>
+        </w:rPr>
+        <w:t>Továbbá</w:t>
+      </w:r>
+      <w:r>
+        <w:rPr>
+          <w:rFonts w:ascii="Arial" w:hAnsi="Arial" w:cs="Arial"/>
+        </w:rPr>
+        <w:t>,</w:t>
+      </w:r>
+      <w:r>
+        <w:rPr>
+          <w:rFonts w:ascii="Arial" w:hAnsi="Arial" w:cs="Arial"/>
+        </w:rPr>
+        <w:t xml:space="preserve"> a minél jobb és élvezetesebb utazások tervezése érdekében indokolt lenne figyelembe venni a különböző helyszínekhez adott értékeléseket is. Első lépésként csak a felhasználó saját, korábban bejárt helyszínekhez fűzött véleményét vehetné figyelembe a rendszer, később azonban kiterjeszthető lenne az összes felhasználó értékelésének felhasználására is.</w:t>
+      </w:r>
+    </w:p>
+    <w:p>
+      <w:pPr>
+        <w:spacing w:line="360" w:lineRule="auto"/>
+        <w:jc w:val="both"/>
+        <w:rPr>
+          <w:rFonts w:ascii="Arial" w:hAnsi="Arial" w:cs="Arial"/>
+        </w:rPr>
+      </w:pPr>
+      <w:r>
+        <w:rPr>
+          <w:rFonts w:ascii="Arial" w:hAnsi="Arial" w:cs="Arial"/>
+        </w:rPr>
+        <w:t>Talán a leg</w:t>
+      </w:r>
+      <w:r>
+        <w:rPr>
+          <w:rFonts w:ascii="Arial" w:hAnsi="Arial" w:cs="Arial"/>
+        </w:rPr>
+        <w:t>merészebb</w:t>
+      </w:r>
+      <w:r>
+        <w:rPr>
+          <w:rFonts w:ascii="Arial" w:hAnsi="Arial" w:cs="Arial"/>
+        </w:rPr>
+        <w:t xml:space="preserve"> terv</w:t>
+      </w:r>
+      <w:r>
+        <w:rPr>
+          <w:rFonts w:ascii="Arial" w:hAnsi="Arial" w:cs="Arial"/>
+        </w:rPr>
+        <w:t>em</w:t>
+      </w:r>
+      <w:r>
+        <w:rPr>
+          <w:rFonts w:ascii="Arial" w:hAnsi="Arial" w:cs="Arial"/>
+        </w:rPr>
+        <w:t xml:space="preserve"> egy előfizetéses modell</w:t>
+      </w:r>
+      <w:r>
+        <w:rPr>
+          <w:rFonts w:ascii="Arial" w:hAnsi="Arial" w:cs="Arial"/>
+        </w:rPr>
+        <w:t xml:space="preserve"> bevezetése</w:t>
+      </w:r>
+      <w:r>
+        <w:rPr>
+          <w:rFonts w:ascii="Arial" w:hAnsi="Arial" w:cs="Arial"/>
+        </w:rPr>
+        <w:t xml:space="preserve"> lenne. Hasonlóan </w:t>
+      </w:r>
+      <w:r>
+        <w:rPr>
+          <w:rFonts w:ascii="Arial" w:hAnsi="Arial" w:cs="Arial"/>
+        </w:rPr>
+        <w:t xml:space="preserve">a többi előfizetést igénylő rendszerhez, </w:t>
+      </w:r>
+      <w:r>
+        <w:rPr>
+          <w:rFonts w:ascii="Arial" w:hAnsi="Arial" w:cs="Arial"/>
+        </w:rPr>
+        <w:t xml:space="preserve">a felhasználók az első néhány helyszín </w:t>
+      </w:r>
+      <w:r>
+        <w:rPr>
+          <w:rFonts w:ascii="Arial" w:hAnsi="Arial" w:cs="Arial"/>
+        </w:rPr>
         <w:lastRenderedPageBreak/>
-        <w:t xml:space="preserve">Egy másik, szintén a tervezést segítő ötletem az, hogy lehessen a generált terveket részben újragenerálni, </w:t>
-      </w:r>
-      <w:r>
-        <w:rPr>
-          <w:rFonts w:ascii="Arial" w:hAnsi="Arial" w:cs="Arial"/>
-        </w:rPr>
-        <w:t>illetve lehetőség legyen részleges útiterv, vagy akár körutazás összeállítására is</w:t>
-      </w:r>
-      <w:r>
-        <w:rPr>
-          <w:rFonts w:ascii="Arial" w:hAnsi="Arial" w:cs="Arial"/>
-        </w:rPr>
-        <w:t xml:space="preserve">. </w:t>
-      </w:r>
-      <w:r>
-        <w:rPr>
-          <w:rFonts w:ascii="Arial" w:hAnsi="Arial" w:cs="Arial"/>
-        </w:rPr>
-        <w:t>Ezekkel a funkciókkal jelentősen változatosabb és rugalmasabb útitervek válnának elkészíthetővé.</w:t>
-      </w:r>
-    </w:p>
-    <w:p>
-      <w:pPr>
-        <w:spacing w:line="360" w:lineRule="auto"/>
-        <w:jc w:val="both"/>
-        <w:rPr>
-          <w:rFonts w:ascii="Arial" w:hAnsi="Arial" w:cs="Arial"/>
-        </w:rPr>
-      </w:pPr>
-      <w:r>
-        <w:rPr>
-          <w:rFonts w:ascii="Arial" w:hAnsi="Arial" w:cs="Arial"/>
-        </w:rPr>
-        <w:t>Emellett</w:t>
-      </w:r>
-      <w:r>
-        <w:rPr>
-          <w:rFonts w:ascii="Arial" w:hAnsi="Arial" w:cs="Arial"/>
-        </w:rPr>
-        <w:t>, mivel a költségvetés betartása az utazástervezés egyik kulcsfontosságú szempontja, célszerű lenne a rendszert valós, aktuális árinformációkkal is kiegészíteni, például külső szolgáltatók (szállás-, közlekedés- vagy repülőjegy-árakat biztosító API-k) integrálásával, hogy a felhasználó a tervezés során pontos és valós idejű költségbecslést kapva megalapozottabb döntéseket hozhasson.</w:t>
-      </w:r>
-    </w:p>
-    <w:p>
-      <w:pPr>
-        <w:spacing w:line="360" w:lineRule="auto"/>
-        <w:jc w:val="both"/>
-        <w:rPr>
-          <w:rFonts w:ascii="Arial" w:hAnsi="Arial" w:cs="Arial"/>
-        </w:rPr>
-      </w:pPr>
-      <w:r>
-        <w:rPr>
-          <w:rFonts w:ascii="Arial" w:hAnsi="Arial" w:cs="Arial"/>
-        </w:rPr>
-        <w:t>Továbbá</w:t>
-      </w:r>
-      <w:r>
-        <w:rPr>
-          <w:rFonts w:ascii="Arial" w:hAnsi="Arial" w:cs="Arial"/>
-        </w:rPr>
-        <w:t>,</w:t>
-      </w:r>
-      <w:r>
-        <w:rPr>
-          <w:rFonts w:ascii="Arial" w:hAnsi="Arial" w:cs="Arial"/>
-        </w:rPr>
-        <w:t xml:space="preserve"> a minél jobb és élvezetesebb utazások tervezése érdekében indokolt lenne figyelembe venni a különböző helyszínekhez adott értékeléseket is. Első lépésként csak a felhasználó saját, korábban bejárt helyszínekhez fűzött véleményét vehetné figyelembe a rendszer, később azonban kiterjeszthető lenne az összes felhasználó értékelésének felhasználására is.</w:t>
-      </w:r>
-    </w:p>
-    <w:p>
-      <w:pPr>
-        <w:spacing w:line="360" w:lineRule="auto"/>
-        <w:jc w:val="both"/>
-        <w:rPr>
-          <w:rFonts w:ascii="Arial" w:hAnsi="Arial" w:cs="Arial"/>
-        </w:rPr>
-      </w:pPr>
-      <w:r>
-        <w:rPr>
-          <w:rFonts w:ascii="Arial" w:hAnsi="Arial" w:cs="Arial"/>
-        </w:rPr>
-        <w:t>Talán a leg</w:t>
-      </w:r>
-      <w:r>
-        <w:rPr>
-          <w:rFonts w:ascii="Arial" w:hAnsi="Arial" w:cs="Arial"/>
-        </w:rPr>
-        <w:t>merészebb</w:t>
-      </w:r>
-      <w:r>
-        <w:rPr>
-          <w:rFonts w:ascii="Arial" w:hAnsi="Arial" w:cs="Arial"/>
-        </w:rPr>
-        <w:t xml:space="preserve"> terv</w:t>
-      </w:r>
-      <w:r>
-        <w:rPr>
-          <w:rFonts w:ascii="Arial" w:hAnsi="Arial" w:cs="Arial"/>
-        </w:rPr>
-        <w:t>em</w:t>
-      </w:r>
-      <w:r>
-        <w:rPr>
-          <w:rFonts w:ascii="Arial" w:hAnsi="Arial" w:cs="Arial"/>
-        </w:rPr>
-        <w:t xml:space="preserve"> egy előfizetéses modell</w:t>
-      </w:r>
-      <w:r>
-        <w:rPr>
-          <w:rFonts w:ascii="Arial" w:hAnsi="Arial" w:cs="Arial"/>
-        </w:rPr>
-        <w:t xml:space="preserve"> bevezetése</w:t>
-      </w:r>
-      <w:r>
-        <w:rPr>
-          <w:rFonts w:ascii="Arial" w:hAnsi="Arial" w:cs="Arial"/>
-        </w:rPr>
-        <w:t xml:space="preserve"> lenne. Hasonlóan </w:t>
-      </w:r>
-      <w:r>
-        <w:rPr>
-          <w:rFonts w:ascii="Arial" w:hAnsi="Arial" w:cs="Arial"/>
-        </w:rPr>
-        <w:t xml:space="preserve">a többi előfizetést igénylő rendszerhez, </w:t>
-      </w:r>
-      <w:r>
-        <w:rPr>
-          <w:rFonts w:ascii="Arial" w:hAnsi="Arial" w:cs="Arial"/>
-        </w:rPr>
-        <w:t>a felhasználók az első néhány helyszín rögzítését és utazás megtervezését ingyenesen vehetnék igénybe</w:t>
+        <w:t>rögzítését és utazás megtervezését ingyenesen vehetnék igénybe</w:t>
       </w:r>
       <w:r>
         <w:rPr>
@@ -14861,60 +14831,354 @@
         <w:rPr>
           <w:rFonts w:ascii="Arial" w:hAnsi="Arial" w:cs="Arial"/>
         </w:rPr>
+        <w:t xml:space="preserve">[4] </w:t>
+      </w:r>
+      <w:r>
+        <w:rPr>
+          <w:rFonts w:ascii="Arial" w:hAnsi="Arial" w:cs="Arial"/>
+        </w:rPr>
+        <w:t>Mark Lutz: Learning Python – O'Reilly Media, Sebastopol, 2013</w:t>
+      </w:r>
+    </w:p>
+    <w:p>
+      <w:pPr>
+        <w:spacing w:line="360" w:lineRule="auto"/>
+        <w:rPr>
+          <w:rFonts w:ascii="Arial" w:hAnsi="Arial" w:cs="Arial"/>
+        </w:rPr>
+      </w:pPr>
+      <w:r>
+        <w:rPr>
+          <w:rFonts w:ascii="Arial" w:hAnsi="Arial" w:cs="Arial"/>
+        </w:rPr>
+        <w:t xml:space="preserve">[5] </w:t>
+      </w:r>
+      <w:r>
+        <w:rPr>
+          <w:rFonts w:ascii="Arial" w:hAnsi="Arial" w:cs="Arial"/>
+        </w:rPr>
+        <w:t>Jon Duckett: HTML and CSS: Design and Build Websites – Wiley, Indianapolis, 2011</w:t>
+      </w:r>
+    </w:p>
+    <w:p>
+      <w:pPr>
+        <w:spacing w:line="360" w:lineRule="auto"/>
+        <w:rPr>
+          <w:rFonts w:ascii="Arial" w:hAnsi="Arial" w:cs="Arial"/>
+        </w:rPr>
+      </w:pPr>
+      <w:r>
+        <w:rPr>
+          <w:rFonts w:ascii="Arial" w:hAnsi="Arial" w:cs="Arial"/>
+        </w:rPr>
+        <w:t>[6] leafletjs.com: Leaflet-</w:t>
+      </w:r>
+      <w:r>
+        <w:rPr>
+          <w:rFonts w:ascii="Arial" w:hAnsi="Arial" w:cs="Arial"/>
+        </w:rPr>
+        <w:t>https://leafletjs.com/</w:t>
+      </w:r>
+      <w:r>
+        <w:rPr>
+          <w:rFonts w:ascii="Arial" w:hAnsi="Arial" w:cs="Arial"/>
+        </w:rPr>
+        <w:t xml:space="preserve"> (202</w:t>
+      </w:r>
+      <w:r>
+        <w:rPr>
+          <w:rFonts w:ascii="Arial" w:hAnsi="Arial" w:cs="Arial"/>
+        </w:rPr>
+        <w:t>5</w:t>
+      </w:r>
+      <w:r>
+        <w:rPr>
+          <w:rFonts w:ascii="Arial" w:hAnsi="Arial" w:cs="Arial"/>
+        </w:rPr>
+        <w:t>. 0</w:t>
+      </w:r>
+      <w:r>
+        <w:rPr>
+          <w:rFonts w:ascii="Arial" w:hAnsi="Arial" w:cs="Arial"/>
+        </w:rPr>
+        <w:t>8</w:t>
+      </w:r>
+      <w:r>
+        <w:rPr>
+          <w:rFonts w:ascii="Arial" w:hAnsi="Arial" w:cs="Arial"/>
+        </w:rPr>
+        <w:t xml:space="preserve">. </w:t>
+      </w:r>
+      <w:r>
+        <w:rPr>
+          <w:rFonts w:ascii="Arial" w:hAnsi="Arial" w:cs="Arial"/>
+        </w:rPr>
+        <w:t>16</w:t>
+      </w:r>
+      <w:r>
+        <w:rPr>
+          <w:rFonts w:ascii="Arial" w:hAnsi="Arial" w:cs="Arial"/>
+        </w:rPr>
+        <w:t>.)</w:t>
+      </w:r>
+    </w:p>
+    <w:p>
+      <w:pPr>
+        <w:spacing w:line="360" w:lineRule="auto"/>
+        <w:rPr>
+          <w:rFonts w:ascii="Arial" w:hAnsi="Arial" w:cs="Arial"/>
+        </w:rPr>
+      </w:pPr>
+      <w:r>
+        <w:rPr>
+          <w:rFonts w:ascii="Arial" w:hAnsi="Arial" w:cs="Arial"/>
+        </w:rPr>
+        <w:t xml:space="preserve">[7] </w:t>
+      </w:r>
+      <w:r>
+        <w:rPr>
+          <w:rFonts w:ascii="Arial" w:hAnsi="Arial" w:cs="Arial"/>
+        </w:rPr>
+        <w:t>python.org: Python docs-</w:t>
+      </w:r>
+      <w:r>
+        <w:rPr>
+          <w:rFonts w:ascii="Arial" w:hAnsi="Arial" w:cs="Arial"/>
+        </w:rPr>
+        <w:t>https://docs.python.org/3/</w:t>
+      </w:r>
+      <w:r>
+        <w:rPr>
+          <w:rFonts w:ascii="Arial" w:hAnsi="Arial" w:cs="Arial"/>
+        </w:rPr>
+        <w:t xml:space="preserve"> (2026. 07. 16)</w:t>
+      </w:r>
+    </w:p>
+    <w:p>
+      <w:pPr>
+        <w:spacing w:line="360" w:lineRule="auto"/>
+        <w:rPr>
+          <w:rFonts w:ascii="Arial" w:hAnsi="Arial" w:cs="Arial"/>
+        </w:rPr>
+      </w:pPr>
+      <w:r>
+        <w:rPr>
+          <w:rFonts w:ascii="Arial" w:hAnsi="Arial" w:cs="Arial"/>
+        </w:rPr>
+        <w:t>[8] fastapi.tiangolo.com: FastAPI-</w:t>
+      </w:r>
+      <w:r>
+        <w:rPr>
+          <w:rFonts w:ascii="Arial" w:hAnsi="Arial" w:cs="Arial"/>
+        </w:rPr>
+        <w:t>https://fastapi.tiangolo.com/</w:t>
+      </w:r>
+    </w:p>
+    <w:p>
+      <w:pPr>
+        <w:spacing w:line="360" w:lineRule="auto"/>
+        <w:rPr>
+          <w:rFonts w:ascii="Arial" w:hAnsi="Arial" w:cs="Arial"/>
+        </w:rPr>
+      </w:pPr>
+      <w:r>
+        <w:rPr>
+          <w:rFonts w:ascii="Arial" w:hAnsi="Arial" w:cs="Arial"/>
+        </w:rPr>
+        <w:t xml:space="preserve">[9] </w:t>
+      </w:r>
+      <w:r>
+        <w:rPr>
+          <w:rFonts w:ascii="Arial" w:hAnsi="Arial" w:cs="Arial"/>
+        </w:rPr>
+        <w:t>postgresql.org: Documentation-</w:t>
+      </w:r>
+      <w:r>
+        <w:rPr>
+          <w:rFonts w:ascii="Arial" w:hAnsi="Arial" w:cs="Arial"/>
+        </w:rPr>
+        <w:t>https://www.postgresql.org/docs/</w:t>
+      </w:r>
+      <w:r>
+        <w:rPr>
+          <w:rFonts w:ascii="Arial" w:hAnsi="Arial" w:cs="Arial"/>
+        </w:rPr>
+        <w:t xml:space="preserve"> (2026. 06. 04.)</w:t>
+      </w:r>
+    </w:p>
+    <w:p>
+      <w:pPr>
+        <w:spacing w:line="360" w:lineRule="auto"/>
+        <w:rPr>
+          <w:rFonts w:ascii="Arial" w:hAnsi="Arial" w:cs="Arial"/>
+        </w:rPr>
+      </w:pPr>
+      <w:r>
+        <w:rPr>
+          <w:rFonts w:ascii="Arial" w:hAnsi="Arial" w:cs="Arial"/>
+        </w:rPr>
+        <w:t xml:space="preserve">[10] sqlalchemy.org: </w:t>
+      </w:r>
+      <w:r>
+        <w:rPr>
+          <w:rFonts w:ascii="Arial" w:hAnsi="Arial" w:cs="Arial"/>
+        </w:rPr>
+        <w:t>The Python SQL Toolkit and Object Relational Mapper-https://www.sqlalchemy.org/</w:t>
+      </w:r>
+      <w:r>
+        <w:rPr>
+          <w:rFonts w:ascii="Arial" w:hAnsi="Arial" w:cs="Arial"/>
+        </w:rPr>
+        <w:t xml:space="preserve"> (2026. 06. 27.)</w:t>
+      </w:r>
+    </w:p>
+    <w:p>
+      <w:pPr>
+        <w:spacing w:line="360" w:lineRule="auto"/>
+        <w:rPr>
+          <w:rFonts w:ascii="Arial" w:hAnsi="Arial" w:cs="Arial"/>
+        </w:rPr>
+      </w:pPr>
+      <w:r>
+        <w:rPr>
+          <w:rFonts w:ascii="Arial" w:hAnsi="Arial" w:cs="Arial"/>
+        </w:rPr>
+        <w:t>[11] api-docs.deepseek.com: Your First API Call-</w:t>
+      </w:r>
+      <w:r>
+        <w:rPr>
+          <w:rFonts w:ascii="Arial" w:hAnsi="Arial" w:cs="Arial"/>
+        </w:rPr>
+        <w:t>https://api-docs.deepseek.com/</w:t>
+      </w:r>
+    </w:p>
+    <w:p>
+      <w:pPr>
+        <w:spacing w:line="360" w:lineRule="auto"/>
+        <w:rPr>
+          <w:rFonts w:ascii="Arial" w:hAnsi="Arial" w:cs="Arial"/>
+        </w:rPr>
+      </w:pPr>
+      <w:r>
+        <w:rPr>
+          <w:rFonts w:ascii="Arial" w:hAnsi="Arial" w:cs="Arial"/>
+        </w:rPr>
+        <w:t>[12] api-docs.deepseek.com: JSON output-</w:t>
+      </w:r>
+      <w:r>
+        <w:rPr>
+          <w:rFonts w:ascii="Arial" w:hAnsi="Arial" w:cs="Arial"/>
+        </w:rPr>
+        <w:t>https://api-docs.deepseek.com/guides/json_mode</w:t>
+      </w:r>
+    </w:p>
+    <w:p>
+      <w:pPr>
+        <w:spacing w:line="360" w:lineRule="auto"/>
+        <w:rPr>
+          <w:rFonts w:ascii="Arial" w:hAnsi="Arial" w:cs="Arial"/>
+        </w:rPr>
+      </w:pPr>
+      <w:r>
+        <w:rPr>
+          <w:rFonts w:ascii="Arial" w:hAnsi="Arial" w:cs="Arial"/>
+        </w:rPr>
+        <w:t>[1</w:t>
+      </w:r>
+      <w:r>
+        <w:rPr>
+          <w:rFonts w:ascii="Arial" w:hAnsi="Arial" w:cs="Arial"/>
+        </w:rPr>
+        <w:t>3</w:t>
+      </w:r>
+      <w:r>
+        <w:rPr>
+          <w:rFonts w:ascii="Arial" w:hAnsi="Arial" w:cs="Arial"/>
+        </w:rPr>
+        <w:t xml:space="preserve">] </w:t>
+      </w:r>
+      <w:r>
+        <w:rPr>
+          <w:rFonts w:ascii="Arial" w:hAnsi="Arial" w:cs="Arial"/>
+        </w:rPr>
+        <w:t>nominatim.org: Nominatim 5.3.2 manual-</w:t>
+      </w:r>
+      <w:r>
+        <w:rPr>
+          <w:rFonts w:ascii="Arial" w:hAnsi="Arial" w:cs="Arial"/>
+        </w:rPr>
+        <w:t>https://nominatim.org/release-docs/latest/</w:t>
+      </w:r>
+      <w:r>
+        <w:rPr>
+          <w:rFonts w:ascii="Arial" w:hAnsi="Arial" w:cs="Arial"/>
+        </w:rPr>
+        <w:t xml:space="preserve"> </w:t>
+      </w:r>
+    </w:p>
+    <w:p>
+      <w:pPr>
+        <w:spacing w:line="360" w:lineRule="auto"/>
+        <w:rPr>
+          <w:rFonts w:ascii="Arial" w:hAnsi="Arial" w:cs="Arial"/>
+        </w:rPr>
+      </w:pPr>
+      <w:r>
+        <w:rPr>
+          <w:rFonts w:ascii="Arial" w:hAnsi="Arial" w:cs="Arial"/>
+        </w:rPr>
         <w:lastRenderedPageBreak/>
-        <w:t xml:space="preserve">[4] </w:t>
-      </w:r>
-      <w:r>
-        <w:rPr>
-          <w:rFonts w:ascii="Arial" w:hAnsi="Arial" w:cs="Arial"/>
-        </w:rPr>
-        <w:t>Mark Lutz: Learning Python – O'Reilly Media, Sebastopol, 2013</w:t>
-      </w:r>
-    </w:p>
-    <w:p>
-      <w:pPr>
-        <w:spacing w:line="360" w:lineRule="auto"/>
-        <w:rPr>
-          <w:rFonts w:ascii="Arial" w:hAnsi="Arial" w:cs="Arial"/>
-        </w:rPr>
-      </w:pPr>
-      <w:r>
-        <w:rPr>
-          <w:rFonts w:ascii="Arial" w:hAnsi="Arial" w:cs="Arial"/>
-        </w:rPr>
-        <w:t xml:space="preserve">[5] </w:t>
-      </w:r>
-      <w:r>
-        <w:rPr>
-          <w:rFonts w:ascii="Arial" w:hAnsi="Arial" w:cs="Arial"/>
-        </w:rPr>
-        <w:t>Jon Duckett: HTML and CSS: Design and Build Websites – Wiley, Indianapolis, 2011</w:t>
-      </w:r>
-    </w:p>
-    <w:p>
-      <w:pPr>
-        <w:spacing w:line="360" w:lineRule="auto"/>
-        <w:rPr>
-          <w:rFonts w:ascii="Arial" w:hAnsi="Arial" w:cs="Arial"/>
-        </w:rPr>
-      </w:pPr>
-      <w:r>
-        <w:rPr>
-          <w:rFonts w:ascii="Arial" w:hAnsi="Arial" w:cs="Arial"/>
-        </w:rPr>
-        <w:t>[6] leafletjs.com: Leaflet-</w:t>
-      </w:r>
-      <w:r>
-        <w:rPr>
-          <w:rFonts w:ascii="Arial" w:hAnsi="Arial" w:cs="Arial"/>
-        </w:rPr>
-        <w:t>https://leafletjs.com/</w:t>
-      </w:r>
-      <w:r>
-        <w:rPr>
-          <w:rFonts w:ascii="Arial" w:hAnsi="Arial" w:cs="Arial"/>
-        </w:rPr>
-        <w:t xml:space="preserve"> (202</w:t>
+        <w:t>[1</w:t>
+      </w:r>
+      <w:r>
+        <w:rPr>
+          <w:rFonts w:ascii="Arial" w:hAnsi="Arial" w:cs="Arial"/>
+        </w:rPr>
+        <w:t>4</w:t>
+      </w:r>
+      <w:r>
+        <w:rPr>
+          <w:rFonts w:ascii="Arial" w:hAnsi="Arial" w:cs="Arial"/>
+        </w:rPr>
+        <w:t xml:space="preserve">] </w:t>
+      </w:r>
+      <w:r>
+        <w:rPr>
+          <w:rFonts w:ascii="Arial" w:hAnsi="Arial" w:cs="Arial"/>
+        </w:rPr>
+        <w:t xml:space="preserve">developers.google.com: </w:t>
+      </w:r>
+      <w:r>
+        <w:rPr>
+          <w:rFonts w:ascii="Arial" w:hAnsi="Arial" w:cs="Arial"/>
+        </w:rPr>
+        <w:t>Using OAuth 2.0 to Access Google APIs</w:t>
+      </w:r>
+      <w:r>
+        <w:rPr>
+          <w:rFonts w:ascii="Arial" w:hAnsi="Arial" w:cs="Arial"/>
+        </w:rPr>
+        <w:t>-</w:t>
+      </w:r>
+      <w:r>
+        <w:rPr>
+          <w:rFonts w:ascii="Arial" w:hAnsi="Arial" w:cs="Arial"/>
+        </w:rPr>
+        <w:t>https://developers.google.com/identity/protocols/oauth2</w:t>
+      </w:r>
+    </w:p>
+    <w:p>
+      <w:pPr>
+        <w:spacing w:line="360" w:lineRule="auto"/>
+        <w:rPr>
+          <w:rFonts w:ascii="Arial" w:hAnsi="Arial" w:cs="Arial"/>
+        </w:rPr>
+      </w:pPr>
+      <w:r>
+        <w:rPr>
+          <w:rFonts w:ascii="Arial" w:hAnsi="Arial" w:cs="Arial"/>
+        </w:rPr>
+        <w:t>[1</w:t>
       </w:r>
       <w:r>
         <w:rPr>
@@ -14926,7 +15190,109 @@
         <w:rPr>
           <w:rFonts w:ascii="Arial" w:hAnsi="Arial" w:cs="Arial"/>
         </w:rPr>
-        <w:t>. 0</w:t>
+        <w:t xml:space="preserve">] docs.pytest.org: </w:t>
+      </w:r>
+      <w:r>
+        <w:rPr>
+          <w:rFonts w:ascii="Arial" w:hAnsi="Arial" w:cs="Arial"/>
+        </w:rPr>
+        <w:t>pytest: helps you write better programs</w:t>
+      </w:r>
+      <w:r>
+        <w:rPr>
+          <w:rFonts w:ascii="Arial" w:hAnsi="Arial" w:cs="Arial"/>
+        </w:rPr>
+        <w:t>-</w:t>
+      </w:r>
+      <w:r>
+        <w:rPr>
+          <w:rFonts w:ascii="Arial" w:hAnsi="Arial" w:cs="Arial"/>
+        </w:rPr>
+        <w:t>https://docs.pytest.org/en/stable/index.html</w:t>
+      </w:r>
+    </w:p>
+    <w:p>
+      <w:pPr>
+        <w:spacing w:line="360" w:lineRule="auto"/>
+        <w:rPr>
+          <w:rFonts w:ascii="Arial" w:hAnsi="Arial" w:cs="Arial"/>
+        </w:rPr>
+      </w:pPr>
+      <w:r>
+        <w:rPr>
+          <w:rFonts w:ascii="Arial" w:hAnsi="Arial" w:cs="Arial"/>
+        </w:rPr>
+        <w:t>[1</w:t>
+      </w:r>
+      <w:r>
+        <w:rPr>
+          <w:rFonts w:ascii="Arial" w:hAnsi="Arial" w:cs="Arial"/>
+        </w:rPr>
+        <w:t>6</w:t>
+      </w:r>
+      <w:r>
+        <w:rPr>
+          <w:rFonts w:ascii="Arial" w:hAnsi="Arial" w:cs="Arial"/>
+        </w:rPr>
+        <w:t xml:space="preserve">] </w:t>
+      </w:r>
+      <w:r>
+        <w:rPr>
+          <w:rFonts w:ascii="Arial" w:hAnsi="Arial" w:cs="Arial"/>
+        </w:rPr>
+        <w:t>docs.github.com: GitHub Actions documentation-</w:t>
+      </w:r>
+      <w:r>
+        <w:rPr>
+          <w:rFonts w:ascii="Arial" w:hAnsi="Arial" w:cs="Arial"/>
+        </w:rPr>
+        <w:t>https://docs.github.com/en/actions</w:t>
+      </w:r>
+    </w:p>
+    <w:p>
+      <w:pPr>
+        <w:spacing w:line="360" w:lineRule="auto"/>
+        <w:rPr>
+          <w:rFonts w:ascii="Arial" w:hAnsi="Arial" w:cs="Arial"/>
+        </w:rPr>
+      </w:pPr>
+      <w:r>
+        <w:rPr>
+          <w:rFonts w:ascii="Arial" w:hAnsi="Arial" w:cs="Arial"/>
+        </w:rPr>
+        <w:t>[1</w:t>
+      </w:r>
+      <w:r>
+        <w:rPr>
+          <w:rFonts w:ascii="Arial" w:hAnsi="Arial" w:cs="Arial"/>
+        </w:rPr>
+        <w:t>7</w:t>
+      </w:r>
+      <w:r>
+        <w:rPr>
+          <w:rFonts w:ascii="Arial" w:hAnsi="Arial" w:cs="Arial"/>
+        </w:rPr>
+        <w:t>] code.visualstudio.com: Visual Studio Code documentation-</w:t>
+      </w:r>
+      <w:r>
+        <w:rPr>
+          <w:rFonts w:ascii="Arial" w:hAnsi="Arial" w:cs="Arial"/>
+        </w:rPr>
+        <w:t>https://code.visualstudio.com/docs</w:t>
+      </w:r>
+    </w:p>
+    <w:p>
+      <w:pPr>
+        <w:spacing w:line="360" w:lineRule="auto"/>
+        <w:rPr>
+          <w:rFonts w:ascii="Arial" w:hAnsi="Arial" w:cs="Arial"/>
+        </w:rPr>
+      </w:pPr>
+      <w:r>
+        <w:rPr>
+          <w:rFonts w:ascii="Arial" w:hAnsi="Arial" w:cs="Arial"/>
+        </w:rPr>
+        <w:t>[1</w:t>
       </w:r>
       <w:r>
         <w:rPr>
@@ -14938,351 +15304,7 @@
         <w:rPr>
           <w:rFonts w:ascii="Arial" w:hAnsi="Arial" w:cs="Arial"/>
         </w:rPr>
-        <w:t xml:space="preserve">. </w:t>
-      </w:r>
-      <w:r>
-        <w:rPr>
-          <w:rFonts w:ascii="Arial" w:hAnsi="Arial" w:cs="Arial"/>
-        </w:rPr>
-        <w:t>16</w:t>
-      </w:r>
-      <w:r>
-        <w:rPr>
-          <w:rFonts w:ascii="Arial" w:hAnsi="Arial" w:cs="Arial"/>
-        </w:rPr>
-        <w:t>.)</w:t>
-      </w:r>
-    </w:p>
-    <w:p>
-      <w:pPr>
-        <w:spacing w:line="360" w:lineRule="auto"/>
-        <w:rPr>
-          <w:rFonts w:ascii="Arial" w:hAnsi="Arial" w:cs="Arial"/>
-        </w:rPr>
-      </w:pPr>
-      <w:r>
-        <w:rPr>
-          <w:rFonts w:ascii="Arial" w:hAnsi="Arial" w:cs="Arial"/>
-        </w:rPr>
-        <w:t xml:space="preserve">[7] </w:t>
-      </w:r>
-      <w:r>
-        <w:rPr>
-          <w:rFonts w:ascii="Arial" w:hAnsi="Arial" w:cs="Arial"/>
-        </w:rPr>
-        <w:t>python.org: Python docs-</w:t>
-      </w:r>
-      <w:r>
-        <w:rPr>
-          <w:rFonts w:ascii="Arial" w:hAnsi="Arial" w:cs="Arial"/>
-        </w:rPr>
-        <w:t>https://docs.python.org/3/</w:t>
-      </w:r>
-      <w:r>
-        <w:rPr>
-          <w:rFonts w:ascii="Arial" w:hAnsi="Arial" w:cs="Arial"/>
-        </w:rPr>
-        <w:t xml:space="preserve"> (2026. 07. 16)</w:t>
-      </w:r>
-    </w:p>
-    <w:p>
-      <w:pPr>
-        <w:spacing w:line="360" w:lineRule="auto"/>
-        <w:rPr>
-          <w:rFonts w:ascii="Arial" w:hAnsi="Arial" w:cs="Arial"/>
-        </w:rPr>
-      </w:pPr>
-      <w:r>
-        <w:rPr>
-          <w:rFonts w:ascii="Arial" w:hAnsi="Arial" w:cs="Arial"/>
-        </w:rPr>
-        <w:t>[8] fastapi.tiangolo.com: FastAPI-</w:t>
-      </w:r>
-      <w:r>
-        <w:rPr>
-          <w:rFonts w:ascii="Arial" w:hAnsi="Arial" w:cs="Arial"/>
-        </w:rPr>
-        <w:t>https://fastapi.tiangolo.com/</w:t>
-      </w:r>
-    </w:p>
-    <w:p>
-      <w:pPr>
-        <w:spacing w:line="360" w:lineRule="auto"/>
-        <w:rPr>
-          <w:rFonts w:ascii="Arial" w:hAnsi="Arial" w:cs="Arial"/>
-        </w:rPr>
-      </w:pPr>
-      <w:r>
-        <w:rPr>
-          <w:rFonts w:ascii="Arial" w:hAnsi="Arial" w:cs="Arial"/>
-        </w:rPr>
-        <w:t xml:space="preserve">[9] </w:t>
-      </w:r>
-      <w:r>
-        <w:rPr>
-          <w:rFonts w:ascii="Arial" w:hAnsi="Arial" w:cs="Arial"/>
-        </w:rPr>
-        <w:t>postgresql.org: Documentation-</w:t>
-      </w:r>
-      <w:r>
-        <w:rPr>
-          <w:rFonts w:ascii="Arial" w:hAnsi="Arial" w:cs="Arial"/>
-        </w:rPr>
-        <w:t>https://www.postgresql.org/docs/</w:t>
-      </w:r>
-      <w:r>
-        <w:rPr>
-          <w:rFonts w:ascii="Arial" w:hAnsi="Arial" w:cs="Arial"/>
-        </w:rPr>
-        <w:t xml:space="preserve"> (2026. 06. 04.)</w:t>
-      </w:r>
-    </w:p>
-    <w:p>
-      <w:pPr>
-        <w:spacing w:line="360" w:lineRule="auto"/>
-        <w:rPr>
-          <w:rFonts w:ascii="Arial" w:hAnsi="Arial" w:cs="Arial"/>
-        </w:rPr>
-      </w:pPr>
-      <w:r>
-        <w:rPr>
-          <w:rFonts w:ascii="Arial" w:hAnsi="Arial" w:cs="Arial"/>
-        </w:rPr>
-        <w:t xml:space="preserve">[10] sqlalchemy.org: </w:t>
-      </w:r>
-      <w:r>
-        <w:rPr>
-          <w:rFonts w:ascii="Arial" w:hAnsi="Arial" w:cs="Arial"/>
-        </w:rPr>
-        <w:t>The Python SQL Toolkit and Object Relational Mapper-https://www.sqlalchemy.org/</w:t>
-      </w:r>
-      <w:r>
-        <w:rPr>
-          <w:rFonts w:ascii="Arial" w:hAnsi="Arial" w:cs="Arial"/>
-        </w:rPr>
-        <w:t xml:space="preserve"> (2026. 06. 27.)</w:t>
-      </w:r>
-    </w:p>
-    <w:p>
-      <w:pPr>
-        <w:spacing w:line="360" w:lineRule="auto"/>
-        <w:rPr>
-          <w:rFonts w:ascii="Arial" w:hAnsi="Arial" w:cs="Arial"/>
-        </w:rPr>
-      </w:pPr>
-      <w:r>
-        <w:rPr>
-          <w:rFonts w:ascii="Arial" w:hAnsi="Arial" w:cs="Arial"/>
-        </w:rPr>
-        <w:t>[11] api-docs.deepseek.com: Your First API Call-</w:t>
-      </w:r>
-      <w:r>
-        <w:rPr>
-          <w:rFonts w:ascii="Arial" w:hAnsi="Arial" w:cs="Arial"/>
-        </w:rPr>
-        <w:t>https://api-docs.deepseek.com/</w:t>
-      </w:r>
-    </w:p>
-    <w:p>
-      <w:pPr>
-        <w:spacing w:line="360" w:lineRule="auto"/>
-        <w:rPr>
-          <w:rFonts w:ascii="Arial" w:hAnsi="Arial" w:cs="Arial"/>
-        </w:rPr>
-      </w:pPr>
-      <w:r>
-        <w:rPr>
-          <w:rFonts w:ascii="Arial" w:hAnsi="Arial" w:cs="Arial"/>
-        </w:rPr>
-        <w:t>[12] api-docs.deepseek.com: JSON output-</w:t>
-      </w:r>
-      <w:r>
-        <w:rPr>
-          <w:rFonts w:ascii="Arial" w:hAnsi="Arial" w:cs="Arial"/>
-        </w:rPr>
-        <w:t>https://api-docs.deepseek.com/guides/json_mode</w:t>
-      </w:r>
-    </w:p>
-    <w:p>
-      <w:pPr>
-        <w:spacing w:line="360" w:lineRule="auto"/>
-        <w:rPr>
-          <w:rFonts w:ascii="Arial" w:hAnsi="Arial" w:cs="Arial"/>
-        </w:rPr>
-      </w:pPr>
-      <w:r>
-        <w:rPr>
-          <w:rFonts w:ascii="Arial" w:hAnsi="Arial" w:cs="Arial"/>
-        </w:rPr>
-        <w:t>[13] ollama.com: Ollama documentation-</w:t>
-      </w:r>
-      <w:r>
-        <w:rPr>
-          <w:rFonts w:ascii="Arial" w:hAnsi="Arial" w:cs="Arial"/>
-        </w:rPr>
-        <w:t>https://docs.ollama.com/</w:t>
-      </w:r>
-    </w:p>
-    <w:p>
-      <w:pPr>
-        <w:spacing w:line="360" w:lineRule="auto"/>
-        <w:rPr>
-          <w:rFonts w:ascii="Arial" w:hAnsi="Arial" w:cs="Arial"/>
-        </w:rPr>
-      </w:pPr>
-      <w:r>
-        <w:rPr>
-          <w:rFonts w:ascii="Arial" w:hAnsi="Arial" w:cs="Arial"/>
-        </w:rPr>
-        <w:t xml:space="preserve">[14] </w:t>
-      </w:r>
-      <w:r>
-        <w:rPr>
-          <w:rFonts w:ascii="Arial" w:hAnsi="Arial" w:cs="Arial"/>
-        </w:rPr>
-        <w:t>nominatim.org: Nominatim 5.3.2 manual-</w:t>
-      </w:r>
-      <w:r>
-        <w:rPr>
-          <w:rFonts w:ascii="Arial" w:hAnsi="Arial" w:cs="Arial"/>
-        </w:rPr>
-        <w:t>https://nominatim.org/release-docs/latest/</w:t>
-      </w:r>
-      <w:r>
-        <w:rPr>
-          <w:rFonts w:ascii="Arial" w:hAnsi="Arial" w:cs="Arial"/>
-        </w:rPr>
-        <w:t xml:space="preserve"> </w:t>
-      </w:r>
-    </w:p>
-    <w:p>
-      <w:pPr>
-        <w:spacing w:line="360" w:lineRule="auto"/>
-        <w:rPr>
-          <w:rFonts w:ascii="Arial" w:hAnsi="Arial" w:cs="Arial"/>
-        </w:rPr>
-      </w:pPr>
-      <w:r>
-        <w:rPr>
-          <w:rFonts w:ascii="Arial" w:hAnsi="Arial" w:cs="Arial"/>
-        </w:rPr>
-        <w:t xml:space="preserve">[15] </w:t>
-      </w:r>
-      <w:r>
-        <w:rPr>
-          <w:rFonts w:ascii="Arial" w:hAnsi="Arial" w:cs="Arial"/>
-        </w:rPr>
-        <w:t xml:space="preserve">developers.google.com: </w:t>
-      </w:r>
-      <w:r>
-        <w:rPr>
-          <w:rFonts w:ascii="Arial" w:hAnsi="Arial" w:cs="Arial"/>
-        </w:rPr>
-        <w:t>Using OAuth 2.0 to Access Google APIs</w:t>
-      </w:r>
-      <w:r>
-        <w:rPr>
-          <w:rFonts w:ascii="Arial" w:hAnsi="Arial" w:cs="Arial"/>
-        </w:rPr>
-        <w:t>-</w:t>
-      </w:r>
-      <w:r>
-        <w:rPr>
-          <w:rFonts w:ascii="Arial" w:hAnsi="Arial" w:cs="Arial"/>
-        </w:rPr>
-        <w:t>https://developers.google.com/identity/protocols/oauth2</w:t>
-      </w:r>
-    </w:p>
-    <w:p>
-      <w:pPr>
-        <w:spacing w:line="360" w:lineRule="auto"/>
-        <w:rPr>
-          <w:rFonts w:ascii="Arial" w:hAnsi="Arial" w:cs="Arial"/>
-        </w:rPr>
-      </w:pPr>
-      <w:r>
-        <w:rPr>
-          <w:rFonts w:ascii="Arial" w:hAnsi="Arial" w:cs="Arial"/>
-        </w:rPr>
-        <w:t xml:space="preserve">[16] docs.pytest.org: </w:t>
-      </w:r>
-      <w:r>
-        <w:rPr>
-          <w:rFonts w:ascii="Arial" w:hAnsi="Arial" w:cs="Arial"/>
-        </w:rPr>
-        <w:t>pytest: helps you write better programs</w:t>
-      </w:r>
-      <w:r>
-        <w:rPr>
-          <w:rFonts w:ascii="Arial" w:hAnsi="Arial" w:cs="Arial"/>
-        </w:rPr>
-        <w:t>-</w:t>
-      </w:r>
-      <w:r>
-        <w:rPr>
-          <w:rFonts w:ascii="Arial" w:hAnsi="Arial" w:cs="Arial"/>
-        </w:rPr>
-        <w:t>https://docs.pytest.org/en/stable/index.html</w:t>
-      </w:r>
-    </w:p>
-    <w:p>
-      <w:pPr>
-        <w:spacing w:line="360" w:lineRule="auto"/>
-        <w:rPr>
-          <w:rFonts w:ascii="Arial" w:hAnsi="Arial" w:cs="Arial"/>
-        </w:rPr>
-      </w:pPr>
-      <w:r>
-        <w:rPr>
-          <w:rFonts w:ascii="Arial" w:hAnsi="Arial" w:cs="Arial"/>
-        </w:rPr>
-        <w:t xml:space="preserve">[17] </w:t>
-      </w:r>
-      <w:r>
-        <w:rPr>
-          <w:rFonts w:ascii="Arial" w:hAnsi="Arial" w:cs="Arial"/>
-        </w:rPr>
-        <w:t>docs.github.com: GitHub Actions documentation-</w:t>
-      </w:r>
-      <w:r>
-        <w:rPr>
-          <w:rFonts w:ascii="Arial" w:hAnsi="Arial" w:cs="Arial"/>
-        </w:rPr>
-        <w:t>https://docs.github.com/en/actions</w:t>
-      </w:r>
-    </w:p>
-    <w:p>
-      <w:pPr>
-        <w:spacing w:line="360" w:lineRule="auto"/>
-        <w:rPr>
-          <w:rFonts w:ascii="Arial" w:hAnsi="Arial" w:cs="Arial"/>
-        </w:rPr>
-      </w:pPr>
-      <w:r>
-        <w:rPr>
-          <w:rFonts w:ascii="Arial" w:hAnsi="Arial" w:cs="Arial"/>
-        </w:rPr>
-        <w:t>[18] code.visualstudio.com: Visual Studio Code documentation-</w:t>
-      </w:r>
-      <w:r>
-        <w:rPr>
-          <w:rFonts w:ascii="Arial" w:hAnsi="Arial" w:cs="Arial"/>
-        </w:rPr>
-        <w:t>https://code.visualstudio.com/docs</w:t>
-      </w:r>
-    </w:p>
-    <w:p>
-      <w:pPr>
-        <w:spacing w:line="360" w:lineRule="auto"/>
-        <w:rPr>
-          <w:rFonts w:ascii="Arial" w:hAnsi="Arial" w:cs="Arial"/>
-        </w:rPr>
-      </w:pPr>
-      <w:r>
-        <w:rPr>
-          <w:rFonts w:ascii="Arial" w:hAnsi="Arial" w:cs="Arial"/>
-        </w:rPr>
-        <w:t xml:space="preserve">[19] </w:t>
+        <w:t xml:space="preserve">] </w:t>
       </w:r>
       <w:r>
         <w:rPr>
@@ -15308,7 +15330,19 @@
         <w:rPr>
           <w:rFonts w:ascii="Arial" w:hAnsi="Arial" w:cs="Arial"/>
         </w:rPr>
-        <w:t>[20] docs.docker.com: Docker Compose-</w:t>
+        <w:t>[</w:t>
+      </w:r>
+      <w:r>
+        <w:rPr>
+          <w:rFonts w:ascii="Arial" w:hAnsi="Arial" w:cs="Arial"/>
+        </w:rPr>
+        <w:t>19</w:t>
+      </w:r>
+      <w:r>
+        <w:rPr>
+          <w:rFonts w:ascii="Arial" w:hAnsi="Arial" w:cs="Arial"/>
+        </w:rPr>
+        <w:t>] docs.docker.com: Docker Compose-</w:t>
       </w:r>
       <w:r>
         <w:rPr>
@@ -15328,7 +15362,19 @@
         <w:rPr>
           <w:rFonts w:ascii="Arial" w:hAnsi="Arial" w:cs="Arial"/>
         </w:rPr>
-        <w:t xml:space="preserve">[21] </w:t>
+        <w:t>[2</w:t>
+      </w:r>
+      <w:r>
+        <w:rPr>
+          <w:rFonts w:ascii="Arial" w:hAnsi="Arial" w:cs="Arial"/>
+        </w:rPr>
+        <w:t>0</w:t>
+      </w:r>
+      <w:r>
+        <w:rPr>
+          <w:rFonts w:ascii="Arial" w:hAnsi="Arial" w:cs="Arial"/>
+        </w:rPr>
+        <w:t xml:space="preserve">] </w:t>
       </w:r>
       <w:hyperlink r:id="rId13" w:history="1">
         <w:r>
@@ -15371,8 +15417,19 @@
         <w:rPr>
           <w:rFonts w:ascii="Arial" w:hAnsi="Arial" w:cs="Arial"/>
         </w:rPr>
-        <w:lastRenderedPageBreak/>
-        <w:t xml:space="preserve">[22] docs.github.com: </w:t>
+        <w:t>[2</w:t>
+      </w:r>
+      <w:r>
+        <w:rPr>
+          <w:rFonts w:ascii="Arial" w:hAnsi="Arial" w:cs="Arial"/>
+        </w:rPr>
+        <w:t>1</w:t>
+      </w:r>
+      <w:r>
+        <w:rPr>
+          <w:rFonts w:ascii="Arial" w:hAnsi="Arial" w:cs="Arial"/>
+        </w:rPr>
+        <w:t xml:space="preserve">] docs.github.com: </w:t>
       </w:r>
       <w:r>
         <w:rPr>
@@ -18986,6 +19043,7 @@
   <w:style w:type="character" w:default="1" w:styleId="DefaultParagraphFont">
     <w:name w:val="Default Paragraph Font"/>
     <w:uiPriority w:val="1"/>
+    <w:semiHidden/>
     <w:unhideWhenUsed/>
   </w:style>
   <w:style w:type="table" w:default="1" w:styleId="TableNormal">

--- a/szakdolgozat.docx
+++ b/szakdolgozat.docx
@@ -7006,14 +7006,27 @@
       <w:pPr>
         <w:pStyle w:val="Caption"/>
       </w:pPr>
-      <w:fldSimple w:instr=" SEQ ábra \* ARABIC ">
-        <w:r>
-          <w:rPr>
-            <w:noProof/>
-          </w:rPr>
-          <w:t>5</w:t>
-        </w:r>
-      </w:fldSimple>
+      <w:r>
+        <w:fldChar w:fldCharType="begin"/>
+      </w:r>
+      <w:r>
+        <w:instrText xml:space="preserve"> SEQ ábra \* ARABIC </w:instrText>
+      </w:r>
+      <w:r>
+        <w:fldChar w:fldCharType="separate"/>
+      </w:r>
+      <w:r>
+        <w:rPr>
+          <w:noProof/>
+        </w:rPr>
+        <w:t>5</w:t>
+      </w:r>
+      <w:r>
+        <w:rPr>
+          <w:noProof/>
+        </w:rPr>
+        <w:fldChar w:fldCharType="end"/>
+      </w:r>
       <w:r>
         <w:t>. ábra: Meglátogatott helyek oldal</w:t>
       </w:r>
@@ -7088,14 +7101,27 @@
       <w:pPr>
         <w:pStyle w:val="Caption"/>
       </w:pPr>
-      <w:fldSimple w:instr=" SEQ ábra \* ARABIC ">
-        <w:r>
-          <w:rPr>
-            <w:noProof/>
-          </w:rPr>
-          <w:t>6</w:t>
-        </w:r>
-      </w:fldSimple>
+      <w:r>
+        <w:fldChar w:fldCharType="begin"/>
+      </w:r>
+      <w:r>
+        <w:instrText xml:space="preserve"> SEQ ábra \* ARABIC </w:instrText>
+      </w:r>
+      <w:r>
+        <w:fldChar w:fldCharType="separate"/>
+      </w:r>
+      <w:r>
+        <w:rPr>
+          <w:noProof/>
+        </w:rPr>
+        <w:t>6</w:t>
+      </w:r>
+      <w:r>
+        <w:rPr>
+          <w:noProof/>
+        </w:rPr>
+        <w:fldChar w:fldCharType="end"/>
+      </w:r>
       <w:r>
         <w:t>. ábra: Meglátogatott hely hozzáadása oldal</w:t>
       </w:r>
@@ -13945,7 +13971,7 @@
         <w:rPr>
           <w:rFonts w:ascii="Arial" w:hAnsi="Arial" w:cs="Arial"/>
         </w:rPr>
-        <w:t xml:space="preserve"> keretrendszer segítségével írt unit tesztekkel ellenőriztem. A </w:t>
+        <w:t xml:space="preserve"> keretrendszer segítségével írt unit tesztekkel ellenőriztem, amely összesen 383 tesztesetet tesz ki. A </w:t>
       </w:r>
       <w:r>
         <w:rPr>
@@ -13959,7 +13985,33 @@
         <w:rPr>
           <w:rFonts w:ascii="Arial" w:hAnsi="Arial" w:cs="Arial"/>
         </w:rPr>
-        <w:t xml:space="preserve"> egyszerű, olvasható szintaxisa és a fixture-ök (pl. teszteléshez szükséges előre definiált objektumok vagy adatok) rugalmas kezelése lehetővé tette, hogy a tesztesetek jól strukturáltan, könnyen bővíthető formában készüljenek el. A unit tesztek célja, hogy a vizsgált kódrészletet elszigetelten, a külső függőségektől függetlenül teszteljék, ezáltal már a fejlesztés korai szakaszában kiszűrhetők legyenek a logikai hibák.</w:t>
+        <w:t xml:space="preserve"> egyszerű, olvasható szintaxisa és a fixture-ök (pl. teszteléshez szükséges előre definiált objektumok vagy adatok) rugalmas kezelése lehetővé tette, hogy a tesz</w:t>
+      </w:r>
+      <w:r>
+        <w:rPr>
+          <w:rFonts w:ascii="Arial" w:hAnsi="Arial" w:cs="Arial"/>
+        </w:rPr>
+        <w:t>tjeim</w:t>
+      </w:r>
+      <w:r>
+        <w:rPr>
+          <w:rFonts w:ascii="Arial" w:hAnsi="Arial" w:cs="Arial"/>
+        </w:rPr>
+        <w:t xml:space="preserve"> jól strukturáltan, könnyen bővíthető formában készüljenek el. A unit tesztek célja, hogy a vizsgált kódrészletet elszigetelten, a külső függőségektől függetlenül teszteljék, ezáltal már a fejlesztés korai szakaszában kiszűrhetők legyenek a logikai hibák. A tesztek a </w:t>
+      </w:r>
+      <w:r>
+        <w:rPr>
+          <w:rFonts w:ascii="Arial" w:hAnsi="Arial" w:cs="Arial"/>
+          <w:i/>
+          <w:iCs/>
+        </w:rPr>
+        <w:t>unit_tests</w:t>
+      </w:r>
+      <w:r>
+        <w:rPr>
+          <w:rFonts w:ascii="Arial" w:hAnsi="Arial" w:cs="Arial"/>
+        </w:rPr>
+        <w:t xml:space="preserve"> könyvtáron belül, a backend struktúráját leképező almappákba (database, routers, travel_types, utils) szervezve készültek el, ami átláthatóvá teszi, hogy az egyes rétegek és modulok mennyire alaposan vannak lefedve.</w:t>
       </w:r>
     </w:p>
     <w:p>
@@ -13993,31 +14045,7 @@
         <w:rPr>
           <w:rFonts w:ascii="Arial" w:hAnsi="Arial" w:cs="Arial"/>
         </w:rPr>
-        <w:t>Mivel a backend számos aszinkron műveletet is tartalmaz</w:t>
-      </w:r>
-      <w:r>
-        <w:rPr>
-          <w:rFonts w:ascii="Arial" w:hAnsi="Arial" w:cs="Arial"/>
-        </w:rPr>
-        <w:t xml:space="preserve"> (</w:t>
-      </w:r>
-      <w:r>
-        <w:rPr>
-          <w:rFonts w:ascii="Arial" w:hAnsi="Arial" w:cs="Arial"/>
-        </w:rPr>
-        <w:t>például külső API-hívásokat és adatbázis-lekérdezéseket</w:t>
-      </w:r>
-      <w:r>
-        <w:rPr>
-          <w:rFonts w:ascii="Arial" w:hAnsi="Arial" w:cs="Arial"/>
-        </w:rPr>
-        <w:t>)</w:t>
-      </w:r>
-      <w:r>
-        <w:rPr>
-          <w:rFonts w:ascii="Arial" w:hAnsi="Arial" w:cs="Arial"/>
-        </w:rPr>
-        <w:t xml:space="preserve">, az integrációs tesztek megírásához a </w:t>
+        <w:t xml:space="preserve">Mivel a backend számos aszinkron műveletet is tartalmaz (például külső API-hívásokat és adatbázis-lekérdezéseket), az integrációs tesztek megírásához a </w:t>
       </w:r>
       <w:r>
         <w:rPr>
@@ -14031,7 +14059,79 @@
         <w:rPr>
           <w:rFonts w:ascii="Arial" w:hAnsi="Arial" w:cs="Arial"/>
         </w:rPr>
-        <w:t xml:space="preserve"> kiegészítő könyvtárat használtam, amely lehetővé teszi az aszinkron függvények és végpontok megfelelő tesztelését. Ezen tesztek segítségével azt vizsgáltam, hogy a rendszer különböző rétegei megfelelően együttműködnek-e egymással, valamint hogy a hibás bemenetek és szélsőséges esetek kezelése is a várt módon történik-e.</w:t>
+        <w:t xml:space="preserve"> kiegészítő könyvtárat használtam, amely lehetővé teszi az aszinkron függvények és végpontok megfelelő tesztelését. Ezen tesztek segítségével azt vizsgáltam, hogy a rendszer különböző rétegei megfelelően együttműködnek-e egymással, valamint hogy a hibás bemenetek és szélsőséges esetek kezelése is a</w:t>
+      </w:r>
+      <w:r>
+        <w:rPr>
+          <w:rFonts w:ascii="Arial" w:hAnsi="Arial" w:cs="Arial"/>
+        </w:rPr>
+        <w:t>z</w:t>
+      </w:r>
+      <w:r>
+        <w:rPr>
+          <w:rFonts w:ascii="Arial" w:hAnsi="Arial" w:cs="Arial"/>
+        </w:rPr>
+        <w:t xml:space="preserve"> </w:t>
+      </w:r>
+      <w:r>
+        <w:rPr>
+          <w:rFonts w:ascii="Arial" w:hAnsi="Arial" w:cs="Arial"/>
+        </w:rPr>
+        <w:t>el</w:t>
+      </w:r>
+      <w:r>
+        <w:rPr>
+          <w:rFonts w:ascii="Arial" w:hAnsi="Arial" w:cs="Arial"/>
+        </w:rPr>
+        <w:t>várt módon történik-e. Az integrációs tesztek száma összesen 141, amelyek elsősorban a végpontok</w:t>
+      </w:r>
+      <w:r>
+        <w:rPr>
+          <w:rFonts w:ascii="Arial" w:hAnsi="Arial" w:cs="Arial"/>
+        </w:rPr>
+        <w:t xml:space="preserve"> </w:t>
+      </w:r>
+      <w:r>
+        <w:rPr>
+          <w:rFonts w:ascii="Arial" w:hAnsi="Arial" w:cs="Arial"/>
+        </w:rPr>
+        <w:t>és a hozzájuk kapcsolódó teljes kéréskezelési folyamat helyességét vizsgálják, valós adatbázis-műveletek mellett. Ezáltal</w:t>
+      </w:r>
+      <w:r>
+        <w:rPr>
+          <w:rFonts w:ascii="Arial" w:hAnsi="Arial" w:cs="Arial"/>
+        </w:rPr>
+        <w:t>,</w:t>
+      </w:r>
+      <w:r>
+        <w:rPr>
+          <w:rFonts w:ascii="Arial" w:hAnsi="Arial" w:cs="Arial"/>
+        </w:rPr>
+        <w:t xml:space="preserve"> a unit tesztekkel ellentétben</w:t>
+      </w:r>
+      <w:r>
+        <w:rPr>
+          <w:rFonts w:ascii="Arial" w:hAnsi="Arial" w:cs="Arial"/>
+        </w:rPr>
+        <w:t>,</w:t>
+      </w:r>
+      <w:r>
+        <w:rPr>
+          <w:rFonts w:ascii="Arial" w:hAnsi="Arial" w:cs="Arial"/>
+        </w:rPr>
+        <w:t xml:space="preserve"> itt nem az egyes függvények elszigetelt működése, hanem a rendszer komponenseinek együttes</w:t>
+      </w:r>
+      <w:r>
+        <w:rPr>
+          <w:rFonts w:ascii="Arial" w:hAnsi="Arial" w:cs="Arial"/>
+        </w:rPr>
+        <w:t xml:space="preserve"> </w:t>
+      </w:r>
+      <w:r>
+        <w:rPr>
+          <w:rFonts w:ascii="Arial" w:hAnsi="Arial" w:cs="Arial"/>
+        </w:rPr>
+        <w:t>viselkedése kerül ellenőrzésre.</w:t>
       </w:r>
     </w:p>
     <w:p>
@@ -14087,19 +14187,79 @@
         <w:rPr>
           <w:rFonts w:ascii="Arial" w:hAnsi="Arial" w:cs="Arial"/>
         </w:rPr>
-        <w:t xml:space="preserve"> eszközt </w:t>
-      </w:r>
-      <w:r>
-        <w:rPr>
-          <w:rFonts w:ascii="Arial" w:hAnsi="Arial" w:cs="Arial"/>
-        </w:rPr>
-        <w:t>használtam</w:t>
-      </w:r>
-      <w:r>
-        <w:rPr>
-          <w:rFonts w:ascii="Arial" w:hAnsi="Arial" w:cs="Arial"/>
-        </w:rPr>
-        <w:t xml:space="preserve">, amely megmutatja, hogy a kódbázis mekkora hányada van lefedve tesztekkel. Ennek segítségével azonosíthatóak voltak azok a kódrészletek, amelyek még nem rendelkeztek megfelelő teszteléssel, így célzottan bővíthettem a tesztkészletet. A tesztek automatizált futtatását </w:t>
+        <w:t xml:space="preserve"> eszközt használtam, amely megmutatja, hogy a kódbázis mekkora hányada van lefedve tesztekkel. A 383 unit és 141 integrációs teszteset, összesen tehát 524 futtatott teszt eredményeként a backend kódbázisának teljes lefedettsége 94%, ami a legtöbb modul esetében 95–100% közötti értéket jelent. Ez alól kivételt képez néhány terület: a </w:t>
+      </w:r>
+      <w:r>
+        <w:rPr>
+          <w:rFonts w:ascii="Arial" w:hAnsi="Arial" w:cs="Arial"/>
+          <w:i/>
+          <w:iCs/>
+        </w:rPr>
+        <w:lastRenderedPageBreak/>
+        <w:t>crud.py</w:t>
+      </w:r>
+      <w:r>
+        <w:rPr>
+          <w:rFonts w:ascii="Arial" w:hAnsi="Arial" w:cs="Arial"/>
+        </w:rPr>
+        <w:t xml:space="preserve"> (69%), a </w:t>
+      </w:r>
+      <w:r>
+        <w:rPr>
+          <w:rFonts w:ascii="Arial" w:hAnsi="Arial" w:cs="Arial"/>
+          <w:i/>
+          <w:iCs/>
+        </w:rPr>
+        <w:t>trip_sharing.py</w:t>
+      </w:r>
+      <w:r>
+        <w:rPr>
+          <w:rFonts w:ascii="Arial" w:hAnsi="Arial" w:cs="Arial"/>
+        </w:rPr>
+        <w:t xml:space="preserve"> (72%) és a </w:t>
+      </w:r>
+      <w:r>
+        <w:rPr>
+          <w:rFonts w:ascii="Arial" w:hAnsi="Arial" w:cs="Arial"/>
+          <w:i/>
+          <w:iCs/>
+        </w:rPr>
+        <w:t>place_access.py</w:t>
+      </w:r>
+      <w:r>
+        <w:rPr>
+          <w:rFonts w:ascii="Arial" w:hAnsi="Arial" w:cs="Arial"/>
+        </w:rPr>
+        <w:t xml:space="preserve"> (76%) fájlok esetében a ritkábban előforduló, szélsőséges elágazások egy része nem került teljes mértékben lefedésre, míg a legalacsonyabb, 28%-os lefedettséget a </w:t>
+      </w:r>
+      <w:r>
+        <w:rPr>
+          <w:rFonts w:ascii="Arial" w:hAnsi="Arial" w:cs="Arial"/>
+          <w:i/>
+          <w:iCs/>
+        </w:rPr>
+        <w:t>llm_client.py</w:t>
+      </w:r>
+      <w:r>
+        <w:rPr>
+          <w:rFonts w:ascii="Arial" w:hAnsi="Arial" w:cs="Arial"/>
+        </w:rPr>
+        <w:t xml:space="preserve"> modul mutatja, ami a DeepSeek API tényleges meghívásáért felelős. Ez utóbbi alacsonyabb értéke azzal magyarázható, hogy egy külső, fizetős szolgáltatás valós hívásainak automatizált, minden ágra kiterjedő tesztelése nem célszerű, ezért ez a modul elsősorban a felhasználást körülvevő logika szintjén van tesztelve.</w:t>
+      </w:r>
+    </w:p>
+    <w:p>
+      <w:pPr>
+        <w:spacing w:line="360" w:lineRule="auto"/>
+        <w:jc w:val="both"/>
+        <w:rPr>
+          <w:rFonts w:ascii="Arial" w:hAnsi="Arial" w:cs="Arial"/>
+        </w:rPr>
+      </w:pPr>
+      <w:r>
+        <w:rPr>
+          <w:rFonts w:ascii="Arial" w:hAnsi="Arial" w:cs="Arial"/>
+        </w:rPr>
+        <w:t xml:space="preserve">A tesztlefedettségi riport alapján azonosíthatóak voltak azok a kódrészletek, amelyek még nem rendelkeztek megfelelő teszteléssel, így célzottan bővíthettem a tesztkészletet. A tesztek automatizált futtatását </w:t>
       </w:r>
       <w:r>
         <w:rPr>
@@ -14147,41 +14307,40 @@
         <w:rPr>
           <w:rFonts w:ascii="Arial" w:hAnsi="Arial" w:cs="Arial"/>
         </w:rPr>
-        <w:t xml:space="preserve">A technikai, automatizált tesztelési módszerek mellett fontosnak tartottam, hogy az alkalmazás használhatóságát valós felhasználók bevonásával is megvizsgáljam. </w:t>
-      </w:r>
-      <w:r>
-        <w:rPr>
-          <w:rFonts w:ascii="Arial" w:hAnsi="Arial" w:cs="Arial"/>
-        </w:rPr>
-        <w:lastRenderedPageBreak/>
-        <w:t xml:space="preserve">Ennek keretében 5 tesztfelhasználó számára biztosítottam hozzáférést az alkalmazáshoz, akiket arra kértem, hogy szabadon </w:t>
-      </w:r>
-      <w:r>
-        <w:rPr>
-          <w:rFonts w:ascii="Arial" w:hAnsi="Arial" w:cs="Arial"/>
-        </w:rPr>
-        <w:t>próbálgassák</w:t>
-      </w:r>
-      <w:r>
-        <w:rPr>
-          <w:rFonts w:ascii="Arial" w:hAnsi="Arial" w:cs="Arial"/>
-        </w:rPr>
-        <w:t xml:space="preserve"> végig a rendszer funkcióit, és amennyiben valamilyen hibát vagy problémát tapasztalnak, jelezzék azt számomra, illetve fogalmazzanak meg javaslatokat az alkalmazás továbbfejlesztésével kapcsolatban. A visszajelzések alapján több, a felhasználói élményt érintő problémát is sikerült azonosítani és javítani, ami hozzájárult az alkalmazás használhatóságának és intuitivitásának javulásához.</w:t>
-      </w:r>
-    </w:p>
-    <w:p>
-      <w:pPr>
-        <w:spacing w:line="360" w:lineRule="auto"/>
-        <w:jc w:val="both"/>
-        <w:rPr>
-          <w:rFonts w:ascii="Arial" w:hAnsi="Arial" w:cs="Arial"/>
-        </w:rPr>
-      </w:pPr>
-      <w:r>
-        <w:rPr>
-          <w:rFonts w:ascii="Arial" w:hAnsi="Arial" w:cs="Arial"/>
-        </w:rPr>
-        <w:t>hány teszt, hány százalék??</w:t>
+        <w:t>A technikai, automatizált tesztelési módszerek mellett fontosnak tartottam, hogy az alkalmazás használhatóságát valós felhasználók bevonásával is megvizsgáljam. Ennek keretében 5, rendszeresen utazó barát</w:t>
+      </w:r>
+      <w:r>
+        <w:rPr>
+          <w:rFonts w:ascii="Arial" w:hAnsi="Arial" w:cs="Arial"/>
+        </w:rPr>
+        <w:t>om</w:t>
+      </w:r>
+      <w:r>
+        <w:rPr>
+          <w:rFonts w:ascii="Arial" w:hAnsi="Arial" w:cs="Arial"/>
+        </w:rPr>
+        <w:t>at kértem meg a tesztelésre</w:t>
+      </w:r>
+      <w:r>
+        <w:rPr>
+          <w:rFonts w:ascii="Arial" w:hAnsi="Arial" w:cs="Arial"/>
+        </w:rPr>
+        <w:t>, akik körülbelül két héten keresztül, önállóan használták a rendszert. A tesztelés során arra kértem őket, hogy tervezzenek meg saját utazásokat, mentsenek el korábban meglátogatott helyeket, valamint általánosságban is próbálgassák végig az alkalmazás funkcióit, és az eközben tapasztalt hibákról, problémákról, illetve fejlesztési javaslataikról adjanak visszajelzést.</w:t>
+      </w:r>
+    </w:p>
+    <w:p>
+      <w:pPr>
+        <w:spacing w:line="360" w:lineRule="auto"/>
+        <w:jc w:val="both"/>
+        <w:rPr>
+          <w:rFonts w:ascii="Arial" w:hAnsi="Arial" w:cs="Arial"/>
+        </w:rPr>
+      </w:pPr>
+      <w:r>
+        <w:rPr>
+          <w:rFonts w:ascii="Arial" w:hAnsi="Arial" w:cs="Arial"/>
+        </w:rPr>
+        <w:t>A visszajelzések alapján több, a felhasználói élményt érintő problémát is sikerült azonosítani. Ezek közül a legjelentősebbek a következők voltak: a főoldal a tesztelők szerint túl semmitmondó volt, nem nyújtott elég érdemi információt vagy motivációt a további használatra, valamint a dátumválasztó komponens kezelése nehézkesnek bizonyult. Ezeken felül a tesztelők számos további, apróbb dizájn- és működésbeli problémára is felhívták a figyelmet, amelyeket önálló fejlesztőként korábban nem vettem észre. A visszajelzések alapján ezeket a problémákat a fejlesztés során javítottam, ami hozzájárult az alkalmazás használhatóságának és intuitivitásának javulásához.</w:t>
       </w:r>
     </w:p>
     <w:p>
@@ -14204,6 +14363,7 @@
           <w:sz w:val="32"/>
           <w:szCs w:val="32"/>
         </w:rPr>
+        <w:lastRenderedPageBreak/>
         <w:t>7. Használat</w:t>
       </w:r>
     </w:p>
@@ -14406,14 +14566,7 @@
         <w:rPr>
           <w:rFonts w:ascii="Arial" w:hAnsi="Arial" w:cs="Arial"/>
         </w:rPr>
-        <w:t xml:space="preserve">a felhasználók az első néhány helyszín </w:t>
-      </w:r>
-      <w:r>
-        <w:rPr>
-          <w:rFonts w:ascii="Arial" w:hAnsi="Arial" w:cs="Arial"/>
-        </w:rPr>
-        <w:lastRenderedPageBreak/>
-        <w:t>rögzítését és utazás megtervezését ingyenesen vehetnék igénybe</w:t>
+        <w:t>a felhasználók az első néhány helyszín rögzítését és utazás megtervezését ingyenesen vehetnék igénybe</w:t>
       </w:r>
       <w:r>
         <w:rPr>
@@ -14627,6 +14780,7 @@
         <w:rPr>
           <w:rFonts w:ascii="Arial" w:hAnsi="Arial" w:cs="Arial"/>
         </w:rPr>
+        <w:lastRenderedPageBreak/>
         <w:t xml:space="preserve">[1] developer.mozilla.org: </w:t>
       </w:r>
       <w:r>
@@ -15127,139 +15281,139 @@
         <w:rPr>
           <w:rFonts w:ascii="Arial" w:hAnsi="Arial" w:cs="Arial"/>
         </w:rPr>
+        <w:t>[1</w:t>
+      </w:r>
+      <w:r>
+        <w:rPr>
+          <w:rFonts w:ascii="Arial" w:hAnsi="Arial" w:cs="Arial"/>
+        </w:rPr>
+        <w:t>4</w:t>
+      </w:r>
+      <w:r>
+        <w:rPr>
+          <w:rFonts w:ascii="Arial" w:hAnsi="Arial" w:cs="Arial"/>
+        </w:rPr>
+        <w:t xml:space="preserve">] </w:t>
+      </w:r>
+      <w:r>
+        <w:rPr>
+          <w:rFonts w:ascii="Arial" w:hAnsi="Arial" w:cs="Arial"/>
+        </w:rPr>
+        <w:t xml:space="preserve">developers.google.com: </w:t>
+      </w:r>
+      <w:r>
+        <w:rPr>
+          <w:rFonts w:ascii="Arial" w:hAnsi="Arial" w:cs="Arial"/>
+        </w:rPr>
+        <w:t>Using OAuth 2.0 to Access Google APIs</w:t>
+      </w:r>
+      <w:r>
+        <w:rPr>
+          <w:rFonts w:ascii="Arial" w:hAnsi="Arial" w:cs="Arial"/>
+        </w:rPr>
+        <w:t>-</w:t>
+      </w:r>
+      <w:r>
+        <w:rPr>
+          <w:rFonts w:ascii="Arial" w:hAnsi="Arial" w:cs="Arial"/>
+        </w:rPr>
+        <w:t>https://developers.google.com/identity/protocols/oauth2</w:t>
+      </w:r>
+    </w:p>
+    <w:p>
+      <w:pPr>
+        <w:spacing w:line="360" w:lineRule="auto"/>
+        <w:rPr>
+          <w:rFonts w:ascii="Arial" w:hAnsi="Arial" w:cs="Arial"/>
+        </w:rPr>
+      </w:pPr>
+      <w:r>
+        <w:rPr>
+          <w:rFonts w:ascii="Arial" w:hAnsi="Arial" w:cs="Arial"/>
+        </w:rPr>
+        <w:t>[1</w:t>
+      </w:r>
+      <w:r>
+        <w:rPr>
+          <w:rFonts w:ascii="Arial" w:hAnsi="Arial" w:cs="Arial"/>
+        </w:rPr>
+        <w:t>5</w:t>
+      </w:r>
+      <w:r>
+        <w:rPr>
+          <w:rFonts w:ascii="Arial" w:hAnsi="Arial" w:cs="Arial"/>
+        </w:rPr>
+        <w:t xml:space="preserve">] docs.pytest.org: </w:t>
+      </w:r>
+      <w:r>
+        <w:rPr>
+          <w:rFonts w:ascii="Arial" w:hAnsi="Arial" w:cs="Arial"/>
+        </w:rPr>
+        <w:t>pytest: helps you write better programs</w:t>
+      </w:r>
+      <w:r>
+        <w:rPr>
+          <w:rFonts w:ascii="Arial" w:hAnsi="Arial" w:cs="Arial"/>
+        </w:rPr>
+        <w:t>-</w:t>
+      </w:r>
+      <w:r>
+        <w:rPr>
+          <w:rFonts w:ascii="Arial" w:hAnsi="Arial" w:cs="Arial"/>
+        </w:rPr>
+        <w:t>https://docs.pytest.org/en/stable/index.html</w:t>
+      </w:r>
+    </w:p>
+    <w:p>
+      <w:pPr>
+        <w:spacing w:line="360" w:lineRule="auto"/>
+        <w:rPr>
+          <w:rFonts w:ascii="Arial" w:hAnsi="Arial" w:cs="Arial"/>
+        </w:rPr>
+      </w:pPr>
+      <w:r>
+        <w:rPr>
+          <w:rFonts w:ascii="Arial" w:hAnsi="Arial" w:cs="Arial"/>
+        </w:rPr>
+        <w:t>[1</w:t>
+      </w:r>
+      <w:r>
+        <w:rPr>
+          <w:rFonts w:ascii="Arial" w:hAnsi="Arial" w:cs="Arial"/>
+        </w:rPr>
+        <w:t>6</w:t>
+      </w:r>
+      <w:r>
+        <w:rPr>
+          <w:rFonts w:ascii="Arial" w:hAnsi="Arial" w:cs="Arial"/>
+        </w:rPr>
+        <w:t xml:space="preserve">] </w:t>
+      </w:r>
+      <w:r>
+        <w:rPr>
+          <w:rFonts w:ascii="Arial" w:hAnsi="Arial" w:cs="Arial"/>
+        </w:rPr>
+        <w:t>docs.github.com: GitHub Actions documentation-</w:t>
+      </w:r>
+      <w:r>
+        <w:rPr>
+          <w:rFonts w:ascii="Arial" w:hAnsi="Arial" w:cs="Arial"/>
+        </w:rPr>
+        <w:t>https://docs.github.com/en/actions</w:t>
+      </w:r>
+    </w:p>
+    <w:p>
+      <w:pPr>
+        <w:spacing w:line="360" w:lineRule="auto"/>
+        <w:rPr>
+          <w:rFonts w:ascii="Arial" w:hAnsi="Arial" w:cs="Arial"/>
+        </w:rPr>
+      </w:pPr>
+      <w:r>
+        <w:rPr>
+          <w:rFonts w:ascii="Arial" w:hAnsi="Arial" w:cs="Arial"/>
+        </w:rPr>
         <w:lastRenderedPageBreak/>
-        <w:t>[1</w:t>
-      </w:r>
-      <w:r>
-        <w:rPr>
-          <w:rFonts w:ascii="Arial" w:hAnsi="Arial" w:cs="Arial"/>
-        </w:rPr>
-        <w:t>4</w:t>
-      </w:r>
-      <w:r>
-        <w:rPr>
-          <w:rFonts w:ascii="Arial" w:hAnsi="Arial" w:cs="Arial"/>
-        </w:rPr>
-        <w:t xml:space="preserve">] </w:t>
-      </w:r>
-      <w:r>
-        <w:rPr>
-          <w:rFonts w:ascii="Arial" w:hAnsi="Arial" w:cs="Arial"/>
-        </w:rPr>
-        <w:t xml:space="preserve">developers.google.com: </w:t>
-      </w:r>
-      <w:r>
-        <w:rPr>
-          <w:rFonts w:ascii="Arial" w:hAnsi="Arial" w:cs="Arial"/>
-        </w:rPr>
-        <w:t>Using OAuth 2.0 to Access Google APIs</w:t>
-      </w:r>
-      <w:r>
-        <w:rPr>
-          <w:rFonts w:ascii="Arial" w:hAnsi="Arial" w:cs="Arial"/>
-        </w:rPr>
-        <w:t>-</w:t>
-      </w:r>
-      <w:r>
-        <w:rPr>
-          <w:rFonts w:ascii="Arial" w:hAnsi="Arial" w:cs="Arial"/>
-        </w:rPr>
-        <w:t>https://developers.google.com/identity/protocols/oauth2</w:t>
-      </w:r>
-    </w:p>
-    <w:p>
-      <w:pPr>
-        <w:spacing w:line="360" w:lineRule="auto"/>
-        <w:rPr>
-          <w:rFonts w:ascii="Arial" w:hAnsi="Arial" w:cs="Arial"/>
-        </w:rPr>
-      </w:pPr>
-      <w:r>
-        <w:rPr>
-          <w:rFonts w:ascii="Arial" w:hAnsi="Arial" w:cs="Arial"/>
-        </w:rPr>
-        <w:t>[1</w:t>
-      </w:r>
-      <w:r>
-        <w:rPr>
-          <w:rFonts w:ascii="Arial" w:hAnsi="Arial" w:cs="Arial"/>
-        </w:rPr>
-        <w:t>5</w:t>
-      </w:r>
-      <w:r>
-        <w:rPr>
-          <w:rFonts w:ascii="Arial" w:hAnsi="Arial" w:cs="Arial"/>
-        </w:rPr>
-        <w:t xml:space="preserve">] docs.pytest.org: </w:t>
-      </w:r>
-      <w:r>
-        <w:rPr>
-          <w:rFonts w:ascii="Arial" w:hAnsi="Arial" w:cs="Arial"/>
-        </w:rPr>
-        <w:t>pytest: helps you write better programs</w:t>
-      </w:r>
-      <w:r>
-        <w:rPr>
-          <w:rFonts w:ascii="Arial" w:hAnsi="Arial" w:cs="Arial"/>
-        </w:rPr>
-        <w:t>-</w:t>
-      </w:r>
-      <w:r>
-        <w:rPr>
-          <w:rFonts w:ascii="Arial" w:hAnsi="Arial" w:cs="Arial"/>
-        </w:rPr>
-        <w:t>https://docs.pytest.org/en/stable/index.html</w:t>
-      </w:r>
-    </w:p>
-    <w:p>
-      <w:pPr>
-        <w:spacing w:line="360" w:lineRule="auto"/>
-        <w:rPr>
-          <w:rFonts w:ascii="Arial" w:hAnsi="Arial" w:cs="Arial"/>
-        </w:rPr>
-      </w:pPr>
-      <w:r>
-        <w:rPr>
-          <w:rFonts w:ascii="Arial" w:hAnsi="Arial" w:cs="Arial"/>
-        </w:rPr>
-        <w:t>[1</w:t>
-      </w:r>
-      <w:r>
-        <w:rPr>
-          <w:rFonts w:ascii="Arial" w:hAnsi="Arial" w:cs="Arial"/>
-        </w:rPr>
-        <w:t>6</w:t>
-      </w:r>
-      <w:r>
-        <w:rPr>
-          <w:rFonts w:ascii="Arial" w:hAnsi="Arial" w:cs="Arial"/>
-        </w:rPr>
-        <w:t xml:space="preserve">] </w:t>
-      </w:r>
-      <w:r>
-        <w:rPr>
-          <w:rFonts w:ascii="Arial" w:hAnsi="Arial" w:cs="Arial"/>
-        </w:rPr>
-        <w:t>docs.github.com: GitHub Actions documentation-</w:t>
-      </w:r>
-      <w:r>
-        <w:rPr>
-          <w:rFonts w:ascii="Arial" w:hAnsi="Arial" w:cs="Arial"/>
-        </w:rPr>
-        <w:t>https://docs.github.com/en/actions</w:t>
-      </w:r>
-    </w:p>
-    <w:p>
-      <w:pPr>
-        <w:spacing w:line="360" w:lineRule="auto"/>
-        <w:rPr>
-          <w:rFonts w:ascii="Arial" w:hAnsi="Arial" w:cs="Arial"/>
-        </w:rPr>
-      </w:pPr>
-      <w:r>
-        <w:rPr>
-          <w:rFonts w:ascii="Arial" w:hAnsi="Arial" w:cs="Arial"/>
-        </w:rPr>
         <w:t>[1</w:t>
       </w:r>
       <w:r>
@@ -19043,7 +19197,6 @@
   <w:style w:type="character" w:default="1" w:styleId="DefaultParagraphFont">
     <w:name w:val="Default Paragraph Font"/>
     <w:uiPriority w:val="1"/>
-    <w:semiHidden/>
     <w:unhideWhenUsed/>
   </w:style>
   <w:style w:type="table" w:default="1" w:styleId="TableNormal">

--- a/szakdolgozat.docx
+++ b/szakdolgozat.docx
@@ -11462,7 +11462,25 @@
         <w:rPr>
           <w:rFonts w:ascii="Arial" w:hAnsi="Arial" w:cs="Arial"/>
         </w:rPr>
-        <w:t xml:space="preserve">, amelyen keresztül a felhasználó testreszabhatja az alkalmazás megjelenését és az AI-alapú útiterv-generáláshoz használt nyelvi modell szolgáltatóját. A funkció </w:t>
+        <w:t xml:space="preserve"> (settings.html)</w:t>
+      </w:r>
+      <w:r>
+        <w:rPr>
+          <w:rFonts w:ascii="Arial" w:hAnsi="Arial" w:cs="Arial"/>
+        </w:rPr>
+        <w:t>, amelyen keresztül a felhasználó testreszabhatja az alkalmazás</w:t>
+      </w:r>
+      <w:r>
+        <w:rPr>
+          <w:rFonts w:ascii="Arial" w:hAnsi="Arial" w:cs="Arial"/>
+        </w:rPr>
+        <w:t>t</w:t>
+      </w:r>
+      <w:r>
+        <w:rPr>
+          <w:rFonts w:ascii="Arial" w:hAnsi="Arial" w:cs="Arial"/>
+        </w:rPr>
+        <w:t xml:space="preserve">. A funkció </w:t>
       </w:r>
       <w:r>
         <w:rPr>
@@ -11500,26 +11518,11 @@
         </w:rPr>
         <w:t>.</w:t>
       </w:r>
-    </w:p>
-    <w:p>
-      <w:pPr>
-        <w:spacing w:line="360" w:lineRule="auto"/>
-        <w:jc w:val="both"/>
-        <w:rPr>
-          <w:rFonts w:ascii="Arial" w:hAnsi="Arial" w:cs="Arial"/>
-        </w:rPr>
-      </w:pPr>
-      <w:r>
-        <w:rPr>
-          <w:rFonts w:ascii="Arial" w:hAnsi="Arial" w:cs="Arial"/>
-        </w:rPr>
-        <w:t xml:space="preserve">5.7.1. </w:t>
-      </w:r>
-      <w:r>
-        <w:rPr>
-          <w:rFonts w:ascii="Arial" w:hAnsi="Arial" w:cs="Arial"/>
-        </w:rPr>
-        <w:t>Téma és nyelv kiválasztása</w:t>
+      <w:r>
+        <w:rPr>
+          <w:rFonts w:ascii="Arial" w:hAnsi="Arial" w:cs="Arial"/>
+        </w:rPr>
+        <w:t xml:space="preserve"> A kliens oldali logikát a settings.js valósítja meg.</w:t>
       </w:r>
     </w:p>
     <w:p>
@@ -11560,7 +11563,19 @@
         <w:rPr>
           <w:rFonts w:ascii="Arial" w:hAnsi="Arial" w:cs="Arial"/>
         </w:rPr>
-        <w:t xml:space="preserve">alapértelmezett értékként sötét témát és angol nyelvet feltételezve, amennyiben még nem történt korábbi mentés. A kiolvasott értékeket a rendszer egyrészt a legördülő menük aktuális állapotaként jeleníti meg, másrészt azonnal alkalmazza is: a témát az </w:t>
+        <w:t>alapértelmezett értékként sötét témát és angol nyelvet feltételezve, amennyiben még nem történt korább</w:t>
+      </w:r>
+      <w:r>
+        <w:rPr>
+          <w:rFonts w:ascii="Arial" w:hAnsi="Arial" w:cs="Arial"/>
+        </w:rPr>
+        <w:t>an változtatás</w:t>
+      </w:r>
+      <w:r>
+        <w:rPr>
+          <w:rFonts w:ascii="Arial" w:hAnsi="Arial" w:cs="Arial"/>
+        </w:rPr>
+        <w:t xml:space="preserve">. A kiolvasott értékeket a rendszer egyrészt a legördülő menük aktuális állapotaként jeleníti meg, másrészt azonnal alkalmazza is: a témát az </w:t>
       </w:r>
       <w:r>
         <w:rPr>
@@ -11574,7 +11589,7 @@
         <w:rPr>
           <w:rFonts w:ascii="Arial" w:hAnsi="Arial" w:cs="Arial"/>
         </w:rPr>
-        <w:t xml:space="preserve"> globális függvény állítja be, míg a nyelvet az i18n modul </w:t>
+        <w:t xml:space="preserve"> függvény állítja be, míg a nyelvet az i18n modul </w:t>
       </w:r>
       <w:r>
         <w:rPr>
@@ -11602,22 +11617,145 @@
         <w:rPr>
           <w:rFonts w:ascii="Arial" w:hAnsi="Arial" w:cs="Arial"/>
         </w:rPr>
-        <w:t xml:space="preserve"> metódusai vezetik át a felületen. Amennyiben a felhasználó az "Auto (System)" témaopciót választja, a rendszer egy külön eseményfigyelőt is regisztrál, amely az operációs rendszer téma-beállításának változását követi.</w:t>
-      </w:r>
-    </w:p>
-    <w:p>
-      <w:pPr>
-        <w:spacing w:line="360" w:lineRule="auto"/>
-        <w:jc w:val="both"/>
-        <w:rPr>
-          <w:rFonts w:ascii="Arial" w:hAnsi="Arial" w:cs="Arial"/>
-        </w:rPr>
-      </w:pPr>
-      <w:r>
-        <w:rPr>
-          <w:rFonts w:ascii="Arial" w:hAnsi="Arial" w:cs="Arial"/>
-        </w:rPr>
-        <w:t xml:space="preserve">Az űrlap elküldésekor a rendszer a kiválasztott téma- és nyelvi értékeket elmenti a </w:t>
+        <w:t xml:space="preserve"> metódusai </w:t>
+      </w:r>
+      <w:r>
+        <w:rPr>
+          <w:rFonts w:ascii="Arial" w:hAnsi="Arial" w:cs="Arial"/>
+        </w:rPr>
+        <w:t>kezelik</w:t>
+      </w:r>
+      <w:r>
+        <w:rPr>
+          <w:rFonts w:ascii="Arial" w:hAnsi="Arial" w:cs="Arial"/>
+        </w:rPr>
+        <w:t>. Amennyiben a felhasználó az "Auto (System)" tém</w:t>
+      </w:r>
+      <w:r>
+        <w:rPr>
+          <w:rFonts w:ascii="Arial" w:hAnsi="Arial" w:cs="Arial"/>
+        </w:rPr>
+        <w:t>át</w:t>
+      </w:r>
+      <w:r>
+        <w:rPr>
+          <w:rFonts w:ascii="Arial" w:hAnsi="Arial" w:cs="Arial"/>
+        </w:rPr>
+        <w:t xml:space="preserve"> választja, a rendszer egy külön eseményfigyelőt is regisztrál, amely az operációs rendszer téma-beállításának változását követi.</w:t>
+      </w:r>
+    </w:p>
+    <w:p>
+      <w:pPr>
+        <w:spacing w:line="360" w:lineRule="auto"/>
+        <w:jc w:val="both"/>
+        <w:rPr>
+          <w:rFonts w:ascii="Arial" w:hAnsi="Arial" w:cs="Arial"/>
+        </w:rPr>
+      </w:pPr>
+      <w:r>
+        <w:rPr>
+          <w:rFonts w:ascii="Arial" w:hAnsi="Arial" w:cs="Arial"/>
+        </w:rPr>
+        <w:t>A téma- és nyelvváltás már a választómezők módosításakor élőben érvényesül a felületen</w:t>
+      </w:r>
+      <w:r>
+        <w:rPr>
+          <w:rFonts w:ascii="Arial" w:hAnsi="Arial" w:cs="Arial"/>
+        </w:rPr>
+        <w:t>. Amennyiben a felhasználó a Cancel gombra kattint, a módosításai nem mentődnek el, és</w:t>
+      </w:r>
+      <w:r>
+        <w:rPr>
+          <w:rFonts w:ascii="Arial" w:hAnsi="Arial" w:cs="Arial"/>
+        </w:rPr>
+        <w:t xml:space="preserve"> a rendszer</w:t>
+      </w:r>
+      <w:r>
+        <w:rPr>
+          <w:rFonts w:ascii="Arial" w:hAnsi="Arial" w:cs="Arial"/>
+        </w:rPr>
+        <w:t xml:space="preserve"> visszanavigál</w:t>
+      </w:r>
+      <w:r>
+        <w:rPr>
+          <w:rFonts w:ascii="Arial" w:hAnsi="Arial" w:cs="Arial"/>
+        </w:rPr>
+        <w:t>ja</w:t>
+      </w:r>
+      <w:r>
+        <w:rPr>
+          <w:rFonts w:ascii="Arial" w:hAnsi="Arial" w:cs="Arial"/>
+        </w:rPr>
+        <w:t xml:space="preserve"> az al</w:t>
+      </w:r>
+      <w:r>
+        <w:rPr>
+          <w:rFonts w:ascii="Arial" w:hAnsi="Arial" w:cs="Arial"/>
+        </w:rPr>
+        <w:t>k</w:t>
+      </w:r>
+      <w:r>
+        <w:rPr>
+          <w:rFonts w:ascii="Arial" w:hAnsi="Arial" w:cs="Arial"/>
+        </w:rPr>
+        <w:t>almazás főoldalára</w:t>
+      </w:r>
+      <w:r>
+        <w:rPr>
+          <w:rFonts w:ascii="Arial" w:hAnsi="Arial" w:cs="Arial"/>
+        </w:rPr>
+        <w:t>.</w:t>
+      </w:r>
+    </w:p>
+    <w:p>
+      <w:pPr>
+        <w:spacing w:line="360" w:lineRule="auto"/>
+        <w:jc w:val="both"/>
+        <w:rPr>
+          <w:rFonts w:ascii="Arial" w:hAnsi="Arial" w:cs="Arial"/>
+        </w:rPr>
+      </w:pPr>
+      <w:r>
+        <w:rPr>
+          <w:rFonts w:ascii="Arial" w:hAnsi="Arial" w:cs="Arial"/>
+        </w:rPr>
+        <w:t>A</w:t>
+      </w:r>
+      <w:r>
+        <w:rPr>
+          <w:rFonts w:ascii="Arial" w:hAnsi="Arial" w:cs="Arial"/>
+        </w:rPr>
+        <w:t xml:space="preserve"> mentés gomb megnyomásakor </w:t>
+      </w:r>
+      <w:r>
+        <w:rPr>
+          <w:rFonts w:ascii="Arial" w:hAnsi="Arial" w:cs="Arial"/>
+        </w:rPr>
+        <w:t xml:space="preserve">a rendszer a kiválasztott </w:t>
+      </w:r>
+      <w:r>
+        <w:rPr>
+          <w:rFonts w:ascii="Arial" w:hAnsi="Arial" w:cs="Arial"/>
+        </w:rPr>
+        <w:t>témát és nyelvet</w:t>
+      </w:r>
+      <w:r>
+        <w:rPr>
+          <w:rFonts w:ascii="Arial" w:hAnsi="Arial" w:cs="Arial"/>
+        </w:rPr>
+        <w:t xml:space="preserve"> </w:t>
+      </w:r>
+      <w:r>
+        <w:rPr>
+          <w:rFonts w:ascii="Arial" w:hAnsi="Arial" w:cs="Arial"/>
+        </w:rPr>
+        <w:t>eltárolja</w:t>
+      </w:r>
+      <w:r>
+        <w:rPr>
+          <w:rFonts w:ascii="Arial" w:hAnsi="Arial" w:cs="Arial"/>
+        </w:rPr>
+        <w:t xml:space="preserve"> a </w:t>
       </w:r>
       <w:r>
         <w:rPr>
@@ -11631,7 +11769,7 @@
         <w:rPr>
           <w:rFonts w:ascii="Arial" w:hAnsi="Arial" w:cs="Arial"/>
         </w:rPr>
-        <w:t>-ba, majd újra alkalmazza azokat a felületen. A sikeres mentésről a felhasználó egy rövid, néhány másodperc után automatikusan eltűnő visszajelző üzenetet kap.</w:t>
+        <w:t>-ba. A sikeres mentésről a felhasználó egy rövid, néhány másodperc után automatikusan eltűnő visszajelző üzenetet kap.</w:t>
       </w:r>
     </w:p>
     <w:p>
@@ -11650,6 +11788,7 @@
           <w:sz w:val="28"/>
           <w:szCs w:val="28"/>
         </w:rPr>
+        <w:lastRenderedPageBreak/>
         <w:t>5.</w:t>
       </w:r>
       <w:r>
@@ -11681,222 +11820,221 @@
         <w:rPr>
           <w:rFonts w:ascii="Arial" w:hAnsi="Arial" w:cs="Arial"/>
         </w:rPr>
+        <w:t>A profil oldal a bejelentkezett felhasználó fiókjának áttekintő nézeteként funkcionál: megjeleníti az alapvető fiókadatokat, néhány összesítő statisztikát, valamint innen érhetők el a fiókkezeléssel kapcsolatos műveletek (profilszerkesztés, kijelentkezés).</w:t>
+      </w:r>
+    </w:p>
+    <w:p>
+      <w:pPr>
+        <w:spacing w:line="360" w:lineRule="auto"/>
+        <w:jc w:val="both"/>
+        <w:rPr>
+          <w:rFonts w:ascii="Arial" w:hAnsi="Arial" w:cs="Arial"/>
+        </w:rPr>
+      </w:pPr>
+      <w:r>
+        <w:rPr>
+          <w:rFonts w:ascii="Arial" w:hAnsi="Arial" w:cs="Arial"/>
+        </w:rPr>
+        <w:t xml:space="preserve">5.8.1. </w:t>
+      </w:r>
+      <w:r>
+        <w:rPr>
+          <w:rFonts w:ascii="Arial" w:hAnsi="Arial" w:cs="Arial"/>
+        </w:rPr>
+        <w:t>Autentikáció ellenőrzése és alapadatok betöltése</w:t>
+      </w:r>
+    </w:p>
+    <w:p>
+      <w:pPr>
+        <w:spacing w:line="360" w:lineRule="auto"/>
+        <w:jc w:val="both"/>
+        <w:rPr>
+          <w:rFonts w:ascii="Arial" w:hAnsi="Arial" w:cs="Arial"/>
+        </w:rPr>
+      </w:pPr>
+      <w:r>
+        <w:rPr>
+          <w:rFonts w:ascii="Arial" w:hAnsi="Arial" w:cs="Arial"/>
+        </w:rPr>
+        <w:t xml:space="preserve">Az oldal betöltésekor a kliens oldali script először a </w:t>
+      </w:r>
+      <w:r>
+        <w:rPr>
+          <w:rFonts w:ascii="Arial" w:hAnsi="Arial" w:cs="Arial"/>
+          <w:i/>
+          <w:iCs/>
+        </w:rPr>
+        <w:t>localStorage</w:t>
+      </w:r>
+      <w:r>
+        <w:rPr>
+          <w:rFonts w:ascii="Arial" w:hAnsi="Arial" w:cs="Arial"/>
+        </w:rPr>
+        <w:t xml:space="preserve"> tárolóból olvassa ki a bejelentkezett felhasználó azonosítóját és felhasználónevét. Amennyiben ezek egyike hiányzik, a rendszer nem kísérli meg az adatlekérdezést, hanem egy "Guest" feliratú, be nem jelentkezett állapotot jelenít meg, ahol a fiókműveletek helyén egy bejelentkezésre és regisztrációra felszólító üzenet, valamint a megfelelő oldalakra mutató gombok jelennek meg.</w:t>
+      </w:r>
+    </w:p>
+    <w:p>
+      <w:pPr>
+        <w:spacing w:line="360" w:lineRule="auto"/>
+        <w:jc w:val="both"/>
+        <w:rPr>
+          <w:rFonts w:ascii="Arial" w:hAnsi="Arial" w:cs="Arial"/>
+        </w:rPr>
+      </w:pPr>
+      <w:r>
+        <w:rPr>
+          <w:rFonts w:ascii="Arial" w:hAnsi="Arial" w:cs="Arial"/>
+        </w:rPr>
+        <w:t xml:space="preserve">Bejelentkezett felhasználó esetén az oldal a </w:t>
+      </w:r>
+      <w:r>
+        <w:rPr>
+          <w:rFonts w:ascii="Arial" w:hAnsi="Arial" w:cs="Arial"/>
+          <w:i/>
+          <w:iCs/>
+        </w:rPr>
+        <w:t>localStorage</w:t>
+      </w:r>
+      <w:r>
+        <w:rPr>
+          <w:rFonts w:ascii="Arial" w:hAnsi="Arial" w:cs="Arial"/>
+        </w:rPr>
+        <w:t xml:space="preserve">-ban tárolt felhasználónevet azonnal, ideiglenesen megjeleníti, majd egy GET kéréssel lekérdezi a felhasználó friss adatait a </w:t>
+      </w:r>
+      <w:r>
+        <w:rPr>
+          <w:rFonts w:ascii="Arial" w:hAnsi="Arial" w:cs="Arial"/>
+          <w:i/>
+          <w:iCs/>
+        </w:rPr>
+        <w:t>/api/users/{user_id}</w:t>
+      </w:r>
+      <w:r>
+        <w:rPr>
+          <w:rFonts w:ascii="Arial" w:hAnsi="Arial" w:cs="Arial"/>
+        </w:rPr>
+        <w:t xml:space="preserve"> végpontról, és ezekkel (felhasználónév, email cím) frissíti a felületet. Ezzel párhuzamosan két további lekérdezés is történik: a </w:t>
+      </w:r>
+      <w:r>
+        <w:rPr>
+          <w:rFonts w:ascii="Arial" w:hAnsi="Arial" w:cs="Arial"/>
+          <w:i/>
+          <w:iCs/>
+        </w:rPr>
+        <w:t>/api/users/{user_id}/visited-places</w:t>
+      </w:r>
+      <w:r>
+        <w:rPr>
+          <w:rFonts w:ascii="Arial" w:hAnsi="Arial" w:cs="Arial"/>
+        </w:rPr>
+        <w:t xml:space="preserve"> végpont a meglátogatott helyek számát, a </w:t>
+      </w:r>
+      <w:r>
+        <w:rPr>
+          <w:rFonts w:ascii="Arial" w:hAnsi="Arial" w:cs="Arial"/>
+          <w:i/>
+          <w:iCs/>
+        </w:rPr>
+        <w:t>/api/users/{user_id}/planned-trips</w:t>
+      </w:r>
+      <w:r>
+        <w:rPr>
+          <w:rFonts w:ascii="Arial" w:hAnsi="Arial" w:cs="Arial"/>
+        </w:rPr>
+        <w:t xml:space="preserve"> végpont pedig a megtervezett utazások számát adja vissza, amelyek a "Statisztikák" szekcióban jelennek meg.</w:t>
+      </w:r>
+    </w:p>
+    <w:p>
+      <w:pPr>
+        <w:spacing w:line="360" w:lineRule="auto"/>
+        <w:jc w:val="both"/>
+        <w:rPr>
+          <w:rFonts w:ascii="Arial" w:hAnsi="Arial" w:cs="Arial"/>
+        </w:rPr>
+      </w:pPr>
+      <w:r>
+        <w:rPr>
+          <w:rFonts w:ascii="Arial" w:hAnsi="Arial" w:cs="Arial"/>
+        </w:rPr>
+        <w:t xml:space="preserve">5.8.2. </w:t>
+      </w:r>
+      <w:r>
+        <w:rPr>
+          <w:rFonts w:ascii="Arial" w:hAnsi="Arial" w:cs="Arial"/>
+        </w:rPr>
+        <w:t>Avatar megjelenítés</w:t>
+      </w:r>
+    </w:p>
+    <w:p>
+      <w:pPr>
+        <w:spacing w:line="360" w:lineRule="auto"/>
+        <w:jc w:val="both"/>
+        <w:rPr>
+          <w:rFonts w:ascii="Arial" w:hAnsi="Arial" w:cs="Arial"/>
+        </w:rPr>
+      </w:pPr>
+      <w:r>
+        <w:rPr>
+          <w:rFonts w:ascii="Arial" w:hAnsi="Arial" w:cs="Arial"/>
+        </w:rPr>
+        <w:t xml:space="preserve">A felhasználó profilképeként a rendszer kétféle megoldást alkalmaz. Amennyiben a felhasználó Google-fiókkal jelentkezett be és a hozzá tartozó profilkép URL-je elérhető a </w:t>
+      </w:r>
+      <w:r>
+        <w:rPr>
+          <w:rFonts w:ascii="Arial" w:hAnsi="Arial" w:cs="Arial"/>
+          <w:i/>
+          <w:iCs/>
+        </w:rPr>
+        <w:t>localStorage</w:t>
+      </w:r>
+      <w:r>
+        <w:rPr>
+          <w:rFonts w:ascii="Arial" w:hAnsi="Arial" w:cs="Arial"/>
+        </w:rPr>
+        <w:t>-ban, a rendszer ezt a képet tölti be és jeleníti meg; a kép sikertelen betöltése esetén automatikusan visszaáll az alapértelmezett megjelenítésre. Amennyiben nincs elérhető Google-profilkép, a rendszer a felhasználónévből  generál egy monogramot: két szóközzel, ponttal, aláhúzásjellel vagy kötőjellel elválasztott névrész esetén azok kezdőbetűit, egyéb esetben a név első egy-két karakterét használva.</w:t>
+      </w:r>
+    </w:p>
+    <w:p>
+      <w:pPr>
+        <w:spacing w:line="360" w:lineRule="auto"/>
+        <w:jc w:val="both"/>
+        <w:rPr>
+          <w:rFonts w:ascii="Arial" w:hAnsi="Arial" w:cs="Arial"/>
+        </w:rPr>
+      </w:pPr>
+      <w:r>
+        <w:rPr>
+          <w:rFonts w:ascii="Arial" w:hAnsi="Arial" w:cs="Arial"/>
+        </w:rPr>
+        <w:t xml:space="preserve">5.8.3. </w:t>
+      </w:r>
+      <w:r>
+        <w:rPr>
+          <w:rFonts w:ascii="Arial" w:hAnsi="Arial" w:cs="Arial"/>
+        </w:rPr>
+        <w:t>Fiókműveletek</w:t>
+      </w:r>
+    </w:p>
+    <w:p>
+      <w:pPr>
+        <w:spacing w:line="360" w:lineRule="auto"/>
+        <w:jc w:val="both"/>
+        <w:rPr>
+          <w:rFonts w:ascii="Arial" w:hAnsi="Arial" w:cs="Arial"/>
+        </w:rPr>
+      </w:pPr>
+      <w:r>
+        <w:rPr>
+          <w:rFonts w:ascii="Arial" w:hAnsi="Arial" w:cs="Arial"/>
+        </w:rPr>
+        <w:t xml:space="preserve">A sikeres adatbetöltést követően a "Fiók" szekció dinamikusan felépül, és két lehetőséget kínál a felhasználó számára: a profil szerkesztésére mutató hivatkozást, </w:t>
+      </w:r>
+      <w:r>
+        <w:rPr>
+          <w:rFonts w:ascii="Arial" w:hAnsi="Arial" w:cs="Arial"/>
+        </w:rPr>
         <w:lastRenderedPageBreak/>
-        <w:t>A profil oldal a bejelentkezett felhasználó fiókjának áttekintő nézeteként funkcionál: megjeleníti az alapvető fiókadatokat, néhány összesítő statisztikát, valamint innen érhetők el a fiókkezeléssel kapcsolatos műveletek (profilszerkesztés, kijelentkezés).</w:t>
-      </w:r>
-    </w:p>
-    <w:p>
-      <w:pPr>
-        <w:spacing w:line="360" w:lineRule="auto"/>
-        <w:jc w:val="both"/>
-        <w:rPr>
-          <w:rFonts w:ascii="Arial" w:hAnsi="Arial" w:cs="Arial"/>
-        </w:rPr>
-      </w:pPr>
-      <w:r>
-        <w:rPr>
-          <w:rFonts w:ascii="Arial" w:hAnsi="Arial" w:cs="Arial"/>
-        </w:rPr>
-        <w:t xml:space="preserve">5.8.1. </w:t>
-      </w:r>
-      <w:r>
-        <w:rPr>
-          <w:rFonts w:ascii="Arial" w:hAnsi="Arial" w:cs="Arial"/>
-        </w:rPr>
-        <w:t>Autentikáció ellenőrzése és alapadatok betöltése</w:t>
-      </w:r>
-    </w:p>
-    <w:p>
-      <w:pPr>
-        <w:spacing w:line="360" w:lineRule="auto"/>
-        <w:jc w:val="both"/>
-        <w:rPr>
-          <w:rFonts w:ascii="Arial" w:hAnsi="Arial" w:cs="Arial"/>
-        </w:rPr>
-      </w:pPr>
-      <w:r>
-        <w:rPr>
-          <w:rFonts w:ascii="Arial" w:hAnsi="Arial" w:cs="Arial"/>
-        </w:rPr>
-        <w:t xml:space="preserve">Az oldal betöltésekor a kliens oldali script először a </w:t>
-      </w:r>
-      <w:r>
-        <w:rPr>
-          <w:rFonts w:ascii="Arial" w:hAnsi="Arial" w:cs="Arial"/>
-          <w:i/>
-          <w:iCs/>
-        </w:rPr>
-        <w:t>localStorage</w:t>
-      </w:r>
-      <w:r>
-        <w:rPr>
-          <w:rFonts w:ascii="Arial" w:hAnsi="Arial" w:cs="Arial"/>
-        </w:rPr>
-        <w:t xml:space="preserve"> tárolóból olvassa ki a bejelentkezett felhasználó azonosítóját és felhasználónevét. Amennyiben ezek egyike hiányzik, a rendszer nem kísérli meg az adatlekérdezést, hanem egy "Guest" feliratú, be nem jelentkezett állapotot jelenít meg, ahol a fiókműveletek helyén egy bejelentkezésre és regisztrációra felszólító üzenet, valamint a megfelelő oldalakra mutató gombok jelennek meg.</w:t>
-      </w:r>
-    </w:p>
-    <w:p>
-      <w:pPr>
-        <w:spacing w:line="360" w:lineRule="auto"/>
-        <w:jc w:val="both"/>
-        <w:rPr>
-          <w:rFonts w:ascii="Arial" w:hAnsi="Arial" w:cs="Arial"/>
-        </w:rPr>
-      </w:pPr>
-      <w:r>
-        <w:rPr>
-          <w:rFonts w:ascii="Arial" w:hAnsi="Arial" w:cs="Arial"/>
-        </w:rPr>
-        <w:t xml:space="preserve">Bejelentkezett felhasználó esetén az oldal a </w:t>
-      </w:r>
-      <w:r>
-        <w:rPr>
-          <w:rFonts w:ascii="Arial" w:hAnsi="Arial" w:cs="Arial"/>
-          <w:i/>
-          <w:iCs/>
-        </w:rPr>
-        <w:t>localStorage</w:t>
-      </w:r>
-      <w:r>
-        <w:rPr>
-          <w:rFonts w:ascii="Arial" w:hAnsi="Arial" w:cs="Arial"/>
-        </w:rPr>
-        <w:t xml:space="preserve">-ban tárolt felhasználónevet azonnal, ideiglenesen megjeleníti, majd egy GET kéréssel lekérdezi a felhasználó friss adatait a </w:t>
-      </w:r>
-      <w:r>
-        <w:rPr>
-          <w:rFonts w:ascii="Arial" w:hAnsi="Arial" w:cs="Arial"/>
-          <w:i/>
-          <w:iCs/>
-        </w:rPr>
-        <w:t>/api/users/{user_id}</w:t>
-      </w:r>
-      <w:r>
-        <w:rPr>
-          <w:rFonts w:ascii="Arial" w:hAnsi="Arial" w:cs="Arial"/>
-        </w:rPr>
-        <w:t xml:space="preserve"> végpontról, és ezekkel (felhasználónév, email cím) frissíti a felületet. Ezzel párhuzamosan két további lekérdezés is történik: a </w:t>
-      </w:r>
-      <w:r>
-        <w:rPr>
-          <w:rFonts w:ascii="Arial" w:hAnsi="Arial" w:cs="Arial"/>
-          <w:i/>
-          <w:iCs/>
-        </w:rPr>
-        <w:t>/api/users/{user_id}/visited-places</w:t>
-      </w:r>
-      <w:r>
-        <w:rPr>
-          <w:rFonts w:ascii="Arial" w:hAnsi="Arial" w:cs="Arial"/>
-        </w:rPr>
-        <w:t xml:space="preserve"> végpont a meglátogatott helyek számát, a </w:t>
-      </w:r>
-      <w:r>
-        <w:rPr>
-          <w:rFonts w:ascii="Arial" w:hAnsi="Arial" w:cs="Arial"/>
-          <w:i/>
-          <w:iCs/>
-        </w:rPr>
-        <w:t>/api/users/{user_id}/planned-trips</w:t>
-      </w:r>
-      <w:r>
-        <w:rPr>
-          <w:rFonts w:ascii="Arial" w:hAnsi="Arial" w:cs="Arial"/>
-        </w:rPr>
-        <w:t xml:space="preserve"> végpont pedig a megtervezett utazások számát adja vissza, amelyek a "Statisztikák" szekcióban jelennek meg.</w:t>
-      </w:r>
-    </w:p>
-    <w:p>
-      <w:pPr>
-        <w:spacing w:line="360" w:lineRule="auto"/>
-        <w:jc w:val="both"/>
-        <w:rPr>
-          <w:rFonts w:ascii="Arial" w:hAnsi="Arial" w:cs="Arial"/>
-        </w:rPr>
-      </w:pPr>
-      <w:r>
-        <w:rPr>
-          <w:rFonts w:ascii="Arial" w:hAnsi="Arial" w:cs="Arial"/>
-        </w:rPr>
-        <w:t xml:space="preserve">5.8.2. </w:t>
-      </w:r>
-      <w:r>
-        <w:rPr>
-          <w:rFonts w:ascii="Arial" w:hAnsi="Arial" w:cs="Arial"/>
-        </w:rPr>
-        <w:t>Avatar megjelenítés</w:t>
-      </w:r>
-    </w:p>
-    <w:p>
-      <w:pPr>
-        <w:spacing w:line="360" w:lineRule="auto"/>
-        <w:jc w:val="both"/>
-        <w:rPr>
-          <w:rFonts w:ascii="Arial" w:hAnsi="Arial" w:cs="Arial"/>
-        </w:rPr>
-      </w:pPr>
-      <w:r>
-        <w:rPr>
-          <w:rFonts w:ascii="Arial" w:hAnsi="Arial" w:cs="Arial"/>
-        </w:rPr>
-        <w:t xml:space="preserve">A felhasználó profilképeként a rendszer kétféle megoldást alkalmaz. Amennyiben a felhasználó Google-fiókkal jelentkezett be és a hozzá tartozó profilkép URL-je elérhető a </w:t>
-      </w:r>
-      <w:r>
-        <w:rPr>
-          <w:rFonts w:ascii="Arial" w:hAnsi="Arial" w:cs="Arial"/>
-          <w:i/>
-          <w:iCs/>
-        </w:rPr>
-        <w:t>localStorage</w:t>
-      </w:r>
-      <w:r>
-        <w:rPr>
-          <w:rFonts w:ascii="Arial" w:hAnsi="Arial" w:cs="Arial"/>
-        </w:rPr>
-        <w:t>-ban, a rendszer ezt a képet tölti be és jeleníti meg; a kép sikertelen betöltése esetén automatikusan visszaáll az alapértelmezett megjelenítésre. Amennyiben nincs elérhető Google-profilkép, a rendszer a felhasználónévből  generál egy monogramot: két szóközzel, ponttal, aláhúzásjellel vagy kötőjellel elválasztott névrész esetén azok kezdőbetűit, egyéb esetben a név első egy-két karakterét használva.</w:t>
-      </w:r>
-    </w:p>
-    <w:p>
-      <w:pPr>
-        <w:spacing w:line="360" w:lineRule="auto"/>
-        <w:jc w:val="both"/>
-        <w:rPr>
-          <w:rFonts w:ascii="Arial" w:hAnsi="Arial" w:cs="Arial"/>
-        </w:rPr>
-      </w:pPr>
-      <w:r>
-        <w:rPr>
-          <w:rFonts w:ascii="Arial" w:hAnsi="Arial" w:cs="Arial"/>
-        </w:rPr>
-        <w:t xml:space="preserve">5.8.3. </w:t>
-      </w:r>
-      <w:r>
-        <w:rPr>
-          <w:rFonts w:ascii="Arial" w:hAnsi="Arial" w:cs="Arial"/>
-        </w:rPr>
-        <w:t>Fiókműveletek</w:t>
-      </w:r>
-    </w:p>
-    <w:p>
-      <w:pPr>
-        <w:spacing w:line="360" w:lineRule="auto"/>
-        <w:jc w:val="both"/>
-        <w:rPr>
-          <w:rFonts w:ascii="Arial" w:hAnsi="Arial" w:cs="Arial"/>
-        </w:rPr>
-      </w:pPr>
-      <w:r>
-        <w:rPr>
-          <w:rFonts w:ascii="Arial" w:hAnsi="Arial" w:cs="Arial"/>
-        </w:rPr>
-        <w:t xml:space="preserve">A sikeres adatbetöltést követően a "Fiók" szekció dinamikusan felépül, és két lehetőséget kínál a felhasználó számára: a profil szerkesztésére mutató hivatkozást, valamint egy kijelentkezés gombot. A kijelentkezés gomb megnyomására a rendszer egy megerősítő párbeszédablakot jelenít meg; jóváhagyás esetén a kliens eltávolítja </w:t>
-      </w:r>
-      <w:r>
-        <w:rPr>
-          <w:rFonts w:ascii="Arial" w:hAnsi="Arial" w:cs="Arial"/>
-        </w:rPr>
-        <w:lastRenderedPageBreak/>
-        <w:t xml:space="preserve">a </w:t>
+        <w:t xml:space="preserve">valamint egy kijelentkezés gombot. A kijelentkezés gomb megnyomására a rendszer egy megerősítő párbeszédablakot jelenít meg; jóváhagyás esetén a kliens eltávolítja a </w:t>
       </w:r>
       <w:r>
         <w:rPr>
@@ -12115,7 +12253,14 @@
         <w:rPr>
           <w:rFonts w:ascii="Arial" w:hAnsi="Arial" w:cs="Arial"/>
         </w:rPr>
-        <w:t xml:space="preserve">Az alkalmazás rendelkezik egy elkülönített, jelszóval védett admin felülettel, amelynek elsődleges célja az adatbázis tartalmának környezetek közötti migrálása (például a lokális fejlesztői környezetből a Coolify rendszeren hosztolt, éles környezetbe), mivel az éles adatbázis közvetlen elérése szándékosan nincs biztosítva. A felület egy </w:t>
+        <w:t xml:space="preserve">Az alkalmazás rendelkezik egy elkülönített, jelszóval védett admin felülettel, amelynek elsődleges célja az adatbázis tartalmának környezetek közötti migrálása (például a </w:t>
+      </w:r>
+      <w:r>
+        <w:rPr>
+          <w:rFonts w:ascii="Arial" w:hAnsi="Arial" w:cs="Arial"/>
+        </w:rPr>
+        <w:lastRenderedPageBreak/>
+        <w:t xml:space="preserve">lokális fejlesztői környezetből a Coolify rendszeren hosztolt, éles környezetbe), mivel az éles adatbázis közvetlen elérése szándékosan nincs biztosítva. A felület egy </w:t>
       </w:r>
       <w:r>
         <w:rPr>
@@ -12129,400 +12274,406 @@
         <w:rPr>
           <w:rFonts w:ascii="Arial" w:hAnsi="Arial" w:cs="Arial"/>
         </w:rPr>
+        <w:t>formátumú export/import mechanizmuson keresztül teszi lehetővé a teljes adatbázis-tartalom, valamint a feltöltött fényképfájlok átvitelét.</w:t>
+      </w:r>
+    </w:p>
+    <w:p>
+      <w:pPr>
+        <w:spacing w:line="360" w:lineRule="auto"/>
+        <w:jc w:val="both"/>
+        <w:rPr>
+          <w:rFonts w:ascii="Arial" w:hAnsi="Arial" w:cs="Arial"/>
+        </w:rPr>
+      </w:pPr>
+      <w:r>
+        <w:rPr>
+          <w:rFonts w:ascii="Arial" w:hAnsi="Arial" w:cs="Arial"/>
+        </w:rPr>
+        <w:t>5.9.1. Hozzáférés és hitelesítés</w:t>
+      </w:r>
+    </w:p>
+    <w:p>
+      <w:pPr>
+        <w:spacing w:line="360" w:lineRule="auto"/>
+        <w:jc w:val="both"/>
+        <w:rPr>
+          <w:rFonts w:ascii="Arial" w:hAnsi="Arial" w:cs="Arial"/>
+        </w:rPr>
+      </w:pPr>
+      <w:r>
+        <w:rPr>
+          <w:rFonts w:ascii="Arial" w:hAnsi="Arial" w:cs="Arial"/>
+        </w:rPr>
+        <w:t>Az admin oldal (</w:t>
+      </w:r>
+      <w:r>
+        <w:rPr>
+          <w:rFonts w:ascii="Arial" w:hAnsi="Arial" w:cs="Arial"/>
+          <w:i/>
+          <w:iCs/>
+        </w:rPr>
+        <w:t>admin.html</w:t>
+      </w:r>
+      <w:r>
+        <w:rPr>
+          <w:rFonts w:ascii="Arial" w:hAnsi="Arial" w:cs="Arial"/>
+        </w:rPr>
+        <w:t xml:space="preserve">) betöltésekor a rendszer alapértelmezetten a jelszómezőt tartalmazó belépő nézetet jeleníti meg, a tényleges admin panelt pedig elrejti. A hitelesítés nem a felhasználói fiókokhoz kötött JWT-alapú mechanizmuson keresztül történik, hanem egy külön, szerver oldalon konfigurált </w:t>
+      </w:r>
+      <w:r>
+        <w:rPr>
+          <w:rFonts w:ascii="Arial" w:hAnsi="Arial" w:cs="Arial"/>
+        </w:rPr>
+        <w:t xml:space="preserve">titkos </w:t>
+      </w:r>
+      <w:r>
+        <w:rPr>
+          <w:rFonts w:ascii="Arial" w:hAnsi="Arial" w:cs="Arial"/>
+        </w:rPr>
+        <w:t>admin kulcs (</w:t>
+      </w:r>
+      <w:r>
+        <w:rPr>
+          <w:rFonts w:ascii="Arial" w:hAnsi="Arial" w:cs="Arial"/>
+          <w:i/>
+          <w:iCs/>
+        </w:rPr>
+        <w:t>ADMIN_SECRET</w:t>
+      </w:r>
+      <w:r>
+        <w:rPr>
+          <w:rFonts w:ascii="Arial" w:hAnsi="Arial" w:cs="Arial"/>
+        </w:rPr>
+        <w:t>)</w:t>
+      </w:r>
+      <w:r>
+        <w:rPr>
+          <w:rFonts w:ascii="Arial" w:hAnsi="Arial" w:cs="Arial"/>
+        </w:rPr>
+        <w:t xml:space="preserve"> környezeti változó segítségével.</w:t>
+      </w:r>
+    </w:p>
+    <w:p>
+      <w:pPr>
+        <w:spacing w:line="360" w:lineRule="auto"/>
+        <w:jc w:val="both"/>
+        <w:rPr>
+          <w:rFonts w:ascii="Arial" w:hAnsi="Arial" w:cs="Arial"/>
+        </w:rPr>
+      </w:pPr>
+      <w:r>
+        <w:rPr>
+          <w:rFonts w:ascii="Arial" w:hAnsi="Arial" w:cs="Arial"/>
+        </w:rPr>
+        <w:t xml:space="preserve">A kliens oldalon az </w:t>
+      </w:r>
+      <w:r>
+        <w:rPr>
+          <w:rFonts w:ascii="Arial" w:hAnsi="Arial" w:cs="Arial"/>
+          <w:i/>
+          <w:iCs/>
+        </w:rPr>
+        <w:t>admin.js</w:t>
+      </w:r>
+      <w:r>
+        <w:rPr>
+          <w:rFonts w:ascii="Arial" w:hAnsi="Arial" w:cs="Arial"/>
+        </w:rPr>
+        <w:t xml:space="preserve"> fájl felelős a hitelesítési folyamat kezeléséért. A megadott titkos kulcsot a rendszer az </w:t>
+      </w:r>
+      <w:r>
+        <w:rPr>
+          <w:rFonts w:ascii="Arial" w:hAnsi="Arial" w:cs="Arial"/>
+          <w:i/>
+          <w:iCs/>
+        </w:rPr>
+        <w:t>X-Admin-Secret</w:t>
+      </w:r>
+      <w:r>
+        <w:rPr>
+          <w:rFonts w:ascii="Arial" w:hAnsi="Arial" w:cs="Arial"/>
+        </w:rPr>
+        <w:t xml:space="preserve"> HTTP fejlécben csatolva küldi el a </w:t>
+      </w:r>
+      <w:r>
+        <w:rPr>
+          <w:rFonts w:ascii="Arial" w:hAnsi="Arial" w:cs="Arial"/>
+          <w:i/>
+          <w:iCs/>
+        </w:rPr>
+        <w:t>/api/admin/ping</w:t>
+      </w:r>
+      <w:r>
+        <w:rPr>
+          <w:rFonts w:ascii="Arial" w:hAnsi="Arial" w:cs="Arial"/>
+        </w:rPr>
+        <w:t xml:space="preserve"> végpontra ellenőrzés céljából; sikeres válasz esetén a kulcs a böngésző </w:t>
+      </w:r>
+      <w:r>
+        <w:rPr>
+          <w:rFonts w:ascii="Arial" w:hAnsi="Arial" w:cs="Arial"/>
+          <w:i/>
+          <w:iCs/>
+        </w:rPr>
+        <w:t>sessionStorage</w:t>
+      </w:r>
+      <w:r>
+        <w:rPr>
+          <w:rFonts w:ascii="Arial" w:hAnsi="Arial" w:cs="Arial"/>
+        </w:rPr>
+        <w:t xml:space="preserve"> tárolójában kerül elmentésre, ezáltal az oldal újratöltésekor</w:t>
+      </w:r>
+      <w:r>
+        <w:rPr>
+          <w:rFonts w:ascii="Arial" w:hAnsi="Arial" w:cs="Arial"/>
+        </w:rPr>
+        <w:t xml:space="preserve">, </w:t>
+      </w:r>
+      <w:r>
+        <w:rPr>
+          <w:rFonts w:ascii="Arial" w:hAnsi="Arial" w:cs="Arial"/>
+        </w:rPr>
+        <w:t>amíg a böngészőlap nyitva marad</w:t>
+      </w:r>
+      <w:r>
+        <w:rPr>
+          <w:rFonts w:ascii="Arial" w:hAnsi="Arial" w:cs="Arial"/>
+        </w:rPr>
+        <w:t>,</w:t>
+      </w:r>
+      <w:r>
+        <w:rPr>
+          <w:rFonts w:ascii="Arial" w:hAnsi="Arial" w:cs="Arial"/>
+        </w:rPr>
+        <w:t xml:space="preserve"> nincs szükség ismételt bejelentkezésre. A szerver oldalon (</w:t>
+      </w:r>
+      <w:r>
+        <w:rPr>
+          <w:rFonts w:ascii="Arial" w:hAnsi="Arial" w:cs="Arial"/>
+          <w:i/>
+          <w:iCs/>
+        </w:rPr>
+        <w:t>admin.py</w:t>
+      </w:r>
+      <w:r>
+        <w:rPr>
+          <w:rFonts w:ascii="Arial" w:hAnsi="Arial" w:cs="Arial"/>
+        </w:rPr>
+        <w:t xml:space="preserve">) a </w:t>
+      </w:r>
+      <w:r>
+        <w:rPr>
+          <w:rFonts w:ascii="Arial" w:hAnsi="Arial" w:cs="Arial"/>
+          <w:i/>
+          <w:iCs/>
+        </w:rPr>
+        <w:t>require_admin</w:t>
+      </w:r>
+      <w:r>
+        <w:rPr>
+          <w:rFonts w:ascii="Arial" w:hAnsi="Arial" w:cs="Arial"/>
+        </w:rPr>
+        <w:t xml:space="preserve"> függőség minden admin végpont esetén ellenőrzi a beérkező titkos kulcs helyességét egy időzítéstámadás elleni védelmet biztosító összehasonlítási függvény (</w:t>
+      </w:r>
+      <w:r>
+        <w:rPr>
+          <w:rFonts w:ascii="Arial" w:hAnsi="Arial" w:cs="Arial"/>
+          <w:i/>
+          <w:iCs/>
+        </w:rPr>
+        <w:t>secrets.compare_digest</w:t>
+      </w:r>
+      <w:r>
+        <w:rPr>
+          <w:rFonts w:ascii="Arial" w:hAnsi="Arial" w:cs="Arial"/>
+        </w:rPr>
+        <w:t>) segítségével; amennyiben a szerveren nincs beállítva admin titkos kulcs, a rendszer 503-as státuszkóddal jelzi, hogy az admin funkció nem elérhető, helytelen kulcs esetén pedig 401-es hibaüzenettel utasítja el a kérést.</w:t>
+      </w:r>
+    </w:p>
+    <w:p>
+      <w:pPr>
+        <w:spacing w:line="360" w:lineRule="auto"/>
+        <w:jc w:val="both"/>
+        <w:rPr>
+          <w:rFonts w:ascii="Arial" w:hAnsi="Arial" w:cs="Arial"/>
+        </w:rPr>
+      </w:pPr>
+      <w:r>
+        <w:rPr>
+          <w:rFonts w:ascii="Arial" w:hAnsi="Arial" w:cs="Arial"/>
+        </w:rPr>
+        <w:t>5.9.2. Adatexportálás</w:t>
+      </w:r>
+    </w:p>
+    <w:p>
+      <w:pPr>
+        <w:spacing w:line="360" w:lineRule="auto"/>
+        <w:jc w:val="both"/>
+        <w:rPr>
+          <w:rFonts w:ascii="Arial" w:hAnsi="Arial" w:cs="Arial"/>
+        </w:rPr>
+      </w:pPr>
+      <w:r>
+        <w:rPr>
+          <w:rFonts w:ascii="Arial" w:hAnsi="Arial" w:cs="Arial"/>
+        </w:rPr>
+        <w:t xml:space="preserve">A sikeres hitelesítést követően megjelenő admin panelen az „Export” gomb megnyomására a kliens egy </w:t>
+      </w:r>
+      <w:r>
+        <w:rPr>
+          <w:rFonts w:ascii="Arial" w:hAnsi="Arial" w:cs="Arial"/>
+          <w:i/>
+          <w:iCs/>
+        </w:rPr>
+        <w:t>GET</w:t>
+      </w:r>
+      <w:r>
+        <w:rPr>
+          <w:rFonts w:ascii="Arial" w:hAnsi="Arial" w:cs="Arial"/>
+        </w:rPr>
+        <w:t xml:space="preserve"> kérést küld a </w:t>
+      </w:r>
+      <w:r>
+        <w:rPr>
+          <w:rFonts w:ascii="Arial" w:hAnsi="Arial" w:cs="Arial"/>
+          <w:i/>
+          <w:iCs/>
+        </w:rPr>
+        <w:t>/api/admin/export</w:t>
+      </w:r>
+      <w:r>
+        <w:rPr>
+          <w:rFonts w:ascii="Arial" w:hAnsi="Arial" w:cs="Arial"/>
+        </w:rPr>
+        <w:t xml:space="preserve"> végpontra. A szerver oldalon ez a végpont</w:t>
+      </w:r>
+      <w:r>
+        <w:rPr>
+          <w:rFonts w:ascii="Arial" w:hAnsi="Arial" w:cs="Arial"/>
+        </w:rPr>
+        <w:t xml:space="preserve">, </w:t>
+      </w:r>
+      <w:r>
+        <w:rPr>
+          <w:rFonts w:ascii="Arial" w:hAnsi="Arial" w:cs="Arial"/>
+        </w:rPr>
+        <w:t xml:space="preserve">az </w:t>
+      </w:r>
+      <w:r>
+        <w:rPr>
+          <w:rFonts w:ascii="Arial" w:hAnsi="Arial" w:cs="Arial"/>
+          <w:i/>
+          <w:iCs/>
+        </w:rPr>
+        <w:t>admin.py</w:t>
+      </w:r>
+      <w:r>
+        <w:rPr>
+          <w:rFonts w:ascii="Arial" w:hAnsi="Arial" w:cs="Arial"/>
+        </w:rPr>
+        <w:t xml:space="preserve"> fájlban definiált </w:t>
+      </w:r>
+      <w:r>
+        <w:rPr>
+          <w:rFonts w:ascii="Arial" w:hAnsi="Arial" w:cs="Arial"/>
+          <w:i/>
+          <w:iCs/>
+        </w:rPr>
+        <w:t>_EXPORT_MODELS</w:t>
+      </w:r>
+      <w:r>
+        <w:rPr>
+          <w:rFonts w:ascii="Arial" w:hAnsi="Arial" w:cs="Arial"/>
+        </w:rPr>
+        <w:t xml:space="preserve"> listában rögzített sorrendben</w:t>
+      </w:r>
+      <w:r>
+        <w:rPr>
+          <w:rFonts w:ascii="Arial" w:hAnsi="Arial" w:cs="Arial"/>
+        </w:rPr>
+        <w:t xml:space="preserve"> </w:t>
+      </w:r>
+      <w:r>
+        <w:rPr>
+          <w:rFonts w:ascii="Arial" w:hAnsi="Arial" w:cs="Arial"/>
+        </w:rPr>
+        <w:t>végigiterál az alkalmazás mind a tíz adatbázis-tábláján</w:t>
+      </w:r>
+      <w:r>
+        <w:rPr>
+          <w:rFonts w:ascii="Arial" w:hAnsi="Arial" w:cs="Arial"/>
+        </w:rPr>
+        <w:t xml:space="preserve">, </w:t>
+      </w:r>
+      <w:r>
+        <w:rPr>
+          <w:rFonts w:ascii="Arial" w:hAnsi="Arial" w:cs="Arial"/>
+        </w:rPr>
+        <w:t xml:space="preserve">és minden sorát szótár formátumúra alakítja, a dátum- és decimális típusú mezőket </w:t>
+      </w:r>
+      <w:r>
+        <w:rPr>
+          <w:rFonts w:ascii="Arial" w:hAnsi="Arial" w:cs="Arial"/>
+          <w:i/>
+          <w:iCs/>
+        </w:rPr>
+        <w:t>JSON</w:t>
+      </w:r>
+      <w:r>
+        <w:rPr>
+          <w:rFonts w:ascii="Arial" w:hAnsi="Arial" w:cs="Arial"/>
+        </w:rPr>
+        <w:t>-kompatibilis formára konvertálva.</w:t>
+      </w:r>
+    </w:p>
+    <w:p>
+      <w:pPr>
+        <w:spacing w:line="360" w:lineRule="auto"/>
+        <w:jc w:val="both"/>
+        <w:rPr>
+          <w:rFonts w:ascii="Arial" w:hAnsi="Arial" w:cs="Arial"/>
+        </w:rPr>
+      </w:pPr>
+      <w:r>
+        <w:rPr>
+          <w:rFonts w:ascii="Arial" w:hAnsi="Arial" w:cs="Arial"/>
+        </w:rPr>
+        <w:t xml:space="preserve">Az adattáblák tartalma mellett a rendszer a helyszínekhez feltöltött fényképfájlokat is beemeli az exportba: a képekhez tartozó fájlokat a szerver a lemezről beolvassa, és </w:t>
+      </w:r>
+      <w:r>
+        <w:rPr>
+          <w:rFonts w:ascii="Arial" w:hAnsi="Arial" w:cs="Arial"/>
+          <w:i/>
+          <w:iCs/>
+        </w:rPr>
+        <w:t>Base64</w:t>
+      </w:r>
+      <w:r>
+        <w:rPr>
+          <w:rFonts w:ascii="Arial" w:hAnsi="Arial" w:cs="Arial"/>
+        </w:rPr>
+        <w:t xml:space="preserve"> kódolással szövegessé alakítva csatolja a </w:t>
+      </w:r>
+      <w:r>
+        <w:rPr>
+          <w:rFonts w:ascii="Arial" w:hAnsi="Arial" w:cs="Arial"/>
+          <w:i/>
+          <w:iCs/>
+        </w:rPr>
+        <w:t>JSON</w:t>
+      </w:r>
+      <w:r>
+        <w:rPr>
+          <w:rFonts w:ascii="Arial" w:hAnsi="Arial" w:cs="Arial"/>
+        </w:rPr>
+        <w:t xml:space="preserve"> válaszhoz. Ennek </w:t>
+      </w:r>
+      <w:r>
+        <w:rPr>
+          <w:rFonts w:ascii="Arial" w:hAnsi="Arial" w:cs="Arial"/>
+        </w:rPr>
         <w:lastRenderedPageBreak/>
-        <w:t>formátumú export/import mechanizmuson keresztül teszi lehetővé a teljes adatbázis-tartalom, valamint a feltöltött fényképfájlok átvitelét.</w:t>
-      </w:r>
-    </w:p>
-    <w:p>
-      <w:pPr>
-        <w:spacing w:line="360" w:lineRule="auto"/>
-        <w:jc w:val="both"/>
-        <w:rPr>
-          <w:rFonts w:ascii="Arial" w:hAnsi="Arial" w:cs="Arial"/>
-        </w:rPr>
-      </w:pPr>
-      <w:r>
-        <w:rPr>
-          <w:rFonts w:ascii="Arial" w:hAnsi="Arial" w:cs="Arial"/>
-        </w:rPr>
-        <w:t>5.9.1. Hozzáférés és hitelesítés</w:t>
-      </w:r>
-    </w:p>
-    <w:p>
-      <w:pPr>
-        <w:spacing w:line="360" w:lineRule="auto"/>
-        <w:jc w:val="both"/>
-        <w:rPr>
-          <w:rFonts w:ascii="Arial" w:hAnsi="Arial" w:cs="Arial"/>
-        </w:rPr>
-      </w:pPr>
-      <w:r>
-        <w:rPr>
-          <w:rFonts w:ascii="Arial" w:hAnsi="Arial" w:cs="Arial"/>
-        </w:rPr>
-        <w:t>Az admin oldal (</w:t>
-      </w:r>
-      <w:r>
-        <w:rPr>
-          <w:rFonts w:ascii="Arial" w:hAnsi="Arial" w:cs="Arial"/>
-          <w:i/>
-          <w:iCs/>
-        </w:rPr>
-        <w:t>admin.html</w:t>
-      </w:r>
-      <w:r>
-        <w:rPr>
-          <w:rFonts w:ascii="Arial" w:hAnsi="Arial" w:cs="Arial"/>
-        </w:rPr>
-        <w:t xml:space="preserve">) betöltésekor a rendszer alapértelmezetten a jelszómezőt tartalmazó belépő nézetet jeleníti meg, a tényleges admin panelt pedig elrejti. A hitelesítés nem a felhasználói fiókokhoz kötött JWT-alapú mechanizmuson keresztül történik, hanem egy külön, szerver oldalon konfigurált </w:t>
-      </w:r>
-      <w:r>
-        <w:rPr>
-          <w:rFonts w:ascii="Arial" w:hAnsi="Arial" w:cs="Arial"/>
-        </w:rPr>
-        <w:t xml:space="preserve">titkos </w:t>
-      </w:r>
-      <w:r>
-        <w:rPr>
-          <w:rFonts w:ascii="Arial" w:hAnsi="Arial" w:cs="Arial"/>
-        </w:rPr>
-        <w:t>admin kulcs (</w:t>
-      </w:r>
-      <w:r>
-        <w:rPr>
-          <w:rFonts w:ascii="Arial" w:hAnsi="Arial" w:cs="Arial"/>
-          <w:i/>
-          <w:iCs/>
-        </w:rPr>
-        <w:t>ADMIN_SECRET</w:t>
-      </w:r>
-      <w:r>
-        <w:rPr>
-          <w:rFonts w:ascii="Arial" w:hAnsi="Arial" w:cs="Arial"/>
-        </w:rPr>
-        <w:t>)</w:t>
-      </w:r>
-      <w:r>
-        <w:rPr>
-          <w:rFonts w:ascii="Arial" w:hAnsi="Arial" w:cs="Arial"/>
-        </w:rPr>
-        <w:t xml:space="preserve"> környezeti változó segítségével.</w:t>
-      </w:r>
-    </w:p>
-    <w:p>
-      <w:pPr>
-        <w:spacing w:line="360" w:lineRule="auto"/>
-        <w:jc w:val="both"/>
-        <w:rPr>
-          <w:rFonts w:ascii="Arial" w:hAnsi="Arial" w:cs="Arial"/>
-        </w:rPr>
-      </w:pPr>
-      <w:r>
-        <w:rPr>
-          <w:rFonts w:ascii="Arial" w:hAnsi="Arial" w:cs="Arial"/>
-        </w:rPr>
-        <w:t xml:space="preserve">A kliens oldalon az </w:t>
-      </w:r>
-      <w:r>
-        <w:rPr>
-          <w:rFonts w:ascii="Arial" w:hAnsi="Arial" w:cs="Arial"/>
-          <w:i/>
-          <w:iCs/>
-        </w:rPr>
-        <w:t>admin.js</w:t>
-      </w:r>
-      <w:r>
-        <w:rPr>
-          <w:rFonts w:ascii="Arial" w:hAnsi="Arial" w:cs="Arial"/>
-        </w:rPr>
-        <w:t xml:space="preserve"> fájl felelős a hitelesítési folyamat kezeléséért. A megadott titkos kulcsot a rendszer az </w:t>
-      </w:r>
-      <w:r>
-        <w:rPr>
-          <w:rFonts w:ascii="Arial" w:hAnsi="Arial" w:cs="Arial"/>
-          <w:i/>
-          <w:iCs/>
-        </w:rPr>
-        <w:t>X-Admin-Secret</w:t>
-      </w:r>
-      <w:r>
-        <w:rPr>
-          <w:rFonts w:ascii="Arial" w:hAnsi="Arial" w:cs="Arial"/>
-        </w:rPr>
-        <w:t xml:space="preserve"> HTTP fejlécben csatolva küldi el a </w:t>
-      </w:r>
-      <w:r>
-        <w:rPr>
-          <w:rFonts w:ascii="Arial" w:hAnsi="Arial" w:cs="Arial"/>
-          <w:i/>
-          <w:iCs/>
-        </w:rPr>
-        <w:t>/api/admin/ping</w:t>
-      </w:r>
-      <w:r>
-        <w:rPr>
-          <w:rFonts w:ascii="Arial" w:hAnsi="Arial" w:cs="Arial"/>
-        </w:rPr>
-        <w:t xml:space="preserve"> végpontra ellenőrzés céljából; sikeres válasz esetén a kulcs a böngésző </w:t>
-      </w:r>
-      <w:r>
-        <w:rPr>
-          <w:rFonts w:ascii="Arial" w:hAnsi="Arial" w:cs="Arial"/>
-          <w:i/>
-          <w:iCs/>
-        </w:rPr>
-        <w:t>sessionStorage</w:t>
-      </w:r>
-      <w:r>
-        <w:rPr>
-          <w:rFonts w:ascii="Arial" w:hAnsi="Arial" w:cs="Arial"/>
-        </w:rPr>
-        <w:t xml:space="preserve"> tárolójában kerül elmentésre, ezáltal az oldal újratöltésekor</w:t>
-      </w:r>
-      <w:r>
-        <w:rPr>
-          <w:rFonts w:ascii="Arial" w:hAnsi="Arial" w:cs="Arial"/>
-        </w:rPr>
-        <w:t xml:space="preserve">, </w:t>
-      </w:r>
-      <w:r>
-        <w:rPr>
-          <w:rFonts w:ascii="Arial" w:hAnsi="Arial" w:cs="Arial"/>
-        </w:rPr>
-        <w:t>amíg a böngészőlap nyitva marad</w:t>
-      </w:r>
-      <w:r>
-        <w:rPr>
-          <w:rFonts w:ascii="Arial" w:hAnsi="Arial" w:cs="Arial"/>
-        </w:rPr>
-        <w:t>,</w:t>
-      </w:r>
-      <w:r>
-        <w:rPr>
-          <w:rFonts w:ascii="Arial" w:hAnsi="Arial" w:cs="Arial"/>
-        </w:rPr>
-        <w:t xml:space="preserve"> nincs szükség ismételt bejelentkezésre. A szerver oldalon (</w:t>
-      </w:r>
-      <w:r>
-        <w:rPr>
-          <w:rFonts w:ascii="Arial" w:hAnsi="Arial" w:cs="Arial"/>
-          <w:i/>
-          <w:iCs/>
-        </w:rPr>
-        <w:t>admin.py</w:t>
-      </w:r>
-      <w:r>
-        <w:rPr>
-          <w:rFonts w:ascii="Arial" w:hAnsi="Arial" w:cs="Arial"/>
-        </w:rPr>
-        <w:t xml:space="preserve">) a </w:t>
-      </w:r>
-      <w:r>
-        <w:rPr>
-          <w:rFonts w:ascii="Arial" w:hAnsi="Arial" w:cs="Arial"/>
-          <w:i/>
-          <w:iCs/>
-        </w:rPr>
-        <w:t>require_admin</w:t>
-      </w:r>
-      <w:r>
-        <w:rPr>
-          <w:rFonts w:ascii="Arial" w:hAnsi="Arial" w:cs="Arial"/>
-        </w:rPr>
-        <w:t xml:space="preserve"> függőség minden admin végpont esetén ellenőrzi a beérkező titkos kulcs helyességét egy időzítéstámadás elleni védelmet biztosító összehasonlítási függvény (</w:t>
-      </w:r>
-      <w:r>
-        <w:rPr>
-          <w:rFonts w:ascii="Arial" w:hAnsi="Arial" w:cs="Arial"/>
-          <w:i/>
-          <w:iCs/>
-        </w:rPr>
-        <w:t>secrets.compare_digest</w:t>
-      </w:r>
-      <w:r>
-        <w:rPr>
-          <w:rFonts w:ascii="Arial" w:hAnsi="Arial" w:cs="Arial"/>
-        </w:rPr>
-        <w:t>) segítségével; amennyiben a szerveren nincs beállítva admin titkos kulcs, a rendszer 503-as státuszkóddal jelzi, hogy az admin funkció nem elérhető, helytelen kulcs esetén pedig 401-es hibaüzenettel utasítja el a kérést.</w:t>
-      </w:r>
-    </w:p>
-    <w:p>
-      <w:pPr>
-        <w:spacing w:line="360" w:lineRule="auto"/>
-        <w:jc w:val="both"/>
-        <w:rPr>
-          <w:rFonts w:ascii="Arial" w:hAnsi="Arial" w:cs="Arial"/>
-        </w:rPr>
-      </w:pPr>
-      <w:r>
-        <w:rPr>
-          <w:rFonts w:ascii="Arial" w:hAnsi="Arial" w:cs="Arial"/>
-        </w:rPr>
-        <w:t>5.9.2. Adatexportálás</w:t>
-      </w:r>
-    </w:p>
-    <w:p>
-      <w:pPr>
-        <w:spacing w:line="360" w:lineRule="auto"/>
-        <w:jc w:val="both"/>
-        <w:rPr>
-          <w:rFonts w:ascii="Arial" w:hAnsi="Arial" w:cs="Arial"/>
-        </w:rPr>
-      </w:pPr>
-      <w:r>
-        <w:rPr>
-          <w:rFonts w:ascii="Arial" w:hAnsi="Arial" w:cs="Arial"/>
-        </w:rPr>
-        <w:t xml:space="preserve">A sikeres hitelesítést követően megjelenő admin panelen az „Export” gomb megnyomására a kliens egy </w:t>
-      </w:r>
-      <w:r>
-        <w:rPr>
-          <w:rFonts w:ascii="Arial" w:hAnsi="Arial" w:cs="Arial"/>
-          <w:i/>
-          <w:iCs/>
-        </w:rPr>
-        <w:t>GET</w:t>
-      </w:r>
-      <w:r>
-        <w:rPr>
-          <w:rFonts w:ascii="Arial" w:hAnsi="Arial" w:cs="Arial"/>
-        </w:rPr>
-        <w:t xml:space="preserve"> kérést küld a </w:t>
-      </w:r>
-      <w:r>
-        <w:rPr>
-          <w:rFonts w:ascii="Arial" w:hAnsi="Arial" w:cs="Arial"/>
-          <w:i/>
-          <w:iCs/>
-        </w:rPr>
-        <w:t>/api/admin/export</w:t>
-      </w:r>
-      <w:r>
-        <w:rPr>
-          <w:rFonts w:ascii="Arial" w:hAnsi="Arial" w:cs="Arial"/>
-        </w:rPr>
-        <w:t xml:space="preserve"> végpontra. A szerver oldalon ez a végpont</w:t>
-      </w:r>
-      <w:r>
-        <w:rPr>
-          <w:rFonts w:ascii="Arial" w:hAnsi="Arial" w:cs="Arial"/>
-        </w:rPr>
-        <w:t xml:space="preserve">, </w:t>
-      </w:r>
-      <w:r>
-        <w:rPr>
-          <w:rFonts w:ascii="Arial" w:hAnsi="Arial" w:cs="Arial"/>
-        </w:rPr>
-        <w:t xml:space="preserve">az </w:t>
-      </w:r>
-      <w:r>
-        <w:rPr>
-          <w:rFonts w:ascii="Arial" w:hAnsi="Arial" w:cs="Arial"/>
-          <w:i/>
-          <w:iCs/>
-        </w:rPr>
-        <w:t>admin.py</w:t>
-      </w:r>
-      <w:r>
-        <w:rPr>
-          <w:rFonts w:ascii="Arial" w:hAnsi="Arial" w:cs="Arial"/>
-        </w:rPr>
-        <w:t xml:space="preserve"> fájlban definiált </w:t>
-      </w:r>
-      <w:r>
-        <w:rPr>
-          <w:rFonts w:ascii="Arial" w:hAnsi="Arial" w:cs="Arial"/>
-          <w:i/>
-          <w:iCs/>
-        </w:rPr>
-        <w:t>_EXPORT_MODELS</w:t>
-      </w:r>
-      <w:r>
-        <w:rPr>
-          <w:rFonts w:ascii="Arial" w:hAnsi="Arial" w:cs="Arial"/>
-        </w:rPr>
-        <w:t xml:space="preserve"> listában rögzített sorrendben</w:t>
-      </w:r>
-      <w:r>
-        <w:rPr>
-          <w:rFonts w:ascii="Arial" w:hAnsi="Arial" w:cs="Arial"/>
-        </w:rPr>
-        <w:t xml:space="preserve"> </w:t>
-      </w:r>
-      <w:r>
-        <w:rPr>
-          <w:rFonts w:ascii="Arial" w:hAnsi="Arial" w:cs="Arial"/>
-        </w:rPr>
-        <w:t>végigiterál az alkalmazás mind a tíz adatbázis-tábláján</w:t>
-      </w:r>
-      <w:r>
-        <w:rPr>
-          <w:rFonts w:ascii="Arial" w:hAnsi="Arial" w:cs="Arial"/>
-        </w:rPr>
-        <w:t xml:space="preserve">, </w:t>
-      </w:r>
-      <w:r>
-        <w:rPr>
-          <w:rFonts w:ascii="Arial" w:hAnsi="Arial" w:cs="Arial"/>
-        </w:rPr>
-        <w:t xml:space="preserve">és minden sorát szótár formátumúra alakítja, a dátum- és decimális típusú mezőket </w:t>
-      </w:r>
-      <w:r>
-        <w:rPr>
-          <w:rFonts w:ascii="Arial" w:hAnsi="Arial" w:cs="Arial"/>
-          <w:i/>
-          <w:iCs/>
-        </w:rPr>
-        <w:t>JSON</w:t>
-      </w:r>
-      <w:r>
-        <w:rPr>
-          <w:rFonts w:ascii="Arial" w:hAnsi="Arial" w:cs="Arial"/>
-        </w:rPr>
-        <w:t>-kompatibilis formára konvertálva.</w:t>
-      </w:r>
-    </w:p>
-    <w:p>
-      <w:pPr>
-        <w:spacing w:line="360" w:lineRule="auto"/>
-        <w:jc w:val="both"/>
-        <w:rPr>
-          <w:rFonts w:ascii="Arial" w:hAnsi="Arial" w:cs="Arial"/>
-        </w:rPr>
-      </w:pPr>
-      <w:r>
-        <w:rPr>
-          <w:rFonts w:ascii="Arial" w:hAnsi="Arial" w:cs="Arial"/>
-        </w:rPr>
-        <w:t xml:space="preserve">Az adattáblák tartalma mellett a rendszer a helyszínekhez feltöltött fényképfájlokat is beemeli az exportba: a képekhez tartozó fájlokat a szerver a lemezről beolvassa, és </w:t>
-      </w:r>
-      <w:r>
-        <w:rPr>
-          <w:rFonts w:ascii="Arial" w:hAnsi="Arial" w:cs="Arial"/>
-          <w:i/>
-          <w:iCs/>
-        </w:rPr>
-        <w:t>Base64</w:t>
-      </w:r>
-      <w:r>
-        <w:rPr>
-          <w:rFonts w:ascii="Arial" w:hAnsi="Arial" w:cs="Arial"/>
-        </w:rPr>
-        <w:t xml:space="preserve"> kódolással szövegessé alakítva csatolja a </w:t>
-      </w:r>
-      <w:r>
-        <w:rPr>
-          <w:rFonts w:ascii="Arial" w:hAnsi="Arial" w:cs="Arial"/>
-          <w:i/>
-          <w:iCs/>
-        </w:rPr>
-        <w:t>JSON</w:t>
-      </w:r>
-      <w:r>
-        <w:rPr>
-          <w:rFonts w:ascii="Arial" w:hAnsi="Arial" w:cs="Arial"/>
-        </w:rPr>
-        <w:t xml:space="preserve"> válaszhoz. Ennek köszönhetően egyetlen fájl (</w:t>
+        <w:t>köszönhetően egyetlen fájl (</w:t>
       </w:r>
       <w:r>
         <w:rPr>
@@ -12536,14 +12687,7 @@
         <w:rPr>
           <w:rFonts w:ascii="Arial" w:hAnsi="Arial" w:cs="Arial"/>
         </w:rPr>
-        <w:t xml:space="preserve">) tartalmazza a teljes </w:t>
-      </w:r>
-      <w:r>
-        <w:rPr>
-          <w:rFonts w:ascii="Arial" w:hAnsi="Arial" w:cs="Arial"/>
-        </w:rPr>
-        <w:lastRenderedPageBreak/>
-        <w:t>adatbázis</w:t>
+        <w:t>) tartalmazza a teljes adatbázis</w:t>
       </w:r>
       <w:r>
         <w:rPr>
@@ -12883,14 +13027,14 @@
         <w:rPr>
           <w:rFonts w:ascii="Arial" w:hAnsi="Arial" w:cs="Arial"/>
         </w:rPr>
-        <w:t xml:space="preserve"> célpontok, valamint a foglalási lehetőségek megjelenítéséhez ismernie kell, hogy mely repülőterek között léteznek közvetlen légi járatok. Mivel ehhez nem áll rendelkezésre egyetlen egységes, ingyenesen elérhető </w:t>
+        <w:t xml:space="preserve"> célpontok, valamint a foglalási lehetőségek megjelenítéséhez ismernie kell, hogy mely repülőterek között léteznek közvetlen légi </w:t>
       </w:r>
       <w:r>
         <w:rPr>
           <w:rFonts w:ascii="Arial" w:hAnsi="Arial" w:cs="Arial"/>
         </w:rPr>
         <w:lastRenderedPageBreak/>
-        <w:t>és megbízható API</w:t>
+        <w:t>járatok. Mivel ehhez nem áll rendelkezésre egyetlen egységes, ingyenesen elérhető és megbízható API</w:t>
       </w:r>
       <w:r>
         <w:rPr>

--- a/szakdolgozat.docx
+++ b/szakdolgozat.docx
@@ -883,6 +883,26 @@
     </w:p>
     <w:p>
       <w:pPr>
+        <w:pStyle w:val="ListParagraph"/>
+        <w:numPr>
+          <w:ilvl w:val="0"/>
+          <w:numId w:val="3"/>
+        </w:numPr>
+        <w:spacing w:line="360" w:lineRule="auto"/>
+        <w:jc w:val="both"/>
+        <w:rPr>
+          <w:rFonts w:ascii="Arial" w:hAnsi="Arial" w:cs="Arial"/>
+        </w:rPr>
+      </w:pPr>
+      <w:r>
+        <w:rPr>
+          <w:rFonts w:ascii="Arial" w:hAnsi="Arial" w:cs="Arial"/>
+        </w:rPr>
+        <w:t>A felhasználó küldhessen visszajelzést az alkalmazással kapcsolatban</w:t>
+      </w:r>
+    </w:p>
+    <w:p>
+      <w:pPr>
         <w:spacing w:line="360" w:lineRule="auto"/>
         <w:jc w:val="both"/>
         <w:rPr>
@@ -2687,10 +2707,10 @@
         </w:rPr>
         <w:lastRenderedPageBreak/>
         <w:drawing>
-          <wp:inline distT="0" distB="0" distL="0" distR="0" wp14:anchorId="2B56FBAB" wp14:editId="11EDAB6F">
-            <wp:extent cx="5760720" cy="3867785"/>
-            <wp:effectExtent l="0" t="0" r="0" b="0"/>
-            <wp:docPr id="1970030540" name="Picture 1"/>
+          <wp:inline distT="0" distB="0" distL="0" distR="0" wp14:anchorId="123FD799" wp14:editId="7C7349E1">
+            <wp:extent cx="5760720" cy="3668395"/>
+            <wp:effectExtent l="0" t="0" r="0" b="8255"/>
+            <wp:docPr id="1403287718" name="Picture 3"/>
             <wp:cNvGraphicFramePr>
               <a:graphicFrameLocks xmlns:a="http://schemas.openxmlformats.org/drawingml/2006/main" noChangeAspect="1"/>
             </wp:cNvGraphicFramePr>
@@ -2698,7 +2718,7 @@
               <a:graphicData uri="http://schemas.openxmlformats.org/drawingml/2006/picture">
                 <pic:pic xmlns:pic="http://schemas.openxmlformats.org/drawingml/2006/picture">
                   <pic:nvPicPr>
-                    <pic:cNvPr id="1970030540" name="Picture 1970030540"/>
+                    <pic:cNvPr id="1403287718" name="Picture 1403287718"/>
                     <pic:cNvPicPr/>
                   </pic:nvPicPr>
                   <pic:blipFill>
@@ -2716,7 +2736,7 @@
                   <pic:spPr>
                     <a:xfrm>
                       <a:off x="0" y="0"/>
-                      <a:ext cx="5760720" cy="3867785"/>
+                      <a:ext cx="5760720" cy="3668395"/>
                     </a:xfrm>
                     <a:prstGeom prst="rect">
                       <a:avLst/>
@@ -2835,7 +2855,19 @@
         <w:rPr>
           <w:rFonts w:ascii="Arial" w:hAnsi="Arial" w:cs="Arial"/>
         </w:rPr>
-        <w:t>A projekt elkészítése során összesen 10 darab adatbázis táblát hoztam létre</w:t>
+        <w:t>A projekt elkészítése során összesen 1</w:t>
+      </w:r>
+      <w:r>
+        <w:rPr>
+          <w:rFonts w:ascii="Arial" w:hAnsi="Arial" w:cs="Arial"/>
+        </w:rPr>
+        <w:t>2</w:t>
+      </w:r>
+      <w:r>
+        <w:rPr>
+          <w:rFonts w:ascii="Arial" w:hAnsi="Arial" w:cs="Arial"/>
+        </w:rPr>
+        <w:t xml:space="preserve"> darab adatbázis táblát hoztam létre</w:t>
       </w:r>
       <w:r>
         <w:rPr>
@@ -2853,7 +2885,7 @@
         <w:rPr>
           <w:rFonts w:ascii="Arial" w:hAnsi="Arial" w:cs="Arial"/>
         </w:rPr>
-        <w:t>5</w:t>
+        <w:t>6</w:t>
       </w:r>
       <w:r>
         <w:rPr>
@@ -2895,19 +2927,7 @@
         <w:rPr>
           <w:rFonts w:ascii="Arial" w:hAnsi="Arial" w:cs="Arial"/>
         </w:rPr>
-        <w:t xml:space="preserve">Ez a csoport </w:t>
-      </w:r>
-      <w:r>
-        <w:rPr>
-          <w:rFonts w:ascii="Arial" w:hAnsi="Arial" w:cs="Arial"/>
-        </w:rPr>
-        <w:t>egyetlen</w:t>
-      </w:r>
-      <w:r>
-        <w:rPr>
-          <w:rFonts w:ascii="Arial" w:hAnsi="Arial" w:cs="Arial"/>
-        </w:rPr>
-        <w:t xml:space="preserve"> táblából áll, </w:t>
+        <w:t xml:space="preserve">Ez a csoport két táblából áll: </w:t>
       </w:r>
       <w:r>
         <w:rPr>
@@ -2921,49 +2941,50 @@
         <w:rPr>
           <w:rFonts w:ascii="Arial" w:hAnsi="Arial" w:cs="Arial"/>
         </w:rPr>
-        <w:t xml:space="preserve"> néven, és ez az alkalmazásba regisztráló felhasználók kezeléséért</w:t>
-      </w:r>
-      <w:r>
-        <w:rPr>
-          <w:rFonts w:ascii="Arial" w:hAnsi="Arial" w:cs="Arial"/>
-        </w:rPr>
-        <w:t>,</w:t>
-      </w:r>
-      <w:r>
-        <w:t xml:space="preserve"> </w:t>
-      </w:r>
-      <w:r>
-        <w:rPr>
-          <w:rFonts w:ascii="Arial" w:hAnsi="Arial" w:cs="Arial"/>
-        </w:rPr>
-        <w:t>azaz a felhasználói fiókokkal kapcsolatos adatok tárolásáért és nyilvántartásáért felelős. A tábla képezi az alkalmazás felhasználókezelési és hitelesítési</w:t>
-      </w:r>
-      <w:r>
-        <w:rPr>
-          <w:rFonts w:ascii="Arial" w:hAnsi="Arial" w:cs="Arial"/>
-        </w:rPr>
-        <w:t xml:space="preserve"> </w:t>
-      </w:r>
-      <w:r>
-        <w:rPr>
-          <w:rFonts w:ascii="Arial" w:hAnsi="Arial" w:cs="Arial"/>
-        </w:rPr>
-        <w:t>mechanizmusának alapját, hiszen minden bejelentkezési és jogosultságkezelési művelet erre a táblára hivatkozik.</w:t>
-      </w:r>
-    </w:p>
-    <w:p>
-      <w:pPr>
-        <w:spacing w:line="360" w:lineRule="auto"/>
-        <w:jc w:val="both"/>
-        <w:rPr>
-          <w:rFonts w:ascii="Arial" w:hAnsi="Arial" w:cs="Arial"/>
-        </w:rPr>
-      </w:pPr>
-      <w:r>
-        <w:rPr>
-          <w:rFonts w:ascii="Arial" w:hAnsi="Arial" w:cs="Arial"/>
-        </w:rPr>
-        <w:t>Főbb mezői:</w:t>
+        <w:t xml:space="preserve"> és </w:t>
+      </w:r>
+      <w:r>
+        <w:rPr>
+          <w:rFonts w:ascii="Arial" w:hAnsi="Arial" w:cs="Arial"/>
+          <w:i/>
+          <w:iCs/>
+        </w:rPr>
+        <w:t>Password_reset_tokens</w:t>
+      </w:r>
+      <w:r>
+        <w:rPr>
+          <w:rFonts w:ascii="Arial" w:hAnsi="Arial" w:cs="Arial"/>
+        </w:rPr>
+        <w:t>. Ezek együttesen felelősek az alkalmazásba regisztráló felhasználók kezeléséért, azaz a felhasználói fiókokkal kapcsolatos adatok tárolásáért és nyilvántartásáért, valamint a jelszó-visszaállítási folyamat biztonságos lebonyolításáért.</w:t>
+      </w:r>
+    </w:p>
+    <w:p>
+      <w:pPr>
+        <w:spacing w:line="360" w:lineRule="auto"/>
+        <w:jc w:val="both"/>
+        <w:rPr>
+          <w:rFonts w:ascii="Arial" w:hAnsi="Arial" w:cs="Arial"/>
+        </w:rPr>
+      </w:pPr>
+      <w:r>
+        <w:rPr>
+          <w:rFonts w:ascii="Arial" w:hAnsi="Arial" w:cs="Arial"/>
+        </w:rPr>
+        <w:t xml:space="preserve">A </w:t>
+      </w:r>
+      <w:r>
+        <w:rPr>
+          <w:rFonts w:ascii="Arial" w:hAnsi="Arial" w:cs="Arial"/>
+          <w:i/>
+          <w:iCs/>
+        </w:rPr>
+        <w:t>Users</w:t>
+      </w:r>
+      <w:r>
+        <w:rPr>
+          <w:rFonts w:ascii="Arial" w:hAnsi="Arial" w:cs="Arial"/>
+        </w:rPr>
+        <w:t xml:space="preserve"> tábla képezi az alkalmazás felhasználókezelési és hitelesítési mechanizmusának alapját, hiszen minden bejelentkezési és jogosultságkezelési művelet erre a táblára hivatkozik. Főbb mezői:</w:t>
       </w:r>
     </w:p>
     <w:p>
@@ -2971,7 +2992,7 @@
         <w:pStyle w:val="ListParagraph"/>
         <w:numPr>
           <w:ilvl w:val="0"/>
-          <w:numId w:val="17"/>
+          <w:numId w:val="25"/>
         </w:numPr>
         <w:spacing w:line="360" w:lineRule="auto"/>
         <w:jc w:val="both"/>
@@ -2983,25 +3004,7 @@
         <w:rPr>
           <w:rFonts w:ascii="Arial" w:hAnsi="Arial" w:cs="Arial"/>
         </w:rPr>
-        <w:t xml:space="preserve">username: </w:t>
-      </w:r>
-      <w:r>
-        <w:rPr>
-          <w:rFonts w:ascii="Arial" w:hAnsi="Arial" w:cs="Arial"/>
-        </w:rPr>
-        <w:t>a regisztrált személy egyedi azonosítására szolgáló felhasználónév, am</w:t>
-      </w:r>
-      <w:r>
-        <w:rPr>
-          <w:rFonts w:ascii="Arial" w:hAnsi="Arial" w:cs="Arial"/>
-        </w:rPr>
-        <w:t>i</w:t>
-      </w:r>
-      <w:r>
-        <w:rPr>
-          <w:rFonts w:ascii="Arial" w:hAnsi="Arial" w:cs="Arial"/>
-        </w:rPr>
-        <w:t xml:space="preserve"> a rendszeren belüli megkülönböztethetőséget biztosítja.</w:t>
+        <w:t>username: a regisztrált személy egyedi azonosítására szolgáló felhasználónév, ami a rendszeren belüli megkülönböztethetőséget biztosítja.</w:t>
       </w:r>
     </w:p>
     <w:p>
@@ -3009,7 +3012,7 @@
         <w:pStyle w:val="ListParagraph"/>
         <w:numPr>
           <w:ilvl w:val="0"/>
-          <w:numId w:val="17"/>
+          <w:numId w:val="25"/>
         </w:numPr>
         <w:spacing w:line="360" w:lineRule="auto"/>
         <w:jc w:val="both"/>
@@ -3021,41 +3024,14 @@
         <w:rPr>
           <w:rFonts w:ascii="Arial" w:hAnsi="Arial" w:cs="Arial"/>
         </w:rPr>
-        <w:t>email: a felhasználó email címe</w:t>
-      </w:r>
-      <w:r>
-        <w:rPr>
-          <w:rFonts w:ascii="Arial" w:hAnsi="Arial" w:cs="Arial"/>
-        </w:rPr>
-        <w:t>,</w:t>
-      </w:r>
-      <w:r>
-        <w:t xml:space="preserve"> </w:t>
-      </w:r>
-      <w:r>
-        <w:rPr>
-          <w:rFonts w:ascii="Arial" w:hAnsi="Arial" w:cs="Arial"/>
-        </w:rPr>
-        <w:t xml:space="preserve">amely nemcsak kapcsolattartási célokat szolgál, hanem gyakran a fiók visszaigazolására, jelszó-visszaállítási </w:t>
+        <w:t xml:space="preserve">email: a felhasználó email címe, amely nemcsak kapcsolattartási célokat szolgál, hanem gyakran a fiók visszaigazolására, jelszó-visszaállítási </w:t>
       </w:r>
       <w:r>
         <w:rPr>
           <w:rFonts w:ascii="Arial" w:hAnsi="Arial" w:cs="Arial"/>
         </w:rPr>
         <w:lastRenderedPageBreak/>
-        <w:t>folyamatok lebonyolítására, illetve a bejelentkezés alternatív módjaként is felhasználásra kerül</w:t>
-      </w:r>
-      <w:r>
-        <w:rPr>
-          <w:rFonts w:ascii="Arial" w:hAnsi="Arial" w:cs="Arial"/>
-        </w:rPr>
-        <w:t>het</w:t>
-      </w:r>
-      <w:r>
-        <w:rPr>
-          <w:rFonts w:ascii="Arial" w:hAnsi="Arial" w:cs="Arial"/>
-        </w:rPr>
-        <w:t>.</w:t>
+        <w:t>folyamatok lebonyolítására, illetve a bejelentkezés alternatív módjaként is felhasználásra kerülhet.</w:t>
       </w:r>
     </w:p>
     <w:p>
@@ -3063,7 +3039,7 @@
         <w:pStyle w:val="ListParagraph"/>
         <w:numPr>
           <w:ilvl w:val="0"/>
-          <w:numId w:val="17"/>
+          <w:numId w:val="25"/>
         </w:numPr>
         <w:spacing w:line="360" w:lineRule="auto"/>
         <w:jc w:val="both"/>
@@ -3075,61 +3051,7 @@
         <w:rPr>
           <w:rFonts w:ascii="Arial" w:hAnsi="Arial" w:cs="Arial"/>
         </w:rPr>
-        <w:t xml:space="preserve">password: a felhasználó által létrehozott jelszó, </w:t>
-      </w:r>
-      <w:r>
-        <w:rPr>
-          <w:rFonts w:ascii="Arial" w:hAnsi="Arial" w:cs="Arial"/>
-        </w:rPr>
-        <w:t>am</w:t>
-      </w:r>
-      <w:r>
-        <w:rPr>
-          <w:rFonts w:ascii="Arial" w:hAnsi="Arial" w:cs="Arial"/>
-        </w:rPr>
-        <w:t>i</w:t>
-      </w:r>
-      <w:r>
-        <w:rPr>
-          <w:rFonts w:ascii="Arial" w:hAnsi="Arial" w:cs="Arial"/>
-        </w:rPr>
-        <w:t xml:space="preserve"> biztonsági </w:t>
-      </w:r>
-      <w:r>
-        <w:rPr>
-          <w:rFonts w:ascii="Arial" w:hAnsi="Arial" w:cs="Arial"/>
-        </w:rPr>
-        <w:t>szempontból</w:t>
-      </w:r>
-      <w:r>
-        <w:rPr>
-          <w:rFonts w:ascii="Arial" w:hAnsi="Arial" w:cs="Arial"/>
-        </w:rPr>
-        <w:t xml:space="preserve"> nem nyílt szövegként, hanem hash-elt (egyirányú titkosítási eljárással kódolt) formában kerül tárolásra. Ez</w:t>
-      </w:r>
-      <w:r>
-        <w:rPr>
-          <w:rFonts w:ascii="Arial" w:hAnsi="Arial" w:cs="Arial"/>
-        </w:rPr>
-        <w:t xml:space="preserve"> </w:t>
-      </w:r>
-      <w:r>
-        <w:rPr>
-          <w:rFonts w:ascii="Arial" w:hAnsi="Arial" w:cs="Arial"/>
-        </w:rPr>
-        <w:t>garantálja, hogy még az adatbázishoz való jogosulatlan hozzáférés esetén se legyen közvetlenül visszafejthető az eredeti jelszó, ezzel is növelve az alkalmazás adatbiztonság</w:t>
-      </w:r>
-      <w:r>
-        <w:rPr>
-          <w:rFonts w:ascii="Arial" w:hAnsi="Arial" w:cs="Arial"/>
-        </w:rPr>
-        <w:t>át</w:t>
-      </w:r>
-      <w:r>
-        <w:rPr>
-          <w:rFonts w:ascii="Arial" w:hAnsi="Arial" w:cs="Arial"/>
-        </w:rPr>
-        <w:t>.</w:t>
+        <w:t>password: a felhasználó által létrehozott jelszó, ami biztonsági szempontból nem nyílt szövegként, hanem hash-elt (egyirányú titkosítási eljárással kódolt) formában kerül tárolásra. Ez garantálja, hogy még az adatbázishoz való jogosulatlan hozzáférés esetén se legyen közvetlenül visszafejthető az eredeti jelszó, ezzel is növelve az alkalmazás adatbiztonságát.</w:t>
       </w:r>
     </w:p>
     <w:p>
@@ -3137,7 +3059,7 @@
         <w:pStyle w:val="ListParagraph"/>
         <w:numPr>
           <w:ilvl w:val="0"/>
-          <w:numId w:val="17"/>
+          <w:numId w:val="25"/>
         </w:numPr>
         <w:spacing w:line="360" w:lineRule="auto"/>
         <w:jc w:val="both"/>
@@ -3164,13 +3086,165 @@
         <w:rPr>
           <w:rFonts w:ascii="Arial" w:hAnsi="Arial" w:cs="Arial"/>
         </w:rPr>
-        <w:t>Ez a</w:t>
-      </w:r>
-      <w:r>
-        <w:rPr>
-          <w:rFonts w:ascii="Arial" w:hAnsi="Arial" w:cs="Arial"/>
-        </w:rPr>
-        <w:t xml:space="preserve"> tábla </w:t>
+        <w:t xml:space="preserve">A </w:t>
+      </w:r>
+      <w:r>
+        <w:rPr>
+          <w:rFonts w:ascii="Arial" w:hAnsi="Arial" w:cs="Arial"/>
+          <w:i/>
+          <w:iCs/>
+        </w:rPr>
+        <w:t>Password_reset_tokens</w:t>
+      </w:r>
+      <w:r>
+        <w:rPr>
+          <w:rFonts w:ascii="Arial" w:hAnsi="Arial" w:cs="Arial"/>
+        </w:rPr>
+        <w:t xml:space="preserve"> tábla a jelszó-visszaállítási mechanizmus kiszolgálásáért felelős: minden egyes visszaállítási kérelemhez létrehoz egy rekordot, amely tárolja a tokent SHA-256 algoritmussal hash-elt formában, a hozzá tartozó felhasználóra mutató hivatkozást, a token létrehozásának és lejáratának időpontját, valamint azt, hogy a tokent felhasználták-e már. Ez a tábla teszi lehetővé, hogy a rendszer nyomon követhesse az egyes visszaállítási kérelmek érvényességét, és megakadályozza egy már felhasznált vagy lejárt token ismételt elfogadását.</w:t>
+      </w:r>
+    </w:p>
+    <w:p>
+      <w:pPr>
+        <w:spacing w:line="360" w:lineRule="auto"/>
+        <w:jc w:val="both"/>
+        <w:rPr>
+          <w:rFonts w:ascii="Arial" w:hAnsi="Arial" w:cs="Arial"/>
+        </w:rPr>
+      </w:pPr>
+      <w:r>
+        <w:rPr>
+          <w:rFonts w:ascii="Arial" w:hAnsi="Arial" w:cs="Arial"/>
+        </w:rPr>
+        <w:t>Ez a két tábla így nemcsak a felhasználók regisztrációs adatainak tárolását teszi lehetővé, hanem hozzájárul az alkalmazás biztonságos, jogosultságokon alapuló működéséhez is: a Users tábla adatai alapján történik a felhasználók azonosítása és hitelesítése a bejelentkezési folyamat során, míg a Password_reset_tokens tábla a jelszó-visszaállítás biztonságos, egyszer használatos, időkorlátos mechanizmusát biztosítja.</w:t>
+      </w:r>
+    </w:p>
+    <w:p>
+      <w:pPr>
+        <w:spacing w:line="360" w:lineRule="auto"/>
+        <w:jc w:val="both"/>
+        <w:rPr>
+          <w:rFonts w:ascii="Arial" w:hAnsi="Arial" w:cs="Arial"/>
+        </w:rPr>
+      </w:pPr>
+      <w:r>
+        <w:rPr>
+          <w:rFonts w:ascii="Arial" w:hAnsi="Arial" w:cs="Arial"/>
+        </w:rPr>
+        <w:t>3.2.2. Repülős útvonalak</w:t>
+      </w:r>
+    </w:p>
+    <w:p>
+      <w:pPr>
+        <w:spacing w:line="360" w:lineRule="auto"/>
+        <w:jc w:val="both"/>
+        <w:rPr>
+          <w:rFonts w:ascii="Arial" w:hAnsi="Arial" w:cs="Arial"/>
+        </w:rPr>
+      </w:pPr>
+      <w:r>
+        <w:rPr>
+          <w:rFonts w:ascii="Arial" w:hAnsi="Arial" w:cs="Arial"/>
+        </w:rPr>
+        <w:t xml:space="preserve">Ez a csoport 3 táblából áll, ezek a következők: </w:t>
+      </w:r>
+      <w:r>
+        <w:rPr>
+          <w:rFonts w:ascii="Arial" w:hAnsi="Arial" w:cs="Arial"/>
+          <w:i/>
+          <w:iCs/>
+        </w:rPr>
+        <w:t>Direct_routes, Airlines, Airports</w:t>
+      </w:r>
+      <w:r>
+        <w:rPr>
+          <w:rFonts w:ascii="Arial" w:hAnsi="Arial" w:cs="Arial"/>
+        </w:rPr>
+        <w:t xml:space="preserve">. </w:t>
+      </w:r>
+      <w:r>
+        <w:rPr>
+          <w:rFonts w:ascii="Arial" w:hAnsi="Arial" w:cs="Arial"/>
+        </w:rPr>
+        <w:t>E táblák együttesen biztosítják az alkalmazás számára azt az adatstruktúrát, amely alapján meghatározható, hogy mely városok (illetve repülőterek) között létesíthető közvetlen légi összeköttetés, mely légitársaság üzemelteti az adott járatot, valamint hogy a járat a vizsgált időszakban ténylegesen közlekedik-e.</w:t>
+      </w:r>
+    </w:p>
+    <w:p>
+      <w:pPr>
+        <w:spacing w:line="360" w:lineRule="auto"/>
+        <w:jc w:val="both"/>
+        <w:rPr>
+          <w:rFonts w:ascii="Arial" w:hAnsi="Arial" w:cs="Arial"/>
+        </w:rPr>
+      </w:pPr>
+      <w:r>
+        <w:rPr>
+          <w:rFonts w:ascii="Arial" w:hAnsi="Arial" w:cs="Arial"/>
+        </w:rPr>
+        <w:t xml:space="preserve">A </w:t>
+      </w:r>
+      <w:r>
+        <w:rPr>
+          <w:rFonts w:ascii="Arial" w:hAnsi="Arial" w:cs="Arial"/>
+          <w:i/>
+          <w:iCs/>
+        </w:rPr>
+        <w:t>Direct_routes</w:t>
+      </w:r>
+      <w:r>
+        <w:rPr>
+          <w:rFonts w:ascii="Arial" w:hAnsi="Arial" w:cs="Arial"/>
+        </w:rPr>
+        <w:t xml:space="preserve"> tábla tartalmazza a közvetlen járatokra vonatkozó alapadatokat, így az indulási és érkezési repülőtér azonosítóját, az üzemeltető légitársaságra mutató hivatkozást, valamint azokat az attribútumokat, amelyek a járat érvényességi </w:t>
+      </w:r>
+      <w:r>
+        <w:rPr>
+          <w:rFonts w:ascii="Arial" w:hAnsi="Arial" w:cs="Arial"/>
+        </w:rPr>
+        <w:lastRenderedPageBreak/>
+        <w:t>időszakát írják le. Ez utóbbi adatok teszik lehetővé annak eldöntését, hogy egy adott időpontban az adott útvonal aktívnak tekinthető-e.</w:t>
+      </w:r>
+    </w:p>
+    <w:p>
+      <w:pPr>
+        <w:spacing w:line="360" w:lineRule="auto"/>
+        <w:jc w:val="both"/>
+        <w:rPr>
+          <w:rFonts w:ascii="Arial" w:hAnsi="Arial" w:cs="Arial"/>
+        </w:rPr>
+      </w:pPr>
+      <w:r>
+        <w:rPr>
+          <w:rFonts w:ascii="Arial" w:hAnsi="Arial" w:cs="Arial"/>
+        </w:rPr>
+        <w:t xml:space="preserve">Az </w:t>
+      </w:r>
+      <w:r>
+        <w:rPr>
+          <w:rFonts w:ascii="Arial" w:hAnsi="Arial" w:cs="Arial"/>
+          <w:i/>
+          <w:iCs/>
+        </w:rPr>
+        <w:t>Airlines</w:t>
+      </w:r>
+      <w:r>
+        <w:rPr>
+          <w:rFonts w:ascii="Arial" w:hAnsi="Arial" w:cs="Arial"/>
+        </w:rPr>
+        <w:t xml:space="preserve"> tábla a légitársaságok törzsadatait (pl. azonosító, név, ország) tárolja, és kapcsolódik a </w:t>
+      </w:r>
+      <w:r>
+        <w:rPr>
+          <w:rFonts w:ascii="Arial" w:hAnsi="Arial" w:cs="Arial"/>
+          <w:i/>
+          <w:iCs/>
+        </w:rPr>
+        <w:t xml:space="preserve">Direct_routes </w:t>
+      </w:r>
+      <w:r>
+        <w:rPr>
+          <w:rFonts w:ascii="Arial" w:hAnsi="Arial" w:cs="Arial"/>
+        </w:rPr>
+        <w:t xml:space="preserve">táblához, </w:t>
       </w:r>
       <w:r>
         <w:rPr>
@@ -3182,45 +3256,479 @@
         <w:rPr>
           <w:rFonts w:ascii="Arial" w:hAnsi="Arial" w:cs="Arial"/>
         </w:rPr>
-        <w:t xml:space="preserve"> nemcsak a felhasználók regisztrációs adatainak tárolását teszi lehetővé, hanem hozzájárul az alkalmazás biztonságos, jogosultságokon alapuló működéséhez is, hiszen a bejelentkezési folyamat során ezen adatok alapján történik a felhasználók azonosítása és hitelesítése.</w:t>
-      </w:r>
-    </w:p>
-    <w:p>
-      <w:pPr>
-        <w:spacing w:line="360" w:lineRule="auto"/>
-        <w:jc w:val="both"/>
-        <w:rPr>
-          <w:rFonts w:ascii="Arial" w:hAnsi="Arial" w:cs="Arial"/>
-        </w:rPr>
-      </w:pPr>
-      <w:r>
-        <w:rPr>
-          <w:rFonts w:ascii="Arial" w:hAnsi="Arial" w:cs="Arial"/>
-        </w:rPr>
-        <w:t>3.2.2. Repülős útvonalak</w:t>
-      </w:r>
-    </w:p>
-    <w:p>
-      <w:pPr>
-        <w:spacing w:line="360" w:lineRule="auto"/>
-        <w:jc w:val="both"/>
-        <w:rPr>
-          <w:rFonts w:ascii="Arial" w:hAnsi="Arial" w:cs="Arial"/>
-        </w:rPr>
-      </w:pPr>
-      <w:r>
-        <w:rPr>
-          <w:rFonts w:ascii="Arial" w:hAnsi="Arial" w:cs="Arial"/>
-        </w:rPr>
-        <w:t xml:space="preserve">Ez a csoport 3 táblából áll, ezek a következők: </w:t>
-      </w:r>
-      <w:r>
-        <w:rPr>
-          <w:rFonts w:ascii="Arial" w:hAnsi="Arial" w:cs="Arial"/>
-          <w:i/>
-          <w:iCs/>
-        </w:rPr>
-        <w:t>Direct_routes, Airlines, Airports</w:t>
+        <w:t xml:space="preserve"> minden egyes útvonalhoz egyértelműen hozzárendelhető az azt üzemeltető légitársaság.</w:t>
+      </w:r>
+    </w:p>
+    <w:p>
+      <w:pPr>
+        <w:spacing w:line="360" w:lineRule="auto"/>
+        <w:jc w:val="both"/>
+        <w:rPr>
+          <w:rFonts w:ascii="Arial" w:hAnsi="Arial" w:cs="Arial"/>
+        </w:rPr>
+      </w:pPr>
+      <w:r>
+        <w:rPr>
+          <w:rFonts w:ascii="Arial" w:hAnsi="Arial" w:cs="Arial"/>
+        </w:rPr>
+        <w:t xml:space="preserve">Az </w:t>
+      </w:r>
+      <w:r>
+        <w:rPr>
+          <w:rFonts w:ascii="Arial" w:hAnsi="Arial" w:cs="Arial"/>
+          <w:i/>
+          <w:iCs/>
+        </w:rPr>
+        <w:t>Airports</w:t>
+      </w:r>
+      <w:r>
+        <w:rPr>
+          <w:rFonts w:ascii="Arial" w:hAnsi="Arial" w:cs="Arial"/>
+        </w:rPr>
+        <w:t xml:space="preserve"> tábla a repülőterek adatait (azonosító, név, város, ország,</w:t>
+      </w:r>
+      <w:r>
+        <w:rPr>
+          <w:rFonts w:ascii="Arial" w:hAnsi="Arial" w:cs="Arial"/>
+        </w:rPr>
+        <w:t xml:space="preserve"> </w:t>
+      </w:r>
+      <w:r>
+        <w:rPr>
+          <w:rFonts w:ascii="Arial" w:hAnsi="Arial" w:cs="Arial"/>
+        </w:rPr>
+        <w:t>földrajzi koordináták) tartalmazza.</w:t>
+      </w:r>
+    </w:p>
+    <w:p>
+      <w:pPr>
+        <w:spacing w:line="360" w:lineRule="auto"/>
+        <w:jc w:val="both"/>
+        <w:rPr>
+          <w:rFonts w:ascii="Arial" w:hAnsi="Arial" w:cs="Arial"/>
+        </w:rPr>
+      </w:pPr>
+      <w:r>
+        <w:rPr>
+          <w:rFonts w:ascii="Arial" w:hAnsi="Arial" w:cs="Arial"/>
+        </w:rPr>
+        <w:t>A három tábla együttes, relációs adatbázis-modellként történő kezelése biztosítja, hogy az alkalmazás komplex lekérdezések</w:t>
+      </w:r>
+      <w:r>
+        <w:rPr>
+          <w:rFonts w:ascii="Arial" w:hAnsi="Arial" w:cs="Arial"/>
+        </w:rPr>
+        <w:t xml:space="preserve"> </w:t>
+      </w:r>
+      <w:r>
+        <w:rPr>
+          <w:rFonts w:ascii="Arial" w:hAnsi="Arial" w:cs="Arial"/>
+        </w:rPr>
+        <w:t>végrehajtására is képes legyen, anélkül, hogy redundáns adattárolásra lenne szükség.</w:t>
+      </w:r>
+    </w:p>
+    <w:p>
+      <w:pPr>
+        <w:spacing w:line="360" w:lineRule="auto"/>
+        <w:jc w:val="both"/>
+        <w:rPr>
+          <w:rFonts w:ascii="Arial" w:hAnsi="Arial" w:cs="Arial"/>
+        </w:rPr>
+      </w:pPr>
+      <w:r>
+        <w:rPr>
+          <w:rFonts w:ascii="Arial" w:hAnsi="Arial" w:cs="Arial"/>
+        </w:rPr>
+        <w:t>3.2.3. Meglátogatott helyek</w:t>
+      </w:r>
+    </w:p>
+    <w:p>
+      <w:pPr>
+        <w:spacing w:line="360" w:lineRule="auto"/>
+        <w:jc w:val="both"/>
+        <w:rPr>
+          <w:rFonts w:ascii="Arial" w:hAnsi="Arial" w:cs="Arial"/>
+        </w:rPr>
+      </w:pPr>
+      <w:r>
+        <w:rPr>
+          <w:rFonts w:ascii="Arial" w:hAnsi="Arial" w:cs="Arial"/>
+        </w:rPr>
+        <w:t xml:space="preserve">Ez a táblacsoport két táblából áll: </w:t>
+      </w:r>
+      <w:r>
+        <w:rPr>
+          <w:rFonts w:ascii="Arial" w:hAnsi="Arial" w:cs="Arial"/>
+          <w:i/>
+          <w:iCs/>
+        </w:rPr>
+        <w:t>Visited_places</w:t>
+      </w:r>
+      <w:r>
+        <w:rPr>
+          <w:rFonts w:ascii="Arial" w:hAnsi="Arial" w:cs="Arial"/>
+        </w:rPr>
+        <w:t xml:space="preserve"> és </w:t>
+      </w:r>
+      <w:r>
+        <w:rPr>
+          <w:rFonts w:ascii="Arial" w:hAnsi="Arial" w:cs="Arial"/>
+          <w:i/>
+          <w:iCs/>
+        </w:rPr>
+        <w:t>Images</w:t>
+      </w:r>
+      <w:r>
+        <w:rPr>
+          <w:rFonts w:ascii="Arial" w:hAnsi="Arial" w:cs="Arial"/>
+        </w:rPr>
+        <w:t>. E</w:t>
+      </w:r>
+      <w:r>
+        <w:rPr>
+          <w:rFonts w:ascii="Arial" w:hAnsi="Arial" w:cs="Arial"/>
+        </w:rPr>
+        <w:t>zen</w:t>
+      </w:r>
+      <w:r>
+        <w:rPr>
+          <w:rFonts w:ascii="Arial" w:hAnsi="Arial" w:cs="Arial"/>
+        </w:rPr>
+        <w:t xml:space="preserve"> táblák együttesen felelősek a felhasználók korábbi utazásai során bejárt helyszínekre vonatkozó adatok, valamint az azokhoz kapcsolódó fényképek tárolásáért és kezeléséért.</w:t>
+      </w:r>
+    </w:p>
+    <w:p>
+      <w:pPr>
+        <w:spacing w:line="360" w:lineRule="auto"/>
+        <w:jc w:val="both"/>
+        <w:rPr>
+          <w:rFonts w:ascii="Arial" w:hAnsi="Arial" w:cs="Arial"/>
+        </w:rPr>
+      </w:pPr>
+      <w:r>
+        <w:rPr>
+          <w:rFonts w:ascii="Arial" w:hAnsi="Arial" w:cs="Arial"/>
+        </w:rPr>
+        <w:t xml:space="preserve">A </w:t>
+      </w:r>
+      <w:r>
+        <w:rPr>
+          <w:rFonts w:ascii="Arial" w:hAnsi="Arial" w:cs="Arial"/>
+          <w:i/>
+          <w:iCs/>
+        </w:rPr>
+        <w:t>Visited_places</w:t>
+      </w:r>
+      <w:r>
+        <w:rPr>
+          <w:rFonts w:ascii="Arial" w:hAnsi="Arial" w:cs="Arial"/>
+        </w:rPr>
+        <w:t xml:space="preserve"> tábla tartalmazza a meglátogatott helyszínek alapadatait, így többek között a helyszín megnevezését, földrajzi elhelyezkedését, a látogatás időpontját, valamint azt a felhasználót, akihez tartozik. </w:t>
+      </w:r>
+      <w:r>
+        <w:rPr>
+          <w:rFonts w:ascii="Arial" w:hAnsi="Arial" w:cs="Arial"/>
+        </w:rPr>
+        <w:t>Lehetővé teszi</w:t>
+      </w:r>
+      <w:r>
+        <w:rPr>
+          <w:rFonts w:ascii="Arial" w:hAnsi="Arial" w:cs="Arial"/>
+        </w:rPr>
+        <w:t>, hogy az alkalmazás nyilvántartást vezessen arról, hogy egy adott felhasználó mely helyszíneken járt már, ezáltal megalapozva az utazási előzmények, statisztikák vagy</w:t>
+      </w:r>
+      <w:r>
+        <w:rPr>
+          <w:rFonts w:ascii="Arial" w:hAnsi="Arial" w:cs="Arial"/>
+        </w:rPr>
+        <w:t xml:space="preserve"> </w:t>
+      </w:r>
+      <w:r>
+        <w:rPr>
+          <w:rFonts w:ascii="Arial" w:hAnsi="Arial" w:cs="Arial"/>
+        </w:rPr>
+        <w:t xml:space="preserve">személyre szabott </w:t>
+      </w:r>
+      <w:r>
+        <w:rPr>
+          <w:rFonts w:ascii="Arial" w:hAnsi="Arial" w:cs="Arial"/>
+        </w:rPr>
+        <w:t>utazások tervezését</w:t>
+      </w:r>
+      <w:r>
+        <w:rPr>
+          <w:rFonts w:ascii="Arial" w:hAnsi="Arial" w:cs="Arial"/>
+        </w:rPr>
+        <w:t xml:space="preserve"> is.</w:t>
+      </w:r>
+    </w:p>
+    <w:p>
+      <w:pPr>
+        <w:spacing w:line="360" w:lineRule="auto"/>
+        <w:jc w:val="both"/>
+        <w:rPr>
+          <w:rFonts w:ascii="Arial" w:hAnsi="Arial" w:cs="Arial"/>
+        </w:rPr>
+      </w:pPr>
+      <w:r>
+        <w:rPr>
+          <w:rFonts w:ascii="Arial" w:hAnsi="Arial" w:cs="Arial"/>
+        </w:rPr>
+        <w:t xml:space="preserve">Az </w:t>
+      </w:r>
+      <w:r>
+        <w:rPr>
+          <w:rFonts w:ascii="Arial" w:hAnsi="Arial" w:cs="Arial"/>
+          <w:i/>
+          <w:iCs/>
+        </w:rPr>
+        <w:t>Images</w:t>
+      </w:r>
+      <w:r>
+        <w:rPr>
+          <w:rFonts w:ascii="Arial" w:hAnsi="Arial" w:cs="Arial"/>
+        </w:rPr>
+        <w:t xml:space="preserve"> tábla a meglátogatott helyszínekhez feltöltött fényképek metaadatait (fájl elérési útja, feltöltés időpontja) tárolja. </w:t>
+      </w:r>
+    </w:p>
+    <w:p>
+      <w:pPr>
+        <w:spacing w:line="360" w:lineRule="auto"/>
+        <w:jc w:val="both"/>
+        <w:rPr>
+          <w:rFonts w:ascii="Arial" w:hAnsi="Arial" w:cs="Arial"/>
+        </w:rPr>
+      </w:pPr>
+      <w:r>
+        <w:rPr>
+          <w:rFonts w:ascii="Arial" w:hAnsi="Arial" w:cs="Arial"/>
+        </w:rPr>
+        <w:t xml:space="preserve">A két tábla együttes alkalmazása </w:t>
+      </w:r>
+      <w:r>
+        <w:rPr>
+          <w:rFonts w:ascii="Arial" w:hAnsi="Arial" w:cs="Arial"/>
+        </w:rPr>
+        <w:t>által</w:t>
+      </w:r>
+      <w:r>
+        <w:rPr>
+          <w:rFonts w:ascii="Arial" w:hAnsi="Arial" w:cs="Arial"/>
+        </w:rPr>
+        <w:t xml:space="preserve"> a rendszer nemcsak szöveges, hanem képi formában is képes megőrizni és megjeleníteni a felhasználók utazási emlékeit</w:t>
+      </w:r>
+      <w:r>
+        <w:rPr>
+          <w:rFonts w:ascii="Arial" w:hAnsi="Arial" w:cs="Arial"/>
+        </w:rPr>
+        <w:t>.</w:t>
+      </w:r>
+    </w:p>
+    <w:p>
+      <w:pPr>
+        <w:spacing w:line="360" w:lineRule="auto"/>
+        <w:jc w:val="both"/>
+        <w:rPr>
+          <w:rFonts w:ascii="Arial" w:hAnsi="Arial" w:cs="Arial"/>
+        </w:rPr>
+      </w:pPr>
+      <w:r>
+        <w:rPr>
+          <w:rFonts w:ascii="Arial" w:hAnsi="Arial" w:cs="Arial"/>
+        </w:rPr>
+        <w:t>3.2.4. Utazástervezés</w:t>
+      </w:r>
+    </w:p>
+    <w:p>
+      <w:pPr>
+        <w:spacing w:line="360" w:lineRule="auto"/>
+        <w:jc w:val="both"/>
+        <w:rPr>
+          <w:rFonts w:ascii="Arial" w:hAnsi="Arial" w:cs="Arial"/>
+        </w:rPr>
+      </w:pPr>
+      <w:r>
+        <w:rPr>
+          <w:rFonts w:ascii="Arial" w:hAnsi="Arial" w:cs="Arial"/>
+        </w:rPr>
+        <w:t xml:space="preserve">Ez a csoport szintén 2 táblából tevődik össze, Planned_trips és Planned_trip _stops. </w:t>
+      </w:r>
+      <w:r>
+        <w:rPr>
+          <w:rFonts w:ascii="Arial" w:hAnsi="Arial" w:cs="Arial"/>
+        </w:rPr>
+        <w:t>E</w:t>
+      </w:r>
+      <w:r>
+        <w:rPr>
+          <w:rFonts w:ascii="Arial" w:hAnsi="Arial" w:cs="Arial"/>
+        </w:rPr>
+        <w:t>zek</w:t>
+      </w:r>
+      <w:r>
+        <w:rPr>
+          <w:rFonts w:ascii="Arial" w:hAnsi="Arial" w:cs="Arial"/>
+        </w:rPr>
+        <w:t xml:space="preserve"> együttesen felelősek a felhasználók által megtervezett, jövőbeli utazásokra vonatkozó adatok tárolásáért és kezeléséért, ez</w:t>
+      </w:r>
+      <w:r>
+        <w:rPr>
+          <w:rFonts w:ascii="Arial" w:hAnsi="Arial" w:cs="Arial"/>
+        </w:rPr>
+        <w:t>zel</w:t>
+      </w:r>
+      <w:r>
+        <w:rPr>
+          <w:rFonts w:ascii="Arial" w:hAnsi="Arial" w:cs="Arial"/>
+        </w:rPr>
+        <w:t xml:space="preserve"> lehetővé téve az alkalmazás számára az utazástervezési funkciók megvalósítását.</w:t>
+      </w:r>
+    </w:p>
+    <w:p>
+      <w:pPr>
+        <w:spacing w:line="360" w:lineRule="auto"/>
+        <w:jc w:val="both"/>
+        <w:rPr>
+          <w:rFonts w:ascii="Arial" w:hAnsi="Arial" w:cs="Arial"/>
+        </w:rPr>
+      </w:pPr>
+      <w:r>
+        <w:rPr>
+          <w:rFonts w:ascii="Arial" w:hAnsi="Arial" w:cs="Arial"/>
+        </w:rPr>
+        <w:lastRenderedPageBreak/>
+        <w:t xml:space="preserve">A </w:t>
+      </w:r>
+      <w:r>
+        <w:rPr>
+          <w:rFonts w:ascii="Arial" w:hAnsi="Arial" w:cs="Arial"/>
+          <w:i/>
+          <w:iCs/>
+        </w:rPr>
+        <w:t>Planned_trips</w:t>
+      </w:r>
+      <w:r>
+        <w:rPr>
+          <w:rFonts w:ascii="Arial" w:hAnsi="Arial" w:cs="Arial"/>
+        </w:rPr>
+        <w:t xml:space="preserve"> tábla tartalmazza a tervezett utazások alapadatait, így többek között az utazás megnevezését, tervezett kezdő és záró dátumát, valamint azt a felhasználót, akihez az adott utazásterv tartozik. Ez a tábla képezi az utazástervezés „fő” egységét, amelyhez a további, részletesebb adatok kapcsolódnak.</w:t>
+      </w:r>
+    </w:p>
+    <w:p>
+      <w:pPr>
+        <w:spacing w:line="360" w:lineRule="auto"/>
+        <w:jc w:val="both"/>
+        <w:rPr>
+          <w:rFonts w:ascii="Arial" w:hAnsi="Arial" w:cs="Arial"/>
+        </w:rPr>
+      </w:pPr>
+      <w:r>
+        <w:rPr>
+          <w:rFonts w:ascii="Arial" w:hAnsi="Arial" w:cs="Arial"/>
+        </w:rPr>
+        <w:t xml:space="preserve">A </w:t>
+      </w:r>
+      <w:r>
+        <w:rPr>
+          <w:rFonts w:ascii="Arial" w:hAnsi="Arial" w:cs="Arial"/>
+          <w:i/>
+          <w:iCs/>
+        </w:rPr>
+        <w:t>Planned_trip_stops</w:t>
+      </w:r>
+      <w:r>
+        <w:rPr>
+          <w:rFonts w:ascii="Arial" w:hAnsi="Arial" w:cs="Arial"/>
+        </w:rPr>
+        <w:t xml:space="preserve"> tábla az egyes utazásokon belüli megáll</w:t>
+      </w:r>
+      <w:r>
+        <w:rPr>
+          <w:rFonts w:ascii="Arial" w:hAnsi="Arial" w:cs="Arial"/>
+        </w:rPr>
+        <w:t>ók</w:t>
+      </w:r>
+      <w:r>
+        <w:rPr>
+          <w:rFonts w:ascii="Arial" w:hAnsi="Arial" w:cs="Arial"/>
+        </w:rPr>
+        <w:t>, azaz úticélok adatait tárolja.</w:t>
+      </w:r>
+      <w:r>
+        <w:rPr>
+          <w:rFonts w:ascii="Arial" w:hAnsi="Arial" w:cs="Arial"/>
+        </w:rPr>
+        <w:t xml:space="preserve"> Tartalmazza</w:t>
+      </w:r>
+      <w:r>
+        <w:rPr>
+          <w:rFonts w:ascii="Arial" w:hAnsi="Arial" w:cs="Arial"/>
+        </w:rPr>
+        <w:t xml:space="preserve"> a megálló helyszínét</w:t>
+      </w:r>
+      <w:r>
+        <w:rPr>
+          <w:rFonts w:ascii="Arial" w:hAnsi="Arial" w:cs="Arial"/>
+        </w:rPr>
+        <w:t xml:space="preserve">, </w:t>
+      </w:r>
+      <w:r>
+        <w:rPr>
+          <w:rFonts w:ascii="Arial" w:hAnsi="Arial" w:cs="Arial"/>
+        </w:rPr>
+        <w:t>a látogatás tervezett időpontját, valamint egyéb, az adott szakaszra vonatkozó kiegészítő információkat.</w:t>
+      </w:r>
+    </w:p>
+    <w:p>
+      <w:pPr>
+        <w:spacing w:line="360" w:lineRule="auto"/>
+        <w:jc w:val="both"/>
+        <w:rPr>
+          <w:rFonts w:ascii="Arial" w:hAnsi="Arial" w:cs="Arial"/>
+        </w:rPr>
+      </w:pPr>
+      <w:r>
+        <w:rPr>
+          <w:rFonts w:ascii="Arial" w:hAnsi="Arial" w:cs="Arial"/>
+        </w:rPr>
+        <w:t>3.2.5. Útitervek megosztása</w:t>
+      </w:r>
+    </w:p>
+    <w:p>
+      <w:pPr>
+        <w:spacing w:line="360" w:lineRule="auto"/>
+        <w:jc w:val="both"/>
+        <w:rPr>
+          <w:rFonts w:ascii="Arial" w:hAnsi="Arial" w:cs="Arial"/>
+        </w:rPr>
+      </w:pPr>
+      <w:r>
+        <w:rPr>
+          <w:rFonts w:ascii="Arial" w:hAnsi="Arial" w:cs="Arial"/>
+        </w:rPr>
+        <w:t xml:space="preserve">Ez a táblacsoport felelős a korábban megtervezett utazások megosztásának funkcionalitásáért, 2 táblából épül fel: </w:t>
+      </w:r>
+      <w:r>
+        <w:rPr>
+          <w:rFonts w:ascii="Arial" w:hAnsi="Arial" w:cs="Arial"/>
+          <w:i/>
+          <w:iCs/>
+        </w:rPr>
+        <w:t>Trip_share_links</w:t>
+      </w:r>
+      <w:r>
+        <w:rPr>
+          <w:rFonts w:ascii="Arial" w:hAnsi="Arial" w:cs="Arial"/>
+        </w:rPr>
+        <w:t xml:space="preserve"> és </w:t>
+      </w:r>
+      <w:r>
+        <w:rPr>
+          <w:rFonts w:ascii="Arial" w:hAnsi="Arial" w:cs="Arial"/>
+          <w:i/>
+          <w:iCs/>
+        </w:rPr>
+        <w:t>Trip_share_invitations</w:t>
       </w:r>
       <w:r>
         <w:rPr>
@@ -3232,7 +3740,31 @@
         <w:rPr>
           <w:rFonts w:ascii="Arial" w:hAnsi="Arial" w:cs="Arial"/>
         </w:rPr>
-        <w:t>E táblák együttesen biztosítják az alkalmazás számára azt az adatstruktúrát, amely alapján meghatározható, hogy mely városok (illetve repülőterek) között létesíthető közvetlen légi összeköttetés, mely légitársaság üzemelteti az adott járatot, valamint hogy a járat a vizsgált időszakban ténylegesen közlekedik-e.</w:t>
+        <w:t>E</w:t>
+      </w:r>
+      <w:r>
+        <w:rPr>
+          <w:rFonts w:ascii="Arial" w:hAnsi="Arial" w:cs="Arial"/>
+        </w:rPr>
+        <w:t>zek a</w:t>
+      </w:r>
+      <w:r>
+        <w:rPr>
+          <w:rFonts w:ascii="Arial" w:hAnsi="Arial" w:cs="Arial"/>
+        </w:rPr>
+        <w:t xml:space="preserve"> táblák együttesen biztosítják az alkalmazás számára azt a lehetőséget, hogy a felhasználók saját, előzőleg elkészített utazási terveiket megoszthassák más felhasználókkal, ez</w:t>
+      </w:r>
+      <w:r>
+        <w:rPr>
+          <w:rFonts w:ascii="Arial" w:hAnsi="Arial" w:cs="Arial"/>
+        </w:rPr>
+        <w:t>zel</w:t>
+      </w:r>
+      <w:r>
+        <w:rPr>
+          <w:rFonts w:ascii="Arial" w:hAnsi="Arial" w:cs="Arial"/>
+        </w:rPr>
+        <w:t xml:space="preserve"> elősegítve a közös utazástervezést.</w:t>
       </w:r>
     </w:p>
     <w:p>
@@ -3255,101 +3787,13 @@
           <w:i/>
           <w:iCs/>
         </w:rPr>
-        <w:t>Direct_routes</w:t>
-      </w:r>
-      <w:r>
-        <w:rPr>
-          <w:rFonts w:ascii="Arial" w:hAnsi="Arial" w:cs="Arial"/>
-        </w:rPr>
-        <w:t xml:space="preserve"> tábla tartalmazza a közvetlen járatokra vonatkozó alapadatokat, így az indulási és érkezési repülőtér azonosítóját, az üzemeltető légitársaságra mutató hivatkozást, valamint azokat az attribútumokat, amelyek a járat érvényességi időszakát írják le. Ez utóbbi adatok teszik lehetővé annak eldöntését, hogy egy adott időpontban az adott útvonal aktívnak tekinthető-e.</w:t>
-      </w:r>
-    </w:p>
-    <w:p>
-      <w:pPr>
-        <w:spacing w:line="360" w:lineRule="auto"/>
-        <w:jc w:val="both"/>
-        <w:rPr>
-          <w:rFonts w:ascii="Arial" w:hAnsi="Arial" w:cs="Arial"/>
-        </w:rPr>
-      </w:pPr>
-      <w:r>
-        <w:rPr>
-          <w:rFonts w:ascii="Arial" w:hAnsi="Arial" w:cs="Arial"/>
-        </w:rPr>
-        <w:t xml:space="preserve">Az </w:t>
-      </w:r>
-      <w:r>
-        <w:rPr>
-          <w:rFonts w:ascii="Arial" w:hAnsi="Arial" w:cs="Arial"/>
-          <w:i/>
-          <w:iCs/>
-        </w:rPr>
-        <w:t>Airlines</w:t>
-      </w:r>
-      <w:r>
-        <w:rPr>
-          <w:rFonts w:ascii="Arial" w:hAnsi="Arial" w:cs="Arial"/>
-        </w:rPr>
-        <w:t xml:space="preserve"> tábla a légitársaságok törzsadatait (pl. azonosító, név, ország) tárolja, és kapcsolódik a </w:t>
-      </w:r>
-      <w:r>
-        <w:rPr>
-          <w:rFonts w:ascii="Arial" w:hAnsi="Arial" w:cs="Arial"/>
-          <w:i/>
-          <w:iCs/>
-        </w:rPr>
-        <w:t xml:space="preserve">Direct_routes </w:t>
-      </w:r>
-      <w:r>
-        <w:rPr>
-          <w:rFonts w:ascii="Arial" w:hAnsi="Arial" w:cs="Arial"/>
-        </w:rPr>
-        <w:t xml:space="preserve">táblához, </w:t>
-      </w:r>
-      <w:r>
-        <w:rPr>
-          <w:rFonts w:ascii="Arial" w:hAnsi="Arial" w:cs="Arial"/>
-        </w:rPr>
-        <w:t>így</w:t>
-      </w:r>
-      <w:r>
-        <w:rPr>
-          <w:rFonts w:ascii="Arial" w:hAnsi="Arial" w:cs="Arial"/>
-        </w:rPr>
-        <w:t xml:space="preserve"> minden egyes útvonalhoz egyértelműen hozzárendelhető az azt üzemeltető légitársaság.</w:t>
-      </w:r>
-    </w:p>
-    <w:p>
-      <w:pPr>
-        <w:spacing w:line="360" w:lineRule="auto"/>
-        <w:jc w:val="both"/>
-        <w:rPr>
-          <w:rFonts w:ascii="Arial" w:hAnsi="Arial" w:cs="Arial"/>
-        </w:rPr>
-      </w:pPr>
-      <w:r>
-        <w:rPr>
-          <w:rFonts w:ascii="Arial" w:hAnsi="Arial" w:cs="Arial"/>
-        </w:rPr>
-        <w:t xml:space="preserve">Az </w:t>
-      </w:r>
-      <w:r>
-        <w:rPr>
-          <w:rFonts w:ascii="Arial" w:hAnsi="Arial" w:cs="Arial"/>
-          <w:i/>
-          <w:iCs/>
-        </w:rPr>
-        <w:t>Airports</w:t>
-      </w:r>
-      <w:r>
-        <w:rPr>
-          <w:rFonts w:ascii="Arial" w:hAnsi="Arial" w:cs="Arial"/>
-        </w:rPr>
-        <w:t xml:space="preserve"> tábla a repülőterek adatait (azonosító, név, város, ország,</w:t>
-      </w:r>
-      <w:r>
-        <w:rPr>
-          <w:rFonts w:ascii="Arial" w:hAnsi="Arial" w:cs="Arial"/>
+        <w:t>Trip_share_links</w:t>
+      </w:r>
+      <w:r>
+        <w:rPr>
+          <w:rFonts w:ascii="Arial" w:hAnsi="Arial" w:cs="Arial"/>
+          <w:i/>
+          <w:iCs/>
         </w:rPr>
         <w:t xml:space="preserve"> </w:t>
       </w:r>
@@ -3357,7 +3801,126 @@
         <w:rPr>
           <w:rFonts w:ascii="Arial" w:hAnsi="Arial" w:cs="Arial"/>
         </w:rPr>
-        <w:t>földrajzi koordináták) tartalmazza.</w:t>
+        <w:t xml:space="preserve"> tábla felelős a megosztási linkek generálásáért és nyilvántartásáért. E tábla tartalmazza többek között a megosztáshoz létrehozott egyedi azonosítót, a megosztott utazásra mutató idegen kulcsot,</w:t>
+      </w:r>
+      <w:r>
+        <w:rPr>
+          <w:rFonts w:ascii="Arial" w:hAnsi="Arial" w:cs="Arial"/>
+        </w:rPr>
+        <w:t xml:space="preserve"> a felhasználót, aki létrehozta, valamint</w:t>
+      </w:r>
+      <w:r>
+        <w:rPr>
+          <w:rFonts w:ascii="Arial" w:hAnsi="Arial" w:cs="Arial"/>
+        </w:rPr>
+        <w:t xml:space="preserve"> a link létrehozásának időpontját. E</w:t>
+      </w:r>
+      <w:r>
+        <w:rPr>
+          <w:rFonts w:ascii="Arial" w:hAnsi="Arial" w:cs="Arial"/>
+        </w:rPr>
+        <w:t>z</w:t>
+      </w:r>
+      <w:r>
+        <w:rPr>
+          <w:rFonts w:ascii="Arial" w:hAnsi="Arial" w:cs="Arial"/>
+        </w:rPr>
+        <w:t xml:space="preserve"> teszi lehetővé, hogy egy adott utazásterv egyedi, akár nyilvánosan is elérhető hivatkozás formájában legyen megosztható.</w:t>
+      </w:r>
+    </w:p>
+    <w:p>
+      <w:pPr>
+        <w:spacing w:line="360" w:lineRule="auto"/>
+        <w:jc w:val="both"/>
+        <w:rPr>
+          <w:rFonts w:ascii="Arial" w:hAnsi="Arial" w:cs="Arial"/>
+        </w:rPr>
+      </w:pPr>
+      <w:r>
+        <w:rPr>
+          <w:rFonts w:ascii="Arial" w:hAnsi="Arial" w:cs="Arial"/>
+        </w:rPr>
+        <w:t xml:space="preserve">A </w:t>
+      </w:r>
+      <w:r>
+        <w:rPr>
+          <w:rFonts w:ascii="Arial" w:hAnsi="Arial" w:cs="Arial"/>
+          <w:i/>
+          <w:iCs/>
+        </w:rPr>
+        <w:t>Trip_share_invitations</w:t>
+      </w:r>
+      <w:r>
+        <w:rPr>
+          <w:rFonts w:ascii="Arial" w:hAnsi="Arial" w:cs="Arial"/>
+        </w:rPr>
+        <w:t xml:space="preserve"> tábla ezzel szemben a célzott, meghatározott felhasználók számára küldött megosztási meghívásokat kezeli. A tábla nyilvántartja</w:t>
+      </w:r>
+      <w:r>
+        <w:rPr>
+          <w:rFonts w:ascii="Arial" w:hAnsi="Arial" w:cs="Arial"/>
+        </w:rPr>
+        <w:t xml:space="preserve"> többek között</w:t>
+      </w:r>
+      <w:r>
+        <w:rPr>
+          <w:rFonts w:ascii="Arial" w:hAnsi="Arial" w:cs="Arial"/>
+        </w:rPr>
+        <w:t xml:space="preserve">, hogy egy adott utazástervhez mely felhasználók kaptak meghívást, a meghívás állapotát, valamint a meghívás létrehozásának időpontját. </w:t>
+      </w:r>
+    </w:p>
+    <w:p>
+      <w:pPr>
+        <w:spacing w:line="360" w:lineRule="auto"/>
+        <w:jc w:val="both"/>
+        <w:rPr>
+          <w:rFonts w:ascii="Arial" w:hAnsi="Arial" w:cs="Arial"/>
+        </w:rPr>
+      </w:pPr>
+      <w:r>
+        <w:rPr>
+          <w:rFonts w:ascii="Arial" w:hAnsi="Arial" w:cs="Arial"/>
+        </w:rPr>
+        <w:t>A két tábla együttes alkalmazása lehetővé teszi az alkalmazás számára, hogy kétféle megosztási mechanizmust is kínáljon: egyrészt egy általános, link alapú megosztást, amely bárki számára hozzáférést biztosíthat, aki rendelkezik a hivatkozással, másrészt egy célzott, meghívás alapú megosztást, am</w:t>
+      </w:r>
+      <w:r>
+        <w:rPr>
+          <w:rFonts w:ascii="Arial" w:hAnsi="Arial" w:cs="Arial"/>
+        </w:rPr>
+        <w:t>i</w:t>
+      </w:r>
+      <w:r>
+        <w:rPr>
+          <w:rFonts w:ascii="Arial" w:hAnsi="Arial" w:cs="Arial"/>
+        </w:rPr>
+        <w:t xml:space="preserve"> kifejezetten</w:t>
+      </w:r>
+      <w:r>
+        <w:rPr>
+          <w:rFonts w:ascii="Arial" w:hAnsi="Arial" w:cs="Arial"/>
+        </w:rPr>
+        <w:t xml:space="preserve"> a</w:t>
+      </w:r>
+      <w:r>
+        <w:rPr>
+          <w:rFonts w:ascii="Arial" w:hAnsi="Arial" w:cs="Arial"/>
+        </w:rPr>
+        <w:t xml:space="preserve"> meghatározott felhasználók számára teszi elérhetővé az adott utazástervet. Ez a kettősség jelentős mértékben növeli az alkalmazás rugalmasságát és felhasználói élményét a közös utazástervezés terén.</w:t>
+      </w:r>
+    </w:p>
+    <w:p>
+      <w:pPr>
+        <w:spacing w:line="360" w:lineRule="auto"/>
+        <w:jc w:val="both"/>
+        <w:rPr>
+          <w:rFonts w:ascii="Arial" w:hAnsi="Arial" w:cs="Arial"/>
+        </w:rPr>
+      </w:pPr>
+      <w:r>
+        <w:rPr>
+          <w:rFonts w:ascii="Arial" w:hAnsi="Arial" w:cs="Arial"/>
+        </w:rPr>
+        <w:t>3.2.6. Visszajelzések</w:t>
       </w:r>
     </w:p>
     <w:p>
@@ -3373,210 +3936,54 @@
           <w:rFonts w:ascii="Arial" w:hAnsi="Arial" w:cs="Arial"/>
         </w:rPr>
         <w:lastRenderedPageBreak/>
-        <w:t>A három tábla együttes, relációs adatbázis-modellként történő kezelése biztosítja, hogy az alkalmazás komplex lekérdezések</w:t>
-      </w:r>
-      <w:r>
-        <w:rPr>
-          <w:rFonts w:ascii="Arial" w:hAnsi="Arial" w:cs="Arial"/>
-        </w:rPr>
-        <w:t xml:space="preserve"> </w:t>
-      </w:r>
-      <w:r>
-        <w:rPr>
-          <w:rFonts w:ascii="Arial" w:hAnsi="Arial" w:cs="Arial"/>
-        </w:rPr>
-        <w:t>végrehajtására is képes legyen, anélkül, hogy redundáns adattárolásra lenne szükség.</w:t>
-      </w:r>
-    </w:p>
-    <w:p>
-      <w:pPr>
-        <w:spacing w:line="360" w:lineRule="auto"/>
-        <w:jc w:val="both"/>
-        <w:rPr>
-          <w:rFonts w:ascii="Arial" w:hAnsi="Arial" w:cs="Arial"/>
-        </w:rPr>
-      </w:pPr>
-      <w:r>
-        <w:rPr>
-          <w:rFonts w:ascii="Arial" w:hAnsi="Arial" w:cs="Arial"/>
-        </w:rPr>
-        <w:t>3.2.3. Meglátogatott helyek</w:t>
-      </w:r>
-    </w:p>
-    <w:p>
-      <w:pPr>
-        <w:spacing w:line="360" w:lineRule="auto"/>
-        <w:jc w:val="both"/>
-        <w:rPr>
-          <w:rFonts w:ascii="Arial" w:hAnsi="Arial" w:cs="Arial"/>
-        </w:rPr>
-      </w:pPr>
-      <w:r>
-        <w:rPr>
-          <w:rFonts w:ascii="Arial" w:hAnsi="Arial" w:cs="Arial"/>
-        </w:rPr>
-        <w:t xml:space="preserve">Ez a táblacsoport két táblából áll: </w:t>
-      </w:r>
-      <w:r>
-        <w:rPr>
-          <w:rFonts w:ascii="Arial" w:hAnsi="Arial" w:cs="Arial"/>
-          <w:i/>
-          <w:iCs/>
-        </w:rPr>
-        <w:t>Visited_places</w:t>
-      </w:r>
-      <w:r>
-        <w:rPr>
-          <w:rFonts w:ascii="Arial" w:hAnsi="Arial" w:cs="Arial"/>
-        </w:rPr>
-        <w:t xml:space="preserve"> és </w:t>
-      </w:r>
-      <w:r>
-        <w:rPr>
-          <w:rFonts w:ascii="Arial" w:hAnsi="Arial" w:cs="Arial"/>
-          <w:i/>
-          <w:iCs/>
-        </w:rPr>
-        <w:t>Images</w:t>
-      </w:r>
-      <w:r>
-        <w:rPr>
-          <w:rFonts w:ascii="Arial" w:hAnsi="Arial" w:cs="Arial"/>
-        </w:rPr>
-        <w:t>. E</w:t>
-      </w:r>
-      <w:r>
-        <w:rPr>
-          <w:rFonts w:ascii="Arial" w:hAnsi="Arial" w:cs="Arial"/>
-        </w:rPr>
-        <w:t>zen</w:t>
-      </w:r>
-      <w:r>
-        <w:rPr>
-          <w:rFonts w:ascii="Arial" w:hAnsi="Arial" w:cs="Arial"/>
-        </w:rPr>
-        <w:t xml:space="preserve"> táblák együttesen felelősek a felhasználók korábbi utazásai során bejárt helyszínekre vonatkozó adatok, valamint az azokhoz kapcsolódó fényképek tárolásáért és kezeléséért.</w:t>
-      </w:r>
-    </w:p>
-    <w:p>
-      <w:pPr>
-        <w:spacing w:line="360" w:lineRule="auto"/>
-        <w:jc w:val="both"/>
-        <w:rPr>
-          <w:rFonts w:ascii="Arial" w:hAnsi="Arial" w:cs="Arial"/>
-        </w:rPr>
-      </w:pPr>
-      <w:r>
-        <w:rPr>
-          <w:rFonts w:ascii="Arial" w:hAnsi="Arial" w:cs="Arial"/>
-        </w:rPr>
-        <w:t xml:space="preserve">A </w:t>
-      </w:r>
-      <w:r>
-        <w:rPr>
-          <w:rFonts w:ascii="Arial" w:hAnsi="Arial" w:cs="Arial"/>
-          <w:i/>
-          <w:iCs/>
-        </w:rPr>
-        <w:t>Visited_places</w:t>
-      </w:r>
-      <w:r>
-        <w:rPr>
-          <w:rFonts w:ascii="Arial" w:hAnsi="Arial" w:cs="Arial"/>
-        </w:rPr>
-        <w:t xml:space="preserve"> tábla tartalmazza a meglátogatott helyszínek alapadatait, így többek között a helyszín megnevezését, földrajzi elhelyezkedését, a látogatás időpontját, valamint azt a felhasználót, akihez tartozik. </w:t>
-      </w:r>
-      <w:r>
-        <w:rPr>
-          <w:rFonts w:ascii="Arial" w:hAnsi="Arial" w:cs="Arial"/>
-        </w:rPr>
-        <w:t>Lehetővé teszi</w:t>
-      </w:r>
-      <w:r>
-        <w:rPr>
-          <w:rFonts w:ascii="Arial" w:hAnsi="Arial" w:cs="Arial"/>
-        </w:rPr>
-        <w:t>, hogy az alkalmazás nyilvántartást vezessen arról, hogy egy adott felhasználó mely helyszíneken járt már, ezáltal megalapozva az utazási előzmények, statisztikák vagy</w:t>
-      </w:r>
-      <w:r>
-        <w:rPr>
-          <w:rFonts w:ascii="Arial" w:hAnsi="Arial" w:cs="Arial"/>
-        </w:rPr>
-        <w:t xml:space="preserve"> </w:t>
-      </w:r>
-      <w:r>
-        <w:rPr>
-          <w:rFonts w:ascii="Arial" w:hAnsi="Arial" w:cs="Arial"/>
-        </w:rPr>
-        <w:t xml:space="preserve">személyre szabott </w:t>
-      </w:r>
-      <w:r>
-        <w:rPr>
-          <w:rFonts w:ascii="Arial" w:hAnsi="Arial" w:cs="Arial"/>
-        </w:rPr>
-        <w:t>utazások tervezését</w:t>
-      </w:r>
-      <w:r>
-        <w:rPr>
-          <w:rFonts w:ascii="Arial" w:hAnsi="Arial" w:cs="Arial"/>
-        </w:rPr>
-        <w:t xml:space="preserve"> is.</w:t>
-      </w:r>
-    </w:p>
-    <w:p>
-      <w:pPr>
-        <w:spacing w:line="360" w:lineRule="auto"/>
-        <w:jc w:val="both"/>
-        <w:rPr>
-          <w:rFonts w:ascii="Arial" w:hAnsi="Arial" w:cs="Arial"/>
-        </w:rPr>
-      </w:pPr>
-      <w:r>
-        <w:rPr>
-          <w:rFonts w:ascii="Arial" w:hAnsi="Arial" w:cs="Arial"/>
-        </w:rPr>
-        <w:t xml:space="preserve">Az </w:t>
-      </w:r>
-      <w:r>
-        <w:rPr>
-          <w:rFonts w:ascii="Arial" w:hAnsi="Arial" w:cs="Arial"/>
-          <w:i/>
-          <w:iCs/>
-        </w:rPr>
-        <w:t>Images</w:t>
-      </w:r>
-      <w:r>
-        <w:rPr>
-          <w:rFonts w:ascii="Arial" w:hAnsi="Arial" w:cs="Arial"/>
-        </w:rPr>
-        <w:t xml:space="preserve"> tábla a meglátogatott helyszínekhez feltöltött fényképek metaadatait (fájl elérési útja, feltöltés időpontja) tárolja. </w:t>
-      </w:r>
-    </w:p>
-    <w:p>
-      <w:pPr>
-        <w:spacing w:line="360" w:lineRule="auto"/>
-        <w:jc w:val="both"/>
-        <w:rPr>
-          <w:rFonts w:ascii="Arial" w:hAnsi="Arial" w:cs="Arial"/>
-        </w:rPr>
-      </w:pPr>
-      <w:r>
-        <w:rPr>
-          <w:rFonts w:ascii="Arial" w:hAnsi="Arial" w:cs="Arial"/>
-        </w:rPr>
-        <w:t xml:space="preserve">A két tábla együttes alkalmazása </w:t>
-      </w:r>
-      <w:r>
-        <w:rPr>
-          <w:rFonts w:ascii="Arial" w:hAnsi="Arial" w:cs="Arial"/>
-        </w:rPr>
-        <w:t>által</w:t>
-      </w:r>
-      <w:r>
-        <w:rPr>
-          <w:rFonts w:ascii="Arial" w:hAnsi="Arial" w:cs="Arial"/>
-        </w:rPr>
-        <w:t xml:space="preserve"> a rendszer nemcsak szöveges, hanem képi formában is képes megőrizni és megjeleníteni a felhasználók utazási emlékeit</w:t>
+        <w:t xml:space="preserve">Ebbe a csoportba egy adatbázis-tábla tartozik, ami a Feedbacks nevet kapta. Ez a tábla felelős a </w:t>
+      </w:r>
+      <w:r>
+        <w:rPr>
+          <w:rFonts w:ascii="Arial" w:hAnsi="Arial" w:cs="Arial"/>
+        </w:rPr>
+        <w:t>felhasználók által adott visszajelzések kezeléséért, illetve tárolásáért.</w:t>
+      </w:r>
+    </w:p>
+    <w:p>
+      <w:pPr>
+        <w:spacing w:line="360" w:lineRule="auto"/>
+        <w:jc w:val="both"/>
+        <w:rPr>
+          <w:rFonts w:ascii="Arial" w:hAnsi="Arial" w:cs="Arial"/>
+        </w:rPr>
+      </w:pPr>
+      <w:r>
+        <w:rPr>
+          <w:rFonts w:ascii="Arial" w:hAnsi="Arial" w:cs="Arial"/>
+        </w:rPr>
+        <w:t>Mezői</w:t>
+      </w:r>
+      <w:r>
+        <w:rPr>
+          <w:rFonts w:ascii="Arial" w:hAnsi="Arial" w:cs="Arial"/>
+        </w:rPr>
+        <w:t>:</w:t>
+      </w:r>
+    </w:p>
+    <w:p>
+      <w:pPr>
+        <w:pStyle w:val="ListParagraph"/>
+        <w:numPr>
+          <w:ilvl w:val="0"/>
+          <w:numId w:val="27"/>
+        </w:numPr>
+        <w:spacing w:line="360" w:lineRule="auto"/>
+        <w:jc w:val="both"/>
+        <w:rPr>
+          <w:rFonts w:ascii="Arial" w:hAnsi="Arial" w:cs="Arial"/>
+        </w:rPr>
+      </w:pPr>
+      <w:r>
+        <w:rPr>
+          <w:rFonts w:ascii="Arial" w:hAnsi="Arial" w:cs="Arial"/>
+        </w:rPr>
+        <w:t>user_id: a visszajelzést beküldő felhasználó egyedi azonosítója</w:t>
       </w:r>
       <w:r>
         <w:rPr>
@@ -3587,386 +3994,62 @@
     </w:p>
     <w:p>
       <w:pPr>
-        <w:spacing w:line="360" w:lineRule="auto"/>
-        <w:jc w:val="both"/>
-        <w:rPr>
-          <w:rFonts w:ascii="Arial" w:hAnsi="Arial" w:cs="Arial"/>
-        </w:rPr>
-      </w:pPr>
-      <w:r>
-        <w:rPr>
-          <w:rFonts w:ascii="Arial" w:hAnsi="Arial" w:cs="Arial"/>
-        </w:rPr>
-        <w:t>3.2.4. Utazástervezés</w:t>
-      </w:r>
-    </w:p>
-    <w:p>
-      <w:pPr>
-        <w:spacing w:line="360" w:lineRule="auto"/>
-        <w:jc w:val="both"/>
-        <w:rPr>
-          <w:rFonts w:ascii="Arial" w:hAnsi="Arial" w:cs="Arial"/>
-        </w:rPr>
-      </w:pPr>
-      <w:r>
-        <w:rPr>
-          <w:rFonts w:ascii="Arial" w:hAnsi="Arial" w:cs="Arial"/>
-        </w:rPr>
-        <w:t xml:space="preserve">Ez a csoport szintén 2 táblából tevődik össze, Planned_trips és Planned_trip _stops. </w:t>
-      </w:r>
-      <w:r>
-        <w:rPr>
-          <w:rFonts w:ascii="Arial" w:hAnsi="Arial" w:cs="Arial"/>
-        </w:rPr>
-        <w:t>E</w:t>
-      </w:r>
-      <w:r>
-        <w:rPr>
-          <w:rFonts w:ascii="Arial" w:hAnsi="Arial" w:cs="Arial"/>
-        </w:rPr>
-        <w:t>zek</w:t>
-      </w:r>
-      <w:r>
-        <w:rPr>
-          <w:rFonts w:ascii="Arial" w:hAnsi="Arial" w:cs="Arial"/>
-        </w:rPr>
-        <w:t xml:space="preserve"> együttesen felelősek a felhasználók által megtervezett, jövőbeli utazásokra vonatkozó adatok tárolásáért és kezeléséért, ez</w:t>
-      </w:r>
-      <w:r>
-        <w:rPr>
-          <w:rFonts w:ascii="Arial" w:hAnsi="Arial" w:cs="Arial"/>
-        </w:rPr>
-        <w:t>zel</w:t>
-      </w:r>
-      <w:r>
-        <w:rPr>
-          <w:rFonts w:ascii="Arial" w:hAnsi="Arial" w:cs="Arial"/>
-        </w:rPr>
-        <w:t xml:space="preserve"> lehetővé téve az alkalmazás számára az utazástervezési funkciók megvalósítását.</w:t>
-      </w:r>
-    </w:p>
-    <w:p>
-      <w:pPr>
-        <w:spacing w:line="360" w:lineRule="auto"/>
-        <w:jc w:val="both"/>
-        <w:rPr>
-          <w:rFonts w:ascii="Arial" w:hAnsi="Arial" w:cs="Arial"/>
-        </w:rPr>
-      </w:pPr>
-      <w:r>
-        <w:rPr>
-          <w:rFonts w:ascii="Arial" w:hAnsi="Arial" w:cs="Arial"/>
-        </w:rPr>
-        <w:t xml:space="preserve">A </w:t>
-      </w:r>
-      <w:r>
-        <w:rPr>
-          <w:rFonts w:ascii="Arial" w:hAnsi="Arial" w:cs="Arial"/>
-          <w:i/>
-          <w:iCs/>
-        </w:rPr>
-        <w:t>Planned_trips</w:t>
-      </w:r>
-      <w:r>
-        <w:rPr>
-          <w:rFonts w:ascii="Arial" w:hAnsi="Arial" w:cs="Arial"/>
-        </w:rPr>
-        <w:t xml:space="preserve"> tábla tartalmazza a tervezett utazások alapadatait, így többek között az utazás megnevezését, tervezett kezdő és záró dátumát, valamint azt a felhasználót, akihez az adott utazásterv tartozik. Ez a tábla képezi az utazástervezés „fő” egységét, amelyhez a további, részletesebb adatok kapcsolódnak.</w:t>
-      </w:r>
-    </w:p>
-    <w:p>
-      <w:pPr>
-        <w:spacing w:line="360" w:lineRule="auto"/>
-        <w:jc w:val="both"/>
-        <w:rPr>
-          <w:rFonts w:ascii="Arial" w:hAnsi="Arial" w:cs="Arial"/>
-        </w:rPr>
-      </w:pPr>
-      <w:r>
-        <w:rPr>
-          <w:rFonts w:ascii="Arial" w:hAnsi="Arial" w:cs="Arial"/>
-        </w:rPr>
-        <w:t xml:space="preserve">A </w:t>
-      </w:r>
-      <w:r>
-        <w:rPr>
-          <w:rFonts w:ascii="Arial" w:hAnsi="Arial" w:cs="Arial"/>
-          <w:i/>
-          <w:iCs/>
-        </w:rPr>
-        <w:t>Planned_trip_stops</w:t>
-      </w:r>
-      <w:r>
-        <w:rPr>
-          <w:rFonts w:ascii="Arial" w:hAnsi="Arial" w:cs="Arial"/>
-        </w:rPr>
-        <w:t xml:space="preserve"> tábla az egyes utazásokon belüli megáll</w:t>
-      </w:r>
-      <w:r>
-        <w:rPr>
-          <w:rFonts w:ascii="Arial" w:hAnsi="Arial" w:cs="Arial"/>
-        </w:rPr>
-        <w:t>ók</w:t>
-      </w:r>
-      <w:r>
-        <w:rPr>
-          <w:rFonts w:ascii="Arial" w:hAnsi="Arial" w:cs="Arial"/>
-        </w:rPr>
-        <w:t>, azaz úticélok adatait tárolja.</w:t>
-      </w:r>
-      <w:r>
-        <w:rPr>
-          <w:rFonts w:ascii="Arial" w:hAnsi="Arial" w:cs="Arial"/>
-        </w:rPr>
-        <w:t xml:space="preserve"> Tartalmazza</w:t>
-      </w:r>
-      <w:r>
-        <w:rPr>
-          <w:rFonts w:ascii="Arial" w:hAnsi="Arial" w:cs="Arial"/>
-        </w:rPr>
-        <w:t xml:space="preserve"> a megálló helyszínét</w:t>
-      </w:r>
-      <w:r>
-        <w:rPr>
-          <w:rFonts w:ascii="Arial" w:hAnsi="Arial" w:cs="Arial"/>
-        </w:rPr>
-        <w:t xml:space="preserve">, </w:t>
-      </w:r>
-      <w:r>
-        <w:rPr>
-          <w:rFonts w:ascii="Arial" w:hAnsi="Arial" w:cs="Arial"/>
-        </w:rPr>
-        <w:t>a látogatás tervezett időpontját, valamint egyéb, az adott szakaszra vonatkozó kiegészítő információkat.</w:t>
-      </w:r>
-    </w:p>
-    <w:p>
-      <w:pPr>
-        <w:spacing w:line="360" w:lineRule="auto"/>
-        <w:jc w:val="both"/>
-        <w:rPr>
-          <w:rFonts w:ascii="Arial" w:hAnsi="Arial" w:cs="Arial"/>
-        </w:rPr>
-      </w:pPr>
-      <w:r>
-        <w:rPr>
-          <w:rFonts w:ascii="Arial" w:hAnsi="Arial" w:cs="Arial"/>
-        </w:rPr>
-        <w:t>3.2.5. Útitervek megosztása</w:t>
-      </w:r>
-    </w:p>
-    <w:p>
-      <w:pPr>
-        <w:spacing w:line="360" w:lineRule="auto"/>
-        <w:jc w:val="both"/>
-        <w:rPr>
-          <w:rFonts w:ascii="Arial" w:hAnsi="Arial" w:cs="Arial"/>
-        </w:rPr>
-      </w:pPr>
-      <w:r>
-        <w:rPr>
-          <w:rFonts w:ascii="Arial" w:hAnsi="Arial" w:cs="Arial"/>
-        </w:rPr>
-        <w:lastRenderedPageBreak/>
-        <w:t xml:space="preserve">Ez a táblacsoport felelős a korábban megtervezett utazások megosztásának funkcionalitásáért, 2 táblából épül fel: </w:t>
-      </w:r>
-      <w:r>
-        <w:rPr>
-          <w:rFonts w:ascii="Arial" w:hAnsi="Arial" w:cs="Arial"/>
-          <w:i/>
-          <w:iCs/>
-        </w:rPr>
-        <w:t>Trip_share_links</w:t>
-      </w:r>
-      <w:r>
-        <w:rPr>
-          <w:rFonts w:ascii="Arial" w:hAnsi="Arial" w:cs="Arial"/>
-        </w:rPr>
-        <w:t xml:space="preserve"> és </w:t>
-      </w:r>
-      <w:r>
-        <w:rPr>
-          <w:rFonts w:ascii="Arial" w:hAnsi="Arial" w:cs="Arial"/>
-          <w:i/>
-          <w:iCs/>
-        </w:rPr>
-        <w:t>Trip_share_invitations</w:t>
-      </w:r>
-      <w:r>
-        <w:rPr>
-          <w:rFonts w:ascii="Arial" w:hAnsi="Arial" w:cs="Arial"/>
-        </w:rPr>
-        <w:t xml:space="preserve">. </w:t>
-      </w:r>
-      <w:r>
-        <w:rPr>
-          <w:rFonts w:ascii="Arial" w:hAnsi="Arial" w:cs="Arial"/>
-        </w:rPr>
-        <w:t>E</w:t>
-      </w:r>
-      <w:r>
-        <w:rPr>
-          <w:rFonts w:ascii="Arial" w:hAnsi="Arial" w:cs="Arial"/>
-        </w:rPr>
-        <w:t>zek a</w:t>
-      </w:r>
-      <w:r>
-        <w:rPr>
-          <w:rFonts w:ascii="Arial" w:hAnsi="Arial" w:cs="Arial"/>
-        </w:rPr>
-        <w:t xml:space="preserve"> táblák együttesen biztosítják az alkalmazás számára azt a lehetőséget, hogy a felhasználók saját, előzőleg elkészített utazási terveiket megoszthassák más felhasználókkal, ez</w:t>
-      </w:r>
-      <w:r>
-        <w:rPr>
-          <w:rFonts w:ascii="Arial" w:hAnsi="Arial" w:cs="Arial"/>
-        </w:rPr>
-        <w:t>zel</w:t>
-      </w:r>
-      <w:r>
-        <w:rPr>
-          <w:rFonts w:ascii="Arial" w:hAnsi="Arial" w:cs="Arial"/>
-        </w:rPr>
-        <w:t xml:space="preserve"> elősegítve a közös utazástervezést.</w:t>
-      </w:r>
-    </w:p>
-    <w:p>
-      <w:pPr>
-        <w:spacing w:line="360" w:lineRule="auto"/>
-        <w:jc w:val="both"/>
-        <w:rPr>
-          <w:rFonts w:ascii="Arial" w:hAnsi="Arial" w:cs="Arial"/>
-        </w:rPr>
-      </w:pPr>
-      <w:r>
-        <w:rPr>
-          <w:rFonts w:ascii="Arial" w:hAnsi="Arial" w:cs="Arial"/>
-        </w:rPr>
-        <w:t xml:space="preserve">A </w:t>
-      </w:r>
-      <w:r>
-        <w:rPr>
-          <w:rFonts w:ascii="Arial" w:hAnsi="Arial" w:cs="Arial"/>
-          <w:i/>
-          <w:iCs/>
-        </w:rPr>
-        <w:t>Trip_share_links</w:t>
-      </w:r>
-      <w:r>
-        <w:rPr>
-          <w:rFonts w:ascii="Arial" w:hAnsi="Arial" w:cs="Arial"/>
-          <w:i/>
-          <w:iCs/>
-        </w:rPr>
-        <w:t xml:space="preserve"> </w:t>
-      </w:r>
-      <w:r>
-        <w:rPr>
-          <w:rFonts w:ascii="Arial" w:hAnsi="Arial" w:cs="Arial"/>
-        </w:rPr>
-        <w:t xml:space="preserve"> tábla felelős a megosztási linkek generálásáért és nyilvántartásáért. E tábla tartalmazza többek között a megosztáshoz létrehozott egyedi azonosítót, a megosztott utazásra mutató idegen kulcsot,</w:t>
-      </w:r>
-      <w:r>
-        <w:rPr>
-          <w:rFonts w:ascii="Arial" w:hAnsi="Arial" w:cs="Arial"/>
-        </w:rPr>
-        <w:t xml:space="preserve"> a felhasználót, aki létrehozta, valamint</w:t>
-      </w:r>
-      <w:r>
-        <w:rPr>
-          <w:rFonts w:ascii="Arial" w:hAnsi="Arial" w:cs="Arial"/>
-        </w:rPr>
-        <w:t xml:space="preserve"> a link létrehozásának időpontját. E</w:t>
-      </w:r>
-      <w:r>
-        <w:rPr>
-          <w:rFonts w:ascii="Arial" w:hAnsi="Arial" w:cs="Arial"/>
-        </w:rPr>
-        <w:t>z</w:t>
-      </w:r>
-      <w:r>
-        <w:rPr>
-          <w:rFonts w:ascii="Arial" w:hAnsi="Arial" w:cs="Arial"/>
-        </w:rPr>
-        <w:t xml:space="preserve"> teszi lehetővé, hogy egy adott utazásterv egyedi, akár nyilvánosan is elérhető hivatkozás formájában legyen megosztható.</w:t>
-      </w:r>
-    </w:p>
-    <w:p>
-      <w:pPr>
-        <w:spacing w:line="360" w:lineRule="auto"/>
-        <w:jc w:val="both"/>
-        <w:rPr>
-          <w:rFonts w:ascii="Arial" w:hAnsi="Arial" w:cs="Arial"/>
-        </w:rPr>
-      </w:pPr>
-      <w:r>
-        <w:rPr>
-          <w:rFonts w:ascii="Arial" w:hAnsi="Arial" w:cs="Arial"/>
-        </w:rPr>
-        <w:t xml:space="preserve">A </w:t>
-      </w:r>
-      <w:r>
-        <w:rPr>
-          <w:rFonts w:ascii="Arial" w:hAnsi="Arial" w:cs="Arial"/>
-          <w:i/>
-          <w:iCs/>
-        </w:rPr>
-        <w:t>Trip_share_invitations</w:t>
-      </w:r>
-      <w:r>
-        <w:rPr>
-          <w:rFonts w:ascii="Arial" w:hAnsi="Arial" w:cs="Arial"/>
-        </w:rPr>
-        <w:t xml:space="preserve"> tábla ezzel szemben a célzott, meghatározott felhasználók számára küldött megosztási meghívásokat kezeli. A tábla nyilvántartja</w:t>
-      </w:r>
-      <w:r>
-        <w:rPr>
-          <w:rFonts w:ascii="Arial" w:hAnsi="Arial" w:cs="Arial"/>
-        </w:rPr>
-        <w:t xml:space="preserve"> többek között</w:t>
-      </w:r>
-      <w:r>
-        <w:rPr>
-          <w:rFonts w:ascii="Arial" w:hAnsi="Arial" w:cs="Arial"/>
-        </w:rPr>
-        <w:t xml:space="preserve">, hogy egy adott utazástervhez mely felhasználók kaptak meghívást, a meghívás állapotát, valamint a meghívás létrehozásának időpontját. </w:t>
-      </w:r>
-    </w:p>
-    <w:p>
-      <w:pPr>
-        <w:spacing w:line="360" w:lineRule="auto"/>
-        <w:jc w:val="both"/>
-        <w:rPr>
-          <w:rFonts w:ascii="Arial" w:hAnsi="Arial" w:cs="Arial"/>
-        </w:rPr>
-      </w:pPr>
-      <w:r>
-        <w:rPr>
-          <w:rFonts w:ascii="Arial" w:hAnsi="Arial" w:cs="Arial"/>
-        </w:rPr>
-        <w:t>A két tábla együttes alkalmazása lehetővé teszi az alkalmazás számára, hogy kétféle megosztási mechanizmust is kínáljon: egyrészt egy általános, link alapú megosztást, amely bárki számára hozzáférést biztosíthat, aki rendelkezik a hivatkozással, másrészt egy célzott, meghívás alapú megosztást, am</w:t>
-      </w:r>
-      <w:r>
-        <w:rPr>
-          <w:rFonts w:ascii="Arial" w:hAnsi="Arial" w:cs="Arial"/>
-        </w:rPr>
-        <w:t>i</w:t>
-      </w:r>
-      <w:r>
-        <w:rPr>
-          <w:rFonts w:ascii="Arial" w:hAnsi="Arial" w:cs="Arial"/>
-        </w:rPr>
-        <w:t xml:space="preserve"> kifejezetten</w:t>
-      </w:r>
-      <w:r>
-        <w:rPr>
-          <w:rFonts w:ascii="Arial" w:hAnsi="Arial" w:cs="Arial"/>
-        </w:rPr>
-        <w:t xml:space="preserve"> a</w:t>
-      </w:r>
-      <w:r>
-        <w:rPr>
-          <w:rFonts w:ascii="Arial" w:hAnsi="Arial" w:cs="Arial"/>
-        </w:rPr>
-        <w:t xml:space="preserve"> meghatározott felhasználók számára teszi elérhetővé az adott utazástervet. Ez a kettősség jelentős mértékben növeli az alkalmazás rugalmasságát és felhasználói élményét a közös utazástervezés terén.</w:t>
+        <w:pStyle w:val="ListParagraph"/>
+        <w:numPr>
+          <w:ilvl w:val="0"/>
+          <w:numId w:val="27"/>
+        </w:numPr>
+        <w:spacing w:line="360" w:lineRule="auto"/>
+        <w:jc w:val="both"/>
+        <w:rPr>
+          <w:rFonts w:ascii="Arial" w:hAnsi="Arial" w:cs="Arial"/>
+        </w:rPr>
+      </w:pPr>
+      <w:r>
+        <w:rPr>
+          <w:rFonts w:ascii="Arial" w:hAnsi="Arial" w:cs="Arial"/>
+        </w:rPr>
+        <w:t>message: a felhasználó által megfogalmazott szöveges üzenet.</w:t>
+      </w:r>
+    </w:p>
+    <w:p>
+      <w:pPr>
+        <w:pStyle w:val="ListParagraph"/>
+        <w:numPr>
+          <w:ilvl w:val="0"/>
+          <w:numId w:val="27"/>
+        </w:numPr>
+        <w:spacing w:line="360" w:lineRule="auto"/>
+        <w:jc w:val="both"/>
+        <w:rPr>
+          <w:rFonts w:ascii="Arial" w:hAnsi="Arial" w:cs="Arial"/>
+        </w:rPr>
+      </w:pPr>
+      <w:r>
+        <w:rPr>
+          <w:rFonts w:ascii="Arial" w:hAnsi="Arial" w:cs="Arial"/>
+        </w:rPr>
+        <w:t>image_path: az opcionálisan csatolt kép elérési útvonala, amennyiben a visszajelzéshez tartozik ilyen.</w:t>
+      </w:r>
+    </w:p>
+    <w:p>
+      <w:pPr>
+        <w:pStyle w:val="ListParagraph"/>
+        <w:numPr>
+          <w:ilvl w:val="0"/>
+          <w:numId w:val="27"/>
+        </w:numPr>
+        <w:spacing w:line="360" w:lineRule="auto"/>
+        <w:jc w:val="both"/>
+        <w:rPr>
+          <w:rFonts w:ascii="Arial" w:hAnsi="Arial" w:cs="Arial"/>
+        </w:rPr>
+      </w:pPr>
+      <w:r>
+        <w:rPr>
+          <w:rFonts w:ascii="Arial" w:hAnsi="Arial" w:cs="Arial"/>
+        </w:rPr>
+        <w:t>created_at: a rekord létrehozásának időpontja.</w:t>
       </w:r>
     </w:p>
     <w:p>
@@ -4165,7 +4248,6 @@
         <w:rPr>
           <w:rFonts w:ascii="Arial" w:hAnsi="Arial" w:cs="Arial"/>
         </w:rPr>
-        <w:lastRenderedPageBreak/>
         <w:t>Users</w:t>
       </w:r>
       <w:r>
@@ -4347,6 +4429,7 @@
     <w:p>
       <w:pPr>
         <w:spacing w:line="360" w:lineRule="auto"/>
+        <w:ind w:left="360"/>
         <w:jc w:val="both"/>
         <w:rPr>
           <w:rFonts w:ascii="Arial" w:hAnsi="Arial" w:cs="Arial"/>
@@ -4357,6 +4440,93 @@
           <w:rFonts w:ascii="Arial" w:hAnsi="Arial" w:cs="Arial"/>
         </w:rPr>
         <w:t>Mindkét esetben egy felhasználó tetszőleges számú megosztási meghívásban szerepelhet küldőként, illetve fogadóként is.</w:t>
+      </w:r>
+    </w:p>
+    <w:p>
+      <w:pPr>
+        <w:spacing w:line="360" w:lineRule="auto"/>
+        <w:jc w:val="both"/>
+        <w:rPr>
+          <w:rFonts w:ascii="Arial" w:hAnsi="Arial" w:cs="Arial"/>
+        </w:rPr>
+      </w:pPr>
+      <w:r>
+        <w:rPr>
+          <w:rFonts w:ascii="Arial" w:hAnsi="Arial" w:cs="Arial"/>
+        </w:rPr>
+        <w:t xml:space="preserve">Users-Password_reset_tokens: a </w:t>
+      </w:r>
+      <w:r>
+        <w:rPr>
+          <w:rFonts w:ascii="Arial" w:hAnsi="Arial" w:cs="Arial"/>
+          <w:i/>
+          <w:iCs/>
+        </w:rPr>
+        <w:t>Password_reset_tokens</w:t>
+      </w:r>
+      <w:r>
+        <w:rPr>
+          <w:rFonts w:ascii="Arial" w:hAnsi="Arial" w:cs="Arial"/>
+        </w:rPr>
+        <w:t xml:space="preserve"> tábla a </w:t>
+      </w:r>
+      <w:r>
+        <w:rPr>
+          <w:rFonts w:ascii="Arial" w:hAnsi="Arial" w:cs="Arial"/>
+          <w:i/>
+          <w:iCs/>
+        </w:rPr>
+        <w:t>user_id</w:t>
+      </w:r>
+      <w:r>
+        <w:rPr>
+          <w:rFonts w:ascii="Arial" w:hAnsi="Arial" w:cs="Arial"/>
+        </w:rPr>
+        <w:t xml:space="preserve"> idegen kulcs segítségével azonosítja be, hogy az adott jelszó visszaállításhoz használt token melyik felhasználóhoz tartozik.</w:t>
+      </w:r>
+    </w:p>
+    <w:p>
+      <w:pPr>
+        <w:spacing w:line="360" w:lineRule="auto"/>
+        <w:jc w:val="both"/>
+        <w:rPr>
+          <w:rFonts w:ascii="Arial" w:hAnsi="Arial" w:cs="Arial"/>
+        </w:rPr>
+      </w:pPr>
+      <w:r>
+        <w:rPr>
+          <w:rFonts w:ascii="Arial" w:hAnsi="Arial" w:cs="Arial"/>
+        </w:rPr>
+        <w:lastRenderedPageBreak/>
+        <w:t xml:space="preserve">Users-Feedbacks: egy felhasználó bármennyi visszajelzést beküldhet, viszont egy visszajelzéshez csak egy felhasználó tartozhat. Ebben segít a </w:t>
+      </w:r>
+      <w:r>
+        <w:rPr>
+          <w:rFonts w:ascii="Arial" w:hAnsi="Arial" w:cs="Arial"/>
+          <w:i/>
+          <w:iCs/>
+        </w:rPr>
+        <w:t>Feedbacks</w:t>
+      </w:r>
+      <w:r>
+        <w:rPr>
+          <w:rFonts w:ascii="Arial" w:hAnsi="Arial" w:cs="Arial"/>
+        </w:rPr>
+        <w:t xml:space="preserve"> tábla </w:t>
+      </w:r>
+      <w:r>
+        <w:rPr>
+          <w:rFonts w:ascii="Arial" w:hAnsi="Arial" w:cs="Arial"/>
+          <w:i/>
+          <w:iCs/>
+        </w:rPr>
+        <w:t>user_id</w:t>
+      </w:r>
+      <w:r>
+        <w:rPr>
+          <w:rFonts w:ascii="Arial" w:hAnsi="Arial" w:cs="Arial"/>
+        </w:rPr>
+        <w:t xml:space="preserve"> idegen kulcsa, hogy jelezze, hogy a visszajelzést melyik felhasználó küldte be.</w:t>
       </w:r>
     </w:p>
     <w:p>
@@ -4871,7 +5041,6 @@
         <w:rPr>
           <w:rFonts w:ascii="Arial" w:hAnsi="Arial" w:cs="Arial"/>
         </w:rPr>
-        <w:lastRenderedPageBreak/>
         <w:t>Planned_trips-Trip_share_links</w:t>
       </w:r>
       <w:r>
@@ -4964,6 +5133,7 @@
         <w:rPr>
           <w:rFonts w:ascii="Arial" w:hAnsi="Arial" w:cs="Arial"/>
         </w:rPr>
+        <w:lastRenderedPageBreak/>
         <w:t>source_trip_id</w:t>
       </w:r>
       <w:r>
@@ -5769,6 +5939,26 @@
     </w:p>
     <w:p>
       <w:pPr>
+        <w:pStyle w:val="ListParagraph"/>
+        <w:numPr>
+          <w:ilvl w:val="0"/>
+          <w:numId w:val="7"/>
+        </w:numPr>
+        <w:spacing w:line="360" w:lineRule="auto"/>
+        <w:jc w:val="both"/>
+        <w:rPr>
+          <w:rFonts w:ascii="Arial" w:hAnsi="Arial" w:cs="Arial"/>
+        </w:rPr>
+      </w:pPr>
+      <w:r>
+        <w:rPr>
+          <w:rFonts w:ascii="Arial" w:hAnsi="Arial" w:cs="Arial"/>
+        </w:rPr>
+        <w:t>admin oldal</w:t>
+      </w:r>
+    </w:p>
+    <w:p>
+      <w:pPr>
         <w:spacing w:line="360" w:lineRule="auto"/>
         <w:jc w:val="both"/>
         <w:rPr>
@@ -6668,6 +6858,36 @@
         <w:jc w:val="both"/>
         <w:rPr>
           <w:rFonts w:ascii="Arial" w:hAnsi="Arial" w:cs="Arial"/>
+        </w:rPr>
+      </w:pPr>
+      <w:r>
+        <w:rPr>
+          <w:rFonts w:ascii="Arial" w:hAnsi="Arial" w:cs="Arial"/>
+        </w:rPr>
+        <w:t>4.3.9. Visszajelzés küldése</w:t>
+      </w:r>
+    </w:p>
+    <w:p>
+      <w:pPr>
+        <w:spacing w:line="360" w:lineRule="auto"/>
+        <w:jc w:val="both"/>
+        <w:rPr>
+          <w:rFonts w:ascii="Arial" w:hAnsi="Arial" w:cs="Arial"/>
+        </w:rPr>
+      </w:pPr>
+      <w:r>
+        <w:rPr>
+          <w:rFonts w:ascii="Arial" w:hAnsi="Arial" w:cs="Arial"/>
+        </w:rPr>
+        <w:t>A rendszer lehetőséget biztosít a bejelentkezett felhasználók számára, hogy az alkalmazással kapcsolatos visszajelzéseket, észrevételeket vagy hibabejelentéseket küldjenek. A visszajelzés egy kötelező szöveges üzenetből áll, amelyhez a felhasználó opcionálisan egy képet is csatolhat, például egy tapasztalt hiba szemléltetésére. A beküldött visszajelzéseket a rendszer eltárolja, és azokat az adminisztrátor egy erre dedikált felületen tekintheti át, majd szükség esetén törölheti.</w:t>
+      </w:r>
+    </w:p>
+    <w:p>
+      <w:pPr>
+        <w:spacing w:line="360" w:lineRule="auto"/>
+        <w:jc w:val="both"/>
+        <w:rPr>
+          <w:rFonts w:ascii="Arial" w:hAnsi="Arial" w:cs="Arial"/>
           <w:sz w:val="28"/>
           <w:szCs w:val="28"/>
         </w:rPr>
@@ -12212,6 +12432,241 @@
         <w:jc w:val="both"/>
         <w:rPr>
           <w:rFonts w:ascii="Arial" w:hAnsi="Arial" w:cs="Arial"/>
+        </w:rPr>
+      </w:pPr>
+      <w:r>
+        <w:rPr>
+          <w:rFonts w:ascii="Arial" w:hAnsi="Arial" w:cs="Arial"/>
+        </w:rPr>
+        <w:t>5.8.5. Visszajelzések küldése</w:t>
+      </w:r>
+    </w:p>
+    <w:p>
+      <w:pPr>
+        <w:spacing w:line="360" w:lineRule="auto"/>
+        <w:jc w:val="both"/>
+        <w:rPr>
+          <w:rFonts w:ascii="Arial" w:hAnsi="Arial" w:cs="Arial"/>
+        </w:rPr>
+      </w:pPr>
+      <w:r>
+        <w:rPr>
+          <w:rFonts w:ascii="Arial" w:hAnsi="Arial" w:cs="Arial"/>
+        </w:rPr>
+        <w:t>A</w:t>
+      </w:r>
+      <w:r>
+        <w:rPr>
+          <w:rFonts w:ascii="Arial" w:hAnsi="Arial" w:cs="Arial"/>
+        </w:rPr>
+        <w:t xml:space="preserve"> bejelentkezett felhasználó visszajelzés</w:t>
+      </w:r>
+      <w:r>
+        <w:rPr>
+          <w:rFonts w:ascii="Arial" w:hAnsi="Arial" w:cs="Arial"/>
+        </w:rPr>
+        <w:t>eke</w:t>
+      </w:r>
+      <w:r>
+        <w:rPr>
+          <w:rFonts w:ascii="Arial" w:hAnsi="Arial" w:cs="Arial"/>
+        </w:rPr>
+        <w:t xml:space="preserve">t </w:t>
+      </w:r>
+      <w:r>
+        <w:rPr>
+          <w:rFonts w:ascii="Arial" w:hAnsi="Arial" w:cs="Arial"/>
+        </w:rPr>
+        <w:t xml:space="preserve">is </w:t>
+      </w:r>
+      <w:r>
+        <w:rPr>
+          <w:rFonts w:ascii="Arial" w:hAnsi="Arial" w:cs="Arial"/>
+        </w:rPr>
+        <w:t>küldhet az alkalmazással kapcsolatban. Az</w:t>
+      </w:r>
+      <w:r>
+        <w:rPr>
+          <w:rFonts w:ascii="Arial" w:hAnsi="Arial" w:cs="Arial"/>
+        </w:rPr>
+        <w:t xml:space="preserve"> ehhez tartozó</w:t>
+      </w:r>
+      <w:r>
+        <w:rPr>
+          <w:rFonts w:ascii="Arial" w:hAnsi="Arial" w:cs="Arial"/>
+        </w:rPr>
+        <w:t xml:space="preserve"> űrlap két mezőt tartalmaz: egy kötelezően kitöltendő, </w:t>
+      </w:r>
+      <w:r>
+        <w:rPr>
+          <w:rFonts w:ascii="Arial" w:hAnsi="Arial" w:cs="Arial"/>
+        </w:rPr>
+        <w:lastRenderedPageBreak/>
+        <w:t>legfeljebb 2000 karakter hosszúságú szöveges üzenetet, valamint egy opcionális, legfeljebb 10 MB méretű JPEG vagy PNG formátumú képet. A képfeltöltő felület a meglátogatott helyeknél alkalmazott feltöltőzónával megegyező, közös segédmodulra (frontend/scripts/utils/imageUpload.js) épül, amely kliens oldalon ellenőrzi a fájl típusát és méretét, valamint előnézetet és eltávolítási lehetőséget biztosít a kiválasztott képhez.</w:t>
+      </w:r>
+    </w:p>
+    <w:p>
+      <w:pPr>
+        <w:spacing w:line="360" w:lineRule="auto"/>
+        <w:jc w:val="both"/>
+        <w:rPr>
+          <w:rFonts w:ascii="Arial" w:hAnsi="Arial" w:cs="Arial"/>
+        </w:rPr>
+      </w:pPr>
+      <w:r>
+        <w:rPr>
+          <w:rFonts w:ascii="Arial" w:hAnsi="Arial" w:cs="Arial"/>
+        </w:rPr>
+        <w:t xml:space="preserve">Az űrlap elküldésekor a kliens oldali script egy </w:t>
+      </w:r>
+      <w:r>
+        <w:rPr>
+          <w:rFonts w:ascii="Arial" w:hAnsi="Arial" w:cs="Arial"/>
+          <w:i/>
+          <w:iCs/>
+        </w:rPr>
+        <w:t>FormData</w:t>
+      </w:r>
+      <w:r>
+        <w:rPr>
+          <w:rFonts w:ascii="Arial" w:hAnsi="Arial" w:cs="Arial"/>
+        </w:rPr>
+        <w:t xml:space="preserve"> objektumot állít össze az üzenetből és az opcionálisan csatolt képből, majd egy POST kérést küld a backend </w:t>
+      </w:r>
+      <w:r>
+        <w:rPr>
+          <w:rFonts w:ascii="Arial" w:hAnsi="Arial" w:cs="Arial"/>
+          <w:i/>
+          <w:iCs/>
+        </w:rPr>
+        <w:t>/api/feedback</w:t>
+      </w:r>
+      <w:r>
+        <w:rPr>
+          <w:rFonts w:ascii="Arial" w:hAnsi="Arial" w:cs="Arial"/>
+        </w:rPr>
+        <w:t xml:space="preserve"> végpontjára</w:t>
+      </w:r>
+      <w:r>
+        <w:rPr>
+          <w:rFonts w:ascii="Arial" w:hAnsi="Arial" w:cs="Arial"/>
+        </w:rPr>
+        <w:t>, és</w:t>
+      </w:r>
+      <w:r>
+        <w:rPr>
+          <w:rFonts w:ascii="Arial" w:hAnsi="Arial" w:cs="Arial"/>
+        </w:rPr>
+        <w:t xml:space="preserve"> a hitelesítéshez szükséges JWT-t a globális API-segédmodul automatikusan csatolja a kéréshez. Amennyiben az üzenet mező üresen marad, a kliens azonnal hibaüzenetet jelenít meg, elkerülve a felesleges szerverhívást</w:t>
+      </w:r>
+      <w:r>
+        <w:rPr>
+          <w:rFonts w:ascii="Arial" w:hAnsi="Arial" w:cs="Arial"/>
+        </w:rPr>
+        <w:t>.</w:t>
+      </w:r>
+      <w:r>
+        <w:rPr>
+          <w:rFonts w:ascii="Arial" w:hAnsi="Arial" w:cs="Arial"/>
+        </w:rPr>
+        <w:t xml:space="preserve"> </w:t>
+      </w:r>
+      <w:r>
+        <w:rPr>
+          <w:rFonts w:ascii="Arial" w:hAnsi="Arial" w:cs="Arial"/>
+        </w:rPr>
+        <w:t>S</w:t>
+      </w:r>
+      <w:r>
+        <w:rPr>
+          <w:rFonts w:ascii="Arial" w:hAnsi="Arial" w:cs="Arial"/>
+        </w:rPr>
+        <w:t>ikeres beküldés esetén az űrlap kiürül, és a felhasználó megerősítő üzenetet kap.</w:t>
+      </w:r>
+    </w:p>
+    <w:p>
+      <w:pPr>
+        <w:spacing w:line="360" w:lineRule="auto"/>
+        <w:jc w:val="both"/>
+        <w:rPr>
+          <w:rFonts w:ascii="Arial" w:hAnsi="Arial" w:cs="Arial"/>
+        </w:rPr>
+      </w:pPr>
+      <w:r>
+        <w:rPr>
+          <w:rFonts w:ascii="Arial" w:hAnsi="Arial" w:cs="Arial"/>
+        </w:rPr>
+        <w:t xml:space="preserve">A szerver oldalon a kérést a backend/routers/feedback.py fájlban megvalósított, JWT-hitelesítést igénylő végpont dolgozza fel. </w:t>
+      </w:r>
+      <w:r>
+        <w:rPr>
+          <w:rFonts w:ascii="Arial" w:hAnsi="Arial" w:cs="Arial"/>
+        </w:rPr>
+        <w:t>Ez</w:t>
+      </w:r>
+      <w:r>
+        <w:rPr>
+          <w:rFonts w:ascii="Arial" w:hAnsi="Arial" w:cs="Arial"/>
+        </w:rPr>
+        <w:t xml:space="preserve"> elsőként ellenőrzi az üzenet szövegét: amennyiben az az esetleges szóközök eltávolítása után üresnek bizonyul, vagy meghaladja a 2000 karakteres korlátot, a rendszer 400-as státuszkóddal </w:t>
+      </w:r>
+      <w:r>
+        <w:rPr>
+          <w:rFonts w:ascii="Arial" w:hAnsi="Arial" w:cs="Arial"/>
+        </w:rPr>
+        <w:t>el</w:t>
+      </w:r>
+      <w:r>
+        <w:rPr>
+          <w:rFonts w:ascii="Arial" w:hAnsi="Arial" w:cs="Arial"/>
+        </w:rPr>
+        <w:t>utasítj</w:t>
+      </w:r>
+      <w:r>
+        <w:rPr>
+          <w:rFonts w:ascii="Arial" w:hAnsi="Arial" w:cs="Arial"/>
+        </w:rPr>
+        <w:t>a</w:t>
+      </w:r>
+      <w:r>
+        <w:rPr>
+          <w:rFonts w:ascii="Arial" w:hAnsi="Arial" w:cs="Arial"/>
+        </w:rPr>
+        <w:t xml:space="preserve">. Amennyiben a felhasználó képet is csatolt, a rendszer a </w:t>
+      </w:r>
+      <w:r>
+        <w:rPr>
+          <w:rFonts w:ascii="Arial" w:hAnsi="Arial" w:cs="Arial"/>
+          <w:i/>
+          <w:iCs/>
+        </w:rPr>
+        <w:t>save_feedback_image</w:t>
+      </w:r>
+      <w:r>
+        <w:rPr>
+          <w:rFonts w:ascii="Arial" w:hAnsi="Arial" w:cs="Arial"/>
+        </w:rPr>
+        <w:t xml:space="preserve"> segédfüggvény segítségével elmenti azt a szerver feltöltési könyvtárába, és egy nyilvánosan elérhető útvonalat rendel hozzá. Sikeres feldolgozás esetén </w:t>
+      </w:r>
+      <w:r>
+        <w:rPr>
+          <w:rFonts w:ascii="Arial" w:hAnsi="Arial" w:cs="Arial"/>
+        </w:rPr>
+        <w:t>létrejön</w:t>
+      </w:r>
+      <w:r>
+        <w:rPr>
+          <w:rFonts w:ascii="Arial" w:hAnsi="Arial" w:cs="Arial"/>
+        </w:rPr>
+        <w:t xml:space="preserve"> a megfelelő adatbázis-rekord, amely tárolja a küldő felhasználó azonosítóját, az üzenet szövegét, az esetleges kép elérési útját, valamint a beküldés időpontját, majd a létrehozott rekord adataival válaszol a kliensnek.</w:t>
+      </w:r>
+    </w:p>
+    <w:p>
+      <w:pPr>
+        <w:spacing w:line="360" w:lineRule="auto"/>
+        <w:jc w:val="both"/>
+        <w:rPr>
+          <w:rFonts w:ascii="Arial" w:hAnsi="Arial" w:cs="Arial"/>
           <w:sz w:val="28"/>
           <w:szCs w:val="28"/>
         </w:rPr>
@@ -12253,57 +12708,51 @@
         <w:rPr>
           <w:rFonts w:ascii="Arial" w:hAnsi="Arial" w:cs="Arial"/>
         </w:rPr>
-        <w:t xml:space="preserve">Az alkalmazás rendelkezik egy elkülönített, jelszóval védett admin felülettel, amelynek elsődleges célja az adatbázis tartalmának környezetek közötti migrálása (például a </w:t>
-      </w:r>
+        <w:t xml:space="preserve">Az alkalmazás rendelkezik egy elkülönített, jelszóval védett admin felülettel, amelynek elsődleges célja az adatbázis tartalmának környezetek közötti migrálása (például a lokális fejlesztői környezetből a Coolify rendszeren hosztolt, éles környezetbe), mivel az éles adatbázis közvetlen elérése szándékosan nincs biztosítva. A felület egy </w:t>
+      </w:r>
+      <w:r>
+        <w:rPr>
+          <w:rFonts w:ascii="Arial" w:hAnsi="Arial" w:cs="Arial"/>
+          <w:i/>
+          <w:iCs/>
+        </w:rPr>
+        <w:t xml:space="preserve">JSON </w:t>
+      </w:r>
+      <w:r>
+        <w:rPr>
+          <w:rFonts w:ascii="Arial" w:hAnsi="Arial" w:cs="Arial"/>
+        </w:rPr>
+        <w:t>formátumú export/import mechanizmuson keresztül teszi lehetővé a teljes adatbázis-tartalom, valamint a feltöltött fényképfájlok átvitelét.</w:t>
+      </w:r>
+    </w:p>
+    <w:p>
+      <w:pPr>
+        <w:spacing w:line="360" w:lineRule="auto"/>
+        <w:jc w:val="both"/>
+        <w:rPr>
+          <w:rFonts w:ascii="Arial" w:hAnsi="Arial" w:cs="Arial"/>
+        </w:rPr>
+      </w:pPr>
+      <w:r>
+        <w:rPr>
+          <w:rFonts w:ascii="Arial" w:hAnsi="Arial" w:cs="Arial"/>
+        </w:rPr>
+        <w:t>5.9.1. Hozzáférés és hitelesítés</w:t>
+      </w:r>
+    </w:p>
+    <w:p>
+      <w:pPr>
+        <w:spacing w:line="360" w:lineRule="auto"/>
+        <w:jc w:val="both"/>
+        <w:rPr>
+          <w:rFonts w:ascii="Arial" w:hAnsi="Arial" w:cs="Arial"/>
+        </w:rPr>
+      </w:pPr>
       <w:r>
         <w:rPr>
           <w:rFonts w:ascii="Arial" w:hAnsi="Arial" w:cs="Arial"/>
         </w:rPr>
         <w:lastRenderedPageBreak/>
-        <w:t xml:space="preserve">lokális fejlesztői környezetből a Coolify rendszeren hosztolt, éles környezetbe), mivel az éles adatbázis közvetlen elérése szándékosan nincs biztosítva. A felület egy </w:t>
-      </w:r>
-      <w:r>
-        <w:rPr>
-          <w:rFonts w:ascii="Arial" w:hAnsi="Arial" w:cs="Arial"/>
-          <w:i/>
-          <w:iCs/>
-        </w:rPr>
-        <w:t xml:space="preserve">JSON </w:t>
-      </w:r>
-      <w:r>
-        <w:rPr>
-          <w:rFonts w:ascii="Arial" w:hAnsi="Arial" w:cs="Arial"/>
-        </w:rPr>
-        <w:t>formátumú export/import mechanizmuson keresztül teszi lehetővé a teljes adatbázis-tartalom, valamint a feltöltött fényképfájlok átvitelét.</w:t>
-      </w:r>
-    </w:p>
-    <w:p>
-      <w:pPr>
-        <w:spacing w:line="360" w:lineRule="auto"/>
-        <w:jc w:val="both"/>
-        <w:rPr>
-          <w:rFonts w:ascii="Arial" w:hAnsi="Arial" w:cs="Arial"/>
-        </w:rPr>
-      </w:pPr>
-      <w:r>
-        <w:rPr>
-          <w:rFonts w:ascii="Arial" w:hAnsi="Arial" w:cs="Arial"/>
-        </w:rPr>
-        <w:t>5.9.1. Hozzáférés és hitelesítés</w:t>
-      </w:r>
-    </w:p>
-    <w:p>
-      <w:pPr>
-        <w:spacing w:line="360" w:lineRule="auto"/>
-        <w:jc w:val="both"/>
-        <w:rPr>
-          <w:rFonts w:ascii="Arial" w:hAnsi="Arial" w:cs="Arial"/>
-        </w:rPr>
-      </w:pPr>
-      <w:r>
-        <w:rPr>
-          <w:rFonts w:ascii="Arial" w:hAnsi="Arial" w:cs="Arial"/>
-        </w:rPr>
         <w:t>Az admin oldal (</w:t>
       </w:r>
       <w:r>
@@ -12597,7 +13046,19 @@
         <w:rPr>
           <w:rFonts w:ascii="Arial" w:hAnsi="Arial" w:cs="Arial"/>
         </w:rPr>
-        <w:t>végigiterál az alkalmazás mind a tíz adatbázis-tábláján</w:t>
+        <w:t xml:space="preserve">végigiterál az alkalmazás mind a </w:t>
+      </w:r>
+      <w:r>
+        <w:rPr>
+          <w:rFonts w:ascii="Arial" w:hAnsi="Arial" w:cs="Arial"/>
+        </w:rPr>
+        <w:t>12</w:t>
+      </w:r>
+      <w:r>
+        <w:rPr>
+          <w:rFonts w:ascii="Arial" w:hAnsi="Arial" w:cs="Arial"/>
+        </w:rPr>
+        <w:t xml:space="preserve"> adatbázis-tábláján</w:t>
       </w:r>
       <w:r>
         <w:rPr>
@@ -12666,69 +13127,63 @@
         <w:rPr>
           <w:rFonts w:ascii="Arial" w:hAnsi="Arial" w:cs="Arial"/>
         </w:rPr>
-        <w:t xml:space="preserve"> válaszhoz. Ennek </w:t>
-      </w:r>
+        <w:t xml:space="preserve"> válaszhoz. Ennek köszönhetően egyetlen fájl (</w:t>
+      </w:r>
+      <w:r>
+        <w:rPr>
+          <w:rFonts w:ascii="Arial" w:hAnsi="Arial" w:cs="Arial"/>
+          <w:i/>
+          <w:iCs/>
+        </w:rPr>
+        <w:t>travelapp-export-&lt;időbélyeg&gt;.json</w:t>
+      </w:r>
+      <w:r>
+        <w:rPr>
+          <w:rFonts w:ascii="Arial" w:hAnsi="Arial" w:cs="Arial"/>
+        </w:rPr>
+        <w:t>) tartalmazza a teljes adatbázis</w:t>
+      </w:r>
+      <w:r>
+        <w:rPr>
+          <w:rFonts w:ascii="Arial" w:hAnsi="Arial" w:cs="Arial"/>
+        </w:rPr>
+        <w:t xml:space="preserve"> tartalmát </w:t>
+      </w:r>
+      <w:r>
+        <w:rPr>
+          <w:rFonts w:ascii="Arial" w:hAnsi="Arial" w:cs="Arial"/>
+        </w:rPr>
+        <w:t>és a hozzá tartozó képi állományokat is, amely a böngésző oldalán egy automatikusan generált, letölthető fájlként jelenik meg a felhasználó számára.</w:t>
+      </w:r>
+    </w:p>
+    <w:p>
+      <w:pPr>
+        <w:spacing w:line="360" w:lineRule="auto"/>
+        <w:jc w:val="both"/>
+        <w:rPr>
+          <w:rFonts w:ascii="Arial" w:hAnsi="Arial" w:cs="Arial"/>
+        </w:rPr>
+      </w:pPr>
+      <w:r>
+        <w:rPr>
+          <w:rFonts w:ascii="Arial" w:hAnsi="Arial" w:cs="Arial"/>
+        </w:rPr>
+        <w:t>5.9.3. Adatimportálás</w:t>
+      </w:r>
+    </w:p>
+    <w:p>
+      <w:pPr>
+        <w:spacing w:line="360" w:lineRule="auto"/>
+        <w:jc w:val="both"/>
+        <w:rPr>
+          <w:rFonts w:ascii="Arial" w:hAnsi="Arial" w:cs="Arial"/>
+        </w:rPr>
+      </w:pPr>
       <w:r>
         <w:rPr>
           <w:rFonts w:ascii="Arial" w:hAnsi="Arial" w:cs="Arial"/>
         </w:rPr>
         <w:lastRenderedPageBreak/>
-        <w:t>köszönhetően egyetlen fájl (</w:t>
-      </w:r>
-      <w:r>
-        <w:rPr>
-          <w:rFonts w:ascii="Arial" w:hAnsi="Arial" w:cs="Arial"/>
-          <w:i/>
-          <w:iCs/>
-        </w:rPr>
-        <w:t>travelapp-export-&lt;időbélyeg&gt;.json</w:t>
-      </w:r>
-      <w:r>
-        <w:rPr>
-          <w:rFonts w:ascii="Arial" w:hAnsi="Arial" w:cs="Arial"/>
-        </w:rPr>
-        <w:t>) tartalmazza a teljes adatbázis</w:t>
-      </w:r>
-      <w:r>
-        <w:rPr>
-          <w:rFonts w:ascii="Arial" w:hAnsi="Arial" w:cs="Arial"/>
-        </w:rPr>
-        <w:t xml:space="preserve"> tartalmát </w:t>
-      </w:r>
-      <w:r>
-        <w:rPr>
-          <w:rFonts w:ascii="Arial" w:hAnsi="Arial" w:cs="Arial"/>
-        </w:rPr>
-        <w:t>és a hozzá tartozó képi állományokat is, amely a böngésző oldalán egy automatikusan generált, letölthető fájlként jelenik meg a felhasználó számára.</w:t>
-      </w:r>
-    </w:p>
-    <w:p>
-      <w:pPr>
-        <w:spacing w:line="360" w:lineRule="auto"/>
-        <w:jc w:val="both"/>
-        <w:rPr>
-          <w:rFonts w:ascii="Arial" w:hAnsi="Arial" w:cs="Arial"/>
-        </w:rPr>
-      </w:pPr>
-      <w:r>
-        <w:rPr>
-          <w:rFonts w:ascii="Arial" w:hAnsi="Arial" w:cs="Arial"/>
-        </w:rPr>
-        <w:t>5.9.3. Adatimportálás</w:t>
-      </w:r>
-    </w:p>
-    <w:p>
-      <w:pPr>
-        <w:spacing w:line="360" w:lineRule="auto"/>
-        <w:jc w:val="both"/>
-        <w:rPr>
-          <w:rFonts w:ascii="Arial" w:hAnsi="Arial" w:cs="Arial"/>
-        </w:rPr>
-      </w:pPr>
-      <w:r>
-        <w:rPr>
-          <w:rFonts w:ascii="Arial" w:hAnsi="Arial" w:cs="Arial"/>
-        </w:rPr>
         <w:t xml:space="preserve">Az importálás a rendszer legkockázatosabb, visszafordíthatatlan műveletét jelenti, ezért ehhez a felület több védelmi réteget is </w:t>
       </w:r>
       <w:r>
@@ -12954,6 +13409,226 @@
           <w:rFonts w:ascii="Arial" w:hAnsi="Arial" w:cs="Arial"/>
         </w:rPr>
         <w:t>A sikeres importálás után a felület táblánkénti bontásban visszajelzi a beimportált rekordok számát, ezzel is megerősítve a felhasználó számára a művelet eredményét.</w:t>
+      </w:r>
+    </w:p>
+    <w:p>
+      <w:pPr>
+        <w:spacing w:line="360" w:lineRule="auto"/>
+        <w:jc w:val="both"/>
+        <w:rPr>
+          <w:rFonts w:ascii="Arial" w:hAnsi="Arial" w:cs="Arial"/>
+        </w:rPr>
+      </w:pPr>
+      <w:r>
+        <w:rPr>
+          <w:rFonts w:ascii="Arial" w:hAnsi="Arial" w:cs="Arial"/>
+        </w:rPr>
+        <w:t>5.9.4. Visszajelzések kezelése</w:t>
+      </w:r>
+    </w:p>
+    <w:p>
+      <w:pPr>
+        <w:spacing w:line="360" w:lineRule="auto"/>
+        <w:jc w:val="both"/>
+        <w:rPr>
+          <w:rFonts w:ascii="Arial" w:hAnsi="Arial" w:cs="Arial"/>
+        </w:rPr>
+      </w:pPr>
+      <w:r>
+        <w:rPr>
+          <w:rFonts w:ascii="Arial" w:hAnsi="Arial" w:cs="Arial"/>
+        </w:rPr>
+        <w:t>Egy</w:t>
+      </w:r>
+      <w:r>
+        <w:rPr>
+          <w:rFonts w:ascii="Arial" w:hAnsi="Arial" w:cs="Arial"/>
+        </w:rPr>
+        <w:t xml:space="preserve"> külön oldalon (frontend/pages/admin/admin_feedback.html) </w:t>
+      </w:r>
+      <w:r>
+        <w:rPr>
+          <w:rFonts w:ascii="Arial" w:hAnsi="Arial" w:cs="Arial"/>
+        </w:rPr>
+        <w:t>áttekinthetők</w:t>
+      </w:r>
+      <w:r>
+        <w:rPr>
+          <w:rFonts w:ascii="Arial" w:hAnsi="Arial" w:cs="Arial"/>
+        </w:rPr>
+        <w:t xml:space="preserve"> a felhasználók által beküldött visszajelzések. A hitelesítés itt is ugyanazon a titkos admin kulcson keresztül történik, mint az adatbázis export/import funkció esetében. A sikeres belépést követően a felület automatikusan lekérdezi a beérkezett visszajelzéseket a backend megfelelő végpontjáról.</w:t>
+      </w:r>
+    </w:p>
+    <w:p>
+      <w:pPr>
+        <w:spacing w:line="360" w:lineRule="auto"/>
+        <w:jc w:val="both"/>
+        <w:rPr>
+          <w:rFonts w:ascii="Arial" w:hAnsi="Arial" w:cs="Arial"/>
+        </w:rPr>
+      </w:pPr>
+      <w:r>
+        <w:rPr>
+          <w:rFonts w:ascii="Arial" w:hAnsi="Arial" w:cs="Arial"/>
+        </w:rPr>
+        <w:t>A szerver oldalon a lekérdezésért felelős, admin</w:t>
+      </w:r>
+      <w:r>
+        <w:rPr>
+          <w:rFonts w:ascii="Arial" w:hAnsi="Arial" w:cs="Arial"/>
+        </w:rPr>
+        <w:t xml:space="preserve"> </w:t>
+      </w:r>
+      <w:r>
+        <w:rPr>
+          <w:rFonts w:ascii="Arial" w:hAnsi="Arial" w:cs="Arial"/>
+        </w:rPr>
+        <w:t>jogosultsághoz kötött végpont a visszajelzéseket a beküldés időpontja szerint csökkenő sorrendben</w:t>
+      </w:r>
+      <w:r>
+        <w:rPr>
+          <w:rFonts w:ascii="Arial" w:hAnsi="Arial" w:cs="Arial"/>
+        </w:rPr>
+        <w:t xml:space="preserve"> (</w:t>
+      </w:r>
+      <w:r>
+        <w:rPr>
+          <w:rFonts w:ascii="Arial" w:hAnsi="Arial" w:cs="Arial"/>
+        </w:rPr>
+        <w:t xml:space="preserve">legfeljebb 200 </w:t>
+      </w:r>
+      <w:r>
+        <w:rPr>
+          <w:rFonts w:ascii="Arial" w:hAnsi="Arial" w:cs="Arial"/>
+        </w:rPr>
+        <w:lastRenderedPageBreak/>
+        <w:t>elem</w:t>
+      </w:r>
+      <w:r>
+        <w:rPr>
+          <w:rFonts w:ascii="Arial" w:hAnsi="Arial" w:cs="Arial"/>
+        </w:rPr>
+        <w:t>)</w:t>
+      </w:r>
+      <w:r>
+        <w:rPr>
+          <w:rFonts w:ascii="Arial" w:hAnsi="Arial" w:cs="Arial"/>
+        </w:rPr>
+        <w:t xml:space="preserve"> adja vissza. Minden egyes bejegyzéshez a rendszer megkísérli lekérdezni a küldő felhasználó nevét és e-mail címét</w:t>
+      </w:r>
+      <w:r>
+        <w:rPr>
+          <w:rFonts w:ascii="Arial" w:hAnsi="Arial" w:cs="Arial"/>
+        </w:rPr>
+        <w:t>,</w:t>
+      </w:r>
+      <w:r>
+        <w:rPr>
+          <w:rFonts w:ascii="Arial" w:hAnsi="Arial" w:cs="Arial"/>
+        </w:rPr>
+        <w:t xml:space="preserve"> amennyiben a felhasználói fiók időközben törlésre került, a rendszer egy, az azonosítót tartalmazó helyettesítő megjelenítést használ.</w:t>
+      </w:r>
+    </w:p>
+    <w:p>
+      <w:pPr>
+        <w:spacing w:line="360" w:lineRule="auto"/>
+        <w:jc w:val="both"/>
+        <w:rPr>
+          <w:rFonts w:ascii="Arial" w:hAnsi="Arial" w:cs="Arial"/>
+        </w:rPr>
+      </w:pPr>
+      <w:r>
+        <w:rPr>
+          <w:rFonts w:ascii="Arial" w:hAnsi="Arial" w:cs="Arial"/>
+        </w:rPr>
+        <w:t>A felületen minden visszajelzés önálló kártyaként jelenik meg, amely tartalmazza a küldő nevét, e-mail címét, a beküldés dátumát és az üzenet szövegét</w:t>
+      </w:r>
+      <w:r>
+        <w:rPr>
+          <w:rFonts w:ascii="Arial" w:hAnsi="Arial" w:cs="Arial"/>
+        </w:rPr>
+        <w:t>,</w:t>
+      </w:r>
+      <w:r>
+        <w:rPr>
+          <w:rFonts w:ascii="Arial" w:hAnsi="Arial" w:cs="Arial"/>
+        </w:rPr>
+        <w:t xml:space="preserve"> </w:t>
+      </w:r>
+      <w:r>
+        <w:rPr>
+          <w:rFonts w:ascii="Arial" w:hAnsi="Arial" w:cs="Arial"/>
+        </w:rPr>
+        <w:t>valamint, ha</w:t>
+      </w:r>
+      <w:r>
+        <w:rPr>
+          <w:rFonts w:ascii="Arial" w:hAnsi="Arial" w:cs="Arial"/>
+        </w:rPr>
+        <w:t xml:space="preserve"> a bejegyzéshez kép is tartozik, az szintén megjelenik, és új lapon, teljes méretben is megtekinthető. </w:t>
+      </w:r>
+      <w:r>
+        <w:rPr>
+          <w:rFonts w:ascii="Arial" w:hAnsi="Arial" w:cs="Arial"/>
+        </w:rPr>
+        <w:t>Az</w:t>
+      </w:r>
+      <w:r>
+        <w:rPr>
+          <w:rFonts w:ascii="Arial" w:hAnsi="Arial" w:cs="Arial"/>
+        </w:rPr>
+        <w:t xml:space="preserve"> adminisztrátor a bejegyzéseket kizárólag megtekint</w:t>
+      </w:r>
+      <w:r>
+        <w:rPr>
+          <w:rFonts w:ascii="Arial" w:hAnsi="Arial" w:cs="Arial"/>
+        </w:rPr>
+        <w:t>eni</w:t>
+      </w:r>
+      <w:r>
+        <w:rPr>
+          <w:rFonts w:ascii="Arial" w:hAnsi="Arial" w:cs="Arial"/>
+        </w:rPr>
+        <w:t>, illetve véglegesen töröl</w:t>
+      </w:r>
+      <w:r>
+        <w:rPr>
+          <w:rFonts w:ascii="Arial" w:hAnsi="Arial" w:cs="Arial"/>
+        </w:rPr>
+        <w:t>ni tudja</w:t>
+      </w:r>
+      <w:r>
+        <w:rPr>
+          <w:rFonts w:ascii="Arial" w:hAnsi="Arial" w:cs="Arial"/>
+        </w:rPr>
+        <w:t>.</w:t>
+      </w:r>
+    </w:p>
+    <w:p>
+      <w:pPr>
+        <w:spacing w:line="360" w:lineRule="auto"/>
+        <w:jc w:val="both"/>
+        <w:rPr>
+          <w:rFonts w:ascii="Arial" w:hAnsi="Arial" w:cs="Arial"/>
+        </w:rPr>
+      </w:pPr>
+      <w:r>
+        <w:rPr>
+          <w:rFonts w:ascii="Arial" w:hAnsi="Arial" w:cs="Arial"/>
+        </w:rPr>
+        <w:t xml:space="preserve">A törlés a megfelelő adatbázis-rekord eltávolítása mellett gondoskodik az esetlegesen csatolt kép fájlrendszerből </w:t>
+      </w:r>
+      <w:r>
+        <w:rPr>
+          <w:rFonts w:ascii="Arial" w:hAnsi="Arial" w:cs="Arial"/>
+        </w:rPr>
+        <w:t>való</w:t>
+      </w:r>
+      <w:r>
+        <w:rPr>
+          <w:rFonts w:ascii="Arial" w:hAnsi="Arial" w:cs="Arial"/>
+        </w:rPr>
+        <w:t xml:space="preserve"> törléséről is, biztonságos módon védekezve az illetéktelen elérési útvonal-manipuláció ellen. Amennyiben a törölni kívánt azonosító nem létezik, a rendszer 404-es státuszkóddal jelzi ezt.</w:t>
       </w:r>
     </w:p>
     <w:p>
@@ -13027,26 +13702,152 @@
         <w:rPr>
           <w:rFonts w:ascii="Arial" w:hAnsi="Arial" w:cs="Arial"/>
         </w:rPr>
-        <w:t xml:space="preserve"> célpontok, valamint a foglalási lehetőségek megjelenítéséhez ismernie kell, hogy mely repülőterek között léteznek közvetlen légi </w:t>
+        <w:t xml:space="preserve"> célpontok, valamint a foglalási lehetőségek megjelenítéséhez ismernie kell, hogy mely repülőterek között léteznek közvetlen légi járatok. Mivel ehhez nem áll rendelkezésre egyetlen egységes, ingyenesen elérhető és megbízható API</w:t>
+      </w:r>
+      <w:r>
+        <w:rPr>
+          <w:rFonts w:ascii="Arial" w:hAnsi="Arial" w:cs="Arial"/>
+        </w:rPr>
+        <w:t xml:space="preserve"> vagy adatbázis</w:t>
+      </w:r>
+      <w:r>
+        <w:rPr>
+          <w:rFonts w:ascii="Arial" w:hAnsi="Arial" w:cs="Arial"/>
+        </w:rPr>
+        <w:t>, a rendszer több légitársaság adatait külön-külön, ún. scraper</w:t>
+      </w:r>
+      <w:r>
+        <w:rPr>
+          <w:rFonts w:ascii="Arial" w:hAnsi="Arial" w:cs="Arial"/>
+        </w:rPr>
+        <w:t xml:space="preserve"> </w:t>
+      </w:r>
+      <w:r>
+        <w:rPr>
+          <w:rFonts w:ascii="Arial" w:hAnsi="Arial" w:cs="Arial"/>
+        </w:rPr>
+        <w:t>modulok segítségével szerzi be, majd egy közös, egységesített formátumra alakítva menti el az adatbázisba.</w:t>
+      </w:r>
+    </w:p>
+    <w:p>
+      <w:pPr>
+        <w:spacing w:line="360" w:lineRule="auto"/>
+        <w:jc w:val="both"/>
+        <w:rPr>
+          <w:rFonts w:ascii="Arial" w:hAnsi="Arial" w:cs="Arial"/>
+        </w:rPr>
+      </w:pPr>
+      <w:r>
+        <w:rPr>
+          <w:rFonts w:ascii="Arial" w:hAnsi="Arial" w:cs="Arial"/>
+        </w:rPr>
+        <w:t xml:space="preserve">A légitársaságok kiválasztásakor törekedtem arra, hogy Európa minél több repülőterére repüljenek, ezzel elérve a lehető legteljesebb útvonal mátrixot. </w:t>
+      </w:r>
+      <w:r>
+        <w:rPr>
+          <w:rFonts w:ascii="Arial" w:hAnsi="Arial" w:cs="Arial"/>
+        </w:rPr>
+        <w:t>Emiatt</w:t>
+      </w:r>
+      <w:r>
+        <w:rPr>
+          <w:rFonts w:ascii="Arial" w:hAnsi="Arial" w:cs="Arial"/>
+        </w:rPr>
+        <w:t xml:space="preserve"> a két legnépszerűbb, alacsony költségű járatokat üzemeltető légitársaság (Ryanair és Wizz Air) mellett két további légitársaság (KLM és Lufthansa) adatait is felhasználtam, amelyek a nagyobb, interkontinentális csomóponti repülőterek lefedettségét biztosítják. Ez a négyes összetétel együttesen lehetővé teszi, hogy az alkalmazás mind a kisebb regionális, mind a nagyobb nemzetközi repülőterek közötti közvetlen összeköttetéseket megfelelő részletességgel tartalmazza.</w:t>
+      </w:r>
+    </w:p>
+    <w:p>
+      <w:pPr>
+        <w:spacing w:line="360" w:lineRule="auto"/>
+        <w:jc w:val="both"/>
+        <w:rPr>
+          <w:rFonts w:ascii="Arial" w:hAnsi="Arial" w:cs="Arial"/>
+        </w:rPr>
+      </w:pPr>
+      <w:r>
+        <w:rPr>
+          <w:rFonts w:ascii="Arial" w:hAnsi="Arial" w:cs="Arial"/>
+        </w:rPr>
+        <w:t>5.10.1. Közös adatmentési logika</w:t>
+      </w:r>
+    </w:p>
+    <w:p>
+      <w:pPr>
+        <w:spacing w:line="360" w:lineRule="auto"/>
+        <w:jc w:val="both"/>
+        <w:rPr>
+          <w:rFonts w:ascii="Arial" w:hAnsi="Arial" w:cs="Arial"/>
+        </w:rPr>
+      </w:pPr>
+      <w:r>
+        <w:rPr>
+          <w:rFonts w:ascii="Arial" w:hAnsi="Arial" w:cs="Arial"/>
+        </w:rPr>
+        <w:t xml:space="preserve">A négy légitársasághoz tartozó scraper modul mindegyike ugyanazt a közös segédfüggvényt, a </w:t>
+      </w:r>
+      <w:r>
+        <w:rPr>
+          <w:rFonts w:ascii="Arial" w:hAnsi="Arial" w:cs="Arial"/>
+          <w:i/>
+          <w:iCs/>
+        </w:rPr>
+        <w:t>scrapers/base.py</w:t>
+      </w:r>
+      <w:r>
+        <w:rPr>
+          <w:rFonts w:ascii="Arial" w:hAnsi="Arial" w:cs="Arial"/>
+        </w:rPr>
+        <w:t xml:space="preserve"> fájlban implementált </w:t>
+      </w:r>
+      <w:r>
+        <w:rPr>
+          <w:rFonts w:ascii="Arial" w:hAnsi="Arial" w:cs="Arial"/>
+          <w:i/>
+          <w:iCs/>
+        </w:rPr>
+        <w:t>save_routes</w:t>
+      </w:r>
+      <w:r>
+        <w:rPr>
+          <w:rFonts w:ascii="Arial" w:hAnsi="Arial" w:cs="Arial"/>
+        </w:rPr>
+        <w:t xml:space="preserve"> függvényt </w:t>
       </w:r>
       <w:r>
         <w:rPr>
           <w:rFonts w:ascii="Arial" w:hAnsi="Arial" w:cs="Arial"/>
         </w:rPr>
         <w:lastRenderedPageBreak/>
-        <w:t>járatok. Mivel ehhez nem áll rendelkezésre egyetlen egységes, ingyenesen elérhető és megbízható API</w:t>
-      </w:r>
-      <w:r>
-        <w:rPr>
-          <w:rFonts w:ascii="Arial" w:hAnsi="Arial" w:cs="Arial"/>
-        </w:rPr>
-        <w:t xml:space="preserve"> vagy adatbázis</w:t>
-      </w:r>
-      <w:r>
-        <w:rPr>
-          <w:rFonts w:ascii="Arial" w:hAnsi="Arial" w:cs="Arial"/>
-        </w:rPr>
-        <w:t>, a rendszer több légitársaság adatait külön-külön, ún. scraper</w:t>
+        <w:t>használja az összegyűjtött járatadatok adatbázisba mentésére. Ez a megoldás biztosítja, hogy a különböző forrásokból, eltérő formátumban érkező nyers adatok egységesen, azonos validációs és mentési logika szerint kerüljenek feldolgozásra, függetlenül attól, hogy melyik légitársaságtól származnak.</w:t>
+      </w:r>
+    </w:p>
+    <w:p>
+      <w:pPr>
+        <w:spacing w:line="360" w:lineRule="auto"/>
+        <w:jc w:val="both"/>
+        <w:rPr>
+          <w:rFonts w:ascii="Arial" w:hAnsi="Arial" w:cs="Arial"/>
+        </w:rPr>
+      </w:pPr>
+      <w:r>
+        <w:rPr>
+          <w:rFonts w:ascii="Arial" w:hAnsi="Arial" w:cs="Arial"/>
+        </w:rPr>
+        <w:t xml:space="preserve">A </w:t>
+      </w:r>
+      <w:r>
+        <w:rPr>
+          <w:rFonts w:ascii="Arial" w:hAnsi="Arial" w:cs="Arial"/>
+          <w:i/>
+          <w:iCs/>
+        </w:rPr>
+        <w:t>save_routes</w:t>
+      </w:r>
+      <w:r>
+        <w:rPr>
+          <w:rFonts w:ascii="Arial" w:hAnsi="Arial" w:cs="Arial"/>
+        </w:rPr>
+        <w:t xml:space="preserve"> függvény elsőként normalizálja a bemeneti adatokat: a repülőtér-azonosítókat</w:t>
       </w:r>
       <w:r>
         <w:rPr>
@@ -13058,78 +13859,162 @@
         <w:rPr>
           <w:rFonts w:ascii="Arial" w:hAnsi="Arial" w:cs="Arial"/>
         </w:rPr>
-        <w:t>modulok segítségével szerzi be, majd egy közös, egységesített formátumra alakítva menti el az adatbázisba.</w:t>
-      </w:r>
-    </w:p>
-    <w:p>
-      <w:pPr>
-        <w:spacing w:line="360" w:lineRule="auto"/>
-        <w:jc w:val="both"/>
-        <w:rPr>
-          <w:rFonts w:ascii="Arial" w:hAnsi="Arial" w:cs="Arial"/>
-        </w:rPr>
-      </w:pPr>
-      <w:r>
-        <w:rPr>
-          <w:rFonts w:ascii="Arial" w:hAnsi="Arial" w:cs="Arial"/>
-        </w:rPr>
-        <w:t xml:space="preserve">A légitársaságok kiválasztásakor törekedtem arra, hogy Európa minél több repülőterére repüljenek, ezzel elérve a lehető legteljesebb útvonal mátrixot. </w:t>
-      </w:r>
-      <w:r>
-        <w:rPr>
-          <w:rFonts w:ascii="Arial" w:hAnsi="Arial" w:cs="Arial"/>
-        </w:rPr>
-        <w:t>Emiatt</w:t>
-      </w:r>
-      <w:r>
-        <w:rPr>
-          <w:rFonts w:ascii="Arial" w:hAnsi="Arial" w:cs="Arial"/>
-        </w:rPr>
-        <w:t xml:space="preserve"> a két legnépszerűbb, alacsony költségű járatokat üzemeltető légitársaság (Ryanair és Wizz Air) mellett két további légitársaság (KLM és Lufthansa) adatait is felhasználtam, amelyek a nagyobb, interkontinentális csomóponti repülőterek lefedettségét biztosítják. Ez a négyes összetétel együttesen lehetővé teszi, hogy az alkalmazás mind a kisebb regionális, mind a nagyobb nemzetközi repülőterek közötti közvetlen összeköttetéseket megfelelő részletességgel tartalmazza.</w:t>
-      </w:r>
-    </w:p>
-    <w:p>
-      <w:pPr>
-        <w:spacing w:line="360" w:lineRule="auto"/>
-        <w:jc w:val="both"/>
-        <w:rPr>
-          <w:rFonts w:ascii="Arial" w:hAnsi="Arial" w:cs="Arial"/>
-        </w:rPr>
-      </w:pPr>
-      <w:r>
-        <w:rPr>
-          <w:rFonts w:ascii="Arial" w:hAnsi="Arial" w:cs="Arial"/>
-        </w:rPr>
-        <w:t>5.10.1. Közös adatmentési logika</w:t>
-      </w:r>
-    </w:p>
-    <w:p>
-      <w:pPr>
-        <w:spacing w:line="360" w:lineRule="auto"/>
-        <w:jc w:val="both"/>
-        <w:rPr>
-          <w:rFonts w:ascii="Arial" w:hAnsi="Arial" w:cs="Arial"/>
-        </w:rPr>
-      </w:pPr>
-      <w:r>
-        <w:rPr>
-          <w:rFonts w:ascii="Arial" w:hAnsi="Arial" w:cs="Arial"/>
-        </w:rPr>
-        <w:t xml:space="preserve">A négy légitársasághoz tartozó scraper modul mindegyike ugyanazt a közös segédfüggvényt, a </w:t>
-      </w:r>
-      <w:r>
-        <w:rPr>
-          <w:rFonts w:ascii="Arial" w:hAnsi="Arial" w:cs="Arial"/>
-          <w:i/>
-          <w:iCs/>
-        </w:rPr>
-        <w:t>scrapers/base.py</w:t>
-      </w:r>
-      <w:r>
-        <w:rPr>
-          <w:rFonts w:ascii="Arial" w:hAnsi="Arial" w:cs="Arial"/>
-        </w:rPr>
-        <w:t xml:space="preserve"> fájlban implementált </w:t>
+        <w:t>nagybetűssé alakítja, kiszűri azokat a bejegyzéseket, amelyeknél hiányzik az indulási vagy érkezési repülőtér, amelyeknél az indulási és érkezési pont megegyezik, vagy amelyek duplikáltak, és minderről egy stats szótárban statisztikát is vezet (lekérdezett, beszúrt, frissített és kihagyott útvonalak száma).</w:t>
+      </w:r>
+    </w:p>
+    <w:p>
+      <w:pPr>
+        <w:spacing w:line="360" w:lineRule="auto"/>
+        <w:jc w:val="both"/>
+        <w:rPr>
+          <w:rFonts w:ascii="Arial" w:hAnsi="Arial" w:cs="Arial"/>
+        </w:rPr>
+      </w:pPr>
+      <w:r>
+        <w:rPr>
+          <w:rFonts w:ascii="Arial" w:hAnsi="Arial" w:cs="Arial"/>
+        </w:rPr>
+        <w:t>Az adatbázisba mentés előtt a függvény biztosítja a hivatkozási integritást: minden előforduló légitársaságot és repülőteret ellenőriz, és amennyiben még nem szerepelnek az adatbázisban, a</w:t>
+      </w:r>
+      <w:r>
+        <w:rPr>
+          <w:rFonts w:ascii="Arial" w:hAnsi="Arial" w:cs="Arial"/>
+        </w:rPr>
+        <w:t>z</w:t>
+      </w:r>
+      <w:r>
+        <w:rPr>
+          <w:rFonts w:ascii="Arial" w:hAnsi="Arial" w:cs="Arial"/>
+        </w:rPr>
+        <w:t xml:space="preserve"> </w:t>
+      </w:r>
+      <w:r>
+        <w:rPr>
+          <w:rFonts w:ascii="Arial" w:hAnsi="Arial" w:cs="Arial"/>
+          <w:i/>
+          <w:iCs/>
+        </w:rPr>
+        <w:t>_ensure_airline</w:t>
+      </w:r>
+      <w:r>
+        <w:rPr>
+          <w:rFonts w:ascii="Arial" w:hAnsi="Arial" w:cs="Arial"/>
+        </w:rPr>
+        <w:t xml:space="preserve"> segédfüggvénnyel, illetve közvetlen </w:t>
+      </w:r>
+      <w:r>
+        <w:rPr>
+          <w:rFonts w:ascii="Arial" w:hAnsi="Arial" w:cs="Arial"/>
+          <w:i/>
+          <w:iCs/>
+        </w:rPr>
+        <w:t>Airport</w:t>
+      </w:r>
+      <w:r>
+        <w:rPr>
+          <w:rFonts w:ascii="Arial" w:hAnsi="Arial" w:cs="Arial"/>
+        </w:rPr>
+        <w:t xml:space="preserve"> rekord létrehozásával automatikusan felveszi őket. Ezt követően minden egyes útvonalhoz megvizsgálja, hogy az adott légitársaság–indulás–érkezés hármas már létezik-e az adatbázisban: amennyiben igen, a meglévő rekordot frissíti (pl. szezonalitás, érvényességi időszak), egyébként pedig új </w:t>
+      </w:r>
+      <w:r>
+        <w:rPr>
+          <w:rFonts w:ascii="Arial" w:hAnsi="Arial" w:cs="Arial"/>
+          <w:i/>
+          <w:iCs/>
+        </w:rPr>
+        <w:t>DirectRoute</w:t>
+      </w:r>
+      <w:r>
+        <w:rPr>
+          <w:rFonts w:ascii="Arial" w:hAnsi="Arial" w:cs="Arial"/>
+        </w:rPr>
+        <w:t xml:space="preserve"> rekordot hoz létre. A művelet tranzakcionálisan valósul meg: hiba esetén a rendszer az összes módosítást visszavonja (rollback), ezáltal megelőzve az adatbázis részleges, inkonzisztens állapotát.</w:t>
+      </w:r>
+    </w:p>
+    <w:p>
+      <w:pPr>
+        <w:spacing w:line="360" w:lineRule="auto"/>
+        <w:jc w:val="both"/>
+        <w:rPr>
+          <w:rFonts w:ascii="Arial" w:hAnsi="Arial" w:cs="Arial"/>
+        </w:rPr>
+      </w:pPr>
+      <w:r>
+        <w:rPr>
+          <w:rFonts w:ascii="Arial" w:hAnsi="Arial" w:cs="Arial"/>
+        </w:rPr>
+        <w:t>5.10.2. Légitársaságonkénti adatgyűjtés</w:t>
+      </w:r>
+    </w:p>
+    <w:p>
+      <w:pPr>
+        <w:spacing w:line="360" w:lineRule="auto"/>
+        <w:jc w:val="both"/>
+        <w:rPr>
+          <w:rFonts w:ascii="Arial" w:hAnsi="Arial" w:cs="Arial"/>
+        </w:rPr>
+      </w:pPr>
+      <w:r>
+        <w:rPr>
+          <w:rFonts w:ascii="Arial" w:hAnsi="Arial" w:cs="Arial"/>
+        </w:rPr>
+        <w:t>Az egyes légitársaságokhoz tartozó adatgyűjtő modulok (</w:t>
+      </w:r>
+      <w:r>
+        <w:rPr>
+          <w:rFonts w:ascii="Arial" w:hAnsi="Arial" w:cs="Arial"/>
+          <w:i/>
+          <w:iCs/>
+        </w:rPr>
+        <w:t>scrapers/klm.py</w:t>
+      </w:r>
+      <w:r>
+        <w:rPr>
+          <w:rFonts w:ascii="Arial" w:hAnsi="Arial" w:cs="Arial"/>
+        </w:rPr>
+        <w:t xml:space="preserve">, </w:t>
+      </w:r>
+      <w:r>
+        <w:rPr>
+          <w:rFonts w:ascii="Arial" w:hAnsi="Arial" w:cs="Arial"/>
+          <w:i/>
+          <w:iCs/>
+        </w:rPr>
+        <w:t>scrapers/lufthansa.py</w:t>
+      </w:r>
+      <w:r>
+        <w:rPr>
+          <w:rFonts w:ascii="Arial" w:hAnsi="Arial" w:cs="Arial"/>
+        </w:rPr>
+        <w:t xml:space="preserve">, </w:t>
+      </w:r>
+      <w:r>
+        <w:rPr>
+          <w:rFonts w:ascii="Arial" w:hAnsi="Arial" w:cs="Arial"/>
+          <w:i/>
+          <w:iCs/>
+        </w:rPr>
+        <w:t>scrapers/ryanair.py</w:t>
+      </w:r>
+      <w:r>
+        <w:rPr>
+          <w:rFonts w:ascii="Arial" w:hAnsi="Arial" w:cs="Arial"/>
+        </w:rPr>
+        <w:t xml:space="preserve">, </w:t>
+      </w:r>
+      <w:r>
+        <w:rPr>
+          <w:rFonts w:ascii="Arial" w:hAnsi="Arial" w:cs="Arial"/>
+          <w:i/>
+          <w:iCs/>
+        </w:rPr>
+        <w:t>scrapers/wizzair.py</w:t>
+      </w:r>
+      <w:r>
+        <w:rPr>
+          <w:rFonts w:ascii="Arial" w:hAnsi="Arial" w:cs="Arial"/>
+        </w:rPr>
+        <w:t xml:space="preserve">) mindegyike a saját forrásának sajátosságaihoz igazodva szerzi be a járatadatokat, azonban a </w:t>
       </w:r>
       <w:r>
         <w:rPr>
@@ -13143,22 +14028,194 @@
         <w:rPr>
           <w:rFonts w:ascii="Arial" w:hAnsi="Arial" w:cs="Arial"/>
         </w:rPr>
-        <w:t xml:space="preserve"> függvényt használja az összegyűjtött járatadatok adatbázisba mentésére. Ez a megoldás biztosítja, hogy a különböző forrásokból, eltérő formátumban érkező nyers adatok egységesen, azonos validációs és mentési logika szerint kerüljenek feldolgozásra, függetlenül attól, hogy melyik légitársaságtól származnak.</w:t>
-      </w:r>
-    </w:p>
-    <w:p>
-      <w:pPr>
-        <w:spacing w:line="360" w:lineRule="auto"/>
-        <w:jc w:val="both"/>
-        <w:rPr>
-          <w:rFonts w:ascii="Arial" w:hAnsi="Arial" w:cs="Arial"/>
-        </w:rPr>
-      </w:pPr>
-      <w:r>
-        <w:rPr>
-          <w:rFonts w:ascii="Arial" w:hAnsi="Arial" w:cs="Arial"/>
-        </w:rPr>
-        <w:t xml:space="preserve">A </w:t>
+        <w:t xml:space="preserve"> függvénynek átadott végeredmény formátuma minden esetben egységes.</w:t>
+      </w:r>
+    </w:p>
+    <w:p>
+      <w:pPr>
+        <w:spacing w:line="360" w:lineRule="auto"/>
+        <w:jc w:val="both"/>
+        <w:rPr>
+          <w:rFonts w:ascii="Arial" w:hAnsi="Arial" w:cs="Arial"/>
+        </w:rPr>
+      </w:pPr>
+      <w:r>
+        <w:rPr>
+          <w:rFonts w:ascii="Arial" w:hAnsi="Arial" w:cs="Arial"/>
+        </w:rPr>
+        <w:t>KLM és Lufthansa</w:t>
+      </w:r>
+      <w:r>
+        <w:rPr>
+          <w:rFonts w:ascii="Arial" w:hAnsi="Arial" w:cs="Arial"/>
+        </w:rPr>
+        <w:t>:</w:t>
+      </w:r>
+      <w:r>
+        <w:rPr>
+          <w:rFonts w:ascii="Arial" w:hAnsi="Arial" w:cs="Arial"/>
+        </w:rPr>
+        <w:t xml:space="preserve"> Mivel ez a két légitársaság nem biztosít nyilvánosan dokumentált, közvetlenül lekérdezhető API-t az útvonalaihoz, a </w:t>
+      </w:r>
+      <w:r>
+        <w:rPr>
+          <w:rFonts w:ascii="Arial" w:hAnsi="Arial" w:cs="Arial"/>
+          <w:i/>
+          <w:iCs/>
+        </w:rPr>
+        <w:t>klm.py</w:t>
+      </w:r>
+      <w:r>
+        <w:rPr>
+          <w:rFonts w:ascii="Arial" w:hAnsi="Arial" w:cs="Arial"/>
+        </w:rPr>
+        <w:t xml:space="preserve"> és a </w:t>
+      </w:r>
+      <w:r>
+        <w:rPr>
+          <w:rFonts w:ascii="Arial" w:hAnsi="Arial" w:cs="Arial"/>
+          <w:i/>
+          <w:iCs/>
+        </w:rPr>
+        <w:t>lufthansa.py</w:t>
+      </w:r>
+      <w:r>
+        <w:rPr>
+          <w:rFonts w:ascii="Arial" w:hAnsi="Arial" w:cs="Arial"/>
+        </w:rPr>
+        <w:t xml:space="preserve"> modulok elsődlegesen a légitársaságok nyilvános honlapjának HTML-tartalmából, reguláris kifejezés (</w:t>
+      </w:r>
+      <w:r>
+        <w:rPr>
+          <w:rFonts w:ascii="Arial" w:hAnsi="Arial" w:cs="Arial"/>
+          <w:i/>
+          <w:iCs/>
+        </w:rPr>
+        <w:t>re.findall</w:t>
+      </w:r>
+      <w:r>
+        <w:rPr>
+          <w:rFonts w:ascii="Arial" w:hAnsi="Arial" w:cs="Arial"/>
+        </w:rPr>
+        <w:t xml:space="preserve">) segítségével nyerik ki az "origin":"...","destination":"..." mintázatú útvonaladatokat. Amennyiben a weboldal elérése sikertelen, vagy a mintaillesztés nem talál egyetlen útvonalat sem, mindkét modul automatikusan egy tartalék adatforrásra vált: a nyílt forráskódú </w:t>
+      </w:r>
+      <w:r>
+        <w:rPr>
+          <w:rFonts w:ascii="Arial" w:hAnsi="Arial" w:cs="Arial"/>
+          <w:i/>
+          <w:iCs/>
+        </w:rPr>
+        <w:t>OpenFlights</w:t>
+      </w:r>
+      <w:r>
+        <w:rPr>
+          <w:rFonts w:ascii="Arial" w:hAnsi="Arial" w:cs="Arial"/>
+        </w:rPr>
+        <w:t xml:space="preserve"> projekt publikusan elérhető, CSV formátumú </w:t>
+      </w:r>
+      <w:r>
+        <w:rPr>
+          <w:rFonts w:ascii="Arial" w:hAnsi="Arial" w:cs="Arial"/>
+        </w:rPr>
+        <w:lastRenderedPageBreak/>
+        <w:t>útvonal-adatbázisára (</w:t>
+      </w:r>
+      <w:r>
+        <w:rPr>
+          <w:rFonts w:ascii="Arial" w:hAnsi="Arial" w:cs="Arial"/>
+          <w:i/>
+          <w:iCs/>
+        </w:rPr>
+        <w:t>routes.dat</w:t>
+      </w:r>
+      <w:r>
+        <w:rPr>
+          <w:rFonts w:ascii="Arial" w:hAnsi="Arial" w:cs="Arial"/>
+        </w:rPr>
+        <w:t>), amelyből az adott légitársaság kódjához tartozó, közvetlen (átszállás nélküli) járatokat szűri ki. Ez a kétlépcsős, hibatűrő megközelítés biztosítja, hogy egy esetleges weboldal-szerkezeti változás vagy átmeneti elérhetetlenség ne akadályozza meg az adatgyűjtést.</w:t>
+      </w:r>
+    </w:p>
+    <w:p>
+      <w:pPr>
+        <w:spacing w:line="360" w:lineRule="auto"/>
+        <w:jc w:val="both"/>
+        <w:rPr>
+          <w:rFonts w:ascii="Arial" w:hAnsi="Arial" w:cs="Arial"/>
+        </w:rPr>
+      </w:pPr>
+      <w:r>
+        <w:rPr>
+          <w:rFonts w:ascii="Arial" w:hAnsi="Arial" w:cs="Arial"/>
+        </w:rPr>
+        <w:t>Ryanair</w:t>
+      </w:r>
+      <w:r>
+        <w:rPr>
+          <w:rFonts w:ascii="Arial" w:hAnsi="Arial" w:cs="Arial"/>
+        </w:rPr>
+        <w:t>:</w:t>
+      </w:r>
+      <w:r>
+        <w:rPr>
+          <w:rFonts w:ascii="Arial" w:hAnsi="Arial" w:cs="Arial"/>
+        </w:rPr>
+        <w:t xml:space="preserve"> A </w:t>
+      </w:r>
+      <w:r>
+        <w:rPr>
+          <w:rFonts w:ascii="Arial" w:hAnsi="Arial" w:cs="Arial"/>
+          <w:i/>
+          <w:iCs/>
+        </w:rPr>
+        <w:t>ryanair.py</w:t>
+      </w:r>
+      <w:r>
+        <w:rPr>
+          <w:rFonts w:ascii="Arial" w:hAnsi="Arial" w:cs="Arial"/>
+        </w:rPr>
+        <w:t xml:space="preserve"> modul a légitársaság nyilvánosan elérhető, nem hivatalosan dokumentált </w:t>
+      </w:r>
+      <w:r>
+        <w:rPr>
+          <w:rFonts w:ascii="Arial" w:hAnsi="Arial" w:cs="Arial"/>
+          <w:i/>
+          <w:iCs/>
+        </w:rPr>
+        <w:t>JSON API</w:t>
+      </w:r>
+      <w:r>
+        <w:rPr>
+          <w:rFonts w:ascii="Arial" w:hAnsi="Arial" w:cs="Arial"/>
+        </w:rPr>
+        <w:t xml:space="preserve">-ját (/api/views/locate/3/routes) hívja meg, amely közvetlenül strukturált formában adja vissza az összes üzemeltetett útvonalat, a szezonalitásra vonatkozó jelzéssel együtt. Az </w:t>
+      </w:r>
+      <w:r>
+        <w:rPr>
+          <w:rFonts w:ascii="Arial" w:hAnsi="Arial" w:cs="Arial"/>
+          <w:i/>
+          <w:iCs/>
+        </w:rPr>
+        <w:t>normalize_ryanair_route</w:t>
+      </w:r>
+      <w:r>
+        <w:rPr>
+          <w:rFonts w:ascii="Arial" w:hAnsi="Arial" w:cs="Arial"/>
+        </w:rPr>
+        <w:t xml:space="preserve"> segédfüggvény alakítja át az </w:t>
+      </w:r>
+      <w:r>
+        <w:rPr>
+          <w:rFonts w:ascii="Arial" w:hAnsi="Arial" w:cs="Arial"/>
+          <w:i/>
+          <w:iCs/>
+        </w:rPr>
+        <w:t xml:space="preserve">API </w:t>
+      </w:r>
+      <w:r>
+        <w:rPr>
+          <w:rFonts w:ascii="Arial" w:hAnsi="Arial" w:cs="Arial"/>
+        </w:rPr>
+        <w:t xml:space="preserve">válaszát a </w:t>
       </w:r>
       <w:r>
         <w:rPr>
@@ -13172,133 +14229,84 @@
         <w:rPr>
           <w:rFonts w:ascii="Arial" w:hAnsi="Arial" w:cs="Arial"/>
         </w:rPr>
-        <w:t xml:space="preserve"> függvény elsőként normalizálja a bemeneti adatokat: a repülőtér-azonosítókat</w:t>
-      </w:r>
-      <w:r>
-        <w:rPr>
-          <w:rFonts w:ascii="Arial" w:hAnsi="Arial" w:cs="Arial"/>
-        </w:rPr>
-        <w:t xml:space="preserve"> </w:t>
-      </w:r>
-      <w:r>
-        <w:rPr>
-          <w:rFonts w:ascii="Arial" w:hAnsi="Arial" w:cs="Arial"/>
-        </w:rPr>
-        <w:t>nagybetűssé alakítja, kiszűri azokat a bejegyzéseket, amelyeknél hiányzik az indulási vagy érkezési repülőtér, amelyeknél az indulási és érkezési pont megegyezik, vagy amelyek duplikáltak, és minderről egy stats szótárban statisztikát is vezet (lekérdezett, beszúrt, frissített és kihagyott útvonalak száma).</w:t>
-      </w:r>
-    </w:p>
-    <w:p>
-      <w:pPr>
-        <w:spacing w:line="360" w:lineRule="auto"/>
-        <w:jc w:val="both"/>
-        <w:rPr>
-          <w:rFonts w:ascii="Arial" w:hAnsi="Arial" w:cs="Arial"/>
-        </w:rPr>
-      </w:pPr>
-      <w:r>
-        <w:rPr>
-          <w:rFonts w:ascii="Arial" w:hAnsi="Arial" w:cs="Arial"/>
-        </w:rPr>
-        <w:t>Az adatbázisba mentés előtt a függvény biztosítja a hivatkozási integritást: minden előforduló légitársaságot és repülőteret ellenőriz, és amennyiben még nem szerepelnek az adatbázisban, a</w:t>
-      </w:r>
-      <w:r>
-        <w:rPr>
-          <w:rFonts w:ascii="Arial" w:hAnsi="Arial" w:cs="Arial"/>
-        </w:rPr>
-        <w:t>z</w:t>
-      </w:r>
-      <w:r>
-        <w:rPr>
-          <w:rFonts w:ascii="Arial" w:hAnsi="Arial" w:cs="Arial"/>
-        </w:rPr>
-        <w:t xml:space="preserve"> </w:t>
-      </w:r>
-      <w:r>
-        <w:rPr>
-          <w:rFonts w:ascii="Arial" w:hAnsi="Arial" w:cs="Arial"/>
-          <w:i/>
-          <w:iCs/>
-        </w:rPr>
-        <w:t>_ensure_airline</w:t>
-      </w:r>
-      <w:r>
-        <w:rPr>
-          <w:rFonts w:ascii="Arial" w:hAnsi="Arial" w:cs="Arial"/>
-        </w:rPr>
-        <w:t xml:space="preserve"> segédfüggvénnyel, illetve közvetlen </w:t>
-      </w:r>
-      <w:r>
-        <w:rPr>
-          <w:rFonts w:ascii="Arial" w:hAnsi="Arial" w:cs="Arial"/>
-          <w:i/>
-          <w:iCs/>
-        </w:rPr>
-        <w:t>Airport</w:t>
-      </w:r>
-      <w:r>
-        <w:rPr>
-          <w:rFonts w:ascii="Arial" w:hAnsi="Arial" w:cs="Arial"/>
-        </w:rPr>
-        <w:t xml:space="preserve"> rekord létrehozásával automatikusan felveszi őket. Ezt követően minden egyes útvonalhoz megvizsgálja, hogy az adott légitársaság–indulás–érkezés hármas már létezik-e az adatbázisban: amennyiben igen, a meglévő rekordot frissíti (pl. szezonalitás, érvényességi időszak), egyébként pedig új </w:t>
-      </w:r>
-      <w:r>
-        <w:rPr>
-          <w:rFonts w:ascii="Arial" w:hAnsi="Arial" w:cs="Arial"/>
-          <w:i/>
-          <w:iCs/>
-        </w:rPr>
-        <w:t>DirectRoute</w:t>
-      </w:r>
-      <w:r>
-        <w:rPr>
-          <w:rFonts w:ascii="Arial" w:hAnsi="Arial" w:cs="Arial"/>
-        </w:rPr>
-        <w:t xml:space="preserve"> rekordot hoz létre. A művelet tranzakcionálisan valósul meg: hiba esetén a rendszer az összes </w:t>
-      </w:r>
-      <w:r>
-        <w:rPr>
-          <w:rFonts w:ascii="Arial" w:hAnsi="Arial" w:cs="Arial"/>
-        </w:rPr>
-        <w:lastRenderedPageBreak/>
-        <w:t>módosítást visszavonja (rollback), ezáltal megelőzve az adatbázis részleges, inkonzisztens állapotát.</w:t>
-      </w:r>
-    </w:p>
-    <w:p>
-      <w:pPr>
-        <w:spacing w:line="360" w:lineRule="auto"/>
-        <w:jc w:val="both"/>
-        <w:rPr>
-          <w:rFonts w:ascii="Arial" w:hAnsi="Arial" w:cs="Arial"/>
-        </w:rPr>
-      </w:pPr>
-      <w:r>
-        <w:rPr>
-          <w:rFonts w:ascii="Arial" w:hAnsi="Arial" w:cs="Arial"/>
-        </w:rPr>
-        <w:t>5.10.2. Légitársaságonkénti adatgyűjtés</w:t>
-      </w:r>
-    </w:p>
-    <w:p>
-      <w:pPr>
-        <w:spacing w:line="360" w:lineRule="auto"/>
-        <w:jc w:val="both"/>
-        <w:rPr>
-          <w:rFonts w:ascii="Arial" w:hAnsi="Arial" w:cs="Arial"/>
-        </w:rPr>
-      </w:pPr>
-      <w:r>
-        <w:rPr>
-          <w:rFonts w:ascii="Arial" w:hAnsi="Arial" w:cs="Arial"/>
-        </w:rPr>
-        <w:t>Az egyes légitársaságokhoz tartozó adatgyűjtő modulok (</w:t>
-      </w:r>
-      <w:r>
-        <w:rPr>
-          <w:rFonts w:ascii="Arial" w:hAnsi="Arial" w:cs="Arial"/>
-          <w:i/>
-          <w:iCs/>
-        </w:rPr>
-        <w:t>scrapers/klm.py</w:t>
+        <w:t xml:space="preserve"> függvény által elvárt, egységes formátumra.</w:t>
+      </w:r>
+    </w:p>
+    <w:p>
+      <w:pPr>
+        <w:spacing w:line="360" w:lineRule="auto"/>
+        <w:jc w:val="both"/>
+        <w:rPr>
+          <w:rFonts w:ascii="Arial" w:hAnsi="Arial" w:cs="Arial"/>
+        </w:rPr>
+      </w:pPr>
+      <w:r>
+        <w:rPr>
+          <w:rFonts w:ascii="Arial" w:hAnsi="Arial" w:cs="Arial"/>
+        </w:rPr>
+        <w:t>Wizz Air</w:t>
+      </w:r>
+      <w:r>
+        <w:rPr>
+          <w:rFonts w:ascii="Arial" w:hAnsi="Arial" w:cs="Arial"/>
+        </w:rPr>
+        <w:t>:</w:t>
+      </w:r>
+      <w:r>
+        <w:rPr>
+          <w:rFonts w:ascii="Arial" w:hAnsi="Arial" w:cs="Arial"/>
+        </w:rPr>
+        <w:t xml:space="preserve"> A </w:t>
+      </w:r>
+      <w:r>
+        <w:rPr>
+          <w:rFonts w:ascii="Arial" w:hAnsi="Arial" w:cs="Arial"/>
+          <w:i/>
+          <w:iCs/>
+        </w:rPr>
+        <w:t>wizzair.py</w:t>
+      </w:r>
+      <w:r>
+        <w:rPr>
+          <w:rFonts w:ascii="Arial" w:hAnsi="Arial" w:cs="Arial"/>
+        </w:rPr>
+        <w:t xml:space="preserve"> modul szintén egy nem hivatalos, de strukturált </w:t>
+      </w:r>
+      <w:r>
+        <w:rPr>
+          <w:rFonts w:ascii="Arial" w:hAnsi="Arial" w:cs="Arial"/>
+          <w:i/>
+          <w:iCs/>
+        </w:rPr>
+        <w:t>JSON API</w:t>
+      </w:r>
+      <w:r>
+        <w:rPr>
+          <w:rFonts w:ascii="Arial" w:hAnsi="Arial" w:cs="Arial"/>
+        </w:rPr>
+        <w:t xml:space="preserve">-t (be.wizzair.com) használ, amely az egyes városokhoz tartozó kapcsolatokat térképszerű formában biztosítja. Mivel az </w:t>
+      </w:r>
+      <w:r>
+        <w:rPr>
+          <w:rFonts w:ascii="Arial" w:hAnsi="Arial" w:cs="Arial"/>
+          <w:i/>
+          <w:iCs/>
+        </w:rPr>
+        <w:t>API</w:t>
+      </w:r>
+      <w:r>
+        <w:rPr>
+          <w:rFonts w:ascii="Arial" w:hAnsi="Arial" w:cs="Arial"/>
+        </w:rPr>
+        <w:t xml:space="preserve"> verziószáma időről időre változhat, a modul több lehetséges API-verziót is megpróbál sorban, amíg egy sikeres választ nem kap. Az adatok feldolgozásakor a rendszer kizárólag a ténylegesen létező (nem „fake station” jelölésű) repülőterek közötti, közvetlen járatokat veszi figyelembe, valamint az egyes útvonalakhoz tartozó érvényességi időszakot (</w:t>
+      </w:r>
+      <w:r>
+        <w:rPr>
+          <w:rFonts w:ascii="Arial" w:hAnsi="Arial" w:cs="Arial"/>
+          <w:i/>
+          <w:iCs/>
+        </w:rPr>
+        <w:t>operationStartDate</w:t>
       </w:r>
       <w:r>
         <w:rPr>
@@ -13312,339 +14320,6 @@
           <w:i/>
           <w:iCs/>
         </w:rPr>
-        <w:t>scrapers/lufthansa.py</w:t>
-      </w:r>
-      <w:r>
-        <w:rPr>
-          <w:rFonts w:ascii="Arial" w:hAnsi="Arial" w:cs="Arial"/>
-        </w:rPr>
-        <w:t xml:space="preserve">, </w:t>
-      </w:r>
-      <w:r>
-        <w:rPr>
-          <w:rFonts w:ascii="Arial" w:hAnsi="Arial" w:cs="Arial"/>
-          <w:i/>
-          <w:iCs/>
-        </w:rPr>
-        <w:t>scrapers/ryanair.py</w:t>
-      </w:r>
-      <w:r>
-        <w:rPr>
-          <w:rFonts w:ascii="Arial" w:hAnsi="Arial" w:cs="Arial"/>
-        </w:rPr>
-        <w:t xml:space="preserve">, </w:t>
-      </w:r>
-      <w:r>
-        <w:rPr>
-          <w:rFonts w:ascii="Arial" w:hAnsi="Arial" w:cs="Arial"/>
-          <w:i/>
-          <w:iCs/>
-        </w:rPr>
-        <w:t>scrapers/wizzair.py</w:t>
-      </w:r>
-      <w:r>
-        <w:rPr>
-          <w:rFonts w:ascii="Arial" w:hAnsi="Arial" w:cs="Arial"/>
-        </w:rPr>
-        <w:t xml:space="preserve">) mindegyike a saját forrásának sajátosságaihoz igazodva szerzi be a járatadatokat, azonban a </w:t>
-      </w:r>
-      <w:r>
-        <w:rPr>
-          <w:rFonts w:ascii="Arial" w:hAnsi="Arial" w:cs="Arial"/>
-          <w:i/>
-          <w:iCs/>
-        </w:rPr>
-        <w:t>save_routes</w:t>
-      </w:r>
-      <w:r>
-        <w:rPr>
-          <w:rFonts w:ascii="Arial" w:hAnsi="Arial" w:cs="Arial"/>
-        </w:rPr>
-        <w:t xml:space="preserve"> függvénynek átadott végeredmény formátuma minden esetben egységes.</w:t>
-      </w:r>
-    </w:p>
-    <w:p>
-      <w:pPr>
-        <w:spacing w:line="360" w:lineRule="auto"/>
-        <w:jc w:val="both"/>
-        <w:rPr>
-          <w:rFonts w:ascii="Arial" w:hAnsi="Arial" w:cs="Arial"/>
-        </w:rPr>
-      </w:pPr>
-      <w:r>
-        <w:rPr>
-          <w:rFonts w:ascii="Arial" w:hAnsi="Arial" w:cs="Arial"/>
-        </w:rPr>
-        <w:t>KLM és Lufthansa</w:t>
-      </w:r>
-      <w:r>
-        <w:rPr>
-          <w:rFonts w:ascii="Arial" w:hAnsi="Arial" w:cs="Arial"/>
-        </w:rPr>
-        <w:t>:</w:t>
-      </w:r>
-      <w:r>
-        <w:rPr>
-          <w:rFonts w:ascii="Arial" w:hAnsi="Arial" w:cs="Arial"/>
-        </w:rPr>
-        <w:t xml:space="preserve"> Mivel ez a két légitársaság nem biztosít nyilvánosan dokumentált, közvetlenül lekérdezhető API-t az útvonalaihoz, a </w:t>
-      </w:r>
-      <w:r>
-        <w:rPr>
-          <w:rFonts w:ascii="Arial" w:hAnsi="Arial" w:cs="Arial"/>
-          <w:i/>
-          <w:iCs/>
-        </w:rPr>
-        <w:t>klm.py</w:t>
-      </w:r>
-      <w:r>
-        <w:rPr>
-          <w:rFonts w:ascii="Arial" w:hAnsi="Arial" w:cs="Arial"/>
-        </w:rPr>
-        <w:t xml:space="preserve"> és a </w:t>
-      </w:r>
-      <w:r>
-        <w:rPr>
-          <w:rFonts w:ascii="Arial" w:hAnsi="Arial" w:cs="Arial"/>
-          <w:i/>
-          <w:iCs/>
-        </w:rPr>
-        <w:t>lufthansa.py</w:t>
-      </w:r>
-      <w:r>
-        <w:rPr>
-          <w:rFonts w:ascii="Arial" w:hAnsi="Arial" w:cs="Arial"/>
-        </w:rPr>
-        <w:t xml:space="preserve"> modulok elsődlegesen a légitársaságok nyilvános honlapjának HTML-tartalmából, reguláris kifejezés (</w:t>
-      </w:r>
-      <w:r>
-        <w:rPr>
-          <w:rFonts w:ascii="Arial" w:hAnsi="Arial" w:cs="Arial"/>
-          <w:i/>
-          <w:iCs/>
-        </w:rPr>
-        <w:t>re.findall</w:t>
-      </w:r>
-      <w:r>
-        <w:rPr>
-          <w:rFonts w:ascii="Arial" w:hAnsi="Arial" w:cs="Arial"/>
-        </w:rPr>
-        <w:t xml:space="preserve">) segítségével nyerik ki az "origin":"...","destination":"..." mintázatú útvonaladatokat. Amennyiben a weboldal elérése sikertelen, vagy a mintaillesztés nem talál egyetlen útvonalat sem, mindkét modul automatikusan egy tartalék adatforrásra vált: a nyílt forráskódú </w:t>
-      </w:r>
-      <w:r>
-        <w:rPr>
-          <w:rFonts w:ascii="Arial" w:hAnsi="Arial" w:cs="Arial"/>
-          <w:i/>
-          <w:iCs/>
-        </w:rPr>
-        <w:t>OpenFlights</w:t>
-      </w:r>
-      <w:r>
-        <w:rPr>
-          <w:rFonts w:ascii="Arial" w:hAnsi="Arial" w:cs="Arial"/>
-        </w:rPr>
-        <w:t xml:space="preserve"> projekt publikusan elérhető, CSV formátumú útvonal-adatbázisára (</w:t>
-      </w:r>
-      <w:r>
-        <w:rPr>
-          <w:rFonts w:ascii="Arial" w:hAnsi="Arial" w:cs="Arial"/>
-          <w:i/>
-          <w:iCs/>
-        </w:rPr>
-        <w:t>routes.dat</w:t>
-      </w:r>
-      <w:r>
-        <w:rPr>
-          <w:rFonts w:ascii="Arial" w:hAnsi="Arial" w:cs="Arial"/>
-        </w:rPr>
-        <w:t>), amelyből az adott légitársaság kódjához tartozó, közvetlen (átszállás nélküli) járatokat szűri ki. Ez a kétlépcsős, hibatűrő megközelítés biztosítja, hogy egy esetleges weboldal-szerkezeti változás vagy átmeneti elérhetetlenség ne akadályozza meg az adatgyűjtést.</w:t>
-      </w:r>
-    </w:p>
-    <w:p>
-      <w:pPr>
-        <w:spacing w:line="360" w:lineRule="auto"/>
-        <w:jc w:val="both"/>
-        <w:rPr>
-          <w:rFonts w:ascii="Arial" w:hAnsi="Arial" w:cs="Arial"/>
-        </w:rPr>
-      </w:pPr>
-      <w:r>
-        <w:rPr>
-          <w:rFonts w:ascii="Arial" w:hAnsi="Arial" w:cs="Arial"/>
-        </w:rPr>
-        <w:t>Ryanair</w:t>
-      </w:r>
-      <w:r>
-        <w:rPr>
-          <w:rFonts w:ascii="Arial" w:hAnsi="Arial" w:cs="Arial"/>
-        </w:rPr>
-        <w:t>:</w:t>
-      </w:r>
-      <w:r>
-        <w:rPr>
-          <w:rFonts w:ascii="Arial" w:hAnsi="Arial" w:cs="Arial"/>
-        </w:rPr>
-        <w:t xml:space="preserve"> A </w:t>
-      </w:r>
-      <w:r>
-        <w:rPr>
-          <w:rFonts w:ascii="Arial" w:hAnsi="Arial" w:cs="Arial"/>
-          <w:i/>
-          <w:iCs/>
-        </w:rPr>
-        <w:t>ryanair.py</w:t>
-      </w:r>
-      <w:r>
-        <w:rPr>
-          <w:rFonts w:ascii="Arial" w:hAnsi="Arial" w:cs="Arial"/>
-        </w:rPr>
-        <w:t xml:space="preserve"> modul a légitársaság nyilvánosan elérhető, nem hivatalosan dokumentált </w:t>
-      </w:r>
-      <w:r>
-        <w:rPr>
-          <w:rFonts w:ascii="Arial" w:hAnsi="Arial" w:cs="Arial"/>
-          <w:i/>
-          <w:iCs/>
-        </w:rPr>
-        <w:t>JSON API</w:t>
-      </w:r>
-      <w:r>
-        <w:rPr>
-          <w:rFonts w:ascii="Arial" w:hAnsi="Arial" w:cs="Arial"/>
-        </w:rPr>
-        <w:t xml:space="preserve">-ját (/api/views/locate/3/routes) hívja meg, amely közvetlenül strukturált formában adja vissza az összes üzemeltetett útvonalat, a szezonalitásra vonatkozó jelzéssel együtt. Az </w:t>
-      </w:r>
-      <w:r>
-        <w:rPr>
-          <w:rFonts w:ascii="Arial" w:hAnsi="Arial" w:cs="Arial"/>
-          <w:i/>
-          <w:iCs/>
-        </w:rPr>
-        <w:t>normalize_ryanair_route</w:t>
-      </w:r>
-      <w:r>
-        <w:rPr>
-          <w:rFonts w:ascii="Arial" w:hAnsi="Arial" w:cs="Arial"/>
-        </w:rPr>
-        <w:t xml:space="preserve"> segédfüggvény alakítja át az </w:t>
-      </w:r>
-      <w:r>
-        <w:rPr>
-          <w:rFonts w:ascii="Arial" w:hAnsi="Arial" w:cs="Arial"/>
-          <w:i/>
-          <w:iCs/>
-        </w:rPr>
-        <w:t xml:space="preserve">API </w:t>
-      </w:r>
-      <w:r>
-        <w:rPr>
-          <w:rFonts w:ascii="Arial" w:hAnsi="Arial" w:cs="Arial"/>
-        </w:rPr>
-        <w:t xml:space="preserve">válaszát a </w:t>
-      </w:r>
-      <w:r>
-        <w:rPr>
-          <w:rFonts w:ascii="Arial" w:hAnsi="Arial" w:cs="Arial"/>
-          <w:i/>
-          <w:iCs/>
-        </w:rPr>
-        <w:t>save_routes</w:t>
-      </w:r>
-      <w:r>
-        <w:rPr>
-          <w:rFonts w:ascii="Arial" w:hAnsi="Arial" w:cs="Arial"/>
-        </w:rPr>
-        <w:t xml:space="preserve"> függvény által elvárt, egységes formátumra.</w:t>
-      </w:r>
-    </w:p>
-    <w:p>
-      <w:pPr>
-        <w:spacing w:line="360" w:lineRule="auto"/>
-        <w:jc w:val="both"/>
-        <w:rPr>
-          <w:rFonts w:ascii="Arial" w:hAnsi="Arial" w:cs="Arial"/>
-        </w:rPr>
-      </w:pPr>
-      <w:r>
-        <w:rPr>
-          <w:rFonts w:ascii="Arial" w:hAnsi="Arial" w:cs="Arial"/>
-        </w:rPr>
-        <w:t>Wizz Air</w:t>
-      </w:r>
-      <w:r>
-        <w:rPr>
-          <w:rFonts w:ascii="Arial" w:hAnsi="Arial" w:cs="Arial"/>
-        </w:rPr>
-        <w:t>:</w:t>
-      </w:r>
-      <w:r>
-        <w:rPr>
-          <w:rFonts w:ascii="Arial" w:hAnsi="Arial" w:cs="Arial"/>
-        </w:rPr>
-        <w:t xml:space="preserve"> A </w:t>
-      </w:r>
-      <w:r>
-        <w:rPr>
-          <w:rFonts w:ascii="Arial" w:hAnsi="Arial" w:cs="Arial"/>
-          <w:i/>
-          <w:iCs/>
-        </w:rPr>
-        <w:t>wizzair.py</w:t>
-      </w:r>
-      <w:r>
-        <w:rPr>
-          <w:rFonts w:ascii="Arial" w:hAnsi="Arial" w:cs="Arial"/>
-        </w:rPr>
-        <w:t xml:space="preserve"> modul szintén egy nem hivatalos, de strukturált </w:t>
-      </w:r>
-      <w:r>
-        <w:rPr>
-          <w:rFonts w:ascii="Arial" w:hAnsi="Arial" w:cs="Arial"/>
-          <w:i/>
-          <w:iCs/>
-        </w:rPr>
-        <w:t>JSON API</w:t>
-      </w:r>
-      <w:r>
-        <w:rPr>
-          <w:rFonts w:ascii="Arial" w:hAnsi="Arial" w:cs="Arial"/>
-        </w:rPr>
-        <w:t xml:space="preserve">-t (be.wizzair.com) használ, amely az egyes városokhoz tartozó kapcsolatokat térképszerű formában biztosítja. Mivel az </w:t>
-      </w:r>
-      <w:r>
-        <w:rPr>
-          <w:rFonts w:ascii="Arial" w:hAnsi="Arial" w:cs="Arial"/>
-          <w:i/>
-          <w:iCs/>
-        </w:rPr>
-        <w:t>API</w:t>
-      </w:r>
-      <w:r>
-        <w:rPr>
-          <w:rFonts w:ascii="Arial" w:hAnsi="Arial" w:cs="Arial"/>
-        </w:rPr>
-        <w:t xml:space="preserve"> verziószáma időről időre változhat, a modul több lehetséges API-verziót is megpróbál sorban, amíg egy sikeres választ nem kap. Az adatok feldolgozásakor a rendszer kizárólag a ténylegesen létező (nem „fake station” jelölésű) repülőterek közötti, közvetlen járatokat veszi figyelembe, valamint az egyes útvonalakhoz tartozó érvényességi időszakot (</w:t>
-      </w:r>
-      <w:r>
-        <w:rPr>
-          <w:rFonts w:ascii="Arial" w:hAnsi="Arial" w:cs="Arial"/>
-          <w:i/>
-          <w:iCs/>
-        </w:rPr>
-        <w:t>operationStartDate</w:t>
-      </w:r>
-      <w:r>
-        <w:rPr>
-          <w:rFonts w:ascii="Arial" w:hAnsi="Arial" w:cs="Arial"/>
-        </w:rPr>
-        <w:t xml:space="preserve">, </w:t>
-      </w:r>
-      <w:r>
-        <w:rPr>
-          <w:rFonts w:ascii="Arial" w:hAnsi="Arial" w:cs="Arial"/>
-          <w:i/>
-          <w:iCs/>
-        </w:rPr>
         <w:t>operationEndDate</w:t>
       </w:r>
       <w:r>
@@ -13666,7 +14341,6 @@
         <w:rPr>
           <w:rFonts w:ascii="Arial" w:hAnsi="Arial" w:cs="Arial"/>
         </w:rPr>
-        <w:lastRenderedPageBreak/>
         <w:t>Mind a négy modul önállóan, parancssorból is futtatható (</w:t>
       </w:r>
       <w:r>
@@ -13814,6 +14488,7 @@
         <w:rPr>
           <w:rFonts w:ascii="Arial" w:hAnsi="Arial" w:cs="Arial"/>
         </w:rPr>
+        <w:lastRenderedPageBreak/>
         <w:t>A HTML</w:t>
       </w:r>
       <w:r>
@@ -14060,14 +14735,7 @@
         <w:rPr>
           <w:rFonts w:ascii="Arial" w:hAnsi="Arial" w:cs="Arial"/>
         </w:rPr>
-        <w:t xml:space="preserve">A fejlesztés során kiemelt figyelmet fordítottam arra, hogy a kódban előforduló hibákat a lehető legnagyobb mértékben feltárjam és kijavítsam. Ennek érdekében a </w:t>
-      </w:r>
-      <w:r>
-        <w:rPr>
-          <w:rFonts w:ascii="Arial" w:hAnsi="Arial" w:cs="Arial"/>
-        </w:rPr>
-        <w:lastRenderedPageBreak/>
-        <w:t>szoftverfejlesztés több szintjén is különböző tesztelési módszereket alkalmaztam, amelyek együttesen biztosították az alkalmazás megbízható és stabil működését.</w:t>
+        <w:t>A fejlesztés során kiemelt figyelmet fordítottam arra, hogy a kódban előforduló hibákat a lehető legnagyobb mértékben feltárjam és kijavítsam. Ennek érdekében a szoftverfejlesztés több szintjén is különböző tesztelési módszereket alkalmaztam, amelyek együttesen biztosították az alkalmazás megbízható és stabil működését.</w:t>
       </w:r>
     </w:p>
     <w:p>
@@ -14115,7 +14783,19 @@
         <w:rPr>
           <w:rFonts w:ascii="Arial" w:hAnsi="Arial" w:cs="Arial"/>
         </w:rPr>
-        <w:t xml:space="preserve"> keretrendszer segítségével írt unit tesztekkel ellenőriztem, amely összesen 383 tesztesetet tesz ki. A </w:t>
+        <w:t xml:space="preserve"> keretrendszer segítségével írt unit tesztekkel ellenőriztem, amely összesen </w:t>
+      </w:r>
+      <w:r>
+        <w:rPr>
+          <w:rFonts w:ascii="Arial" w:hAnsi="Arial" w:cs="Arial"/>
+        </w:rPr>
+        <w:t>410</w:t>
+      </w:r>
+      <w:r>
+        <w:rPr>
+          <w:rFonts w:ascii="Arial" w:hAnsi="Arial" w:cs="Arial"/>
+        </w:rPr>
+        <w:t xml:space="preserve"> tesztesetet tesz ki. A </w:t>
       </w:r>
       <w:r>
         <w:rPr>
@@ -14189,6 +14869,7 @@
         <w:rPr>
           <w:rFonts w:ascii="Arial" w:hAnsi="Arial" w:cs="Arial"/>
         </w:rPr>
+        <w:lastRenderedPageBreak/>
         <w:t xml:space="preserve">Mivel a backend számos aszinkron műveletet is tartalmaz (például külső API-hívásokat és adatbázis-lekérdezéseket), az integrációs tesztek megírásához a </w:t>
       </w:r>
       <w:r>
@@ -14227,7 +14908,19 @@
         <w:rPr>
           <w:rFonts w:ascii="Arial" w:hAnsi="Arial" w:cs="Arial"/>
         </w:rPr>
-        <w:t>várt módon történik-e. Az integrációs tesztek száma összesen 141, amelyek elsősorban a végpontok</w:t>
+        <w:t>várt módon történik-e. Az integrációs tesztek száma összesen 14</w:t>
+      </w:r>
+      <w:r>
+        <w:rPr>
+          <w:rFonts w:ascii="Arial" w:hAnsi="Arial" w:cs="Arial"/>
+        </w:rPr>
+        <w:t>8</w:t>
+      </w:r>
+      <w:r>
+        <w:rPr>
+          <w:rFonts w:ascii="Arial" w:hAnsi="Arial" w:cs="Arial"/>
+        </w:rPr>
+        <w:t>, amelyek elsősorban a végpontok</w:t>
       </w:r>
       <w:r>
         <w:rPr>
@@ -14331,15 +15024,50 @@
         <w:rPr>
           <w:rFonts w:ascii="Arial" w:hAnsi="Arial" w:cs="Arial"/>
         </w:rPr>
-        <w:t xml:space="preserve"> eszközt használtam, amely megmutatja, hogy a kódbázis mekkora hányada van lefedve tesztekkel. A 383 unit és 141 integrációs teszteset, összesen tehát 524 futtatott teszt eredményeként a backend kódbázisának teljes lefedettsége 94%, ami a legtöbb modul esetében 95–100% közötti értéket jelent. Ez alól kivételt képez néhány terület: a </w:t>
-      </w:r>
-      <w:r>
-        <w:rPr>
-          <w:rFonts w:ascii="Arial" w:hAnsi="Arial" w:cs="Arial"/>
-          <w:i/>
-          <w:iCs/>
-        </w:rPr>
-        <w:lastRenderedPageBreak/>
+        <w:t xml:space="preserve"> eszközt használtam, amely megmutatja, hogy a kódbázis mekkora hányada van lefedve tesztekkel. A </w:t>
+      </w:r>
+      <w:r>
+        <w:rPr>
+          <w:rFonts w:ascii="Arial" w:hAnsi="Arial" w:cs="Arial"/>
+        </w:rPr>
+        <w:t xml:space="preserve">410 </w:t>
+      </w:r>
+      <w:r>
+        <w:rPr>
+          <w:rFonts w:ascii="Arial" w:hAnsi="Arial" w:cs="Arial"/>
+        </w:rPr>
+        <w:t xml:space="preserve"> unit és 14</w:t>
+      </w:r>
+      <w:r>
+        <w:rPr>
+          <w:rFonts w:ascii="Arial" w:hAnsi="Arial" w:cs="Arial"/>
+        </w:rPr>
+        <w:t>8</w:t>
+      </w:r>
+      <w:r>
+        <w:rPr>
+          <w:rFonts w:ascii="Arial" w:hAnsi="Arial" w:cs="Arial"/>
+        </w:rPr>
+        <w:t xml:space="preserve"> integrációs teszteset, összesen tehát 5</w:t>
+      </w:r>
+      <w:r>
+        <w:rPr>
+          <w:rFonts w:ascii="Arial" w:hAnsi="Arial" w:cs="Arial"/>
+        </w:rPr>
+        <w:t>58</w:t>
+      </w:r>
+      <w:r>
+        <w:rPr>
+          <w:rFonts w:ascii="Arial" w:hAnsi="Arial" w:cs="Arial"/>
+        </w:rPr>
+        <w:t xml:space="preserve"> futtatott teszt eredményeként a backend kódbázisának teljes lefedettsége 94%, ami a legtöbb modul esetében 95–100% közötti értéket jelent. Ez alól kivételt képez néhány terület: a </w:t>
+      </w:r>
+      <w:r>
+        <w:rPr>
+          <w:rFonts w:ascii="Arial" w:hAnsi="Arial" w:cs="Arial"/>
+          <w:i/>
+          <w:iCs/>
+        </w:rPr>
         <w:t>crud.py</w:t>
       </w:r>
       <w:r>
@@ -14451,6 +15179,7 @@
         <w:rPr>
           <w:rFonts w:ascii="Arial" w:hAnsi="Arial" w:cs="Arial"/>
         </w:rPr>
+        <w:lastRenderedPageBreak/>
         <w:t>A technikai, automatizált tesztelési módszerek mellett fontosnak tartottam, hogy az alkalmazás használhatóságát valós felhasználók bevonásával is megvizsgáljam. Ennek keretében 5, rendszeresen utazó barát</w:t>
       </w:r>
       <w:r>
@@ -14507,7 +15236,6 @@
           <w:sz w:val="32"/>
           <w:szCs w:val="32"/>
         </w:rPr>
-        <w:lastRenderedPageBreak/>
         <w:t>7. Használat</w:t>
       </w:r>
     </w:p>
@@ -14620,7 +15348,14 @@
         <w:rPr>
           <w:rFonts w:ascii="Arial" w:hAnsi="Arial" w:cs="Arial"/>
         </w:rPr>
-        <w:t>, mivel a költségvetés betartása az utazástervezés egyik kulcsfontosságú szempontja, célszerű lenne a rendszert valós, aktuális árinformációkkal is kiegészíteni, például külső szolgáltatók (szállás-, közlekedés- vagy repülőjegy-árakat biztosító API-k) integrálásával, hogy a felhasználó a tervezés során pontos és valós idejű költségbecslést kapva megalapozottabb döntéseket hozhasson.</w:t>
+        <w:t>, mivel a költségvetés betartása az utazástervezés egyik kulcsfontosságú szempontja, célszerű lenne a rendszert valós, aktuális árinformációkkal is kiegészíteni, például külső szolgáltatók (szállás-, közlekedés- vagy repülőjegy-árakat biztosító API-</w:t>
+      </w:r>
+      <w:r>
+        <w:rPr>
+          <w:rFonts w:ascii="Arial" w:hAnsi="Arial" w:cs="Arial"/>
+        </w:rPr>
+        <w:lastRenderedPageBreak/>
+        <w:t>k) integrálásával, hogy a felhasználó a tervezés során pontos és valós idejű költségbecslést kapva megalapozottabb döntéseket hozhasson.</w:t>
       </w:r>
     </w:p>
     <w:p>
@@ -14924,14 +15659,532 @@
         <w:rPr>
           <w:rFonts w:ascii="Arial" w:hAnsi="Arial" w:cs="Arial"/>
         </w:rPr>
+        <w:t xml:space="preserve">[1] developer.mozilla.org: </w:t>
+      </w:r>
+      <w:r>
+        <w:rPr>
+          <w:rFonts w:ascii="Arial" w:hAnsi="Arial" w:cs="Arial"/>
+        </w:rPr>
+        <w:t>HTML: HyperText Markup Language</w:t>
+      </w:r>
+      <w:r>
+        <w:rPr>
+          <w:rFonts w:ascii="Arial" w:hAnsi="Arial" w:cs="Arial"/>
+        </w:rPr>
+        <w:t>-</w:t>
+      </w:r>
+      <w:r>
+        <w:rPr>
+          <w:rFonts w:ascii="Arial" w:hAnsi="Arial" w:cs="Arial"/>
+        </w:rPr>
+        <w:t>https://developer.mozilla.org/en-US/docs/Web/HTML</w:t>
+      </w:r>
+      <w:r>
+        <w:rPr>
+          <w:rFonts w:ascii="Arial" w:hAnsi="Arial" w:cs="Arial"/>
+        </w:rPr>
+        <w:t xml:space="preserve"> (202</w:t>
+      </w:r>
+      <w:r>
+        <w:rPr>
+          <w:rFonts w:ascii="Arial" w:hAnsi="Arial" w:cs="Arial"/>
+        </w:rPr>
+        <w:t>5</w:t>
+      </w:r>
+      <w:r>
+        <w:rPr>
+          <w:rFonts w:ascii="Arial" w:hAnsi="Arial" w:cs="Arial"/>
+        </w:rPr>
+        <w:t xml:space="preserve">. </w:t>
+      </w:r>
+      <w:r>
+        <w:rPr>
+          <w:rFonts w:ascii="Arial" w:hAnsi="Arial" w:cs="Arial"/>
+        </w:rPr>
+        <w:t>12</w:t>
+      </w:r>
+      <w:r>
+        <w:rPr>
+          <w:rFonts w:ascii="Arial" w:hAnsi="Arial" w:cs="Arial"/>
+        </w:rPr>
+        <w:t xml:space="preserve">. </w:t>
+      </w:r>
+      <w:r>
+        <w:rPr>
+          <w:rFonts w:ascii="Arial" w:hAnsi="Arial" w:cs="Arial"/>
+        </w:rPr>
+        <w:t>22</w:t>
+      </w:r>
+      <w:r>
+        <w:rPr>
+          <w:rFonts w:ascii="Arial" w:hAnsi="Arial" w:cs="Arial"/>
+        </w:rPr>
+        <w:t>.)</w:t>
+      </w:r>
+    </w:p>
+    <w:p>
+      <w:pPr>
+        <w:spacing w:line="360" w:lineRule="auto"/>
+        <w:rPr>
+          <w:rFonts w:ascii="Arial" w:hAnsi="Arial" w:cs="Arial"/>
+        </w:rPr>
+      </w:pPr>
+      <w:r>
+        <w:rPr>
+          <w:rFonts w:ascii="Arial" w:hAnsi="Arial" w:cs="Arial"/>
+        </w:rPr>
+        <w:t xml:space="preserve">[2] </w:t>
+      </w:r>
+      <w:r>
+        <w:rPr>
+          <w:rFonts w:ascii="Arial" w:hAnsi="Arial" w:cs="Arial"/>
+        </w:rPr>
+        <w:t xml:space="preserve">developer.mozilla.org: </w:t>
+      </w:r>
+      <w:r>
+        <w:rPr>
+          <w:rFonts w:ascii="Arial" w:hAnsi="Arial" w:cs="Arial"/>
+        </w:rPr>
+        <w:t>CSS: Cascading Style Sheets</w:t>
+      </w:r>
+      <w:r>
+        <w:rPr>
+          <w:rFonts w:ascii="Arial" w:hAnsi="Arial" w:cs="Arial"/>
+        </w:rPr>
+        <w:t>-</w:t>
+      </w:r>
+      <w:r>
+        <w:rPr>
+          <w:rFonts w:ascii="Arial" w:hAnsi="Arial" w:cs="Arial"/>
+        </w:rPr>
+        <w:t>https://developer.mozilla.org/en-US/docs/Web/CSS</w:t>
+      </w:r>
+      <w:r>
+        <w:rPr>
+          <w:rFonts w:ascii="Arial" w:hAnsi="Arial" w:cs="Arial"/>
+        </w:rPr>
+        <w:t xml:space="preserve"> (202</w:t>
+      </w:r>
+      <w:r>
+        <w:rPr>
+          <w:rFonts w:ascii="Arial" w:hAnsi="Arial" w:cs="Arial"/>
+        </w:rPr>
+        <w:t>5</w:t>
+      </w:r>
+      <w:r>
+        <w:rPr>
+          <w:rFonts w:ascii="Arial" w:hAnsi="Arial" w:cs="Arial"/>
+        </w:rPr>
+        <w:t xml:space="preserve">. </w:t>
+      </w:r>
+      <w:r>
+        <w:rPr>
+          <w:rFonts w:ascii="Arial" w:hAnsi="Arial" w:cs="Arial"/>
+        </w:rPr>
+        <w:t>12</w:t>
+      </w:r>
+      <w:r>
+        <w:rPr>
+          <w:rFonts w:ascii="Arial" w:hAnsi="Arial" w:cs="Arial"/>
+        </w:rPr>
+        <w:t xml:space="preserve">. </w:t>
+      </w:r>
+      <w:r>
+        <w:rPr>
+          <w:rFonts w:ascii="Arial" w:hAnsi="Arial" w:cs="Arial"/>
+        </w:rPr>
+        <w:t>29</w:t>
+      </w:r>
+      <w:r>
+        <w:rPr>
+          <w:rFonts w:ascii="Arial" w:hAnsi="Arial" w:cs="Arial"/>
+        </w:rPr>
+        <w:t>.)</w:t>
+      </w:r>
+    </w:p>
+    <w:p>
+      <w:pPr>
+        <w:spacing w:line="360" w:lineRule="auto"/>
+        <w:rPr>
+          <w:rFonts w:ascii="Arial" w:hAnsi="Arial" w:cs="Arial"/>
+        </w:rPr>
+      </w:pPr>
+      <w:r>
+        <w:rPr>
+          <w:rFonts w:ascii="Arial" w:hAnsi="Arial" w:cs="Arial"/>
+        </w:rPr>
+        <w:t>[3] developer.mozilla.org: JavaScript-</w:t>
+      </w:r>
+      <w:r>
+        <w:rPr>
+          <w:rFonts w:ascii="Arial" w:hAnsi="Arial" w:cs="Arial"/>
+        </w:rPr>
+        <w:t>https://developer.mozilla.org/en-US/docs/Web/JavaScript</w:t>
+      </w:r>
+      <w:r>
+        <w:rPr>
+          <w:rFonts w:ascii="Arial" w:hAnsi="Arial" w:cs="Arial"/>
+        </w:rPr>
+        <w:t xml:space="preserve"> (2026. 0</w:t>
+      </w:r>
+      <w:r>
+        <w:rPr>
+          <w:rFonts w:ascii="Arial" w:hAnsi="Arial" w:cs="Arial"/>
+        </w:rPr>
+        <w:t>5</w:t>
+      </w:r>
+      <w:r>
+        <w:rPr>
+          <w:rFonts w:ascii="Arial" w:hAnsi="Arial" w:cs="Arial"/>
+        </w:rPr>
+        <w:t xml:space="preserve">. </w:t>
+      </w:r>
+      <w:r>
+        <w:rPr>
+          <w:rFonts w:ascii="Arial" w:hAnsi="Arial" w:cs="Arial"/>
+        </w:rPr>
+        <w:t>22</w:t>
+      </w:r>
+      <w:r>
+        <w:rPr>
+          <w:rFonts w:ascii="Arial" w:hAnsi="Arial" w:cs="Arial"/>
+        </w:rPr>
+        <w:t>.)</w:t>
+      </w:r>
+    </w:p>
+    <w:p>
+      <w:pPr>
+        <w:spacing w:line="360" w:lineRule="auto"/>
+        <w:rPr>
+          <w:rFonts w:ascii="Arial" w:hAnsi="Arial" w:cs="Arial"/>
+        </w:rPr>
+      </w:pPr>
+      <w:r>
+        <w:rPr>
+          <w:rFonts w:ascii="Arial" w:hAnsi="Arial" w:cs="Arial"/>
+        </w:rPr>
+        <w:t xml:space="preserve">[4] </w:t>
+      </w:r>
+      <w:r>
+        <w:rPr>
+          <w:rFonts w:ascii="Arial" w:hAnsi="Arial" w:cs="Arial"/>
+        </w:rPr>
+        <w:t>Mark Lutz: Learning Python – O'Reilly Media, Sebastopol, 2013</w:t>
+      </w:r>
+    </w:p>
+    <w:p>
+      <w:pPr>
+        <w:spacing w:line="360" w:lineRule="auto"/>
+        <w:rPr>
+          <w:rFonts w:ascii="Arial" w:hAnsi="Arial" w:cs="Arial"/>
+        </w:rPr>
+      </w:pPr>
+      <w:r>
+        <w:rPr>
+          <w:rFonts w:ascii="Arial" w:hAnsi="Arial" w:cs="Arial"/>
+        </w:rPr>
+        <w:t xml:space="preserve">[5] </w:t>
+      </w:r>
+      <w:r>
+        <w:rPr>
+          <w:rFonts w:ascii="Arial" w:hAnsi="Arial" w:cs="Arial"/>
+        </w:rPr>
+        <w:t>Jon Duckett: HTML and CSS: Design and Build Websites – Wiley, Indianapolis, 2011</w:t>
+      </w:r>
+    </w:p>
+    <w:p>
+      <w:pPr>
+        <w:spacing w:line="360" w:lineRule="auto"/>
+        <w:rPr>
+          <w:rFonts w:ascii="Arial" w:hAnsi="Arial" w:cs="Arial"/>
+        </w:rPr>
+      </w:pPr>
+      <w:r>
+        <w:rPr>
+          <w:rFonts w:ascii="Arial" w:hAnsi="Arial" w:cs="Arial"/>
+        </w:rPr>
+        <w:t>[6] leafletjs.com: Leaflet-</w:t>
+      </w:r>
+      <w:r>
+        <w:rPr>
+          <w:rFonts w:ascii="Arial" w:hAnsi="Arial" w:cs="Arial"/>
+        </w:rPr>
+        <w:t>https://leafletjs.com/</w:t>
+      </w:r>
+      <w:r>
+        <w:rPr>
+          <w:rFonts w:ascii="Arial" w:hAnsi="Arial" w:cs="Arial"/>
+        </w:rPr>
+        <w:t xml:space="preserve"> (202</w:t>
+      </w:r>
+      <w:r>
+        <w:rPr>
+          <w:rFonts w:ascii="Arial" w:hAnsi="Arial" w:cs="Arial"/>
+        </w:rPr>
+        <w:t>5</w:t>
+      </w:r>
+      <w:r>
+        <w:rPr>
+          <w:rFonts w:ascii="Arial" w:hAnsi="Arial" w:cs="Arial"/>
+        </w:rPr>
+        <w:t>. 0</w:t>
+      </w:r>
+      <w:r>
+        <w:rPr>
+          <w:rFonts w:ascii="Arial" w:hAnsi="Arial" w:cs="Arial"/>
+        </w:rPr>
+        <w:t>8</w:t>
+      </w:r>
+      <w:r>
+        <w:rPr>
+          <w:rFonts w:ascii="Arial" w:hAnsi="Arial" w:cs="Arial"/>
+        </w:rPr>
+        <w:t xml:space="preserve">. </w:t>
+      </w:r>
+      <w:r>
+        <w:rPr>
+          <w:rFonts w:ascii="Arial" w:hAnsi="Arial" w:cs="Arial"/>
+        </w:rPr>
+        <w:t>16</w:t>
+      </w:r>
+      <w:r>
+        <w:rPr>
+          <w:rFonts w:ascii="Arial" w:hAnsi="Arial" w:cs="Arial"/>
+        </w:rPr>
+        <w:t>.)</w:t>
+      </w:r>
+    </w:p>
+    <w:p>
+      <w:pPr>
+        <w:spacing w:line="360" w:lineRule="auto"/>
+        <w:rPr>
+          <w:rFonts w:ascii="Arial" w:hAnsi="Arial" w:cs="Arial"/>
+        </w:rPr>
+      </w:pPr>
+      <w:r>
+        <w:rPr>
+          <w:rFonts w:ascii="Arial" w:hAnsi="Arial" w:cs="Arial"/>
+        </w:rPr>
+        <w:t xml:space="preserve">[7] </w:t>
+      </w:r>
+      <w:r>
+        <w:rPr>
+          <w:rFonts w:ascii="Arial" w:hAnsi="Arial" w:cs="Arial"/>
+        </w:rPr>
+        <w:t>python.org: Python docs-</w:t>
+      </w:r>
+      <w:r>
+        <w:rPr>
+          <w:rFonts w:ascii="Arial" w:hAnsi="Arial" w:cs="Arial"/>
+        </w:rPr>
+        <w:t>https://docs.python.org/3/</w:t>
+      </w:r>
+      <w:r>
+        <w:rPr>
+          <w:rFonts w:ascii="Arial" w:hAnsi="Arial" w:cs="Arial"/>
+        </w:rPr>
+        <w:t xml:space="preserve"> (2026. 07. 16)</w:t>
+      </w:r>
+    </w:p>
+    <w:p>
+      <w:pPr>
+        <w:spacing w:line="360" w:lineRule="auto"/>
+        <w:rPr>
+          <w:rFonts w:ascii="Arial" w:hAnsi="Arial" w:cs="Arial"/>
+        </w:rPr>
+      </w:pPr>
+      <w:r>
+        <w:rPr>
+          <w:rFonts w:ascii="Arial" w:hAnsi="Arial" w:cs="Arial"/>
+        </w:rPr>
+        <w:t>[8] fastapi.tiangolo.com: FastAPI-</w:t>
+      </w:r>
+      <w:r>
+        <w:rPr>
+          <w:rFonts w:ascii="Arial" w:hAnsi="Arial" w:cs="Arial"/>
+        </w:rPr>
+        <w:t>https://fastapi.tiangolo.com/</w:t>
+      </w:r>
+    </w:p>
+    <w:p>
+      <w:pPr>
+        <w:spacing w:line="360" w:lineRule="auto"/>
+        <w:rPr>
+          <w:rFonts w:ascii="Arial" w:hAnsi="Arial" w:cs="Arial"/>
+        </w:rPr>
+      </w:pPr>
+      <w:r>
+        <w:rPr>
+          <w:rFonts w:ascii="Arial" w:hAnsi="Arial" w:cs="Arial"/>
+        </w:rPr>
         <w:lastRenderedPageBreak/>
-        <w:t xml:space="preserve">[1] developer.mozilla.org: </w:t>
-      </w:r>
-      <w:r>
-        <w:rPr>
-          <w:rFonts w:ascii="Arial" w:hAnsi="Arial" w:cs="Arial"/>
-        </w:rPr>
-        <w:t>HTML: HyperText Markup Language</w:t>
+        <w:t xml:space="preserve">[9] </w:t>
+      </w:r>
+      <w:r>
+        <w:rPr>
+          <w:rFonts w:ascii="Arial" w:hAnsi="Arial" w:cs="Arial"/>
+        </w:rPr>
+        <w:t>postgresql.org: Documentation-</w:t>
+      </w:r>
+      <w:r>
+        <w:rPr>
+          <w:rFonts w:ascii="Arial" w:hAnsi="Arial" w:cs="Arial"/>
+        </w:rPr>
+        <w:t>https://www.postgresql.org/docs/</w:t>
+      </w:r>
+      <w:r>
+        <w:rPr>
+          <w:rFonts w:ascii="Arial" w:hAnsi="Arial" w:cs="Arial"/>
+        </w:rPr>
+        <w:t xml:space="preserve"> (2026. 06. 04.)</w:t>
+      </w:r>
+    </w:p>
+    <w:p>
+      <w:pPr>
+        <w:spacing w:line="360" w:lineRule="auto"/>
+        <w:rPr>
+          <w:rFonts w:ascii="Arial" w:hAnsi="Arial" w:cs="Arial"/>
+        </w:rPr>
+      </w:pPr>
+      <w:r>
+        <w:rPr>
+          <w:rFonts w:ascii="Arial" w:hAnsi="Arial" w:cs="Arial"/>
+        </w:rPr>
+        <w:t xml:space="preserve">[10] sqlalchemy.org: </w:t>
+      </w:r>
+      <w:r>
+        <w:rPr>
+          <w:rFonts w:ascii="Arial" w:hAnsi="Arial" w:cs="Arial"/>
+        </w:rPr>
+        <w:t>The Python SQL Toolkit and Object Relational Mapper-https://www.sqlalchemy.org/</w:t>
+      </w:r>
+      <w:r>
+        <w:rPr>
+          <w:rFonts w:ascii="Arial" w:hAnsi="Arial" w:cs="Arial"/>
+        </w:rPr>
+        <w:t xml:space="preserve"> (2026. 06. 27.)</w:t>
+      </w:r>
+    </w:p>
+    <w:p>
+      <w:pPr>
+        <w:spacing w:line="360" w:lineRule="auto"/>
+        <w:rPr>
+          <w:rFonts w:ascii="Arial" w:hAnsi="Arial" w:cs="Arial"/>
+        </w:rPr>
+      </w:pPr>
+      <w:r>
+        <w:rPr>
+          <w:rFonts w:ascii="Arial" w:hAnsi="Arial" w:cs="Arial"/>
+        </w:rPr>
+        <w:t>[11] api-docs.deepseek.com: Your First API Call-</w:t>
+      </w:r>
+      <w:r>
+        <w:rPr>
+          <w:rFonts w:ascii="Arial" w:hAnsi="Arial" w:cs="Arial"/>
+        </w:rPr>
+        <w:t>https://api-docs.deepseek.com/</w:t>
+      </w:r>
+    </w:p>
+    <w:p>
+      <w:pPr>
+        <w:spacing w:line="360" w:lineRule="auto"/>
+        <w:rPr>
+          <w:rFonts w:ascii="Arial" w:hAnsi="Arial" w:cs="Arial"/>
+        </w:rPr>
+      </w:pPr>
+      <w:r>
+        <w:rPr>
+          <w:rFonts w:ascii="Arial" w:hAnsi="Arial" w:cs="Arial"/>
+        </w:rPr>
+        <w:t>[12] api-docs.deepseek.com: JSON output-</w:t>
+      </w:r>
+      <w:r>
+        <w:rPr>
+          <w:rFonts w:ascii="Arial" w:hAnsi="Arial" w:cs="Arial"/>
+        </w:rPr>
+        <w:t>https://api-docs.deepseek.com/guides/json_mode</w:t>
+      </w:r>
+    </w:p>
+    <w:p>
+      <w:pPr>
+        <w:spacing w:line="360" w:lineRule="auto"/>
+        <w:rPr>
+          <w:rFonts w:ascii="Arial" w:hAnsi="Arial" w:cs="Arial"/>
+        </w:rPr>
+      </w:pPr>
+      <w:r>
+        <w:rPr>
+          <w:rFonts w:ascii="Arial" w:hAnsi="Arial" w:cs="Arial"/>
+        </w:rPr>
+        <w:t>[1</w:t>
+      </w:r>
+      <w:r>
+        <w:rPr>
+          <w:rFonts w:ascii="Arial" w:hAnsi="Arial" w:cs="Arial"/>
+        </w:rPr>
+        <w:t>3</w:t>
+      </w:r>
+      <w:r>
+        <w:rPr>
+          <w:rFonts w:ascii="Arial" w:hAnsi="Arial" w:cs="Arial"/>
+        </w:rPr>
+        <w:t xml:space="preserve">] </w:t>
+      </w:r>
+      <w:r>
+        <w:rPr>
+          <w:rFonts w:ascii="Arial" w:hAnsi="Arial" w:cs="Arial"/>
+        </w:rPr>
+        <w:t>nominatim.org: Nominatim 5.3.2 manual-</w:t>
+      </w:r>
+      <w:r>
+        <w:rPr>
+          <w:rFonts w:ascii="Arial" w:hAnsi="Arial" w:cs="Arial"/>
+        </w:rPr>
+        <w:t>https://nominatim.org/release-docs/latest/</w:t>
+      </w:r>
+      <w:r>
+        <w:rPr>
+          <w:rFonts w:ascii="Arial" w:hAnsi="Arial" w:cs="Arial"/>
+        </w:rPr>
+        <w:t xml:space="preserve"> </w:t>
+      </w:r>
+    </w:p>
+    <w:p>
+      <w:pPr>
+        <w:spacing w:line="360" w:lineRule="auto"/>
+        <w:rPr>
+          <w:rFonts w:ascii="Arial" w:hAnsi="Arial" w:cs="Arial"/>
+        </w:rPr>
+      </w:pPr>
+      <w:r>
+        <w:rPr>
+          <w:rFonts w:ascii="Arial" w:hAnsi="Arial" w:cs="Arial"/>
+        </w:rPr>
+        <w:t>[1</w:t>
+      </w:r>
+      <w:r>
+        <w:rPr>
+          <w:rFonts w:ascii="Arial" w:hAnsi="Arial" w:cs="Arial"/>
+        </w:rPr>
+        <w:t>4</w:t>
+      </w:r>
+      <w:r>
+        <w:rPr>
+          <w:rFonts w:ascii="Arial" w:hAnsi="Arial" w:cs="Arial"/>
+        </w:rPr>
+        <w:t xml:space="preserve">] </w:t>
+      </w:r>
+      <w:r>
+        <w:rPr>
+          <w:rFonts w:ascii="Arial" w:hAnsi="Arial" w:cs="Arial"/>
+        </w:rPr>
+        <w:t xml:space="preserve">developers.google.com: </w:t>
+      </w:r>
+      <w:r>
+        <w:rPr>
+          <w:rFonts w:ascii="Arial" w:hAnsi="Arial" w:cs="Arial"/>
+        </w:rPr>
+        <w:t>Using OAuth 2.0 to Access Google APIs</w:t>
       </w:r>
       <w:r>
         <w:rPr>
@@ -14943,13 +16196,21 @@
         <w:rPr>
           <w:rFonts w:ascii="Arial" w:hAnsi="Arial" w:cs="Arial"/>
         </w:rPr>
-        <w:t>https://developer.mozilla.org/en-US/docs/Web/HTML</w:t>
-      </w:r>
-      <w:r>
-        <w:rPr>
-          <w:rFonts w:ascii="Arial" w:hAnsi="Arial" w:cs="Arial"/>
-        </w:rPr>
-        <w:t xml:space="preserve"> (202</w:t>
+        <w:t>https://developers.google.com/identity/protocols/oauth2</w:t>
+      </w:r>
+    </w:p>
+    <w:p>
+      <w:pPr>
+        <w:spacing w:line="360" w:lineRule="auto"/>
+        <w:rPr>
+          <w:rFonts w:ascii="Arial" w:hAnsi="Arial" w:cs="Arial"/>
+        </w:rPr>
+      </w:pPr>
+      <w:r>
+        <w:rPr>
+          <w:rFonts w:ascii="Arial" w:hAnsi="Arial" w:cs="Arial"/>
+        </w:rPr>
+        <w:t>[1</w:t>
       </w:r>
       <w:r>
         <w:rPr>
@@ -14961,57 +16222,13 @@
         <w:rPr>
           <w:rFonts w:ascii="Arial" w:hAnsi="Arial" w:cs="Arial"/>
         </w:rPr>
-        <w:t xml:space="preserve">. </w:t>
-      </w:r>
-      <w:r>
-        <w:rPr>
-          <w:rFonts w:ascii="Arial" w:hAnsi="Arial" w:cs="Arial"/>
-        </w:rPr>
-        <w:t>12</w:t>
-      </w:r>
-      <w:r>
-        <w:rPr>
-          <w:rFonts w:ascii="Arial" w:hAnsi="Arial" w:cs="Arial"/>
-        </w:rPr>
-        <w:t xml:space="preserve">. </w:t>
-      </w:r>
-      <w:r>
-        <w:rPr>
-          <w:rFonts w:ascii="Arial" w:hAnsi="Arial" w:cs="Arial"/>
-        </w:rPr>
-        <w:t>22</w:t>
-      </w:r>
-      <w:r>
-        <w:rPr>
-          <w:rFonts w:ascii="Arial" w:hAnsi="Arial" w:cs="Arial"/>
-        </w:rPr>
-        <w:t>.)</w:t>
-      </w:r>
-    </w:p>
-    <w:p>
-      <w:pPr>
-        <w:spacing w:line="360" w:lineRule="auto"/>
-        <w:rPr>
-          <w:rFonts w:ascii="Arial" w:hAnsi="Arial" w:cs="Arial"/>
-        </w:rPr>
-      </w:pPr>
-      <w:r>
-        <w:rPr>
-          <w:rFonts w:ascii="Arial" w:hAnsi="Arial" w:cs="Arial"/>
-        </w:rPr>
-        <w:t xml:space="preserve">[2] </w:t>
-      </w:r>
-      <w:r>
-        <w:rPr>
-          <w:rFonts w:ascii="Arial" w:hAnsi="Arial" w:cs="Arial"/>
-        </w:rPr>
-        <w:t xml:space="preserve">developer.mozilla.org: </w:t>
-      </w:r>
-      <w:r>
-        <w:rPr>
-          <w:rFonts w:ascii="Arial" w:hAnsi="Arial" w:cs="Arial"/>
-        </w:rPr>
-        <w:t>CSS: Cascading Style Sheets</w:t>
+        <w:t xml:space="preserve">] docs.pytest.org: </w:t>
+      </w:r>
+      <w:r>
+        <w:rPr>
+          <w:rFonts w:ascii="Arial" w:hAnsi="Arial" w:cs="Arial"/>
+        </w:rPr>
+        <w:t>pytest: helps you write better programs</w:t>
       </w:r>
       <w:r>
         <w:rPr>
@@ -15023,351 +16240,7 @@
         <w:rPr>
           <w:rFonts w:ascii="Arial" w:hAnsi="Arial" w:cs="Arial"/>
         </w:rPr>
-        <w:t>https://developer.mozilla.org/en-US/docs/Web/CSS</w:t>
-      </w:r>
-      <w:r>
-        <w:rPr>
-          <w:rFonts w:ascii="Arial" w:hAnsi="Arial" w:cs="Arial"/>
-        </w:rPr>
-        <w:t xml:space="preserve"> (202</w:t>
-      </w:r>
-      <w:r>
-        <w:rPr>
-          <w:rFonts w:ascii="Arial" w:hAnsi="Arial" w:cs="Arial"/>
-        </w:rPr>
-        <w:t>5</w:t>
-      </w:r>
-      <w:r>
-        <w:rPr>
-          <w:rFonts w:ascii="Arial" w:hAnsi="Arial" w:cs="Arial"/>
-        </w:rPr>
-        <w:t xml:space="preserve">. </w:t>
-      </w:r>
-      <w:r>
-        <w:rPr>
-          <w:rFonts w:ascii="Arial" w:hAnsi="Arial" w:cs="Arial"/>
-        </w:rPr>
-        <w:t>12</w:t>
-      </w:r>
-      <w:r>
-        <w:rPr>
-          <w:rFonts w:ascii="Arial" w:hAnsi="Arial" w:cs="Arial"/>
-        </w:rPr>
-        <w:t xml:space="preserve">. </w:t>
-      </w:r>
-      <w:r>
-        <w:rPr>
-          <w:rFonts w:ascii="Arial" w:hAnsi="Arial" w:cs="Arial"/>
-        </w:rPr>
-        <w:t>29</w:t>
-      </w:r>
-      <w:r>
-        <w:rPr>
-          <w:rFonts w:ascii="Arial" w:hAnsi="Arial" w:cs="Arial"/>
-        </w:rPr>
-        <w:t>.)</w:t>
-      </w:r>
-    </w:p>
-    <w:p>
-      <w:pPr>
-        <w:spacing w:line="360" w:lineRule="auto"/>
-        <w:rPr>
-          <w:rFonts w:ascii="Arial" w:hAnsi="Arial" w:cs="Arial"/>
-        </w:rPr>
-      </w:pPr>
-      <w:r>
-        <w:rPr>
-          <w:rFonts w:ascii="Arial" w:hAnsi="Arial" w:cs="Arial"/>
-        </w:rPr>
-        <w:t>[3] developer.mozilla.org: JavaScript-</w:t>
-      </w:r>
-      <w:r>
-        <w:rPr>
-          <w:rFonts w:ascii="Arial" w:hAnsi="Arial" w:cs="Arial"/>
-        </w:rPr>
-        <w:t>https://developer.mozilla.org/en-US/docs/Web/JavaScript</w:t>
-      </w:r>
-      <w:r>
-        <w:rPr>
-          <w:rFonts w:ascii="Arial" w:hAnsi="Arial" w:cs="Arial"/>
-        </w:rPr>
-        <w:t xml:space="preserve"> (2026. 0</w:t>
-      </w:r>
-      <w:r>
-        <w:rPr>
-          <w:rFonts w:ascii="Arial" w:hAnsi="Arial" w:cs="Arial"/>
-        </w:rPr>
-        <w:t>5</w:t>
-      </w:r>
-      <w:r>
-        <w:rPr>
-          <w:rFonts w:ascii="Arial" w:hAnsi="Arial" w:cs="Arial"/>
-        </w:rPr>
-        <w:t xml:space="preserve">. </w:t>
-      </w:r>
-      <w:r>
-        <w:rPr>
-          <w:rFonts w:ascii="Arial" w:hAnsi="Arial" w:cs="Arial"/>
-        </w:rPr>
-        <w:t>22</w:t>
-      </w:r>
-      <w:r>
-        <w:rPr>
-          <w:rFonts w:ascii="Arial" w:hAnsi="Arial" w:cs="Arial"/>
-        </w:rPr>
-        <w:t>.)</w:t>
-      </w:r>
-    </w:p>
-    <w:p>
-      <w:pPr>
-        <w:spacing w:line="360" w:lineRule="auto"/>
-        <w:rPr>
-          <w:rFonts w:ascii="Arial" w:hAnsi="Arial" w:cs="Arial"/>
-        </w:rPr>
-      </w:pPr>
-      <w:r>
-        <w:rPr>
-          <w:rFonts w:ascii="Arial" w:hAnsi="Arial" w:cs="Arial"/>
-        </w:rPr>
-        <w:t xml:space="preserve">[4] </w:t>
-      </w:r>
-      <w:r>
-        <w:rPr>
-          <w:rFonts w:ascii="Arial" w:hAnsi="Arial" w:cs="Arial"/>
-        </w:rPr>
-        <w:t>Mark Lutz: Learning Python – O'Reilly Media, Sebastopol, 2013</w:t>
-      </w:r>
-    </w:p>
-    <w:p>
-      <w:pPr>
-        <w:spacing w:line="360" w:lineRule="auto"/>
-        <w:rPr>
-          <w:rFonts w:ascii="Arial" w:hAnsi="Arial" w:cs="Arial"/>
-        </w:rPr>
-      </w:pPr>
-      <w:r>
-        <w:rPr>
-          <w:rFonts w:ascii="Arial" w:hAnsi="Arial" w:cs="Arial"/>
-        </w:rPr>
-        <w:t xml:space="preserve">[5] </w:t>
-      </w:r>
-      <w:r>
-        <w:rPr>
-          <w:rFonts w:ascii="Arial" w:hAnsi="Arial" w:cs="Arial"/>
-        </w:rPr>
-        <w:t>Jon Duckett: HTML and CSS: Design and Build Websites – Wiley, Indianapolis, 2011</w:t>
-      </w:r>
-    </w:p>
-    <w:p>
-      <w:pPr>
-        <w:spacing w:line="360" w:lineRule="auto"/>
-        <w:rPr>
-          <w:rFonts w:ascii="Arial" w:hAnsi="Arial" w:cs="Arial"/>
-        </w:rPr>
-      </w:pPr>
-      <w:r>
-        <w:rPr>
-          <w:rFonts w:ascii="Arial" w:hAnsi="Arial" w:cs="Arial"/>
-        </w:rPr>
-        <w:t>[6] leafletjs.com: Leaflet-</w:t>
-      </w:r>
-      <w:r>
-        <w:rPr>
-          <w:rFonts w:ascii="Arial" w:hAnsi="Arial" w:cs="Arial"/>
-        </w:rPr>
-        <w:t>https://leafletjs.com/</w:t>
-      </w:r>
-      <w:r>
-        <w:rPr>
-          <w:rFonts w:ascii="Arial" w:hAnsi="Arial" w:cs="Arial"/>
-        </w:rPr>
-        <w:t xml:space="preserve"> (202</w:t>
-      </w:r>
-      <w:r>
-        <w:rPr>
-          <w:rFonts w:ascii="Arial" w:hAnsi="Arial" w:cs="Arial"/>
-        </w:rPr>
-        <w:t>5</w:t>
-      </w:r>
-      <w:r>
-        <w:rPr>
-          <w:rFonts w:ascii="Arial" w:hAnsi="Arial" w:cs="Arial"/>
-        </w:rPr>
-        <w:t>. 0</w:t>
-      </w:r>
-      <w:r>
-        <w:rPr>
-          <w:rFonts w:ascii="Arial" w:hAnsi="Arial" w:cs="Arial"/>
-        </w:rPr>
-        <w:t>8</w:t>
-      </w:r>
-      <w:r>
-        <w:rPr>
-          <w:rFonts w:ascii="Arial" w:hAnsi="Arial" w:cs="Arial"/>
-        </w:rPr>
-        <w:t xml:space="preserve">. </w:t>
-      </w:r>
-      <w:r>
-        <w:rPr>
-          <w:rFonts w:ascii="Arial" w:hAnsi="Arial" w:cs="Arial"/>
-        </w:rPr>
-        <w:t>16</w:t>
-      </w:r>
-      <w:r>
-        <w:rPr>
-          <w:rFonts w:ascii="Arial" w:hAnsi="Arial" w:cs="Arial"/>
-        </w:rPr>
-        <w:t>.)</w:t>
-      </w:r>
-    </w:p>
-    <w:p>
-      <w:pPr>
-        <w:spacing w:line="360" w:lineRule="auto"/>
-        <w:rPr>
-          <w:rFonts w:ascii="Arial" w:hAnsi="Arial" w:cs="Arial"/>
-        </w:rPr>
-      </w:pPr>
-      <w:r>
-        <w:rPr>
-          <w:rFonts w:ascii="Arial" w:hAnsi="Arial" w:cs="Arial"/>
-        </w:rPr>
-        <w:t xml:space="preserve">[7] </w:t>
-      </w:r>
-      <w:r>
-        <w:rPr>
-          <w:rFonts w:ascii="Arial" w:hAnsi="Arial" w:cs="Arial"/>
-        </w:rPr>
-        <w:t>python.org: Python docs-</w:t>
-      </w:r>
-      <w:r>
-        <w:rPr>
-          <w:rFonts w:ascii="Arial" w:hAnsi="Arial" w:cs="Arial"/>
-        </w:rPr>
-        <w:t>https://docs.python.org/3/</w:t>
-      </w:r>
-      <w:r>
-        <w:rPr>
-          <w:rFonts w:ascii="Arial" w:hAnsi="Arial" w:cs="Arial"/>
-        </w:rPr>
-        <w:t xml:space="preserve"> (2026. 07. 16)</w:t>
-      </w:r>
-    </w:p>
-    <w:p>
-      <w:pPr>
-        <w:spacing w:line="360" w:lineRule="auto"/>
-        <w:rPr>
-          <w:rFonts w:ascii="Arial" w:hAnsi="Arial" w:cs="Arial"/>
-        </w:rPr>
-      </w:pPr>
-      <w:r>
-        <w:rPr>
-          <w:rFonts w:ascii="Arial" w:hAnsi="Arial" w:cs="Arial"/>
-        </w:rPr>
-        <w:t>[8] fastapi.tiangolo.com: FastAPI-</w:t>
-      </w:r>
-      <w:r>
-        <w:rPr>
-          <w:rFonts w:ascii="Arial" w:hAnsi="Arial" w:cs="Arial"/>
-        </w:rPr>
-        <w:t>https://fastapi.tiangolo.com/</w:t>
-      </w:r>
-    </w:p>
-    <w:p>
-      <w:pPr>
-        <w:spacing w:line="360" w:lineRule="auto"/>
-        <w:rPr>
-          <w:rFonts w:ascii="Arial" w:hAnsi="Arial" w:cs="Arial"/>
-        </w:rPr>
-      </w:pPr>
-      <w:r>
-        <w:rPr>
-          <w:rFonts w:ascii="Arial" w:hAnsi="Arial" w:cs="Arial"/>
-        </w:rPr>
-        <w:t xml:space="preserve">[9] </w:t>
-      </w:r>
-      <w:r>
-        <w:rPr>
-          <w:rFonts w:ascii="Arial" w:hAnsi="Arial" w:cs="Arial"/>
-        </w:rPr>
-        <w:t>postgresql.org: Documentation-</w:t>
-      </w:r>
-      <w:r>
-        <w:rPr>
-          <w:rFonts w:ascii="Arial" w:hAnsi="Arial" w:cs="Arial"/>
-        </w:rPr>
-        <w:t>https://www.postgresql.org/docs/</w:t>
-      </w:r>
-      <w:r>
-        <w:rPr>
-          <w:rFonts w:ascii="Arial" w:hAnsi="Arial" w:cs="Arial"/>
-        </w:rPr>
-        <w:t xml:space="preserve"> (2026. 06. 04.)</w:t>
-      </w:r>
-    </w:p>
-    <w:p>
-      <w:pPr>
-        <w:spacing w:line="360" w:lineRule="auto"/>
-        <w:rPr>
-          <w:rFonts w:ascii="Arial" w:hAnsi="Arial" w:cs="Arial"/>
-        </w:rPr>
-      </w:pPr>
-      <w:r>
-        <w:rPr>
-          <w:rFonts w:ascii="Arial" w:hAnsi="Arial" w:cs="Arial"/>
-        </w:rPr>
-        <w:t xml:space="preserve">[10] sqlalchemy.org: </w:t>
-      </w:r>
-      <w:r>
-        <w:rPr>
-          <w:rFonts w:ascii="Arial" w:hAnsi="Arial" w:cs="Arial"/>
-        </w:rPr>
-        <w:t>The Python SQL Toolkit and Object Relational Mapper-https://www.sqlalchemy.org/</w:t>
-      </w:r>
-      <w:r>
-        <w:rPr>
-          <w:rFonts w:ascii="Arial" w:hAnsi="Arial" w:cs="Arial"/>
-        </w:rPr>
-        <w:t xml:space="preserve"> (2026. 06. 27.)</w:t>
-      </w:r>
-    </w:p>
-    <w:p>
-      <w:pPr>
-        <w:spacing w:line="360" w:lineRule="auto"/>
-        <w:rPr>
-          <w:rFonts w:ascii="Arial" w:hAnsi="Arial" w:cs="Arial"/>
-        </w:rPr>
-      </w:pPr>
-      <w:r>
-        <w:rPr>
-          <w:rFonts w:ascii="Arial" w:hAnsi="Arial" w:cs="Arial"/>
-        </w:rPr>
-        <w:t>[11] api-docs.deepseek.com: Your First API Call-</w:t>
-      </w:r>
-      <w:r>
-        <w:rPr>
-          <w:rFonts w:ascii="Arial" w:hAnsi="Arial" w:cs="Arial"/>
-        </w:rPr>
-        <w:t>https://api-docs.deepseek.com/</w:t>
-      </w:r>
-    </w:p>
-    <w:p>
-      <w:pPr>
-        <w:spacing w:line="360" w:lineRule="auto"/>
-        <w:rPr>
-          <w:rFonts w:ascii="Arial" w:hAnsi="Arial" w:cs="Arial"/>
-        </w:rPr>
-      </w:pPr>
-      <w:r>
-        <w:rPr>
-          <w:rFonts w:ascii="Arial" w:hAnsi="Arial" w:cs="Arial"/>
-        </w:rPr>
-        <w:t>[12] api-docs.deepseek.com: JSON output-</w:t>
-      </w:r>
-      <w:r>
-        <w:rPr>
-          <w:rFonts w:ascii="Arial" w:hAnsi="Arial" w:cs="Arial"/>
-        </w:rPr>
-        <w:t>https://api-docs.deepseek.com/guides/json_mode</w:t>
+        <w:t>https://docs.pytest.org/en/stable/index.html</w:t>
       </w:r>
     </w:p>
     <w:p>
@@ -15387,7 +16260,7 @@
         <w:rPr>
           <w:rFonts w:ascii="Arial" w:hAnsi="Arial" w:cs="Arial"/>
         </w:rPr>
-        <w:t>3</w:t>
+        <w:t>6</w:t>
       </w:r>
       <w:r>
         <w:rPr>
@@ -15399,144 +16272,6 @@
         <w:rPr>
           <w:rFonts w:ascii="Arial" w:hAnsi="Arial" w:cs="Arial"/>
         </w:rPr>
-        <w:t>nominatim.org: Nominatim 5.3.2 manual-</w:t>
-      </w:r>
-      <w:r>
-        <w:rPr>
-          <w:rFonts w:ascii="Arial" w:hAnsi="Arial" w:cs="Arial"/>
-        </w:rPr>
-        <w:t>https://nominatim.org/release-docs/latest/</w:t>
-      </w:r>
-      <w:r>
-        <w:rPr>
-          <w:rFonts w:ascii="Arial" w:hAnsi="Arial" w:cs="Arial"/>
-        </w:rPr>
-        <w:t xml:space="preserve"> </w:t>
-      </w:r>
-    </w:p>
-    <w:p>
-      <w:pPr>
-        <w:spacing w:line="360" w:lineRule="auto"/>
-        <w:rPr>
-          <w:rFonts w:ascii="Arial" w:hAnsi="Arial" w:cs="Arial"/>
-        </w:rPr>
-      </w:pPr>
-      <w:r>
-        <w:rPr>
-          <w:rFonts w:ascii="Arial" w:hAnsi="Arial" w:cs="Arial"/>
-        </w:rPr>
-        <w:t>[1</w:t>
-      </w:r>
-      <w:r>
-        <w:rPr>
-          <w:rFonts w:ascii="Arial" w:hAnsi="Arial" w:cs="Arial"/>
-        </w:rPr>
-        <w:t>4</w:t>
-      </w:r>
-      <w:r>
-        <w:rPr>
-          <w:rFonts w:ascii="Arial" w:hAnsi="Arial" w:cs="Arial"/>
-        </w:rPr>
-        <w:t xml:space="preserve">] </w:t>
-      </w:r>
-      <w:r>
-        <w:rPr>
-          <w:rFonts w:ascii="Arial" w:hAnsi="Arial" w:cs="Arial"/>
-        </w:rPr>
-        <w:t xml:space="preserve">developers.google.com: </w:t>
-      </w:r>
-      <w:r>
-        <w:rPr>
-          <w:rFonts w:ascii="Arial" w:hAnsi="Arial" w:cs="Arial"/>
-        </w:rPr>
-        <w:t>Using OAuth 2.0 to Access Google APIs</w:t>
-      </w:r>
-      <w:r>
-        <w:rPr>
-          <w:rFonts w:ascii="Arial" w:hAnsi="Arial" w:cs="Arial"/>
-        </w:rPr>
-        <w:t>-</w:t>
-      </w:r>
-      <w:r>
-        <w:rPr>
-          <w:rFonts w:ascii="Arial" w:hAnsi="Arial" w:cs="Arial"/>
-        </w:rPr>
-        <w:t>https://developers.google.com/identity/protocols/oauth2</w:t>
-      </w:r>
-    </w:p>
-    <w:p>
-      <w:pPr>
-        <w:spacing w:line="360" w:lineRule="auto"/>
-        <w:rPr>
-          <w:rFonts w:ascii="Arial" w:hAnsi="Arial" w:cs="Arial"/>
-        </w:rPr>
-      </w:pPr>
-      <w:r>
-        <w:rPr>
-          <w:rFonts w:ascii="Arial" w:hAnsi="Arial" w:cs="Arial"/>
-        </w:rPr>
-        <w:t>[1</w:t>
-      </w:r>
-      <w:r>
-        <w:rPr>
-          <w:rFonts w:ascii="Arial" w:hAnsi="Arial" w:cs="Arial"/>
-        </w:rPr>
-        <w:t>5</w:t>
-      </w:r>
-      <w:r>
-        <w:rPr>
-          <w:rFonts w:ascii="Arial" w:hAnsi="Arial" w:cs="Arial"/>
-        </w:rPr>
-        <w:t xml:space="preserve">] docs.pytest.org: </w:t>
-      </w:r>
-      <w:r>
-        <w:rPr>
-          <w:rFonts w:ascii="Arial" w:hAnsi="Arial" w:cs="Arial"/>
-        </w:rPr>
-        <w:t>pytest: helps you write better programs</w:t>
-      </w:r>
-      <w:r>
-        <w:rPr>
-          <w:rFonts w:ascii="Arial" w:hAnsi="Arial" w:cs="Arial"/>
-        </w:rPr>
-        <w:t>-</w:t>
-      </w:r>
-      <w:r>
-        <w:rPr>
-          <w:rFonts w:ascii="Arial" w:hAnsi="Arial" w:cs="Arial"/>
-        </w:rPr>
-        <w:t>https://docs.pytest.org/en/stable/index.html</w:t>
-      </w:r>
-    </w:p>
-    <w:p>
-      <w:pPr>
-        <w:spacing w:line="360" w:lineRule="auto"/>
-        <w:rPr>
-          <w:rFonts w:ascii="Arial" w:hAnsi="Arial" w:cs="Arial"/>
-        </w:rPr>
-      </w:pPr>
-      <w:r>
-        <w:rPr>
-          <w:rFonts w:ascii="Arial" w:hAnsi="Arial" w:cs="Arial"/>
-        </w:rPr>
-        <w:t>[1</w:t>
-      </w:r>
-      <w:r>
-        <w:rPr>
-          <w:rFonts w:ascii="Arial" w:hAnsi="Arial" w:cs="Arial"/>
-        </w:rPr>
-        <w:t>6</w:t>
-      </w:r>
-      <w:r>
-        <w:rPr>
-          <w:rFonts w:ascii="Arial" w:hAnsi="Arial" w:cs="Arial"/>
-        </w:rPr>
-        <w:t xml:space="preserve">] </w:t>
-      </w:r>
-      <w:r>
-        <w:rPr>
-          <w:rFonts w:ascii="Arial" w:hAnsi="Arial" w:cs="Arial"/>
-        </w:rPr>
         <w:t>docs.github.com: GitHub Actions documentation-</w:t>
       </w:r>
       <w:r>
@@ -15557,7 +16292,6 @@
         <w:rPr>
           <w:rFonts w:ascii="Arial" w:hAnsi="Arial" w:cs="Arial"/>
         </w:rPr>
-        <w:lastRenderedPageBreak/>
         <w:t>[1</w:t>
       </w:r>
       <w:r>
@@ -15941,6 +16675,119 @@
     </w:lvl>
   </w:abstractNum>
   <w:abstractNum w:abstractNumId="1" w15:restartNumberingAfterBreak="0">
+    <w:nsid w:val="0813642C"/>
+    <w:multiLevelType w:val="hybridMultilevel"/>
+    <w:tmpl w:val="9110B5FE"/>
+    <w:lvl w:ilvl="0" w:tplc="040E0001">
+      <w:start w:val="1"/>
+      <w:numFmt w:val="bullet"/>
+      <w:lvlText w:val=""/>
+      <w:lvlJc w:val="left"/>
+      <w:pPr>
+        <w:ind w:left="1080" w:hanging="360"/>
+      </w:pPr>
+      <w:rPr>
+        <w:rFonts w:ascii="Symbol" w:hAnsi="Symbol" w:hint="default"/>
+      </w:rPr>
+    </w:lvl>
+    <w:lvl w:ilvl="1" w:tplc="040E0003" w:tentative="1">
+      <w:start w:val="1"/>
+      <w:numFmt w:val="bullet"/>
+      <w:lvlText w:val="o"/>
+      <w:lvlJc w:val="left"/>
+      <w:pPr>
+        <w:ind w:left="1800" w:hanging="360"/>
+      </w:pPr>
+      <w:rPr>
+        <w:rFonts w:ascii="Courier New" w:hAnsi="Courier New" w:cs="Courier New" w:hint="default"/>
+      </w:rPr>
+    </w:lvl>
+    <w:lvl w:ilvl="2" w:tplc="040E0005" w:tentative="1">
+      <w:start w:val="1"/>
+      <w:numFmt w:val="bullet"/>
+      <w:lvlText w:val=""/>
+      <w:lvlJc w:val="left"/>
+      <w:pPr>
+        <w:ind w:left="2520" w:hanging="360"/>
+      </w:pPr>
+      <w:rPr>
+        <w:rFonts w:ascii="Wingdings" w:hAnsi="Wingdings" w:hint="default"/>
+      </w:rPr>
+    </w:lvl>
+    <w:lvl w:ilvl="3" w:tplc="040E0001" w:tentative="1">
+      <w:start w:val="1"/>
+      <w:numFmt w:val="bullet"/>
+      <w:lvlText w:val=""/>
+      <w:lvlJc w:val="left"/>
+      <w:pPr>
+        <w:ind w:left="3240" w:hanging="360"/>
+      </w:pPr>
+      <w:rPr>
+        <w:rFonts w:ascii="Symbol" w:hAnsi="Symbol" w:hint="default"/>
+      </w:rPr>
+    </w:lvl>
+    <w:lvl w:ilvl="4" w:tplc="040E0003" w:tentative="1">
+      <w:start w:val="1"/>
+      <w:numFmt w:val="bullet"/>
+      <w:lvlText w:val="o"/>
+      <w:lvlJc w:val="left"/>
+      <w:pPr>
+        <w:ind w:left="3960" w:hanging="360"/>
+      </w:pPr>
+      <w:rPr>
+        <w:rFonts w:ascii="Courier New" w:hAnsi="Courier New" w:cs="Courier New" w:hint="default"/>
+      </w:rPr>
+    </w:lvl>
+    <w:lvl w:ilvl="5" w:tplc="040E0005" w:tentative="1">
+      <w:start w:val="1"/>
+      <w:numFmt w:val="bullet"/>
+      <w:lvlText w:val=""/>
+      <w:lvlJc w:val="left"/>
+      <w:pPr>
+        <w:ind w:left="4680" w:hanging="360"/>
+      </w:pPr>
+      <w:rPr>
+        <w:rFonts w:ascii="Wingdings" w:hAnsi="Wingdings" w:hint="default"/>
+      </w:rPr>
+    </w:lvl>
+    <w:lvl w:ilvl="6" w:tplc="040E0001" w:tentative="1">
+      <w:start w:val="1"/>
+      <w:numFmt w:val="bullet"/>
+      <w:lvlText w:val=""/>
+      <w:lvlJc w:val="left"/>
+      <w:pPr>
+        <w:ind w:left="5400" w:hanging="360"/>
+      </w:pPr>
+      <w:rPr>
+        <w:rFonts w:ascii="Symbol" w:hAnsi="Symbol" w:hint="default"/>
+      </w:rPr>
+    </w:lvl>
+    <w:lvl w:ilvl="7" w:tplc="040E0003" w:tentative="1">
+      <w:start w:val="1"/>
+      <w:numFmt w:val="bullet"/>
+      <w:lvlText w:val="o"/>
+      <w:lvlJc w:val="left"/>
+      <w:pPr>
+        <w:ind w:left="6120" w:hanging="360"/>
+      </w:pPr>
+      <w:rPr>
+        <w:rFonts w:ascii="Courier New" w:hAnsi="Courier New" w:cs="Courier New" w:hint="default"/>
+      </w:rPr>
+    </w:lvl>
+    <w:lvl w:ilvl="8" w:tplc="040E0005" w:tentative="1">
+      <w:start w:val="1"/>
+      <w:numFmt w:val="bullet"/>
+      <w:lvlText w:val=""/>
+      <w:lvlJc w:val="left"/>
+      <w:pPr>
+        <w:ind w:left="6840" w:hanging="360"/>
+      </w:pPr>
+      <w:rPr>
+        <w:rFonts w:ascii="Wingdings" w:hAnsi="Wingdings" w:hint="default"/>
+      </w:rPr>
+    </w:lvl>
+  </w:abstractNum>
+  <w:abstractNum w:abstractNumId="2" w15:restartNumberingAfterBreak="0">
     <w:nsid w:val="100C5D38"/>
     <w:multiLevelType w:val="hybridMultilevel"/>
     <w:tmpl w:val="ED5EC4E0"/>
@@ -16053,7 +16900,7 @@
       </w:rPr>
     </w:lvl>
   </w:abstractNum>
-  <w:abstractNum w:abstractNumId="2" w15:restartNumberingAfterBreak="0">
+  <w:abstractNum w:abstractNumId="3" w15:restartNumberingAfterBreak="0">
     <w:nsid w:val="1266101A"/>
     <w:multiLevelType w:val="hybridMultilevel"/>
     <w:tmpl w:val="D7C6603E"/>
@@ -16166,7 +17013,156 @@
       </w:rPr>
     </w:lvl>
   </w:abstractNum>
-  <w:abstractNum w:abstractNumId="3" w15:restartNumberingAfterBreak="0">
+  <w:abstractNum w:abstractNumId="4" w15:restartNumberingAfterBreak="0">
+    <w:nsid w:val="12F27F46"/>
+    <w:multiLevelType w:val="multilevel"/>
+    <w:tmpl w:val="EA0673D4"/>
+    <w:lvl w:ilvl="0">
+      <w:start w:val="1"/>
+      <w:numFmt w:val="bullet"/>
+      <w:lvlText w:val=""/>
+      <w:lvlJc w:val="left"/>
+      <w:pPr>
+        <w:tabs>
+          <w:tab w:val="num" w:pos="720"/>
+        </w:tabs>
+        <w:ind w:left="720" w:hanging="360"/>
+      </w:pPr>
+      <w:rPr>
+        <w:rFonts w:ascii="Symbol" w:hAnsi="Symbol" w:hint="default"/>
+        <w:sz w:val="20"/>
+      </w:rPr>
+    </w:lvl>
+    <w:lvl w:ilvl="1" w:tentative="1">
+      <w:start w:val="1"/>
+      <w:numFmt w:val="bullet"/>
+      <w:lvlText w:val="o"/>
+      <w:lvlJc w:val="left"/>
+      <w:pPr>
+        <w:tabs>
+          <w:tab w:val="num" w:pos="1440"/>
+        </w:tabs>
+        <w:ind w:left="1440" w:hanging="360"/>
+      </w:pPr>
+      <w:rPr>
+        <w:rFonts w:ascii="Courier New" w:hAnsi="Courier New" w:hint="default"/>
+        <w:sz w:val="20"/>
+      </w:rPr>
+    </w:lvl>
+    <w:lvl w:ilvl="2" w:tentative="1">
+      <w:start w:val="1"/>
+      <w:numFmt w:val="bullet"/>
+      <w:lvlText w:val=""/>
+      <w:lvlJc w:val="left"/>
+      <w:pPr>
+        <w:tabs>
+          <w:tab w:val="num" w:pos="2160"/>
+        </w:tabs>
+        <w:ind w:left="2160" w:hanging="360"/>
+      </w:pPr>
+      <w:rPr>
+        <w:rFonts w:ascii="Wingdings" w:hAnsi="Wingdings" w:hint="default"/>
+        <w:sz w:val="20"/>
+      </w:rPr>
+    </w:lvl>
+    <w:lvl w:ilvl="3" w:tentative="1">
+      <w:start w:val="1"/>
+      <w:numFmt w:val="bullet"/>
+      <w:lvlText w:val=""/>
+      <w:lvlJc w:val="left"/>
+      <w:pPr>
+        <w:tabs>
+          <w:tab w:val="num" w:pos="2880"/>
+        </w:tabs>
+        <w:ind w:left="2880" w:hanging="360"/>
+      </w:pPr>
+      <w:rPr>
+        <w:rFonts w:ascii="Wingdings" w:hAnsi="Wingdings" w:hint="default"/>
+        <w:sz w:val="20"/>
+      </w:rPr>
+    </w:lvl>
+    <w:lvl w:ilvl="4" w:tentative="1">
+      <w:start w:val="1"/>
+      <w:numFmt w:val="bullet"/>
+      <w:lvlText w:val=""/>
+      <w:lvlJc w:val="left"/>
+      <w:pPr>
+        <w:tabs>
+          <w:tab w:val="num" w:pos="3600"/>
+        </w:tabs>
+        <w:ind w:left="3600" w:hanging="360"/>
+      </w:pPr>
+      <w:rPr>
+        <w:rFonts w:ascii="Wingdings" w:hAnsi="Wingdings" w:hint="default"/>
+        <w:sz w:val="20"/>
+      </w:rPr>
+    </w:lvl>
+    <w:lvl w:ilvl="5" w:tentative="1">
+      <w:start w:val="1"/>
+      <w:numFmt w:val="bullet"/>
+      <w:lvlText w:val=""/>
+      <w:lvlJc w:val="left"/>
+      <w:pPr>
+        <w:tabs>
+          <w:tab w:val="num" w:pos="4320"/>
+        </w:tabs>
+        <w:ind w:left="4320" w:hanging="360"/>
+      </w:pPr>
+      <w:rPr>
+        <w:rFonts w:ascii="Wingdings" w:hAnsi="Wingdings" w:hint="default"/>
+        <w:sz w:val="20"/>
+      </w:rPr>
+    </w:lvl>
+    <w:lvl w:ilvl="6" w:tentative="1">
+      <w:start w:val="1"/>
+      <w:numFmt w:val="bullet"/>
+      <w:lvlText w:val=""/>
+      <w:lvlJc w:val="left"/>
+      <w:pPr>
+        <w:tabs>
+          <w:tab w:val="num" w:pos="5040"/>
+        </w:tabs>
+        <w:ind w:left="5040" w:hanging="360"/>
+      </w:pPr>
+      <w:rPr>
+        <w:rFonts w:ascii="Wingdings" w:hAnsi="Wingdings" w:hint="default"/>
+        <w:sz w:val="20"/>
+      </w:rPr>
+    </w:lvl>
+    <w:lvl w:ilvl="7" w:tentative="1">
+      <w:start w:val="1"/>
+      <w:numFmt w:val="bullet"/>
+      <w:lvlText w:val=""/>
+      <w:lvlJc w:val="left"/>
+      <w:pPr>
+        <w:tabs>
+          <w:tab w:val="num" w:pos="5760"/>
+        </w:tabs>
+        <w:ind w:left="5760" w:hanging="360"/>
+      </w:pPr>
+      <w:rPr>
+        <w:rFonts w:ascii="Wingdings" w:hAnsi="Wingdings" w:hint="default"/>
+        <w:sz w:val="20"/>
+      </w:rPr>
+    </w:lvl>
+    <w:lvl w:ilvl="8" w:tentative="1">
+      <w:start w:val="1"/>
+      <w:numFmt w:val="bullet"/>
+      <w:lvlText w:val=""/>
+      <w:lvlJc w:val="left"/>
+      <w:pPr>
+        <w:tabs>
+          <w:tab w:val="num" w:pos="6480"/>
+        </w:tabs>
+        <w:ind w:left="6480" w:hanging="360"/>
+      </w:pPr>
+      <w:rPr>
+        <w:rFonts w:ascii="Wingdings" w:hAnsi="Wingdings" w:hint="default"/>
+        <w:sz w:val="20"/>
+      </w:rPr>
+    </w:lvl>
+  </w:abstractNum>
+  <w:abstractNum w:abstractNumId="5" w15:restartNumberingAfterBreak="0">
     <w:nsid w:val="168F2B7B"/>
     <w:multiLevelType w:val="hybridMultilevel"/>
     <w:tmpl w:val="88AA4220"/>
@@ -16279,7 +17275,7 @@
       </w:rPr>
     </w:lvl>
   </w:abstractNum>
-  <w:abstractNum w:abstractNumId="4" w15:restartNumberingAfterBreak="0">
+  <w:abstractNum w:abstractNumId="6" w15:restartNumberingAfterBreak="0">
     <w:nsid w:val="207B48A8"/>
     <w:multiLevelType w:val="hybridMultilevel"/>
     <w:tmpl w:val="3F0E615A"/>
@@ -16392,7 +17388,7 @@
       </w:rPr>
     </w:lvl>
   </w:abstractNum>
-  <w:abstractNum w:abstractNumId="5" w15:restartNumberingAfterBreak="0">
+  <w:abstractNum w:abstractNumId="7" w15:restartNumberingAfterBreak="0">
     <w:nsid w:val="225B4425"/>
     <w:multiLevelType w:val="multilevel"/>
     <w:tmpl w:val="21AC1818"/>
@@ -16541,7 +17537,7 @@
       </w:rPr>
     </w:lvl>
   </w:abstractNum>
-  <w:abstractNum w:abstractNumId="6" w15:restartNumberingAfterBreak="0">
+  <w:abstractNum w:abstractNumId="8" w15:restartNumberingAfterBreak="0">
     <w:nsid w:val="25ED322B"/>
     <w:multiLevelType w:val="hybridMultilevel"/>
     <w:tmpl w:val="AB36B1FA"/>
@@ -16654,7 +17650,7 @@
       </w:rPr>
     </w:lvl>
   </w:abstractNum>
-  <w:abstractNum w:abstractNumId="7" w15:restartNumberingAfterBreak="0">
+  <w:abstractNum w:abstractNumId="9" w15:restartNumberingAfterBreak="0">
     <w:nsid w:val="312215F6"/>
     <w:multiLevelType w:val="hybridMultilevel"/>
     <w:tmpl w:val="83B4152A"/>
@@ -16767,7 +17763,7 @@
       </w:rPr>
     </w:lvl>
   </w:abstractNum>
-  <w:abstractNum w:abstractNumId="8" w15:restartNumberingAfterBreak="0">
+  <w:abstractNum w:abstractNumId="10" w15:restartNumberingAfterBreak="0">
     <w:nsid w:val="39C86D2E"/>
     <w:multiLevelType w:val="hybridMultilevel"/>
     <w:tmpl w:val="BEAAF4BA"/>
@@ -16880,7 +17876,120 @@
       </w:rPr>
     </w:lvl>
   </w:abstractNum>
-  <w:abstractNum w:abstractNumId="9" w15:restartNumberingAfterBreak="0">
+  <w:abstractNum w:abstractNumId="11" w15:restartNumberingAfterBreak="0">
+    <w:nsid w:val="3BBB27D4"/>
+    <w:multiLevelType w:val="hybridMultilevel"/>
+    <w:tmpl w:val="6716354E"/>
+    <w:lvl w:ilvl="0" w:tplc="040E0001">
+      <w:start w:val="1"/>
+      <w:numFmt w:val="bullet"/>
+      <w:lvlText w:val=""/>
+      <w:lvlJc w:val="left"/>
+      <w:pPr>
+        <w:ind w:left="1080" w:hanging="360"/>
+      </w:pPr>
+      <w:rPr>
+        <w:rFonts w:ascii="Symbol" w:hAnsi="Symbol" w:hint="default"/>
+      </w:rPr>
+    </w:lvl>
+    <w:lvl w:ilvl="1" w:tplc="040E0003" w:tentative="1">
+      <w:start w:val="1"/>
+      <w:numFmt w:val="bullet"/>
+      <w:lvlText w:val="o"/>
+      <w:lvlJc w:val="left"/>
+      <w:pPr>
+        <w:ind w:left="1800" w:hanging="360"/>
+      </w:pPr>
+      <w:rPr>
+        <w:rFonts w:ascii="Courier New" w:hAnsi="Courier New" w:cs="Courier New" w:hint="default"/>
+      </w:rPr>
+    </w:lvl>
+    <w:lvl w:ilvl="2" w:tplc="040E0005" w:tentative="1">
+      <w:start w:val="1"/>
+      <w:numFmt w:val="bullet"/>
+      <w:lvlText w:val=""/>
+      <w:lvlJc w:val="left"/>
+      <w:pPr>
+        <w:ind w:left="2520" w:hanging="360"/>
+      </w:pPr>
+      <w:rPr>
+        <w:rFonts w:ascii="Wingdings" w:hAnsi="Wingdings" w:hint="default"/>
+      </w:rPr>
+    </w:lvl>
+    <w:lvl w:ilvl="3" w:tplc="040E0001" w:tentative="1">
+      <w:start w:val="1"/>
+      <w:numFmt w:val="bullet"/>
+      <w:lvlText w:val=""/>
+      <w:lvlJc w:val="left"/>
+      <w:pPr>
+        <w:ind w:left="3240" w:hanging="360"/>
+      </w:pPr>
+      <w:rPr>
+        <w:rFonts w:ascii="Symbol" w:hAnsi="Symbol" w:hint="default"/>
+      </w:rPr>
+    </w:lvl>
+    <w:lvl w:ilvl="4" w:tplc="040E0003" w:tentative="1">
+      <w:start w:val="1"/>
+      <w:numFmt w:val="bullet"/>
+      <w:lvlText w:val="o"/>
+      <w:lvlJc w:val="left"/>
+      <w:pPr>
+        <w:ind w:left="3960" w:hanging="360"/>
+      </w:pPr>
+      <w:rPr>
+        <w:rFonts w:ascii="Courier New" w:hAnsi="Courier New" w:cs="Courier New" w:hint="default"/>
+      </w:rPr>
+    </w:lvl>
+    <w:lvl w:ilvl="5" w:tplc="040E0005" w:tentative="1">
+      <w:start w:val="1"/>
+      <w:numFmt w:val="bullet"/>
+      <w:lvlText w:val=""/>
+      <w:lvlJc w:val="left"/>
+      <w:pPr>
+        <w:ind w:left="4680" w:hanging="360"/>
+      </w:pPr>
+      <w:rPr>
+        <w:rFonts w:ascii="Wingdings" w:hAnsi="Wingdings" w:hint="default"/>
+      </w:rPr>
+    </w:lvl>
+    <w:lvl w:ilvl="6" w:tplc="040E0001" w:tentative="1">
+      <w:start w:val="1"/>
+      <w:numFmt w:val="bullet"/>
+      <w:lvlText w:val=""/>
+      <w:lvlJc w:val="left"/>
+      <w:pPr>
+        <w:ind w:left="5400" w:hanging="360"/>
+      </w:pPr>
+      <w:rPr>
+        <w:rFonts w:ascii="Symbol" w:hAnsi="Symbol" w:hint="default"/>
+      </w:rPr>
+    </w:lvl>
+    <w:lvl w:ilvl="7" w:tplc="040E0003" w:tentative="1">
+      <w:start w:val="1"/>
+      <w:numFmt w:val="bullet"/>
+      <w:lvlText w:val="o"/>
+      <w:lvlJc w:val="left"/>
+      <w:pPr>
+        <w:ind w:left="6120" w:hanging="360"/>
+      </w:pPr>
+      <w:rPr>
+        <w:rFonts w:ascii="Courier New" w:hAnsi="Courier New" w:cs="Courier New" w:hint="default"/>
+      </w:rPr>
+    </w:lvl>
+    <w:lvl w:ilvl="8" w:tplc="040E0005" w:tentative="1">
+      <w:start w:val="1"/>
+      <w:numFmt w:val="bullet"/>
+      <w:lvlText w:val=""/>
+      <w:lvlJc w:val="left"/>
+      <w:pPr>
+        <w:ind w:left="6840" w:hanging="360"/>
+      </w:pPr>
+      <w:rPr>
+        <w:rFonts w:ascii="Wingdings" w:hAnsi="Wingdings" w:hint="default"/>
+      </w:rPr>
+    </w:lvl>
+  </w:abstractNum>
+  <w:abstractNum w:abstractNumId="12" w15:restartNumberingAfterBreak="0">
     <w:nsid w:val="3CA833A0"/>
     <w:multiLevelType w:val="multilevel"/>
     <w:tmpl w:val="842E47F4"/>
@@ -17029,7 +18138,7 @@
       </w:rPr>
     </w:lvl>
   </w:abstractNum>
-  <w:abstractNum w:abstractNumId="10" w15:restartNumberingAfterBreak="0">
+  <w:abstractNum w:abstractNumId="13" w15:restartNumberingAfterBreak="0">
     <w:nsid w:val="419949B7"/>
     <w:multiLevelType w:val="hybridMultilevel"/>
     <w:tmpl w:val="7D7CA426"/>
@@ -17142,7 +18251,7 @@
       </w:rPr>
     </w:lvl>
   </w:abstractNum>
-  <w:abstractNum w:abstractNumId="11" w15:restartNumberingAfterBreak="0">
+  <w:abstractNum w:abstractNumId="14" w15:restartNumberingAfterBreak="0">
     <w:nsid w:val="45463EF7"/>
     <w:multiLevelType w:val="hybridMultilevel"/>
     <w:tmpl w:val="B3368F2C"/>
@@ -17255,7 +18364,156 @@
       </w:rPr>
     </w:lvl>
   </w:abstractNum>
-  <w:abstractNum w:abstractNumId="12" w15:restartNumberingAfterBreak="0">
+  <w:abstractNum w:abstractNumId="15" w15:restartNumberingAfterBreak="0">
+    <w:nsid w:val="4A2120DD"/>
+    <w:multiLevelType w:val="multilevel"/>
+    <w:tmpl w:val="CE94B994"/>
+    <w:lvl w:ilvl="0">
+      <w:start w:val="1"/>
+      <w:numFmt w:val="bullet"/>
+      <w:lvlText w:val=""/>
+      <w:lvlJc w:val="left"/>
+      <w:pPr>
+        <w:tabs>
+          <w:tab w:val="num" w:pos="720"/>
+        </w:tabs>
+        <w:ind w:left="720" w:hanging="360"/>
+      </w:pPr>
+      <w:rPr>
+        <w:rFonts w:ascii="Symbol" w:hAnsi="Symbol" w:hint="default"/>
+        <w:sz w:val="20"/>
+      </w:rPr>
+    </w:lvl>
+    <w:lvl w:ilvl="1" w:tentative="1">
+      <w:start w:val="1"/>
+      <w:numFmt w:val="bullet"/>
+      <w:lvlText w:val="o"/>
+      <w:lvlJc w:val="left"/>
+      <w:pPr>
+        <w:tabs>
+          <w:tab w:val="num" w:pos="1440"/>
+        </w:tabs>
+        <w:ind w:left="1440" w:hanging="360"/>
+      </w:pPr>
+      <w:rPr>
+        <w:rFonts w:ascii="Courier New" w:hAnsi="Courier New" w:hint="default"/>
+        <w:sz w:val="20"/>
+      </w:rPr>
+    </w:lvl>
+    <w:lvl w:ilvl="2" w:tentative="1">
+      <w:start w:val="1"/>
+      <w:numFmt w:val="bullet"/>
+      <w:lvlText w:val=""/>
+      <w:lvlJc w:val="left"/>
+      <w:pPr>
+        <w:tabs>
+          <w:tab w:val="num" w:pos="2160"/>
+        </w:tabs>
+        <w:ind w:left="2160" w:hanging="360"/>
+      </w:pPr>
+      <w:rPr>
+        <w:rFonts w:ascii="Wingdings" w:hAnsi="Wingdings" w:hint="default"/>
+        <w:sz w:val="20"/>
+      </w:rPr>
+    </w:lvl>
+    <w:lvl w:ilvl="3" w:tentative="1">
+      <w:start w:val="1"/>
+      <w:numFmt w:val="bullet"/>
+      <w:lvlText w:val=""/>
+      <w:lvlJc w:val="left"/>
+      <w:pPr>
+        <w:tabs>
+          <w:tab w:val="num" w:pos="2880"/>
+        </w:tabs>
+        <w:ind w:left="2880" w:hanging="360"/>
+      </w:pPr>
+      <w:rPr>
+        <w:rFonts w:ascii="Wingdings" w:hAnsi="Wingdings" w:hint="default"/>
+        <w:sz w:val="20"/>
+      </w:rPr>
+    </w:lvl>
+    <w:lvl w:ilvl="4" w:tentative="1">
+      <w:start w:val="1"/>
+      <w:numFmt w:val="bullet"/>
+      <w:lvlText w:val=""/>
+      <w:lvlJc w:val="left"/>
+      <w:pPr>
+        <w:tabs>
+          <w:tab w:val="num" w:pos="3600"/>
+        </w:tabs>
+        <w:ind w:left="3600" w:hanging="360"/>
+      </w:pPr>
+      <w:rPr>
+        <w:rFonts w:ascii="Wingdings" w:hAnsi="Wingdings" w:hint="default"/>
+        <w:sz w:val="20"/>
+      </w:rPr>
+    </w:lvl>
+    <w:lvl w:ilvl="5" w:tentative="1">
+      <w:start w:val="1"/>
+      <w:numFmt w:val="bullet"/>
+      <w:lvlText w:val=""/>
+      <w:lvlJc w:val="left"/>
+      <w:pPr>
+        <w:tabs>
+          <w:tab w:val="num" w:pos="4320"/>
+        </w:tabs>
+        <w:ind w:left="4320" w:hanging="360"/>
+      </w:pPr>
+      <w:rPr>
+        <w:rFonts w:ascii="Wingdings" w:hAnsi="Wingdings" w:hint="default"/>
+        <w:sz w:val="20"/>
+      </w:rPr>
+    </w:lvl>
+    <w:lvl w:ilvl="6" w:tentative="1">
+      <w:start w:val="1"/>
+      <w:numFmt w:val="bullet"/>
+      <w:lvlText w:val=""/>
+      <w:lvlJc w:val="left"/>
+      <w:pPr>
+        <w:tabs>
+          <w:tab w:val="num" w:pos="5040"/>
+        </w:tabs>
+        <w:ind w:left="5040" w:hanging="360"/>
+      </w:pPr>
+      <w:rPr>
+        <w:rFonts w:ascii="Wingdings" w:hAnsi="Wingdings" w:hint="default"/>
+        <w:sz w:val="20"/>
+      </w:rPr>
+    </w:lvl>
+    <w:lvl w:ilvl="7" w:tentative="1">
+      <w:start w:val="1"/>
+      <w:numFmt w:val="bullet"/>
+      <w:lvlText w:val=""/>
+      <w:lvlJc w:val="left"/>
+      <w:pPr>
+        <w:tabs>
+          <w:tab w:val="num" w:pos="5760"/>
+        </w:tabs>
+        <w:ind w:left="5760" w:hanging="360"/>
+      </w:pPr>
+      <w:rPr>
+        <w:rFonts w:ascii="Wingdings" w:hAnsi="Wingdings" w:hint="default"/>
+        <w:sz w:val="20"/>
+      </w:rPr>
+    </w:lvl>
+    <w:lvl w:ilvl="8" w:tentative="1">
+      <w:start w:val="1"/>
+      <w:numFmt w:val="bullet"/>
+      <w:lvlText w:val=""/>
+      <w:lvlJc w:val="left"/>
+      <w:pPr>
+        <w:tabs>
+          <w:tab w:val="num" w:pos="6480"/>
+        </w:tabs>
+        <w:ind w:left="6480" w:hanging="360"/>
+      </w:pPr>
+      <w:rPr>
+        <w:rFonts w:ascii="Wingdings" w:hAnsi="Wingdings" w:hint="default"/>
+        <w:sz w:val="20"/>
+      </w:rPr>
+    </w:lvl>
+  </w:abstractNum>
+  <w:abstractNum w:abstractNumId="16" w15:restartNumberingAfterBreak="0">
     <w:nsid w:val="4E901E37"/>
     <w:multiLevelType w:val="multilevel"/>
     <w:tmpl w:val="B4A6F558"/>
@@ -17404,7 +18662,7 @@
       </w:rPr>
     </w:lvl>
   </w:abstractNum>
-  <w:abstractNum w:abstractNumId="13" w15:restartNumberingAfterBreak="0">
+  <w:abstractNum w:abstractNumId="17" w15:restartNumberingAfterBreak="0">
     <w:nsid w:val="52777931"/>
     <w:multiLevelType w:val="hybridMultilevel"/>
     <w:tmpl w:val="52DE9BA4"/>
@@ -17517,7 +18775,7 @@
       </w:rPr>
     </w:lvl>
   </w:abstractNum>
-  <w:abstractNum w:abstractNumId="14" w15:restartNumberingAfterBreak="0">
+  <w:abstractNum w:abstractNumId="18" w15:restartNumberingAfterBreak="0">
     <w:nsid w:val="55707FD3"/>
     <w:multiLevelType w:val="hybridMultilevel"/>
     <w:tmpl w:val="3C806ACC"/>
@@ -17630,7 +18888,7 @@
       </w:rPr>
     </w:lvl>
   </w:abstractNum>
-  <w:abstractNum w:abstractNumId="15" w15:restartNumberingAfterBreak="0">
+  <w:abstractNum w:abstractNumId="19" w15:restartNumberingAfterBreak="0">
     <w:nsid w:val="55C05EBA"/>
     <w:multiLevelType w:val="hybridMultilevel"/>
     <w:tmpl w:val="DDB276C8"/>
@@ -17719,7 +18977,7 @@
       </w:pPr>
     </w:lvl>
   </w:abstractNum>
-  <w:abstractNum w:abstractNumId="16" w15:restartNumberingAfterBreak="0">
+  <w:abstractNum w:abstractNumId="20" w15:restartNumberingAfterBreak="0">
     <w:nsid w:val="5E0415E7"/>
     <w:multiLevelType w:val="multilevel"/>
     <w:tmpl w:val="FDA66694"/>
@@ -17868,7 +19126,7 @@
       </w:rPr>
     </w:lvl>
   </w:abstractNum>
-  <w:abstractNum w:abstractNumId="17" w15:restartNumberingAfterBreak="0">
+  <w:abstractNum w:abstractNumId="21" w15:restartNumberingAfterBreak="0">
     <w:nsid w:val="61EC706F"/>
     <w:multiLevelType w:val="multilevel"/>
     <w:tmpl w:val="4F862576"/>
@@ -18017,7 +19275,7 @@
       </w:rPr>
     </w:lvl>
   </w:abstractNum>
-  <w:abstractNum w:abstractNumId="18" w15:restartNumberingAfterBreak="0">
+  <w:abstractNum w:abstractNumId="22" w15:restartNumberingAfterBreak="0">
     <w:nsid w:val="63AF741B"/>
     <w:multiLevelType w:val="multilevel"/>
     <w:tmpl w:val="E708B74A"/>
@@ -18166,7 +19424,7 @@
       </w:rPr>
     </w:lvl>
   </w:abstractNum>
-  <w:abstractNum w:abstractNumId="19" w15:restartNumberingAfterBreak="0">
+  <w:abstractNum w:abstractNumId="23" w15:restartNumberingAfterBreak="0">
     <w:nsid w:val="68152E02"/>
     <w:multiLevelType w:val="multilevel"/>
     <w:tmpl w:val="69A668A4"/>
@@ -18315,7 +19573,7 @@
       </w:rPr>
     </w:lvl>
   </w:abstractNum>
-  <w:abstractNum w:abstractNumId="20" w15:restartNumberingAfterBreak="0">
+  <w:abstractNum w:abstractNumId="24" w15:restartNumberingAfterBreak="0">
     <w:nsid w:val="68281143"/>
     <w:multiLevelType w:val="multilevel"/>
     <w:tmpl w:val="D8C2090E"/>
@@ -18464,7 +19722,7 @@
       </w:rPr>
     </w:lvl>
   </w:abstractNum>
-  <w:abstractNum w:abstractNumId="21" w15:restartNumberingAfterBreak="0">
+  <w:abstractNum w:abstractNumId="25" w15:restartNumberingAfterBreak="0">
     <w:nsid w:val="71AA5006"/>
     <w:multiLevelType w:val="hybridMultilevel"/>
     <w:tmpl w:val="9C1A1808"/>
@@ -18553,7 +19811,7 @@
       </w:pPr>
     </w:lvl>
   </w:abstractNum>
-  <w:abstractNum w:abstractNumId="22" w15:restartNumberingAfterBreak="0">
+  <w:abstractNum w:abstractNumId="26" w15:restartNumberingAfterBreak="0">
     <w:nsid w:val="79411530"/>
     <w:multiLevelType w:val="hybridMultilevel"/>
     <w:tmpl w:val="143E05E2"/>
@@ -18667,73 +19925,85 @@
     </w:lvl>
   </w:abstractNum>
   <w:num w:numId="1" w16cid:durableId="553397332">
+    <w:abstractNumId w:val="25"/>
+  </w:num>
+  <w:num w:numId="2" w16cid:durableId="1809782087">
+    <w:abstractNumId w:val="19"/>
+  </w:num>
+  <w:num w:numId="3" w16cid:durableId="1521041869">
+    <w:abstractNumId w:val="6"/>
+  </w:num>
+  <w:num w:numId="4" w16cid:durableId="1135178850">
+    <w:abstractNumId w:val="9"/>
+  </w:num>
+  <w:num w:numId="5" w16cid:durableId="1958681424">
+    <w:abstractNumId w:val="2"/>
+  </w:num>
+  <w:num w:numId="6" w16cid:durableId="193351376">
+    <w:abstractNumId w:val="10"/>
+  </w:num>
+  <w:num w:numId="7" w16cid:durableId="89745693">
+    <w:abstractNumId w:val="17"/>
+  </w:num>
+  <w:num w:numId="8" w16cid:durableId="1332875408">
+    <w:abstractNumId w:val="8"/>
+  </w:num>
+  <w:num w:numId="9" w16cid:durableId="1667784948">
+    <w:abstractNumId w:val="12"/>
+  </w:num>
+  <w:num w:numId="10" w16cid:durableId="982272702">
+    <w:abstractNumId w:val="5"/>
+  </w:num>
+  <w:num w:numId="11" w16cid:durableId="1376613759">
     <w:abstractNumId w:val="21"/>
   </w:num>
-  <w:num w:numId="2" w16cid:durableId="1809782087">
-    <w:abstractNumId w:val="15"/>
-  </w:num>
-  <w:num w:numId="3" w16cid:durableId="1521041869">
-    <w:abstractNumId w:val="4"/>
-  </w:num>
-  <w:num w:numId="4" w16cid:durableId="1135178850">
-    <w:abstractNumId w:val="7"/>
-  </w:num>
-  <w:num w:numId="5" w16cid:durableId="1958681424">
-    <w:abstractNumId w:val="1"/>
-  </w:num>
-  <w:num w:numId="6" w16cid:durableId="193351376">
-    <w:abstractNumId w:val="8"/>
-  </w:num>
-  <w:num w:numId="7" w16cid:durableId="89745693">
-    <w:abstractNumId w:val="13"/>
-  </w:num>
-  <w:num w:numId="8" w16cid:durableId="1332875408">
-    <w:abstractNumId w:val="6"/>
-  </w:num>
-  <w:num w:numId="9" w16cid:durableId="1667784948">
-    <w:abstractNumId w:val="9"/>
-  </w:num>
-  <w:num w:numId="10" w16cid:durableId="982272702">
+  <w:num w:numId="12" w16cid:durableId="438842928">
     <w:abstractNumId w:val="3"/>
   </w:num>
-  <w:num w:numId="11" w16cid:durableId="1376613759">
-    <w:abstractNumId w:val="17"/>
-  </w:num>
-  <w:num w:numId="12" w16cid:durableId="438842928">
-    <w:abstractNumId w:val="2"/>
-  </w:num>
   <w:num w:numId="13" w16cid:durableId="2114937736">
-    <w:abstractNumId w:val="12"/>
+    <w:abstractNumId w:val="16"/>
   </w:num>
   <w:num w:numId="14" w16cid:durableId="1516991150">
-    <w:abstractNumId w:val="11"/>
+    <w:abstractNumId w:val="14"/>
   </w:num>
   <w:num w:numId="15" w16cid:durableId="1603803280">
-    <w:abstractNumId w:val="20"/>
+    <w:abstractNumId w:val="24"/>
   </w:num>
   <w:num w:numId="16" w16cid:durableId="1518539833">
-    <w:abstractNumId w:val="22"/>
+    <w:abstractNumId w:val="26"/>
   </w:num>
   <w:num w:numId="17" w16cid:durableId="505441993">
-    <w:abstractNumId w:val="14"/>
+    <w:abstractNumId w:val="18"/>
   </w:num>
   <w:num w:numId="18" w16cid:durableId="236019696">
     <w:abstractNumId w:val="0"/>
   </w:num>
   <w:num w:numId="19" w16cid:durableId="1848061469">
-    <w:abstractNumId w:val="19"/>
+    <w:abstractNumId w:val="23"/>
   </w:num>
   <w:num w:numId="20" w16cid:durableId="74402923">
-    <w:abstractNumId w:val="18"/>
+    <w:abstractNumId w:val="22"/>
   </w:num>
   <w:num w:numId="21" w16cid:durableId="1375273366">
-    <w:abstractNumId w:val="5"/>
+    <w:abstractNumId w:val="7"/>
   </w:num>
   <w:num w:numId="22" w16cid:durableId="1293749419">
-    <w:abstractNumId w:val="16"/>
+    <w:abstractNumId w:val="20"/>
   </w:num>
   <w:num w:numId="23" w16cid:durableId="1833644993">
-    <w:abstractNumId w:val="10"/>
+    <w:abstractNumId w:val="13"/>
+  </w:num>
+  <w:num w:numId="24" w16cid:durableId="191581063">
+    <w:abstractNumId w:val="4"/>
+  </w:num>
+  <w:num w:numId="25" w16cid:durableId="414324737">
+    <w:abstractNumId w:val="1"/>
+  </w:num>
+  <w:num w:numId="26" w16cid:durableId="1835493350">
+    <w:abstractNumId w:val="15"/>
+  </w:num>
+  <w:num w:numId="27" w16cid:durableId="832529362">
+    <w:abstractNumId w:val="11"/>
   </w:num>
 </w:numbering>
 </file>

--- a/szakdolgozat.docx
+++ b/szakdolgozat.docx
@@ -7027,7 +7027,7 @@
         </w:rPr>
         <w:lastRenderedPageBreak/>
         <w:drawing>
-          <wp:inline distT="0" distB="0" distL="0" distR="0" wp14:anchorId="28BD969F" wp14:editId="16FA0DBC">
+          <wp:inline distT="0" distB="0" distL="0" distR="0" wp14:anchorId="28BD969F" wp14:editId="34C3CC6A">
             <wp:extent cx="5760720" cy="3240405"/>
             <wp:effectExtent l="0" t="0" r="0" b="0"/>
             <wp:docPr id="1304297483" name="Picture 8"/>
@@ -7180,7 +7180,7 @@
           <w:noProof/>
         </w:rPr>
         <w:drawing>
-          <wp:inline distT="0" distB="0" distL="0" distR="0" wp14:anchorId="1B0EC6B4" wp14:editId="13D96B67">
+          <wp:inline distT="0" distB="0" distL="0" distR="0" wp14:anchorId="1B0EC6B4" wp14:editId="5DA8EE1E">
             <wp:extent cx="5760720" cy="3240405"/>
             <wp:effectExtent l="0" t="0" r="0" b="0"/>
             <wp:docPr id="1302079082" name="Picture 9"/>
@@ -7275,7 +7275,7 @@
         </w:rPr>
         <w:lastRenderedPageBreak/>
         <w:drawing>
-          <wp:inline distT="0" distB="0" distL="0" distR="0" wp14:anchorId="43FD0357" wp14:editId="2DDD0A1B">
+          <wp:inline distT="0" distB="0" distL="0" distR="0" wp14:anchorId="43FD0357" wp14:editId="0B0F1BC4">
             <wp:extent cx="5760720" cy="3240405"/>
             <wp:effectExtent l="0" t="0" r="0" b="0"/>
             <wp:docPr id="179788065" name="Picture 10"/>
@@ -7383,7 +7383,7 @@
           <w:noProof/>
         </w:rPr>
         <w:drawing>
-          <wp:inline distT="0" distB="0" distL="0" distR="0" wp14:anchorId="0E4634B2" wp14:editId="62C4AAE5">
+          <wp:inline distT="0" distB="0" distL="0" distR="0" wp14:anchorId="0E4634B2" wp14:editId="5F8BA393">
             <wp:extent cx="5760720" cy="3240405"/>
             <wp:effectExtent l="0" t="0" r="0" b="0"/>
             <wp:docPr id="1198935811" name="Picture 11"/>
@@ -7491,7 +7491,7 @@
         </w:rPr>
         <w:lastRenderedPageBreak/>
         <w:drawing>
-          <wp:inline distT="0" distB="0" distL="0" distR="0" wp14:anchorId="415F39BF" wp14:editId="5E1EE85A">
+          <wp:inline distT="0" distB="0" distL="0" distR="0" wp14:anchorId="415F39BF" wp14:editId="31492E8D">
             <wp:extent cx="5760720" cy="3237230"/>
             <wp:effectExtent l="0" t="0" r="0" b="1270"/>
             <wp:docPr id="476222351" name="Picture 12"/>
@@ -12040,7 +12040,19 @@
         <w:rPr>
           <w:rFonts w:ascii="Arial" w:hAnsi="Arial" w:cs="Arial"/>
         </w:rPr>
-        <w:t>A profil oldal a bejelentkezett felhasználó fiókjának áttekintő nézeteként funkcionál: megjeleníti az alapvető fiókadatokat, néhány összesítő statisztikát, valamint innen érhetők el a fiókkezeléssel kapcsolatos műveletek (profilszerkesztés, kijelentkezés).</w:t>
+        <w:t>A profil oldal a bejelentkezett felhasználó fiókjának áttekintő nézeteként funkcionál: megjeleníti az alapvető fiókadatokat, valamint innen érhetők el a fiókkezeléssel kapcsolatos műveletek (profilszerkesztés, kijelentkezés)</w:t>
+      </w:r>
+      <w:r>
+        <w:rPr>
+          <w:rFonts w:ascii="Arial" w:hAnsi="Arial" w:cs="Arial"/>
+        </w:rPr>
+        <w:t xml:space="preserve"> és itt küldhetők felhasználói visszajelzések</w:t>
+      </w:r>
+      <w:r>
+        <w:rPr>
+          <w:rFonts w:ascii="Arial" w:hAnsi="Arial" w:cs="Arial"/>
+        </w:rPr>
+        <w:t>.</w:t>
       </w:r>
     </w:p>
     <w:p>
@@ -12076,7 +12088,21 @@
         <w:rPr>
           <w:rFonts w:ascii="Arial" w:hAnsi="Arial" w:cs="Arial"/>
         </w:rPr>
-        <w:t xml:space="preserve">Az oldal betöltésekor a kliens oldali script először a </w:t>
+        <w:t>Az oldal elérése előtt a kliens oldali </w:t>
+      </w:r>
+      <w:r>
+        <w:rPr>
+          <w:rFonts w:ascii="Arial" w:hAnsi="Arial" w:cs="Arial"/>
+          <w:i/>
+          <w:iCs/>
+        </w:rPr>
+        <w:t>authGuard</w:t>
+      </w:r>
+      <w:r>
+        <w:rPr>
+          <w:rFonts w:ascii="Arial" w:hAnsi="Arial" w:cs="Arial"/>
+        </w:rPr>
+        <w:t> ellenőrzi, hogy a </w:t>
       </w:r>
       <w:r>
         <w:rPr>
@@ -12090,22 +12116,36 @@
         <w:rPr>
           <w:rFonts w:ascii="Arial" w:hAnsi="Arial" w:cs="Arial"/>
         </w:rPr>
-        <w:t xml:space="preserve"> tárolóból olvassa ki a bejelentkezett felhasználó azonosítóját és felhasználónevét. Amennyiben ezek egyike hiányzik, a rendszer nem kísérli meg az adatlekérdezést, hanem egy "Guest" feliratú, be nem jelentkezett állapotot jelenít meg, ahol a fiókműveletek helyén egy bejelentkezésre és regisztrációra felszólító üzenet, valamint a megfelelő oldalakra mutató gombok jelennek meg.</w:t>
-      </w:r>
-    </w:p>
-    <w:p>
-      <w:pPr>
-        <w:spacing w:line="360" w:lineRule="auto"/>
-        <w:jc w:val="both"/>
-        <w:rPr>
-          <w:rFonts w:ascii="Arial" w:hAnsi="Arial" w:cs="Arial"/>
-        </w:rPr>
-      </w:pPr>
-      <w:r>
-        <w:rPr>
-          <w:rFonts w:ascii="Arial" w:hAnsi="Arial" w:cs="Arial"/>
-        </w:rPr>
-        <w:t xml:space="preserve">Bejelentkezett felhasználó esetén az oldal a </w:t>
+        <w:t>-ban rendelkezésre áll-e érvényes felhasználói azonosító és hozzáférési token. Ha a felhasználó nincs bejelentkezve, a rendszer a bejelentkezési oldalra irányítja át.</w:t>
+      </w:r>
+    </w:p>
+    <w:p>
+      <w:pPr>
+        <w:spacing w:line="360" w:lineRule="auto"/>
+        <w:jc w:val="both"/>
+        <w:rPr>
+          <w:rFonts w:ascii="Arial" w:hAnsi="Arial" w:cs="Arial"/>
+        </w:rPr>
+      </w:pPr>
+      <w:r>
+        <w:rPr>
+          <w:rFonts w:ascii="Arial" w:hAnsi="Arial" w:cs="Arial"/>
+        </w:rPr>
+        <w:t>Bejelentkezett állapotban a </w:t>
+      </w:r>
+      <w:r>
+        <w:rPr>
+          <w:rFonts w:ascii="Arial" w:hAnsi="Arial" w:cs="Arial"/>
+          <w:i/>
+          <w:iCs/>
+        </w:rPr>
+        <w:t>profile.js</w:t>
+      </w:r>
+      <w:r>
+        <w:rPr>
+          <w:rFonts w:ascii="Arial" w:hAnsi="Arial" w:cs="Arial"/>
+        </w:rPr>
+        <w:t> a </w:t>
       </w:r>
       <w:r>
         <w:rPr>
@@ -12119,7 +12159,7 @@
         <w:rPr>
           <w:rFonts w:ascii="Arial" w:hAnsi="Arial" w:cs="Arial"/>
         </w:rPr>
-        <w:t xml:space="preserve">-ban tárolt felhasználónevet azonnal, ideiglenesen megjeleníti, majd egy GET kéréssel lekérdezi a felhasználó friss adatait a </w:t>
+        <w:t>-ból kiolvassa a felhasználó azonosítóját és felhasználónevét. Utóbbit azonnal, ideiglenesen megjeleníti a felületen, majd egy GET kéréssel lekérdezi a friss adatokat a </w:t>
       </w:r>
       <w:r>
         <w:rPr>
@@ -12133,35 +12173,7 @@
         <w:rPr>
           <w:rFonts w:ascii="Arial" w:hAnsi="Arial" w:cs="Arial"/>
         </w:rPr>
-        <w:t xml:space="preserve"> végpontról, és ezekkel (felhasználónév, email cím) frissíti a felületet. Ezzel párhuzamosan két további lekérdezés is történik: a </w:t>
-      </w:r>
-      <w:r>
-        <w:rPr>
-          <w:rFonts w:ascii="Arial" w:hAnsi="Arial" w:cs="Arial"/>
-          <w:i/>
-          <w:iCs/>
-        </w:rPr>
-        <w:t>/api/users/{user_id}/visited-places</w:t>
-      </w:r>
-      <w:r>
-        <w:rPr>
-          <w:rFonts w:ascii="Arial" w:hAnsi="Arial" w:cs="Arial"/>
-        </w:rPr>
-        <w:t xml:space="preserve"> végpont a meglátogatott helyek számát, a </w:t>
-      </w:r>
-      <w:r>
-        <w:rPr>
-          <w:rFonts w:ascii="Arial" w:hAnsi="Arial" w:cs="Arial"/>
-          <w:i/>
-          <w:iCs/>
-        </w:rPr>
-        <w:t>/api/users/{user_id}/planned-trips</w:t>
-      </w:r>
-      <w:r>
-        <w:rPr>
-          <w:rFonts w:ascii="Arial" w:hAnsi="Arial" w:cs="Arial"/>
-        </w:rPr>
-        <w:t xml:space="preserve"> végpont pedig a megtervezett utazások számát adja vissza, amelyek a "Statisztikák" szekcióban jelennek meg.</w:t>
+        <w:t> végpontról, és ezekkel (felhasználónév, e-mail cím) frissíti a nézetet. A kéréshez szükséges JWT-t a globális API-segédmodul (apiConfig.js) automatikusan csatolja. Sikertelen lekérdezés esetén a felület lokalizált hibaszöveget jelenít meg az e-mail mező helyén, elkerülve, hogy a betöltés jelzése véglegesen fennmaradjon.</w:t>
       </w:r>
     </w:p>
     <w:p>
@@ -12197,7 +12209,7 @@
         <w:rPr>
           <w:rFonts w:ascii="Arial" w:hAnsi="Arial" w:cs="Arial"/>
         </w:rPr>
-        <w:t xml:space="preserve">A felhasználó profilképeként a rendszer kétféle megoldást alkalmaz. Amennyiben a felhasználó Google-fiókkal jelentkezett be és a hozzá tartozó profilkép URL-je elérhető a </w:t>
+        <w:t>A felhasználó profilképeként a rendszer kétféle megoldást alkalmaz. Amennyiben a felhasználó Google-fiókkal jelentkezett be, és a hozzá tartozó profilkép URL-je elérhető a </w:t>
       </w:r>
       <w:r>
         <w:rPr>
@@ -12211,7 +12223,96 @@
         <w:rPr>
           <w:rFonts w:ascii="Arial" w:hAnsi="Arial" w:cs="Arial"/>
         </w:rPr>
-        <w:t>-ban, a rendszer ezt a képet tölti be és jeleníti meg; a kép sikertelen betöltése esetén automatikusan visszaáll az alapértelmezett megjelenítésre. Amennyiben nincs elérhető Google-profilkép, a rendszer a felhasználónévből  generál egy monogramot: két szóközzel, ponttal, aláhúzásjellel vagy kötőjellel elválasztott névrész esetén azok kezdőbetűit, egyéb esetben a név első egy-két karakterét használva.</w:t>
+        <w:t>-ban (google_avatar_url), a rendszer ezt a képet tölti be és jeleníti meg</w:t>
+      </w:r>
+      <w:r>
+        <w:rPr>
+          <w:rFonts w:ascii="Arial" w:hAnsi="Arial" w:cs="Arial"/>
+        </w:rPr>
+        <w:t>,</w:t>
+      </w:r>
+      <w:r>
+        <w:rPr>
+          <w:rFonts w:ascii="Arial" w:hAnsi="Arial" w:cs="Arial"/>
+        </w:rPr>
+        <w:t xml:space="preserve"> a kép sikertelen betöltése esetén automatikusan visszaáll az alapértelmezett megjelenítésre.</w:t>
+      </w:r>
+    </w:p>
+    <w:p>
+      <w:pPr>
+        <w:spacing w:line="360" w:lineRule="auto"/>
+        <w:jc w:val="both"/>
+        <w:rPr>
+          <w:rFonts w:ascii="Arial" w:hAnsi="Arial" w:cs="Arial"/>
+        </w:rPr>
+      </w:pPr>
+      <w:r>
+        <w:rPr>
+          <w:rFonts w:ascii="Arial" w:hAnsi="Arial" w:cs="Arial"/>
+        </w:rPr>
+        <w:t>Ha nincs elérhető Google-profilkép, a rendszer a felhasználónévből monogramot generál a</w:t>
+      </w:r>
+      <w:r>
+        <w:rPr>
+          <w:rFonts w:ascii="Arial" w:hAnsi="Arial" w:cs="Arial"/>
+          <w:i/>
+          <w:iCs/>
+        </w:rPr>
+        <w:t xml:space="preserve"> </w:t>
+      </w:r>
+      <w:r>
+        <w:rPr>
+          <w:rFonts w:ascii="Arial" w:hAnsi="Arial" w:cs="Arial"/>
+          <w:i/>
+          <w:iCs/>
+        </w:rPr>
+        <w:t>displayName.js</w:t>
+      </w:r>
+      <w:r>
+        <w:rPr>
+          <w:rFonts w:ascii="Arial" w:hAnsi="Arial" w:cs="Arial"/>
+        </w:rPr>
+        <w:t> modul </w:t>
+      </w:r>
+      <w:r>
+        <w:rPr>
+          <w:rFonts w:ascii="Arial" w:hAnsi="Arial" w:cs="Arial"/>
+          <w:i/>
+          <w:iCs/>
+        </w:rPr>
+        <w:t>displayNameInitials</w:t>
+      </w:r>
+      <w:r>
+        <w:rPr>
+          <w:rFonts w:ascii="Arial" w:hAnsi="Arial" w:cs="Arial"/>
+        </w:rPr>
+        <w:t> segédfüggvényével: két, szóközzel, ponttal, aláhúzásjellel vagy kötőjellel elválasztott névrész esetén azok kezdőbetűit, egyéb esetben a név első egy-két karakterét használva. Az avatar frissítése a fejlécben megjelenő profil</w:t>
+      </w:r>
+      <w:r>
+        <w:rPr>
+          <w:rFonts w:ascii="Arial" w:hAnsi="Arial" w:cs="Arial"/>
+        </w:rPr>
+        <w:t xml:space="preserve"> </w:t>
+      </w:r>
+      <w:r>
+        <w:rPr>
+          <w:rFonts w:ascii="Arial" w:hAnsi="Arial" w:cs="Arial"/>
+        </w:rPr>
+        <w:t>ikonon is érvényesül a </w:t>
+      </w:r>
+      <w:r>
+        <w:rPr>
+          <w:rFonts w:ascii="Arial" w:hAnsi="Arial" w:cs="Arial"/>
+          <w:i/>
+          <w:iCs/>
+        </w:rPr>
+        <w:t>refreshHeaderProfileAvatar</w:t>
+      </w:r>
+      <w:r>
+        <w:rPr>
+          <w:rFonts w:ascii="Arial" w:hAnsi="Arial" w:cs="Arial"/>
+        </w:rPr>
+        <w:t> híváson keresztül.</w:t>
       </w:r>
     </w:p>
     <w:p>
@@ -12247,14 +12348,46 @@
         <w:rPr>
           <w:rFonts w:ascii="Arial" w:hAnsi="Arial" w:cs="Arial"/>
         </w:rPr>
-        <w:t xml:space="preserve">A sikeres adatbetöltést követően a "Fiók" szekció dinamikusan felépül, és két lehetőséget kínál a felhasználó számára: a profil szerkesztésére mutató hivatkozást, </w:t>
-      </w:r>
-      <w:r>
-        <w:rPr>
-          <w:rFonts w:ascii="Arial" w:hAnsi="Arial" w:cs="Arial"/>
-        </w:rPr>
         <w:lastRenderedPageBreak/>
-        <w:t xml:space="preserve">valamint egy kijelentkezés gombot. A kijelentkezés gomb megnyomására a rendszer egy megerősítő párbeszédablakot jelenít meg; jóváhagyás esetén a kliens eltávolítja a </w:t>
+        <w:t xml:space="preserve">A sikeres adatbetöltést követően a „Fiók” szekció dinamikusan </w:t>
+      </w:r>
+      <w:r>
+        <w:rPr>
+          <w:rFonts w:ascii="Arial" w:hAnsi="Arial" w:cs="Arial"/>
+        </w:rPr>
+        <w:t>épül fel</w:t>
+      </w:r>
+      <w:r>
+        <w:rPr>
+          <w:rFonts w:ascii="Arial" w:hAnsi="Arial" w:cs="Arial"/>
+        </w:rPr>
+        <w:t>, és két lehetőséget kínál: a profil szerkesztésére mutató hivatkozást, valamint egy kijelentkezés gombot. A kijelentkezés megnyomására a rendszer megerősítő párbeszédablakot jelenít meg</w:t>
+      </w:r>
+      <w:r>
+        <w:rPr>
+          <w:rFonts w:ascii="Arial" w:hAnsi="Arial" w:cs="Arial"/>
+        </w:rPr>
+        <w:t>,</w:t>
+      </w:r>
+      <w:r>
+        <w:rPr>
+          <w:rFonts w:ascii="Arial" w:hAnsi="Arial" w:cs="Arial"/>
+        </w:rPr>
+        <w:t xml:space="preserve"> jóváhagyás esetén a kliens a </w:t>
+      </w:r>
+      <w:r>
+        <w:rPr>
+          <w:rFonts w:ascii="Arial" w:hAnsi="Arial" w:cs="Arial"/>
+          <w:i/>
+          <w:iCs/>
+        </w:rPr>
+        <w:t>clearAuthSession()</w:t>
+      </w:r>
+      <w:r>
+        <w:rPr>
+          <w:rFonts w:ascii="Arial" w:hAnsi="Arial" w:cs="Arial"/>
+        </w:rPr>
+        <w:t> segédfüggvénnyel eltávolítja a bejelentkezéshez tartozó adatokat a </w:t>
       </w:r>
       <w:r>
         <w:rPr>
@@ -12268,7 +12401,7 @@
         <w:rPr>
           <w:rFonts w:ascii="Arial" w:hAnsi="Arial" w:cs="Arial"/>
         </w:rPr>
-        <w:t>-ból a bejelentkezéshez tartozó összes adatot, majd a felhasználót a bejelentkezési oldalra irányítja át.</w:t>
+        <w:t>-ból, majd a felhasználót a bejelentkezési oldalra irányítja.</w:t>
       </w:r>
     </w:p>
     <w:p>
@@ -12310,22 +12443,22 @@
         <w:rPr>
           <w:rFonts w:ascii="Arial" w:hAnsi="Arial" w:cs="Arial"/>
         </w:rPr>
-        <w:t>A profil szerkesztésére szolgáló oldalon a felhasználó módosíthatja felhasználónevét, email címét, lakóhelyét (home city), valamint opcionálisan jelszavát is megváltoztathatja.</w:t>
-      </w:r>
-    </w:p>
-    <w:p>
-      <w:pPr>
-        <w:spacing w:line="360" w:lineRule="auto"/>
-        <w:jc w:val="both"/>
-        <w:rPr>
-          <w:rFonts w:ascii="Arial" w:hAnsi="Arial" w:cs="Arial"/>
-        </w:rPr>
-      </w:pPr>
-      <w:r>
-        <w:rPr>
-          <w:rFonts w:ascii="Arial" w:hAnsi="Arial" w:cs="Arial"/>
-        </w:rPr>
-        <w:t xml:space="preserve">Az oldal betöltésekor a kliens lekérdezi a felhasználó aktuális adatait a </w:t>
+        <w:t>A profil szerkesztésére szolgáló oldalon a felhasználó módosíthatja felhasználónevét, e-mail címét, lakóhelyét (home city), valamint jelszavát is.</w:t>
+      </w:r>
+    </w:p>
+    <w:p>
+      <w:pPr>
+        <w:spacing w:line="360" w:lineRule="auto"/>
+        <w:jc w:val="both"/>
+        <w:rPr>
+          <w:rFonts w:ascii="Arial" w:hAnsi="Arial" w:cs="Arial"/>
+        </w:rPr>
+      </w:pPr>
+      <w:r>
+        <w:rPr>
+          <w:rFonts w:ascii="Arial" w:hAnsi="Arial" w:cs="Arial"/>
+        </w:rPr>
+        <w:t>Az oldal betöltésekor a kliens lekérdezi a felhasználó aktuális adatait a </w:t>
       </w:r>
       <w:r>
         <w:rPr>
@@ -12339,49 +12472,37 @@
         <w:rPr>
           <w:rFonts w:ascii="Arial" w:hAnsi="Arial" w:cs="Arial"/>
         </w:rPr>
-        <w:t xml:space="preserve"> végpontról, és ezek</w:t>
-      </w:r>
-      <w:r>
-        <w:rPr>
-          <w:rFonts w:ascii="Arial" w:hAnsi="Arial" w:cs="Arial"/>
-        </w:rPr>
-        <w:t>et betölti az űrlap mezőibe</w:t>
-      </w:r>
-      <w:r>
-        <w:rPr>
-          <w:rFonts w:ascii="Arial" w:hAnsi="Arial" w:cs="Arial"/>
-        </w:rPr>
-        <w:t>. A jelszó mezők üresen maradnak, és az oldal jelzi is a felhasználónak, hogy azok kitöltetlenül hagyása esetén a jelenlegi jelszó változatlan marad.</w:t>
-      </w:r>
-    </w:p>
-    <w:p>
-      <w:pPr>
-        <w:spacing w:line="360" w:lineRule="auto"/>
-        <w:jc w:val="both"/>
-        <w:rPr>
-          <w:rFonts w:ascii="Arial" w:hAnsi="Arial" w:cs="Arial"/>
-        </w:rPr>
-      </w:pPr>
-      <w:r>
-        <w:rPr>
-          <w:rFonts w:ascii="Arial" w:hAnsi="Arial" w:cs="Arial"/>
-        </w:rPr>
-        <w:t>Az űrlap elküldése előtt a kliens oldali validáció ellenőrzi, hogy a felhasználónév és az email cím mező ki van-e töltve, valamint hogy amennyiben a felhasználó jelszót kíván módosítani, mindkét jelszómező (új jelszó, megerősítés) ki legyen töltve, a jelszó elérje a hatkarakteres minimális hosszúságot, és a két mező tartalma megegyezzen. A jelszó mezők üresen hagyása esetén a rendszer nem küldi el a password mezőt a szerver felé, ezáltal biztosítva, hogy a meglévő jelszó ne változzon.</w:t>
-      </w:r>
-    </w:p>
-    <w:p>
-      <w:pPr>
-        <w:spacing w:line="360" w:lineRule="auto"/>
-        <w:jc w:val="both"/>
-        <w:rPr>
-          <w:rFonts w:ascii="Arial" w:hAnsi="Arial" w:cs="Arial"/>
-        </w:rPr>
-      </w:pPr>
-      <w:r>
-        <w:rPr>
-          <w:rFonts w:ascii="Arial" w:hAnsi="Arial" w:cs="Arial"/>
-        </w:rPr>
-        <w:t xml:space="preserve">A validált adatok egy PUT kéréssel kerülnek elküldésre a </w:t>
+        <w:t> végpontról, és ezeket betölti az űrlap mezőibe. A jelszó mezők üresen maradnak; az oldal jelzi, hogy kitöltetlenül hagyásuk esetén a jelenlegi jelszó változatlan marad.</w:t>
+      </w:r>
+    </w:p>
+    <w:p>
+      <w:pPr>
+        <w:spacing w:line="360" w:lineRule="auto"/>
+        <w:jc w:val="both"/>
+        <w:rPr>
+          <w:rFonts w:ascii="Arial" w:hAnsi="Arial" w:cs="Arial"/>
+        </w:rPr>
+      </w:pPr>
+      <w:r>
+        <w:rPr>
+          <w:rFonts w:ascii="Arial" w:hAnsi="Arial" w:cs="Arial"/>
+        </w:rPr>
+        <w:t>Az űrlap elküldése előtt a kliens oldali validáció ellenőrzi, hogy a felhasználónév és az e-mail mező ki van-e töltve, valamint hogy jelszóváltás esetén mindkét jelszómező (új jelszó, megerősítés) ki legyen töltve, a jelszó elérje a hatkarakteres minimális hosszt, és a két mező tartalma megegyezzen. Üres jelszómezők esetén a rendszer nem küldi el a password mezőt a szerver felé, így a meglévő jelszó nem változik.</w:t>
+      </w:r>
+    </w:p>
+    <w:p>
+      <w:pPr>
+        <w:spacing w:line="360" w:lineRule="auto"/>
+        <w:jc w:val="both"/>
+        <w:rPr>
+          <w:rFonts w:ascii="Arial" w:hAnsi="Arial" w:cs="Arial"/>
+        </w:rPr>
+      </w:pPr>
+      <w:r>
+        <w:rPr>
+          <w:rFonts w:ascii="Arial" w:hAnsi="Arial" w:cs="Arial"/>
+        </w:rPr>
+        <w:t>A validált adatok egy PUT kéréssel kerülnek a </w:t>
       </w:r>
       <w:r>
         <w:rPr>
@@ -12395,7 +12516,19 @@
         <w:rPr>
           <w:rFonts w:ascii="Arial" w:hAnsi="Arial" w:cs="Arial"/>
         </w:rPr>
-        <w:t xml:space="preserve"> végpontra. A szerver oldalon a végpont ellenőrzi, hogy a módosítani kívánt felhasználónév vagy email cím nem ütközik-e egy már létező, más felhasználóhoz tartozó rekorddal; ütközés esetén 400-as státuszkóddal utasítja el a kérést. A tulajdonosi jogosultságot a </w:t>
+        <w:t> végpontra. A szerver ellenőrzi, hogy a módosítani kívánt felhasználónév vagy e-mail nem ütközik-e más felhasználó rekordjával</w:t>
+      </w:r>
+      <w:r>
+        <w:rPr>
+          <w:rFonts w:ascii="Arial" w:hAnsi="Arial" w:cs="Arial"/>
+        </w:rPr>
+        <w:t>. Ü</w:t>
+      </w:r>
+      <w:r>
+        <w:rPr>
+          <w:rFonts w:ascii="Arial" w:hAnsi="Arial" w:cs="Arial"/>
+        </w:rPr>
+        <w:t>tközés esetén 400-as státuszkóddal elutasítja a kérést. A tulajdonosi jogosultságot a </w:t>
       </w:r>
       <w:r>
         <w:rPr>
@@ -12409,7 +12542,7 @@
         <w:rPr>
           <w:rFonts w:ascii="Arial" w:hAnsi="Arial" w:cs="Arial"/>
         </w:rPr>
-        <w:t xml:space="preserve"> függvény ellenőrzi, amely biztosítja, hogy egy felhasználó kizárólag a saját adatait módosíthassa. Sikeres mentés esetén a kliens frissíti a </w:t>
+        <w:t> függvény biztosítja. Sikeres mentés esetén a kliens frissíti a </w:t>
       </w:r>
       <w:r>
         <w:rPr>
@@ -12423,7 +12556,19 @@
         <w:rPr>
           <w:rFonts w:ascii="Arial" w:hAnsi="Arial" w:cs="Arial"/>
         </w:rPr>
-        <w:t>-ban tárolt felhasználónevet, kiüríti a jelszómezőket, és egy néhány másodperc után automatikusan eltűnő visszajelző üzenetet jelenít meg; hiba esetén a szerver által visszaadott hibaüzenet (vagy annak hiányában egy általános hibaszöveg) kerül megjelenítésre.</w:t>
+        <w:t>-ban tárolt felhasználónevet, kiüríti a jelszómezőket, frissíti a fejléc avatarját, és rövid ideig látható, lokalizált visszajelző üzenetet jelenít meg. Hiba esetén a szerver válaszát a kliens ismert esetekre (foglalt felhasználónév, foglalt e-mail stb.) lokalizált üzenetre képezi le</w:t>
+      </w:r>
+      <w:r>
+        <w:rPr>
+          <w:rFonts w:ascii="Arial" w:hAnsi="Arial" w:cs="Arial"/>
+        </w:rPr>
+        <w:t>,</w:t>
+      </w:r>
+      <w:r>
+        <w:rPr>
+          <w:rFonts w:ascii="Arial" w:hAnsi="Arial" w:cs="Arial"/>
+        </w:rPr>
+        <w:t xml:space="preserve"> egyébként általános hibaszöveget mutat.</w:t>
       </w:r>
     </w:p>
     <w:p>
@@ -12453,71 +12598,41 @@
         <w:rPr>
           <w:rFonts w:ascii="Arial" w:hAnsi="Arial" w:cs="Arial"/>
         </w:rPr>
-        <w:t>A</w:t>
-      </w:r>
-      <w:r>
-        <w:rPr>
-          <w:rFonts w:ascii="Arial" w:hAnsi="Arial" w:cs="Arial"/>
-        </w:rPr>
-        <w:t xml:space="preserve"> bejelentkezett felhasználó visszajelzés</w:t>
-      </w:r>
-      <w:r>
-        <w:rPr>
-          <w:rFonts w:ascii="Arial" w:hAnsi="Arial" w:cs="Arial"/>
-        </w:rPr>
-        <w:t>eke</w:t>
-      </w:r>
-      <w:r>
-        <w:rPr>
-          <w:rFonts w:ascii="Arial" w:hAnsi="Arial" w:cs="Arial"/>
-        </w:rPr>
-        <w:t xml:space="preserve">t </w:t>
-      </w:r>
-      <w:r>
-        <w:rPr>
-          <w:rFonts w:ascii="Arial" w:hAnsi="Arial" w:cs="Arial"/>
-        </w:rPr>
-        <w:t xml:space="preserve">is </w:t>
-      </w:r>
-      <w:r>
-        <w:rPr>
-          <w:rFonts w:ascii="Arial" w:hAnsi="Arial" w:cs="Arial"/>
-        </w:rPr>
-        <w:t>küldhet az alkalmazással kapcsolatban. Az</w:t>
-      </w:r>
-      <w:r>
-        <w:rPr>
-          <w:rFonts w:ascii="Arial" w:hAnsi="Arial" w:cs="Arial"/>
-        </w:rPr>
-        <w:t xml:space="preserve"> ehhez tartozó</w:t>
-      </w:r>
-      <w:r>
-        <w:rPr>
-          <w:rFonts w:ascii="Arial" w:hAnsi="Arial" w:cs="Arial"/>
-        </w:rPr>
-        <w:t xml:space="preserve"> űrlap két mezőt tartalmaz: egy kötelezően kitöltendő, </w:t>
+        <w:t xml:space="preserve">A bejelentkezett felhasználó visszajelzést is küldhet az alkalmazással kapcsolatban. Az űrlap két mezőt tartalmaz: egy kötelező, legfeljebb 2000 karakteres szöveges üzenetet, valamint egy opcionális, legfeljebb 10 MB méretű JPEG vagy PNG képet. A </w:t>
       </w:r>
       <w:r>
         <w:rPr>
           <w:rFonts w:ascii="Arial" w:hAnsi="Arial" w:cs="Arial"/>
         </w:rPr>
         <w:lastRenderedPageBreak/>
-        <w:t>legfeljebb 2000 karakter hosszúságú szöveges üzenetet, valamint egy opcionális, legfeljebb 10 MB méretű JPEG vagy PNG formátumú képet. A képfeltöltő felület a meglátogatott helyeknél alkalmazott feltöltőzónával megegyező, közös segédmodulra (frontend/scripts/utils/imageUpload.js) épül, amely kliens oldalon ellenőrzi a fájl típusát és méretét, valamint előnézetet és eltávolítási lehetőséget biztosít a kiválasztott képhez.</w:t>
-      </w:r>
-    </w:p>
-    <w:p>
-      <w:pPr>
-        <w:spacing w:line="360" w:lineRule="auto"/>
-        <w:jc w:val="both"/>
-        <w:rPr>
-          <w:rFonts w:ascii="Arial" w:hAnsi="Arial" w:cs="Arial"/>
-        </w:rPr>
-      </w:pPr>
-      <w:r>
-        <w:rPr>
-          <w:rFonts w:ascii="Arial" w:hAnsi="Arial" w:cs="Arial"/>
-        </w:rPr>
-        <w:t xml:space="preserve">Az űrlap elküldésekor a kliens oldali script egy </w:t>
+        <w:t>képfeltöltő a meglátogatott helyeknél is használt közös segédmodulra (frontend/scripts/utils/imageUpload.js) épül, amely kliens oldalon ellenőrzi a fájl típusát és méretét,</w:t>
+      </w:r>
+      <w:r>
+        <w:rPr>
+          <w:rFonts w:ascii="Arial" w:hAnsi="Arial" w:cs="Arial"/>
+        </w:rPr>
+        <w:t xml:space="preserve"> valamint</w:t>
+      </w:r>
+      <w:r>
+        <w:rPr>
+          <w:rFonts w:ascii="Arial" w:hAnsi="Arial" w:cs="Arial"/>
+        </w:rPr>
+        <w:t xml:space="preserve"> előnézetet és eltávolítási lehetőséget biztosít.</w:t>
+      </w:r>
+    </w:p>
+    <w:p>
+      <w:pPr>
+        <w:spacing w:line="360" w:lineRule="auto"/>
+        <w:jc w:val="both"/>
+        <w:rPr>
+          <w:rFonts w:ascii="Arial" w:hAnsi="Arial" w:cs="Arial"/>
+        </w:rPr>
+      </w:pPr>
+      <w:r>
+        <w:rPr>
+          <w:rFonts w:ascii="Arial" w:hAnsi="Arial" w:cs="Arial"/>
+        </w:rPr>
+        <w:t>Beküldéskor a kliens </w:t>
       </w:r>
       <w:r>
         <w:rPr>
@@ -12531,7 +12646,7 @@
         <w:rPr>
           <w:rFonts w:ascii="Arial" w:hAnsi="Arial" w:cs="Arial"/>
         </w:rPr>
-        <w:t xml:space="preserve"> objektumot állít össze az üzenetből és az opcionálisan csatolt képből, majd egy POST kérést küld a backend </w:t>
+        <w:t> objektumot állít össze, majd POST kérést küld a </w:t>
       </w:r>
       <w:r>
         <w:rPr>
@@ -12545,94 +12660,22 @@
         <w:rPr>
           <w:rFonts w:ascii="Arial" w:hAnsi="Arial" w:cs="Arial"/>
         </w:rPr>
-        <w:t xml:space="preserve"> végpontjára</w:t>
-      </w:r>
-      <w:r>
-        <w:rPr>
-          <w:rFonts w:ascii="Arial" w:hAnsi="Arial" w:cs="Arial"/>
-        </w:rPr>
-        <w:t>, és</w:t>
-      </w:r>
-      <w:r>
-        <w:rPr>
-          <w:rFonts w:ascii="Arial" w:hAnsi="Arial" w:cs="Arial"/>
-        </w:rPr>
-        <w:t xml:space="preserve"> a hitelesítéshez szükséges JWT-t a globális API-segédmodul automatikusan csatolja a kéréshez. Amennyiben az üzenet mező üresen marad, a kliens azonnal hibaüzenetet jelenít meg, elkerülve a felesleges szerverhívást</w:t>
-      </w:r>
-      <w:r>
-        <w:rPr>
-          <w:rFonts w:ascii="Arial" w:hAnsi="Arial" w:cs="Arial"/>
-        </w:rPr>
-        <w:t>.</w:t>
-      </w:r>
-      <w:r>
-        <w:rPr>
-          <w:rFonts w:ascii="Arial" w:hAnsi="Arial" w:cs="Arial"/>
-        </w:rPr>
-        <w:t xml:space="preserve"> </w:t>
-      </w:r>
-      <w:r>
-        <w:rPr>
-          <w:rFonts w:ascii="Arial" w:hAnsi="Arial" w:cs="Arial"/>
-        </w:rPr>
-        <w:t>S</w:t>
-      </w:r>
-      <w:r>
-        <w:rPr>
-          <w:rFonts w:ascii="Arial" w:hAnsi="Arial" w:cs="Arial"/>
-        </w:rPr>
-        <w:t>ikeres beküldés esetén az űrlap kiürül, és a felhasználó megerősítő üzenetet kap.</w:t>
-      </w:r>
-    </w:p>
-    <w:p>
-      <w:pPr>
-        <w:spacing w:line="360" w:lineRule="auto"/>
-        <w:jc w:val="both"/>
-        <w:rPr>
-          <w:rFonts w:ascii="Arial" w:hAnsi="Arial" w:cs="Arial"/>
-        </w:rPr>
-      </w:pPr>
-      <w:r>
-        <w:rPr>
-          <w:rFonts w:ascii="Arial" w:hAnsi="Arial" w:cs="Arial"/>
-        </w:rPr>
-        <w:t xml:space="preserve">A szerver oldalon a kérést a backend/routers/feedback.py fájlban megvalósított, JWT-hitelesítést igénylő végpont dolgozza fel. </w:t>
-      </w:r>
-      <w:r>
-        <w:rPr>
-          <w:rFonts w:ascii="Arial" w:hAnsi="Arial" w:cs="Arial"/>
-        </w:rPr>
-        <w:t>Ez</w:t>
-      </w:r>
-      <w:r>
-        <w:rPr>
-          <w:rFonts w:ascii="Arial" w:hAnsi="Arial" w:cs="Arial"/>
-        </w:rPr>
-        <w:t xml:space="preserve"> elsőként ellenőrzi az üzenet szövegét: amennyiben az az esetleges szóközök eltávolítása után üresnek bizonyul, vagy meghaladja a 2000 karakteres korlátot, a rendszer 400-as státuszkóddal </w:t>
-      </w:r>
-      <w:r>
-        <w:rPr>
-          <w:rFonts w:ascii="Arial" w:hAnsi="Arial" w:cs="Arial"/>
-        </w:rPr>
-        <w:t>el</w:t>
-      </w:r>
-      <w:r>
-        <w:rPr>
-          <w:rFonts w:ascii="Arial" w:hAnsi="Arial" w:cs="Arial"/>
-        </w:rPr>
-        <w:t>utasítj</w:t>
-      </w:r>
-      <w:r>
-        <w:rPr>
-          <w:rFonts w:ascii="Arial" w:hAnsi="Arial" w:cs="Arial"/>
-        </w:rPr>
-        <w:t>a</w:t>
-      </w:r>
-      <w:r>
-        <w:rPr>
-          <w:rFonts w:ascii="Arial" w:hAnsi="Arial" w:cs="Arial"/>
-        </w:rPr>
-        <w:t xml:space="preserve">. Amennyiben a felhasználó képet is csatolt, a rendszer a </w:t>
+        <w:t> végpontra. Üres üzenet esetén a kliens azonnal hibát jelez, szerverhívás nélkül. Sikeres beküldés után az űrlap kiürül, és megerősítő üzenet jelenik meg. A szerver által visszaadott, ismert hibák (üres vagy túl hosszú üzenet, érvénytelen vagy túl nagy kép) szintén lokalizált kliensüzenetekre képződnek le.</w:t>
+      </w:r>
+    </w:p>
+    <w:p>
+      <w:pPr>
+        <w:spacing w:line="360" w:lineRule="auto"/>
+        <w:jc w:val="both"/>
+        <w:rPr>
+          <w:rFonts w:ascii="Arial" w:hAnsi="Arial" w:cs="Arial"/>
+        </w:rPr>
+      </w:pPr>
+      <w:r>
+        <w:rPr>
+          <w:rFonts w:ascii="Arial" w:hAnsi="Arial" w:cs="Arial"/>
+        </w:rPr>
+        <w:t>A szerver oldalon a kérést a backend/routers/feedback.py JWT-hitelesítést igénylő végpontja dolgozza fel. Ellenőrzi az üzenetet, opcionális kép esetén a </w:t>
       </w:r>
       <w:r>
         <w:rPr>
@@ -12646,19 +12689,19 @@
         <w:rPr>
           <w:rFonts w:ascii="Arial" w:hAnsi="Arial" w:cs="Arial"/>
         </w:rPr>
-        <w:t xml:space="preserve"> segédfüggvény segítségével elmenti azt a szerver feltöltési könyvtárába, és egy nyilvánosan elérhető útvonalat rendel hozzá. Sikeres feldolgozás esetén </w:t>
-      </w:r>
-      <w:r>
-        <w:rPr>
-          <w:rFonts w:ascii="Arial" w:hAnsi="Arial" w:cs="Arial"/>
-        </w:rPr>
-        <w:t>létrejön</w:t>
-      </w:r>
-      <w:r>
-        <w:rPr>
-          <w:rFonts w:ascii="Arial" w:hAnsi="Arial" w:cs="Arial"/>
-        </w:rPr>
-        <w:t xml:space="preserve"> a megfelelő adatbázis-rekord, amely tárolja a küldő felhasználó azonosítóját, az üzenet szövegét, az esetleges kép elérési útját, valamint a beküldés időpontját, majd a létrehozott rekord adataival válaszol a kliensnek.</w:t>
+        <w:t> segédfüggvénnyel menti a fájlt, majd létrehozza az adatbázis-rekordot</w:t>
+      </w:r>
+      <w:r>
+        <w:rPr>
+          <w:rFonts w:ascii="Arial" w:hAnsi="Arial" w:cs="Arial"/>
+        </w:rPr>
+        <w:t xml:space="preserve">, </w:t>
+      </w:r>
+      <w:r>
+        <w:rPr>
+          <w:rFonts w:ascii="Arial" w:hAnsi="Arial" w:cs="Arial"/>
+        </w:rPr>
+        <w:t>és a létrehozott rekord adataival válaszol.</w:t>
       </w:r>
     </w:p>
     <w:p>
@@ -12752,42 +12795,762 @@
         <w:rPr>
           <w:rFonts w:ascii="Arial" w:hAnsi="Arial" w:cs="Arial"/>
         </w:rPr>
+        <w:t>Az admin oldal (</w:t>
+      </w:r>
+      <w:r>
+        <w:rPr>
+          <w:rFonts w:ascii="Arial" w:hAnsi="Arial" w:cs="Arial"/>
+          <w:i/>
+          <w:iCs/>
+        </w:rPr>
+        <w:t>admin.html</w:t>
+      </w:r>
+      <w:r>
+        <w:rPr>
+          <w:rFonts w:ascii="Arial" w:hAnsi="Arial" w:cs="Arial"/>
+        </w:rPr>
+        <w:t xml:space="preserve">) betöltésekor a rendszer alapértelmezetten a jelszómezőt tartalmazó belépő nézetet jeleníti meg, a tényleges admin panelt pedig elrejti. A hitelesítés nem a felhasználói fiókokhoz kötött JWT-alapú mechanizmuson keresztül történik, hanem egy külön, szerver oldalon konfigurált </w:t>
+      </w:r>
+      <w:r>
+        <w:rPr>
+          <w:rFonts w:ascii="Arial" w:hAnsi="Arial" w:cs="Arial"/>
+        </w:rPr>
+        <w:t xml:space="preserve">titkos </w:t>
+      </w:r>
+      <w:r>
+        <w:rPr>
+          <w:rFonts w:ascii="Arial" w:hAnsi="Arial" w:cs="Arial"/>
+        </w:rPr>
+        <w:t>admin kulcs (</w:t>
+      </w:r>
+      <w:r>
+        <w:rPr>
+          <w:rFonts w:ascii="Arial" w:hAnsi="Arial" w:cs="Arial"/>
+          <w:i/>
+          <w:iCs/>
+        </w:rPr>
+        <w:t>ADMIN_SECRET</w:t>
+      </w:r>
+      <w:r>
+        <w:rPr>
+          <w:rFonts w:ascii="Arial" w:hAnsi="Arial" w:cs="Arial"/>
+        </w:rPr>
+        <w:t>)</w:t>
+      </w:r>
+      <w:r>
+        <w:rPr>
+          <w:rFonts w:ascii="Arial" w:hAnsi="Arial" w:cs="Arial"/>
+        </w:rPr>
+        <w:t xml:space="preserve"> környezeti változó segítségével.</w:t>
+      </w:r>
+    </w:p>
+    <w:p>
+      <w:pPr>
+        <w:spacing w:line="360" w:lineRule="auto"/>
+        <w:jc w:val="both"/>
+        <w:rPr>
+          <w:rFonts w:ascii="Arial" w:hAnsi="Arial" w:cs="Arial"/>
+        </w:rPr>
+      </w:pPr>
+      <w:r>
+        <w:rPr>
+          <w:rFonts w:ascii="Arial" w:hAnsi="Arial" w:cs="Arial"/>
+        </w:rPr>
+        <w:t xml:space="preserve">A kliens oldalon az </w:t>
+      </w:r>
+      <w:r>
+        <w:rPr>
+          <w:rFonts w:ascii="Arial" w:hAnsi="Arial" w:cs="Arial"/>
+          <w:i/>
+          <w:iCs/>
+        </w:rPr>
+        <w:t>admin.js</w:t>
+      </w:r>
+      <w:r>
+        <w:rPr>
+          <w:rFonts w:ascii="Arial" w:hAnsi="Arial" w:cs="Arial"/>
+        </w:rPr>
+        <w:t xml:space="preserve"> fájl felelős a hitelesítési folyamat kezeléséért. A megadott titkos kulcsot a rendszer az </w:t>
+      </w:r>
+      <w:r>
+        <w:rPr>
+          <w:rFonts w:ascii="Arial" w:hAnsi="Arial" w:cs="Arial"/>
+          <w:i/>
+          <w:iCs/>
+        </w:rPr>
+        <w:t>X-Admin-Secret</w:t>
+      </w:r>
+      <w:r>
+        <w:rPr>
+          <w:rFonts w:ascii="Arial" w:hAnsi="Arial" w:cs="Arial"/>
+        </w:rPr>
+        <w:t xml:space="preserve"> HTTP fejlécben csatolva küldi el a </w:t>
+      </w:r>
+      <w:r>
+        <w:rPr>
+          <w:rFonts w:ascii="Arial" w:hAnsi="Arial" w:cs="Arial"/>
+          <w:i/>
+          <w:iCs/>
+        </w:rPr>
+        <w:t>/api/admin/ping</w:t>
+      </w:r>
+      <w:r>
+        <w:rPr>
+          <w:rFonts w:ascii="Arial" w:hAnsi="Arial" w:cs="Arial"/>
+        </w:rPr>
+        <w:t xml:space="preserve"> végpontra ellenőrzés céljából; sikeres válasz esetén a kulcs a böngésző </w:t>
+      </w:r>
+      <w:r>
+        <w:rPr>
+          <w:rFonts w:ascii="Arial" w:hAnsi="Arial" w:cs="Arial"/>
+          <w:i/>
+          <w:iCs/>
+        </w:rPr>
+        <w:t>sessionStorage</w:t>
+      </w:r>
+      <w:r>
+        <w:rPr>
+          <w:rFonts w:ascii="Arial" w:hAnsi="Arial" w:cs="Arial"/>
+        </w:rPr>
+        <w:t xml:space="preserve"> tárolójában kerül elmentésre, ezáltal az oldal újratöltésekor</w:t>
+      </w:r>
+      <w:r>
+        <w:rPr>
+          <w:rFonts w:ascii="Arial" w:hAnsi="Arial" w:cs="Arial"/>
+        </w:rPr>
+        <w:t xml:space="preserve">, </w:t>
+      </w:r>
+      <w:r>
+        <w:rPr>
+          <w:rFonts w:ascii="Arial" w:hAnsi="Arial" w:cs="Arial"/>
+        </w:rPr>
+        <w:t>amíg a böngészőlap nyitva marad</w:t>
+      </w:r>
+      <w:r>
+        <w:rPr>
+          <w:rFonts w:ascii="Arial" w:hAnsi="Arial" w:cs="Arial"/>
+        </w:rPr>
+        <w:t>,</w:t>
+      </w:r>
+      <w:r>
+        <w:rPr>
+          <w:rFonts w:ascii="Arial" w:hAnsi="Arial" w:cs="Arial"/>
+        </w:rPr>
+        <w:t xml:space="preserve"> nincs szükség ismételt bejelentkezésre. A szerver oldalon (</w:t>
+      </w:r>
+      <w:r>
+        <w:rPr>
+          <w:rFonts w:ascii="Arial" w:hAnsi="Arial" w:cs="Arial"/>
+          <w:i/>
+          <w:iCs/>
+        </w:rPr>
+        <w:t>admin.py</w:t>
+      </w:r>
+      <w:r>
+        <w:rPr>
+          <w:rFonts w:ascii="Arial" w:hAnsi="Arial" w:cs="Arial"/>
+        </w:rPr>
+        <w:t xml:space="preserve">) a </w:t>
+      </w:r>
+      <w:r>
+        <w:rPr>
+          <w:rFonts w:ascii="Arial" w:hAnsi="Arial" w:cs="Arial"/>
+          <w:i/>
+          <w:iCs/>
+        </w:rPr>
+        <w:t>require_admin</w:t>
+      </w:r>
+      <w:r>
+        <w:rPr>
+          <w:rFonts w:ascii="Arial" w:hAnsi="Arial" w:cs="Arial"/>
+        </w:rPr>
+        <w:t xml:space="preserve"> függőség minden admin végpont esetén ellenőrzi </w:t>
+      </w:r>
+      <w:r>
+        <w:rPr>
+          <w:rFonts w:ascii="Arial" w:hAnsi="Arial" w:cs="Arial"/>
+        </w:rPr>
         <w:lastRenderedPageBreak/>
-        <w:t>Az admin oldal (</w:t>
-      </w:r>
-      <w:r>
-        <w:rPr>
-          <w:rFonts w:ascii="Arial" w:hAnsi="Arial" w:cs="Arial"/>
-          <w:i/>
-          <w:iCs/>
-        </w:rPr>
-        <w:t>admin.html</w:t>
-      </w:r>
-      <w:r>
-        <w:rPr>
-          <w:rFonts w:ascii="Arial" w:hAnsi="Arial" w:cs="Arial"/>
-        </w:rPr>
-        <w:t xml:space="preserve">) betöltésekor a rendszer alapértelmezetten a jelszómezőt tartalmazó belépő nézetet jeleníti meg, a tényleges admin panelt pedig elrejti. A hitelesítés nem a felhasználói fiókokhoz kötött JWT-alapú mechanizmuson keresztül történik, hanem egy külön, szerver oldalon konfigurált </w:t>
-      </w:r>
-      <w:r>
-        <w:rPr>
-          <w:rFonts w:ascii="Arial" w:hAnsi="Arial" w:cs="Arial"/>
-        </w:rPr>
-        <w:t xml:space="preserve">titkos </w:t>
-      </w:r>
-      <w:r>
-        <w:rPr>
-          <w:rFonts w:ascii="Arial" w:hAnsi="Arial" w:cs="Arial"/>
-        </w:rPr>
-        <w:t>admin kulcs (</w:t>
-      </w:r>
-      <w:r>
-        <w:rPr>
-          <w:rFonts w:ascii="Arial" w:hAnsi="Arial" w:cs="Arial"/>
-          <w:i/>
-          <w:iCs/>
-        </w:rPr>
-        <w:t>ADMIN_SECRET</w:t>
+        <w:t>a beérkező titkos kulcs helyességét egy időzítéstámadás elleni védelmet biztosító összehasonlítási függvény (</w:t>
+      </w:r>
+      <w:r>
+        <w:rPr>
+          <w:rFonts w:ascii="Arial" w:hAnsi="Arial" w:cs="Arial"/>
+          <w:i/>
+          <w:iCs/>
+        </w:rPr>
+        <w:t>secrets.compare_digest</w:t>
+      </w:r>
+      <w:r>
+        <w:rPr>
+          <w:rFonts w:ascii="Arial" w:hAnsi="Arial" w:cs="Arial"/>
+        </w:rPr>
+        <w:t>) segítségével; amennyiben a szerveren nincs beállítva admin titkos kulcs, a rendszer 503-as státuszkóddal jelzi, hogy az admin funkció nem elérhető, helytelen kulcs esetén pedig 401-es hibaüzenettel utasítja el a kérést.</w:t>
+      </w:r>
+    </w:p>
+    <w:p>
+      <w:pPr>
+        <w:spacing w:line="360" w:lineRule="auto"/>
+        <w:jc w:val="both"/>
+        <w:rPr>
+          <w:rFonts w:ascii="Arial" w:hAnsi="Arial" w:cs="Arial"/>
+        </w:rPr>
+      </w:pPr>
+      <w:r>
+        <w:rPr>
+          <w:rFonts w:ascii="Arial" w:hAnsi="Arial" w:cs="Arial"/>
+        </w:rPr>
+        <w:t>5.9.2. Adatexportálás</w:t>
+      </w:r>
+    </w:p>
+    <w:p>
+      <w:pPr>
+        <w:spacing w:line="360" w:lineRule="auto"/>
+        <w:jc w:val="both"/>
+        <w:rPr>
+          <w:rFonts w:ascii="Arial" w:hAnsi="Arial" w:cs="Arial"/>
+        </w:rPr>
+      </w:pPr>
+      <w:r>
+        <w:rPr>
+          <w:rFonts w:ascii="Arial" w:hAnsi="Arial" w:cs="Arial"/>
+        </w:rPr>
+        <w:t xml:space="preserve">A sikeres hitelesítést követően megjelenő admin panelen az „Export” gomb megnyomására a kliens egy </w:t>
+      </w:r>
+      <w:r>
+        <w:rPr>
+          <w:rFonts w:ascii="Arial" w:hAnsi="Arial" w:cs="Arial"/>
+          <w:i/>
+          <w:iCs/>
+        </w:rPr>
+        <w:t>GET</w:t>
+      </w:r>
+      <w:r>
+        <w:rPr>
+          <w:rFonts w:ascii="Arial" w:hAnsi="Arial" w:cs="Arial"/>
+        </w:rPr>
+        <w:t xml:space="preserve"> kérést küld a </w:t>
+      </w:r>
+      <w:r>
+        <w:rPr>
+          <w:rFonts w:ascii="Arial" w:hAnsi="Arial" w:cs="Arial"/>
+          <w:i/>
+          <w:iCs/>
+        </w:rPr>
+        <w:t>/api/admin/export</w:t>
+      </w:r>
+      <w:r>
+        <w:rPr>
+          <w:rFonts w:ascii="Arial" w:hAnsi="Arial" w:cs="Arial"/>
+        </w:rPr>
+        <w:t xml:space="preserve"> végpontra. A szerver oldalon ez a végpont</w:t>
+      </w:r>
+      <w:r>
+        <w:rPr>
+          <w:rFonts w:ascii="Arial" w:hAnsi="Arial" w:cs="Arial"/>
+        </w:rPr>
+        <w:t xml:space="preserve">, </w:t>
+      </w:r>
+      <w:r>
+        <w:rPr>
+          <w:rFonts w:ascii="Arial" w:hAnsi="Arial" w:cs="Arial"/>
+        </w:rPr>
+        <w:t xml:space="preserve">az </w:t>
+      </w:r>
+      <w:r>
+        <w:rPr>
+          <w:rFonts w:ascii="Arial" w:hAnsi="Arial" w:cs="Arial"/>
+          <w:i/>
+          <w:iCs/>
+        </w:rPr>
+        <w:t>admin.py</w:t>
+      </w:r>
+      <w:r>
+        <w:rPr>
+          <w:rFonts w:ascii="Arial" w:hAnsi="Arial" w:cs="Arial"/>
+        </w:rPr>
+        <w:t xml:space="preserve"> fájlban definiált </w:t>
+      </w:r>
+      <w:r>
+        <w:rPr>
+          <w:rFonts w:ascii="Arial" w:hAnsi="Arial" w:cs="Arial"/>
+          <w:i/>
+          <w:iCs/>
+        </w:rPr>
+        <w:t>_EXPORT_MODELS</w:t>
+      </w:r>
+      <w:r>
+        <w:rPr>
+          <w:rFonts w:ascii="Arial" w:hAnsi="Arial" w:cs="Arial"/>
+        </w:rPr>
+        <w:t xml:space="preserve"> listában rögzített sorrendben</w:t>
+      </w:r>
+      <w:r>
+        <w:rPr>
+          <w:rFonts w:ascii="Arial" w:hAnsi="Arial" w:cs="Arial"/>
+        </w:rPr>
+        <w:t xml:space="preserve"> </w:t>
+      </w:r>
+      <w:r>
+        <w:rPr>
+          <w:rFonts w:ascii="Arial" w:hAnsi="Arial" w:cs="Arial"/>
+        </w:rPr>
+        <w:t xml:space="preserve">végigiterál az alkalmazás mind a </w:t>
+      </w:r>
+      <w:r>
+        <w:rPr>
+          <w:rFonts w:ascii="Arial" w:hAnsi="Arial" w:cs="Arial"/>
+        </w:rPr>
+        <w:t>12</w:t>
+      </w:r>
+      <w:r>
+        <w:rPr>
+          <w:rFonts w:ascii="Arial" w:hAnsi="Arial" w:cs="Arial"/>
+        </w:rPr>
+        <w:t xml:space="preserve"> adatbázis-tábláján</w:t>
+      </w:r>
+      <w:r>
+        <w:rPr>
+          <w:rFonts w:ascii="Arial" w:hAnsi="Arial" w:cs="Arial"/>
+        </w:rPr>
+        <w:t xml:space="preserve">, </w:t>
+      </w:r>
+      <w:r>
+        <w:rPr>
+          <w:rFonts w:ascii="Arial" w:hAnsi="Arial" w:cs="Arial"/>
+        </w:rPr>
+        <w:t xml:space="preserve">és minden sorát szótár formátumúra alakítja, a dátum- és decimális típusú mezőket </w:t>
+      </w:r>
+      <w:r>
+        <w:rPr>
+          <w:rFonts w:ascii="Arial" w:hAnsi="Arial" w:cs="Arial"/>
+          <w:i/>
+          <w:iCs/>
+        </w:rPr>
+        <w:t>JSON</w:t>
+      </w:r>
+      <w:r>
+        <w:rPr>
+          <w:rFonts w:ascii="Arial" w:hAnsi="Arial" w:cs="Arial"/>
+        </w:rPr>
+        <w:t>-kompatibilis formára konvertálva.</w:t>
+      </w:r>
+    </w:p>
+    <w:p>
+      <w:pPr>
+        <w:spacing w:line="360" w:lineRule="auto"/>
+        <w:jc w:val="both"/>
+        <w:rPr>
+          <w:rFonts w:ascii="Arial" w:hAnsi="Arial" w:cs="Arial"/>
+        </w:rPr>
+      </w:pPr>
+      <w:r>
+        <w:rPr>
+          <w:rFonts w:ascii="Arial" w:hAnsi="Arial" w:cs="Arial"/>
+        </w:rPr>
+        <w:t xml:space="preserve">Az adattáblák tartalma mellett a rendszer a helyszínekhez feltöltött fényképfájlokat is beemeli az exportba: a képekhez tartozó fájlokat a szerver a lemezről beolvassa, és </w:t>
+      </w:r>
+      <w:r>
+        <w:rPr>
+          <w:rFonts w:ascii="Arial" w:hAnsi="Arial" w:cs="Arial"/>
+          <w:i/>
+          <w:iCs/>
+        </w:rPr>
+        <w:t>Base64</w:t>
+      </w:r>
+      <w:r>
+        <w:rPr>
+          <w:rFonts w:ascii="Arial" w:hAnsi="Arial" w:cs="Arial"/>
+        </w:rPr>
+        <w:t xml:space="preserve"> kódolással szövegessé alakítva csatolja a </w:t>
+      </w:r>
+      <w:r>
+        <w:rPr>
+          <w:rFonts w:ascii="Arial" w:hAnsi="Arial" w:cs="Arial"/>
+          <w:i/>
+          <w:iCs/>
+        </w:rPr>
+        <w:t>JSON</w:t>
+      </w:r>
+      <w:r>
+        <w:rPr>
+          <w:rFonts w:ascii="Arial" w:hAnsi="Arial" w:cs="Arial"/>
+        </w:rPr>
+        <w:t xml:space="preserve"> válaszhoz. Ennek köszönhetően egyetlen fájl (</w:t>
+      </w:r>
+      <w:r>
+        <w:rPr>
+          <w:rFonts w:ascii="Arial" w:hAnsi="Arial" w:cs="Arial"/>
+          <w:i/>
+          <w:iCs/>
+        </w:rPr>
+        <w:t>travelapp-export-&lt;időbélyeg&gt;.json</w:t>
+      </w:r>
+      <w:r>
+        <w:rPr>
+          <w:rFonts w:ascii="Arial" w:hAnsi="Arial" w:cs="Arial"/>
+        </w:rPr>
+        <w:t>) tartalmazza a teljes adatbázis</w:t>
+      </w:r>
+      <w:r>
+        <w:rPr>
+          <w:rFonts w:ascii="Arial" w:hAnsi="Arial" w:cs="Arial"/>
+        </w:rPr>
+        <w:t xml:space="preserve"> tartalmát </w:t>
+      </w:r>
+      <w:r>
+        <w:rPr>
+          <w:rFonts w:ascii="Arial" w:hAnsi="Arial" w:cs="Arial"/>
+        </w:rPr>
+        <w:t>és a hozzá tartozó képi állományokat is, amely a böngésző oldalán egy automatikusan generált, letölthető fájlként jelenik meg a felhasználó számára.</w:t>
+      </w:r>
+    </w:p>
+    <w:p>
+      <w:pPr>
+        <w:spacing w:line="360" w:lineRule="auto"/>
+        <w:jc w:val="both"/>
+        <w:rPr>
+          <w:rFonts w:ascii="Arial" w:hAnsi="Arial" w:cs="Arial"/>
+        </w:rPr>
+      </w:pPr>
+      <w:r>
+        <w:rPr>
+          <w:rFonts w:ascii="Arial" w:hAnsi="Arial" w:cs="Arial"/>
+        </w:rPr>
+        <w:t>5.9.3. Adatimportálás</w:t>
+      </w:r>
+    </w:p>
+    <w:p>
+      <w:pPr>
+        <w:spacing w:line="360" w:lineRule="auto"/>
+        <w:jc w:val="both"/>
+        <w:rPr>
+          <w:rFonts w:ascii="Arial" w:hAnsi="Arial" w:cs="Arial"/>
+        </w:rPr>
+      </w:pPr>
+      <w:r>
+        <w:rPr>
+          <w:rFonts w:ascii="Arial" w:hAnsi="Arial" w:cs="Arial"/>
+        </w:rPr>
+        <w:t xml:space="preserve">Az importálás a rendszer legkockázatosabb, visszafordíthatatlan műveletét jelenti, ezért ehhez a felület több védelmi réteget is </w:t>
+      </w:r>
+      <w:r>
+        <w:rPr>
+          <w:rFonts w:ascii="Arial" w:hAnsi="Arial" w:cs="Arial"/>
+        </w:rPr>
+        <w:t>tartalmaz</w:t>
+      </w:r>
+      <w:r>
+        <w:rPr>
+          <w:rFonts w:ascii="Arial" w:hAnsi="Arial" w:cs="Arial"/>
+        </w:rPr>
+        <w:t xml:space="preserve">. A felhasználónak egyrészt ki kell választania a korábban exportált </w:t>
+      </w:r>
+      <w:r>
+        <w:rPr>
+          <w:rFonts w:ascii="Arial" w:hAnsi="Arial" w:cs="Arial"/>
+          <w:i/>
+          <w:iCs/>
+        </w:rPr>
+        <w:t>JSON</w:t>
+      </w:r>
+      <w:r>
+        <w:rPr>
+          <w:rFonts w:ascii="Arial" w:hAnsi="Arial" w:cs="Arial"/>
+        </w:rPr>
+        <w:t xml:space="preserve"> fájlt, másrészt egy megerősítő mezőben pontosan be kell gépelnie a DELETE EVERYTHING szöveget; az import gomb (az </w:t>
+      </w:r>
+      <w:r>
+        <w:rPr>
+          <w:rFonts w:ascii="Arial" w:hAnsi="Arial" w:cs="Arial"/>
+          <w:i/>
+          <w:iCs/>
+        </w:rPr>
+        <w:t>admin.js</w:t>
+      </w:r>
+      <w:r>
+        <w:rPr>
+          <w:rFonts w:ascii="Arial" w:hAnsi="Arial" w:cs="Arial"/>
+        </w:rPr>
+        <w:t xml:space="preserve"> fájlban megvalósított </w:t>
+      </w:r>
+      <w:r>
+        <w:rPr>
+          <w:rFonts w:ascii="Arial" w:hAnsi="Arial" w:cs="Arial"/>
+          <w:i/>
+          <w:iCs/>
+        </w:rPr>
+        <w:t>updateImportButtonState</w:t>
+      </w:r>
+      <w:r>
+        <w:rPr>
+          <w:rFonts w:ascii="Arial" w:hAnsi="Arial" w:cs="Arial"/>
+        </w:rPr>
+        <w:t xml:space="preserve"> függvény révén) mindaddig inaktív marad, amíg mindkét feltétel nem teljesül. A gomb megnyomására a rendszer egy további, </w:t>
+      </w:r>
+      <w:r>
+        <w:rPr>
+          <w:rFonts w:ascii="Arial" w:hAnsi="Arial" w:cs="Arial"/>
+          <w:i/>
+          <w:iCs/>
+        </w:rPr>
+        <w:t>JavaScript</w:t>
+      </w:r>
+      <w:r>
+        <w:rPr>
+          <w:rFonts w:ascii="Arial" w:hAnsi="Arial" w:cs="Arial"/>
+        </w:rPr>
+        <w:t xml:space="preserve"> alapú megerősítő párbeszédablakot is megjelenít, mielőtt a tényleges importálási kérést elküldené.</w:t>
+      </w:r>
+    </w:p>
+    <w:p>
+      <w:pPr>
+        <w:spacing w:line="360" w:lineRule="auto"/>
+        <w:jc w:val="both"/>
+        <w:rPr>
+          <w:rFonts w:ascii="Arial" w:hAnsi="Arial" w:cs="Arial"/>
+        </w:rPr>
+      </w:pPr>
+      <w:r>
+        <w:rPr>
+          <w:rFonts w:ascii="Arial" w:hAnsi="Arial" w:cs="Arial"/>
+        </w:rPr>
+        <w:t xml:space="preserve">A jóváhagyást követően a kliens beolvassa és </w:t>
+      </w:r>
+      <w:r>
+        <w:rPr>
+          <w:rFonts w:ascii="Arial" w:hAnsi="Arial" w:cs="Arial"/>
+          <w:i/>
+          <w:iCs/>
+        </w:rPr>
+        <w:t>JSON</w:t>
+      </w:r>
+      <w:r>
+        <w:rPr>
+          <w:rFonts w:ascii="Arial" w:hAnsi="Arial" w:cs="Arial"/>
+        </w:rPr>
+        <w:t xml:space="preserve"> formátumúra elemzi a kiválasztott fájlt, majd egy </w:t>
+      </w:r>
+      <w:r>
+        <w:rPr>
+          <w:rFonts w:ascii="Arial" w:hAnsi="Arial" w:cs="Arial"/>
+          <w:i/>
+          <w:iCs/>
+        </w:rPr>
+        <w:t>POST</w:t>
+      </w:r>
+      <w:r>
+        <w:rPr>
+          <w:rFonts w:ascii="Arial" w:hAnsi="Arial" w:cs="Arial"/>
+        </w:rPr>
+        <w:t xml:space="preserve"> kérésben továbbítja a </w:t>
+      </w:r>
+      <w:r>
+        <w:rPr>
+          <w:rFonts w:ascii="Arial" w:hAnsi="Arial" w:cs="Arial"/>
+          <w:i/>
+          <w:iCs/>
+        </w:rPr>
+        <w:t>/api/admin/import</w:t>
+      </w:r>
+      <w:r>
+        <w:rPr>
+          <w:rFonts w:ascii="Arial" w:hAnsi="Arial" w:cs="Arial"/>
+        </w:rPr>
+        <w:t xml:space="preserve"> végpontra. A szerver oldalon (</w:t>
+      </w:r>
+      <w:r>
+        <w:rPr>
+          <w:rFonts w:ascii="Arial" w:hAnsi="Arial" w:cs="Arial"/>
+          <w:i/>
+          <w:iCs/>
+        </w:rPr>
+        <w:t>admin.py</w:t>
+      </w:r>
+      <w:r>
+        <w:rPr>
+          <w:rFonts w:ascii="Arial" w:hAnsi="Arial" w:cs="Arial"/>
+        </w:rPr>
+        <w:t>) a végpont első lépésben minden érintett táblát kiürít (</w:t>
+      </w:r>
+      <w:r>
+        <w:rPr>
+          <w:rFonts w:ascii="Arial" w:hAnsi="Arial" w:cs="Arial"/>
+          <w:i/>
+          <w:iCs/>
+        </w:rPr>
+        <w:t xml:space="preserve">TRUNCATE </w:t>
+      </w:r>
+      <w:r>
+        <w:rPr>
+          <w:rFonts w:ascii="Arial" w:hAnsi="Arial" w:cs="Arial"/>
+        </w:rPr>
+        <w:t xml:space="preserve">... </w:t>
+      </w:r>
+      <w:r>
+        <w:rPr>
+          <w:rFonts w:ascii="Arial" w:hAnsi="Arial" w:cs="Arial"/>
+          <w:i/>
+          <w:iCs/>
+        </w:rPr>
+        <w:t>CASCADE</w:t>
+      </w:r>
+      <w:r>
+        <w:rPr>
+          <w:rFonts w:ascii="Arial" w:hAnsi="Arial" w:cs="Arial"/>
+        </w:rPr>
+        <w:t xml:space="preserve"> paranccsal), majd a beérkezett adatok alapján, táblánként újra feltölti </w:t>
+      </w:r>
+      <w:r>
+        <w:rPr>
+          <w:rFonts w:ascii="Arial" w:hAnsi="Arial" w:cs="Arial"/>
+        </w:rPr>
+        <w:lastRenderedPageBreak/>
+        <w:t xml:space="preserve">azokat, ügyelve arra, hogy a dátum- és decimális típusú mezők a megfelelő </w:t>
+      </w:r>
+      <w:r>
+        <w:rPr>
+          <w:rFonts w:ascii="Arial" w:hAnsi="Arial" w:cs="Arial"/>
+          <w:i/>
+          <w:iCs/>
+        </w:rPr>
+        <w:t>Python</w:t>
+      </w:r>
+      <w:r>
+        <w:rPr>
+          <w:rFonts w:ascii="Arial" w:hAnsi="Arial" w:cs="Arial"/>
+        </w:rPr>
+        <w:t xml:space="preserve">-típusra legyenek visszaalakítva a </w:t>
+      </w:r>
+      <w:r>
+        <w:rPr>
+          <w:rFonts w:ascii="Arial" w:hAnsi="Arial" w:cs="Arial"/>
+          <w:i/>
+          <w:iCs/>
+        </w:rPr>
+        <w:t>_parse_value</w:t>
+      </w:r>
+      <w:r>
+        <w:rPr>
+          <w:rFonts w:ascii="Arial" w:hAnsi="Arial" w:cs="Arial"/>
+        </w:rPr>
+        <w:t xml:space="preserve"> segédfüggvény segítségével. A rekordok visszaírását követően a rendszer minden, egész szám típusú azonosítóval rendelkező tábla esetén helyreállítja az adatbázis automatikus sorszámgenerálását (szekvenciáját) a legnagyobb beimportált azonosító alapján, elkerülve ezáltal a jövőbeli új rekordok létrehozásakor fellépő azonosító-ütközéseket. Végül a rendszer az exportált </w:t>
+      </w:r>
+      <w:r>
+        <w:rPr>
+          <w:rFonts w:ascii="Arial" w:hAnsi="Arial" w:cs="Arial"/>
+          <w:i/>
+          <w:iCs/>
+        </w:rPr>
+        <w:t>Base64</w:t>
+      </w:r>
+      <w:r>
+        <w:rPr>
+          <w:rFonts w:ascii="Arial" w:hAnsi="Arial" w:cs="Arial"/>
+        </w:rPr>
+        <w:t>-kódolt képfájlokat visszaalakítja és elmenti a szerver megfelelő könyvtárába. A művelet hibája esetén a rendszer az összes elvégzett adatbázis-módosítást visszavonja (rollback), így egy sikertelen import nem hagyhatja az adatbázist részlegesen, inkonzisztens állapotban.</w:t>
+      </w:r>
+    </w:p>
+    <w:p>
+      <w:pPr>
+        <w:spacing w:line="360" w:lineRule="auto"/>
+        <w:jc w:val="both"/>
+        <w:rPr>
+          <w:rFonts w:ascii="Arial" w:hAnsi="Arial" w:cs="Arial"/>
+        </w:rPr>
+      </w:pPr>
+      <w:r>
+        <w:rPr>
+          <w:rFonts w:ascii="Arial" w:hAnsi="Arial" w:cs="Arial"/>
+        </w:rPr>
+        <w:t>A sikeres importálás után a felület táblánkénti bontásban visszajelzi a beimportált rekordok számát, ezzel is megerősítve a felhasználó számára a művelet eredményét.</w:t>
+      </w:r>
+    </w:p>
+    <w:p>
+      <w:pPr>
+        <w:spacing w:line="360" w:lineRule="auto"/>
+        <w:jc w:val="both"/>
+        <w:rPr>
+          <w:rFonts w:ascii="Arial" w:hAnsi="Arial" w:cs="Arial"/>
+        </w:rPr>
+      </w:pPr>
+      <w:r>
+        <w:rPr>
+          <w:rFonts w:ascii="Arial" w:hAnsi="Arial" w:cs="Arial"/>
+        </w:rPr>
+        <w:t>5.9.4. Visszajelzések kezelése</w:t>
+      </w:r>
+    </w:p>
+    <w:p>
+      <w:pPr>
+        <w:spacing w:line="360" w:lineRule="auto"/>
+        <w:jc w:val="both"/>
+        <w:rPr>
+          <w:rFonts w:ascii="Arial" w:hAnsi="Arial" w:cs="Arial"/>
+        </w:rPr>
+      </w:pPr>
+      <w:r>
+        <w:rPr>
+          <w:rFonts w:ascii="Arial" w:hAnsi="Arial" w:cs="Arial"/>
+        </w:rPr>
+        <w:t>Egy</w:t>
+      </w:r>
+      <w:r>
+        <w:rPr>
+          <w:rFonts w:ascii="Arial" w:hAnsi="Arial" w:cs="Arial"/>
+        </w:rPr>
+        <w:t xml:space="preserve"> külön oldalon (frontend/pages/admin/admin_feedback.html) </w:t>
+      </w:r>
+      <w:r>
+        <w:rPr>
+          <w:rFonts w:ascii="Arial" w:hAnsi="Arial" w:cs="Arial"/>
+        </w:rPr>
+        <w:t>áttekinthetők</w:t>
+      </w:r>
+      <w:r>
+        <w:rPr>
+          <w:rFonts w:ascii="Arial" w:hAnsi="Arial" w:cs="Arial"/>
+        </w:rPr>
+        <w:t xml:space="preserve"> a felhasználók által beküldött visszajelzések. A hitelesítés itt is ugyanazon a titkos admin kulcson keresztül történik, mint az adatbázis export/import funkció esetében. A sikeres belépést követően a felület automatikusan lekérdezi a beérkezett visszajelzéseket a backend megfelelő végpontjáról.</w:t>
+      </w:r>
+    </w:p>
+    <w:p>
+      <w:pPr>
+        <w:spacing w:line="360" w:lineRule="auto"/>
+        <w:jc w:val="both"/>
+        <w:rPr>
+          <w:rFonts w:ascii="Arial" w:hAnsi="Arial" w:cs="Arial"/>
+        </w:rPr>
+      </w:pPr>
+      <w:r>
+        <w:rPr>
+          <w:rFonts w:ascii="Arial" w:hAnsi="Arial" w:cs="Arial"/>
+        </w:rPr>
+        <w:t>A szerver oldalon a lekérdezésért felelős, admin</w:t>
+      </w:r>
+      <w:r>
+        <w:rPr>
+          <w:rFonts w:ascii="Arial" w:hAnsi="Arial" w:cs="Arial"/>
+        </w:rPr>
+        <w:t xml:space="preserve"> </w:t>
+      </w:r>
+      <w:r>
+        <w:rPr>
+          <w:rFonts w:ascii="Arial" w:hAnsi="Arial" w:cs="Arial"/>
+        </w:rPr>
+        <w:t>jogosultsághoz kötött végpont a visszajelzéseket a beküldés időpontja szerint csökkenő sorrendben</w:t>
+      </w:r>
+      <w:r>
+        <w:rPr>
+          <w:rFonts w:ascii="Arial" w:hAnsi="Arial" w:cs="Arial"/>
+        </w:rPr>
+        <w:t xml:space="preserve"> (</w:t>
+      </w:r>
+      <w:r>
+        <w:rPr>
+          <w:rFonts w:ascii="Arial" w:hAnsi="Arial" w:cs="Arial"/>
+        </w:rPr>
+        <w:t>legfeljebb 200 elem</w:t>
       </w:r>
       <w:r>
         <w:rPr>
@@ -12799,90 +13562,7 @@
         <w:rPr>
           <w:rFonts w:ascii="Arial" w:hAnsi="Arial" w:cs="Arial"/>
         </w:rPr>
-        <w:t xml:space="preserve"> környezeti változó segítségével.</w:t>
-      </w:r>
-    </w:p>
-    <w:p>
-      <w:pPr>
-        <w:spacing w:line="360" w:lineRule="auto"/>
-        <w:jc w:val="both"/>
-        <w:rPr>
-          <w:rFonts w:ascii="Arial" w:hAnsi="Arial" w:cs="Arial"/>
-        </w:rPr>
-      </w:pPr>
-      <w:r>
-        <w:rPr>
-          <w:rFonts w:ascii="Arial" w:hAnsi="Arial" w:cs="Arial"/>
-        </w:rPr>
-        <w:t xml:space="preserve">A kliens oldalon az </w:t>
-      </w:r>
-      <w:r>
-        <w:rPr>
-          <w:rFonts w:ascii="Arial" w:hAnsi="Arial" w:cs="Arial"/>
-          <w:i/>
-          <w:iCs/>
-        </w:rPr>
-        <w:t>admin.js</w:t>
-      </w:r>
-      <w:r>
-        <w:rPr>
-          <w:rFonts w:ascii="Arial" w:hAnsi="Arial" w:cs="Arial"/>
-        </w:rPr>
-        <w:t xml:space="preserve"> fájl felelős a hitelesítési folyamat kezeléséért. A megadott titkos kulcsot a rendszer az </w:t>
-      </w:r>
-      <w:r>
-        <w:rPr>
-          <w:rFonts w:ascii="Arial" w:hAnsi="Arial" w:cs="Arial"/>
-          <w:i/>
-          <w:iCs/>
-        </w:rPr>
-        <w:t>X-Admin-Secret</w:t>
-      </w:r>
-      <w:r>
-        <w:rPr>
-          <w:rFonts w:ascii="Arial" w:hAnsi="Arial" w:cs="Arial"/>
-        </w:rPr>
-        <w:t xml:space="preserve"> HTTP fejlécben csatolva küldi el a </w:t>
-      </w:r>
-      <w:r>
-        <w:rPr>
-          <w:rFonts w:ascii="Arial" w:hAnsi="Arial" w:cs="Arial"/>
-          <w:i/>
-          <w:iCs/>
-        </w:rPr>
-        <w:t>/api/admin/ping</w:t>
-      </w:r>
-      <w:r>
-        <w:rPr>
-          <w:rFonts w:ascii="Arial" w:hAnsi="Arial" w:cs="Arial"/>
-        </w:rPr>
-        <w:t xml:space="preserve"> végpontra ellenőrzés céljából; sikeres válasz esetén a kulcs a böngésző </w:t>
-      </w:r>
-      <w:r>
-        <w:rPr>
-          <w:rFonts w:ascii="Arial" w:hAnsi="Arial" w:cs="Arial"/>
-          <w:i/>
-          <w:iCs/>
-        </w:rPr>
-        <w:t>sessionStorage</w:t>
-      </w:r>
-      <w:r>
-        <w:rPr>
-          <w:rFonts w:ascii="Arial" w:hAnsi="Arial" w:cs="Arial"/>
-        </w:rPr>
-        <w:t xml:space="preserve"> tárolójában kerül elmentésre, ezáltal az oldal újratöltésekor</w:t>
-      </w:r>
-      <w:r>
-        <w:rPr>
-          <w:rFonts w:ascii="Arial" w:hAnsi="Arial" w:cs="Arial"/>
-        </w:rPr>
-        <w:t xml:space="preserve">, </w:t>
-      </w:r>
-      <w:r>
-        <w:rPr>
-          <w:rFonts w:ascii="Arial" w:hAnsi="Arial" w:cs="Arial"/>
-        </w:rPr>
-        <w:t>amíg a böngészőlap nyitva marad</w:t>
+        <w:t xml:space="preserve"> adja vissza. Minden egyes bejegyzéshez a rendszer megkísérli lekérdezni a küldő felhasználó nevét és e-mail címét</w:t>
       </w:r>
       <w:r>
         <w:rPr>
@@ -12894,147 +13574,28 @@
         <w:rPr>
           <w:rFonts w:ascii="Arial" w:hAnsi="Arial" w:cs="Arial"/>
         </w:rPr>
-        <w:t xml:space="preserve"> nincs szükség ismételt bejelentkezésre. A szerver oldalon (</w:t>
-      </w:r>
-      <w:r>
-        <w:rPr>
-          <w:rFonts w:ascii="Arial" w:hAnsi="Arial" w:cs="Arial"/>
-          <w:i/>
-          <w:iCs/>
-        </w:rPr>
-        <w:t>admin.py</w:t>
-      </w:r>
-      <w:r>
-        <w:rPr>
-          <w:rFonts w:ascii="Arial" w:hAnsi="Arial" w:cs="Arial"/>
-        </w:rPr>
-        <w:t xml:space="preserve">) a </w:t>
-      </w:r>
-      <w:r>
-        <w:rPr>
-          <w:rFonts w:ascii="Arial" w:hAnsi="Arial" w:cs="Arial"/>
-          <w:i/>
-          <w:iCs/>
-        </w:rPr>
-        <w:t>require_admin</w:t>
-      </w:r>
-      <w:r>
-        <w:rPr>
-          <w:rFonts w:ascii="Arial" w:hAnsi="Arial" w:cs="Arial"/>
-        </w:rPr>
-        <w:t xml:space="preserve"> függőség minden admin végpont esetén ellenőrzi a beérkező titkos kulcs helyességét egy időzítéstámadás elleni védelmet biztosító összehasonlítási függvény (</w:t>
-      </w:r>
-      <w:r>
-        <w:rPr>
-          <w:rFonts w:ascii="Arial" w:hAnsi="Arial" w:cs="Arial"/>
-          <w:i/>
-          <w:iCs/>
-        </w:rPr>
-        <w:t>secrets.compare_digest</w:t>
-      </w:r>
-      <w:r>
-        <w:rPr>
-          <w:rFonts w:ascii="Arial" w:hAnsi="Arial" w:cs="Arial"/>
-        </w:rPr>
-        <w:t>) segítségével; amennyiben a szerveren nincs beállítva admin titkos kulcs, a rendszer 503-as státuszkóddal jelzi, hogy az admin funkció nem elérhető, helytelen kulcs esetén pedig 401-es hibaüzenettel utasítja el a kérést.</w:t>
-      </w:r>
-    </w:p>
-    <w:p>
-      <w:pPr>
-        <w:spacing w:line="360" w:lineRule="auto"/>
-        <w:jc w:val="both"/>
-        <w:rPr>
-          <w:rFonts w:ascii="Arial" w:hAnsi="Arial" w:cs="Arial"/>
-        </w:rPr>
-      </w:pPr>
-      <w:r>
-        <w:rPr>
-          <w:rFonts w:ascii="Arial" w:hAnsi="Arial" w:cs="Arial"/>
-        </w:rPr>
-        <w:t>5.9.2. Adatexportálás</w:t>
-      </w:r>
-    </w:p>
-    <w:p>
-      <w:pPr>
-        <w:spacing w:line="360" w:lineRule="auto"/>
-        <w:jc w:val="both"/>
-        <w:rPr>
-          <w:rFonts w:ascii="Arial" w:hAnsi="Arial" w:cs="Arial"/>
-        </w:rPr>
-      </w:pPr>
-      <w:r>
-        <w:rPr>
-          <w:rFonts w:ascii="Arial" w:hAnsi="Arial" w:cs="Arial"/>
-        </w:rPr>
-        <w:t xml:space="preserve">A sikeres hitelesítést követően megjelenő admin panelen az „Export” gomb megnyomására a kliens egy </w:t>
-      </w:r>
-      <w:r>
-        <w:rPr>
-          <w:rFonts w:ascii="Arial" w:hAnsi="Arial" w:cs="Arial"/>
-          <w:i/>
-          <w:iCs/>
-        </w:rPr>
-        <w:t>GET</w:t>
-      </w:r>
-      <w:r>
-        <w:rPr>
-          <w:rFonts w:ascii="Arial" w:hAnsi="Arial" w:cs="Arial"/>
-        </w:rPr>
-        <w:t xml:space="preserve"> kérést küld a </w:t>
-      </w:r>
-      <w:r>
-        <w:rPr>
-          <w:rFonts w:ascii="Arial" w:hAnsi="Arial" w:cs="Arial"/>
-          <w:i/>
-          <w:iCs/>
-        </w:rPr>
-        <w:t>/api/admin/export</w:t>
-      </w:r>
-      <w:r>
-        <w:rPr>
-          <w:rFonts w:ascii="Arial" w:hAnsi="Arial" w:cs="Arial"/>
-        </w:rPr>
-        <w:t xml:space="preserve"> végpontra. A szerver oldalon ez a végpont</w:t>
-      </w:r>
-      <w:r>
-        <w:rPr>
-          <w:rFonts w:ascii="Arial" w:hAnsi="Arial" w:cs="Arial"/>
-        </w:rPr>
-        <w:t xml:space="preserve">, </w:t>
-      </w:r>
-      <w:r>
-        <w:rPr>
-          <w:rFonts w:ascii="Arial" w:hAnsi="Arial" w:cs="Arial"/>
-        </w:rPr>
-        <w:t xml:space="preserve">az </w:t>
-      </w:r>
-      <w:r>
-        <w:rPr>
-          <w:rFonts w:ascii="Arial" w:hAnsi="Arial" w:cs="Arial"/>
-          <w:i/>
-          <w:iCs/>
-        </w:rPr>
-        <w:t>admin.py</w:t>
-      </w:r>
-      <w:r>
-        <w:rPr>
-          <w:rFonts w:ascii="Arial" w:hAnsi="Arial" w:cs="Arial"/>
-        </w:rPr>
-        <w:t xml:space="preserve"> fájlban definiált </w:t>
-      </w:r>
-      <w:r>
-        <w:rPr>
-          <w:rFonts w:ascii="Arial" w:hAnsi="Arial" w:cs="Arial"/>
-          <w:i/>
-          <w:iCs/>
-        </w:rPr>
-        <w:t>_EXPORT_MODELS</w:t>
-      </w:r>
-      <w:r>
-        <w:rPr>
-          <w:rFonts w:ascii="Arial" w:hAnsi="Arial" w:cs="Arial"/>
-        </w:rPr>
-        <w:t xml:space="preserve"> listában rögzített sorrendben</w:t>
+        <w:t xml:space="preserve"> amennyiben a felhasználói fiók időközben törlésre került, a rendszer egy, az azonosítót tartalmazó helyettesítő megjelenítést használ.</w:t>
+      </w:r>
+    </w:p>
+    <w:p>
+      <w:pPr>
+        <w:spacing w:line="360" w:lineRule="auto"/>
+        <w:jc w:val="both"/>
+        <w:rPr>
+          <w:rFonts w:ascii="Arial" w:hAnsi="Arial" w:cs="Arial"/>
+        </w:rPr>
+      </w:pPr>
+      <w:r>
+        <w:rPr>
+          <w:rFonts w:ascii="Arial" w:hAnsi="Arial" w:cs="Arial"/>
+        </w:rPr>
+        <w:t>A felületen minden visszajelzés önálló kártyaként jelenik meg, amely tartalmazza a küldő nevét, e-mail címét, a beküldés dátumát és az üzenet szövegét</w:t>
+      </w:r>
+      <w:r>
+        <w:rPr>
+          <w:rFonts w:ascii="Arial" w:hAnsi="Arial" w:cs="Arial"/>
+        </w:rPr>
+        <w:t>,</w:t>
       </w:r>
       <w:r>
         <w:rPr>
@@ -13046,589 +13607,83 @@
         <w:rPr>
           <w:rFonts w:ascii="Arial" w:hAnsi="Arial" w:cs="Arial"/>
         </w:rPr>
-        <w:t xml:space="preserve">végigiterál az alkalmazás mind a </w:t>
-      </w:r>
-      <w:r>
-        <w:rPr>
-          <w:rFonts w:ascii="Arial" w:hAnsi="Arial" w:cs="Arial"/>
-        </w:rPr>
-        <w:t>12</w:t>
-      </w:r>
-      <w:r>
-        <w:rPr>
-          <w:rFonts w:ascii="Arial" w:hAnsi="Arial" w:cs="Arial"/>
-        </w:rPr>
-        <w:t xml:space="preserve"> adatbázis-tábláján</w:t>
-      </w:r>
-      <w:r>
-        <w:rPr>
-          <w:rFonts w:ascii="Arial" w:hAnsi="Arial" w:cs="Arial"/>
-        </w:rPr>
-        <w:t xml:space="preserve">, </w:t>
-      </w:r>
-      <w:r>
-        <w:rPr>
-          <w:rFonts w:ascii="Arial" w:hAnsi="Arial" w:cs="Arial"/>
-        </w:rPr>
-        <w:t xml:space="preserve">és minden sorát szótár formátumúra alakítja, a dátum- és decimális típusú mezőket </w:t>
-      </w:r>
-      <w:r>
-        <w:rPr>
-          <w:rFonts w:ascii="Arial" w:hAnsi="Arial" w:cs="Arial"/>
-          <w:i/>
-          <w:iCs/>
-        </w:rPr>
-        <w:t>JSON</w:t>
-      </w:r>
-      <w:r>
-        <w:rPr>
-          <w:rFonts w:ascii="Arial" w:hAnsi="Arial" w:cs="Arial"/>
-        </w:rPr>
-        <w:t>-kompatibilis formára konvertálva.</w:t>
-      </w:r>
-    </w:p>
-    <w:p>
-      <w:pPr>
-        <w:spacing w:line="360" w:lineRule="auto"/>
-        <w:jc w:val="both"/>
-        <w:rPr>
-          <w:rFonts w:ascii="Arial" w:hAnsi="Arial" w:cs="Arial"/>
-        </w:rPr>
-      </w:pPr>
-      <w:r>
-        <w:rPr>
-          <w:rFonts w:ascii="Arial" w:hAnsi="Arial" w:cs="Arial"/>
-        </w:rPr>
-        <w:t xml:space="preserve">Az adattáblák tartalma mellett a rendszer a helyszínekhez feltöltött fényképfájlokat is beemeli az exportba: a képekhez tartozó fájlokat a szerver a lemezről beolvassa, és </w:t>
-      </w:r>
-      <w:r>
-        <w:rPr>
-          <w:rFonts w:ascii="Arial" w:hAnsi="Arial" w:cs="Arial"/>
-          <w:i/>
-          <w:iCs/>
-        </w:rPr>
-        <w:t>Base64</w:t>
-      </w:r>
-      <w:r>
-        <w:rPr>
-          <w:rFonts w:ascii="Arial" w:hAnsi="Arial" w:cs="Arial"/>
-        </w:rPr>
-        <w:t xml:space="preserve"> kódolással szövegessé alakítva csatolja a </w:t>
-      </w:r>
-      <w:r>
-        <w:rPr>
-          <w:rFonts w:ascii="Arial" w:hAnsi="Arial" w:cs="Arial"/>
-          <w:i/>
-          <w:iCs/>
-        </w:rPr>
-        <w:t>JSON</w:t>
-      </w:r>
-      <w:r>
-        <w:rPr>
-          <w:rFonts w:ascii="Arial" w:hAnsi="Arial" w:cs="Arial"/>
-        </w:rPr>
-        <w:t xml:space="preserve"> válaszhoz. Ennek köszönhetően egyetlen fájl (</w:t>
-      </w:r>
-      <w:r>
-        <w:rPr>
-          <w:rFonts w:ascii="Arial" w:hAnsi="Arial" w:cs="Arial"/>
-          <w:i/>
-          <w:iCs/>
-        </w:rPr>
-        <w:t>travelapp-export-&lt;időbélyeg&gt;.json</w:t>
-      </w:r>
-      <w:r>
-        <w:rPr>
-          <w:rFonts w:ascii="Arial" w:hAnsi="Arial" w:cs="Arial"/>
-        </w:rPr>
-        <w:t>) tartalmazza a teljes adatbázis</w:t>
-      </w:r>
-      <w:r>
-        <w:rPr>
-          <w:rFonts w:ascii="Arial" w:hAnsi="Arial" w:cs="Arial"/>
-        </w:rPr>
-        <w:t xml:space="preserve"> tartalmát </w:t>
-      </w:r>
-      <w:r>
-        <w:rPr>
-          <w:rFonts w:ascii="Arial" w:hAnsi="Arial" w:cs="Arial"/>
-        </w:rPr>
-        <w:t>és a hozzá tartozó képi állományokat is, amely a böngésző oldalán egy automatikusan generált, letölthető fájlként jelenik meg a felhasználó számára.</w:t>
-      </w:r>
-    </w:p>
-    <w:p>
-      <w:pPr>
-        <w:spacing w:line="360" w:lineRule="auto"/>
-        <w:jc w:val="both"/>
-        <w:rPr>
-          <w:rFonts w:ascii="Arial" w:hAnsi="Arial" w:cs="Arial"/>
-        </w:rPr>
-      </w:pPr>
-      <w:r>
-        <w:rPr>
-          <w:rFonts w:ascii="Arial" w:hAnsi="Arial" w:cs="Arial"/>
-        </w:rPr>
-        <w:t>5.9.3. Adatimportálás</w:t>
-      </w:r>
-    </w:p>
-    <w:p>
-      <w:pPr>
-        <w:spacing w:line="360" w:lineRule="auto"/>
-        <w:jc w:val="both"/>
-        <w:rPr>
-          <w:rFonts w:ascii="Arial" w:hAnsi="Arial" w:cs="Arial"/>
-        </w:rPr>
-      </w:pPr>
+        <w:t>valamint, ha</w:t>
+      </w:r>
+      <w:r>
+        <w:rPr>
+          <w:rFonts w:ascii="Arial" w:hAnsi="Arial" w:cs="Arial"/>
+        </w:rPr>
+        <w:t xml:space="preserve"> a bejegyzéshez kép is tartozik, az szintén megjelenik, és új lapon, teljes méretben is megtekinthető. </w:t>
+      </w:r>
+      <w:r>
+        <w:rPr>
+          <w:rFonts w:ascii="Arial" w:hAnsi="Arial" w:cs="Arial"/>
+        </w:rPr>
+        <w:t>Az</w:t>
+      </w:r>
+      <w:r>
+        <w:rPr>
+          <w:rFonts w:ascii="Arial" w:hAnsi="Arial" w:cs="Arial"/>
+        </w:rPr>
+        <w:t xml:space="preserve"> adminisztrátor a bejegyzéseket kizárólag megtekint</w:t>
+      </w:r>
+      <w:r>
+        <w:rPr>
+          <w:rFonts w:ascii="Arial" w:hAnsi="Arial" w:cs="Arial"/>
+        </w:rPr>
+        <w:t>eni</w:t>
+      </w:r>
+      <w:r>
+        <w:rPr>
+          <w:rFonts w:ascii="Arial" w:hAnsi="Arial" w:cs="Arial"/>
+        </w:rPr>
+        <w:t>, illetve véglegesen töröl</w:t>
+      </w:r>
+      <w:r>
+        <w:rPr>
+          <w:rFonts w:ascii="Arial" w:hAnsi="Arial" w:cs="Arial"/>
+        </w:rPr>
+        <w:t>ni tudja</w:t>
+      </w:r>
+      <w:r>
+        <w:rPr>
+          <w:rFonts w:ascii="Arial" w:hAnsi="Arial" w:cs="Arial"/>
+        </w:rPr>
+        <w:t>.</w:t>
+      </w:r>
+    </w:p>
+    <w:p>
+      <w:pPr>
+        <w:spacing w:line="360" w:lineRule="auto"/>
+        <w:jc w:val="both"/>
+        <w:rPr>
+          <w:rFonts w:ascii="Arial" w:hAnsi="Arial" w:cs="Arial"/>
+        </w:rPr>
+      </w:pPr>
+      <w:r>
+        <w:rPr>
+          <w:rFonts w:ascii="Arial" w:hAnsi="Arial" w:cs="Arial"/>
+        </w:rPr>
+        <w:t xml:space="preserve">A törlés a megfelelő adatbázis-rekord eltávolítása mellett gondoskodik az esetlegesen csatolt kép fájlrendszerből </w:t>
+      </w:r>
+      <w:r>
+        <w:rPr>
+          <w:rFonts w:ascii="Arial" w:hAnsi="Arial" w:cs="Arial"/>
+        </w:rPr>
+        <w:t>való</w:t>
+      </w:r>
+      <w:r>
+        <w:rPr>
+          <w:rFonts w:ascii="Arial" w:hAnsi="Arial" w:cs="Arial"/>
+        </w:rPr>
+        <w:t xml:space="preserve"> törléséről is, biztonságos módon védekezve az </w:t>
+      </w:r>
       <w:r>
         <w:rPr>
           <w:rFonts w:ascii="Arial" w:hAnsi="Arial" w:cs="Arial"/>
         </w:rPr>
         <w:lastRenderedPageBreak/>
-        <w:t xml:space="preserve">Az importálás a rendszer legkockázatosabb, visszafordíthatatlan műveletét jelenti, ezért ehhez a felület több védelmi réteget is </w:t>
-      </w:r>
-      <w:r>
-        <w:rPr>
-          <w:rFonts w:ascii="Arial" w:hAnsi="Arial" w:cs="Arial"/>
-        </w:rPr>
-        <w:t>tartalmaz</w:t>
-      </w:r>
-      <w:r>
-        <w:rPr>
-          <w:rFonts w:ascii="Arial" w:hAnsi="Arial" w:cs="Arial"/>
-        </w:rPr>
-        <w:t xml:space="preserve">. A felhasználónak egyrészt ki kell választania a korábban exportált </w:t>
-      </w:r>
-      <w:r>
-        <w:rPr>
-          <w:rFonts w:ascii="Arial" w:hAnsi="Arial" w:cs="Arial"/>
-          <w:i/>
-          <w:iCs/>
-        </w:rPr>
-        <w:t>JSON</w:t>
-      </w:r>
-      <w:r>
-        <w:rPr>
-          <w:rFonts w:ascii="Arial" w:hAnsi="Arial" w:cs="Arial"/>
-        </w:rPr>
-        <w:t xml:space="preserve"> fájlt, másrészt egy megerősítő mezőben pontosan be kell gépelnie a DELETE EVERYTHING szöveget; az import gomb (az </w:t>
-      </w:r>
-      <w:r>
-        <w:rPr>
-          <w:rFonts w:ascii="Arial" w:hAnsi="Arial" w:cs="Arial"/>
-          <w:i/>
-          <w:iCs/>
-        </w:rPr>
-        <w:t>admin.js</w:t>
-      </w:r>
-      <w:r>
-        <w:rPr>
-          <w:rFonts w:ascii="Arial" w:hAnsi="Arial" w:cs="Arial"/>
-        </w:rPr>
-        <w:t xml:space="preserve"> fájlban megvalósított </w:t>
-      </w:r>
-      <w:r>
-        <w:rPr>
-          <w:rFonts w:ascii="Arial" w:hAnsi="Arial" w:cs="Arial"/>
-          <w:i/>
-          <w:iCs/>
-        </w:rPr>
-        <w:t>updateImportButtonState</w:t>
-      </w:r>
-      <w:r>
-        <w:rPr>
-          <w:rFonts w:ascii="Arial" w:hAnsi="Arial" w:cs="Arial"/>
-        </w:rPr>
-        <w:t xml:space="preserve"> függvény révén) mindaddig inaktív marad, amíg mindkét feltétel nem teljesül. A gomb megnyomására a rendszer egy további, </w:t>
-      </w:r>
-      <w:r>
-        <w:rPr>
-          <w:rFonts w:ascii="Arial" w:hAnsi="Arial" w:cs="Arial"/>
-          <w:i/>
-          <w:iCs/>
-        </w:rPr>
-        <w:t>JavaScript</w:t>
-      </w:r>
-      <w:r>
-        <w:rPr>
-          <w:rFonts w:ascii="Arial" w:hAnsi="Arial" w:cs="Arial"/>
-        </w:rPr>
-        <w:t xml:space="preserve"> alapú megerősítő párbeszédablakot is megjelenít, mielőtt a tényleges importálási kérést elküldené.</w:t>
-      </w:r>
-    </w:p>
-    <w:p>
-      <w:pPr>
-        <w:spacing w:line="360" w:lineRule="auto"/>
-        <w:jc w:val="both"/>
-        <w:rPr>
-          <w:rFonts w:ascii="Arial" w:hAnsi="Arial" w:cs="Arial"/>
-        </w:rPr>
-      </w:pPr>
-      <w:r>
-        <w:rPr>
-          <w:rFonts w:ascii="Arial" w:hAnsi="Arial" w:cs="Arial"/>
-        </w:rPr>
-        <w:t xml:space="preserve">A jóváhagyást követően a kliens beolvassa és </w:t>
-      </w:r>
-      <w:r>
-        <w:rPr>
-          <w:rFonts w:ascii="Arial" w:hAnsi="Arial" w:cs="Arial"/>
-          <w:i/>
-          <w:iCs/>
-        </w:rPr>
-        <w:t>JSON</w:t>
-      </w:r>
-      <w:r>
-        <w:rPr>
-          <w:rFonts w:ascii="Arial" w:hAnsi="Arial" w:cs="Arial"/>
-        </w:rPr>
-        <w:t xml:space="preserve"> formátumúra elemzi a kiválasztott fájlt, majd egy </w:t>
-      </w:r>
-      <w:r>
-        <w:rPr>
-          <w:rFonts w:ascii="Arial" w:hAnsi="Arial" w:cs="Arial"/>
-          <w:i/>
-          <w:iCs/>
-        </w:rPr>
-        <w:t>POST</w:t>
-      </w:r>
-      <w:r>
-        <w:rPr>
-          <w:rFonts w:ascii="Arial" w:hAnsi="Arial" w:cs="Arial"/>
-        </w:rPr>
-        <w:t xml:space="preserve"> kérésben továbbítja a </w:t>
-      </w:r>
-      <w:r>
-        <w:rPr>
-          <w:rFonts w:ascii="Arial" w:hAnsi="Arial" w:cs="Arial"/>
-          <w:i/>
-          <w:iCs/>
-        </w:rPr>
-        <w:t>/api/admin/import</w:t>
-      </w:r>
-      <w:r>
-        <w:rPr>
-          <w:rFonts w:ascii="Arial" w:hAnsi="Arial" w:cs="Arial"/>
-        </w:rPr>
-        <w:t xml:space="preserve"> végpontra. A szerver oldalon (</w:t>
-      </w:r>
-      <w:r>
-        <w:rPr>
-          <w:rFonts w:ascii="Arial" w:hAnsi="Arial" w:cs="Arial"/>
-          <w:i/>
-          <w:iCs/>
-        </w:rPr>
-        <w:t>admin.py</w:t>
-      </w:r>
-      <w:r>
-        <w:rPr>
-          <w:rFonts w:ascii="Arial" w:hAnsi="Arial" w:cs="Arial"/>
-        </w:rPr>
-        <w:t>) a végpont első lépésben minden érintett táblát kiürít (</w:t>
-      </w:r>
-      <w:r>
-        <w:rPr>
-          <w:rFonts w:ascii="Arial" w:hAnsi="Arial" w:cs="Arial"/>
-          <w:i/>
-          <w:iCs/>
-        </w:rPr>
-        <w:t xml:space="preserve">TRUNCATE </w:t>
-      </w:r>
-      <w:r>
-        <w:rPr>
-          <w:rFonts w:ascii="Arial" w:hAnsi="Arial" w:cs="Arial"/>
-        </w:rPr>
-        <w:t xml:space="preserve">... </w:t>
-      </w:r>
-      <w:r>
-        <w:rPr>
-          <w:rFonts w:ascii="Arial" w:hAnsi="Arial" w:cs="Arial"/>
-          <w:i/>
-          <w:iCs/>
-        </w:rPr>
-        <w:t>CASCADE</w:t>
-      </w:r>
-      <w:r>
-        <w:rPr>
-          <w:rFonts w:ascii="Arial" w:hAnsi="Arial" w:cs="Arial"/>
-        </w:rPr>
-        <w:t xml:space="preserve"> paranccsal), majd a beérkezett adatok alapján, táblánként újra feltölti azokat, ügyelve arra, hogy a dátum- és decimális típusú mezők a megfelelő </w:t>
-      </w:r>
-      <w:r>
-        <w:rPr>
-          <w:rFonts w:ascii="Arial" w:hAnsi="Arial" w:cs="Arial"/>
-          <w:i/>
-          <w:iCs/>
-        </w:rPr>
-        <w:t>Python</w:t>
-      </w:r>
-      <w:r>
-        <w:rPr>
-          <w:rFonts w:ascii="Arial" w:hAnsi="Arial" w:cs="Arial"/>
-        </w:rPr>
-        <w:t xml:space="preserve">-típusra legyenek visszaalakítva a </w:t>
-      </w:r>
-      <w:r>
-        <w:rPr>
-          <w:rFonts w:ascii="Arial" w:hAnsi="Arial" w:cs="Arial"/>
-          <w:i/>
-          <w:iCs/>
-        </w:rPr>
-        <w:t>_parse_value</w:t>
-      </w:r>
-      <w:r>
-        <w:rPr>
-          <w:rFonts w:ascii="Arial" w:hAnsi="Arial" w:cs="Arial"/>
-        </w:rPr>
-        <w:t xml:space="preserve"> segédfüggvény segítségével. A rekordok visszaírását követően a rendszer minden, egész szám típusú azonosítóval rendelkező tábla esetén helyreállítja az adatbázis automatikus sorszámgenerálását (szekvenciáját) a legnagyobb beimportált azonosító alapján, elkerülve ezáltal a jövőbeli új rekordok létrehozásakor fellépő azonosító-ütközéseket. Végül a rendszer az exportált </w:t>
-      </w:r>
-      <w:r>
-        <w:rPr>
-          <w:rFonts w:ascii="Arial" w:hAnsi="Arial" w:cs="Arial"/>
-          <w:i/>
-          <w:iCs/>
-        </w:rPr>
-        <w:t>Base64</w:t>
-      </w:r>
-      <w:r>
-        <w:rPr>
-          <w:rFonts w:ascii="Arial" w:hAnsi="Arial" w:cs="Arial"/>
-        </w:rPr>
-        <w:t>-kódolt képfájlokat visszaalakítja és elmenti a szerver megfelelő könyvtárába. A művelet hibája esetén a rendszer az összes elvégzett adatbázis-módosítást visszavonja (rollback), így egy sikertelen import nem hagyhatja az adatbázist részlegesen, inkonzisztens állapotban.</w:t>
-      </w:r>
-    </w:p>
-    <w:p>
-      <w:pPr>
-        <w:spacing w:line="360" w:lineRule="auto"/>
-        <w:jc w:val="both"/>
-        <w:rPr>
-          <w:rFonts w:ascii="Arial" w:hAnsi="Arial" w:cs="Arial"/>
-        </w:rPr>
-      </w:pPr>
-      <w:r>
-        <w:rPr>
-          <w:rFonts w:ascii="Arial" w:hAnsi="Arial" w:cs="Arial"/>
-        </w:rPr>
-        <w:t>A sikeres importálás után a felület táblánkénti bontásban visszajelzi a beimportált rekordok számát, ezzel is megerősítve a felhasználó számára a művelet eredményét.</w:t>
-      </w:r>
-    </w:p>
-    <w:p>
-      <w:pPr>
-        <w:spacing w:line="360" w:lineRule="auto"/>
-        <w:jc w:val="both"/>
-        <w:rPr>
-          <w:rFonts w:ascii="Arial" w:hAnsi="Arial" w:cs="Arial"/>
-        </w:rPr>
-      </w:pPr>
-      <w:r>
-        <w:rPr>
-          <w:rFonts w:ascii="Arial" w:hAnsi="Arial" w:cs="Arial"/>
-        </w:rPr>
-        <w:t>5.9.4. Visszajelzések kezelése</w:t>
-      </w:r>
-    </w:p>
-    <w:p>
-      <w:pPr>
-        <w:spacing w:line="360" w:lineRule="auto"/>
-        <w:jc w:val="both"/>
-        <w:rPr>
-          <w:rFonts w:ascii="Arial" w:hAnsi="Arial" w:cs="Arial"/>
-        </w:rPr>
-      </w:pPr>
-      <w:r>
-        <w:rPr>
-          <w:rFonts w:ascii="Arial" w:hAnsi="Arial" w:cs="Arial"/>
-        </w:rPr>
-        <w:t>Egy</w:t>
-      </w:r>
-      <w:r>
-        <w:rPr>
-          <w:rFonts w:ascii="Arial" w:hAnsi="Arial" w:cs="Arial"/>
-        </w:rPr>
-        <w:t xml:space="preserve"> külön oldalon (frontend/pages/admin/admin_feedback.html) </w:t>
-      </w:r>
-      <w:r>
-        <w:rPr>
-          <w:rFonts w:ascii="Arial" w:hAnsi="Arial" w:cs="Arial"/>
-        </w:rPr>
-        <w:t>áttekinthetők</w:t>
-      </w:r>
-      <w:r>
-        <w:rPr>
-          <w:rFonts w:ascii="Arial" w:hAnsi="Arial" w:cs="Arial"/>
-        </w:rPr>
-        <w:t xml:space="preserve"> a felhasználók által beküldött visszajelzések. A hitelesítés itt is ugyanazon a titkos admin kulcson keresztül történik, mint az adatbázis export/import funkció esetében. A sikeres belépést követően a felület automatikusan lekérdezi a beérkezett visszajelzéseket a backend megfelelő végpontjáról.</w:t>
-      </w:r>
-    </w:p>
-    <w:p>
-      <w:pPr>
-        <w:spacing w:line="360" w:lineRule="auto"/>
-        <w:jc w:val="both"/>
-        <w:rPr>
-          <w:rFonts w:ascii="Arial" w:hAnsi="Arial" w:cs="Arial"/>
-        </w:rPr>
-      </w:pPr>
-      <w:r>
-        <w:rPr>
-          <w:rFonts w:ascii="Arial" w:hAnsi="Arial" w:cs="Arial"/>
-        </w:rPr>
-        <w:t>A szerver oldalon a lekérdezésért felelős, admin</w:t>
-      </w:r>
-      <w:r>
-        <w:rPr>
-          <w:rFonts w:ascii="Arial" w:hAnsi="Arial" w:cs="Arial"/>
-        </w:rPr>
-        <w:t xml:space="preserve"> </w:t>
-      </w:r>
-      <w:r>
-        <w:rPr>
-          <w:rFonts w:ascii="Arial" w:hAnsi="Arial" w:cs="Arial"/>
-        </w:rPr>
-        <w:t>jogosultsághoz kötött végpont a visszajelzéseket a beküldés időpontja szerint csökkenő sorrendben</w:t>
-      </w:r>
-      <w:r>
-        <w:rPr>
-          <w:rFonts w:ascii="Arial" w:hAnsi="Arial" w:cs="Arial"/>
-        </w:rPr>
-        <w:t xml:space="preserve"> (</w:t>
-      </w:r>
-      <w:r>
-        <w:rPr>
-          <w:rFonts w:ascii="Arial" w:hAnsi="Arial" w:cs="Arial"/>
-        </w:rPr>
-        <w:t xml:space="preserve">legfeljebb 200 </w:t>
-      </w:r>
-      <w:r>
-        <w:rPr>
-          <w:rFonts w:ascii="Arial" w:hAnsi="Arial" w:cs="Arial"/>
-        </w:rPr>
-        <w:lastRenderedPageBreak/>
-        <w:t>elem</w:t>
-      </w:r>
-      <w:r>
-        <w:rPr>
-          <w:rFonts w:ascii="Arial" w:hAnsi="Arial" w:cs="Arial"/>
-        </w:rPr>
-        <w:t>)</w:t>
-      </w:r>
-      <w:r>
-        <w:rPr>
-          <w:rFonts w:ascii="Arial" w:hAnsi="Arial" w:cs="Arial"/>
-        </w:rPr>
-        <w:t xml:space="preserve"> adja vissza. Minden egyes bejegyzéshez a rendszer megkísérli lekérdezni a küldő felhasználó nevét és e-mail címét</w:t>
-      </w:r>
-      <w:r>
-        <w:rPr>
-          <w:rFonts w:ascii="Arial" w:hAnsi="Arial" w:cs="Arial"/>
-        </w:rPr>
-        <w:t>,</w:t>
-      </w:r>
-      <w:r>
-        <w:rPr>
-          <w:rFonts w:ascii="Arial" w:hAnsi="Arial" w:cs="Arial"/>
-        </w:rPr>
-        <w:t xml:space="preserve"> amennyiben a felhasználói fiók időközben törlésre került, a rendszer egy, az azonosítót tartalmazó helyettesítő megjelenítést használ.</w:t>
-      </w:r>
-    </w:p>
-    <w:p>
-      <w:pPr>
-        <w:spacing w:line="360" w:lineRule="auto"/>
-        <w:jc w:val="both"/>
-        <w:rPr>
-          <w:rFonts w:ascii="Arial" w:hAnsi="Arial" w:cs="Arial"/>
-        </w:rPr>
-      </w:pPr>
-      <w:r>
-        <w:rPr>
-          <w:rFonts w:ascii="Arial" w:hAnsi="Arial" w:cs="Arial"/>
-        </w:rPr>
-        <w:t>A felületen minden visszajelzés önálló kártyaként jelenik meg, amely tartalmazza a küldő nevét, e-mail címét, a beküldés dátumát és az üzenet szövegét</w:t>
-      </w:r>
-      <w:r>
-        <w:rPr>
-          <w:rFonts w:ascii="Arial" w:hAnsi="Arial" w:cs="Arial"/>
-        </w:rPr>
-        <w:t>,</w:t>
-      </w:r>
-      <w:r>
-        <w:rPr>
-          <w:rFonts w:ascii="Arial" w:hAnsi="Arial" w:cs="Arial"/>
-        </w:rPr>
-        <w:t xml:space="preserve"> </w:t>
-      </w:r>
-      <w:r>
-        <w:rPr>
-          <w:rFonts w:ascii="Arial" w:hAnsi="Arial" w:cs="Arial"/>
-        </w:rPr>
-        <w:t>valamint, ha</w:t>
-      </w:r>
-      <w:r>
-        <w:rPr>
-          <w:rFonts w:ascii="Arial" w:hAnsi="Arial" w:cs="Arial"/>
-        </w:rPr>
-        <w:t xml:space="preserve"> a bejegyzéshez kép is tartozik, az szintén megjelenik, és új lapon, teljes méretben is megtekinthető. </w:t>
-      </w:r>
-      <w:r>
-        <w:rPr>
-          <w:rFonts w:ascii="Arial" w:hAnsi="Arial" w:cs="Arial"/>
-        </w:rPr>
-        <w:t>Az</w:t>
-      </w:r>
-      <w:r>
-        <w:rPr>
-          <w:rFonts w:ascii="Arial" w:hAnsi="Arial" w:cs="Arial"/>
-        </w:rPr>
-        <w:t xml:space="preserve"> adminisztrátor a bejegyzéseket kizárólag megtekint</w:t>
-      </w:r>
-      <w:r>
-        <w:rPr>
-          <w:rFonts w:ascii="Arial" w:hAnsi="Arial" w:cs="Arial"/>
-        </w:rPr>
-        <w:t>eni</w:t>
-      </w:r>
-      <w:r>
-        <w:rPr>
-          <w:rFonts w:ascii="Arial" w:hAnsi="Arial" w:cs="Arial"/>
-        </w:rPr>
-        <w:t>, illetve véglegesen töröl</w:t>
-      </w:r>
-      <w:r>
-        <w:rPr>
-          <w:rFonts w:ascii="Arial" w:hAnsi="Arial" w:cs="Arial"/>
-        </w:rPr>
-        <w:t>ni tudja</w:t>
-      </w:r>
-      <w:r>
-        <w:rPr>
-          <w:rFonts w:ascii="Arial" w:hAnsi="Arial" w:cs="Arial"/>
-        </w:rPr>
-        <w:t>.</w:t>
-      </w:r>
-    </w:p>
-    <w:p>
-      <w:pPr>
-        <w:spacing w:line="360" w:lineRule="auto"/>
-        <w:jc w:val="both"/>
-        <w:rPr>
-          <w:rFonts w:ascii="Arial" w:hAnsi="Arial" w:cs="Arial"/>
-        </w:rPr>
-      </w:pPr>
-      <w:r>
-        <w:rPr>
-          <w:rFonts w:ascii="Arial" w:hAnsi="Arial" w:cs="Arial"/>
-        </w:rPr>
-        <w:t xml:space="preserve">A törlés a megfelelő adatbázis-rekord eltávolítása mellett gondoskodik az esetlegesen csatolt kép fájlrendszerből </w:t>
-      </w:r>
-      <w:r>
-        <w:rPr>
-          <w:rFonts w:ascii="Arial" w:hAnsi="Arial" w:cs="Arial"/>
-        </w:rPr>
-        <w:t>való</w:t>
-      </w:r>
-      <w:r>
-        <w:rPr>
-          <w:rFonts w:ascii="Arial" w:hAnsi="Arial" w:cs="Arial"/>
-        </w:rPr>
-        <w:t xml:space="preserve"> törléséről is, biztonságos módon védekezve az illetéktelen elérési útvonal-manipuláció ellen. Amennyiben a törölni kívánt azonosító nem létezik, a rendszer 404-es státuszkóddal jelzi ezt.</w:t>
+        <w:t>illetéktelen elérési útvonal-manipuláció ellen. Amennyiben a törölni kívánt azonosító nem létezik, a rendszer 404-es státuszkóddal jelzi ezt.</w:t>
       </w:r>
     </w:p>
     <w:p>
@@ -13811,29 +13866,210 @@
         <w:rPr>
           <w:rFonts w:ascii="Arial" w:hAnsi="Arial" w:cs="Arial"/>
         </w:rPr>
-        <w:t xml:space="preserve"> függvényt </w:t>
+        <w:t xml:space="preserve"> függvényt használja az összegyűjtött járatadatok adatbázisba mentésére. Ez a megoldás biztosítja, hogy a különböző forrásokból, eltérő formátumban érkező nyers adatok egységesen, azonos validációs és mentési logika szerint kerüljenek feldolgozásra, függetlenül attól, hogy melyik légitársaságtól származnak.</w:t>
+      </w:r>
+    </w:p>
+    <w:p>
+      <w:pPr>
+        <w:spacing w:line="360" w:lineRule="auto"/>
+        <w:jc w:val="both"/>
+        <w:rPr>
+          <w:rFonts w:ascii="Arial" w:hAnsi="Arial" w:cs="Arial"/>
+        </w:rPr>
+      </w:pPr>
+      <w:r>
+        <w:rPr>
+          <w:rFonts w:ascii="Arial" w:hAnsi="Arial" w:cs="Arial"/>
+        </w:rPr>
+        <w:t xml:space="preserve">A </w:t>
+      </w:r>
+      <w:r>
+        <w:rPr>
+          <w:rFonts w:ascii="Arial" w:hAnsi="Arial" w:cs="Arial"/>
+          <w:i/>
+          <w:iCs/>
+        </w:rPr>
+        <w:t>save_routes</w:t>
+      </w:r>
+      <w:r>
+        <w:rPr>
+          <w:rFonts w:ascii="Arial" w:hAnsi="Arial" w:cs="Arial"/>
+        </w:rPr>
+        <w:t xml:space="preserve"> függvény elsőként normalizálja a bemeneti adatokat: a repülőtér-azonosítókat</w:t>
+      </w:r>
+      <w:r>
+        <w:rPr>
+          <w:rFonts w:ascii="Arial" w:hAnsi="Arial" w:cs="Arial"/>
+        </w:rPr>
+        <w:t xml:space="preserve"> </w:t>
+      </w:r>
+      <w:r>
+        <w:rPr>
+          <w:rFonts w:ascii="Arial" w:hAnsi="Arial" w:cs="Arial"/>
+        </w:rPr>
+        <w:t>nagybetűssé alakítja, kiszűri azokat a bejegyzéseket, amelyeknél hiányzik az indulási vagy érkezési repülőtér, amelyeknél az indulási és érkezési pont megegyezik, vagy amelyek duplikáltak, és minderről egy stats szótárban statisztikát is vezet (lekérdezett, beszúrt, frissített és kihagyott útvonalak száma).</w:t>
+      </w:r>
+    </w:p>
+    <w:p>
+      <w:pPr>
+        <w:spacing w:line="360" w:lineRule="auto"/>
+        <w:jc w:val="both"/>
+        <w:rPr>
+          <w:rFonts w:ascii="Arial" w:hAnsi="Arial" w:cs="Arial"/>
+        </w:rPr>
+      </w:pPr>
+      <w:r>
+        <w:rPr>
+          <w:rFonts w:ascii="Arial" w:hAnsi="Arial" w:cs="Arial"/>
+        </w:rPr>
+        <w:t xml:space="preserve">Az adatbázisba mentés előtt a függvény biztosítja a hivatkozási integritást: minden előforduló légitársaságot és repülőteret ellenőriz, és amennyiben még nem </w:t>
       </w:r>
       <w:r>
         <w:rPr>
           <w:rFonts w:ascii="Arial" w:hAnsi="Arial" w:cs="Arial"/>
         </w:rPr>
         <w:lastRenderedPageBreak/>
-        <w:t>használja az összegyűjtött járatadatok adatbázisba mentésére. Ez a megoldás biztosítja, hogy a különböző forrásokból, eltérő formátumban érkező nyers adatok egységesen, azonos validációs és mentési logika szerint kerüljenek feldolgozásra, függetlenül attól, hogy melyik légitársaságtól származnak.</w:t>
-      </w:r>
-    </w:p>
-    <w:p>
-      <w:pPr>
-        <w:spacing w:line="360" w:lineRule="auto"/>
-        <w:jc w:val="both"/>
-        <w:rPr>
-          <w:rFonts w:ascii="Arial" w:hAnsi="Arial" w:cs="Arial"/>
-        </w:rPr>
-      </w:pPr>
-      <w:r>
-        <w:rPr>
-          <w:rFonts w:ascii="Arial" w:hAnsi="Arial" w:cs="Arial"/>
-        </w:rPr>
-        <w:t xml:space="preserve">A </w:t>
+        <w:t>szerepelnek az adatbázisban, a</w:t>
+      </w:r>
+      <w:r>
+        <w:rPr>
+          <w:rFonts w:ascii="Arial" w:hAnsi="Arial" w:cs="Arial"/>
+        </w:rPr>
+        <w:t>z</w:t>
+      </w:r>
+      <w:r>
+        <w:rPr>
+          <w:rFonts w:ascii="Arial" w:hAnsi="Arial" w:cs="Arial"/>
+        </w:rPr>
+        <w:t xml:space="preserve"> </w:t>
+      </w:r>
+      <w:r>
+        <w:rPr>
+          <w:rFonts w:ascii="Arial" w:hAnsi="Arial" w:cs="Arial"/>
+          <w:i/>
+          <w:iCs/>
+        </w:rPr>
+        <w:t>_ensure_airline</w:t>
+      </w:r>
+      <w:r>
+        <w:rPr>
+          <w:rFonts w:ascii="Arial" w:hAnsi="Arial" w:cs="Arial"/>
+        </w:rPr>
+        <w:t xml:space="preserve"> segédfüggvénnyel, illetve közvetlen </w:t>
+      </w:r>
+      <w:r>
+        <w:rPr>
+          <w:rFonts w:ascii="Arial" w:hAnsi="Arial" w:cs="Arial"/>
+          <w:i/>
+          <w:iCs/>
+        </w:rPr>
+        <w:t>Airport</w:t>
+      </w:r>
+      <w:r>
+        <w:rPr>
+          <w:rFonts w:ascii="Arial" w:hAnsi="Arial" w:cs="Arial"/>
+        </w:rPr>
+        <w:t xml:space="preserve"> rekord létrehozásával automatikusan felveszi őket. Ezt követően minden egyes útvonalhoz megvizsgálja, hogy az adott légitársaság–indulás–érkezés hármas már létezik-e az adatbázisban: amennyiben igen, a meglévő rekordot frissíti (pl. szezonalitás, érvényességi időszak), egyébként pedig új </w:t>
+      </w:r>
+      <w:r>
+        <w:rPr>
+          <w:rFonts w:ascii="Arial" w:hAnsi="Arial" w:cs="Arial"/>
+          <w:i/>
+          <w:iCs/>
+        </w:rPr>
+        <w:t>DirectRoute</w:t>
+      </w:r>
+      <w:r>
+        <w:rPr>
+          <w:rFonts w:ascii="Arial" w:hAnsi="Arial" w:cs="Arial"/>
+        </w:rPr>
+        <w:t xml:space="preserve"> rekordot hoz létre. A művelet tranzakcionálisan valósul meg: hiba esetén a rendszer az összes módosítást visszavonja (rollback), ezáltal megelőzve az adatbázis részleges, inkonzisztens állapotát.</w:t>
+      </w:r>
+    </w:p>
+    <w:p>
+      <w:pPr>
+        <w:spacing w:line="360" w:lineRule="auto"/>
+        <w:jc w:val="both"/>
+        <w:rPr>
+          <w:rFonts w:ascii="Arial" w:hAnsi="Arial" w:cs="Arial"/>
+        </w:rPr>
+      </w:pPr>
+      <w:r>
+        <w:rPr>
+          <w:rFonts w:ascii="Arial" w:hAnsi="Arial" w:cs="Arial"/>
+        </w:rPr>
+        <w:t>5.10.2. Légitársaságonkénti adatgyűjtés</w:t>
+      </w:r>
+    </w:p>
+    <w:p>
+      <w:pPr>
+        <w:spacing w:line="360" w:lineRule="auto"/>
+        <w:jc w:val="both"/>
+        <w:rPr>
+          <w:rFonts w:ascii="Arial" w:hAnsi="Arial" w:cs="Arial"/>
+        </w:rPr>
+      </w:pPr>
+      <w:r>
+        <w:rPr>
+          <w:rFonts w:ascii="Arial" w:hAnsi="Arial" w:cs="Arial"/>
+        </w:rPr>
+        <w:t>Az egyes légitársaságokhoz tartozó adatgyűjtő modulok (</w:t>
+      </w:r>
+      <w:r>
+        <w:rPr>
+          <w:rFonts w:ascii="Arial" w:hAnsi="Arial" w:cs="Arial"/>
+          <w:i/>
+          <w:iCs/>
+        </w:rPr>
+        <w:t>scrapers/klm.py</w:t>
+      </w:r>
+      <w:r>
+        <w:rPr>
+          <w:rFonts w:ascii="Arial" w:hAnsi="Arial" w:cs="Arial"/>
+        </w:rPr>
+        <w:t xml:space="preserve">, </w:t>
+      </w:r>
+      <w:r>
+        <w:rPr>
+          <w:rFonts w:ascii="Arial" w:hAnsi="Arial" w:cs="Arial"/>
+          <w:i/>
+          <w:iCs/>
+        </w:rPr>
+        <w:t>scrapers/lufthansa.py</w:t>
+      </w:r>
+      <w:r>
+        <w:rPr>
+          <w:rFonts w:ascii="Arial" w:hAnsi="Arial" w:cs="Arial"/>
+        </w:rPr>
+        <w:t xml:space="preserve">, </w:t>
+      </w:r>
+      <w:r>
+        <w:rPr>
+          <w:rFonts w:ascii="Arial" w:hAnsi="Arial" w:cs="Arial"/>
+          <w:i/>
+          <w:iCs/>
+        </w:rPr>
+        <w:t>scrapers/ryanair.py</w:t>
+      </w:r>
+      <w:r>
+        <w:rPr>
+          <w:rFonts w:ascii="Arial" w:hAnsi="Arial" w:cs="Arial"/>
+        </w:rPr>
+        <w:t xml:space="preserve">, </w:t>
+      </w:r>
+      <w:r>
+        <w:rPr>
+          <w:rFonts w:ascii="Arial" w:hAnsi="Arial" w:cs="Arial"/>
+          <w:i/>
+          <w:iCs/>
+        </w:rPr>
+        <w:t>scrapers/wizzair.py</w:t>
+      </w:r>
+      <w:r>
+        <w:rPr>
+          <w:rFonts w:ascii="Arial" w:hAnsi="Arial" w:cs="Arial"/>
+        </w:rPr>
+        <w:t xml:space="preserve">) mindegyike a saját forrásának sajátosságaihoz igazodva szerzi be a járatadatokat, azonban a </w:t>
       </w:r>
       <w:r>
         <w:rPr>
@@ -13847,174 +14083,187 @@
         <w:rPr>
           <w:rFonts w:ascii="Arial" w:hAnsi="Arial" w:cs="Arial"/>
         </w:rPr>
-        <w:t xml:space="preserve"> függvény elsőként normalizálja a bemeneti adatokat: a repülőtér-azonosítókat</w:t>
-      </w:r>
-      <w:r>
-        <w:rPr>
-          <w:rFonts w:ascii="Arial" w:hAnsi="Arial" w:cs="Arial"/>
-        </w:rPr>
-        <w:t xml:space="preserve"> </w:t>
-      </w:r>
-      <w:r>
-        <w:rPr>
-          <w:rFonts w:ascii="Arial" w:hAnsi="Arial" w:cs="Arial"/>
-        </w:rPr>
-        <w:t>nagybetűssé alakítja, kiszűri azokat a bejegyzéseket, amelyeknél hiányzik az indulási vagy érkezési repülőtér, amelyeknél az indulási és érkezési pont megegyezik, vagy amelyek duplikáltak, és minderről egy stats szótárban statisztikát is vezet (lekérdezett, beszúrt, frissített és kihagyott útvonalak száma).</w:t>
-      </w:r>
-    </w:p>
-    <w:p>
-      <w:pPr>
-        <w:spacing w:line="360" w:lineRule="auto"/>
-        <w:jc w:val="both"/>
-        <w:rPr>
-          <w:rFonts w:ascii="Arial" w:hAnsi="Arial" w:cs="Arial"/>
-        </w:rPr>
-      </w:pPr>
-      <w:r>
-        <w:rPr>
-          <w:rFonts w:ascii="Arial" w:hAnsi="Arial" w:cs="Arial"/>
-        </w:rPr>
-        <w:t>Az adatbázisba mentés előtt a függvény biztosítja a hivatkozási integritást: minden előforduló légitársaságot és repülőteret ellenőriz, és amennyiben még nem szerepelnek az adatbázisban, a</w:t>
-      </w:r>
-      <w:r>
-        <w:rPr>
-          <w:rFonts w:ascii="Arial" w:hAnsi="Arial" w:cs="Arial"/>
-        </w:rPr>
-        <w:t>z</w:t>
-      </w:r>
-      <w:r>
-        <w:rPr>
-          <w:rFonts w:ascii="Arial" w:hAnsi="Arial" w:cs="Arial"/>
-        </w:rPr>
-        <w:t xml:space="preserve"> </w:t>
-      </w:r>
-      <w:r>
-        <w:rPr>
-          <w:rFonts w:ascii="Arial" w:hAnsi="Arial" w:cs="Arial"/>
-          <w:i/>
-          <w:iCs/>
-        </w:rPr>
-        <w:t>_ensure_airline</w:t>
-      </w:r>
-      <w:r>
-        <w:rPr>
-          <w:rFonts w:ascii="Arial" w:hAnsi="Arial" w:cs="Arial"/>
-        </w:rPr>
-        <w:t xml:space="preserve"> segédfüggvénnyel, illetve közvetlen </w:t>
-      </w:r>
-      <w:r>
-        <w:rPr>
-          <w:rFonts w:ascii="Arial" w:hAnsi="Arial" w:cs="Arial"/>
-          <w:i/>
-          <w:iCs/>
-        </w:rPr>
-        <w:t>Airport</w:t>
-      </w:r>
-      <w:r>
-        <w:rPr>
-          <w:rFonts w:ascii="Arial" w:hAnsi="Arial" w:cs="Arial"/>
-        </w:rPr>
-        <w:t xml:space="preserve"> rekord létrehozásával automatikusan felveszi őket. Ezt követően minden egyes útvonalhoz megvizsgálja, hogy az adott légitársaság–indulás–érkezés hármas már létezik-e az adatbázisban: amennyiben igen, a meglévő rekordot frissíti (pl. szezonalitás, érvényességi időszak), egyébként pedig új </w:t>
-      </w:r>
-      <w:r>
-        <w:rPr>
-          <w:rFonts w:ascii="Arial" w:hAnsi="Arial" w:cs="Arial"/>
-          <w:i/>
-          <w:iCs/>
-        </w:rPr>
-        <w:t>DirectRoute</w:t>
-      </w:r>
-      <w:r>
-        <w:rPr>
-          <w:rFonts w:ascii="Arial" w:hAnsi="Arial" w:cs="Arial"/>
-        </w:rPr>
-        <w:t xml:space="preserve"> rekordot hoz létre. A művelet tranzakcionálisan valósul meg: hiba esetén a rendszer az összes módosítást visszavonja (rollback), ezáltal megelőzve az adatbázis részleges, inkonzisztens állapotát.</w:t>
-      </w:r>
-    </w:p>
-    <w:p>
-      <w:pPr>
-        <w:spacing w:line="360" w:lineRule="auto"/>
-        <w:jc w:val="both"/>
-        <w:rPr>
-          <w:rFonts w:ascii="Arial" w:hAnsi="Arial" w:cs="Arial"/>
-        </w:rPr>
-      </w:pPr>
-      <w:r>
-        <w:rPr>
-          <w:rFonts w:ascii="Arial" w:hAnsi="Arial" w:cs="Arial"/>
-        </w:rPr>
-        <w:t>5.10.2. Légitársaságonkénti adatgyűjtés</w:t>
-      </w:r>
-    </w:p>
-    <w:p>
-      <w:pPr>
-        <w:spacing w:line="360" w:lineRule="auto"/>
-        <w:jc w:val="both"/>
-        <w:rPr>
-          <w:rFonts w:ascii="Arial" w:hAnsi="Arial" w:cs="Arial"/>
-        </w:rPr>
-      </w:pPr>
-      <w:r>
-        <w:rPr>
-          <w:rFonts w:ascii="Arial" w:hAnsi="Arial" w:cs="Arial"/>
-        </w:rPr>
-        <w:t>Az egyes légitársaságokhoz tartozó adatgyűjtő modulok (</w:t>
-      </w:r>
-      <w:r>
-        <w:rPr>
-          <w:rFonts w:ascii="Arial" w:hAnsi="Arial" w:cs="Arial"/>
-          <w:i/>
-          <w:iCs/>
-        </w:rPr>
-        <w:t>scrapers/klm.py</w:t>
-      </w:r>
-      <w:r>
-        <w:rPr>
-          <w:rFonts w:ascii="Arial" w:hAnsi="Arial" w:cs="Arial"/>
-        </w:rPr>
-        <w:t xml:space="preserve">, </w:t>
-      </w:r>
-      <w:r>
-        <w:rPr>
-          <w:rFonts w:ascii="Arial" w:hAnsi="Arial" w:cs="Arial"/>
-          <w:i/>
-          <w:iCs/>
-        </w:rPr>
-        <w:t>scrapers/lufthansa.py</w:t>
-      </w:r>
-      <w:r>
-        <w:rPr>
-          <w:rFonts w:ascii="Arial" w:hAnsi="Arial" w:cs="Arial"/>
-        </w:rPr>
-        <w:t xml:space="preserve">, </w:t>
-      </w:r>
-      <w:r>
-        <w:rPr>
-          <w:rFonts w:ascii="Arial" w:hAnsi="Arial" w:cs="Arial"/>
-          <w:i/>
-          <w:iCs/>
-        </w:rPr>
-        <w:t>scrapers/ryanair.py</w:t>
-      </w:r>
-      <w:r>
-        <w:rPr>
-          <w:rFonts w:ascii="Arial" w:hAnsi="Arial" w:cs="Arial"/>
-        </w:rPr>
-        <w:t xml:space="preserve">, </w:t>
-      </w:r>
-      <w:r>
-        <w:rPr>
-          <w:rFonts w:ascii="Arial" w:hAnsi="Arial" w:cs="Arial"/>
-          <w:i/>
-          <w:iCs/>
-        </w:rPr>
-        <w:t>scrapers/wizzair.py</w:t>
-      </w:r>
-      <w:r>
-        <w:rPr>
-          <w:rFonts w:ascii="Arial" w:hAnsi="Arial" w:cs="Arial"/>
-        </w:rPr>
-        <w:t xml:space="preserve">) mindegyike a saját forrásának sajátosságaihoz igazodva szerzi be a járatadatokat, azonban a </w:t>
+        <w:t xml:space="preserve"> függvénynek átadott végeredmény formátuma minden esetben egységes.</w:t>
+      </w:r>
+    </w:p>
+    <w:p>
+      <w:pPr>
+        <w:spacing w:line="360" w:lineRule="auto"/>
+        <w:jc w:val="both"/>
+        <w:rPr>
+          <w:rFonts w:ascii="Arial" w:hAnsi="Arial" w:cs="Arial"/>
+        </w:rPr>
+      </w:pPr>
+      <w:r>
+        <w:rPr>
+          <w:rFonts w:ascii="Arial" w:hAnsi="Arial" w:cs="Arial"/>
+        </w:rPr>
+        <w:t>KLM és Lufthansa</w:t>
+      </w:r>
+      <w:r>
+        <w:rPr>
+          <w:rFonts w:ascii="Arial" w:hAnsi="Arial" w:cs="Arial"/>
+        </w:rPr>
+        <w:t>:</w:t>
+      </w:r>
+      <w:r>
+        <w:rPr>
+          <w:rFonts w:ascii="Arial" w:hAnsi="Arial" w:cs="Arial"/>
+        </w:rPr>
+        <w:t xml:space="preserve"> Mivel ez a két légitársaság nem biztosít nyilvánosan dokumentált, közvetlenül lekérdezhető API-t az útvonalaihoz, a </w:t>
+      </w:r>
+      <w:r>
+        <w:rPr>
+          <w:rFonts w:ascii="Arial" w:hAnsi="Arial" w:cs="Arial"/>
+          <w:i/>
+          <w:iCs/>
+        </w:rPr>
+        <w:t>klm.py</w:t>
+      </w:r>
+      <w:r>
+        <w:rPr>
+          <w:rFonts w:ascii="Arial" w:hAnsi="Arial" w:cs="Arial"/>
+        </w:rPr>
+        <w:t xml:space="preserve"> és a </w:t>
+      </w:r>
+      <w:r>
+        <w:rPr>
+          <w:rFonts w:ascii="Arial" w:hAnsi="Arial" w:cs="Arial"/>
+          <w:i/>
+          <w:iCs/>
+        </w:rPr>
+        <w:t>lufthansa.py</w:t>
+      </w:r>
+      <w:r>
+        <w:rPr>
+          <w:rFonts w:ascii="Arial" w:hAnsi="Arial" w:cs="Arial"/>
+        </w:rPr>
+        <w:t xml:space="preserve"> modulok elsődlegesen a légitársaságok nyilvános honlapjának HTML-tartalmából, reguláris kifejezés (</w:t>
+      </w:r>
+      <w:r>
+        <w:rPr>
+          <w:rFonts w:ascii="Arial" w:hAnsi="Arial" w:cs="Arial"/>
+          <w:i/>
+          <w:iCs/>
+        </w:rPr>
+        <w:t>re.findall</w:t>
+      </w:r>
+      <w:r>
+        <w:rPr>
+          <w:rFonts w:ascii="Arial" w:hAnsi="Arial" w:cs="Arial"/>
+        </w:rPr>
+        <w:t xml:space="preserve">) segítségével nyerik ki az "origin":"...","destination":"..." mintázatú útvonaladatokat. Amennyiben a weboldal elérése sikertelen, vagy a mintaillesztés nem talál egyetlen útvonalat sem, mindkét modul automatikusan egy tartalék adatforrásra vált: a nyílt forráskódú </w:t>
+      </w:r>
+      <w:r>
+        <w:rPr>
+          <w:rFonts w:ascii="Arial" w:hAnsi="Arial" w:cs="Arial"/>
+          <w:i/>
+          <w:iCs/>
+        </w:rPr>
+        <w:t>OpenFlights</w:t>
+      </w:r>
+      <w:r>
+        <w:rPr>
+          <w:rFonts w:ascii="Arial" w:hAnsi="Arial" w:cs="Arial"/>
+        </w:rPr>
+        <w:t xml:space="preserve"> projekt publikusan elérhető, CSV formátumú útvonal-adatbázisára (</w:t>
+      </w:r>
+      <w:r>
+        <w:rPr>
+          <w:rFonts w:ascii="Arial" w:hAnsi="Arial" w:cs="Arial"/>
+          <w:i/>
+          <w:iCs/>
+        </w:rPr>
+        <w:t>routes.dat</w:t>
+      </w:r>
+      <w:r>
+        <w:rPr>
+          <w:rFonts w:ascii="Arial" w:hAnsi="Arial" w:cs="Arial"/>
+        </w:rPr>
+        <w:t>), amelyből az adott légitársaság kódjához tartozó, közvetlen (átszállás nélküli) járatokat szűri ki. Ez a kétlépcsős, hibatűrő megközelítés biztosítja, hogy egy esetleges weboldal-szerkezeti változás vagy átmeneti elérhetetlenség ne akadályozza meg az adatgyűjtést.</w:t>
+      </w:r>
+    </w:p>
+    <w:p>
+      <w:pPr>
+        <w:spacing w:line="360" w:lineRule="auto"/>
+        <w:jc w:val="both"/>
+        <w:rPr>
+          <w:rFonts w:ascii="Arial" w:hAnsi="Arial" w:cs="Arial"/>
+        </w:rPr>
+      </w:pPr>
+      <w:r>
+        <w:rPr>
+          <w:rFonts w:ascii="Arial" w:hAnsi="Arial" w:cs="Arial"/>
+        </w:rPr>
+        <w:t>Ryanair</w:t>
+      </w:r>
+      <w:r>
+        <w:rPr>
+          <w:rFonts w:ascii="Arial" w:hAnsi="Arial" w:cs="Arial"/>
+        </w:rPr>
+        <w:t>:</w:t>
+      </w:r>
+      <w:r>
+        <w:rPr>
+          <w:rFonts w:ascii="Arial" w:hAnsi="Arial" w:cs="Arial"/>
+        </w:rPr>
+        <w:t xml:space="preserve"> A </w:t>
+      </w:r>
+      <w:r>
+        <w:rPr>
+          <w:rFonts w:ascii="Arial" w:hAnsi="Arial" w:cs="Arial"/>
+          <w:i/>
+          <w:iCs/>
+        </w:rPr>
+        <w:t>ryanair.py</w:t>
+      </w:r>
+      <w:r>
+        <w:rPr>
+          <w:rFonts w:ascii="Arial" w:hAnsi="Arial" w:cs="Arial"/>
+        </w:rPr>
+        <w:t xml:space="preserve"> modul a légitársaság nyilvánosan elérhető, nem hivatalosan dokumentált </w:t>
+      </w:r>
+      <w:r>
+        <w:rPr>
+          <w:rFonts w:ascii="Arial" w:hAnsi="Arial" w:cs="Arial"/>
+          <w:i/>
+          <w:iCs/>
+        </w:rPr>
+        <w:t>JSON API</w:t>
+      </w:r>
+      <w:r>
+        <w:rPr>
+          <w:rFonts w:ascii="Arial" w:hAnsi="Arial" w:cs="Arial"/>
+        </w:rPr>
+        <w:t xml:space="preserve">-ját (/api/views/locate/3/routes) hívja meg, amely közvetlenül strukturált formában adja vissza az összes üzemeltetett útvonalat, a szezonalitásra vonatkozó jelzéssel együtt. Az </w:t>
+      </w:r>
+      <w:r>
+        <w:rPr>
+          <w:rFonts w:ascii="Arial" w:hAnsi="Arial" w:cs="Arial"/>
+          <w:i/>
+          <w:iCs/>
+        </w:rPr>
+        <w:t>normalize_ryanair_route</w:t>
+      </w:r>
+      <w:r>
+        <w:rPr>
+          <w:rFonts w:ascii="Arial" w:hAnsi="Arial" w:cs="Arial"/>
+        </w:rPr>
+        <w:t xml:space="preserve"> segédfüggvény alakítja át az </w:t>
+      </w:r>
+      <w:r>
+        <w:rPr>
+          <w:rFonts w:ascii="Arial" w:hAnsi="Arial" w:cs="Arial"/>
+          <w:i/>
+          <w:iCs/>
+        </w:rPr>
+        <w:t xml:space="preserve">API </w:t>
+      </w:r>
+      <w:r>
+        <w:rPr>
+          <w:rFonts w:ascii="Arial" w:hAnsi="Arial" w:cs="Arial"/>
+        </w:rPr>
+        <w:t xml:space="preserve">válaszát a </w:t>
       </w:r>
       <w:r>
         <w:rPr>
@@ -14028,22 +14277,22 @@
         <w:rPr>
           <w:rFonts w:ascii="Arial" w:hAnsi="Arial" w:cs="Arial"/>
         </w:rPr>
-        <w:t xml:space="preserve"> függvénynek átadott végeredmény formátuma minden esetben egységes.</w:t>
-      </w:r>
-    </w:p>
-    <w:p>
-      <w:pPr>
-        <w:spacing w:line="360" w:lineRule="auto"/>
-        <w:jc w:val="both"/>
-        <w:rPr>
-          <w:rFonts w:ascii="Arial" w:hAnsi="Arial" w:cs="Arial"/>
-        </w:rPr>
-      </w:pPr>
-      <w:r>
-        <w:rPr>
-          <w:rFonts w:ascii="Arial" w:hAnsi="Arial" w:cs="Arial"/>
-        </w:rPr>
-        <w:t>KLM és Lufthansa</w:t>
+        <w:t xml:space="preserve"> függvény által elvárt, egységes formátumra.</w:t>
+      </w:r>
+    </w:p>
+    <w:p>
+      <w:pPr>
+        <w:spacing w:line="360" w:lineRule="auto"/>
+        <w:jc w:val="both"/>
+        <w:rPr>
+          <w:rFonts w:ascii="Arial" w:hAnsi="Arial" w:cs="Arial"/>
+        </w:rPr>
+      </w:pPr>
+      <w:r>
+        <w:rPr>
+          <w:rFonts w:ascii="Arial" w:hAnsi="Arial" w:cs="Arial"/>
+        </w:rPr>
+        <w:t>Wizz Air</w:t>
       </w:r>
       <w:r>
         <w:rPr>
@@ -14055,236 +14304,42 @@
         <w:rPr>
           <w:rFonts w:ascii="Arial" w:hAnsi="Arial" w:cs="Arial"/>
         </w:rPr>
-        <w:t xml:space="preserve"> Mivel ez a két légitársaság nem biztosít nyilvánosan dokumentált, közvetlenül lekérdezhető API-t az útvonalaihoz, a </w:t>
-      </w:r>
-      <w:r>
-        <w:rPr>
-          <w:rFonts w:ascii="Arial" w:hAnsi="Arial" w:cs="Arial"/>
-          <w:i/>
-          <w:iCs/>
-        </w:rPr>
-        <w:t>klm.py</w:t>
-      </w:r>
-      <w:r>
-        <w:rPr>
-          <w:rFonts w:ascii="Arial" w:hAnsi="Arial" w:cs="Arial"/>
-        </w:rPr>
-        <w:t xml:space="preserve"> és a </w:t>
-      </w:r>
-      <w:r>
-        <w:rPr>
-          <w:rFonts w:ascii="Arial" w:hAnsi="Arial" w:cs="Arial"/>
-          <w:i/>
-          <w:iCs/>
-        </w:rPr>
-        <w:t>lufthansa.py</w:t>
-      </w:r>
-      <w:r>
-        <w:rPr>
-          <w:rFonts w:ascii="Arial" w:hAnsi="Arial" w:cs="Arial"/>
-        </w:rPr>
-        <w:t xml:space="preserve"> modulok elsődlegesen a légitársaságok nyilvános honlapjának HTML-tartalmából, reguláris kifejezés (</w:t>
-      </w:r>
-      <w:r>
-        <w:rPr>
-          <w:rFonts w:ascii="Arial" w:hAnsi="Arial" w:cs="Arial"/>
-          <w:i/>
-          <w:iCs/>
-        </w:rPr>
-        <w:t>re.findall</w:t>
-      </w:r>
-      <w:r>
-        <w:rPr>
-          <w:rFonts w:ascii="Arial" w:hAnsi="Arial" w:cs="Arial"/>
-        </w:rPr>
-        <w:t xml:space="preserve">) segítségével nyerik ki az "origin":"...","destination":"..." mintázatú útvonaladatokat. Amennyiben a weboldal elérése sikertelen, vagy a mintaillesztés nem talál egyetlen útvonalat sem, mindkét modul automatikusan egy tartalék adatforrásra vált: a nyílt forráskódú </w:t>
-      </w:r>
-      <w:r>
-        <w:rPr>
-          <w:rFonts w:ascii="Arial" w:hAnsi="Arial" w:cs="Arial"/>
-          <w:i/>
-          <w:iCs/>
-        </w:rPr>
-        <w:t>OpenFlights</w:t>
-      </w:r>
-      <w:r>
-        <w:rPr>
-          <w:rFonts w:ascii="Arial" w:hAnsi="Arial" w:cs="Arial"/>
-        </w:rPr>
-        <w:t xml:space="preserve"> projekt publikusan elérhető, CSV formátumú </w:t>
+        <w:t xml:space="preserve"> A </w:t>
+      </w:r>
+      <w:r>
+        <w:rPr>
+          <w:rFonts w:ascii="Arial" w:hAnsi="Arial" w:cs="Arial"/>
+          <w:i/>
+          <w:iCs/>
+        </w:rPr>
+        <w:t>wizzair.py</w:t>
+      </w:r>
+      <w:r>
+        <w:rPr>
+          <w:rFonts w:ascii="Arial" w:hAnsi="Arial" w:cs="Arial"/>
+        </w:rPr>
+        <w:t xml:space="preserve"> modul szintén egy nem hivatalos, de strukturált </w:t>
+      </w:r>
+      <w:r>
+        <w:rPr>
+          <w:rFonts w:ascii="Arial" w:hAnsi="Arial" w:cs="Arial"/>
+          <w:i/>
+          <w:iCs/>
+        </w:rPr>
+        <w:t>JSON API</w:t>
+      </w:r>
+      <w:r>
+        <w:rPr>
+          <w:rFonts w:ascii="Arial" w:hAnsi="Arial" w:cs="Arial"/>
+        </w:rPr>
+        <w:t xml:space="preserve">-t (be.wizzair.com) használ, amely az egyes városokhoz tartozó kapcsolatokat </w:t>
       </w:r>
       <w:r>
         <w:rPr>
           <w:rFonts w:ascii="Arial" w:hAnsi="Arial" w:cs="Arial"/>
         </w:rPr>
         <w:lastRenderedPageBreak/>
-        <w:t>útvonal-adatbázisára (</w:t>
-      </w:r>
-      <w:r>
-        <w:rPr>
-          <w:rFonts w:ascii="Arial" w:hAnsi="Arial" w:cs="Arial"/>
-          <w:i/>
-          <w:iCs/>
-        </w:rPr>
-        <w:t>routes.dat</w:t>
-      </w:r>
-      <w:r>
-        <w:rPr>
-          <w:rFonts w:ascii="Arial" w:hAnsi="Arial" w:cs="Arial"/>
-        </w:rPr>
-        <w:t>), amelyből az adott légitársaság kódjához tartozó, közvetlen (átszállás nélküli) járatokat szűri ki. Ez a kétlépcsős, hibatűrő megközelítés biztosítja, hogy egy esetleges weboldal-szerkezeti változás vagy átmeneti elérhetetlenség ne akadályozza meg az adatgyűjtést.</w:t>
-      </w:r>
-    </w:p>
-    <w:p>
-      <w:pPr>
-        <w:spacing w:line="360" w:lineRule="auto"/>
-        <w:jc w:val="both"/>
-        <w:rPr>
-          <w:rFonts w:ascii="Arial" w:hAnsi="Arial" w:cs="Arial"/>
-        </w:rPr>
-      </w:pPr>
-      <w:r>
-        <w:rPr>
-          <w:rFonts w:ascii="Arial" w:hAnsi="Arial" w:cs="Arial"/>
-        </w:rPr>
-        <w:t>Ryanair</w:t>
-      </w:r>
-      <w:r>
-        <w:rPr>
-          <w:rFonts w:ascii="Arial" w:hAnsi="Arial" w:cs="Arial"/>
-        </w:rPr>
-        <w:t>:</w:t>
-      </w:r>
-      <w:r>
-        <w:rPr>
-          <w:rFonts w:ascii="Arial" w:hAnsi="Arial" w:cs="Arial"/>
-        </w:rPr>
-        <w:t xml:space="preserve"> A </w:t>
-      </w:r>
-      <w:r>
-        <w:rPr>
-          <w:rFonts w:ascii="Arial" w:hAnsi="Arial" w:cs="Arial"/>
-          <w:i/>
-          <w:iCs/>
-        </w:rPr>
-        <w:t>ryanair.py</w:t>
-      </w:r>
-      <w:r>
-        <w:rPr>
-          <w:rFonts w:ascii="Arial" w:hAnsi="Arial" w:cs="Arial"/>
-        </w:rPr>
-        <w:t xml:space="preserve"> modul a légitársaság nyilvánosan elérhető, nem hivatalosan dokumentált </w:t>
-      </w:r>
-      <w:r>
-        <w:rPr>
-          <w:rFonts w:ascii="Arial" w:hAnsi="Arial" w:cs="Arial"/>
-          <w:i/>
-          <w:iCs/>
-        </w:rPr>
-        <w:t>JSON API</w:t>
-      </w:r>
-      <w:r>
-        <w:rPr>
-          <w:rFonts w:ascii="Arial" w:hAnsi="Arial" w:cs="Arial"/>
-        </w:rPr>
-        <w:t xml:space="preserve">-ját (/api/views/locate/3/routes) hívja meg, amely közvetlenül strukturált formában adja vissza az összes üzemeltetett útvonalat, a szezonalitásra vonatkozó jelzéssel együtt. Az </w:t>
-      </w:r>
-      <w:r>
-        <w:rPr>
-          <w:rFonts w:ascii="Arial" w:hAnsi="Arial" w:cs="Arial"/>
-          <w:i/>
-          <w:iCs/>
-        </w:rPr>
-        <w:t>normalize_ryanair_route</w:t>
-      </w:r>
-      <w:r>
-        <w:rPr>
-          <w:rFonts w:ascii="Arial" w:hAnsi="Arial" w:cs="Arial"/>
-        </w:rPr>
-        <w:t xml:space="preserve"> segédfüggvény alakítja át az </w:t>
-      </w:r>
-      <w:r>
-        <w:rPr>
-          <w:rFonts w:ascii="Arial" w:hAnsi="Arial" w:cs="Arial"/>
-          <w:i/>
-          <w:iCs/>
-        </w:rPr>
-        <w:t xml:space="preserve">API </w:t>
-      </w:r>
-      <w:r>
-        <w:rPr>
-          <w:rFonts w:ascii="Arial" w:hAnsi="Arial" w:cs="Arial"/>
-        </w:rPr>
-        <w:t xml:space="preserve">válaszát a </w:t>
-      </w:r>
-      <w:r>
-        <w:rPr>
-          <w:rFonts w:ascii="Arial" w:hAnsi="Arial" w:cs="Arial"/>
-          <w:i/>
-          <w:iCs/>
-        </w:rPr>
-        <w:t>save_routes</w:t>
-      </w:r>
-      <w:r>
-        <w:rPr>
-          <w:rFonts w:ascii="Arial" w:hAnsi="Arial" w:cs="Arial"/>
-        </w:rPr>
-        <w:t xml:space="preserve"> függvény által elvárt, egységes formátumra.</w:t>
-      </w:r>
-    </w:p>
-    <w:p>
-      <w:pPr>
-        <w:spacing w:line="360" w:lineRule="auto"/>
-        <w:jc w:val="both"/>
-        <w:rPr>
-          <w:rFonts w:ascii="Arial" w:hAnsi="Arial" w:cs="Arial"/>
-        </w:rPr>
-      </w:pPr>
-      <w:r>
-        <w:rPr>
-          <w:rFonts w:ascii="Arial" w:hAnsi="Arial" w:cs="Arial"/>
-        </w:rPr>
-        <w:t>Wizz Air</w:t>
-      </w:r>
-      <w:r>
-        <w:rPr>
-          <w:rFonts w:ascii="Arial" w:hAnsi="Arial" w:cs="Arial"/>
-        </w:rPr>
-        <w:t>:</w:t>
-      </w:r>
-      <w:r>
-        <w:rPr>
-          <w:rFonts w:ascii="Arial" w:hAnsi="Arial" w:cs="Arial"/>
-        </w:rPr>
-        <w:t xml:space="preserve"> A </w:t>
-      </w:r>
-      <w:r>
-        <w:rPr>
-          <w:rFonts w:ascii="Arial" w:hAnsi="Arial" w:cs="Arial"/>
-          <w:i/>
-          <w:iCs/>
-        </w:rPr>
-        <w:t>wizzair.py</w:t>
-      </w:r>
-      <w:r>
-        <w:rPr>
-          <w:rFonts w:ascii="Arial" w:hAnsi="Arial" w:cs="Arial"/>
-        </w:rPr>
-        <w:t xml:space="preserve"> modul szintén egy nem hivatalos, de strukturált </w:t>
-      </w:r>
-      <w:r>
-        <w:rPr>
-          <w:rFonts w:ascii="Arial" w:hAnsi="Arial" w:cs="Arial"/>
-          <w:i/>
-          <w:iCs/>
-        </w:rPr>
-        <w:t>JSON API</w:t>
-      </w:r>
-      <w:r>
-        <w:rPr>
-          <w:rFonts w:ascii="Arial" w:hAnsi="Arial" w:cs="Arial"/>
-        </w:rPr>
-        <w:t xml:space="preserve">-t (be.wizzair.com) használ, amely az egyes városokhoz tartozó kapcsolatokat térképszerű formában biztosítja. Mivel az </w:t>
+        <w:t xml:space="preserve">térképszerű formában biztosítja. Mivel az </w:t>
       </w:r>
       <w:r>
         <w:rPr>
@@ -14488,7 +14543,6 @@
         <w:rPr>
           <w:rFonts w:ascii="Arial" w:hAnsi="Arial" w:cs="Arial"/>
         </w:rPr>
-        <w:lastRenderedPageBreak/>
         <w:t>A HTML</w:t>
       </w:r>
       <w:r>
@@ -14679,6 +14733,7 @@
           <w:sz w:val="28"/>
           <w:szCs w:val="28"/>
         </w:rPr>
+        <w:lastRenderedPageBreak/>
         <w:t>kódrészletek?, képernyőképek</w:t>
       </w:r>
       <w:r>
@@ -14869,7 +14924,6 @@
         <w:rPr>
           <w:rFonts w:ascii="Arial" w:hAnsi="Arial" w:cs="Arial"/>
         </w:rPr>
-        <w:lastRenderedPageBreak/>
         <w:t xml:space="preserve">Mivel a backend számos aszinkron műveletet is tartalmaz (például külső API-hívásokat és adatbázis-lekérdezéseket), az integrációs tesztek megírásához a </w:t>
       </w:r>
       <w:r>
@@ -15010,6 +15064,7 @@
         <w:rPr>
           <w:rFonts w:ascii="Arial" w:hAnsi="Arial" w:cs="Arial"/>
         </w:rPr>
+        <w:lastRenderedPageBreak/>
         <w:t xml:space="preserve">A tesztek minőségének és teljességének nyomonkövetésére a </w:t>
       </w:r>
       <w:r>
@@ -15179,41 +15234,47 @@
         <w:rPr>
           <w:rFonts w:ascii="Arial" w:hAnsi="Arial" w:cs="Arial"/>
         </w:rPr>
+        <w:t>A technikai, automatizált tesztelési módszerek mellett fontosnak tartottam, hogy az alkalmazás használhatóságát valós felhasználók bevonásával is megvizsgáljam. Ennek keretében 5, rendszeresen utazó barát</w:t>
+      </w:r>
+      <w:r>
+        <w:rPr>
+          <w:rFonts w:ascii="Arial" w:hAnsi="Arial" w:cs="Arial"/>
+        </w:rPr>
+        <w:t>om</w:t>
+      </w:r>
+      <w:r>
+        <w:rPr>
+          <w:rFonts w:ascii="Arial" w:hAnsi="Arial" w:cs="Arial"/>
+        </w:rPr>
+        <w:t>at kértem meg a tesztelésre</w:t>
+      </w:r>
+      <w:r>
+        <w:rPr>
+          <w:rFonts w:ascii="Arial" w:hAnsi="Arial" w:cs="Arial"/>
+        </w:rPr>
+        <w:t>, akik körülbelül két héten keresztül, önállóan használták a rendszert. A tesztelés során arra kértem őket, hogy tervezzenek meg saját utazásokat, mentsenek el korábban meglátogatott helyeket, valamint általánosságban is próbálgassák végig az alkalmazás funkcióit, és az eközben tapasztalt hibákról, problémákról, illetve fejlesztési javaslataikról adjanak visszajelzést.</w:t>
+      </w:r>
+    </w:p>
+    <w:p>
+      <w:pPr>
+        <w:spacing w:line="360" w:lineRule="auto"/>
+        <w:jc w:val="both"/>
+        <w:rPr>
+          <w:rFonts w:ascii="Arial" w:hAnsi="Arial" w:cs="Arial"/>
+        </w:rPr>
+      </w:pPr>
+      <w:r>
+        <w:rPr>
+          <w:rFonts w:ascii="Arial" w:hAnsi="Arial" w:cs="Arial"/>
+        </w:rPr>
+        <w:t xml:space="preserve">A visszajelzések alapján több, a felhasználói élményt érintő problémát is sikerült azonosítani. Ezek közül a legjelentősebbek a következők voltak: a főoldal a tesztelők szerint túl semmitmondó volt, nem nyújtott elég érdemi információt vagy motivációt a további használatra, valamint a dátumválasztó komponens kezelése nehézkesnek </w:t>
+      </w:r>
+      <w:r>
+        <w:rPr>
+          <w:rFonts w:ascii="Arial" w:hAnsi="Arial" w:cs="Arial"/>
+        </w:rPr>
         <w:lastRenderedPageBreak/>
-        <w:t>A technikai, automatizált tesztelési módszerek mellett fontosnak tartottam, hogy az alkalmazás használhatóságát valós felhasználók bevonásával is megvizsgáljam. Ennek keretében 5, rendszeresen utazó barát</w:t>
-      </w:r>
-      <w:r>
-        <w:rPr>
-          <w:rFonts w:ascii="Arial" w:hAnsi="Arial" w:cs="Arial"/>
-        </w:rPr>
-        <w:t>om</w:t>
-      </w:r>
-      <w:r>
-        <w:rPr>
-          <w:rFonts w:ascii="Arial" w:hAnsi="Arial" w:cs="Arial"/>
-        </w:rPr>
-        <w:t>at kértem meg a tesztelésre</w:t>
-      </w:r>
-      <w:r>
-        <w:rPr>
-          <w:rFonts w:ascii="Arial" w:hAnsi="Arial" w:cs="Arial"/>
-        </w:rPr>
-        <w:t>, akik körülbelül két héten keresztül, önállóan használták a rendszert. A tesztelés során arra kértem őket, hogy tervezzenek meg saját utazásokat, mentsenek el korábban meglátogatott helyeket, valamint általánosságban is próbálgassák végig az alkalmazás funkcióit, és az eközben tapasztalt hibákról, problémákról, illetve fejlesztési javaslataikról adjanak visszajelzést.</w:t>
-      </w:r>
-    </w:p>
-    <w:p>
-      <w:pPr>
-        <w:spacing w:line="360" w:lineRule="auto"/>
-        <w:jc w:val="both"/>
-        <w:rPr>
-          <w:rFonts w:ascii="Arial" w:hAnsi="Arial" w:cs="Arial"/>
-        </w:rPr>
-      </w:pPr>
-      <w:r>
-        <w:rPr>
-          <w:rFonts w:ascii="Arial" w:hAnsi="Arial" w:cs="Arial"/>
-        </w:rPr>
-        <w:t>A visszajelzések alapján több, a felhasználói élményt érintő problémát is sikerült azonosítani. Ezek közül a legjelentősebbek a következők voltak: a főoldal a tesztelők szerint túl semmitmondó volt, nem nyújtott elég érdemi információt vagy motivációt a további használatra, valamint a dátumválasztó komponens kezelése nehézkesnek bizonyult. Ezeken felül a tesztelők számos további, apróbb dizájn- és működésbeli problémára is felhívták a figyelmet, amelyeket önálló fejlesztőként korábban nem vettem észre. A visszajelzések alapján ezeket a problémákat a fejlesztés során javítottam, ami hozzájárult az alkalmazás használhatóságának és intuitivitásának javulásához.</w:t>
+        <w:t>bizonyult. Ezeken felül a tesztelők számos további, apróbb dizájn- és működésbeli problémára is felhívták a figyelmet, amelyeket önálló fejlesztőként korábban nem vettem észre. A visszajelzések alapján ezeket a problémákat a fejlesztés során javítottam, ami hozzájárult az alkalmazás használhatóságának és intuitivitásának javulásához.</w:t>
       </w:r>
     </w:p>
     <w:p>
@@ -15348,14 +15409,7 @@
         <w:rPr>
           <w:rFonts w:ascii="Arial" w:hAnsi="Arial" w:cs="Arial"/>
         </w:rPr>
-        <w:t>, mivel a költségvetés betartása az utazástervezés egyik kulcsfontosságú szempontja, célszerű lenne a rendszert valós, aktuális árinformációkkal is kiegészíteni, például külső szolgáltatók (szállás-, közlekedés- vagy repülőjegy-árakat biztosító API-</w:t>
-      </w:r>
-      <w:r>
-        <w:rPr>
-          <w:rFonts w:ascii="Arial" w:hAnsi="Arial" w:cs="Arial"/>
-        </w:rPr>
-        <w:lastRenderedPageBreak/>
-        <w:t>k) integrálásával, hogy a felhasználó a tervezés során pontos és valós idejű költségbecslést kapva megalapozottabb döntéseket hozhasson.</w:t>
+        <w:t>, mivel a költségvetés betartása az utazástervezés egyik kulcsfontosságú szempontja, célszerű lenne a rendszert valós, aktuális árinformációkkal is kiegészíteni, például külső szolgáltatók (szállás-, közlekedés- vagy repülőjegy-árakat biztosító API-k) integrálásával, hogy a felhasználó a tervezés során pontos és valós idejű költségbecslést kapva megalapozottabb döntéseket hozhasson.</w:t>
       </w:r>
     </w:p>
     <w:p>
@@ -15519,6 +15573,7 @@
           <w:sz w:val="32"/>
           <w:szCs w:val="32"/>
         </w:rPr>
+        <w:lastRenderedPageBreak/>
         <w:t>1</w:t>
       </w:r>
       <w:r>
@@ -16017,199 +16072,199 @@
         <w:rPr>
           <w:rFonts w:ascii="Arial" w:hAnsi="Arial" w:cs="Arial"/>
         </w:rPr>
+        <w:t xml:space="preserve">[9] </w:t>
+      </w:r>
+      <w:r>
+        <w:rPr>
+          <w:rFonts w:ascii="Arial" w:hAnsi="Arial" w:cs="Arial"/>
+        </w:rPr>
+        <w:t>postgresql.org: Documentation-</w:t>
+      </w:r>
+      <w:r>
+        <w:rPr>
+          <w:rFonts w:ascii="Arial" w:hAnsi="Arial" w:cs="Arial"/>
+        </w:rPr>
+        <w:t>https://www.postgresql.org/docs/</w:t>
+      </w:r>
+      <w:r>
+        <w:rPr>
+          <w:rFonts w:ascii="Arial" w:hAnsi="Arial" w:cs="Arial"/>
+        </w:rPr>
+        <w:t xml:space="preserve"> (2026. 06. 04.)</w:t>
+      </w:r>
+    </w:p>
+    <w:p>
+      <w:pPr>
+        <w:spacing w:line="360" w:lineRule="auto"/>
+        <w:rPr>
+          <w:rFonts w:ascii="Arial" w:hAnsi="Arial" w:cs="Arial"/>
+        </w:rPr>
+      </w:pPr>
+      <w:r>
+        <w:rPr>
+          <w:rFonts w:ascii="Arial" w:hAnsi="Arial" w:cs="Arial"/>
+        </w:rPr>
+        <w:t xml:space="preserve">[10] sqlalchemy.org: </w:t>
+      </w:r>
+      <w:r>
+        <w:rPr>
+          <w:rFonts w:ascii="Arial" w:hAnsi="Arial" w:cs="Arial"/>
+        </w:rPr>
+        <w:t>The Python SQL Toolkit and Object Relational Mapper-https://www.sqlalchemy.org/</w:t>
+      </w:r>
+      <w:r>
+        <w:rPr>
+          <w:rFonts w:ascii="Arial" w:hAnsi="Arial" w:cs="Arial"/>
+        </w:rPr>
+        <w:t xml:space="preserve"> (2026. 06. 27.)</w:t>
+      </w:r>
+    </w:p>
+    <w:p>
+      <w:pPr>
+        <w:spacing w:line="360" w:lineRule="auto"/>
+        <w:rPr>
+          <w:rFonts w:ascii="Arial" w:hAnsi="Arial" w:cs="Arial"/>
+        </w:rPr>
+      </w:pPr>
+      <w:r>
+        <w:rPr>
+          <w:rFonts w:ascii="Arial" w:hAnsi="Arial" w:cs="Arial"/>
+        </w:rPr>
+        <w:t>[11] api-docs.deepseek.com: Your First API Call-</w:t>
+      </w:r>
+      <w:r>
+        <w:rPr>
+          <w:rFonts w:ascii="Arial" w:hAnsi="Arial" w:cs="Arial"/>
+        </w:rPr>
+        <w:t>https://api-docs.deepseek.com/</w:t>
+      </w:r>
+    </w:p>
+    <w:p>
+      <w:pPr>
+        <w:spacing w:line="360" w:lineRule="auto"/>
+        <w:rPr>
+          <w:rFonts w:ascii="Arial" w:hAnsi="Arial" w:cs="Arial"/>
+        </w:rPr>
+      </w:pPr>
+      <w:r>
+        <w:rPr>
+          <w:rFonts w:ascii="Arial" w:hAnsi="Arial" w:cs="Arial"/>
+        </w:rPr>
+        <w:t>[12] api-docs.deepseek.com: JSON output-</w:t>
+      </w:r>
+      <w:r>
+        <w:rPr>
+          <w:rFonts w:ascii="Arial" w:hAnsi="Arial" w:cs="Arial"/>
+        </w:rPr>
+        <w:t>https://api-docs.deepseek.com/guides/json_mode</w:t>
+      </w:r>
+    </w:p>
+    <w:p>
+      <w:pPr>
+        <w:spacing w:line="360" w:lineRule="auto"/>
+        <w:rPr>
+          <w:rFonts w:ascii="Arial" w:hAnsi="Arial" w:cs="Arial"/>
+        </w:rPr>
+      </w:pPr>
+      <w:r>
+        <w:rPr>
+          <w:rFonts w:ascii="Arial" w:hAnsi="Arial" w:cs="Arial"/>
+        </w:rPr>
+        <w:t>[1</w:t>
+      </w:r>
+      <w:r>
+        <w:rPr>
+          <w:rFonts w:ascii="Arial" w:hAnsi="Arial" w:cs="Arial"/>
+        </w:rPr>
+        <w:t>3</w:t>
+      </w:r>
+      <w:r>
+        <w:rPr>
+          <w:rFonts w:ascii="Arial" w:hAnsi="Arial" w:cs="Arial"/>
+        </w:rPr>
+        <w:t xml:space="preserve">] </w:t>
+      </w:r>
+      <w:r>
+        <w:rPr>
+          <w:rFonts w:ascii="Arial" w:hAnsi="Arial" w:cs="Arial"/>
+        </w:rPr>
+        <w:t>nominatim.org: Nominatim 5.3.2 manual-</w:t>
+      </w:r>
+      <w:r>
+        <w:rPr>
+          <w:rFonts w:ascii="Arial" w:hAnsi="Arial" w:cs="Arial"/>
+        </w:rPr>
+        <w:t>https://nominatim.org/release-docs/latest/</w:t>
+      </w:r>
+      <w:r>
+        <w:rPr>
+          <w:rFonts w:ascii="Arial" w:hAnsi="Arial" w:cs="Arial"/>
+        </w:rPr>
+        <w:t xml:space="preserve"> </w:t>
+      </w:r>
+    </w:p>
+    <w:p>
+      <w:pPr>
+        <w:spacing w:line="360" w:lineRule="auto"/>
+        <w:rPr>
+          <w:rFonts w:ascii="Arial" w:hAnsi="Arial" w:cs="Arial"/>
+        </w:rPr>
+      </w:pPr>
+      <w:r>
+        <w:rPr>
+          <w:rFonts w:ascii="Arial" w:hAnsi="Arial" w:cs="Arial"/>
+        </w:rPr>
+        <w:t>[1</w:t>
+      </w:r>
+      <w:r>
+        <w:rPr>
+          <w:rFonts w:ascii="Arial" w:hAnsi="Arial" w:cs="Arial"/>
+        </w:rPr>
+        <w:t>4</w:t>
+      </w:r>
+      <w:r>
+        <w:rPr>
+          <w:rFonts w:ascii="Arial" w:hAnsi="Arial" w:cs="Arial"/>
+        </w:rPr>
+        <w:t xml:space="preserve">] </w:t>
+      </w:r>
+      <w:r>
+        <w:rPr>
+          <w:rFonts w:ascii="Arial" w:hAnsi="Arial" w:cs="Arial"/>
+        </w:rPr>
+        <w:t xml:space="preserve">developers.google.com: </w:t>
+      </w:r>
+      <w:r>
+        <w:rPr>
+          <w:rFonts w:ascii="Arial" w:hAnsi="Arial" w:cs="Arial"/>
+        </w:rPr>
+        <w:t>Using OAuth 2.0 to Access Google APIs</w:t>
+      </w:r>
+      <w:r>
+        <w:rPr>
+          <w:rFonts w:ascii="Arial" w:hAnsi="Arial" w:cs="Arial"/>
+        </w:rPr>
+        <w:t>-</w:t>
+      </w:r>
+      <w:r>
+        <w:rPr>
+          <w:rFonts w:ascii="Arial" w:hAnsi="Arial" w:cs="Arial"/>
+        </w:rPr>
+        <w:t>https://developers.google.com/identity/protocols/oauth2</w:t>
+      </w:r>
+    </w:p>
+    <w:p>
+      <w:pPr>
+        <w:spacing w:line="360" w:lineRule="auto"/>
+        <w:rPr>
+          <w:rFonts w:ascii="Arial" w:hAnsi="Arial" w:cs="Arial"/>
+        </w:rPr>
+      </w:pPr>
+      <w:r>
+        <w:rPr>
+          <w:rFonts w:ascii="Arial" w:hAnsi="Arial" w:cs="Arial"/>
+        </w:rPr>
         <w:lastRenderedPageBreak/>
-        <w:t xml:space="preserve">[9] </w:t>
-      </w:r>
-      <w:r>
-        <w:rPr>
-          <w:rFonts w:ascii="Arial" w:hAnsi="Arial" w:cs="Arial"/>
-        </w:rPr>
-        <w:t>postgresql.org: Documentation-</w:t>
-      </w:r>
-      <w:r>
-        <w:rPr>
-          <w:rFonts w:ascii="Arial" w:hAnsi="Arial" w:cs="Arial"/>
-        </w:rPr>
-        <w:t>https://www.postgresql.org/docs/</w:t>
-      </w:r>
-      <w:r>
-        <w:rPr>
-          <w:rFonts w:ascii="Arial" w:hAnsi="Arial" w:cs="Arial"/>
-        </w:rPr>
-        <w:t xml:space="preserve"> (2026. 06. 04.)</w:t>
-      </w:r>
-    </w:p>
-    <w:p>
-      <w:pPr>
-        <w:spacing w:line="360" w:lineRule="auto"/>
-        <w:rPr>
-          <w:rFonts w:ascii="Arial" w:hAnsi="Arial" w:cs="Arial"/>
-        </w:rPr>
-      </w:pPr>
-      <w:r>
-        <w:rPr>
-          <w:rFonts w:ascii="Arial" w:hAnsi="Arial" w:cs="Arial"/>
-        </w:rPr>
-        <w:t xml:space="preserve">[10] sqlalchemy.org: </w:t>
-      </w:r>
-      <w:r>
-        <w:rPr>
-          <w:rFonts w:ascii="Arial" w:hAnsi="Arial" w:cs="Arial"/>
-        </w:rPr>
-        <w:t>The Python SQL Toolkit and Object Relational Mapper-https://www.sqlalchemy.org/</w:t>
-      </w:r>
-      <w:r>
-        <w:rPr>
-          <w:rFonts w:ascii="Arial" w:hAnsi="Arial" w:cs="Arial"/>
-        </w:rPr>
-        <w:t xml:space="preserve"> (2026. 06. 27.)</w:t>
-      </w:r>
-    </w:p>
-    <w:p>
-      <w:pPr>
-        <w:spacing w:line="360" w:lineRule="auto"/>
-        <w:rPr>
-          <w:rFonts w:ascii="Arial" w:hAnsi="Arial" w:cs="Arial"/>
-        </w:rPr>
-      </w:pPr>
-      <w:r>
-        <w:rPr>
-          <w:rFonts w:ascii="Arial" w:hAnsi="Arial" w:cs="Arial"/>
-        </w:rPr>
-        <w:t>[11] api-docs.deepseek.com: Your First API Call-</w:t>
-      </w:r>
-      <w:r>
-        <w:rPr>
-          <w:rFonts w:ascii="Arial" w:hAnsi="Arial" w:cs="Arial"/>
-        </w:rPr>
-        <w:t>https://api-docs.deepseek.com/</w:t>
-      </w:r>
-    </w:p>
-    <w:p>
-      <w:pPr>
-        <w:spacing w:line="360" w:lineRule="auto"/>
-        <w:rPr>
-          <w:rFonts w:ascii="Arial" w:hAnsi="Arial" w:cs="Arial"/>
-        </w:rPr>
-      </w:pPr>
-      <w:r>
-        <w:rPr>
-          <w:rFonts w:ascii="Arial" w:hAnsi="Arial" w:cs="Arial"/>
-        </w:rPr>
-        <w:t>[12] api-docs.deepseek.com: JSON output-</w:t>
-      </w:r>
-      <w:r>
-        <w:rPr>
-          <w:rFonts w:ascii="Arial" w:hAnsi="Arial" w:cs="Arial"/>
-        </w:rPr>
-        <w:t>https://api-docs.deepseek.com/guides/json_mode</w:t>
-      </w:r>
-    </w:p>
-    <w:p>
-      <w:pPr>
-        <w:spacing w:line="360" w:lineRule="auto"/>
-        <w:rPr>
-          <w:rFonts w:ascii="Arial" w:hAnsi="Arial" w:cs="Arial"/>
-        </w:rPr>
-      </w:pPr>
-      <w:r>
-        <w:rPr>
-          <w:rFonts w:ascii="Arial" w:hAnsi="Arial" w:cs="Arial"/>
-        </w:rPr>
-        <w:t>[1</w:t>
-      </w:r>
-      <w:r>
-        <w:rPr>
-          <w:rFonts w:ascii="Arial" w:hAnsi="Arial" w:cs="Arial"/>
-        </w:rPr>
-        <w:t>3</w:t>
-      </w:r>
-      <w:r>
-        <w:rPr>
-          <w:rFonts w:ascii="Arial" w:hAnsi="Arial" w:cs="Arial"/>
-        </w:rPr>
-        <w:t xml:space="preserve">] </w:t>
-      </w:r>
-      <w:r>
-        <w:rPr>
-          <w:rFonts w:ascii="Arial" w:hAnsi="Arial" w:cs="Arial"/>
-        </w:rPr>
-        <w:t>nominatim.org: Nominatim 5.3.2 manual-</w:t>
-      </w:r>
-      <w:r>
-        <w:rPr>
-          <w:rFonts w:ascii="Arial" w:hAnsi="Arial" w:cs="Arial"/>
-        </w:rPr>
-        <w:t>https://nominatim.org/release-docs/latest/</w:t>
-      </w:r>
-      <w:r>
-        <w:rPr>
-          <w:rFonts w:ascii="Arial" w:hAnsi="Arial" w:cs="Arial"/>
-        </w:rPr>
-        <w:t xml:space="preserve"> </w:t>
-      </w:r>
-    </w:p>
-    <w:p>
-      <w:pPr>
-        <w:spacing w:line="360" w:lineRule="auto"/>
-        <w:rPr>
-          <w:rFonts w:ascii="Arial" w:hAnsi="Arial" w:cs="Arial"/>
-        </w:rPr>
-      </w:pPr>
-      <w:r>
-        <w:rPr>
-          <w:rFonts w:ascii="Arial" w:hAnsi="Arial" w:cs="Arial"/>
-        </w:rPr>
-        <w:t>[1</w:t>
-      </w:r>
-      <w:r>
-        <w:rPr>
-          <w:rFonts w:ascii="Arial" w:hAnsi="Arial" w:cs="Arial"/>
-        </w:rPr>
-        <w:t>4</w:t>
-      </w:r>
-      <w:r>
-        <w:rPr>
-          <w:rFonts w:ascii="Arial" w:hAnsi="Arial" w:cs="Arial"/>
-        </w:rPr>
-        <w:t xml:space="preserve">] </w:t>
-      </w:r>
-      <w:r>
-        <w:rPr>
-          <w:rFonts w:ascii="Arial" w:hAnsi="Arial" w:cs="Arial"/>
-        </w:rPr>
-        <w:t xml:space="preserve">developers.google.com: </w:t>
-      </w:r>
-      <w:r>
-        <w:rPr>
-          <w:rFonts w:ascii="Arial" w:hAnsi="Arial" w:cs="Arial"/>
-        </w:rPr>
-        <w:t>Using OAuth 2.0 to Access Google APIs</w:t>
-      </w:r>
-      <w:r>
-        <w:rPr>
-          <w:rFonts w:ascii="Arial" w:hAnsi="Arial" w:cs="Arial"/>
-        </w:rPr>
-        <w:t>-</w:t>
-      </w:r>
-      <w:r>
-        <w:rPr>
-          <w:rFonts w:ascii="Arial" w:hAnsi="Arial" w:cs="Arial"/>
-        </w:rPr>
-        <w:t>https://developers.google.com/identity/protocols/oauth2</w:t>
-      </w:r>
-    </w:p>
-    <w:p>
-      <w:pPr>
-        <w:spacing w:line="360" w:lineRule="auto"/>
-        <w:rPr>
-          <w:rFonts w:ascii="Arial" w:hAnsi="Arial" w:cs="Arial"/>
-        </w:rPr>
-      </w:pPr>
-      <w:r>
-        <w:rPr>
-          <w:rFonts w:ascii="Arial" w:hAnsi="Arial" w:cs="Arial"/>
-        </w:rPr>
         <w:t>[1</w:t>
       </w:r>
       <w:r>

--- a/szakdolgozat.docx
+++ b/szakdolgozat.docx
@@ -12751,7 +12751,19 @@
         <w:rPr>
           <w:rFonts w:ascii="Arial" w:hAnsi="Arial" w:cs="Arial"/>
         </w:rPr>
-        <w:t xml:space="preserve">Az alkalmazás rendelkezik egy elkülönített, jelszóval védett admin felülettel, amelynek elsődleges célja az adatbázis tartalmának környezetek közötti migrálása (például a lokális fejlesztői környezetből a Coolify rendszeren hosztolt, éles környezetbe), mivel az éles adatbázis közvetlen elérése szándékosan nincs biztosítva. A felület egy </w:t>
+        <w:t>Az alkalmazás rendelkezik egy elkülönített, jelszóval védett admin felülettel, amelynek elsődleges célja az adatbázis tartalmának környezetek közötti migrálása (például a lokális fejlesztői környezetből a Coolify rendszeren hosztolt, éles környezetbe), mivel az éles adatbázis közvetlen elérése szándékosan nincs biztosítva</w:t>
+      </w:r>
+      <w:r>
+        <w:rPr>
+          <w:rFonts w:ascii="Arial" w:hAnsi="Arial" w:cs="Arial"/>
+        </w:rPr>
+        <w:t>, valamint az érkezett felhasználói visszajelzések kezelése</w:t>
+      </w:r>
+      <w:r>
+        <w:rPr>
+          <w:rFonts w:ascii="Arial" w:hAnsi="Arial" w:cs="Arial"/>
+        </w:rPr>
+        <w:t xml:space="preserve">. A felület egy </w:t>
       </w:r>
       <w:r>
         <w:rPr>
@@ -12795,21 +12807,173 @@
         <w:rPr>
           <w:rFonts w:ascii="Arial" w:hAnsi="Arial" w:cs="Arial"/>
         </w:rPr>
-        <w:t>Az admin oldal (</w:t>
-      </w:r>
-      <w:r>
-        <w:rPr>
-          <w:rFonts w:ascii="Arial" w:hAnsi="Arial" w:cs="Arial"/>
-          <w:i/>
-          <w:iCs/>
-        </w:rPr>
-        <w:t>admin.html</w:t>
-      </w:r>
-      <w:r>
-        <w:rPr>
-          <w:rFonts w:ascii="Arial" w:hAnsi="Arial" w:cs="Arial"/>
-        </w:rPr>
-        <w:t xml:space="preserve">) betöltésekor a rendszer alapértelmezetten a jelszómezőt tartalmazó belépő nézetet jeleníti meg, a tényleges admin panelt pedig elrejti. A hitelesítés nem a felhasználói fiókokhoz kötött JWT-alapú mechanizmuson keresztül történik, hanem egy külön, szerver oldalon konfigurált </w:t>
+        <w:t>Az admin oldal (admin.html) betöltésekor a rendszer alapértelmezetten a jelszómezőt tartalmazó belépő nézetet jeleníti meg, a tényleges admin panelt pedig elrejti. A hitelesítés nem a felhasználói fiókokhoz kötött JWT-alapú mechanizmuson keresztül történik, hanem egy külön, szerver oldalon konfigurált titkos admin kulcs környezeti változó segítségével.</w:t>
+      </w:r>
+    </w:p>
+    <w:p>
+      <w:pPr>
+        <w:spacing w:line="360" w:lineRule="auto"/>
+        <w:jc w:val="both"/>
+        <w:rPr>
+          <w:rFonts w:ascii="Arial" w:hAnsi="Arial" w:cs="Arial"/>
+        </w:rPr>
+      </w:pPr>
+      <w:r>
+        <w:rPr>
+          <w:rFonts w:ascii="Arial" w:hAnsi="Arial" w:cs="Arial"/>
+        </w:rPr>
+        <w:t>A kliens oldalon a</w:t>
+      </w:r>
+      <w:r>
+        <w:rPr>
+          <w:rFonts w:ascii="Arial" w:hAnsi="Arial" w:cs="Arial"/>
+        </w:rPr>
+        <w:t>z</w:t>
+      </w:r>
+      <w:r>
+        <w:rPr>
+          <w:rFonts w:ascii="Arial" w:hAnsi="Arial" w:cs="Arial"/>
+        </w:rPr>
+        <w:t> </w:t>
+      </w:r>
+      <w:r>
+        <w:rPr>
+          <w:rFonts w:ascii="Arial" w:hAnsi="Arial" w:cs="Arial"/>
+          <w:i/>
+          <w:iCs/>
+        </w:rPr>
+        <w:t>adminAuth.js</w:t>
+      </w:r>
+      <w:r>
+        <w:rPr>
+          <w:rFonts w:ascii="Arial" w:hAnsi="Arial" w:cs="Arial"/>
+        </w:rPr>
+        <w:t> modul felelős a hitelesítési folyamat kezeléséért</w:t>
+      </w:r>
+      <w:r>
+        <w:rPr>
+          <w:rFonts w:ascii="Arial" w:hAnsi="Arial" w:cs="Arial"/>
+        </w:rPr>
+        <w:t>.</w:t>
+      </w:r>
+      <w:r>
+        <w:rPr>
+          <w:rFonts w:ascii="Arial" w:hAnsi="Arial" w:cs="Arial"/>
+        </w:rPr>
+        <w:t xml:space="preserve"> </w:t>
+      </w:r>
+      <w:r>
+        <w:rPr>
+          <w:rFonts w:ascii="Arial" w:hAnsi="Arial" w:cs="Arial"/>
+        </w:rPr>
+        <w:t>E</w:t>
+      </w:r>
+      <w:r>
+        <w:rPr>
+          <w:rFonts w:ascii="Arial" w:hAnsi="Arial" w:cs="Arial"/>
+        </w:rPr>
+        <w:t>zt használja mind az adat export/import oldalt kiszolgáló </w:t>
+      </w:r>
+      <w:r>
+        <w:rPr>
+          <w:rFonts w:ascii="Arial" w:hAnsi="Arial" w:cs="Arial"/>
+          <w:i/>
+          <w:iCs/>
+        </w:rPr>
+        <w:t>admin.js</w:t>
+      </w:r>
+      <w:r>
+        <w:rPr>
+          <w:rFonts w:ascii="Arial" w:hAnsi="Arial" w:cs="Arial"/>
+        </w:rPr>
+        <w:t>, mind a visszajelzéseket megjelenítő </w:t>
+      </w:r>
+      <w:r>
+        <w:rPr>
+          <w:rFonts w:ascii="Arial" w:hAnsi="Arial" w:cs="Arial"/>
+          <w:i/>
+          <w:iCs/>
+        </w:rPr>
+        <w:t>adminFeedback.js</w:t>
+      </w:r>
+      <w:r>
+        <w:rPr>
+          <w:rFonts w:ascii="Arial" w:hAnsi="Arial" w:cs="Arial"/>
+        </w:rPr>
+        <w:t>. A megadott titkos kulcsot a rendszer az X-Admin-Secret HTTP fejlécben csatolva küldi el a </w:t>
+      </w:r>
+      <w:r>
+        <w:rPr>
+          <w:rFonts w:ascii="Arial" w:hAnsi="Arial" w:cs="Arial"/>
+          <w:i/>
+          <w:iCs/>
+        </w:rPr>
+        <w:t>/api/admin/ping</w:t>
+      </w:r>
+      <w:r>
+        <w:rPr>
+          <w:rFonts w:ascii="Arial" w:hAnsi="Arial" w:cs="Arial"/>
+        </w:rPr>
+        <w:t xml:space="preserve"> végpontra ellenőrzés céljából; sikeres válasz esetén a kulcs a </w:t>
+      </w:r>
+      <w:r>
+        <w:rPr>
+          <w:rFonts w:ascii="Arial" w:hAnsi="Arial" w:cs="Arial"/>
+        </w:rPr>
+        <w:lastRenderedPageBreak/>
+        <w:t>böngésző </w:t>
+      </w:r>
+      <w:r>
+        <w:rPr>
+          <w:rFonts w:ascii="Arial" w:hAnsi="Arial" w:cs="Arial"/>
+          <w:i/>
+          <w:iCs/>
+        </w:rPr>
+        <w:t>sessionStorage</w:t>
+      </w:r>
+      <w:r>
+        <w:rPr>
+          <w:rFonts w:ascii="Arial" w:hAnsi="Arial" w:cs="Arial"/>
+        </w:rPr>
+        <w:t> tárolójában kerül elmentésre, ezáltal az oldal újratöltésekor, amíg a böngészőlap nyitva marad, nincs szükség ismételt bejelentkezésre. A szerver oldalon (admin.py) a </w:t>
+      </w:r>
+      <w:r>
+        <w:rPr>
+          <w:rFonts w:ascii="Arial" w:hAnsi="Arial" w:cs="Arial"/>
+          <w:i/>
+          <w:iCs/>
+        </w:rPr>
+        <w:t>require_admin</w:t>
+      </w:r>
+      <w:r>
+        <w:rPr>
+          <w:rFonts w:ascii="Arial" w:hAnsi="Arial" w:cs="Arial"/>
+        </w:rPr>
+        <w:t> függőség minden admin végpont esetén ellenőrzi a beérkező titkos kulcs helyességét egy függvény (secrets.compare_digest) segítségével</w:t>
+      </w:r>
+      <w:r>
+        <w:rPr>
+          <w:rFonts w:ascii="Arial" w:hAnsi="Arial" w:cs="Arial"/>
+        </w:rPr>
+        <w:t>.</w:t>
+      </w:r>
+      <w:r>
+        <w:rPr>
+          <w:rFonts w:ascii="Arial" w:hAnsi="Arial" w:cs="Arial"/>
+        </w:rPr>
+        <w:t xml:space="preserve"> </w:t>
+      </w:r>
+      <w:r>
+        <w:rPr>
+          <w:rFonts w:ascii="Arial" w:hAnsi="Arial" w:cs="Arial"/>
+        </w:rPr>
+        <w:t>A</w:t>
+      </w:r>
+      <w:r>
+        <w:rPr>
+          <w:rFonts w:ascii="Arial" w:hAnsi="Arial" w:cs="Arial"/>
+        </w:rPr>
+        <w:t xml:space="preserve">mennyiben a szerveren nincs beállítva </w:t>
       </w:r>
       <w:r>
         <w:rPr>
@@ -12821,15 +12985,448 @@
         <w:rPr>
           <w:rFonts w:ascii="Arial" w:hAnsi="Arial" w:cs="Arial"/>
         </w:rPr>
-        <w:t>admin kulcs (</w:t>
-      </w:r>
-      <w:r>
-        <w:rPr>
-          <w:rFonts w:ascii="Arial" w:hAnsi="Arial" w:cs="Arial"/>
-          <w:i/>
-          <w:iCs/>
-        </w:rPr>
-        <w:t>ADMIN_SECRET</w:t>
+        <w:t>admin kulcs, a rendszer 503-as státuszkóddal jelzi, hogy az admin funkció nem elérhető, helytelen kulcs esetén pedig 401-es hibaüzenettel utasítja el a kérést.</w:t>
+      </w:r>
+    </w:p>
+    <w:p>
+      <w:pPr>
+        <w:spacing w:line="360" w:lineRule="auto"/>
+        <w:jc w:val="both"/>
+        <w:rPr>
+          <w:rFonts w:ascii="Arial" w:hAnsi="Arial" w:cs="Arial"/>
+        </w:rPr>
+      </w:pPr>
+      <w:r>
+        <w:rPr>
+          <w:rFonts w:ascii="Arial" w:hAnsi="Arial" w:cs="Arial"/>
+        </w:rPr>
+        <w:t>5.9.2. Adatexportálás</w:t>
+      </w:r>
+    </w:p>
+    <w:p>
+      <w:pPr>
+        <w:spacing w:line="360" w:lineRule="auto"/>
+        <w:jc w:val="both"/>
+        <w:rPr>
+          <w:rFonts w:ascii="Arial" w:hAnsi="Arial" w:cs="Arial"/>
+        </w:rPr>
+      </w:pPr>
+      <w:r>
+        <w:rPr>
+          <w:rFonts w:ascii="Arial" w:hAnsi="Arial" w:cs="Arial"/>
+        </w:rPr>
+        <w:t>A sikeres hitelesítést követően megjelenő admin panelen az „Export” gomb megnyomására a kliens egy GET kérést küld a </w:t>
+      </w:r>
+      <w:r>
+        <w:rPr>
+          <w:rFonts w:ascii="Arial" w:hAnsi="Arial" w:cs="Arial"/>
+          <w:i/>
+          <w:iCs/>
+        </w:rPr>
+        <w:t>/api/admin/export</w:t>
+      </w:r>
+      <w:r>
+        <w:rPr>
+          <w:rFonts w:ascii="Arial" w:hAnsi="Arial" w:cs="Arial"/>
+        </w:rPr>
+        <w:t> végpontra. A szerver oldalon ez a végpont, az </w:t>
+      </w:r>
+      <w:r>
+        <w:rPr>
+          <w:rFonts w:ascii="Arial" w:hAnsi="Arial" w:cs="Arial"/>
+          <w:i/>
+          <w:iCs/>
+        </w:rPr>
+        <w:t>admin.py</w:t>
+      </w:r>
+      <w:r>
+        <w:rPr>
+          <w:rFonts w:ascii="Arial" w:hAnsi="Arial" w:cs="Arial"/>
+        </w:rPr>
+        <w:t> fájlban definiált </w:t>
+      </w:r>
+      <w:r>
+        <w:rPr>
+          <w:rFonts w:ascii="Arial" w:hAnsi="Arial" w:cs="Arial"/>
+          <w:i/>
+          <w:iCs/>
+        </w:rPr>
+        <w:t>_EXPORT_MODELS</w:t>
+      </w:r>
+      <w:r>
+        <w:rPr>
+          <w:rFonts w:ascii="Arial" w:hAnsi="Arial" w:cs="Arial"/>
+        </w:rPr>
+        <w:t> listában rögzített sorrendben végigiterál az alkalmazás mind a 12 adatbázis-tábláján, és minden sorát szótár formátumúra alakítja, a dátum- és decimális típusú mezőket JSON-kompatibilis formára konvertálva.</w:t>
+      </w:r>
+    </w:p>
+    <w:p>
+      <w:pPr>
+        <w:spacing w:line="360" w:lineRule="auto"/>
+        <w:jc w:val="both"/>
+        <w:rPr>
+          <w:rFonts w:ascii="Arial" w:hAnsi="Arial" w:cs="Arial"/>
+        </w:rPr>
+      </w:pPr>
+      <w:r>
+        <w:rPr>
+          <w:rFonts w:ascii="Arial" w:hAnsi="Arial" w:cs="Arial"/>
+        </w:rPr>
+        <w:t>Az adattáblák tartalma mellett a rendszer a feltöltött fényképfájlokat is beemeli az exportba: a helyszínekhez tartozó képeket (image_files), valamint a visszajelzésekhez csatolt képeket (feedback_image_files) a szerver a lemezről beolvassa, és Base64 kódolással szövegessé alakítva csatolja a JSON válaszhoz. Ennek köszönhetően egyetlen fájl (travelapp-export-&lt;időbélyeg&gt;.json) tartalmazza a teljes adatbázis tartalmát és a hozzá tartozó képi állományokat is, amely a böngésző oldalán egy automatikusan generált, letölthető fájlként jelenik meg a felhasználó számára.</w:t>
+      </w:r>
+    </w:p>
+    <w:p>
+      <w:pPr>
+        <w:spacing w:line="360" w:lineRule="auto"/>
+        <w:jc w:val="both"/>
+        <w:rPr>
+          <w:rFonts w:ascii="Arial" w:hAnsi="Arial" w:cs="Arial"/>
+        </w:rPr>
+      </w:pPr>
+      <w:r>
+        <w:rPr>
+          <w:rFonts w:ascii="Arial" w:hAnsi="Arial" w:cs="Arial"/>
+        </w:rPr>
+        <w:t>5.9.3. Adatimportálás</w:t>
+      </w:r>
+    </w:p>
+    <w:p>
+      <w:pPr>
+        <w:spacing w:line="360" w:lineRule="auto"/>
+        <w:jc w:val="both"/>
+        <w:rPr>
+          <w:rFonts w:ascii="Arial" w:hAnsi="Arial" w:cs="Arial"/>
+        </w:rPr>
+      </w:pPr>
+      <w:r>
+        <w:rPr>
+          <w:rFonts w:ascii="Arial" w:hAnsi="Arial" w:cs="Arial"/>
+        </w:rPr>
+        <w:t xml:space="preserve">Az importálás a rendszer legkockázatosabb, visszafordíthatatlan műveletét jelenti, ezért ehhez a felület több védelmi réteget is </w:t>
+      </w:r>
+      <w:r>
+        <w:rPr>
+          <w:rFonts w:ascii="Arial" w:hAnsi="Arial" w:cs="Arial"/>
+        </w:rPr>
+        <w:t>tartalmaz</w:t>
+      </w:r>
+      <w:r>
+        <w:rPr>
+          <w:rFonts w:ascii="Arial" w:hAnsi="Arial" w:cs="Arial"/>
+        </w:rPr>
+        <w:t xml:space="preserve">. A felhasználónak egyrészt ki kell választania a korábban exportált </w:t>
+      </w:r>
+      <w:r>
+        <w:rPr>
+          <w:rFonts w:ascii="Arial" w:hAnsi="Arial" w:cs="Arial"/>
+          <w:i/>
+          <w:iCs/>
+        </w:rPr>
+        <w:t>JSON</w:t>
+      </w:r>
+      <w:r>
+        <w:rPr>
+          <w:rFonts w:ascii="Arial" w:hAnsi="Arial" w:cs="Arial"/>
+        </w:rPr>
+        <w:t xml:space="preserve"> fájlt, másrészt egy megerősítő mezőben pontosan be kell gépelnie a DELETE EVERYTHING szöveget</w:t>
+      </w:r>
+      <w:r>
+        <w:rPr>
+          <w:rFonts w:ascii="Arial" w:hAnsi="Arial" w:cs="Arial"/>
+        </w:rPr>
+        <w:t>,</w:t>
+      </w:r>
+      <w:r>
+        <w:rPr>
+          <w:rFonts w:ascii="Arial" w:hAnsi="Arial" w:cs="Arial"/>
+        </w:rPr>
+        <w:t xml:space="preserve"> az import gomb (az </w:t>
+      </w:r>
+      <w:r>
+        <w:rPr>
+          <w:rFonts w:ascii="Arial" w:hAnsi="Arial" w:cs="Arial"/>
+          <w:i/>
+          <w:iCs/>
+        </w:rPr>
+        <w:t>admin.js</w:t>
+      </w:r>
+      <w:r>
+        <w:rPr>
+          <w:rFonts w:ascii="Arial" w:hAnsi="Arial" w:cs="Arial"/>
+        </w:rPr>
+        <w:t xml:space="preserve"> fájlban megvalósított </w:t>
+      </w:r>
+      <w:r>
+        <w:rPr>
+          <w:rFonts w:ascii="Arial" w:hAnsi="Arial" w:cs="Arial"/>
+          <w:i/>
+          <w:iCs/>
+        </w:rPr>
+        <w:t>updateImportButtonState</w:t>
+      </w:r>
+      <w:r>
+        <w:rPr>
+          <w:rFonts w:ascii="Arial" w:hAnsi="Arial" w:cs="Arial"/>
+        </w:rPr>
+        <w:t xml:space="preserve"> függvény révén) mindaddig inaktív marad, amíg mindkét feltétel nem teljesül. A gomb megnyomására a rendszer egy további, </w:t>
+      </w:r>
+      <w:r>
+        <w:rPr>
+          <w:rFonts w:ascii="Arial" w:hAnsi="Arial" w:cs="Arial"/>
+          <w:i/>
+          <w:iCs/>
+        </w:rPr>
+        <w:t>JavaScript</w:t>
+      </w:r>
+      <w:r>
+        <w:rPr>
+          <w:rFonts w:ascii="Arial" w:hAnsi="Arial" w:cs="Arial"/>
+        </w:rPr>
+        <w:t xml:space="preserve"> alapú megerősítő párbeszédablakot is megjelenít, mielőtt a tényleges importálási kérést elküldené.</w:t>
+      </w:r>
+    </w:p>
+    <w:p>
+      <w:pPr>
+        <w:spacing w:line="360" w:lineRule="auto"/>
+        <w:jc w:val="both"/>
+        <w:rPr>
+          <w:rFonts w:ascii="Arial" w:hAnsi="Arial" w:cs="Arial"/>
+        </w:rPr>
+      </w:pPr>
+      <w:r>
+        <w:rPr>
+          <w:rFonts w:ascii="Arial" w:hAnsi="Arial" w:cs="Arial"/>
+        </w:rPr>
+        <w:lastRenderedPageBreak/>
+        <w:t xml:space="preserve">A jóváhagyást követően a kliens beolvassa és </w:t>
+      </w:r>
+      <w:r>
+        <w:rPr>
+          <w:rFonts w:ascii="Arial" w:hAnsi="Arial" w:cs="Arial"/>
+          <w:i/>
+          <w:iCs/>
+        </w:rPr>
+        <w:t>JSON</w:t>
+      </w:r>
+      <w:r>
+        <w:rPr>
+          <w:rFonts w:ascii="Arial" w:hAnsi="Arial" w:cs="Arial"/>
+        </w:rPr>
+        <w:t xml:space="preserve"> formátumúra elemzi a kiválasztott fájlt, majd egy </w:t>
+      </w:r>
+      <w:r>
+        <w:rPr>
+          <w:rFonts w:ascii="Arial" w:hAnsi="Arial" w:cs="Arial"/>
+          <w:i/>
+          <w:iCs/>
+        </w:rPr>
+        <w:t>POST</w:t>
+      </w:r>
+      <w:r>
+        <w:rPr>
+          <w:rFonts w:ascii="Arial" w:hAnsi="Arial" w:cs="Arial"/>
+        </w:rPr>
+        <w:t xml:space="preserve"> kérésben továbbítja a </w:t>
+      </w:r>
+      <w:r>
+        <w:rPr>
+          <w:rFonts w:ascii="Arial" w:hAnsi="Arial" w:cs="Arial"/>
+          <w:i/>
+          <w:iCs/>
+        </w:rPr>
+        <w:t>/api/admin/import</w:t>
+      </w:r>
+      <w:r>
+        <w:rPr>
+          <w:rFonts w:ascii="Arial" w:hAnsi="Arial" w:cs="Arial"/>
+        </w:rPr>
+        <w:t xml:space="preserve"> végpontra. A szerver oldalon (</w:t>
+      </w:r>
+      <w:r>
+        <w:rPr>
+          <w:rFonts w:ascii="Arial" w:hAnsi="Arial" w:cs="Arial"/>
+          <w:i/>
+          <w:iCs/>
+        </w:rPr>
+        <w:t>admin.py</w:t>
+      </w:r>
+      <w:r>
+        <w:rPr>
+          <w:rFonts w:ascii="Arial" w:hAnsi="Arial" w:cs="Arial"/>
+        </w:rPr>
+        <w:t>) a végpont első lépésben minden érintett táblát kiürít (</w:t>
+      </w:r>
+      <w:r>
+        <w:rPr>
+          <w:rFonts w:ascii="Arial" w:hAnsi="Arial" w:cs="Arial"/>
+          <w:i/>
+          <w:iCs/>
+        </w:rPr>
+        <w:t xml:space="preserve">TRUNCATE </w:t>
+      </w:r>
+      <w:r>
+        <w:rPr>
+          <w:rFonts w:ascii="Arial" w:hAnsi="Arial" w:cs="Arial"/>
+        </w:rPr>
+        <w:t xml:space="preserve">... </w:t>
+      </w:r>
+      <w:r>
+        <w:rPr>
+          <w:rFonts w:ascii="Arial" w:hAnsi="Arial" w:cs="Arial"/>
+          <w:i/>
+          <w:iCs/>
+        </w:rPr>
+        <w:t>CASCADE</w:t>
+      </w:r>
+      <w:r>
+        <w:rPr>
+          <w:rFonts w:ascii="Arial" w:hAnsi="Arial" w:cs="Arial"/>
+        </w:rPr>
+        <w:t xml:space="preserve"> paranccsal), majd a beérkezett adatok alapján, táblánként újra feltölti azokat, ügyelve arra, hogy a dátum- és decimális típusú mezők a megfelelő </w:t>
+      </w:r>
+      <w:r>
+        <w:rPr>
+          <w:rFonts w:ascii="Arial" w:hAnsi="Arial" w:cs="Arial"/>
+          <w:i/>
+          <w:iCs/>
+        </w:rPr>
+        <w:t>Python</w:t>
+      </w:r>
+      <w:r>
+        <w:rPr>
+          <w:rFonts w:ascii="Arial" w:hAnsi="Arial" w:cs="Arial"/>
+        </w:rPr>
+        <w:t xml:space="preserve">-típusra legyenek visszaalakítva a </w:t>
+      </w:r>
+      <w:r>
+        <w:rPr>
+          <w:rFonts w:ascii="Arial" w:hAnsi="Arial" w:cs="Arial"/>
+          <w:i/>
+          <w:iCs/>
+        </w:rPr>
+        <w:t>_parse_value</w:t>
+      </w:r>
+      <w:r>
+        <w:rPr>
+          <w:rFonts w:ascii="Arial" w:hAnsi="Arial" w:cs="Arial"/>
+        </w:rPr>
+        <w:t xml:space="preserve"> segédfüggvény segítségével. A rekordok visszaírását követően a rendszer minden, egész szám típusú azonosítóval rendelkező tábla esetén helyreállítja az adatbázis automatikus sorszámgenerálását (szekvenciáját) a legnagyobb beimportált azonosító alapján, elkerülve ezáltal a jövőbeli új rekordok létrehozásakor fellépő azonosító-ütközéseket. Végül a rendszer az exportált </w:t>
+      </w:r>
+      <w:r>
+        <w:rPr>
+          <w:rFonts w:ascii="Arial" w:hAnsi="Arial" w:cs="Arial"/>
+          <w:i/>
+          <w:iCs/>
+        </w:rPr>
+        <w:t>Base64</w:t>
+      </w:r>
+      <w:r>
+        <w:rPr>
+          <w:rFonts w:ascii="Arial" w:hAnsi="Arial" w:cs="Arial"/>
+        </w:rPr>
+        <w:t>-kódolt képfájlokat visszaalakítja és elmenti a szerver megfelelő könyvtárába. A művelet hibája esetén a rendszer az összes elvégzett adatbázis-módosítást visszavonja (rollback), így egy sikertelen import nem hagyhatja az adatbázist részlegesen, inkonzisztens állapotban.</w:t>
+      </w:r>
+    </w:p>
+    <w:p>
+      <w:pPr>
+        <w:spacing w:line="360" w:lineRule="auto"/>
+        <w:jc w:val="both"/>
+        <w:rPr>
+          <w:rFonts w:ascii="Arial" w:hAnsi="Arial" w:cs="Arial"/>
+        </w:rPr>
+      </w:pPr>
+      <w:r>
+        <w:rPr>
+          <w:rFonts w:ascii="Arial" w:hAnsi="Arial" w:cs="Arial"/>
+        </w:rPr>
+        <w:t>A sikeres importálás után a felület táblánkénti bontásban visszajelzi a beimportált rekordok számát, ezzel is megerősítve a felhasználó számára a művelet eredményét.</w:t>
+      </w:r>
+    </w:p>
+    <w:p>
+      <w:pPr>
+        <w:spacing w:line="360" w:lineRule="auto"/>
+        <w:jc w:val="both"/>
+        <w:rPr>
+          <w:rFonts w:ascii="Arial" w:hAnsi="Arial" w:cs="Arial"/>
+        </w:rPr>
+      </w:pPr>
+      <w:r>
+        <w:rPr>
+          <w:rFonts w:ascii="Arial" w:hAnsi="Arial" w:cs="Arial"/>
+        </w:rPr>
+        <w:t>5.9.4. Visszajelzések kezelése</w:t>
+      </w:r>
+    </w:p>
+    <w:p>
+      <w:pPr>
+        <w:spacing w:line="360" w:lineRule="auto"/>
+        <w:jc w:val="both"/>
+        <w:rPr>
+          <w:rFonts w:ascii="Arial" w:hAnsi="Arial" w:cs="Arial"/>
+        </w:rPr>
+      </w:pPr>
+      <w:r>
+        <w:rPr>
+          <w:rFonts w:ascii="Arial" w:hAnsi="Arial" w:cs="Arial"/>
+        </w:rPr>
+        <w:t>Egy</w:t>
+      </w:r>
+      <w:r>
+        <w:rPr>
+          <w:rFonts w:ascii="Arial" w:hAnsi="Arial" w:cs="Arial"/>
+        </w:rPr>
+        <w:t xml:space="preserve"> külön oldalon (frontend/pages/admin/admin_feedback.html) </w:t>
+      </w:r>
+      <w:r>
+        <w:rPr>
+          <w:rFonts w:ascii="Arial" w:hAnsi="Arial" w:cs="Arial"/>
+        </w:rPr>
+        <w:t>áttekinthetők</w:t>
+      </w:r>
+      <w:r>
+        <w:rPr>
+          <w:rFonts w:ascii="Arial" w:hAnsi="Arial" w:cs="Arial"/>
+        </w:rPr>
+        <w:t xml:space="preserve"> a felhasználók által beküldött visszajelzések. A hitelesítés itt is ugyanazon a titkos admin kulcson keresztül történik, mint az adatbázis export/import funkció esetében. A sikeres belépést követően a felület automatikusan lekérdezi a beérkezett visszajelzéseket a backend megfelelő végpontjáról.</w:t>
+      </w:r>
+    </w:p>
+    <w:p>
+      <w:pPr>
+        <w:spacing w:line="360" w:lineRule="auto"/>
+        <w:jc w:val="both"/>
+        <w:rPr>
+          <w:rFonts w:ascii="Arial" w:hAnsi="Arial" w:cs="Arial"/>
+        </w:rPr>
+      </w:pPr>
+      <w:r>
+        <w:rPr>
+          <w:rFonts w:ascii="Arial" w:hAnsi="Arial" w:cs="Arial"/>
+        </w:rPr>
+        <w:t>A szerver oldalon a lekérdezésért felelős, admin</w:t>
+      </w:r>
+      <w:r>
+        <w:rPr>
+          <w:rFonts w:ascii="Arial" w:hAnsi="Arial" w:cs="Arial"/>
+        </w:rPr>
+        <w:t xml:space="preserve"> </w:t>
+      </w:r>
+      <w:r>
+        <w:rPr>
+          <w:rFonts w:ascii="Arial" w:hAnsi="Arial" w:cs="Arial"/>
+        </w:rPr>
+        <w:t>jogosultsághoz kötött végpont a visszajelzéseket a beküldés időpontja szerint csökkenő sorrendben</w:t>
+      </w:r>
+      <w:r>
+        <w:rPr>
+          <w:rFonts w:ascii="Arial" w:hAnsi="Arial" w:cs="Arial"/>
+        </w:rPr>
+        <w:t xml:space="preserve"> (</w:t>
+      </w:r>
+      <w:r>
+        <w:rPr>
+          <w:rFonts w:ascii="Arial" w:hAnsi="Arial" w:cs="Arial"/>
+        </w:rPr>
+        <w:t>legfeljebb 200 elem</w:t>
       </w:r>
       <w:r>
         <w:rPr>
@@ -12841,90 +13438,7 @@
         <w:rPr>
           <w:rFonts w:ascii="Arial" w:hAnsi="Arial" w:cs="Arial"/>
         </w:rPr>
-        <w:t xml:space="preserve"> környezeti változó segítségével.</w:t>
-      </w:r>
-    </w:p>
-    <w:p>
-      <w:pPr>
-        <w:spacing w:line="360" w:lineRule="auto"/>
-        <w:jc w:val="both"/>
-        <w:rPr>
-          <w:rFonts w:ascii="Arial" w:hAnsi="Arial" w:cs="Arial"/>
-        </w:rPr>
-      </w:pPr>
-      <w:r>
-        <w:rPr>
-          <w:rFonts w:ascii="Arial" w:hAnsi="Arial" w:cs="Arial"/>
-        </w:rPr>
-        <w:t xml:space="preserve">A kliens oldalon az </w:t>
-      </w:r>
-      <w:r>
-        <w:rPr>
-          <w:rFonts w:ascii="Arial" w:hAnsi="Arial" w:cs="Arial"/>
-          <w:i/>
-          <w:iCs/>
-        </w:rPr>
-        <w:t>admin.js</w:t>
-      </w:r>
-      <w:r>
-        <w:rPr>
-          <w:rFonts w:ascii="Arial" w:hAnsi="Arial" w:cs="Arial"/>
-        </w:rPr>
-        <w:t xml:space="preserve"> fájl felelős a hitelesítési folyamat kezeléséért. A megadott titkos kulcsot a rendszer az </w:t>
-      </w:r>
-      <w:r>
-        <w:rPr>
-          <w:rFonts w:ascii="Arial" w:hAnsi="Arial" w:cs="Arial"/>
-          <w:i/>
-          <w:iCs/>
-        </w:rPr>
-        <w:t>X-Admin-Secret</w:t>
-      </w:r>
-      <w:r>
-        <w:rPr>
-          <w:rFonts w:ascii="Arial" w:hAnsi="Arial" w:cs="Arial"/>
-        </w:rPr>
-        <w:t xml:space="preserve"> HTTP fejlécben csatolva küldi el a </w:t>
-      </w:r>
-      <w:r>
-        <w:rPr>
-          <w:rFonts w:ascii="Arial" w:hAnsi="Arial" w:cs="Arial"/>
-          <w:i/>
-          <w:iCs/>
-        </w:rPr>
-        <w:t>/api/admin/ping</w:t>
-      </w:r>
-      <w:r>
-        <w:rPr>
-          <w:rFonts w:ascii="Arial" w:hAnsi="Arial" w:cs="Arial"/>
-        </w:rPr>
-        <w:t xml:space="preserve"> végpontra ellenőrzés céljából; sikeres válasz esetén a kulcs a böngésző </w:t>
-      </w:r>
-      <w:r>
-        <w:rPr>
-          <w:rFonts w:ascii="Arial" w:hAnsi="Arial" w:cs="Arial"/>
-          <w:i/>
-          <w:iCs/>
-        </w:rPr>
-        <w:t>sessionStorage</w:t>
-      </w:r>
-      <w:r>
-        <w:rPr>
-          <w:rFonts w:ascii="Arial" w:hAnsi="Arial" w:cs="Arial"/>
-        </w:rPr>
-        <w:t xml:space="preserve"> tárolójában kerül elmentésre, ezáltal az oldal újratöltésekor</w:t>
-      </w:r>
-      <w:r>
-        <w:rPr>
-          <w:rFonts w:ascii="Arial" w:hAnsi="Arial" w:cs="Arial"/>
-        </w:rPr>
-        <w:t xml:space="preserve">, </w:t>
-      </w:r>
-      <w:r>
-        <w:rPr>
-          <w:rFonts w:ascii="Arial" w:hAnsi="Arial" w:cs="Arial"/>
-        </w:rPr>
-        <w:t>amíg a böngészőlap nyitva marad</w:t>
+        <w:t xml:space="preserve"> adja vissza. Minden egyes bejegyzéshez a rendszer megkísérli lekérdezni a küldő felhasználó nevét és e-mail címét</w:t>
       </w:r>
       <w:r>
         <w:rPr>
@@ -12936,684 +13450,53 @@
         <w:rPr>
           <w:rFonts w:ascii="Arial" w:hAnsi="Arial" w:cs="Arial"/>
         </w:rPr>
-        <w:t xml:space="preserve"> nincs szükség ismételt bejelentkezésre. A szerver oldalon (</w:t>
-      </w:r>
-      <w:r>
-        <w:rPr>
-          <w:rFonts w:ascii="Arial" w:hAnsi="Arial" w:cs="Arial"/>
-          <w:i/>
-          <w:iCs/>
-        </w:rPr>
-        <w:t>admin.py</w:t>
-      </w:r>
-      <w:r>
-        <w:rPr>
-          <w:rFonts w:ascii="Arial" w:hAnsi="Arial" w:cs="Arial"/>
-        </w:rPr>
-        <w:t xml:space="preserve">) a </w:t>
-      </w:r>
-      <w:r>
-        <w:rPr>
-          <w:rFonts w:ascii="Arial" w:hAnsi="Arial" w:cs="Arial"/>
-          <w:i/>
-          <w:iCs/>
-        </w:rPr>
-        <w:t>require_admin</w:t>
-      </w:r>
-      <w:r>
-        <w:rPr>
-          <w:rFonts w:ascii="Arial" w:hAnsi="Arial" w:cs="Arial"/>
-        </w:rPr>
-        <w:t xml:space="preserve"> függőség minden admin végpont esetén ellenőrzi </w:t>
+        <w:t xml:space="preserve"> amennyiben a felhasználói fiók időközben törlésre került, a rendszer egy, az azonosítót tartalmazó helyettesítő megjelenítést használ.</w:t>
+      </w:r>
+    </w:p>
+    <w:p>
+      <w:pPr>
+        <w:spacing w:line="360" w:lineRule="auto"/>
+        <w:jc w:val="both"/>
+        <w:rPr>
+          <w:rFonts w:ascii="Arial" w:hAnsi="Arial" w:cs="Arial"/>
+        </w:rPr>
+      </w:pPr>
+      <w:r>
+        <w:rPr>
+          <w:rFonts w:ascii="Arial" w:hAnsi="Arial" w:cs="Arial"/>
+        </w:rPr>
+        <w:t>A felületen minden visszajelzés önálló kártyaként jelenik meg, amely tartalmazza a küldő nevét, e-mail címét, a beküldés dátumát és az üzenet szövegét</w:t>
+      </w:r>
+      <w:r>
+        <w:rPr>
+          <w:rFonts w:ascii="Arial" w:hAnsi="Arial" w:cs="Arial"/>
+        </w:rPr>
+        <w:t>,</w:t>
+      </w:r>
+      <w:r>
+        <w:rPr>
+          <w:rFonts w:ascii="Arial" w:hAnsi="Arial" w:cs="Arial"/>
+        </w:rPr>
+        <w:t xml:space="preserve"> </w:t>
+      </w:r>
+      <w:r>
+        <w:rPr>
+          <w:rFonts w:ascii="Arial" w:hAnsi="Arial" w:cs="Arial"/>
+        </w:rPr>
+        <w:t>valamint, ha</w:t>
+      </w:r>
+      <w:r>
+        <w:rPr>
+          <w:rFonts w:ascii="Arial" w:hAnsi="Arial" w:cs="Arial"/>
+        </w:rPr>
+        <w:t xml:space="preserve"> a bejegyzéshez kép is tartozik, az szintén megjelenik, és új lapon, teljes méretben is </w:t>
       </w:r>
       <w:r>
         <w:rPr>
           <w:rFonts w:ascii="Arial" w:hAnsi="Arial" w:cs="Arial"/>
         </w:rPr>
         <w:lastRenderedPageBreak/>
-        <w:t>a beérkező titkos kulcs helyességét egy időzítéstámadás elleni védelmet biztosító összehasonlítási függvény (</w:t>
-      </w:r>
-      <w:r>
-        <w:rPr>
-          <w:rFonts w:ascii="Arial" w:hAnsi="Arial" w:cs="Arial"/>
-          <w:i/>
-          <w:iCs/>
-        </w:rPr>
-        <w:t>secrets.compare_digest</w:t>
-      </w:r>
-      <w:r>
-        <w:rPr>
-          <w:rFonts w:ascii="Arial" w:hAnsi="Arial" w:cs="Arial"/>
-        </w:rPr>
-        <w:t>) segítségével; amennyiben a szerveren nincs beállítva admin titkos kulcs, a rendszer 503-as státuszkóddal jelzi, hogy az admin funkció nem elérhető, helytelen kulcs esetén pedig 401-es hibaüzenettel utasítja el a kérést.</w:t>
-      </w:r>
-    </w:p>
-    <w:p>
-      <w:pPr>
-        <w:spacing w:line="360" w:lineRule="auto"/>
-        <w:jc w:val="both"/>
-        <w:rPr>
-          <w:rFonts w:ascii="Arial" w:hAnsi="Arial" w:cs="Arial"/>
-        </w:rPr>
-      </w:pPr>
-      <w:r>
-        <w:rPr>
-          <w:rFonts w:ascii="Arial" w:hAnsi="Arial" w:cs="Arial"/>
-        </w:rPr>
-        <w:t>5.9.2. Adatexportálás</w:t>
-      </w:r>
-    </w:p>
-    <w:p>
-      <w:pPr>
-        <w:spacing w:line="360" w:lineRule="auto"/>
-        <w:jc w:val="both"/>
-        <w:rPr>
-          <w:rFonts w:ascii="Arial" w:hAnsi="Arial" w:cs="Arial"/>
-        </w:rPr>
-      </w:pPr>
-      <w:r>
-        <w:rPr>
-          <w:rFonts w:ascii="Arial" w:hAnsi="Arial" w:cs="Arial"/>
-        </w:rPr>
-        <w:t xml:space="preserve">A sikeres hitelesítést követően megjelenő admin panelen az „Export” gomb megnyomására a kliens egy </w:t>
-      </w:r>
-      <w:r>
-        <w:rPr>
-          <w:rFonts w:ascii="Arial" w:hAnsi="Arial" w:cs="Arial"/>
-          <w:i/>
-          <w:iCs/>
-        </w:rPr>
-        <w:t>GET</w:t>
-      </w:r>
-      <w:r>
-        <w:rPr>
-          <w:rFonts w:ascii="Arial" w:hAnsi="Arial" w:cs="Arial"/>
-        </w:rPr>
-        <w:t xml:space="preserve"> kérést küld a </w:t>
-      </w:r>
-      <w:r>
-        <w:rPr>
-          <w:rFonts w:ascii="Arial" w:hAnsi="Arial" w:cs="Arial"/>
-          <w:i/>
-          <w:iCs/>
-        </w:rPr>
-        <w:t>/api/admin/export</w:t>
-      </w:r>
-      <w:r>
-        <w:rPr>
-          <w:rFonts w:ascii="Arial" w:hAnsi="Arial" w:cs="Arial"/>
-        </w:rPr>
-        <w:t xml:space="preserve"> végpontra. A szerver oldalon ez a végpont</w:t>
-      </w:r>
-      <w:r>
-        <w:rPr>
-          <w:rFonts w:ascii="Arial" w:hAnsi="Arial" w:cs="Arial"/>
-        </w:rPr>
-        <w:t xml:space="preserve">, </w:t>
-      </w:r>
-      <w:r>
-        <w:rPr>
-          <w:rFonts w:ascii="Arial" w:hAnsi="Arial" w:cs="Arial"/>
-        </w:rPr>
-        <w:t xml:space="preserve">az </w:t>
-      </w:r>
-      <w:r>
-        <w:rPr>
-          <w:rFonts w:ascii="Arial" w:hAnsi="Arial" w:cs="Arial"/>
-          <w:i/>
-          <w:iCs/>
-        </w:rPr>
-        <w:t>admin.py</w:t>
-      </w:r>
-      <w:r>
-        <w:rPr>
-          <w:rFonts w:ascii="Arial" w:hAnsi="Arial" w:cs="Arial"/>
-        </w:rPr>
-        <w:t xml:space="preserve"> fájlban definiált </w:t>
-      </w:r>
-      <w:r>
-        <w:rPr>
-          <w:rFonts w:ascii="Arial" w:hAnsi="Arial" w:cs="Arial"/>
-          <w:i/>
-          <w:iCs/>
-        </w:rPr>
-        <w:t>_EXPORT_MODELS</w:t>
-      </w:r>
-      <w:r>
-        <w:rPr>
-          <w:rFonts w:ascii="Arial" w:hAnsi="Arial" w:cs="Arial"/>
-        </w:rPr>
-        <w:t xml:space="preserve"> listában rögzített sorrendben</w:t>
-      </w:r>
-      <w:r>
-        <w:rPr>
-          <w:rFonts w:ascii="Arial" w:hAnsi="Arial" w:cs="Arial"/>
-        </w:rPr>
-        <w:t xml:space="preserve"> </w:t>
-      </w:r>
-      <w:r>
-        <w:rPr>
-          <w:rFonts w:ascii="Arial" w:hAnsi="Arial" w:cs="Arial"/>
-        </w:rPr>
-        <w:t xml:space="preserve">végigiterál az alkalmazás mind a </w:t>
-      </w:r>
-      <w:r>
-        <w:rPr>
-          <w:rFonts w:ascii="Arial" w:hAnsi="Arial" w:cs="Arial"/>
-        </w:rPr>
-        <w:t>12</w:t>
-      </w:r>
-      <w:r>
-        <w:rPr>
-          <w:rFonts w:ascii="Arial" w:hAnsi="Arial" w:cs="Arial"/>
-        </w:rPr>
-        <w:t xml:space="preserve"> adatbázis-tábláján</w:t>
-      </w:r>
-      <w:r>
-        <w:rPr>
-          <w:rFonts w:ascii="Arial" w:hAnsi="Arial" w:cs="Arial"/>
-        </w:rPr>
-        <w:t xml:space="preserve">, </w:t>
-      </w:r>
-      <w:r>
-        <w:rPr>
-          <w:rFonts w:ascii="Arial" w:hAnsi="Arial" w:cs="Arial"/>
-        </w:rPr>
-        <w:t xml:space="preserve">és minden sorát szótár formátumúra alakítja, a dátum- és decimális típusú mezőket </w:t>
-      </w:r>
-      <w:r>
-        <w:rPr>
-          <w:rFonts w:ascii="Arial" w:hAnsi="Arial" w:cs="Arial"/>
-          <w:i/>
-          <w:iCs/>
-        </w:rPr>
-        <w:t>JSON</w:t>
-      </w:r>
-      <w:r>
-        <w:rPr>
-          <w:rFonts w:ascii="Arial" w:hAnsi="Arial" w:cs="Arial"/>
-        </w:rPr>
-        <w:t>-kompatibilis formára konvertálva.</w:t>
-      </w:r>
-    </w:p>
-    <w:p>
-      <w:pPr>
-        <w:spacing w:line="360" w:lineRule="auto"/>
-        <w:jc w:val="both"/>
-        <w:rPr>
-          <w:rFonts w:ascii="Arial" w:hAnsi="Arial" w:cs="Arial"/>
-        </w:rPr>
-      </w:pPr>
-      <w:r>
-        <w:rPr>
-          <w:rFonts w:ascii="Arial" w:hAnsi="Arial" w:cs="Arial"/>
-        </w:rPr>
-        <w:t xml:space="preserve">Az adattáblák tartalma mellett a rendszer a helyszínekhez feltöltött fényképfájlokat is beemeli az exportba: a képekhez tartozó fájlokat a szerver a lemezről beolvassa, és </w:t>
-      </w:r>
-      <w:r>
-        <w:rPr>
-          <w:rFonts w:ascii="Arial" w:hAnsi="Arial" w:cs="Arial"/>
-          <w:i/>
-          <w:iCs/>
-        </w:rPr>
-        <w:t>Base64</w:t>
-      </w:r>
-      <w:r>
-        <w:rPr>
-          <w:rFonts w:ascii="Arial" w:hAnsi="Arial" w:cs="Arial"/>
-        </w:rPr>
-        <w:t xml:space="preserve"> kódolással szövegessé alakítva csatolja a </w:t>
-      </w:r>
-      <w:r>
-        <w:rPr>
-          <w:rFonts w:ascii="Arial" w:hAnsi="Arial" w:cs="Arial"/>
-          <w:i/>
-          <w:iCs/>
-        </w:rPr>
-        <w:t>JSON</w:t>
-      </w:r>
-      <w:r>
-        <w:rPr>
-          <w:rFonts w:ascii="Arial" w:hAnsi="Arial" w:cs="Arial"/>
-        </w:rPr>
-        <w:t xml:space="preserve"> válaszhoz. Ennek köszönhetően egyetlen fájl (</w:t>
-      </w:r>
-      <w:r>
-        <w:rPr>
-          <w:rFonts w:ascii="Arial" w:hAnsi="Arial" w:cs="Arial"/>
-          <w:i/>
-          <w:iCs/>
-        </w:rPr>
-        <w:t>travelapp-export-&lt;időbélyeg&gt;.json</w:t>
-      </w:r>
-      <w:r>
-        <w:rPr>
-          <w:rFonts w:ascii="Arial" w:hAnsi="Arial" w:cs="Arial"/>
-        </w:rPr>
-        <w:t>) tartalmazza a teljes adatbázis</w:t>
-      </w:r>
-      <w:r>
-        <w:rPr>
-          <w:rFonts w:ascii="Arial" w:hAnsi="Arial" w:cs="Arial"/>
-        </w:rPr>
-        <w:t xml:space="preserve"> tartalmát </w:t>
-      </w:r>
-      <w:r>
-        <w:rPr>
-          <w:rFonts w:ascii="Arial" w:hAnsi="Arial" w:cs="Arial"/>
-        </w:rPr>
-        <w:t>és a hozzá tartozó képi állományokat is, amely a böngésző oldalán egy automatikusan generált, letölthető fájlként jelenik meg a felhasználó számára.</w:t>
-      </w:r>
-    </w:p>
-    <w:p>
-      <w:pPr>
-        <w:spacing w:line="360" w:lineRule="auto"/>
-        <w:jc w:val="both"/>
-        <w:rPr>
-          <w:rFonts w:ascii="Arial" w:hAnsi="Arial" w:cs="Arial"/>
-        </w:rPr>
-      </w:pPr>
-      <w:r>
-        <w:rPr>
-          <w:rFonts w:ascii="Arial" w:hAnsi="Arial" w:cs="Arial"/>
-        </w:rPr>
-        <w:t>5.9.3. Adatimportálás</w:t>
-      </w:r>
-    </w:p>
-    <w:p>
-      <w:pPr>
-        <w:spacing w:line="360" w:lineRule="auto"/>
-        <w:jc w:val="both"/>
-        <w:rPr>
-          <w:rFonts w:ascii="Arial" w:hAnsi="Arial" w:cs="Arial"/>
-        </w:rPr>
-      </w:pPr>
-      <w:r>
-        <w:rPr>
-          <w:rFonts w:ascii="Arial" w:hAnsi="Arial" w:cs="Arial"/>
-        </w:rPr>
-        <w:t xml:space="preserve">Az importálás a rendszer legkockázatosabb, visszafordíthatatlan műveletét jelenti, ezért ehhez a felület több védelmi réteget is </w:t>
-      </w:r>
-      <w:r>
-        <w:rPr>
-          <w:rFonts w:ascii="Arial" w:hAnsi="Arial" w:cs="Arial"/>
-        </w:rPr>
-        <w:t>tartalmaz</w:t>
-      </w:r>
-      <w:r>
-        <w:rPr>
-          <w:rFonts w:ascii="Arial" w:hAnsi="Arial" w:cs="Arial"/>
-        </w:rPr>
-        <w:t xml:space="preserve">. A felhasználónak egyrészt ki kell választania a korábban exportált </w:t>
-      </w:r>
-      <w:r>
-        <w:rPr>
-          <w:rFonts w:ascii="Arial" w:hAnsi="Arial" w:cs="Arial"/>
-          <w:i/>
-          <w:iCs/>
-        </w:rPr>
-        <w:t>JSON</w:t>
-      </w:r>
-      <w:r>
-        <w:rPr>
-          <w:rFonts w:ascii="Arial" w:hAnsi="Arial" w:cs="Arial"/>
-        </w:rPr>
-        <w:t xml:space="preserve"> fájlt, másrészt egy megerősítő mezőben pontosan be kell gépelnie a DELETE EVERYTHING szöveget; az import gomb (az </w:t>
-      </w:r>
-      <w:r>
-        <w:rPr>
-          <w:rFonts w:ascii="Arial" w:hAnsi="Arial" w:cs="Arial"/>
-          <w:i/>
-          <w:iCs/>
-        </w:rPr>
-        <w:t>admin.js</w:t>
-      </w:r>
-      <w:r>
-        <w:rPr>
-          <w:rFonts w:ascii="Arial" w:hAnsi="Arial" w:cs="Arial"/>
-        </w:rPr>
-        <w:t xml:space="preserve"> fájlban megvalósított </w:t>
-      </w:r>
-      <w:r>
-        <w:rPr>
-          <w:rFonts w:ascii="Arial" w:hAnsi="Arial" w:cs="Arial"/>
-          <w:i/>
-          <w:iCs/>
-        </w:rPr>
-        <w:t>updateImportButtonState</w:t>
-      </w:r>
-      <w:r>
-        <w:rPr>
-          <w:rFonts w:ascii="Arial" w:hAnsi="Arial" w:cs="Arial"/>
-        </w:rPr>
-        <w:t xml:space="preserve"> függvény révén) mindaddig inaktív marad, amíg mindkét feltétel nem teljesül. A gomb megnyomására a rendszer egy további, </w:t>
-      </w:r>
-      <w:r>
-        <w:rPr>
-          <w:rFonts w:ascii="Arial" w:hAnsi="Arial" w:cs="Arial"/>
-          <w:i/>
-          <w:iCs/>
-        </w:rPr>
-        <w:t>JavaScript</w:t>
-      </w:r>
-      <w:r>
-        <w:rPr>
-          <w:rFonts w:ascii="Arial" w:hAnsi="Arial" w:cs="Arial"/>
-        </w:rPr>
-        <w:t xml:space="preserve"> alapú megerősítő párbeszédablakot is megjelenít, mielőtt a tényleges importálási kérést elküldené.</w:t>
-      </w:r>
-    </w:p>
-    <w:p>
-      <w:pPr>
-        <w:spacing w:line="360" w:lineRule="auto"/>
-        <w:jc w:val="both"/>
-        <w:rPr>
-          <w:rFonts w:ascii="Arial" w:hAnsi="Arial" w:cs="Arial"/>
-        </w:rPr>
-      </w:pPr>
-      <w:r>
-        <w:rPr>
-          <w:rFonts w:ascii="Arial" w:hAnsi="Arial" w:cs="Arial"/>
-        </w:rPr>
-        <w:t xml:space="preserve">A jóváhagyást követően a kliens beolvassa és </w:t>
-      </w:r>
-      <w:r>
-        <w:rPr>
-          <w:rFonts w:ascii="Arial" w:hAnsi="Arial" w:cs="Arial"/>
-          <w:i/>
-          <w:iCs/>
-        </w:rPr>
-        <w:t>JSON</w:t>
-      </w:r>
-      <w:r>
-        <w:rPr>
-          <w:rFonts w:ascii="Arial" w:hAnsi="Arial" w:cs="Arial"/>
-        </w:rPr>
-        <w:t xml:space="preserve"> formátumúra elemzi a kiválasztott fájlt, majd egy </w:t>
-      </w:r>
-      <w:r>
-        <w:rPr>
-          <w:rFonts w:ascii="Arial" w:hAnsi="Arial" w:cs="Arial"/>
-          <w:i/>
-          <w:iCs/>
-        </w:rPr>
-        <w:t>POST</w:t>
-      </w:r>
-      <w:r>
-        <w:rPr>
-          <w:rFonts w:ascii="Arial" w:hAnsi="Arial" w:cs="Arial"/>
-        </w:rPr>
-        <w:t xml:space="preserve"> kérésben továbbítja a </w:t>
-      </w:r>
-      <w:r>
-        <w:rPr>
-          <w:rFonts w:ascii="Arial" w:hAnsi="Arial" w:cs="Arial"/>
-          <w:i/>
-          <w:iCs/>
-        </w:rPr>
-        <w:t>/api/admin/import</w:t>
-      </w:r>
-      <w:r>
-        <w:rPr>
-          <w:rFonts w:ascii="Arial" w:hAnsi="Arial" w:cs="Arial"/>
-        </w:rPr>
-        <w:t xml:space="preserve"> végpontra. A szerver oldalon (</w:t>
-      </w:r>
-      <w:r>
-        <w:rPr>
-          <w:rFonts w:ascii="Arial" w:hAnsi="Arial" w:cs="Arial"/>
-          <w:i/>
-          <w:iCs/>
-        </w:rPr>
-        <w:t>admin.py</w:t>
-      </w:r>
-      <w:r>
-        <w:rPr>
-          <w:rFonts w:ascii="Arial" w:hAnsi="Arial" w:cs="Arial"/>
-        </w:rPr>
-        <w:t>) a végpont első lépésben minden érintett táblát kiürít (</w:t>
-      </w:r>
-      <w:r>
-        <w:rPr>
-          <w:rFonts w:ascii="Arial" w:hAnsi="Arial" w:cs="Arial"/>
-          <w:i/>
-          <w:iCs/>
-        </w:rPr>
-        <w:t xml:space="preserve">TRUNCATE </w:t>
-      </w:r>
-      <w:r>
-        <w:rPr>
-          <w:rFonts w:ascii="Arial" w:hAnsi="Arial" w:cs="Arial"/>
-        </w:rPr>
-        <w:t xml:space="preserve">... </w:t>
-      </w:r>
-      <w:r>
-        <w:rPr>
-          <w:rFonts w:ascii="Arial" w:hAnsi="Arial" w:cs="Arial"/>
-          <w:i/>
-          <w:iCs/>
-        </w:rPr>
-        <w:t>CASCADE</w:t>
-      </w:r>
-      <w:r>
-        <w:rPr>
-          <w:rFonts w:ascii="Arial" w:hAnsi="Arial" w:cs="Arial"/>
-        </w:rPr>
-        <w:t xml:space="preserve"> paranccsal), majd a beérkezett adatok alapján, táblánként újra feltölti </w:t>
-      </w:r>
-      <w:r>
-        <w:rPr>
-          <w:rFonts w:ascii="Arial" w:hAnsi="Arial" w:cs="Arial"/>
-        </w:rPr>
-        <w:lastRenderedPageBreak/>
-        <w:t xml:space="preserve">azokat, ügyelve arra, hogy a dátum- és decimális típusú mezők a megfelelő </w:t>
-      </w:r>
-      <w:r>
-        <w:rPr>
-          <w:rFonts w:ascii="Arial" w:hAnsi="Arial" w:cs="Arial"/>
-          <w:i/>
-          <w:iCs/>
-        </w:rPr>
-        <w:t>Python</w:t>
-      </w:r>
-      <w:r>
-        <w:rPr>
-          <w:rFonts w:ascii="Arial" w:hAnsi="Arial" w:cs="Arial"/>
-        </w:rPr>
-        <w:t xml:space="preserve">-típusra legyenek visszaalakítva a </w:t>
-      </w:r>
-      <w:r>
-        <w:rPr>
-          <w:rFonts w:ascii="Arial" w:hAnsi="Arial" w:cs="Arial"/>
-          <w:i/>
-          <w:iCs/>
-        </w:rPr>
-        <w:t>_parse_value</w:t>
-      </w:r>
-      <w:r>
-        <w:rPr>
-          <w:rFonts w:ascii="Arial" w:hAnsi="Arial" w:cs="Arial"/>
-        </w:rPr>
-        <w:t xml:space="preserve"> segédfüggvény segítségével. A rekordok visszaírását követően a rendszer minden, egész szám típusú azonosítóval rendelkező tábla esetén helyreállítja az adatbázis automatikus sorszámgenerálását (szekvenciáját) a legnagyobb beimportált azonosító alapján, elkerülve ezáltal a jövőbeli új rekordok létrehozásakor fellépő azonosító-ütközéseket. Végül a rendszer az exportált </w:t>
-      </w:r>
-      <w:r>
-        <w:rPr>
-          <w:rFonts w:ascii="Arial" w:hAnsi="Arial" w:cs="Arial"/>
-          <w:i/>
-          <w:iCs/>
-        </w:rPr>
-        <w:t>Base64</w:t>
-      </w:r>
-      <w:r>
-        <w:rPr>
-          <w:rFonts w:ascii="Arial" w:hAnsi="Arial" w:cs="Arial"/>
-        </w:rPr>
-        <w:t>-kódolt képfájlokat visszaalakítja és elmenti a szerver megfelelő könyvtárába. A művelet hibája esetén a rendszer az összes elvégzett adatbázis-módosítást visszavonja (rollback), így egy sikertelen import nem hagyhatja az adatbázist részlegesen, inkonzisztens állapotban.</w:t>
-      </w:r>
-    </w:p>
-    <w:p>
-      <w:pPr>
-        <w:spacing w:line="360" w:lineRule="auto"/>
-        <w:jc w:val="both"/>
-        <w:rPr>
-          <w:rFonts w:ascii="Arial" w:hAnsi="Arial" w:cs="Arial"/>
-        </w:rPr>
-      </w:pPr>
-      <w:r>
-        <w:rPr>
-          <w:rFonts w:ascii="Arial" w:hAnsi="Arial" w:cs="Arial"/>
-        </w:rPr>
-        <w:t>A sikeres importálás után a felület táblánkénti bontásban visszajelzi a beimportált rekordok számát, ezzel is megerősítve a felhasználó számára a művelet eredményét.</w:t>
-      </w:r>
-    </w:p>
-    <w:p>
-      <w:pPr>
-        <w:spacing w:line="360" w:lineRule="auto"/>
-        <w:jc w:val="both"/>
-        <w:rPr>
-          <w:rFonts w:ascii="Arial" w:hAnsi="Arial" w:cs="Arial"/>
-        </w:rPr>
-      </w:pPr>
-      <w:r>
-        <w:rPr>
-          <w:rFonts w:ascii="Arial" w:hAnsi="Arial" w:cs="Arial"/>
-        </w:rPr>
-        <w:t>5.9.4. Visszajelzések kezelése</w:t>
-      </w:r>
-    </w:p>
-    <w:p>
-      <w:pPr>
-        <w:spacing w:line="360" w:lineRule="auto"/>
-        <w:jc w:val="both"/>
-        <w:rPr>
-          <w:rFonts w:ascii="Arial" w:hAnsi="Arial" w:cs="Arial"/>
-        </w:rPr>
-      </w:pPr>
-      <w:r>
-        <w:rPr>
-          <w:rFonts w:ascii="Arial" w:hAnsi="Arial" w:cs="Arial"/>
-        </w:rPr>
-        <w:t>Egy</w:t>
-      </w:r>
-      <w:r>
-        <w:rPr>
-          <w:rFonts w:ascii="Arial" w:hAnsi="Arial" w:cs="Arial"/>
-        </w:rPr>
-        <w:t xml:space="preserve"> külön oldalon (frontend/pages/admin/admin_feedback.html) </w:t>
-      </w:r>
-      <w:r>
-        <w:rPr>
-          <w:rFonts w:ascii="Arial" w:hAnsi="Arial" w:cs="Arial"/>
-        </w:rPr>
-        <w:t>áttekinthetők</w:t>
-      </w:r>
-      <w:r>
-        <w:rPr>
-          <w:rFonts w:ascii="Arial" w:hAnsi="Arial" w:cs="Arial"/>
-        </w:rPr>
-        <w:t xml:space="preserve"> a felhasználók által beküldött visszajelzések. A hitelesítés itt is ugyanazon a titkos admin kulcson keresztül történik, mint az adatbázis export/import funkció esetében. A sikeres belépést követően a felület automatikusan lekérdezi a beérkezett visszajelzéseket a backend megfelelő végpontjáról.</w:t>
-      </w:r>
-    </w:p>
-    <w:p>
-      <w:pPr>
-        <w:spacing w:line="360" w:lineRule="auto"/>
-        <w:jc w:val="both"/>
-        <w:rPr>
-          <w:rFonts w:ascii="Arial" w:hAnsi="Arial" w:cs="Arial"/>
-        </w:rPr>
-      </w:pPr>
-      <w:r>
-        <w:rPr>
-          <w:rFonts w:ascii="Arial" w:hAnsi="Arial" w:cs="Arial"/>
-        </w:rPr>
-        <w:t>A szerver oldalon a lekérdezésért felelős, admin</w:t>
-      </w:r>
-      <w:r>
-        <w:rPr>
-          <w:rFonts w:ascii="Arial" w:hAnsi="Arial" w:cs="Arial"/>
-        </w:rPr>
-        <w:t xml:space="preserve"> </w:t>
-      </w:r>
-      <w:r>
-        <w:rPr>
-          <w:rFonts w:ascii="Arial" w:hAnsi="Arial" w:cs="Arial"/>
-        </w:rPr>
-        <w:t>jogosultsághoz kötött végpont a visszajelzéseket a beküldés időpontja szerint csökkenő sorrendben</w:t>
-      </w:r>
-      <w:r>
-        <w:rPr>
-          <w:rFonts w:ascii="Arial" w:hAnsi="Arial" w:cs="Arial"/>
-        </w:rPr>
-        <w:t xml:space="preserve"> (</w:t>
-      </w:r>
-      <w:r>
-        <w:rPr>
-          <w:rFonts w:ascii="Arial" w:hAnsi="Arial" w:cs="Arial"/>
-        </w:rPr>
-        <w:t>legfeljebb 200 elem</w:t>
-      </w:r>
-      <w:r>
-        <w:rPr>
-          <w:rFonts w:ascii="Arial" w:hAnsi="Arial" w:cs="Arial"/>
-        </w:rPr>
-        <w:t>)</w:t>
-      </w:r>
-      <w:r>
-        <w:rPr>
-          <w:rFonts w:ascii="Arial" w:hAnsi="Arial" w:cs="Arial"/>
-        </w:rPr>
-        <w:t xml:space="preserve"> adja vissza. Minden egyes bejegyzéshez a rendszer megkísérli lekérdezni a küldő felhasználó nevét és e-mail címét</w:t>
-      </w:r>
-      <w:r>
-        <w:rPr>
-          <w:rFonts w:ascii="Arial" w:hAnsi="Arial" w:cs="Arial"/>
-        </w:rPr>
-        <w:t>,</w:t>
-      </w:r>
-      <w:r>
-        <w:rPr>
-          <w:rFonts w:ascii="Arial" w:hAnsi="Arial" w:cs="Arial"/>
-        </w:rPr>
-        <w:t xml:space="preserve"> amennyiben a felhasználói fiók időközben törlésre került, a rendszer egy, az azonosítót tartalmazó helyettesítő megjelenítést használ.</w:t>
-      </w:r>
-    </w:p>
-    <w:p>
-      <w:pPr>
-        <w:spacing w:line="360" w:lineRule="auto"/>
-        <w:jc w:val="both"/>
-        <w:rPr>
-          <w:rFonts w:ascii="Arial" w:hAnsi="Arial" w:cs="Arial"/>
-        </w:rPr>
-      </w:pPr>
-      <w:r>
-        <w:rPr>
-          <w:rFonts w:ascii="Arial" w:hAnsi="Arial" w:cs="Arial"/>
-        </w:rPr>
-        <w:t>A felületen minden visszajelzés önálló kártyaként jelenik meg, amely tartalmazza a küldő nevét, e-mail címét, a beküldés dátumát és az üzenet szövegét</w:t>
-      </w:r>
-      <w:r>
-        <w:rPr>
-          <w:rFonts w:ascii="Arial" w:hAnsi="Arial" w:cs="Arial"/>
-        </w:rPr>
-        <w:t>,</w:t>
-      </w:r>
-      <w:r>
-        <w:rPr>
-          <w:rFonts w:ascii="Arial" w:hAnsi="Arial" w:cs="Arial"/>
-        </w:rPr>
-        <w:t xml:space="preserve"> </w:t>
-      </w:r>
-      <w:r>
-        <w:rPr>
-          <w:rFonts w:ascii="Arial" w:hAnsi="Arial" w:cs="Arial"/>
-        </w:rPr>
-        <w:t>valamint, ha</w:t>
-      </w:r>
-      <w:r>
-        <w:rPr>
-          <w:rFonts w:ascii="Arial" w:hAnsi="Arial" w:cs="Arial"/>
-        </w:rPr>
-        <w:t xml:space="preserve"> a bejegyzéshez kép is tartozik, az szintén megjelenik, és új lapon, teljes méretben is megtekinthető. </w:t>
+        <w:t xml:space="preserve">megtekinthető. </w:t>
       </w:r>
       <w:r>
         <w:rPr>
@@ -13676,14 +13559,7 @@
         <w:rPr>
           <w:rFonts w:ascii="Arial" w:hAnsi="Arial" w:cs="Arial"/>
         </w:rPr>
-        <w:t xml:space="preserve"> törléséről is, biztonságos módon védekezve az </w:t>
-      </w:r>
-      <w:r>
-        <w:rPr>
-          <w:rFonts w:ascii="Arial" w:hAnsi="Arial" w:cs="Arial"/>
-        </w:rPr>
-        <w:lastRenderedPageBreak/>
-        <w:t>illetéktelen elérési útvonal-manipuláció ellen. Amennyiben a törölni kívánt azonosító nem létezik, a rendszer 404-es státuszkóddal jelzi ezt.</w:t>
+        <w:t xml:space="preserve"> törléséről is, biztonságos módon védekezve az illetéktelen elérési útvonal-manipuláció ellen. Amennyiben a törölni kívánt azonosító nem létezik, a rendszer 404-es státuszkóddal jelzi ezt.</w:t>
       </w:r>
     </w:p>
     <w:p>
@@ -13907,29 +13783,29 @@
         <w:rPr>
           <w:rFonts w:ascii="Arial" w:hAnsi="Arial" w:cs="Arial"/>
         </w:rPr>
-        <w:t>nagybetűssé alakítja, kiszűri azokat a bejegyzéseket, amelyeknél hiányzik az indulási vagy érkezési repülőtér, amelyeknél az indulási és érkezési pont megegyezik, vagy amelyek duplikáltak, és minderről egy stats szótárban statisztikát is vezet (lekérdezett, beszúrt, frissített és kihagyott útvonalak száma).</w:t>
-      </w:r>
-    </w:p>
-    <w:p>
-      <w:pPr>
-        <w:spacing w:line="360" w:lineRule="auto"/>
-        <w:jc w:val="both"/>
-        <w:rPr>
-          <w:rFonts w:ascii="Arial" w:hAnsi="Arial" w:cs="Arial"/>
-        </w:rPr>
-      </w:pPr>
-      <w:r>
-        <w:rPr>
-          <w:rFonts w:ascii="Arial" w:hAnsi="Arial" w:cs="Arial"/>
-        </w:rPr>
-        <w:t xml:space="preserve">Az adatbázisba mentés előtt a függvény biztosítja a hivatkozási integritást: minden előforduló légitársaságot és repülőteret ellenőriz, és amennyiben még nem </w:t>
+        <w:t xml:space="preserve">nagybetűssé alakítja, kiszűri azokat a bejegyzéseket, amelyeknél hiányzik az indulási vagy érkezési repülőtér, amelyeknél az indulási és érkezési pont </w:t>
       </w:r>
       <w:r>
         <w:rPr>
           <w:rFonts w:ascii="Arial" w:hAnsi="Arial" w:cs="Arial"/>
         </w:rPr>
         <w:lastRenderedPageBreak/>
-        <w:t>szerepelnek az adatbázisban, a</w:t>
+        <w:t>megegyezik, vagy amelyek duplikáltak, és minderről egy stats szótárban statisztikát is vezet (lekérdezett, beszúrt, frissített és kihagyott útvonalak száma).</w:t>
+      </w:r>
+    </w:p>
+    <w:p>
+      <w:pPr>
+        <w:spacing w:line="360" w:lineRule="auto"/>
+        <w:jc w:val="both"/>
+        <w:rPr>
+          <w:rFonts w:ascii="Arial" w:hAnsi="Arial" w:cs="Arial"/>
+        </w:rPr>
+      </w:pPr>
+      <w:r>
+        <w:rPr>
+          <w:rFonts w:ascii="Arial" w:hAnsi="Arial" w:cs="Arial"/>
+        </w:rPr>
+        <w:t>Az adatbázisba mentés előtt a függvény biztosítja a hivatkozási integritást: minden előforduló légitársaságot és repülőteret ellenőriz, és amennyiben még nem szerepelnek az adatbázisban, a</w:t>
       </w:r>
       <w:r>
         <w:rPr>
@@ -14235,7 +14111,14 @@
         <w:rPr>
           <w:rFonts w:ascii="Arial" w:hAnsi="Arial" w:cs="Arial"/>
         </w:rPr>
-        <w:t xml:space="preserve">-ját (/api/views/locate/3/routes) hívja meg, amely közvetlenül strukturált formában adja vissza az összes üzemeltetett útvonalat, a szezonalitásra vonatkozó jelzéssel együtt. Az </w:t>
+        <w:t xml:space="preserve">-ját (/api/views/locate/3/routes) hívja meg, amely közvetlenül strukturált formában adja vissza az összes üzemeltetett útvonalat, a szezonalitásra </w:t>
+      </w:r>
+      <w:r>
+        <w:rPr>
+          <w:rFonts w:ascii="Arial" w:hAnsi="Arial" w:cs="Arial"/>
+        </w:rPr>
+        <w:lastRenderedPageBreak/>
+        <w:t xml:space="preserve">vonatkozó jelzéssel együtt. Az </w:t>
       </w:r>
       <w:r>
         <w:rPr>
@@ -14332,14 +14215,7 @@
         <w:rPr>
           <w:rFonts w:ascii="Arial" w:hAnsi="Arial" w:cs="Arial"/>
         </w:rPr>
-        <w:t xml:space="preserve">-t (be.wizzair.com) használ, amely az egyes városokhoz tartozó kapcsolatokat </w:t>
-      </w:r>
-      <w:r>
-        <w:rPr>
-          <w:rFonts w:ascii="Arial" w:hAnsi="Arial" w:cs="Arial"/>
-        </w:rPr>
-        <w:lastRenderedPageBreak/>
-        <w:t xml:space="preserve">térképszerű formában biztosítja. Mivel az </w:t>
+        <w:t xml:space="preserve">-t (be.wizzair.com) használ, amely az egyes városokhoz tartozó kapcsolatokat térképszerű formában biztosítja. Mivel az </w:t>
       </w:r>
       <w:r>
         <w:rPr>
@@ -14624,6 +14500,7 @@
         <w:rPr>
           <w:rFonts w:ascii="Arial" w:hAnsi="Arial" w:cs="Arial"/>
         </w:rPr>
+        <w:lastRenderedPageBreak/>
         <w:t xml:space="preserve">A modul globálisan elérhető </w:t>
       </w:r>
       <w:r>
@@ -14733,7 +14610,6 @@
           <w:sz w:val="28"/>
           <w:szCs w:val="28"/>
         </w:rPr>
-        <w:lastRenderedPageBreak/>
         <w:t>kódrészletek?, képernyőképek</w:t>
       </w:r>
       <w:r>
@@ -14844,7 +14720,13 @@
         <w:rPr>
           <w:rFonts w:ascii="Arial" w:hAnsi="Arial" w:cs="Arial"/>
         </w:rPr>
-        <w:t>410</w:t>
+        <w:t>4</w:t>
+      </w:r>
+      <w:r>
+        <w:rPr>
+          <w:rFonts w:ascii="Arial" w:hAnsi="Arial" w:cs="Arial"/>
+        </w:rPr>
+        <w:t>07</w:t>
       </w:r>
       <w:r>
         <w:rPr>
@@ -14986,7 +14868,14 @@
         <w:rPr>
           <w:rFonts w:ascii="Arial" w:hAnsi="Arial" w:cs="Arial"/>
         </w:rPr>
-        <w:t>és a hozzájuk kapcsolódó teljes kéréskezelési folyamat helyességét vizsgálják, valós adatbázis-műveletek mellett. Ezáltal</w:t>
+        <w:t xml:space="preserve">és a </w:t>
+      </w:r>
+      <w:r>
+        <w:rPr>
+          <w:rFonts w:ascii="Arial" w:hAnsi="Arial" w:cs="Arial"/>
+        </w:rPr>
+        <w:lastRenderedPageBreak/>
+        <w:t>hozzájuk kapcsolódó teljes kéréskezelési folyamat helyességét vizsgálják, valós adatbázis-műveletek mellett. Ezáltal</w:t>
       </w:r>
       <w:r>
         <w:rPr>
@@ -15064,7 +14953,6 @@
         <w:rPr>
           <w:rFonts w:ascii="Arial" w:hAnsi="Arial" w:cs="Arial"/>
         </w:rPr>
-        <w:lastRenderedPageBreak/>
         <w:t xml:space="preserve">A tesztek minőségének és teljességének nyomonkövetésére a </w:t>
       </w:r>
       <w:r>
@@ -15085,7 +14973,19 @@
         <w:rPr>
           <w:rFonts w:ascii="Arial" w:hAnsi="Arial" w:cs="Arial"/>
         </w:rPr>
-        <w:t xml:space="preserve">410 </w:t>
+        <w:t>4</w:t>
+      </w:r>
+      <w:r>
+        <w:rPr>
+          <w:rFonts w:ascii="Arial" w:hAnsi="Arial" w:cs="Arial"/>
+        </w:rPr>
+        <w:t>07</w:t>
+      </w:r>
+      <w:r>
+        <w:rPr>
+          <w:rFonts w:ascii="Arial" w:hAnsi="Arial" w:cs="Arial"/>
+        </w:rPr>
+        <w:t xml:space="preserve"> </w:t>
       </w:r>
       <w:r>
         <w:rPr>
@@ -15109,7 +15009,13 @@
         <w:rPr>
           <w:rFonts w:ascii="Arial" w:hAnsi="Arial" w:cs="Arial"/>
         </w:rPr>
-        <w:t>58</w:t>
+        <w:t>5</w:t>
+      </w:r>
+      <w:r>
+        <w:rPr>
+          <w:rFonts w:ascii="Arial" w:hAnsi="Arial" w:cs="Arial"/>
+        </w:rPr>
+        <w:t>5</w:t>
       </w:r>
       <w:r>
         <w:rPr>
@@ -15252,29 +15158,29 @@
         <w:rPr>
           <w:rFonts w:ascii="Arial" w:hAnsi="Arial" w:cs="Arial"/>
         </w:rPr>
-        <w:t>, akik körülbelül két héten keresztül, önállóan használták a rendszert. A tesztelés során arra kértem őket, hogy tervezzenek meg saját utazásokat, mentsenek el korábban meglátogatott helyeket, valamint általánosságban is próbálgassák végig az alkalmazás funkcióit, és az eközben tapasztalt hibákról, problémákról, illetve fejlesztési javaslataikról adjanak visszajelzést.</w:t>
-      </w:r>
-    </w:p>
-    <w:p>
-      <w:pPr>
-        <w:spacing w:line="360" w:lineRule="auto"/>
-        <w:jc w:val="both"/>
-        <w:rPr>
-          <w:rFonts w:ascii="Arial" w:hAnsi="Arial" w:cs="Arial"/>
-        </w:rPr>
-      </w:pPr>
-      <w:r>
-        <w:rPr>
-          <w:rFonts w:ascii="Arial" w:hAnsi="Arial" w:cs="Arial"/>
-        </w:rPr>
-        <w:t xml:space="preserve">A visszajelzések alapján több, a felhasználói élményt érintő problémát is sikerült azonosítani. Ezek közül a legjelentősebbek a következők voltak: a főoldal a tesztelők szerint túl semmitmondó volt, nem nyújtott elég érdemi információt vagy motivációt a további használatra, valamint a dátumválasztó komponens kezelése nehézkesnek </w:t>
+        <w:t xml:space="preserve">, akik körülbelül két héten keresztül, önállóan használták a rendszert. A tesztelés során arra kértem őket, hogy tervezzenek meg saját utazásokat, mentsenek el korábban meglátogatott helyeket, valamint általánosságban is próbálgassák végig az </w:t>
       </w:r>
       <w:r>
         <w:rPr>
           <w:rFonts w:ascii="Arial" w:hAnsi="Arial" w:cs="Arial"/>
         </w:rPr>
         <w:lastRenderedPageBreak/>
-        <w:t>bizonyult. Ezeken felül a tesztelők számos további, apróbb dizájn- és működésbeli problémára is felhívták a figyelmet, amelyeket önálló fejlesztőként korábban nem vettem észre. A visszajelzések alapján ezeket a problémákat a fejlesztés során javítottam, ami hozzájárult az alkalmazás használhatóságának és intuitivitásának javulásához.</w:t>
+        <w:t>alkalmazás funkcióit, és az eközben tapasztalt hibákról, problémákról, illetve fejlesztési javaslataikról adjanak visszajelzést.</w:t>
+      </w:r>
+    </w:p>
+    <w:p>
+      <w:pPr>
+        <w:spacing w:line="360" w:lineRule="auto"/>
+        <w:jc w:val="both"/>
+        <w:rPr>
+          <w:rFonts w:ascii="Arial" w:hAnsi="Arial" w:cs="Arial"/>
+        </w:rPr>
+      </w:pPr>
+      <w:r>
+        <w:rPr>
+          <w:rFonts w:ascii="Arial" w:hAnsi="Arial" w:cs="Arial"/>
+        </w:rPr>
+        <w:t>A visszajelzések alapján több, a felhasználói élményt érintő problémát is sikerült azonosítani. Ezek közül a legjelentősebbek a következők voltak: a főoldal a tesztelők szerint túl semmitmondó volt, nem nyújtott elég érdemi információt vagy motivációt a további használatra, valamint a dátumválasztó komponens kezelése nehézkesnek bizonyult. Ezeken felül a tesztelők számos további, apróbb dizájn- és működésbeli problémára is felhívták a figyelmet, amelyeket önálló fejlesztőként korábban nem vettem észre. A visszajelzések alapján ezeket a problémákat a fejlesztés során javítottam, ami hozzájárult az alkalmazás használhatóságának és intuitivitásának javulásához.</w:t>
       </w:r>
     </w:p>
     <w:p>
@@ -15436,7 +15342,14 @@
         <w:rPr>
           <w:rFonts w:ascii="Arial" w:hAnsi="Arial" w:cs="Arial"/>
         </w:rPr>
-        <w:t xml:space="preserve"> a minél jobb és élvezetesebb utazások tervezése érdekében indokolt lenne figyelembe venni a különböző helyszínekhez adott értékeléseket is. Első lépésként csak a felhasználó saját, korábban bejárt helyszínekhez fűzött véleményét vehetné figyelembe a rendszer, később azonban kiterjeszthető lenne az összes felhasználó értékelésének felhasználására is.</w:t>
+        <w:t xml:space="preserve"> a minél jobb és élvezetesebb utazások tervezése érdekében indokolt lenne figyelembe venni a különböző helyszínekhez adott értékeléseket is. Első lépésként csak a felhasználó saját, korábban bejárt helyszínekhez fűzött véleményét vehetné </w:t>
+      </w:r>
+      <w:r>
+        <w:rPr>
+          <w:rFonts w:ascii="Arial" w:hAnsi="Arial" w:cs="Arial"/>
+        </w:rPr>
+        <w:lastRenderedPageBreak/>
+        <w:t>figyelembe a rendszer, később azonban kiterjeszthető lenne az összes felhasználó értékelésének felhasználására is.</w:t>
       </w:r>
     </w:p>
     <w:p>
@@ -15573,7 +15486,6 @@
           <w:sz w:val="32"/>
           <w:szCs w:val="32"/>
         </w:rPr>
-        <w:lastRenderedPageBreak/>
         <w:t>1</w:t>
       </w:r>
       <w:r>
@@ -16150,6 +16062,7 @@
         <w:rPr>
           <w:rFonts w:ascii="Arial" w:hAnsi="Arial" w:cs="Arial"/>
         </w:rPr>
+        <w:lastRenderedPageBreak/>
         <w:t>[12] api-docs.deepseek.com: JSON output-</w:t>
       </w:r>
       <w:r>
@@ -16264,7 +16177,6 @@
         <w:rPr>
           <w:rFonts w:ascii="Arial" w:hAnsi="Arial" w:cs="Arial"/>
         </w:rPr>
-        <w:lastRenderedPageBreak/>
         <w:t>[1</w:t>
       </w:r>
       <w:r>

--- a/szakdolgozat.docx
+++ b/szakdolgozat.docx
@@ -1,6 +1,6 @@
 
 <file path=word/document.xml><?xml version="1.0" encoding="utf-8"?>
-<w:document xmlns:wpc="http://schemas.microsoft.com/office/word/2010/wordprocessingCanvas" xmlns:cx="http://schemas.microsoft.com/office/drawing/2014/chartex" xmlns:cx1="http://schemas.microsoft.com/office/drawing/2015/9/8/chartex" xmlns:cx2="http://schemas.microsoft.com/office/drawing/2015/10/21/chartex" xmlns:cx3="http://schemas.microsoft.com/office/drawing/2016/5/9/chartex" xmlns:cx4="http://schemas.microsoft.com/office/drawing/2016/5/10/chartex" xmlns:cx5="http://schemas.microsoft.com/office/drawing/2016/5/11/chartex" xmlns:cx6="http://schemas.microsoft.com/office/drawing/2016/5/12/chartex" xmlns:cx7="http://schemas.microsoft.com/office/drawing/2016/5/13/chartex" xmlns:cx8="http://schemas.microsoft.com/office/drawing/2016/5/14/chartex" xmlns:mc="http://schemas.openxmlformats.org/markup-compatibility/2006" xmlns:aink="http://schemas.microsoft.com/office/drawing/2016/ink" xmlns:am3d="http://schemas.microsoft.com/office/drawing/2017/model3d" xmlns:o="urn:schemas-microsoft-com:office:office" xmlns:oel="http://schemas.microsoft.com/office/2019/extlst" xmlns:r="http://schemas.openxmlformats.org/officeDocument/2006/relationships" xmlns:m="http://schemas.openxmlformats.org/officeDocument/2006/math" xmlns:v="urn:schemas-microsoft-com:vml" xmlns:wp14="http://schemas.microsoft.com/office/word/2010/wordprocessingDrawing" xmlns:wp="http://schemas.openxmlformats.org/drawingml/2006/wordprocessingDrawing" xmlns:w10="urn:schemas-microsoft-com:office:word" xmlns:w="http://schemas.openxmlformats.org/wordprocessingml/2006/main" xmlns:w14="http://schemas.microsoft.com/office/word/2010/wordml" xmlns:w15="http://schemas.microsoft.com/office/word/2012/wordml" xmlns:w16cei="http://schemas.microsoft.com/office/word/2026/wordml/cei" xmlns:w16cex="http://schemas.microsoft.com/office/word/2018/wordml/cex" xmlns:w16cid="http://schemas.microsoft.com/office/word/2016/wordml/cid" xmlns:w16="http://schemas.microsoft.com/office/word/2018/wordml" xmlns:w16du="http://schemas.microsoft.com/office/word/2023/wordml/word16du" xmlns:w16sdtdh="http://schemas.microsoft.com/office/word/2020/wordml/sdtdatahash" xmlns:w16sdtfl="http://schemas.microsoft.com/office/word/2024/wordml/sdtformatlock" xmlns:w16se="http://schemas.microsoft.com/office/word/2015/wordml/symex" xmlns:wpg="http://schemas.microsoft.com/office/word/2010/wordprocessingGroup" xmlns:wpi="http://schemas.microsoft.com/office/word/2010/wordprocessingInk" xmlns:wne="http://schemas.microsoft.com/office/word/2006/wordml" xmlns:wps="http://schemas.microsoft.com/office/word/2010/wordprocessingShape" mc:Ignorable="w14 w15 w16se w16cid w16 w16cex w16sdtdh w16sdtfl w16du wp14">
+<w:document xmlns:wpc="http://schemas.microsoft.com/office/word/2010/wordprocessingCanvas" xmlns:cx="http://schemas.microsoft.com/office/drawing/2014/chartex" xmlns:cx1="http://schemas.microsoft.com/office/drawing/2015/9/8/chartex" xmlns:cx2="http://schemas.microsoft.com/office/drawing/2015/10/21/chartex" xmlns:cx3="http://schemas.microsoft.com/office/drawing/2016/5/9/chartex" xmlns:cx4="http://schemas.microsoft.com/office/drawing/2016/5/10/chartex" xmlns:cx5="http://schemas.microsoft.com/office/drawing/2016/5/11/chartex" xmlns:cx6="http://schemas.microsoft.com/office/drawing/2016/5/12/chartex" xmlns:cx7="http://schemas.microsoft.com/office/drawing/2016/5/13/chartex" xmlns:cx8="http://schemas.microsoft.com/office/drawing/2016/5/14/chartex" xmlns:mc="http://schemas.openxmlformats.org/markup-compatibility/2006" xmlns:aink="http://schemas.microsoft.com/office/drawing/2016/ink" xmlns:am3d="http://schemas.microsoft.com/office/drawing/2017/model3d" xmlns:o="urn:schemas-microsoft-com:office:office" xmlns:oel="http://schemas.microsoft.com/office/2019/extlst" xmlns:r="http://schemas.openxmlformats.org/officeDocument/2006/relationships" xmlns:m="http://schemas.openxmlformats.org/officeDocument/2006/math" xmlns:v="urn:schemas-microsoft-com:vml" xmlns:wp14="http://schemas.microsoft.com/office/word/2010/wordprocessingDrawing" xmlns:wp="http://schemas.openxmlformats.org/drawingml/2006/wordprocessingDrawing" xmlns:w10="urn:schemas-microsoft-com:office:word" xmlns:w="http://schemas.openxmlformats.org/wordprocessingml/2006/main" xmlns:w14="http://schemas.microsoft.com/office/word/2010/wordml" xmlns:w15="http://schemas.microsoft.com/office/word/2012/wordml" xmlns:w16cex="http://schemas.microsoft.com/office/word/2018/wordml/cex" xmlns:w16cid="http://schemas.microsoft.com/office/word/2016/wordml/cid" xmlns:w16="http://schemas.microsoft.com/office/word/2018/wordml" xmlns:w16du="http://schemas.microsoft.com/office/word/2023/wordml/word16du" xmlns:w16sdtdh="http://schemas.microsoft.com/office/word/2020/wordml/sdtdatahash" xmlns:w16sdtfl="http://schemas.microsoft.com/office/word/2024/wordml/sdtformatlock" xmlns:w16se="http://schemas.microsoft.com/office/word/2015/wordml/symex" xmlns:wpg="http://schemas.microsoft.com/office/word/2010/wordprocessingGroup" xmlns:wpi="http://schemas.microsoft.com/office/word/2010/wordprocessingInk" xmlns:wne="http://schemas.microsoft.com/office/word/2006/wordml" xmlns:wps="http://schemas.microsoft.com/office/word/2010/wordprocessingShape" mc:Ignorable="w14 w15 w16se w16cid w16 w16cex w16sdtdh w16sdtfl w16du wp14">
   <w:body>
     <w:p>
       <w:pPr>
@@ -7027,7 +7027,7 @@
         </w:rPr>
         <w:lastRenderedPageBreak/>
         <w:drawing>
-          <wp:inline distT="0" distB="0" distL="0" distR="0" wp14:anchorId="28BD969F" wp14:editId="34C3CC6A">
+          <wp:inline distT="0" distB="0" distL="0" distR="0" wp14:anchorId="28BD969F" wp14:editId="4232E88B">
             <wp:extent cx="5760720" cy="3240405"/>
             <wp:effectExtent l="0" t="0" r="0" b="0"/>
             <wp:docPr id="1304297483" name="Picture 8"/>
@@ -7180,7 +7180,7 @@
           <w:noProof/>
         </w:rPr>
         <w:drawing>
-          <wp:inline distT="0" distB="0" distL="0" distR="0" wp14:anchorId="1B0EC6B4" wp14:editId="5DA8EE1E">
+          <wp:inline distT="0" distB="0" distL="0" distR="0" wp14:anchorId="1B0EC6B4" wp14:editId="41750AFA">
             <wp:extent cx="5760720" cy="3240405"/>
             <wp:effectExtent l="0" t="0" r="0" b="0"/>
             <wp:docPr id="1302079082" name="Picture 9"/>
@@ -7275,7 +7275,7 @@
         </w:rPr>
         <w:lastRenderedPageBreak/>
         <w:drawing>
-          <wp:inline distT="0" distB="0" distL="0" distR="0" wp14:anchorId="43FD0357" wp14:editId="0B0F1BC4">
+          <wp:inline distT="0" distB="0" distL="0" distR="0" wp14:anchorId="43FD0357" wp14:editId="2AA2C53A">
             <wp:extent cx="5760720" cy="3240405"/>
             <wp:effectExtent l="0" t="0" r="0" b="0"/>
             <wp:docPr id="179788065" name="Picture 10"/>
@@ -7383,7 +7383,7 @@
           <w:noProof/>
         </w:rPr>
         <w:drawing>
-          <wp:inline distT="0" distB="0" distL="0" distR="0" wp14:anchorId="0E4634B2" wp14:editId="5F8BA393">
+          <wp:inline distT="0" distB="0" distL="0" distR="0" wp14:anchorId="0E4634B2" wp14:editId="3F869F87">
             <wp:extent cx="5760720" cy="3240405"/>
             <wp:effectExtent l="0" t="0" r="0" b="0"/>
             <wp:docPr id="1198935811" name="Picture 11"/>
@@ -7491,7 +7491,7 @@
         </w:rPr>
         <w:lastRenderedPageBreak/>
         <w:drawing>
-          <wp:inline distT="0" distB="0" distL="0" distR="0" wp14:anchorId="415F39BF" wp14:editId="31492E8D">
+          <wp:inline distT="0" distB="0" distL="0" distR="0" wp14:anchorId="415F39BF" wp14:editId="1CF35EC0">
             <wp:extent cx="5760720" cy="3237230"/>
             <wp:effectExtent l="0" t="0" r="0" b="1270"/>
             <wp:docPr id="476222351" name="Picture 12"/>
@@ -11067,22 +11067,91 @@
         <w:rPr>
           <w:rFonts w:ascii="Arial" w:hAnsi="Arial" w:cs="Arial"/>
         </w:rPr>
-        <w:t>Ez a fejezet azt a funkciót mutatja be, amellyel a felhasználó új helyszínt rögzíthet az utazási naplójában, fényképekkel és részletes leírással kiegészítve.</w:t>
-      </w:r>
-    </w:p>
-    <w:p>
-      <w:pPr>
-        <w:spacing w:line="360" w:lineRule="auto"/>
-        <w:jc w:val="both"/>
-        <w:rPr>
-          <w:rFonts w:ascii="Arial" w:hAnsi="Arial" w:cs="Arial"/>
-        </w:rPr>
-      </w:pPr>
-      <w:r>
-        <w:rPr>
-          <w:rFonts w:ascii="Arial" w:hAnsi="Arial" w:cs="Arial"/>
-        </w:rPr>
-        <w:t xml:space="preserve">Az alkalmazás egy dedikált, </w:t>
+        <w:t>Az alkalmazás egy űrlapon keresztül teszi lehetővé új helyek rögzítését. A felhasználó megadhatja a helyszín nevét, országát, a látogatás kezdő- és záródátumát, opcionálisan egy 1–5 csillagos értékelést, egy szabad szöveges leírást, valamint tetszőleges számú fényképet</w:t>
+      </w:r>
+      <w:r>
+        <w:rPr>
+          <w:rFonts w:ascii="Arial" w:hAnsi="Arial" w:cs="Arial"/>
+        </w:rPr>
+        <w:t xml:space="preserve"> is</w:t>
+      </w:r>
+      <w:r>
+        <w:rPr>
+          <w:rFonts w:ascii="Arial" w:hAnsi="Arial" w:cs="Arial"/>
+        </w:rPr>
+        <w:t xml:space="preserve"> csatolhat. Az országmező automatikus kiegészítéssel működik</w:t>
+      </w:r>
+      <w:r>
+        <w:rPr>
+          <w:rFonts w:ascii="Arial" w:hAnsi="Arial" w:cs="Arial"/>
+        </w:rPr>
+        <w:t xml:space="preserve"> (</w:t>
+      </w:r>
+      <w:r>
+        <w:rPr>
+          <w:rFonts w:ascii="Arial" w:hAnsi="Arial" w:cs="Arial"/>
+        </w:rPr>
+        <w:t>Countries.mountAutocomplete()</w:t>
+      </w:r>
+      <w:r>
+        <w:rPr>
+          <w:rFonts w:ascii="Arial" w:hAnsi="Arial" w:cs="Arial"/>
+        </w:rPr>
+        <w:t>)</w:t>
+      </w:r>
+      <w:r>
+        <w:rPr>
+          <w:rFonts w:ascii="Arial" w:hAnsi="Arial" w:cs="Arial"/>
+        </w:rPr>
+        <w:t xml:space="preserve">: a felhasználó lokalizált országnevet lát, a szerver azonban a nemzetközi szabvány szerinti, kétbetűs országkódot (pl. HU) kapja, amelyet a </w:t>
+      </w:r>
+      <w:r>
+        <w:rPr>
+          <w:rFonts w:ascii="Arial" w:hAnsi="Arial" w:cs="Arial"/>
+          <w:i/>
+          <w:iCs/>
+        </w:rPr>
+        <w:t>Countries.getCode()</w:t>
+      </w:r>
+      <w:r>
+        <w:rPr>
+          <w:rFonts w:ascii="Arial" w:hAnsi="Arial" w:cs="Arial"/>
+        </w:rPr>
+        <w:t xml:space="preserve"> a küldés előtt olvas ki a beviteli mezőből.</w:t>
+      </w:r>
+    </w:p>
+    <w:p>
+      <w:pPr>
+        <w:spacing w:line="360" w:lineRule="auto"/>
+        <w:jc w:val="both"/>
+        <w:rPr>
+          <w:rFonts w:ascii="Arial" w:hAnsi="Arial" w:cs="Arial"/>
+        </w:rPr>
+      </w:pPr>
+      <w:r>
+        <w:rPr>
+          <w:rFonts w:ascii="Arial" w:hAnsi="Arial" w:cs="Arial"/>
+        </w:rPr>
+        <w:lastRenderedPageBreak/>
+        <w:t xml:space="preserve">A kliens oldali validáció több szinten is </w:t>
+      </w:r>
+      <w:r>
+        <w:rPr>
+          <w:rFonts w:ascii="Arial" w:hAnsi="Arial" w:cs="Arial"/>
+        </w:rPr>
+        <w:t>ellenőrzi</w:t>
+      </w:r>
+      <w:r>
+        <w:rPr>
+          <w:rFonts w:ascii="Arial" w:hAnsi="Arial" w:cs="Arial"/>
+        </w:rPr>
+        <w:t xml:space="preserve"> az adatok helyességét, mielőtt azok elküldésre kerülnek. A</w:t>
+      </w:r>
+      <w:r>
+        <w:rPr>
+          <w:rFonts w:ascii="Arial" w:hAnsi="Arial" w:cs="Arial"/>
+        </w:rPr>
+        <w:t xml:space="preserve"> </w:t>
       </w:r>
       <w:r>
         <w:rPr>
@@ -11096,81 +11165,404 @@
         <w:rPr>
           <w:rFonts w:ascii="Arial" w:hAnsi="Arial" w:cs="Arial"/>
         </w:rPr>
-        <w:t xml:space="preserve"> dátumválasztóval és interaktív csillagos értékelővel ellátott űrlapon keresztül teszi lehetővé új meglátogatott helyek rögzítését. A felhasználó megadhatja a helyszín nevét, országát, a látogatás kezdő- és </w:t>
+        <w:t xml:space="preserve"> dátumválasztó mezők a felhasználó nyelvi beállításához igazodó lokalizációval jelennek meg, és a jövőbeli dátum kiválasztása le van tiltva. A kezdő dátum módosításakor a záró dátum minimuma automatikusan frissül, és amíg a felhasználó kézzel nem választ ettől eltérő záró dátumot</w:t>
+      </w:r>
+      <w:r>
+        <w:rPr>
+          <w:rFonts w:ascii="Arial" w:hAnsi="Arial" w:cs="Arial"/>
+        </w:rPr>
+        <w:t>,</w:t>
+      </w:r>
+      <w:r>
+        <w:rPr>
+          <w:rFonts w:ascii="Arial" w:hAnsi="Arial" w:cs="Arial"/>
+        </w:rPr>
+        <w:t xml:space="preserve"> az értéke is szinkronban marad a kezdő dátummal. Az űrlap elküldése előtt a rendszer ellenőrzi a kötelező mezők kitöltöttségét, valamint azt, hogy a záró dátum ne előzze meg a kezdő dátumot</w:t>
+      </w:r>
+      <w:r>
+        <w:rPr>
+          <w:rFonts w:ascii="Arial" w:hAnsi="Arial" w:cs="Arial"/>
+        </w:rPr>
+        <w:t>.</w:t>
+      </w:r>
+      <w:r>
+        <w:rPr>
+          <w:rFonts w:ascii="Arial" w:hAnsi="Arial" w:cs="Arial"/>
+        </w:rPr>
+        <w:t xml:space="preserve"> </w:t>
+      </w:r>
+      <w:r>
+        <w:rPr>
+          <w:rFonts w:ascii="Arial" w:hAnsi="Arial" w:cs="Arial"/>
+        </w:rPr>
+        <w:t>A</w:t>
+      </w:r>
+      <w:r>
+        <w:rPr>
+          <w:rFonts w:ascii="Arial" w:hAnsi="Arial" w:cs="Arial"/>
+        </w:rPr>
+        <w:t xml:space="preserve"> hibaüzenetek egy </w:t>
+      </w:r>
+      <w:r>
+        <w:rPr>
+          <w:rFonts w:ascii="Arial" w:hAnsi="Arial" w:cs="Arial"/>
+        </w:rPr>
+        <w:t>felugró</w:t>
+      </w:r>
+      <w:r>
+        <w:rPr>
+          <w:rFonts w:ascii="Arial" w:hAnsi="Arial" w:cs="Arial"/>
+        </w:rPr>
+        <w:t xml:space="preserve"> ablakban, a felhasználó nyelvén jelennek meg.</w:t>
+      </w:r>
+    </w:p>
+    <w:p>
+      <w:pPr>
+        <w:spacing w:line="360" w:lineRule="auto"/>
+        <w:jc w:val="both"/>
+        <w:rPr>
+          <w:rFonts w:ascii="Arial" w:hAnsi="Arial" w:cs="Arial"/>
+        </w:rPr>
+      </w:pPr>
+      <w:r>
+        <w:rPr>
+          <w:rFonts w:ascii="Arial" w:hAnsi="Arial" w:cs="Arial"/>
+        </w:rPr>
+        <w:t xml:space="preserve">Az űrlap szöveges mezői </w:t>
+      </w:r>
+      <w:r>
+        <w:rPr>
+          <w:rFonts w:ascii="Arial" w:hAnsi="Arial" w:cs="Arial"/>
+        </w:rPr>
+        <w:t>az oldal frissítése</w:t>
+      </w:r>
+      <w:r>
+        <w:rPr>
+          <w:rFonts w:ascii="Arial" w:hAnsi="Arial" w:cs="Arial"/>
+        </w:rPr>
+        <w:t xml:space="preserve"> után is megmaradnak</w:t>
+      </w:r>
+      <w:r>
+        <w:rPr>
+          <w:rFonts w:ascii="Arial" w:hAnsi="Arial" w:cs="Arial"/>
+        </w:rPr>
+        <w:t>, ezzel elkerülve, hogy a felhasználónak mindent újra</w:t>
+      </w:r>
+      <w:r>
+        <w:rPr>
+          <w:rFonts w:ascii="Arial" w:hAnsi="Arial" w:cs="Arial"/>
+        </w:rPr>
+        <w:t xml:space="preserve"> ki kelljen tölteni</w:t>
+      </w:r>
+      <w:r>
+        <w:rPr>
+          <w:rFonts w:ascii="Arial" w:hAnsi="Arial" w:cs="Arial"/>
+        </w:rPr>
+        <w:t xml:space="preserve">, mivel a </w:t>
+      </w:r>
+      <w:r>
+        <w:rPr>
+          <w:rFonts w:ascii="Arial" w:hAnsi="Arial" w:cs="Arial"/>
+          <w:i/>
+          <w:iCs/>
+        </w:rPr>
+        <w:t>saveDraft()</w:t>
+      </w:r>
+      <w:r>
+        <w:rPr>
+          <w:rFonts w:ascii="Arial" w:hAnsi="Arial" w:cs="Arial"/>
+        </w:rPr>
+        <w:t xml:space="preserve"> függvény</w:t>
+      </w:r>
+      <w:r>
+        <w:rPr>
+          <w:rFonts w:ascii="Arial" w:hAnsi="Arial" w:cs="Arial"/>
+        </w:rPr>
+        <w:t xml:space="preserve"> a beírt adatokat piszkozatként ideiglenesen elmenti a böngésző</w:t>
+      </w:r>
+      <w:r>
+        <w:rPr>
+          <w:rFonts w:ascii="Arial" w:hAnsi="Arial" w:cs="Arial"/>
+        </w:rPr>
+        <w:t xml:space="preserve"> </w:t>
+      </w:r>
+      <w:r>
+        <w:rPr>
+          <w:rFonts w:ascii="Arial" w:hAnsi="Arial" w:cs="Arial"/>
+          <w:i/>
+          <w:iCs/>
+        </w:rPr>
+        <w:t>sessionStorage</w:t>
+      </w:r>
+      <w:r>
+        <w:rPr>
+          <w:rFonts w:ascii="Arial" w:hAnsi="Arial" w:cs="Arial"/>
+        </w:rPr>
+        <w:t>-ába</w:t>
+      </w:r>
+      <w:r>
+        <w:rPr>
+          <w:rFonts w:ascii="Arial" w:hAnsi="Arial" w:cs="Arial"/>
+        </w:rPr>
+        <w:t xml:space="preserve">, betöltéskor pedig a </w:t>
+      </w:r>
+      <w:r>
+        <w:rPr>
+          <w:rFonts w:ascii="Arial" w:hAnsi="Arial" w:cs="Arial"/>
+          <w:i/>
+          <w:iCs/>
+        </w:rPr>
+        <w:t>restoreDraft()</w:t>
+      </w:r>
+      <w:r>
+        <w:rPr>
+          <w:rFonts w:ascii="Arial" w:hAnsi="Arial" w:cs="Arial"/>
+        </w:rPr>
+        <w:t xml:space="preserve"> visszaállítja</w:t>
+      </w:r>
+      <w:r>
+        <w:rPr>
+          <w:rFonts w:ascii="Arial" w:hAnsi="Arial" w:cs="Arial"/>
+        </w:rPr>
+        <w:t>. A kiválasztott fényképek ugyanakkor nem menthetők ilyen módon, mivel a böngésző biztonsági okokból nem teszi lehetővé a fájlok tartós tárolását.</w:t>
+      </w:r>
+    </w:p>
+    <w:p>
+      <w:pPr>
+        <w:spacing w:line="360" w:lineRule="auto"/>
+        <w:jc w:val="both"/>
+        <w:rPr>
+          <w:rFonts w:ascii="Arial" w:hAnsi="Arial" w:cs="Arial"/>
+        </w:rPr>
+      </w:pPr>
+      <w:r>
+        <w:rPr>
+          <w:rFonts w:ascii="Arial" w:hAnsi="Arial" w:cs="Arial"/>
+        </w:rPr>
+        <w:t>A fényképfeltöltés a kliens oldalon egy közös, más funkciók által is használt segédmodulon keresztül valósul meg</w:t>
+      </w:r>
+      <w:r>
+        <w:rPr>
+          <w:rFonts w:ascii="Arial" w:hAnsi="Arial" w:cs="Arial"/>
+        </w:rPr>
+        <w:t xml:space="preserve"> (imageUpload.js)</w:t>
+      </w:r>
+      <w:r>
+        <w:rPr>
+          <w:rFonts w:ascii="Arial" w:hAnsi="Arial" w:cs="Arial"/>
+        </w:rPr>
+        <w:t>. A kiválasztott fájlok formátumát (kizárólag PNG és JPEG engedélyezett) és méretét (legfeljebb 10 MB fájlonként) a rendszer már a feltöltés előtt ellenőrzi, a nem megfelelő fájlokról pedig részletes hibaüzenetet jelenít meg.</w:t>
+      </w:r>
+      <w:r>
+        <w:rPr>
+          <w:rFonts w:ascii="Arial" w:hAnsi="Arial" w:cs="Arial"/>
+        </w:rPr>
+        <w:t xml:space="preserve"> </w:t>
+      </w:r>
+      <w:r>
+        <w:rPr>
+          <w:rFonts w:ascii="Arial" w:hAnsi="Arial" w:cs="Arial"/>
+        </w:rPr>
+        <w:t>A formátumkorlátozás (PNG, JPEG) a széles körű eszköz- és böngészőkompatibilitást biztosítja, míg a 10 MB-os méretkorlát egyensúlyt teremt a felhasználói kényelem és a szerver tárhelyének védelme között.</w:t>
+      </w:r>
+      <w:r>
+        <w:rPr>
+          <w:rFonts w:ascii="Arial" w:hAnsi="Arial" w:cs="Arial"/>
+        </w:rPr>
+        <w:t xml:space="preserve"> A képekről a böngésző</w:t>
+      </w:r>
+      <w:r>
+        <w:rPr>
+          <w:rFonts w:ascii="Arial" w:hAnsi="Arial" w:cs="Arial"/>
+        </w:rPr>
+        <w:t xml:space="preserve"> </w:t>
+      </w:r>
+      <w:r>
+        <w:rPr>
+          <w:rFonts w:ascii="Arial" w:hAnsi="Arial" w:cs="Arial"/>
+          <w:i/>
+          <w:iCs/>
+        </w:rPr>
+        <w:t>URL.createObjectURL()</w:t>
+      </w:r>
+      <w:r>
+        <w:rPr>
+          <w:rFonts w:ascii="Arial" w:hAnsi="Arial" w:cs="Arial"/>
+        </w:rPr>
+        <w:t xml:space="preserve"> metódusával</w:t>
+      </w:r>
+      <w:r>
+        <w:rPr>
+          <w:rFonts w:ascii="Arial" w:hAnsi="Arial" w:cs="Arial"/>
+        </w:rPr>
+        <w:t xml:space="preserve"> helyi előnézetet </w:t>
+      </w:r>
+      <w:r>
+        <w:rPr>
+          <w:rFonts w:ascii="Arial" w:hAnsi="Arial" w:cs="Arial"/>
+        </w:rPr>
+        <w:t>jelenít meg</w:t>
+      </w:r>
+      <w:r>
+        <w:rPr>
+          <w:rFonts w:ascii="Arial" w:hAnsi="Arial" w:cs="Arial"/>
+        </w:rPr>
+        <w:t>,</w:t>
+      </w:r>
+      <w:r>
+        <w:rPr>
+          <w:rFonts w:ascii="Arial" w:hAnsi="Arial" w:cs="Arial"/>
+        </w:rPr>
+        <w:t xml:space="preserve"> hogy a felhasználó </w:t>
+      </w:r>
+      <w:r>
+        <w:rPr>
+          <w:rFonts w:ascii="Arial" w:hAnsi="Arial" w:cs="Arial"/>
+        </w:rPr>
+        <w:t>ellenőrizhesse a feltöltött képeit mentés előtt</w:t>
+      </w:r>
+      <w:r>
+        <w:rPr>
+          <w:rFonts w:ascii="Arial" w:hAnsi="Arial" w:cs="Arial"/>
+        </w:rPr>
+        <w:t>.</w:t>
+      </w:r>
+    </w:p>
+    <w:p>
+      <w:pPr>
+        <w:spacing w:line="360" w:lineRule="auto"/>
+        <w:jc w:val="both"/>
+        <w:rPr>
+          <w:rFonts w:ascii="Arial" w:hAnsi="Arial" w:cs="Arial"/>
+        </w:rPr>
+      </w:pPr>
+      <w:r>
+        <w:rPr>
+          <w:rFonts w:ascii="Arial" w:hAnsi="Arial" w:cs="Arial"/>
+        </w:rPr>
+        <w:t xml:space="preserve">Az adatok mentése két, egymásra épülő lépésben történik. Elsőként a helyszín szöveges adatai kerülnek elküldésre egy POST kéréssel a </w:t>
+      </w:r>
+      <w:r>
+        <w:rPr>
+          <w:rFonts w:ascii="Arial" w:hAnsi="Arial" w:cs="Arial"/>
+          <w:i/>
+          <w:iCs/>
+        </w:rPr>
+        <w:t>/api/visited-places</w:t>
+      </w:r>
+      <w:r>
+        <w:rPr>
+          <w:rFonts w:ascii="Arial" w:hAnsi="Arial" w:cs="Arial"/>
+        </w:rPr>
+        <w:t xml:space="preserve"> </w:t>
+      </w:r>
+      <w:r>
+        <w:rPr>
+          <w:rFonts w:ascii="Arial" w:hAnsi="Arial" w:cs="Arial"/>
+        </w:rPr>
+        <w:t>végpontra. A</w:t>
+      </w:r>
+      <w:r>
+        <w:rPr>
+          <w:rFonts w:ascii="Arial" w:hAnsi="Arial" w:cs="Arial"/>
+        </w:rPr>
+        <w:t xml:space="preserve"> szerver oldalon a </w:t>
+      </w:r>
+      <w:r>
+        <w:rPr>
+          <w:rFonts w:ascii="Arial" w:hAnsi="Arial" w:cs="Arial"/>
+          <w:i/>
+          <w:iCs/>
+        </w:rPr>
+        <w:t>create_visited_place</w:t>
+      </w:r>
+      <w:r>
+        <w:rPr>
+          <w:rFonts w:ascii="Arial" w:hAnsi="Arial" w:cs="Arial"/>
+        </w:rPr>
+        <w:t xml:space="preserve"> végpont JWT-alapú hitelesítéshez kötött: a rendszer azonosítja a bejelentkezett felhasználót, és a rekordot hozzárendeli. A kliens oldalon az oldal betöltését hitelesítés-ellenőrző mechanizmus védi</w:t>
+      </w:r>
+      <w:r>
+        <w:rPr>
+          <w:rFonts w:ascii="Arial" w:hAnsi="Arial" w:cs="Arial"/>
+        </w:rPr>
+        <w:t xml:space="preserve"> (authGuard.js)</w:t>
+      </w:r>
+      <w:r>
+        <w:rPr>
+          <w:rFonts w:ascii="Arial" w:hAnsi="Arial" w:cs="Arial"/>
+        </w:rPr>
+        <w:t>, az API-hívásokhoz pedig egy közös segédmodul automatikusan csatolja a hitelesítéshez szükséges tokent</w:t>
+      </w:r>
+      <w:r>
+        <w:rPr>
+          <w:rFonts w:ascii="Arial" w:hAnsi="Arial" w:cs="Arial"/>
+        </w:rPr>
+        <w:t xml:space="preserve"> (apiConfig.js)</w:t>
+      </w:r>
+      <w:r>
+        <w:rPr>
+          <w:rFonts w:ascii="Arial" w:hAnsi="Arial" w:cs="Arial"/>
+        </w:rPr>
+        <w:t xml:space="preserve">. Ezután a szerver a megadott helynév és ország alapján megpróbálja meghatározni a helyszín földrajzi koordinátáit </w:t>
+      </w:r>
+      <w:r>
+        <w:rPr>
+          <w:rFonts w:ascii="Arial" w:hAnsi="Arial" w:cs="Arial"/>
+        </w:rPr>
+        <w:t>a Nominatim</w:t>
+      </w:r>
+      <w:r>
+        <w:rPr>
+          <w:rFonts w:ascii="Arial" w:hAnsi="Arial" w:cs="Arial"/>
+        </w:rPr>
+        <w:t xml:space="preserve"> geokódoló szolgáltatáson keresztül. A </w:t>
+      </w:r>
+      <w:r>
+        <w:rPr>
+          <w:rFonts w:ascii="Arial" w:hAnsi="Arial" w:cs="Arial"/>
+        </w:rPr>
+        <w:t>geokódolás</w:t>
+      </w:r>
+      <w:r>
+        <w:rPr>
+          <w:rFonts w:ascii="Arial" w:hAnsi="Arial" w:cs="Arial"/>
+        </w:rPr>
+        <w:t xml:space="preserve"> hibatűrő módon van </w:t>
       </w:r>
       <w:r>
         <w:rPr>
           <w:rFonts w:ascii="Arial" w:hAnsi="Arial" w:cs="Arial"/>
         </w:rPr>
         <w:lastRenderedPageBreak/>
-        <w:t>záródátumát, egy 1–5 csillagos értékelést, egy rövid leírást, hosszabb megjegyzéseket, valamint tetszőleges számú fényképet csatolhat a bejegyzéshez.</w:t>
-      </w:r>
-    </w:p>
-    <w:p>
-      <w:pPr>
-        <w:spacing w:line="360" w:lineRule="auto"/>
-        <w:jc w:val="both"/>
-        <w:rPr>
-          <w:rFonts w:ascii="Arial" w:hAnsi="Arial" w:cs="Arial"/>
-        </w:rPr>
-      </w:pPr>
-      <w:r>
-        <w:rPr>
-          <w:rFonts w:ascii="Arial" w:hAnsi="Arial" w:cs="Arial"/>
-        </w:rPr>
-        <w:t>A kliens oldali validáció több szinten is biztosítja az adatok helyességét, mielőtt azok elküldésre kerül</w:t>
-      </w:r>
-      <w:r>
-        <w:rPr>
-          <w:rFonts w:ascii="Arial" w:hAnsi="Arial" w:cs="Arial"/>
-        </w:rPr>
-        <w:t>nek</w:t>
-      </w:r>
-      <w:r>
-        <w:rPr>
-          <w:rFonts w:ascii="Arial" w:hAnsi="Arial" w:cs="Arial"/>
-        </w:rPr>
-        <w:t xml:space="preserve">. A dátumválasztó mezők a </w:t>
-      </w:r>
-      <w:r>
-        <w:rPr>
-          <w:rFonts w:ascii="Arial" w:hAnsi="Arial" w:cs="Arial"/>
-          <w:i/>
-          <w:iCs/>
-        </w:rPr>
-        <w:t>flatpickr</w:t>
-      </w:r>
-      <w:r>
-        <w:rPr>
-          <w:rFonts w:ascii="Arial" w:hAnsi="Arial" w:cs="Arial"/>
-        </w:rPr>
-        <w:t xml:space="preserve"> könyvtár segítségével </w:t>
-      </w:r>
-      <w:r>
-        <w:rPr>
-          <w:rFonts w:ascii="Arial" w:hAnsi="Arial" w:cs="Arial"/>
-        </w:rPr>
-        <w:t>működnek</w:t>
-      </w:r>
-      <w:r>
-        <w:rPr>
-          <w:rFonts w:ascii="Arial" w:hAnsi="Arial" w:cs="Arial"/>
-        </w:rPr>
-        <w:t xml:space="preserve">, a felhasználó nyelvi beállításához igazodó lokalizációval jelennek meg, és a </w:t>
-      </w:r>
-      <w:r>
-        <w:rPr>
-          <w:rFonts w:ascii="Arial" w:hAnsi="Arial" w:cs="Arial"/>
-          <w:i/>
-          <w:iCs/>
-        </w:rPr>
-        <w:t>maxDate: 'today'</w:t>
-      </w:r>
-      <w:r>
-        <w:rPr>
-          <w:rFonts w:ascii="Arial" w:hAnsi="Arial" w:cs="Arial"/>
-        </w:rPr>
-        <w:t xml:space="preserve"> beállítás megakadályozza jövőbeli dátum kiválasztását. Az űrlap elküldése előtt a rendszer ellenőrzi a kötelező mezők (helynév, ország, kezdő dátum) kitöltöttségét, valamint azt, hogy a záró</w:t>
+        <w:t xml:space="preserve">kialakítva: </w:t>
+      </w:r>
+      <w:r>
+        <w:rPr>
+          <w:rFonts w:ascii="Arial" w:hAnsi="Arial" w:cs="Arial"/>
+        </w:rPr>
+        <w:t>ha</w:t>
+      </w:r>
+      <w:r>
+        <w:rPr>
+          <w:rFonts w:ascii="Arial" w:hAnsi="Arial" w:cs="Arial"/>
+        </w:rPr>
+        <w:t xml:space="preserve"> bármilyen okból sikertelen, a rendszer ekkor is elmenti a helyszínt koordináták nélkül, így egy külső szolgáltatás átmeneti elérhetetlensége nem akadályozza meg az adat rögzítését.</w:t>
+      </w:r>
+    </w:p>
+    <w:p>
+      <w:pPr>
+        <w:spacing w:line="360" w:lineRule="auto"/>
+        <w:jc w:val="both"/>
+        <w:rPr>
+          <w:rFonts w:ascii="Arial" w:hAnsi="Arial" w:cs="Arial"/>
+        </w:rPr>
+      </w:pPr>
+      <w:r>
+        <w:rPr>
+          <w:rFonts w:ascii="Arial" w:hAnsi="Arial" w:cs="Arial"/>
+        </w:rPr>
+        <w:t>A helyszín sikeres létrehozását követően, amennyiben a felhasználó fényképeket is csatolt, a kliens egyenként, sorban továbbítja ezeket a képfeltöltő</w:t>
       </w:r>
       <w:r>
         <w:rPr>
@@ -11181,23 +11573,100 @@
       <w:r>
         <w:rPr>
           <w:rFonts w:ascii="Arial" w:hAnsi="Arial" w:cs="Arial"/>
-        </w:rPr>
-        <w:t>dátum ne előzze meg a kezdő dátumot.</w:t>
-      </w:r>
-    </w:p>
-    <w:p>
-      <w:pPr>
-        <w:spacing w:line="360" w:lineRule="auto"/>
-        <w:jc w:val="both"/>
-        <w:rPr>
-          <w:rFonts w:ascii="Arial" w:hAnsi="Arial" w:cs="Arial"/>
-        </w:rPr>
-      </w:pPr>
-      <w:r>
-        <w:rPr>
-          <w:rFonts w:ascii="Arial" w:hAnsi="Arial" w:cs="Arial"/>
-        </w:rPr>
-        <w:t>A fényképfeltöltés</w:t>
+          <w:i/>
+          <w:iCs/>
+        </w:rPr>
+        <w:t>/api/visited-places/{place_id}/images/upload</w:t>
+      </w:r>
+      <w:r>
+        <w:rPr>
+          <w:rFonts w:ascii="Arial" w:hAnsi="Arial" w:cs="Arial"/>
+        </w:rPr>
+        <w:t xml:space="preserve"> végpontra. A folyamat során a felhasználó valós idejű visszajelzést kap a feltöltés állapotáról, például „Fénykép feltöltése… (2/5)” formában. Amennyiben egy adott fénykép feltöltése </w:t>
+      </w:r>
+      <w:r>
+        <w:rPr>
+          <w:rFonts w:ascii="Arial" w:hAnsi="Arial" w:cs="Arial"/>
+        </w:rPr>
+        <w:t>sikertelen</w:t>
+      </w:r>
+      <w:r>
+        <w:rPr>
+          <w:rFonts w:ascii="Arial" w:hAnsi="Arial" w:cs="Arial"/>
+        </w:rPr>
+        <w:t>, a rendszer nem vonja vissza a már sikeresen létrehozott helyszínt, hanem tájékoztatja a felhasználót a részleges sikerről, elkerülve ezzel az addig elvégzett munka elvesztését</w:t>
+      </w:r>
+      <w:r>
+        <w:rPr>
+          <w:rFonts w:ascii="Arial" w:hAnsi="Arial" w:cs="Arial"/>
+        </w:rPr>
+        <w:t>,</w:t>
+      </w:r>
+      <w:r>
+        <w:rPr>
+          <w:rFonts w:ascii="Arial" w:hAnsi="Arial" w:cs="Arial"/>
+        </w:rPr>
+        <w:t xml:space="preserve"> ekkor a</w:t>
+      </w:r>
+      <w:r>
+        <w:rPr>
+          <w:rFonts w:ascii="Arial" w:hAnsi="Arial" w:cs="Arial"/>
+        </w:rPr>
+        <w:t xml:space="preserve"> </w:t>
+      </w:r>
+      <w:r>
+        <w:rPr>
+          <w:rFonts w:ascii="Arial" w:hAnsi="Arial" w:cs="Arial"/>
+          <w:i/>
+          <w:iCs/>
+        </w:rPr>
+        <w:t>clearDraft()</w:t>
+      </w:r>
+      <w:r>
+        <w:rPr>
+          <w:rFonts w:ascii="Arial" w:hAnsi="Arial" w:cs="Arial"/>
+        </w:rPr>
+        <w:t xml:space="preserve"> metódus segítségével a</w:t>
+      </w:r>
+      <w:r>
+        <w:rPr>
+          <w:rFonts w:ascii="Arial" w:hAnsi="Arial" w:cs="Arial"/>
+        </w:rPr>
+        <w:t xml:space="preserve"> piszkozat törlődik, hogy lapfrissítéskor ne jöhessen létre duplikált hely. A szerver oldalon a</w:t>
+      </w:r>
+      <w:r>
+        <w:rPr>
+          <w:rFonts w:ascii="Arial" w:hAnsi="Arial" w:cs="Arial"/>
+        </w:rPr>
+        <w:t xml:space="preserve">z </w:t>
+      </w:r>
+      <w:r>
+        <w:rPr>
+          <w:rFonts w:ascii="Arial" w:hAnsi="Arial" w:cs="Arial"/>
+          <w:i/>
+          <w:iCs/>
+        </w:rPr>
+        <w:t>upload_place_image</w:t>
+      </w:r>
+      <w:r>
+        <w:rPr>
+          <w:rFonts w:ascii="Arial" w:hAnsi="Arial" w:cs="Arial"/>
+          <w:i/>
+          <w:iCs/>
+        </w:rPr>
+        <w:t>()</w:t>
+      </w:r>
+      <w:r>
+        <w:rPr>
+          <w:rFonts w:ascii="Arial" w:hAnsi="Arial" w:cs="Arial"/>
+        </w:rPr>
+        <w:t xml:space="preserve"> </w:t>
+      </w:r>
+      <w:r>
+        <w:rPr>
+          <w:rFonts w:ascii="Arial" w:hAnsi="Arial" w:cs="Arial"/>
+        </w:rPr>
+        <w:t>végpont ellenőrzi a helyszín létezését és tulajdonosát, majd</w:t>
       </w:r>
       <w:r>
         <w:rPr>
@@ -11209,185 +11678,55 @@
         <w:rPr>
           <w:rFonts w:ascii="Arial" w:hAnsi="Arial" w:cs="Arial"/>
         </w:rPr>
-        <w:t xml:space="preserve"> kliens</w:t>
-      </w:r>
-      <w:r>
-        <w:rPr>
-          <w:rFonts w:ascii="Arial" w:hAnsi="Arial" w:cs="Arial"/>
-        </w:rPr>
         <w:t xml:space="preserve"> </w:t>
       </w:r>
       <w:r>
         <w:rPr>
           <w:rFonts w:ascii="Arial" w:hAnsi="Arial" w:cs="Arial"/>
-        </w:rPr>
-        <w:t xml:space="preserve">oldalon </w:t>
-      </w:r>
-      <w:r>
-        <w:rPr>
-          <w:rFonts w:ascii="Arial" w:hAnsi="Arial" w:cs="Arial"/>
-        </w:rPr>
-        <w:t>a következőképpen</w:t>
-      </w:r>
-      <w:r>
-        <w:rPr>
-          <w:rFonts w:ascii="Arial" w:hAnsi="Arial" w:cs="Arial"/>
-        </w:rPr>
-        <w:t xml:space="preserve"> valósul meg: a kiválasztott fájlok formátumát (kizárólag PNG és JPEG engedélyezett) és méretét (legfeljebb 10 MB fájlonként) a rendszer már a feltöltés előtt ellenőrzi, a nem megfelelő fájlokról pedig részletes hibaüzenetet jelenít meg. A kiválasztott képekről a böngésző </w:t>
-      </w:r>
-      <w:r>
-        <w:rPr>
-          <w:rFonts w:ascii="Arial" w:hAnsi="Arial" w:cs="Arial"/>
-          <w:i/>
-          <w:iCs/>
-        </w:rPr>
-        <w:t>URL.createObjectURL</w:t>
-      </w:r>
-      <w:r>
-        <w:rPr>
-          <w:rFonts w:ascii="Arial" w:hAnsi="Arial" w:cs="Arial"/>
-        </w:rPr>
-        <w:t xml:space="preserve"> metódusával azonnali, helyi előnézet készül, amelyet a felhasználó egyenként el is távolíthat a feltöltés előtt</w:t>
+          <w:i/>
+          <w:iCs/>
+        </w:rPr>
+        <w:t>save_place_image</w:t>
+      </w:r>
+      <w:r>
+        <w:rPr>
+          <w:rFonts w:ascii="Arial" w:hAnsi="Arial" w:cs="Arial"/>
+          <w:i/>
+          <w:iCs/>
+        </w:rPr>
+        <w:t>()</w:t>
+      </w:r>
+      <w:r>
+        <w:rPr>
+          <w:rFonts w:ascii="Arial" w:hAnsi="Arial" w:cs="Arial"/>
+        </w:rPr>
+        <w:t xml:space="preserve"> menti el a bináris fájlt a szerver feltöltési könyvtárába, és létrehoz hozzá egy megfelelő adatbázis-rekordot. Sikeres mentés után a kliens a meglátogatott helyek listaoldalára irányítja át a felhasználót</w:t>
+      </w:r>
+      <w:r>
+        <w:rPr>
+          <w:rFonts w:ascii="Arial" w:hAnsi="Arial" w:cs="Arial"/>
+        </w:rPr>
+        <w:t xml:space="preserve"> a </w:t>
+      </w:r>
+      <w:r>
+        <w:rPr>
+          <w:rFonts w:ascii="Arial" w:hAnsi="Arial" w:cs="Arial"/>
+          <w:i/>
+          <w:iCs/>
+        </w:rPr>
+        <w:t>goToVisitedPlaces()</w:t>
+      </w:r>
+      <w:r>
+        <w:rPr>
+          <w:rFonts w:ascii="Arial" w:hAnsi="Arial" w:cs="Arial"/>
+        </w:rPr>
+        <w:t xml:space="preserve"> függvény használatával</w:t>
       </w:r>
       <w:r>
         <w:rPr>
           <w:rFonts w:ascii="Arial" w:hAnsi="Arial" w:cs="Arial"/>
         </w:rPr>
         <w:t>.</w:t>
-      </w:r>
-    </w:p>
-    <w:p>
-      <w:pPr>
-        <w:spacing w:line="360" w:lineRule="auto"/>
-        <w:jc w:val="both"/>
-        <w:rPr>
-          <w:rFonts w:ascii="Arial" w:hAnsi="Arial" w:cs="Arial"/>
-        </w:rPr>
-      </w:pPr>
-      <w:r>
-        <w:rPr>
-          <w:rFonts w:ascii="Arial" w:hAnsi="Arial" w:cs="Arial"/>
-        </w:rPr>
-        <w:t xml:space="preserve">Az adatok mentése két, egymásra épülő lépésben történik. Elsőként a helyszín szöveges adatai kerülnek elküldésre egy POST kéréssel a </w:t>
-      </w:r>
-      <w:r>
-        <w:rPr>
-          <w:rFonts w:ascii="Arial" w:hAnsi="Arial" w:cs="Arial"/>
-          <w:i/>
-          <w:iCs/>
-        </w:rPr>
-        <w:t>/api/visited-places</w:t>
-      </w:r>
-      <w:r>
-        <w:rPr>
-          <w:rFonts w:ascii="Arial" w:hAnsi="Arial" w:cs="Arial"/>
-        </w:rPr>
-        <w:t xml:space="preserve"> végpontra. A szerver oldalon ez a végpont ellenőrzi a felhasználó létezését, majd a megadott helynév és ország alapján meg</w:t>
-      </w:r>
-      <w:r>
-        <w:rPr>
-          <w:rFonts w:ascii="Arial" w:hAnsi="Arial" w:cs="Arial"/>
-        </w:rPr>
-        <w:t>próbálja</w:t>
-      </w:r>
-      <w:r>
-        <w:rPr>
-          <w:rFonts w:ascii="Arial" w:hAnsi="Arial" w:cs="Arial"/>
-        </w:rPr>
-        <w:t xml:space="preserve"> meghatározni a helyszín földrajzi koordinátáit egy geokódoló szolgáltatáson keresztül. A megoldás hibatűrő módon van kialakítva: amennyiben a geokódolás bármilyen okból sikertelen, a rendszer ekkor is elmenti a helyszínt, koordináták nélkül, így egy külső szolgáltatás átmeneti elérhetetlensége nem akadályozza meg az adat rögzítését.</w:t>
-      </w:r>
-    </w:p>
-    <w:p>
-      <w:pPr>
-        <w:spacing w:line="360" w:lineRule="auto"/>
-        <w:jc w:val="both"/>
-        <w:rPr>
-          <w:rFonts w:ascii="Arial" w:hAnsi="Arial" w:cs="Arial"/>
-        </w:rPr>
-      </w:pPr>
-      <w:r>
-        <w:rPr>
-          <w:rFonts w:ascii="Arial" w:hAnsi="Arial" w:cs="Arial"/>
-        </w:rPr>
-        <w:t>A helyszín sikeres létrehozását követően</w:t>
-      </w:r>
-      <w:r>
-        <w:rPr>
-          <w:rFonts w:ascii="Arial" w:hAnsi="Arial" w:cs="Arial"/>
-        </w:rPr>
-        <w:t xml:space="preserve">, </w:t>
-      </w:r>
-      <w:r>
-        <w:rPr>
-          <w:rFonts w:ascii="Arial" w:hAnsi="Arial" w:cs="Arial"/>
-        </w:rPr>
-        <w:t>amennyiben a felhasználó fényképeket is csatol</w:t>
-      </w:r>
-      <w:r>
-        <w:rPr>
-          <w:rFonts w:ascii="Arial" w:hAnsi="Arial" w:cs="Arial"/>
-        </w:rPr>
-        <w:t xml:space="preserve">t, </w:t>
-      </w:r>
-      <w:r>
-        <w:rPr>
-          <w:rFonts w:ascii="Arial" w:hAnsi="Arial" w:cs="Arial"/>
-        </w:rPr>
-        <w:t xml:space="preserve">a kliens egyenként továbbítja ezeket a </w:t>
-      </w:r>
-      <w:r>
-        <w:rPr>
-          <w:rFonts w:ascii="Arial" w:hAnsi="Arial" w:cs="Arial"/>
-          <w:i/>
-          <w:iCs/>
-        </w:rPr>
-        <w:t>/api/visited-places/{place_id}/images/upload</w:t>
-      </w:r>
-      <w:r>
-        <w:rPr>
-          <w:rFonts w:ascii="Arial" w:hAnsi="Arial" w:cs="Arial"/>
-        </w:rPr>
-        <w:t xml:space="preserve"> végpontra, </w:t>
-      </w:r>
-      <w:r>
-        <w:rPr>
-          <w:rFonts w:ascii="Arial" w:hAnsi="Arial" w:cs="Arial"/>
-          <w:i/>
-          <w:iCs/>
-        </w:rPr>
-        <w:t>multipart/form-data</w:t>
-      </w:r>
-      <w:r>
-        <w:rPr>
-          <w:rFonts w:ascii="Arial" w:hAnsi="Arial" w:cs="Arial"/>
-        </w:rPr>
-        <w:t xml:space="preserve"> formátumban. A folyamat során a felhasználó valós idejű visszajelzést kap a feltöltés állapotáról (pl. "2/5 fénykép feltöltve"). Amennyiben egy adott fénykép feltöltése meghiúsul, a rendszer nem vonja vissza a már sikeresen létrehozott helyszínt, hanem tájékoztatja a felhasználót a részleges sikerről, elkerülve ez</w:t>
-      </w:r>
-      <w:r>
-        <w:rPr>
-          <w:rFonts w:ascii="Arial" w:hAnsi="Arial" w:cs="Arial"/>
-        </w:rPr>
-        <w:t>zel</w:t>
-      </w:r>
-      <w:r>
-        <w:rPr>
-          <w:rFonts w:ascii="Arial" w:hAnsi="Arial" w:cs="Arial"/>
-        </w:rPr>
-        <w:t xml:space="preserve"> az addig elvégzett munka elvesztését. A szerver oldalon a képfeltöltő végpont ellenőrzi a célhelyszín létezését, majd a </w:t>
-      </w:r>
-      <w:r>
-        <w:rPr>
-          <w:rFonts w:ascii="Arial" w:hAnsi="Arial" w:cs="Arial"/>
-          <w:i/>
-          <w:iCs/>
-        </w:rPr>
-        <w:t>save_place_image</w:t>
-      </w:r>
-      <w:r>
-        <w:rPr>
-          <w:rFonts w:ascii="Arial" w:hAnsi="Arial" w:cs="Arial"/>
-        </w:rPr>
-        <w:t xml:space="preserve"> segédfüggvény segítségével menti el a bináris fájlt a szerver feltöltési könyvtárába, és hoz létre hozzá egy megfelelő adatbázis-rekordot.</w:t>
       </w:r>
     </w:p>
     <w:p>
@@ -11406,7 +11745,6 @@
           <w:sz w:val="28"/>
           <w:szCs w:val="28"/>
         </w:rPr>
-        <w:lastRenderedPageBreak/>
         <w:t>5.</w:t>
       </w:r>
       <w:r>
@@ -11757,6 +12095,7 @@
         <w:rPr>
           <w:rFonts w:ascii="Arial" w:hAnsi="Arial" w:cs="Arial"/>
         </w:rPr>
+        <w:lastRenderedPageBreak/>
         <w:t xml:space="preserve">Az oldal betöltésekor a kliens oldali script a böngésző </w:t>
       </w:r>
       <w:r>
@@ -12008,7 +12347,6 @@
           <w:sz w:val="28"/>
           <w:szCs w:val="28"/>
         </w:rPr>
-        <w:lastRenderedPageBreak/>
         <w:t>5.</w:t>
       </w:r>
       <w:r>
@@ -12173,7 +12511,14 @@
         <w:rPr>
           <w:rFonts w:ascii="Arial" w:hAnsi="Arial" w:cs="Arial"/>
         </w:rPr>
-        <w:t> végpontról, és ezekkel (felhasználónév, e-mail cím) frissíti a nézetet. A kéréshez szükséges JWT-t a globális API-segédmodul (apiConfig.js) automatikusan csatolja. Sikertelen lekérdezés esetén a felület lokalizált hibaszöveget jelenít meg az e-mail mező helyén, elkerülve, hogy a betöltés jelzése véglegesen fennmaradjon.</w:t>
+        <w:t xml:space="preserve"> végpontról, és ezekkel (felhasználónév, e-mail cím) frissíti a nézetet. A kéréshez szükséges JWT-t a globális API-segédmodul (apiConfig.js) automatikusan csatolja. Sikertelen lekérdezés esetén a felület lokalizált hibaszöveget </w:t>
+      </w:r>
+      <w:r>
+        <w:rPr>
+          <w:rFonts w:ascii="Arial" w:hAnsi="Arial" w:cs="Arial"/>
+        </w:rPr>
+        <w:lastRenderedPageBreak/>
+        <w:t>jelenít meg az e-mail mező helyén, elkerülve, hogy a betöltés jelzése véglegesen fennmaradjon.</w:t>
       </w:r>
     </w:p>
     <w:p>
@@ -12348,20 +12693,221 @@
         <w:rPr>
           <w:rFonts w:ascii="Arial" w:hAnsi="Arial" w:cs="Arial"/>
         </w:rPr>
+        <w:t xml:space="preserve">A sikeres adatbetöltést követően a „Fiók” szekció dinamikusan </w:t>
+      </w:r>
+      <w:r>
+        <w:rPr>
+          <w:rFonts w:ascii="Arial" w:hAnsi="Arial" w:cs="Arial"/>
+        </w:rPr>
+        <w:t>épül fel</w:t>
+      </w:r>
+      <w:r>
+        <w:rPr>
+          <w:rFonts w:ascii="Arial" w:hAnsi="Arial" w:cs="Arial"/>
+        </w:rPr>
+        <w:t>, és két lehetőséget kínál: a profil szerkesztésére mutató hivatkozást, valamint egy kijelentkezés gombot. A kijelentkezés megnyomására a rendszer megerősítő párbeszédablakot jelenít meg</w:t>
+      </w:r>
+      <w:r>
+        <w:rPr>
+          <w:rFonts w:ascii="Arial" w:hAnsi="Arial" w:cs="Arial"/>
+        </w:rPr>
+        <w:t>,</w:t>
+      </w:r>
+      <w:r>
+        <w:rPr>
+          <w:rFonts w:ascii="Arial" w:hAnsi="Arial" w:cs="Arial"/>
+        </w:rPr>
+        <w:t xml:space="preserve"> jóváhagyás esetén a kliens a </w:t>
+      </w:r>
+      <w:r>
+        <w:rPr>
+          <w:rFonts w:ascii="Arial" w:hAnsi="Arial" w:cs="Arial"/>
+          <w:i/>
+          <w:iCs/>
+        </w:rPr>
+        <w:t>clearAuthSession()</w:t>
+      </w:r>
+      <w:r>
+        <w:rPr>
+          <w:rFonts w:ascii="Arial" w:hAnsi="Arial" w:cs="Arial"/>
+        </w:rPr>
+        <w:t> segédfüggvénnyel eltávolítja a bejelentkezéshez tartozó adatokat a </w:t>
+      </w:r>
+      <w:r>
+        <w:rPr>
+          <w:rFonts w:ascii="Arial" w:hAnsi="Arial" w:cs="Arial"/>
+          <w:i/>
+          <w:iCs/>
+        </w:rPr>
+        <w:t>localStorage</w:t>
+      </w:r>
+      <w:r>
+        <w:rPr>
+          <w:rFonts w:ascii="Arial" w:hAnsi="Arial" w:cs="Arial"/>
+        </w:rPr>
+        <w:t>-ból, majd a felhasználót a bejelentkezési oldalra irányítja.</w:t>
+      </w:r>
+    </w:p>
+    <w:p>
+      <w:pPr>
+        <w:spacing w:line="360" w:lineRule="auto"/>
+        <w:jc w:val="both"/>
+        <w:rPr>
+          <w:rFonts w:ascii="Arial" w:hAnsi="Arial" w:cs="Arial"/>
+        </w:rPr>
+      </w:pPr>
+      <w:r>
+        <w:rPr>
+          <w:rFonts w:ascii="Arial" w:hAnsi="Arial" w:cs="Arial"/>
+        </w:rPr>
+        <w:t>5.8.</w:t>
+      </w:r>
+      <w:r>
+        <w:rPr>
+          <w:rFonts w:ascii="Arial" w:hAnsi="Arial" w:cs="Arial"/>
+        </w:rPr>
+        <w:t>4</w:t>
+      </w:r>
+      <w:r>
+        <w:rPr>
+          <w:rFonts w:ascii="Arial" w:hAnsi="Arial" w:cs="Arial"/>
+        </w:rPr>
+        <w:t>. Profil szerkesztése</w:t>
+      </w:r>
+    </w:p>
+    <w:p>
+      <w:pPr>
+        <w:spacing w:line="360" w:lineRule="auto"/>
+        <w:jc w:val="both"/>
+        <w:rPr>
+          <w:rFonts w:ascii="Arial" w:hAnsi="Arial" w:cs="Arial"/>
+        </w:rPr>
+      </w:pPr>
+      <w:r>
+        <w:rPr>
+          <w:rFonts w:ascii="Arial" w:hAnsi="Arial" w:cs="Arial"/>
+        </w:rPr>
+        <w:t>A profil szerkesztésére szolgáló oldalon a felhasználó módosíthatja felhasználónevét, e-mail címét, lakóhelyét (home city), valamint jelszavát is.</w:t>
+      </w:r>
+    </w:p>
+    <w:p>
+      <w:pPr>
+        <w:spacing w:line="360" w:lineRule="auto"/>
+        <w:jc w:val="both"/>
+        <w:rPr>
+          <w:rFonts w:ascii="Arial" w:hAnsi="Arial" w:cs="Arial"/>
+        </w:rPr>
+      </w:pPr>
+      <w:r>
+        <w:rPr>
+          <w:rFonts w:ascii="Arial" w:hAnsi="Arial" w:cs="Arial"/>
+        </w:rPr>
+        <w:t>Az oldal betöltésekor a kliens lekérdezi a felhasználó aktuális adatait a </w:t>
+      </w:r>
+      <w:r>
+        <w:rPr>
+          <w:rFonts w:ascii="Arial" w:hAnsi="Arial" w:cs="Arial"/>
+          <w:i/>
+          <w:iCs/>
+        </w:rPr>
+        <w:t>/api/users/{user_id}</w:t>
+      </w:r>
+      <w:r>
+        <w:rPr>
+          <w:rFonts w:ascii="Arial" w:hAnsi="Arial" w:cs="Arial"/>
+        </w:rPr>
+        <w:t> végpontról, és ezeket betölti az űrlap mezőibe. A jelszó mezők üresen maradnak; az oldal jelzi, hogy kitöltetlenül hagyásuk esetén a jelenlegi jelszó változatlan marad.</w:t>
+      </w:r>
+    </w:p>
+    <w:p>
+      <w:pPr>
+        <w:spacing w:line="360" w:lineRule="auto"/>
+        <w:jc w:val="both"/>
+        <w:rPr>
+          <w:rFonts w:ascii="Arial" w:hAnsi="Arial" w:cs="Arial"/>
+        </w:rPr>
+      </w:pPr>
+      <w:r>
+        <w:rPr>
+          <w:rFonts w:ascii="Arial" w:hAnsi="Arial" w:cs="Arial"/>
+        </w:rPr>
+        <w:t xml:space="preserve">Az űrlap elküldése előtt a kliens oldali validáció ellenőrzi, hogy a felhasználónév és az e-mail mező ki van-e töltve, valamint hogy jelszóváltás esetén mindkét jelszómező (új </w:t>
+      </w:r>
+      <w:r>
+        <w:rPr>
+          <w:rFonts w:ascii="Arial" w:hAnsi="Arial" w:cs="Arial"/>
+        </w:rPr>
         <w:lastRenderedPageBreak/>
-        <w:t xml:space="preserve">A sikeres adatbetöltést követően a „Fiók” szekció dinamikusan </w:t>
-      </w:r>
-      <w:r>
-        <w:rPr>
-          <w:rFonts w:ascii="Arial" w:hAnsi="Arial" w:cs="Arial"/>
-        </w:rPr>
-        <w:t>épül fel</w:t>
-      </w:r>
-      <w:r>
-        <w:rPr>
-          <w:rFonts w:ascii="Arial" w:hAnsi="Arial" w:cs="Arial"/>
-        </w:rPr>
-        <w:t>, és két lehetőséget kínál: a profil szerkesztésére mutató hivatkozást, valamint egy kijelentkezés gombot. A kijelentkezés megnyomására a rendszer megerősítő párbeszédablakot jelenít meg</w:t>
+        <w:t>jelszó, megerősítés) ki legyen töltve, a jelszó elérje a hatkarakteres minimális hosszt, és a két mező tartalma megegyezzen. Üres jelszómezők esetén a rendszer nem küldi el a password mezőt a szerver felé, így a meglévő jelszó nem változik.</w:t>
+      </w:r>
+    </w:p>
+    <w:p>
+      <w:pPr>
+        <w:spacing w:line="360" w:lineRule="auto"/>
+        <w:jc w:val="both"/>
+        <w:rPr>
+          <w:rFonts w:ascii="Arial" w:hAnsi="Arial" w:cs="Arial"/>
+        </w:rPr>
+      </w:pPr>
+      <w:r>
+        <w:rPr>
+          <w:rFonts w:ascii="Arial" w:hAnsi="Arial" w:cs="Arial"/>
+        </w:rPr>
+        <w:t>A validált adatok egy PUT kéréssel kerülnek a </w:t>
+      </w:r>
+      <w:r>
+        <w:rPr>
+          <w:rFonts w:ascii="Arial" w:hAnsi="Arial" w:cs="Arial"/>
+          <w:i/>
+          <w:iCs/>
+        </w:rPr>
+        <w:t>/api/users/{user_id}</w:t>
+      </w:r>
+      <w:r>
+        <w:rPr>
+          <w:rFonts w:ascii="Arial" w:hAnsi="Arial" w:cs="Arial"/>
+        </w:rPr>
+        <w:t> végpontra. A szerver ellenőrzi, hogy a módosítani kívánt felhasználónév vagy e-mail nem ütközik-e más felhasználó rekordjával</w:t>
+      </w:r>
+      <w:r>
+        <w:rPr>
+          <w:rFonts w:ascii="Arial" w:hAnsi="Arial" w:cs="Arial"/>
+        </w: